--- a/B894-25K/FBL-PhD-research-proposal.docx
+++ b/B894-25K/FBL-PhD-research-proposal.docx
@@ -4864,7 +4864,7 @@
           <w:color w:val="000000" w:themeColor="text1"/>
         </w:rPr>
         <w:drawing>
-          <wp:inline distT="0" distB="0" distL="0" distR="0" wp14:anchorId="24BB0966" wp14:editId="490B1AC3">
+          <wp:inline distT="0" distB="0" distL="0" distR="0" wp14:anchorId="24BB0966" wp14:editId="7A22326F">
             <wp:extent cx="5128260" cy="3046840"/>
             <wp:effectExtent l="0" t="0" r="0" b="1270"/>
             <wp:docPr id="422260730" name="Picture 2" descr="A diagram of a business process"/>
@@ -9243,6 +9243,14 @@
         </w:rPr>
         <w:t>Coles &amp; Treble (1993; 1996)</w:t>
       </w:r>
+      <w:r>
+        <w:rPr>
+          <w:rFonts w:ascii="CMU Sans Serif" w:hAnsi="CMU Sans Serif" w:cs="CMU Sans Serif"/>
+          <w:sz w:val="20"/>
+          <w:szCs w:val="20"/>
+        </w:rPr>
+        <w:t xml:space="preserve"> are some of the key seminal works on the dynamics faced by the employer and the behaviour of the employer when faced with uncertainty.</w:t>
+      </w:r>
     </w:p>
     <w:p>
       <w:pPr>
@@ -10458,28 +10466,6 @@
     </w:p>
     <w:p>
       <w:pPr>
-        <w:jc w:val="both"/>
-        <w:rPr>
-          <w:rFonts w:ascii="CMU Sans Serif" w:hAnsi="CMU Sans Serif" w:cs="CMU Sans Serif"/>
-          <w:color w:val="000000" w:themeColor="text1"/>
-          <w:sz w:val="20"/>
-          <w:szCs w:val="20"/>
-        </w:rPr>
-      </w:pPr>
-    </w:p>
-    <w:p>
-      <w:pPr>
-        <w:jc w:val="both"/>
-        <w:rPr>
-          <w:rFonts w:ascii="CMU Sans Serif" w:hAnsi="CMU Sans Serif" w:cs="CMU Sans Serif"/>
-          <w:color w:val="000000" w:themeColor="text1"/>
-          <w:sz w:val="20"/>
-          <w:szCs w:val="20"/>
-        </w:rPr>
-      </w:pPr>
-    </w:p>
-    <w:p>
-      <w:pPr>
         <w:pStyle w:val="Heading2"/>
         <w:contextualSpacing/>
         <w:jc w:val="both"/>
@@ -10804,18 +10790,7 @@
           <w:sz w:val="20"/>
           <w:szCs w:val="20"/>
         </w:rPr>
-        <w:t xml:space="preserve">Autism: the international journal of </w:t>
-      </w:r>
-      <w:r>
-        <w:rPr>
-          <w:rFonts w:ascii="CMU Sans Serif" w:hAnsi="CMU Sans Serif" w:cs="CMU Sans Serif"/>
-          <w:i/>
-          <w:iCs/>
-          <w:sz w:val="20"/>
-          <w:szCs w:val="20"/>
-        </w:rPr>
-        <w:lastRenderedPageBreak/>
-        <w:t>research and practice</w:t>
+        <w:t>Autism: the international journal of research and practice</w:t>
       </w:r>
       <w:r>
         <w:rPr>
@@ -10864,6 +10839,7 @@
           <w:sz w:val="20"/>
           <w:szCs w:val="20"/>
         </w:rPr>
+        <w:lastRenderedPageBreak/>
         <w:t>Dutta D, Adsule R (2025;) "Machines/humans agentic impacts on recruitment and selection practices across organizational contexts". </w:t>
       </w:r>
       <w:r>
@@ -11653,7 +11629,6 @@
           <w:sz w:val="20"/>
           <w:szCs w:val="20"/>
         </w:rPr>
-        <w:lastRenderedPageBreak/>
         <w:t xml:space="preserve">University of Hull Library (2025) ‘Literature Review: Reviewing for Research’, University of Hull Skills Team, Available at: </w:t>
       </w:r>
       <w:hyperlink r:id="rId38" w:history="1">
@@ -11703,6 +11678,7 @@
           <w:sz w:val="20"/>
           <w:szCs w:val="20"/>
         </w:rPr>
+        <w:lastRenderedPageBreak/>
         <w:t>Vinayak, P. C., Khan, B. M., and Jain, M. C. (2017). Role of signalling theory in potential applicant attraction: an employer branding perspective, </w:t>
       </w:r>
       <w:r>

--- a/B894-25K/FBL-PhD-research-proposal.docx
+++ b/B894-25K/FBL-PhD-research-proposal.docx
@@ -39,6 +39,26 @@
           <w:bCs/>
         </w:rPr>
       </w:pPr>
+      <w:ins w:id="0" w:author="Alfred Anate Bodurin Mayaki" w:date="2026-01-12T17:02:00Z" w16du:dateUtc="2026-01-12T17:02:00Z">
+        <w:r>
+          <w:rPr>
+            <w:rFonts w:ascii="CMU Sans Serif" w:hAnsi="CMU Sans Serif" w:cs="CMU Sans Serif"/>
+            <w:b/>
+            <w:bCs/>
+          </w:rPr>
+          <w:t>B</w:t>
+        </w:r>
+      </w:ins>
+      <w:ins w:id="1" w:author="Alfred Anate Bodurin Mayaki" w:date="2026-01-12T17:03:00Z" w16du:dateUtc="2026-01-12T17:03:00Z">
+        <w:r>
+          <w:rPr>
+            <w:rFonts w:ascii="CMU Sans Serif" w:hAnsi="CMU Sans Serif" w:cs="CMU Sans Serif"/>
+            <w:b/>
+            <w:bCs/>
+          </w:rPr>
+          <w:t xml:space="preserve">894: </w:t>
+        </w:r>
+      </w:ins>
       <w:r>
         <w:rPr>
           <w:rFonts w:ascii="CMU Sans Serif" w:hAnsi="CMU Sans Serif" w:cs="CMU Sans Serif"/>
@@ -47,14 +67,80 @@
         </w:rPr>
         <w:t>MSc</w:t>
       </w:r>
+      <w:ins w:id="2" w:author="Alfred Anate Bodurin Mayaki" w:date="2026-01-12T17:02:00Z" w16du:dateUtc="2026-01-12T17:02:00Z">
+        <w:r>
+          <w:rPr>
+            <w:rFonts w:ascii="CMU Sans Serif" w:hAnsi="CMU Sans Serif" w:cs="CMU Sans Serif"/>
+            <w:b/>
+            <w:bCs/>
+          </w:rPr>
+          <w:t xml:space="preserve"> Research</w:t>
+        </w:r>
+      </w:ins>
       <w:r>
         <w:rPr>
           <w:rFonts w:ascii="CMU Sans Serif" w:hAnsi="CMU Sans Serif" w:cs="CMU Sans Serif"/>
           <w:b/>
           <w:bCs/>
         </w:rPr>
-        <w:t xml:space="preserve"> Thesis Plan</w:t>
-      </w:r>
+        <w:t xml:space="preserve"> </w:t>
+      </w:r>
+      <w:del w:id="3" w:author="Alfred Anate Bodurin Mayaki" w:date="2026-01-12T17:02:00Z" w16du:dateUtc="2026-01-12T17:02:00Z">
+        <w:r>
+          <w:rPr>
+            <w:rFonts w:ascii="CMU Sans Serif" w:hAnsi="CMU Sans Serif" w:cs="CMU Sans Serif"/>
+            <w:b/>
+            <w:bCs/>
+          </w:rPr>
+          <w:delText xml:space="preserve">Thesis </w:delText>
+        </w:r>
+      </w:del>
+      <w:ins w:id="4" w:author="Alfred Anate Bodurin Mayaki" w:date="2026-01-12T17:02:00Z" w16du:dateUtc="2026-01-12T17:02:00Z">
+        <w:r>
+          <w:rPr>
+            <w:rFonts w:ascii="CMU Sans Serif" w:hAnsi="CMU Sans Serif" w:cs="CMU Sans Serif"/>
+            <w:b/>
+            <w:bCs/>
+          </w:rPr>
+          <w:t>Project</w:t>
+        </w:r>
+        <w:r>
+          <w:rPr>
+            <w:rFonts w:ascii="CMU Sans Serif" w:hAnsi="CMU Sans Serif" w:cs="CMU Sans Serif"/>
+            <w:b/>
+            <w:bCs/>
+          </w:rPr>
+          <w:t xml:space="preserve"> </w:t>
+        </w:r>
+      </w:ins>
+      <w:ins w:id="5" w:author="Alfred Anate Bodurin Mayaki" w:date="2026-01-12T17:03:00Z" w16du:dateUtc="2026-01-12T17:03:00Z">
+        <w:r>
+          <w:rPr>
+            <w:rFonts w:ascii="CMU Sans Serif" w:hAnsi="CMU Sans Serif" w:cs="CMU Sans Serif"/>
+            <w:b/>
+            <w:bCs/>
+          </w:rPr>
+          <w:t>(</w:t>
+        </w:r>
+      </w:ins>
+      <w:r>
+        <w:rPr>
+          <w:rFonts w:ascii="CMU Sans Serif" w:hAnsi="CMU Sans Serif" w:cs="CMU Sans Serif"/>
+          <w:b/>
+          <w:bCs/>
+        </w:rPr>
+        <w:t>Plan</w:t>
+      </w:r>
+      <w:ins w:id="6" w:author="Alfred Anate Bodurin Mayaki" w:date="2026-01-12T17:03:00Z" w16du:dateUtc="2026-01-12T17:03:00Z">
+        <w:r>
+          <w:rPr>
+            <w:rFonts w:ascii="CMU Sans Serif" w:hAnsi="CMU Sans Serif" w:cs="CMU Sans Serif"/>
+            <w:b/>
+            <w:bCs/>
+          </w:rPr>
+          <w:t>)</w:t>
+        </w:r>
+      </w:ins>
     </w:p>
     <w:p>
       <w:pPr>
@@ -1609,7 +1695,7 @@
         </w:rPr>
         <w:t xml:space="preserve"> here*</w:t>
       </w:r>
-      <w:bookmarkStart w:id="0" w:name="_Toc217468138"/>
+      <w:bookmarkStart w:id="7" w:name="_Toc217468138"/>
     </w:p>
     <w:p>
       <w:pPr>
@@ -1644,7 +1730,7 @@
         </w:rPr>
         <w:t>Outline</w:t>
       </w:r>
-      <w:bookmarkEnd w:id="0"/>
+      <w:bookmarkEnd w:id="7"/>
     </w:p>
     <w:p>
       <w:pPr>
@@ -1791,6 +1877,46 @@
         </w:rPr>
         <w:t> the various approaches taken by employers when attracting these aforementioned and completely hypothetical 7 in 10 neurodiverse applicants who are unemployed during recruitment activities, without employing specific and targeted recruitment campaigns which require candidates to come forward and identify their conditions at the outset of the process. </w:t>
       </w:r>
+      <w:r>
+        <w:rPr>
+          <w:rFonts w:ascii="CMU Sans Serif" w:hAnsi="CMU Sans Serif" w:cs="CMU Sans Serif"/>
+          <w:sz w:val="20"/>
+          <w:szCs w:val="20"/>
+        </w:rPr>
+        <w:t xml:space="preserve">Dr. Nancy Doyle is a prolific campaigner for neurodivergence in the workplace </w:t>
+      </w:r>
+      <w:r>
+        <w:rPr>
+          <w:rFonts w:ascii="CMU Sans Serif" w:hAnsi="CMU Sans Serif" w:cs="CMU Sans Serif"/>
+          <w:sz w:val="20"/>
+          <w:szCs w:val="20"/>
+        </w:rPr>
+        <w:t xml:space="preserve">who has previously </w:t>
+      </w:r>
+      <w:r>
+        <w:rPr>
+          <w:rFonts w:ascii="CMU Sans Serif" w:hAnsi="CMU Sans Serif" w:cs="CMU Sans Serif"/>
+          <w:sz w:val="20"/>
+          <w:szCs w:val="20"/>
+        </w:rPr>
+        <w:t xml:space="preserve">written an online opinion piece for Genius Within, a UK charity, on the Sir Charlie Mayfield Review </w:t>
+      </w:r>
+      <w:r>
+        <w:rPr>
+          <w:rFonts w:ascii="CMU Sans Serif" w:hAnsi="CMU Sans Serif" w:cs="CMU Sans Serif"/>
+          <w:sz w:val="20"/>
+          <w:szCs w:val="20"/>
+        </w:rPr>
+        <w:t>(Doyle, 2025)</w:t>
+      </w:r>
+      <w:r>
+        <w:rPr>
+          <w:rFonts w:ascii="CMU Sans Serif" w:hAnsi="CMU Sans Serif" w:cs="CMU Sans Serif"/>
+          <w:sz w:val="20"/>
+          <w:szCs w:val="20"/>
+        </w:rPr>
+        <w:t xml:space="preserve">. </w:t>
+      </w:r>
     </w:p>
     <w:p>
       <w:pPr>
@@ -1918,7 +2044,7 @@
           <w:color w:val="auto"/>
         </w:rPr>
       </w:pPr>
-      <w:bookmarkStart w:id="1" w:name="_Toc217468139"/>
+      <w:bookmarkStart w:id="8" w:name="_Toc217468139"/>
       <w:r>
         <w:rPr>
           <w:rStyle w:val="Strong"/>
@@ -1939,7 +2065,7 @@
         </w:rPr>
         <w:t>Introduction</w:t>
       </w:r>
-      <w:bookmarkEnd w:id="1"/>
+      <w:bookmarkEnd w:id="8"/>
     </w:p>
     <w:p>
       <w:pPr>
@@ -1976,8 +2102,8 @@
         </w:rPr>
         <w:t xml:space="preserve"> teams can be 30% more productive than those which do not include neurodiverse employees (NatWest Mentor, 2025), and with Gen Z entering the workforce – over 50% of whom have some sort of neurodivergent condition</w:t>
       </w:r>
-      <w:commentRangeStart w:id="2"/>
-      <w:commentRangeStart w:id="3"/>
+      <w:commentRangeStart w:id="9"/>
+      <w:commentRangeStart w:id="10"/>
       <w:r>
         <w:rPr>
           <w:rStyle w:val="FootnoteReference"/>
@@ -1987,20 +2113,20 @@
         </w:rPr>
         <w:footnoteReference w:id="2"/>
       </w:r>
-      <w:commentRangeEnd w:id="2"/>
+      <w:commentRangeEnd w:id="9"/>
       <w:r>
         <w:rPr>
           <w:rStyle w:val="CommentReference"/>
           <w:rFonts w:ascii="CMU Sans Serif" w:hAnsi="CMU Sans Serif" w:cs="CMU Sans Serif"/>
         </w:rPr>
-        <w:commentReference w:id="2"/>
-      </w:r>
-      <w:commentRangeEnd w:id="3"/>
+        <w:commentReference w:id="9"/>
+      </w:r>
+      <w:commentRangeEnd w:id="10"/>
       <w:r>
         <w:rPr>
           <w:rStyle w:val="CommentReference"/>
         </w:rPr>
-        <w:commentReference w:id="3"/>
+        <w:commentReference w:id="10"/>
       </w:r>
       <w:r>
         <w:rPr>
@@ -2076,7 +2202,7 @@
         </w:rPr>
         <w:t xml:space="preserve"> (</w:t>
       </w:r>
-      <w:commentRangeStart w:id="4"/>
+      <w:commentRangeStart w:id="11"/>
       <w:r>
         <w:rPr>
           <w:rFonts w:ascii="CMU Sans Serif" w:hAnsi="CMU Sans Serif" w:cs="CMU Sans Serif"/>
@@ -2085,13 +2211,13 @@
         </w:rPr>
         <w:t>psychology</w:t>
       </w:r>
-      <w:commentRangeEnd w:id="4"/>
+      <w:commentRangeEnd w:id="11"/>
       <w:r>
         <w:rPr>
           <w:rStyle w:val="CommentReference"/>
           <w:rFonts w:ascii="CMU Sans Serif" w:hAnsi="CMU Sans Serif" w:cs="CMU Sans Serif"/>
         </w:rPr>
-        <w:commentReference w:id="4"/>
+        <w:commentReference w:id="11"/>
       </w:r>
       <w:r>
         <w:rPr>
@@ -2273,7 +2399,7 @@
           <w:color w:val="auto"/>
         </w:rPr>
       </w:pPr>
-      <w:bookmarkStart w:id="5" w:name="_Toc217468140"/>
+      <w:bookmarkStart w:id="12" w:name="_Toc217468140"/>
       <w:r>
         <w:rPr>
           <w:rStyle w:val="Strong"/>
@@ -2294,7 +2420,7 @@
         </w:rPr>
         <w:t>Methodology</w:t>
       </w:r>
-      <w:bookmarkEnd w:id="5"/>
+      <w:bookmarkEnd w:id="12"/>
     </w:p>
     <w:p>
       <w:pPr>
@@ -2450,7 +2576,6 @@
           <w:sz w:val="20"/>
           <w:szCs w:val="20"/>
         </w:rPr>
-        <w:lastRenderedPageBreak/>
         <w:t>Hypothesis 1:</w:t>
       </w:r>
       <w:r>
@@ -2629,9 +2754,9 @@
         </w:rPr>
         <w:t xml:space="preserve"> Firms having lower net spend signal less resource-based HRM </w:t>
       </w:r>
-      <w:commentRangeStart w:id="6"/>
-      <w:commentRangeStart w:id="7"/>
-      <w:commentRangeStart w:id="8"/>
+      <w:commentRangeStart w:id="13"/>
+      <w:commentRangeStart w:id="14"/>
+      <w:commentRangeStart w:id="15"/>
       <w:r>
         <w:rPr>
           <w:rFonts w:ascii="CMU Sans Serif" w:hAnsi="CMU Sans Serif" w:cs="CMU Sans Serif"/>
@@ -2640,29 +2765,29 @@
         </w:rPr>
         <w:t>practices</w:t>
       </w:r>
-      <w:commentRangeEnd w:id="6"/>
+      <w:commentRangeEnd w:id="13"/>
       <w:r>
         <w:rPr>
           <w:rStyle w:val="CommentReference"/>
           <w:rFonts w:ascii="CMU Sans Serif" w:hAnsi="CMU Sans Serif" w:cs="CMU Sans Serif"/>
         </w:rPr>
-        <w:commentReference w:id="6"/>
-      </w:r>
-      <w:commentRangeEnd w:id="7"/>
+        <w:commentReference w:id="13"/>
+      </w:r>
+      <w:commentRangeEnd w:id="14"/>
       <w:r>
         <w:rPr>
           <w:rStyle w:val="CommentReference"/>
           <w:rFonts w:ascii="CMU Sans Serif" w:hAnsi="CMU Sans Serif" w:cs="CMU Sans Serif"/>
         </w:rPr>
-        <w:commentReference w:id="7"/>
-      </w:r>
-      <w:commentRangeEnd w:id="8"/>
+        <w:commentReference w:id="14"/>
+      </w:r>
+      <w:commentRangeEnd w:id="15"/>
       <w:r>
         <w:rPr>
           <w:rStyle w:val="CommentReference"/>
           <w:rFonts w:ascii="CMU Sans Serif" w:hAnsi="CMU Sans Serif" w:cs="CMU Sans Serif"/>
         </w:rPr>
-        <w:commentReference w:id="8"/>
+        <w:commentReference w:id="15"/>
       </w:r>
     </w:p>
     <w:p>
@@ -2838,8 +2963,8 @@
           <w:color w:val="auto"/>
         </w:rPr>
       </w:pPr>
-      <w:bookmarkStart w:id="9" w:name="_Toc215736436"/>
-      <w:bookmarkStart w:id="10" w:name="_Toc217468141"/>
+      <w:bookmarkStart w:id="16" w:name="_Toc215736436"/>
+      <w:bookmarkStart w:id="17" w:name="_Toc217468141"/>
       <w:r>
         <w:rPr>
           <w:rStyle w:val="Strong"/>
@@ -2860,8 +2985,8 @@
         </w:rPr>
         <w:t>Why this topic is important</w:t>
       </w:r>
-      <w:bookmarkEnd w:id="9"/>
-      <w:bookmarkEnd w:id="10"/>
+      <w:bookmarkEnd w:id="16"/>
+      <w:bookmarkEnd w:id="17"/>
     </w:p>
     <w:p>
       <w:pPr>
@@ -2882,7 +3007,7 @@
         </w:rPr>
         <w:t xml:space="preserve">The importance of this research topic cannot be </w:t>
       </w:r>
-      <w:commentRangeStart w:id="11"/>
+      <w:commentRangeStart w:id="18"/>
       <w:r>
         <w:rPr>
           <w:rFonts w:ascii="CMU Sans Serif" w:hAnsi="CMU Sans Serif" w:cs="CMU Sans Serif"/>
@@ -2891,13 +3016,13 @@
         </w:rPr>
         <w:t>understated</w:t>
       </w:r>
-      <w:commentRangeEnd w:id="11"/>
+      <w:commentRangeEnd w:id="18"/>
       <w:r>
         <w:rPr>
           <w:rStyle w:val="CommentReference"/>
           <w:rFonts w:ascii="CMU Sans Serif" w:hAnsi="CMU Sans Serif" w:cs="CMU Sans Serif"/>
         </w:rPr>
-        <w:commentReference w:id="11"/>
+        <w:commentReference w:id="18"/>
       </w:r>
       <w:r>
         <w:rPr>
@@ -3340,9 +3465,9 @@
         </w:rPr>
         <w:t xml:space="preserve">Data on how firms spend on recruitment </w:t>
       </w:r>
-      <w:commentRangeStart w:id="12"/>
-      <w:commentRangeStart w:id="13"/>
-      <w:commentRangeStart w:id="14"/>
+      <w:commentRangeStart w:id="19"/>
+      <w:commentRangeStart w:id="20"/>
+      <w:commentRangeStart w:id="21"/>
       <w:r>
         <w:rPr>
           <w:rStyle w:val="Strong"/>
@@ -3354,29 +3479,29 @@
         </w:rPr>
         <w:t>websites</w:t>
       </w:r>
-      <w:commentRangeEnd w:id="12"/>
+      <w:commentRangeEnd w:id="19"/>
       <w:r>
         <w:rPr>
           <w:rStyle w:val="CommentReference"/>
           <w:rFonts w:ascii="CMU Sans Serif" w:hAnsi="CMU Sans Serif" w:cs="CMU Sans Serif"/>
         </w:rPr>
-        <w:commentReference w:id="12"/>
-      </w:r>
-      <w:commentRangeEnd w:id="13"/>
+        <w:commentReference w:id="19"/>
+      </w:r>
+      <w:commentRangeEnd w:id="20"/>
       <w:r>
         <w:rPr>
           <w:rStyle w:val="CommentReference"/>
           <w:rFonts w:ascii="CMU Sans Serif" w:hAnsi="CMU Sans Serif" w:cs="CMU Sans Serif"/>
         </w:rPr>
-        <w:commentReference w:id="13"/>
-      </w:r>
-      <w:commentRangeEnd w:id="14"/>
+        <w:commentReference w:id="20"/>
+      </w:r>
+      <w:commentRangeEnd w:id="21"/>
       <w:r>
         <w:rPr>
           <w:rStyle w:val="CommentReference"/>
           <w:rFonts w:ascii="CMU Sans Serif" w:hAnsi="CMU Sans Serif" w:cs="CMU Sans Serif"/>
         </w:rPr>
-        <w:commentReference w:id="14"/>
+        <w:commentReference w:id="21"/>
       </w:r>
     </w:p>
     <w:p>
@@ -3392,8 +3517,8 @@
           <w:color w:val="auto"/>
         </w:rPr>
       </w:pPr>
-      <w:bookmarkStart w:id="15" w:name="_Toc215736437"/>
-      <w:bookmarkStart w:id="16" w:name="_Toc217468142"/>
+      <w:bookmarkStart w:id="22" w:name="_Toc215736437"/>
+      <w:bookmarkStart w:id="23" w:name="_Toc217468142"/>
       <w:r>
         <w:rPr>
           <w:rFonts w:ascii="CMU Sans Serif" w:hAnsi="CMU Sans Serif" w:cs="CMU Sans Serif"/>
@@ -3416,8 +3541,8 @@
         </w:rPr>
         <w:t>Next Steps</w:t>
       </w:r>
-      <w:bookmarkEnd w:id="15"/>
-      <w:bookmarkEnd w:id="16"/>
+      <w:bookmarkEnd w:id="22"/>
+      <w:bookmarkEnd w:id="23"/>
     </w:p>
     <w:p>
       <w:pPr>
@@ -3655,8 +3780,8 @@
         </w:rPr>
         <w:t xml:space="preserve"> and indeed qualitative analysis </w:t>
       </w:r>
-      <w:commentRangeStart w:id="17"/>
-      <w:commentRangeStart w:id="18"/>
+      <w:commentRangeStart w:id="24"/>
+      <w:commentRangeStart w:id="25"/>
       <w:r>
         <w:rPr>
           <w:rStyle w:val="Strong"/>
@@ -3668,21 +3793,21 @@
         </w:rPr>
         <w:t>such</w:t>
       </w:r>
-      <w:commentRangeEnd w:id="17"/>
+      <w:commentRangeEnd w:id="24"/>
       <w:r>
         <w:rPr>
           <w:rStyle w:val="CommentReference"/>
           <w:rFonts w:ascii="CMU Sans Serif" w:hAnsi="CMU Sans Serif" w:cs="CMU Sans Serif"/>
         </w:rPr>
-        <w:commentReference w:id="17"/>
-      </w:r>
-      <w:commentRangeEnd w:id="18"/>
+        <w:commentReference w:id="24"/>
+      </w:r>
+      <w:commentRangeEnd w:id="25"/>
       <w:r>
         <w:rPr>
           <w:rStyle w:val="CommentReference"/>
           <w:rFonts w:ascii="CMU Sans Serif" w:hAnsi="CMU Sans Serif" w:cs="CMU Sans Serif"/>
         </w:rPr>
-        <w:commentReference w:id="18"/>
+        <w:commentReference w:id="25"/>
       </w:r>
       <w:r>
         <w:rPr>
@@ -4348,9 +4473,9 @@
           <w:color w:val="000000" w:themeColor="text1"/>
         </w:rPr>
       </w:pPr>
-      <w:bookmarkStart w:id="19" w:name="_Toc216632807"/>
-      <w:bookmarkStart w:id="20" w:name="_Toc217468143"/>
-      <w:bookmarkStart w:id="21" w:name="_Toc215736438"/>
+      <w:bookmarkStart w:id="26" w:name="_Toc216632807"/>
+      <w:bookmarkStart w:id="27" w:name="_Toc217468143"/>
+      <w:bookmarkStart w:id="28" w:name="_Toc215736438"/>
       <w:r>
         <w:rPr>
           <w:rStyle w:val="Strong"/>
@@ -4372,7 +4497,7 @@
         </w:rPr>
         <w:t>Introduction to TMA 2</w:t>
       </w:r>
-      <w:bookmarkEnd w:id="19"/>
+      <w:bookmarkEnd w:id="26"/>
       <w:r>
         <w:rPr>
           <w:rStyle w:val="Strong"/>
@@ -4383,7 +4508,7 @@
         </w:rPr>
         <w:t xml:space="preserve"> – Literature Review</w:t>
       </w:r>
-      <w:bookmarkEnd w:id="20"/>
+      <w:bookmarkEnd w:id="27"/>
     </w:p>
     <w:p>
       <w:pPr>
@@ -4518,8 +4643,8 @@
           <w:color w:val="000000" w:themeColor="text1"/>
         </w:rPr>
       </w:pPr>
-      <w:bookmarkStart w:id="22" w:name="_Toc216632808"/>
-      <w:bookmarkStart w:id="23" w:name="_Toc217468144"/>
+      <w:bookmarkStart w:id="29" w:name="_Toc216632808"/>
+      <w:bookmarkStart w:id="30" w:name="_Toc217468144"/>
       <w:r>
         <w:rPr>
           <w:rStyle w:val="Strong"/>
@@ -4540,8 +4665,8 @@
         </w:rPr>
         <w:t>Mapping subtopics that are relevant</w:t>
       </w:r>
-      <w:bookmarkEnd w:id="22"/>
-      <w:bookmarkEnd w:id="23"/>
+      <w:bookmarkEnd w:id="29"/>
+      <w:bookmarkEnd w:id="30"/>
     </w:p>
     <w:p>
       <w:pPr>
@@ -4848,6 +4973,17 @@
         </w:rPr>
         <w:t>Mind Map of Relevant Literature Subtopics</w:t>
       </w:r>
+      <w:ins w:id="31" w:author="Alfred Anate Bodurin Mayaki" w:date="2026-01-12T16:58:00Z" w16du:dateUtc="2026-01-12T16:58:00Z">
+        <w:r>
+          <w:rPr>
+            <w:rFonts w:ascii="CMU Sans Serif" w:hAnsi="CMU Sans Serif" w:cs="CMU Sans Serif"/>
+            <w:color w:val="000000" w:themeColor="text1"/>
+            <w:sz w:val="20"/>
+            <w:szCs w:val="20"/>
+          </w:rPr>
+          <w:t xml:space="preserve"> (Stage 2 Project Status)</w:t>
+        </w:r>
+      </w:ins>
     </w:p>
     <w:p>
       <w:pPr>
@@ -4864,9 +5000,9 @@
           <w:color w:val="000000" w:themeColor="text1"/>
         </w:rPr>
         <w:drawing>
-          <wp:inline distT="0" distB="0" distL="0" distR="0" wp14:anchorId="24BB0966" wp14:editId="7A22326F">
-            <wp:extent cx="5128260" cy="3046840"/>
-            <wp:effectExtent l="0" t="0" r="0" b="1270"/>
+          <wp:inline distT="0" distB="0" distL="0" distR="0" wp14:anchorId="24BB0966" wp14:editId="26CEF2EE">
+            <wp:extent cx="4823276" cy="2865640"/>
+            <wp:effectExtent l="0" t="0" r="0" b="0"/>
             <wp:docPr id="422260730" name="Picture 2" descr="A diagram of a business process"/>
             <wp:cNvGraphicFramePr>
               <a:graphicFrameLocks xmlns:a="http://schemas.openxmlformats.org/drawingml/2006/main" noChangeAspect="1"/>
@@ -4893,7 +5029,7 @@
                   <pic:spPr>
                     <a:xfrm>
                       <a:off x="0" y="0"/>
-                      <a:ext cx="5144074" cy="3056235"/>
+                      <a:ext cx="4839639" cy="2875362"/>
                     </a:xfrm>
                     <a:prstGeom prst="rect">
                       <a:avLst/>
@@ -4919,8 +5055,8 @@
           <w:color w:val="000000" w:themeColor="text1"/>
         </w:rPr>
       </w:pPr>
-      <w:bookmarkStart w:id="24" w:name="_Toc216632809"/>
-      <w:bookmarkStart w:id="25" w:name="_Toc217468145"/>
+      <w:bookmarkStart w:id="32" w:name="_Toc216632809"/>
+      <w:bookmarkStart w:id="33" w:name="_Toc217468145"/>
       <w:r>
         <w:rPr>
           <w:rStyle w:val="Strong"/>
@@ -4942,8 +5078,8 @@
         </w:rPr>
         <w:t>Explicating my Literature Review 1</w:t>
       </w:r>
-      <w:bookmarkEnd w:id="24"/>
-      <w:bookmarkEnd w:id="25"/>
+      <w:bookmarkEnd w:id="32"/>
+      <w:bookmarkEnd w:id="33"/>
     </w:p>
     <w:p>
       <w:pPr>
@@ -5414,18 +5550,591 @@
         </w:numPr>
         <w:jc w:val="both"/>
         <w:rPr>
+          <w:del w:id="34" w:author="Alfred Anate Bodurin Mayaki" w:date="2026-01-12T17:01:00Z" w16du:dateUtc="2026-01-12T17:01:00Z"/>
           <w:rFonts w:ascii="CMU Sans Serif" w:hAnsi="CMU Sans Serif" w:cs="CMU Sans Serif"/>
           <w:color w:val="000000" w:themeColor="text1"/>
           <w:u w:val="single"/>
         </w:rPr>
       </w:pPr>
-      <w:r>
+      <w:del w:id="35" w:author="Alfred Anate Bodurin Mayaki" w:date="2026-01-12T17:01:00Z" w16du:dateUtc="2026-01-12T17:01:00Z">
+        <w:r>
+          <w:rPr>
+            <w:rFonts w:ascii="CMU Sans Serif" w:hAnsi="CMU Sans Serif" w:cs="CMU Sans Serif"/>
+            <w:color w:val="000000" w:themeColor="text1"/>
+            <w:u w:val="single"/>
+          </w:rPr>
+          <w:delText>Employer Branding</w:delText>
+        </w:r>
+      </w:del>
+    </w:p>
+    <w:tbl>
+      <w:tblPr>
+        <w:tblStyle w:val="PlainTable4"/>
+        <w:tblW w:w="0" w:type="auto"/>
+        <w:tblLook w:val="04A0" w:firstRow="1" w:lastRow="0" w:firstColumn="1" w:lastColumn="0" w:noHBand="0" w:noVBand="1"/>
+      </w:tblPr>
+      <w:tblGrid>
+        <w:gridCol w:w="1838"/>
+        <w:gridCol w:w="4172"/>
+        <w:gridCol w:w="3006"/>
+      </w:tblGrid>
+      <w:tr>
+        <w:trPr>
+          <w:cnfStyle w:val="100000000000" w:firstRow="1" w:lastRow="0" w:firstColumn="0" w:lastColumn="0" w:oddVBand="0" w:evenVBand="0" w:oddHBand="0" w:evenHBand="0" w:firstRowFirstColumn="0" w:firstRowLastColumn="0" w:lastRowFirstColumn="0" w:lastRowLastColumn="0"/>
+          <w:del w:id="36" w:author="Alfred Anate Bodurin Mayaki" w:date="2026-01-12T17:01:00Z" w16du:dateUtc="2026-01-12T17:01:00Z"/>
+        </w:trPr>
+        <w:tc>
+          <w:tcPr>
+            <w:cnfStyle w:val="001000000000" w:firstRow="0" w:lastRow="0" w:firstColumn="1" w:lastColumn="0" w:oddVBand="0" w:evenVBand="0" w:oddHBand="0" w:evenHBand="0" w:firstRowFirstColumn="0" w:firstRowLastColumn="0" w:lastRowFirstColumn="0" w:lastRowLastColumn="0"/>
+            <w:tcW w:w="1838" w:type="dxa"/>
+          </w:tcPr>
+          <w:p>
+            <w:pPr>
+              <w:jc w:val="both"/>
+              <w:rPr>
+                <w:del w:id="37" w:author="Alfred Anate Bodurin Mayaki" w:date="2026-01-12T17:01:00Z" w16du:dateUtc="2026-01-12T17:01:00Z"/>
+                <w:rFonts w:ascii="CMU Sans Serif" w:hAnsi="CMU Sans Serif" w:cs="CMU Sans Serif"/>
+                <w:b w:val="0"/>
+                <w:bCs w:val="0"/>
+                <w:color w:val="000000" w:themeColor="text1"/>
+                <w:sz w:val="20"/>
+                <w:szCs w:val="20"/>
+              </w:rPr>
+            </w:pPr>
+            <w:del w:id="38" w:author="Alfred Anate Bodurin Mayaki" w:date="2026-01-12T17:01:00Z" w16du:dateUtc="2026-01-12T17:01:00Z">
+              <w:r>
+                <w:rPr>
+                  <w:rFonts w:ascii="CMU Sans Serif" w:hAnsi="CMU Sans Serif" w:cs="CMU Sans Serif"/>
+                  <w:color w:val="000000" w:themeColor="text1"/>
+                  <w:sz w:val="20"/>
+                  <w:szCs w:val="20"/>
+                </w:rPr>
+                <w:delText>Source</w:delText>
+              </w:r>
+            </w:del>
+          </w:p>
+        </w:tc>
+        <w:tc>
+          <w:tcPr>
+            <w:tcW w:w="4172" w:type="dxa"/>
+          </w:tcPr>
+          <w:p>
+            <w:pPr>
+              <w:jc w:val="both"/>
+              <w:cnfStyle w:val="100000000000" w:firstRow="1" w:lastRow="0" w:firstColumn="0" w:lastColumn="0" w:oddVBand="0" w:evenVBand="0" w:oddHBand="0" w:evenHBand="0" w:firstRowFirstColumn="0" w:firstRowLastColumn="0" w:lastRowFirstColumn="0" w:lastRowLastColumn="0"/>
+              <w:rPr>
+                <w:del w:id="39" w:author="Alfred Anate Bodurin Mayaki" w:date="2026-01-12T17:01:00Z" w16du:dateUtc="2026-01-12T17:01:00Z"/>
+                <w:rFonts w:ascii="CMU Sans Serif" w:hAnsi="CMU Sans Serif" w:cs="CMU Sans Serif"/>
+                <w:b w:val="0"/>
+                <w:bCs w:val="0"/>
+                <w:color w:val="000000" w:themeColor="text1"/>
+                <w:sz w:val="20"/>
+                <w:szCs w:val="20"/>
+              </w:rPr>
+            </w:pPr>
+            <w:del w:id="40" w:author="Alfred Anate Bodurin Mayaki" w:date="2026-01-12T17:01:00Z" w16du:dateUtc="2026-01-12T17:01:00Z">
+              <w:r>
+                <w:rPr>
+                  <w:rFonts w:ascii="CMU Sans Serif" w:hAnsi="CMU Sans Serif" w:cs="CMU Sans Serif"/>
+                  <w:color w:val="000000" w:themeColor="text1"/>
+                  <w:sz w:val="20"/>
+                  <w:szCs w:val="20"/>
+                </w:rPr>
+                <w:delText>Name of Journal / Book</w:delText>
+              </w:r>
+            </w:del>
+          </w:p>
+        </w:tc>
+        <w:tc>
+          <w:tcPr>
+            <w:tcW w:w="3006" w:type="dxa"/>
+          </w:tcPr>
+          <w:p>
+            <w:pPr>
+              <w:jc w:val="both"/>
+              <w:cnfStyle w:val="100000000000" w:firstRow="1" w:lastRow="0" w:firstColumn="0" w:lastColumn="0" w:oddVBand="0" w:evenVBand="0" w:oddHBand="0" w:evenHBand="0" w:firstRowFirstColumn="0" w:firstRowLastColumn="0" w:lastRowFirstColumn="0" w:lastRowLastColumn="0"/>
+              <w:rPr>
+                <w:del w:id="41" w:author="Alfred Anate Bodurin Mayaki" w:date="2026-01-12T17:01:00Z" w16du:dateUtc="2026-01-12T17:01:00Z"/>
+                <w:rFonts w:ascii="CMU Sans Serif" w:hAnsi="CMU Sans Serif" w:cs="CMU Sans Serif"/>
+                <w:b w:val="0"/>
+                <w:bCs w:val="0"/>
+                <w:color w:val="000000" w:themeColor="text1"/>
+                <w:sz w:val="20"/>
+                <w:szCs w:val="20"/>
+              </w:rPr>
+            </w:pPr>
+            <w:del w:id="42" w:author="Alfred Anate Bodurin Mayaki" w:date="2026-01-12T17:01:00Z" w16du:dateUtc="2026-01-12T17:01:00Z">
+              <w:r>
+                <w:rPr>
+                  <w:rFonts w:ascii="CMU Sans Serif" w:hAnsi="CMU Sans Serif" w:cs="CMU Sans Serif"/>
+                  <w:color w:val="000000" w:themeColor="text1"/>
+                  <w:sz w:val="20"/>
+                  <w:szCs w:val="20"/>
+                </w:rPr>
+                <w:delText>Scoped Articles</w:delText>
+              </w:r>
+            </w:del>
+          </w:p>
+        </w:tc>
+      </w:tr>
+      <w:tr>
+        <w:trPr>
+          <w:cnfStyle w:val="000000100000" w:firstRow="0" w:lastRow="0" w:firstColumn="0" w:lastColumn="0" w:oddVBand="0" w:evenVBand="0" w:oddHBand="1" w:evenHBand="0" w:firstRowFirstColumn="0" w:firstRowLastColumn="0" w:lastRowFirstColumn="0" w:lastRowLastColumn="0"/>
+          <w:del w:id="43" w:author="Alfred Anate Bodurin Mayaki" w:date="2026-01-12T17:01:00Z" w16du:dateUtc="2026-01-12T17:01:00Z"/>
+        </w:trPr>
+        <w:tc>
+          <w:tcPr>
+            <w:cnfStyle w:val="001000000000" w:firstRow="0" w:lastRow="0" w:firstColumn="1" w:lastColumn="0" w:oddVBand="0" w:evenVBand="0" w:oddHBand="0" w:evenHBand="0" w:firstRowFirstColumn="0" w:firstRowLastColumn="0" w:lastRowFirstColumn="0" w:lastRowLastColumn="0"/>
+            <w:tcW w:w="1838" w:type="dxa"/>
+          </w:tcPr>
+          <w:p>
+            <w:pPr>
+              <w:jc w:val="both"/>
+              <w:rPr>
+                <w:del w:id="44" w:author="Alfred Anate Bodurin Mayaki" w:date="2026-01-12T17:01:00Z" w16du:dateUtc="2026-01-12T17:01:00Z"/>
+                <w:rFonts w:ascii="CMU Sans Serif" w:hAnsi="CMU Sans Serif" w:cs="CMU Sans Serif"/>
+                <w:color w:val="000000" w:themeColor="text1"/>
+                <w:sz w:val="20"/>
+                <w:szCs w:val="20"/>
+              </w:rPr>
+            </w:pPr>
+            <w:del w:id="45" w:author="Alfred Anate Bodurin Mayaki" w:date="2026-01-12T17:01:00Z" w16du:dateUtc="2026-01-12T17:01:00Z">
+              <w:r>
+                <w:rPr>
+                  <w:rFonts w:ascii="CMU Sans Serif" w:hAnsi="CMU Sans Serif" w:cs="CMU Sans Serif"/>
+                  <w:color w:val="000000" w:themeColor="text1"/>
+                  <w:sz w:val="20"/>
+                  <w:szCs w:val="20"/>
+                </w:rPr>
+                <w:delText>Emerald</w:delText>
+              </w:r>
+            </w:del>
+          </w:p>
+        </w:tc>
+        <w:tc>
+          <w:tcPr>
+            <w:tcW w:w="4172" w:type="dxa"/>
+          </w:tcPr>
+          <w:p>
+            <w:pPr>
+              <w:jc w:val="both"/>
+              <w:cnfStyle w:val="000000100000" w:firstRow="0" w:lastRow="0" w:firstColumn="0" w:lastColumn="0" w:oddVBand="0" w:evenVBand="0" w:oddHBand="1" w:evenHBand="0" w:firstRowFirstColumn="0" w:firstRowLastColumn="0" w:lastRowFirstColumn="0" w:lastRowLastColumn="0"/>
+              <w:rPr>
+                <w:del w:id="46" w:author="Alfred Anate Bodurin Mayaki" w:date="2026-01-12T17:01:00Z" w16du:dateUtc="2026-01-12T17:01:00Z"/>
+                <w:rFonts w:ascii="CMU Sans Serif" w:hAnsi="CMU Sans Serif" w:cs="CMU Sans Serif"/>
+                <w:color w:val="000000" w:themeColor="text1"/>
+                <w:sz w:val="20"/>
+                <w:szCs w:val="20"/>
+              </w:rPr>
+            </w:pPr>
+            <w:del w:id="47" w:author="Alfred Anate Bodurin Mayaki" w:date="2026-01-12T17:01:00Z" w16du:dateUtc="2026-01-12T17:01:00Z">
+              <w:r>
+                <w:rPr>
+                  <w:rFonts w:ascii="CMU Sans Serif" w:hAnsi="CMU Sans Serif" w:cs="CMU Sans Serif"/>
+                  <w:color w:val="000000" w:themeColor="text1"/>
+                  <w:sz w:val="20"/>
+                  <w:szCs w:val="20"/>
+                </w:rPr>
+                <w:delText>Personnel Review</w:delText>
+              </w:r>
+            </w:del>
+          </w:p>
+        </w:tc>
+        <w:tc>
+          <w:tcPr>
+            <w:tcW w:w="3006" w:type="dxa"/>
+          </w:tcPr>
+          <w:p>
+            <w:pPr>
+              <w:jc w:val="both"/>
+              <w:cnfStyle w:val="000000100000" w:firstRow="0" w:lastRow="0" w:firstColumn="0" w:lastColumn="0" w:oddVBand="0" w:evenVBand="0" w:oddHBand="1" w:evenHBand="0" w:firstRowFirstColumn="0" w:firstRowLastColumn="0" w:lastRowFirstColumn="0" w:lastRowLastColumn="0"/>
+              <w:rPr>
+                <w:del w:id="48" w:author="Alfred Anate Bodurin Mayaki" w:date="2026-01-12T17:01:00Z" w16du:dateUtc="2026-01-12T17:01:00Z"/>
+                <w:rFonts w:ascii="CMU Sans Serif" w:hAnsi="CMU Sans Serif" w:cs="CMU Sans Serif"/>
+                <w:color w:val="000000" w:themeColor="text1"/>
+                <w:sz w:val="20"/>
+                <w:szCs w:val="20"/>
+              </w:rPr>
+            </w:pPr>
+            <w:del w:id="49" w:author="Alfred Anate Bodurin Mayaki" w:date="2026-01-12T17:01:00Z" w16du:dateUtc="2026-01-12T17:01:00Z">
+              <w:r>
+                <w:rPr>
+                  <w:rFonts w:ascii="CMU Sans Serif" w:hAnsi="CMU Sans Serif" w:cs="CMU Sans Serif"/>
+                  <w:color w:val="000000" w:themeColor="text1"/>
+                  <w:sz w:val="20"/>
+                  <w:szCs w:val="20"/>
+                </w:rPr>
+                <w:delText>Younis and Hammad (2021)</w:delText>
+              </w:r>
+            </w:del>
+          </w:p>
+        </w:tc>
+      </w:tr>
+      <w:tr>
+        <w:trPr>
+          <w:del w:id="50" w:author="Alfred Anate Bodurin Mayaki" w:date="2026-01-12T17:01:00Z" w16du:dateUtc="2026-01-12T17:01:00Z"/>
+        </w:trPr>
+        <w:tc>
+          <w:tcPr>
+            <w:cnfStyle w:val="001000000000" w:firstRow="0" w:lastRow="0" w:firstColumn="1" w:lastColumn="0" w:oddVBand="0" w:evenVBand="0" w:oddHBand="0" w:evenHBand="0" w:firstRowFirstColumn="0" w:firstRowLastColumn="0" w:lastRowFirstColumn="0" w:lastRowLastColumn="0"/>
+            <w:tcW w:w="1838" w:type="dxa"/>
+          </w:tcPr>
+          <w:p>
+            <w:pPr>
+              <w:jc w:val="both"/>
+              <w:rPr>
+                <w:del w:id="51" w:author="Alfred Anate Bodurin Mayaki" w:date="2026-01-12T17:01:00Z" w16du:dateUtc="2026-01-12T17:01:00Z"/>
+                <w:rFonts w:ascii="CMU Sans Serif" w:hAnsi="CMU Sans Serif" w:cs="CMU Sans Serif"/>
+                <w:color w:val="000000" w:themeColor="text1"/>
+                <w:sz w:val="20"/>
+                <w:szCs w:val="20"/>
+              </w:rPr>
+            </w:pPr>
+            <w:del w:id="52" w:author="Alfred Anate Bodurin Mayaki" w:date="2026-01-12T17:01:00Z" w16du:dateUtc="2026-01-12T17:01:00Z">
+              <w:r>
+                <w:rPr>
+                  <w:rFonts w:ascii="CMU Sans Serif" w:hAnsi="CMU Sans Serif" w:cs="CMU Sans Serif"/>
+                  <w:color w:val="000000" w:themeColor="text1"/>
+                  <w:sz w:val="20"/>
+                  <w:szCs w:val="20"/>
+                </w:rPr>
+                <w:delText>MDPI</w:delText>
+              </w:r>
+            </w:del>
+          </w:p>
+        </w:tc>
+        <w:tc>
+          <w:tcPr>
+            <w:tcW w:w="4172" w:type="dxa"/>
+          </w:tcPr>
+          <w:p>
+            <w:pPr>
+              <w:jc w:val="both"/>
+              <w:cnfStyle w:val="000000000000" w:firstRow="0" w:lastRow="0" w:firstColumn="0" w:lastColumn="0" w:oddVBand="0" w:evenVBand="0" w:oddHBand="0" w:evenHBand="0" w:firstRowFirstColumn="0" w:firstRowLastColumn="0" w:lastRowFirstColumn="0" w:lastRowLastColumn="0"/>
+              <w:rPr>
+                <w:del w:id="53" w:author="Alfred Anate Bodurin Mayaki" w:date="2026-01-12T17:01:00Z" w16du:dateUtc="2026-01-12T17:01:00Z"/>
+                <w:rFonts w:ascii="CMU Sans Serif" w:hAnsi="CMU Sans Serif" w:cs="CMU Sans Serif"/>
+                <w:color w:val="000000" w:themeColor="text1"/>
+                <w:sz w:val="20"/>
+                <w:szCs w:val="20"/>
+              </w:rPr>
+            </w:pPr>
+            <w:del w:id="54" w:author="Alfred Anate Bodurin Mayaki" w:date="2026-01-12T17:01:00Z" w16du:dateUtc="2026-01-12T17:01:00Z">
+              <w:r>
+                <w:rPr>
+                  <w:rFonts w:ascii="CMU Sans Serif" w:hAnsi="CMU Sans Serif" w:cs="CMU Sans Serif"/>
+                  <w:color w:val="000000" w:themeColor="text1"/>
+                  <w:sz w:val="20"/>
+                  <w:szCs w:val="20"/>
+                </w:rPr>
+                <w:delText>Sustainability</w:delText>
+              </w:r>
+            </w:del>
+          </w:p>
+        </w:tc>
+        <w:tc>
+          <w:tcPr>
+            <w:tcW w:w="3006" w:type="dxa"/>
+          </w:tcPr>
+          <w:p>
+            <w:pPr>
+              <w:jc w:val="both"/>
+              <w:cnfStyle w:val="000000000000" w:firstRow="0" w:lastRow="0" w:firstColumn="0" w:lastColumn="0" w:oddVBand="0" w:evenVBand="0" w:oddHBand="0" w:evenHBand="0" w:firstRowFirstColumn="0" w:firstRowLastColumn="0" w:lastRowFirstColumn="0" w:lastRowLastColumn="0"/>
+              <w:rPr>
+                <w:del w:id="55" w:author="Alfred Anate Bodurin Mayaki" w:date="2026-01-12T17:01:00Z" w16du:dateUtc="2026-01-12T17:01:00Z"/>
+                <w:rFonts w:ascii="CMU Sans Serif" w:hAnsi="CMU Sans Serif" w:cs="CMU Sans Serif"/>
+                <w:color w:val="000000" w:themeColor="text1"/>
+                <w:sz w:val="20"/>
+                <w:szCs w:val="20"/>
+              </w:rPr>
+            </w:pPr>
+            <w:del w:id="56" w:author="Alfred Anate Bodurin Mayaki" w:date="2026-01-12T17:01:00Z" w16du:dateUtc="2026-01-12T17:01:00Z">
+              <w:r>
+                <w:rPr>
+                  <w:rFonts w:ascii="CMU Sans Serif" w:hAnsi="CMU Sans Serif" w:cs="CMU Sans Serif"/>
+                  <w:color w:val="000000" w:themeColor="text1"/>
+                  <w:sz w:val="20"/>
+                  <w:szCs w:val="20"/>
+                </w:rPr>
+                <w:delText xml:space="preserve">Suen </w:delText>
+              </w:r>
+              <w:r>
+                <w:rPr>
+                  <w:rFonts w:ascii="CMU Sans Serif" w:hAnsi="CMU Sans Serif" w:cs="CMU Sans Serif"/>
+                  <w:i/>
+                  <w:iCs/>
+                  <w:color w:val="000000" w:themeColor="text1"/>
+                  <w:sz w:val="20"/>
+                  <w:szCs w:val="20"/>
+                </w:rPr>
+                <w:delText>et. al.</w:delText>
+              </w:r>
+              <w:r>
+                <w:rPr>
+                  <w:rFonts w:ascii="CMU Sans Serif" w:hAnsi="CMU Sans Serif" w:cs="CMU Sans Serif"/>
+                  <w:color w:val="000000" w:themeColor="text1"/>
+                  <w:sz w:val="20"/>
+                  <w:szCs w:val="20"/>
+                </w:rPr>
+                <w:delText xml:space="preserve"> (2020)</w:delText>
+              </w:r>
+            </w:del>
+          </w:p>
+        </w:tc>
+      </w:tr>
+      <w:tr>
+        <w:trPr>
+          <w:cnfStyle w:val="000000100000" w:firstRow="0" w:lastRow="0" w:firstColumn="0" w:lastColumn="0" w:oddVBand="0" w:evenVBand="0" w:oddHBand="1" w:evenHBand="0" w:firstRowFirstColumn="0" w:firstRowLastColumn="0" w:lastRowFirstColumn="0" w:lastRowLastColumn="0"/>
+          <w:del w:id="57" w:author="Alfred Anate Bodurin Mayaki" w:date="2026-01-12T17:01:00Z" w16du:dateUtc="2026-01-12T17:01:00Z"/>
+        </w:trPr>
+        <w:tc>
+          <w:tcPr>
+            <w:cnfStyle w:val="001000000000" w:firstRow="0" w:lastRow="0" w:firstColumn="1" w:lastColumn="0" w:oddVBand="0" w:evenVBand="0" w:oddHBand="0" w:evenHBand="0" w:firstRowFirstColumn="0" w:firstRowLastColumn="0" w:lastRowFirstColumn="0" w:lastRowLastColumn="0"/>
+            <w:tcW w:w="1838" w:type="dxa"/>
+          </w:tcPr>
+          <w:p>
+            <w:pPr>
+              <w:jc w:val="both"/>
+              <w:rPr>
+                <w:del w:id="58" w:author="Alfred Anate Bodurin Mayaki" w:date="2026-01-12T17:01:00Z" w16du:dateUtc="2026-01-12T17:01:00Z"/>
+                <w:rFonts w:ascii="CMU Sans Serif" w:hAnsi="CMU Sans Serif" w:cs="CMU Sans Serif"/>
+                <w:color w:val="000000" w:themeColor="text1"/>
+                <w:sz w:val="20"/>
+                <w:szCs w:val="20"/>
+              </w:rPr>
+            </w:pPr>
+            <w:del w:id="59" w:author="Alfred Anate Bodurin Mayaki" w:date="2026-01-12T17:01:00Z" w16du:dateUtc="2026-01-12T17:01:00Z">
+              <w:r>
+                <w:rPr>
+                  <w:rFonts w:ascii="CMU Sans Serif" w:hAnsi="CMU Sans Serif" w:cs="CMU Sans Serif"/>
+                  <w:color w:val="000000" w:themeColor="text1"/>
+                  <w:sz w:val="20"/>
+                  <w:szCs w:val="20"/>
+                </w:rPr>
+                <w:delText>Elsevier</w:delText>
+              </w:r>
+            </w:del>
+          </w:p>
+        </w:tc>
+        <w:tc>
+          <w:tcPr>
+            <w:tcW w:w="4172" w:type="dxa"/>
+          </w:tcPr>
+          <w:p>
+            <w:pPr>
+              <w:jc w:val="both"/>
+              <w:cnfStyle w:val="000000100000" w:firstRow="0" w:lastRow="0" w:firstColumn="0" w:lastColumn="0" w:oddVBand="0" w:evenVBand="0" w:oddHBand="1" w:evenHBand="0" w:firstRowFirstColumn="0" w:firstRowLastColumn="0" w:lastRowFirstColumn="0" w:lastRowLastColumn="0"/>
+              <w:rPr>
+                <w:del w:id="60" w:author="Alfred Anate Bodurin Mayaki" w:date="2026-01-12T17:01:00Z" w16du:dateUtc="2026-01-12T17:01:00Z"/>
+                <w:rFonts w:ascii="CMU Sans Serif" w:hAnsi="CMU Sans Serif" w:cs="CMU Sans Serif"/>
+                <w:color w:val="000000" w:themeColor="text1"/>
+                <w:sz w:val="20"/>
+                <w:szCs w:val="20"/>
+              </w:rPr>
+            </w:pPr>
+            <w:del w:id="61" w:author="Alfred Anate Bodurin Mayaki" w:date="2026-01-12T17:01:00Z" w16du:dateUtc="2026-01-12T17:01:00Z">
+              <w:r>
+                <w:rPr>
+                  <w:rFonts w:ascii="CMU Sans Serif" w:hAnsi="CMU Sans Serif" w:cs="CMU Sans Serif"/>
+                  <w:color w:val="000000" w:themeColor="text1"/>
+                  <w:sz w:val="20"/>
+                  <w:szCs w:val="20"/>
+                </w:rPr>
+                <w:delText>Journal of Business Research</w:delText>
+              </w:r>
+            </w:del>
+          </w:p>
+        </w:tc>
+        <w:tc>
+          <w:tcPr>
+            <w:tcW w:w="3006" w:type="dxa"/>
+          </w:tcPr>
+          <w:p>
+            <w:pPr>
+              <w:jc w:val="both"/>
+              <w:cnfStyle w:val="000000100000" w:firstRow="0" w:lastRow="0" w:firstColumn="0" w:lastColumn="0" w:oddVBand="0" w:evenVBand="0" w:oddHBand="1" w:evenHBand="0" w:firstRowFirstColumn="0" w:firstRowLastColumn="0" w:lastRowFirstColumn="0" w:lastRowLastColumn="0"/>
+              <w:rPr>
+                <w:del w:id="62" w:author="Alfred Anate Bodurin Mayaki" w:date="2026-01-12T17:01:00Z" w16du:dateUtc="2026-01-12T17:01:00Z"/>
+                <w:rFonts w:ascii="CMU Sans Serif" w:hAnsi="CMU Sans Serif" w:cs="CMU Sans Serif"/>
+                <w:color w:val="000000" w:themeColor="text1"/>
+                <w:sz w:val="20"/>
+                <w:szCs w:val="20"/>
+              </w:rPr>
+            </w:pPr>
+            <w:del w:id="63" w:author="Alfred Anate Bodurin Mayaki" w:date="2026-01-12T17:01:00Z" w16du:dateUtc="2026-01-12T17:01:00Z">
+              <w:r>
+                <w:rPr>
+                  <w:rFonts w:ascii="CMU Sans Serif" w:hAnsi="CMU Sans Serif" w:cs="CMU Sans Serif"/>
+                  <w:color w:val="000000" w:themeColor="text1"/>
+                  <w:sz w:val="20"/>
+                  <w:szCs w:val="20"/>
+                </w:rPr>
+                <w:delText>Chang &amp; Chin (2018)</w:delText>
+              </w:r>
+            </w:del>
+          </w:p>
+        </w:tc>
+      </w:tr>
+      <w:tr>
+        <w:trPr>
+          <w:del w:id="64" w:author="Alfred Anate Bodurin Mayaki" w:date="2026-01-12T17:01:00Z" w16du:dateUtc="2026-01-12T17:01:00Z"/>
+        </w:trPr>
+        <w:tc>
+          <w:tcPr>
+            <w:cnfStyle w:val="001000000000" w:firstRow="0" w:lastRow="0" w:firstColumn="1" w:lastColumn="0" w:oddVBand="0" w:evenVBand="0" w:oddHBand="0" w:evenHBand="0" w:firstRowFirstColumn="0" w:firstRowLastColumn="0" w:lastRowFirstColumn="0" w:lastRowLastColumn="0"/>
+            <w:tcW w:w="1838" w:type="dxa"/>
+          </w:tcPr>
+          <w:p>
+            <w:pPr>
+              <w:jc w:val="both"/>
+              <w:rPr>
+                <w:del w:id="65" w:author="Alfred Anate Bodurin Mayaki" w:date="2026-01-12T17:01:00Z" w16du:dateUtc="2026-01-12T17:01:00Z"/>
+                <w:rFonts w:ascii="CMU Sans Serif" w:hAnsi="CMU Sans Serif" w:cs="CMU Sans Serif"/>
+                <w:color w:val="000000" w:themeColor="text1"/>
+                <w:sz w:val="20"/>
+                <w:szCs w:val="20"/>
+              </w:rPr>
+            </w:pPr>
+            <w:del w:id="66" w:author="Alfred Anate Bodurin Mayaki" w:date="2026-01-12T17:01:00Z" w16du:dateUtc="2026-01-12T17:01:00Z">
+              <w:r>
+                <w:rPr>
+                  <w:rFonts w:ascii="CMU Sans Serif" w:hAnsi="CMU Sans Serif" w:cs="CMU Sans Serif"/>
+                  <w:color w:val="000000" w:themeColor="text1"/>
+                  <w:sz w:val="20"/>
+                  <w:szCs w:val="20"/>
+                </w:rPr>
+                <w:delText>ResearchGate</w:delText>
+              </w:r>
+            </w:del>
+          </w:p>
+        </w:tc>
+        <w:tc>
+          <w:tcPr>
+            <w:tcW w:w="4172" w:type="dxa"/>
+          </w:tcPr>
+          <w:p>
+            <w:pPr>
+              <w:jc w:val="both"/>
+              <w:cnfStyle w:val="000000000000" w:firstRow="0" w:lastRow="0" w:firstColumn="0" w:lastColumn="0" w:oddVBand="0" w:evenVBand="0" w:oddHBand="0" w:evenHBand="0" w:firstRowFirstColumn="0" w:firstRowLastColumn="0" w:lastRowFirstColumn="0" w:lastRowLastColumn="0"/>
+              <w:rPr>
+                <w:del w:id="67" w:author="Alfred Anate Bodurin Mayaki" w:date="2026-01-12T17:01:00Z" w16du:dateUtc="2026-01-12T17:01:00Z"/>
+                <w:rFonts w:ascii="CMU Sans Serif" w:hAnsi="CMU Sans Serif" w:cs="CMU Sans Serif"/>
+                <w:color w:val="000000" w:themeColor="text1"/>
+                <w:sz w:val="20"/>
+                <w:szCs w:val="20"/>
+              </w:rPr>
+            </w:pPr>
+            <w:del w:id="68" w:author="Alfred Anate Bodurin Mayaki" w:date="2026-01-12T17:01:00Z" w16du:dateUtc="2026-01-12T17:01:00Z">
+              <w:r>
+                <w:rPr>
+                  <w:rFonts w:ascii="CMU Sans Serif" w:hAnsi="CMU Sans Serif" w:cs="CMU Sans Serif"/>
+                  <w:color w:val="000000" w:themeColor="text1"/>
+                  <w:sz w:val="20"/>
+                  <w:szCs w:val="20"/>
+                </w:rPr>
+                <w:delText>International Journal of Emerging Research in Management &amp; Technology</w:delText>
+              </w:r>
+            </w:del>
+          </w:p>
+        </w:tc>
+        <w:tc>
+          <w:tcPr>
+            <w:tcW w:w="3006" w:type="dxa"/>
+          </w:tcPr>
+          <w:p>
+            <w:pPr>
+              <w:jc w:val="both"/>
+              <w:cnfStyle w:val="000000000000" w:firstRow="0" w:lastRow="0" w:firstColumn="0" w:lastColumn="0" w:oddVBand="0" w:evenVBand="0" w:oddHBand="0" w:evenHBand="0" w:firstRowFirstColumn="0" w:firstRowLastColumn="0" w:lastRowFirstColumn="0" w:lastRowLastColumn="0"/>
+              <w:rPr>
+                <w:del w:id="69" w:author="Alfred Anate Bodurin Mayaki" w:date="2026-01-12T17:01:00Z" w16du:dateUtc="2026-01-12T17:01:00Z"/>
+                <w:rFonts w:ascii="CMU Sans Serif" w:hAnsi="CMU Sans Serif" w:cs="CMU Sans Serif"/>
+                <w:color w:val="000000" w:themeColor="text1"/>
+                <w:sz w:val="20"/>
+                <w:szCs w:val="20"/>
+              </w:rPr>
+            </w:pPr>
+            <w:del w:id="70" w:author="Alfred Anate Bodurin Mayaki" w:date="2026-01-12T17:01:00Z" w16du:dateUtc="2026-01-12T17:01:00Z">
+              <w:r>
+                <w:rPr>
+                  <w:rFonts w:ascii="CMU Sans Serif" w:hAnsi="CMU Sans Serif" w:cs="CMU Sans Serif"/>
+                  <w:color w:val="000000" w:themeColor="text1"/>
+                  <w:sz w:val="20"/>
+                  <w:szCs w:val="20"/>
+                </w:rPr>
+                <w:delText xml:space="preserve">Vinayak </w:delText>
+              </w:r>
+              <w:r>
+                <w:rPr>
+                  <w:rFonts w:ascii="CMU Sans Serif" w:hAnsi="CMU Sans Serif" w:cs="CMU Sans Serif"/>
+                  <w:i/>
+                  <w:iCs/>
+                  <w:color w:val="000000" w:themeColor="text1"/>
+                  <w:sz w:val="20"/>
+                  <w:szCs w:val="20"/>
+                </w:rPr>
+                <w:delText>et. al.</w:delText>
+              </w:r>
+              <w:r>
+                <w:rPr>
+                  <w:rFonts w:ascii="CMU Sans Serif" w:hAnsi="CMU Sans Serif" w:cs="CMU Sans Serif"/>
+                  <w:color w:val="000000" w:themeColor="text1"/>
+                  <w:sz w:val="20"/>
+                  <w:szCs w:val="20"/>
+                </w:rPr>
+                <w:delText xml:space="preserve"> (2017)</w:delText>
+              </w:r>
+            </w:del>
+          </w:p>
+        </w:tc>
+      </w:tr>
+    </w:tbl>
+    <w:p>
+      <w:pPr>
+        <w:jc w:val="both"/>
+        <w:rPr>
+          <w:del w:id="71" w:author="Alfred Anate Bodurin Mayaki" w:date="2026-01-12T17:01:00Z" w16du:dateUtc="2026-01-12T17:01:00Z"/>
+          <w:rFonts w:ascii="CMU Sans Serif" w:hAnsi="CMU Sans Serif" w:cs="CMU Sans Serif"/>
+          <w:color w:val="000000" w:themeColor="text1"/>
+        </w:rPr>
+      </w:pPr>
+    </w:p>
+    <w:p>
+      <w:pPr>
+        <w:pStyle w:val="ListParagraph"/>
+        <w:numPr>
+          <w:ilvl w:val="0"/>
+          <w:numId w:val="5"/>
+        </w:numPr>
+        <w:jc w:val="both"/>
         <w:rPr>
           <w:rFonts w:ascii="CMU Sans Serif" w:hAnsi="CMU Sans Serif" w:cs="CMU Sans Serif"/>
           <w:color w:val="000000" w:themeColor="text1"/>
           <w:u w:val="single"/>
         </w:rPr>
-        <w:t>Employer Branding</w:t>
+      </w:pPr>
+      <w:r>
+        <w:rPr>
+          <w:rFonts w:ascii="CMU Sans Serif" w:hAnsi="CMU Sans Serif" w:cs="CMU Sans Serif"/>
+          <w:color w:val="000000" w:themeColor="text1"/>
+          <w:u w:val="single"/>
+        </w:rPr>
+        <w:t>Neurodiversity (</w:t>
+      </w:r>
+      <w:r>
+        <w:rPr>
+          <w:rFonts w:ascii="CMU Sans Serif" w:hAnsi="CMU Sans Serif" w:cs="CMU Sans Serif"/>
+          <w:color w:val="000000" w:themeColor="text1"/>
+          <w:u w:val="single"/>
+        </w:rPr>
+        <w:t xml:space="preserve">Bipolar and Autism - </w:t>
+      </w:r>
+      <w:r>
+        <w:rPr>
+          <w:rFonts w:ascii="CMU Sans Serif" w:hAnsi="CMU Sans Serif" w:cs="CMU Sans Serif"/>
+          <w:color w:val="000000" w:themeColor="text1"/>
+          <w:u w:val="single"/>
+        </w:rPr>
+        <w:t>Diversity and Inclusion)</w:t>
       </w:r>
     </w:p>
     <w:tbl>
@@ -5554,521 +6263,6 @@
                 <w:sz w:val="20"/>
                 <w:szCs w:val="20"/>
               </w:rPr>
-              <w:t>Emerald</w:t>
-            </w:r>
-          </w:p>
-        </w:tc>
-        <w:tc>
-          <w:tcPr>
-            <w:tcW w:w="4172" w:type="dxa"/>
-          </w:tcPr>
-          <w:p>
-            <w:pPr>
-              <w:jc w:val="both"/>
-              <w:cnfStyle w:val="000000100000" w:firstRow="0" w:lastRow="0" w:firstColumn="0" w:lastColumn="0" w:oddVBand="0" w:evenVBand="0" w:oddHBand="1" w:evenHBand="0" w:firstRowFirstColumn="0" w:firstRowLastColumn="0" w:lastRowFirstColumn="0" w:lastRowLastColumn="0"/>
-              <w:rPr>
-                <w:rFonts w:ascii="CMU Sans Serif" w:hAnsi="CMU Sans Serif" w:cs="CMU Sans Serif"/>
-                <w:color w:val="000000" w:themeColor="text1"/>
-                <w:sz w:val="20"/>
-                <w:szCs w:val="20"/>
-              </w:rPr>
-            </w:pPr>
-            <w:r>
-              <w:rPr>
-                <w:rFonts w:ascii="CMU Sans Serif" w:hAnsi="CMU Sans Serif" w:cs="CMU Sans Serif"/>
-                <w:color w:val="000000" w:themeColor="text1"/>
-                <w:sz w:val="20"/>
-                <w:szCs w:val="20"/>
-              </w:rPr>
-              <w:t>Personnel Review</w:t>
-            </w:r>
-          </w:p>
-        </w:tc>
-        <w:tc>
-          <w:tcPr>
-            <w:tcW w:w="3006" w:type="dxa"/>
-          </w:tcPr>
-          <w:p>
-            <w:pPr>
-              <w:jc w:val="both"/>
-              <w:cnfStyle w:val="000000100000" w:firstRow="0" w:lastRow="0" w:firstColumn="0" w:lastColumn="0" w:oddVBand="0" w:evenVBand="0" w:oddHBand="1" w:evenHBand="0" w:firstRowFirstColumn="0" w:firstRowLastColumn="0" w:lastRowFirstColumn="0" w:lastRowLastColumn="0"/>
-              <w:rPr>
-                <w:rFonts w:ascii="CMU Sans Serif" w:hAnsi="CMU Sans Serif" w:cs="CMU Sans Serif"/>
-                <w:color w:val="000000" w:themeColor="text1"/>
-                <w:sz w:val="20"/>
-                <w:szCs w:val="20"/>
-              </w:rPr>
-            </w:pPr>
-            <w:r>
-              <w:rPr>
-                <w:rFonts w:ascii="CMU Sans Serif" w:hAnsi="CMU Sans Serif" w:cs="CMU Sans Serif"/>
-                <w:color w:val="000000" w:themeColor="text1"/>
-                <w:sz w:val="20"/>
-                <w:szCs w:val="20"/>
-              </w:rPr>
-              <w:t>Younis and Hammad (2021)</w:t>
-            </w:r>
-          </w:p>
-        </w:tc>
-      </w:tr>
-      <w:tr>
-        <w:tc>
-          <w:tcPr>
-            <w:cnfStyle w:val="001000000000" w:firstRow="0" w:lastRow="0" w:firstColumn="1" w:lastColumn="0" w:oddVBand="0" w:evenVBand="0" w:oddHBand="0" w:evenHBand="0" w:firstRowFirstColumn="0" w:firstRowLastColumn="0" w:lastRowFirstColumn="0" w:lastRowLastColumn="0"/>
-            <w:tcW w:w="1838" w:type="dxa"/>
-          </w:tcPr>
-          <w:p>
-            <w:pPr>
-              <w:jc w:val="both"/>
-              <w:rPr>
-                <w:rFonts w:ascii="CMU Sans Serif" w:hAnsi="CMU Sans Serif" w:cs="CMU Sans Serif"/>
-                <w:color w:val="000000" w:themeColor="text1"/>
-                <w:sz w:val="20"/>
-                <w:szCs w:val="20"/>
-              </w:rPr>
-            </w:pPr>
-            <w:r>
-              <w:rPr>
-                <w:rFonts w:ascii="CMU Sans Serif" w:hAnsi="CMU Sans Serif" w:cs="CMU Sans Serif"/>
-                <w:color w:val="000000" w:themeColor="text1"/>
-                <w:sz w:val="20"/>
-                <w:szCs w:val="20"/>
-              </w:rPr>
-              <w:t>MDPI</w:t>
-            </w:r>
-          </w:p>
-        </w:tc>
-        <w:tc>
-          <w:tcPr>
-            <w:tcW w:w="4172" w:type="dxa"/>
-          </w:tcPr>
-          <w:p>
-            <w:pPr>
-              <w:jc w:val="both"/>
-              <w:cnfStyle w:val="000000000000" w:firstRow="0" w:lastRow="0" w:firstColumn="0" w:lastColumn="0" w:oddVBand="0" w:evenVBand="0" w:oddHBand="0" w:evenHBand="0" w:firstRowFirstColumn="0" w:firstRowLastColumn="0" w:lastRowFirstColumn="0" w:lastRowLastColumn="0"/>
-              <w:rPr>
-                <w:rFonts w:ascii="CMU Sans Serif" w:hAnsi="CMU Sans Serif" w:cs="CMU Sans Serif"/>
-                <w:color w:val="000000" w:themeColor="text1"/>
-                <w:sz w:val="20"/>
-                <w:szCs w:val="20"/>
-              </w:rPr>
-            </w:pPr>
-            <w:r>
-              <w:rPr>
-                <w:rFonts w:ascii="CMU Sans Serif" w:hAnsi="CMU Sans Serif" w:cs="CMU Sans Serif"/>
-                <w:color w:val="000000" w:themeColor="text1"/>
-                <w:sz w:val="20"/>
-                <w:szCs w:val="20"/>
-              </w:rPr>
-              <w:t>Sustainability</w:t>
-            </w:r>
-          </w:p>
-        </w:tc>
-        <w:tc>
-          <w:tcPr>
-            <w:tcW w:w="3006" w:type="dxa"/>
-          </w:tcPr>
-          <w:p>
-            <w:pPr>
-              <w:jc w:val="both"/>
-              <w:cnfStyle w:val="000000000000" w:firstRow="0" w:lastRow="0" w:firstColumn="0" w:lastColumn="0" w:oddVBand="0" w:evenVBand="0" w:oddHBand="0" w:evenHBand="0" w:firstRowFirstColumn="0" w:firstRowLastColumn="0" w:lastRowFirstColumn="0" w:lastRowLastColumn="0"/>
-              <w:rPr>
-                <w:rFonts w:ascii="CMU Sans Serif" w:hAnsi="CMU Sans Serif" w:cs="CMU Sans Serif"/>
-                <w:color w:val="000000" w:themeColor="text1"/>
-                <w:sz w:val="20"/>
-                <w:szCs w:val="20"/>
-              </w:rPr>
-            </w:pPr>
-            <w:r>
-              <w:rPr>
-                <w:rFonts w:ascii="CMU Sans Serif" w:hAnsi="CMU Sans Serif" w:cs="CMU Sans Serif"/>
-                <w:color w:val="000000" w:themeColor="text1"/>
-                <w:sz w:val="20"/>
-                <w:szCs w:val="20"/>
-              </w:rPr>
-              <w:t xml:space="preserve">Suen </w:t>
-            </w:r>
-            <w:r>
-              <w:rPr>
-                <w:rFonts w:ascii="CMU Sans Serif" w:hAnsi="CMU Sans Serif" w:cs="CMU Sans Serif"/>
-                <w:i/>
-                <w:iCs/>
-                <w:color w:val="000000" w:themeColor="text1"/>
-                <w:sz w:val="20"/>
-                <w:szCs w:val="20"/>
-              </w:rPr>
-              <w:t>et. al.</w:t>
-            </w:r>
-            <w:r>
-              <w:rPr>
-                <w:rFonts w:ascii="CMU Sans Serif" w:hAnsi="CMU Sans Serif" w:cs="CMU Sans Serif"/>
-                <w:color w:val="000000" w:themeColor="text1"/>
-                <w:sz w:val="20"/>
-                <w:szCs w:val="20"/>
-              </w:rPr>
-              <w:t xml:space="preserve"> (2020)</w:t>
-            </w:r>
-          </w:p>
-        </w:tc>
-      </w:tr>
-      <w:tr>
-        <w:trPr>
-          <w:cnfStyle w:val="000000100000" w:firstRow="0" w:lastRow="0" w:firstColumn="0" w:lastColumn="0" w:oddVBand="0" w:evenVBand="0" w:oddHBand="1" w:evenHBand="0" w:firstRowFirstColumn="0" w:firstRowLastColumn="0" w:lastRowFirstColumn="0" w:lastRowLastColumn="0"/>
-        </w:trPr>
-        <w:tc>
-          <w:tcPr>
-            <w:cnfStyle w:val="001000000000" w:firstRow="0" w:lastRow="0" w:firstColumn="1" w:lastColumn="0" w:oddVBand="0" w:evenVBand="0" w:oddHBand="0" w:evenHBand="0" w:firstRowFirstColumn="0" w:firstRowLastColumn="0" w:lastRowFirstColumn="0" w:lastRowLastColumn="0"/>
-            <w:tcW w:w="1838" w:type="dxa"/>
-          </w:tcPr>
-          <w:p>
-            <w:pPr>
-              <w:jc w:val="both"/>
-              <w:rPr>
-                <w:rFonts w:ascii="CMU Sans Serif" w:hAnsi="CMU Sans Serif" w:cs="CMU Sans Serif"/>
-                <w:color w:val="000000" w:themeColor="text1"/>
-                <w:sz w:val="20"/>
-                <w:szCs w:val="20"/>
-              </w:rPr>
-            </w:pPr>
-            <w:r>
-              <w:rPr>
-                <w:rFonts w:ascii="CMU Sans Serif" w:hAnsi="CMU Sans Serif" w:cs="CMU Sans Serif"/>
-                <w:color w:val="000000" w:themeColor="text1"/>
-                <w:sz w:val="20"/>
-                <w:szCs w:val="20"/>
-              </w:rPr>
-              <w:t>Elsevier</w:t>
-            </w:r>
-          </w:p>
-        </w:tc>
-        <w:tc>
-          <w:tcPr>
-            <w:tcW w:w="4172" w:type="dxa"/>
-          </w:tcPr>
-          <w:p>
-            <w:pPr>
-              <w:jc w:val="both"/>
-              <w:cnfStyle w:val="000000100000" w:firstRow="0" w:lastRow="0" w:firstColumn="0" w:lastColumn="0" w:oddVBand="0" w:evenVBand="0" w:oddHBand="1" w:evenHBand="0" w:firstRowFirstColumn="0" w:firstRowLastColumn="0" w:lastRowFirstColumn="0" w:lastRowLastColumn="0"/>
-              <w:rPr>
-                <w:rFonts w:ascii="CMU Sans Serif" w:hAnsi="CMU Sans Serif" w:cs="CMU Sans Serif"/>
-                <w:color w:val="000000" w:themeColor="text1"/>
-                <w:sz w:val="20"/>
-                <w:szCs w:val="20"/>
-              </w:rPr>
-            </w:pPr>
-            <w:r>
-              <w:rPr>
-                <w:rFonts w:ascii="CMU Sans Serif" w:hAnsi="CMU Sans Serif" w:cs="CMU Sans Serif"/>
-                <w:color w:val="000000" w:themeColor="text1"/>
-                <w:sz w:val="20"/>
-                <w:szCs w:val="20"/>
-              </w:rPr>
-              <w:t>Journal of Business Research</w:t>
-            </w:r>
-          </w:p>
-        </w:tc>
-        <w:tc>
-          <w:tcPr>
-            <w:tcW w:w="3006" w:type="dxa"/>
-          </w:tcPr>
-          <w:p>
-            <w:pPr>
-              <w:jc w:val="both"/>
-              <w:cnfStyle w:val="000000100000" w:firstRow="0" w:lastRow="0" w:firstColumn="0" w:lastColumn="0" w:oddVBand="0" w:evenVBand="0" w:oddHBand="1" w:evenHBand="0" w:firstRowFirstColumn="0" w:firstRowLastColumn="0" w:lastRowFirstColumn="0" w:lastRowLastColumn="0"/>
-              <w:rPr>
-                <w:rFonts w:ascii="CMU Sans Serif" w:hAnsi="CMU Sans Serif" w:cs="CMU Sans Serif"/>
-                <w:color w:val="000000" w:themeColor="text1"/>
-                <w:sz w:val="20"/>
-                <w:szCs w:val="20"/>
-              </w:rPr>
-            </w:pPr>
-            <w:r>
-              <w:rPr>
-                <w:rFonts w:ascii="CMU Sans Serif" w:hAnsi="CMU Sans Serif" w:cs="CMU Sans Serif"/>
-                <w:color w:val="000000" w:themeColor="text1"/>
-                <w:sz w:val="20"/>
-                <w:szCs w:val="20"/>
-              </w:rPr>
-              <w:t>Chang &amp; Chin (2018)</w:t>
-            </w:r>
-          </w:p>
-        </w:tc>
-      </w:tr>
-      <w:tr>
-        <w:tc>
-          <w:tcPr>
-            <w:cnfStyle w:val="001000000000" w:firstRow="0" w:lastRow="0" w:firstColumn="1" w:lastColumn="0" w:oddVBand="0" w:evenVBand="0" w:oddHBand="0" w:evenHBand="0" w:firstRowFirstColumn="0" w:firstRowLastColumn="0" w:lastRowFirstColumn="0" w:lastRowLastColumn="0"/>
-            <w:tcW w:w="1838" w:type="dxa"/>
-          </w:tcPr>
-          <w:p>
-            <w:pPr>
-              <w:jc w:val="both"/>
-              <w:rPr>
-                <w:rFonts w:ascii="CMU Sans Serif" w:hAnsi="CMU Sans Serif" w:cs="CMU Sans Serif"/>
-                <w:color w:val="000000" w:themeColor="text1"/>
-                <w:sz w:val="20"/>
-                <w:szCs w:val="20"/>
-              </w:rPr>
-            </w:pPr>
-            <w:r>
-              <w:rPr>
-                <w:rFonts w:ascii="CMU Sans Serif" w:hAnsi="CMU Sans Serif" w:cs="CMU Sans Serif"/>
-                <w:color w:val="000000" w:themeColor="text1"/>
-                <w:sz w:val="20"/>
-                <w:szCs w:val="20"/>
-              </w:rPr>
-              <w:t>ResearchGate</w:t>
-            </w:r>
-          </w:p>
-        </w:tc>
-        <w:tc>
-          <w:tcPr>
-            <w:tcW w:w="4172" w:type="dxa"/>
-          </w:tcPr>
-          <w:p>
-            <w:pPr>
-              <w:jc w:val="both"/>
-              <w:cnfStyle w:val="000000000000" w:firstRow="0" w:lastRow="0" w:firstColumn="0" w:lastColumn="0" w:oddVBand="0" w:evenVBand="0" w:oddHBand="0" w:evenHBand="0" w:firstRowFirstColumn="0" w:firstRowLastColumn="0" w:lastRowFirstColumn="0" w:lastRowLastColumn="0"/>
-              <w:rPr>
-                <w:rFonts w:ascii="CMU Sans Serif" w:hAnsi="CMU Sans Serif" w:cs="CMU Sans Serif"/>
-                <w:color w:val="000000" w:themeColor="text1"/>
-                <w:sz w:val="20"/>
-                <w:szCs w:val="20"/>
-              </w:rPr>
-            </w:pPr>
-            <w:r>
-              <w:rPr>
-                <w:rFonts w:ascii="CMU Sans Serif" w:hAnsi="CMU Sans Serif" w:cs="CMU Sans Serif"/>
-                <w:color w:val="000000" w:themeColor="text1"/>
-                <w:sz w:val="20"/>
-                <w:szCs w:val="20"/>
-              </w:rPr>
-              <w:t>International Journal of Emerging Research in Management &amp; Technology</w:t>
-            </w:r>
-          </w:p>
-        </w:tc>
-        <w:tc>
-          <w:tcPr>
-            <w:tcW w:w="3006" w:type="dxa"/>
-          </w:tcPr>
-          <w:p>
-            <w:pPr>
-              <w:jc w:val="both"/>
-              <w:cnfStyle w:val="000000000000" w:firstRow="0" w:lastRow="0" w:firstColumn="0" w:lastColumn="0" w:oddVBand="0" w:evenVBand="0" w:oddHBand="0" w:evenHBand="0" w:firstRowFirstColumn="0" w:firstRowLastColumn="0" w:lastRowFirstColumn="0" w:lastRowLastColumn="0"/>
-              <w:rPr>
-                <w:rFonts w:ascii="CMU Sans Serif" w:hAnsi="CMU Sans Serif" w:cs="CMU Sans Serif"/>
-                <w:color w:val="000000" w:themeColor="text1"/>
-                <w:sz w:val="20"/>
-                <w:szCs w:val="20"/>
-              </w:rPr>
-            </w:pPr>
-            <w:r>
-              <w:rPr>
-                <w:rFonts w:ascii="CMU Sans Serif" w:hAnsi="CMU Sans Serif" w:cs="CMU Sans Serif"/>
-                <w:color w:val="000000" w:themeColor="text1"/>
-                <w:sz w:val="20"/>
-                <w:szCs w:val="20"/>
-              </w:rPr>
-              <w:t xml:space="preserve">Vinayak </w:t>
-            </w:r>
-            <w:r>
-              <w:rPr>
-                <w:rFonts w:ascii="CMU Sans Serif" w:hAnsi="CMU Sans Serif" w:cs="CMU Sans Serif"/>
-                <w:i/>
-                <w:iCs/>
-                <w:color w:val="000000" w:themeColor="text1"/>
-                <w:sz w:val="20"/>
-                <w:szCs w:val="20"/>
-              </w:rPr>
-              <w:t>et. al.</w:t>
-            </w:r>
-            <w:r>
-              <w:rPr>
-                <w:rFonts w:ascii="CMU Sans Serif" w:hAnsi="CMU Sans Serif" w:cs="CMU Sans Serif"/>
-                <w:color w:val="000000" w:themeColor="text1"/>
-                <w:sz w:val="20"/>
-                <w:szCs w:val="20"/>
-              </w:rPr>
-              <w:t xml:space="preserve"> (2017)</w:t>
-            </w:r>
-          </w:p>
-        </w:tc>
-      </w:tr>
-    </w:tbl>
-    <w:p>
-      <w:pPr>
-        <w:jc w:val="both"/>
-        <w:rPr>
-          <w:rFonts w:ascii="CMU Sans Serif" w:hAnsi="CMU Sans Serif" w:cs="CMU Sans Serif"/>
-          <w:color w:val="000000" w:themeColor="text1"/>
-        </w:rPr>
-      </w:pPr>
-    </w:p>
-    <w:p>
-      <w:pPr>
-        <w:pStyle w:val="ListParagraph"/>
-        <w:numPr>
-          <w:ilvl w:val="0"/>
-          <w:numId w:val="5"/>
-        </w:numPr>
-        <w:jc w:val="both"/>
-        <w:rPr>
-          <w:rFonts w:ascii="CMU Sans Serif" w:hAnsi="CMU Sans Serif" w:cs="CMU Sans Serif"/>
-          <w:color w:val="000000" w:themeColor="text1"/>
-          <w:u w:val="single"/>
-        </w:rPr>
-      </w:pPr>
-      <w:r>
-        <w:rPr>
-          <w:rFonts w:ascii="CMU Sans Serif" w:hAnsi="CMU Sans Serif" w:cs="CMU Sans Serif"/>
-          <w:color w:val="000000" w:themeColor="text1"/>
-          <w:u w:val="single"/>
-        </w:rPr>
-        <w:t>Neurodiversity (</w:t>
-      </w:r>
-      <w:r>
-        <w:rPr>
-          <w:rFonts w:ascii="CMU Sans Serif" w:hAnsi="CMU Sans Serif" w:cs="CMU Sans Serif"/>
-          <w:color w:val="000000" w:themeColor="text1"/>
-          <w:u w:val="single"/>
-        </w:rPr>
-        <w:t xml:space="preserve">Bipolar and Autism - </w:t>
-      </w:r>
-      <w:r>
-        <w:rPr>
-          <w:rFonts w:ascii="CMU Sans Serif" w:hAnsi="CMU Sans Serif" w:cs="CMU Sans Serif"/>
-          <w:color w:val="000000" w:themeColor="text1"/>
-          <w:u w:val="single"/>
-        </w:rPr>
-        <w:t>Diversity and Inclusion)</w:t>
-      </w:r>
-    </w:p>
-    <w:tbl>
-      <w:tblPr>
-        <w:tblStyle w:val="PlainTable4"/>
-        <w:tblW w:w="0" w:type="auto"/>
-        <w:tblLook w:val="04A0" w:firstRow="1" w:lastRow="0" w:firstColumn="1" w:lastColumn="0" w:noHBand="0" w:noVBand="1"/>
-      </w:tblPr>
-      <w:tblGrid>
-        <w:gridCol w:w="1838"/>
-        <w:gridCol w:w="4172"/>
-        <w:gridCol w:w="3006"/>
-      </w:tblGrid>
-      <w:tr>
-        <w:trPr>
-          <w:cnfStyle w:val="100000000000" w:firstRow="1" w:lastRow="0" w:firstColumn="0" w:lastColumn="0" w:oddVBand="0" w:evenVBand="0" w:oddHBand="0" w:evenHBand="0" w:firstRowFirstColumn="0" w:firstRowLastColumn="0" w:lastRowFirstColumn="0" w:lastRowLastColumn="0"/>
-        </w:trPr>
-        <w:tc>
-          <w:tcPr>
-            <w:cnfStyle w:val="001000000000" w:firstRow="0" w:lastRow="0" w:firstColumn="1" w:lastColumn="0" w:oddVBand="0" w:evenVBand="0" w:oddHBand="0" w:evenHBand="0" w:firstRowFirstColumn="0" w:firstRowLastColumn="0" w:lastRowFirstColumn="0" w:lastRowLastColumn="0"/>
-            <w:tcW w:w="1838" w:type="dxa"/>
-          </w:tcPr>
-          <w:p>
-            <w:pPr>
-              <w:jc w:val="both"/>
-              <w:rPr>
-                <w:rFonts w:ascii="CMU Sans Serif" w:hAnsi="CMU Sans Serif" w:cs="CMU Sans Serif"/>
-                <w:b w:val="0"/>
-                <w:bCs w:val="0"/>
-                <w:color w:val="000000" w:themeColor="text1"/>
-                <w:sz w:val="20"/>
-                <w:szCs w:val="20"/>
-              </w:rPr>
-            </w:pPr>
-            <w:r>
-              <w:rPr>
-                <w:rFonts w:ascii="CMU Sans Serif" w:hAnsi="CMU Sans Serif" w:cs="CMU Sans Serif"/>
-                <w:color w:val="000000" w:themeColor="text1"/>
-                <w:sz w:val="20"/>
-                <w:szCs w:val="20"/>
-              </w:rPr>
-              <w:t>Source</w:t>
-            </w:r>
-          </w:p>
-        </w:tc>
-        <w:tc>
-          <w:tcPr>
-            <w:tcW w:w="4172" w:type="dxa"/>
-          </w:tcPr>
-          <w:p>
-            <w:pPr>
-              <w:jc w:val="both"/>
-              <w:cnfStyle w:val="100000000000" w:firstRow="1" w:lastRow="0" w:firstColumn="0" w:lastColumn="0" w:oddVBand="0" w:evenVBand="0" w:oddHBand="0" w:evenHBand="0" w:firstRowFirstColumn="0" w:firstRowLastColumn="0" w:lastRowFirstColumn="0" w:lastRowLastColumn="0"/>
-              <w:rPr>
-                <w:rFonts w:ascii="CMU Sans Serif" w:hAnsi="CMU Sans Serif" w:cs="CMU Sans Serif"/>
-                <w:b w:val="0"/>
-                <w:bCs w:val="0"/>
-                <w:color w:val="000000" w:themeColor="text1"/>
-                <w:sz w:val="20"/>
-                <w:szCs w:val="20"/>
-              </w:rPr>
-            </w:pPr>
-            <w:r>
-              <w:rPr>
-                <w:rFonts w:ascii="CMU Sans Serif" w:hAnsi="CMU Sans Serif" w:cs="CMU Sans Serif"/>
-                <w:color w:val="000000" w:themeColor="text1"/>
-                <w:sz w:val="20"/>
-                <w:szCs w:val="20"/>
-              </w:rPr>
-              <w:t>Name of Journal / Book</w:t>
-            </w:r>
-          </w:p>
-        </w:tc>
-        <w:tc>
-          <w:tcPr>
-            <w:tcW w:w="3006" w:type="dxa"/>
-          </w:tcPr>
-          <w:p>
-            <w:pPr>
-              <w:jc w:val="both"/>
-              <w:cnfStyle w:val="100000000000" w:firstRow="1" w:lastRow="0" w:firstColumn="0" w:lastColumn="0" w:oddVBand="0" w:evenVBand="0" w:oddHBand="0" w:evenHBand="0" w:firstRowFirstColumn="0" w:firstRowLastColumn="0" w:lastRowFirstColumn="0" w:lastRowLastColumn="0"/>
-              <w:rPr>
-                <w:rFonts w:ascii="CMU Sans Serif" w:hAnsi="CMU Sans Serif" w:cs="CMU Sans Serif"/>
-                <w:b w:val="0"/>
-                <w:bCs w:val="0"/>
-                <w:color w:val="000000" w:themeColor="text1"/>
-                <w:sz w:val="20"/>
-                <w:szCs w:val="20"/>
-              </w:rPr>
-            </w:pPr>
-            <w:r>
-              <w:rPr>
-                <w:rFonts w:ascii="CMU Sans Serif" w:hAnsi="CMU Sans Serif" w:cs="CMU Sans Serif"/>
-                <w:color w:val="000000" w:themeColor="text1"/>
-                <w:sz w:val="20"/>
-                <w:szCs w:val="20"/>
-              </w:rPr>
-              <w:t>Scoped Articles</w:t>
-            </w:r>
-          </w:p>
-        </w:tc>
-      </w:tr>
-      <w:tr>
-        <w:trPr>
-          <w:cnfStyle w:val="000000100000" w:firstRow="0" w:lastRow="0" w:firstColumn="0" w:lastColumn="0" w:oddVBand="0" w:evenVBand="0" w:oddHBand="1" w:evenHBand="0" w:firstRowFirstColumn="0" w:firstRowLastColumn="0" w:lastRowFirstColumn="0" w:lastRowLastColumn="0"/>
-        </w:trPr>
-        <w:tc>
-          <w:tcPr>
-            <w:cnfStyle w:val="001000000000" w:firstRow="0" w:lastRow="0" w:firstColumn="1" w:lastColumn="0" w:oddVBand="0" w:evenVBand="0" w:oddHBand="0" w:evenHBand="0" w:firstRowFirstColumn="0" w:firstRowLastColumn="0" w:lastRowFirstColumn="0" w:lastRowLastColumn="0"/>
-            <w:tcW w:w="1838" w:type="dxa"/>
-          </w:tcPr>
-          <w:p>
-            <w:pPr>
-              <w:jc w:val="both"/>
-              <w:rPr>
-                <w:rFonts w:ascii="CMU Sans Serif" w:hAnsi="CMU Sans Serif" w:cs="CMU Sans Serif"/>
-                <w:color w:val="000000" w:themeColor="text1"/>
-                <w:sz w:val="20"/>
-                <w:szCs w:val="20"/>
-              </w:rPr>
-            </w:pPr>
-            <w:r>
-              <w:rPr>
-                <w:rFonts w:ascii="CMU Sans Serif" w:hAnsi="CMU Sans Serif" w:cs="CMU Sans Serif"/>
-                <w:color w:val="000000" w:themeColor="text1"/>
-                <w:sz w:val="20"/>
-                <w:szCs w:val="20"/>
-              </w:rPr>
               <w:t>Wiley Online</w:t>
             </w:r>
           </w:p>
@@ -6415,8 +6609,28 @@
           <w:color w:val="000000" w:themeColor="text1"/>
           <w:u w:val="single"/>
         </w:rPr>
-        <w:t>Theoretic</w:t>
-      </w:r>
+        <w:t>Theo</w:t>
+      </w:r>
+      <w:ins w:id="72" w:author="Alfred Anate Bodurin Mayaki" w:date="2026-01-12T17:01:00Z" w16du:dateUtc="2026-01-12T17:01:00Z">
+        <w:r>
+          <w:rPr>
+            <w:rFonts w:ascii="CMU Sans Serif" w:hAnsi="CMU Sans Serif" w:cs="CMU Sans Serif"/>
+            <w:color w:val="000000" w:themeColor="text1"/>
+            <w:u w:val="single"/>
+          </w:rPr>
+          <w:t>ry and Signalling Theory</w:t>
+        </w:r>
+      </w:ins>
+      <w:del w:id="73" w:author="Alfred Anate Bodurin Mayaki" w:date="2026-01-12T17:01:00Z" w16du:dateUtc="2026-01-12T17:01:00Z">
+        <w:r>
+          <w:rPr>
+            <w:rFonts w:ascii="CMU Sans Serif" w:hAnsi="CMU Sans Serif" w:cs="CMU Sans Serif"/>
+            <w:color w:val="000000" w:themeColor="text1"/>
+            <w:u w:val="single"/>
+          </w:rPr>
+          <w:delText>retic</w:delText>
+        </w:r>
+      </w:del>
       <w:r>
         <w:rPr>
           <w:rFonts w:ascii="CMU Sans Serif" w:hAnsi="CMU Sans Serif" w:cs="CMU Sans Serif"/>
@@ -6708,17 +6922,54 @@
                 <w:szCs w:val="20"/>
               </w:rPr>
             </w:pPr>
-            <w:hyperlink r:id="rId13" w:history="1">
+            <w:del w:id="74" w:author="Alfred Anate Bodurin Mayaki" w:date="2026-01-12T16:57:00Z" w16du:dateUtc="2026-01-12T16:57:00Z">
+              <w:r>
+                <w:fldChar w:fldCharType="begin"/>
+              </w:r>
+              <w:r>
+                <w:delInstrText>HYPERLINK "https://journalfinder.elsevier.com/"</w:delInstrText>
+              </w:r>
+              <w:r>
+                <w:fldChar w:fldCharType="separate"/>
+              </w:r>
               <w:r>
                 <w:rPr>
-                  <w:rStyle w:val="Hyperlink"/>
                   <w:rFonts w:ascii="CMU Sans Serif" w:hAnsi="CMU Sans Serif" w:cs="CMU Sans Serif"/>
                   <w:sz w:val="20"/>
                   <w:szCs w:val="20"/>
+                  <w:rPrChange w:id="75" w:author="Alfred Anate Bodurin Mayaki" w:date="2026-01-12T16:57:00Z" w16du:dateUtc="2026-01-12T16:57:00Z">
+                    <w:rPr>
+                      <w:rStyle w:val="Hyperlink"/>
+                      <w:rFonts w:ascii="CMU Sans Serif" w:hAnsi="CMU Sans Serif" w:cs="CMU Sans Serif"/>
+                      <w:sz w:val="20"/>
+                      <w:szCs w:val="20"/>
+                    </w:rPr>
+                  </w:rPrChange>
+                </w:rPr>
+                <w:delText>Elsevier</w:delText>
+              </w:r>
+              <w:r>
+                <w:fldChar w:fldCharType="end"/>
+              </w:r>
+            </w:del>
+            <w:ins w:id="76" w:author="Alfred Anate Bodurin Mayaki" w:date="2026-01-12T16:57:00Z" w16du:dateUtc="2026-01-12T16:57:00Z">
+              <w:r>
+                <w:rPr>
+                  <w:rFonts w:ascii="CMU Sans Serif" w:hAnsi="CMU Sans Serif" w:cs="CMU Sans Serif"/>
+                  <w:sz w:val="20"/>
+                  <w:szCs w:val="20"/>
+                  <w:rPrChange w:id="77" w:author="Alfred Anate Bodurin Mayaki" w:date="2026-01-12T16:57:00Z" w16du:dateUtc="2026-01-12T16:57:00Z">
+                    <w:rPr>
+                      <w:rStyle w:val="Hyperlink"/>
+                      <w:rFonts w:ascii="CMU Sans Serif" w:hAnsi="CMU Sans Serif" w:cs="CMU Sans Serif"/>
+                      <w:sz w:val="20"/>
+                      <w:szCs w:val="20"/>
+                    </w:rPr>
+                  </w:rPrChange>
                 </w:rPr>
                 <w:t>Elsevier</w:t>
               </w:r>
-            </w:hyperlink>
+            </w:ins>
           </w:p>
         </w:tc>
         <w:tc>
@@ -6736,17 +6987,54 @@
                 <w:szCs w:val="20"/>
               </w:rPr>
             </w:pPr>
-            <w:hyperlink r:id="rId14" w:history="1">
+            <w:del w:id="78" w:author="Alfred Anate Bodurin Mayaki" w:date="2026-01-12T16:57:00Z" w16du:dateUtc="2026-01-12T16:57:00Z">
+              <w:r>
+                <w:fldChar w:fldCharType="begin"/>
+              </w:r>
+              <w:r>
+                <w:delInstrText>HYPERLINK "https://www.sciencedirect.com/journal/labour-economics"</w:delInstrText>
+              </w:r>
+              <w:r>
+                <w:fldChar w:fldCharType="separate"/>
+              </w:r>
               <w:r>
                 <w:rPr>
-                  <w:rStyle w:val="Hyperlink"/>
                   <w:rFonts w:ascii="CMU Sans Serif" w:hAnsi="CMU Sans Serif" w:cs="CMU Sans Serif"/>
                   <w:sz w:val="20"/>
                   <w:szCs w:val="20"/>
+                  <w:rPrChange w:id="79" w:author="Alfred Anate Bodurin Mayaki" w:date="2026-01-12T16:57:00Z" w16du:dateUtc="2026-01-12T16:57:00Z">
+                    <w:rPr>
+                      <w:rStyle w:val="Hyperlink"/>
+                      <w:rFonts w:ascii="CMU Sans Serif" w:hAnsi="CMU Sans Serif" w:cs="CMU Sans Serif"/>
+                      <w:sz w:val="20"/>
+                      <w:szCs w:val="20"/>
+                    </w:rPr>
+                  </w:rPrChange>
+                </w:rPr>
+                <w:delText>Labour Economics</w:delText>
+              </w:r>
+              <w:r>
+                <w:fldChar w:fldCharType="end"/>
+              </w:r>
+            </w:del>
+            <w:ins w:id="80" w:author="Alfred Anate Bodurin Mayaki" w:date="2026-01-12T16:57:00Z" w16du:dateUtc="2026-01-12T16:57:00Z">
+              <w:r>
+                <w:rPr>
+                  <w:rFonts w:ascii="CMU Sans Serif" w:hAnsi="CMU Sans Serif" w:cs="CMU Sans Serif"/>
+                  <w:sz w:val="20"/>
+                  <w:szCs w:val="20"/>
+                  <w:rPrChange w:id="81" w:author="Alfred Anate Bodurin Mayaki" w:date="2026-01-12T16:57:00Z" w16du:dateUtc="2026-01-12T16:57:00Z">
+                    <w:rPr>
+                      <w:rStyle w:val="Hyperlink"/>
+                      <w:rFonts w:ascii="CMU Sans Serif" w:hAnsi="CMU Sans Serif" w:cs="CMU Sans Serif"/>
+                      <w:sz w:val="20"/>
+                      <w:szCs w:val="20"/>
+                    </w:rPr>
+                  </w:rPrChange>
                 </w:rPr>
                 <w:t>Labour Economics</w:t>
               </w:r>
-            </w:hyperlink>
+            </w:ins>
           </w:p>
         </w:tc>
         <w:tc>
@@ -6764,17 +7052,54 @@
                 <w:szCs w:val="20"/>
               </w:rPr>
             </w:pPr>
-            <w:hyperlink r:id="rId15" w:history="1">
+            <w:del w:id="82" w:author="Alfred Anate Bodurin Mayaki" w:date="2026-01-12T16:57:00Z" w16du:dateUtc="2026-01-12T16:57:00Z">
+              <w:r>
+                <w:fldChar w:fldCharType="begin"/>
+              </w:r>
+              <w:r>
+                <w:delInstrText>HYPERLINK "https://www.sciencedirect.com/science/article/abs/pii/016517659390189J"</w:delInstrText>
+              </w:r>
+              <w:r>
+                <w:fldChar w:fldCharType="separate"/>
+              </w:r>
               <w:r>
                 <w:rPr>
-                  <w:rStyle w:val="Hyperlink"/>
                   <w:rFonts w:ascii="CMU Sans Serif" w:hAnsi="CMU Sans Serif" w:cs="CMU Sans Serif"/>
                   <w:sz w:val="20"/>
                   <w:szCs w:val="20"/>
+                  <w:rPrChange w:id="83" w:author="Alfred Anate Bodurin Mayaki" w:date="2026-01-12T16:57:00Z" w16du:dateUtc="2026-01-12T16:57:00Z">
+                    <w:rPr>
+                      <w:rStyle w:val="Hyperlink"/>
+                      <w:rFonts w:ascii="CMU Sans Serif" w:hAnsi="CMU Sans Serif" w:cs="CMU Sans Serif"/>
+                      <w:sz w:val="20"/>
+                      <w:szCs w:val="20"/>
+                    </w:rPr>
+                  </w:rPrChange>
+                </w:rPr>
+                <w:delText>Coles &amp; Treble (1993)</w:delText>
+              </w:r>
+              <w:r>
+                <w:fldChar w:fldCharType="end"/>
+              </w:r>
+            </w:del>
+            <w:ins w:id="84" w:author="Alfred Anate Bodurin Mayaki" w:date="2026-01-12T16:57:00Z" w16du:dateUtc="2026-01-12T16:57:00Z">
+              <w:r>
+                <w:rPr>
+                  <w:rFonts w:ascii="CMU Sans Serif" w:hAnsi="CMU Sans Serif" w:cs="CMU Sans Serif"/>
+                  <w:sz w:val="20"/>
+                  <w:szCs w:val="20"/>
+                  <w:rPrChange w:id="85" w:author="Alfred Anate Bodurin Mayaki" w:date="2026-01-12T16:57:00Z" w16du:dateUtc="2026-01-12T16:57:00Z">
+                    <w:rPr>
+                      <w:rStyle w:val="Hyperlink"/>
+                      <w:rFonts w:ascii="CMU Sans Serif" w:hAnsi="CMU Sans Serif" w:cs="CMU Sans Serif"/>
+                      <w:sz w:val="20"/>
+                      <w:szCs w:val="20"/>
+                    </w:rPr>
+                  </w:rPrChange>
                 </w:rPr>
                 <w:t>Coles &amp; Treble (1993)</w:t>
               </w:r>
-            </w:hyperlink>
+            </w:ins>
           </w:p>
         </w:tc>
       </w:tr>
@@ -6864,6 +7189,7 @@
         <w:pStyle w:val="ListParagraph"/>
         <w:jc w:val="both"/>
         <w:rPr>
+          <w:del w:id="86" w:author="Alfred Anate Bodurin Mayaki" w:date="2026-01-12T17:00:00Z" w16du:dateUtc="2026-01-12T17:00:00Z"/>
           <w:rFonts w:ascii="CMU Sans Serif" w:hAnsi="CMU Sans Serif" w:cs="CMU Sans Serif"/>
           <w:color w:val="000000" w:themeColor="text1"/>
           <w:u w:val="single"/>
@@ -6872,26 +7198,39 @@
     </w:p>
     <w:p>
       <w:pPr>
-        <w:pStyle w:val="ListParagraph"/>
-        <w:numPr>
-          <w:ilvl w:val="0"/>
-          <w:numId w:val="5"/>
-        </w:numPr>
         <w:jc w:val="both"/>
         <w:rPr>
           <w:rFonts w:ascii="CMU Sans Serif" w:hAnsi="CMU Sans Serif" w:cs="CMU Sans Serif"/>
           <w:color w:val="000000" w:themeColor="text1"/>
           <w:u w:val="single"/>
-        </w:rPr>
-      </w:pPr>
-      <w:r>
-        <w:rPr>
-          <w:rFonts w:ascii="CMU Sans Serif" w:hAnsi="CMU Sans Serif" w:cs="CMU Sans Serif"/>
-          <w:color w:val="000000" w:themeColor="text1"/>
-          <w:u w:val="single"/>
-        </w:rPr>
-        <w:t>Signalling Theory</w:t>
-      </w:r>
+          <w:rPrChange w:id="87" w:author="Alfred Anate Bodurin Mayaki" w:date="2026-01-12T17:00:00Z" w16du:dateUtc="2026-01-12T17:00:00Z">
+            <w:rPr/>
+          </w:rPrChange>
+        </w:rPr>
+        <w:pPrChange w:id="88" w:author="Alfred Anate Bodurin Mayaki" w:date="2026-01-12T17:00:00Z" w16du:dateUtc="2026-01-12T17:00:00Z">
+          <w:pPr>
+            <w:pStyle w:val="ListParagraph"/>
+            <w:numPr>
+              <w:numId w:val="5"/>
+            </w:numPr>
+            <w:ind w:hanging="360"/>
+            <w:jc w:val="both"/>
+          </w:pPr>
+        </w:pPrChange>
+      </w:pPr>
+      <w:del w:id="89" w:author="Alfred Anate Bodurin Mayaki" w:date="2026-01-12T17:00:00Z" w16du:dateUtc="2026-01-12T17:00:00Z">
+        <w:r>
+          <w:rPr>
+            <w:rFonts w:ascii="CMU Sans Serif" w:hAnsi="CMU Sans Serif" w:cs="CMU Sans Serif"/>
+            <w:color w:val="000000" w:themeColor="text1"/>
+            <w:u w:val="single"/>
+            <w:rPrChange w:id="90" w:author="Alfred Anate Bodurin Mayaki" w:date="2026-01-12T17:00:00Z" w16du:dateUtc="2026-01-12T17:00:00Z">
+              <w:rPr/>
+            </w:rPrChange>
+          </w:rPr>
+          <w:delText>Signalling Theory</w:delText>
+        </w:r>
+      </w:del>
     </w:p>
     <w:tbl>
       <w:tblPr>
@@ -6903,10 +7242,18 @@
         <w:gridCol w:w="1838"/>
         <w:gridCol w:w="4172"/>
         <w:gridCol w:w="3006"/>
+        <w:tblGridChange w:id="91">
+          <w:tblGrid>
+            <w:gridCol w:w="1838"/>
+            <w:gridCol w:w="4172"/>
+            <w:gridCol w:w="3006"/>
+          </w:tblGrid>
+        </w:tblGridChange>
       </w:tblGrid>
       <w:tr>
         <w:trPr>
           <w:cnfStyle w:val="100000000000" w:firstRow="1" w:lastRow="0" w:firstColumn="0" w:lastColumn="0" w:oddVBand="0" w:evenVBand="0" w:oddHBand="0" w:evenHBand="0" w:firstRowFirstColumn="0" w:firstRowLastColumn="0" w:lastRowFirstColumn="0" w:lastRowLastColumn="0"/>
+          <w:del w:id="92" w:author="Alfred Anate Bodurin Mayaki" w:date="2026-01-12T17:01:00Z" w16du:dateUtc="2026-01-12T17:01:00Z"/>
         </w:trPr>
         <w:tc>
           <w:tcPr>
@@ -6917,6 +7264,7 @@
             <w:pPr>
               <w:jc w:val="both"/>
               <w:rPr>
+                <w:del w:id="93" w:author="Alfred Anate Bodurin Mayaki" w:date="2026-01-12T17:01:00Z" w16du:dateUtc="2026-01-12T17:01:00Z"/>
                 <w:rFonts w:ascii="CMU Sans Serif" w:hAnsi="CMU Sans Serif" w:cs="CMU Sans Serif"/>
                 <w:b w:val="0"/>
                 <w:bCs w:val="0"/>
@@ -6925,15 +7273,17 @@
                 <w:szCs w:val="20"/>
               </w:rPr>
             </w:pPr>
-            <w:r>
-              <w:rPr>
-                <w:rFonts w:ascii="CMU Sans Serif" w:hAnsi="CMU Sans Serif" w:cs="CMU Sans Serif"/>
-                <w:color w:val="000000" w:themeColor="text1"/>
-                <w:sz w:val="20"/>
-                <w:szCs w:val="20"/>
-              </w:rPr>
-              <w:t>Source</w:t>
-            </w:r>
+            <w:del w:id="94" w:author="Alfred Anate Bodurin Mayaki" w:date="2026-01-12T17:01:00Z" w16du:dateUtc="2026-01-12T17:01:00Z">
+              <w:r>
+                <w:rPr>
+                  <w:rFonts w:ascii="CMU Sans Serif" w:hAnsi="CMU Sans Serif" w:cs="CMU Sans Serif"/>
+                  <w:color w:val="000000" w:themeColor="text1"/>
+                  <w:sz w:val="20"/>
+                  <w:szCs w:val="20"/>
+                </w:rPr>
+                <w:delText>Source</w:delText>
+              </w:r>
+            </w:del>
           </w:p>
         </w:tc>
         <w:tc>
@@ -6948,6 +7298,7 @@
               <w:jc w:val="both"/>
               <w:cnfStyle w:val="100000000000" w:firstRow="1" w:lastRow="0" w:firstColumn="0" w:lastColumn="0" w:oddVBand="0" w:evenVBand="0" w:oddHBand="0" w:evenHBand="0" w:firstRowFirstColumn="0" w:firstRowLastColumn="0" w:lastRowFirstColumn="0" w:lastRowLastColumn="0"/>
               <w:rPr>
+                <w:del w:id="95" w:author="Alfred Anate Bodurin Mayaki" w:date="2026-01-12T17:01:00Z" w16du:dateUtc="2026-01-12T17:01:00Z"/>
                 <w:rFonts w:ascii="CMU Sans Serif" w:hAnsi="CMU Sans Serif" w:cs="CMU Sans Serif"/>
                 <w:b w:val="0"/>
                 <w:bCs w:val="0"/>
@@ -6956,24 +7307,26 @@
                 <w:szCs w:val="20"/>
               </w:rPr>
             </w:pPr>
-            <w:r>
-              <w:rPr>
-                <w:rFonts w:ascii="CMU Sans Serif" w:hAnsi="CMU Sans Serif" w:cs="CMU Sans Serif"/>
-                <w:color w:val="000000" w:themeColor="text1"/>
-                <w:sz w:val="20"/>
-                <w:szCs w:val="20"/>
-              </w:rPr>
-              <w:t>Name of Journal / Book</w:t>
-            </w:r>
-            <w:r>
-              <w:rPr>
-                <w:rFonts w:ascii="CMU Sans Serif" w:hAnsi="CMU Sans Serif" w:cs="CMU Sans Serif"/>
-                <w:color w:val="000000" w:themeColor="text1"/>
-                <w:sz w:val="20"/>
-                <w:szCs w:val="20"/>
-              </w:rPr>
-              <w:tab/>
-            </w:r>
+            <w:del w:id="96" w:author="Alfred Anate Bodurin Mayaki" w:date="2026-01-12T17:01:00Z" w16du:dateUtc="2026-01-12T17:01:00Z">
+              <w:r>
+                <w:rPr>
+                  <w:rFonts w:ascii="CMU Sans Serif" w:hAnsi="CMU Sans Serif" w:cs="CMU Sans Serif"/>
+                  <w:color w:val="000000" w:themeColor="text1"/>
+                  <w:sz w:val="20"/>
+                  <w:szCs w:val="20"/>
+                </w:rPr>
+                <w:delText>Name of Journal / Book</w:delText>
+              </w:r>
+              <w:r>
+                <w:rPr>
+                  <w:rFonts w:ascii="CMU Sans Serif" w:hAnsi="CMU Sans Serif" w:cs="CMU Sans Serif"/>
+                  <w:color w:val="000000" w:themeColor="text1"/>
+                  <w:sz w:val="20"/>
+                  <w:szCs w:val="20"/>
+                </w:rPr>
+                <w:tab/>
+              </w:r>
+            </w:del>
           </w:p>
         </w:tc>
         <w:tc>
@@ -6985,6 +7338,7 @@
               <w:jc w:val="both"/>
               <w:cnfStyle w:val="100000000000" w:firstRow="1" w:lastRow="0" w:firstColumn="0" w:lastColumn="0" w:oddVBand="0" w:evenVBand="0" w:oddHBand="0" w:evenHBand="0" w:firstRowFirstColumn="0" w:firstRowLastColumn="0" w:lastRowFirstColumn="0" w:lastRowLastColumn="0"/>
               <w:rPr>
+                <w:del w:id="97" w:author="Alfred Anate Bodurin Mayaki" w:date="2026-01-12T17:01:00Z" w16du:dateUtc="2026-01-12T17:01:00Z"/>
                 <w:rFonts w:ascii="CMU Sans Serif" w:hAnsi="CMU Sans Serif" w:cs="CMU Sans Serif"/>
                 <w:b w:val="0"/>
                 <w:bCs w:val="0"/>
@@ -6993,15 +7347,17 @@
                 <w:szCs w:val="20"/>
               </w:rPr>
             </w:pPr>
-            <w:r>
-              <w:rPr>
-                <w:rFonts w:ascii="CMU Sans Serif" w:hAnsi="CMU Sans Serif" w:cs="CMU Sans Serif"/>
-                <w:color w:val="000000" w:themeColor="text1"/>
-                <w:sz w:val="20"/>
-                <w:szCs w:val="20"/>
-              </w:rPr>
-              <w:t>Scoped Articles</w:t>
-            </w:r>
+            <w:del w:id="98" w:author="Alfred Anate Bodurin Mayaki" w:date="2026-01-12T17:01:00Z" w16du:dateUtc="2026-01-12T17:01:00Z">
+              <w:r>
+                <w:rPr>
+                  <w:rFonts w:ascii="CMU Sans Serif" w:hAnsi="CMU Sans Serif" w:cs="CMU Sans Serif"/>
+                  <w:color w:val="000000" w:themeColor="text1"/>
+                  <w:sz w:val="20"/>
+                  <w:szCs w:val="20"/>
+                </w:rPr>
+                <w:delText>Scoped Articles</w:delText>
+              </w:r>
+            </w:del>
           </w:p>
         </w:tc>
       </w:tr>
@@ -7024,17 +7380,54 @@
                 <w:szCs w:val="20"/>
               </w:rPr>
             </w:pPr>
-            <w:hyperlink r:id="rId16" w:history="1">
+            <w:del w:id="99" w:author="Alfred Anate Bodurin Mayaki" w:date="2026-01-12T16:57:00Z" w16du:dateUtc="2026-01-12T16:57:00Z">
+              <w:r>
+                <w:fldChar w:fldCharType="begin"/>
+              </w:r>
+              <w:r>
+                <w:delInstrText>HYPERLINK "https://www.emerald.com/"</w:delInstrText>
+              </w:r>
+              <w:r>
+                <w:fldChar w:fldCharType="separate"/>
+              </w:r>
               <w:r>
                 <w:rPr>
-                  <w:rStyle w:val="Hyperlink"/>
                   <w:rFonts w:ascii="CMU Sans Serif" w:hAnsi="CMU Sans Serif" w:cs="CMU Sans Serif"/>
                   <w:sz w:val="20"/>
                   <w:szCs w:val="20"/>
+                  <w:rPrChange w:id="100" w:author="Alfred Anate Bodurin Mayaki" w:date="2026-01-12T16:57:00Z" w16du:dateUtc="2026-01-12T16:57:00Z">
+                    <w:rPr>
+                      <w:rStyle w:val="Hyperlink"/>
+                      <w:rFonts w:ascii="CMU Sans Serif" w:hAnsi="CMU Sans Serif" w:cs="CMU Sans Serif"/>
+                      <w:sz w:val="20"/>
+                      <w:szCs w:val="20"/>
+                    </w:rPr>
+                  </w:rPrChange>
+                </w:rPr>
+                <w:delText>Emerald</w:delText>
+              </w:r>
+              <w:r>
+                <w:fldChar w:fldCharType="end"/>
+              </w:r>
+            </w:del>
+            <w:ins w:id="101" w:author="Alfred Anate Bodurin Mayaki" w:date="2026-01-12T16:57:00Z" w16du:dateUtc="2026-01-12T16:57:00Z">
+              <w:r>
+                <w:rPr>
+                  <w:rFonts w:ascii="CMU Sans Serif" w:hAnsi="CMU Sans Serif" w:cs="CMU Sans Serif"/>
+                  <w:sz w:val="20"/>
+                  <w:szCs w:val="20"/>
+                  <w:rPrChange w:id="102" w:author="Alfred Anate Bodurin Mayaki" w:date="2026-01-12T16:57:00Z" w16du:dateUtc="2026-01-12T16:57:00Z">
+                    <w:rPr>
+                      <w:rStyle w:val="Hyperlink"/>
+                      <w:rFonts w:ascii="CMU Sans Serif" w:hAnsi="CMU Sans Serif" w:cs="CMU Sans Serif"/>
+                      <w:sz w:val="20"/>
+                      <w:szCs w:val="20"/>
+                    </w:rPr>
+                  </w:rPrChange>
                 </w:rPr>
                 <w:t>Emerald</w:t>
               </w:r>
-            </w:hyperlink>
+            </w:ins>
           </w:p>
         </w:tc>
         <w:tc>
@@ -7052,17 +7445,54 @@
                 <w:szCs w:val="20"/>
               </w:rPr>
             </w:pPr>
-            <w:hyperlink r:id="rId17" w:history="1">
+            <w:del w:id="103" w:author="Alfred Anate Bodurin Mayaki" w:date="2026-01-12T16:57:00Z" w16du:dateUtc="2026-01-12T16:57:00Z">
+              <w:r>
+                <w:fldChar w:fldCharType="begin"/>
+              </w:r>
+              <w:r>
+                <w:delInstrText>HYPERLINK "https://www.emerald.com/pr?searchresult=1"</w:delInstrText>
+              </w:r>
+              <w:r>
+                <w:fldChar w:fldCharType="separate"/>
+              </w:r>
               <w:r>
                 <w:rPr>
-                  <w:rStyle w:val="Hyperlink"/>
                   <w:rFonts w:ascii="CMU Sans Serif" w:hAnsi="CMU Sans Serif" w:cs="CMU Sans Serif"/>
                   <w:sz w:val="20"/>
                   <w:szCs w:val="20"/>
+                  <w:rPrChange w:id="104" w:author="Alfred Anate Bodurin Mayaki" w:date="2026-01-12T16:57:00Z" w16du:dateUtc="2026-01-12T16:57:00Z">
+                    <w:rPr>
+                      <w:rStyle w:val="Hyperlink"/>
+                      <w:rFonts w:ascii="CMU Sans Serif" w:hAnsi="CMU Sans Serif" w:cs="CMU Sans Serif"/>
+                      <w:sz w:val="20"/>
+                      <w:szCs w:val="20"/>
+                    </w:rPr>
+                  </w:rPrChange>
+                </w:rPr>
+                <w:delText>Personnel Review</w:delText>
+              </w:r>
+              <w:r>
+                <w:fldChar w:fldCharType="end"/>
+              </w:r>
+            </w:del>
+            <w:ins w:id="105" w:author="Alfred Anate Bodurin Mayaki" w:date="2026-01-12T16:57:00Z" w16du:dateUtc="2026-01-12T16:57:00Z">
+              <w:r>
+                <w:rPr>
+                  <w:rFonts w:ascii="CMU Sans Serif" w:hAnsi="CMU Sans Serif" w:cs="CMU Sans Serif"/>
+                  <w:sz w:val="20"/>
+                  <w:szCs w:val="20"/>
+                  <w:rPrChange w:id="106" w:author="Alfred Anate Bodurin Mayaki" w:date="2026-01-12T16:57:00Z" w16du:dateUtc="2026-01-12T16:57:00Z">
+                    <w:rPr>
+                      <w:rStyle w:val="Hyperlink"/>
+                      <w:rFonts w:ascii="CMU Sans Serif" w:hAnsi="CMU Sans Serif" w:cs="CMU Sans Serif"/>
+                      <w:sz w:val="20"/>
+                      <w:szCs w:val="20"/>
+                    </w:rPr>
+                  </w:rPrChange>
                 </w:rPr>
                 <w:t>Personnel Review</w:t>
               </w:r>
-            </w:hyperlink>
+            </w:ins>
           </w:p>
         </w:tc>
         <w:tc>
@@ -7080,17 +7510,54 @@
                 <w:szCs w:val="20"/>
               </w:rPr>
             </w:pPr>
-            <w:hyperlink r:id="rId18" w:history="1">
+            <w:del w:id="107" w:author="Alfred Anate Bodurin Mayaki" w:date="2026-01-12T16:58:00Z" w16du:dateUtc="2026-01-12T16:58:00Z">
+              <w:r>
+                <w:fldChar w:fldCharType="begin"/>
+              </w:r>
+              <w:r>
+                <w:delInstrText>HYPERLINK "https://www.emerald.com/pr/article-abstract/40/2/222/318140/Signaling-theory-and-applicant-attraction-outcomes?redirectedFrom=fulltext"</w:delInstrText>
+              </w:r>
+              <w:r>
+                <w:fldChar w:fldCharType="separate"/>
+              </w:r>
               <w:r>
                 <w:rPr>
-                  <w:rStyle w:val="Hyperlink"/>
                   <w:rFonts w:ascii="CMU Sans Serif" w:hAnsi="CMU Sans Serif" w:cs="CMU Sans Serif"/>
                   <w:sz w:val="20"/>
                   <w:szCs w:val="20"/>
+                  <w:rPrChange w:id="108" w:author="Alfred Anate Bodurin Mayaki" w:date="2026-01-12T16:58:00Z" w16du:dateUtc="2026-01-12T16:58:00Z">
+                    <w:rPr>
+                      <w:rStyle w:val="Hyperlink"/>
+                      <w:rFonts w:ascii="CMU Sans Serif" w:hAnsi="CMU Sans Serif" w:cs="CMU Sans Serif"/>
+                      <w:sz w:val="20"/>
+                      <w:szCs w:val="20"/>
+                    </w:rPr>
+                  </w:rPrChange>
+                </w:rPr>
+                <w:delText>Celani &amp; Singh (2011)</w:delText>
+              </w:r>
+              <w:r>
+                <w:fldChar w:fldCharType="end"/>
+              </w:r>
+            </w:del>
+            <w:ins w:id="109" w:author="Alfred Anate Bodurin Mayaki" w:date="2026-01-12T16:58:00Z" w16du:dateUtc="2026-01-12T16:58:00Z">
+              <w:r>
+                <w:rPr>
+                  <w:rFonts w:ascii="CMU Sans Serif" w:hAnsi="CMU Sans Serif" w:cs="CMU Sans Serif"/>
+                  <w:sz w:val="20"/>
+                  <w:szCs w:val="20"/>
+                  <w:rPrChange w:id="110" w:author="Alfred Anate Bodurin Mayaki" w:date="2026-01-12T16:58:00Z" w16du:dateUtc="2026-01-12T16:58:00Z">
+                    <w:rPr>
+                      <w:rStyle w:val="Hyperlink"/>
+                      <w:rFonts w:ascii="CMU Sans Serif" w:hAnsi="CMU Sans Serif" w:cs="CMU Sans Serif"/>
+                      <w:sz w:val="20"/>
+                      <w:szCs w:val="20"/>
+                    </w:rPr>
+                  </w:rPrChange>
                 </w:rPr>
                 <w:t>Celani &amp; Singh (2011)</w:t>
               </w:r>
-            </w:hyperlink>
+            </w:ins>
           </w:p>
         </w:tc>
       </w:tr>
@@ -7193,17 +7660,54 @@
                 <w:szCs w:val="20"/>
               </w:rPr>
             </w:pPr>
-            <w:hyperlink r:id="rId19" w:history="1">
+            <w:del w:id="111" w:author="Alfred Anate Bodurin Mayaki" w:date="2026-01-12T16:57:00Z" w16du:dateUtc="2026-01-12T16:57:00Z">
+              <w:r>
+                <w:fldChar w:fldCharType="begin"/>
+              </w:r>
+              <w:r>
+                <w:delInstrText>HYPERLINK "https://onlinelibrary.wiley.com/"</w:delInstrText>
+              </w:r>
+              <w:r>
+                <w:fldChar w:fldCharType="separate"/>
+              </w:r>
               <w:r>
                 <w:rPr>
-                  <w:rStyle w:val="Hyperlink"/>
                   <w:rFonts w:ascii="CMU Sans Serif" w:hAnsi="CMU Sans Serif" w:cs="CMU Sans Serif"/>
                   <w:sz w:val="20"/>
                   <w:szCs w:val="20"/>
+                  <w:rPrChange w:id="112" w:author="Alfred Anate Bodurin Mayaki" w:date="2026-01-12T16:57:00Z" w16du:dateUtc="2026-01-12T16:57:00Z">
+                    <w:rPr>
+                      <w:rStyle w:val="Hyperlink"/>
+                      <w:rFonts w:ascii="CMU Sans Serif" w:hAnsi="CMU Sans Serif" w:cs="CMU Sans Serif"/>
+                      <w:sz w:val="20"/>
+                      <w:szCs w:val="20"/>
+                    </w:rPr>
+                  </w:rPrChange>
+                </w:rPr>
+                <w:delText>Wiley Online</w:delText>
+              </w:r>
+              <w:r>
+                <w:fldChar w:fldCharType="end"/>
+              </w:r>
+            </w:del>
+            <w:ins w:id="113" w:author="Alfred Anate Bodurin Mayaki" w:date="2026-01-12T16:57:00Z" w16du:dateUtc="2026-01-12T16:57:00Z">
+              <w:r>
+                <w:rPr>
+                  <w:rFonts w:ascii="CMU Sans Serif" w:hAnsi="CMU Sans Serif" w:cs="CMU Sans Serif"/>
+                  <w:sz w:val="20"/>
+                  <w:szCs w:val="20"/>
+                  <w:rPrChange w:id="114" w:author="Alfred Anate Bodurin Mayaki" w:date="2026-01-12T16:57:00Z" w16du:dateUtc="2026-01-12T16:57:00Z">
+                    <w:rPr>
+                      <w:rStyle w:val="Hyperlink"/>
+                      <w:rFonts w:ascii="CMU Sans Serif" w:hAnsi="CMU Sans Serif" w:cs="CMU Sans Serif"/>
+                      <w:sz w:val="20"/>
+                      <w:szCs w:val="20"/>
+                    </w:rPr>
+                  </w:rPrChange>
                 </w:rPr>
                 <w:t>Wiley Online</w:t>
               </w:r>
-            </w:hyperlink>
+            </w:ins>
           </w:p>
         </w:tc>
         <w:tc>
@@ -7221,17 +7725,54 @@
                 <w:szCs w:val="20"/>
               </w:rPr>
             </w:pPr>
-            <w:hyperlink r:id="rId20" w:history="1">
+            <w:del w:id="115" w:author="Alfred Anate Bodurin Mayaki" w:date="2026-01-12T16:57:00Z" w16du:dateUtc="2026-01-12T16:57:00Z">
+              <w:r>
+                <w:fldChar w:fldCharType="begin"/>
+              </w:r>
+              <w:r>
+                <w:delInstrText>HYPERLINK "https://onlinelibrary.wiley.com/journal/17488583"</w:delInstrText>
+              </w:r>
+              <w:r>
+                <w:fldChar w:fldCharType="separate"/>
+              </w:r>
               <w:r>
                 <w:rPr>
-                  <w:rStyle w:val="Hyperlink"/>
                   <w:rFonts w:ascii="CMU Sans Serif" w:hAnsi="CMU Sans Serif" w:cs="CMU Sans Serif"/>
                   <w:sz w:val="20"/>
                   <w:szCs w:val="20"/>
+                  <w:rPrChange w:id="116" w:author="Alfred Anate Bodurin Mayaki" w:date="2026-01-12T16:57:00Z" w16du:dateUtc="2026-01-12T16:57:00Z">
+                    <w:rPr>
+                      <w:rStyle w:val="Hyperlink"/>
+                      <w:rFonts w:ascii="CMU Sans Serif" w:hAnsi="CMU Sans Serif" w:cs="CMU Sans Serif"/>
+                      <w:sz w:val="20"/>
+                      <w:szCs w:val="20"/>
+                    </w:rPr>
+                  </w:rPrChange>
+                </w:rPr>
+                <w:delText>Human Resource Management Journal</w:delText>
+              </w:r>
+              <w:r>
+                <w:fldChar w:fldCharType="end"/>
+              </w:r>
+            </w:del>
+            <w:ins w:id="117" w:author="Alfred Anate Bodurin Mayaki" w:date="2026-01-12T16:57:00Z" w16du:dateUtc="2026-01-12T16:57:00Z">
+              <w:r>
+                <w:rPr>
+                  <w:rFonts w:ascii="CMU Sans Serif" w:hAnsi="CMU Sans Serif" w:cs="CMU Sans Serif"/>
+                  <w:sz w:val="20"/>
+                  <w:szCs w:val="20"/>
+                  <w:rPrChange w:id="118" w:author="Alfred Anate Bodurin Mayaki" w:date="2026-01-12T16:57:00Z" w16du:dateUtc="2026-01-12T16:57:00Z">
+                    <w:rPr>
+                      <w:rStyle w:val="Hyperlink"/>
+                      <w:rFonts w:ascii="CMU Sans Serif" w:hAnsi="CMU Sans Serif" w:cs="CMU Sans Serif"/>
+                      <w:sz w:val="20"/>
+                      <w:szCs w:val="20"/>
+                    </w:rPr>
+                  </w:rPrChange>
                 </w:rPr>
                 <w:t>Human Resource Management Journal</w:t>
               </w:r>
-            </w:hyperlink>
+            </w:ins>
           </w:p>
         </w:tc>
         <w:tc>
@@ -7249,17 +7790,54 @@
                 <w:szCs w:val="20"/>
               </w:rPr>
             </w:pPr>
-            <w:hyperlink r:id="rId21" w:history="1">
+            <w:del w:id="119" w:author="Alfred Anate Bodurin Mayaki" w:date="2026-01-12T16:58:00Z" w16du:dateUtc="2026-01-12T16:58:00Z">
+              <w:r>
+                <w:fldChar w:fldCharType="begin"/>
+              </w:r>
+              <w:r>
+                <w:delInstrText>HYPERLINK "https://onlinelibrary.wiley.com/doi/epdf/10.1111/1748-8583.12326?saml_referrer="</w:delInstrText>
+              </w:r>
+              <w:r>
+                <w:fldChar w:fldCharType="separate"/>
+              </w:r>
               <w:r>
                 <w:rPr>
-                  <w:rStyle w:val="Hyperlink"/>
                   <w:rFonts w:ascii="CMU Sans Serif" w:hAnsi="CMU Sans Serif" w:cs="CMU Sans Serif"/>
                   <w:sz w:val="20"/>
                   <w:szCs w:val="20"/>
+                  <w:rPrChange w:id="120" w:author="Alfred Anate Bodurin Mayaki" w:date="2026-01-12T16:58:00Z" w16du:dateUtc="2026-01-12T16:58:00Z">
+                    <w:rPr>
+                      <w:rStyle w:val="Hyperlink"/>
+                      <w:rFonts w:ascii="CMU Sans Serif" w:hAnsi="CMU Sans Serif" w:cs="CMU Sans Serif"/>
+                      <w:sz w:val="20"/>
+                      <w:szCs w:val="20"/>
+                    </w:rPr>
+                  </w:rPrChange>
+                </w:rPr>
+                <w:delText>Guest et. al. (2021)</w:delText>
+              </w:r>
+              <w:r>
+                <w:fldChar w:fldCharType="end"/>
+              </w:r>
+            </w:del>
+            <w:ins w:id="121" w:author="Alfred Anate Bodurin Mayaki" w:date="2026-01-12T16:58:00Z" w16du:dateUtc="2026-01-12T16:58:00Z">
+              <w:r>
+                <w:rPr>
+                  <w:rFonts w:ascii="CMU Sans Serif" w:hAnsi="CMU Sans Serif" w:cs="CMU Sans Serif"/>
+                  <w:sz w:val="20"/>
+                  <w:szCs w:val="20"/>
+                  <w:rPrChange w:id="122" w:author="Alfred Anate Bodurin Mayaki" w:date="2026-01-12T16:58:00Z" w16du:dateUtc="2026-01-12T16:58:00Z">
+                    <w:rPr>
+                      <w:rStyle w:val="Hyperlink"/>
+                      <w:rFonts w:ascii="CMU Sans Serif" w:hAnsi="CMU Sans Serif" w:cs="CMU Sans Serif"/>
+                      <w:sz w:val="20"/>
+                      <w:szCs w:val="20"/>
+                    </w:rPr>
+                  </w:rPrChange>
                 </w:rPr>
                 <w:t>Guest et. al. (2021)</w:t>
               </w:r>
-            </w:hyperlink>
+            </w:ins>
           </w:p>
         </w:tc>
       </w:tr>
@@ -7362,17 +7940,54 @@
                 <w:szCs w:val="20"/>
               </w:rPr>
             </w:pPr>
-            <w:hyperlink r:id="rId22" w:history="1">
+            <w:del w:id="123" w:author="Alfred Anate Bodurin Mayaki" w:date="2026-01-12T16:57:00Z" w16du:dateUtc="2026-01-12T16:57:00Z">
+              <w:r>
+                <w:fldChar w:fldCharType="begin"/>
+              </w:r>
+              <w:r>
+                <w:delInstrText>HYPERLINK "https://www.jstor.org/"</w:delInstrText>
+              </w:r>
+              <w:r>
+                <w:fldChar w:fldCharType="separate"/>
+              </w:r>
               <w:r>
                 <w:rPr>
-                  <w:rStyle w:val="Hyperlink"/>
                   <w:rFonts w:ascii="CMU Sans Serif" w:hAnsi="CMU Sans Serif" w:cs="CMU Sans Serif"/>
                   <w:sz w:val="20"/>
                   <w:szCs w:val="20"/>
+                  <w:rPrChange w:id="124" w:author="Alfred Anate Bodurin Mayaki" w:date="2026-01-12T16:57:00Z" w16du:dateUtc="2026-01-12T16:57:00Z">
+                    <w:rPr>
+                      <w:rStyle w:val="Hyperlink"/>
+                      <w:rFonts w:ascii="CMU Sans Serif" w:hAnsi="CMU Sans Serif" w:cs="CMU Sans Serif"/>
+                      <w:sz w:val="20"/>
+                      <w:szCs w:val="20"/>
+                    </w:rPr>
+                  </w:rPrChange>
+                </w:rPr>
+                <w:delText>JSTOR</w:delText>
+              </w:r>
+              <w:r>
+                <w:fldChar w:fldCharType="end"/>
+              </w:r>
+            </w:del>
+            <w:ins w:id="125" w:author="Alfred Anate Bodurin Mayaki" w:date="2026-01-12T16:57:00Z" w16du:dateUtc="2026-01-12T16:57:00Z">
+              <w:r>
+                <w:rPr>
+                  <w:rFonts w:ascii="CMU Sans Serif" w:hAnsi="CMU Sans Serif" w:cs="CMU Sans Serif"/>
+                  <w:sz w:val="20"/>
+                  <w:szCs w:val="20"/>
+                  <w:rPrChange w:id="126" w:author="Alfred Anate Bodurin Mayaki" w:date="2026-01-12T16:57:00Z" w16du:dateUtc="2026-01-12T16:57:00Z">
+                    <w:rPr>
+                      <w:rStyle w:val="Hyperlink"/>
+                      <w:rFonts w:ascii="CMU Sans Serif" w:hAnsi="CMU Sans Serif" w:cs="CMU Sans Serif"/>
+                      <w:sz w:val="20"/>
+                      <w:szCs w:val="20"/>
+                    </w:rPr>
+                  </w:rPrChange>
                 </w:rPr>
                 <w:t>JSTOR</w:t>
               </w:r>
-            </w:hyperlink>
+            </w:ins>
           </w:p>
         </w:tc>
         <w:tc>
@@ -7390,17 +8005,54 @@
                 <w:szCs w:val="20"/>
               </w:rPr>
             </w:pPr>
-            <w:hyperlink r:id="rId23" w:history="1">
+            <w:del w:id="127" w:author="Alfred Anate Bodurin Mayaki" w:date="2026-01-12T16:57:00Z" w16du:dateUtc="2026-01-12T16:57:00Z">
+              <w:r>
+                <w:fldChar w:fldCharType="begin"/>
+              </w:r>
+              <w:r>
+                <w:delInstrText>HYPERLINK "https://www.jstor.org/journal/acadmanarevi"</w:delInstrText>
+              </w:r>
+              <w:r>
+                <w:fldChar w:fldCharType="separate"/>
+              </w:r>
               <w:r>
                 <w:rPr>
-                  <w:rStyle w:val="Hyperlink"/>
                   <w:rFonts w:ascii="CMU Sans Serif" w:hAnsi="CMU Sans Serif" w:cs="CMU Sans Serif"/>
                   <w:sz w:val="20"/>
                   <w:szCs w:val="20"/>
+                  <w:rPrChange w:id="128" w:author="Alfred Anate Bodurin Mayaki" w:date="2026-01-12T16:57:00Z" w16du:dateUtc="2026-01-12T16:57:00Z">
+                    <w:rPr>
+                      <w:rStyle w:val="Hyperlink"/>
+                      <w:rFonts w:ascii="CMU Sans Serif" w:hAnsi="CMU Sans Serif" w:cs="CMU Sans Serif"/>
+                      <w:sz w:val="20"/>
+                      <w:szCs w:val="20"/>
+                    </w:rPr>
+                  </w:rPrChange>
+                </w:rPr>
+                <w:delText>The Academy of Management Review</w:delText>
+              </w:r>
+              <w:r>
+                <w:fldChar w:fldCharType="end"/>
+              </w:r>
+            </w:del>
+            <w:ins w:id="129" w:author="Alfred Anate Bodurin Mayaki" w:date="2026-01-12T16:57:00Z" w16du:dateUtc="2026-01-12T16:57:00Z">
+              <w:r>
+                <w:rPr>
+                  <w:rFonts w:ascii="CMU Sans Serif" w:hAnsi="CMU Sans Serif" w:cs="CMU Sans Serif"/>
+                  <w:sz w:val="20"/>
+                  <w:szCs w:val="20"/>
+                  <w:rPrChange w:id="130" w:author="Alfred Anate Bodurin Mayaki" w:date="2026-01-12T16:57:00Z" w16du:dateUtc="2026-01-12T16:57:00Z">
+                    <w:rPr>
+                      <w:rStyle w:val="Hyperlink"/>
+                      <w:rFonts w:ascii="CMU Sans Serif" w:hAnsi="CMU Sans Serif" w:cs="CMU Sans Serif"/>
+                      <w:sz w:val="20"/>
+                      <w:szCs w:val="20"/>
+                    </w:rPr>
+                  </w:rPrChange>
                 </w:rPr>
                 <w:t>The Academy of Management Review</w:t>
               </w:r>
-            </w:hyperlink>
+            </w:ins>
           </w:p>
         </w:tc>
         <w:tc>
@@ -7418,25 +8070,78 @@
                 <w:szCs w:val="20"/>
               </w:rPr>
             </w:pPr>
-            <w:hyperlink r:id="rId24" w:history="1">
+            <w:del w:id="131" w:author="Alfred Anate Bodurin Mayaki" w:date="2026-01-12T16:58:00Z" w16du:dateUtc="2026-01-12T16:58:00Z">
+              <w:r>
+                <w:fldChar w:fldCharType="begin"/>
+              </w:r>
+              <w:r>
+                <w:delInstrText>HYPERLINK "https://www.jstor.org/stable/20159029?sid=primo&amp;origin=crossref&amp;seq=7"</w:delInstrText>
+              </w:r>
+              <w:r>
+                <w:fldChar w:fldCharType="separate"/>
+              </w:r>
               <w:r>
                 <w:rPr>
-                  <w:rStyle w:val="Hyperlink"/>
                   <w:rFonts w:ascii="CMU Sans Serif" w:hAnsi="CMU Sans Serif" w:cs="CMU Sans Serif"/>
                   <w:sz w:val="20"/>
                   <w:szCs w:val="20"/>
+                  <w:rPrChange w:id="132" w:author="Alfred Anate Bodurin Mayaki" w:date="2026-01-12T16:58:00Z" w16du:dateUtc="2026-01-12T16:58:00Z">
+                    <w:rPr>
+                      <w:rStyle w:val="Hyperlink"/>
+                      <w:rFonts w:ascii="CMU Sans Serif" w:hAnsi="CMU Sans Serif" w:cs="CMU Sans Serif"/>
+                      <w:sz w:val="20"/>
+                      <w:szCs w:val="20"/>
+                    </w:rPr>
+                  </w:rPrChange>
+                </w:rPr>
+                <w:delText>Bowen &amp; Ostroff (2004)</w:delText>
+              </w:r>
+              <w:r>
+                <w:fldChar w:fldCharType="end"/>
+              </w:r>
+            </w:del>
+            <w:ins w:id="133" w:author="Alfred Anate Bodurin Mayaki" w:date="2026-01-12T16:58:00Z" w16du:dateUtc="2026-01-12T16:58:00Z">
+              <w:r>
+                <w:rPr>
+                  <w:rFonts w:ascii="CMU Sans Serif" w:hAnsi="CMU Sans Serif" w:cs="CMU Sans Serif"/>
+                  <w:sz w:val="20"/>
+                  <w:szCs w:val="20"/>
+                  <w:rPrChange w:id="134" w:author="Alfred Anate Bodurin Mayaki" w:date="2026-01-12T16:58:00Z" w16du:dateUtc="2026-01-12T16:58:00Z">
+                    <w:rPr>
+                      <w:rStyle w:val="Hyperlink"/>
+                      <w:rFonts w:ascii="CMU Sans Serif" w:hAnsi="CMU Sans Serif" w:cs="CMU Sans Serif"/>
+                      <w:sz w:val="20"/>
+                      <w:szCs w:val="20"/>
+                    </w:rPr>
+                  </w:rPrChange>
                 </w:rPr>
                 <w:t>Bowen &amp; Ostroff (2004)</w:t>
               </w:r>
-            </w:hyperlink>
+            </w:ins>
           </w:p>
         </w:tc>
       </w:tr>
       <w:tr>
+        <w:tblPrEx>
+          <w:tblW w:w="0" w:type="auto"/>
+          <w:tblPrExChange w:id="135" w:author="Alfred Anate Bodurin Mayaki" w:date="2026-01-12T16:56:00Z" w16du:dateUtc="2026-01-12T16:56:00Z">
+            <w:tblPrEx>
+              <w:tblW w:w="0" w:type="auto"/>
+            </w:tblPrEx>
+          </w:tblPrExChange>
+        </w:tblPrEx>
+        <w:trPr>
+          <w:trHeight w:val="80"/>
+        </w:trPr>
         <w:tc>
           <w:tcPr>
             <w:cnfStyle w:val="001000000000" w:firstRow="0" w:lastRow="0" w:firstColumn="1" w:lastColumn="0" w:oddVBand="0" w:evenVBand="0" w:oddHBand="0" w:evenHBand="0" w:firstRowFirstColumn="0" w:firstRowLastColumn="0" w:lastRowFirstColumn="0" w:lastRowLastColumn="0"/>
             <w:tcW w:w="1838" w:type="dxa"/>
+            <w:tcPrChange w:id="136" w:author="Alfred Anate Bodurin Mayaki" w:date="2026-01-12T16:56:00Z" w16du:dateUtc="2026-01-12T16:56:00Z">
+              <w:tcPr>
+                <w:tcW w:w="1838" w:type="dxa"/>
+              </w:tcPr>
+            </w:tcPrChange>
           </w:tcPr>
           <w:p>
             <w:pPr>
@@ -7462,6 +8167,11 @@
         <w:tc>
           <w:tcPr>
             <w:tcW w:w="4172" w:type="dxa"/>
+            <w:tcPrChange w:id="137" w:author="Alfred Anate Bodurin Mayaki" w:date="2026-01-12T16:56:00Z" w16du:dateUtc="2026-01-12T16:56:00Z">
+              <w:tcPr>
+                <w:tcW w:w="4172" w:type="dxa"/>
+              </w:tcPr>
+            </w:tcPrChange>
           </w:tcPr>
           <w:p>
             <w:pPr>
@@ -7488,6 +8198,11 @@
         <w:tc>
           <w:tcPr>
             <w:tcW w:w="3006" w:type="dxa"/>
+            <w:tcPrChange w:id="138" w:author="Alfred Anate Bodurin Mayaki" w:date="2026-01-12T16:56:00Z" w16du:dateUtc="2026-01-12T16:56:00Z">
+              <w:tcPr>
+                <w:tcW w:w="3006" w:type="dxa"/>
+              </w:tcPr>
+            </w:tcPrChange>
           </w:tcPr>
           <w:p>
             <w:pPr>
@@ -7531,7 +8246,7 @@
                 <w:szCs w:val="20"/>
               </w:rPr>
             </w:pPr>
-            <w:hyperlink r:id="rId25" w:history="1">
+            <w:hyperlink r:id="rId13" w:history="1">
               <w:r>
                 <w:rPr>
                   <w:rStyle w:val="Hyperlink"/>
@@ -7559,17 +8274,54 @@
                 <w:szCs w:val="20"/>
               </w:rPr>
             </w:pPr>
-            <w:hyperlink r:id="rId26" w:history="1">
+            <w:del w:id="139" w:author="Alfred Anate Bodurin Mayaki" w:date="2026-01-12T16:58:00Z" w16du:dateUtc="2026-01-12T16:58:00Z">
+              <w:r>
+                <w:fldChar w:fldCharType="begin"/>
+              </w:r>
+              <w:r>
+                <w:delInstrText>HYPERLINK "https://minds.wisconsin.edu/handle/1793/47096"</w:delInstrText>
+              </w:r>
+              <w:r>
+                <w:fldChar w:fldCharType="separate"/>
+              </w:r>
               <w:r>
                 <w:rPr>
-                  <w:rStyle w:val="Hyperlink"/>
                   <w:rFonts w:ascii="CMU Sans Serif" w:hAnsi="CMU Sans Serif" w:cs="CMU Sans Serif"/>
                   <w:sz w:val="20"/>
                   <w:szCs w:val="20"/>
+                  <w:rPrChange w:id="140" w:author="Alfred Anate Bodurin Mayaki" w:date="2026-01-12T16:58:00Z" w16du:dateUtc="2026-01-12T16:58:00Z">
+                    <w:rPr>
+                      <w:rStyle w:val="Hyperlink"/>
+                      <w:rFonts w:ascii="CMU Sans Serif" w:hAnsi="CMU Sans Serif" w:cs="CMU Sans Serif"/>
+                      <w:sz w:val="20"/>
+                      <w:szCs w:val="20"/>
+                    </w:rPr>
+                  </w:rPrChange>
+                </w:rPr>
+                <w:delText>Master of Science (Psychology) Dissertation</w:delText>
+              </w:r>
+              <w:r>
+                <w:fldChar w:fldCharType="end"/>
+              </w:r>
+            </w:del>
+            <w:ins w:id="141" w:author="Alfred Anate Bodurin Mayaki" w:date="2026-01-12T16:58:00Z" w16du:dateUtc="2026-01-12T16:58:00Z">
+              <w:r>
+                <w:rPr>
+                  <w:rFonts w:ascii="CMU Sans Serif" w:hAnsi="CMU Sans Serif" w:cs="CMU Sans Serif"/>
+                  <w:sz w:val="20"/>
+                  <w:szCs w:val="20"/>
+                  <w:rPrChange w:id="142" w:author="Alfred Anate Bodurin Mayaki" w:date="2026-01-12T16:58:00Z" w16du:dateUtc="2026-01-12T16:58:00Z">
+                    <w:rPr>
+                      <w:rStyle w:val="Hyperlink"/>
+                      <w:rFonts w:ascii="CMU Sans Serif" w:hAnsi="CMU Sans Serif" w:cs="CMU Sans Serif"/>
+                      <w:sz w:val="20"/>
+                      <w:szCs w:val="20"/>
+                    </w:rPr>
+                  </w:rPrChange>
                 </w:rPr>
                 <w:t>Master of Science (Psychology) Dissertation</w:t>
               </w:r>
-            </w:hyperlink>
+            </w:ins>
           </w:p>
         </w:tc>
         <w:tc>
@@ -7587,44 +8339,54 @@
                 <w:szCs w:val="20"/>
               </w:rPr>
             </w:pPr>
-            <w:hyperlink r:id="rId27" w:history="1">
+            <w:del w:id="143" w:author="Alfred Anate Bodurin Mayaki" w:date="2026-01-12T16:58:00Z" w16du:dateUtc="2026-01-12T16:58:00Z">
+              <w:r>
+                <w:fldChar w:fldCharType="begin"/>
+              </w:r>
+              <w:r>
+                <w:delInstrText>HYPERLINK "https://minds.wisconsin.edu/handle/1793/47096"</w:delInstrText>
+              </w:r>
+              <w:r>
+                <w:fldChar w:fldCharType="separate"/>
+              </w:r>
               <w:r>
                 <w:rPr>
-                  <w:rStyle w:val="Hyperlink"/>
                   <w:rFonts w:ascii="CMU Sans Serif" w:hAnsi="CMU Sans Serif" w:cs="CMU Sans Serif"/>
                   <w:sz w:val="20"/>
                   <w:szCs w:val="20"/>
+                  <w:rPrChange w:id="144" w:author="Alfred Anate Bodurin Mayaki" w:date="2026-01-12T16:58:00Z" w16du:dateUtc="2026-01-12T16:58:00Z">
+                    <w:rPr>
+                      <w:rStyle w:val="Hyperlink"/>
+                      <w:rFonts w:ascii="CMU Sans Serif" w:hAnsi="CMU Sans Serif" w:cs="CMU Sans Serif"/>
+                      <w:sz w:val="20"/>
+                      <w:szCs w:val="20"/>
+                    </w:rPr>
+                  </w:rPrChange>
                 </w:rPr>
-                <w:t>Wright</w:t>
+                <w:delText>Wright (2010)</w:delText>
               </w:r>
               <w:r>
+                <w:fldChar w:fldCharType="end"/>
+              </w:r>
+            </w:del>
+            <w:ins w:id="145" w:author="Alfred Anate Bodurin Mayaki" w:date="2026-01-12T16:58:00Z" w16du:dateUtc="2026-01-12T16:58:00Z">
+              <w:r>
                 <w:rPr>
-                  <w:rStyle w:val="Hyperlink"/>
                   <w:rFonts w:ascii="CMU Sans Serif" w:hAnsi="CMU Sans Serif" w:cs="CMU Sans Serif"/>
                   <w:sz w:val="20"/>
                   <w:szCs w:val="20"/>
+                  <w:rPrChange w:id="146" w:author="Alfred Anate Bodurin Mayaki" w:date="2026-01-12T16:58:00Z" w16du:dateUtc="2026-01-12T16:58:00Z">
+                    <w:rPr>
+                      <w:rStyle w:val="Hyperlink"/>
+                      <w:rFonts w:ascii="CMU Sans Serif" w:hAnsi="CMU Sans Serif" w:cs="CMU Sans Serif"/>
+                      <w:sz w:val="20"/>
+                      <w:szCs w:val="20"/>
+                    </w:rPr>
+                  </w:rPrChange>
                 </w:rPr>
-                <w:t xml:space="preserve"> (</w:t>
+                <w:t>Wright (2010)</w:t>
               </w:r>
-              <w:r>
-                <w:rPr>
-                  <w:rStyle w:val="Hyperlink"/>
-                  <w:rFonts w:ascii="CMU Sans Serif" w:hAnsi="CMU Sans Serif" w:cs="CMU Sans Serif"/>
-                  <w:sz w:val="20"/>
-                  <w:szCs w:val="20"/>
-                </w:rPr>
-                <w:t>2010</w:t>
-              </w:r>
-              <w:r>
-                <w:rPr>
-                  <w:rStyle w:val="Hyperlink"/>
-                  <w:rFonts w:ascii="CMU Sans Serif" w:hAnsi="CMU Sans Serif" w:cs="CMU Sans Serif"/>
-                  <w:sz w:val="20"/>
-                  <w:szCs w:val="20"/>
-                </w:rPr>
-                <w:t>)</w:t>
-              </w:r>
-            </w:hyperlink>
+            </w:ins>
           </w:p>
         </w:tc>
       </w:tr>
@@ -7651,7 +8413,6 @@
                 <w:sz w:val="20"/>
                 <w:szCs w:val="20"/>
               </w:rPr>
-              <w:lastRenderedPageBreak/>
               <w:t>EBSCO Host</w:t>
             </w:r>
           </w:p>
@@ -7736,6 +8497,7 @@
         <w:contextualSpacing/>
         <w:jc w:val="both"/>
         <w:rPr>
+          <w:ins w:id="147" w:author="Alfred Anate Bodurin Mayaki" w:date="2026-01-12T17:01:00Z" w16du:dateUtc="2026-01-12T17:01:00Z"/>
           <w:rStyle w:val="Strong"/>
           <w:rFonts w:ascii="CMU Sans Serif" w:hAnsi="CMU Sans Serif" w:cs="CMU Sans Serif"/>
           <w:b w:val="0"/>
@@ -7743,9 +8505,14 @@
           <w:color w:val="000000" w:themeColor="text1"/>
         </w:rPr>
       </w:pPr>
-      <w:bookmarkStart w:id="26" w:name="_Toc216632810"/>
-      <w:bookmarkStart w:id="27" w:name="_Toc217468146"/>
-      <w:r>
+      <w:bookmarkStart w:id="148" w:name="_Toc216632810"/>
+      <w:bookmarkStart w:id="149" w:name="_Toc217468146"/>
+    </w:p>
+    <w:p>
+      <w:pPr>
+        <w:pStyle w:val="Heading2"/>
+        <w:contextualSpacing/>
+        <w:jc w:val="both"/>
         <w:rPr>
           <w:rStyle w:val="Strong"/>
           <w:rFonts w:ascii="CMU Sans Serif" w:hAnsi="CMU Sans Serif" w:cs="CMU Sans Serif"/>
@@ -7753,8 +8520,7 @@
           <w:bCs w:val="0"/>
           <w:color w:val="000000" w:themeColor="text1"/>
         </w:rPr>
-        <w:t xml:space="preserve">9 </w:t>
-      </w:r>
+      </w:pPr>
       <w:r>
         <w:rPr>
           <w:rStyle w:val="Strong"/>
@@ -7763,9 +8529,8 @@
           <w:bCs w:val="0"/>
           <w:color w:val="000000" w:themeColor="text1"/>
         </w:rPr>
-        <w:t>Explicating my Literature Review 2</w:t>
-      </w:r>
-      <w:bookmarkEnd w:id="26"/>
+        <w:t xml:space="preserve">9 </w:t>
+      </w:r>
       <w:r>
         <w:rPr>
           <w:rStyle w:val="Strong"/>
@@ -7774,9 +8539,20 @@
           <w:bCs w:val="0"/>
           <w:color w:val="000000" w:themeColor="text1"/>
         </w:rPr>
+        <w:t>Explicating my Literature Review 2</w:t>
+      </w:r>
+      <w:bookmarkEnd w:id="148"/>
+      <w:r>
+        <w:rPr>
+          <w:rStyle w:val="Strong"/>
+          <w:rFonts w:ascii="CMU Sans Serif" w:hAnsi="CMU Sans Serif" w:cs="CMU Sans Serif"/>
+          <w:b w:val="0"/>
+          <w:bCs w:val="0"/>
+          <w:color w:val="000000" w:themeColor="text1"/>
+        </w:rPr>
         <w:t xml:space="preserve"> – Signalling Theory</w:t>
       </w:r>
-      <w:bookmarkEnd w:id="27"/>
+      <w:bookmarkEnd w:id="149"/>
     </w:p>
     <w:p>
       <w:pPr>
@@ -7914,6 +8690,7 @@
           <w:sz w:val="20"/>
           <w:szCs w:val="20"/>
         </w:rPr>
+        <w:lastRenderedPageBreak/>
         <w:t xml:space="preserve">As per Brown and Sessions (2004), there is often an element of informational asymmetry; full knowledge of the workers capability in the job prior to lottery is rarely </w:t>
       </w:r>
       <w:r>
@@ -8980,6 +9757,7 @@
           <w:sz w:val="20"/>
           <w:szCs w:val="20"/>
         </w:rPr>
+        <w:lastRenderedPageBreak/>
         <w:t xml:space="preserve">Touches on </w:t>
       </w:r>
       <w:r>
@@ -9144,7 +9922,7 @@
           <w:color w:val="000000" w:themeColor="text1"/>
         </w:rPr>
       </w:pPr>
-      <w:bookmarkStart w:id="28" w:name="_Toc217468147"/>
+      <w:bookmarkStart w:id="150" w:name="_Toc217468147"/>
       <w:r>
         <w:rPr>
           <w:rStyle w:val="Strong"/>
@@ -9175,7 +9953,7 @@
         </w:rPr>
         <w:t>3 – Recruitment &amp; Selection</w:t>
       </w:r>
-      <w:bookmarkEnd w:id="28"/>
+      <w:bookmarkEnd w:id="150"/>
     </w:p>
     <w:p>
       <w:pPr>
@@ -9230,6 +10008,7 @@
         </w:numPr>
         <w:jc w:val="both"/>
         <w:rPr>
+          <w:del w:id="151" w:author="Alfred Anate Bodurin Mayaki" w:date="2026-01-12T17:02:00Z" w16du:dateUtc="2026-01-12T17:02:00Z"/>
           <w:rFonts w:ascii="CMU Sans Serif" w:hAnsi="CMU Sans Serif" w:cs="CMU Sans Serif"/>
           <w:sz w:val="20"/>
           <w:szCs w:val="20"/>
@@ -9257,15 +10036,54 @@
         <w:pStyle w:val="ListParagraph"/>
         <w:numPr>
           <w:ilvl w:val="0"/>
-          <w:numId w:val="16"/>
+          <w:numId w:val="15"/>
         </w:numPr>
         <w:jc w:val="both"/>
         <w:rPr>
-          <w:rFonts w:ascii="CMU Sans Serif" w:hAnsi="CMU Sans Serif" w:cs="CMU Sans Serif"/>
-          <w:sz w:val="20"/>
-          <w:szCs w:val="20"/>
-        </w:rPr>
-      </w:pPr>
+          <w:ins w:id="152" w:author="Alfred Anate Bodurin Mayaki" w:date="2026-01-12T17:02:00Z" w16du:dateUtc="2026-01-12T17:02:00Z"/>
+          <w:rFonts w:ascii="CMU Sans Serif" w:hAnsi="CMU Sans Serif" w:cs="CMU Sans Serif"/>
+          <w:sz w:val="20"/>
+          <w:szCs w:val="20"/>
+        </w:rPr>
+      </w:pPr>
+    </w:p>
+    <w:p>
+      <w:pPr>
+        <w:pStyle w:val="ListParagraph"/>
+        <w:numPr>
+          <w:ilvl w:val="0"/>
+          <w:numId w:val="15"/>
+        </w:numPr>
+        <w:jc w:val="both"/>
+        <w:rPr>
+          <w:rFonts w:ascii="CMU Sans Serif" w:hAnsi="CMU Sans Serif" w:cs="CMU Sans Serif"/>
+          <w:sz w:val="20"/>
+          <w:szCs w:val="20"/>
+          <w:rPrChange w:id="153" w:author="Alfred Anate Bodurin Mayaki" w:date="2026-01-12T17:02:00Z" w16du:dateUtc="2026-01-12T17:02:00Z">
+            <w:rPr/>
+          </w:rPrChange>
+        </w:rPr>
+        <w:pPrChange w:id="154" w:author="Alfred Anate Bodurin Mayaki" w:date="2026-01-12T17:02:00Z" w16du:dateUtc="2026-01-12T17:02:00Z">
+          <w:pPr>
+            <w:pStyle w:val="ListParagraph"/>
+            <w:numPr>
+              <w:numId w:val="16"/>
+            </w:numPr>
+            <w:ind w:left="1080" w:hanging="360"/>
+            <w:jc w:val="both"/>
+          </w:pPr>
+        </w:pPrChange>
+      </w:pPr>
+      <w:ins w:id="155" w:author="Alfred Anate Bodurin Mayaki" w:date="2026-01-12T17:02:00Z" w16du:dateUtc="2026-01-12T17:02:00Z">
+        <w:r>
+          <w:rPr>
+            <w:rFonts w:ascii="CMU Sans Serif" w:hAnsi="CMU Sans Serif" w:cs="CMU Sans Serif"/>
+            <w:sz w:val="20"/>
+            <w:szCs w:val="20"/>
+          </w:rPr>
+          <w:t>TBC</w:t>
+        </w:r>
+      </w:ins>
     </w:p>
     <w:p>
       <w:pPr>
@@ -10261,6 +11079,7 @@
       <w:pPr>
         <w:jc w:val="center"/>
         <w:rPr>
+          <w:del w:id="156" w:author="Alfred Anate Bodurin Mayaki" w:date="2026-01-12T16:59:00Z" w16du:dateUtc="2026-01-12T16:59:00Z"/>
           <w:rFonts w:ascii="CMU Sans Serif" w:hAnsi="CMU Sans Serif" w:cs="CMU Sans Serif"/>
           <w:color w:val="000000" w:themeColor="text1"/>
           <w:sz w:val="20"/>
@@ -10276,214 +11095,333 @@
         </w:rPr>
         <w:t xml:space="preserve">Source: </w:t>
       </w:r>
-      <w:hyperlink r:id="rId28" w:history="1">
-        <w:r>
-          <w:rPr>
-            <w:rStyle w:val="Hyperlink"/>
-            <w:rFonts w:ascii="CMU Sans Serif" w:hAnsi="CMU Sans Serif" w:cs="CMU Sans Serif"/>
-            <w:sz w:val="20"/>
-            <w:szCs w:val="20"/>
-          </w:rPr>
-          <w:t>OpenAI (2025)</w:t>
-        </w:r>
-      </w:hyperlink>
-    </w:p>
-    <w:p>
-      <w:pPr>
-        <w:jc w:val="both"/>
-        <w:rPr>
-          <w:rFonts w:ascii="CMU Sans Serif" w:hAnsi="CMU Sans Serif" w:cs="CMU Sans Serif"/>
-          <w:color w:val="000000" w:themeColor="text1"/>
-          <w:sz w:val="20"/>
-          <w:szCs w:val="20"/>
-        </w:rPr>
-      </w:pPr>
-    </w:p>
-    <w:p>
-      <w:pPr>
-        <w:jc w:val="both"/>
-        <w:rPr>
-          <w:rFonts w:ascii="CMU Sans Serif" w:hAnsi="CMU Sans Serif" w:cs="CMU Sans Serif"/>
-          <w:color w:val="000000" w:themeColor="text1"/>
-          <w:sz w:val="20"/>
-          <w:szCs w:val="20"/>
-        </w:rPr>
-      </w:pPr>
-    </w:p>
-    <w:p>
-      <w:pPr>
-        <w:jc w:val="both"/>
-        <w:rPr>
-          <w:rFonts w:ascii="CMU Sans Serif" w:hAnsi="CMU Sans Serif" w:cs="CMU Sans Serif"/>
-          <w:color w:val="000000" w:themeColor="text1"/>
-          <w:sz w:val="20"/>
-          <w:szCs w:val="20"/>
-        </w:rPr>
-      </w:pPr>
-    </w:p>
-    <w:p>
-      <w:pPr>
-        <w:jc w:val="both"/>
-        <w:rPr>
-          <w:rFonts w:ascii="CMU Sans Serif" w:hAnsi="CMU Sans Serif" w:cs="CMU Sans Serif"/>
-          <w:color w:val="000000" w:themeColor="text1"/>
-          <w:sz w:val="20"/>
-          <w:szCs w:val="20"/>
-        </w:rPr>
-      </w:pPr>
-    </w:p>
-    <w:p>
-      <w:pPr>
-        <w:jc w:val="both"/>
-        <w:rPr>
-          <w:rFonts w:ascii="CMU Sans Serif" w:hAnsi="CMU Sans Serif" w:cs="CMU Sans Serif"/>
-          <w:color w:val="000000" w:themeColor="text1"/>
-          <w:sz w:val="20"/>
-          <w:szCs w:val="20"/>
-        </w:rPr>
-      </w:pPr>
-    </w:p>
-    <w:p>
-      <w:pPr>
-        <w:jc w:val="both"/>
-        <w:rPr>
-          <w:rFonts w:ascii="CMU Sans Serif" w:hAnsi="CMU Sans Serif" w:cs="CMU Sans Serif"/>
-          <w:color w:val="000000" w:themeColor="text1"/>
-          <w:sz w:val="20"/>
-          <w:szCs w:val="20"/>
-        </w:rPr>
-      </w:pPr>
-    </w:p>
-    <w:p>
-      <w:pPr>
-        <w:jc w:val="both"/>
-        <w:rPr>
-          <w:rFonts w:ascii="CMU Sans Serif" w:hAnsi="CMU Sans Serif" w:cs="CMU Sans Serif"/>
-          <w:color w:val="000000" w:themeColor="text1"/>
-          <w:sz w:val="20"/>
-          <w:szCs w:val="20"/>
-        </w:rPr>
-      </w:pPr>
-    </w:p>
-    <w:p>
-      <w:pPr>
-        <w:jc w:val="both"/>
-        <w:rPr>
-          <w:rFonts w:ascii="CMU Sans Serif" w:hAnsi="CMU Sans Serif" w:cs="CMU Sans Serif"/>
-          <w:color w:val="000000" w:themeColor="text1"/>
-          <w:sz w:val="20"/>
-          <w:szCs w:val="20"/>
-        </w:rPr>
-      </w:pPr>
-    </w:p>
-    <w:p>
-      <w:pPr>
-        <w:jc w:val="both"/>
-        <w:rPr>
-          <w:rFonts w:ascii="CMU Sans Serif" w:hAnsi="CMU Sans Serif" w:cs="CMU Sans Serif"/>
-          <w:color w:val="000000" w:themeColor="text1"/>
-          <w:sz w:val="20"/>
-          <w:szCs w:val="20"/>
-        </w:rPr>
-      </w:pPr>
-    </w:p>
-    <w:p>
-      <w:pPr>
-        <w:jc w:val="both"/>
-        <w:rPr>
-          <w:rFonts w:ascii="CMU Sans Serif" w:hAnsi="CMU Sans Serif" w:cs="CMU Sans Serif"/>
-          <w:color w:val="000000" w:themeColor="text1"/>
-          <w:sz w:val="20"/>
-          <w:szCs w:val="20"/>
-        </w:rPr>
-      </w:pPr>
-    </w:p>
-    <w:p>
-      <w:pPr>
-        <w:jc w:val="both"/>
-        <w:rPr>
-          <w:rFonts w:ascii="CMU Sans Serif" w:hAnsi="CMU Sans Serif" w:cs="CMU Sans Serif"/>
-          <w:color w:val="000000" w:themeColor="text1"/>
-          <w:sz w:val="20"/>
-          <w:szCs w:val="20"/>
-        </w:rPr>
-      </w:pPr>
-    </w:p>
-    <w:p>
-      <w:pPr>
-        <w:jc w:val="both"/>
-        <w:rPr>
-          <w:rFonts w:ascii="CMU Sans Serif" w:hAnsi="CMU Sans Serif" w:cs="CMU Sans Serif"/>
-          <w:color w:val="000000" w:themeColor="text1"/>
-          <w:sz w:val="20"/>
-          <w:szCs w:val="20"/>
-        </w:rPr>
-      </w:pPr>
-    </w:p>
-    <w:p>
-      <w:pPr>
-        <w:jc w:val="both"/>
-        <w:rPr>
-          <w:rFonts w:ascii="CMU Sans Serif" w:hAnsi="CMU Sans Serif" w:cs="CMU Sans Serif"/>
-          <w:color w:val="000000" w:themeColor="text1"/>
-          <w:sz w:val="20"/>
-          <w:szCs w:val="20"/>
-        </w:rPr>
-      </w:pPr>
-    </w:p>
-    <w:p>
-      <w:pPr>
-        <w:jc w:val="both"/>
-        <w:rPr>
-          <w:rFonts w:ascii="CMU Sans Serif" w:hAnsi="CMU Sans Serif" w:cs="CMU Sans Serif"/>
-          <w:color w:val="000000" w:themeColor="text1"/>
-          <w:sz w:val="20"/>
-          <w:szCs w:val="20"/>
-        </w:rPr>
-      </w:pPr>
-    </w:p>
-    <w:p>
-      <w:pPr>
-        <w:jc w:val="both"/>
-        <w:rPr>
-          <w:rFonts w:ascii="CMU Sans Serif" w:hAnsi="CMU Sans Serif" w:cs="CMU Sans Serif"/>
-          <w:color w:val="000000" w:themeColor="text1"/>
-          <w:sz w:val="20"/>
-          <w:szCs w:val="20"/>
-        </w:rPr>
-      </w:pPr>
-    </w:p>
-    <w:p>
-      <w:pPr>
-        <w:jc w:val="both"/>
-        <w:rPr>
-          <w:rFonts w:ascii="CMU Sans Serif" w:hAnsi="CMU Sans Serif" w:cs="CMU Sans Serif"/>
-          <w:color w:val="000000" w:themeColor="text1"/>
-          <w:sz w:val="20"/>
-          <w:szCs w:val="20"/>
-        </w:rPr>
-      </w:pPr>
-    </w:p>
-    <w:p>
-      <w:pPr>
-        <w:pStyle w:val="Heading2"/>
-        <w:contextualSpacing/>
-        <w:jc w:val="both"/>
-        <w:rPr>
-          <w:rFonts w:ascii="CMU Sans Serif" w:hAnsi="CMU Sans Serif" w:cs="CMU Sans Serif"/>
-          <w:color w:val="auto"/>
-        </w:rPr>
-      </w:pPr>
-      <w:bookmarkStart w:id="29" w:name="_Toc217468148"/>
-      <w:r>
-        <w:rPr>
-          <w:rFonts w:ascii="CMU Sans Serif" w:hAnsi="CMU Sans Serif" w:cs="CMU Sans Serif"/>
-          <w:color w:val="auto"/>
-        </w:rPr>
+      <w:r>
+        <w:rPr>
+          <w:rFonts w:ascii="CMU Sans Serif" w:hAnsi="CMU Sans Serif" w:cs="CMU Sans Serif"/>
+          <w:sz w:val="20"/>
+          <w:szCs w:val="20"/>
+          <w:rPrChange w:id="157" w:author="Alfred Anate Bodurin Mayaki" w:date="2026-01-12T16:59:00Z" w16du:dateUtc="2026-01-12T16:59:00Z">
+            <w:rPr>
+              <w:rStyle w:val="Hyperlink"/>
+              <w:rFonts w:ascii="CMU Sans Serif" w:hAnsi="CMU Sans Serif" w:cs="CMU Sans Serif"/>
+              <w:sz w:val="20"/>
+              <w:szCs w:val="20"/>
+            </w:rPr>
+          </w:rPrChange>
+        </w:rPr>
+        <w:t>OpenAI (2025)</w:t>
+      </w:r>
+    </w:p>
+    <w:p>
+      <w:pPr>
+        <w:jc w:val="center"/>
+        <w:rPr>
+          <w:del w:id="158" w:author="Alfred Anate Bodurin Mayaki" w:date="2026-01-12T16:59:00Z" w16du:dateUtc="2026-01-12T16:59:00Z"/>
+          <w:rFonts w:ascii="CMU Sans Serif" w:hAnsi="CMU Sans Serif" w:cs="CMU Sans Serif"/>
+          <w:color w:val="000000" w:themeColor="text1"/>
+          <w:sz w:val="20"/>
+          <w:szCs w:val="20"/>
+        </w:rPr>
+      </w:pPr>
+    </w:p>
+    <w:p>
+      <w:pPr>
+        <w:jc w:val="center"/>
+        <w:rPr>
+          <w:ins w:id="159" w:author="Alfred Anate Bodurin Mayaki" w:date="2026-01-12T16:59:00Z" w16du:dateUtc="2026-01-12T16:59:00Z"/>
+          <w:rFonts w:ascii="CMU Sans Serif" w:hAnsi="CMU Sans Serif" w:cs="CMU Sans Serif"/>
+          <w:color w:val="000000" w:themeColor="text1"/>
+          <w:sz w:val="20"/>
+          <w:szCs w:val="20"/>
+        </w:rPr>
+        <w:pPrChange w:id="160" w:author="Alfred Anate Bodurin Mayaki" w:date="2026-01-12T16:59:00Z" w16du:dateUtc="2026-01-12T16:59:00Z">
+          <w:pPr>
+            <w:jc w:val="both"/>
+          </w:pPr>
+        </w:pPrChange>
+      </w:pPr>
+    </w:p>
+    <w:p>
+      <w:pPr>
+        <w:jc w:val="center"/>
+        <w:rPr>
+          <w:del w:id="161" w:author="Alfred Anate Bodurin Mayaki" w:date="2026-01-12T16:59:00Z" w16du:dateUtc="2026-01-12T16:59:00Z"/>
+          <w:rFonts w:ascii="CMU Sans Serif" w:hAnsi="CMU Sans Serif" w:cs="CMU Sans Serif"/>
+          <w:color w:val="000000" w:themeColor="text1"/>
+          <w:sz w:val="20"/>
+          <w:szCs w:val="20"/>
+        </w:rPr>
+      </w:pPr>
+    </w:p>
+    <w:p>
+      <w:pPr>
+        <w:jc w:val="both"/>
+        <w:rPr>
+          <w:ins w:id="162" w:author="Alfred Anate Bodurin Mayaki" w:date="2026-01-12T17:01:00Z" w16du:dateUtc="2026-01-12T17:01:00Z"/>
+          <w:rFonts w:ascii="CMU Sans Serif" w:hAnsi="CMU Sans Serif" w:cs="CMU Sans Serif"/>
+          <w:color w:val="000000" w:themeColor="text1"/>
+          <w:sz w:val="20"/>
+          <w:szCs w:val="20"/>
+        </w:rPr>
+      </w:pPr>
+    </w:p>
+    <w:p>
+      <w:pPr>
+        <w:jc w:val="both"/>
+        <w:rPr>
+          <w:ins w:id="163" w:author="Alfred Anate Bodurin Mayaki" w:date="2026-01-12T17:02:00Z" w16du:dateUtc="2026-01-12T17:02:00Z"/>
+          <w:rFonts w:ascii="CMU Sans Serif" w:hAnsi="CMU Sans Serif" w:cs="CMU Sans Serif"/>
+          <w:color w:val="000000" w:themeColor="text1"/>
+          <w:sz w:val="20"/>
+          <w:szCs w:val="20"/>
+        </w:rPr>
+      </w:pPr>
+    </w:p>
+    <w:p>
+      <w:pPr>
+        <w:jc w:val="both"/>
+        <w:rPr>
+          <w:ins w:id="164" w:author="Alfred Anate Bodurin Mayaki" w:date="2026-01-12T17:02:00Z" w16du:dateUtc="2026-01-12T17:02:00Z"/>
+          <w:rFonts w:ascii="CMU Sans Serif" w:hAnsi="CMU Sans Serif" w:cs="CMU Sans Serif"/>
+          <w:color w:val="000000" w:themeColor="text1"/>
+          <w:sz w:val="20"/>
+          <w:szCs w:val="20"/>
+        </w:rPr>
+      </w:pPr>
+    </w:p>
+    <w:p>
+      <w:pPr>
+        <w:jc w:val="both"/>
+        <w:rPr>
+          <w:ins w:id="165" w:author="Alfred Anate Bodurin Mayaki" w:date="2026-01-12T17:02:00Z" w16du:dateUtc="2026-01-12T17:02:00Z"/>
+          <w:rFonts w:ascii="CMU Sans Serif" w:hAnsi="CMU Sans Serif" w:cs="CMU Sans Serif"/>
+          <w:color w:val="000000" w:themeColor="text1"/>
+          <w:sz w:val="20"/>
+          <w:szCs w:val="20"/>
+        </w:rPr>
+      </w:pPr>
+    </w:p>
+    <w:p>
+      <w:pPr>
+        <w:jc w:val="both"/>
+        <w:rPr>
+          <w:ins w:id="166" w:author="Alfred Anate Bodurin Mayaki" w:date="2026-01-12T17:02:00Z" w16du:dateUtc="2026-01-12T17:02:00Z"/>
+          <w:rFonts w:ascii="CMU Sans Serif" w:hAnsi="CMU Sans Serif" w:cs="CMU Sans Serif"/>
+          <w:color w:val="000000" w:themeColor="text1"/>
+          <w:sz w:val="20"/>
+          <w:szCs w:val="20"/>
+        </w:rPr>
+      </w:pPr>
+    </w:p>
+    <w:p>
+      <w:pPr>
+        <w:jc w:val="both"/>
+        <w:rPr>
+          <w:ins w:id="167" w:author="Alfred Anate Bodurin Mayaki" w:date="2026-01-12T17:02:00Z" w16du:dateUtc="2026-01-12T17:02:00Z"/>
+          <w:rFonts w:ascii="CMU Sans Serif" w:hAnsi="CMU Sans Serif" w:cs="CMU Sans Serif"/>
+          <w:color w:val="000000" w:themeColor="text1"/>
+          <w:sz w:val="20"/>
+          <w:szCs w:val="20"/>
+        </w:rPr>
+      </w:pPr>
+    </w:p>
+    <w:p>
+      <w:pPr>
+        <w:jc w:val="both"/>
+        <w:rPr>
+          <w:ins w:id="168" w:author="Alfred Anate Bodurin Mayaki" w:date="2026-01-12T17:01:00Z" w16du:dateUtc="2026-01-12T17:01:00Z"/>
+          <w:rFonts w:ascii="CMU Sans Serif" w:hAnsi="CMU Sans Serif" w:cs="CMU Sans Serif"/>
+          <w:color w:val="000000" w:themeColor="text1"/>
+          <w:sz w:val="20"/>
+          <w:szCs w:val="20"/>
+        </w:rPr>
+      </w:pPr>
+    </w:p>
+    <w:p>
+      <w:pPr>
+        <w:jc w:val="both"/>
+        <w:rPr>
+          <w:del w:id="169" w:author="Alfred Anate Bodurin Mayaki" w:date="2026-01-12T16:59:00Z" w16du:dateUtc="2026-01-12T16:59:00Z"/>
+          <w:rFonts w:ascii="CMU Sans Serif" w:hAnsi="CMU Sans Serif" w:cs="CMU Sans Serif"/>
+          <w:color w:val="000000" w:themeColor="text1"/>
+          <w:sz w:val="20"/>
+          <w:szCs w:val="20"/>
+        </w:rPr>
+      </w:pPr>
+    </w:p>
+    <w:p>
+      <w:pPr>
+        <w:jc w:val="both"/>
+        <w:rPr>
+          <w:del w:id="170" w:author="Alfred Anate Bodurin Mayaki" w:date="2026-01-12T16:59:00Z" w16du:dateUtc="2026-01-12T16:59:00Z"/>
+          <w:rFonts w:ascii="CMU Sans Serif" w:hAnsi="CMU Sans Serif" w:cs="CMU Sans Serif"/>
+          <w:color w:val="000000" w:themeColor="text1"/>
+          <w:sz w:val="20"/>
+          <w:szCs w:val="20"/>
+        </w:rPr>
+      </w:pPr>
+    </w:p>
+    <w:p>
+      <w:pPr>
+        <w:jc w:val="both"/>
+        <w:rPr>
+          <w:del w:id="171" w:author="Alfred Anate Bodurin Mayaki" w:date="2026-01-12T16:59:00Z" w16du:dateUtc="2026-01-12T16:59:00Z"/>
+          <w:rFonts w:ascii="CMU Sans Serif" w:hAnsi="CMU Sans Serif" w:cs="CMU Sans Serif"/>
+          <w:color w:val="000000" w:themeColor="text1"/>
+          <w:sz w:val="20"/>
+          <w:szCs w:val="20"/>
+        </w:rPr>
+      </w:pPr>
+    </w:p>
+    <w:p>
+      <w:pPr>
+        <w:jc w:val="both"/>
+        <w:rPr>
+          <w:del w:id="172" w:author="Alfred Anate Bodurin Mayaki" w:date="2026-01-12T16:59:00Z" w16du:dateUtc="2026-01-12T16:59:00Z"/>
+          <w:rFonts w:ascii="CMU Sans Serif" w:hAnsi="CMU Sans Serif" w:cs="CMU Sans Serif"/>
+          <w:color w:val="000000" w:themeColor="text1"/>
+          <w:sz w:val="20"/>
+          <w:szCs w:val="20"/>
+        </w:rPr>
+      </w:pPr>
+    </w:p>
+    <w:p>
+      <w:pPr>
+        <w:jc w:val="both"/>
+        <w:rPr>
+          <w:del w:id="173" w:author="Alfred Anate Bodurin Mayaki" w:date="2026-01-12T16:59:00Z" w16du:dateUtc="2026-01-12T16:59:00Z"/>
+          <w:rFonts w:ascii="CMU Sans Serif" w:hAnsi="CMU Sans Serif" w:cs="CMU Sans Serif"/>
+          <w:color w:val="000000" w:themeColor="text1"/>
+          <w:sz w:val="20"/>
+          <w:szCs w:val="20"/>
+        </w:rPr>
+      </w:pPr>
+    </w:p>
+    <w:p>
+      <w:pPr>
+        <w:jc w:val="both"/>
+        <w:rPr>
+          <w:del w:id="174" w:author="Alfred Anate Bodurin Mayaki" w:date="2026-01-12T16:59:00Z" w16du:dateUtc="2026-01-12T16:59:00Z"/>
+          <w:rFonts w:ascii="CMU Sans Serif" w:hAnsi="CMU Sans Serif" w:cs="CMU Sans Serif"/>
+          <w:color w:val="000000" w:themeColor="text1"/>
+          <w:sz w:val="20"/>
+          <w:szCs w:val="20"/>
+        </w:rPr>
+      </w:pPr>
+    </w:p>
+    <w:p>
+      <w:pPr>
+        <w:jc w:val="both"/>
+        <w:rPr>
+          <w:del w:id="175" w:author="Alfred Anate Bodurin Mayaki" w:date="2026-01-12T16:59:00Z" w16du:dateUtc="2026-01-12T16:59:00Z"/>
+          <w:rFonts w:ascii="CMU Sans Serif" w:hAnsi="CMU Sans Serif" w:cs="CMU Sans Serif"/>
+          <w:color w:val="000000" w:themeColor="text1"/>
+          <w:sz w:val="20"/>
+          <w:szCs w:val="20"/>
+        </w:rPr>
+      </w:pPr>
+    </w:p>
+    <w:p>
+      <w:pPr>
+        <w:jc w:val="both"/>
+        <w:rPr>
+          <w:del w:id="176" w:author="Alfred Anate Bodurin Mayaki" w:date="2026-01-12T16:59:00Z" w16du:dateUtc="2026-01-12T16:59:00Z"/>
+          <w:rFonts w:ascii="CMU Sans Serif" w:hAnsi="CMU Sans Serif" w:cs="CMU Sans Serif"/>
+          <w:color w:val="000000" w:themeColor="text1"/>
+          <w:sz w:val="20"/>
+          <w:szCs w:val="20"/>
+        </w:rPr>
+      </w:pPr>
+    </w:p>
+    <w:p>
+      <w:pPr>
+        <w:jc w:val="both"/>
+        <w:rPr>
+          <w:del w:id="177" w:author="Alfred Anate Bodurin Mayaki" w:date="2026-01-12T16:59:00Z" w16du:dateUtc="2026-01-12T16:59:00Z"/>
+          <w:rFonts w:ascii="CMU Sans Serif" w:hAnsi="CMU Sans Serif" w:cs="CMU Sans Serif"/>
+          <w:color w:val="000000" w:themeColor="text1"/>
+          <w:sz w:val="20"/>
+          <w:szCs w:val="20"/>
+        </w:rPr>
+      </w:pPr>
+    </w:p>
+    <w:p>
+      <w:pPr>
+        <w:jc w:val="both"/>
+        <w:rPr>
+          <w:del w:id="178" w:author="Alfred Anate Bodurin Mayaki" w:date="2026-01-12T16:59:00Z" w16du:dateUtc="2026-01-12T16:59:00Z"/>
+          <w:rFonts w:ascii="CMU Sans Serif" w:hAnsi="CMU Sans Serif" w:cs="CMU Sans Serif"/>
+          <w:color w:val="000000" w:themeColor="text1"/>
+          <w:sz w:val="20"/>
+          <w:szCs w:val="20"/>
+        </w:rPr>
+      </w:pPr>
+    </w:p>
+    <w:p>
+      <w:pPr>
+        <w:jc w:val="both"/>
+        <w:rPr>
+          <w:del w:id="179" w:author="Alfred Anate Bodurin Mayaki" w:date="2026-01-12T16:59:00Z" w16du:dateUtc="2026-01-12T16:59:00Z"/>
+          <w:rFonts w:ascii="CMU Sans Serif" w:hAnsi="CMU Sans Serif" w:cs="CMU Sans Serif"/>
+          <w:color w:val="000000" w:themeColor="text1"/>
+          <w:sz w:val="20"/>
+          <w:szCs w:val="20"/>
+        </w:rPr>
+      </w:pPr>
+    </w:p>
+    <w:p>
+      <w:pPr>
+        <w:jc w:val="both"/>
+        <w:rPr>
+          <w:del w:id="180" w:author="Alfred Anate Bodurin Mayaki" w:date="2026-01-12T16:59:00Z" w16du:dateUtc="2026-01-12T16:59:00Z"/>
+          <w:rFonts w:ascii="CMU Sans Serif" w:hAnsi="CMU Sans Serif" w:cs="CMU Sans Serif"/>
+          <w:color w:val="000000" w:themeColor="text1"/>
+          <w:sz w:val="20"/>
+          <w:szCs w:val="20"/>
+        </w:rPr>
+      </w:pPr>
+    </w:p>
+    <w:p>
+      <w:pPr>
+        <w:jc w:val="both"/>
+        <w:rPr>
+          <w:del w:id="181" w:author="Alfred Anate Bodurin Mayaki" w:date="2026-01-12T16:59:00Z" w16du:dateUtc="2026-01-12T16:59:00Z"/>
+          <w:rFonts w:ascii="CMU Sans Serif" w:hAnsi="CMU Sans Serif" w:cs="CMU Sans Serif"/>
+          <w:color w:val="000000" w:themeColor="text1"/>
+          <w:sz w:val="20"/>
+          <w:szCs w:val="20"/>
+        </w:rPr>
+      </w:pPr>
+    </w:p>
+    <w:p>
+      <w:pPr>
+        <w:jc w:val="both"/>
+        <w:rPr>
+          <w:del w:id="182" w:author="Alfred Anate Bodurin Mayaki" w:date="2026-01-12T16:59:00Z" w16du:dateUtc="2026-01-12T16:59:00Z"/>
+          <w:rFonts w:ascii="CMU Sans Serif" w:hAnsi="CMU Sans Serif" w:cs="CMU Sans Serif"/>
+          <w:color w:val="000000" w:themeColor="text1"/>
+          <w:sz w:val="20"/>
+          <w:szCs w:val="20"/>
+        </w:rPr>
+      </w:pPr>
+    </w:p>
+    <w:p>
+      <w:pPr>
+        <w:jc w:val="center"/>
+        <w:pPrChange w:id="183" w:author="Alfred Anate Bodurin Mayaki" w:date="2026-01-12T16:59:00Z" w16du:dateUtc="2026-01-12T16:59:00Z">
+          <w:pPr>
+            <w:pStyle w:val="Heading2"/>
+            <w:contextualSpacing/>
+            <w:jc w:val="both"/>
+          </w:pPr>
+        </w:pPrChange>
+      </w:pPr>
+      <w:bookmarkStart w:id="184" w:name="_Toc217468148"/>
+      <w:r>
         <w:t>References</w:t>
       </w:r>
-      <w:bookmarkEnd w:id="21"/>
-      <w:bookmarkEnd w:id="29"/>
+      <w:bookmarkEnd w:id="28"/>
+      <w:bookmarkEnd w:id="184"/>
     </w:p>
     <w:p>
       <w:pPr>
@@ -10800,7 +11738,7 @@
         </w:rPr>
         <w:t xml:space="preserve">, 27(6), pp. 1746–1763. Available at: </w:t>
       </w:r>
-      <w:hyperlink r:id="rId29" w:history="1">
+      <w:hyperlink r:id="rId14" w:history="1">
         <w:r>
           <w:rPr>
             <w:rStyle w:val="Hyperlink"/>
@@ -10839,7 +11777,63 @@
           <w:sz w:val="20"/>
           <w:szCs w:val="20"/>
         </w:rPr>
-        <w:lastRenderedPageBreak/>
+        <w:t>Doyle (2025) ‘T</w:t>
+      </w:r>
+      <w:r>
+        <w:rPr>
+          <w:rFonts w:ascii="CMU Sans Serif" w:hAnsi="CMU Sans Serif" w:cs="CMU Sans Serif"/>
+          <w:sz w:val="20"/>
+          <w:szCs w:val="20"/>
+        </w:rPr>
+        <w:t>o Get Britain Working? Invest In People: Mayfield’s Report</w:t>
+      </w:r>
+      <w:r>
+        <w:rPr>
+          <w:rFonts w:ascii="CMU Sans Serif" w:hAnsi="CMU Sans Serif" w:cs="CMU Sans Serif"/>
+          <w:sz w:val="20"/>
+          <w:szCs w:val="20"/>
+        </w:rPr>
+        <w:t xml:space="preserve">’, Available at: </w:t>
+      </w:r>
+      <w:hyperlink r:id="rId15" w:history="1">
+        <w:r>
+          <w:rPr>
+            <w:rStyle w:val="Hyperlink"/>
+            <w:rFonts w:ascii="CMU Sans Serif" w:hAnsi="CMU Sans Serif" w:cs="CMU Sans Serif"/>
+            <w:sz w:val="20"/>
+            <w:szCs w:val="20"/>
+          </w:rPr>
+          <w:t>https://geniuswithin.org/to-get-britain-working-invest-in-people-mayfields-report/</w:t>
+        </w:r>
+      </w:hyperlink>
+      <w:r>
+        <w:rPr>
+          <w:rFonts w:ascii="CMU Sans Serif" w:hAnsi="CMU Sans Serif" w:cs="CMU Sans Serif"/>
+          <w:sz w:val="20"/>
+          <w:szCs w:val="20"/>
+        </w:rPr>
+        <w:t xml:space="preserve"> (Accessed on 12 January)</w:t>
+      </w:r>
+    </w:p>
+    <w:p>
+      <w:pPr>
+        <w:tabs>
+          <w:tab w:val="left" w:pos="1560"/>
+        </w:tabs>
+        <w:ind w:left="510" w:hanging="510"/>
+        <w:jc w:val="both"/>
+        <w:rPr>
+          <w:rFonts w:ascii="CMU Sans Serif" w:hAnsi="CMU Sans Serif" w:cs="CMU Sans Serif"/>
+          <w:sz w:val="20"/>
+          <w:szCs w:val="20"/>
+        </w:rPr>
+      </w:pPr>
+      <w:r>
+        <w:rPr>
+          <w:rFonts w:ascii="CMU Sans Serif" w:hAnsi="CMU Sans Serif" w:cs="CMU Sans Serif"/>
+          <w:sz w:val="20"/>
+          <w:szCs w:val="20"/>
+        </w:rPr>
         <w:t>Dutta D, Adsule R (2025;) "Machines/humans agentic impacts on recruitment and selection practices across organizational contexts". </w:t>
       </w:r>
       <w:r>
@@ -10860,7 +11854,7 @@
         </w:rPr>
         <w:t>, Vol. ahead-of-print No. ahead-of-print. </w:t>
       </w:r>
-      <w:hyperlink r:id="rId30" w:tgtFrame="_blank" w:history="1">
+      <w:hyperlink r:id="rId16" w:tgtFrame="_blank" w:history="1">
         <w:r>
           <w:rPr>
             <w:rStyle w:val="Hyperlink"/>
@@ -10967,7 +11961,7 @@
         </w:rPr>
         <w:t xml:space="preserve">’, Available at : </w:t>
       </w:r>
-      <w:hyperlink r:id="rId31" w:history="1">
+      <w:hyperlink r:id="rId17" w:history="1">
         <w:r>
           <w:rPr>
             <w:rStyle w:val="Hyperlink"/>
@@ -11093,7 +12087,7 @@
         </w:rPr>
         <w:t xml:space="preserve">, 57(2), pp. 383–404. </w:t>
       </w:r>
-      <w:hyperlink r:id="rId32" w:history="1">
+      <w:hyperlink r:id="rId18" w:history="1">
         <w:r>
           <w:rPr>
             <w:rStyle w:val="Hyperlink"/>
@@ -11171,7 +12165,7 @@
         </w:rPr>
         <w:t xml:space="preserve">(5), 1339-1386. </w:t>
       </w:r>
-      <w:hyperlink r:id="rId33" w:history="1">
+      <w:hyperlink r:id="rId19" w:history="1">
         <w:r>
           <w:rPr>
             <w:rStyle w:val="Hyperlink"/>
@@ -11203,6 +12197,7 @@
           <w:sz w:val="20"/>
           <w:szCs w:val="20"/>
         </w:rPr>
+        <w:lastRenderedPageBreak/>
         <w:t xml:space="preserve">Laker, B. </w:t>
       </w:r>
       <w:r>
@@ -11233,7 +12228,7 @@
         </w:rPr>
         <w:t xml:space="preserve">Harvard Business Review, </w:t>
       </w:r>
-      <w:hyperlink r:id="rId34" w:history="1">
+      <w:hyperlink r:id="rId20" w:history="1">
         <w:r>
           <w:rPr>
             <w:rStyle w:val="Hyperlink"/>
@@ -11387,7 +12382,7 @@
         </w:rPr>
         <w:t xml:space="preserve">’, Available at: </w:t>
       </w:r>
-      <w:hyperlink r:id="rId35" w:history="1">
+      <w:hyperlink r:id="rId21" w:history="1">
         <w:r>
           <w:rPr>
             <w:rStyle w:val="Hyperlink"/>
@@ -11487,7 +12482,7 @@
         </w:rPr>
         <w:t>, 126: pp. 419-439. </w:t>
       </w:r>
-      <w:hyperlink r:id="rId36" w:history="1">
+      <w:hyperlink r:id="rId22" w:history="1">
         <w:r>
           <w:rPr>
             <w:rStyle w:val="Hyperlink"/>
@@ -11597,7 +12592,7 @@
         </w:rPr>
         <w:t xml:space="preserve">, 12(16), p. 6308. Available at: </w:t>
       </w:r>
-      <w:hyperlink r:id="rId37" w:history="1">
+      <w:hyperlink r:id="rId23" w:history="1">
         <w:r>
           <w:rPr>
             <w:rStyle w:val="Hyperlink"/>
@@ -11631,7 +12626,7 @@
         </w:rPr>
         <w:t xml:space="preserve">University of Hull Library (2025) ‘Literature Review: Reviewing for Research’, University of Hull Skills Team, Available at: </w:t>
       </w:r>
-      <w:hyperlink r:id="rId38" w:history="1">
+      <w:hyperlink r:id="rId24" w:history="1">
         <w:r>
           <w:rPr>
             <w:rStyle w:val="Hyperlink"/>
@@ -11678,7 +12673,6 @@
           <w:sz w:val="20"/>
           <w:szCs w:val="20"/>
         </w:rPr>
-        <w:lastRenderedPageBreak/>
         <w:t>Vinayak, P. C., Khan, B. M., and Jain, M. C. (2017). Role of signalling theory in potential applicant attraction: an employer branding perspective, </w:t>
       </w:r>
       <w:r>
@@ -11854,7 +12848,7 @@
         </w:rPr>
         <w:t xml:space="preserve">”, Available at: </w:t>
       </w:r>
-      <w:hyperlink r:id="rId39" w:history="1">
+      <w:hyperlink r:id="rId25" w:history="1">
         <w:r>
           <w:rPr>
             <w:rStyle w:val="Hyperlink"/>
@@ -11876,7 +12870,7 @@
       </w:r>
     </w:p>
     <w:sectPr>
-      <w:footerReference w:type="default" r:id="rId40"/>
+      <w:footerReference w:type="default" r:id="rId26"/>
       <w:pgSz w:w="11906" w:h="16838"/>
       <w:pgMar w:top="1440" w:right="1440" w:bottom="1440" w:left="1440" w:header="708" w:footer="708" w:gutter="0"/>
       <w:pgBorders w:offsetFrom="page">
@@ -11894,7 +12888,7 @@
 
 <file path=word/comments.xml><?xml version="1.0" encoding="utf-8"?>
 <w:comments xmlns:wpc="http://schemas.microsoft.com/office/word/2010/wordprocessingCanvas" xmlns:cx="http://schemas.microsoft.com/office/drawing/2014/chartex" xmlns:cx1="http://schemas.microsoft.com/office/drawing/2015/9/8/chartex" xmlns:cx2="http://schemas.microsoft.com/office/drawing/2015/10/21/chartex" xmlns:cx3="http://schemas.microsoft.com/office/drawing/2016/5/9/chartex" xmlns:cx4="http://schemas.microsoft.com/office/drawing/2016/5/10/chartex" xmlns:cx5="http://schemas.microsoft.com/office/drawing/2016/5/11/chartex" xmlns:cx6="http://schemas.microsoft.com/office/drawing/2016/5/12/chartex" xmlns:cx7="http://schemas.microsoft.com/office/drawing/2016/5/13/chartex" xmlns:cx8="http://schemas.microsoft.com/office/drawing/2016/5/14/chartex" xmlns:mc="http://schemas.openxmlformats.org/markup-compatibility/2006" xmlns:aink="http://schemas.microsoft.com/office/drawing/2016/ink" xmlns:am3d="http://schemas.microsoft.com/office/drawing/2017/model3d" xmlns:o="urn:schemas-microsoft-com:office:office" xmlns:oel="http://schemas.microsoft.com/office/2019/extlst" xmlns:r="http://schemas.openxmlformats.org/officeDocument/2006/relationships" xmlns:m="http://schemas.openxmlformats.org/officeDocument/2006/math" xmlns:v="urn:schemas-microsoft-com:vml" xmlns:wp14="http://schemas.microsoft.com/office/word/2010/wordprocessingDrawing" xmlns:wp="http://schemas.openxmlformats.org/drawingml/2006/wordprocessingDrawing" xmlns:w10="urn:schemas-microsoft-com:office:word" xmlns:w="http://schemas.openxmlformats.org/wordprocessingml/2006/main" xmlns:w14="http://schemas.microsoft.com/office/word/2010/wordml" xmlns:w15="http://schemas.microsoft.com/office/word/2012/wordml" xmlns:w16cex="http://schemas.microsoft.com/office/word/2018/wordml/cex" xmlns:w16cid="http://schemas.microsoft.com/office/word/2016/wordml/cid" xmlns:w16="http://schemas.microsoft.com/office/word/2018/wordml" xmlns:w16du="http://schemas.microsoft.com/office/word/2023/wordml/word16du" xmlns:w16sdtdh="http://schemas.microsoft.com/office/word/2020/wordml/sdtdatahash" xmlns:w16sdtfl="http://schemas.microsoft.com/office/word/2024/wordml/sdtformatlock" xmlns:w16se="http://schemas.microsoft.com/office/word/2015/wordml/symex" xmlns:wpg="http://schemas.microsoft.com/office/word/2010/wordprocessingGroup" xmlns:wpi="http://schemas.microsoft.com/office/word/2010/wordprocessingInk" xmlns:wne="http://schemas.microsoft.com/office/word/2006/wordml" xmlns:wps="http://schemas.microsoft.com/office/word/2010/wordprocessingShape" mc:Ignorable="w14 w15 w16se w16cid w16 w16cex w16sdtdh w16sdtfl w16du wp14">
-  <w:comment w:id="2" w:author="Dr Nicola J Bowman" w:date="2025-12-08T12:42:00Z" w:initials="NB">
+  <w:comment w:id="9" w:author="Dr Nicola J Bowman" w:date="2025-12-08T12:42:00Z" w:initials="NB">
     <w:p>
       <w:pPr>
         <w:pStyle w:val="CommentText"/>
@@ -11910,7 +12904,7 @@
       </w:r>
     </w:p>
   </w:comment>
-  <w:comment w:id="3" w:author="Alfred Anate Bodurin Mayaki" w:date="2025-12-23T14:14:00Z" w:initials="AABM">
+  <w:comment w:id="10" w:author="Alfred Anate Bodurin Mayaki" w:date="2025-12-23T14:14:00Z" w:initials="AABM">
     <w:p>
       <w:pPr>
         <w:pStyle w:val="CommentText"/>
@@ -11926,7 +12920,7 @@
       </w:r>
     </w:p>
   </w:comment>
-  <w:comment w:id="4" w:author="Dr Nicola J Bowman" w:date="2025-12-08T12:43:00Z" w:initials="NB">
+  <w:comment w:id="11" w:author="Dr Nicola J Bowman" w:date="2025-12-08T12:43:00Z" w:initials="NB">
     <w:p>
       <w:pPr>
         <w:pStyle w:val="CommentText"/>
@@ -11942,7 +12936,7 @@
       </w:r>
     </w:p>
   </w:comment>
-  <w:comment w:id="6" w:author="Dr Nicola J Bowman" w:date="2025-12-08T12:44:00Z" w:initials="NB">
+  <w:comment w:id="13" w:author="Dr Nicola J Bowman" w:date="2025-12-08T12:44:00Z" w:initials="NB">
     <w:p>
       <w:pPr>
         <w:pStyle w:val="CommentText"/>
@@ -11958,7 +12952,7 @@
       </w:r>
     </w:p>
   </w:comment>
-  <w:comment w:id="7" w:author="Dr Nicola J Bowman" w:date="2025-12-08T12:47:00Z" w:initials="NB">
+  <w:comment w:id="14" w:author="Dr Nicola J Bowman" w:date="2025-12-08T12:47:00Z" w:initials="NB">
     <w:p>
       <w:pPr>
         <w:pStyle w:val="CommentText"/>
@@ -11974,7 +12968,7 @@
       </w:r>
     </w:p>
   </w:comment>
-  <w:comment w:id="8" w:author="Alfred Anate Bodurin Mayaki" w:date="2025-12-10T08:21:00Z" w:initials="AABM">
+  <w:comment w:id="15" w:author="Alfred Anate Bodurin Mayaki" w:date="2025-12-10T08:21:00Z" w:initials="AABM">
     <w:p>
       <w:pPr>
         <w:pStyle w:val="CommentText"/>
@@ -11990,7 +12984,7 @@
       </w:r>
     </w:p>
   </w:comment>
-  <w:comment w:id="11" w:author="Dr Nicola J Bowman" w:date="2025-12-08T12:45:00Z" w:initials="NB">
+  <w:comment w:id="18" w:author="Dr Nicola J Bowman" w:date="2025-12-08T12:45:00Z" w:initials="NB">
     <w:p>
       <w:pPr>
         <w:pStyle w:val="CommentText"/>
@@ -12006,7 +13000,7 @@
       </w:r>
     </w:p>
   </w:comment>
-  <w:comment w:id="12" w:author="Dr Nicola J Bowman" w:date="2025-12-08T12:46:00Z" w:initials="NB">
+  <w:comment w:id="19" w:author="Dr Nicola J Bowman" w:date="2025-12-08T12:46:00Z" w:initials="NB">
     <w:p>
       <w:pPr>
         <w:pStyle w:val="CommentText"/>
@@ -12022,7 +13016,7 @@
       </w:r>
     </w:p>
   </w:comment>
-  <w:comment w:id="13" w:author="Alfred Anate Bodurin Mayaki" w:date="2025-12-10T09:06:00Z" w:initials="AABM">
+  <w:comment w:id="20" w:author="Alfred Anate Bodurin Mayaki" w:date="2025-12-10T09:06:00Z" w:initials="AABM">
     <w:p>
       <w:pPr>
         <w:pStyle w:val="CommentText"/>
@@ -12038,7 +13032,7 @@
       </w:r>
     </w:p>
   </w:comment>
-  <w:comment w:id="14" w:author="Alfred Anate Bodurin Mayaki" w:date="2025-12-10T09:09:00Z" w:initials="AABM">
+  <w:comment w:id="21" w:author="Alfred Anate Bodurin Mayaki" w:date="2025-12-10T09:09:00Z" w:initials="AABM">
     <w:p>
       <w:pPr>
         <w:pStyle w:val="CommentText"/>
@@ -12054,7 +13048,7 @@
       </w:r>
     </w:p>
   </w:comment>
-  <w:comment w:id="17" w:author="Dr Nicola J Bowman" w:date="2025-12-08T12:46:00Z" w:initials="NB">
+  <w:comment w:id="24" w:author="Dr Nicola J Bowman" w:date="2025-12-08T12:46:00Z" w:initials="NB">
     <w:p>
       <w:pPr>
         <w:pStyle w:val="CommentText"/>
@@ -12070,7 +13064,7 @@
       </w:r>
     </w:p>
   </w:comment>
-  <w:comment w:id="18" w:author="Alfred Anate Bodurin Mayaki" w:date="2025-12-10T09:10:00Z" w:initials="AABM">
+  <w:comment w:id="25" w:author="Alfred Anate Bodurin Mayaki" w:date="2025-12-10T09:10:00Z" w:initials="AABM">
     <w:p>
       <w:pPr>
         <w:pStyle w:val="CommentText"/>
@@ -14123,11 +15117,11 @@
 
 <file path=word/people.xml><?xml version="1.0" encoding="utf-8"?>
 <w15:people xmlns:wpc="http://schemas.microsoft.com/office/word/2010/wordprocessingCanvas" xmlns:cx="http://schemas.microsoft.com/office/drawing/2014/chartex" xmlns:cx1="http://schemas.microsoft.com/office/drawing/2015/9/8/chartex" xmlns:cx2="http://schemas.microsoft.com/office/drawing/2015/10/21/chartex" xmlns:cx3="http://schemas.microsoft.com/office/drawing/2016/5/9/chartex" xmlns:cx4="http://schemas.microsoft.com/office/drawing/2016/5/10/chartex" xmlns:cx5="http://schemas.microsoft.com/office/drawing/2016/5/11/chartex" xmlns:cx6="http://schemas.microsoft.com/office/drawing/2016/5/12/chartex" xmlns:cx7="http://schemas.microsoft.com/office/drawing/2016/5/13/chartex" xmlns:cx8="http://schemas.microsoft.com/office/drawing/2016/5/14/chartex" xmlns:mc="http://schemas.openxmlformats.org/markup-compatibility/2006" xmlns:aink="http://schemas.microsoft.com/office/drawing/2016/ink" xmlns:am3d="http://schemas.microsoft.com/office/drawing/2017/model3d" xmlns:o="urn:schemas-microsoft-com:office:office" xmlns:oel="http://schemas.microsoft.com/office/2019/extlst" xmlns:r="http://schemas.openxmlformats.org/officeDocument/2006/relationships" xmlns:m="http://schemas.openxmlformats.org/officeDocument/2006/math" xmlns:v="urn:schemas-microsoft-com:vml" xmlns:wp14="http://schemas.microsoft.com/office/word/2010/wordprocessingDrawing" xmlns:wp="http://schemas.openxmlformats.org/drawingml/2006/wordprocessingDrawing" xmlns:w10="urn:schemas-microsoft-com:office:word" xmlns:w="http://schemas.openxmlformats.org/wordprocessingml/2006/main" xmlns:w14="http://schemas.microsoft.com/office/word/2010/wordml" xmlns:w15="http://schemas.microsoft.com/office/word/2012/wordml" xmlns:w16cex="http://schemas.microsoft.com/office/word/2018/wordml/cex" xmlns:w16cid="http://schemas.microsoft.com/office/word/2016/wordml/cid" xmlns:w16="http://schemas.microsoft.com/office/word/2018/wordml" xmlns:w16du="http://schemas.microsoft.com/office/word/2023/wordml/word16du" xmlns:w16sdtdh="http://schemas.microsoft.com/office/word/2020/wordml/sdtdatahash" xmlns:w16sdtfl="http://schemas.microsoft.com/office/word/2024/wordml/sdtformatlock" xmlns:w16se="http://schemas.microsoft.com/office/word/2015/wordml/symex" xmlns:wpg="http://schemas.microsoft.com/office/word/2010/wordprocessingGroup" xmlns:wpi="http://schemas.microsoft.com/office/word/2010/wordprocessingInk" xmlns:wne="http://schemas.microsoft.com/office/word/2006/wordml" xmlns:wps="http://schemas.microsoft.com/office/word/2010/wordprocessingShape" mc:Ignorable="w14 w15 w16se w16cid w16 w16cex w16sdtdh w16sdtfl w16du wp14">
+  <w15:person w15:author="Alfred Anate Bodurin Mayaki">
+    <w15:presenceInfo w15:providerId="None" w15:userId="Alfred Anate Bodurin Mayaki"/>
+  </w15:person>
   <w15:person w15:author="Dr Nicola J Bowman">
     <w15:presenceInfo w15:providerId="AD" w15:userId="S::npb@npb3.co.uk::9487878f-2c47-4352-8602-950f2b8ad10f"/>
-  </w15:person>
-  <w15:person w15:author="Alfred Anate Bodurin Mayaki">
-    <w15:presenceInfo w15:providerId="None" w15:userId="Alfred Anate Bodurin Mayaki"/>
   </w15:person>
 </w15:people>
 </file>
@@ -15730,6 +16724,16 @@
       </w:tcPr>
     </w:tblStylePr>
   </w:style>
+  <w:style w:type="paragraph" w:styleId="Revision">
+    <w:name w:val="Revision"/>
+    <w:hidden/>
+    <w:uiPriority w:val="99"/>
+    <w:semiHidden/>
+    <w:rsid w:val="00F95740"/>
+    <w:pPr>
+      <w:spacing w:after="0" w:line="240" w:lineRule="auto"/>
+    </w:pPr>
+  </w:style>
 </w:styles>
 </file>
 

--- a/B894-25K/FBL-PhD-research-proposal.docx
+++ b/B894-25K/FBL-PhD-research-proposal.docx
@@ -303,13 +303,23 @@
           <w:szCs w:val="20"/>
         </w:rPr>
       </w:pPr>
-      <w:r>
-        <w:rPr>
-          <w:rFonts w:ascii="CMU Sans Serif" w:hAnsi="CMU Sans Serif" w:cs="CMU Sans Serif"/>
-          <w:sz w:val="20"/>
-          <w:szCs w:val="20"/>
-        </w:rPr>
-        <w:t>By Alfred Anate Bodurin Mayaki</w:t>
+      <w:del w:id="7" w:author="Alfred Anate Bodurin Mayaki" w:date="2026-01-12T17:17:00Z" w16du:dateUtc="2026-01-12T17:17:00Z">
+        <w:r>
+          <w:rPr>
+            <w:rFonts w:ascii="CMU Sans Serif" w:hAnsi="CMU Sans Serif" w:cs="CMU Sans Serif"/>
+            <w:sz w:val="20"/>
+            <w:szCs w:val="20"/>
+          </w:rPr>
+          <w:delText xml:space="preserve">By </w:delText>
+        </w:r>
+      </w:del>
+      <w:r>
+        <w:rPr>
+          <w:rFonts w:ascii="CMU Sans Serif" w:hAnsi="CMU Sans Serif" w:cs="CMU Sans Serif"/>
+          <w:sz w:val="20"/>
+          <w:szCs w:val="20"/>
+        </w:rPr>
+        <w:t>Alfred Anate Bodurin Mayaki</w:t>
       </w:r>
       <w:r>
         <w:rPr>
@@ -331,14 +341,26 @@
           <w:szCs w:val="20"/>
         </w:rPr>
       </w:pPr>
-      <w:r>
-        <w:rPr>
-          <w:rFonts w:ascii="CMU Sans Serif" w:hAnsi="CMU Sans Serif" w:cs="CMU Sans Serif"/>
-          <w:sz w:val="20"/>
-          <w:szCs w:val="20"/>
-        </w:rPr>
-        <w:t>Faculty of Business and Law</w:t>
-      </w:r>
+      <w:del w:id="8" w:author="Alfred Anate Bodurin Mayaki" w:date="2026-01-12T17:17:00Z" w16du:dateUtc="2026-01-12T17:17:00Z">
+        <w:r>
+          <w:rPr>
+            <w:rFonts w:ascii="CMU Sans Serif" w:hAnsi="CMU Sans Serif" w:cs="CMU Sans Serif"/>
+            <w:sz w:val="20"/>
+            <w:szCs w:val="20"/>
+          </w:rPr>
+          <w:delText>Faculty of Business and Law</w:delText>
+        </w:r>
+      </w:del>
+      <w:ins w:id="9" w:author="Alfred Anate Bodurin Mayaki" w:date="2026-01-12T17:17:00Z" w16du:dateUtc="2026-01-12T17:17:00Z">
+        <w:r>
+          <w:rPr>
+            <w:rFonts w:ascii="CMU Sans Serif" w:hAnsi="CMU Sans Serif" w:cs="CMU Sans Serif"/>
+            <w:sz w:val="20"/>
+            <w:szCs w:val="20"/>
+          </w:rPr>
+          <w:t>Open University Business School</w:t>
+        </w:r>
+      </w:ins>
     </w:p>
     <w:p>
       <w:pPr>
@@ -631,8 +653,8 @@
             <w:tabs>
               <w:tab w:val="right" w:leader="dot" w:pos="9016"/>
             </w:tabs>
-            <w:jc w:val="both"/>
             <w:rPr>
+              <w:ins w:id="10" w:author="Alfred Anate Bodurin Mayaki" w:date="2026-01-12T17:17:00Z" w16du:dateUtc="2026-01-12T17:17:00Z"/>
               <w:rFonts w:eastAsiaTheme="minorEastAsia"/>
               <w:noProof/>
               <w:lang w:eastAsia="en-GB"/>
@@ -647,14 +669,54 @@
           <w:r>
             <w:fldChar w:fldCharType="separate"/>
           </w:r>
-          <w:hyperlink w:anchor="_Toc217468138" w:history="1">
+          <w:ins w:id="11" w:author="Alfred Anate Bodurin Mayaki" w:date="2026-01-12T17:17:00Z" w16du:dateUtc="2026-01-12T17:17:00Z">
             <w:r>
               <w:rPr>
                 <w:rStyle w:val="Hyperlink"/>
-                <w:rFonts w:ascii="CMU Sans Serif" w:hAnsi="CMU Sans Serif" w:cs="CMU Sans Serif"/>
-                <w:noProof/>
-              </w:rPr>
-              <w:t>1 Outline</w:t>
+                <w:noProof/>
+              </w:rPr>
+              <w:fldChar w:fldCharType="begin"/>
+            </w:r>
+            <w:r>
+              <w:rPr>
+                <w:rStyle w:val="Hyperlink"/>
+                <w:noProof/>
+              </w:rPr>
+              <w:instrText xml:space="preserve"> </w:instrText>
+            </w:r>
+            <w:r>
+              <w:rPr>
+                <w:noProof/>
+              </w:rPr>
+              <w:instrText>HYPERLINK \l "_Toc219130658"</w:instrText>
+            </w:r>
+            <w:r>
+              <w:rPr>
+                <w:rStyle w:val="Hyperlink"/>
+                <w:noProof/>
+              </w:rPr>
+              <w:instrText xml:space="preserve"> </w:instrText>
+            </w:r>
+            <w:r>
+              <w:rPr>
+                <w:rStyle w:val="Hyperlink"/>
+                <w:noProof/>
+              </w:rPr>
+            </w:r>
+            <w:r>
+              <w:rPr>
+                <w:rStyle w:val="Hyperlink"/>
+                <w:noProof/>
+              </w:rPr>
+              <w:fldChar w:fldCharType="separate"/>
+            </w:r>
+            <w:r>
+              <w:rPr>
+                <w:rStyle w:val="Hyperlink"/>
+                <w:rFonts w:ascii="CMU Sans Serif" w:hAnsi="CMU Sans Serif" w:cs="CMU Sans Serif"/>
+                <w:noProof/>
+              </w:rPr>
+              <w:t>1 Outline of the Topic</w:t>
             </w:r>
             <w:r>
               <w:rPr>
@@ -675,7 +737,7 @@
                 <w:noProof/>
                 <w:webHidden/>
               </w:rPr>
-              <w:instrText xml:space="preserve"> PAGEREF _Toc217468138 \h </w:instrText>
+              <w:instrText xml:space="preserve"> PAGEREF _Toc219130658 \h </w:instrText>
             </w:r>
             <w:r>
               <w:rPr>
@@ -704,7 +766,1204 @@
               </w:rPr>
               <w:fldChar w:fldCharType="end"/>
             </w:r>
-          </w:hyperlink>
+            <w:r>
+              <w:rPr>
+                <w:rStyle w:val="Hyperlink"/>
+                <w:noProof/>
+              </w:rPr>
+              <w:fldChar w:fldCharType="end"/>
+            </w:r>
+          </w:ins>
+        </w:p>
+        <w:p>
+          <w:pPr>
+            <w:pStyle w:val="TOC2"/>
+            <w:tabs>
+              <w:tab w:val="right" w:leader="dot" w:pos="9016"/>
+            </w:tabs>
+            <w:rPr>
+              <w:ins w:id="12" w:author="Alfred Anate Bodurin Mayaki" w:date="2026-01-12T17:17:00Z" w16du:dateUtc="2026-01-12T17:17:00Z"/>
+              <w:rFonts w:eastAsiaTheme="minorEastAsia"/>
+              <w:noProof/>
+              <w:lang w:eastAsia="en-GB"/>
+            </w:rPr>
+          </w:pPr>
+          <w:ins w:id="13" w:author="Alfred Anate Bodurin Mayaki" w:date="2026-01-12T17:17:00Z" w16du:dateUtc="2026-01-12T17:17:00Z">
+            <w:r>
+              <w:rPr>
+                <w:rStyle w:val="Hyperlink"/>
+                <w:noProof/>
+              </w:rPr>
+              <w:fldChar w:fldCharType="begin"/>
+            </w:r>
+            <w:r>
+              <w:rPr>
+                <w:rStyle w:val="Hyperlink"/>
+                <w:noProof/>
+              </w:rPr>
+              <w:instrText xml:space="preserve"> </w:instrText>
+            </w:r>
+            <w:r>
+              <w:rPr>
+                <w:noProof/>
+              </w:rPr>
+              <w:instrText>HYPERLINK \l "_Toc219130659"</w:instrText>
+            </w:r>
+            <w:r>
+              <w:rPr>
+                <w:rStyle w:val="Hyperlink"/>
+                <w:noProof/>
+              </w:rPr>
+              <w:instrText xml:space="preserve"> </w:instrText>
+            </w:r>
+            <w:r>
+              <w:rPr>
+                <w:rStyle w:val="Hyperlink"/>
+                <w:noProof/>
+              </w:rPr>
+            </w:r>
+            <w:r>
+              <w:rPr>
+                <w:rStyle w:val="Hyperlink"/>
+                <w:noProof/>
+              </w:rPr>
+              <w:fldChar w:fldCharType="separate"/>
+            </w:r>
+            <w:r>
+              <w:rPr>
+                <w:rStyle w:val="Hyperlink"/>
+                <w:rFonts w:ascii="CMU Sans Serif" w:hAnsi="CMU Sans Serif" w:cs="CMU Sans Serif"/>
+                <w:noProof/>
+              </w:rPr>
+              <w:t>2 Introduction</w:t>
+            </w:r>
+            <w:r>
+              <w:rPr>
+                <w:noProof/>
+                <w:webHidden/>
+              </w:rPr>
+              <w:tab/>
+            </w:r>
+            <w:r>
+              <w:rPr>
+                <w:noProof/>
+                <w:webHidden/>
+              </w:rPr>
+              <w:fldChar w:fldCharType="begin"/>
+            </w:r>
+            <w:r>
+              <w:rPr>
+                <w:noProof/>
+                <w:webHidden/>
+              </w:rPr>
+              <w:instrText xml:space="preserve"> PAGEREF _Toc219130659 \h </w:instrText>
+            </w:r>
+            <w:r>
+              <w:rPr>
+                <w:noProof/>
+                <w:webHidden/>
+              </w:rPr>
+            </w:r>
+            <w:r>
+              <w:rPr>
+                <w:noProof/>
+                <w:webHidden/>
+              </w:rPr>
+              <w:fldChar w:fldCharType="separate"/>
+            </w:r>
+            <w:r>
+              <w:rPr>
+                <w:noProof/>
+                <w:webHidden/>
+              </w:rPr>
+              <w:t>3</w:t>
+            </w:r>
+            <w:r>
+              <w:rPr>
+                <w:noProof/>
+                <w:webHidden/>
+              </w:rPr>
+              <w:fldChar w:fldCharType="end"/>
+            </w:r>
+            <w:r>
+              <w:rPr>
+                <w:rStyle w:val="Hyperlink"/>
+                <w:noProof/>
+              </w:rPr>
+              <w:fldChar w:fldCharType="end"/>
+            </w:r>
+          </w:ins>
+        </w:p>
+        <w:p>
+          <w:pPr>
+            <w:pStyle w:val="TOC2"/>
+            <w:tabs>
+              <w:tab w:val="right" w:leader="dot" w:pos="9016"/>
+            </w:tabs>
+            <w:rPr>
+              <w:ins w:id="14" w:author="Alfred Anate Bodurin Mayaki" w:date="2026-01-12T17:17:00Z" w16du:dateUtc="2026-01-12T17:17:00Z"/>
+              <w:rFonts w:eastAsiaTheme="minorEastAsia"/>
+              <w:noProof/>
+              <w:lang w:eastAsia="en-GB"/>
+            </w:rPr>
+          </w:pPr>
+          <w:ins w:id="15" w:author="Alfred Anate Bodurin Mayaki" w:date="2026-01-12T17:17:00Z" w16du:dateUtc="2026-01-12T17:17:00Z">
+            <w:r>
+              <w:rPr>
+                <w:rStyle w:val="Hyperlink"/>
+                <w:noProof/>
+              </w:rPr>
+              <w:fldChar w:fldCharType="begin"/>
+            </w:r>
+            <w:r>
+              <w:rPr>
+                <w:rStyle w:val="Hyperlink"/>
+                <w:noProof/>
+              </w:rPr>
+              <w:instrText xml:space="preserve"> </w:instrText>
+            </w:r>
+            <w:r>
+              <w:rPr>
+                <w:noProof/>
+              </w:rPr>
+              <w:instrText>HYPERLINK \l "_Toc219130660"</w:instrText>
+            </w:r>
+            <w:r>
+              <w:rPr>
+                <w:rStyle w:val="Hyperlink"/>
+                <w:noProof/>
+              </w:rPr>
+              <w:instrText xml:space="preserve"> </w:instrText>
+            </w:r>
+            <w:r>
+              <w:rPr>
+                <w:rStyle w:val="Hyperlink"/>
+                <w:noProof/>
+              </w:rPr>
+            </w:r>
+            <w:r>
+              <w:rPr>
+                <w:rStyle w:val="Hyperlink"/>
+                <w:noProof/>
+              </w:rPr>
+              <w:fldChar w:fldCharType="separate"/>
+            </w:r>
+            <w:r>
+              <w:rPr>
+                <w:rStyle w:val="Hyperlink"/>
+                <w:rFonts w:ascii="CMU Sans Serif" w:hAnsi="CMU Sans Serif" w:cs="CMU Sans Serif"/>
+                <w:noProof/>
+              </w:rPr>
+              <w:t>3 Methodology</w:t>
+            </w:r>
+            <w:r>
+              <w:rPr>
+                <w:noProof/>
+                <w:webHidden/>
+              </w:rPr>
+              <w:tab/>
+            </w:r>
+            <w:r>
+              <w:rPr>
+                <w:noProof/>
+                <w:webHidden/>
+              </w:rPr>
+              <w:fldChar w:fldCharType="begin"/>
+            </w:r>
+            <w:r>
+              <w:rPr>
+                <w:noProof/>
+                <w:webHidden/>
+              </w:rPr>
+              <w:instrText xml:space="preserve"> PAGEREF _Toc219130660 \h </w:instrText>
+            </w:r>
+            <w:r>
+              <w:rPr>
+                <w:noProof/>
+                <w:webHidden/>
+              </w:rPr>
+            </w:r>
+            <w:r>
+              <w:rPr>
+                <w:noProof/>
+                <w:webHidden/>
+              </w:rPr>
+              <w:fldChar w:fldCharType="separate"/>
+            </w:r>
+            <w:r>
+              <w:rPr>
+                <w:noProof/>
+                <w:webHidden/>
+              </w:rPr>
+              <w:t>3</w:t>
+            </w:r>
+            <w:r>
+              <w:rPr>
+                <w:noProof/>
+                <w:webHidden/>
+              </w:rPr>
+              <w:fldChar w:fldCharType="end"/>
+            </w:r>
+            <w:r>
+              <w:rPr>
+                <w:rStyle w:val="Hyperlink"/>
+                <w:noProof/>
+              </w:rPr>
+              <w:fldChar w:fldCharType="end"/>
+            </w:r>
+          </w:ins>
+        </w:p>
+        <w:p>
+          <w:pPr>
+            <w:pStyle w:val="TOC2"/>
+            <w:tabs>
+              <w:tab w:val="right" w:leader="dot" w:pos="9016"/>
+            </w:tabs>
+            <w:rPr>
+              <w:ins w:id="16" w:author="Alfred Anate Bodurin Mayaki" w:date="2026-01-12T17:17:00Z" w16du:dateUtc="2026-01-12T17:17:00Z"/>
+              <w:rFonts w:eastAsiaTheme="minorEastAsia"/>
+              <w:noProof/>
+              <w:lang w:eastAsia="en-GB"/>
+            </w:rPr>
+          </w:pPr>
+          <w:ins w:id="17" w:author="Alfred Anate Bodurin Mayaki" w:date="2026-01-12T17:17:00Z" w16du:dateUtc="2026-01-12T17:17:00Z">
+            <w:r>
+              <w:rPr>
+                <w:rStyle w:val="Hyperlink"/>
+                <w:noProof/>
+              </w:rPr>
+              <w:fldChar w:fldCharType="begin"/>
+            </w:r>
+            <w:r>
+              <w:rPr>
+                <w:rStyle w:val="Hyperlink"/>
+                <w:noProof/>
+              </w:rPr>
+              <w:instrText xml:space="preserve"> </w:instrText>
+            </w:r>
+            <w:r>
+              <w:rPr>
+                <w:noProof/>
+              </w:rPr>
+              <w:instrText>HYPERLINK \l "_Toc219130661"</w:instrText>
+            </w:r>
+            <w:r>
+              <w:rPr>
+                <w:rStyle w:val="Hyperlink"/>
+                <w:noProof/>
+              </w:rPr>
+              <w:instrText xml:space="preserve"> </w:instrText>
+            </w:r>
+            <w:r>
+              <w:rPr>
+                <w:rStyle w:val="Hyperlink"/>
+                <w:noProof/>
+              </w:rPr>
+            </w:r>
+            <w:r>
+              <w:rPr>
+                <w:rStyle w:val="Hyperlink"/>
+                <w:noProof/>
+              </w:rPr>
+              <w:fldChar w:fldCharType="separate"/>
+            </w:r>
+            <w:r>
+              <w:rPr>
+                <w:rStyle w:val="Hyperlink"/>
+                <w:rFonts w:ascii="CMU Sans Serif" w:hAnsi="CMU Sans Serif" w:cs="CMU Sans Serif"/>
+                <w:noProof/>
+              </w:rPr>
+              <w:t>4 Why this topic is important</w:t>
+            </w:r>
+            <w:r>
+              <w:rPr>
+                <w:noProof/>
+                <w:webHidden/>
+              </w:rPr>
+              <w:tab/>
+            </w:r>
+            <w:r>
+              <w:rPr>
+                <w:noProof/>
+                <w:webHidden/>
+              </w:rPr>
+              <w:fldChar w:fldCharType="begin"/>
+            </w:r>
+            <w:r>
+              <w:rPr>
+                <w:noProof/>
+                <w:webHidden/>
+              </w:rPr>
+              <w:instrText xml:space="preserve"> PAGEREF _Toc219130661 \h </w:instrText>
+            </w:r>
+            <w:r>
+              <w:rPr>
+                <w:noProof/>
+                <w:webHidden/>
+              </w:rPr>
+            </w:r>
+            <w:r>
+              <w:rPr>
+                <w:noProof/>
+                <w:webHidden/>
+              </w:rPr>
+              <w:fldChar w:fldCharType="separate"/>
+            </w:r>
+            <w:r>
+              <w:rPr>
+                <w:noProof/>
+                <w:webHidden/>
+              </w:rPr>
+              <w:t>4</w:t>
+            </w:r>
+            <w:r>
+              <w:rPr>
+                <w:noProof/>
+                <w:webHidden/>
+              </w:rPr>
+              <w:fldChar w:fldCharType="end"/>
+            </w:r>
+            <w:r>
+              <w:rPr>
+                <w:rStyle w:val="Hyperlink"/>
+                <w:noProof/>
+              </w:rPr>
+              <w:fldChar w:fldCharType="end"/>
+            </w:r>
+          </w:ins>
+        </w:p>
+        <w:p>
+          <w:pPr>
+            <w:pStyle w:val="TOC2"/>
+            <w:tabs>
+              <w:tab w:val="right" w:leader="dot" w:pos="9016"/>
+            </w:tabs>
+            <w:rPr>
+              <w:ins w:id="18" w:author="Alfred Anate Bodurin Mayaki" w:date="2026-01-12T17:17:00Z" w16du:dateUtc="2026-01-12T17:17:00Z"/>
+              <w:rFonts w:eastAsiaTheme="minorEastAsia"/>
+              <w:noProof/>
+              <w:lang w:eastAsia="en-GB"/>
+            </w:rPr>
+          </w:pPr>
+          <w:ins w:id="19" w:author="Alfred Anate Bodurin Mayaki" w:date="2026-01-12T17:17:00Z" w16du:dateUtc="2026-01-12T17:17:00Z">
+            <w:r>
+              <w:rPr>
+                <w:rStyle w:val="Hyperlink"/>
+                <w:noProof/>
+              </w:rPr>
+              <w:fldChar w:fldCharType="begin"/>
+            </w:r>
+            <w:r>
+              <w:rPr>
+                <w:rStyle w:val="Hyperlink"/>
+                <w:noProof/>
+              </w:rPr>
+              <w:instrText xml:space="preserve"> </w:instrText>
+            </w:r>
+            <w:r>
+              <w:rPr>
+                <w:noProof/>
+              </w:rPr>
+              <w:instrText>HYPERLINK \l "_Toc219130662"</w:instrText>
+            </w:r>
+            <w:r>
+              <w:rPr>
+                <w:rStyle w:val="Hyperlink"/>
+                <w:noProof/>
+              </w:rPr>
+              <w:instrText xml:space="preserve"> </w:instrText>
+            </w:r>
+            <w:r>
+              <w:rPr>
+                <w:rStyle w:val="Hyperlink"/>
+                <w:noProof/>
+              </w:rPr>
+            </w:r>
+            <w:r>
+              <w:rPr>
+                <w:rStyle w:val="Hyperlink"/>
+                <w:noProof/>
+              </w:rPr>
+              <w:fldChar w:fldCharType="separate"/>
+            </w:r>
+            <w:r>
+              <w:rPr>
+                <w:rStyle w:val="Hyperlink"/>
+                <w:rFonts w:ascii="CMU Sans Serif" w:hAnsi="CMU Sans Serif" w:cs="CMU Sans Serif"/>
+                <w:noProof/>
+              </w:rPr>
+              <w:t>5 Timeline and Next Steps</w:t>
+            </w:r>
+            <w:r>
+              <w:rPr>
+                <w:noProof/>
+                <w:webHidden/>
+              </w:rPr>
+              <w:tab/>
+            </w:r>
+            <w:r>
+              <w:rPr>
+                <w:noProof/>
+                <w:webHidden/>
+              </w:rPr>
+              <w:fldChar w:fldCharType="begin"/>
+            </w:r>
+            <w:r>
+              <w:rPr>
+                <w:noProof/>
+                <w:webHidden/>
+              </w:rPr>
+              <w:instrText xml:space="preserve"> PAGEREF _Toc219130662 \h </w:instrText>
+            </w:r>
+            <w:r>
+              <w:rPr>
+                <w:noProof/>
+                <w:webHidden/>
+              </w:rPr>
+            </w:r>
+            <w:r>
+              <w:rPr>
+                <w:noProof/>
+                <w:webHidden/>
+              </w:rPr>
+              <w:fldChar w:fldCharType="separate"/>
+            </w:r>
+            <w:r>
+              <w:rPr>
+                <w:noProof/>
+                <w:webHidden/>
+              </w:rPr>
+              <w:t>5</w:t>
+            </w:r>
+            <w:r>
+              <w:rPr>
+                <w:noProof/>
+                <w:webHidden/>
+              </w:rPr>
+              <w:fldChar w:fldCharType="end"/>
+            </w:r>
+            <w:r>
+              <w:rPr>
+                <w:rStyle w:val="Hyperlink"/>
+                <w:noProof/>
+              </w:rPr>
+              <w:fldChar w:fldCharType="end"/>
+            </w:r>
+          </w:ins>
+        </w:p>
+        <w:p>
+          <w:pPr>
+            <w:pStyle w:val="TOC2"/>
+            <w:tabs>
+              <w:tab w:val="right" w:leader="dot" w:pos="9016"/>
+            </w:tabs>
+            <w:rPr>
+              <w:ins w:id="20" w:author="Alfred Anate Bodurin Mayaki" w:date="2026-01-12T17:17:00Z" w16du:dateUtc="2026-01-12T17:17:00Z"/>
+              <w:rFonts w:eastAsiaTheme="minorEastAsia"/>
+              <w:noProof/>
+              <w:lang w:eastAsia="en-GB"/>
+            </w:rPr>
+          </w:pPr>
+          <w:ins w:id="21" w:author="Alfred Anate Bodurin Mayaki" w:date="2026-01-12T17:17:00Z" w16du:dateUtc="2026-01-12T17:17:00Z">
+            <w:r>
+              <w:rPr>
+                <w:rStyle w:val="Hyperlink"/>
+                <w:noProof/>
+              </w:rPr>
+              <w:fldChar w:fldCharType="begin"/>
+            </w:r>
+            <w:r>
+              <w:rPr>
+                <w:rStyle w:val="Hyperlink"/>
+                <w:noProof/>
+              </w:rPr>
+              <w:instrText xml:space="preserve"> </w:instrText>
+            </w:r>
+            <w:r>
+              <w:rPr>
+                <w:noProof/>
+              </w:rPr>
+              <w:instrText>HYPERLINK \l "_Toc219130663"</w:instrText>
+            </w:r>
+            <w:r>
+              <w:rPr>
+                <w:rStyle w:val="Hyperlink"/>
+                <w:noProof/>
+              </w:rPr>
+              <w:instrText xml:space="preserve"> </w:instrText>
+            </w:r>
+            <w:r>
+              <w:rPr>
+                <w:rStyle w:val="Hyperlink"/>
+                <w:noProof/>
+              </w:rPr>
+            </w:r>
+            <w:r>
+              <w:rPr>
+                <w:rStyle w:val="Hyperlink"/>
+                <w:noProof/>
+              </w:rPr>
+              <w:fldChar w:fldCharType="separate"/>
+            </w:r>
+            <w:r>
+              <w:rPr>
+                <w:rStyle w:val="Hyperlink"/>
+                <w:rFonts w:ascii="CMU Sans Serif" w:hAnsi="CMU Sans Serif" w:cs="CMU Sans Serif"/>
+                <w:noProof/>
+              </w:rPr>
+              <w:t>6 Introduction to TMA 2 – Literature Review</w:t>
+            </w:r>
+            <w:r>
+              <w:rPr>
+                <w:noProof/>
+                <w:webHidden/>
+              </w:rPr>
+              <w:tab/>
+            </w:r>
+            <w:r>
+              <w:rPr>
+                <w:noProof/>
+                <w:webHidden/>
+              </w:rPr>
+              <w:fldChar w:fldCharType="begin"/>
+            </w:r>
+            <w:r>
+              <w:rPr>
+                <w:noProof/>
+                <w:webHidden/>
+              </w:rPr>
+              <w:instrText xml:space="preserve"> PAGEREF _Toc219130663 \h </w:instrText>
+            </w:r>
+            <w:r>
+              <w:rPr>
+                <w:noProof/>
+                <w:webHidden/>
+              </w:rPr>
+            </w:r>
+            <w:r>
+              <w:rPr>
+                <w:noProof/>
+                <w:webHidden/>
+              </w:rPr>
+              <w:fldChar w:fldCharType="separate"/>
+            </w:r>
+            <w:r>
+              <w:rPr>
+                <w:noProof/>
+                <w:webHidden/>
+              </w:rPr>
+              <w:t>6</w:t>
+            </w:r>
+            <w:r>
+              <w:rPr>
+                <w:noProof/>
+                <w:webHidden/>
+              </w:rPr>
+              <w:fldChar w:fldCharType="end"/>
+            </w:r>
+            <w:r>
+              <w:rPr>
+                <w:rStyle w:val="Hyperlink"/>
+                <w:noProof/>
+              </w:rPr>
+              <w:fldChar w:fldCharType="end"/>
+            </w:r>
+          </w:ins>
+        </w:p>
+        <w:p>
+          <w:pPr>
+            <w:pStyle w:val="TOC2"/>
+            <w:tabs>
+              <w:tab w:val="right" w:leader="dot" w:pos="9016"/>
+            </w:tabs>
+            <w:rPr>
+              <w:ins w:id="22" w:author="Alfred Anate Bodurin Mayaki" w:date="2026-01-12T17:17:00Z" w16du:dateUtc="2026-01-12T17:17:00Z"/>
+              <w:rFonts w:eastAsiaTheme="minorEastAsia"/>
+              <w:noProof/>
+              <w:lang w:eastAsia="en-GB"/>
+            </w:rPr>
+          </w:pPr>
+          <w:ins w:id="23" w:author="Alfred Anate Bodurin Mayaki" w:date="2026-01-12T17:17:00Z" w16du:dateUtc="2026-01-12T17:17:00Z">
+            <w:r>
+              <w:rPr>
+                <w:rStyle w:val="Hyperlink"/>
+                <w:noProof/>
+              </w:rPr>
+              <w:fldChar w:fldCharType="begin"/>
+            </w:r>
+            <w:r>
+              <w:rPr>
+                <w:rStyle w:val="Hyperlink"/>
+                <w:noProof/>
+              </w:rPr>
+              <w:instrText xml:space="preserve"> </w:instrText>
+            </w:r>
+            <w:r>
+              <w:rPr>
+                <w:noProof/>
+              </w:rPr>
+              <w:instrText>HYPERLINK \l "_Toc219130664"</w:instrText>
+            </w:r>
+            <w:r>
+              <w:rPr>
+                <w:rStyle w:val="Hyperlink"/>
+                <w:noProof/>
+              </w:rPr>
+              <w:instrText xml:space="preserve"> </w:instrText>
+            </w:r>
+            <w:r>
+              <w:rPr>
+                <w:rStyle w:val="Hyperlink"/>
+                <w:noProof/>
+              </w:rPr>
+            </w:r>
+            <w:r>
+              <w:rPr>
+                <w:rStyle w:val="Hyperlink"/>
+                <w:noProof/>
+              </w:rPr>
+              <w:fldChar w:fldCharType="separate"/>
+            </w:r>
+            <w:r>
+              <w:rPr>
+                <w:rStyle w:val="Hyperlink"/>
+                <w:rFonts w:ascii="CMU Sans Serif" w:hAnsi="CMU Sans Serif" w:cs="CMU Sans Serif"/>
+                <w:noProof/>
+              </w:rPr>
+              <w:t>7 Mapping subtopics that are relevant</w:t>
+            </w:r>
+            <w:r>
+              <w:rPr>
+                <w:noProof/>
+                <w:webHidden/>
+              </w:rPr>
+              <w:tab/>
+            </w:r>
+            <w:r>
+              <w:rPr>
+                <w:noProof/>
+                <w:webHidden/>
+              </w:rPr>
+              <w:fldChar w:fldCharType="begin"/>
+            </w:r>
+            <w:r>
+              <w:rPr>
+                <w:noProof/>
+                <w:webHidden/>
+              </w:rPr>
+              <w:instrText xml:space="preserve"> PAGEREF _Toc219130664 \h </w:instrText>
+            </w:r>
+            <w:r>
+              <w:rPr>
+                <w:noProof/>
+                <w:webHidden/>
+              </w:rPr>
+            </w:r>
+            <w:r>
+              <w:rPr>
+                <w:noProof/>
+                <w:webHidden/>
+              </w:rPr>
+              <w:fldChar w:fldCharType="separate"/>
+            </w:r>
+            <w:r>
+              <w:rPr>
+                <w:noProof/>
+                <w:webHidden/>
+              </w:rPr>
+              <w:t>6</w:t>
+            </w:r>
+            <w:r>
+              <w:rPr>
+                <w:noProof/>
+                <w:webHidden/>
+              </w:rPr>
+              <w:fldChar w:fldCharType="end"/>
+            </w:r>
+            <w:r>
+              <w:rPr>
+                <w:rStyle w:val="Hyperlink"/>
+                <w:noProof/>
+              </w:rPr>
+              <w:fldChar w:fldCharType="end"/>
+            </w:r>
+          </w:ins>
+        </w:p>
+        <w:p>
+          <w:pPr>
+            <w:pStyle w:val="TOC2"/>
+            <w:tabs>
+              <w:tab w:val="right" w:leader="dot" w:pos="9016"/>
+            </w:tabs>
+            <w:rPr>
+              <w:ins w:id="24" w:author="Alfred Anate Bodurin Mayaki" w:date="2026-01-12T17:17:00Z" w16du:dateUtc="2026-01-12T17:17:00Z"/>
+              <w:rFonts w:eastAsiaTheme="minorEastAsia"/>
+              <w:noProof/>
+              <w:lang w:eastAsia="en-GB"/>
+            </w:rPr>
+          </w:pPr>
+          <w:ins w:id="25" w:author="Alfred Anate Bodurin Mayaki" w:date="2026-01-12T17:17:00Z" w16du:dateUtc="2026-01-12T17:17:00Z">
+            <w:r>
+              <w:rPr>
+                <w:rStyle w:val="Hyperlink"/>
+                <w:noProof/>
+              </w:rPr>
+              <w:fldChar w:fldCharType="begin"/>
+            </w:r>
+            <w:r>
+              <w:rPr>
+                <w:rStyle w:val="Hyperlink"/>
+                <w:noProof/>
+              </w:rPr>
+              <w:instrText xml:space="preserve"> </w:instrText>
+            </w:r>
+            <w:r>
+              <w:rPr>
+                <w:noProof/>
+              </w:rPr>
+              <w:instrText>HYPERLINK \l "_Toc219130665"</w:instrText>
+            </w:r>
+            <w:r>
+              <w:rPr>
+                <w:rStyle w:val="Hyperlink"/>
+                <w:noProof/>
+              </w:rPr>
+              <w:instrText xml:space="preserve"> </w:instrText>
+            </w:r>
+            <w:r>
+              <w:rPr>
+                <w:rStyle w:val="Hyperlink"/>
+                <w:noProof/>
+              </w:rPr>
+            </w:r>
+            <w:r>
+              <w:rPr>
+                <w:rStyle w:val="Hyperlink"/>
+                <w:noProof/>
+              </w:rPr>
+              <w:fldChar w:fldCharType="separate"/>
+            </w:r>
+            <w:r>
+              <w:rPr>
+                <w:rStyle w:val="Hyperlink"/>
+                <w:rFonts w:ascii="CMU Sans Serif" w:hAnsi="CMU Sans Serif" w:cs="CMU Sans Serif"/>
+                <w:noProof/>
+              </w:rPr>
+              <w:t>8 Explicating my Literature Review 1</w:t>
+            </w:r>
+            <w:r>
+              <w:rPr>
+                <w:noProof/>
+                <w:webHidden/>
+              </w:rPr>
+              <w:tab/>
+            </w:r>
+            <w:r>
+              <w:rPr>
+                <w:noProof/>
+                <w:webHidden/>
+              </w:rPr>
+              <w:fldChar w:fldCharType="begin"/>
+            </w:r>
+            <w:r>
+              <w:rPr>
+                <w:noProof/>
+                <w:webHidden/>
+              </w:rPr>
+              <w:instrText xml:space="preserve"> PAGEREF _Toc219130665 \h </w:instrText>
+            </w:r>
+            <w:r>
+              <w:rPr>
+                <w:noProof/>
+                <w:webHidden/>
+              </w:rPr>
+            </w:r>
+            <w:r>
+              <w:rPr>
+                <w:noProof/>
+                <w:webHidden/>
+              </w:rPr>
+              <w:fldChar w:fldCharType="separate"/>
+            </w:r>
+            <w:r>
+              <w:rPr>
+                <w:noProof/>
+                <w:webHidden/>
+              </w:rPr>
+              <w:t>7</w:t>
+            </w:r>
+            <w:r>
+              <w:rPr>
+                <w:noProof/>
+                <w:webHidden/>
+              </w:rPr>
+              <w:fldChar w:fldCharType="end"/>
+            </w:r>
+            <w:r>
+              <w:rPr>
+                <w:rStyle w:val="Hyperlink"/>
+                <w:noProof/>
+              </w:rPr>
+              <w:fldChar w:fldCharType="end"/>
+            </w:r>
+          </w:ins>
+        </w:p>
+        <w:p>
+          <w:pPr>
+            <w:pStyle w:val="TOC2"/>
+            <w:tabs>
+              <w:tab w:val="right" w:leader="dot" w:pos="9016"/>
+            </w:tabs>
+            <w:rPr>
+              <w:ins w:id="26" w:author="Alfred Anate Bodurin Mayaki" w:date="2026-01-12T17:17:00Z" w16du:dateUtc="2026-01-12T17:17:00Z"/>
+              <w:rFonts w:eastAsiaTheme="minorEastAsia"/>
+              <w:noProof/>
+              <w:lang w:eastAsia="en-GB"/>
+            </w:rPr>
+          </w:pPr>
+          <w:ins w:id="27" w:author="Alfred Anate Bodurin Mayaki" w:date="2026-01-12T17:17:00Z" w16du:dateUtc="2026-01-12T17:17:00Z">
+            <w:r>
+              <w:rPr>
+                <w:rStyle w:val="Hyperlink"/>
+                <w:noProof/>
+              </w:rPr>
+              <w:fldChar w:fldCharType="begin"/>
+            </w:r>
+            <w:r>
+              <w:rPr>
+                <w:rStyle w:val="Hyperlink"/>
+                <w:noProof/>
+              </w:rPr>
+              <w:instrText xml:space="preserve"> </w:instrText>
+            </w:r>
+            <w:r>
+              <w:rPr>
+                <w:noProof/>
+              </w:rPr>
+              <w:instrText>HYPERLINK \l "_Toc219130666"</w:instrText>
+            </w:r>
+            <w:r>
+              <w:rPr>
+                <w:rStyle w:val="Hyperlink"/>
+                <w:noProof/>
+              </w:rPr>
+              <w:instrText xml:space="preserve"> </w:instrText>
+            </w:r>
+            <w:r>
+              <w:rPr>
+                <w:rStyle w:val="Hyperlink"/>
+                <w:noProof/>
+              </w:rPr>
+            </w:r>
+            <w:r>
+              <w:rPr>
+                <w:rStyle w:val="Hyperlink"/>
+                <w:noProof/>
+              </w:rPr>
+              <w:fldChar w:fldCharType="separate"/>
+            </w:r>
+            <w:r>
+              <w:rPr>
+                <w:rStyle w:val="Hyperlink"/>
+                <w:rFonts w:ascii="CMU Sans Serif" w:hAnsi="CMU Sans Serif" w:cs="CMU Sans Serif"/>
+                <w:noProof/>
+              </w:rPr>
+              <w:t>9 Explicating my Literature Review 2 – Signalling Theory</w:t>
+            </w:r>
+            <w:r>
+              <w:rPr>
+                <w:noProof/>
+                <w:webHidden/>
+              </w:rPr>
+              <w:tab/>
+            </w:r>
+            <w:r>
+              <w:rPr>
+                <w:noProof/>
+                <w:webHidden/>
+              </w:rPr>
+              <w:fldChar w:fldCharType="begin"/>
+            </w:r>
+            <w:r>
+              <w:rPr>
+                <w:noProof/>
+                <w:webHidden/>
+              </w:rPr>
+              <w:instrText xml:space="preserve"> PAGEREF _Toc219130666 \h </w:instrText>
+            </w:r>
+            <w:r>
+              <w:rPr>
+                <w:noProof/>
+                <w:webHidden/>
+              </w:rPr>
+            </w:r>
+            <w:r>
+              <w:rPr>
+                <w:noProof/>
+                <w:webHidden/>
+              </w:rPr>
+              <w:fldChar w:fldCharType="separate"/>
+            </w:r>
+            <w:r>
+              <w:rPr>
+                <w:noProof/>
+                <w:webHidden/>
+              </w:rPr>
+              <w:t>7</w:t>
+            </w:r>
+            <w:r>
+              <w:rPr>
+                <w:noProof/>
+                <w:webHidden/>
+              </w:rPr>
+              <w:fldChar w:fldCharType="end"/>
+            </w:r>
+            <w:r>
+              <w:rPr>
+                <w:rStyle w:val="Hyperlink"/>
+                <w:noProof/>
+              </w:rPr>
+              <w:fldChar w:fldCharType="end"/>
+            </w:r>
+          </w:ins>
+        </w:p>
+        <w:p>
+          <w:pPr>
+            <w:pStyle w:val="TOC2"/>
+            <w:tabs>
+              <w:tab w:val="right" w:leader="dot" w:pos="9016"/>
+            </w:tabs>
+            <w:rPr>
+              <w:ins w:id="28" w:author="Alfred Anate Bodurin Mayaki" w:date="2026-01-12T17:17:00Z" w16du:dateUtc="2026-01-12T17:17:00Z"/>
+              <w:rFonts w:eastAsiaTheme="minorEastAsia"/>
+              <w:noProof/>
+              <w:lang w:eastAsia="en-GB"/>
+            </w:rPr>
+          </w:pPr>
+          <w:ins w:id="29" w:author="Alfred Anate Bodurin Mayaki" w:date="2026-01-12T17:17:00Z" w16du:dateUtc="2026-01-12T17:17:00Z">
+            <w:r>
+              <w:rPr>
+                <w:rStyle w:val="Hyperlink"/>
+                <w:noProof/>
+              </w:rPr>
+              <w:fldChar w:fldCharType="begin"/>
+            </w:r>
+            <w:r>
+              <w:rPr>
+                <w:rStyle w:val="Hyperlink"/>
+                <w:noProof/>
+              </w:rPr>
+              <w:instrText xml:space="preserve"> </w:instrText>
+            </w:r>
+            <w:r>
+              <w:rPr>
+                <w:noProof/>
+              </w:rPr>
+              <w:instrText>HYPERLINK \l "_Toc219130667"</w:instrText>
+            </w:r>
+            <w:r>
+              <w:rPr>
+                <w:rStyle w:val="Hyperlink"/>
+                <w:noProof/>
+              </w:rPr>
+              <w:instrText xml:space="preserve"> </w:instrText>
+            </w:r>
+            <w:r>
+              <w:rPr>
+                <w:rStyle w:val="Hyperlink"/>
+                <w:noProof/>
+              </w:rPr>
+            </w:r>
+            <w:r>
+              <w:rPr>
+                <w:rStyle w:val="Hyperlink"/>
+                <w:noProof/>
+              </w:rPr>
+              <w:fldChar w:fldCharType="separate"/>
+            </w:r>
+            <w:r>
+              <w:rPr>
+                <w:rStyle w:val="Hyperlink"/>
+                <w:rFonts w:ascii="CMU Sans Serif" w:hAnsi="CMU Sans Serif" w:cs="CMU Sans Serif"/>
+                <w:noProof/>
+              </w:rPr>
+              <w:t>10 Explicating my Literature Review 3 – Recruitment &amp; Selection</w:t>
+            </w:r>
+            <w:r>
+              <w:rPr>
+                <w:noProof/>
+                <w:webHidden/>
+              </w:rPr>
+              <w:tab/>
+            </w:r>
+            <w:r>
+              <w:rPr>
+                <w:noProof/>
+                <w:webHidden/>
+              </w:rPr>
+              <w:fldChar w:fldCharType="begin"/>
+            </w:r>
+            <w:r>
+              <w:rPr>
+                <w:noProof/>
+                <w:webHidden/>
+              </w:rPr>
+              <w:instrText xml:space="preserve"> PAGEREF _Toc219130667 \h </w:instrText>
+            </w:r>
+            <w:r>
+              <w:rPr>
+                <w:noProof/>
+                <w:webHidden/>
+              </w:rPr>
+            </w:r>
+            <w:r>
+              <w:rPr>
+                <w:noProof/>
+                <w:webHidden/>
+              </w:rPr>
+              <w:fldChar w:fldCharType="separate"/>
+            </w:r>
+            <w:r>
+              <w:rPr>
+                <w:noProof/>
+                <w:webHidden/>
+              </w:rPr>
+              <w:t>9</w:t>
+            </w:r>
+            <w:r>
+              <w:rPr>
+                <w:noProof/>
+                <w:webHidden/>
+              </w:rPr>
+              <w:fldChar w:fldCharType="end"/>
+            </w:r>
+            <w:r>
+              <w:rPr>
+                <w:rStyle w:val="Hyperlink"/>
+                <w:noProof/>
+              </w:rPr>
+              <w:fldChar w:fldCharType="end"/>
+            </w:r>
+          </w:ins>
+        </w:p>
+        <w:p>
+          <w:pPr>
+            <w:pStyle w:val="TOC2"/>
+            <w:tabs>
+              <w:tab w:val="right" w:leader="dot" w:pos="9016"/>
+            </w:tabs>
+            <w:rPr>
+              <w:ins w:id="30" w:author="Alfred Anate Bodurin Mayaki" w:date="2026-01-12T17:17:00Z" w16du:dateUtc="2026-01-12T17:17:00Z"/>
+              <w:rFonts w:eastAsiaTheme="minorEastAsia"/>
+              <w:noProof/>
+              <w:lang w:eastAsia="en-GB"/>
+            </w:rPr>
+          </w:pPr>
+          <w:ins w:id="31" w:author="Alfred Anate Bodurin Mayaki" w:date="2026-01-12T17:17:00Z" w16du:dateUtc="2026-01-12T17:17:00Z">
+            <w:r>
+              <w:rPr>
+                <w:rStyle w:val="Hyperlink"/>
+                <w:noProof/>
+              </w:rPr>
+              <w:fldChar w:fldCharType="begin"/>
+            </w:r>
+            <w:r>
+              <w:rPr>
+                <w:rStyle w:val="Hyperlink"/>
+                <w:noProof/>
+              </w:rPr>
+              <w:instrText xml:space="preserve"> </w:instrText>
+            </w:r>
+            <w:r>
+              <w:rPr>
+                <w:noProof/>
+              </w:rPr>
+              <w:instrText>HYPERLINK \l "_Toc219130668"</w:instrText>
+            </w:r>
+            <w:r>
+              <w:rPr>
+                <w:rStyle w:val="Hyperlink"/>
+                <w:noProof/>
+              </w:rPr>
+              <w:instrText xml:space="preserve"> </w:instrText>
+            </w:r>
+            <w:r>
+              <w:rPr>
+                <w:rStyle w:val="Hyperlink"/>
+                <w:noProof/>
+              </w:rPr>
+            </w:r>
+            <w:r>
+              <w:rPr>
+                <w:rStyle w:val="Hyperlink"/>
+                <w:noProof/>
+              </w:rPr>
+              <w:fldChar w:fldCharType="separate"/>
+            </w:r>
+            <w:r>
+              <w:rPr>
+                <w:rStyle w:val="Hyperlink"/>
+                <w:rFonts w:ascii="CMU Sans Serif" w:hAnsi="CMU Sans Serif" w:cs="CMU Sans Serif"/>
+                <w:noProof/>
+              </w:rPr>
+              <w:t>11 Journal of Economic Literature (JEL) Classification</w:t>
+            </w:r>
+            <w:r>
+              <w:rPr>
+                <w:noProof/>
+                <w:webHidden/>
+              </w:rPr>
+              <w:tab/>
+            </w:r>
+            <w:r>
+              <w:rPr>
+                <w:noProof/>
+                <w:webHidden/>
+              </w:rPr>
+              <w:fldChar w:fldCharType="begin"/>
+            </w:r>
+            <w:r>
+              <w:rPr>
+                <w:noProof/>
+                <w:webHidden/>
+              </w:rPr>
+              <w:instrText xml:space="preserve"> PAGEREF _Toc219130668 \h </w:instrText>
+            </w:r>
+            <w:r>
+              <w:rPr>
+                <w:noProof/>
+                <w:webHidden/>
+              </w:rPr>
+            </w:r>
+            <w:r>
+              <w:rPr>
+                <w:noProof/>
+                <w:webHidden/>
+              </w:rPr>
+              <w:fldChar w:fldCharType="separate"/>
+            </w:r>
+            <w:r>
+              <w:rPr>
+                <w:noProof/>
+                <w:webHidden/>
+              </w:rPr>
+              <w:t>9</w:t>
+            </w:r>
+            <w:r>
+              <w:rPr>
+                <w:noProof/>
+                <w:webHidden/>
+              </w:rPr>
+              <w:fldChar w:fldCharType="end"/>
+            </w:r>
+            <w:r>
+              <w:rPr>
+                <w:rStyle w:val="Hyperlink"/>
+                <w:noProof/>
+              </w:rPr>
+              <w:fldChar w:fldCharType="end"/>
+            </w:r>
+          </w:ins>
         </w:p>
         <w:p>
           <w:pPr>
@@ -714,19 +1973,26 @@
             </w:tabs>
             <w:jc w:val="both"/>
             <w:rPr>
+              <w:del w:id="32" w:author="Alfred Anate Bodurin Mayaki" w:date="2026-01-12T17:17:00Z" w16du:dateUtc="2026-01-12T17:17:00Z"/>
               <w:rFonts w:eastAsiaTheme="minorEastAsia"/>
               <w:noProof/>
               <w:lang w:eastAsia="en-GB"/>
             </w:rPr>
           </w:pPr>
-          <w:hyperlink w:anchor="_Toc217468139" w:history="1">
-            <w:r>
-              <w:rPr>
-                <w:rStyle w:val="Hyperlink"/>
-                <w:rFonts w:ascii="CMU Sans Serif" w:hAnsi="CMU Sans Serif" w:cs="CMU Sans Serif"/>
-                <w:noProof/>
-              </w:rPr>
-              <w:t>2 Introduction</w:t>
+          <w:del w:id="33" w:author="Alfred Anate Bodurin Mayaki" w:date="2026-01-12T17:17:00Z" w16du:dateUtc="2026-01-12T17:17:00Z">
+            <w:r>
+              <w:rPr>
+                <w:rFonts w:ascii="CMU Sans Serif" w:hAnsi="CMU Sans Serif" w:cs="CMU Sans Serif"/>
+                <w:noProof/>
+                <w:rPrChange w:id="34" w:author="Alfred Anate Bodurin Mayaki" w:date="2026-01-12T17:17:00Z" w16du:dateUtc="2026-01-12T17:17:00Z">
+                  <w:rPr>
+                    <w:rStyle w:val="Hyperlink"/>
+                    <w:rFonts w:ascii="CMU Sans Serif" w:hAnsi="CMU Sans Serif" w:cs="CMU Sans Serif"/>
+                    <w:noProof/>
+                  </w:rPr>
+                </w:rPrChange>
+              </w:rPr>
+              <w:delText>1 Outline</w:delText>
             </w:r>
             <w:r>
               <w:rPr>
@@ -740,43 +2006,9 @@
                 <w:noProof/>
                 <w:webHidden/>
               </w:rPr>
-              <w:fldChar w:fldCharType="begin"/>
-            </w:r>
-            <w:r>
-              <w:rPr>
-                <w:noProof/>
-                <w:webHidden/>
-              </w:rPr>
-              <w:instrText xml:space="preserve"> PAGEREF _Toc217468139 \h </w:instrText>
-            </w:r>
-            <w:r>
-              <w:rPr>
-                <w:noProof/>
-                <w:webHidden/>
-              </w:rPr>
-            </w:r>
-            <w:r>
-              <w:rPr>
-                <w:noProof/>
-                <w:webHidden/>
-              </w:rPr>
-              <w:fldChar w:fldCharType="separate"/>
-            </w:r>
-            <w:r>
-              <w:rPr>
-                <w:noProof/>
-                <w:webHidden/>
-              </w:rPr>
-              <w:t>3</w:t>
-            </w:r>
-            <w:r>
-              <w:rPr>
-                <w:noProof/>
-                <w:webHidden/>
-              </w:rPr>
-              <w:fldChar w:fldCharType="end"/>
-            </w:r>
-          </w:hyperlink>
+              <w:delText>3</w:delText>
+            </w:r>
+          </w:del>
         </w:p>
         <w:p>
           <w:pPr>
@@ -786,19 +2018,26 @@
             </w:tabs>
             <w:jc w:val="both"/>
             <w:rPr>
+              <w:del w:id="35" w:author="Alfred Anate Bodurin Mayaki" w:date="2026-01-12T17:17:00Z" w16du:dateUtc="2026-01-12T17:17:00Z"/>
               <w:rFonts w:eastAsiaTheme="minorEastAsia"/>
               <w:noProof/>
               <w:lang w:eastAsia="en-GB"/>
             </w:rPr>
           </w:pPr>
-          <w:hyperlink w:anchor="_Toc217468140" w:history="1">
-            <w:r>
-              <w:rPr>
-                <w:rStyle w:val="Hyperlink"/>
-                <w:rFonts w:ascii="CMU Sans Serif" w:hAnsi="CMU Sans Serif" w:cs="CMU Sans Serif"/>
-                <w:noProof/>
-              </w:rPr>
-              <w:t>3 Methodology</w:t>
+          <w:del w:id="36" w:author="Alfred Anate Bodurin Mayaki" w:date="2026-01-12T17:17:00Z" w16du:dateUtc="2026-01-12T17:17:00Z">
+            <w:r>
+              <w:rPr>
+                <w:rFonts w:ascii="CMU Sans Serif" w:hAnsi="CMU Sans Serif" w:cs="CMU Sans Serif"/>
+                <w:noProof/>
+                <w:rPrChange w:id="37" w:author="Alfred Anate Bodurin Mayaki" w:date="2026-01-12T17:17:00Z" w16du:dateUtc="2026-01-12T17:17:00Z">
+                  <w:rPr>
+                    <w:rStyle w:val="Hyperlink"/>
+                    <w:rFonts w:ascii="CMU Sans Serif" w:hAnsi="CMU Sans Serif" w:cs="CMU Sans Serif"/>
+                    <w:noProof/>
+                  </w:rPr>
+                </w:rPrChange>
+              </w:rPr>
+              <w:delText>2 Introduction</w:delText>
             </w:r>
             <w:r>
               <w:rPr>
@@ -812,43 +2051,9 @@
                 <w:noProof/>
                 <w:webHidden/>
               </w:rPr>
-              <w:fldChar w:fldCharType="begin"/>
-            </w:r>
-            <w:r>
-              <w:rPr>
-                <w:noProof/>
-                <w:webHidden/>
-              </w:rPr>
-              <w:instrText xml:space="preserve"> PAGEREF _Toc217468140 \h </w:instrText>
-            </w:r>
-            <w:r>
-              <w:rPr>
-                <w:noProof/>
-                <w:webHidden/>
-              </w:rPr>
-            </w:r>
-            <w:r>
-              <w:rPr>
-                <w:noProof/>
-                <w:webHidden/>
-              </w:rPr>
-              <w:fldChar w:fldCharType="separate"/>
-            </w:r>
-            <w:r>
-              <w:rPr>
-                <w:noProof/>
-                <w:webHidden/>
-              </w:rPr>
-              <w:t>3</w:t>
-            </w:r>
-            <w:r>
-              <w:rPr>
-                <w:noProof/>
-                <w:webHidden/>
-              </w:rPr>
-              <w:fldChar w:fldCharType="end"/>
-            </w:r>
-          </w:hyperlink>
+              <w:delText>3</w:delText>
+            </w:r>
+          </w:del>
         </w:p>
         <w:p>
           <w:pPr>
@@ -858,19 +2063,26 @@
             </w:tabs>
             <w:jc w:val="both"/>
             <w:rPr>
+              <w:del w:id="38" w:author="Alfred Anate Bodurin Mayaki" w:date="2026-01-12T17:17:00Z" w16du:dateUtc="2026-01-12T17:17:00Z"/>
               <w:rFonts w:eastAsiaTheme="minorEastAsia"/>
               <w:noProof/>
               <w:lang w:eastAsia="en-GB"/>
             </w:rPr>
           </w:pPr>
-          <w:hyperlink w:anchor="_Toc217468141" w:history="1">
-            <w:r>
-              <w:rPr>
-                <w:rStyle w:val="Hyperlink"/>
-                <w:rFonts w:ascii="CMU Sans Serif" w:hAnsi="CMU Sans Serif" w:cs="CMU Sans Serif"/>
-                <w:noProof/>
-              </w:rPr>
-              <w:t>4 Why this topic is important</w:t>
+          <w:del w:id="39" w:author="Alfred Anate Bodurin Mayaki" w:date="2026-01-12T17:17:00Z" w16du:dateUtc="2026-01-12T17:17:00Z">
+            <w:r>
+              <w:rPr>
+                <w:rFonts w:ascii="CMU Sans Serif" w:hAnsi="CMU Sans Serif" w:cs="CMU Sans Serif"/>
+                <w:noProof/>
+                <w:rPrChange w:id="40" w:author="Alfred Anate Bodurin Mayaki" w:date="2026-01-12T17:17:00Z" w16du:dateUtc="2026-01-12T17:17:00Z">
+                  <w:rPr>
+                    <w:rStyle w:val="Hyperlink"/>
+                    <w:rFonts w:ascii="CMU Sans Serif" w:hAnsi="CMU Sans Serif" w:cs="CMU Sans Serif"/>
+                    <w:noProof/>
+                  </w:rPr>
+                </w:rPrChange>
+              </w:rPr>
+              <w:delText>3 Methodology</w:delText>
             </w:r>
             <w:r>
               <w:rPr>
@@ -884,43 +2096,9 @@
                 <w:noProof/>
                 <w:webHidden/>
               </w:rPr>
-              <w:fldChar w:fldCharType="begin"/>
-            </w:r>
-            <w:r>
-              <w:rPr>
-                <w:noProof/>
-                <w:webHidden/>
-              </w:rPr>
-              <w:instrText xml:space="preserve"> PAGEREF _Toc217468141 \h </w:instrText>
-            </w:r>
-            <w:r>
-              <w:rPr>
-                <w:noProof/>
-                <w:webHidden/>
-              </w:rPr>
-            </w:r>
-            <w:r>
-              <w:rPr>
-                <w:noProof/>
-                <w:webHidden/>
-              </w:rPr>
-              <w:fldChar w:fldCharType="separate"/>
-            </w:r>
-            <w:r>
-              <w:rPr>
-                <w:noProof/>
-                <w:webHidden/>
-              </w:rPr>
-              <w:t>4</w:t>
-            </w:r>
-            <w:r>
-              <w:rPr>
-                <w:noProof/>
-                <w:webHidden/>
-              </w:rPr>
-              <w:fldChar w:fldCharType="end"/>
-            </w:r>
-          </w:hyperlink>
+              <w:delText>3</w:delText>
+            </w:r>
+          </w:del>
         </w:p>
         <w:p>
           <w:pPr>
@@ -930,19 +2108,26 @@
             </w:tabs>
             <w:jc w:val="both"/>
             <w:rPr>
+              <w:del w:id="41" w:author="Alfred Anate Bodurin Mayaki" w:date="2026-01-12T17:17:00Z" w16du:dateUtc="2026-01-12T17:17:00Z"/>
               <w:rFonts w:eastAsiaTheme="minorEastAsia"/>
               <w:noProof/>
               <w:lang w:eastAsia="en-GB"/>
             </w:rPr>
           </w:pPr>
-          <w:hyperlink w:anchor="_Toc217468142" w:history="1">
-            <w:r>
-              <w:rPr>
-                <w:rStyle w:val="Hyperlink"/>
-                <w:rFonts w:ascii="CMU Sans Serif" w:hAnsi="CMU Sans Serif" w:cs="CMU Sans Serif"/>
-                <w:noProof/>
-              </w:rPr>
-              <w:t>5 Timeline and Next Steps</w:t>
+          <w:del w:id="42" w:author="Alfred Anate Bodurin Mayaki" w:date="2026-01-12T17:17:00Z" w16du:dateUtc="2026-01-12T17:17:00Z">
+            <w:r>
+              <w:rPr>
+                <w:rFonts w:ascii="CMU Sans Serif" w:hAnsi="CMU Sans Serif" w:cs="CMU Sans Serif"/>
+                <w:noProof/>
+                <w:rPrChange w:id="43" w:author="Alfred Anate Bodurin Mayaki" w:date="2026-01-12T17:17:00Z" w16du:dateUtc="2026-01-12T17:17:00Z">
+                  <w:rPr>
+                    <w:rStyle w:val="Hyperlink"/>
+                    <w:rFonts w:ascii="CMU Sans Serif" w:hAnsi="CMU Sans Serif" w:cs="CMU Sans Serif"/>
+                    <w:noProof/>
+                  </w:rPr>
+                </w:rPrChange>
+              </w:rPr>
+              <w:delText>4 Why this topic is important</w:delText>
             </w:r>
             <w:r>
               <w:rPr>
@@ -956,43 +2141,9 @@
                 <w:noProof/>
                 <w:webHidden/>
               </w:rPr>
-              <w:fldChar w:fldCharType="begin"/>
-            </w:r>
-            <w:r>
-              <w:rPr>
-                <w:noProof/>
-                <w:webHidden/>
-              </w:rPr>
-              <w:instrText xml:space="preserve"> PAGEREF _Toc217468142 \h </w:instrText>
-            </w:r>
-            <w:r>
-              <w:rPr>
-                <w:noProof/>
-                <w:webHidden/>
-              </w:rPr>
-            </w:r>
-            <w:r>
-              <w:rPr>
-                <w:noProof/>
-                <w:webHidden/>
-              </w:rPr>
-              <w:fldChar w:fldCharType="separate"/>
-            </w:r>
-            <w:r>
-              <w:rPr>
-                <w:noProof/>
-                <w:webHidden/>
-              </w:rPr>
-              <w:t>5</w:t>
-            </w:r>
-            <w:r>
-              <w:rPr>
-                <w:noProof/>
-                <w:webHidden/>
-              </w:rPr>
-              <w:fldChar w:fldCharType="end"/>
-            </w:r>
-          </w:hyperlink>
+              <w:delText>4</w:delText>
+            </w:r>
+          </w:del>
         </w:p>
         <w:p>
           <w:pPr>
@@ -1002,19 +2153,26 @@
             </w:tabs>
             <w:jc w:val="both"/>
             <w:rPr>
+              <w:del w:id="44" w:author="Alfred Anate Bodurin Mayaki" w:date="2026-01-12T17:17:00Z" w16du:dateUtc="2026-01-12T17:17:00Z"/>
               <w:rFonts w:eastAsiaTheme="minorEastAsia"/>
               <w:noProof/>
               <w:lang w:eastAsia="en-GB"/>
             </w:rPr>
           </w:pPr>
-          <w:hyperlink w:anchor="_Toc217468143" w:history="1">
-            <w:r>
-              <w:rPr>
-                <w:rStyle w:val="Hyperlink"/>
-                <w:rFonts w:ascii="CMU Sans Serif" w:hAnsi="CMU Sans Serif" w:cs="CMU Sans Serif"/>
-                <w:noProof/>
-              </w:rPr>
-              <w:t>6 Introduction to TMA 2 – Literature Review</w:t>
+          <w:del w:id="45" w:author="Alfred Anate Bodurin Mayaki" w:date="2026-01-12T17:17:00Z" w16du:dateUtc="2026-01-12T17:17:00Z">
+            <w:r>
+              <w:rPr>
+                <w:rFonts w:ascii="CMU Sans Serif" w:hAnsi="CMU Sans Serif" w:cs="CMU Sans Serif"/>
+                <w:noProof/>
+                <w:rPrChange w:id="46" w:author="Alfred Anate Bodurin Mayaki" w:date="2026-01-12T17:17:00Z" w16du:dateUtc="2026-01-12T17:17:00Z">
+                  <w:rPr>
+                    <w:rStyle w:val="Hyperlink"/>
+                    <w:rFonts w:ascii="CMU Sans Serif" w:hAnsi="CMU Sans Serif" w:cs="CMU Sans Serif"/>
+                    <w:noProof/>
+                  </w:rPr>
+                </w:rPrChange>
+              </w:rPr>
+              <w:delText>5 Timeline and Next Steps</w:delText>
             </w:r>
             <w:r>
               <w:rPr>
@@ -1028,43 +2186,9 @@
                 <w:noProof/>
                 <w:webHidden/>
               </w:rPr>
-              <w:fldChar w:fldCharType="begin"/>
-            </w:r>
-            <w:r>
-              <w:rPr>
-                <w:noProof/>
-                <w:webHidden/>
-              </w:rPr>
-              <w:instrText xml:space="preserve"> PAGEREF _Toc217468143 \h </w:instrText>
-            </w:r>
-            <w:r>
-              <w:rPr>
-                <w:noProof/>
-                <w:webHidden/>
-              </w:rPr>
-            </w:r>
-            <w:r>
-              <w:rPr>
-                <w:noProof/>
-                <w:webHidden/>
-              </w:rPr>
-              <w:fldChar w:fldCharType="separate"/>
-            </w:r>
-            <w:r>
-              <w:rPr>
-                <w:noProof/>
-                <w:webHidden/>
-              </w:rPr>
-              <w:t>6</w:t>
-            </w:r>
-            <w:r>
-              <w:rPr>
-                <w:noProof/>
-                <w:webHidden/>
-              </w:rPr>
-              <w:fldChar w:fldCharType="end"/>
-            </w:r>
-          </w:hyperlink>
+              <w:delText>5</w:delText>
+            </w:r>
+          </w:del>
         </w:p>
         <w:p>
           <w:pPr>
@@ -1074,19 +2198,26 @@
             </w:tabs>
             <w:jc w:val="both"/>
             <w:rPr>
+              <w:del w:id="47" w:author="Alfred Anate Bodurin Mayaki" w:date="2026-01-12T17:17:00Z" w16du:dateUtc="2026-01-12T17:17:00Z"/>
               <w:rFonts w:eastAsiaTheme="minorEastAsia"/>
               <w:noProof/>
               <w:lang w:eastAsia="en-GB"/>
             </w:rPr>
           </w:pPr>
-          <w:hyperlink w:anchor="_Toc217468144" w:history="1">
-            <w:r>
-              <w:rPr>
-                <w:rStyle w:val="Hyperlink"/>
-                <w:rFonts w:ascii="CMU Sans Serif" w:hAnsi="CMU Sans Serif" w:cs="CMU Sans Serif"/>
-                <w:noProof/>
-              </w:rPr>
-              <w:t>7 Mapping subtopics that are relevant</w:t>
+          <w:del w:id="48" w:author="Alfred Anate Bodurin Mayaki" w:date="2026-01-12T17:17:00Z" w16du:dateUtc="2026-01-12T17:17:00Z">
+            <w:r>
+              <w:rPr>
+                <w:rFonts w:ascii="CMU Sans Serif" w:hAnsi="CMU Sans Serif" w:cs="CMU Sans Serif"/>
+                <w:noProof/>
+                <w:rPrChange w:id="49" w:author="Alfred Anate Bodurin Mayaki" w:date="2026-01-12T17:17:00Z" w16du:dateUtc="2026-01-12T17:17:00Z">
+                  <w:rPr>
+                    <w:rStyle w:val="Hyperlink"/>
+                    <w:rFonts w:ascii="CMU Sans Serif" w:hAnsi="CMU Sans Serif" w:cs="CMU Sans Serif"/>
+                    <w:noProof/>
+                  </w:rPr>
+                </w:rPrChange>
+              </w:rPr>
+              <w:delText>6 Introduction to TMA 2 – Literature Review</w:delText>
             </w:r>
             <w:r>
               <w:rPr>
@@ -1100,43 +2231,9 @@
                 <w:noProof/>
                 <w:webHidden/>
               </w:rPr>
-              <w:fldChar w:fldCharType="begin"/>
-            </w:r>
-            <w:r>
-              <w:rPr>
-                <w:noProof/>
-                <w:webHidden/>
-              </w:rPr>
-              <w:instrText xml:space="preserve"> PAGEREF _Toc217468144 \h </w:instrText>
-            </w:r>
-            <w:r>
-              <w:rPr>
-                <w:noProof/>
-                <w:webHidden/>
-              </w:rPr>
-            </w:r>
-            <w:r>
-              <w:rPr>
-                <w:noProof/>
-                <w:webHidden/>
-              </w:rPr>
-              <w:fldChar w:fldCharType="separate"/>
-            </w:r>
-            <w:r>
-              <w:rPr>
-                <w:noProof/>
-                <w:webHidden/>
-              </w:rPr>
-              <w:t>6</w:t>
-            </w:r>
-            <w:r>
-              <w:rPr>
-                <w:noProof/>
-                <w:webHidden/>
-              </w:rPr>
-              <w:fldChar w:fldCharType="end"/>
-            </w:r>
-          </w:hyperlink>
+              <w:delText>6</w:delText>
+            </w:r>
+          </w:del>
         </w:p>
         <w:p>
           <w:pPr>
@@ -1146,19 +2243,26 @@
             </w:tabs>
             <w:jc w:val="both"/>
             <w:rPr>
+              <w:del w:id="50" w:author="Alfred Anate Bodurin Mayaki" w:date="2026-01-12T17:17:00Z" w16du:dateUtc="2026-01-12T17:17:00Z"/>
               <w:rFonts w:eastAsiaTheme="minorEastAsia"/>
               <w:noProof/>
               <w:lang w:eastAsia="en-GB"/>
             </w:rPr>
           </w:pPr>
-          <w:hyperlink w:anchor="_Toc217468145" w:history="1">
-            <w:r>
-              <w:rPr>
-                <w:rStyle w:val="Hyperlink"/>
-                <w:rFonts w:ascii="CMU Sans Serif" w:hAnsi="CMU Sans Serif" w:cs="CMU Sans Serif"/>
-                <w:noProof/>
-              </w:rPr>
-              <w:t>8 Explicating my Literature Review 1</w:t>
+          <w:del w:id="51" w:author="Alfred Anate Bodurin Mayaki" w:date="2026-01-12T17:17:00Z" w16du:dateUtc="2026-01-12T17:17:00Z">
+            <w:r>
+              <w:rPr>
+                <w:rFonts w:ascii="CMU Sans Serif" w:hAnsi="CMU Sans Serif" w:cs="CMU Sans Serif"/>
+                <w:noProof/>
+                <w:rPrChange w:id="52" w:author="Alfred Anate Bodurin Mayaki" w:date="2026-01-12T17:17:00Z" w16du:dateUtc="2026-01-12T17:17:00Z">
+                  <w:rPr>
+                    <w:rStyle w:val="Hyperlink"/>
+                    <w:rFonts w:ascii="CMU Sans Serif" w:hAnsi="CMU Sans Serif" w:cs="CMU Sans Serif"/>
+                    <w:noProof/>
+                  </w:rPr>
+                </w:rPrChange>
+              </w:rPr>
+              <w:delText>7 Mapping subtopics that are relevant</w:delText>
             </w:r>
             <w:r>
               <w:rPr>
@@ -1172,43 +2276,9 @@
                 <w:noProof/>
                 <w:webHidden/>
               </w:rPr>
-              <w:fldChar w:fldCharType="begin"/>
-            </w:r>
-            <w:r>
-              <w:rPr>
-                <w:noProof/>
-                <w:webHidden/>
-              </w:rPr>
-              <w:instrText xml:space="preserve"> PAGEREF _Toc217468145 \h </w:instrText>
-            </w:r>
-            <w:r>
-              <w:rPr>
-                <w:noProof/>
-                <w:webHidden/>
-              </w:rPr>
-            </w:r>
-            <w:r>
-              <w:rPr>
-                <w:noProof/>
-                <w:webHidden/>
-              </w:rPr>
-              <w:fldChar w:fldCharType="separate"/>
-            </w:r>
-            <w:r>
-              <w:rPr>
-                <w:noProof/>
-                <w:webHidden/>
-              </w:rPr>
-              <w:t>7</w:t>
-            </w:r>
-            <w:r>
-              <w:rPr>
-                <w:noProof/>
-                <w:webHidden/>
-              </w:rPr>
-              <w:fldChar w:fldCharType="end"/>
-            </w:r>
-          </w:hyperlink>
+              <w:delText>6</w:delText>
+            </w:r>
+          </w:del>
         </w:p>
         <w:p>
           <w:pPr>
@@ -1218,19 +2288,26 @@
             </w:tabs>
             <w:jc w:val="both"/>
             <w:rPr>
+              <w:del w:id="53" w:author="Alfred Anate Bodurin Mayaki" w:date="2026-01-12T17:17:00Z" w16du:dateUtc="2026-01-12T17:17:00Z"/>
               <w:rFonts w:eastAsiaTheme="minorEastAsia"/>
               <w:noProof/>
               <w:lang w:eastAsia="en-GB"/>
             </w:rPr>
           </w:pPr>
-          <w:hyperlink w:anchor="_Toc217468146" w:history="1">
-            <w:r>
-              <w:rPr>
-                <w:rStyle w:val="Hyperlink"/>
-                <w:rFonts w:ascii="CMU Sans Serif" w:hAnsi="CMU Sans Serif" w:cs="CMU Sans Serif"/>
-                <w:noProof/>
-              </w:rPr>
-              <w:t>9 Explicating my Literature Review 2 – Signalling Theory</w:t>
+          <w:del w:id="54" w:author="Alfred Anate Bodurin Mayaki" w:date="2026-01-12T17:17:00Z" w16du:dateUtc="2026-01-12T17:17:00Z">
+            <w:r>
+              <w:rPr>
+                <w:rFonts w:ascii="CMU Sans Serif" w:hAnsi="CMU Sans Serif" w:cs="CMU Sans Serif"/>
+                <w:noProof/>
+                <w:rPrChange w:id="55" w:author="Alfred Anate Bodurin Mayaki" w:date="2026-01-12T17:17:00Z" w16du:dateUtc="2026-01-12T17:17:00Z">
+                  <w:rPr>
+                    <w:rStyle w:val="Hyperlink"/>
+                    <w:rFonts w:ascii="CMU Sans Serif" w:hAnsi="CMU Sans Serif" w:cs="CMU Sans Serif"/>
+                    <w:noProof/>
+                  </w:rPr>
+                </w:rPrChange>
+              </w:rPr>
+              <w:delText>8 Explicating my Literature Review 1</w:delText>
             </w:r>
             <w:r>
               <w:rPr>
@@ -1244,43 +2321,9 @@
                 <w:noProof/>
                 <w:webHidden/>
               </w:rPr>
-              <w:fldChar w:fldCharType="begin"/>
-            </w:r>
-            <w:r>
-              <w:rPr>
-                <w:noProof/>
-                <w:webHidden/>
-              </w:rPr>
-              <w:instrText xml:space="preserve"> PAGEREF _Toc217468146 \h </w:instrText>
-            </w:r>
-            <w:r>
-              <w:rPr>
-                <w:noProof/>
-                <w:webHidden/>
-              </w:rPr>
-            </w:r>
-            <w:r>
-              <w:rPr>
-                <w:noProof/>
-                <w:webHidden/>
-              </w:rPr>
-              <w:fldChar w:fldCharType="separate"/>
-            </w:r>
-            <w:r>
-              <w:rPr>
-                <w:noProof/>
-                <w:webHidden/>
-              </w:rPr>
-              <w:t>8</w:t>
-            </w:r>
-            <w:r>
-              <w:rPr>
-                <w:noProof/>
-                <w:webHidden/>
-              </w:rPr>
-              <w:fldChar w:fldCharType="end"/>
-            </w:r>
-          </w:hyperlink>
+              <w:delText>7</w:delText>
+            </w:r>
+          </w:del>
         </w:p>
         <w:p>
           <w:pPr>
@@ -1290,19 +2333,26 @@
             </w:tabs>
             <w:jc w:val="both"/>
             <w:rPr>
+              <w:del w:id="56" w:author="Alfred Anate Bodurin Mayaki" w:date="2026-01-12T17:17:00Z" w16du:dateUtc="2026-01-12T17:17:00Z"/>
               <w:rFonts w:eastAsiaTheme="minorEastAsia"/>
               <w:noProof/>
               <w:lang w:eastAsia="en-GB"/>
             </w:rPr>
           </w:pPr>
-          <w:hyperlink w:anchor="_Toc217468147" w:history="1">
-            <w:r>
-              <w:rPr>
-                <w:rStyle w:val="Hyperlink"/>
-                <w:rFonts w:ascii="CMU Sans Serif" w:hAnsi="CMU Sans Serif" w:cs="CMU Sans Serif"/>
-                <w:noProof/>
-              </w:rPr>
-              <w:t>10 Explicating my Literature Review 3 – Recruitment &amp; Selection</w:t>
+          <w:del w:id="57" w:author="Alfred Anate Bodurin Mayaki" w:date="2026-01-12T17:17:00Z" w16du:dateUtc="2026-01-12T17:17:00Z">
+            <w:r>
+              <w:rPr>
+                <w:rFonts w:ascii="CMU Sans Serif" w:hAnsi="CMU Sans Serif" w:cs="CMU Sans Serif"/>
+                <w:noProof/>
+                <w:rPrChange w:id="58" w:author="Alfred Anate Bodurin Mayaki" w:date="2026-01-12T17:17:00Z" w16du:dateUtc="2026-01-12T17:17:00Z">
+                  <w:rPr>
+                    <w:rStyle w:val="Hyperlink"/>
+                    <w:rFonts w:ascii="CMU Sans Serif" w:hAnsi="CMU Sans Serif" w:cs="CMU Sans Serif"/>
+                    <w:noProof/>
+                  </w:rPr>
+                </w:rPrChange>
+              </w:rPr>
+              <w:delText>9 Explicating my Literature Review 2 – Signalling Theory</w:delText>
             </w:r>
             <w:r>
               <w:rPr>
@@ -1311,48 +2361,16 @@
               </w:rPr>
               <w:tab/>
             </w:r>
+          </w:del>
+          <w:del w:id="59" w:author="Alfred Anate Bodurin Mayaki" w:date="2026-01-12T17:03:00Z" w16du:dateUtc="2026-01-12T17:03:00Z">
             <w:r>
               <w:rPr>
                 <w:noProof/>
                 <w:webHidden/>
               </w:rPr>
-              <w:fldChar w:fldCharType="begin"/>
-            </w:r>
-            <w:r>
-              <w:rPr>
-                <w:noProof/>
-                <w:webHidden/>
-              </w:rPr>
-              <w:instrText xml:space="preserve"> PAGEREF _Toc217468147 \h </w:instrText>
-            </w:r>
-            <w:r>
-              <w:rPr>
-                <w:noProof/>
-                <w:webHidden/>
-              </w:rPr>
-            </w:r>
-            <w:r>
-              <w:rPr>
-                <w:noProof/>
-                <w:webHidden/>
-              </w:rPr>
-              <w:fldChar w:fldCharType="separate"/>
-            </w:r>
-            <w:r>
-              <w:rPr>
-                <w:noProof/>
-                <w:webHidden/>
-              </w:rPr>
-              <w:t>9</w:t>
-            </w:r>
-            <w:r>
-              <w:rPr>
-                <w:noProof/>
-                <w:webHidden/>
-              </w:rPr>
-              <w:fldChar w:fldCharType="end"/>
-            </w:r>
-          </w:hyperlink>
+              <w:delText>8</w:delText>
+            </w:r>
+          </w:del>
         </w:p>
         <w:p>
           <w:pPr>
@@ -1362,19 +2380,26 @@
             </w:tabs>
             <w:jc w:val="both"/>
             <w:rPr>
+              <w:del w:id="60" w:author="Alfred Anate Bodurin Mayaki" w:date="2026-01-12T17:17:00Z" w16du:dateUtc="2026-01-12T17:17:00Z"/>
               <w:rFonts w:eastAsiaTheme="minorEastAsia"/>
               <w:noProof/>
               <w:lang w:eastAsia="en-GB"/>
             </w:rPr>
           </w:pPr>
-          <w:hyperlink w:anchor="_Toc217468148" w:history="1">
-            <w:r>
-              <w:rPr>
-                <w:rStyle w:val="Hyperlink"/>
-                <w:rFonts w:ascii="CMU Sans Serif" w:hAnsi="CMU Sans Serif" w:cs="CMU Sans Serif"/>
-                <w:noProof/>
-              </w:rPr>
-              <w:t>References</w:t>
+          <w:del w:id="61" w:author="Alfred Anate Bodurin Mayaki" w:date="2026-01-12T17:17:00Z" w16du:dateUtc="2026-01-12T17:17:00Z">
+            <w:r>
+              <w:rPr>
+                <w:rFonts w:ascii="CMU Sans Serif" w:hAnsi="CMU Sans Serif" w:cs="CMU Sans Serif"/>
+                <w:noProof/>
+                <w:rPrChange w:id="62" w:author="Alfred Anate Bodurin Mayaki" w:date="2026-01-12T17:17:00Z" w16du:dateUtc="2026-01-12T17:17:00Z">
+                  <w:rPr>
+                    <w:rStyle w:val="Hyperlink"/>
+                    <w:rFonts w:ascii="CMU Sans Serif" w:hAnsi="CMU Sans Serif" w:cs="CMU Sans Serif"/>
+                    <w:noProof/>
+                  </w:rPr>
+                </w:rPrChange>
+              </w:rPr>
+              <w:delText>10 Explicating my Literature Review 3 – Recruitment &amp; Selection</w:delText>
             </w:r>
             <w:r>
               <w:rPr>
@@ -1388,43 +2413,54 @@
                 <w:noProof/>
                 <w:webHidden/>
               </w:rPr>
-              <w:fldChar w:fldCharType="begin"/>
+              <w:delText>9</w:delText>
+            </w:r>
+          </w:del>
+        </w:p>
+        <w:p>
+          <w:pPr>
+            <w:pStyle w:val="TOC2"/>
+            <w:tabs>
+              <w:tab w:val="right" w:leader="dot" w:pos="9016"/>
+            </w:tabs>
+            <w:jc w:val="both"/>
+            <w:rPr>
+              <w:del w:id="63" w:author="Alfred Anate Bodurin Mayaki" w:date="2026-01-12T17:17:00Z" w16du:dateUtc="2026-01-12T17:17:00Z"/>
+              <w:rFonts w:eastAsiaTheme="minorEastAsia"/>
+              <w:noProof/>
+              <w:lang w:eastAsia="en-GB"/>
+            </w:rPr>
+          </w:pPr>
+          <w:del w:id="64" w:author="Alfred Anate Bodurin Mayaki" w:date="2026-01-12T17:17:00Z" w16du:dateUtc="2026-01-12T17:17:00Z">
+            <w:r>
+              <w:rPr>
+                <w:rFonts w:ascii="CMU Sans Serif" w:hAnsi="CMU Sans Serif" w:cs="CMU Sans Serif"/>
+                <w:noProof/>
+                <w:rPrChange w:id="65" w:author="Alfred Anate Bodurin Mayaki" w:date="2026-01-12T17:17:00Z" w16du:dateUtc="2026-01-12T17:17:00Z">
+                  <w:rPr>
+                    <w:rStyle w:val="Hyperlink"/>
+                    <w:rFonts w:ascii="CMU Sans Serif" w:hAnsi="CMU Sans Serif" w:cs="CMU Sans Serif"/>
+                    <w:noProof/>
+                  </w:rPr>
+                </w:rPrChange>
+              </w:rPr>
+              <w:delText>References</w:delText>
             </w:r>
             <w:r>
               <w:rPr>
                 <w:noProof/>
                 <w:webHidden/>
               </w:rPr>
-              <w:instrText xml:space="preserve"> PAGEREF _Toc217468148 \h </w:instrText>
+              <w:tab/>
             </w:r>
             <w:r>
               <w:rPr>
                 <w:noProof/>
                 <w:webHidden/>
               </w:rPr>
-            </w:r>
-            <w:r>
-              <w:rPr>
-                <w:noProof/>
-                <w:webHidden/>
-              </w:rPr>
-              <w:fldChar w:fldCharType="separate"/>
-            </w:r>
-            <w:r>
-              <w:rPr>
-                <w:noProof/>
-                <w:webHidden/>
-              </w:rPr>
-              <w:t>10</w:t>
-            </w:r>
-            <w:r>
-              <w:rPr>
-                <w:noProof/>
-                <w:webHidden/>
-              </w:rPr>
-              <w:fldChar w:fldCharType="end"/>
-            </w:r>
-          </w:hyperlink>
+              <w:delText>10</w:delText>
+            </w:r>
+          </w:del>
         </w:p>
         <w:p>
           <w:pPr>
@@ -1695,13 +2731,64 @@
         </w:rPr>
         <w:t xml:space="preserve"> here*</w:t>
       </w:r>
-      <w:bookmarkStart w:id="7" w:name="_Toc217468138"/>
+    </w:p>
+    <w:p>
+      <w:pPr>
+        <w:pStyle w:val="Heading2"/>
+        <w:contextualSpacing/>
+        <w:jc w:val="both"/>
+        <w:rPr>
+          <w:ins w:id="66" w:author="Alfred Anate Bodurin Mayaki" w:date="2026-01-12T17:16:00Z" w16du:dateUtc="2026-01-12T17:16:00Z"/>
+          <w:rFonts w:ascii="CMU Sans Serif" w:hAnsi="CMU Sans Serif" w:cs="CMU Sans Serif"/>
+          <w:color w:val="auto"/>
+        </w:rPr>
+      </w:pPr>
+      <w:bookmarkStart w:id="67" w:name="_Toc219130658"/>
+      <w:ins w:id="68" w:author="Alfred Anate Bodurin Mayaki" w:date="2026-01-12T17:17:00Z" w16du:dateUtc="2026-01-12T17:17:00Z">
+        <w:r>
+          <w:rPr>
+            <w:rStyle w:val="Strong"/>
+            <w:rFonts w:ascii="CMU Sans Serif" w:hAnsi="CMU Sans Serif" w:cs="CMU Sans Serif"/>
+            <w:b w:val="0"/>
+            <w:bCs w:val="0"/>
+            <w:color w:val="auto"/>
+          </w:rPr>
+          <w:lastRenderedPageBreak/>
+          <w:t>1</w:t>
+        </w:r>
+      </w:ins>
+      <w:ins w:id="69" w:author="Alfred Anate Bodurin Mayaki" w:date="2026-01-12T17:16:00Z" w16du:dateUtc="2026-01-12T17:16:00Z">
+        <w:r>
+          <w:rPr>
+            <w:rStyle w:val="Strong"/>
+            <w:rFonts w:ascii="CMU Sans Serif" w:hAnsi="CMU Sans Serif" w:cs="CMU Sans Serif"/>
+            <w:b w:val="0"/>
+            <w:bCs w:val="0"/>
+            <w:color w:val="auto"/>
+          </w:rPr>
+          <w:t xml:space="preserve"> </w:t>
+        </w:r>
+      </w:ins>
+      <w:ins w:id="70" w:author="Alfred Anate Bodurin Mayaki" w:date="2026-01-12T17:17:00Z" w16du:dateUtc="2026-01-12T17:17:00Z">
+        <w:r>
+          <w:rPr>
+            <w:rStyle w:val="Strong"/>
+            <w:rFonts w:ascii="CMU Sans Serif" w:hAnsi="CMU Sans Serif" w:cs="CMU Sans Serif"/>
+            <w:b w:val="0"/>
+            <w:bCs w:val="0"/>
+            <w:color w:val="auto"/>
+          </w:rPr>
+          <w:t>Outline of the Topic</w:t>
+        </w:r>
+      </w:ins>
+      <w:bookmarkEnd w:id="67"/>
     </w:p>
     <w:p>
       <w:pPr>
         <w:spacing w:after="0" w:line="240" w:lineRule="auto"/>
         <w:jc w:val="both"/>
         <w:rPr>
+          <w:del w:id="71" w:author="Alfred Anate Bodurin Mayaki" w:date="2026-01-12T17:16:00Z" w16du:dateUtc="2026-01-12T17:16:00Z"/>
           <w:rStyle w:val="Strong"/>
           <w:rFonts w:ascii="CMU Sans Serif" w:hAnsi="CMU Sans Serif" w:cs="CMU Sans Serif"/>
           <w:b w:val="0"/>
@@ -1711,26 +2798,26 @@
           <w:szCs w:val="20"/>
         </w:rPr>
       </w:pPr>
-      <w:r>
-        <w:rPr>
-          <w:rStyle w:val="Strong"/>
-          <w:rFonts w:ascii="CMU Sans Serif" w:hAnsi="CMU Sans Serif" w:cs="CMU Sans Serif"/>
-          <w:b w:val="0"/>
-          <w:bCs w:val="0"/>
-        </w:rPr>
-        <w:lastRenderedPageBreak/>
-        <w:t xml:space="preserve">1 </w:t>
-      </w:r>
-      <w:r>
-        <w:rPr>
-          <w:rStyle w:val="Strong"/>
-          <w:rFonts w:ascii="CMU Sans Serif" w:hAnsi="CMU Sans Serif" w:cs="CMU Sans Serif"/>
-          <w:b w:val="0"/>
-          <w:bCs w:val="0"/>
-        </w:rPr>
-        <w:t>Outline</w:t>
-      </w:r>
-      <w:bookmarkEnd w:id="7"/>
+      <w:del w:id="72" w:author="Alfred Anate Bodurin Mayaki" w:date="2026-01-12T17:16:00Z" w16du:dateUtc="2026-01-12T17:16:00Z">
+        <w:r>
+          <w:rPr>
+            <w:rStyle w:val="Strong"/>
+            <w:rFonts w:ascii="CMU Sans Serif" w:hAnsi="CMU Sans Serif" w:cs="CMU Sans Serif"/>
+            <w:b w:val="0"/>
+            <w:bCs w:val="0"/>
+          </w:rPr>
+          <w:delText xml:space="preserve">1 </w:delText>
+        </w:r>
+        <w:r>
+          <w:rPr>
+            <w:rStyle w:val="Strong"/>
+            <w:rFonts w:ascii="CMU Sans Serif" w:hAnsi="CMU Sans Serif" w:cs="CMU Sans Serif"/>
+            <w:b w:val="0"/>
+            <w:bCs w:val="0"/>
+          </w:rPr>
+          <w:delText>Outline</w:delText>
+        </w:r>
+      </w:del>
     </w:p>
     <w:p>
       <w:pPr>
@@ -1947,7 +3034,35 @@
           <w:sz w:val="20"/>
           <w:szCs w:val="20"/>
         </w:rPr>
-        <w:t>This approach is important for several reasons, not least for the intrinsic motivation of the employee but also on grounds of fairness and positive discrimination. I am aiming to study how neurodiverse applicants perceive resource-based HRM (what we call the RBV in HRM theory) and how RBV approaches, which are inherently focused on creating competitive advantage link to recruitment signalling during the applicant journey. </w:t>
+        <w:t>Th</w:t>
+      </w:r>
+      <w:ins w:id="73" w:author="Alfred Anate Bodurin Mayaki" w:date="2026-01-12T17:16:00Z" w16du:dateUtc="2026-01-12T17:16:00Z">
+        <w:r>
+          <w:rPr>
+            <w:rFonts w:ascii="CMU Sans Serif" w:hAnsi="CMU Sans Serif" w:cs="CMU Sans Serif"/>
+            <w:sz w:val="20"/>
+            <w:szCs w:val="20"/>
+          </w:rPr>
+          <w:t xml:space="preserve">e aforementioned </w:t>
+        </w:r>
+      </w:ins>
+      <w:del w:id="74" w:author="Alfred Anate Bodurin Mayaki" w:date="2026-01-12T17:16:00Z" w16du:dateUtc="2026-01-12T17:16:00Z">
+        <w:r>
+          <w:rPr>
+            <w:rFonts w:ascii="CMU Sans Serif" w:hAnsi="CMU Sans Serif" w:cs="CMU Sans Serif"/>
+            <w:sz w:val="20"/>
+            <w:szCs w:val="20"/>
+          </w:rPr>
+          <w:delText xml:space="preserve">is approach </w:delText>
+        </w:r>
+      </w:del>
+      <w:r>
+        <w:rPr>
+          <w:rFonts w:ascii="CMU Sans Serif" w:hAnsi="CMU Sans Serif" w:cs="CMU Sans Serif"/>
+          <w:sz w:val="20"/>
+          <w:szCs w:val="20"/>
+        </w:rPr>
+        <w:t>is important for several reasons, not least for the intrinsic motivation of the employee but also on grounds of fairness and positive discrimination. I am aiming to study how neurodiverse applicants perceive resource-based HRM (what we call the RBV in HRM theory) and how RBV approaches, which are inherently focused on creating competitive advantage link to recruitment signalling during the applicant journey. </w:t>
       </w:r>
     </w:p>
     <w:p>
@@ -2044,7 +3159,7 @@
           <w:color w:val="auto"/>
         </w:rPr>
       </w:pPr>
-      <w:bookmarkStart w:id="8" w:name="_Toc217468139"/>
+      <w:bookmarkStart w:id="75" w:name="_Toc219130659"/>
       <w:r>
         <w:rPr>
           <w:rStyle w:val="Strong"/>
@@ -2065,7 +3180,7 @@
         </w:rPr>
         <w:t>Introduction</w:t>
       </w:r>
-      <w:bookmarkEnd w:id="8"/>
+      <w:bookmarkEnd w:id="75"/>
     </w:p>
     <w:p>
       <w:pPr>
@@ -2102,8 +3217,8 @@
         </w:rPr>
         <w:t xml:space="preserve"> teams can be 30% more productive than those which do not include neurodiverse employees (NatWest Mentor, 2025), and with Gen Z entering the workforce – over 50% of whom have some sort of neurodivergent condition</w:t>
       </w:r>
-      <w:commentRangeStart w:id="9"/>
-      <w:commentRangeStart w:id="10"/>
+      <w:commentRangeStart w:id="76"/>
+      <w:commentRangeStart w:id="77"/>
       <w:r>
         <w:rPr>
           <w:rStyle w:val="FootnoteReference"/>
@@ -2113,20 +3228,20 @@
         </w:rPr>
         <w:footnoteReference w:id="2"/>
       </w:r>
-      <w:commentRangeEnd w:id="9"/>
+      <w:commentRangeEnd w:id="76"/>
       <w:r>
         <w:rPr>
           <w:rStyle w:val="CommentReference"/>
           <w:rFonts w:ascii="CMU Sans Serif" w:hAnsi="CMU Sans Serif" w:cs="CMU Sans Serif"/>
         </w:rPr>
-        <w:commentReference w:id="9"/>
-      </w:r>
-      <w:commentRangeEnd w:id="10"/>
+        <w:commentReference w:id="76"/>
+      </w:r>
+      <w:commentRangeEnd w:id="77"/>
       <w:r>
         <w:rPr>
           <w:rStyle w:val="CommentReference"/>
         </w:rPr>
-        <w:commentReference w:id="10"/>
+        <w:commentReference w:id="77"/>
       </w:r>
       <w:r>
         <w:rPr>
@@ -2202,7 +3317,7 @@
         </w:rPr>
         <w:t xml:space="preserve"> (</w:t>
       </w:r>
-      <w:commentRangeStart w:id="11"/>
+      <w:commentRangeStart w:id="78"/>
       <w:r>
         <w:rPr>
           <w:rFonts w:ascii="CMU Sans Serif" w:hAnsi="CMU Sans Serif" w:cs="CMU Sans Serif"/>
@@ -2211,13 +3326,13 @@
         </w:rPr>
         <w:t>psychology</w:t>
       </w:r>
-      <w:commentRangeEnd w:id="11"/>
+      <w:commentRangeEnd w:id="78"/>
       <w:r>
         <w:rPr>
           <w:rStyle w:val="CommentReference"/>
           <w:rFonts w:ascii="CMU Sans Serif" w:hAnsi="CMU Sans Serif" w:cs="CMU Sans Serif"/>
         </w:rPr>
-        <w:commentReference w:id="11"/>
+        <w:commentReference w:id="78"/>
       </w:r>
       <w:r>
         <w:rPr>
@@ -2399,7 +3514,7 @@
           <w:color w:val="auto"/>
         </w:rPr>
       </w:pPr>
-      <w:bookmarkStart w:id="12" w:name="_Toc217468140"/>
+      <w:bookmarkStart w:id="79" w:name="_Toc219130660"/>
       <w:r>
         <w:rPr>
           <w:rStyle w:val="Strong"/>
@@ -2420,7 +3535,7 @@
         </w:rPr>
         <w:t>Methodology</w:t>
       </w:r>
-      <w:bookmarkEnd w:id="12"/>
+      <w:bookmarkEnd w:id="79"/>
     </w:p>
     <w:p>
       <w:pPr>
@@ -2527,7 +3642,16 @@
           <w:sz w:val="20"/>
           <w:szCs w:val="20"/>
         </w:rPr>
-        <w:t>These hypotheses are subject to supervisory changes and will be honed and amended as and when new information in the literature is discovered, reviewed and internalised. In order, these initial hypotheses read as follows:</w:t>
+        <w:t xml:space="preserve">These hypotheses are subject to supervisory changes and will be honed </w:t>
+      </w:r>
+      <w:r>
+        <w:rPr>
+          <w:rFonts w:ascii="CMU Sans Serif" w:hAnsi="CMU Sans Serif" w:cs="CMU Sans Serif"/>
+          <w:sz w:val="20"/>
+          <w:szCs w:val="20"/>
+        </w:rPr>
+        <w:lastRenderedPageBreak/>
+        <w:t>and amended as and when new information in the literature is discovered, reviewed and internalised. In order, these initial hypotheses read as follows:</w:t>
       </w:r>
     </w:p>
     <w:p>
@@ -2754,9 +3878,9 @@
         </w:rPr>
         <w:t xml:space="preserve"> Firms having lower net spend signal less resource-based HRM </w:t>
       </w:r>
-      <w:commentRangeStart w:id="13"/>
-      <w:commentRangeStart w:id="14"/>
-      <w:commentRangeStart w:id="15"/>
+      <w:commentRangeStart w:id="80"/>
+      <w:commentRangeStart w:id="81"/>
+      <w:commentRangeStart w:id="82"/>
       <w:r>
         <w:rPr>
           <w:rFonts w:ascii="CMU Sans Serif" w:hAnsi="CMU Sans Serif" w:cs="CMU Sans Serif"/>
@@ -2765,29 +3889,29 @@
         </w:rPr>
         <w:t>practices</w:t>
       </w:r>
-      <w:commentRangeEnd w:id="13"/>
+      <w:commentRangeEnd w:id="80"/>
       <w:r>
         <w:rPr>
           <w:rStyle w:val="CommentReference"/>
           <w:rFonts w:ascii="CMU Sans Serif" w:hAnsi="CMU Sans Serif" w:cs="CMU Sans Serif"/>
         </w:rPr>
-        <w:commentReference w:id="13"/>
-      </w:r>
-      <w:commentRangeEnd w:id="14"/>
+        <w:commentReference w:id="80"/>
+      </w:r>
+      <w:commentRangeEnd w:id="81"/>
       <w:r>
         <w:rPr>
           <w:rStyle w:val="CommentReference"/>
           <w:rFonts w:ascii="CMU Sans Serif" w:hAnsi="CMU Sans Serif" w:cs="CMU Sans Serif"/>
         </w:rPr>
-        <w:commentReference w:id="14"/>
-      </w:r>
-      <w:commentRangeEnd w:id="15"/>
+        <w:commentReference w:id="81"/>
+      </w:r>
+      <w:commentRangeEnd w:id="82"/>
       <w:r>
         <w:rPr>
           <w:rStyle w:val="CommentReference"/>
           <w:rFonts w:ascii="CMU Sans Serif" w:hAnsi="CMU Sans Serif" w:cs="CMU Sans Serif"/>
         </w:rPr>
-        <w:commentReference w:id="15"/>
+        <w:commentReference w:id="82"/>
       </w:r>
     </w:p>
     <w:p>
@@ -2963,8 +4087,8 @@
           <w:color w:val="auto"/>
         </w:rPr>
       </w:pPr>
-      <w:bookmarkStart w:id="16" w:name="_Toc215736436"/>
-      <w:bookmarkStart w:id="17" w:name="_Toc217468141"/>
+      <w:bookmarkStart w:id="83" w:name="_Toc215736436"/>
+      <w:bookmarkStart w:id="84" w:name="_Toc219130661"/>
       <w:r>
         <w:rPr>
           <w:rStyle w:val="Strong"/>
@@ -2985,8 +4109,8 @@
         </w:rPr>
         <w:t>Why this topic is important</w:t>
       </w:r>
-      <w:bookmarkEnd w:id="16"/>
-      <w:bookmarkEnd w:id="17"/>
+      <w:bookmarkEnd w:id="83"/>
+      <w:bookmarkEnd w:id="84"/>
     </w:p>
     <w:p>
       <w:pPr>
@@ -3007,7 +4131,7 @@
         </w:rPr>
         <w:t xml:space="preserve">The importance of this research topic cannot be </w:t>
       </w:r>
-      <w:commentRangeStart w:id="18"/>
+      <w:commentRangeStart w:id="85"/>
       <w:r>
         <w:rPr>
           <w:rFonts w:ascii="CMU Sans Serif" w:hAnsi="CMU Sans Serif" w:cs="CMU Sans Serif"/>
@@ -3016,13 +4140,13 @@
         </w:rPr>
         <w:t>understated</w:t>
       </w:r>
-      <w:commentRangeEnd w:id="18"/>
+      <w:commentRangeEnd w:id="85"/>
       <w:r>
         <w:rPr>
           <w:rStyle w:val="CommentReference"/>
           <w:rFonts w:ascii="CMU Sans Serif" w:hAnsi="CMU Sans Serif" w:cs="CMU Sans Serif"/>
         </w:rPr>
-        <w:commentReference w:id="18"/>
+        <w:commentReference w:id="85"/>
       </w:r>
       <w:r>
         <w:rPr>
@@ -3433,6 +4557,7 @@
           <w:sz w:val="20"/>
           <w:szCs w:val="20"/>
         </w:rPr>
+        <w:lastRenderedPageBreak/>
         <w:t>Data drawn from surveys on how neurodiverse applicants perceive signals on recruitment websites</w:t>
       </w:r>
     </w:p>
@@ -3465,9 +4590,9 @@
         </w:rPr>
         <w:t xml:space="preserve">Data on how firms spend on recruitment </w:t>
       </w:r>
-      <w:commentRangeStart w:id="19"/>
-      <w:commentRangeStart w:id="20"/>
-      <w:commentRangeStart w:id="21"/>
+      <w:commentRangeStart w:id="86"/>
+      <w:commentRangeStart w:id="87"/>
+      <w:commentRangeStart w:id="88"/>
       <w:r>
         <w:rPr>
           <w:rStyle w:val="Strong"/>
@@ -3479,29 +4604,29 @@
         </w:rPr>
         <w:t>websites</w:t>
       </w:r>
-      <w:commentRangeEnd w:id="19"/>
+      <w:commentRangeEnd w:id="86"/>
       <w:r>
         <w:rPr>
           <w:rStyle w:val="CommentReference"/>
           <w:rFonts w:ascii="CMU Sans Serif" w:hAnsi="CMU Sans Serif" w:cs="CMU Sans Serif"/>
         </w:rPr>
-        <w:commentReference w:id="19"/>
-      </w:r>
-      <w:commentRangeEnd w:id="20"/>
+        <w:commentReference w:id="86"/>
+      </w:r>
+      <w:commentRangeEnd w:id="87"/>
       <w:r>
         <w:rPr>
           <w:rStyle w:val="CommentReference"/>
           <w:rFonts w:ascii="CMU Sans Serif" w:hAnsi="CMU Sans Serif" w:cs="CMU Sans Serif"/>
         </w:rPr>
-        <w:commentReference w:id="20"/>
-      </w:r>
-      <w:commentRangeEnd w:id="21"/>
+        <w:commentReference w:id="87"/>
+      </w:r>
+      <w:commentRangeEnd w:id="88"/>
       <w:r>
         <w:rPr>
           <w:rStyle w:val="CommentReference"/>
           <w:rFonts w:ascii="CMU Sans Serif" w:hAnsi="CMU Sans Serif" w:cs="CMU Sans Serif"/>
         </w:rPr>
-        <w:commentReference w:id="21"/>
+        <w:commentReference w:id="88"/>
       </w:r>
     </w:p>
     <w:p>
@@ -3517,14 +4642,13 @@
           <w:color w:val="auto"/>
         </w:rPr>
       </w:pPr>
-      <w:bookmarkStart w:id="22" w:name="_Toc215736437"/>
-      <w:bookmarkStart w:id="23" w:name="_Toc217468142"/>
+      <w:bookmarkStart w:id="89" w:name="_Toc215736437"/>
+      <w:bookmarkStart w:id="90" w:name="_Toc219130662"/>
       <w:r>
         <w:rPr>
           <w:rFonts w:ascii="CMU Sans Serif" w:hAnsi="CMU Sans Serif" w:cs="CMU Sans Serif"/>
           <w:color w:val="auto"/>
         </w:rPr>
-        <w:lastRenderedPageBreak/>
         <w:t xml:space="preserve">5 </w:t>
       </w:r>
       <w:r>
@@ -3541,8 +4665,8 @@
         </w:rPr>
         <w:t>Next Steps</w:t>
       </w:r>
-      <w:bookmarkEnd w:id="22"/>
-      <w:bookmarkEnd w:id="23"/>
+      <w:bookmarkEnd w:id="89"/>
+      <w:bookmarkEnd w:id="90"/>
     </w:p>
     <w:p>
       <w:pPr>
@@ -3780,8 +4904,8 @@
         </w:rPr>
         <w:t xml:space="preserve"> and indeed qualitative analysis </w:t>
       </w:r>
-      <w:commentRangeStart w:id="24"/>
-      <w:commentRangeStart w:id="25"/>
+      <w:commentRangeStart w:id="91"/>
+      <w:commentRangeStart w:id="92"/>
       <w:r>
         <w:rPr>
           <w:rStyle w:val="Strong"/>
@@ -3793,21 +4917,21 @@
         </w:rPr>
         <w:t>such</w:t>
       </w:r>
-      <w:commentRangeEnd w:id="24"/>
+      <w:commentRangeEnd w:id="91"/>
       <w:r>
         <w:rPr>
           <w:rStyle w:val="CommentReference"/>
           <w:rFonts w:ascii="CMU Sans Serif" w:hAnsi="CMU Sans Serif" w:cs="CMU Sans Serif"/>
         </w:rPr>
-        <w:commentReference w:id="24"/>
-      </w:r>
-      <w:commentRangeEnd w:id="25"/>
+        <w:commentReference w:id="91"/>
+      </w:r>
+      <w:commentRangeEnd w:id="92"/>
       <w:r>
         <w:rPr>
           <w:rStyle w:val="CommentReference"/>
           <w:rFonts w:ascii="CMU Sans Serif" w:hAnsi="CMU Sans Serif" w:cs="CMU Sans Serif"/>
         </w:rPr>
-        <w:commentReference w:id="25"/>
+        <w:commentReference w:id="92"/>
       </w:r>
       <w:r>
         <w:rPr>
@@ -4473,9 +5597,9 @@
           <w:color w:val="000000" w:themeColor="text1"/>
         </w:rPr>
       </w:pPr>
-      <w:bookmarkStart w:id="26" w:name="_Toc216632807"/>
-      <w:bookmarkStart w:id="27" w:name="_Toc217468143"/>
-      <w:bookmarkStart w:id="28" w:name="_Toc215736438"/>
+      <w:bookmarkStart w:id="93" w:name="_Toc216632807"/>
+      <w:bookmarkStart w:id="94" w:name="_Toc215736438"/>
+      <w:bookmarkStart w:id="95" w:name="_Toc219130663"/>
       <w:r>
         <w:rPr>
           <w:rStyle w:val="Strong"/>
@@ -4484,7 +5608,6 @@
           <w:bCs w:val="0"/>
           <w:color w:val="000000" w:themeColor="text1"/>
         </w:rPr>
-        <w:lastRenderedPageBreak/>
         <w:t xml:space="preserve">6 </w:t>
       </w:r>
       <w:r>
@@ -4497,7 +5620,7 @@
         </w:rPr>
         <w:t>Introduction to TMA 2</w:t>
       </w:r>
-      <w:bookmarkEnd w:id="26"/>
+      <w:bookmarkEnd w:id="93"/>
       <w:r>
         <w:rPr>
           <w:rStyle w:val="Strong"/>
@@ -4508,7 +5631,7 @@
         </w:rPr>
         <w:t xml:space="preserve"> – Literature Review</w:t>
       </w:r>
-      <w:bookmarkEnd w:id="27"/>
+      <w:bookmarkEnd w:id="95"/>
     </w:p>
     <w:p>
       <w:pPr>
@@ -4643,8 +5766,8 @@
           <w:color w:val="000000" w:themeColor="text1"/>
         </w:rPr>
       </w:pPr>
-      <w:bookmarkStart w:id="29" w:name="_Toc216632808"/>
-      <w:bookmarkStart w:id="30" w:name="_Toc217468144"/>
+      <w:bookmarkStart w:id="96" w:name="_Toc216632808"/>
+      <w:bookmarkStart w:id="97" w:name="_Toc219130664"/>
       <w:r>
         <w:rPr>
           <w:rStyle w:val="Strong"/>
@@ -4665,8 +5788,8 @@
         </w:rPr>
         <w:t>Mapping subtopics that are relevant</w:t>
       </w:r>
-      <w:bookmarkEnd w:id="29"/>
-      <w:bookmarkEnd w:id="30"/>
+      <w:bookmarkEnd w:id="96"/>
+      <w:bookmarkEnd w:id="97"/>
     </w:p>
     <w:p>
       <w:pPr>
@@ -4973,7 +6096,7 @@
         </w:rPr>
         <w:t>Mind Map of Relevant Literature Subtopics</w:t>
       </w:r>
-      <w:ins w:id="31" w:author="Alfred Anate Bodurin Mayaki" w:date="2026-01-12T16:58:00Z" w16du:dateUtc="2026-01-12T16:58:00Z">
+      <w:ins w:id="98" w:author="Alfred Anate Bodurin Mayaki" w:date="2026-01-12T16:58:00Z" w16du:dateUtc="2026-01-12T16:58:00Z">
         <w:r>
           <w:rPr>
             <w:rFonts w:ascii="CMU Sans Serif" w:hAnsi="CMU Sans Serif" w:cs="CMU Sans Serif"/>
@@ -5055,8 +6178,8 @@
           <w:color w:val="000000" w:themeColor="text1"/>
         </w:rPr>
       </w:pPr>
-      <w:bookmarkStart w:id="32" w:name="_Toc216632809"/>
-      <w:bookmarkStart w:id="33" w:name="_Toc217468145"/>
+      <w:bookmarkStart w:id="99" w:name="_Toc216632809"/>
+      <w:bookmarkStart w:id="100" w:name="_Toc219130665"/>
       <w:r>
         <w:rPr>
           <w:rStyle w:val="Strong"/>
@@ -5078,8 +6201,8 @@
         </w:rPr>
         <w:t>Explicating my Literature Review 1</w:t>
       </w:r>
-      <w:bookmarkEnd w:id="32"/>
-      <w:bookmarkEnd w:id="33"/>
+      <w:bookmarkEnd w:id="99"/>
+      <w:bookmarkEnd w:id="100"/>
     </w:p>
     <w:p>
       <w:pPr>
@@ -5550,13 +6673,13 @@
         </w:numPr>
         <w:jc w:val="both"/>
         <w:rPr>
-          <w:del w:id="34" w:author="Alfred Anate Bodurin Mayaki" w:date="2026-01-12T17:01:00Z" w16du:dateUtc="2026-01-12T17:01:00Z"/>
+          <w:del w:id="101" w:author="Alfred Anate Bodurin Mayaki" w:date="2026-01-12T17:01:00Z" w16du:dateUtc="2026-01-12T17:01:00Z"/>
           <w:rFonts w:ascii="CMU Sans Serif" w:hAnsi="CMU Sans Serif" w:cs="CMU Sans Serif"/>
           <w:color w:val="000000" w:themeColor="text1"/>
           <w:u w:val="single"/>
         </w:rPr>
       </w:pPr>
-      <w:del w:id="35" w:author="Alfred Anate Bodurin Mayaki" w:date="2026-01-12T17:01:00Z" w16du:dateUtc="2026-01-12T17:01:00Z">
+      <w:del w:id="102" w:author="Alfred Anate Bodurin Mayaki" w:date="2026-01-12T17:01:00Z" w16du:dateUtc="2026-01-12T17:01:00Z">
         <w:r>
           <w:rPr>
             <w:rFonts w:ascii="CMU Sans Serif" w:hAnsi="CMU Sans Serif" w:cs="CMU Sans Serif"/>
@@ -5581,7 +6704,7 @@
       <w:tr>
         <w:trPr>
           <w:cnfStyle w:val="100000000000" w:firstRow="1" w:lastRow="0" w:firstColumn="0" w:lastColumn="0" w:oddVBand="0" w:evenVBand="0" w:oddHBand="0" w:evenHBand="0" w:firstRowFirstColumn="0" w:firstRowLastColumn="0" w:lastRowFirstColumn="0" w:lastRowLastColumn="0"/>
-          <w:del w:id="36" w:author="Alfred Anate Bodurin Mayaki" w:date="2026-01-12T17:01:00Z" w16du:dateUtc="2026-01-12T17:01:00Z"/>
+          <w:del w:id="103" w:author="Alfred Anate Bodurin Mayaki" w:date="2026-01-12T17:01:00Z" w16du:dateUtc="2026-01-12T17:01:00Z"/>
         </w:trPr>
         <w:tc>
           <w:tcPr>
@@ -5592,7 +6715,7 @@
             <w:pPr>
               <w:jc w:val="both"/>
               <w:rPr>
-                <w:del w:id="37" w:author="Alfred Anate Bodurin Mayaki" w:date="2026-01-12T17:01:00Z" w16du:dateUtc="2026-01-12T17:01:00Z"/>
+                <w:del w:id="104" w:author="Alfred Anate Bodurin Mayaki" w:date="2026-01-12T17:01:00Z" w16du:dateUtc="2026-01-12T17:01:00Z"/>
                 <w:rFonts w:ascii="CMU Sans Serif" w:hAnsi="CMU Sans Serif" w:cs="CMU Sans Serif"/>
                 <w:b w:val="0"/>
                 <w:bCs w:val="0"/>
@@ -5601,7 +6724,7 @@
                 <w:szCs w:val="20"/>
               </w:rPr>
             </w:pPr>
-            <w:del w:id="38" w:author="Alfred Anate Bodurin Mayaki" w:date="2026-01-12T17:01:00Z" w16du:dateUtc="2026-01-12T17:01:00Z">
+            <w:del w:id="105" w:author="Alfred Anate Bodurin Mayaki" w:date="2026-01-12T17:01:00Z" w16du:dateUtc="2026-01-12T17:01:00Z">
               <w:r>
                 <w:rPr>
                   <w:rFonts w:ascii="CMU Sans Serif" w:hAnsi="CMU Sans Serif" w:cs="CMU Sans Serif"/>
@@ -5623,7 +6746,7 @@
               <w:jc w:val="both"/>
               <w:cnfStyle w:val="100000000000" w:firstRow="1" w:lastRow="0" w:firstColumn="0" w:lastColumn="0" w:oddVBand="0" w:evenVBand="0" w:oddHBand="0" w:evenHBand="0" w:firstRowFirstColumn="0" w:firstRowLastColumn="0" w:lastRowFirstColumn="0" w:lastRowLastColumn="0"/>
               <w:rPr>
-                <w:del w:id="39" w:author="Alfred Anate Bodurin Mayaki" w:date="2026-01-12T17:01:00Z" w16du:dateUtc="2026-01-12T17:01:00Z"/>
+                <w:del w:id="106" w:author="Alfred Anate Bodurin Mayaki" w:date="2026-01-12T17:01:00Z" w16du:dateUtc="2026-01-12T17:01:00Z"/>
                 <w:rFonts w:ascii="CMU Sans Serif" w:hAnsi="CMU Sans Serif" w:cs="CMU Sans Serif"/>
                 <w:b w:val="0"/>
                 <w:bCs w:val="0"/>
@@ -5632,7 +6755,7 @@
                 <w:szCs w:val="20"/>
               </w:rPr>
             </w:pPr>
-            <w:del w:id="40" w:author="Alfred Anate Bodurin Mayaki" w:date="2026-01-12T17:01:00Z" w16du:dateUtc="2026-01-12T17:01:00Z">
+            <w:del w:id="107" w:author="Alfred Anate Bodurin Mayaki" w:date="2026-01-12T17:01:00Z" w16du:dateUtc="2026-01-12T17:01:00Z">
               <w:r>
                 <w:rPr>
                   <w:rFonts w:ascii="CMU Sans Serif" w:hAnsi="CMU Sans Serif" w:cs="CMU Sans Serif"/>
@@ -5654,7 +6777,7 @@
               <w:jc w:val="both"/>
               <w:cnfStyle w:val="100000000000" w:firstRow="1" w:lastRow="0" w:firstColumn="0" w:lastColumn="0" w:oddVBand="0" w:evenVBand="0" w:oddHBand="0" w:evenHBand="0" w:firstRowFirstColumn="0" w:firstRowLastColumn="0" w:lastRowFirstColumn="0" w:lastRowLastColumn="0"/>
               <w:rPr>
-                <w:del w:id="41" w:author="Alfred Anate Bodurin Mayaki" w:date="2026-01-12T17:01:00Z" w16du:dateUtc="2026-01-12T17:01:00Z"/>
+                <w:del w:id="108" w:author="Alfred Anate Bodurin Mayaki" w:date="2026-01-12T17:01:00Z" w16du:dateUtc="2026-01-12T17:01:00Z"/>
                 <w:rFonts w:ascii="CMU Sans Serif" w:hAnsi="CMU Sans Serif" w:cs="CMU Sans Serif"/>
                 <w:b w:val="0"/>
                 <w:bCs w:val="0"/>
@@ -5663,7 +6786,7 @@
                 <w:szCs w:val="20"/>
               </w:rPr>
             </w:pPr>
-            <w:del w:id="42" w:author="Alfred Anate Bodurin Mayaki" w:date="2026-01-12T17:01:00Z" w16du:dateUtc="2026-01-12T17:01:00Z">
+            <w:del w:id="109" w:author="Alfred Anate Bodurin Mayaki" w:date="2026-01-12T17:01:00Z" w16du:dateUtc="2026-01-12T17:01:00Z">
               <w:r>
                 <w:rPr>
                   <w:rFonts w:ascii="CMU Sans Serif" w:hAnsi="CMU Sans Serif" w:cs="CMU Sans Serif"/>
@@ -5680,7 +6803,7 @@
       <w:tr>
         <w:trPr>
           <w:cnfStyle w:val="000000100000" w:firstRow="0" w:lastRow="0" w:firstColumn="0" w:lastColumn="0" w:oddVBand="0" w:evenVBand="0" w:oddHBand="1" w:evenHBand="0" w:firstRowFirstColumn="0" w:firstRowLastColumn="0" w:lastRowFirstColumn="0" w:lastRowLastColumn="0"/>
-          <w:del w:id="43" w:author="Alfred Anate Bodurin Mayaki" w:date="2026-01-12T17:01:00Z" w16du:dateUtc="2026-01-12T17:01:00Z"/>
+          <w:del w:id="110" w:author="Alfred Anate Bodurin Mayaki" w:date="2026-01-12T17:01:00Z" w16du:dateUtc="2026-01-12T17:01:00Z"/>
         </w:trPr>
         <w:tc>
           <w:tcPr>
@@ -5691,14 +6814,14 @@
             <w:pPr>
               <w:jc w:val="both"/>
               <w:rPr>
-                <w:del w:id="44" w:author="Alfred Anate Bodurin Mayaki" w:date="2026-01-12T17:01:00Z" w16du:dateUtc="2026-01-12T17:01:00Z"/>
+                <w:del w:id="111" w:author="Alfred Anate Bodurin Mayaki" w:date="2026-01-12T17:01:00Z" w16du:dateUtc="2026-01-12T17:01:00Z"/>
                 <w:rFonts w:ascii="CMU Sans Serif" w:hAnsi="CMU Sans Serif" w:cs="CMU Sans Serif"/>
                 <w:color w:val="000000" w:themeColor="text1"/>
                 <w:sz w:val="20"/>
                 <w:szCs w:val="20"/>
               </w:rPr>
             </w:pPr>
-            <w:del w:id="45" w:author="Alfred Anate Bodurin Mayaki" w:date="2026-01-12T17:01:00Z" w16du:dateUtc="2026-01-12T17:01:00Z">
+            <w:del w:id="112" w:author="Alfred Anate Bodurin Mayaki" w:date="2026-01-12T17:01:00Z" w16du:dateUtc="2026-01-12T17:01:00Z">
               <w:r>
                 <w:rPr>
                   <w:rFonts w:ascii="CMU Sans Serif" w:hAnsi="CMU Sans Serif" w:cs="CMU Sans Serif"/>
@@ -5720,14 +6843,14 @@
               <w:jc w:val="both"/>
               <w:cnfStyle w:val="000000100000" w:firstRow="0" w:lastRow="0" w:firstColumn="0" w:lastColumn="0" w:oddVBand="0" w:evenVBand="0" w:oddHBand="1" w:evenHBand="0" w:firstRowFirstColumn="0" w:firstRowLastColumn="0" w:lastRowFirstColumn="0" w:lastRowLastColumn="0"/>
               <w:rPr>
-                <w:del w:id="46" w:author="Alfred Anate Bodurin Mayaki" w:date="2026-01-12T17:01:00Z" w16du:dateUtc="2026-01-12T17:01:00Z"/>
+                <w:del w:id="113" w:author="Alfred Anate Bodurin Mayaki" w:date="2026-01-12T17:01:00Z" w16du:dateUtc="2026-01-12T17:01:00Z"/>
                 <w:rFonts w:ascii="CMU Sans Serif" w:hAnsi="CMU Sans Serif" w:cs="CMU Sans Serif"/>
                 <w:color w:val="000000" w:themeColor="text1"/>
                 <w:sz w:val="20"/>
                 <w:szCs w:val="20"/>
               </w:rPr>
             </w:pPr>
-            <w:del w:id="47" w:author="Alfred Anate Bodurin Mayaki" w:date="2026-01-12T17:01:00Z" w16du:dateUtc="2026-01-12T17:01:00Z">
+            <w:del w:id="114" w:author="Alfred Anate Bodurin Mayaki" w:date="2026-01-12T17:01:00Z" w16du:dateUtc="2026-01-12T17:01:00Z">
               <w:r>
                 <w:rPr>
                   <w:rFonts w:ascii="CMU Sans Serif" w:hAnsi="CMU Sans Serif" w:cs="CMU Sans Serif"/>
@@ -5749,14 +6872,14 @@
               <w:jc w:val="both"/>
               <w:cnfStyle w:val="000000100000" w:firstRow="0" w:lastRow="0" w:firstColumn="0" w:lastColumn="0" w:oddVBand="0" w:evenVBand="0" w:oddHBand="1" w:evenHBand="0" w:firstRowFirstColumn="0" w:firstRowLastColumn="0" w:lastRowFirstColumn="0" w:lastRowLastColumn="0"/>
               <w:rPr>
-                <w:del w:id="48" w:author="Alfred Anate Bodurin Mayaki" w:date="2026-01-12T17:01:00Z" w16du:dateUtc="2026-01-12T17:01:00Z"/>
+                <w:del w:id="115" w:author="Alfred Anate Bodurin Mayaki" w:date="2026-01-12T17:01:00Z" w16du:dateUtc="2026-01-12T17:01:00Z"/>
                 <w:rFonts w:ascii="CMU Sans Serif" w:hAnsi="CMU Sans Serif" w:cs="CMU Sans Serif"/>
                 <w:color w:val="000000" w:themeColor="text1"/>
                 <w:sz w:val="20"/>
                 <w:szCs w:val="20"/>
               </w:rPr>
             </w:pPr>
-            <w:del w:id="49" w:author="Alfred Anate Bodurin Mayaki" w:date="2026-01-12T17:01:00Z" w16du:dateUtc="2026-01-12T17:01:00Z">
+            <w:del w:id="116" w:author="Alfred Anate Bodurin Mayaki" w:date="2026-01-12T17:01:00Z" w16du:dateUtc="2026-01-12T17:01:00Z">
               <w:r>
                 <w:rPr>
                   <w:rFonts w:ascii="CMU Sans Serif" w:hAnsi="CMU Sans Serif" w:cs="CMU Sans Serif"/>
@@ -5772,7 +6895,7 @@
       </w:tr>
       <w:tr>
         <w:trPr>
-          <w:del w:id="50" w:author="Alfred Anate Bodurin Mayaki" w:date="2026-01-12T17:01:00Z" w16du:dateUtc="2026-01-12T17:01:00Z"/>
+          <w:del w:id="117" w:author="Alfred Anate Bodurin Mayaki" w:date="2026-01-12T17:01:00Z" w16du:dateUtc="2026-01-12T17:01:00Z"/>
         </w:trPr>
         <w:tc>
           <w:tcPr>
@@ -5783,14 +6906,14 @@
             <w:pPr>
               <w:jc w:val="both"/>
               <w:rPr>
-                <w:del w:id="51" w:author="Alfred Anate Bodurin Mayaki" w:date="2026-01-12T17:01:00Z" w16du:dateUtc="2026-01-12T17:01:00Z"/>
+                <w:del w:id="118" w:author="Alfred Anate Bodurin Mayaki" w:date="2026-01-12T17:01:00Z" w16du:dateUtc="2026-01-12T17:01:00Z"/>
                 <w:rFonts w:ascii="CMU Sans Serif" w:hAnsi="CMU Sans Serif" w:cs="CMU Sans Serif"/>
                 <w:color w:val="000000" w:themeColor="text1"/>
                 <w:sz w:val="20"/>
                 <w:szCs w:val="20"/>
               </w:rPr>
             </w:pPr>
-            <w:del w:id="52" w:author="Alfred Anate Bodurin Mayaki" w:date="2026-01-12T17:01:00Z" w16du:dateUtc="2026-01-12T17:01:00Z">
+            <w:del w:id="119" w:author="Alfred Anate Bodurin Mayaki" w:date="2026-01-12T17:01:00Z" w16du:dateUtc="2026-01-12T17:01:00Z">
               <w:r>
                 <w:rPr>
                   <w:rFonts w:ascii="CMU Sans Serif" w:hAnsi="CMU Sans Serif" w:cs="CMU Sans Serif"/>
@@ -5812,14 +6935,14 @@
               <w:jc w:val="both"/>
               <w:cnfStyle w:val="000000000000" w:firstRow="0" w:lastRow="0" w:firstColumn="0" w:lastColumn="0" w:oddVBand="0" w:evenVBand="0" w:oddHBand="0" w:evenHBand="0" w:firstRowFirstColumn="0" w:firstRowLastColumn="0" w:lastRowFirstColumn="0" w:lastRowLastColumn="0"/>
               <w:rPr>
-                <w:del w:id="53" w:author="Alfred Anate Bodurin Mayaki" w:date="2026-01-12T17:01:00Z" w16du:dateUtc="2026-01-12T17:01:00Z"/>
+                <w:del w:id="120" w:author="Alfred Anate Bodurin Mayaki" w:date="2026-01-12T17:01:00Z" w16du:dateUtc="2026-01-12T17:01:00Z"/>
                 <w:rFonts w:ascii="CMU Sans Serif" w:hAnsi="CMU Sans Serif" w:cs="CMU Sans Serif"/>
                 <w:color w:val="000000" w:themeColor="text1"/>
                 <w:sz w:val="20"/>
                 <w:szCs w:val="20"/>
               </w:rPr>
             </w:pPr>
-            <w:del w:id="54" w:author="Alfred Anate Bodurin Mayaki" w:date="2026-01-12T17:01:00Z" w16du:dateUtc="2026-01-12T17:01:00Z">
+            <w:del w:id="121" w:author="Alfred Anate Bodurin Mayaki" w:date="2026-01-12T17:01:00Z" w16du:dateUtc="2026-01-12T17:01:00Z">
               <w:r>
                 <w:rPr>
                   <w:rFonts w:ascii="CMU Sans Serif" w:hAnsi="CMU Sans Serif" w:cs="CMU Sans Serif"/>
@@ -5841,14 +6964,14 @@
               <w:jc w:val="both"/>
               <w:cnfStyle w:val="000000000000" w:firstRow="0" w:lastRow="0" w:firstColumn="0" w:lastColumn="0" w:oddVBand="0" w:evenVBand="0" w:oddHBand="0" w:evenHBand="0" w:firstRowFirstColumn="0" w:firstRowLastColumn="0" w:lastRowFirstColumn="0" w:lastRowLastColumn="0"/>
               <w:rPr>
-                <w:del w:id="55" w:author="Alfred Anate Bodurin Mayaki" w:date="2026-01-12T17:01:00Z" w16du:dateUtc="2026-01-12T17:01:00Z"/>
+                <w:del w:id="122" w:author="Alfred Anate Bodurin Mayaki" w:date="2026-01-12T17:01:00Z" w16du:dateUtc="2026-01-12T17:01:00Z"/>
                 <w:rFonts w:ascii="CMU Sans Serif" w:hAnsi="CMU Sans Serif" w:cs="CMU Sans Serif"/>
                 <w:color w:val="000000" w:themeColor="text1"/>
                 <w:sz w:val="20"/>
                 <w:szCs w:val="20"/>
               </w:rPr>
             </w:pPr>
-            <w:del w:id="56" w:author="Alfred Anate Bodurin Mayaki" w:date="2026-01-12T17:01:00Z" w16du:dateUtc="2026-01-12T17:01:00Z">
+            <w:del w:id="123" w:author="Alfred Anate Bodurin Mayaki" w:date="2026-01-12T17:01:00Z" w16du:dateUtc="2026-01-12T17:01:00Z">
               <w:r>
                 <w:rPr>
                   <w:rFonts w:ascii="CMU Sans Serif" w:hAnsi="CMU Sans Serif" w:cs="CMU Sans Serif"/>
@@ -5885,7 +7008,7 @@
       <w:tr>
         <w:trPr>
           <w:cnfStyle w:val="000000100000" w:firstRow="0" w:lastRow="0" w:firstColumn="0" w:lastColumn="0" w:oddVBand="0" w:evenVBand="0" w:oddHBand="1" w:evenHBand="0" w:firstRowFirstColumn="0" w:firstRowLastColumn="0" w:lastRowFirstColumn="0" w:lastRowLastColumn="0"/>
-          <w:del w:id="57" w:author="Alfred Anate Bodurin Mayaki" w:date="2026-01-12T17:01:00Z" w16du:dateUtc="2026-01-12T17:01:00Z"/>
+          <w:del w:id="124" w:author="Alfred Anate Bodurin Mayaki" w:date="2026-01-12T17:01:00Z" w16du:dateUtc="2026-01-12T17:01:00Z"/>
         </w:trPr>
         <w:tc>
           <w:tcPr>
@@ -5896,14 +7019,14 @@
             <w:pPr>
               <w:jc w:val="both"/>
               <w:rPr>
-                <w:del w:id="58" w:author="Alfred Anate Bodurin Mayaki" w:date="2026-01-12T17:01:00Z" w16du:dateUtc="2026-01-12T17:01:00Z"/>
+                <w:del w:id="125" w:author="Alfred Anate Bodurin Mayaki" w:date="2026-01-12T17:01:00Z" w16du:dateUtc="2026-01-12T17:01:00Z"/>
                 <w:rFonts w:ascii="CMU Sans Serif" w:hAnsi="CMU Sans Serif" w:cs="CMU Sans Serif"/>
                 <w:color w:val="000000" w:themeColor="text1"/>
                 <w:sz w:val="20"/>
                 <w:szCs w:val="20"/>
               </w:rPr>
             </w:pPr>
-            <w:del w:id="59" w:author="Alfred Anate Bodurin Mayaki" w:date="2026-01-12T17:01:00Z" w16du:dateUtc="2026-01-12T17:01:00Z">
+            <w:del w:id="126" w:author="Alfred Anate Bodurin Mayaki" w:date="2026-01-12T17:01:00Z" w16du:dateUtc="2026-01-12T17:01:00Z">
               <w:r>
                 <w:rPr>
                   <w:rFonts w:ascii="CMU Sans Serif" w:hAnsi="CMU Sans Serif" w:cs="CMU Sans Serif"/>
@@ -5925,14 +7048,14 @@
               <w:jc w:val="both"/>
               <w:cnfStyle w:val="000000100000" w:firstRow="0" w:lastRow="0" w:firstColumn="0" w:lastColumn="0" w:oddVBand="0" w:evenVBand="0" w:oddHBand="1" w:evenHBand="0" w:firstRowFirstColumn="0" w:firstRowLastColumn="0" w:lastRowFirstColumn="0" w:lastRowLastColumn="0"/>
               <w:rPr>
-                <w:del w:id="60" w:author="Alfred Anate Bodurin Mayaki" w:date="2026-01-12T17:01:00Z" w16du:dateUtc="2026-01-12T17:01:00Z"/>
+                <w:del w:id="127" w:author="Alfred Anate Bodurin Mayaki" w:date="2026-01-12T17:01:00Z" w16du:dateUtc="2026-01-12T17:01:00Z"/>
                 <w:rFonts w:ascii="CMU Sans Serif" w:hAnsi="CMU Sans Serif" w:cs="CMU Sans Serif"/>
                 <w:color w:val="000000" w:themeColor="text1"/>
                 <w:sz w:val="20"/>
                 <w:szCs w:val="20"/>
               </w:rPr>
             </w:pPr>
-            <w:del w:id="61" w:author="Alfred Anate Bodurin Mayaki" w:date="2026-01-12T17:01:00Z" w16du:dateUtc="2026-01-12T17:01:00Z">
+            <w:del w:id="128" w:author="Alfred Anate Bodurin Mayaki" w:date="2026-01-12T17:01:00Z" w16du:dateUtc="2026-01-12T17:01:00Z">
               <w:r>
                 <w:rPr>
                   <w:rFonts w:ascii="CMU Sans Serif" w:hAnsi="CMU Sans Serif" w:cs="CMU Sans Serif"/>
@@ -5954,14 +7077,14 @@
               <w:jc w:val="both"/>
               <w:cnfStyle w:val="000000100000" w:firstRow="0" w:lastRow="0" w:firstColumn="0" w:lastColumn="0" w:oddVBand="0" w:evenVBand="0" w:oddHBand="1" w:evenHBand="0" w:firstRowFirstColumn="0" w:firstRowLastColumn="0" w:lastRowFirstColumn="0" w:lastRowLastColumn="0"/>
               <w:rPr>
-                <w:del w:id="62" w:author="Alfred Anate Bodurin Mayaki" w:date="2026-01-12T17:01:00Z" w16du:dateUtc="2026-01-12T17:01:00Z"/>
+                <w:del w:id="129" w:author="Alfred Anate Bodurin Mayaki" w:date="2026-01-12T17:01:00Z" w16du:dateUtc="2026-01-12T17:01:00Z"/>
                 <w:rFonts w:ascii="CMU Sans Serif" w:hAnsi="CMU Sans Serif" w:cs="CMU Sans Serif"/>
                 <w:color w:val="000000" w:themeColor="text1"/>
                 <w:sz w:val="20"/>
                 <w:szCs w:val="20"/>
               </w:rPr>
             </w:pPr>
-            <w:del w:id="63" w:author="Alfred Anate Bodurin Mayaki" w:date="2026-01-12T17:01:00Z" w16du:dateUtc="2026-01-12T17:01:00Z">
+            <w:del w:id="130" w:author="Alfred Anate Bodurin Mayaki" w:date="2026-01-12T17:01:00Z" w16du:dateUtc="2026-01-12T17:01:00Z">
               <w:r>
                 <w:rPr>
                   <w:rFonts w:ascii="CMU Sans Serif" w:hAnsi="CMU Sans Serif" w:cs="CMU Sans Serif"/>
@@ -5977,7 +7100,7 @@
       </w:tr>
       <w:tr>
         <w:trPr>
-          <w:del w:id="64" w:author="Alfred Anate Bodurin Mayaki" w:date="2026-01-12T17:01:00Z" w16du:dateUtc="2026-01-12T17:01:00Z"/>
+          <w:del w:id="131" w:author="Alfred Anate Bodurin Mayaki" w:date="2026-01-12T17:01:00Z" w16du:dateUtc="2026-01-12T17:01:00Z"/>
         </w:trPr>
         <w:tc>
           <w:tcPr>
@@ -5988,14 +7111,14 @@
             <w:pPr>
               <w:jc w:val="both"/>
               <w:rPr>
-                <w:del w:id="65" w:author="Alfred Anate Bodurin Mayaki" w:date="2026-01-12T17:01:00Z" w16du:dateUtc="2026-01-12T17:01:00Z"/>
+                <w:del w:id="132" w:author="Alfred Anate Bodurin Mayaki" w:date="2026-01-12T17:01:00Z" w16du:dateUtc="2026-01-12T17:01:00Z"/>
                 <w:rFonts w:ascii="CMU Sans Serif" w:hAnsi="CMU Sans Serif" w:cs="CMU Sans Serif"/>
                 <w:color w:val="000000" w:themeColor="text1"/>
                 <w:sz w:val="20"/>
                 <w:szCs w:val="20"/>
               </w:rPr>
             </w:pPr>
-            <w:del w:id="66" w:author="Alfred Anate Bodurin Mayaki" w:date="2026-01-12T17:01:00Z" w16du:dateUtc="2026-01-12T17:01:00Z">
+            <w:del w:id="133" w:author="Alfred Anate Bodurin Mayaki" w:date="2026-01-12T17:01:00Z" w16du:dateUtc="2026-01-12T17:01:00Z">
               <w:r>
                 <w:rPr>
                   <w:rFonts w:ascii="CMU Sans Serif" w:hAnsi="CMU Sans Serif" w:cs="CMU Sans Serif"/>
@@ -6017,14 +7140,14 @@
               <w:jc w:val="both"/>
               <w:cnfStyle w:val="000000000000" w:firstRow="0" w:lastRow="0" w:firstColumn="0" w:lastColumn="0" w:oddVBand="0" w:evenVBand="0" w:oddHBand="0" w:evenHBand="0" w:firstRowFirstColumn="0" w:firstRowLastColumn="0" w:lastRowFirstColumn="0" w:lastRowLastColumn="0"/>
               <w:rPr>
-                <w:del w:id="67" w:author="Alfred Anate Bodurin Mayaki" w:date="2026-01-12T17:01:00Z" w16du:dateUtc="2026-01-12T17:01:00Z"/>
+                <w:del w:id="134" w:author="Alfred Anate Bodurin Mayaki" w:date="2026-01-12T17:01:00Z" w16du:dateUtc="2026-01-12T17:01:00Z"/>
                 <w:rFonts w:ascii="CMU Sans Serif" w:hAnsi="CMU Sans Serif" w:cs="CMU Sans Serif"/>
                 <w:color w:val="000000" w:themeColor="text1"/>
                 <w:sz w:val="20"/>
                 <w:szCs w:val="20"/>
               </w:rPr>
             </w:pPr>
-            <w:del w:id="68" w:author="Alfred Anate Bodurin Mayaki" w:date="2026-01-12T17:01:00Z" w16du:dateUtc="2026-01-12T17:01:00Z">
+            <w:del w:id="135" w:author="Alfred Anate Bodurin Mayaki" w:date="2026-01-12T17:01:00Z" w16du:dateUtc="2026-01-12T17:01:00Z">
               <w:r>
                 <w:rPr>
                   <w:rFonts w:ascii="CMU Sans Serif" w:hAnsi="CMU Sans Serif" w:cs="CMU Sans Serif"/>
@@ -6046,14 +7169,14 @@
               <w:jc w:val="both"/>
               <w:cnfStyle w:val="000000000000" w:firstRow="0" w:lastRow="0" w:firstColumn="0" w:lastColumn="0" w:oddVBand="0" w:evenVBand="0" w:oddHBand="0" w:evenHBand="0" w:firstRowFirstColumn="0" w:firstRowLastColumn="0" w:lastRowFirstColumn="0" w:lastRowLastColumn="0"/>
               <w:rPr>
-                <w:del w:id="69" w:author="Alfred Anate Bodurin Mayaki" w:date="2026-01-12T17:01:00Z" w16du:dateUtc="2026-01-12T17:01:00Z"/>
+                <w:del w:id="136" w:author="Alfred Anate Bodurin Mayaki" w:date="2026-01-12T17:01:00Z" w16du:dateUtc="2026-01-12T17:01:00Z"/>
                 <w:rFonts w:ascii="CMU Sans Serif" w:hAnsi="CMU Sans Serif" w:cs="CMU Sans Serif"/>
                 <w:color w:val="000000" w:themeColor="text1"/>
                 <w:sz w:val="20"/>
                 <w:szCs w:val="20"/>
               </w:rPr>
             </w:pPr>
-            <w:del w:id="70" w:author="Alfred Anate Bodurin Mayaki" w:date="2026-01-12T17:01:00Z" w16du:dateUtc="2026-01-12T17:01:00Z">
+            <w:del w:id="137" w:author="Alfred Anate Bodurin Mayaki" w:date="2026-01-12T17:01:00Z" w16du:dateUtc="2026-01-12T17:01:00Z">
               <w:r>
                 <w:rPr>
                   <w:rFonts w:ascii="CMU Sans Serif" w:hAnsi="CMU Sans Serif" w:cs="CMU Sans Serif"/>
@@ -6092,7 +7215,7 @@
       <w:pPr>
         <w:jc w:val="both"/>
         <w:rPr>
-          <w:del w:id="71" w:author="Alfred Anate Bodurin Mayaki" w:date="2026-01-12T17:01:00Z" w16du:dateUtc="2026-01-12T17:01:00Z"/>
+          <w:del w:id="138" w:author="Alfred Anate Bodurin Mayaki" w:date="2026-01-12T17:01:00Z" w16du:dateUtc="2026-01-12T17:01:00Z"/>
           <w:rFonts w:ascii="CMU Sans Serif" w:hAnsi="CMU Sans Serif" w:cs="CMU Sans Serif"/>
           <w:color w:val="000000" w:themeColor="text1"/>
         </w:rPr>
@@ -6611,7 +7734,7 @@
         </w:rPr>
         <w:t>Theo</w:t>
       </w:r>
-      <w:ins w:id="72" w:author="Alfred Anate Bodurin Mayaki" w:date="2026-01-12T17:01:00Z" w16du:dateUtc="2026-01-12T17:01:00Z">
+      <w:ins w:id="139" w:author="Alfred Anate Bodurin Mayaki" w:date="2026-01-12T17:01:00Z" w16du:dateUtc="2026-01-12T17:01:00Z">
         <w:r>
           <w:rPr>
             <w:rFonts w:ascii="CMU Sans Serif" w:hAnsi="CMU Sans Serif" w:cs="CMU Sans Serif"/>
@@ -6621,7 +7744,7 @@
           <w:t>ry and Signalling Theory</w:t>
         </w:r>
       </w:ins>
-      <w:del w:id="73" w:author="Alfred Anate Bodurin Mayaki" w:date="2026-01-12T17:01:00Z" w16du:dateUtc="2026-01-12T17:01:00Z">
+      <w:del w:id="140" w:author="Alfred Anate Bodurin Mayaki" w:date="2026-01-12T17:01:00Z" w16du:dateUtc="2026-01-12T17:01:00Z">
         <w:r>
           <w:rPr>
             <w:rFonts w:ascii="CMU Sans Serif" w:hAnsi="CMU Sans Serif" w:cs="CMU Sans Serif"/>
@@ -6922,7 +8045,7 @@
                 <w:szCs w:val="20"/>
               </w:rPr>
             </w:pPr>
-            <w:del w:id="74" w:author="Alfred Anate Bodurin Mayaki" w:date="2026-01-12T16:57:00Z" w16du:dateUtc="2026-01-12T16:57:00Z">
+            <w:del w:id="141" w:author="Alfred Anate Bodurin Mayaki" w:date="2026-01-12T16:57:00Z" w16du:dateUtc="2026-01-12T16:57:00Z">
               <w:r>
                 <w:fldChar w:fldCharType="begin"/>
               </w:r>
@@ -6937,7 +8060,7 @@
                   <w:rFonts w:ascii="CMU Sans Serif" w:hAnsi="CMU Sans Serif" w:cs="CMU Sans Serif"/>
                   <w:sz w:val="20"/>
                   <w:szCs w:val="20"/>
-                  <w:rPrChange w:id="75" w:author="Alfred Anate Bodurin Mayaki" w:date="2026-01-12T16:57:00Z" w16du:dateUtc="2026-01-12T16:57:00Z">
+                  <w:rPrChange w:id="142" w:author="Alfred Anate Bodurin Mayaki" w:date="2026-01-12T16:57:00Z" w16du:dateUtc="2026-01-12T16:57:00Z">
                     <w:rPr>
                       <w:rStyle w:val="Hyperlink"/>
                       <w:rFonts w:ascii="CMU Sans Serif" w:hAnsi="CMU Sans Serif" w:cs="CMU Sans Serif"/>
@@ -6952,13 +8075,13 @@
                 <w:fldChar w:fldCharType="end"/>
               </w:r>
             </w:del>
-            <w:ins w:id="76" w:author="Alfred Anate Bodurin Mayaki" w:date="2026-01-12T16:57:00Z" w16du:dateUtc="2026-01-12T16:57:00Z">
+            <w:ins w:id="143" w:author="Alfred Anate Bodurin Mayaki" w:date="2026-01-12T16:57:00Z" w16du:dateUtc="2026-01-12T16:57:00Z">
               <w:r>
                 <w:rPr>
                   <w:rFonts w:ascii="CMU Sans Serif" w:hAnsi="CMU Sans Serif" w:cs="CMU Sans Serif"/>
                   <w:sz w:val="20"/>
                   <w:szCs w:val="20"/>
-                  <w:rPrChange w:id="77" w:author="Alfred Anate Bodurin Mayaki" w:date="2026-01-12T16:57:00Z" w16du:dateUtc="2026-01-12T16:57:00Z">
+                  <w:rPrChange w:id="144" w:author="Alfred Anate Bodurin Mayaki" w:date="2026-01-12T16:57:00Z" w16du:dateUtc="2026-01-12T16:57:00Z">
                     <w:rPr>
                       <w:rStyle w:val="Hyperlink"/>
                       <w:rFonts w:ascii="CMU Sans Serif" w:hAnsi="CMU Sans Serif" w:cs="CMU Sans Serif"/>
@@ -6987,7 +8110,7 @@
                 <w:szCs w:val="20"/>
               </w:rPr>
             </w:pPr>
-            <w:del w:id="78" w:author="Alfred Anate Bodurin Mayaki" w:date="2026-01-12T16:57:00Z" w16du:dateUtc="2026-01-12T16:57:00Z">
+            <w:del w:id="145" w:author="Alfred Anate Bodurin Mayaki" w:date="2026-01-12T16:57:00Z" w16du:dateUtc="2026-01-12T16:57:00Z">
               <w:r>
                 <w:fldChar w:fldCharType="begin"/>
               </w:r>
@@ -7002,7 +8125,7 @@
                   <w:rFonts w:ascii="CMU Sans Serif" w:hAnsi="CMU Sans Serif" w:cs="CMU Sans Serif"/>
                   <w:sz w:val="20"/>
                   <w:szCs w:val="20"/>
-                  <w:rPrChange w:id="79" w:author="Alfred Anate Bodurin Mayaki" w:date="2026-01-12T16:57:00Z" w16du:dateUtc="2026-01-12T16:57:00Z">
+                  <w:rPrChange w:id="146" w:author="Alfred Anate Bodurin Mayaki" w:date="2026-01-12T16:57:00Z" w16du:dateUtc="2026-01-12T16:57:00Z">
                     <w:rPr>
                       <w:rStyle w:val="Hyperlink"/>
                       <w:rFonts w:ascii="CMU Sans Serif" w:hAnsi="CMU Sans Serif" w:cs="CMU Sans Serif"/>
@@ -7017,13 +8140,13 @@
                 <w:fldChar w:fldCharType="end"/>
               </w:r>
             </w:del>
-            <w:ins w:id="80" w:author="Alfred Anate Bodurin Mayaki" w:date="2026-01-12T16:57:00Z" w16du:dateUtc="2026-01-12T16:57:00Z">
+            <w:ins w:id="147" w:author="Alfred Anate Bodurin Mayaki" w:date="2026-01-12T16:57:00Z" w16du:dateUtc="2026-01-12T16:57:00Z">
               <w:r>
                 <w:rPr>
                   <w:rFonts w:ascii="CMU Sans Serif" w:hAnsi="CMU Sans Serif" w:cs="CMU Sans Serif"/>
                   <w:sz w:val="20"/>
                   <w:szCs w:val="20"/>
-                  <w:rPrChange w:id="81" w:author="Alfred Anate Bodurin Mayaki" w:date="2026-01-12T16:57:00Z" w16du:dateUtc="2026-01-12T16:57:00Z">
+                  <w:rPrChange w:id="148" w:author="Alfred Anate Bodurin Mayaki" w:date="2026-01-12T16:57:00Z" w16du:dateUtc="2026-01-12T16:57:00Z">
                     <w:rPr>
                       <w:rStyle w:val="Hyperlink"/>
                       <w:rFonts w:ascii="CMU Sans Serif" w:hAnsi="CMU Sans Serif" w:cs="CMU Sans Serif"/>
@@ -7052,7 +8175,7 @@
                 <w:szCs w:val="20"/>
               </w:rPr>
             </w:pPr>
-            <w:del w:id="82" w:author="Alfred Anate Bodurin Mayaki" w:date="2026-01-12T16:57:00Z" w16du:dateUtc="2026-01-12T16:57:00Z">
+            <w:del w:id="149" w:author="Alfred Anate Bodurin Mayaki" w:date="2026-01-12T16:57:00Z" w16du:dateUtc="2026-01-12T16:57:00Z">
               <w:r>
                 <w:fldChar w:fldCharType="begin"/>
               </w:r>
@@ -7067,7 +8190,7 @@
                   <w:rFonts w:ascii="CMU Sans Serif" w:hAnsi="CMU Sans Serif" w:cs="CMU Sans Serif"/>
                   <w:sz w:val="20"/>
                   <w:szCs w:val="20"/>
-                  <w:rPrChange w:id="83" w:author="Alfred Anate Bodurin Mayaki" w:date="2026-01-12T16:57:00Z" w16du:dateUtc="2026-01-12T16:57:00Z">
+                  <w:rPrChange w:id="150" w:author="Alfred Anate Bodurin Mayaki" w:date="2026-01-12T16:57:00Z" w16du:dateUtc="2026-01-12T16:57:00Z">
                     <w:rPr>
                       <w:rStyle w:val="Hyperlink"/>
                       <w:rFonts w:ascii="CMU Sans Serif" w:hAnsi="CMU Sans Serif" w:cs="CMU Sans Serif"/>
@@ -7082,13 +8205,13 @@
                 <w:fldChar w:fldCharType="end"/>
               </w:r>
             </w:del>
-            <w:ins w:id="84" w:author="Alfred Anate Bodurin Mayaki" w:date="2026-01-12T16:57:00Z" w16du:dateUtc="2026-01-12T16:57:00Z">
+            <w:ins w:id="151" w:author="Alfred Anate Bodurin Mayaki" w:date="2026-01-12T16:57:00Z" w16du:dateUtc="2026-01-12T16:57:00Z">
               <w:r>
                 <w:rPr>
                   <w:rFonts w:ascii="CMU Sans Serif" w:hAnsi="CMU Sans Serif" w:cs="CMU Sans Serif"/>
                   <w:sz w:val="20"/>
                   <w:szCs w:val="20"/>
-                  <w:rPrChange w:id="85" w:author="Alfred Anate Bodurin Mayaki" w:date="2026-01-12T16:57:00Z" w16du:dateUtc="2026-01-12T16:57:00Z">
+                  <w:rPrChange w:id="152" w:author="Alfred Anate Bodurin Mayaki" w:date="2026-01-12T16:57:00Z" w16du:dateUtc="2026-01-12T16:57:00Z">
                     <w:rPr>
                       <w:rStyle w:val="Hyperlink"/>
                       <w:rFonts w:ascii="CMU Sans Serif" w:hAnsi="CMU Sans Serif" w:cs="CMU Sans Serif"/>
@@ -7189,7 +8312,7 @@
         <w:pStyle w:val="ListParagraph"/>
         <w:jc w:val="both"/>
         <w:rPr>
-          <w:del w:id="86" w:author="Alfred Anate Bodurin Mayaki" w:date="2026-01-12T17:00:00Z" w16du:dateUtc="2026-01-12T17:00:00Z"/>
+          <w:del w:id="153" w:author="Alfred Anate Bodurin Mayaki" w:date="2026-01-12T17:00:00Z" w16du:dateUtc="2026-01-12T17:00:00Z"/>
           <w:rFonts w:ascii="CMU Sans Serif" w:hAnsi="CMU Sans Serif" w:cs="CMU Sans Serif"/>
           <w:color w:val="000000" w:themeColor="text1"/>
           <w:u w:val="single"/>
@@ -7203,11 +8326,11 @@
           <w:rFonts w:ascii="CMU Sans Serif" w:hAnsi="CMU Sans Serif" w:cs="CMU Sans Serif"/>
           <w:color w:val="000000" w:themeColor="text1"/>
           <w:u w:val="single"/>
-          <w:rPrChange w:id="87" w:author="Alfred Anate Bodurin Mayaki" w:date="2026-01-12T17:00:00Z" w16du:dateUtc="2026-01-12T17:00:00Z">
+          <w:rPrChange w:id="154" w:author="Alfred Anate Bodurin Mayaki" w:date="2026-01-12T17:00:00Z" w16du:dateUtc="2026-01-12T17:00:00Z">
             <w:rPr/>
           </w:rPrChange>
         </w:rPr>
-        <w:pPrChange w:id="88" w:author="Alfred Anate Bodurin Mayaki" w:date="2026-01-12T17:00:00Z" w16du:dateUtc="2026-01-12T17:00:00Z">
+        <w:pPrChange w:id="155" w:author="Alfred Anate Bodurin Mayaki" w:date="2026-01-12T17:00:00Z" w16du:dateUtc="2026-01-12T17:00:00Z">
           <w:pPr>
             <w:pStyle w:val="ListParagraph"/>
             <w:numPr>
@@ -7218,13 +8341,13 @@
           </w:pPr>
         </w:pPrChange>
       </w:pPr>
-      <w:del w:id="89" w:author="Alfred Anate Bodurin Mayaki" w:date="2026-01-12T17:00:00Z" w16du:dateUtc="2026-01-12T17:00:00Z">
+      <w:del w:id="156" w:author="Alfred Anate Bodurin Mayaki" w:date="2026-01-12T17:00:00Z" w16du:dateUtc="2026-01-12T17:00:00Z">
         <w:r>
           <w:rPr>
             <w:rFonts w:ascii="CMU Sans Serif" w:hAnsi="CMU Sans Serif" w:cs="CMU Sans Serif"/>
             <w:color w:val="000000" w:themeColor="text1"/>
             <w:u w:val="single"/>
-            <w:rPrChange w:id="90" w:author="Alfred Anate Bodurin Mayaki" w:date="2026-01-12T17:00:00Z" w16du:dateUtc="2026-01-12T17:00:00Z">
+            <w:rPrChange w:id="157" w:author="Alfred Anate Bodurin Mayaki" w:date="2026-01-12T17:00:00Z" w16du:dateUtc="2026-01-12T17:00:00Z">
               <w:rPr/>
             </w:rPrChange>
           </w:rPr>
@@ -7242,7 +8365,7 @@
         <w:gridCol w:w="1838"/>
         <w:gridCol w:w="4172"/>
         <w:gridCol w:w="3006"/>
-        <w:tblGridChange w:id="91">
+        <w:tblGridChange w:id="158">
           <w:tblGrid>
             <w:gridCol w:w="1838"/>
             <w:gridCol w:w="4172"/>
@@ -7253,7 +8376,7 @@
       <w:tr>
         <w:trPr>
           <w:cnfStyle w:val="100000000000" w:firstRow="1" w:lastRow="0" w:firstColumn="0" w:lastColumn="0" w:oddVBand="0" w:evenVBand="0" w:oddHBand="0" w:evenHBand="0" w:firstRowFirstColumn="0" w:firstRowLastColumn="0" w:lastRowFirstColumn="0" w:lastRowLastColumn="0"/>
-          <w:del w:id="92" w:author="Alfred Anate Bodurin Mayaki" w:date="2026-01-12T17:01:00Z" w16du:dateUtc="2026-01-12T17:01:00Z"/>
+          <w:del w:id="159" w:author="Alfred Anate Bodurin Mayaki" w:date="2026-01-12T17:01:00Z" w16du:dateUtc="2026-01-12T17:01:00Z"/>
         </w:trPr>
         <w:tc>
           <w:tcPr>
@@ -7264,7 +8387,7 @@
             <w:pPr>
               <w:jc w:val="both"/>
               <w:rPr>
-                <w:del w:id="93" w:author="Alfred Anate Bodurin Mayaki" w:date="2026-01-12T17:01:00Z" w16du:dateUtc="2026-01-12T17:01:00Z"/>
+                <w:del w:id="160" w:author="Alfred Anate Bodurin Mayaki" w:date="2026-01-12T17:01:00Z" w16du:dateUtc="2026-01-12T17:01:00Z"/>
                 <w:rFonts w:ascii="CMU Sans Serif" w:hAnsi="CMU Sans Serif" w:cs="CMU Sans Serif"/>
                 <w:b w:val="0"/>
                 <w:bCs w:val="0"/>
@@ -7273,7 +8396,7 @@
                 <w:szCs w:val="20"/>
               </w:rPr>
             </w:pPr>
-            <w:del w:id="94" w:author="Alfred Anate Bodurin Mayaki" w:date="2026-01-12T17:01:00Z" w16du:dateUtc="2026-01-12T17:01:00Z">
+            <w:del w:id="161" w:author="Alfred Anate Bodurin Mayaki" w:date="2026-01-12T17:01:00Z" w16du:dateUtc="2026-01-12T17:01:00Z">
               <w:r>
                 <w:rPr>
                   <w:rFonts w:ascii="CMU Sans Serif" w:hAnsi="CMU Sans Serif" w:cs="CMU Sans Serif"/>
@@ -7298,7 +8421,7 @@
               <w:jc w:val="both"/>
               <w:cnfStyle w:val="100000000000" w:firstRow="1" w:lastRow="0" w:firstColumn="0" w:lastColumn="0" w:oddVBand="0" w:evenVBand="0" w:oddHBand="0" w:evenHBand="0" w:firstRowFirstColumn="0" w:firstRowLastColumn="0" w:lastRowFirstColumn="0" w:lastRowLastColumn="0"/>
               <w:rPr>
-                <w:del w:id="95" w:author="Alfred Anate Bodurin Mayaki" w:date="2026-01-12T17:01:00Z" w16du:dateUtc="2026-01-12T17:01:00Z"/>
+                <w:del w:id="162" w:author="Alfred Anate Bodurin Mayaki" w:date="2026-01-12T17:01:00Z" w16du:dateUtc="2026-01-12T17:01:00Z"/>
                 <w:rFonts w:ascii="CMU Sans Serif" w:hAnsi="CMU Sans Serif" w:cs="CMU Sans Serif"/>
                 <w:b w:val="0"/>
                 <w:bCs w:val="0"/>
@@ -7307,7 +8430,7 @@
                 <w:szCs w:val="20"/>
               </w:rPr>
             </w:pPr>
-            <w:del w:id="96" w:author="Alfred Anate Bodurin Mayaki" w:date="2026-01-12T17:01:00Z" w16du:dateUtc="2026-01-12T17:01:00Z">
+            <w:del w:id="163" w:author="Alfred Anate Bodurin Mayaki" w:date="2026-01-12T17:01:00Z" w16du:dateUtc="2026-01-12T17:01:00Z">
               <w:r>
                 <w:rPr>
                   <w:rFonts w:ascii="CMU Sans Serif" w:hAnsi="CMU Sans Serif" w:cs="CMU Sans Serif"/>
@@ -7338,7 +8461,7 @@
               <w:jc w:val="both"/>
               <w:cnfStyle w:val="100000000000" w:firstRow="1" w:lastRow="0" w:firstColumn="0" w:lastColumn="0" w:oddVBand="0" w:evenVBand="0" w:oddHBand="0" w:evenHBand="0" w:firstRowFirstColumn="0" w:firstRowLastColumn="0" w:lastRowFirstColumn="0" w:lastRowLastColumn="0"/>
               <w:rPr>
-                <w:del w:id="97" w:author="Alfred Anate Bodurin Mayaki" w:date="2026-01-12T17:01:00Z" w16du:dateUtc="2026-01-12T17:01:00Z"/>
+                <w:del w:id="164" w:author="Alfred Anate Bodurin Mayaki" w:date="2026-01-12T17:01:00Z" w16du:dateUtc="2026-01-12T17:01:00Z"/>
                 <w:rFonts w:ascii="CMU Sans Serif" w:hAnsi="CMU Sans Serif" w:cs="CMU Sans Serif"/>
                 <w:b w:val="0"/>
                 <w:bCs w:val="0"/>
@@ -7347,7 +8470,7 @@
                 <w:szCs w:val="20"/>
               </w:rPr>
             </w:pPr>
-            <w:del w:id="98" w:author="Alfred Anate Bodurin Mayaki" w:date="2026-01-12T17:01:00Z" w16du:dateUtc="2026-01-12T17:01:00Z">
+            <w:del w:id="165" w:author="Alfred Anate Bodurin Mayaki" w:date="2026-01-12T17:01:00Z" w16du:dateUtc="2026-01-12T17:01:00Z">
               <w:r>
                 <w:rPr>
                   <w:rFonts w:ascii="CMU Sans Serif" w:hAnsi="CMU Sans Serif" w:cs="CMU Sans Serif"/>
@@ -7380,7 +8503,7 @@
                 <w:szCs w:val="20"/>
               </w:rPr>
             </w:pPr>
-            <w:del w:id="99" w:author="Alfred Anate Bodurin Mayaki" w:date="2026-01-12T16:57:00Z" w16du:dateUtc="2026-01-12T16:57:00Z">
+            <w:del w:id="166" w:author="Alfred Anate Bodurin Mayaki" w:date="2026-01-12T16:57:00Z" w16du:dateUtc="2026-01-12T16:57:00Z">
               <w:r>
                 <w:fldChar w:fldCharType="begin"/>
               </w:r>
@@ -7395,7 +8518,7 @@
                   <w:rFonts w:ascii="CMU Sans Serif" w:hAnsi="CMU Sans Serif" w:cs="CMU Sans Serif"/>
                   <w:sz w:val="20"/>
                   <w:szCs w:val="20"/>
-                  <w:rPrChange w:id="100" w:author="Alfred Anate Bodurin Mayaki" w:date="2026-01-12T16:57:00Z" w16du:dateUtc="2026-01-12T16:57:00Z">
+                  <w:rPrChange w:id="167" w:author="Alfred Anate Bodurin Mayaki" w:date="2026-01-12T16:57:00Z" w16du:dateUtc="2026-01-12T16:57:00Z">
                     <w:rPr>
                       <w:rStyle w:val="Hyperlink"/>
                       <w:rFonts w:ascii="CMU Sans Serif" w:hAnsi="CMU Sans Serif" w:cs="CMU Sans Serif"/>
@@ -7410,13 +8533,13 @@
                 <w:fldChar w:fldCharType="end"/>
               </w:r>
             </w:del>
-            <w:ins w:id="101" w:author="Alfred Anate Bodurin Mayaki" w:date="2026-01-12T16:57:00Z" w16du:dateUtc="2026-01-12T16:57:00Z">
+            <w:ins w:id="168" w:author="Alfred Anate Bodurin Mayaki" w:date="2026-01-12T16:57:00Z" w16du:dateUtc="2026-01-12T16:57:00Z">
               <w:r>
                 <w:rPr>
                   <w:rFonts w:ascii="CMU Sans Serif" w:hAnsi="CMU Sans Serif" w:cs="CMU Sans Serif"/>
                   <w:sz w:val="20"/>
                   <w:szCs w:val="20"/>
-                  <w:rPrChange w:id="102" w:author="Alfred Anate Bodurin Mayaki" w:date="2026-01-12T16:57:00Z" w16du:dateUtc="2026-01-12T16:57:00Z">
+                  <w:rPrChange w:id="169" w:author="Alfred Anate Bodurin Mayaki" w:date="2026-01-12T16:57:00Z" w16du:dateUtc="2026-01-12T16:57:00Z">
                     <w:rPr>
                       <w:rStyle w:val="Hyperlink"/>
                       <w:rFonts w:ascii="CMU Sans Serif" w:hAnsi="CMU Sans Serif" w:cs="CMU Sans Serif"/>
@@ -7445,7 +8568,7 @@
                 <w:szCs w:val="20"/>
               </w:rPr>
             </w:pPr>
-            <w:del w:id="103" w:author="Alfred Anate Bodurin Mayaki" w:date="2026-01-12T16:57:00Z" w16du:dateUtc="2026-01-12T16:57:00Z">
+            <w:del w:id="170" w:author="Alfred Anate Bodurin Mayaki" w:date="2026-01-12T16:57:00Z" w16du:dateUtc="2026-01-12T16:57:00Z">
               <w:r>
                 <w:fldChar w:fldCharType="begin"/>
               </w:r>
@@ -7460,7 +8583,7 @@
                   <w:rFonts w:ascii="CMU Sans Serif" w:hAnsi="CMU Sans Serif" w:cs="CMU Sans Serif"/>
                   <w:sz w:val="20"/>
                   <w:szCs w:val="20"/>
-                  <w:rPrChange w:id="104" w:author="Alfred Anate Bodurin Mayaki" w:date="2026-01-12T16:57:00Z" w16du:dateUtc="2026-01-12T16:57:00Z">
+                  <w:rPrChange w:id="171" w:author="Alfred Anate Bodurin Mayaki" w:date="2026-01-12T16:57:00Z" w16du:dateUtc="2026-01-12T16:57:00Z">
                     <w:rPr>
                       <w:rStyle w:val="Hyperlink"/>
                       <w:rFonts w:ascii="CMU Sans Serif" w:hAnsi="CMU Sans Serif" w:cs="CMU Sans Serif"/>
@@ -7475,13 +8598,13 @@
                 <w:fldChar w:fldCharType="end"/>
               </w:r>
             </w:del>
-            <w:ins w:id="105" w:author="Alfred Anate Bodurin Mayaki" w:date="2026-01-12T16:57:00Z" w16du:dateUtc="2026-01-12T16:57:00Z">
+            <w:ins w:id="172" w:author="Alfred Anate Bodurin Mayaki" w:date="2026-01-12T16:57:00Z" w16du:dateUtc="2026-01-12T16:57:00Z">
               <w:r>
                 <w:rPr>
                   <w:rFonts w:ascii="CMU Sans Serif" w:hAnsi="CMU Sans Serif" w:cs="CMU Sans Serif"/>
                   <w:sz w:val="20"/>
                   <w:szCs w:val="20"/>
-                  <w:rPrChange w:id="106" w:author="Alfred Anate Bodurin Mayaki" w:date="2026-01-12T16:57:00Z" w16du:dateUtc="2026-01-12T16:57:00Z">
+                  <w:rPrChange w:id="173" w:author="Alfred Anate Bodurin Mayaki" w:date="2026-01-12T16:57:00Z" w16du:dateUtc="2026-01-12T16:57:00Z">
                     <w:rPr>
                       <w:rStyle w:val="Hyperlink"/>
                       <w:rFonts w:ascii="CMU Sans Serif" w:hAnsi="CMU Sans Serif" w:cs="CMU Sans Serif"/>
@@ -7510,7 +8633,7 @@
                 <w:szCs w:val="20"/>
               </w:rPr>
             </w:pPr>
-            <w:del w:id="107" w:author="Alfred Anate Bodurin Mayaki" w:date="2026-01-12T16:58:00Z" w16du:dateUtc="2026-01-12T16:58:00Z">
+            <w:del w:id="174" w:author="Alfred Anate Bodurin Mayaki" w:date="2026-01-12T16:58:00Z" w16du:dateUtc="2026-01-12T16:58:00Z">
               <w:r>
                 <w:fldChar w:fldCharType="begin"/>
               </w:r>
@@ -7525,7 +8648,7 @@
                   <w:rFonts w:ascii="CMU Sans Serif" w:hAnsi="CMU Sans Serif" w:cs="CMU Sans Serif"/>
                   <w:sz w:val="20"/>
                   <w:szCs w:val="20"/>
-                  <w:rPrChange w:id="108" w:author="Alfred Anate Bodurin Mayaki" w:date="2026-01-12T16:58:00Z" w16du:dateUtc="2026-01-12T16:58:00Z">
+                  <w:rPrChange w:id="175" w:author="Alfred Anate Bodurin Mayaki" w:date="2026-01-12T16:58:00Z" w16du:dateUtc="2026-01-12T16:58:00Z">
                     <w:rPr>
                       <w:rStyle w:val="Hyperlink"/>
                       <w:rFonts w:ascii="CMU Sans Serif" w:hAnsi="CMU Sans Serif" w:cs="CMU Sans Serif"/>
@@ -7540,13 +8663,13 @@
                 <w:fldChar w:fldCharType="end"/>
               </w:r>
             </w:del>
-            <w:ins w:id="109" w:author="Alfred Anate Bodurin Mayaki" w:date="2026-01-12T16:58:00Z" w16du:dateUtc="2026-01-12T16:58:00Z">
+            <w:ins w:id="176" w:author="Alfred Anate Bodurin Mayaki" w:date="2026-01-12T16:58:00Z" w16du:dateUtc="2026-01-12T16:58:00Z">
               <w:r>
                 <w:rPr>
                   <w:rFonts w:ascii="CMU Sans Serif" w:hAnsi="CMU Sans Serif" w:cs="CMU Sans Serif"/>
                   <w:sz w:val="20"/>
                   <w:szCs w:val="20"/>
-                  <w:rPrChange w:id="110" w:author="Alfred Anate Bodurin Mayaki" w:date="2026-01-12T16:58:00Z" w16du:dateUtc="2026-01-12T16:58:00Z">
+                  <w:rPrChange w:id="177" w:author="Alfred Anate Bodurin Mayaki" w:date="2026-01-12T16:58:00Z" w16du:dateUtc="2026-01-12T16:58:00Z">
                     <w:rPr>
                       <w:rStyle w:val="Hyperlink"/>
                       <w:rFonts w:ascii="CMU Sans Serif" w:hAnsi="CMU Sans Serif" w:cs="CMU Sans Serif"/>
@@ -7660,7 +8783,7 @@
                 <w:szCs w:val="20"/>
               </w:rPr>
             </w:pPr>
-            <w:del w:id="111" w:author="Alfred Anate Bodurin Mayaki" w:date="2026-01-12T16:57:00Z" w16du:dateUtc="2026-01-12T16:57:00Z">
+            <w:del w:id="178" w:author="Alfred Anate Bodurin Mayaki" w:date="2026-01-12T16:57:00Z" w16du:dateUtc="2026-01-12T16:57:00Z">
               <w:r>
                 <w:fldChar w:fldCharType="begin"/>
               </w:r>
@@ -7675,7 +8798,7 @@
                   <w:rFonts w:ascii="CMU Sans Serif" w:hAnsi="CMU Sans Serif" w:cs="CMU Sans Serif"/>
                   <w:sz w:val="20"/>
                   <w:szCs w:val="20"/>
-                  <w:rPrChange w:id="112" w:author="Alfred Anate Bodurin Mayaki" w:date="2026-01-12T16:57:00Z" w16du:dateUtc="2026-01-12T16:57:00Z">
+                  <w:rPrChange w:id="179" w:author="Alfred Anate Bodurin Mayaki" w:date="2026-01-12T16:57:00Z" w16du:dateUtc="2026-01-12T16:57:00Z">
                     <w:rPr>
                       <w:rStyle w:val="Hyperlink"/>
                       <w:rFonts w:ascii="CMU Sans Serif" w:hAnsi="CMU Sans Serif" w:cs="CMU Sans Serif"/>
@@ -7690,13 +8813,13 @@
                 <w:fldChar w:fldCharType="end"/>
               </w:r>
             </w:del>
-            <w:ins w:id="113" w:author="Alfred Anate Bodurin Mayaki" w:date="2026-01-12T16:57:00Z" w16du:dateUtc="2026-01-12T16:57:00Z">
+            <w:ins w:id="180" w:author="Alfred Anate Bodurin Mayaki" w:date="2026-01-12T16:57:00Z" w16du:dateUtc="2026-01-12T16:57:00Z">
               <w:r>
                 <w:rPr>
                   <w:rFonts w:ascii="CMU Sans Serif" w:hAnsi="CMU Sans Serif" w:cs="CMU Sans Serif"/>
                   <w:sz w:val="20"/>
                   <w:szCs w:val="20"/>
-                  <w:rPrChange w:id="114" w:author="Alfred Anate Bodurin Mayaki" w:date="2026-01-12T16:57:00Z" w16du:dateUtc="2026-01-12T16:57:00Z">
+                  <w:rPrChange w:id="181" w:author="Alfred Anate Bodurin Mayaki" w:date="2026-01-12T16:57:00Z" w16du:dateUtc="2026-01-12T16:57:00Z">
                     <w:rPr>
                       <w:rStyle w:val="Hyperlink"/>
                       <w:rFonts w:ascii="CMU Sans Serif" w:hAnsi="CMU Sans Serif" w:cs="CMU Sans Serif"/>
@@ -7725,7 +8848,7 @@
                 <w:szCs w:val="20"/>
               </w:rPr>
             </w:pPr>
-            <w:del w:id="115" w:author="Alfred Anate Bodurin Mayaki" w:date="2026-01-12T16:57:00Z" w16du:dateUtc="2026-01-12T16:57:00Z">
+            <w:del w:id="182" w:author="Alfred Anate Bodurin Mayaki" w:date="2026-01-12T16:57:00Z" w16du:dateUtc="2026-01-12T16:57:00Z">
               <w:r>
                 <w:fldChar w:fldCharType="begin"/>
               </w:r>
@@ -7740,7 +8863,7 @@
                   <w:rFonts w:ascii="CMU Sans Serif" w:hAnsi="CMU Sans Serif" w:cs="CMU Sans Serif"/>
                   <w:sz w:val="20"/>
                   <w:szCs w:val="20"/>
-                  <w:rPrChange w:id="116" w:author="Alfred Anate Bodurin Mayaki" w:date="2026-01-12T16:57:00Z" w16du:dateUtc="2026-01-12T16:57:00Z">
+                  <w:rPrChange w:id="183" w:author="Alfred Anate Bodurin Mayaki" w:date="2026-01-12T16:57:00Z" w16du:dateUtc="2026-01-12T16:57:00Z">
                     <w:rPr>
                       <w:rStyle w:val="Hyperlink"/>
                       <w:rFonts w:ascii="CMU Sans Serif" w:hAnsi="CMU Sans Serif" w:cs="CMU Sans Serif"/>
@@ -7755,13 +8878,13 @@
                 <w:fldChar w:fldCharType="end"/>
               </w:r>
             </w:del>
-            <w:ins w:id="117" w:author="Alfred Anate Bodurin Mayaki" w:date="2026-01-12T16:57:00Z" w16du:dateUtc="2026-01-12T16:57:00Z">
+            <w:ins w:id="184" w:author="Alfred Anate Bodurin Mayaki" w:date="2026-01-12T16:57:00Z" w16du:dateUtc="2026-01-12T16:57:00Z">
               <w:r>
                 <w:rPr>
                   <w:rFonts w:ascii="CMU Sans Serif" w:hAnsi="CMU Sans Serif" w:cs="CMU Sans Serif"/>
                   <w:sz w:val="20"/>
                   <w:szCs w:val="20"/>
-                  <w:rPrChange w:id="118" w:author="Alfred Anate Bodurin Mayaki" w:date="2026-01-12T16:57:00Z" w16du:dateUtc="2026-01-12T16:57:00Z">
+                  <w:rPrChange w:id="185" w:author="Alfred Anate Bodurin Mayaki" w:date="2026-01-12T16:57:00Z" w16du:dateUtc="2026-01-12T16:57:00Z">
                     <w:rPr>
                       <w:rStyle w:val="Hyperlink"/>
                       <w:rFonts w:ascii="CMU Sans Serif" w:hAnsi="CMU Sans Serif" w:cs="CMU Sans Serif"/>
@@ -7790,7 +8913,7 @@
                 <w:szCs w:val="20"/>
               </w:rPr>
             </w:pPr>
-            <w:del w:id="119" w:author="Alfred Anate Bodurin Mayaki" w:date="2026-01-12T16:58:00Z" w16du:dateUtc="2026-01-12T16:58:00Z">
+            <w:del w:id="186" w:author="Alfred Anate Bodurin Mayaki" w:date="2026-01-12T16:58:00Z" w16du:dateUtc="2026-01-12T16:58:00Z">
               <w:r>
                 <w:fldChar w:fldCharType="begin"/>
               </w:r>
@@ -7805,7 +8928,7 @@
                   <w:rFonts w:ascii="CMU Sans Serif" w:hAnsi="CMU Sans Serif" w:cs="CMU Sans Serif"/>
                   <w:sz w:val="20"/>
                   <w:szCs w:val="20"/>
-                  <w:rPrChange w:id="120" w:author="Alfred Anate Bodurin Mayaki" w:date="2026-01-12T16:58:00Z" w16du:dateUtc="2026-01-12T16:58:00Z">
+                  <w:rPrChange w:id="187" w:author="Alfred Anate Bodurin Mayaki" w:date="2026-01-12T16:58:00Z" w16du:dateUtc="2026-01-12T16:58:00Z">
                     <w:rPr>
                       <w:rStyle w:val="Hyperlink"/>
                       <w:rFonts w:ascii="CMU Sans Serif" w:hAnsi="CMU Sans Serif" w:cs="CMU Sans Serif"/>
@@ -7820,13 +8943,13 @@
                 <w:fldChar w:fldCharType="end"/>
               </w:r>
             </w:del>
-            <w:ins w:id="121" w:author="Alfred Anate Bodurin Mayaki" w:date="2026-01-12T16:58:00Z" w16du:dateUtc="2026-01-12T16:58:00Z">
+            <w:ins w:id="188" w:author="Alfred Anate Bodurin Mayaki" w:date="2026-01-12T16:58:00Z" w16du:dateUtc="2026-01-12T16:58:00Z">
               <w:r>
                 <w:rPr>
                   <w:rFonts w:ascii="CMU Sans Serif" w:hAnsi="CMU Sans Serif" w:cs="CMU Sans Serif"/>
                   <w:sz w:val="20"/>
                   <w:szCs w:val="20"/>
-                  <w:rPrChange w:id="122" w:author="Alfred Anate Bodurin Mayaki" w:date="2026-01-12T16:58:00Z" w16du:dateUtc="2026-01-12T16:58:00Z">
+                  <w:rPrChange w:id="189" w:author="Alfred Anate Bodurin Mayaki" w:date="2026-01-12T16:58:00Z" w16du:dateUtc="2026-01-12T16:58:00Z">
                     <w:rPr>
                       <w:rStyle w:val="Hyperlink"/>
                       <w:rFonts w:ascii="CMU Sans Serif" w:hAnsi="CMU Sans Serif" w:cs="CMU Sans Serif"/>
@@ -7940,7 +9063,7 @@
                 <w:szCs w:val="20"/>
               </w:rPr>
             </w:pPr>
-            <w:del w:id="123" w:author="Alfred Anate Bodurin Mayaki" w:date="2026-01-12T16:57:00Z" w16du:dateUtc="2026-01-12T16:57:00Z">
+            <w:del w:id="190" w:author="Alfred Anate Bodurin Mayaki" w:date="2026-01-12T16:57:00Z" w16du:dateUtc="2026-01-12T16:57:00Z">
               <w:r>
                 <w:fldChar w:fldCharType="begin"/>
               </w:r>
@@ -7955,7 +9078,7 @@
                   <w:rFonts w:ascii="CMU Sans Serif" w:hAnsi="CMU Sans Serif" w:cs="CMU Sans Serif"/>
                   <w:sz w:val="20"/>
                   <w:szCs w:val="20"/>
-                  <w:rPrChange w:id="124" w:author="Alfred Anate Bodurin Mayaki" w:date="2026-01-12T16:57:00Z" w16du:dateUtc="2026-01-12T16:57:00Z">
+                  <w:rPrChange w:id="191" w:author="Alfred Anate Bodurin Mayaki" w:date="2026-01-12T16:57:00Z" w16du:dateUtc="2026-01-12T16:57:00Z">
                     <w:rPr>
                       <w:rStyle w:val="Hyperlink"/>
                       <w:rFonts w:ascii="CMU Sans Serif" w:hAnsi="CMU Sans Serif" w:cs="CMU Sans Serif"/>
@@ -7970,13 +9093,13 @@
                 <w:fldChar w:fldCharType="end"/>
               </w:r>
             </w:del>
-            <w:ins w:id="125" w:author="Alfred Anate Bodurin Mayaki" w:date="2026-01-12T16:57:00Z" w16du:dateUtc="2026-01-12T16:57:00Z">
+            <w:ins w:id="192" w:author="Alfred Anate Bodurin Mayaki" w:date="2026-01-12T16:57:00Z" w16du:dateUtc="2026-01-12T16:57:00Z">
               <w:r>
                 <w:rPr>
                   <w:rFonts w:ascii="CMU Sans Serif" w:hAnsi="CMU Sans Serif" w:cs="CMU Sans Serif"/>
                   <w:sz w:val="20"/>
                   <w:szCs w:val="20"/>
-                  <w:rPrChange w:id="126" w:author="Alfred Anate Bodurin Mayaki" w:date="2026-01-12T16:57:00Z" w16du:dateUtc="2026-01-12T16:57:00Z">
+                  <w:rPrChange w:id="193" w:author="Alfred Anate Bodurin Mayaki" w:date="2026-01-12T16:57:00Z" w16du:dateUtc="2026-01-12T16:57:00Z">
                     <w:rPr>
                       <w:rStyle w:val="Hyperlink"/>
                       <w:rFonts w:ascii="CMU Sans Serif" w:hAnsi="CMU Sans Serif" w:cs="CMU Sans Serif"/>
@@ -8005,7 +9128,7 @@
                 <w:szCs w:val="20"/>
               </w:rPr>
             </w:pPr>
-            <w:del w:id="127" w:author="Alfred Anate Bodurin Mayaki" w:date="2026-01-12T16:57:00Z" w16du:dateUtc="2026-01-12T16:57:00Z">
+            <w:del w:id="194" w:author="Alfred Anate Bodurin Mayaki" w:date="2026-01-12T16:57:00Z" w16du:dateUtc="2026-01-12T16:57:00Z">
               <w:r>
                 <w:fldChar w:fldCharType="begin"/>
               </w:r>
@@ -8020,7 +9143,7 @@
                   <w:rFonts w:ascii="CMU Sans Serif" w:hAnsi="CMU Sans Serif" w:cs="CMU Sans Serif"/>
                   <w:sz w:val="20"/>
                   <w:szCs w:val="20"/>
-                  <w:rPrChange w:id="128" w:author="Alfred Anate Bodurin Mayaki" w:date="2026-01-12T16:57:00Z" w16du:dateUtc="2026-01-12T16:57:00Z">
+                  <w:rPrChange w:id="195" w:author="Alfred Anate Bodurin Mayaki" w:date="2026-01-12T16:57:00Z" w16du:dateUtc="2026-01-12T16:57:00Z">
                     <w:rPr>
                       <w:rStyle w:val="Hyperlink"/>
                       <w:rFonts w:ascii="CMU Sans Serif" w:hAnsi="CMU Sans Serif" w:cs="CMU Sans Serif"/>
@@ -8035,13 +9158,13 @@
                 <w:fldChar w:fldCharType="end"/>
               </w:r>
             </w:del>
-            <w:ins w:id="129" w:author="Alfred Anate Bodurin Mayaki" w:date="2026-01-12T16:57:00Z" w16du:dateUtc="2026-01-12T16:57:00Z">
+            <w:ins w:id="196" w:author="Alfred Anate Bodurin Mayaki" w:date="2026-01-12T16:57:00Z" w16du:dateUtc="2026-01-12T16:57:00Z">
               <w:r>
                 <w:rPr>
                   <w:rFonts w:ascii="CMU Sans Serif" w:hAnsi="CMU Sans Serif" w:cs="CMU Sans Serif"/>
                   <w:sz w:val="20"/>
                   <w:szCs w:val="20"/>
-                  <w:rPrChange w:id="130" w:author="Alfred Anate Bodurin Mayaki" w:date="2026-01-12T16:57:00Z" w16du:dateUtc="2026-01-12T16:57:00Z">
+                  <w:rPrChange w:id="197" w:author="Alfred Anate Bodurin Mayaki" w:date="2026-01-12T16:57:00Z" w16du:dateUtc="2026-01-12T16:57:00Z">
                     <w:rPr>
                       <w:rStyle w:val="Hyperlink"/>
                       <w:rFonts w:ascii="CMU Sans Serif" w:hAnsi="CMU Sans Serif" w:cs="CMU Sans Serif"/>
@@ -8070,7 +9193,7 @@
                 <w:szCs w:val="20"/>
               </w:rPr>
             </w:pPr>
-            <w:del w:id="131" w:author="Alfred Anate Bodurin Mayaki" w:date="2026-01-12T16:58:00Z" w16du:dateUtc="2026-01-12T16:58:00Z">
+            <w:del w:id="198" w:author="Alfred Anate Bodurin Mayaki" w:date="2026-01-12T16:58:00Z" w16du:dateUtc="2026-01-12T16:58:00Z">
               <w:r>
                 <w:fldChar w:fldCharType="begin"/>
               </w:r>
@@ -8085,7 +9208,7 @@
                   <w:rFonts w:ascii="CMU Sans Serif" w:hAnsi="CMU Sans Serif" w:cs="CMU Sans Serif"/>
                   <w:sz w:val="20"/>
                   <w:szCs w:val="20"/>
-                  <w:rPrChange w:id="132" w:author="Alfred Anate Bodurin Mayaki" w:date="2026-01-12T16:58:00Z" w16du:dateUtc="2026-01-12T16:58:00Z">
+                  <w:rPrChange w:id="199" w:author="Alfred Anate Bodurin Mayaki" w:date="2026-01-12T16:58:00Z" w16du:dateUtc="2026-01-12T16:58:00Z">
                     <w:rPr>
                       <w:rStyle w:val="Hyperlink"/>
                       <w:rFonts w:ascii="CMU Sans Serif" w:hAnsi="CMU Sans Serif" w:cs="CMU Sans Serif"/>
@@ -8100,13 +9223,13 @@
                 <w:fldChar w:fldCharType="end"/>
               </w:r>
             </w:del>
-            <w:ins w:id="133" w:author="Alfred Anate Bodurin Mayaki" w:date="2026-01-12T16:58:00Z" w16du:dateUtc="2026-01-12T16:58:00Z">
+            <w:ins w:id="200" w:author="Alfred Anate Bodurin Mayaki" w:date="2026-01-12T16:58:00Z" w16du:dateUtc="2026-01-12T16:58:00Z">
               <w:r>
                 <w:rPr>
                   <w:rFonts w:ascii="CMU Sans Serif" w:hAnsi="CMU Sans Serif" w:cs="CMU Sans Serif"/>
                   <w:sz w:val="20"/>
                   <w:szCs w:val="20"/>
-                  <w:rPrChange w:id="134" w:author="Alfred Anate Bodurin Mayaki" w:date="2026-01-12T16:58:00Z" w16du:dateUtc="2026-01-12T16:58:00Z">
+                  <w:rPrChange w:id="201" w:author="Alfred Anate Bodurin Mayaki" w:date="2026-01-12T16:58:00Z" w16du:dateUtc="2026-01-12T16:58:00Z">
                     <w:rPr>
                       <w:rStyle w:val="Hyperlink"/>
                       <w:rFonts w:ascii="CMU Sans Serif" w:hAnsi="CMU Sans Serif" w:cs="CMU Sans Serif"/>
@@ -8124,7 +9247,7 @@
       <w:tr>
         <w:tblPrEx>
           <w:tblW w:w="0" w:type="auto"/>
-          <w:tblPrExChange w:id="135" w:author="Alfred Anate Bodurin Mayaki" w:date="2026-01-12T16:56:00Z" w16du:dateUtc="2026-01-12T16:56:00Z">
+          <w:tblPrExChange w:id="202" w:author="Alfred Anate Bodurin Mayaki" w:date="2026-01-12T16:56:00Z" w16du:dateUtc="2026-01-12T16:56:00Z">
             <w:tblPrEx>
               <w:tblW w:w="0" w:type="auto"/>
             </w:tblPrEx>
@@ -8137,7 +9260,7 @@
           <w:tcPr>
             <w:cnfStyle w:val="001000000000" w:firstRow="0" w:lastRow="0" w:firstColumn="1" w:lastColumn="0" w:oddVBand="0" w:evenVBand="0" w:oddHBand="0" w:evenHBand="0" w:firstRowFirstColumn="0" w:firstRowLastColumn="0" w:lastRowFirstColumn="0" w:lastRowLastColumn="0"/>
             <w:tcW w:w="1838" w:type="dxa"/>
-            <w:tcPrChange w:id="136" w:author="Alfred Anate Bodurin Mayaki" w:date="2026-01-12T16:56:00Z" w16du:dateUtc="2026-01-12T16:56:00Z">
+            <w:tcPrChange w:id="203" w:author="Alfred Anate Bodurin Mayaki" w:date="2026-01-12T16:56:00Z" w16du:dateUtc="2026-01-12T16:56:00Z">
               <w:tcPr>
                 <w:tcW w:w="1838" w:type="dxa"/>
               </w:tcPr>
@@ -8167,7 +9290,7 @@
         <w:tc>
           <w:tcPr>
             <w:tcW w:w="4172" w:type="dxa"/>
-            <w:tcPrChange w:id="137" w:author="Alfred Anate Bodurin Mayaki" w:date="2026-01-12T16:56:00Z" w16du:dateUtc="2026-01-12T16:56:00Z">
+            <w:tcPrChange w:id="204" w:author="Alfred Anate Bodurin Mayaki" w:date="2026-01-12T16:56:00Z" w16du:dateUtc="2026-01-12T16:56:00Z">
               <w:tcPr>
                 <w:tcW w:w="4172" w:type="dxa"/>
               </w:tcPr>
@@ -8198,7 +9321,7 @@
         <w:tc>
           <w:tcPr>
             <w:tcW w:w="3006" w:type="dxa"/>
-            <w:tcPrChange w:id="138" w:author="Alfred Anate Bodurin Mayaki" w:date="2026-01-12T16:56:00Z" w16du:dateUtc="2026-01-12T16:56:00Z">
+            <w:tcPrChange w:id="205" w:author="Alfred Anate Bodurin Mayaki" w:date="2026-01-12T16:56:00Z" w16du:dateUtc="2026-01-12T16:56:00Z">
               <w:tcPr>
                 <w:tcW w:w="3006" w:type="dxa"/>
               </w:tcPr>
@@ -8274,7 +9397,7 @@
                 <w:szCs w:val="20"/>
               </w:rPr>
             </w:pPr>
-            <w:del w:id="139" w:author="Alfred Anate Bodurin Mayaki" w:date="2026-01-12T16:58:00Z" w16du:dateUtc="2026-01-12T16:58:00Z">
+            <w:del w:id="206" w:author="Alfred Anate Bodurin Mayaki" w:date="2026-01-12T16:58:00Z" w16du:dateUtc="2026-01-12T16:58:00Z">
               <w:r>
                 <w:fldChar w:fldCharType="begin"/>
               </w:r>
@@ -8289,7 +9412,7 @@
                   <w:rFonts w:ascii="CMU Sans Serif" w:hAnsi="CMU Sans Serif" w:cs="CMU Sans Serif"/>
                   <w:sz w:val="20"/>
                   <w:szCs w:val="20"/>
-                  <w:rPrChange w:id="140" w:author="Alfred Anate Bodurin Mayaki" w:date="2026-01-12T16:58:00Z" w16du:dateUtc="2026-01-12T16:58:00Z">
+                  <w:rPrChange w:id="207" w:author="Alfred Anate Bodurin Mayaki" w:date="2026-01-12T16:58:00Z" w16du:dateUtc="2026-01-12T16:58:00Z">
                     <w:rPr>
                       <w:rStyle w:val="Hyperlink"/>
                       <w:rFonts w:ascii="CMU Sans Serif" w:hAnsi="CMU Sans Serif" w:cs="CMU Sans Serif"/>
@@ -8304,13 +9427,13 @@
                 <w:fldChar w:fldCharType="end"/>
               </w:r>
             </w:del>
-            <w:ins w:id="141" w:author="Alfred Anate Bodurin Mayaki" w:date="2026-01-12T16:58:00Z" w16du:dateUtc="2026-01-12T16:58:00Z">
+            <w:ins w:id="208" w:author="Alfred Anate Bodurin Mayaki" w:date="2026-01-12T16:58:00Z" w16du:dateUtc="2026-01-12T16:58:00Z">
               <w:r>
                 <w:rPr>
                   <w:rFonts w:ascii="CMU Sans Serif" w:hAnsi="CMU Sans Serif" w:cs="CMU Sans Serif"/>
                   <w:sz w:val="20"/>
                   <w:szCs w:val="20"/>
-                  <w:rPrChange w:id="142" w:author="Alfred Anate Bodurin Mayaki" w:date="2026-01-12T16:58:00Z" w16du:dateUtc="2026-01-12T16:58:00Z">
+                  <w:rPrChange w:id="209" w:author="Alfred Anate Bodurin Mayaki" w:date="2026-01-12T16:58:00Z" w16du:dateUtc="2026-01-12T16:58:00Z">
                     <w:rPr>
                       <w:rStyle w:val="Hyperlink"/>
                       <w:rFonts w:ascii="CMU Sans Serif" w:hAnsi="CMU Sans Serif" w:cs="CMU Sans Serif"/>
@@ -8339,7 +9462,7 @@
                 <w:szCs w:val="20"/>
               </w:rPr>
             </w:pPr>
-            <w:del w:id="143" w:author="Alfred Anate Bodurin Mayaki" w:date="2026-01-12T16:58:00Z" w16du:dateUtc="2026-01-12T16:58:00Z">
+            <w:del w:id="210" w:author="Alfred Anate Bodurin Mayaki" w:date="2026-01-12T16:58:00Z" w16du:dateUtc="2026-01-12T16:58:00Z">
               <w:r>
                 <w:fldChar w:fldCharType="begin"/>
               </w:r>
@@ -8354,7 +9477,7 @@
                   <w:rFonts w:ascii="CMU Sans Serif" w:hAnsi="CMU Sans Serif" w:cs="CMU Sans Serif"/>
                   <w:sz w:val="20"/>
                   <w:szCs w:val="20"/>
-                  <w:rPrChange w:id="144" w:author="Alfred Anate Bodurin Mayaki" w:date="2026-01-12T16:58:00Z" w16du:dateUtc="2026-01-12T16:58:00Z">
+                  <w:rPrChange w:id="211" w:author="Alfred Anate Bodurin Mayaki" w:date="2026-01-12T16:58:00Z" w16du:dateUtc="2026-01-12T16:58:00Z">
                     <w:rPr>
                       <w:rStyle w:val="Hyperlink"/>
                       <w:rFonts w:ascii="CMU Sans Serif" w:hAnsi="CMU Sans Serif" w:cs="CMU Sans Serif"/>
@@ -8369,13 +9492,13 @@
                 <w:fldChar w:fldCharType="end"/>
               </w:r>
             </w:del>
-            <w:ins w:id="145" w:author="Alfred Anate Bodurin Mayaki" w:date="2026-01-12T16:58:00Z" w16du:dateUtc="2026-01-12T16:58:00Z">
+            <w:ins w:id="212" w:author="Alfred Anate Bodurin Mayaki" w:date="2026-01-12T16:58:00Z" w16du:dateUtc="2026-01-12T16:58:00Z">
               <w:r>
                 <w:rPr>
                   <w:rFonts w:ascii="CMU Sans Serif" w:hAnsi="CMU Sans Serif" w:cs="CMU Sans Serif"/>
                   <w:sz w:val="20"/>
                   <w:szCs w:val="20"/>
-                  <w:rPrChange w:id="146" w:author="Alfred Anate Bodurin Mayaki" w:date="2026-01-12T16:58:00Z" w16du:dateUtc="2026-01-12T16:58:00Z">
+                  <w:rPrChange w:id="213" w:author="Alfred Anate Bodurin Mayaki" w:date="2026-01-12T16:58:00Z" w16du:dateUtc="2026-01-12T16:58:00Z">
                     <w:rPr>
                       <w:rStyle w:val="Hyperlink"/>
                       <w:rFonts w:ascii="CMU Sans Serif" w:hAnsi="CMU Sans Serif" w:cs="CMU Sans Serif"/>
@@ -8497,7 +9620,7 @@
         <w:contextualSpacing/>
         <w:jc w:val="both"/>
         <w:rPr>
-          <w:ins w:id="147" w:author="Alfred Anate Bodurin Mayaki" w:date="2026-01-12T17:01:00Z" w16du:dateUtc="2026-01-12T17:01:00Z"/>
+          <w:ins w:id="214" w:author="Alfred Anate Bodurin Mayaki" w:date="2026-01-12T17:01:00Z" w16du:dateUtc="2026-01-12T17:01:00Z"/>
           <w:rStyle w:val="Strong"/>
           <w:rFonts w:ascii="CMU Sans Serif" w:hAnsi="CMU Sans Serif" w:cs="CMU Sans Serif"/>
           <w:b w:val="0"/>
@@ -8505,8 +9628,7 @@
           <w:color w:val="000000" w:themeColor="text1"/>
         </w:rPr>
       </w:pPr>
-      <w:bookmarkStart w:id="148" w:name="_Toc216632810"/>
-      <w:bookmarkStart w:id="149" w:name="_Toc217468146"/>
+      <w:bookmarkStart w:id="215" w:name="_Toc216632810"/>
     </w:p>
     <w:p>
       <w:pPr>
@@ -8521,6 +9643,7 @@
           <w:color w:val="000000" w:themeColor="text1"/>
         </w:rPr>
       </w:pPr>
+      <w:bookmarkStart w:id="216" w:name="_Toc219130666"/>
       <w:r>
         <w:rPr>
           <w:rStyle w:val="Strong"/>
@@ -8541,7 +9664,7 @@
         </w:rPr>
         <w:t>Explicating my Literature Review 2</w:t>
       </w:r>
-      <w:bookmarkEnd w:id="148"/>
+      <w:bookmarkEnd w:id="215"/>
       <w:r>
         <w:rPr>
           <w:rStyle w:val="Strong"/>
@@ -8552,7 +9675,7 @@
         </w:rPr>
         <w:t xml:space="preserve"> – Signalling Theory</w:t>
       </w:r>
-      <w:bookmarkEnd w:id="149"/>
+      <w:bookmarkEnd w:id="216"/>
     </w:p>
     <w:p>
       <w:pPr>
@@ -9922,7 +11045,7 @@
           <w:color w:val="000000" w:themeColor="text1"/>
         </w:rPr>
       </w:pPr>
-      <w:bookmarkStart w:id="150" w:name="_Toc217468147"/>
+      <w:bookmarkStart w:id="217" w:name="_Toc219130667"/>
       <w:r>
         <w:rPr>
           <w:rStyle w:val="Strong"/>
@@ -9953,7 +11076,7 @@
         </w:rPr>
         <w:t>3 – Recruitment &amp; Selection</w:t>
       </w:r>
-      <w:bookmarkEnd w:id="150"/>
+      <w:bookmarkEnd w:id="217"/>
     </w:p>
     <w:p>
       <w:pPr>
@@ -10008,7 +11131,7 @@
         </w:numPr>
         <w:jc w:val="both"/>
         <w:rPr>
-          <w:del w:id="151" w:author="Alfred Anate Bodurin Mayaki" w:date="2026-01-12T17:02:00Z" w16du:dateUtc="2026-01-12T17:02:00Z"/>
+          <w:del w:id="218" w:author="Alfred Anate Bodurin Mayaki" w:date="2026-01-12T17:02:00Z" w16du:dateUtc="2026-01-12T17:02:00Z"/>
           <w:rFonts w:ascii="CMU Sans Serif" w:hAnsi="CMU Sans Serif" w:cs="CMU Sans Serif"/>
           <w:sz w:val="20"/>
           <w:szCs w:val="20"/>
@@ -10040,7 +11163,7 @@
         </w:numPr>
         <w:jc w:val="both"/>
         <w:rPr>
-          <w:ins w:id="152" w:author="Alfred Anate Bodurin Mayaki" w:date="2026-01-12T17:02:00Z" w16du:dateUtc="2026-01-12T17:02:00Z"/>
+          <w:ins w:id="219" w:author="Alfred Anate Bodurin Mayaki" w:date="2026-01-12T17:02:00Z" w16du:dateUtc="2026-01-12T17:02:00Z"/>
           <w:rFonts w:ascii="CMU Sans Serif" w:hAnsi="CMU Sans Serif" w:cs="CMU Sans Serif"/>
           <w:sz w:val="20"/>
           <w:szCs w:val="20"/>
@@ -10059,11 +11182,11 @@
           <w:rFonts w:ascii="CMU Sans Serif" w:hAnsi="CMU Sans Serif" w:cs="CMU Sans Serif"/>
           <w:sz w:val="20"/>
           <w:szCs w:val="20"/>
-          <w:rPrChange w:id="153" w:author="Alfred Anate Bodurin Mayaki" w:date="2026-01-12T17:02:00Z" w16du:dateUtc="2026-01-12T17:02:00Z">
+          <w:rPrChange w:id="220" w:author="Alfred Anate Bodurin Mayaki" w:date="2026-01-12T17:02:00Z" w16du:dateUtc="2026-01-12T17:02:00Z">
             <w:rPr/>
           </w:rPrChange>
         </w:rPr>
-        <w:pPrChange w:id="154" w:author="Alfred Anate Bodurin Mayaki" w:date="2026-01-12T17:02:00Z" w16du:dateUtc="2026-01-12T17:02:00Z">
+        <w:pPrChange w:id="221" w:author="Alfred Anate Bodurin Mayaki" w:date="2026-01-12T17:02:00Z" w16du:dateUtc="2026-01-12T17:02:00Z">
           <w:pPr>
             <w:pStyle w:val="ListParagraph"/>
             <w:numPr>
@@ -10074,7 +11197,7 @@
           </w:pPr>
         </w:pPrChange>
       </w:pPr>
-      <w:ins w:id="155" w:author="Alfred Anate Bodurin Mayaki" w:date="2026-01-12T17:02:00Z" w16du:dateUtc="2026-01-12T17:02:00Z">
+      <w:ins w:id="222" w:author="Alfred Anate Bodurin Mayaki" w:date="2026-01-12T17:02:00Z" w16du:dateUtc="2026-01-12T17:02:00Z">
         <w:r>
           <w:rPr>
             <w:rFonts w:ascii="CMU Sans Serif" w:hAnsi="CMU Sans Serif" w:cs="CMU Sans Serif"/>
@@ -10098,6 +11221,7 @@
           <w:color w:val="000000" w:themeColor="text1"/>
         </w:rPr>
       </w:pPr>
+      <w:bookmarkStart w:id="223" w:name="_Toc219130668"/>
       <w:r>
         <w:rPr>
           <w:rStyle w:val="Strong"/>
@@ -10108,6 +11232,7 @@
         </w:rPr>
         <w:t>11 Journal of Economic Literature (JEL) Classification</w:t>
       </w:r>
+      <w:bookmarkEnd w:id="223"/>
     </w:p>
     <w:p>
       <w:pPr>
@@ -11079,7 +12204,7 @@
       <w:pPr>
         <w:jc w:val="center"/>
         <w:rPr>
-          <w:del w:id="156" w:author="Alfred Anate Bodurin Mayaki" w:date="2026-01-12T16:59:00Z" w16du:dateUtc="2026-01-12T16:59:00Z"/>
+          <w:del w:id="224" w:author="Alfred Anate Bodurin Mayaki" w:date="2026-01-12T16:59:00Z" w16du:dateUtc="2026-01-12T16:59:00Z"/>
           <w:rFonts w:ascii="CMU Sans Serif" w:hAnsi="CMU Sans Serif" w:cs="CMU Sans Serif"/>
           <w:color w:val="000000" w:themeColor="text1"/>
           <w:sz w:val="20"/>
@@ -11100,7 +12225,7 @@
           <w:rFonts w:ascii="CMU Sans Serif" w:hAnsi="CMU Sans Serif" w:cs="CMU Sans Serif"/>
           <w:sz w:val="20"/>
           <w:szCs w:val="20"/>
-          <w:rPrChange w:id="157" w:author="Alfred Anate Bodurin Mayaki" w:date="2026-01-12T16:59:00Z" w16du:dateUtc="2026-01-12T16:59:00Z">
+          <w:rPrChange w:id="225" w:author="Alfred Anate Bodurin Mayaki" w:date="2026-01-12T16:59:00Z" w16du:dateUtc="2026-01-12T16:59:00Z">
             <w:rPr>
               <w:rStyle w:val="Hyperlink"/>
               <w:rFonts w:ascii="CMU Sans Serif" w:hAnsi="CMU Sans Serif" w:cs="CMU Sans Serif"/>
@@ -11116,7 +12241,7 @@
       <w:pPr>
         <w:jc w:val="center"/>
         <w:rPr>
-          <w:del w:id="158" w:author="Alfred Anate Bodurin Mayaki" w:date="2026-01-12T16:59:00Z" w16du:dateUtc="2026-01-12T16:59:00Z"/>
+          <w:del w:id="226" w:author="Alfred Anate Bodurin Mayaki" w:date="2026-01-12T16:59:00Z" w16du:dateUtc="2026-01-12T16:59:00Z"/>
           <w:rFonts w:ascii="CMU Sans Serif" w:hAnsi="CMU Sans Serif" w:cs="CMU Sans Serif"/>
           <w:color w:val="000000" w:themeColor="text1"/>
           <w:sz w:val="20"/>
@@ -11128,13 +12253,13 @@
       <w:pPr>
         <w:jc w:val="center"/>
         <w:rPr>
-          <w:ins w:id="159" w:author="Alfred Anate Bodurin Mayaki" w:date="2026-01-12T16:59:00Z" w16du:dateUtc="2026-01-12T16:59:00Z"/>
-          <w:rFonts w:ascii="CMU Sans Serif" w:hAnsi="CMU Sans Serif" w:cs="CMU Sans Serif"/>
-          <w:color w:val="000000" w:themeColor="text1"/>
-          <w:sz w:val="20"/>
-          <w:szCs w:val="20"/>
-        </w:rPr>
-        <w:pPrChange w:id="160" w:author="Alfred Anate Bodurin Mayaki" w:date="2026-01-12T16:59:00Z" w16du:dateUtc="2026-01-12T16:59:00Z">
+          <w:ins w:id="227" w:author="Alfred Anate Bodurin Mayaki" w:date="2026-01-12T16:59:00Z" w16du:dateUtc="2026-01-12T16:59:00Z"/>
+          <w:rFonts w:ascii="CMU Sans Serif" w:hAnsi="CMU Sans Serif" w:cs="CMU Sans Serif"/>
+          <w:color w:val="000000" w:themeColor="text1"/>
+          <w:sz w:val="20"/>
+          <w:szCs w:val="20"/>
+        </w:rPr>
+        <w:pPrChange w:id="228" w:author="Alfred Anate Bodurin Mayaki" w:date="2026-01-12T16:59:00Z" w16du:dateUtc="2026-01-12T16:59:00Z">
           <w:pPr>
             <w:jc w:val="both"/>
           </w:pPr>
@@ -11145,259 +12270,259 @@
       <w:pPr>
         <w:jc w:val="center"/>
         <w:rPr>
-          <w:del w:id="161" w:author="Alfred Anate Bodurin Mayaki" w:date="2026-01-12T16:59:00Z" w16du:dateUtc="2026-01-12T16:59:00Z"/>
-          <w:rFonts w:ascii="CMU Sans Serif" w:hAnsi="CMU Sans Serif" w:cs="CMU Sans Serif"/>
-          <w:color w:val="000000" w:themeColor="text1"/>
-          <w:sz w:val="20"/>
-          <w:szCs w:val="20"/>
-        </w:rPr>
-      </w:pPr>
-    </w:p>
-    <w:p>
-      <w:pPr>
-        <w:jc w:val="both"/>
-        <w:rPr>
-          <w:ins w:id="162" w:author="Alfred Anate Bodurin Mayaki" w:date="2026-01-12T17:01:00Z" w16du:dateUtc="2026-01-12T17:01:00Z"/>
-          <w:rFonts w:ascii="CMU Sans Serif" w:hAnsi="CMU Sans Serif" w:cs="CMU Sans Serif"/>
-          <w:color w:val="000000" w:themeColor="text1"/>
-          <w:sz w:val="20"/>
-          <w:szCs w:val="20"/>
-        </w:rPr>
-      </w:pPr>
-    </w:p>
-    <w:p>
-      <w:pPr>
-        <w:jc w:val="both"/>
-        <w:rPr>
-          <w:ins w:id="163" w:author="Alfred Anate Bodurin Mayaki" w:date="2026-01-12T17:02:00Z" w16du:dateUtc="2026-01-12T17:02:00Z"/>
-          <w:rFonts w:ascii="CMU Sans Serif" w:hAnsi="CMU Sans Serif" w:cs="CMU Sans Serif"/>
-          <w:color w:val="000000" w:themeColor="text1"/>
-          <w:sz w:val="20"/>
-          <w:szCs w:val="20"/>
-        </w:rPr>
-      </w:pPr>
-    </w:p>
-    <w:p>
-      <w:pPr>
-        <w:jc w:val="both"/>
-        <w:rPr>
-          <w:ins w:id="164" w:author="Alfred Anate Bodurin Mayaki" w:date="2026-01-12T17:02:00Z" w16du:dateUtc="2026-01-12T17:02:00Z"/>
-          <w:rFonts w:ascii="CMU Sans Serif" w:hAnsi="CMU Sans Serif" w:cs="CMU Sans Serif"/>
-          <w:color w:val="000000" w:themeColor="text1"/>
-          <w:sz w:val="20"/>
-          <w:szCs w:val="20"/>
-        </w:rPr>
-      </w:pPr>
-    </w:p>
-    <w:p>
-      <w:pPr>
-        <w:jc w:val="both"/>
-        <w:rPr>
-          <w:ins w:id="165" w:author="Alfred Anate Bodurin Mayaki" w:date="2026-01-12T17:02:00Z" w16du:dateUtc="2026-01-12T17:02:00Z"/>
-          <w:rFonts w:ascii="CMU Sans Serif" w:hAnsi="CMU Sans Serif" w:cs="CMU Sans Serif"/>
-          <w:color w:val="000000" w:themeColor="text1"/>
-          <w:sz w:val="20"/>
-          <w:szCs w:val="20"/>
-        </w:rPr>
-      </w:pPr>
-    </w:p>
-    <w:p>
-      <w:pPr>
-        <w:jc w:val="both"/>
-        <w:rPr>
-          <w:ins w:id="166" w:author="Alfred Anate Bodurin Mayaki" w:date="2026-01-12T17:02:00Z" w16du:dateUtc="2026-01-12T17:02:00Z"/>
-          <w:rFonts w:ascii="CMU Sans Serif" w:hAnsi="CMU Sans Serif" w:cs="CMU Sans Serif"/>
-          <w:color w:val="000000" w:themeColor="text1"/>
-          <w:sz w:val="20"/>
-          <w:szCs w:val="20"/>
-        </w:rPr>
-      </w:pPr>
-    </w:p>
-    <w:p>
-      <w:pPr>
-        <w:jc w:val="both"/>
-        <w:rPr>
-          <w:ins w:id="167" w:author="Alfred Anate Bodurin Mayaki" w:date="2026-01-12T17:02:00Z" w16du:dateUtc="2026-01-12T17:02:00Z"/>
-          <w:rFonts w:ascii="CMU Sans Serif" w:hAnsi="CMU Sans Serif" w:cs="CMU Sans Serif"/>
-          <w:color w:val="000000" w:themeColor="text1"/>
-          <w:sz w:val="20"/>
-          <w:szCs w:val="20"/>
-        </w:rPr>
-      </w:pPr>
-    </w:p>
-    <w:p>
-      <w:pPr>
-        <w:jc w:val="both"/>
-        <w:rPr>
-          <w:ins w:id="168" w:author="Alfred Anate Bodurin Mayaki" w:date="2026-01-12T17:01:00Z" w16du:dateUtc="2026-01-12T17:01:00Z"/>
-          <w:rFonts w:ascii="CMU Sans Serif" w:hAnsi="CMU Sans Serif" w:cs="CMU Sans Serif"/>
-          <w:color w:val="000000" w:themeColor="text1"/>
-          <w:sz w:val="20"/>
-          <w:szCs w:val="20"/>
-        </w:rPr>
-      </w:pPr>
-    </w:p>
-    <w:p>
-      <w:pPr>
-        <w:jc w:val="both"/>
-        <w:rPr>
-          <w:del w:id="169" w:author="Alfred Anate Bodurin Mayaki" w:date="2026-01-12T16:59:00Z" w16du:dateUtc="2026-01-12T16:59:00Z"/>
-          <w:rFonts w:ascii="CMU Sans Serif" w:hAnsi="CMU Sans Serif" w:cs="CMU Sans Serif"/>
-          <w:color w:val="000000" w:themeColor="text1"/>
-          <w:sz w:val="20"/>
-          <w:szCs w:val="20"/>
-        </w:rPr>
-      </w:pPr>
-    </w:p>
-    <w:p>
-      <w:pPr>
-        <w:jc w:val="both"/>
-        <w:rPr>
-          <w:del w:id="170" w:author="Alfred Anate Bodurin Mayaki" w:date="2026-01-12T16:59:00Z" w16du:dateUtc="2026-01-12T16:59:00Z"/>
-          <w:rFonts w:ascii="CMU Sans Serif" w:hAnsi="CMU Sans Serif" w:cs="CMU Sans Serif"/>
-          <w:color w:val="000000" w:themeColor="text1"/>
-          <w:sz w:val="20"/>
-          <w:szCs w:val="20"/>
-        </w:rPr>
-      </w:pPr>
-    </w:p>
-    <w:p>
-      <w:pPr>
-        <w:jc w:val="both"/>
-        <w:rPr>
-          <w:del w:id="171" w:author="Alfred Anate Bodurin Mayaki" w:date="2026-01-12T16:59:00Z" w16du:dateUtc="2026-01-12T16:59:00Z"/>
-          <w:rFonts w:ascii="CMU Sans Serif" w:hAnsi="CMU Sans Serif" w:cs="CMU Sans Serif"/>
-          <w:color w:val="000000" w:themeColor="text1"/>
-          <w:sz w:val="20"/>
-          <w:szCs w:val="20"/>
-        </w:rPr>
-      </w:pPr>
-    </w:p>
-    <w:p>
-      <w:pPr>
-        <w:jc w:val="both"/>
-        <w:rPr>
-          <w:del w:id="172" w:author="Alfred Anate Bodurin Mayaki" w:date="2026-01-12T16:59:00Z" w16du:dateUtc="2026-01-12T16:59:00Z"/>
-          <w:rFonts w:ascii="CMU Sans Serif" w:hAnsi="CMU Sans Serif" w:cs="CMU Sans Serif"/>
-          <w:color w:val="000000" w:themeColor="text1"/>
-          <w:sz w:val="20"/>
-          <w:szCs w:val="20"/>
-        </w:rPr>
-      </w:pPr>
-    </w:p>
-    <w:p>
-      <w:pPr>
-        <w:jc w:val="both"/>
-        <w:rPr>
-          <w:del w:id="173" w:author="Alfred Anate Bodurin Mayaki" w:date="2026-01-12T16:59:00Z" w16du:dateUtc="2026-01-12T16:59:00Z"/>
-          <w:rFonts w:ascii="CMU Sans Serif" w:hAnsi="CMU Sans Serif" w:cs="CMU Sans Serif"/>
-          <w:color w:val="000000" w:themeColor="text1"/>
-          <w:sz w:val="20"/>
-          <w:szCs w:val="20"/>
-        </w:rPr>
-      </w:pPr>
-    </w:p>
-    <w:p>
-      <w:pPr>
-        <w:jc w:val="both"/>
-        <w:rPr>
-          <w:del w:id="174" w:author="Alfred Anate Bodurin Mayaki" w:date="2026-01-12T16:59:00Z" w16du:dateUtc="2026-01-12T16:59:00Z"/>
-          <w:rFonts w:ascii="CMU Sans Serif" w:hAnsi="CMU Sans Serif" w:cs="CMU Sans Serif"/>
-          <w:color w:val="000000" w:themeColor="text1"/>
-          <w:sz w:val="20"/>
-          <w:szCs w:val="20"/>
-        </w:rPr>
-      </w:pPr>
-    </w:p>
-    <w:p>
-      <w:pPr>
-        <w:jc w:val="both"/>
-        <w:rPr>
-          <w:del w:id="175" w:author="Alfred Anate Bodurin Mayaki" w:date="2026-01-12T16:59:00Z" w16du:dateUtc="2026-01-12T16:59:00Z"/>
-          <w:rFonts w:ascii="CMU Sans Serif" w:hAnsi="CMU Sans Serif" w:cs="CMU Sans Serif"/>
-          <w:color w:val="000000" w:themeColor="text1"/>
-          <w:sz w:val="20"/>
-          <w:szCs w:val="20"/>
-        </w:rPr>
-      </w:pPr>
-    </w:p>
-    <w:p>
-      <w:pPr>
-        <w:jc w:val="both"/>
-        <w:rPr>
-          <w:del w:id="176" w:author="Alfred Anate Bodurin Mayaki" w:date="2026-01-12T16:59:00Z" w16du:dateUtc="2026-01-12T16:59:00Z"/>
-          <w:rFonts w:ascii="CMU Sans Serif" w:hAnsi="CMU Sans Serif" w:cs="CMU Sans Serif"/>
-          <w:color w:val="000000" w:themeColor="text1"/>
-          <w:sz w:val="20"/>
-          <w:szCs w:val="20"/>
-        </w:rPr>
-      </w:pPr>
-    </w:p>
-    <w:p>
-      <w:pPr>
-        <w:jc w:val="both"/>
-        <w:rPr>
-          <w:del w:id="177" w:author="Alfred Anate Bodurin Mayaki" w:date="2026-01-12T16:59:00Z" w16du:dateUtc="2026-01-12T16:59:00Z"/>
-          <w:rFonts w:ascii="CMU Sans Serif" w:hAnsi="CMU Sans Serif" w:cs="CMU Sans Serif"/>
-          <w:color w:val="000000" w:themeColor="text1"/>
-          <w:sz w:val="20"/>
-          <w:szCs w:val="20"/>
-        </w:rPr>
-      </w:pPr>
-    </w:p>
-    <w:p>
-      <w:pPr>
-        <w:jc w:val="both"/>
-        <w:rPr>
-          <w:del w:id="178" w:author="Alfred Anate Bodurin Mayaki" w:date="2026-01-12T16:59:00Z" w16du:dateUtc="2026-01-12T16:59:00Z"/>
-          <w:rFonts w:ascii="CMU Sans Serif" w:hAnsi="CMU Sans Serif" w:cs="CMU Sans Serif"/>
-          <w:color w:val="000000" w:themeColor="text1"/>
-          <w:sz w:val="20"/>
-          <w:szCs w:val="20"/>
-        </w:rPr>
-      </w:pPr>
-    </w:p>
-    <w:p>
-      <w:pPr>
-        <w:jc w:val="both"/>
-        <w:rPr>
-          <w:del w:id="179" w:author="Alfred Anate Bodurin Mayaki" w:date="2026-01-12T16:59:00Z" w16du:dateUtc="2026-01-12T16:59:00Z"/>
-          <w:rFonts w:ascii="CMU Sans Serif" w:hAnsi="CMU Sans Serif" w:cs="CMU Sans Serif"/>
-          <w:color w:val="000000" w:themeColor="text1"/>
-          <w:sz w:val="20"/>
-          <w:szCs w:val="20"/>
-        </w:rPr>
-      </w:pPr>
-    </w:p>
-    <w:p>
-      <w:pPr>
-        <w:jc w:val="both"/>
-        <w:rPr>
-          <w:del w:id="180" w:author="Alfred Anate Bodurin Mayaki" w:date="2026-01-12T16:59:00Z" w16du:dateUtc="2026-01-12T16:59:00Z"/>
-          <w:rFonts w:ascii="CMU Sans Serif" w:hAnsi="CMU Sans Serif" w:cs="CMU Sans Serif"/>
-          <w:color w:val="000000" w:themeColor="text1"/>
-          <w:sz w:val="20"/>
-          <w:szCs w:val="20"/>
-        </w:rPr>
-      </w:pPr>
-    </w:p>
-    <w:p>
-      <w:pPr>
-        <w:jc w:val="both"/>
-        <w:rPr>
-          <w:del w:id="181" w:author="Alfred Anate Bodurin Mayaki" w:date="2026-01-12T16:59:00Z" w16du:dateUtc="2026-01-12T16:59:00Z"/>
-          <w:rFonts w:ascii="CMU Sans Serif" w:hAnsi="CMU Sans Serif" w:cs="CMU Sans Serif"/>
-          <w:color w:val="000000" w:themeColor="text1"/>
-          <w:sz w:val="20"/>
-          <w:szCs w:val="20"/>
-        </w:rPr>
-      </w:pPr>
-    </w:p>
-    <w:p>
-      <w:pPr>
-        <w:jc w:val="both"/>
-        <w:rPr>
-          <w:del w:id="182" w:author="Alfred Anate Bodurin Mayaki" w:date="2026-01-12T16:59:00Z" w16du:dateUtc="2026-01-12T16:59:00Z"/>
+          <w:del w:id="229" w:author="Alfred Anate Bodurin Mayaki" w:date="2026-01-12T16:59:00Z" w16du:dateUtc="2026-01-12T16:59:00Z"/>
+          <w:rFonts w:ascii="CMU Sans Serif" w:hAnsi="CMU Sans Serif" w:cs="CMU Sans Serif"/>
+          <w:color w:val="000000" w:themeColor="text1"/>
+          <w:sz w:val="20"/>
+          <w:szCs w:val="20"/>
+        </w:rPr>
+      </w:pPr>
+    </w:p>
+    <w:p>
+      <w:pPr>
+        <w:jc w:val="both"/>
+        <w:rPr>
+          <w:ins w:id="230" w:author="Alfred Anate Bodurin Mayaki" w:date="2026-01-12T17:01:00Z" w16du:dateUtc="2026-01-12T17:01:00Z"/>
+          <w:rFonts w:ascii="CMU Sans Serif" w:hAnsi="CMU Sans Serif" w:cs="CMU Sans Serif"/>
+          <w:color w:val="000000" w:themeColor="text1"/>
+          <w:sz w:val="20"/>
+          <w:szCs w:val="20"/>
+        </w:rPr>
+      </w:pPr>
+    </w:p>
+    <w:p>
+      <w:pPr>
+        <w:jc w:val="both"/>
+        <w:rPr>
+          <w:ins w:id="231" w:author="Alfred Anate Bodurin Mayaki" w:date="2026-01-12T17:02:00Z" w16du:dateUtc="2026-01-12T17:02:00Z"/>
+          <w:rFonts w:ascii="CMU Sans Serif" w:hAnsi="CMU Sans Serif" w:cs="CMU Sans Serif"/>
+          <w:color w:val="000000" w:themeColor="text1"/>
+          <w:sz w:val="20"/>
+          <w:szCs w:val="20"/>
+        </w:rPr>
+      </w:pPr>
+    </w:p>
+    <w:p>
+      <w:pPr>
+        <w:jc w:val="both"/>
+        <w:rPr>
+          <w:ins w:id="232" w:author="Alfred Anate Bodurin Mayaki" w:date="2026-01-12T17:02:00Z" w16du:dateUtc="2026-01-12T17:02:00Z"/>
+          <w:rFonts w:ascii="CMU Sans Serif" w:hAnsi="CMU Sans Serif" w:cs="CMU Sans Serif"/>
+          <w:color w:val="000000" w:themeColor="text1"/>
+          <w:sz w:val="20"/>
+          <w:szCs w:val="20"/>
+        </w:rPr>
+      </w:pPr>
+    </w:p>
+    <w:p>
+      <w:pPr>
+        <w:jc w:val="both"/>
+        <w:rPr>
+          <w:ins w:id="233" w:author="Alfred Anate Bodurin Mayaki" w:date="2026-01-12T17:02:00Z" w16du:dateUtc="2026-01-12T17:02:00Z"/>
+          <w:rFonts w:ascii="CMU Sans Serif" w:hAnsi="CMU Sans Serif" w:cs="CMU Sans Serif"/>
+          <w:color w:val="000000" w:themeColor="text1"/>
+          <w:sz w:val="20"/>
+          <w:szCs w:val="20"/>
+        </w:rPr>
+      </w:pPr>
+    </w:p>
+    <w:p>
+      <w:pPr>
+        <w:jc w:val="both"/>
+        <w:rPr>
+          <w:ins w:id="234" w:author="Alfred Anate Bodurin Mayaki" w:date="2026-01-12T17:02:00Z" w16du:dateUtc="2026-01-12T17:02:00Z"/>
+          <w:rFonts w:ascii="CMU Sans Serif" w:hAnsi="CMU Sans Serif" w:cs="CMU Sans Serif"/>
+          <w:color w:val="000000" w:themeColor="text1"/>
+          <w:sz w:val="20"/>
+          <w:szCs w:val="20"/>
+        </w:rPr>
+      </w:pPr>
+    </w:p>
+    <w:p>
+      <w:pPr>
+        <w:jc w:val="both"/>
+        <w:rPr>
+          <w:ins w:id="235" w:author="Alfred Anate Bodurin Mayaki" w:date="2026-01-12T17:02:00Z" w16du:dateUtc="2026-01-12T17:02:00Z"/>
+          <w:rFonts w:ascii="CMU Sans Serif" w:hAnsi="CMU Sans Serif" w:cs="CMU Sans Serif"/>
+          <w:color w:val="000000" w:themeColor="text1"/>
+          <w:sz w:val="20"/>
+          <w:szCs w:val="20"/>
+        </w:rPr>
+      </w:pPr>
+    </w:p>
+    <w:p>
+      <w:pPr>
+        <w:jc w:val="both"/>
+        <w:rPr>
+          <w:ins w:id="236" w:author="Alfred Anate Bodurin Mayaki" w:date="2026-01-12T17:01:00Z" w16du:dateUtc="2026-01-12T17:01:00Z"/>
+          <w:rFonts w:ascii="CMU Sans Serif" w:hAnsi="CMU Sans Serif" w:cs="CMU Sans Serif"/>
+          <w:color w:val="000000" w:themeColor="text1"/>
+          <w:sz w:val="20"/>
+          <w:szCs w:val="20"/>
+        </w:rPr>
+      </w:pPr>
+    </w:p>
+    <w:p>
+      <w:pPr>
+        <w:jc w:val="both"/>
+        <w:rPr>
+          <w:del w:id="237" w:author="Alfred Anate Bodurin Mayaki" w:date="2026-01-12T16:59:00Z" w16du:dateUtc="2026-01-12T16:59:00Z"/>
+          <w:rFonts w:ascii="CMU Sans Serif" w:hAnsi="CMU Sans Serif" w:cs="CMU Sans Serif"/>
+          <w:color w:val="000000" w:themeColor="text1"/>
+          <w:sz w:val="20"/>
+          <w:szCs w:val="20"/>
+        </w:rPr>
+      </w:pPr>
+    </w:p>
+    <w:p>
+      <w:pPr>
+        <w:jc w:val="both"/>
+        <w:rPr>
+          <w:del w:id="238" w:author="Alfred Anate Bodurin Mayaki" w:date="2026-01-12T16:59:00Z" w16du:dateUtc="2026-01-12T16:59:00Z"/>
+          <w:rFonts w:ascii="CMU Sans Serif" w:hAnsi="CMU Sans Serif" w:cs="CMU Sans Serif"/>
+          <w:color w:val="000000" w:themeColor="text1"/>
+          <w:sz w:val="20"/>
+          <w:szCs w:val="20"/>
+        </w:rPr>
+      </w:pPr>
+    </w:p>
+    <w:p>
+      <w:pPr>
+        <w:jc w:val="both"/>
+        <w:rPr>
+          <w:del w:id="239" w:author="Alfred Anate Bodurin Mayaki" w:date="2026-01-12T16:59:00Z" w16du:dateUtc="2026-01-12T16:59:00Z"/>
+          <w:rFonts w:ascii="CMU Sans Serif" w:hAnsi="CMU Sans Serif" w:cs="CMU Sans Serif"/>
+          <w:color w:val="000000" w:themeColor="text1"/>
+          <w:sz w:val="20"/>
+          <w:szCs w:val="20"/>
+        </w:rPr>
+      </w:pPr>
+    </w:p>
+    <w:p>
+      <w:pPr>
+        <w:jc w:val="both"/>
+        <w:rPr>
+          <w:del w:id="240" w:author="Alfred Anate Bodurin Mayaki" w:date="2026-01-12T16:59:00Z" w16du:dateUtc="2026-01-12T16:59:00Z"/>
+          <w:rFonts w:ascii="CMU Sans Serif" w:hAnsi="CMU Sans Serif" w:cs="CMU Sans Serif"/>
+          <w:color w:val="000000" w:themeColor="text1"/>
+          <w:sz w:val="20"/>
+          <w:szCs w:val="20"/>
+        </w:rPr>
+      </w:pPr>
+    </w:p>
+    <w:p>
+      <w:pPr>
+        <w:jc w:val="both"/>
+        <w:rPr>
+          <w:del w:id="241" w:author="Alfred Anate Bodurin Mayaki" w:date="2026-01-12T16:59:00Z" w16du:dateUtc="2026-01-12T16:59:00Z"/>
+          <w:rFonts w:ascii="CMU Sans Serif" w:hAnsi="CMU Sans Serif" w:cs="CMU Sans Serif"/>
+          <w:color w:val="000000" w:themeColor="text1"/>
+          <w:sz w:val="20"/>
+          <w:szCs w:val="20"/>
+        </w:rPr>
+      </w:pPr>
+    </w:p>
+    <w:p>
+      <w:pPr>
+        <w:jc w:val="both"/>
+        <w:rPr>
+          <w:del w:id="242" w:author="Alfred Anate Bodurin Mayaki" w:date="2026-01-12T16:59:00Z" w16du:dateUtc="2026-01-12T16:59:00Z"/>
+          <w:rFonts w:ascii="CMU Sans Serif" w:hAnsi="CMU Sans Serif" w:cs="CMU Sans Serif"/>
+          <w:color w:val="000000" w:themeColor="text1"/>
+          <w:sz w:val="20"/>
+          <w:szCs w:val="20"/>
+        </w:rPr>
+      </w:pPr>
+    </w:p>
+    <w:p>
+      <w:pPr>
+        <w:jc w:val="both"/>
+        <w:rPr>
+          <w:del w:id="243" w:author="Alfred Anate Bodurin Mayaki" w:date="2026-01-12T16:59:00Z" w16du:dateUtc="2026-01-12T16:59:00Z"/>
+          <w:rFonts w:ascii="CMU Sans Serif" w:hAnsi="CMU Sans Serif" w:cs="CMU Sans Serif"/>
+          <w:color w:val="000000" w:themeColor="text1"/>
+          <w:sz w:val="20"/>
+          <w:szCs w:val="20"/>
+        </w:rPr>
+      </w:pPr>
+    </w:p>
+    <w:p>
+      <w:pPr>
+        <w:jc w:val="both"/>
+        <w:rPr>
+          <w:del w:id="244" w:author="Alfred Anate Bodurin Mayaki" w:date="2026-01-12T16:59:00Z" w16du:dateUtc="2026-01-12T16:59:00Z"/>
+          <w:rFonts w:ascii="CMU Sans Serif" w:hAnsi="CMU Sans Serif" w:cs="CMU Sans Serif"/>
+          <w:color w:val="000000" w:themeColor="text1"/>
+          <w:sz w:val="20"/>
+          <w:szCs w:val="20"/>
+        </w:rPr>
+      </w:pPr>
+    </w:p>
+    <w:p>
+      <w:pPr>
+        <w:jc w:val="both"/>
+        <w:rPr>
+          <w:del w:id="245" w:author="Alfred Anate Bodurin Mayaki" w:date="2026-01-12T16:59:00Z" w16du:dateUtc="2026-01-12T16:59:00Z"/>
+          <w:rFonts w:ascii="CMU Sans Serif" w:hAnsi="CMU Sans Serif" w:cs="CMU Sans Serif"/>
+          <w:color w:val="000000" w:themeColor="text1"/>
+          <w:sz w:val="20"/>
+          <w:szCs w:val="20"/>
+        </w:rPr>
+      </w:pPr>
+    </w:p>
+    <w:p>
+      <w:pPr>
+        <w:jc w:val="both"/>
+        <w:rPr>
+          <w:del w:id="246" w:author="Alfred Anate Bodurin Mayaki" w:date="2026-01-12T16:59:00Z" w16du:dateUtc="2026-01-12T16:59:00Z"/>
+          <w:rFonts w:ascii="CMU Sans Serif" w:hAnsi="CMU Sans Serif" w:cs="CMU Sans Serif"/>
+          <w:color w:val="000000" w:themeColor="text1"/>
+          <w:sz w:val="20"/>
+          <w:szCs w:val="20"/>
+        </w:rPr>
+      </w:pPr>
+    </w:p>
+    <w:p>
+      <w:pPr>
+        <w:jc w:val="both"/>
+        <w:rPr>
+          <w:del w:id="247" w:author="Alfred Anate Bodurin Mayaki" w:date="2026-01-12T16:59:00Z" w16du:dateUtc="2026-01-12T16:59:00Z"/>
+          <w:rFonts w:ascii="CMU Sans Serif" w:hAnsi="CMU Sans Serif" w:cs="CMU Sans Serif"/>
+          <w:color w:val="000000" w:themeColor="text1"/>
+          <w:sz w:val="20"/>
+          <w:szCs w:val="20"/>
+        </w:rPr>
+      </w:pPr>
+    </w:p>
+    <w:p>
+      <w:pPr>
+        <w:jc w:val="both"/>
+        <w:rPr>
+          <w:del w:id="248" w:author="Alfred Anate Bodurin Mayaki" w:date="2026-01-12T16:59:00Z" w16du:dateUtc="2026-01-12T16:59:00Z"/>
+          <w:rFonts w:ascii="CMU Sans Serif" w:hAnsi="CMU Sans Serif" w:cs="CMU Sans Serif"/>
+          <w:color w:val="000000" w:themeColor="text1"/>
+          <w:sz w:val="20"/>
+          <w:szCs w:val="20"/>
+        </w:rPr>
+      </w:pPr>
+    </w:p>
+    <w:p>
+      <w:pPr>
+        <w:jc w:val="both"/>
+        <w:rPr>
+          <w:del w:id="249" w:author="Alfred Anate Bodurin Mayaki" w:date="2026-01-12T16:59:00Z" w16du:dateUtc="2026-01-12T16:59:00Z"/>
+          <w:rFonts w:ascii="CMU Sans Serif" w:hAnsi="CMU Sans Serif" w:cs="CMU Sans Serif"/>
+          <w:color w:val="000000" w:themeColor="text1"/>
+          <w:sz w:val="20"/>
+          <w:szCs w:val="20"/>
+        </w:rPr>
+      </w:pPr>
+    </w:p>
+    <w:p>
+      <w:pPr>
+        <w:jc w:val="both"/>
+        <w:rPr>
+          <w:del w:id="250" w:author="Alfred Anate Bodurin Mayaki" w:date="2026-01-12T16:59:00Z" w16du:dateUtc="2026-01-12T16:59:00Z"/>
           <w:rFonts w:ascii="CMU Sans Serif" w:hAnsi="CMU Sans Serif" w:cs="CMU Sans Serif"/>
           <w:color w:val="000000" w:themeColor="text1"/>
           <w:sz w:val="20"/>
@@ -11408,7 +12533,7 @@
     <w:p>
       <w:pPr>
         <w:jc w:val="center"/>
-        <w:pPrChange w:id="183" w:author="Alfred Anate Bodurin Mayaki" w:date="2026-01-12T16:59:00Z" w16du:dateUtc="2026-01-12T16:59:00Z">
+        <w:pPrChange w:id="251" w:author="Alfred Anate Bodurin Mayaki" w:date="2026-01-12T16:59:00Z" w16du:dateUtc="2026-01-12T16:59:00Z">
           <w:pPr>
             <w:pStyle w:val="Heading2"/>
             <w:contextualSpacing/>
@@ -11416,12 +12541,10 @@
           </w:pPr>
         </w:pPrChange>
       </w:pPr>
-      <w:bookmarkStart w:id="184" w:name="_Toc217468148"/>
       <w:r>
         <w:t>References</w:t>
       </w:r>
-      <w:bookmarkEnd w:id="28"/>
-      <w:bookmarkEnd w:id="184"/>
+      <w:bookmarkEnd w:id="94"/>
     </w:p>
     <w:p>
       <w:pPr>
@@ -12888,7 +14011,7 @@
 
 <file path=word/comments.xml><?xml version="1.0" encoding="utf-8"?>
 <w:comments xmlns:wpc="http://schemas.microsoft.com/office/word/2010/wordprocessingCanvas" xmlns:cx="http://schemas.microsoft.com/office/drawing/2014/chartex" xmlns:cx1="http://schemas.microsoft.com/office/drawing/2015/9/8/chartex" xmlns:cx2="http://schemas.microsoft.com/office/drawing/2015/10/21/chartex" xmlns:cx3="http://schemas.microsoft.com/office/drawing/2016/5/9/chartex" xmlns:cx4="http://schemas.microsoft.com/office/drawing/2016/5/10/chartex" xmlns:cx5="http://schemas.microsoft.com/office/drawing/2016/5/11/chartex" xmlns:cx6="http://schemas.microsoft.com/office/drawing/2016/5/12/chartex" xmlns:cx7="http://schemas.microsoft.com/office/drawing/2016/5/13/chartex" xmlns:cx8="http://schemas.microsoft.com/office/drawing/2016/5/14/chartex" xmlns:mc="http://schemas.openxmlformats.org/markup-compatibility/2006" xmlns:aink="http://schemas.microsoft.com/office/drawing/2016/ink" xmlns:am3d="http://schemas.microsoft.com/office/drawing/2017/model3d" xmlns:o="urn:schemas-microsoft-com:office:office" xmlns:oel="http://schemas.microsoft.com/office/2019/extlst" xmlns:r="http://schemas.openxmlformats.org/officeDocument/2006/relationships" xmlns:m="http://schemas.openxmlformats.org/officeDocument/2006/math" xmlns:v="urn:schemas-microsoft-com:vml" xmlns:wp14="http://schemas.microsoft.com/office/word/2010/wordprocessingDrawing" xmlns:wp="http://schemas.openxmlformats.org/drawingml/2006/wordprocessingDrawing" xmlns:w10="urn:schemas-microsoft-com:office:word" xmlns:w="http://schemas.openxmlformats.org/wordprocessingml/2006/main" xmlns:w14="http://schemas.microsoft.com/office/word/2010/wordml" xmlns:w15="http://schemas.microsoft.com/office/word/2012/wordml" xmlns:w16cex="http://schemas.microsoft.com/office/word/2018/wordml/cex" xmlns:w16cid="http://schemas.microsoft.com/office/word/2016/wordml/cid" xmlns:w16="http://schemas.microsoft.com/office/word/2018/wordml" xmlns:w16du="http://schemas.microsoft.com/office/word/2023/wordml/word16du" xmlns:w16sdtdh="http://schemas.microsoft.com/office/word/2020/wordml/sdtdatahash" xmlns:w16sdtfl="http://schemas.microsoft.com/office/word/2024/wordml/sdtformatlock" xmlns:w16se="http://schemas.microsoft.com/office/word/2015/wordml/symex" xmlns:wpg="http://schemas.microsoft.com/office/word/2010/wordprocessingGroup" xmlns:wpi="http://schemas.microsoft.com/office/word/2010/wordprocessingInk" xmlns:wne="http://schemas.microsoft.com/office/word/2006/wordml" xmlns:wps="http://schemas.microsoft.com/office/word/2010/wordprocessingShape" mc:Ignorable="w14 w15 w16se w16cid w16 w16cex w16sdtdh w16sdtfl w16du wp14">
-  <w:comment w:id="9" w:author="Dr Nicola J Bowman" w:date="2025-12-08T12:42:00Z" w:initials="NB">
+  <w:comment w:id="76" w:author="Dr Nicola J Bowman" w:date="2025-12-08T12:42:00Z" w:initials="NB">
     <w:p>
       <w:pPr>
         <w:pStyle w:val="CommentText"/>
@@ -12904,7 +14027,7 @@
       </w:r>
     </w:p>
   </w:comment>
-  <w:comment w:id="10" w:author="Alfred Anate Bodurin Mayaki" w:date="2025-12-23T14:14:00Z" w:initials="AABM">
+  <w:comment w:id="77" w:author="Alfred Anate Bodurin Mayaki" w:date="2025-12-23T14:14:00Z" w:initials="AABM">
     <w:p>
       <w:pPr>
         <w:pStyle w:val="CommentText"/>
@@ -12920,7 +14043,7 @@
       </w:r>
     </w:p>
   </w:comment>
-  <w:comment w:id="11" w:author="Dr Nicola J Bowman" w:date="2025-12-08T12:43:00Z" w:initials="NB">
+  <w:comment w:id="78" w:author="Dr Nicola J Bowman" w:date="2025-12-08T12:43:00Z" w:initials="NB">
     <w:p>
       <w:pPr>
         <w:pStyle w:val="CommentText"/>
@@ -12936,7 +14059,7 @@
       </w:r>
     </w:p>
   </w:comment>
-  <w:comment w:id="13" w:author="Dr Nicola J Bowman" w:date="2025-12-08T12:44:00Z" w:initials="NB">
+  <w:comment w:id="80" w:author="Dr Nicola J Bowman" w:date="2025-12-08T12:44:00Z" w:initials="NB">
     <w:p>
       <w:pPr>
         <w:pStyle w:val="CommentText"/>
@@ -12952,7 +14075,7 @@
       </w:r>
     </w:p>
   </w:comment>
-  <w:comment w:id="14" w:author="Dr Nicola J Bowman" w:date="2025-12-08T12:47:00Z" w:initials="NB">
+  <w:comment w:id="81" w:author="Dr Nicola J Bowman" w:date="2025-12-08T12:47:00Z" w:initials="NB">
     <w:p>
       <w:pPr>
         <w:pStyle w:val="CommentText"/>
@@ -12968,7 +14091,7 @@
       </w:r>
     </w:p>
   </w:comment>
-  <w:comment w:id="15" w:author="Alfred Anate Bodurin Mayaki" w:date="2025-12-10T08:21:00Z" w:initials="AABM">
+  <w:comment w:id="82" w:author="Alfred Anate Bodurin Mayaki" w:date="2025-12-10T08:21:00Z" w:initials="AABM">
     <w:p>
       <w:pPr>
         <w:pStyle w:val="CommentText"/>
@@ -12984,7 +14107,7 @@
       </w:r>
     </w:p>
   </w:comment>
-  <w:comment w:id="18" w:author="Dr Nicola J Bowman" w:date="2025-12-08T12:45:00Z" w:initials="NB">
+  <w:comment w:id="85" w:author="Dr Nicola J Bowman" w:date="2025-12-08T12:45:00Z" w:initials="NB">
     <w:p>
       <w:pPr>
         <w:pStyle w:val="CommentText"/>
@@ -13000,7 +14123,7 @@
       </w:r>
     </w:p>
   </w:comment>
-  <w:comment w:id="19" w:author="Dr Nicola J Bowman" w:date="2025-12-08T12:46:00Z" w:initials="NB">
+  <w:comment w:id="86" w:author="Dr Nicola J Bowman" w:date="2025-12-08T12:46:00Z" w:initials="NB">
     <w:p>
       <w:pPr>
         <w:pStyle w:val="CommentText"/>
@@ -13016,7 +14139,7 @@
       </w:r>
     </w:p>
   </w:comment>
-  <w:comment w:id="20" w:author="Alfred Anate Bodurin Mayaki" w:date="2025-12-10T09:06:00Z" w:initials="AABM">
+  <w:comment w:id="87" w:author="Alfred Anate Bodurin Mayaki" w:date="2025-12-10T09:06:00Z" w:initials="AABM">
     <w:p>
       <w:pPr>
         <w:pStyle w:val="CommentText"/>
@@ -13032,7 +14155,7 @@
       </w:r>
     </w:p>
   </w:comment>
-  <w:comment w:id="21" w:author="Alfred Anate Bodurin Mayaki" w:date="2025-12-10T09:09:00Z" w:initials="AABM">
+  <w:comment w:id="88" w:author="Alfred Anate Bodurin Mayaki" w:date="2025-12-10T09:09:00Z" w:initials="AABM">
     <w:p>
       <w:pPr>
         <w:pStyle w:val="CommentText"/>
@@ -13048,7 +14171,7 @@
       </w:r>
     </w:p>
   </w:comment>
-  <w:comment w:id="24" w:author="Dr Nicola J Bowman" w:date="2025-12-08T12:46:00Z" w:initials="NB">
+  <w:comment w:id="91" w:author="Dr Nicola J Bowman" w:date="2025-12-08T12:46:00Z" w:initials="NB">
     <w:p>
       <w:pPr>
         <w:pStyle w:val="CommentText"/>
@@ -13064,7 +14187,7 @@
       </w:r>
     </w:p>
   </w:comment>
-  <w:comment w:id="25" w:author="Alfred Anate Bodurin Mayaki" w:date="2025-12-10T09:10:00Z" w:initials="AABM">
+  <w:comment w:id="92" w:author="Alfred Anate Bodurin Mayaki" w:date="2025-12-10T09:10:00Z" w:initials="AABM">
     <w:p>
       <w:pPr>
         <w:pStyle w:val="CommentText"/>

--- a/B894-25K/FBL-PhD-research-proposal.docx
+++ b/B894-25K/FBL-PhD-research-proposal.docx
@@ -752,6 +752,8 @@
               </w:rPr>
               <w:fldChar w:fldCharType="separate"/>
             </w:r>
+          </w:ins>
+          <w:ins w:id="12" w:author="Alfred Anate Bodurin Mayaki" w:date="2026-01-12T17:19:00Z" w16du:dateUtc="2026-01-12T17:19:00Z">
             <w:r>
               <w:rPr>
                 <w:noProof/>
@@ -759,125 +761,8 @@
               </w:rPr>
               <w:t>3</w:t>
             </w:r>
-            <w:r>
-              <w:rPr>
-                <w:noProof/>
-                <w:webHidden/>
-              </w:rPr>
-              <w:fldChar w:fldCharType="end"/>
-            </w:r>
-            <w:r>
-              <w:rPr>
-                <w:rStyle w:val="Hyperlink"/>
-                <w:noProof/>
-              </w:rPr>
-              <w:fldChar w:fldCharType="end"/>
-            </w:r>
           </w:ins>
-        </w:p>
-        <w:p>
-          <w:pPr>
-            <w:pStyle w:val="TOC2"/>
-            <w:tabs>
-              <w:tab w:val="right" w:leader="dot" w:pos="9016"/>
-            </w:tabs>
-            <w:rPr>
-              <w:ins w:id="12" w:author="Alfred Anate Bodurin Mayaki" w:date="2026-01-12T17:17:00Z" w16du:dateUtc="2026-01-12T17:17:00Z"/>
-              <w:rFonts w:eastAsiaTheme="minorEastAsia"/>
-              <w:noProof/>
-              <w:lang w:eastAsia="en-GB"/>
-            </w:rPr>
-          </w:pPr>
           <w:ins w:id="13" w:author="Alfred Anate Bodurin Mayaki" w:date="2026-01-12T17:17:00Z" w16du:dateUtc="2026-01-12T17:17:00Z">
-            <w:r>
-              <w:rPr>
-                <w:rStyle w:val="Hyperlink"/>
-                <w:noProof/>
-              </w:rPr>
-              <w:fldChar w:fldCharType="begin"/>
-            </w:r>
-            <w:r>
-              <w:rPr>
-                <w:rStyle w:val="Hyperlink"/>
-                <w:noProof/>
-              </w:rPr>
-              <w:instrText xml:space="preserve"> </w:instrText>
-            </w:r>
-            <w:r>
-              <w:rPr>
-                <w:noProof/>
-              </w:rPr>
-              <w:instrText>HYPERLINK \l "_Toc219130659"</w:instrText>
-            </w:r>
-            <w:r>
-              <w:rPr>
-                <w:rStyle w:val="Hyperlink"/>
-                <w:noProof/>
-              </w:rPr>
-              <w:instrText xml:space="preserve"> </w:instrText>
-            </w:r>
-            <w:r>
-              <w:rPr>
-                <w:rStyle w:val="Hyperlink"/>
-                <w:noProof/>
-              </w:rPr>
-            </w:r>
-            <w:r>
-              <w:rPr>
-                <w:rStyle w:val="Hyperlink"/>
-                <w:noProof/>
-              </w:rPr>
-              <w:fldChar w:fldCharType="separate"/>
-            </w:r>
-            <w:r>
-              <w:rPr>
-                <w:rStyle w:val="Hyperlink"/>
-                <w:rFonts w:ascii="CMU Sans Serif" w:hAnsi="CMU Sans Serif" w:cs="CMU Sans Serif"/>
-                <w:noProof/>
-              </w:rPr>
-              <w:t>2 Introduction</w:t>
-            </w:r>
-            <w:r>
-              <w:rPr>
-                <w:noProof/>
-                <w:webHidden/>
-              </w:rPr>
-              <w:tab/>
-            </w:r>
-            <w:r>
-              <w:rPr>
-                <w:noProof/>
-                <w:webHidden/>
-              </w:rPr>
-              <w:fldChar w:fldCharType="begin"/>
-            </w:r>
-            <w:r>
-              <w:rPr>
-                <w:noProof/>
-                <w:webHidden/>
-              </w:rPr>
-              <w:instrText xml:space="preserve"> PAGEREF _Toc219130659 \h </w:instrText>
-            </w:r>
-            <w:r>
-              <w:rPr>
-                <w:noProof/>
-                <w:webHidden/>
-              </w:rPr>
-            </w:r>
-            <w:r>
-              <w:rPr>
-                <w:noProof/>
-                <w:webHidden/>
-              </w:rPr>
-              <w:fldChar w:fldCharType="separate"/>
-            </w:r>
-            <w:r>
-              <w:rPr>
-                <w:noProof/>
-                <w:webHidden/>
-              </w:rPr>
-              <w:t>3</w:t>
-            </w:r>
             <w:r>
               <w:rPr>
                 <w:noProof/>
@@ -926,7 +811,7 @@
               <w:rPr>
                 <w:noProof/>
               </w:rPr>
-              <w:instrText>HYPERLINK \l "_Toc219130660"</w:instrText>
+              <w:instrText>HYPERLINK \l "_Toc219130659"</w:instrText>
             </w:r>
             <w:r>
               <w:rPr>
@@ -954,7 +839,7 @@
                 <w:rFonts w:ascii="CMU Sans Serif" w:hAnsi="CMU Sans Serif" w:cs="CMU Sans Serif"/>
                 <w:noProof/>
               </w:rPr>
-              <w:t>3 Methodology</w:t>
+              <w:t>2 Introduction</w:t>
             </w:r>
             <w:r>
               <w:rPr>
@@ -975,7 +860,7 @@
                 <w:noProof/>
                 <w:webHidden/>
               </w:rPr>
-              <w:instrText xml:space="preserve"> PAGEREF _Toc219130660 \h </w:instrText>
+              <w:instrText xml:space="preserve"> PAGEREF _Toc219130659 \h </w:instrText>
             </w:r>
             <w:r>
               <w:rPr>
@@ -990,6 +875,8 @@
               </w:rPr>
               <w:fldChar w:fldCharType="separate"/>
             </w:r>
+          </w:ins>
+          <w:ins w:id="16" w:author="Alfred Anate Bodurin Mayaki" w:date="2026-01-12T17:19:00Z" w16du:dateUtc="2026-01-12T17:19:00Z">
             <w:r>
               <w:rPr>
                 <w:noProof/>
@@ -997,125 +884,8 @@
               </w:rPr>
               <w:t>3</w:t>
             </w:r>
-            <w:r>
-              <w:rPr>
-                <w:noProof/>
-                <w:webHidden/>
-              </w:rPr>
-              <w:fldChar w:fldCharType="end"/>
-            </w:r>
-            <w:r>
-              <w:rPr>
-                <w:rStyle w:val="Hyperlink"/>
-                <w:noProof/>
-              </w:rPr>
-              <w:fldChar w:fldCharType="end"/>
-            </w:r>
           </w:ins>
-        </w:p>
-        <w:p>
-          <w:pPr>
-            <w:pStyle w:val="TOC2"/>
-            <w:tabs>
-              <w:tab w:val="right" w:leader="dot" w:pos="9016"/>
-            </w:tabs>
-            <w:rPr>
-              <w:ins w:id="16" w:author="Alfred Anate Bodurin Mayaki" w:date="2026-01-12T17:17:00Z" w16du:dateUtc="2026-01-12T17:17:00Z"/>
-              <w:rFonts w:eastAsiaTheme="minorEastAsia"/>
-              <w:noProof/>
-              <w:lang w:eastAsia="en-GB"/>
-            </w:rPr>
-          </w:pPr>
           <w:ins w:id="17" w:author="Alfred Anate Bodurin Mayaki" w:date="2026-01-12T17:17:00Z" w16du:dateUtc="2026-01-12T17:17:00Z">
-            <w:r>
-              <w:rPr>
-                <w:rStyle w:val="Hyperlink"/>
-                <w:noProof/>
-              </w:rPr>
-              <w:fldChar w:fldCharType="begin"/>
-            </w:r>
-            <w:r>
-              <w:rPr>
-                <w:rStyle w:val="Hyperlink"/>
-                <w:noProof/>
-              </w:rPr>
-              <w:instrText xml:space="preserve"> </w:instrText>
-            </w:r>
-            <w:r>
-              <w:rPr>
-                <w:noProof/>
-              </w:rPr>
-              <w:instrText>HYPERLINK \l "_Toc219130661"</w:instrText>
-            </w:r>
-            <w:r>
-              <w:rPr>
-                <w:rStyle w:val="Hyperlink"/>
-                <w:noProof/>
-              </w:rPr>
-              <w:instrText xml:space="preserve"> </w:instrText>
-            </w:r>
-            <w:r>
-              <w:rPr>
-                <w:rStyle w:val="Hyperlink"/>
-                <w:noProof/>
-              </w:rPr>
-            </w:r>
-            <w:r>
-              <w:rPr>
-                <w:rStyle w:val="Hyperlink"/>
-                <w:noProof/>
-              </w:rPr>
-              <w:fldChar w:fldCharType="separate"/>
-            </w:r>
-            <w:r>
-              <w:rPr>
-                <w:rStyle w:val="Hyperlink"/>
-                <w:rFonts w:ascii="CMU Sans Serif" w:hAnsi="CMU Sans Serif" w:cs="CMU Sans Serif"/>
-                <w:noProof/>
-              </w:rPr>
-              <w:t>4 Why this topic is important</w:t>
-            </w:r>
-            <w:r>
-              <w:rPr>
-                <w:noProof/>
-                <w:webHidden/>
-              </w:rPr>
-              <w:tab/>
-            </w:r>
-            <w:r>
-              <w:rPr>
-                <w:noProof/>
-                <w:webHidden/>
-              </w:rPr>
-              <w:fldChar w:fldCharType="begin"/>
-            </w:r>
-            <w:r>
-              <w:rPr>
-                <w:noProof/>
-                <w:webHidden/>
-              </w:rPr>
-              <w:instrText xml:space="preserve"> PAGEREF _Toc219130661 \h </w:instrText>
-            </w:r>
-            <w:r>
-              <w:rPr>
-                <w:noProof/>
-                <w:webHidden/>
-              </w:rPr>
-            </w:r>
-            <w:r>
-              <w:rPr>
-                <w:noProof/>
-                <w:webHidden/>
-              </w:rPr>
-              <w:fldChar w:fldCharType="separate"/>
-            </w:r>
-            <w:r>
-              <w:rPr>
-                <w:noProof/>
-                <w:webHidden/>
-              </w:rPr>
-              <w:t>4</w:t>
-            </w:r>
             <w:r>
               <w:rPr>
                 <w:noProof/>
@@ -1164,7 +934,7 @@
               <w:rPr>
                 <w:noProof/>
               </w:rPr>
-              <w:instrText>HYPERLINK \l "_Toc219130662"</w:instrText>
+              <w:instrText>HYPERLINK \l "_Toc219130660"</w:instrText>
             </w:r>
             <w:r>
               <w:rPr>
@@ -1192,7 +962,7 @@
                 <w:rFonts w:ascii="CMU Sans Serif" w:hAnsi="CMU Sans Serif" w:cs="CMU Sans Serif"/>
                 <w:noProof/>
               </w:rPr>
-              <w:t>5 Timeline and Next Steps</w:t>
+              <w:t>3 Methodology</w:t>
             </w:r>
             <w:r>
               <w:rPr>
@@ -1213,7 +983,7 @@
                 <w:noProof/>
                 <w:webHidden/>
               </w:rPr>
-              <w:instrText xml:space="preserve"> PAGEREF _Toc219130662 \h </w:instrText>
+              <w:instrText xml:space="preserve"> PAGEREF _Toc219130660 \h </w:instrText>
             </w:r>
             <w:r>
               <w:rPr>
@@ -1228,132 +998,17 @@
               </w:rPr>
               <w:fldChar w:fldCharType="separate"/>
             </w:r>
+          </w:ins>
+          <w:ins w:id="20" w:author="Alfred Anate Bodurin Mayaki" w:date="2026-01-12T17:19:00Z" w16du:dateUtc="2026-01-12T17:19:00Z">
             <w:r>
               <w:rPr>
                 <w:noProof/>
                 <w:webHidden/>
               </w:rPr>
-              <w:t>5</w:t>
-            </w:r>
-            <w:r>
-              <w:rPr>
-                <w:noProof/>
-                <w:webHidden/>
-              </w:rPr>
-              <w:fldChar w:fldCharType="end"/>
-            </w:r>
-            <w:r>
-              <w:rPr>
-                <w:rStyle w:val="Hyperlink"/>
-                <w:noProof/>
-              </w:rPr>
-              <w:fldChar w:fldCharType="end"/>
+              <w:t>3</w:t>
             </w:r>
           </w:ins>
-        </w:p>
-        <w:p>
-          <w:pPr>
-            <w:pStyle w:val="TOC2"/>
-            <w:tabs>
-              <w:tab w:val="right" w:leader="dot" w:pos="9016"/>
-            </w:tabs>
-            <w:rPr>
-              <w:ins w:id="20" w:author="Alfred Anate Bodurin Mayaki" w:date="2026-01-12T17:17:00Z" w16du:dateUtc="2026-01-12T17:17:00Z"/>
-              <w:rFonts w:eastAsiaTheme="minorEastAsia"/>
-              <w:noProof/>
-              <w:lang w:eastAsia="en-GB"/>
-            </w:rPr>
-          </w:pPr>
           <w:ins w:id="21" w:author="Alfred Anate Bodurin Mayaki" w:date="2026-01-12T17:17:00Z" w16du:dateUtc="2026-01-12T17:17:00Z">
-            <w:r>
-              <w:rPr>
-                <w:rStyle w:val="Hyperlink"/>
-                <w:noProof/>
-              </w:rPr>
-              <w:fldChar w:fldCharType="begin"/>
-            </w:r>
-            <w:r>
-              <w:rPr>
-                <w:rStyle w:val="Hyperlink"/>
-                <w:noProof/>
-              </w:rPr>
-              <w:instrText xml:space="preserve"> </w:instrText>
-            </w:r>
-            <w:r>
-              <w:rPr>
-                <w:noProof/>
-              </w:rPr>
-              <w:instrText>HYPERLINK \l "_Toc219130663"</w:instrText>
-            </w:r>
-            <w:r>
-              <w:rPr>
-                <w:rStyle w:val="Hyperlink"/>
-                <w:noProof/>
-              </w:rPr>
-              <w:instrText xml:space="preserve"> </w:instrText>
-            </w:r>
-            <w:r>
-              <w:rPr>
-                <w:rStyle w:val="Hyperlink"/>
-                <w:noProof/>
-              </w:rPr>
-            </w:r>
-            <w:r>
-              <w:rPr>
-                <w:rStyle w:val="Hyperlink"/>
-                <w:noProof/>
-              </w:rPr>
-              <w:fldChar w:fldCharType="separate"/>
-            </w:r>
-            <w:r>
-              <w:rPr>
-                <w:rStyle w:val="Hyperlink"/>
-                <w:rFonts w:ascii="CMU Sans Serif" w:hAnsi="CMU Sans Serif" w:cs="CMU Sans Serif"/>
-                <w:noProof/>
-              </w:rPr>
-              <w:t>6 Introduction to TMA 2 – Literature Review</w:t>
-            </w:r>
-            <w:r>
-              <w:rPr>
-                <w:noProof/>
-                <w:webHidden/>
-              </w:rPr>
-              <w:tab/>
-            </w:r>
-            <w:r>
-              <w:rPr>
-                <w:noProof/>
-                <w:webHidden/>
-              </w:rPr>
-              <w:fldChar w:fldCharType="begin"/>
-            </w:r>
-            <w:r>
-              <w:rPr>
-                <w:noProof/>
-                <w:webHidden/>
-              </w:rPr>
-              <w:instrText xml:space="preserve"> PAGEREF _Toc219130663 \h </w:instrText>
-            </w:r>
-            <w:r>
-              <w:rPr>
-                <w:noProof/>
-                <w:webHidden/>
-              </w:rPr>
-            </w:r>
-            <w:r>
-              <w:rPr>
-                <w:noProof/>
-                <w:webHidden/>
-              </w:rPr>
-              <w:fldChar w:fldCharType="separate"/>
-            </w:r>
-            <w:r>
-              <w:rPr>
-                <w:noProof/>
-                <w:webHidden/>
-              </w:rPr>
-              <w:t>6</w:t>
-            </w:r>
             <w:r>
               <w:rPr>
                 <w:noProof/>
@@ -1402,7 +1057,7 @@
               <w:rPr>
                 <w:noProof/>
               </w:rPr>
-              <w:instrText>HYPERLINK \l "_Toc219130664"</w:instrText>
+              <w:instrText>HYPERLINK \l "_Toc219130661"</w:instrText>
             </w:r>
             <w:r>
               <w:rPr>
@@ -1430,7 +1085,7 @@
                 <w:rFonts w:ascii="CMU Sans Serif" w:hAnsi="CMU Sans Serif" w:cs="CMU Sans Serif"/>
                 <w:noProof/>
               </w:rPr>
-              <w:t>7 Mapping subtopics that are relevant</w:t>
+              <w:t>4 Why this topic is important</w:t>
             </w:r>
             <w:r>
               <w:rPr>
@@ -1451,7 +1106,7 @@
                 <w:noProof/>
                 <w:webHidden/>
               </w:rPr>
-              <w:instrText xml:space="preserve"> PAGEREF _Toc219130664 \h </w:instrText>
+              <w:instrText xml:space="preserve"> PAGEREF _Toc219130661 \h </w:instrText>
             </w:r>
             <w:r>
               <w:rPr>
@@ -1466,132 +1121,17 @@
               </w:rPr>
               <w:fldChar w:fldCharType="separate"/>
             </w:r>
+          </w:ins>
+          <w:ins w:id="24" w:author="Alfred Anate Bodurin Mayaki" w:date="2026-01-12T17:19:00Z" w16du:dateUtc="2026-01-12T17:19:00Z">
             <w:r>
               <w:rPr>
                 <w:noProof/>
                 <w:webHidden/>
               </w:rPr>
-              <w:t>6</w:t>
-            </w:r>
-            <w:r>
-              <w:rPr>
-                <w:noProof/>
-                <w:webHidden/>
-              </w:rPr>
-              <w:fldChar w:fldCharType="end"/>
-            </w:r>
-            <w:r>
-              <w:rPr>
-                <w:rStyle w:val="Hyperlink"/>
-                <w:noProof/>
-              </w:rPr>
-              <w:fldChar w:fldCharType="end"/>
+              <w:t>4</w:t>
             </w:r>
           </w:ins>
-        </w:p>
-        <w:p>
-          <w:pPr>
-            <w:pStyle w:val="TOC2"/>
-            <w:tabs>
-              <w:tab w:val="right" w:leader="dot" w:pos="9016"/>
-            </w:tabs>
-            <w:rPr>
-              <w:ins w:id="24" w:author="Alfred Anate Bodurin Mayaki" w:date="2026-01-12T17:17:00Z" w16du:dateUtc="2026-01-12T17:17:00Z"/>
-              <w:rFonts w:eastAsiaTheme="minorEastAsia"/>
-              <w:noProof/>
-              <w:lang w:eastAsia="en-GB"/>
-            </w:rPr>
-          </w:pPr>
           <w:ins w:id="25" w:author="Alfred Anate Bodurin Mayaki" w:date="2026-01-12T17:17:00Z" w16du:dateUtc="2026-01-12T17:17:00Z">
-            <w:r>
-              <w:rPr>
-                <w:rStyle w:val="Hyperlink"/>
-                <w:noProof/>
-              </w:rPr>
-              <w:fldChar w:fldCharType="begin"/>
-            </w:r>
-            <w:r>
-              <w:rPr>
-                <w:rStyle w:val="Hyperlink"/>
-                <w:noProof/>
-              </w:rPr>
-              <w:instrText xml:space="preserve"> </w:instrText>
-            </w:r>
-            <w:r>
-              <w:rPr>
-                <w:noProof/>
-              </w:rPr>
-              <w:instrText>HYPERLINK \l "_Toc219130665"</w:instrText>
-            </w:r>
-            <w:r>
-              <w:rPr>
-                <w:rStyle w:val="Hyperlink"/>
-                <w:noProof/>
-              </w:rPr>
-              <w:instrText xml:space="preserve"> </w:instrText>
-            </w:r>
-            <w:r>
-              <w:rPr>
-                <w:rStyle w:val="Hyperlink"/>
-                <w:noProof/>
-              </w:rPr>
-            </w:r>
-            <w:r>
-              <w:rPr>
-                <w:rStyle w:val="Hyperlink"/>
-                <w:noProof/>
-              </w:rPr>
-              <w:fldChar w:fldCharType="separate"/>
-            </w:r>
-            <w:r>
-              <w:rPr>
-                <w:rStyle w:val="Hyperlink"/>
-                <w:rFonts w:ascii="CMU Sans Serif" w:hAnsi="CMU Sans Serif" w:cs="CMU Sans Serif"/>
-                <w:noProof/>
-              </w:rPr>
-              <w:t>8 Explicating my Literature Review 1</w:t>
-            </w:r>
-            <w:r>
-              <w:rPr>
-                <w:noProof/>
-                <w:webHidden/>
-              </w:rPr>
-              <w:tab/>
-            </w:r>
-            <w:r>
-              <w:rPr>
-                <w:noProof/>
-                <w:webHidden/>
-              </w:rPr>
-              <w:fldChar w:fldCharType="begin"/>
-            </w:r>
-            <w:r>
-              <w:rPr>
-                <w:noProof/>
-                <w:webHidden/>
-              </w:rPr>
-              <w:instrText xml:space="preserve"> PAGEREF _Toc219130665 \h </w:instrText>
-            </w:r>
-            <w:r>
-              <w:rPr>
-                <w:noProof/>
-                <w:webHidden/>
-              </w:rPr>
-            </w:r>
-            <w:r>
-              <w:rPr>
-                <w:noProof/>
-                <w:webHidden/>
-              </w:rPr>
-              <w:fldChar w:fldCharType="separate"/>
-            </w:r>
-            <w:r>
-              <w:rPr>
-                <w:noProof/>
-                <w:webHidden/>
-              </w:rPr>
-              <w:t>7</w:t>
-            </w:r>
             <w:r>
               <w:rPr>
                 <w:noProof/>
@@ -1640,7 +1180,7 @@
               <w:rPr>
                 <w:noProof/>
               </w:rPr>
-              <w:instrText>HYPERLINK \l "_Toc219130666"</w:instrText>
+              <w:instrText>HYPERLINK \l "_Toc219130662"</w:instrText>
             </w:r>
             <w:r>
               <w:rPr>
@@ -1668,7 +1208,7 @@
                 <w:rFonts w:ascii="CMU Sans Serif" w:hAnsi="CMU Sans Serif" w:cs="CMU Sans Serif"/>
                 <w:noProof/>
               </w:rPr>
-              <w:t>9 Explicating my Literature Review 2 – Signalling Theory</w:t>
+              <w:t>5 Timeline and Next Steps</w:t>
             </w:r>
             <w:r>
               <w:rPr>
@@ -1689,7 +1229,7 @@
                 <w:noProof/>
                 <w:webHidden/>
               </w:rPr>
-              <w:instrText xml:space="preserve"> PAGEREF _Toc219130666 \h </w:instrText>
+              <w:instrText xml:space="preserve"> PAGEREF _Toc219130662 \h </w:instrText>
             </w:r>
             <w:r>
               <w:rPr>
@@ -1704,132 +1244,17 @@
               </w:rPr>
               <w:fldChar w:fldCharType="separate"/>
             </w:r>
+          </w:ins>
+          <w:ins w:id="28" w:author="Alfred Anate Bodurin Mayaki" w:date="2026-01-12T17:19:00Z" w16du:dateUtc="2026-01-12T17:19:00Z">
             <w:r>
               <w:rPr>
                 <w:noProof/>
                 <w:webHidden/>
               </w:rPr>
-              <w:t>7</w:t>
-            </w:r>
-            <w:r>
-              <w:rPr>
-                <w:noProof/>
-                <w:webHidden/>
-              </w:rPr>
-              <w:fldChar w:fldCharType="end"/>
-            </w:r>
-            <w:r>
-              <w:rPr>
-                <w:rStyle w:val="Hyperlink"/>
-                <w:noProof/>
-              </w:rPr>
-              <w:fldChar w:fldCharType="end"/>
+              <w:t>5</w:t>
             </w:r>
           </w:ins>
-        </w:p>
-        <w:p>
-          <w:pPr>
-            <w:pStyle w:val="TOC2"/>
-            <w:tabs>
-              <w:tab w:val="right" w:leader="dot" w:pos="9016"/>
-            </w:tabs>
-            <w:rPr>
-              <w:ins w:id="28" w:author="Alfred Anate Bodurin Mayaki" w:date="2026-01-12T17:17:00Z" w16du:dateUtc="2026-01-12T17:17:00Z"/>
-              <w:rFonts w:eastAsiaTheme="minorEastAsia"/>
-              <w:noProof/>
-              <w:lang w:eastAsia="en-GB"/>
-            </w:rPr>
-          </w:pPr>
           <w:ins w:id="29" w:author="Alfred Anate Bodurin Mayaki" w:date="2026-01-12T17:17:00Z" w16du:dateUtc="2026-01-12T17:17:00Z">
-            <w:r>
-              <w:rPr>
-                <w:rStyle w:val="Hyperlink"/>
-                <w:noProof/>
-              </w:rPr>
-              <w:fldChar w:fldCharType="begin"/>
-            </w:r>
-            <w:r>
-              <w:rPr>
-                <w:rStyle w:val="Hyperlink"/>
-                <w:noProof/>
-              </w:rPr>
-              <w:instrText xml:space="preserve"> </w:instrText>
-            </w:r>
-            <w:r>
-              <w:rPr>
-                <w:noProof/>
-              </w:rPr>
-              <w:instrText>HYPERLINK \l "_Toc219130667"</w:instrText>
-            </w:r>
-            <w:r>
-              <w:rPr>
-                <w:rStyle w:val="Hyperlink"/>
-                <w:noProof/>
-              </w:rPr>
-              <w:instrText xml:space="preserve"> </w:instrText>
-            </w:r>
-            <w:r>
-              <w:rPr>
-                <w:rStyle w:val="Hyperlink"/>
-                <w:noProof/>
-              </w:rPr>
-            </w:r>
-            <w:r>
-              <w:rPr>
-                <w:rStyle w:val="Hyperlink"/>
-                <w:noProof/>
-              </w:rPr>
-              <w:fldChar w:fldCharType="separate"/>
-            </w:r>
-            <w:r>
-              <w:rPr>
-                <w:rStyle w:val="Hyperlink"/>
-                <w:rFonts w:ascii="CMU Sans Serif" w:hAnsi="CMU Sans Serif" w:cs="CMU Sans Serif"/>
-                <w:noProof/>
-              </w:rPr>
-              <w:t>10 Explicating my Literature Review 3 – Recruitment &amp; Selection</w:t>
-            </w:r>
-            <w:r>
-              <w:rPr>
-                <w:noProof/>
-                <w:webHidden/>
-              </w:rPr>
-              <w:tab/>
-            </w:r>
-            <w:r>
-              <w:rPr>
-                <w:noProof/>
-                <w:webHidden/>
-              </w:rPr>
-              <w:fldChar w:fldCharType="begin"/>
-            </w:r>
-            <w:r>
-              <w:rPr>
-                <w:noProof/>
-                <w:webHidden/>
-              </w:rPr>
-              <w:instrText xml:space="preserve"> PAGEREF _Toc219130667 \h </w:instrText>
-            </w:r>
-            <w:r>
-              <w:rPr>
-                <w:noProof/>
-                <w:webHidden/>
-              </w:rPr>
-            </w:r>
-            <w:r>
-              <w:rPr>
-                <w:noProof/>
-                <w:webHidden/>
-              </w:rPr>
-              <w:fldChar w:fldCharType="separate"/>
-            </w:r>
-            <w:r>
-              <w:rPr>
-                <w:noProof/>
-                <w:webHidden/>
-              </w:rPr>
-              <w:t>9</w:t>
-            </w:r>
             <w:r>
               <w:rPr>
                 <w:noProof/>
@@ -1878,6 +1303,621 @@
               <w:rPr>
                 <w:noProof/>
               </w:rPr>
+              <w:instrText>HYPERLINK \l "_Toc219130663"</w:instrText>
+            </w:r>
+            <w:r>
+              <w:rPr>
+                <w:rStyle w:val="Hyperlink"/>
+                <w:noProof/>
+              </w:rPr>
+              <w:instrText xml:space="preserve"> </w:instrText>
+            </w:r>
+            <w:r>
+              <w:rPr>
+                <w:rStyle w:val="Hyperlink"/>
+                <w:noProof/>
+              </w:rPr>
+            </w:r>
+            <w:r>
+              <w:rPr>
+                <w:rStyle w:val="Hyperlink"/>
+                <w:noProof/>
+              </w:rPr>
+              <w:fldChar w:fldCharType="separate"/>
+            </w:r>
+            <w:r>
+              <w:rPr>
+                <w:rStyle w:val="Hyperlink"/>
+                <w:rFonts w:ascii="CMU Sans Serif" w:hAnsi="CMU Sans Serif" w:cs="CMU Sans Serif"/>
+                <w:noProof/>
+              </w:rPr>
+              <w:t>6 Introduction to TMA 2 – Literature Review</w:t>
+            </w:r>
+            <w:r>
+              <w:rPr>
+                <w:noProof/>
+                <w:webHidden/>
+              </w:rPr>
+              <w:tab/>
+            </w:r>
+            <w:r>
+              <w:rPr>
+                <w:noProof/>
+                <w:webHidden/>
+              </w:rPr>
+              <w:fldChar w:fldCharType="begin"/>
+            </w:r>
+            <w:r>
+              <w:rPr>
+                <w:noProof/>
+                <w:webHidden/>
+              </w:rPr>
+              <w:instrText xml:space="preserve"> PAGEREF _Toc219130663 \h </w:instrText>
+            </w:r>
+            <w:r>
+              <w:rPr>
+                <w:noProof/>
+                <w:webHidden/>
+              </w:rPr>
+            </w:r>
+            <w:r>
+              <w:rPr>
+                <w:noProof/>
+                <w:webHidden/>
+              </w:rPr>
+              <w:fldChar w:fldCharType="separate"/>
+            </w:r>
+          </w:ins>
+          <w:ins w:id="32" w:author="Alfred Anate Bodurin Mayaki" w:date="2026-01-12T17:19:00Z" w16du:dateUtc="2026-01-12T17:19:00Z">
+            <w:r>
+              <w:rPr>
+                <w:noProof/>
+                <w:webHidden/>
+              </w:rPr>
+              <w:t>6</w:t>
+            </w:r>
+          </w:ins>
+          <w:ins w:id="33" w:author="Alfred Anate Bodurin Mayaki" w:date="2026-01-12T17:17:00Z" w16du:dateUtc="2026-01-12T17:17:00Z">
+            <w:r>
+              <w:rPr>
+                <w:noProof/>
+                <w:webHidden/>
+              </w:rPr>
+              <w:fldChar w:fldCharType="end"/>
+            </w:r>
+            <w:r>
+              <w:rPr>
+                <w:rStyle w:val="Hyperlink"/>
+                <w:noProof/>
+              </w:rPr>
+              <w:fldChar w:fldCharType="end"/>
+            </w:r>
+          </w:ins>
+        </w:p>
+        <w:p>
+          <w:pPr>
+            <w:pStyle w:val="TOC2"/>
+            <w:tabs>
+              <w:tab w:val="right" w:leader="dot" w:pos="9016"/>
+            </w:tabs>
+            <w:rPr>
+              <w:ins w:id="34" w:author="Alfred Anate Bodurin Mayaki" w:date="2026-01-12T17:17:00Z" w16du:dateUtc="2026-01-12T17:17:00Z"/>
+              <w:rFonts w:eastAsiaTheme="minorEastAsia"/>
+              <w:noProof/>
+              <w:lang w:eastAsia="en-GB"/>
+            </w:rPr>
+          </w:pPr>
+          <w:ins w:id="35" w:author="Alfred Anate Bodurin Mayaki" w:date="2026-01-12T17:17:00Z" w16du:dateUtc="2026-01-12T17:17:00Z">
+            <w:r>
+              <w:rPr>
+                <w:rStyle w:val="Hyperlink"/>
+                <w:noProof/>
+              </w:rPr>
+              <w:fldChar w:fldCharType="begin"/>
+            </w:r>
+            <w:r>
+              <w:rPr>
+                <w:rStyle w:val="Hyperlink"/>
+                <w:noProof/>
+              </w:rPr>
+              <w:instrText xml:space="preserve"> </w:instrText>
+            </w:r>
+            <w:r>
+              <w:rPr>
+                <w:noProof/>
+              </w:rPr>
+              <w:instrText>HYPERLINK \l "_Toc219130664"</w:instrText>
+            </w:r>
+            <w:r>
+              <w:rPr>
+                <w:rStyle w:val="Hyperlink"/>
+                <w:noProof/>
+              </w:rPr>
+              <w:instrText xml:space="preserve"> </w:instrText>
+            </w:r>
+            <w:r>
+              <w:rPr>
+                <w:rStyle w:val="Hyperlink"/>
+                <w:noProof/>
+              </w:rPr>
+            </w:r>
+            <w:r>
+              <w:rPr>
+                <w:rStyle w:val="Hyperlink"/>
+                <w:noProof/>
+              </w:rPr>
+              <w:fldChar w:fldCharType="separate"/>
+            </w:r>
+            <w:r>
+              <w:rPr>
+                <w:rStyle w:val="Hyperlink"/>
+                <w:rFonts w:ascii="CMU Sans Serif" w:hAnsi="CMU Sans Serif" w:cs="CMU Sans Serif"/>
+                <w:noProof/>
+              </w:rPr>
+              <w:t>7 Mapping subtopics that are relevant</w:t>
+            </w:r>
+            <w:r>
+              <w:rPr>
+                <w:noProof/>
+                <w:webHidden/>
+              </w:rPr>
+              <w:tab/>
+            </w:r>
+            <w:r>
+              <w:rPr>
+                <w:noProof/>
+                <w:webHidden/>
+              </w:rPr>
+              <w:fldChar w:fldCharType="begin"/>
+            </w:r>
+            <w:r>
+              <w:rPr>
+                <w:noProof/>
+                <w:webHidden/>
+              </w:rPr>
+              <w:instrText xml:space="preserve"> PAGEREF _Toc219130664 \h </w:instrText>
+            </w:r>
+            <w:r>
+              <w:rPr>
+                <w:noProof/>
+                <w:webHidden/>
+              </w:rPr>
+            </w:r>
+            <w:r>
+              <w:rPr>
+                <w:noProof/>
+                <w:webHidden/>
+              </w:rPr>
+              <w:fldChar w:fldCharType="separate"/>
+            </w:r>
+          </w:ins>
+          <w:ins w:id="36" w:author="Alfred Anate Bodurin Mayaki" w:date="2026-01-12T17:19:00Z" w16du:dateUtc="2026-01-12T17:19:00Z">
+            <w:r>
+              <w:rPr>
+                <w:noProof/>
+                <w:webHidden/>
+              </w:rPr>
+              <w:t>6</w:t>
+            </w:r>
+          </w:ins>
+          <w:ins w:id="37" w:author="Alfred Anate Bodurin Mayaki" w:date="2026-01-12T17:17:00Z" w16du:dateUtc="2026-01-12T17:17:00Z">
+            <w:r>
+              <w:rPr>
+                <w:noProof/>
+                <w:webHidden/>
+              </w:rPr>
+              <w:fldChar w:fldCharType="end"/>
+            </w:r>
+            <w:r>
+              <w:rPr>
+                <w:rStyle w:val="Hyperlink"/>
+                <w:noProof/>
+              </w:rPr>
+              <w:fldChar w:fldCharType="end"/>
+            </w:r>
+          </w:ins>
+        </w:p>
+        <w:p>
+          <w:pPr>
+            <w:pStyle w:val="TOC2"/>
+            <w:tabs>
+              <w:tab w:val="right" w:leader="dot" w:pos="9016"/>
+            </w:tabs>
+            <w:rPr>
+              <w:ins w:id="38" w:author="Alfred Anate Bodurin Mayaki" w:date="2026-01-12T17:17:00Z" w16du:dateUtc="2026-01-12T17:17:00Z"/>
+              <w:rFonts w:eastAsiaTheme="minorEastAsia"/>
+              <w:noProof/>
+              <w:lang w:eastAsia="en-GB"/>
+            </w:rPr>
+          </w:pPr>
+          <w:ins w:id="39" w:author="Alfred Anate Bodurin Mayaki" w:date="2026-01-12T17:17:00Z" w16du:dateUtc="2026-01-12T17:17:00Z">
+            <w:r>
+              <w:rPr>
+                <w:rStyle w:val="Hyperlink"/>
+                <w:noProof/>
+              </w:rPr>
+              <w:fldChar w:fldCharType="begin"/>
+            </w:r>
+            <w:r>
+              <w:rPr>
+                <w:rStyle w:val="Hyperlink"/>
+                <w:noProof/>
+              </w:rPr>
+              <w:instrText xml:space="preserve"> </w:instrText>
+            </w:r>
+            <w:r>
+              <w:rPr>
+                <w:noProof/>
+              </w:rPr>
+              <w:instrText>HYPERLINK \l "_Toc219130665"</w:instrText>
+            </w:r>
+            <w:r>
+              <w:rPr>
+                <w:rStyle w:val="Hyperlink"/>
+                <w:noProof/>
+              </w:rPr>
+              <w:instrText xml:space="preserve"> </w:instrText>
+            </w:r>
+            <w:r>
+              <w:rPr>
+                <w:rStyle w:val="Hyperlink"/>
+                <w:noProof/>
+              </w:rPr>
+            </w:r>
+            <w:r>
+              <w:rPr>
+                <w:rStyle w:val="Hyperlink"/>
+                <w:noProof/>
+              </w:rPr>
+              <w:fldChar w:fldCharType="separate"/>
+            </w:r>
+            <w:r>
+              <w:rPr>
+                <w:rStyle w:val="Hyperlink"/>
+                <w:rFonts w:ascii="CMU Sans Serif" w:hAnsi="CMU Sans Serif" w:cs="CMU Sans Serif"/>
+                <w:noProof/>
+              </w:rPr>
+              <w:t>8 Explicating my Literature Review 1</w:t>
+            </w:r>
+            <w:r>
+              <w:rPr>
+                <w:noProof/>
+                <w:webHidden/>
+              </w:rPr>
+              <w:tab/>
+            </w:r>
+            <w:r>
+              <w:rPr>
+                <w:noProof/>
+                <w:webHidden/>
+              </w:rPr>
+              <w:fldChar w:fldCharType="begin"/>
+            </w:r>
+            <w:r>
+              <w:rPr>
+                <w:noProof/>
+                <w:webHidden/>
+              </w:rPr>
+              <w:instrText xml:space="preserve"> PAGEREF _Toc219130665 \h </w:instrText>
+            </w:r>
+            <w:r>
+              <w:rPr>
+                <w:noProof/>
+                <w:webHidden/>
+              </w:rPr>
+            </w:r>
+            <w:r>
+              <w:rPr>
+                <w:noProof/>
+                <w:webHidden/>
+              </w:rPr>
+              <w:fldChar w:fldCharType="separate"/>
+            </w:r>
+          </w:ins>
+          <w:ins w:id="40" w:author="Alfred Anate Bodurin Mayaki" w:date="2026-01-12T17:19:00Z" w16du:dateUtc="2026-01-12T17:19:00Z">
+            <w:r>
+              <w:rPr>
+                <w:noProof/>
+                <w:webHidden/>
+              </w:rPr>
+              <w:t>7</w:t>
+            </w:r>
+          </w:ins>
+          <w:ins w:id="41" w:author="Alfred Anate Bodurin Mayaki" w:date="2026-01-12T17:17:00Z" w16du:dateUtc="2026-01-12T17:17:00Z">
+            <w:r>
+              <w:rPr>
+                <w:noProof/>
+                <w:webHidden/>
+              </w:rPr>
+              <w:fldChar w:fldCharType="end"/>
+            </w:r>
+            <w:r>
+              <w:rPr>
+                <w:rStyle w:val="Hyperlink"/>
+                <w:noProof/>
+              </w:rPr>
+              <w:fldChar w:fldCharType="end"/>
+            </w:r>
+          </w:ins>
+        </w:p>
+        <w:p>
+          <w:pPr>
+            <w:pStyle w:val="TOC2"/>
+            <w:tabs>
+              <w:tab w:val="right" w:leader="dot" w:pos="9016"/>
+            </w:tabs>
+            <w:rPr>
+              <w:ins w:id="42" w:author="Alfred Anate Bodurin Mayaki" w:date="2026-01-12T17:17:00Z" w16du:dateUtc="2026-01-12T17:17:00Z"/>
+              <w:rFonts w:eastAsiaTheme="minorEastAsia"/>
+              <w:noProof/>
+              <w:lang w:eastAsia="en-GB"/>
+            </w:rPr>
+          </w:pPr>
+          <w:ins w:id="43" w:author="Alfred Anate Bodurin Mayaki" w:date="2026-01-12T17:17:00Z" w16du:dateUtc="2026-01-12T17:17:00Z">
+            <w:r>
+              <w:rPr>
+                <w:rStyle w:val="Hyperlink"/>
+                <w:noProof/>
+              </w:rPr>
+              <w:fldChar w:fldCharType="begin"/>
+            </w:r>
+            <w:r>
+              <w:rPr>
+                <w:rStyle w:val="Hyperlink"/>
+                <w:noProof/>
+              </w:rPr>
+              <w:instrText xml:space="preserve"> </w:instrText>
+            </w:r>
+            <w:r>
+              <w:rPr>
+                <w:noProof/>
+              </w:rPr>
+              <w:instrText>HYPERLINK \l "_Toc219130666"</w:instrText>
+            </w:r>
+            <w:r>
+              <w:rPr>
+                <w:rStyle w:val="Hyperlink"/>
+                <w:noProof/>
+              </w:rPr>
+              <w:instrText xml:space="preserve"> </w:instrText>
+            </w:r>
+            <w:r>
+              <w:rPr>
+                <w:rStyle w:val="Hyperlink"/>
+                <w:noProof/>
+              </w:rPr>
+            </w:r>
+            <w:r>
+              <w:rPr>
+                <w:rStyle w:val="Hyperlink"/>
+                <w:noProof/>
+              </w:rPr>
+              <w:fldChar w:fldCharType="separate"/>
+            </w:r>
+            <w:r>
+              <w:rPr>
+                <w:rStyle w:val="Hyperlink"/>
+                <w:rFonts w:ascii="CMU Sans Serif" w:hAnsi="CMU Sans Serif" w:cs="CMU Sans Serif"/>
+                <w:noProof/>
+              </w:rPr>
+              <w:t>9 Explicating my Literature Review 2 – Signalling Theory</w:t>
+            </w:r>
+            <w:r>
+              <w:rPr>
+                <w:noProof/>
+                <w:webHidden/>
+              </w:rPr>
+              <w:tab/>
+            </w:r>
+            <w:r>
+              <w:rPr>
+                <w:noProof/>
+                <w:webHidden/>
+              </w:rPr>
+              <w:fldChar w:fldCharType="begin"/>
+            </w:r>
+            <w:r>
+              <w:rPr>
+                <w:noProof/>
+                <w:webHidden/>
+              </w:rPr>
+              <w:instrText xml:space="preserve"> PAGEREF _Toc219130666 \h </w:instrText>
+            </w:r>
+            <w:r>
+              <w:rPr>
+                <w:noProof/>
+                <w:webHidden/>
+              </w:rPr>
+            </w:r>
+            <w:r>
+              <w:rPr>
+                <w:noProof/>
+                <w:webHidden/>
+              </w:rPr>
+              <w:fldChar w:fldCharType="separate"/>
+            </w:r>
+          </w:ins>
+          <w:ins w:id="44" w:author="Alfred Anate Bodurin Mayaki" w:date="2026-01-12T17:19:00Z" w16du:dateUtc="2026-01-12T17:19:00Z">
+            <w:r>
+              <w:rPr>
+                <w:noProof/>
+                <w:webHidden/>
+              </w:rPr>
+              <w:t>7</w:t>
+            </w:r>
+          </w:ins>
+          <w:ins w:id="45" w:author="Alfred Anate Bodurin Mayaki" w:date="2026-01-12T17:17:00Z" w16du:dateUtc="2026-01-12T17:17:00Z">
+            <w:r>
+              <w:rPr>
+                <w:noProof/>
+                <w:webHidden/>
+              </w:rPr>
+              <w:fldChar w:fldCharType="end"/>
+            </w:r>
+            <w:r>
+              <w:rPr>
+                <w:rStyle w:val="Hyperlink"/>
+                <w:noProof/>
+              </w:rPr>
+              <w:fldChar w:fldCharType="end"/>
+            </w:r>
+          </w:ins>
+        </w:p>
+        <w:p>
+          <w:pPr>
+            <w:pStyle w:val="TOC2"/>
+            <w:tabs>
+              <w:tab w:val="right" w:leader="dot" w:pos="9016"/>
+            </w:tabs>
+            <w:rPr>
+              <w:ins w:id="46" w:author="Alfred Anate Bodurin Mayaki" w:date="2026-01-12T17:17:00Z" w16du:dateUtc="2026-01-12T17:17:00Z"/>
+              <w:rFonts w:eastAsiaTheme="minorEastAsia"/>
+              <w:noProof/>
+              <w:lang w:eastAsia="en-GB"/>
+            </w:rPr>
+          </w:pPr>
+          <w:ins w:id="47" w:author="Alfred Anate Bodurin Mayaki" w:date="2026-01-12T17:17:00Z" w16du:dateUtc="2026-01-12T17:17:00Z">
+            <w:r>
+              <w:rPr>
+                <w:rStyle w:val="Hyperlink"/>
+                <w:noProof/>
+              </w:rPr>
+              <w:fldChar w:fldCharType="begin"/>
+            </w:r>
+            <w:r>
+              <w:rPr>
+                <w:rStyle w:val="Hyperlink"/>
+                <w:noProof/>
+              </w:rPr>
+              <w:instrText xml:space="preserve"> </w:instrText>
+            </w:r>
+            <w:r>
+              <w:rPr>
+                <w:noProof/>
+              </w:rPr>
+              <w:instrText>HYPERLINK \l "_Toc219130667"</w:instrText>
+            </w:r>
+            <w:r>
+              <w:rPr>
+                <w:rStyle w:val="Hyperlink"/>
+                <w:noProof/>
+              </w:rPr>
+              <w:instrText xml:space="preserve"> </w:instrText>
+            </w:r>
+            <w:r>
+              <w:rPr>
+                <w:rStyle w:val="Hyperlink"/>
+                <w:noProof/>
+              </w:rPr>
+            </w:r>
+            <w:r>
+              <w:rPr>
+                <w:rStyle w:val="Hyperlink"/>
+                <w:noProof/>
+              </w:rPr>
+              <w:fldChar w:fldCharType="separate"/>
+            </w:r>
+            <w:r>
+              <w:rPr>
+                <w:rStyle w:val="Hyperlink"/>
+                <w:rFonts w:ascii="CMU Sans Serif" w:hAnsi="CMU Sans Serif" w:cs="CMU Sans Serif"/>
+                <w:noProof/>
+              </w:rPr>
+              <w:t>10 Explicating my Literature Review 3 – Recruitment &amp; Selection</w:t>
+            </w:r>
+            <w:r>
+              <w:rPr>
+                <w:noProof/>
+                <w:webHidden/>
+              </w:rPr>
+              <w:tab/>
+            </w:r>
+            <w:r>
+              <w:rPr>
+                <w:noProof/>
+                <w:webHidden/>
+              </w:rPr>
+              <w:fldChar w:fldCharType="begin"/>
+            </w:r>
+            <w:r>
+              <w:rPr>
+                <w:noProof/>
+                <w:webHidden/>
+              </w:rPr>
+              <w:instrText xml:space="preserve"> PAGEREF _Toc219130667 \h </w:instrText>
+            </w:r>
+            <w:r>
+              <w:rPr>
+                <w:noProof/>
+                <w:webHidden/>
+              </w:rPr>
+            </w:r>
+            <w:r>
+              <w:rPr>
+                <w:noProof/>
+                <w:webHidden/>
+              </w:rPr>
+              <w:fldChar w:fldCharType="separate"/>
+            </w:r>
+          </w:ins>
+          <w:ins w:id="48" w:author="Alfred Anate Bodurin Mayaki" w:date="2026-01-12T17:19:00Z" w16du:dateUtc="2026-01-12T17:19:00Z">
+            <w:r>
+              <w:rPr>
+                <w:noProof/>
+                <w:webHidden/>
+              </w:rPr>
+              <w:t>9</w:t>
+            </w:r>
+          </w:ins>
+          <w:ins w:id="49" w:author="Alfred Anate Bodurin Mayaki" w:date="2026-01-12T17:17:00Z" w16du:dateUtc="2026-01-12T17:17:00Z">
+            <w:r>
+              <w:rPr>
+                <w:noProof/>
+                <w:webHidden/>
+              </w:rPr>
+              <w:fldChar w:fldCharType="end"/>
+            </w:r>
+            <w:r>
+              <w:rPr>
+                <w:rStyle w:val="Hyperlink"/>
+                <w:noProof/>
+              </w:rPr>
+              <w:fldChar w:fldCharType="end"/>
+            </w:r>
+          </w:ins>
+        </w:p>
+        <w:p>
+          <w:pPr>
+            <w:pStyle w:val="TOC2"/>
+            <w:tabs>
+              <w:tab w:val="right" w:leader="dot" w:pos="9016"/>
+            </w:tabs>
+            <w:rPr>
+              <w:ins w:id="50" w:author="Alfred Anate Bodurin Mayaki" w:date="2026-01-12T17:17:00Z" w16du:dateUtc="2026-01-12T17:17:00Z"/>
+              <w:rFonts w:eastAsiaTheme="minorEastAsia"/>
+              <w:noProof/>
+              <w:lang w:eastAsia="en-GB"/>
+            </w:rPr>
+          </w:pPr>
+          <w:ins w:id="51" w:author="Alfred Anate Bodurin Mayaki" w:date="2026-01-12T17:17:00Z" w16du:dateUtc="2026-01-12T17:17:00Z">
+            <w:r>
+              <w:rPr>
+                <w:rStyle w:val="Hyperlink"/>
+                <w:noProof/>
+              </w:rPr>
+              <w:fldChar w:fldCharType="begin"/>
+            </w:r>
+            <w:r>
+              <w:rPr>
+                <w:rStyle w:val="Hyperlink"/>
+                <w:noProof/>
+              </w:rPr>
+              <w:instrText xml:space="preserve"> </w:instrText>
+            </w:r>
+            <w:r>
+              <w:rPr>
+                <w:noProof/>
+              </w:rPr>
               <w:instrText>HYPERLINK \l "_Toc219130668"</w:instrText>
             </w:r>
             <w:r>
@@ -1942,6 +1982,8 @@
               </w:rPr>
               <w:fldChar w:fldCharType="separate"/>
             </w:r>
+          </w:ins>
+          <w:ins w:id="52" w:author="Alfred Anate Bodurin Mayaki" w:date="2026-01-12T17:19:00Z" w16du:dateUtc="2026-01-12T17:19:00Z">
             <w:r>
               <w:rPr>
                 <w:noProof/>
@@ -1949,6 +1991,8 @@
               </w:rPr>
               <w:t>9</w:t>
             </w:r>
+          </w:ins>
+          <w:ins w:id="53" w:author="Alfred Anate Bodurin Mayaki" w:date="2026-01-12T17:17:00Z" w16du:dateUtc="2026-01-12T17:17:00Z">
             <w:r>
               <w:rPr>
                 <w:noProof/>
@@ -1973,18 +2017,18 @@
             </w:tabs>
             <w:jc w:val="both"/>
             <w:rPr>
-              <w:del w:id="32" w:author="Alfred Anate Bodurin Mayaki" w:date="2026-01-12T17:17:00Z" w16du:dateUtc="2026-01-12T17:17:00Z"/>
+              <w:del w:id="54" w:author="Alfred Anate Bodurin Mayaki" w:date="2026-01-12T17:17:00Z" w16du:dateUtc="2026-01-12T17:17:00Z"/>
               <w:rFonts w:eastAsiaTheme="minorEastAsia"/>
               <w:noProof/>
               <w:lang w:eastAsia="en-GB"/>
             </w:rPr>
           </w:pPr>
-          <w:del w:id="33" w:author="Alfred Anate Bodurin Mayaki" w:date="2026-01-12T17:17:00Z" w16du:dateUtc="2026-01-12T17:17:00Z">
-            <w:r>
-              <w:rPr>
-                <w:rFonts w:ascii="CMU Sans Serif" w:hAnsi="CMU Sans Serif" w:cs="CMU Sans Serif"/>
-                <w:noProof/>
-                <w:rPrChange w:id="34" w:author="Alfred Anate Bodurin Mayaki" w:date="2026-01-12T17:17:00Z" w16du:dateUtc="2026-01-12T17:17:00Z">
+          <w:del w:id="55" w:author="Alfred Anate Bodurin Mayaki" w:date="2026-01-12T17:17:00Z" w16du:dateUtc="2026-01-12T17:17:00Z">
+            <w:r>
+              <w:rPr>
+                <w:rFonts w:ascii="CMU Sans Serif" w:hAnsi="CMU Sans Serif" w:cs="CMU Sans Serif"/>
+                <w:noProof/>
+                <w:rPrChange w:id="56" w:author="Alfred Anate Bodurin Mayaki" w:date="2026-01-12T17:17:00Z" w16du:dateUtc="2026-01-12T17:17:00Z">
                   <w:rPr>
                     <w:rStyle w:val="Hyperlink"/>
                     <w:rFonts w:ascii="CMU Sans Serif" w:hAnsi="CMU Sans Serif" w:cs="CMU Sans Serif"/>
@@ -2018,18 +2062,18 @@
             </w:tabs>
             <w:jc w:val="both"/>
             <w:rPr>
-              <w:del w:id="35" w:author="Alfred Anate Bodurin Mayaki" w:date="2026-01-12T17:17:00Z" w16du:dateUtc="2026-01-12T17:17:00Z"/>
+              <w:del w:id="57" w:author="Alfred Anate Bodurin Mayaki" w:date="2026-01-12T17:17:00Z" w16du:dateUtc="2026-01-12T17:17:00Z"/>
               <w:rFonts w:eastAsiaTheme="minorEastAsia"/>
               <w:noProof/>
               <w:lang w:eastAsia="en-GB"/>
             </w:rPr>
           </w:pPr>
-          <w:del w:id="36" w:author="Alfred Anate Bodurin Mayaki" w:date="2026-01-12T17:17:00Z" w16du:dateUtc="2026-01-12T17:17:00Z">
-            <w:r>
-              <w:rPr>
-                <w:rFonts w:ascii="CMU Sans Serif" w:hAnsi="CMU Sans Serif" w:cs="CMU Sans Serif"/>
-                <w:noProof/>
-                <w:rPrChange w:id="37" w:author="Alfred Anate Bodurin Mayaki" w:date="2026-01-12T17:17:00Z" w16du:dateUtc="2026-01-12T17:17:00Z">
+          <w:del w:id="58" w:author="Alfred Anate Bodurin Mayaki" w:date="2026-01-12T17:17:00Z" w16du:dateUtc="2026-01-12T17:17:00Z">
+            <w:r>
+              <w:rPr>
+                <w:rFonts w:ascii="CMU Sans Serif" w:hAnsi="CMU Sans Serif" w:cs="CMU Sans Serif"/>
+                <w:noProof/>
+                <w:rPrChange w:id="59" w:author="Alfred Anate Bodurin Mayaki" w:date="2026-01-12T17:17:00Z" w16du:dateUtc="2026-01-12T17:17:00Z">
                   <w:rPr>
                     <w:rStyle w:val="Hyperlink"/>
                     <w:rFonts w:ascii="CMU Sans Serif" w:hAnsi="CMU Sans Serif" w:cs="CMU Sans Serif"/>
@@ -2052,323 +2096,6 @@
                 <w:webHidden/>
               </w:rPr>
               <w:delText>3</w:delText>
-            </w:r>
-          </w:del>
-        </w:p>
-        <w:p>
-          <w:pPr>
-            <w:pStyle w:val="TOC2"/>
-            <w:tabs>
-              <w:tab w:val="right" w:leader="dot" w:pos="9016"/>
-            </w:tabs>
-            <w:jc w:val="both"/>
-            <w:rPr>
-              <w:del w:id="38" w:author="Alfred Anate Bodurin Mayaki" w:date="2026-01-12T17:17:00Z" w16du:dateUtc="2026-01-12T17:17:00Z"/>
-              <w:rFonts w:eastAsiaTheme="minorEastAsia"/>
-              <w:noProof/>
-              <w:lang w:eastAsia="en-GB"/>
-            </w:rPr>
-          </w:pPr>
-          <w:del w:id="39" w:author="Alfred Anate Bodurin Mayaki" w:date="2026-01-12T17:17:00Z" w16du:dateUtc="2026-01-12T17:17:00Z">
-            <w:r>
-              <w:rPr>
-                <w:rFonts w:ascii="CMU Sans Serif" w:hAnsi="CMU Sans Serif" w:cs="CMU Sans Serif"/>
-                <w:noProof/>
-                <w:rPrChange w:id="40" w:author="Alfred Anate Bodurin Mayaki" w:date="2026-01-12T17:17:00Z" w16du:dateUtc="2026-01-12T17:17:00Z">
-                  <w:rPr>
-                    <w:rStyle w:val="Hyperlink"/>
-                    <w:rFonts w:ascii="CMU Sans Serif" w:hAnsi="CMU Sans Serif" w:cs="CMU Sans Serif"/>
-                    <w:noProof/>
-                  </w:rPr>
-                </w:rPrChange>
-              </w:rPr>
-              <w:delText>3 Methodology</w:delText>
-            </w:r>
-            <w:r>
-              <w:rPr>
-                <w:noProof/>
-                <w:webHidden/>
-              </w:rPr>
-              <w:tab/>
-            </w:r>
-            <w:r>
-              <w:rPr>
-                <w:noProof/>
-                <w:webHidden/>
-              </w:rPr>
-              <w:delText>3</w:delText>
-            </w:r>
-          </w:del>
-        </w:p>
-        <w:p>
-          <w:pPr>
-            <w:pStyle w:val="TOC2"/>
-            <w:tabs>
-              <w:tab w:val="right" w:leader="dot" w:pos="9016"/>
-            </w:tabs>
-            <w:jc w:val="both"/>
-            <w:rPr>
-              <w:del w:id="41" w:author="Alfred Anate Bodurin Mayaki" w:date="2026-01-12T17:17:00Z" w16du:dateUtc="2026-01-12T17:17:00Z"/>
-              <w:rFonts w:eastAsiaTheme="minorEastAsia"/>
-              <w:noProof/>
-              <w:lang w:eastAsia="en-GB"/>
-            </w:rPr>
-          </w:pPr>
-          <w:del w:id="42" w:author="Alfred Anate Bodurin Mayaki" w:date="2026-01-12T17:17:00Z" w16du:dateUtc="2026-01-12T17:17:00Z">
-            <w:r>
-              <w:rPr>
-                <w:rFonts w:ascii="CMU Sans Serif" w:hAnsi="CMU Sans Serif" w:cs="CMU Sans Serif"/>
-                <w:noProof/>
-                <w:rPrChange w:id="43" w:author="Alfred Anate Bodurin Mayaki" w:date="2026-01-12T17:17:00Z" w16du:dateUtc="2026-01-12T17:17:00Z">
-                  <w:rPr>
-                    <w:rStyle w:val="Hyperlink"/>
-                    <w:rFonts w:ascii="CMU Sans Serif" w:hAnsi="CMU Sans Serif" w:cs="CMU Sans Serif"/>
-                    <w:noProof/>
-                  </w:rPr>
-                </w:rPrChange>
-              </w:rPr>
-              <w:delText>4 Why this topic is important</w:delText>
-            </w:r>
-            <w:r>
-              <w:rPr>
-                <w:noProof/>
-                <w:webHidden/>
-              </w:rPr>
-              <w:tab/>
-            </w:r>
-            <w:r>
-              <w:rPr>
-                <w:noProof/>
-                <w:webHidden/>
-              </w:rPr>
-              <w:delText>4</w:delText>
-            </w:r>
-          </w:del>
-        </w:p>
-        <w:p>
-          <w:pPr>
-            <w:pStyle w:val="TOC2"/>
-            <w:tabs>
-              <w:tab w:val="right" w:leader="dot" w:pos="9016"/>
-            </w:tabs>
-            <w:jc w:val="both"/>
-            <w:rPr>
-              <w:del w:id="44" w:author="Alfred Anate Bodurin Mayaki" w:date="2026-01-12T17:17:00Z" w16du:dateUtc="2026-01-12T17:17:00Z"/>
-              <w:rFonts w:eastAsiaTheme="minorEastAsia"/>
-              <w:noProof/>
-              <w:lang w:eastAsia="en-GB"/>
-            </w:rPr>
-          </w:pPr>
-          <w:del w:id="45" w:author="Alfred Anate Bodurin Mayaki" w:date="2026-01-12T17:17:00Z" w16du:dateUtc="2026-01-12T17:17:00Z">
-            <w:r>
-              <w:rPr>
-                <w:rFonts w:ascii="CMU Sans Serif" w:hAnsi="CMU Sans Serif" w:cs="CMU Sans Serif"/>
-                <w:noProof/>
-                <w:rPrChange w:id="46" w:author="Alfred Anate Bodurin Mayaki" w:date="2026-01-12T17:17:00Z" w16du:dateUtc="2026-01-12T17:17:00Z">
-                  <w:rPr>
-                    <w:rStyle w:val="Hyperlink"/>
-                    <w:rFonts w:ascii="CMU Sans Serif" w:hAnsi="CMU Sans Serif" w:cs="CMU Sans Serif"/>
-                    <w:noProof/>
-                  </w:rPr>
-                </w:rPrChange>
-              </w:rPr>
-              <w:delText>5 Timeline and Next Steps</w:delText>
-            </w:r>
-            <w:r>
-              <w:rPr>
-                <w:noProof/>
-                <w:webHidden/>
-              </w:rPr>
-              <w:tab/>
-            </w:r>
-            <w:r>
-              <w:rPr>
-                <w:noProof/>
-                <w:webHidden/>
-              </w:rPr>
-              <w:delText>5</w:delText>
-            </w:r>
-          </w:del>
-        </w:p>
-        <w:p>
-          <w:pPr>
-            <w:pStyle w:val="TOC2"/>
-            <w:tabs>
-              <w:tab w:val="right" w:leader="dot" w:pos="9016"/>
-            </w:tabs>
-            <w:jc w:val="both"/>
-            <w:rPr>
-              <w:del w:id="47" w:author="Alfred Anate Bodurin Mayaki" w:date="2026-01-12T17:17:00Z" w16du:dateUtc="2026-01-12T17:17:00Z"/>
-              <w:rFonts w:eastAsiaTheme="minorEastAsia"/>
-              <w:noProof/>
-              <w:lang w:eastAsia="en-GB"/>
-            </w:rPr>
-          </w:pPr>
-          <w:del w:id="48" w:author="Alfred Anate Bodurin Mayaki" w:date="2026-01-12T17:17:00Z" w16du:dateUtc="2026-01-12T17:17:00Z">
-            <w:r>
-              <w:rPr>
-                <w:rFonts w:ascii="CMU Sans Serif" w:hAnsi="CMU Sans Serif" w:cs="CMU Sans Serif"/>
-                <w:noProof/>
-                <w:rPrChange w:id="49" w:author="Alfred Anate Bodurin Mayaki" w:date="2026-01-12T17:17:00Z" w16du:dateUtc="2026-01-12T17:17:00Z">
-                  <w:rPr>
-                    <w:rStyle w:val="Hyperlink"/>
-                    <w:rFonts w:ascii="CMU Sans Serif" w:hAnsi="CMU Sans Serif" w:cs="CMU Sans Serif"/>
-                    <w:noProof/>
-                  </w:rPr>
-                </w:rPrChange>
-              </w:rPr>
-              <w:delText>6 Introduction to TMA 2 – Literature Review</w:delText>
-            </w:r>
-            <w:r>
-              <w:rPr>
-                <w:noProof/>
-                <w:webHidden/>
-              </w:rPr>
-              <w:tab/>
-            </w:r>
-            <w:r>
-              <w:rPr>
-                <w:noProof/>
-                <w:webHidden/>
-              </w:rPr>
-              <w:delText>6</w:delText>
-            </w:r>
-          </w:del>
-        </w:p>
-        <w:p>
-          <w:pPr>
-            <w:pStyle w:val="TOC2"/>
-            <w:tabs>
-              <w:tab w:val="right" w:leader="dot" w:pos="9016"/>
-            </w:tabs>
-            <w:jc w:val="both"/>
-            <w:rPr>
-              <w:del w:id="50" w:author="Alfred Anate Bodurin Mayaki" w:date="2026-01-12T17:17:00Z" w16du:dateUtc="2026-01-12T17:17:00Z"/>
-              <w:rFonts w:eastAsiaTheme="minorEastAsia"/>
-              <w:noProof/>
-              <w:lang w:eastAsia="en-GB"/>
-            </w:rPr>
-          </w:pPr>
-          <w:del w:id="51" w:author="Alfred Anate Bodurin Mayaki" w:date="2026-01-12T17:17:00Z" w16du:dateUtc="2026-01-12T17:17:00Z">
-            <w:r>
-              <w:rPr>
-                <w:rFonts w:ascii="CMU Sans Serif" w:hAnsi="CMU Sans Serif" w:cs="CMU Sans Serif"/>
-                <w:noProof/>
-                <w:rPrChange w:id="52" w:author="Alfred Anate Bodurin Mayaki" w:date="2026-01-12T17:17:00Z" w16du:dateUtc="2026-01-12T17:17:00Z">
-                  <w:rPr>
-                    <w:rStyle w:val="Hyperlink"/>
-                    <w:rFonts w:ascii="CMU Sans Serif" w:hAnsi="CMU Sans Serif" w:cs="CMU Sans Serif"/>
-                    <w:noProof/>
-                  </w:rPr>
-                </w:rPrChange>
-              </w:rPr>
-              <w:delText>7 Mapping subtopics that are relevant</w:delText>
-            </w:r>
-            <w:r>
-              <w:rPr>
-                <w:noProof/>
-                <w:webHidden/>
-              </w:rPr>
-              <w:tab/>
-            </w:r>
-            <w:r>
-              <w:rPr>
-                <w:noProof/>
-                <w:webHidden/>
-              </w:rPr>
-              <w:delText>6</w:delText>
-            </w:r>
-          </w:del>
-        </w:p>
-        <w:p>
-          <w:pPr>
-            <w:pStyle w:val="TOC2"/>
-            <w:tabs>
-              <w:tab w:val="right" w:leader="dot" w:pos="9016"/>
-            </w:tabs>
-            <w:jc w:val="both"/>
-            <w:rPr>
-              <w:del w:id="53" w:author="Alfred Anate Bodurin Mayaki" w:date="2026-01-12T17:17:00Z" w16du:dateUtc="2026-01-12T17:17:00Z"/>
-              <w:rFonts w:eastAsiaTheme="minorEastAsia"/>
-              <w:noProof/>
-              <w:lang w:eastAsia="en-GB"/>
-            </w:rPr>
-          </w:pPr>
-          <w:del w:id="54" w:author="Alfred Anate Bodurin Mayaki" w:date="2026-01-12T17:17:00Z" w16du:dateUtc="2026-01-12T17:17:00Z">
-            <w:r>
-              <w:rPr>
-                <w:rFonts w:ascii="CMU Sans Serif" w:hAnsi="CMU Sans Serif" w:cs="CMU Sans Serif"/>
-                <w:noProof/>
-                <w:rPrChange w:id="55" w:author="Alfred Anate Bodurin Mayaki" w:date="2026-01-12T17:17:00Z" w16du:dateUtc="2026-01-12T17:17:00Z">
-                  <w:rPr>
-                    <w:rStyle w:val="Hyperlink"/>
-                    <w:rFonts w:ascii="CMU Sans Serif" w:hAnsi="CMU Sans Serif" w:cs="CMU Sans Serif"/>
-                    <w:noProof/>
-                  </w:rPr>
-                </w:rPrChange>
-              </w:rPr>
-              <w:delText>8 Explicating my Literature Review 1</w:delText>
-            </w:r>
-            <w:r>
-              <w:rPr>
-                <w:noProof/>
-                <w:webHidden/>
-              </w:rPr>
-              <w:tab/>
-            </w:r>
-            <w:r>
-              <w:rPr>
-                <w:noProof/>
-                <w:webHidden/>
-              </w:rPr>
-              <w:delText>7</w:delText>
-            </w:r>
-          </w:del>
-        </w:p>
-        <w:p>
-          <w:pPr>
-            <w:pStyle w:val="TOC2"/>
-            <w:tabs>
-              <w:tab w:val="right" w:leader="dot" w:pos="9016"/>
-            </w:tabs>
-            <w:jc w:val="both"/>
-            <w:rPr>
-              <w:del w:id="56" w:author="Alfred Anate Bodurin Mayaki" w:date="2026-01-12T17:17:00Z" w16du:dateUtc="2026-01-12T17:17:00Z"/>
-              <w:rFonts w:eastAsiaTheme="minorEastAsia"/>
-              <w:noProof/>
-              <w:lang w:eastAsia="en-GB"/>
-            </w:rPr>
-          </w:pPr>
-          <w:del w:id="57" w:author="Alfred Anate Bodurin Mayaki" w:date="2026-01-12T17:17:00Z" w16du:dateUtc="2026-01-12T17:17:00Z">
-            <w:r>
-              <w:rPr>
-                <w:rFonts w:ascii="CMU Sans Serif" w:hAnsi="CMU Sans Serif" w:cs="CMU Sans Serif"/>
-                <w:noProof/>
-                <w:rPrChange w:id="58" w:author="Alfred Anate Bodurin Mayaki" w:date="2026-01-12T17:17:00Z" w16du:dateUtc="2026-01-12T17:17:00Z">
-                  <w:rPr>
-                    <w:rStyle w:val="Hyperlink"/>
-                    <w:rFonts w:ascii="CMU Sans Serif" w:hAnsi="CMU Sans Serif" w:cs="CMU Sans Serif"/>
-                    <w:noProof/>
-                  </w:rPr>
-                </w:rPrChange>
-              </w:rPr>
-              <w:delText>9 Explicating my Literature Review 2 – Signalling Theory</w:delText>
-            </w:r>
-            <w:r>
-              <w:rPr>
-                <w:noProof/>
-                <w:webHidden/>
-              </w:rPr>
-              <w:tab/>
-            </w:r>
-          </w:del>
-          <w:del w:id="59" w:author="Alfred Anate Bodurin Mayaki" w:date="2026-01-12T17:03:00Z" w16du:dateUtc="2026-01-12T17:03:00Z">
-            <w:r>
-              <w:rPr>
-                <w:noProof/>
-                <w:webHidden/>
-              </w:rPr>
-              <w:delText>8</w:delText>
             </w:r>
           </w:del>
         </w:p>
@@ -2399,7 +2126,7 @@
                   </w:rPr>
                 </w:rPrChange>
               </w:rPr>
-              <w:delText>10 Explicating my Literature Review 3 – Recruitment &amp; Selection</w:delText>
+              <w:delText>3 Methodology</w:delText>
             </w:r>
             <w:r>
               <w:rPr>
@@ -2413,7 +2140,7 @@
                 <w:noProof/>
                 <w:webHidden/>
               </w:rPr>
-              <w:delText>9</w:delText>
+              <w:delText>3</w:delText>
             </w:r>
           </w:del>
         </w:p>
@@ -2444,6 +2171,323 @@
                   </w:rPr>
                 </w:rPrChange>
               </w:rPr>
+              <w:delText>4 Why this topic is important</w:delText>
+            </w:r>
+            <w:r>
+              <w:rPr>
+                <w:noProof/>
+                <w:webHidden/>
+              </w:rPr>
+              <w:tab/>
+            </w:r>
+            <w:r>
+              <w:rPr>
+                <w:noProof/>
+                <w:webHidden/>
+              </w:rPr>
+              <w:delText>4</w:delText>
+            </w:r>
+          </w:del>
+        </w:p>
+        <w:p>
+          <w:pPr>
+            <w:pStyle w:val="TOC2"/>
+            <w:tabs>
+              <w:tab w:val="right" w:leader="dot" w:pos="9016"/>
+            </w:tabs>
+            <w:jc w:val="both"/>
+            <w:rPr>
+              <w:del w:id="66" w:author="Alfred Anate Bodurin Mayaki" w:date="2026-01-12T17:17:00Z" w16du:dateUtc="2026-01-12T17:17:00Z"/>
+              <w:rFonts w:eastAsiaTheme="minorEastAsia"/>
+              <w:noProof/>
+              <w:lang w:eastAsia="en-GB"/>
+            </w:rPr>
+          </w:pPr>
+          <w:del w:id="67" w:author="Alfred Anate Bodurin Mayaki" w:date="2026-01-12T17:17:00Z" w16du:dateUtc="2026-01-12T17:17:00Z">
+            <w:r>
+              <w:rPr>
+                <w:rFonts w:ascii="CMU Sans Serif" w:hAnsi="CMU Sans Serif" w:cs="CMU Sans Serif"/>
+                <w:noProof/>
+                <w:rPrChange w:id="68" w:author="Alfred Anate Bodurin Mayaki" w:date="2026-01-12T17:17:00Z" w16du:dateUtc="2026-01-12T17:17:00Z">
+                  <w:rPr>
+                    <w:rStyle w:val="Hyperlink"/>
+                    <w:rFonts w:ascii="CMU Sans Serif" w:hAnsi="CMU Sans Serif" w:cs="CMU Sans Serif"/>
+                    <w:noProof/>
+                  </w:rPr>
+                </w:rPrChange>
+              </w:rPr>
+              <w:delText>5 Timeline and Next Steps</w:delText>
+            </w:r>
+            <w:r>
+              <w:rPr>
+                <w:noProof/>
+                <w:webHidden/>
+              </w:rPr>
+              <w:tab/>
+            </w:r>
+            <w:r>
+              <w:rPr>
+                <w:noProof/>
+                <w:webHidden/>
+              </w:rPr>
+              <w:delText>5</w:delText>
+            </w:r>
+          </w:del>
+        </w:p>
+        <w:p>
+          <w:pPr>
+            <w:pStyle w:val="TOC2"/>
+            <w:tabs>
+              <w:tab w:val="right" w:leader="dot" w:pos="9016"/>
+            </w:tabs>
+            <w:jc w:val="both"/>
+            <w:rPr>
+              <w:del w:id="69" w:author="Alfred Anate Bodurin Mayaki" w:date="2026-01-12T17:17:00Z" w16du:dateUtc="2026-01-12T17:17:00Z"/>
+              <w:rFonts w:eastAsiaTheme="minorEastAsia"/>
+              <w:noProof/>
+              <w:lang w:eastAsia="en-GB"/>
+            </w:rPr>
+          </w:pPr>
+          <w:del w:id="70" w:author="Alfred Anate Bodurin Mayaki" w:date="2026-01-12T17:17:00Z" w16du:dateUtc="2026-01-12T17:17:00Z">
+            <w:r>
+              <w:rPr>
+                <w:rFonts w:ascii="CMU Sans Serif" w:hAnsi="CMU Sans Serif" w:cs="CMU Sans Serif"/>
+                <w:noProof/>
+                <w:rPrChange w:id="71" w:author="Alfred Anate Bodurin Mayaki" w:date="2026-01-12T17:17:00Z" w16du:dateUtc="2026-01-12T17:17:00Z">
+                  <w:rPr>
+                    <w:rStyle w:val="Hyperlink"/>
+                    <w:rFonts w:ascii="CMU Sans Serif" w:hAnsi="CMU Sans Serif" w:cs="CMU Sans Serif"/>
+                    <w:noProof/>
+                  </w:rPr>
+                </w:rPrChange>
+              </w:rPr>
+              <w:delText>6 Introduction to TMA 2 – Literature Review</w:delText>
+            </w:r>
+            <w:r>
+              <w:rPr>
+                <w:noProof/>
+                <w:webHidden/>
+              </w:rPr>
+              <w:tab/>
+            </w:r>
+            <w:r>
+              <w:rPr>
+                <w:noProof/>
+                <w:webHidden/>
+              </w:rPr>
+              <w:delText>6</w:delText>
+            </w:r>
+          </w:del>
+        </w:p>
+        <w:p>
+          <w:pPr>
+            <w:pStyle w:val="TOC2"/>
+            <w:tabs>
+              <w:tab w:val="right" w:leader="dot" w:pos="9016"/>
+            </w:tabs>
+            <w:jc w:val="both"/>
+            <w:rPr>
+              <w:del w:id="72" w:author="Alfred Anate Bodurin Mayaki" w:date="2026-01-12T17:17:00Z" w16du:dateUtc="2026-01-12T17:17:00Z"/>
+              <w:rFonts w:eastAsiaTheme="minorEastAsia"/>
+              <w:noProof/>
+              <w:lang w:eastAsia="en-GB"/>
+            </w:rPr>
+          </w:pPr>
+          <w:del w:id="73" w:author="Alfred Anate Bodurin Mayaki" w:date="2026-01-12T17:17:00Z" w16du:dateUtc="2026-01-12T17:17:00Z">
+            <w:r>
+              <w:rPr>
+                <w:rFonts w:ascii="CMU Sans Serif" w:hAnsi="CMU Sans Serif" w:cs="CMU Sans Serif"/>
+                <w:noProof/>
+                <w:rPrChange w:id="74" w:author="Alfred Anate Bodurin Mayaki" w:date="2026-01-12T17:17:00Z" w16du:dateUtc="2026-01-12T17:17:00Z">
+                  <w:rPr>
+                    <w:rStyle w:val="Hyperlink"/>
+                    <w:rFonts w:ascii="CMU Sans Serif" w:hAnsi="CMU Sans Serif" w:cs="CMU Sans Serif"/>
+                    <w:noProof/>
+                  </w:rPr>
+                </w:rPrChange>
+              </w:rPr>
+              <w:delText>7 Mapping subtopics that are relevant</w:delText>
+            </w:r>
+            <w:r>
+              <w:rPr>
+                <w:noProof/>
+                <w:webHidden/>
+              </w:rPr>
+              <w:tab/>
+            </w:r>
+            <w:r>
+              <w:rPr>
+                <w:noProof/>
+                <w:webHidden/>
+              </w:rPr>
+              <w:delText>6</w:delText>
+            </w:r>
+          </w:del>
+        </w:p>
+        <w:p>
+          <w:pPr>
+            <w:pStyle w:val="TOC2"/>
+            <w:tabs>
+              <w:tab w:val="right" w:leader="dot" w:pos="9016"/>
+            </w:tabs>
+            <w:jc w:val="both"/>
+            <w:rPr>
+              <w:del w:id="75" w:author="Alfred Anate Bodurin Mayaki" w:date="2026-01-12T17:17:00Z" w16du:dateUtc="2026-01-12T17:17:00Z"/>
+              <w:rFonts w:eastAsiaTheme="minorEastAsia"/>
+              <w:noProof/>
+              <w:lang w:eastAsia="en-GB"/>
+            </w:rPr>
+          </w:pPr>
+          <w:del w:id="76" w:author="Alfred Anate Bodurin Mayaki" w:date="2026-01-12T17:17:00Z" w16du:dateUtc="2026-01-12T17:17:00Z">
+            <w:r>
+              <w:rPr>
+                <w:rFonts w:ascii="CMU Sans Serif" w:hAnsi="CMU Sans Serif" w:cs="CMU Sans Serif"/>
+                <w:noProof/>
+                <w:rPrChange w:id="77" w:author="Alfred Anate Bodurin Mayaki" w:date="2026-01-12T17:17:00Z" w16du:dateUtc="2026-01-12T17:17:00Z">
+                  <w:rPr>
+                    <w:rStyle w:val="Hyperlink"/>
+                    <w:rFonts w:ascii="CMU Sans Serif" w:hAnsi="CMU Sans Serif" w:cs="CMU Sans Serif"/>
+                    <w:noProof/>
+                  </w:rPr>
+                </w:rPrChange>
+              </w:rPr>
+              <w:delText>8 Explicating my Literature Review 1</w:delText>
+            </w:r>
+            <w:r>
+              <w:rPr>
+                <w:noProof/>
+                <w:webHidden/>
+              </w:rPr>
+              <w:tab/>
+            </w:r>
+            <w:r>
+              <w:rPr>
+                <w:noProof/>
+                <w:webHidden/>
+              </w:rPr>
+              <w:delText>7</w:delText>
+            </w:r>
+          </w:del>
+        </w:p>
+        <w:p>
+          <w:pPr>
+            <w:pStyle w:val="TOC2"/>
+            <w:tabs>
+              <w:tab w:val="right" w:leader="dot" w:pos="9016"/>
+            </w:tabs>
+            <w:jc w:val="both"/>
+            <w:rPr>
+              <w:del w:id="78" w:author="Alfred Anate Bodurin Mayaki" w:date="2026-01-12T17:17:00Z" w16du:dateUtc="2026-01-12T17:17:00Z"/>
+              <w:rFonts w:eastAsiaTheme="minorEastAsia"/>
+              <w:noProof/>
+              <w:lang w:eastAsia="en-GB"/>
+            </w:rPr>
+          </w:pPr>
+          <w:del w:id="79" w:author="Alfred Anate Bodurin Mayaki" w:date="2026-01-12T17:17:00Z" w16du:dateUtc="2026-01-12T17:17:00Z">
+            <w:r>
+              <w:rPr>
+                <w:rFonts w:ascii="CMU Sans Serif" w:hAnsi="CMU Sans Serif" w:cs="CMU Sans Serif"/>
+                <w:noProof/>
+                <w:rPrChange w:id="80" w:author="Alfred Anate Bodurin Mayaki" w:date="2026-01-12T17:17:00Z" w16du:dateUtc="2026-01-12T17:17:00Z">
+                  <w:rPr>
+                    <w:rStyle w:val="Hyperlink"/>
+                    <w:rFonts w:ascii="CMU Sans Serif" w:hAnsi="CMU Sans Serif" w:cs="CMU Sans Serif"/>
+                    <w:noProof/>
+                  </w:rPr>
+                </w:rPrChange>
+              </w:rPr>
+              <w:delText>9 Explicating my Literature Review 2 – Signalling Theory</w:delText>
+            </w:r>
+            <w:r>
+              <w:rPr>
+                <w:noProof/>
+                <w:webHidden/>
+              </w:rPr>
+              <w:tab/>
+            </w:r>
+          </w:del>
+          <w:del w:id="81" w:author="Alfred Anate Bodurin Mayaki" w:date="2026-01-12T17:03:00Z" w16du:dateUtc="2026-01-12T17:03:00Z">
+            <w:r>
+              <w:rPr>
+                <w:noProof/>
+                <w:webHidden/>
+              </w:rPr>
+              <w:delText>8</w:delText>
+            </w:r>
+          </w:del>
+        </w:p>
+        <w:p>
+          <w:pPr>
+            <w:pStyle w:val="TOC2"/>
+            <w:tabs>
+              <w:tab w:val="right" w:leader="dot" w:pos="9016"/>
+            </w:tabs>
+            <w:jc w:val="both"/>
+            <w:rPr>
+              <w:del w:id="82" w:author="Alfred Anate Bodurin Mayaki" w:date="2026-01-12T17:17:00Z" w16du:dateUtc="2026-01-12T17:17:00Z"/>
+              <w:rFonts w:eastAsiaTheme="minorEastAsia"/>
+              <w:noProof/>
+              <w:lang w:eastAsia="en-GB"/>
+            </w:rPr>
+          </w:pPr>
+          <w:del w:id="83" w:author="Alfred Anate Bodurin Mayaki" w:date="2026-01-12T17:17:00Z" w16du:dateUtc="2026-01-12T17:17:00Z">
+            <w:r>
+              <w:rPr>
+                <w:rFonts w:ascii="CMU Sans Serif" w:hAnsi="CMU Sans Serif" w:cs="CMU Sans Serif"/>
+                <w:noProof/>
+                <w:rPrChange w:id="84" w:author="Alfred Anate Bodurin Mayaki" w:date="2026-01-12T17:17:00Z" w16du:dateUtc="2026-01-12T17:17:00Z">
+                  <w:rPr>
+                    <w:rStyle w:val="Hyperlink"/>
+                    <w:rFonts w:ascii="CMU Sans Serif" w:hAnsi="CMU Sans Serif" w:cs="CMU Sans Serif"/>
+                    <w:noProof/>
+                  </w:rPr>
+                </w:rPrChange>
+              </w:rPr>
+              <w:delText>10 Explicating my Literature Review 3 – Recruitment &amp; Selection</w:delText>
+            </w:r>
+            <w:r>
+              <w:rPr>
+                <w:noProof/>
+                <w:webHidden/>
+              </w:rPr>
+              <w:tab/>
+            </w:r>
+            <w:r>
+              <w:rPr>
+                <w:noProof/>
+                <w:webHidden/>
+              </w:rPr>
+              <w:delText>9</w:delText>
+            </w:r>
+          </w:del>
+        </w:p>
+        <w:p>
+          <w:pPr>
+            <w:pStyle w:val="TOC2"/>
+            <w:tabs>
+              <w:tab w:val="right" w:leader="dot" w:pos="9016"/>
+            </w:tabs>
+            <w:jc w:val="both"/>
+            <w:rPr>
+              <w:del w:id="85" w:author="Alfred Anate Bodurin Mayaki" w:date="2026-01-12T17:17:00Z" w16du:dateUtc="2026-01-12T17:17:00Z"/>
+              <w:rFonts w:eastAsiaTheme="minorEastAsia"/>
+              <w:noProof/>
+              <w:lang w:eastAsia="en-GB"/>
+            </w:rPr>
+          </w:pPr>
+          <w:del w:id="86" w:author="Alfred Anate Bodurin Mayaki" w:date="2026-01-12T17:17:00Z" w16du:dateUtc="2026-01-12T17:17:00Z">
+            <w:r>
+              <w:rPr>
+                <w:rFonts w:ascii="CMU Sans Serif" w:hAnsi="CMU Sans Serif" w:cs="CMU Sans Serif"/>
+                <w:noProof/>
+                <w:rPrChange w:id="87" w:author="Alfred Anate Bodurin Mayaki" w:date="2026-01-12T17:17:00Z" w16du:dateUtc="2026-01-12T17:17:00Z">
+                  <w:rPr>
+                    <w:rStyle w:val="Hyperlink"/>
+                    <w:rFonts w:ascii="CMU Sans Serif" w:hAnsi="CMU Sans Serif" w:cs="CMU Sans Serif"/>
+                    <w:noProof/>
+                  </w:rPr>
+                </w:rPrChange>
+              </w:rPr>
               <w:delText>References</w:delText>
             </w:r>
             <w:r>
@@ -2738,13 +2782,13 @@
         <w:contextualSpacing/>
         <w:jc w:val="both"/>
         <w:rPr>
-          <w:ins w:id="66" w:author="Alfred Anate Bodurin Mayaki" w:date="2026-01-12T17:16:00Z" w16du:dateUtc="2026-01-12T17:16:00Z"/>
+          <w:ins w:id="88" w:author="Alfred Anate Bodurin Mayaki" w:date="2026-01-12T17:16:00Z" w16du:dateUtc="2026-01-12T17:16:00Z"/>
           <w:rFonts w:ascii="CMU Sans Serif" w:hAnsi="CMU Sans Serif" w:cs="CMU Sans Serif"/>
           <w:color w:val="auto"/>
         </w:rPr>
       </w:pPr>
-      <w:bookmarkStart w:id="67" w:name="_Toc219130658"/>
-      <w:ins w:id="68" w:author="Alfred Anate Bodurin Mayaki" w:date="2026-01-12T17:17:00Z" w16du:dateUtc="2026-01-12T17:17:00Z">
+      <w:bookmarkStart w:id="89" w:name="_Toc219130658"/>
+      <w:ins w:id="90" w:author="Alfred Anate Bodurin Mayaki" w:date="2026-01-12T17:17:00Z" w16du:dateUtc="2026-01-12T17:17:00Z">
         <w:r>
           <w:rPr>
             <w:rStyle w:val="Strong"/>
@@ -2757,7 +2801,7 @@
           <w:t>1</w:t>
         </w:r>
       </w:ins>
-      <w:ins w:id="69" w:author="Alfred Anate Bodurin Mayaki" w:date="2026-01-12T17:16:00Z" w16du:dateUtc="2026-01-12T17:16:00Z">
+      <w:ins w:id="91" w:author="Alfred Anate Bodurin Mayaki" w:date="2026-01-12T17:16:00Z" w16du:dateUtc="2026-01-12T17:16:00Z">
         <w:r>
           <w:rPr>
             <w:rStyle w:val="Strong"/>
@@ -2769,7 +2813,7 @@
           <w:t xml:space="preserve"> </w:t>
         </w:r>
       </w:ins>
-      <w:ins w:id="70" w:author="Alfred Anate Bodurin Mayaki" w:date="2026-01-12T17:17:00Z" w16du:dateUtc="2026-01-12T17:17:00Z">
+      <w:ins w:id="92" w:author="Alfred Anate Bodurin Mayaki" w:date="2026-01-12T17:17:00Z" w16du:dateUtc="2026-01-12T17:17:00Z">
         <w:r>
           <w:rPr>
             <w:rStyle w:val="Strong"/>
@@ -2781,14 +2825,14 @@
           <w:t>Outline of the Topic</w:t>
         </w:r>
       </w:ins>
-      <w:bookmarkEnd w:id="67"/>
+      <w:bookmarkEnd w:id="89"/>
     </w:p>
     <w:p>
       <w:pPr>
         <w:spacing w:after="0" w:line="240" w:lineRule="auto"/>
         <w:jc w:val="both"/>
         <w:rPr>
-          <w:del w:id="71" w:author="Alfred Anate Bodurin Mayaki" w:date="2026-01-12T17:16:00Z" w16du:dateUtc="2026-01-12T17:16:00Z"/>
+          <w:del w:id="93" w:author="Alfred Anate Bodurin Mayaki" w:date="2026-01-12T17:16:00Z" w16du:dateUtc="2026-01-12T17:16:00Z"/>
           <w:rStyle w:val="Strong"/>
           <w:rFonts w:ascii="CMU Sans Serif" w:hAnsi="CMU Sans Serif" w:cs="CMU Sans Serif"/>
           <w:b w:val="0"/>
@@ -2798,7 +2842,7 @@
           <w:szCs w:val="20"/>
         </w:rPr>
       </w:pPr>
-      <w:del w:id="72" w:author="Alfred Anate Bodurin Mayaki" w:date="2026-01-12T17:16:00Z" w16du:dateUtc="2026-01-12T17:16:00Z">
+      <w:del w:id="94" w:author="Alfred Anate Bodurin Mayaki" w:date="2026-01-12T17:16:00Z" w16du:dateUtc="2026-01-12T17:16:00Z">
         <w:r>
           <w:rPr>
             <w:rStyle w:val="Strong"/>
@@ -2986,7 +3030,53 @@
           <w:sz w:val="20"/>
           <w:szCs w:val="20"/>
         </w:rPr>
-        <w:t xml:space="preserve">written an online opinion piece for Genius Within, a UK charity, on the Sir Charlie Mayfield Review </w:t>
+        <w:t xml:space="preserve">written an online opinion piece for Genius Within, a UK </w:t>
+      </w:r>
+      <w:del w:id="95" w:author="Alfred Anate Bodurin Mayaki" w:date="2026-01-12T17:23:00Z" w16du:dateUtc="2026-01-12T17:23:00Z">
+        <w:r>
+          <w:rPr>
+            <w:rFonts w:ascii="CMU Sans Serif" w:hAnsi="CMU Sans Serif" w:cs="CMU Sans Serif"/>
+            <w:sz w:val="20"/>
+            <w:szCs w:val="20"/>
+          </w:rPr>
+          <w:delText>charity</w:delText>
+        </w:r>
+      </w:del>
+      <w:ins w:id="96" w:author="Alfred Anate Bodurin Mayaki" w:date="2026-01-12T17:23:00Z" w16du:dateUtc="2026-01-12T17:23:00Z">
+        <w:r>
+          <w:rPr>
+            <w:rFonts w:ascii="CMU Sans Serif" w:hAnsi="CMU Sans Serif" w:cs="CMU Sans Serif"/>
+            <w:sz w:val="20"/>
+            <w:szCs w:val="20"/>
+          </w:rPr>
+          <w:t>community interest company</w:t>
+        </w:r>
+      </w:ins>
+      <w:r>
+        <w:rPr>
+          <w:rFonts w:ascii="CMU Sans Serif" w:hAnsi="CMU Sans Serif" w:cs="CMU Sans Serif"/>
+          <w:sz w:val="20"/>
+          <w:szCs w:val="20"/>
+        </w:rPr>
+        <w:t>, on the</w:t>
+      </w:r>
+      <w:ins w:id="97" w:author="Alfred Anate Bodurin Mayaki" w:date="2026-01-12T17:23:00Z" w16du:dateUtc="2026-01-12T17:23:00Z">
+        <w:r>
+          <w:rPr>
+            <w:rFonts w:ascii="CMU Sans Serif" w:hAnsi="CMU Sans Serif" w:cs="CMU Sans Serif"/>
+            <w:sz w:val="20"/>
+            <w:szCs w:val="20"/>
+          </w:rPr>
+          <w:t xml:space="preserve"> subject of the</w:t>
+        </w:r>
+      </w:ins>
+      <w:r>
+        <w:rPr>
+          <w:rFonts w:ascii="CMU Sans Serif" w:hAnsi="CMU Sans Serif" w:cs="CMU Sans Serif"/>
+          <w:sz w:val="20"/>
+          <w:szCs w:val="20"/>
+        </w:rPr>
+        <w:t xml:space="preserve"> Sir Charlie Mayfield Review </w:t>
       </w:r>
       <w:r>
         <w:rPr>
@@ -3036,7 +3126,7 @@
         </w:rPr>
         <w:t>Th</w:t>
       </w:r>
-      <w:ins w:id="73" w:author="Alfred Anate Bodurin Mayaki" w:date="2026-01-12T17:16:00Z" w16du:dateUtc="2026-01-12T17:16:00Z">
+      <w:ins w:id="98" w:author="Alfred Anate Bodurin Mayaki" w:date="2026-01-12T17:16:00Z" w16du:dateUtc="2026-01-12T17:16:00Z">
         <w:r>
           <w:rPr>
             <w:rFonts w:ascii="CMU Sans Serif" w:hAnsi="CMU Sans Serif" w:cs="CMU Sans Serif"/>
@@ -3046,7 +3136,7 @@
           <w:t xml:space="preserve">e aforementioned </w:t>
         </w:r>
       </w:ins>
-      <w:del w:id="74" w:author="Alfred Anate Bodurin Mayaki" w:date="2026-01-12T17:16:00Z" w16du:dateUtc="2026-01-12T17:16:00Z">
+      <w:del w:id="99" w:author="Alfred Anate Bodurin Mayaki" w:date="2026-01-12T17:16:00Z" w16du:dateUtc="2026-01-12T17:16:00Z">
         <w:r>
           <w:rPr>
             <w:rFonts w:ascii="CMU Sans Serif" w:hAnsi="CMU Sans Serif" w:cs="CMU Sans Serif"/>
@@ -3159,7 +3249,7 @@
           <w:color w:val="auto"/>
         </w:rPr>
       </w:pPr>
-      <w:bookmarkStart w:id="75" w:name="_Toc219130659"/>
+      <w:bookmarkStart w:id="100" w:name="_Toc219130659"/>
       <w:r>
         <w:rPr>
           <w:rStyle w:val="Strong"/>
@@ -3180,7 +3270,7 @@
         </w:rPr>
         <w:t>Introduction</w:t>
       </w:r>
-      <w:bookmarkEnd w:id="75"/>
+      <w:bookmarkEnd w:id="100"/>
     </w:p>
     <w:p>
       <w:pPr>
@@ -3217,8 +3307,8 @@
         </w:rPr>
         <w:t xml:space="preserve"> teams can be 30% more productive than those which do not include neurodiverse employees (NatWest Mentor, 2025), and with Gen Z entering the workforce – over 50% of whom have some sort of neurodivergent condition</w:t>
       </w:r>
-      <w:commentRangeStart w:id="76"/>
-      <w:commentRangeStart w:id="77"/>
+      <w:commentRangeStart w:id="101"/>
+      <w:commentRangeStart w:id="102"/>
       <w:r>
         <w:rPr>
           <w:rStyle w:val="FootnoteReference"/>
@@ -3228,20 +3318,20 @@
         </w:rPr>
         <w:footnoteReference w:id="2"/>
       </w:r>
-      <w:commentRangeEnd w:id="76"/>
+      <w:commentRangeEnd w:id="101"/>
       <w:r>
         <w:rPr>
           <w:rStyle w:val="CommentReference"/>
           <w:rFonts w:ascii="CMU Sans Serif" w:hAnsi="CMU Sans Serif" w:cs="CMU Sans Serif"/>
         </w:rPr>
-        <w:commentReference w:id="76"/>
-      </w:r>
-      <w:commentRangeEnd w:id="77"/>
+        <w:commentReference w:id="101"/>
+      </w:r>
+      <w:commentRangeEnd w:id="102"/>
       <w:r>
         <w:rPr>
           <w:rStyle w:val="CommentReference"/>
         </w:rPr>
-        <w:commentReference w:id="77"/>
+        <w:commentReference w:id="102"/>
       </w:r>
       <w:r>
         <w:rPr>
@@ -3317,7 +3407,7 @@
         </w:rPr>
         <w:t xml:space="preserve"> (</w:t>
       </w:r>
-      <w:commentRangeStart w:id="78"/>
+      <w:commentRangeStart w:id="103"/>
       <w:r>
         <w:rPr>
           <w:rFonts w:ascii="CMU Sans Serif" w:hAnsi="CMU Sans Serif" w:cs="CMU Sans Serif"/>
@@ -3326,13 +3416,13 @@
         </w:rPr>
         <w:t>psychology</w:t>
       </w:r>
-      <w:commentRangeEnd w:id="78"/>
+      <w:commentRangeEnd w:id="103"/>
       <w:r>
         <w:rPr>
           <w:rStyle w:val="CommentReference"/>
           <w:rFonts w:ascii="CMU Sans Serif" w:hAnsi="CMU Sans Serif" w:cs="CMU Sans Serif"/>
         </w:rPr>
-        <w:commentReference w:id="78"/>
+        <w:commentReference w:id="103"/>
       </w:r>
       <w:r>
         <w:rPr>
@@ -3514,7 +3604,7 @@
           <w:color w:val="auto"/>
         </w:rPr>
       </w:pPr>
-      <w:bookmarkStart w:id="79" w:name="_Toc219130660"/>
+      <w:bookmarkStart w:id="104" w:name="_Toc219130660"/>
       <w:r>
         <w:rPr>
           <w:rStyle w:val="Strong"/>
@@ -3535,7 +3625,7 @@
         </w:rPr>
         <w:t>Methodology</w:t>
       </w:r>
-      <w:bookmarkEnd w:id="79"/>
+      <w:bookmarkEnd w:id="104"/>
     </w:p>
     <w:p>
       <w:pPr>
@@ -3878,9 +3968,9 @@
         </w:rPr>
         <w:t xml:space="preserve"> Firms having lower net spend signal less resource-based HRM </w:t>
       </w:r>
-      <w:commentRangeStart w:id="80"/>
-      <w:commentRangeStart w:id="81"/>
-      <w:commentRangeStart w:id="82"/>
+      <w:commentRangeStart w:id="105"/>
+      <w:commentRangeStart w:id="106"/>
+      <w:commentRangeStart w:id="107"/>
       <w:r>
         <w:rPr>
           <w:rFonts w:ascii="CMU Sans Serif" w:hAnsi="CMU Sans Serif" w:cs="CMU Sans Serif"/>
@@ -3889,29 +3979,29 @@
         </w:rPr>
         <w:t>practices</w:t>
       </w:r>
-      <w:commentRangeEnd w:id="80"/>
+      <w:commentRangeEnd w:id="105"/>
       <w:r>
         <w:rPr>
           <w:rStyle w:val="CommentReference"/>
           <w:rFonts w:ascii="CMU Sans Serif" w:hAnsi="CMU Sans Serif" w:cs="CMU Sans Serif"/>
         </w:rPr>
-        <w:commentReference w:id="80"/>
-      </w:r>
-      <w:commentRangeEnd w:id="81"/>
+        <w:commentReference w:id="105"/>
+      </w:r>
+      <w:commentRangeEnd w:id="106"/>
       <w:r>
         <w:rPr>
           <w:rStyle w:val="CommentReference"/>
           <w:rFonts w:ascii="CMU Sans Serif" w:hAnsi="CMU Sans Serif" w:cs="CMU Sans Serif"/>
         </w:rPr>
-        <w:commentReference w:id="81"/>
-      </w:r>
-      <w:commentRangeEnd w:id="82"/>
+        <w:commentReference w:id="106"/>
+      </w:r>
+      <w:commentRangeEnd w:id="107"/>
       <w:r>
         <w:rPr>
           <w:rStyle w:val="CommentReference"/>
           <w:rFonts w:ascii="CMU Sans Serif" w:hAnsi="CMU Sans Serif" w:cs="CMU Sans Serif"/>
         </w:rPr>
-        <w:commentReference w:id="82"/>
+        <w:commentReference w:id="107"/>
       </w:r>
     </w:p>
     <w:p>
@@ -4087,8 +4177,8 @@
           <w:color w:val="auto"/>
         </w:rPr>
       </w:pPr>
-      <w:bookmarkStart w:id="83" w:name="_Toc215736436"/>
-      <w:bookmarkStart w:id="84" w:name="_Toc219130661"/>
+      <w:bookmarkStart w:id="108" w:name="_Toc215736436"/>
+      <w:bookmarkStart w:id="109" w:name="_Toc219130661"/>
       <w:r>
         <w:rPr>
           <w:rStyle w:val="Strong"/>
@@ -4109,8 +4199,8 @@
         </w:rPr>
         <w:t>Why this topic is important</w:t>
       </w:r>
-      <w:bookmarkEnd w:id="83"/>
-      <w:bookmarkEnd w:id="84"/>
+      <w:bookmarkEnd w:id="108"/>
+      <w:bookmarkEnd w:id="109"/>
     </w:p>
     <w:p>
       <w:pPr>
@@ -4131,7 +4221,7 @@
         </w:rPr>
         <w:t xml:space="preserve">The importance of this research topic cannot be </w:t>
       </w:r>
-      <w:commentRangeStart w:id="85"/>
+      <w:commentRangeStart w:id="110"/>
       <w:r>
         <w:rPr>
           <w:rFonts w:ascii="CMU Sans Serif" w:hAnsi="CMU Sans Serif" w:cs="CMU Sans Serif"/>
@@ -4140,13 +4230,13 @@
         </w:rPr>
         <w:t>understated</w:t>
       </w:r>
-      <w:commentRangeEnd w:id="85"/>
+      <w:commentRangeEnd w:id="110"/>
       <w:r>
         <w:rPr>
           <w:rStyle w:val="CommentReference"/>
           <w:rFonts w:ascii="CMU Sans Serif" w:hAnsi="CMU Sans Serif" w:cs="CMU Sans Serif"/>
         </w:rPr>
-        <w:commentReference w:id="85"/>
+        <w:commentReference w:id="110"/>
       </w:r>
       <w:r>
         <w:rPr>
@@ -4590,9 +4680,9 @@
         </w:rPr>
         <w:t xml:space="preserve">Data on how firms spend on recruitment </w:t>
       </w:r>
-      <w:commentRangeStart w:id="86"/>
-      <w:commentRangeStart w:id="87"/>
-      <w:commentRangeStart w:id="88"/>
+      <w:commentRangeStart w:id="111"/>
+      <w:commentRangeStart w:id="112"/>
+      <w:commentRangeStart w:id="113"/>
       <w:r>
         <w:rPr>
           <w:rStyle w:val="Strong"/>
@@ -4604,29 +4694,29 @@
         </w:rPr>
         <w:t>websites</w:t>
       </w:r>
-      <w:commentRangeEnd w:id="86"/>
+      <w:commentRangeEnd w:id="111"/>
       <w:r>
         <w:rPr>
           <w:rStyle w:val="CommentReference"/>
           <w:rFonts w:ascii="CMU Sans Serif" w:hAnsi="CMU Sans Serif" w:cs="CMU Sans Serif"/>
         </w:rPr>
-        <w:commentReference w:id="86"/>
-      </w:r>
-      <w:commentRangeEnd w:id="87"/>
+        <w:commentReference w:id="111"/>
+      </w:r>
+      <w:commentRangeEnd w:id="112"/>
       <w:r>
         <w:rPr>
           <w:rStyle w:val="CommentReference"/>
           <w:rFonts w:ascii="CMU Sans Serif" w:hAnsi="CMU Sans Serif" w:cs="CMU Sans Serif"/>
         </w:rPr>
-        <w:commentReference w:id="87"/>
-      </w:r>
-      <w:commentRangeEnd w:id="88"/>
+        <w:commentReference w:id="112"/>
+      </w:r>
+      <w:commentRangeEnd w:id="113"/>
       <w:r>
         <w:rPr>
           <w:rStyle w:val="CommentReference"/>
           <w:rFonts w:ascii="CMU Sans Serif" w:hAnsi="CMU Sans Serif" w:cs="CMU Sans Serif"/>
         </w:rPr>
-        <w:commentReference w:id="88"/>
+        <w:commentReference w:id="113"/>
       </w:r>
     </w:p>
     <w:p>
@@ -4642,8 +4732,8 @@
           <w:color w:val="auto"/>
         </w:rPr>
       </w:pPr>
-      <w:bookmarkStart w:id="89" w:name="_Toc215736437"/>
-      <w:bookmarkStart w:id="90" w:name="_Toc219130662"/>
+      <w:bookmarkStart w:id="114" w:name="_Toc215736437"/>
+      <w:bookmarkStart w:id="115" w:name="_Toc219130662"/>
       <w:r>
         <w:rPr>
           <w:rFonts w:ascii="CMU Sans Serif" w:hAnsi="CMU Sans Serif" w:cs="CMU Sans Serif"/>
@@ -4665,8 +4755,8 @@
         </w:rPr>
         <w:t>Next Steps</w:t>
       </w:r>
-      <w:bookmarkEnd w:id="89"/>
-      <w:bookmarkEnd w:id="90"/>
+      <w:bookmarkEnd w:id="114"/>
+      <w:bookmarkEnd w:id="115"/>
     </w:p>
     <w:p>
       <w:pPr>
@@ -4904,8 +4994,8 @@
         </w:rPr>
         <w:t xml:space="preserve"> and indeed qualitative analysis </w:t>
       </w:r>
-      <w:commentRangeStart w:id="91"/>
-      <w:commentRangeStart w:id="92"/>
+      <w:commentRangeStart w:id="116"/>
+      <w:commentRangeStart w:id="117"/>
       <w:r>
         <w:rPr>
           <w:rStyle w:val="Strong"/>
@@ -4917,21 +5007,21 @@
         </w:rPr>
         <w:t>such</w:t>
       </w:r>
-      <w:commentRangeEnd w:id="91"/>
+      <w:commentRangeEnd w:id="116"/>
       <w:r>
         <w:rPr>
           <w:rStyle w:val="CommentReference"/>
           <w:rFonts w:ascii="CMU Sans Serif" w:hAnsi="CMU Sans Serif" w:cs="CMU Sans Serif"/>
         </w:rPr>
-        <w:commentReference w:id="91"/>
-      </w:r>
-      <w:commentRangeEnd w:id="92"/>
+        <w:commentReference w:id="116"/>
+      </w:r>
+      <w:commentRangeEnd w:id="117"/>
       <w:r>
         <w:rPr>
           <w:rStyle w:val="CommentReference"/>
           <w:rFonts w:ascii="CMU Sans Serif" w:hAnsi="CMU Sans Serif" w:cs="CMU Sans Serif"/>
         </w:rPr>
-        <w:commentReference w:id="92"/>
+        <w:commentReference w:id="117"/>
       </w:r>
       <w:r>
         <w:rPr>
@@ -5597,9 +5687,9 @@
           <w:color w:val="000000" w:themeColor="text1"/>
         </w:rPr>
       </w:pPr>
-      <w:bookmarkStart w:id="93" w:name="_Toc216632807"/>
-      <w:bookmarkStart w:id="94" w:name="_Toc215736438"/>
-      <w:bookmarkStart w:id="95" w:name="_Toc219130663"/>
+      <w:bookmarkStart w:id="118" w:name="_Toc216632807"/>
+      <w:bookmarkStart w:id="119" w:name="_Toc215736438"/>
+      <w:bookmarkStart w:id="120" w:name="_Toc219130663"/>
       <w:r>
         <w:rPr>
           <w:rStyle w:val="Strong"/>
@@ -5620,7 +5710,7 @@
         </w:rPr>
         <w:t>Introduction to TMA 2</w:t>
       </w:r>
-      <w:bookmarkEnd w:id="93"/>
+      <w:bookmarkEnd w:id="118"/>
       <w:r>
         <w:rPr>
           <w:rStyle w:val="Strong"/>
@@ -5631,7 +5721,7 @@
         </w:rPr>
         <w:t xml:space="preserve"> – Literature Review</w:t>
       </w:r>
-      <w:bookmarkEnd w:id="95"/>
+      <w:bookmarkEnd w:id="120"/>
     </w:p>
     <w:p>
       <w:pPr>
@@ -5766,8 +5856,8 @@
           <w:color w:val="000000" w:themeColor="text1"/>
         </w:rPr>
       </w:pPr>
-      <w:bookmarkStart w:id="96" w:name="_Toc216632808"/>
-      <w:bookmarkStart w:id="97" w:name="_Toc219130664"/>
+      <w:bookmarkStart w:id="121" w:name="_Toc216632808"/>
+      <w:bookmarkStart w:id="122" w:name="_Toc219130664"/>
       <w:r>
         <w:rPr>
           <w:rStyle w:val="Strong"/>
@@ -5788,8 +5878,8 @@
         </w:rPr>
         <w:t>Mapping subtopics that are relevant</w:t>
       </w:r>
-      <w:bookmarkEnd w:id="96"/>
-      <w:bookmarkEnd w:id="97"/>
+      <w:bookmarkEnd w:id="121"/>
+      <w:bookmarkEnd w:id="122"/>
     </w:p>
     <w:p>
       <w:pPr>
@@ -6096,7 +6186,7 @@
         </w:rPr>
         <w:t>Mind Map of Relevant Literature Subtopics</w:t>
       </w:r>
-      <w:ins w:id="98" w:author="Alfred Anate Bodurin Mayaki" w:date="2026-01-12T16:58:00Z" w16du:dateUtc="2026-01-12T16:58:00Z">
+      <w:ins w:id="123" w:author="Alfred Anate Bodurin Mayaki" w:date="2026-01-12T16:58:00Z" w16du:dateUtc="2026-01-12T16:58:00Z">
         <w:r>
           <w:rPr>
             <w:rFonts w:ascii="CMU Sans Serif" w:hAnsi="CMU Sans Serif" w:cs="CMU Sans Serif"/>
@@ -6178,8 +6268,8 @@
           <w:color w:val="000000" w:themeColor="text1"/>
         </w:rPr>
       </w:pPr>
-      <w:bookmarkStart w:id="99" w:name="_Toc216632809"/>
-      <w:bookmarkStart w:id="100" w:name="_Toc219130665"/>
+      <w:bookmarkStart w:id="124" w:name="_Toc216632809"/>
+      <w:bookmarkStart w:id="125" w:name="_Toc219130665"/>
       <w:r>
         <w:rPr>
           <w:rStyle w:val="Strong"/>
@@ -6201,8 +6291,8 @@
         </w:rPr>
         <w:t>Explicating my Literature Review 1</w:t>
       </w:r>
-      <w:bookmarkEnd w:id="99"/>
-      <w:bookmarkEnd w:id="100"/>
+      <w:bookmarkEnd w:id="124"/>
+      <w:bookmarkEnd w:id="125"/>
     </w:p>
     <w:p>
       <w:pPr>
@@ -6673,13 +6763,13 @@
         </w:numPr>
         <w:jc w:val="both"/>
         <w:rPr>
-          <w:del w:id="101" w:author="Alfred Anate Bodurin Mayaki" w:date="2026-01-12T17:01:00Z" w16du:dateUtc="2026-01-12T17:01:00Z"/>
+          <w:del w:id="126" w:author="Alfred Anate Bodurin Mayaki" w:date="2026-01-12T17:01:00Z" w16du:dateUtc="2026-01-12T17:01:00Z"/>
           <w:rFonts w:ascii="CMU Sans Serif" w:hAnsi="CMU Sans Serif" w:cs="CMU Sans Serif"/>
           <w:color w:val="000000" w:themeColor="text1"/>
           <w:u w:val="single"/>
         </w:rPr>
       </w:pPr>
-      <w:del w:id="102" w:author="Alfred Anate Bodurin Mayaki" w:date="2026-01-12T17:01:00Z" w16du:dateUtc="2026-01-12T17:01:00Z">
+      <w:del w:id="127" w:author="Alfred Anate Bodurin Mayaki" w:date="2026-01-12T17:01:00Z" w16du:dateUtc="2026-01-12T17:01:00Z">
         <w:r>
           <w:rPr>
             <w:rFonts w:ascii="CMU Sans Serif" w:hAnsi="CMU Sans Serif" w:cs="CMU Sans Serif"/>
@@ -6704,7 +6794,7 @@
       <w:tr>
         <w:trPr>
           <w:cnfStyle w:val="100000000000" w:firstRow="1" w:lastRow="0" w:firstColumn="0" w:lastColumn="0" w:oddVBand="0" w:evenVBand="0" w:oddHBand="0" w:evenHBand="0" w:firstRowFirstColumn="0" w:firstRowLastColumn="0" w:lastRowFirstColumn="0" w:lastRowLastColumn="0"/>
-          <w:del w:id="103" w:author="Alfred Anate Bodurin Mayaki" w:date="2026-01-12T17:01:00Z" w16du:dateUtc="2026-01-12T17:01:00Z"/>
+          <w:del w:id="128" w:author="Alfred Anate Bodurin Mayaki" w:date="2026-01-12T17:01:00Z" w16du:dateUtc="2026-01-12T17:01:00Z"/>
         </w:trPr>
         <w:tc>
           <w:tcPr>
@@ -6715,7 +6805,7 @@
             <w:pPr>
               <w:jc w:val="both"/>
               <w:rPr>
-                <w:del w:id="104" w:author="Alfred Anate Bodurin Mayaki" w:date="2026-01-12T17:01:00Z" w16du:dateUtc="2026-01-12T17:01:00Z"/>
+                <w:del w:id="129" w:author="Alfred Anate Bodurin Mayaki" w:date="2026-01-12T17:01:00Z" w16du:dateUtc="2026-01-12T17:01:00Z"/>
                 <w:rFonts w:ascii="CMU Sans Serif" w:hAnsi="CMU Sans Serif" w:cs="CMU Sans Serif"/>
                 <w:b w:val="0"/>
                 <w:bCs w:val="0"/>
@@ -6724,7 +6814,7 @@
                 <w:szCs w:val="20"/>
               </w:rPr>
             </w:pPr>
-            <w:del w:id="105" w:author="Alfred Anate Bodurin Mayaki" w:date="2026-01-12T17:01:00Z" w16du:dateUtc="2026-01-12T17:01:00Z">
+            <w:del w:id="130" w:author="Alfred Anate Bodurin Mayaki" w:date="2026-01-12T17:01:00Z" w16du:dateUtc="2026-01-12T17:01:00Z">
               <w:r>
                 <w:rPr>
                   <w:rFonts w:ascii="CMU Sans Serif" w:hAnsi="CMU Sans Serif" w:cs="CMU Sans Serif"/>
@@ -6746,7 +6836,7 @@
               <w:jc w:val="both"/>
               <w:cnfStyle w:val="100000000000" w:firstRow="1" w:lastRow="0" w:firstColumn="0" w:lastColumn="0" w:oddVBand="0" w:evenVBand="0" w:oddHBand="0" w:evenHBand="0" w:firstRowFirstColumn="0" w:firstRowLastColumn="0" w:lastRowFirstColumn="0" w:lastRowLastColumn="0"/>
               <w:rPr>
-                <w:del w:id="106" w:author="Alfred Anate Bodurin Mayaki" w:date="2026-01-12T17:01:00Z" w16du:dateUtc="2026-01-12T17:01:00Z"/>
+                <w:del w:id="131" w:author="Alfred Anate Bodurin Mayaki" w:date="2026-01-12T17:01:00Z" w16du:dateUtc="2026-01-12T17:01:00Z"/>
                 <w:rFonts w:ascii="CMU Sans Serif" w:hAnsi="CMU Sans Serif" w:cs="CMU Sans Serif"/>
                 <w:b w:val="0"/>
                 <w:bCs w:val="0"/>
@@ -6755,7 +6845,7 @@
                 <w:szCs w:val="20"/>
               </w:rPr>
             </w:pPr>
-            <w:del w:id="107" w:author="Alfred Anate Bodurin Mayaki" w:date="2026-01-12T17:01:00Z" w16du:dateUtc="2026-01-12T17:01:00Z">
+            <w:del w:id="132" w:author="Alfred Anate Bodurin Mayaki" w:date="2026-01-12T17:01:00Z" w16du:dateUtc="2026-01-12T17:01:00Z">
               <w:r>
                 <w:rPr>
                   <w:rFonts w:ascii="CMU Sans Serif" w:hAnsi="CMU Sans Serif" w:cs="CMU Sans Serif"/>
@@ -6777,7 +6867,7 @@
               <w:jc w:val="both"/>
               <w:cnfStyle w:val="100000000000" w:firstRow="1" w:lastRow="0" w:firstColumn="0" w:lastColumn="0" w:oddVBand="0" w:evenVBand="0" w:oddHBand="0" w:evenHBand="0" w:firstRowFirstColumn="0" w:firstRowLastColumn="0" w:lastRowFirstColumn="0" w:lastRowLastColumn="0"/>
               <w:rPr>
-                <w:del w:id="108" w:author="Alfred Anate Bodurin Mayaki" w:date="2026-01-12T17:01:00Z" w16du:dateUtc="2026-01-12T17:01:00Z"/>
+                <w:del w:id="133" w:author="Alfred Anate Bodurin Mayaki" w:date="2026-01-12T17:01:00Z" w16du:dateUtc="2026-01-12T17:01:00Z"/>
                 <w:rFonts w:ascii="CMU Sans Serif" w:hAnsi="CMU Sans Serif" w:cs="CMU Sans Serif"/>
                 <w:b w:val="0"/>
                 <w:bCs w:val="0"/>
@@ -6786,7 +6876,7 @@
                 <w:szCs w:val="20"/>
               </w:rPr>
             </w:pPr>
-            <w:del w:id="109" w:author="Alfred Anate Bodurin Mayaki" w:date="2026-01-12T17:01:00Z" w16du:dateUtc="2026-01-12T17:01:00Z">
+            <w:del w:id="134" w:author="Alfred Anate Bodurin Mayaki" w:date="2026-01-12T17:01:00Z" w16du:dateUtc="2026-01-12T17:01:00Z">
               <w:r>
                 <w:rPr>
                   <w:rFonts w:ascii="CMU Sans Serif" w:hAnsi="CMU Sans Serif" w:cs="CMU Sans Serif"/>
@@ -6803,7 +6893,7 @@
       <w:tr>
         <w:trPr>
           <w:cnfStyle w:val="000000100000" w:firstRow="0" w:lastRow="0" w:firstColumn="0" w:lastColumn="0" w:oddVBand="0" w:evenVBand="0" w:oddHBand="1" w:evenHBand="0" w:firstRowFirstColumn="0" w:firstRowLastColumn="0" w:lastRowFirstColumn="0" w:lastRowLastColumn="0"/>
-          <w:del w:id="110" w:author="Alfred Anate Bodurin Mayaki" w:date="2026-01-12T17:01:00Z" w16du:dateUtc="2026-01-12T17:01:00Z"/>
+          <w:del w:id="135" w:author="Alfred Anate Bodurin Mayaki" w:date="2026-01-12T17:01:00Z" w16du:dateUtc="2026-01-12T17:01:00Z"/>
         </w:trPr>
         <w:tc>
           <w:tcPr>
@@ -6814,14 +6904,14 @@
             <w:pPr>
               <w:jc w:val="both"/>
               <w:rPr>
-                <w:del w:id="111" w:author="Alfred Anate Bodurin Mayaki" w:date="2026-01-12T17:01:00Z" w16du:dateUtc="2026-01-12T17:01:00Z"/>
+                <w:del w:id="136" w:author="Alfred Anate Bodurin Mayaki" w:date="2026-01-12T17:01:00Z" w16du:dateUtc="2026-01-12T17:01:00Z"/>
                 <w:rFonts w:ascii="CMU Sans Serif" w:hAnsi="CMU Sans Serif" w:cs="CMU Sans Serif"/>
                 <w:color w:val="000000" w:themeColor="text1"/>
                 <w:sz w:val="20"/>
                 <w:szCs w:val="20"/>
               </w:rPr>
             </w:pPr>
-            <w:del w:id="112" w:author="Alfred Anate Bodurin Mayaki" w:date="2026-01-12T17:01:00Z" w16du:dateUtc="2026-01-12T17:01:00Z">
+            <w:del w:id="137" w:author="Alfred Anate Bodurin Mayaki" w:date="2026-01-12T17:01:00Z" w16du:dateUtc="2026-01-12T17:01:00Z">
               <w:r>
                 <w:rPr>
                   <w:rFonts w:ascii="CMU Sans Serif" w:hAnsi="CMU Sans Serif" w:cs="CMU Sans Serif"/>
@@ -6843,14 +6933,14 @@
               <w:jc w:val="both"/>
               <w:cnfStyle w:val="000000100000" w:firstRow="0" w:lastRow="0" w:firstColumn="0" w:lastColumn="0" w:oddVBand="0" w:evenVBand="0" w:oddHBand="1" w:evenHBand="0" w:firstRowFirstColumn="0" w:firstRowLastColumn="0" w:lastRowFirstColumn="0" w:lastRowLastColumn="0"/>
               <w:rPr>
-                <w:del w:id="113" w:author="Alfred Anate Bodurin Mayaki" w:date="2026-01-12T17:01:00Z" w16du:dateUtc="2026-01-12T17:01:00Z"/>
+                <w:del w:id="138" w:author="Alfred Anate Bodurin Mayaki" w:date="2026-01-12T17:01:00Z" w16du:dateUtc="2026-01-12T17:01:00Z"/>
                 <w:rFonts w:ascii="CMU Sans Serif" w:hAnsi="CMU Sans Serif" w:cs="CMU Sans Serif"/>
                 <w:color w:val="000000" w:themeColor="text1"/>
                 <w:sz w:val="20"/>
                 <w:szCs w:val="20"/>
               </w:rPr>
             </w:pPr>
-            <w:del w:id="114" w:author="Alfred Anate Bodurin Mayaki" w:date="2026-01-12T17:01:00Z" w16du:dateUtc="2026-01-12T17:01:00Z">
+            <w:del w:id="139" w:author="Alfred Anate Bodurin Mayaki" w:date="2026-01-12T17:01:00Z" w16du:dateUtc="2026-01-12T17:01:00Z">
               <w:r>
                 <w:rPr>
                   <w:rFonts w:ascii="CMU Sans Serif" w:hAnsi="CMU Sans Serif" w:cs="CMU Sans Serif"/>
@@ -6872,14 +6962,14 @@
               <w:jc w:val="both"/>
               <w:cnfStyle w:val="000000100000" w:firstRow="0" w:lastRow="0" w:firstColumn="0" w:lastColumn="0" w:oddVBand="0" w:evenVBand="0" w:oddHBand="1" w:evenHBand="0" w:firstRowFirstColumn="0" w:firstRowLastColumn="0" w:lastRowFirstColumn="0" w:lastRowLastColumn="0"/>
               <w:rPr>
-                <w:del w:id="115" w:author="Alfred Anate Bodurin Mayaki" w:date="2026-01-12T17:01:00Z" w16du:dateUtc="2026-01-12T17:01:00Z"/>
+                <w:del w:id="140" w:author="Alfred Anate Bodurin Mayaki" w:date="2026-01-12T17:01:00Z" w16du:dateUtc="2026-01-12T17:01:00Z"/>
                 <w:rFonts w:ascii="CMU Sans Serif" w:hAnsi="CMU Sans Serif" w:cs="CMU Sans Serif"/>
                 <w:color w:val="000000" w:themeColor="text1"/>
                 <w:sz w:val="20"/>
                 <w:szCs w:val="20"/>
               </w:rPr>
             </w:pPr>
-            <w:del w:id="116" w:author="Alfred Anate Bodurin Mayaki" w:date="2026-01-12T17:01:00Z" w16du:dateUtc="2026-01-12T17:01:00Z">
+            <w:del w:id="141" w:author="Alfred Anate Bodurin Mayaki" w:date="2026-01-12T17:01:00Z" w16du:dateUtc="2026-01-12T17:01:00Z">
               <w:r>
                 <w:rPr>
                   <w:rFonts w:ascii="CMU Sans Serif" w:hAnsi="CMU Sans Serif" w:cs="CMU Sans Serif"/>
@@ -6895,7 +6985,7 @@
       </w:tr>
       <w:tr>
         <w:trPr>
-          <w:del w:id="117" w:author="Alfred Anate Bodurin Mayaki" w:date="2026-01-12T17:01:00Z" w16du:dateUtc="2026-01-12T17:01:00Z"/>
+          <w:del w:id="142" w:author="Alfred Anate Bodurin Mayaki" w:date="2026-01-12T17:01:00Z" w16du:dateUtc="2026-01-12T17:01:00Z"/>
         </w:trPr>
         <w:tc>
           <w:tcPr>
@@ -6906,14 +6996,14 @@
             <w:pPr>
               <w:jc w:val="both"/>
               <w:rPr>
-                <w:del w:id="118" w:author="Alfred Anate Bodurin Mayaki" w:date="2026-01-12T17:01:00Z" w16du:dateUtc="2026-01-12T17:01:00Z"/>
+                <w:del w:id="143" w:author="Alfred Anate Bodurin Mayaki" w:date="2026-01-12T17:01:00Z" w16du:dateUtc="2026-01-12T17:01:00Z"/>
                 <w:rFonts w:ascii="CMU Sans Serif" w:hAnsi="CMU Sans Serif" w:cs="CMU Sans Serif"/>
                 <w:color w:val="000000" w:themeColor="text1"/>
                 <w:sz w:val="20"/>
                 <w:szCs w:val="20"/>
               </w:rPr>
             </w:pPr>
-            <w:del w:id="119" w:author="Alfred Anate Bodurin Mayaki" w:date="2026-01-12T17:01:00Z" w16du:dateUtc="2026-01-12T17:01:00Z">
+            <w:del w:id="144" w:author="Alfred Anate Bodurin Mayaki" w:date="2026-01-12T17:01:00Z" w16du:dateUtc="2026-01-12T17:01:00Z">
               <w:r>
                 <w:rPr>
                   <w:rFonts w:ascii="CMU Sans Serif" w:hAnsi="CMU Sans Serif" w:cs="CMU Sans Serif"/>
@@ -6935,14 +7025,14 @@
               <w:jc w:val="both"/>
               <w:cnfStyle w:val="000000000000" w:firstRow="0" w:lastRow="0" w:firstColumn="0" w:lastColumn="0" w:oddVBand="0" w:evenVBand="0" w:oddHBand="0" w:evenHBand="0" w:firstRowFirstColumn="0" w:firstRowLastColumn="0" w:lastRowFirstColumn="0" w:lastRowLastColumn="0"/>
               <w:rPr>
-                <w:del w:id="120" w:author="Alfred Anate Bodurin Mayaki" w:date="2026-01-12T17:01:00Z" w16du:dateUtc="2026-01-12T17:01:00Z"/>
+                <w:del w:id="145" w:author="Alfred Anate Bodurin Mayaki" w:date="2026-01-12T17:01:00Z" w16du:dateUtc="2026-01-12T17:01:00Z"/>
                 <w:rFonts w:ascii="CMU Sans Serif" w:hAnsi="CMU Sans Serif" w:cs="CMU Sans Serif"/>
                 <w:color w:val="000000" w:themeColor="text1"/>
                 <w:sz w:val="20"/>
                 <w:szCs w:val="20"/>
               </w:rPr>
             </w:pPr>
-            <w:del w:id="121" w:author="Alfred Anate Bodurin Mayaki" w:date="2026-01-12T17:01:00Z" w16du:dateUtc="2026-01-12T17:01:00Z">
+            <w:del w:id="146" w:author="Alfred Anate Bodurin Mayaki" w:date="2026-01-12T17:01:00Z" w16du:dateUtc="2026-01-12T17:01:00Z">
               <w:r>
                 <w:rPr>
                   <w:rFonts w:ascii="CMU Sans Serif" w:hAnsi="CMU Sans Serif" w:cs="CMU Sans Serif"/>
@@ -6964,14 +7054,14 @@
               <w:jc w:val="both"/>
               <w:cnfStyle w:val="000000000000" w:firstRow="0" w:lastRow="0" w:firstColumn="0" w:lastColumn="0" w:oddVBand="0" w:evenVBand="0" w:oddHBand="0" w:evenHBand="0" w:firstRowFirstColumn="0" w:firstRowLastColumn="0" w:lastRowFirstColumn="0" w:lastRowLastColumn="0"/>
               <w:rPr>
-                <w:del w:id="122" w:author="Alfred Anate Bodurin Mayaki" w:date="2026-01-12T17:01:00Z" w16du:dateUtc="2026-01-12T17:01:00Z"/>
+                <w:del w:id="147" w:author="Alfred Anate Bodurin Mayaki" w:date="2026-01-12T17:01:00Z" w16du:dateUtc="2026-01-12T17:01:00Z"/>
                 <w:rFonts w:ascii="CMU Sans Serif" w:hAnsi="CMU Sans Serif" w:cs="CMU Sans Serif"/>
                 <w:color w:val="000000" w:themeColor="text1"/>
                 <w:sz w:val="20"/>
                 <w:szCs w:val="20"/>
               </w:rPr>
             </w:pPr>
-            <w:del w:id="123" w:author="Alfred Anate Bodurin Mayaki" w:date="2026-01-12T17:01:00Z" w16du:dateUtc="2026-01-12T17:01:00Z">
+            <w:del w:id="148" w:author="Alfred Anate Bodurin Mayaki" w:date="2026-01-12T17:01:00Z" w16du:dateUtc="2026-01-12T17:01:00Z">
               <w:r>
                 <w:rPr>
                   <w:rFonts w:ascii="CMU Sans Serif" w:hAnsi="CMU Sans Serif" w:cs="CMU Sans Serif"/>
@@ -7008,7 +7098,7 @@
       <w:tr>
         <w:trPr>
           <w:cnfStyle w:val="000000100000" w:firstRow="0" w:lastRow="0" w:firstColumn="0" w:lastColumn="0" w:oddVBand="0" w:evenVBand="0" w:oddHBand="1" w:evenHBand="0" w:firstRowFirstColumn="0" w:firstRowLastColumn="0" w:lastRowFirstColumn="0" w:lastRowLastColumn="0"/>
-          <w:del w:id="124" w:author="Alfred Anate Bodurin Mayaki" w:date="2026-01-12T17:01:00Z" w16du:dateUtc="2026-01-12T17:01:00Z"/>
+          <w:del w:id="149" w:author="Alfred Anate Bodurin Mayaki" w:date="2026-01-12T17:01:00Z" w16du:dateUtc="2026-01-12T17:01:00Z"/>
         </w:trPr>
         <w:tc>
           <w:tcPr>
@@ -7019,14 +7109,14 @@
             <w:pPr>
               <w:jc w:val="both"/>
               <w:rPr>
-                <w:del w:id="125" w:author="Alfred Anate Bodurin Mayaki" w:date="2026-01-12T17:01:00Z" w16du:dateUtc="2026-01-12T17:01:00Z"/>
+                <w:del w:id="150" w:author="Alfred Anate Bodurin Mayaki" w:date="2026-01-12T17:01:00Z" w16du:dateUtc="2026-01-12T17:01:00Z"/>
                 <w:rFonts w:ascii="CMU Sans Serif" w:hAnsi="CMU Sans Serif" w:cs="CMU Sans Serif"/>
                 <w:color w:val="000000" w:themeColor="text1"/>
                 <w:sz w:val="20"/>
                 <w:szCs w:val="20"/>
               </w:rPr>
             </w:pPr>
-            <w:del w:id="126" w:author="Alfred Anate Bodurin Mayaki" w:date="2026-01-12T17:01:00Z" w16du:dateUtc="2026-01-12T17:01:00Z">
+            <w:del w:id="151" w:author="Alfred Anate Bodurin Mayaki" w:date="2026-01-12T17:01:00Z" w16du:dateUtc="2026-01-12T17:01:00Z">
               <w:r>
                 <w:rPr>
                   <w:rFonts w:ascii="CMU Sans Serif" w:hAnsi="CMU Sans Serif" w:cs="CMU Sans Serif"/>
@@ -7048,14 +7138,14 @@
               <w:jc w:val="both"/>
               <w:cnfStyle w:val="000000100000" w:firstRow="0" w:lastRow="0" w:firstColumn="0" w:lastColumn="0" w:oddVBand="0" w:evenVBand="0" w:oddHBand="1" w:evenHBand="0" w:firstRowFirstColumn="0" w:firstRowLastColumn="0" w:lastRowFirstColumn="0" w:lastRowLastColumn="0"/>
               <w:rPr>
-                <w:del w:id="127" w:author="Alfred Anate Bodurin Mayaki" w:date="2026-01-12T17:01:00Z" w16du:dateUtc="2026-01-12T17:01:00Z"/>
+                <w:del w:id="152" w:author="Alfred Anate Bodurin Mayaki" w:date="2026-01-12T17:01:00Z" w16du:dateUtc="2026-01-12T17:01:00Z"/>
                 <w:rFonts w:ascii="CMU Sans Serif" w:hAnsi="CMU Sans Serif" w:cs="CMU Sans Serif"/>
                 <w:color w:val="000000" w:themeColor="text1"/>
                 <w:sz w:val="20"/>
                 <w:szCs w:val="20"/>
               </w:rPr>
             </w:pPr>
-            <w:del w:id="128" w:author="Alfred Anate Bodurin Mayaki" w:date="2026-01-12T17:01:00Z" w16du:dateUtc="2026-01-12T17:01:00Z">
+            <w:del w:id="153" w:author="Alfred Anate Bodurin Mayaki" w:date="2026-01-12T17:01:00Z" w16du:dateUtc="2026-01-12T17:01:00Z">
               <w:r>
                 <w:rPr>
                   <w:rFonts w:ascii="CMU Sans Serif" w:hAnsi="CMU Sans Serif" w:cs="CMU Sans Serif"/>
@@ -7077,14 +7167,14 @@
               <w:jc w:val="both"/>
               <w:cnfStyle w:val="000000100000" w:firstRow="0" w:lastRow="0" w:firstColumn="0" w:lastColumn="0" w:oddVBand="0" w:evenVBand="0" w:oddHBand="1" w:evenHBand="0" w:firstRowFirstColumn="0" w:firstRowLastColumn="0" w:lastRowFirstColumn="0" w:lastRowLastColumn="0"/>
               <w:rPr>
-                <w:del w:id="129" w:author="Alfred Anate Bodurin Mayaki" w:date="2026-01-12T17:01:00Z" w16du:dateUtc="2026-01-12T17:01:00Z"/>
+                <w:del w:id="154" w:author="Alfred Anate Bodurin Mayaki" w:date="2026-01-12T17:01:00Z" w16du:dateUtc="2026-01-12T17:01:00Z"/>
                 <w:rFonts w:ascii="CMU Sans Serif" w:hAnsi="CMU Sans Serif" w:cs="CMU Sans Serif"/>
                 <w:color w:val="000000" w:themeColor="text1"/>
                 <w:sz w:val="20"/>
                 <w:szCs w:val="20"/>
               </w:rPr>
             </w:pPr>
-            <w:del w:id="130" w:author="Alfred Anate Bodurin Mayaki" w:date="2026-01-12T17:01:00Z" w16du:dateUtc="2026-01-12T17:01:00Z">
+            <w:del w:id="155" w:author="Alfred Anate Bodurin Mayaki" w:date="2026-01-12T17:01:00Z" w16du:dateUtc="2026-01-12T17:01:00Z">
               <w:r>
                 <w:rPr>
                   <w:rFonts w:ascii="CMU Sans Serif" w:hAnsi="CMU Sans Serif" w:cs="CMU Sans Serif"/>
@@ -7100,7 +7190,7 @@
       </w:tr>
       <w:tr>
         <w:trPr>
-          <w:del w:id="131" w:author="Alfred Anate Bodurin Mayaki" w:date="2026-01-12T17:01:00Z" w16du:dateUtc="2026-01-12T17:01:00Z"/>
+          <w:del w:id="156" w:author="Alfred Anate Bodurin Mayaki" w:date="2026-01-12T17:01:00Z" w16du:dateUtc="2026-01-12T17:01:00Z"/>
         </w:trPr>
         <w:tc>
           <w:tcPr>
@@ -7111,14 +7201,14 @@
             <w:pPr>
               <w:jc w:val="both"/>
               <w:rPr>
-                <w:del w:id="132" w:author="Alfred Anate Bodurin Mayaki" w:date="2026-01-12T17:01:00Z" w16du:dateUtc="2026-01-12T17:01:00Z"/>
+                <w:del w:id="157" w:author="Alfred Anate Bodurin Mayaki" w:date="2026-01-12T17:01:00Z" w16du:dateUtc="2026-01-12T17:01:00Z"/>
                 <w:rFonts w:ascii="CMU Sans Serif" w:hAnsi="CMU Sans Serif" w:cs="CMU Sans Serif"/>
                 <w:color w:val="000000" w:themeColor="text1"/>
                 <w:sz w:val="20"/>
                 <w:szCs w:val="20"/>
               </w:rPr>
             </w:pPr>
-            <w:del w:id="133" w:author="Alfred Anate Bodurin Mayaki" w:date="2026-01-12T17:01:00Z" w16du:dateUtc="2026-01-12T17:01:00Z">
+            <w:del w:id="158" w:author="Alfred Anate Bodurin Mayaki" w:date="2026-01-12T17:01:00Z" w16du:dateUtc="2026-01-12T17:01:00Z">
               <w:r>
                 <w:rPr>
                   <w:rFonts w:ascii="CMU Sans Serif" w:hAnsi="CMU Sans Serif" w:cs="CMU Sans Serif"/>
@@ -7140,14 +7230,14 @@
               <w:jc w:val="both"/>
               <w:cnfStyle w:val="000000000000" w:firstRow="0" w:lastRow="0" w:firstColumn="0" w:lastColumn="0" w:oddVBand="0" w:evenVBand="0" w:oddHBand="0" w:evenHBand="0" w:firstRowFirstColumn="0" w:firstRowLastColumn="0" w:lastRowFirstColumn="0" w:lastRowLastColumn="0"/>
               <w:rPr>
-                <w:del w:id="134" w:author="Alfred Anate Bodurin Mayaki" w:date="2026-01-12T17:01:00Z" w16du:dateUtc="2026-01-12T17:01:00Z"/>
+                <w:del w:id="159" w:author="Alfred Anate Bodurin Mayaki" w:date="2026-01-12T17:01:00Z" w16du:dateUtc="2026-01-12T17:01:00Z"/>
                 <w:rFonts w:ascii="CMU Sans Serif" w:hAnsi="CMU Sans Serif" w:cs="CMU Sans Serif"/>
                 <w:color w:val="000000" w:themeColor="text1"/>
                 <w:sz w:val="20"/>
                 <w:szCs w:val="20"/>
               </w:rPr>
             </w:pPr>
-            <w:del w:id="135" w:author="Alfred Anate Bodurin Mayaki" w:date="2026-01-12T17:01:00Z" w16du:dateUtc="2026-01-12T17:01:00Z">
+            <w:del w:id="160" w:author="Alfred Anate Bodurin Mayaki" w:date="2026-01-12T17:01:00Z" w16du:dateUtc="2026-01-12T17:01:00Z">
               <w:r>
                 <w:rPr>
                   <w:rFonts w:ascii="CMU Sans Serif" w:hAnsi="CMU Sans Serif" w:cs="CMU Sans Serif"/>
@@ -7169,14 +7259,14 @@
               <w:jc w:val="both"/>
               <w:cnfStyle w:val="000000000000" w:firstRow="0" w:lastRow="0" w:firstColumn="0" w:lastColumn="0" w:oddVBand="0" w:evenVBand="0" w:oddHBand="0" w:evenHBand="0" w:firstRowFirstColumn="0" w:firstRowLastColumn="0" w:lastRowFirstColumn="0" w:lastRowLastColumn="0"/>
               <w:rPr>
-                <w:del w:id="136" w:author="Alfred Anate Bodurin Mayaki" w:date="2026-01-12T17:01:00Z" w16du:dateUtc="2026-01-12T17:01:00Z"/>
+                <w:del w:id="161" w:author="Alfred Anate Bodurin Mayaki" w:date="2026-01-12T17:01:00Z" w16du:dateUtc="2026-01-12T17:01:00Z"/>
                 <w:rFonts w:ascii="CMU Sans Serif" w:hAnsi="CMU Sans Serif" w:cs="CMU Sans Serif"/>
                 <w:color w:val="000000" w:themeColor="text1"/>
                 <w:sz w:val="20"/>
                 <w:szCs w:val="20"/>
               </w:rPr>
             </w:pPr>
-            <w:del w:id="137" w:author="Alfred Anate Bodurin Mayaki" w:date="2026-01-12T17:01:00Z" w16du:dateUtc="2026-01-12T17:01:00Z">
+            <w:del w:id="162" w:author="Alfred Anate Bodurin Mayaki" w:date="2026-01-12T17:01:00Z" w16du:dateUtc="2026-01-12T17:01:00Z">
               <w:r>
                 <w:rPr>
                   <w:rFonts w:ascii="CMU Sans Serif" w:hAnsi="CMU Sans Serif" w:cs="CMU Sans Serif"/>
@@ -7215,7 +7305,7 @@
       <w:pPr>
         <w:jc w:val="both"/>
         <w:rPr>
-          <w:del w:id="138" w:author="Alfred Anate Bodurin Mayaki" w:date="2026-01-12T17:01:00Z" w16du:dateUtc="2026-01-12T17:01:00Z"/>
+          <w:del w:id="163" w:author="Alfred Anate Bodurin Mayaki" w:date="2026-01-12T17:01:00Z" w16du:dateUtc="2026-01-12T17:01:00Z"/>
           <w:rFonts w:ascii="CMU Sans Serif" w:hAnsi="CMU Sans Serif" w:cs="CMU Sans Serif"/>
           <w:color w:val="000000" w:themeColor="text1"/>
         </w:rPr>
@@ -7734,7 +7824,7 @@
         </w:rPr>
         <w:t>Theo</w:t>
       </w:r>
-      <w:ins w:id="139" w:author="Alfred Anate Bodurin Mayaki" w:date="2026-01-12T17:01:00Z" w16du:dateUtc="2026-01-12T17:01:00Z">
+      <w:ins w:id="164" w:author="Alfred Anate Bodurin Mayaki" w:date="2026-01-12T17:01:00Z" w16du:dateUtc="2026-01-12T17:01:00Z">
         <w:r>
           <w:rPr>
             <w:rFonts w:ascii="CMU Sans Serif" w:hAnsi="CMU Sans Serif" w:cs="CMU Sans Serif"/>
@@ -7744,7 +7834,7 @@
           <w:t>ry and Signalling Theory</w:t>
         </w:r>
       </w:ins>
-      <w:del w:id="140" w:author="Alfred Anate Bodurin Mayaki" w:date="2026-01-12T17:01:00Z" w16du:dateUtc="2026-01-12T17:01:00Z">
+      <w:del w:id="165" w:author="Alfred Anate Bodurin Mayaki" w:date="2026-01-12T17:01:00Z" w16du:dateUtc="2026-01-12T17:01:00Z">
         <w:r>
           <w:rPr>
             <w:rFonts w:ascii="CMU Sans Serif" w:hAnsi="CMU Sans Serif" w:cs="CMU Sans Serif"/>
@@ -8045,7 +8135,7 @@
                 <w:szCs w:val="20"/>
               </w:rPr>
             </w:pPr>
-            <w:del w:id="141" w:author="Alfred Anate Bodurin Mayaki" w:date="2026-01-12T16:57:00Z" w16du:dateUtc="2026-01-12T16:57:00Z">
+            <w:del w:id="166" w:author="Alfred Anate Bodurin Mayaki" w:date="2026-01-12T16:57:00Z" w16du:dateUtc="2026-01-12T16:57:00Z">
               <w:r>
                 <w:fldChar w:fldCharType="begin"/>
               </w:r>
@@ -8060,7 +8150,7 @@
                   <w:rFonts w:ascii="CMU Sans Serif" w:hAnsi="CMU Sans Serif" w:cs="CMU Sans Serif"/>
                   <w:sz w:val="20"/>
                   <w:szCs w:val="20"/>
-                  <w:rPrChange w:id="142" w:author="Alfred Anate Bodurin Mayaki" w:date="2026-01-12T16:57:00Z" w16du:dateUtc="2026-01-12T16:57:00Z">
+                  <w:rPrChange w:id="167" w:author="Alfred Anate Bodurin Mayaki" w:date="2026-01-12T16:57:00Z" w16du:dateUtc="2026-01-12T16:57:00Z">
                     <w:rPr>
                       <w:rStyle w:val="Hyperlink"/>
                       <w:rFonts w:ascii="CMU Sans Serif" w:hAnsi="CMU Sans Serif" w:cs="CMU Sans Serif"/>
@@ -8075,13 +8165,13 @@
                 <w:fldChar w:fldCharType="end"/>
               </w:r>
             </w:del>
-            <w:ins w:id="143" w:author="Alfred Anate Bodurin Mayaki" w:date="2026-01-12T16:57:00Z" w16du:dateUtc="2026-01-12T16:57:00Z">
+            <w:ins w:id="168" w:author="Alfred Anate Bodurin Mayaki" w:date="2026-01-12T16:57:00Z" w16du:dateUtc="2026-01-12T16:57:00Z">
               <w:r>
                 <w:rPr>
                   <w:rFonts w:ascii="CMU Sans Serif" w:hAnsi="CMU Sans Serif" w:cs="CMU Sans Serif"/>
                   <w:sz w:val="20"/>
                   <w:szCs w:val="20"/>
-                  <w:rPrChange w:id="144" w:author="Alfred Anate Bodurin Mayaki" w:date="2026-01-12T16:57:00Z" w16du:dateUtc="2026-01-12T16:57:00Z">
+                  <w:rPrChange w:id="169" w:author="Alfred Anate Bodurin Mayaki" w:date="2026-01-12T16:57:00Z" w16du:dateUtc="2026-01-12T16:57:00Z">
                     <w:rPr>
                       <w:rStyle w:val="Hyperlink"/>
                       <w:rFonts w:ascii="CMU Sans Serif" w:hAnsi="CMU Sans Serif" w:cs="CMU Sans Serif"/>
@@ -8110,7 +8200,7 @@
                 <w:szCs w:val="20"/>
               </w:rPr>
             </w:pPr>
-            <w:del w:id="145" w:author="Alfred Anate Bodurin Mayaki" w:date="2026-01-12T16:57:00Z" w16du:dateUtc="2026-01-12T16:57:00Z">
+            <w:del w:id="170" w:author="Alfred Anate Bodurin Mayaki" w:date="2026-01-12T16:57:00Z" w16du:dateUtc="2026-01-12T16:57:00Z">
               <w:r>
                 <w:fldChar w:fldCharType="begin"/>
               </w:r>
@@ -8125,7 +8215,7 @@
                   <w:rFonts w:ascii="CMU Sans Serif" w:hAnsi="CMU Sans Serif" w:cs="CMU Sans Serif"/>
                   <w:sz w:val="20"/>
                   <w:szCs w:val="20"/>
-                  <w:rPrChange w:id="146" w:author="Alfred Anate Bodurin Mayaki" w:date="2026-01-12T16:57:00Z" w16du:dateUtc="2026-01-12T16:57:00Z">
+                  <w:rPrChange w:id="171" w:author="Alfred Anate Bodurin Mayaki" w:date="2026-01-12T16:57:00Z" w16du:dateUtc="2026-01-12T16:57:00Z">
                     <w:rPr>
                       <w:rStyle w:val="Hyperlink"/>
                       <w:rFonts w:ascii="CMU Sans Serif" w:hAnsi="CMU Sans Serif" w:cs="CMU Sans Serif"/>
@@ -8140,13 +8230,13 @@
                 <w:fldChar w:fldCharType="end"/>
               </w:r>
             </w:del>
-            <w:ins w:id="147" w:author="Alfred Anate Bodurin Mayaki" w:date="2026-01-12T16:57:00Z" w16du:dateUtc="2026-01-12T16:57:00Z">
+            <w:ins w:id="172" w:author="Alfred Anate Bodurin Mayaki" w:date="2026-01-12T16:57:00Z" w16du:dateUtc="2026-01-12T16:57:00Z">
               <w:r>
                 <w:rPr>
                   <w:rFonts w:ascii="CMU Sans Serif" w:hAnsi="CMU Sans Serif" w:cs="CMU Sans Serif"/>
                   <w:sz w:val="20"/>
                   <w:szCs w:val="20"/>
-                  <w:rPrChange w:id="148" w:author="Alfred Anate Bodurin Mayaki" w:date="2026-01-12T16:57:00Z" w16du:dateUtc="2026-01-12T16:57:00Z">
+                  <w:rPrChange w:id="173" w:author="Alfred Anate Bodurin Mayaki" w:date="2026-01-12T16:57:00Z" w16du:dateUtc="2026-01-12T16:57:00Z">
                     <w:rPr>
                       <w:rStyle w:val="Hyperlink"/>
                       <w:rFonts w:ascii="CMU Sans Serif" w:hAnsi="CMU Sans Serif" w:cs="CMU Sans Serif"/>
@@ -8175,7 +8265,7 @@
                 <w:szCs w:val="20"/>
               </w:rPr>
             </w:pPr>
-            <w:del w:id="149" w:author="Alfred Anate Bodurin Mayaki" w:date="2026-01-12T16:57:00Z" w16du:dateUtc="2026-01-12T16:57:00Z">
+            <w:del w:id="174" w:author="Alfred Anate Bodurin Mayaki" w:date="2026-01-12T16:57:00Z" w16du:dateUtc="2026-01-12T16:57:00Z">
               <w:r>
                 <w:fldChar w:fldCharType="begin"/>
               </w:r>
@@ -8190,7 +8280,7 @@
                   <w:rFonts w:ascii="CMU Sans Serif" w:hAnsi="CMU Sans Serif" w:cs="CMU Sans Serif"/>
                   <w:sz w:val="20"/>
                   <w:szCs w:val="20"/>
-                  <w:rPrChange w:id="150" w:author="Alfred Anate Bodurin Mayaki" w:date="2026-01-12T16:57:00Z" w16du:dateUtc="2026-01-12T16:57:00Z">
+                  <w:rPrChange w:id="175" w:author="Alfred Anate Bodurin Mayaki" w:date="2026-01-12T16:57:00Z" w16du:dateUtc="2026-01-12T16:57:00Z">
                     <w:rPr>
                       <w:rStyle w:val="Hyperlink"/>
                       <w:rFonts w:ascii="CMU Sans Serif" w:hAnsi="CMU Sans Serif" w:cs="CMU Sans Serif"/>
@@ -8205,13 +8295,13 @@
                 <w:fldChar w:fldCharType="end"/>
               </w:r>
             </w:del>
-            <w:ins w:id="151" w:author="Alfred Anate Bodurin Mayaki" w:date="2026-01-12T16:57:00Z" w16du:dateUtc="2026-01-12T16:57:00Z">
+            <w:ins w:id="176" w:author="Alfred Anate Bodurin Mayaki" w:date="2026-01-12T16:57:00Z" w16du:dateUtc="2026-01-12T16:57:00Z">
               <w:r>
                 <w:rPr>
                   <w:rFonts w:ascii="CMU Sans Serif" w:hAnsi="CMU Sans Serif" w:cs="CMU Sans Serif"/>
                   <w:sz w:val="20"/>
                   <w:szCs w:val="20"/>
-                  <w:rPrChange w:id="152" w:author="Alfred Anate Bodurin Mayaki" w:date="2026-01-12T16:57:00Z" w16du:dateUtc="2026-01-12T16:57:00Z">
+                  <w:rPrChange w:id="177" w:author="Alfred Anate Bodurin Mayaki" w:date="2026-01-12T16:57:00Z" w16du:dateUtc="2026-01-12T16:57:00Z">
                     <w:rPr>
                       <w:rStyle w:val="Hyperlink"/>
                       <w:rFonts w:ascii="CMU Sans Serif" w:hAnsi="CMU Sans Serif" w:cs="CMU Sans Serif"/>
@@ -8312,7 +8402,7 @@
         <w:pStyle w:val="ListParagraph"/>
         <w:jc w:val="both"/>
         <w:rPr>
-          <w:del w:id="153" w:author="Alfred Anate Bodurin Mayaki" w:date="2026-01-12T17:00:00Z" w16du:dateUtc="2026-01-12T17:00:00Z"/>
+          <w:del w:id="178" w:author="Alfred Anate Bodurin Mayaki" w:date="2026-01-12T17:00:00Z" w16du:dateUtc="2026-01-12T17:00:00Z"/>
           <w:rFonts w:ascii="CMU Sans Serif" w:hAnsi="CMU Sans Serif" w:cs="CMU Sans Serif"/>
           <w:color w:val="000000" w:themeColor="text1"/>
           <w:u w:val="single"/>
@@ -8326,11 +8416,11 @@
           <w:rFonts w:ascii="CMU Sans Serif" w:hAnsi="CMU Sans Serif" w:cs="CMU Sans Serif"/>
           <w:color w:val="000000" w:themeColor="text1"/>
           <w:u w:val="single"/>
-          <w:rPrChange w:id="154" w:author="Alfred Anate Bodurin Mayaki" w:date="2026-01-12T17:00:00Z" w16du:dateUtc="2026-01-12T17:00:00Z">
+          <w:rPrChange w:id="179" w:author="Alfred Anate Bodurin Mayaki" w:date="2026-01-12T17:00:00Z" w16du:dateUtc="2026-01-12T17:00:00Z">
             <w:rPr/>
           </w:rPrChange>
         </w:rPr>
-        <w:pPrChange w:id="155" w:author="Alfred Anate Bodurin Mayaki" w:date="2026-01-12T17:00:00Z" w16du:dateUtc="2026-01-12T17:00:00Z">
+        <w:pPrChange w:id="180" w:author="Alfred Anate Bodurin Mayaki" w:date="2026-01-12T17:00:00Z" w16du:dateUtc="2026-01-12T17:00:00Z">
           <w:pPr>
             <w:pStyle w:val="ListParagraph"/>
             <w:numPr>
@@ -8341,13 +8431,13 @@
           </w:pPr>
         </w:pPrChange>
       </w:pPr>
-      <w:del w:id="156" w:author="Alfred Anate Bodurin Mayaki" w:date="2026-01-12T17:00:00Z" w16du:dateUtc="2026-01-12T17:00:00Z">
+      <w:del w:id="181" w:author="Alfred Anate Bodurin Mayaki" w:date="2026-01-12T17:00:00Z" w16du:dateUtc="2026-01-12T17:00:00Z">
         <w:r>
           <w:rPr>
             <w:rFonts w:ascii="CMU Sans Serif" w:hAnsi="CMU Sans Serif" w:cs="CMU Sans Serif"/>
             <w:color w:val="000000" w:themeColor="text1"/>
             <w:u w:val="single"/>
-            <w:rPrChange w:id="157" w:author="Alfred Anate Bodurin Mayaki" w:date="2026-01-12T17:00:00Z" w16du:dateUtc="2026-01-12T17:00:00Z">
+            <w:rPrChange w:id="182" w:author="Alfred Anate Bodurin Mayaki" w:date="2026-01-12T17:00:00Z" w16du:dateUtc="2026-01-12T17:00:00Z">
               <w:rPr/>
             </w:rPrChange>
           </w:rPr>
@@ -8365,7 +8455,7 @@
         <w:gridCol w:w="1838"/>
         <w:gridCol w:w="4172"/>
         <w:gridCol w:w="3006"/>
-        <w:tblGridChange w:id="158">
+        <w:tblGridChange w:id="183">
           <w:tblGrid>
             <w:gridCol w:w="1838"/>
             <w:gridCol w:w="4172"/>
@@ -8376,7 +8466,7 @@
       <w:tr>
         <w:trPr>
           <w:cnfStyle w:val="100000000000" w:firstRow="1" w:lastRow="0" w:firstColumn="0" w:lastColumn="0" w:oddVBand="0" w:evenVBand="0" w:oddHBand="0" w:evenHBand="0" w:firstRowFirstColumn="0" w:firstRowLastColumn="0" w:lastRowFirstColumn="0" w:lastRowLastColumn="0"/>
-          <w:del w:id="159" w:author="Alfred Anate Bodurin Mayaki" w:date="2026-01-12T17:01:00Z" w16du:dateUtc="2026-01-12T17:01:00Z"/>
+          <w:del w:id="184" w:author="Alfred Anate Bodurin Mayaki" w:date="2026-01-12T17:01:00Z" w16du:dateUtc="2026-01-12T17:01:00Z"/>
         </w:trPr>
         <w:tc>
           <w:tcPr>
@@ -8387,7 +8477,7 @@
             <w:pPr>
               <w:jc w:val="both"/>
               <w:rPr>
-                <w:del w:id="160" w:author="Alfred Anate Bodurin Mayaki" w:date="2026-01-12T17:01:00Z" w16du:dateUtc="2026-01-12T17:01:00Z"/>
+                <w:del w:id="185" w:author="Alfred Anate Bodurin Mayaki" w:date="2026-01-12T17:01:00Z" w16du:dateUtc="2026-01-12T17:01:00Z"/>
                 <w:rFonts w:ascii="CMU Sans Serif" w:hAnsi="CMU Sans Serif" w:cs="CMU Sans Serif"/>
                 <w:b w:val="0"/>
                 <w:bCs w:val="0"/>
@@ -8396,7 +8486,7 @@
                 <w:szCs w:val="20"/>
               </w:rPr>
             </w:pPr>
-            <w:del w:id="161" w:author="Alfred Anate Bodurin Mayaki" w:date="2026-01-12T17:01:00Z" w16du:dateUtc="2026-01-12T17:01:00Z">
+            <w:del w:id="186" w:author="Alfred Anate Bodurin Mayaki" w:date="2026-01-12T17:01:00Z" w16du:dateUtc="2026-01-12T17:01:00Z">
               <w:r>
                 <w:rPr>
                   <w:rFonts w:ascii="CMU Sans Serif" w:hAnsi="CMU Sans Serif" w:cs="CMU Sans Serif"/>
@@ -8421,7 +8511,7 @@
               <w:jc w:val="both"/>
               <w:cnfStyle w:val="100000000000" w:firstRow="1" w:lastRow="0" w:firstColumn="0" w:lastColumn="0" w:oddVBand="0" w:evenVBand="0" w:oddHBand="0" w:evenHBand="0" w:firstRowFirstColumn="0" w:firstRowLastColumn="0" w:lastRowFirstColumn="0" w:lastRowLastColumn="0"/>
               <w:rPr>
-                <w:del w:id="162" w:author="Alfred Anate Bodurin Mayaki" w:date="2026-01-12T17:01:00Z" w16du:dateUtc="2026-01-12T17:01:00Z"/>
+                <w:del w:id="187" w:author="Alfred Anate Bodurin Mayaki" w:date="2026-01-12T17:01:00Z" w16du:dateUtc="2026-01-12T17:01:00Z"/>
                 <w:rFonts w:ascii="CMU Sans Serif" w:hAnsi="CMU Sans Serif" w:cs="CMU Sans Serif"/>
                 <w:b w:val="0"/>
                 <w:bCs w:val="0"/>
@@ -8430,7 +8520,7 @@
                 <w:szCs w:val="20"/>
               </w:rPr>
             </w:pPr>
-            <w:del w:id="163" w:author="Alfred Anate Bodurin Mayaki" w:date="2026-01-12T17:01:00Z" w16du:dateUtc="2026-01-12T17:01:00Z">
+            <w:del w:id="188" w:author="Alfred Anate Bodurin Mayaki" w:date="2026-01-12T17:01:00Z" w16du:dateUtc="2026-01-12T17:01:00Z">
               <w:r>
                 <w:rPr>
                   <w:rFonts w:ascii="CMU Sans Serif" w:hAnsi="CMU Sans Serif" w:cs="CMU Sans Serif"/>
@@ -8461,7 +8551,7 @@
               <w:jc w:val="both"/>
               <w:cnfStyle w:val="100000000000" w:firstRow="1" w:lastRow="0" w:firstColumn="0" w:lastColumn="0" w:oddVBand="0" w:evenVBand="0" w:oddHBand="0" w:evenHBand="0" w:firstRowFirstColumn="0" w:firstRowLastColumn="0" w:lastRowFirstColumn="0" w:lastRowLastColumn="0"/>
               <w:rPr>
-                <w:del w:id="164" w:author="Alfred Anate Bodurin Mayaki" w:date="2026-01-12T17:01:00Z" w16du:dateUtc="2026-01-12T17:01:00Z"/>
+                <w:del w:id="189" w:author="Alfred Anate Bodurin Mayaki" w:date="2026-01-12T17:01:00Z" w16du:dateUtc="2026-01-12T17:01:00Z"/>
                 <w:rFonts w:ascii="CMU Sans Serif" w:hAnsi="CMU Sans Serif" w:cs="CMU Sans Serif"/>
                 <w:b w:val="0"/>
                 <w:bCs w:val="0"/>
@@ -8470,7 +8560,7 @@
                 <w:szCs w:val="20"/>
               </w:rPr>
             </w:pPr>
-            <w:del w:id="165" w:author="Alfred Anate Bodurin Mayaki" w:date="2026-01-12T17:01:00Z" w16du:dateUtc="2026-01-12T17:01:00Z">
+            <w:del w:id="190" w:author="Alfred Anate Bodurin Mayaki" w:date="2026-01-12T17:01:00Z" w16du:dateUtc="2026-01-12T17:01:00Z">
               <w:r>
                 <w:rPr>
                   <w:rFonts w:ascii="CMU Sans Serif" w:hAnsi="CMU Sans Serif" w:cs="CMU Sans Serif"/>
@@ -8503,7 +8593,7 @@
                 <w:szCs w:val="20"/>
               </w:rPr>
             </w:pPr>
-            <w:del w:id="166" w:author="Alfred Anate Bodurin Mayaki" w:date="2026-01-12T16:57:00Z" w16du:dateUtc="2026-01-12T16:57:00Z">
+            <w:del w:id="191" w:author="Alfred Anate Bodurin Mayaki" w:date="2026-01-12T16:57:00Z" w16du:dateUtc="2026-01-12T16:57:00Z">
               <w:r>
                 <w:fldChar w:fldCharType="begin"/>
               </w:r>
@@ -8518,7 +8608,7 @@
                   <w:rFonts w:ascii="CMU Sans Serif" w:hAnsi="CMU Sans Serif" w:cs="CMU Sans Serif"/>
                   <w:sz w:val="20"/>
                   <w:szCs w:val="20"/>
-                  <w:rPrChange w:id="167" w:author="Alfred Anate Bodurin Mayaki" w:date="2026-01-12T16:57:00Z" w16du:dateUtc="2026-01-12T16:57:00Z">
+                  <w:rPrChange w:id="192" w:author="Alfred Anate Bodurin Mayaki" w:date="2026-01-12T16:57:00Z" w16du:dateUtc="2026-01-12T16:57:00Z">
                     <w:rPr>
                       <w:rStyle w:val="Hyperlink"/>
                       <w:rFonts w:ascii="CMU Sans Serif" w:hAnsi="CMU Sans Serif" w:cs="CMU Sans Serif"/>
@@ -8533,13 +8623,13 @@
                 <w:fldChar w:fldCharType="end"/>
               </w:r>
             </w:del>
-            <w:ins w:id="168" w:author="Alfred Anate Bodurin Mayaki" w:date="2026-01-12T16:57:00Z" w16du:dateUtc="2026-01-12T16:57:00Z">
+            <w:ins w:id="193" w:author="Alfred Anate Bodurin Mayaki" w:date="2026-01-12T16:57:00Z" w16du:dateUtc="2026-01-12T16:57:00Z">
               <w:r>
                 <w:rPr>
                   <w:rFonts w:ascii="CMU Sans Serif" w:hAnsi="CMU Sans Serif" w:cs="CMU Sans Serif"/>
                   <w:sz w:val="20"/>
                   <w:szCs w:val="20"/>
-                  <w:rPrChange w:id="169" w:author="Alfred Anate Bodurin Mayaki" w:date="2026-01-12T16:57:00Z" w16du:dateUtc="2026-01-12T16:57:00Z">
+                  <w:rPrChange w:id="194" w:author="Alfred Anate Bodurin Mayaki" w:date="2026-01-12T16:57:00Z" w16du:dateUtc="2026-01-12T16:57:00Z">
                     <w:rPr>
                       <w:rStyle w:val="Hyperlink"/>
                       <w:rFonts w:ascii="CMU Sans Serif" w:hAnsi="CMU Sans Serif" w:cs="CMU Sans Serif"/>
@@ -8568,7 +8658,7 @@
                 <w:szCs w:val="20"/>
               </w:rPr>
             </w:pPr>
-            <w:del w:id="170" w:author="Alfred Anate Bodurin Mayaki" w:date="2026-01-12T16:57:00Z" w16du:dateUtc="2026-01-12T16:57:00Z">
+            <w:del w:id="195" w:author="Alfred Anate Bodurin Mayaki" w:date="2026-01-12T16:57:00Z" w16du:dateUtc="2026-01-12T16:57:00Z">
               <w:r>
                 <w:fldChar w:fldCharType="begin"/>
               </w:r>
@@ -8583,7 +8673,7 @@
                   <w:rFonts w:ascii="CMU Sans Serif" w:hAnsi="CMU Sans Serif" w:cs="CMU Sans Serif"/>
                   <w:sz w:val="20"/>
                   <w:szCs w:val="20"/>
-                  <w:rPrChange w:id="171" w:author="Alfred Anate Bodurin Mayaki" w:date="2026-01-12T16:57:00Z" w16du:dateUtc="2026-01-12T16:57:00Z">
+                  <w:rPrChange w:id="196" w:author="Alfred Anate Bodurin Mayaki" w:date="2026-01-12T16:57:00Z" w16du:dateUtc="2026-01-12T16:57:00Z">
                     <w:rPr>
                       <w:rStyle w:val="Hyperlink"/>
                       <w:rFonts w:ascii="CMU Sans Serif" w:hAnsi="CMU Sans Serif" w:cs="CMU Sans Serif"/>
@@ -8598,13 +8688,13 @@
                 <w:fldChar w:fldCharType="end"/>
               </w:r>
             </w:del>
-            <w:ins w:id="172" w:author="Alfred Anate Bodurin Mayaki" w:date="2026-01-12T16:57:00Z" w16du:dateUtc="2026-01-12T16:57:00Z">
+            <w:ins w:id="197" w:author="Alfred Anate Bodurin Mayaki" w:date="2026-01-12T16:57:00Z" w16du:dateUtc="2026-01-12T16:57:00Z">
               <w:r>
                 <w:rPr>
                   <w:rFonts w:ascii="CMU Sans Serif" w:hAnsi="CMU Sans Serif" w:cs="CMU Sans Serif"/>
                   <w:sz w:val="20"/>
                   <w:szCs w:val="20"/>
-                  <w:rPrChange w:id="173" w:author="Alfred Anate Bodurin Mayaki" w:date="2026-01-12T16:57:00Z" w16du:dateUtc="2026-01-12T16:57:00Z">
+                  <w:rPrChange w:id="198" w:author="Alfred Anate Bodurin Mayaki" w:date="2026-01-12T16:57:00Z" w16du:dateUtc="2026-01-12T16:57:00Z">
                     <w:rPr>
                       <w:rStyle w:val="Hyperlink"/>
                       <w:rFonts w:ascii="CMU Sans Serif" w:hAnsi="CMU Sans Serif" w:cs="CMU Sans Serif"/>
@@ -8633,7 +8723,7 @@
                 <w:szCs w:val="20"/>
               </w:rPr>
             </w:pPr>
-            <w:del w:id="174" w:author="Alfred Anate Bodurin Mayaki" w:date="2026-01-12T16:58:00Z" w16du:dateUtc="2026-01-12T16:58:00Z">
+            <w:del w:id="199" w:author="Alfred Anate Bodurin Mayaki" w:date="2026-01-12T16:58:00Z" w16du:dateUtc="2026-01-12T16:58:00Z">
               <w:r>
                 <w:fldChar w:fldCharType="begin"/>
               </w:r>
@@ -8648,7 +8738,7 @@
                   <w:rFonts w:ascii="CMU Sans Serif" w:hAnsi="CMU Sans Serif" w:cs="CMU Sans Serif"/>
                   <w:sz w:val="20"/>
                   <w:szCs w:val="20"/>
-                  <w:rPrChange w:id="175" w:author="Alfred Anate Bodurin Mayaki" w:date="2026-01-12T16:58:00Z" w16du:dateUtc="2026-01-12T16:58:00Z">
+                  <w:rPrChange w:id="200" w:author="Alfred Anate Bodurin Mayaki" w:date="2026-01-12T16:58:00Z" w16du:dateUtc="2026-01-12T16:58:00Z">
                     <w:rPr>
                       <w:rStyle w:val="Hyperlink"/>
                       <w:rFonts w:ascii="CMU Sans Serif" w:hAnsi="CMU Sans Serif" w:cs="CMU Sans Serif"/>
@@ -8663,13 +8753,13 @@
                 <w:fldChar w:fldCharType="end"/>
               </w:r>
             </w:del>
-            <w:ins w:id="176" w:author="Alfred Anate Bodurin Mayaki" w:date="2026-01-12T16:58:00Z" w16du:dateUtc="2026-01-12T16:58:00Z">
+            <w:ins w:id="201" w:author="Alfred Anate Bodurin Mayaki" w:date="2026-01-12T16:58:00Z" w16du:dateUtc="2026-01-12T16:58:00Z">
               <w:r>
                 <w:rPr>
                   <w:rFonts w:ascii="CMU Sans Serif" w:hAnsi="CMU Sans Serif" w:cs="CMU Sans Serif"/>
                   <w:sz w:val="20"/>
                   <w:szCs w:val="20"/>
-                  <w:rPrChange w:id="177" w:author="Alfred Anate Bodurin Mayaki" w:date="2026-01-12T16:58:00Z" w16du:dateUtc="2026-01-12T16:58:00Z">
+                  <w:rPrChange w:id="202" w:author="Alfred Anate Bodurin Mayaki" w:date="2026-01-12T16:58:00Z" w16du:dateUtc="2026-01-12T16:58:00Z">
                     <w:rPr>
                       <w:rStyle w:val="Hyperlink"/>
                       <w:rFonts w:ascii="CMU Sans Serif" w:hAnsi="CMU Sans Serif" w:cs="CMU Sans Serif"/>
@@ -8783,7 +8873,7 @@
                 <w:szCs w:val="20"/>
               </w:rPr>
             </w:pPr>
-            <w:del w:id="178" w:author="Alfred Anate Bodurin Mayaki" w:date="2026-01-12T16:57:00Z" w16du:dateUtc="2026-01-12T16:57:00Z">
+            <w:del w:id="203" w:author="Alfred Anate Bodurin Mayaki" w:date="2026-01-12T16:57:00Z" w16du:dateUtc="2026-01-12T16:57:00Z">
               <w:r>
                 <w:fldChar w:fldCharType="begin"/>
               </w:r>
@@ -8798,7 +8888,7 @@
                   <w:rFonts w:ascii="CMU Sans Serif" w:hAnsi="CMU Sans Serif" w:cs="CMU Sans Serif"/>
                   <w:sz w:val="20"/>
                   <w:szCs w:val="20"/>
-                  <w:rPrChange w:id="179" w:author="Alfred Anate Bodurin Mayaki" w:date="2026-01-12T16:57:00Z" w16du:dateUtc="2026-01-12T16:57:00Z">
+                  <w:rPrChange w:id="204" w:author="Alfred Anate Bodurin Mayaki" w:date="2026-01-12T16:57:00Z" w16du:dateUtc="2026-01-12T16:57:00Z">
                     <w:rPr>
                       <w:rStyle w:val="Hyperlink"/>
                       <w:rFonts w:ascii="CMU Sans Serif" w:hAnsi="CMU Sans Serif" w:cs="CMU Sans Serif"/>
@@ -8813,13 +8903,13 @@
                 <w:fldChar w:fldCharType="end"/>
               </w:r>
             </w:del>
-            <w:ins w:id="180" w:author="Alfred Anate Bodurin Mayaki" w:date="2026-01-12T16:57:00Z" w16du:dateUtc="2026-01-12T16:57:00Z">
+            <w:ins w:id="205" w:author="Alfred Anate Bodurin Mayaki" w:date="2026-01-12T16:57:00Z" w16du:dateUtc="2026-01-12T16:57:00Z">
               <w:r>
                 <w:rPr>
                   <w:rFonts w:ascii="CMU Sans Serif" w:hAnsi="CMU Sans Serif" w:cs="CMU Sans Serif"/>
                   <w:sz w:val="20"/>
                   <w:szCs w:val="20"/>
-                  <w:rPrChange w:id="181" w:author="Alfred Anate Bodurin Mayaki" w:date="2026-01-12T16:57:00Z" w16du:dateUtc="2026-01-12T16:57:00Z">
+                  <w:rPrChange w:id="206" w:author="Alfred Anate Bodurin Mayaki" w:date="2026-01-12T16:57:00Z" w16du:dateUtc="2026-01-12T16:57:00Z">
                     <w:rPr>
                       <w:rStyle w:val="Hyperlink"/>
                       <w:rFonts w:ascii="CMU Sans Serif" w:hAnsi="CMU Sans Serif" w:cs="CMU Sans Serif"/>
@@ -8848,7 +8938,7 @@
                 <w:szCs w:val="20"/>
               </w:rPr>
             </w:pPr>
-            <w:del w:id="182" w:author="Alfred Anate Bodurin Mayaki" w:date="2026-01-12T16:57:00Z" w16du:dateUtc="2026-01-12T16:57:00Z">
+            <w:del w:id="207" w:author="Alfred Anate Bodurin Mayaki" w:date="2026-01-12T16:57:00Z" w16du:dateUtc="2026-01-12T16:57:00Z">
               <w:r>
                 <w:fldChar w:fldCharType="begin"/>
               </w:r>
@@ -8863,7 +8953,7 @@
                   <w:rFonts w:ascii="CMU Sans Serif" w:hAnsi="CMU Sans Serif" w:cs="CMU Sans Serif"/>
                   <w:sz w:val="20"/>
                   <w:szCs w:val="20"/>
-                  <w:rPrChange w:id="183" w:author="Alfred Anate Bodurin Mayaki" w:date="2026-01-12T16:57:00Z" w16du:dateUtc="2026-01-12T16:57:00Z">
+                  <w:rPrChange w:id="208" w:author="Alfred Anate Bodurin Mayaki" w:date="2026-01-12T16:57:00Z" w16du:dateUtc="2026-01-12T16:57:00Z">
                     <w:rPr>
                       <w:rStyle w:val="Hyperlink"/>
                       <w:rFonts w:ascii="CMU Sans Serif" w:hAnsi="CMU Sans Serif" w:cs="CMU Sans Serif"/>
@@ -8878,13 +8968,13 @@
                 <w:fldChar w:fldCharType="end"/>
               </w:r>
             </w:del>
-            <w:ins w:id="184" w:author="Alfred Anate Bodurin Mayaki" w:date="2026-01-12T16:57:00Z" w16du:dateUtc="2026-01-12T16:57:00Z">
+            <w:ins w:id="209" w:author="Alfred Anate Bodurin Mayaki" w:date="2026-01-12T16:57:00Z" w16du:dateUtc="2026-01-12T16:57:00Z">
               <w:r>
                 <w:rPr>
                   <w:rFonts w:ascii="CMU Sans Serif" w:hAnsi="CMU Sans Serif" w:cs="CMU Sans Serif"/>
                   <w:sz w:val="20"/>
                   <w:szCs w:val="20"/>
-                  <w:rPrChange w:id="185" w:author="Alfred Anate Bodurin Mayaki" w:date="2026-01-12T16:57:00Z" w16du:dateUtc="2026-01-12T16:57:00Z">
+                  <w:rPrChange w:id="210" w:author="Alfred Anate Bodurin Mayaki" w:date="2026-01-12T16:57:00Z" w16du:dateUtc="2026-01-12T16:57:00Z">
                     <w:rPr>
                       <w:rStyle w:val="Hyperlink"/>
                       <w:rFonts w:ascii="CMU Sans Serif" w:hAnsi="CMU Sans Serif" w:cs="CMU Sans Serif"/>
@@ -8913,7 +9003,7 @@
                 <w:szCs w:val="20"/>
               </w:rPr>
             </w:pPr>
-            <w:del w:id="186" w:author="Alfred Anate Bodurin Mayaki" w:date="2026-01-12T16:58:00Z" w16du:dateUtc="2026-01-12T16:58:00Z">
+            <w:del w:id="211" w:author="Alfred Anate Bodurin Mayaki" w:date="2026-01-12T16:58:00Z" w16du:dateUtc="2026-01-12T16:58:00Z">
               <w:r>
                 <w:fldChar w:fldCharType="begin"/>
               </w:r>
@@ -8928,7 +9018,7 @@
                   <w:rFonts w:ascii="CMU Sans Serif" w:hAnsi="CMU Sans Serif" w:cs="CMU Sans Serif"/>
                   <w:sz w:val="20"/>
                   <w:szCs w:val="20"/>
-                  <w:rPrChange w:id="187" w:author="Alfred Anate Bodurin Mayaki" w:date="2026-01-12T16:58:00Z" w16du:dateUtc="2026-01-12T16:58:00Z">
+                  <w:rPrChange w:id="212" w:author="Alfred Anate Bodurin Mayaki" w:date="2026-01-12T16:58:00Z" w16du:dateUtc="2026-01-12T16:58:00Z">
                     <w:rPr>
                       <w:rStyle w:val="Hyperlink"/>
                       <w:rFonts w:ascii="CMU Sans Serif" w:hAnsi="CMU Sans Serif" w:cs="CMU Sans Serif"/>
@@ -8943,13 +9033,13 @@
                 <w:fldChar w:fldCharType="end"/>
               </w:r>
             </w:del>
-            <w:ins w:id="188" w:author="Alfred Anate Bodurin Mayaki" w:date="2026-01-12T16:58:00Z" w16du:dateUtc="2026-01-12T16:58:00Z">
+            <w:ins w:id="213" w:author="Alfred Anate Bodurin Mayaki" w:date="2026-01-12T16:58:00Z" w16du:dateUtc="2026-01-12T16:58:00Z">
               <w:r>
                 <w:rPr>
                   <w:rFonts w:ascii="CMU Sans Serif" w:hAnsi="CMU Sans Serif" w:cs="CMU Sans Serif"/>
                   <w:sz w:val="20"/>
                   <w:szCs w:val="20"/>
-                  <w:rPrChange w:id="189" w:author="Alfred Anate Bodurin Mayaki" w:date="2026-01-12T16:58:00Z" w16du:dateUtc="2026-01-12T16:58:00Z">
+                  <w:rPrChange w:id="214" w:author="Alfred Anate Bodurin Mayaki" w:date="2026-01-12T16:58:00Z" w16du:dateUtc="2026-01-12T16:58:00Z">
                     <w:rPr>
                       <w:rStyle w:val="Hyperlink"/>
                       <w:rFonts w:ascii="CMU Sans Serif" w:hAnsi="CMU Sans Serif" w:cs="CMU Sans Serif"/>
@@ -9063,7 +9153,7 @@
                 <w:szCs w:val="20"/>
               </w:rPr>
             </w:pPr>
-            <w:del w:id="190" w:author="Alfred Anate Bodurin Mayaki" w:date="2026-01-12T16:57:00Z" w16du:dateUtc="2026-01-12T16:57:00Z">
+            <w:del w:id="215" w:author="Alfred Anate Bodurin Mayaki" w:date="2026-01-12T16:57:00Z" w16du:dateUtc="2026-01-12T16:57:00Z">
               <w:r>
                 <w:fldChar w:fldCharType="begin"/>
               </w:r>
@@ -9078,7 +9168,7 @@
                   <w:rFonts w:ascii="CMU Sans Serif" w:hAnsi="CMU Sans Serif" w:cs="CMU Sans Serif"/>
                   <w:sz w:val="20"/>
                   <w:szCs w:val="20"/>
-                  <w:rPrChange w:id="191" w:author="Alfred Anate Bodurin Mayaki" w:date="2026-01-12T16:57:00Z" w16du:dateUtc="2026-01-12T16:57:00Z">
+                  <w:rPrChange w:id="216" w:author="Alfred Anate Bodurin Mayaki" w:date="2026-01-12T16:57:00Z" w16du:dateUtc="2026-01-12T16:57:00Z">
                     <w:rPr>
                       <w:rStyle w:val="Hyperlink"/>
                       <w:rFonts w:ascii="CMU Sans Serif" w:hAnsi="CMU Sans Serif" w:cs="CMU Sans Serif"/>
@@ -9093,13 +9183,13 @@
                 <w:fldChar w:fldCharType="end"/>
               </w:r>
             </w:del>
-            <w:ins w:id="192" w:author="Alfred Anate Bodurin Mayaki" w:date="2026-01-12T16:57:00Z" w16du:dateUtc="2026-01-12T16:57:00Z">
+            <w:ins w:id="217" w:author="Alfred Anate Bodurin Mayaki" w:date="2026-01-12T16:57:00Z" w16du:dateUtc="2026-01-12T16:57:00Z">
               <w:r>
                 <w:rPr>
                   <w:rFonts w:ascii="CMU Sans Serif" w:hAnsi="CMU Sans Serif" w:cs="CMU Sans Serif"/>
                   <w:sz w:val="20"/>
                   <w:szCs w:val="20"/>
-                  <w:rPrChange w:id="193" w:author="Alfred Anate Bodurin Mayaki" w:date="2026-01-12T16:57:00Z" w16du:dateUtc="2026-01-12T16:57:00Z">
+                  <w:rPrChange w:id="218" w:author="Alfred Anate Bodurin Mayaki" w:date="2026-01-12T16:57:00Z" w16du:dateUtc="2026-01-12T16:57:00Z">
                     <w:rPr>
                       <w:rStyle w:val="Hyperlink"/>
                       <w:rFonts w:ascii="CMU Sans Serif" w:hAnsi="CMU Sans Serif" w:cs="CMU Sans Serif"/>
@@ -9128,7 +9218,7 @@
                 <w:szCs w:val="20"/>
               </w:rPr>
             </w:pPr>
-            <w:del w:id="194" w:author="Alfred Anate Bodurin Mayaki" w:date="2026-01-12T16:57:00Z" w16du:dateUtc="2026-01-12T16:57:00Z">
+            <w:del w:id="219" w:author="Alfred Anate Bodurin Mayaki" w:date="2026-01-12T16:57:00Z" w16du:dateUtc="2026-01-12T16:57:00Z">
               <w:r>
                 <w:fldChar w:fldCharType="begin"/>
               </w:r>
@@ -9143,7 +9233,7 @@
                   <w:rFonts w:ascii="CMU Sans Serif" w:hAnsi="CMU Sans Serif" w:cs="CMU Sans Serif"/>
                   <w:sz w:val="20"/>
                   <w:szCs w:val="20"/>
-                  <w:rPrChange w:id="195" w:author="Alfred Anate Bodurin Mayaki" w:date="2026-01-12T16:57:00Z" w16du:dateUtc="2026-01-12T16:57:00Z">
+                  <w:rPrChange w:id="220" w:author="Alfred Anate Bodurin Mayaki" w:date="2026-01-12T16:57:00Z" w16du:dateUtc="2026-01-12T16:57:00Z">
                     <w:rPr>
                       <w:rStyle w:val="Hyperlink"/>
                       <w:rFonts w:ascii="CMU Sans Serif" w:hAnsi="CMU Sans Serif" w:cs="CMU Sans Serif"/>
@@ -9158,13 +9248,13 @@
                 <w:fldChar w:fldCharType="end"/>
               </w:r>
             </w:del>
-            <w:ins w:id="196" w:author="Alfred Anate Bodurin Mayaki" w:date="2026-01-12T16:57:00Z" w16du:dateUtc="2026-01-12T16:57:00Z">
+            <w:ins w:id="221" w:author="Alfred Anate Bodurin Mayaki" w:date="2026-01-12T16:57:00Z" w16du:dateUtc="2026-01-12T16:57:00Z">
               <w:r>
                 <w:rPr>
                   <w:rFonts w:ascii="CMU Sans Serif" w:hAnsi="CMU Sans Serif" w:cs="CMU Sans Serif"/>
                   <w:sz w:val="20"/>
                   <w:szCs w:val="20"/>
-                  <w:rPrChange w:id="197" w:author="Alfred Anate Bodurin Mayaki" w:date="2026-01-12T16:57:00Z" w16du:dateUtc="2026-01-12T16:57:00Z">
+                  <w:rPrChange w:id="222" w:author="Alfred Anate Bodurin Mayaki" w:date="2026-01-12T16:57:00Z" w16du:dateUtc="2026-01-12T16:57:00Z">
                     <w:rPr>
                       <w:rStyle w:val="Hyperlink"/>
                       <w:rFonts w:ascii="CMU Sans Serif" w:hAnsi="CMU Sans Serif" w:cs="CMU Sans Serif"/>
@@ -9193,7 +9283,7 @@
                 <w:szCs w:val="20"/>
               </w:rPr>
             </w:pPr>
-            <w:del w:id="198" w:author="Alfred Anate Bodurin Mayaki" w:date="2026-01-12T16:58:00Z" w16du:dateUtc="2026-01-12T16:58:00Z">
+            <w:del w:id="223" w:author="Alfred Anate Bodurin Mayaki" w:date="2026-01-12T16:58:00Z" w16du:dateUtc="2026-01-12T16:58:00Z">
               <w:r>
                 <w:fldChar w:fldCharType="begin"/>
               </w:r>
@@ -9208,7 +9298,7 @@
                   <w:rFonts w:ascii="CMU Sans Serif" w:hAnsi="CMU Sans Serif" w:cs="CMU Sans Serif"/>
                   <w:sz w:val="20"/>
                   <w:szCs w:val="20"/>
-                  <w:rPrChange w:id="199" w:author="Alfred Anate Bodurin Mayaki" w:date="2026-01-12T16:58:00Z" w16du:dateUtc="2026-01-12T16:58:00Z">
+                  <w:rPrChange w:id="224" w:author="Alfred Anate Bodurin Mayaki" w:date="2026-01-12T16:58:00Z" w16du:dateUtc="2026-01-12T16:58:00Z">
                     <w:rPr>
                       <w:rStyle w:val="Hyperlink"/>
                       <w:rFonts w:ascii="CMU Sans Serif" w:hAnsi="CMU Sans Serif" w:cs="CMU Sans Serif"/>
@@ -9223,13 +9313,13 @@
                 <w:fldChar w:fldCharType="end"/>
               </w:r>
             </w:del>
-            <w:ins w:id="200" w:author="Alfred Anate Bodurin Mayaki" w:date="2026-01-12T16:58:00Z" w16du:dateUtc="2026-01-12T16:58:00Z">
+            <w:ins w:id="225" w:author="Alfred Anate Bodurin Mayaki" w:date="2026-01-12T16:58:00Z" w16du:dateUtc="2026-01-12T16:58:00Z">
               <w:r>
                 <w:rPr>
                   <w:rFonts w:ascii="CMU Sans Serif" w:hAnsi="CMU Sans Serif" w:cs="CMU Sans Serif"/>
                   <w:sz w:val="20"/>
                   <w:szCs w:val="20"/>
-                  <w:rPrChange w:id="201" w:author="Alfred Anate Bodurin Mayaki" w:date="2026-01-12T16:58:00Z" w16du:dateUtc="2026-01-12T16:58:00Z">
+                  <w:rPrChange w:id="226" w:author="Alfred Anate Bodurin Mayaki" w:date="2026-01-12T16:58:00Z" w16du:dateUtc="2026-01-12T16:58:00Z">
                     <w:rPr>
                       <w:rStyle w:val="Hyperlink"/>
                       <w:rFonts w:ascii="CMU Sans Serif" w:hAnsi="CMU Sans Serif" w:cs="CMU Sans Serif"/>
@@ -9247,7 +9337,7 @@
       <w:tr>
         <w:tblPrEx>
           <w:tblW w:w="0" w:type="auto"/>
-          <w:tblPrExChange w:id="202" w:author="Alfred Anate Bodurin Mayaki" w:date="2026-01-12T16:56:00Z" w16du:dateUtc="2026-01-12T16:56:00Z">
+          <w:tblPrExChange w:id="227" w:author="Alfred Anate Bodurin Mayaki" w:date="2026-01-12T16:56:00Z" w16du:dateUtc="2026-01-12T16:56:00Z">
             <w:tblPrEx>
               <w:tblW w:w="0" w:type="auto"/>
             </w:tblPrEx>
@@ -9260,7 +9350,7 @@
           <w:tcPr>
             <w:cnfStyle w:val="001000000000" w:firstRow="0" w:lastRow="0" w:firstColumn="1" w:lastColumn="0" w:oddVBand="0" w:evenVBand="0" w:oddHBand="0" w:evenHBand="0" w:firstRowFirstColumn="0" w:firstRowLastColumn="0" w:lastRowFirstColumn="0" w:lastRowLastColumn="0"/>
             <w:tcW w:w="1838" w:type="dxa"/>
-            <w:tcPrChange w:id="203" w:author="Alfred Anate Bodurin Mayaki" w:date="2026-01-12T16:56:00Z" w16du:dateUtc="2026-01-12T16:56:00Z">
+            <w:tcPrChange w:id="228" w:author="Alfred Anate Bodurin Mayaki" w:date="2026-01-12T16:56:00Z" w16du:dateUtc="2026-01-12T16:56:00Z">
               <w:tcPr>
                 <w:tcW w:w="1838" w:type="dxa"/>
               </w:tcPr>
@@ -9290,7 +9380,7 @@
         <w:tc>
           <w:tcPr>
             <w:tcW w:w="4172" w:type="dxa"/>
-            <w:tcPrChange w:id="204" w:author="Alfred Anate Bodurin Mayaki" w:date="2026-01-12T16:56:00Z" w16du:dateUtc="2026-01-12T16:56:00Z">
+            <w:tcPrChange w:id="229" w:author="Alfred Anate Bodurin Mayaki" w:date="2026-01-12T16:56:00Z" w16du:dateUtc="2026-01-12T16:56:00Z">
               <w:tcPr>
                 <w:tcW w:w="4172" w:type="dxa"/>
               </w:tcPr>
@@ -9321,7 +9411,7 @@
         <w:tc>
           <w:tcPr>
             <w:tcW w:w="3006" w:type="dxa"/>
-            <w:tcPrChange w:id="205" w:author="Alfred Anate Bodurin Mayaki" w:date="2026-01-12T16:56:00Z" w16du:dateUtc="2026-01-12T16:56:00Z">
+            <w:tcPrChange w:id="230" w:author="Alfred Anate Bodurin Mayaki" w:date="2026-01-12T16:56:00Z" w16du:dateUtc="2026-01-12T16:56:00Z">
               <w:tcPr>
                 <w:tcW w:w="3006" w:type="dxa"/>
               </w:tcPr>
@@ -9397,7 +9487,7 @@
                 <w:szCs w:val="20"/>
               </w:rPr>
             </w:pPr>
-            <w:del w:id="206" w:author="Alfred Anate Bodurin Mayaki" w:date="2026-01-12T16:58:00Z" w16du:dateUtc="2026-01-12T16:58:00Z">
+            <w:del w:id="231" w:author="Alfred Anate Bodurin Mayaki" w:date="2026-01-12T16:58:00Z" w16du:dateUtc="2026-01-12T16:58:00Z">
               <w:r>
                 <w:fldChar w:fldCharType="begin"/>
               </w:r>
@@ -9412,7 +9502,7 @@
                   <w:rFonts w:ascii="CMU Sans Serif" w:hAnsi="CMU Sans Serif" w:cs="CMU Sans Serif"/>
                   <w:sz w:val="20"/>
                   <w:szCs w:val="20"/>
-                  <w:rPrChange w:id="207" w:author="Alfred Anate Bodurin Mayaki" w:date="2026-01-12T16:58:00Z" w16du:dateUtc="2026-01-12T16:58:00Z">
+                  <w:rPrChange w:id="232" w:author="Alfred Anate Bodurin Mayaki" w:date="2026-01-12T16:58:00Z" w16du:dateUtc="2026-01-12T16:58:00Z">
                     <w:rPr>
                       <w:rStyle w:val="Hyperlink"/>
                       <w:rFonts w:ascii="CMU Sans Serif" w:hAnsi="CMU Sans Serif" w:cs="CMU Sans Serif"/>
@@ -9427,13 +9517,13 @@
                 <w:fldChar w:fldCharType="end"/>
               </w:r>
             </w:del>
-            <w:ins w:id="208" w:author="Alfred Anate Bodurin Mayaki" w:date="2026-01-12T16:58:00Z" w16du:dateUtc="2026-01-12T16:58:00Z">
+            <w:ins w:id="233" w:author="Alfred Anate Bodurin Mayaki" w:date="2026-01-12T16:58:00Z" w16du:dateUtc="2026-01-12T16:58:00Z">
               <w:r>
                 <w:rPr>
                   <w:rFonts w:ascii="CMU Sans Serif" w:hAnsi="CMU Sans Serif" w:cs="CMU Sans Serif"/>
                   <w:sz w:val="20"/>
                   <w:szCs w:val="20"/>
-                  <w:rPrChange w:id="209" w:author="Alfred Anate Bodurin Mayaki" w:date="2026-01-12T16:58:00Z" w16du:dateUtc="2026-01-12T16:58:00Z">
+                  <w:rPrChange w:id="234" w:author="Alfred Anate Bodurin Mayaki" w:date="2026-01-12T16:58:00Z" w16du:dateUtc="2026-01-12T16:58:00Z">
                     <w:rPr>
                       <w:rStyle w:val="Hyperlink"/>
                       <w:rFonts w:ascii="CMU Sans Serif" w:hAnsi="CMU Sans Serif" w:cs="CMU Sans Serif"/>
@@ -9462,7 +9552,7 @@
                 <w:szCs w:val="20"/>
               </w:rPr>
             </w:pPr>
-            <w:del w:id="210" w:author="Alfred Anate Bodurin Mayaki" w:date="2026-01-12T16:58:00Z" w16du:dateUtc="2026-01-12T16:58:00Z">
+            <w:del w:id="235" w:author="Alfred Anate Bodurin Mayaki" w:date="2026-01-12T16:58:00Z" w16du:dateUtc="2026-01-12T16:58:00Z">
               <w:r>
                 <w:fldChar w:fldCharType="begin"/>
               </w:r>
@@ -9477,7 +9567,7 @@
                   <w:rFonts w:ascii="CMU Sans Serif" w:hAnsi="CMU Sans Serif" w:cs="CMU Sans Serif"/>
                   <w:sz w:val="20"/>
                   <w:szCs w:val="20"/>
-                  <w:rPrChange w:id="211" w:author="Alfred Anate Bodurin Mayaki" w:date="2026-01-12T16:58:00Z" w16du:dateUtc="2026-01-12T16:58:00Z">
+                  <w:rPrChange w:id="236" w:author="Alfred Anate Bodurin Mayaki" w:date="2026-01-12T16:58:00Z" w16du:dateUtc="2026-01-12T16:58:00Z">
                     <w:rPr>
                       <w:rStyle w:val="Hyperlink"/>
                       <w:rFonts w:ascii="CMU Sans Serif" w:hAnsi="CMU Sans Serif" w:cs="CMU Sans Serif"/>
@@ -9492,13 +9582,13 @@
                 <w:fldChar w:fldCharType="end"/>
               </w:r>
             </w:del>
-            <w:ins w:id="212" w:author="Alfred Anate Bodurin Mayaki" w:date="2026-01-12T16:58:00Z" w16du:dateUtc="2026-01-12T16:58:00Z">
+            <w:ins w:id="237" w:author="Alfred Anate Bodurin Mayaki" w:date="2026-01-12T16:58:00Z" w16du:dateUtc="2026-01-12T16:58:00Z">
               <w:r>
                 <w:rPr>
                   <w:rFonts w:ascii="CMU Sans Serif" w:hAnsi="CMU Sans Serif" w:cs="CMU Sans Serif"/>
                   <w:sz w:val="20"/>
                   <w:szCs w:val="20"/>
-                  <w:rPrChange w:id="213" w:author="Alfred Anate Bodurin Mayaki" w:date="2026-01-12T16:58:00Z" w16du:dateUtc="2026-01-12T16:58:00Z">
+                  <w:rPrChange w:id="238" w:author="Alfred Anate Bodurin Mayaki" w:date="2026-01-12T16:58:00Z" w16du:dateUtc="2026-01-12T16:58:00Z">
                     <w:rPr>
                       <w:rStyle w:val="Hyperlink"/>
                       <w:rFonts w:ascii="CMU Sans Serif" w:hAnsi="CMU Sans Serif" w:cs="CMU Sans Serif"/>
@@ -9620,7 +9710,7 @@
         <w:contextualSpacing/>
         <w:jc w:val="both"/>
         <w:rPr>
-          <w:ins w:id="214" w:author="Alfred Anate Bodurin Mayaki" w:date="2026-01-12T17:01:00Z" w16du:dateUtc="2026-01-12T17:01:00Z"/>
+          <w:ins w:id="239" w:author="Alfred Anate Bodurin Mayaki" w:date="2026-01-12T17:01:00Z" w16du:dateUtc="2026-01-12T17:01:00Z"/>
           <w:rStyle w:val="Strong"/>
           <w:rFonts w:ascii="CMU Sans Serif" w:hAnsi="CMU Sans Serif" w:cs="CMU Sans Serif"/>
           <w:b w:val="0"/>
@@ -9628,7 +9718,7 @@
           <w:color w:val="000000" w:themeColor="text1"/>
         </w:rPr>
       </w:pPr>
-      <w:bookmarkStart w:id="215" w:name="_Toc216632810"/>
+      <w:bookmarkStart w:id="240" w:name="_Toc216632810"/>
     </w:p>
     <w:p>
       <w:pPr>
@@ -9643,7 +9733,7 @@
           <w:color w:val="000000" w:themeColor="text1"/>
         </w:rPr>
       </w:pPr>
-      <w:bookmarkStart w:id="216" w:name="_Toc219130666"/>
+      <w:bookmarkStart w:id="241" w:name="_Toc219130666"/>
       <w:r>
         <w:rPr>
           <w:rStyle w:val="Strong"/>
@@ -9664,7 +9754,7 @@
         </w:rPr>
         <w:t>Explicating my Literature Review 2</w:t>
       </w:r>
-      <w:bookmarkEnd w:id="215"/>
+      <w:bookmarkEnd w:id="240"/>
       <w:r>
         <w:rPr>
           <w:rStyle w:val="Strong"/>
@@ -9675,7 +9765,7 @@
         </w:rPr>
         <w:t xml:space="preserve"> – Signalling Theory</w:t>
       </w:r>
-      <w:bookmarkEnd w:id="216"/>
+      <w:bookmarkEnd w:id="241"/>
     </w:p>
     <w:p>
       <w:pPr>
@@ -11045,7 +11135,7 @@
           <w:color w:val="000000" w:themeColor="text1"/>
         </w:rPr>
       </w:pPr>
-      <w:bookmarkStart w:id="217" w:name="_Toc219130667"/>
+      <w:bookmarkStart w:id="242" w:name="_Toc219130667"/>
       <w:r>
         <w:rPr>
           <w:rStyle w:val="Strong"/>
@@ -11076,7 +11166,7 @@
         </w:rPr>
         <w:t>3 – Recruitment &amp; Selection</w:t>
       </w:r>
-      <w:bookmarkEnd w:id="217"/>
+      <w:bookmarkEnd w:id="242"/>
     </w:p>
     <w:p>
       <w:pPr>
@@ -11131,7 +11221,7 @@
         </w:numPr>
         <w:jc w:val="both"/>
         <w:rPr>
-          <w:del w:id="218" w:author="Alfred Anate Bodurin Mayaki" w:date="2026-01-12T17:02:00Z" w16du:dateUtc="2026-01-12T17:02:00Z"/>
+          <w:del w:id="243" w:author="Alfred Anate Bodurin Mayaki" w:date="2026-01-12T17:02:00Z" w16du:dateUtc="2026-01-12T17:02:00Z"/>
           <w:rFonts w:ascii="CMU Sans Serif" w:hAnsi="CMU Sans Serif" w:cs="CMU Sans Serif"/>
           <w:sz w:val="20"/>
           <w:szCs w:val="20"/>
@@ -11163,7 +11253,7 @@
         </w:numPr>
         <w:jc w:val="both"/>
         <w:rPr>
-          <w:ins w:id="219" w:author="Alfred Anate Bodurin Mayaki" w:date="2026-01-12T17:02:00Z" w16du:dateUtc="2026-01-12T17:02:00Z"/>
+          <w:ins w:id="244" w:author="Alfred Anate Bodurin Mayaki" w:date="2026-01-12T17:02:00Z" w16du:dateUtc="2026-01-12T17:02:00Z"/>
           <w:rFonts w:ascii="CMU Sans Serif" w:hAnsi="CMU Sans Serif" w:cs="CMU Sans Serif"/>
           <w:sz w:val="20"/>
           <w:szCs w:val="20"/>
@@ -11182,11 +11272,11 @@
           <w:rFonts w:ascii="CMU Sans Serif" w:hAnsi="CMU Sans Serif" w:cs="CMU Sans Serif"/>
           <w:sz w:val="20"/>
           <w:szCs w:val="20"/>
-          <w:rPrChange w:id="220" w:author="Alfred Anate Bodurin Mayaki" w:date="2026-01-12T17:02:00Z" w16du:dateUtc="2026-01-12T17:02:00Z">
+          <w:rPrChange w:id="245" w:author="Alfred Anate Bodurin Mayaki" w:date="2026-01-12T17:02:00Z" w16du:dateUtc="2026-01-12T17:02:00Z">
             <w:rPr/>
           </w:rPrChange>
         </w:rPr>
-        <w:pPrChange w:id="221" w:author="Alfred Anate Bodurin Mayaki" w:date="2026-01-12T17:02:00Z" w16du:dateUtc="2026-01-12T17:02:00Z">
+        <w:pPrChange w:id="246" w:author="Alfred Anate Bodurin Mayaki" w:date="2026-01-12T17:02:00Z" w16du:dateUtc="2026-01-12T17:02:00Z">
           <w:pPr>
             <w:pStyle w:val="ListParagraph"/>
             <w:numPr>
@@ -11197,7 +11287,7 @@
           </w:pPr>
         </w:pPrChange>
       </w:pPr>
-      <w:ins w:id="222" w:author="Alfred Anate Bodurin Mayaki" w:date="2026-01-12T17:02:00Z" w16du:dateUtc="2026-01-12T17:02:00Z">
+      <w:ins w:id="247" w:author="Alfred Anate Bodurin Mayaki" w:date="2026-01-12T17:02:00Z" w16du:dateUtc="2026-01-12T17:02:00Z">
         <w:r>
           <w:rPr>
             <w:rFonts w:ascii="CMU Sans Serif" w:hAnsi="CMU Sans Serif" w:cs="CMU Sans Serif"/>
@@ -11221,7 +11311,7 @@
           <w:color w:val="000000" w:themeColor="text1"/>
         </w:rPr>
       </w:pPr>
-      <w:bookmarkStart w:id="223" w:name="_Toc219130668"/>
+      <w:bookmarkStart w:id="248" w:name="_Toc219130668"/>
       <w:r>
         <w:rPr>
           <w:rStyle w:val="Strong"/>
@@ -11232,7 +11322,7 @@
         </w:rPr>
         <w:t>11 Journal of Economic Literature (JEL) Classification</w:t>
       </w:r>
-      <w:bookmarkEnd w:id="223"/>
+      <w:bookmarkEnd w:id="248"/>
     </w:p>
     <w:p>
       <w:pPr>
@@ -12204,7 +12294,7 @@
       <w:pPr>
         <w:jc w:val="center"/>
         <w:rPr>
-          <w:del w:id="224" w:author="Alfred Anate Bodurin Mayaki" w:date="2026-01-12T16:59:00Z" w16du:dateUtc="2026-01-12T16:59:00Z"/>
+          <w:del w:id="249" w:author="Alfred Anate Bodurin Mayaki" w:date="2026-01-12T16:59:00Z" w16du:dateUtc="2026-01-12T16:59:00Z"/>
           <w:rFonts w:ascii="CMU Sans Serif" w:hAnsi="CMU Sans Serif" w:cs="CMU Sans Serif"/>
           <w:color w:val="000000" w:themeColor="text1"/>
           <w:sz w:val="20"/>
@@ -12225,7 +12315,7 @@
           <w:rFonts w:ascii="CMU Sans Serif" w:hAnsi="CMU Sans Serif" w:cs="CMU Sans Serif"/>
           <w:sz w:val="20"/>
           <w:szCs w:val="20"/>
-          <w:rPrChange w:id="225" w:author="Alfred Anate Bodurin Mayaki" w:date="2026-01-12T16:59:00Z" w16du:dateUtc="2026-01-12T16:59:00Z">
+          <w:rPrChange w:id="250" w:author="Alfred Anate Bodurin Mayaki" w:date="2026-01-12T16:59:00Z" w16du:dateUtc="2026-01-12T16:59:00Z">
             <w:rPr>
               <w:rStyle w:val="Hyperlink"/>
               <w:rFonts w:ascii="CMU Sans Serif" w:hAnsi="CMU Sans Serif" w:cs="CMU Sans Serif"/>
@@ -12241,7 +12331,7 @@
       <w:pPr>
         <w:jc w:val="center"/>
         <w:rPr>
-          <w:del w:id="226" w:author="Alfred Anate Bodurin Mayaki" w:date="2026-01-12T16:59:00Z" w16du:dateUtc="2026-01-12T16:59:00Z"/>
+          <w:del w:id="251" w:author="Alfred Anate Bodurin Mayaki" w:date="2026-01-12T16:59:00Z" w16du:dateUtc="2026-01-12T16:59:00Z"/>
           <w:rFonts w:ascii="CMU Sans Serif" w:hAnsi="CMU Sans Serif" w:cs="CMU Sans Serif"/>
           <w:color w:val="000000" w:themeColor="text1"/>
           <w:sz w:val="20"/>
@@ -12253,13 +12343,13 @@
       <w:pPr>
         <w:jc w:val="center"/>
         <w:rPr>
-          <w:ins w:id="227" w:author="Alfred Anate Bodurin Mayaki" w:date="2026-01-12T16:59:00Z" w16du:dateUtc="2026-01-12T16:59:00Z"/>
-          <w:rFonts w:ascii="CMU Sans Serif" w:hAnsi="CMU Sans Serif" w:cs="CMU Sans Serif"/>
-          <w:color w:val="000000" w:themeColor="text1"/>
-          <w:sz w:val="20"/>
-          <w:szCs w:val="20"/>
-        </w:rPr>
-        <w:pPrChange w:id="228" w:author="Alfred Anate Bodurin Mayaki" w:date="2026-01-12T16:59:00Z" w16du:dateUtc="2026-01-12T16:59:00Z">
+          <w:ins w:id="252" w:author="Alfred Anate Bodurin Mayaki" w:date="2026-01-12T16:59:00Z" w16du:dateUtc="2026-01-12T16:59:00Z"/>
+          <w:rFonts w:ascii="CMU Sans Serif" w:hAnsi="CMU Sans Serif" w:cs="CMU Sans Serif"/>
+          <w:color w:val="000000" w:themeColor="text1"/>
+          <w:sz w:val="20"/>
+          <w:szCs w:val="20"/>
+        </w:rPr>
+        <w:pPrChange w:id="253" w:author="Alfred Anate Bodurin Mayaki" w:date="2026-01-12T16:59:00Z" w16du:dateUtc="2026-01-12T16:59:00Z">
           <w:pPr>
             <w:jc w:val="both"/>
           </w:pPr>
@@ -12270,259 +12360,259 @@
       <w:pPr>
         <w:jc w:val="center"/>
         <w:rPr>
-          <w:del w:id="229" w:author="Alfred Anate Bodurin Mayaki" w:date="2026-01-12T16:59:00Z" w16du:dateUtc="2026-01-12T16:59:00Z"/>
-          <w:rFonts w:ascii="CMU Sans Serif" w:hAnsi="CMU Sans Serif" w:cs="CMU Sans Serif"/>
-          <w:color w:val="000000" w:themeColor="text1"/>
-          <w:sz w:val="20"/>
-          <w:szCs w:val="20"/>
-        </w:rPr>
-      </w:pPr>
-    </w:p>
-    <w:p>
-      <w:pPr>
-        <w:jc w:val="both"/>
-        <w:rPr>
-          <w:ins w:id="230" w:author="Alfred Anate Bodurin Mayaki" w:date="2026-01-12T17:01:00Z" w16du:dateUtc="2026-01-12T17:01:00Z"/>
-          <w:rFonts w:ascii="CMU Sans Serif" w:hAnsi="CMU Sans Serif" w:cs="CMU Sans Serif"/>
-          <w:color w:val="000000" w:themeColor="text1"/>
-          <w:sz w:val="20"/>
-          <w:szCs w:val="20"/>
-        </w:rPr>
-      </w:pPr>
-    </w:p>
-    <w:p>
-      <w:pPr>
-        <w:jc w:val="both"/>
-        <w:rPr>
-          <w:ins w:id="231" w:author="Alfred Anate Bodurin Mayaki" w:date="2026-01-12T17:02:00Z" w16du:dateUtc="2026-01-12T17:02:00Z"/>
-          <w:rFonts w:ascii="CMU Sans Serif" w:hAnsi="CMU Sans Serif" w:cs="CMU Sans Serif"/>
-          <w:color w:val="000000" w:themeColor="text1"/>
-          <w:sz w:val="20"/>
-          <w:szCs w:val="20"/>
-        </w:rPr>
-      </w:pPr>
-    </w:p>
-    <w:p>
-      <w:pPr>
-        <w:jc w:val="both"/>
-        <w:rPr>
-          <w:ins w:id="232" w:author="Alfred Anate Bodurin Mayaki" w:date="2026-01-12T17:02:00Z" w16du:dateUtc="2026-01-12T17:02:00Z"/>
-          <w:rFonts w:ascii="CMU Sans Serif" w:hAnsi="CMU Sans Serif" w:cs="CMU Sans Serif"/>
-          <w:color w:val="000000" w:themeColor="text1"/>
-          <w:sz w:val="20"/>
-          <w:szCs w:val="20"/>
-        </w:rPr>
-      </w:pPr>
-    </w:p>
-    <w:p>
-      <w:pPr>
-        <w:jc w:val="both"/>
-        <w:rPr>
-          <w:ins w:id="233" w:author="Alfred Anate Bodurin Mayaki" w:date="2026-01-12T17:02:00Z" w16du:dateUtc="2026-01-12T17:02:00Z"/>
-          <w:rFonts w:ascii="CMU Sans Serif" w:hAnsi="CMU Sans Serif" w:cs="CMU Sans Serif"/>
-          <w:color w:val="000000" w:themeColor="text1"/>
-          <w:sz w:val="20"/>
-          <w:szCs w:val="20"/>
-        </w:rPr>
-      </w:pPr>
-    </w:p>
-    <w:p>
-      <w:pPr>
-        <w:jc w:val="both"/>
-        <w:rPr>
-          <w:ins w:id="234" w:author="Alfred Anate Bodurin Mayaki" w:date="2026-01-12T17:02:00Z" w16du:dateUtc="2026-01-12T17:02:00Z"/>
-          <w:rFonts w:ascii="CMU Sans Serif" w:hAnsi="CMU Sans Serif" w:cs="CMU Sans Serif"/>
-          <w:color w:val="000000" w:themeColor="text1"/>
-          <w:sz w:val="20"/>
-          <w:szCs w:val="20"/>
-        </w:rPr>
-      </w:pPr>
-    </w:p>
-    <w:p>
-      <w:pPr>
-        <w:jc w:val="both"/>
-        <w:rPr>
-          <w:ins w:id="235" w:author="Alfred Anate Bodurin Mayaki" w:date="2026-01-12T17:02:00Z" w16du:dateUtc="2026-01-12T17:02:00Z"/>
-          <w:rFonts w:ascii="CMU Sans Serif" w:hAnsi="CMU Sans Serif" w:cs="CMU Sans Serif"/>
-          <w:color w:val="000000" w:themeColor="text1"/>
-          <w:sz w:val="20"/>
-          <w:szCs w:val="20"/>
-        </w:rPr>
-      </w:pPr>
-    </w:p>
-    <w:p>
-      <w:pPr>
-        <w:jc w:val="both"/>
-        <w:rPr>
-          <w:ins w:id="236" w:author="Alfred Anate Bodurin Mayaki" w:date="2026-01-12T17:01:00Z" w16du:dateUtc="2026-01-12T17:01:00Z"/>
-          <w:rFonts w:ascii="CMU Sans Serif" w:hAnsi="CMU Sans Serif" w:cs="CMU Sans Serif"/>
-          <w:color w:val="000000" w:themeColor="text1"/>
-          <w:sz w:val="20"/>
-          <w:szCs w:val="20"/>
-        </w:rPr>
-      </w:pPr>
-    </w:p>
-    <w:p>
-      <w:pPr>
-        <w:jc w:val="both"/>
-        <w:rPr>
-          <w:del w:id="237" w:author="Alfred Anate Bodurin Mayaki" w:date="2026-01-12T16:59:00Z" w16du:dateUtc="2026-01-12T16:59:00Z"/>
-          <w:rFonts w:ascii="CMU Sans Serif" w:hAnsi="CMU Sans Serif" w:cs="CMU Sans Serif"/>
-          <w:color w:val="000000" w:themeColor="text1"/>
-          <w:sz w:val="20"/>
-          <w:szCs w:val="20"/>
-        </w:rPr>
-      </w:pPr>
-    </w:p>
-    <w:p>
-      <w:pPr>
-        <w:jc w:val="both"/>
-        <w:rPr>
-          <w:del w:id="238" w:author="Alfred Anate Bodurin Mayaki" w:date="2026-01-12T16:59:00Z" w16du:dateUtc="2026-01-12T16:59:00Z"/>
-          <w:rFonts w:ascii="CMU Sans Serif" w:hAnsi="CMU Sans Serif" w:cs="CMU Sans Serif"/>
-          <w:color w:val="000000" w:themeColor="text1"/>
-          <w:sz w:val="20"/>
-          <w:szCs w:val="20"/>
-        </w:rPr>
-      </w:pPr>
-    </w:p>
-    <w:p>
-      <w:pPr>
-        <w:jc w:val="both"/>
-        <w:rPr>
-          <w:del w:id="239" w:author="Alfred Anate Bodurin Mayaki" w:date="2026-01-12T16:59:00Z" w16du:dateUtc="2026-01-12T16:59:00Z"/>
-          <w:rFonts w:ascii="CMU Sans Serif" w:hAnsi="CMU Sans Serif" w:cs="CMU Sans Serif"/>
-          <w:color w:val="000000" w:themeColor="text1"/>
-          <w:sz w:val="20"/>
-          <w:szCs w:val="20"/>
-        </w:rPr>
-      </w:pPr>
-    </w:p>
-    <w:p>
-      <w:pPr>
-        <w:jc w:val="both"/>
-        <w:rPr>
-          <w:del w:id="240" w:author="Alfred Anate Bodurin Mayaki" w:date="2026-01-12T16:59:00Z" w16du:dateUtc="2026-01-12T16:59:00Z"/>
-          <w:rFonts w:ascii="CMU Sans Serif" w:hAnsi="CMU Sans Serif" w:cs="CMU Sans Serif"/>
-          <w:color w:val="000000" w:themeColor="text1"/>
-          <w:sz w:val="20"/>
-          <w:szCs w:val="20"/>
-        </w:rPr>
-      </w:pPr>
-    </w:p>
-    <w:p>
-      <w:pPr>
-        <w:jc w:val="both"/>
-        <w:rPr>
-          <w:del w:id="241" w:author="Alfred Anate Bodurin Mayaki" w:date="2026-01-12T16:59:00Z" w16du:dateUtc="2026-01-12T16:59:00Z"/>
-          <w:rFonts w:ascii="CMU Sans Serif" w:hAnsi="CMU Sans Serif" w:cs="CMU Sans Serif"/>
-          <w:color w:val="000000" w:themeColor="text1"/>
-          <w:sz w:val="20"/>
-          <w:szCs w:val="20"/>
-        </w:rPr>
-      </w:pPr>
-    </w:p>
-    <w:p>
-      <w:pPr>
-        <w:jc w:val="both"/>
-        <w:rPr>
-          <w:del w:id="242" w:author="Alfred Anate Bodurin Mayaki" w:date="2026-01-12T16:59:00Z" w16du:dateUtc="2026-01-12T16:59:00Z"/>
-          <w:rFonts w:ascii="CMU Sans Serif" w:hAnsi="CMU Sans Serif" w:cs="CMU Sans Serif"/>
-          <w:color w:val="000000" w:themeColor="text1"/>
-          <w:sz w:val="20"/>
-          <w:szCs w:val="20"/>
-        </w:rPr>
-      </w:pPr>
-    </w:p>
-    <w:p>
-      <w:pPr>
-        <w:jc w:val="both"/>
-        <w:rPr>
-          <w:del w:id="243" w:author="Alfred Anate Bodurin Mayaki" w:date="2026-01-12T16:59:00Z" w16du:dateUtc="2026-01-12T16:59:00Z"/>
-          <w:rFonts w:ascii="CMU Sans Serif" w:hAnsi="CMU Sans Serif" w:cs="CMU Sans Serif"/>
-          <w:color w:val="000000" w:themeColor="text1"/>
-          <w:sz w:val="20"/>
-          <w:szCs w:val="20"/>
-        </w:rPr>
-      </w:pPr>
-    </w:p>
-    <w:p>
-      <w:pPr>
-        <w:jc w:val="both"/>
-        <w:rPr>
-          <w:del w:id="244" w:author="Alfred Anate Bodurin Mayaki" w:date="2026-01-12T16:59:00Z" w16du:dateUtc="2026-01-12T16:59:00Z"/>
-          <w:rFonts w:ascii="CMU Sans Serif" w:hAnsi="CMU Sans Serif" w:cs="CMU Sans Serif"/>
-          <w:color w:val="000000" w:themeColor="text1"/>
-          <w:sz w:val="20"/>
-          <w:szCs w:val="20"/>
-        </w:rPr>
-      </w:pPr>
-    </w:p>
-    <w:p>
-      <w:pPr>
-        <w:jc w:val="both"/>
-        <w:rPr>
-          <w:del w:id="245" w:author="Alfred Anate Bodurin Mayaki" w:date="2026-01-12T16:59:00Z" w16du:dateUtc="2026-01-12T16:59:00Z"/>
-          <w:rFonts w:ascii="CMU Sans Serif" w:hAnsi="CMU Sans Serif" w:cs="CMU Sans Serif"/>
-          <w:color w:val="000000" w:themeColor="text1"/>
-          <w:sz w:val="20"/>
-          <w:szCs w:val="20"/>
-        </w:rPr>
-      </w:pPr>
-    </w:p>
-    <w:p>
-      <w:pPr>
-        <w:jc w:val="both"/>
-        <w:rPr>
-          <w:del w:id="246" w:author="Alfred Anate Bodurin Mayaki" w:date="2026-01-12T16:59:00Z" w16du:dateUtc="2026-01-12T16:59:00Z"/>
-          <w:rFonts w:ascii="CMU Sans Serif" w:hAnsi="CMU Sans Serif" w:cs="CMU Sans Serif"/>
-          <w:color w:val="000000" w:themeColor="text1"/>
-          <w:sz w:val="20"/>
-          <w:szCs w:val="20"/>
-        </w:rPr>
-      </w:pPr>
-    </w:p>
-    <w:p>
-      <w:pPr>
-        <w:jc w:val="both"/>
-        <w:rPr>
-          <w:del w:id="247" w:author="Alfred Anate Bodurin Mayaki" w:date="2026-01-12T16:59:00Z" w16du:dateUtc="2026-01-12T16:59:00Z"/>
-          <w:rFonts w:ascii="CMU Sans Serif" w:hAnsi="CMU Sans Serif" w:cs="CMU Sans Serif"/>
-          <w:color w:val="000000" w:themeColor="text1"/>
-          <w:sz w:val="20"/>
-          <w:szCs w:val="20"/>
-        </w:rPr>
-      </w:pPr>
-    </w:p>
-    <w:p>
-      <w:pPr>
-        <w:jc w:val="both"/>
-        <w:rPr>
-          <w:del w:id="248" w:author="Alfred Anate Bodurin Mayaki" w:date="2026-01-12T16:59:00Z" w16du:dateUtc="2026-01-12T16:59:00Z"/>
-          <w:rFonts w:ascii="CMU Sans Serif" w:hAnsi="CMU Sans Serif" w:cs="CMU Sans Serif"/>
-          <w:color w:val="000000" w:themeColor="text1"/>
-          <w:sz w:val="20"/>
-          <w:szCs w:val="20"/>
-        </w:rPr>
-      </w:pPr>
-    </w:p>
-    <w:p>
-      <w:pPr>
-        <w:jc w:val="both"/>
-        <w:rPr>
-          <w:del w:id="249" w:author="Alfred Anate Bodurin Mayaki" w:date="2026-01-12T16:59:00Z" w16du:dateUtc="2026-01-12T16:59:00Z"/>
-          <w:rFonts w:ascii="CMU Sans Serif" w:hAnsi="CMU Sans Serif" w:cs="CMU Sans Serif"/>
-          <w:color w:val="000000" w:themeColor="text1"/>
-          <w:sz w:val="20"/>
-          <w:szCs w:val="20"/>
-        </w:rPr>
-      </w:pPr>
-    </w:p>
-    <w:p>
-      <w:pPr>
-        <w:jc w:val="both"/>
-        <w:rPr>
-          <w:del w:id="250" w:author="Alfred Anate Bodurin Mayaki" w:date="2026-01-12T16:59:00Z" w16du:dateUtc="2026-01-12T16:59:00Z"/>
+          <w:del w:id="254" w:author="Alfred Anate Bodurin Mayaki" w:date="2026-01-12T16:59:00Z" w16du:dateUtc="2026-01-12T16:59:00Z"/>
+          <w:rFonts w:ascii="CMU Sans Serif" w:hAnsi="CMU Sans Serif" w:cs="CMU Sans Serif"/>
+          <w:color w:val="000000" w:themeColor="text1"/>
+          <w:sz w:val="20"/>
+          <w:szCs w:val="20"/>
+        </w:rPr>
+      </w:pPr>
+    </w:p>
+    <w:p>
+      <w:pPr>
+        <w:jc w:val="both"/>
+        <w:rPr>
+          <w:ins w:id="255" w:author="Alfred Anate Bodurin Mayaki" w:date="2026-01-12T17:01:00Z" w16du:dateUtc="2026-01-12T17:01:00Z"/>
+          <w:rFonts w:ascii="CMU Sans Serif" w:hAnsi="CMU Sans Serif" w:cs="CMU Sans Serif"/>
+          <w:color w:val="000000" w:themeColor="text1"/>
+          <w:sz w:val="20"/>
+          <w:szCs w:val="20"/>
+        </w:rPr>
+      </w:pPr>
+    </w:p>
+    <w:p>
+      <w:pPr>
+        <w:jc w:val="both"/>
+        <w:rPr>
+          <w:ins w:id="256" w:author="Alfred Anate Bodurin Mayaki" w:date="2026-01-12T17:02:00Z" w16du:dateUtc="2026-01-12T17:02:00Z"/>
+          <w:rFonts w:ascii="CMU Sans Serif" w:hAnsi="CMU Sans Serif" w:cs="CMU Sans Serif"/>
+          <w:color w:val="000000" w:themeColor="text1"/>
+          <w:sz w:val="20"/>
+          <w:szCs w:val="20"/>
+        </w:rPr>
+      </w:pPr>
+    </w:p>
+    <w:p>
+      <w:pPr>
+        <w:jc w:val="both"/>
+        <w:rPr>
+          <w:ins w:id="257" w:author="Alfred Anate Bodurin Mayaki" w:date="2026-01-12T17:02:00Z" w16du:dateUtc="2026-01-12T17:02:00Z"/>
+          <w:rFonts w:ascii="CMU Sans Serif" w:hAnsi="CMU Sans Serif" w:cs="CMU Sans Serif"/>
+          <w:color w:val="000000" w:themeColor="text1"/>
+          <w:sz w:val="20"/>
+          <w:szCs w:val="20"/>
+        </w:rPr>
+      </w:pPr>
+    </w:p>
+    <w:p>
+      <w:pPr>
+        <w:jc w:val="both"/>
+        <w:rPr>
+          <w:ins w:id="258" w:author="Alfred Anate Bodurin Mayaki" w:date="2026-01-12T17:02:00Z" w16du:dateUtc="2026-01-12T17:02:00Z"/>
+          <w:rFonts w:ascii="CMU Sans Serif" w:hAnsi="CMU Sans Serif" w:cs="CMU Sans Serif"/>
+          <w:color w:val="000000" w:themeColor="text1"/>
+          <w:sz w:val="20"/>
+          <w:szCs w:val="20"/>
+        </w:rPr>
+      </w:pPr>
+    </w:p>
+    <w:p>
+      <w:pPr>
+        <w:jc w:val="both"/>
+        <w:rPr>
+          <w:ins w:id="259" w:author="Alfred Anate Bodurin Mayaki" w:date="2026-01-12T17:02:00Z" w16du:dateUtc="2026-01-12T17:02:00Z"/>
+          <w:rFonts w:ascii="CMU Sans Serif" w:hAnsi="CMU Sans Serif" w:cs="CMU Sans Serif"/>
+          <w:color w:val="000000" w:themeColor="text1"/>
+          <w:sz w:val="20"/>
+          <w:szCs w:val="20"/>
+        </w:rPr>
+      </w:pPr>
+    </w:p>
+    <w:p>
+      <w:pPr>
+        <w:jc w:val="both"/>
+        <w:rPr>
+          <w:ins w:id="260" w:author="Alfred Anate Bodurin Mayaki" w:date="2026-01-12T17:02:00Z" w16du:dateUtc="2026-01-12T17:02:00Z"/>
+          <w:rFonts w:ascii="CMU Sans Serif" w:hAnsi="CMU Sans Serif" w:cs="CMU Sans Serif"/>
+          <w:color w:val="000000" w:themeColor="text1"/>
+          <w:sz w:val="20"/>
+          <w:szCs w:val="20"/>
+        </w:rPr>
+      </w:pPr>
+    </w:p>
+    <w:p>
+      <w:pPr>
+        <w:jc w:val="both"/>
+        <w:rPr>
+          <w:ins w:id="261" w:author="Alfred Anate Bodurin Mayaki" w:date="2026-01-12T17:01:00Z" w16du:dateUtc="2026-01-12T17:01:00Z"/>
+          <w:rFonts w:ascii="CMU Sans Serif" w:hAnsi="CMU Sans Serif" w:cs="CMU Sans Serif"/>
+          <w:color w:val="000000" w:themeColor="text1"/>
+          <w:sz w:val="20"/>
+          <w:szCs w:val="20"/>
+        </w:rPr>
+      </w:pPr>
+    </w:p>
+    <w:p>
+      <w:pPr>
+        <w:jc w:val="both"/>
+        <w:rPr>
+          <w:del w:id="262" w:author="Alfred Anate Bodurin Mayaki" w:date="2026-01-12T16:59:00Z" w16du:dateUtc="2026-01-12T16:59:00Z"/>
+          <w:rFonts w:ascii="CMU Sans Serif" w:hAnsi="CMU Sans Serif" w:cs="CMU Sans Serif"/>
+          <w:color w:val="000000" w:themeColor="text1"/>
+          <w:sz w:val="20"/>
+          <w:szCs w:val="20"/>
+        </w:rPr>
+      </w:pPr>
+    </w:p>
+    <w:p>
+      <w:pPr>
+        <w:jc w:val="both"/>
+        <w:rPr>
+          <w:del w:id="263" w:author="Alfred Anate Bodurin Mayaki" w:date="2026-01-12T16:59:00Z" w16du:dateUtc="2026-01-12T16:59:00Z"/>
+          <w:rFonts w:ascii="CMU Sans Serif" w:hAnsi="CMU Sans Serif" w:cs="CMU Sans Serif"/>
+          <w:color w:val="000000" w:themeColor="text1"/>
+          <w:sz w:val="20"/>
+          <w:szCs w:val="20"/>
+        </w:rPr>
+      </w:pPr>
+    </w:p>
+    <w:p>
+      <w:pPr>
+        <w:jc w:val="both"/>
+        <w:rPr>
+          <w:del w:id="264" w:author="Alfred Anate Bodurin Mayaki" w:date="2026-01-12T16:59:00Z" w16du:dateUtc="2026-01-12T16:59:00Z"/>
+          <w:rFonts w:ascii="CMU Sans Serif" w:hAnsi="CMU Sans Serif" w:cs="CMU Sans Serif"/>
+          <w:color w:val="000000" w:themeColor="text1"/>
+          <w:sz w:val="20"/>
+          <w:szCs w:val="20"/>
+        </w:rPr>
+      </w:pPr>
+    </w:p>
+    <w:p>
+      <w:pPr>
+        <w:jc w:val="both"/>
+        <w:rPr>
+          <w:del w:id="265" w:author="Alfred Anate Bodurin Mayaki" w:date="2026-01-12T16:59:00Z" w16du:dateUtc="2026-01-12T16:59:00Z"/>
+          <w:rFonts w:ascii="CMU Sans Serif" w:hAnsi="CMU Sans Serif" w:cs="CMU Sans Serif"/>
+          <w:color w:val="000000" w:themeColor="text1"/>
+          <w:sz w:val="20"/>
+          <w:szCs w:val="20"/>
+        </w:rPr>
+      </w:pPr>
+    </w:p>
+    <w:p>
+      <w:pPr>
+        <w:jc w:val="both"/>
+        <w:rPr>
+          <w:del w:id="266" w:author="Alfred Anate Bodurin Mayaki" w:date="2026-01-12T16:59:00Z" w16du:dateUtc="2026-01-12T16:59:00Z"/>
+          <w:rFonts w:ascii="CMU Sans Serif" w:hAnsi="CMU Sans Serif" w:cs="CMU Sans Serif"/>
+          <w:color w:val="000000" w:themeColor="text1"/>
+          <w:sz w:val="20"/>
+          <w:szCs w:val="20"/>
+        </w:rPr>
+      </w:pPr>
+    </w:p>
+    <w:p>
+      <w:pPr>
+        <w:jc w:val="both"/>
+        <w:rPr>
+          <w:del w:id="267" w:author="Alfred Anate Bodurin Mayaki" w:date="2026-01-12T16:59:00Z" w16du:dateUtc="2026-01-12T16:59:00Z"/>
+          <w:rFonts w:ascii="CMU Sans Serif" w:hAnsi="CMU Sans Serif" w:cs="CMU Sans Serif"/>
+          <w:color w:val="000000" w:themeColor="text1"/>
+          <w:sz w:val="20"/>
+          <w:szCs w:val="20"/>
+        </w:rPr>
+      </w:pPr>
+    </w:p>
+    <w:p>
+      <w:pPr>
+        <w:jc w:val="both"/>
+        <w:rPr>
+          <w:del w:id="268" w:author="Alfred Anate Bodurin Mayaki" w:date="2026-01-12T16:59:00Z" w16du:dateUtc="2026-01-12T16:59:00Z"/>
+          <w:rFonts w:ascii="CMU Sans Serif" w:hAnsi="CMU Sans Serif" w:cs="CMU Sans Serif"/>
+          <w:color w:val="000000" w:themeColor="text1"/>
+          <w:sz w:val="20"/>
+          <w:szCs w:val="20"/>
+        </w:rPr>
+      </w:pPr>
+    </w:p>
+    <w:p>
+      <w:pPr>
+        <w:jc w:val="both"/>
+        <w:rPr>
+          <w:del w:id="269" w:author="Alfred Anate Bodurin Mayaki" w:date="2026-01-12T16:59:00Z" w16du:dateUtc="2026-01-12T16:59:00Z"/>
+          <w:rFonts w:ascii="CMU Sans Serif" w:hAnsi="CMU Sans Serif" w:cs="CMU Sans Serif"/>
+          <w:color w:val="000000" w:themeColor="text1"/>
+          <w:sz w:val="20"/>
+          <w:szCs w:val="20"/>
+        </w:rPr>
+      </w:pPr>
+    </w:p>
+    <w:p>
+      <w:pPr>
+        <w:jc w:val="both"/>
+        <w:rPr>
+          <w:del w:id="270" w:author="Alfred Anate Bodurin Mayaki" w:date="2026-01-12T16:59:00Z" w16du:dateUtc="2026-01-12T16:59:00Z"/>
+          <w:rFonts w:ascii="CMU Sans Serif" w:hAnsi="CMU Sans Serif" w:cs="CMU Sans Serif"/>
+          <w:color w:val="000000" w:themeColor="text1"/>
+          <w:sz w:val="20"/>
+          <w:szCs w:val="20"/>
+        </w:rPr>
+      </w:pPr>
+    </w:p>
+    <w:p>
+      <w:pPr>
+        <w:jc w:val="both"/>
+        <w:rPr>
+          <w:del w:id="271" w:author="Alfred Anate Bodurin Mayaki" w:date="2026-01-12T16:59:00Z" w16du:dateUtc="2026-01-12T16:59:00Z"/>
+          <w:rFonts w:ascii="CMU Sans Serif" w:hAnsi="CMU Sans Serif" w:cs="CMU Sans Serif"/>
+          <w:color w:val="000000" w:themeColor="text1"/>
+          <w:sz w:val="20"/>
+          <w:szCs w:val="20"/>
+        </w:rPr>
+      </w:pPr>
+    </w:p>
+    <w:p>
+      <w:pPr>
+        <w:jc w:val="both"/>
+        <w:rPr>
+          <w:del w:id="272" w:author="Alfred Anate Bodurin Mayaki" w:date="2026-01-12T16:59:00Z" w16du:dateUtc="2026-01-12T16:59:00Z"/>
+          <w:rFonts w:ascii="CMU Sans Serif" w:hAnsi="CMU Sans Serif" w:cs="CMU Sans Serif"/>
+          <w:color w:val="000000" w:themeColor="text1"/>
+          <w:sz w:val="20"/>
+          <w:szCs w:val="20"/>
+        </w:rPr>
+      </w:pPr>
+    </w:p>
+    <w:p>
+      <w:pPr>
+        <w:jc w:val="both"/>
+        <w:rPr>
+          <w:del w:id="273" w:author="Alfred Anate Bodurin Mayaki" w:date="2026-01-12T16:59:00Z" w16du:dateUtc="2026-01-12T16:59:00Z"/>
+          <w:rFonts w:ascii="CMU Sans Serif" w:hAnsi="CMU Sans Serif" w:cs="CMU Sans Serif"/>
+          <w:color w:val="000000" w:themeColor="text1"/>
+          <w:sz w:val="20"/>
+          <w:szCs w:val="20"/>
+        </w:rPr>
+      </w:pPr>
+    </w:p>
+    <w:p>
+      <w:pPr>
+        <w:jc w:val="both"/>
+        <w:rPr>
+          <w:del w:id="274" w:author="Alfred Anate Bodurin Mayaki" w:date="2026-01-12T16:59:00Z" w16du:dateUtc="2026-01-12T16:59:00Z"/>
+          <w:rFonts w:ascii="CMU Sans Serif" w:hAnsi="CMU Sans Serif" w:cs="CMU Sans Serif"/>
+          <w:color w:val="000000" w:themeColor="text1"/>
+          <w:sz w:val="20"/>
+          <w:szCs w:val="20"/>
+        </w:rPr>
+      </w:pPr>
+    </w:p>
+    <w:p>
+      <w:pPr>
+        <w:jc w:val="both"/>
+        <w:rPr>
+          <w:del w:id="275" w:author="Alfred Anate Bodurin Mayaki" w:date="2026-01-12T16:59:00Z" w16du:dateUtc="2026-01-12T16:59:00Z"/>
           <w:rFonts w:ascii="CMU Sans Serif" w:hAnsi="CMU Sans Serif" w:cs="CMU Sans Serif"/>
           <w:color w:val="000000" w:themeColor="text1"/>
           <w:sz w:val="20"/>
@@ -12533,7 +12623,7 @@
     <w:p>
       <w:pPr>
         <w:jc w:val="center"/>
-        <w:pPrChange w:id="251" w:author="Alfred Anate Bodurin Mayaki" w:date="2026-01-12T16:59:00Z" w16du:dateUtc="2026-01-12T16:59:00Z">
+        <w:pPrChange w:id="276" w:author="Alfred Anate Bodurin Mayaki" w:date="2026-01-12T16:59:00Z" w16du:dateUtc="2026-01-12T16:59:00Z">
           <w:pPr>
             <w:pStyle w:val="Heading2"/>
             <w:contextualSpacing/>
@@ -12544,7 +12634,7 @@
       <w:r>
         <w:t>References</w:t>
       </w:r>
-      <w:bookmarkEnd w:id="94"/>
+      <w:bookmarkEnd w:id="119"/>
     </w:p>
     <w:p>
       <w:pPr>
@@ -14011,7 +14101,7 @@
 
 <file path=word/comments.xml><?xml version="1.0" encoding="utf-8"?>
 <w:comments xmlns:wpc="http://schemas.microsoft.com/office/word/2010/wordprocessingCanvas" xmlns:cx="http://schemas.microsoft.com/office/drawing/2014/chartex" xmlns:cx1="http://schemas.microsoft.com/office/drawing/2015/9/8/chartex" xmlns:cx2="http://schemas.microsoft.com/office/drawing/2015/10/21/chartex" xmlns:cx3="http://schemas.microsoft.com/office/drawing/2016/5/9/chartex" xmlns:cx4="http://schemas.microsoft.com/office/drawing/2016/5/10/chartex" xmlns:cx5="http://schemas.microsoft.com/office/drawing/2016/5/11/chartex" xmlns:cx6="http://schemas.microsoft.com/office/drawing/2016/5/12/chartex" xmlns:cx7="http://schemas.microsoft.com/office/drawing/2016/5/13/chartex" xmlns:cx8="http://schemas.microsoft.com/office/drawing/2016/5/14/chartex" xmlns:mc="http://schemas.openxmlformats.org/markup-compatibility/2006" xmlns:aink="http://schemas.microsoft.com/office/drawing/2016/ink" xmlns:am3d="http://schemas.microsoft.com/office/drawing/2017/model3d" xmlns:o="urn:schemas-microsoft-com:office:office" xmlns:oel="http://schemas.microsoft.com/office/2019/extlst" xmlns:r="http://schemas.openxmlformats.org/officeDocument/2006/relationships" xmlns:m="http://schemas.openxmlformats.org/officeDocument/2006/math" xmlns:v="urn:schemas-microsoft-com:vml" xmlns:wp14="http://schemas.microsoft.com/office/word/2010/wordprocessingDrawing" xmlns:wp="http://schemas.openxmlformats.org/drawingml/2006/wordprocessingDrawing" xmlns:w10="urn:schemas-microsoft-com:office:word" xmlns:w="http://schemas.openxmlformats.org/wordprocessingml/2006/main" xmlns:w14="http://schemas.microsoft.com/office/word/2010/wordml" xmlns:w15="http://schemas.microsoft.com/office/word/2012/wordml" xmlns:w16cex="http://schemas.microsoft.com/office/word/2018/wordml/cex" xmlns:w16cid="http://schemas.microsoft.com/office/word/2016/wordml/cid" xmlns:w16="http://schemas.microsoft.com/office/word/2018/wordml" xmlns:w16du="http://schemas.microsoft.com/office/word/2023/wordml/word16du" xmlns:w16sdtdh="http://schemas.microsoft.com/office/word/2020/wordml/sdtdatahash" xmlns:w16sdtfl="http://schemas.microsoft.com/office/word/2024/wordml/sdtformatlock" xmlns:w16se="http://schemas.microsoft.com/office/word/2015/wordml/symex" xmlns:wpg="http://schemas.microsoft.com/office/word/2010/wordprocessingGroup" xmlns:wpi="http://schemas.microsoft.com/office/word/2010/wordprocessingInk" xmlns:wne="http://schemas.microsoft.com/office/word/2006/wordml" xmlns:wps="http://schemas.microsoft.com/office/word/2010/wordprocessingShape" mc:Ignorable="w14 w15 w16se w16cid w16 w16cex w16sdtdh w16sdtfl w16du wp14">
-  <w:comment w:id="76" w:author="Dr Nicola J Bowman" w:date="2025-12-08T12:42:00Z" w:initials="NB">
+  <w:comment w:id="101" w:author="Dr Nicola J Bowman" w:date="2025-12-08T12:42:00Z" w:initials="NB">
     <w:p>
       <w:pPr>
         <w:pStyle w:val="CommentText"/>
@@ -14027,7 +14117,7 @@
       </w:r>
     </w:p>
   </w:comment>
-  <w:comment w:id="77" w:author="Alfred Anate Bodurin Mayaki" w:date="2025-12-23T14:14:00Z" w:initials="AABM">
+  <w:comment w:id="102" w:author="Alfred Anate Bodurin Mayaki" w:date="2025-12-23T14:14:00Z" w:initials="AABM">
     <w:p>
       <w:pPr>
         <w:pStyle w:val="CommentText"/>
@@ -14043,7 +14133,7 @@
       </w:r>
     </w:p>
   </w:comment>
-  <w:comment w:id="78" w:author="Dr Nicola J Bowman" w:date="2025-12-08T12:43:00Z" w:initials="NB">
+  <w:comment w:id="103" w:author="Dr Nicola J Bowman" w:date="2025-12-08T12:43:00Z" w:initials="NB">
     <w:p>
       <w:pPr>
         <w:pStyle w:val="CommentText"/>
@@ -14059,7 +14149,7 @@
       </w:r>
     </w:p>
   </w:comment>
-  <w:comment w:id="80" w:author="Dr Nicola J Bowman" w:date="2025-12-08T12:44:00Z" w:initials="NB">
+  <w:comment w:id="105" w:author="Dr Nicola J Bowman" w:date="2025-12-08T12:44:00Z" w:initials="NB">
     <w:p>
       <w:pPr>
         <w:pStyle w:val="CommentText"/>
@@ -14075,7 +14165,7 @@
       </w:r>
     </w:p>
   </w:comment>
-  <w:comment w:id="81" w:author="Dr Nicola J Bowman" w:date="2025-12-08T12:47:00Z" w:initials="NB">
+  <w:comment w:id="106" w:author="Dr Nicola J Bowman" w:date="2025-12-08T12:47:00Z" w:initials="NB">
     <w:p>
       <w:pPr>
         <w:pStyle w:val="CommentText"/>
@@ -14091,7 +14181,7 @@
       </w:r>
     </w:p>
   </w:comment>
-  <w:comment w:id="82" w:author="Alfred Anate Bodurin Mayaki" w:date="2025-12-10T08:21:00Z" w:initials="AABM">
+  <w:comment w:id="107" w:author="Alfred Anate Bodurin Mayaki" w:date="2025-12-10T08:21:00Z" w:initials="AABM">
     <w:p>
       <w:pPr>
         <w:pStyle w:val="CommentText"/>
@@ -14107,7 +14197,7 @@
       </w:r>
     </w:p>
   </w:comment>
-  <w:comment w:id="85" w:author="Dr Nicola J Bowman" w:date="2025-12-08T12:45:00Z" w:initials="NB">
+  <w:comment w:id="110" w:author="Dr Nicola J Bowman" w:date="2025-12-08T12:45:00Z" w:initials="NB">
     <w:p>
       <w:pPr>
         <w:pStyle w:val="CommentText"/>
@@ -14123,7 +14213,7 @@
       </w:r>
     </w:p>
   </w:comment>
-  <w:comment w:id="86" w:author="Dr Nicola J Bowman" w:date="2025-12-08T12:46:00Z" w:initials="NB">
+  <w:comment w:id="111" w:author="Dr Nicola J Bowman" w:date="2025-12-08T12:46:00Z" w:initials="NB">
     <w:p>
       <w:pPr>
         <w:pStyle w:val="CommentText"/>
@@ -14139,7 +14229,7 @@
       </w:r>
     </w:p>
   </w:comment>
-  <w:comment w:id="87" w:author="Alfred Anate Bodurin Mayaki" w:date="2025-12-10T09:06:00Z" w:initials="AABM">
+  <w:comment w:id="112" w:author="Alfred Anate Bodurin Mayaki" w:date="2025-12-10T09:06:00Z" w:initials="AABM">
     <w:p>
       <w:pPr>
         <w:pStyle w:val="CommentText"/>
@@ -14155,7 +14245,7 @@
       </w:r>
     </w:p>
   </w:comment>
-  <w:comment w:id="88" w:author="Alfred Anate Bodurin Mayaki" w:date="2025-12-10T09:09:00Z" w:initials="AABM">
+  <w:comment w:id="113" w:author="Alfred Anate Bodurin Mayaki" w:date="2025-12-10T09:09:00Z" w:initials="AABM">
     <w:p>
       <w:pPr>
         <w:pStyle w:val="CommentText"/>
@@ -14171,7 +14261,7 @@
       </w:r>
     </w:p>
   </w:comment>
-  <w:comment w:id="91" w:author="Dr Nicola J Bowman" w:date="2025-12-08T12:46:00Z" w:initials="NB">
+  <w:comment w:id="116" w:author="Dr Nicola J Bowman" w:date="2025-12-08T12:46:00Z" w:initials="NB">
     <w:p>
       <w:pPr>
         <w:pStyle w:val="CommentText"/>
@@ -14187,7 +14277,7 @@
       </w:r>
     </w:p>
   </w:comment>
-  <w:comment w:id="92" w:author="Alfred Anate Bodurin Mayaki" w:date="2025-12-10T09:10:00Z" w:initials="AABM">
+  <w:comment w:id="117" w:author="Alfred Anate Bodurin Mayaki" w:date="2025-12-10T09:10:00Z" w:initials="AABM">
     <w:p>
       <w:pPr>
         <w:pStyle w:val="CommentText"/>

--- a/B894-25K/FBL-PhD-research-proposal.docx
+++ b/B894-25K/FBL-PhD-research-proposal.docx
@@ -95,62 +95,36 @@
           <w:delText xml:space="preserve">Thesis </w:delText>
         </w:r>
       </w:del>
-      <w:ins w:id="4" w:author="Alfred Anate Bodurin Mayaki" w:date="2026-01-12T17:02:00Z" w16du:dateUtc="2026-01-12T17:02:00Z">
+      <w:ins w:id="4" w:author="Alfred Anate Bodurin Mayaki" w:date="2026-01-13T20:59:00Z" w16du:dateUtc="2026-01-13T20:59:00Z">
         <w:r>
           <w:rPr>
             <w:rFonts w:ascii="CMU Sans Serif" w:hAnsi="CMU Sans Serif" w:cs="CMU Sans Serif"/>
             <w:b/>
             <w:bCs/>
           </w:rPr>
-          <w:t>Project</w:t>
+          <w:t>Dissertation</w:t>
         </w:r>
+      </w:ins>
+      <w:del w:id="5" w:author="Alfred Anate Bodurin Mayaki" w:date="2026-01-13T20:59:00Z" w16du:dateUtc="2026-01-13T20:59:00Z">
         <w:r>
           <w:rPr>
             <w:rFonts w:ascii="CMU Sans Serif" w:hAnsi="CMU Sans Serif" w:cs="CMU Sans Serif"/>
             <w:b/>
             <w:bCs/>
           </w:rPr>
-          <w:t xml:space="preserve"> </w:t>
+          <w:delText>Plan</w:delText>
         </w:r>
-      </w:ins>
-      <w:ins w:id="5" w:author="Alfred Anate Bodurin Mayaki" w:date="2026-01-12T17:03:00Z" w16du:dateUtc="2026-01-12T17:03:00Z">
-        <w:r>
-          <w:rPr>
-            <w:rFonts w:ascii="CMU Sans Serif" w:hAnsi="CMU Sans Serif" w:cs="CMU Sans Serif"/>
-            <w:b/>
-            <w:bCs/>
-          </w:rPr>
-          <w:t>(</w:t>
-        </w:r>
-      </w:ins>
-      <w:r>
+      </w:del>
+    </w:p>
+    <w:p>
+      <w:pPr>
+        <w:contextualSpacing/>
+        <w:jc w:val="both"/>
         <w:rPr>
           <w:rFonts w:ascii="CMU Sans Serif" w:hAnsi="CMU Sans Serif" w:cs="CMU Sans Serif"/>
           <w:b/>
           <w:bCs/>
         </w:rPr>
-        <w:t>Plan</w:t>
-      </w:r>
-      <w:ins w:id="6" w:author="Alfred Anate Bodurin Mayaki" w:date="2026-01-12T17:03:00Z" w16du:dateUtc="2026-01-12T17:03:00Z">
-        <w:r>
-          <w:rPr>
-            <w:rFonts w:ascii="CMU Sans Serif" w:hAnsi="CMU Sans Serif" w:cs="CMU Sans Serif"/>
-            <w:b/>
-            <w:bCs/>
-          </w:rPr>
-          <w:t>)</w:t>
-        </w:r>
-      </w:ins>
-    </w:p>
-    <w:p>
-      <w:pPr>
-        <w:contextualSpacing/>
-        <w:jc w:val="both"/>
-        <w:rPr>
-          <w:rFonts w:ascii="CMU Sans Serif" w:hAnsi="CMU Sans Serif" w:cs="CMU Sans Serif"/>
-          <w:b/>
-          <w:bCs/>
-        </w:rPr>
       </w:pPr>
     </w:p>
     <w:p>
@@ -303,7 +277,7 @@
           <w:szCs w:val="20"/>
         </w:rPr>
       </w:pPr>
-      <w:del w:id="7" w:author="Alfred Anate Bodurin Mayaki" w:date="2026-01-12T17:17:00Z" w16du:dateUtc="2026-01-12T17:17:00Z">
+      <w:del w:id="6" w:author="Alfred Anate Bodurin Mayaki" w:date="2026-01-12T17:17:00Z" w16du:dateUtc="2026-01-12T17:17:00Z">
         <w:r>
           <w:rPr>
             <w:rFonts w:ascii="CMU Sans Serif" w:hAnsi="CMU Sans Serif" w:cs="CMU Sans Serif"/>
@@ -341,7 +315,7 @@
           <w:szCs w:val="20"/>
         </w:rPr>
       </w:pPr>
-      <w:del w:id="8" w:author="Alfred Anate Bodurin Mayaki" w:date="2026-01-12T17:17:00Z" w16du:dateUtc="2026-01-12T17:17:00Z">
+      <w:del w:id="7" w:author="Alfred Anate Bodurin Mayaki" w:date="2026-01-12T17:17:00Z" w16du:dateUtc="2026-01-12T17:17:00Z">
         <w:r>
           <w:rPr>
             <w:rFonts w:ascii="CMU Sans Serif" w:hAnsi="CMU Sans Serif" w:cs="CMU Sans Serif"/>
@@ -351,7 +325,7 @@
           <w:delText>Faculty of Business and Law</w:delText>
         </w:r>
       </w:del>
-      <w:ins w:id="9" w:author="Alfred Anate Bodurin Mayaki" w:date="2026-01-12T17:17:00Z" w16du:dateUtc="2026-01-12T17:17:00Z">
+      <w:ins w:id="8" w:author="Alfred Anate Bodurin Mayaki" w:date="2026-01-12T17:17:00Z" w16du:dateUtc="2026-01-12T17:17:00Z">
         <w:r>
           <w:rPr>
             <w:rFonts w:ascii="CMU Sans Serif" w:hAnsi="CMU Sans Serif" w:cs="CMU Sans Serif"/>
@@ -654,7 +628,7 @@
               <w:tab w:val="right" w:leader="dot" w:pos="9016"/>
             </w:tabs>
             <w:rPr>
-              <w:ins w:id="10" w:author="Alfred Anate Bodurin Mayaki" w:date="2026-01-12T17:17:00Z" w16du:dateUtc="2026-01-12T17:17:00Z"/>
+              <w:ins w:id="9" w:author="Alfred Anate Bodurin Mayaki" w:date="2026-01-12T17:17:00Z" w16du:dateUtc="2026-01-12T17:17:00Z"/>
               <w:rFonts w:eastAsiaTheme="minorEastAsia"/>
               <w:noProof/>
               <w:lang w:eastAsia="en-GB"/>
@@ -669,7 +643,7 @@
           <w:r>
             <w:fldChar w:fldCharType="separate"/>
           </w:r>
-          <w:ins w:id="11" w:author="Alfred Anate Bodurin Mayaki" w:date="2026-01-12T17:17:00Z" w16du:dateUtc="2026-01-12T17:17:00Z">
+          <w:ins w:id="10" w:author="Alfred Anate Bodurin Mayaki" w:date="2026-01-12T17:17:00Z" w16du:dateUtc="2026-01-12T17:17:00Z">
             <w:r>
               <w:rPr>
                 <w:rStyle w:val="Hyperlink"/>
@@ -739,12 +713,14 @@
               </w:rPr>
               <w:instrText xml:space="preserve"> PAGEREF _Toc219130658 \h </w:instrText>
             </w:r>
-            <w:r>
-              <w:rPr>
-                <w:noProof/>
-                <w:webHidden/>
-              </w:rPr>
-            </w:r>
+          </w:ins>
+          <w:r>
+            <w:rPr>
+              <w:noProof/>
+              <w:webHidden/>
+            </w:rPr>
+          </w:r>
+          <w:ins w:id="11" w:author="Alfred Anate Bodurin Mayaki" w:date="2026-01-12T17:17:00Z" w16du:dateUtc="2026-01-12T17:17:00Z">
             <w:r>
               <w:rPr>
                 <w:noProof/>
@@ -862,30 +838,32 @@
               </w:rPr>
               <w:instrText xml:space="preserve"> PAGEREF _Toc219130659 \h </w:instrText>
             </w:r>
+          </w:ins>
+          <w:r>
+            <w:rPr>
+              <w:noProof/>
+              <w:webHidden/>
+            </w:rPr>
+          </w:r>
+          <w:ins w:id="16" w:author="Alfred Anate Bodurin Mayaki" w:date="2026-01-12T17:17:00Z" w16du:dateUtc="2026-01-12T17:17:00Z">
             <w:r>
               <w:rPr>
                 <w:noProof/>
                 <w:webHidden/>
               </w:rPr>
-            </w:r>
+              <w:fldChar w:fldCharType="separate"/>
+            </w:r>
+          </w:ins>
+          <w:ins w:id="17" w:author="Alfred Anate Bodurin Mayaki" w:date="2026-01-12T17:19:00Z" w16du:dateUtc="2026-01-12T17:19:00Z">
             <w:r>
               <w:rPr>
                 <w:noProof/>
                 <w:webHidden/>
               </w:rPr>
-              <w:fldChar w:fldCharType="separate"/>
+              <w:t>3</w:t>
             </w:r>
           </w:ins>
-          <w:ins w:id="16" w:author="Alfred Anate Bodurin Mayaki" w:date="2026-01-12T17:19:00Z" w16du:dateUtc="2026-01-12T17:19:00Z">
-            <w:r>
-              <w:rPr>
-                <w:noProof/>
-                <w:webHidden/>
-              </w:rPr>
-              <w:t>3</w:t>
-            </w:r>
-          </w:ins>
-          <w:ins w:id="17" w:author="Alfred Anate Bodurin Mayaki" w:date="2026-01-12T17:17:00Z" w16du:dateUtc="2026-01-12T17:17:00Z">
+          <w:ins w:id="18" w:author="Alfred Anate Bodurin Mayaki" w:date="2026-01-12T17:17:00Z" w16du:dateUtc="2026-01-12T17:17:00Z">
             <w:r>
               <w:rPr>
                 <w:noProof/>
@@ -909,13 +887,13 @@
               <w:tab w:val="right" w:leader="dot" w:pos="9016"/>
             </w:tabs>
             <w:rPr>
-              <w:ins w:id="18" w:author="Alfred Anate Bodurin Mayaki" w:date="2026-01-12T17:17:00Z" w16du:dateUtc="2026-01-12T17:17:00Z"/>
+              <w:ins w:id="19" w:author="Alfred Anate Bodurin Mayaki" w:date="2026-01-12T17:17:00Z" w16du:dateUtc="2026-01-12T17:17:00Z"/>
               <w:rFonts w:eastAsiaTheme="minorEastAsia"/>
               <w:noProof/>
               <w:lang w:eastAsia="en-GB"/>
             </w:rPr>
           </w:pPr>
-          <w:ins w:id="19" w:author="Alfred Anate Bodurin Mayaki" w:date="2026-01-12T17:17:00Z" w16du:dateUtc="2026-01-12T17:17:00Z">
+          <w:ins w:id="20" w:author="Alfred Anate Bodurin Mayaki" w:date="2026-01-12T17:17:00Z" w16du:dateUtc="2026-01-12T17:17:00Z">
             <w:r>
               <w:rPr>
                 <w:rStyle w:val="Hyperlink"/>
@@ -985,30 +963,32 @@
               </w:rPr>
               <w:instrText xml:space="preserve"> PAGEREF _Toc219130660 \h </w:instrText>
             </w:r>
+          </w:ins>
+          <w:r>
+            <w:rPr>
+              <w:noProof/>
+              <w:webHidden/>
+            </w:rPr>
+          </w:r>
+          <w:ins w:id="21" w:author="Alfred Anate Bodurin Mayaki" w:date="2026-01-12T17:17:00Z" w16du:dateUtc="2026-01-12T17:17:00Z">
             <w:r>
               <w:rPr>
                 <w:noProof/>
                 <w:webHidden/>
               </w:rPr>
-            </w:r>
+              <w:fldChar w:fldCharType="separate"/>
+            </w:r>
+          </w:ins>
+          <w:ins w:id="22" w:author="Alfred Anate Bodurin Mayaki" w:date="2026-01-12T17:19:00Z" w16du:dateUtc="2026-01-12T17:19:00Z">
             <w:r>
               <w:rPr>
                 <w:noProof/>
                 <w:webHidden/>
               </w:rPr>
-              <w:fldChar w:fldCharType="separate"/>
+              <w:t>3</w:t>
             </w:r>
           </w:ins>
-          <w:ins w:id="20" w:author="Alfred Anate Bodurin Mayaki" w:date="2026-01-12T17:19:00Z" w16du:dateUtc="2026-01-12T17:19:00Z">
-            <w:r>
-              <w:rPr>
-                <w:noProof/>
-                <w:webHidden/>
-              </w:rPr>
-              <w:t>3</w:t>
-            </w:r>
-          </w:ins>
-          <w:ins w:id="21" w:author="Alfred Anate Bodurin Mayaki" w:date="2026-01-12T17:17:00Z" w16du:dateUtc="2026-01-12T17:17:00Z">
+          <w:ins w:id="23" w:author="Alfred Anate Bodurin Mayaki" w:date="2026-01-12T17:17:00Z" w16du:dateUtc="2026-01-12T17:17:00Z">
             <w:r>
               <w:rPr>
                 <w:noProof/>
@@ -1032,13 +1012,13 @@
               <w:tab w:val="right" w:leader="dot" w:pos="9016"/>
             </w:tabs>
             <w:rPr>
-              <w:ins w:id="22" w:author="Alfred Anate Bodurin Mayaki" w:date="2026-01-12T17:17:00Z" w16du:dateUtc="2026-01-12T17:17:00Z"/>
+              <w:ins w:id="24" w:author="Alfred Anate Bodurin Mayaki" w:date="2026-01-12T17:17:00Z" w16du:dateUtc="2026-01-12T17:17:00Z"/>
               <w:rFonts w:eastAsiaTheme="minorEastAsia"/>
               <w:noProof/>
               <w:lang w:eastAsia="en-GB"/>
             </w:rPr>
           </w:pPr>
-          <w:ins w:id="23" w:author="Alfred Anate Bodurin Mayaki" w:date="2026-01-12T17:17:00Z" w16du:dateUtc="2026-01-12T17:17:00Z">
+          <w:ins w:id="25" w:author="Alfred Anate Bodurin Mayaki" w:date="2026-01-12T17:17:00Z" w16du:dateUtc="2026-01-12T17:17:00Z">
             <w:r>
               <w:rPr>
                 <w:rStyle w:val="Hyperlink"/>
@@ -1108,30 +1088,32 @@
               </w:rPr>
               <w:instrText xml:space="preserve"> PAGEREF _Toc219130661 \h </w:instrText>
             </w:r>
+          </w:ins>
+          <w:r>
+            <w:rPr>
+              <w:noProof/>
+              <w:webHidden/>
+            </w:rPr>
+          </w:r>
+          <w:ins w:id="26" w:author="Alfred Anate Bodurin Mayaki" w:date="2026-01-12T17:17:00Z" w16du:dateUtc="2026-01-12T17:17:00Z">
             <w:r>
               <w:rPr>
                 <w:noProof/>
                 <w:webHidden/>
               </w:rPr>
-            </w:r>
+              <w:fldChar w:fldCharType="separate"/>
+            </w:r>
+          </w:ins>
+          <w:ins w:id="27" w:author="Alfred Anate Bodurin Mayaki" w:date="2026-01-12T17:19:00Z" w16du:dateUtc="2026-01-12T17:19:00Z">
             <w:r>
               <w:rPr>
                 <w:noProof/>
                 <w:webHidden/>
               </w:rPr>
-              <w:fldChar w:fldCharType="separate"/>
+              <w:t>4</w:t>
             </w:r>
           </w:ins>
-          <w:ins w:id="24" w:author="Alfred Anate Bodurin Mayaki" w:date="2026-01-12T17:19:00Z" w16du:dateUtc="2026-01-12T17:19:00Z">
-            <w:r>
-              <w:rPr>
-                <w:noProof/>
-                <w:webHidden/>
-              </w:rPr>
-              <w:t>4</w:t>
-            </w:r>
-          </w:ins>
-          <w:ins w:id="25" w:author="Alfred Anate Bodurin Mayaki" w:date="2026-01-12T17:17:00Z" w16du:dateUtc="2026-01-12T17:17:00Z">
+          <w:ins w:id="28" w:author="Alfred Anate Bodurin Mayaki" w:date="2026-01-12T17:17:00Z" w16du:dateUtc="2026-01-12T17:17:00Z">
             <w:r>
               <w:rPr>
                 <w:noProof/>
@@ -1155,13 +1137,13 @@
               <w:tab w:val="right" w:leader="dot" w:pos="9016"/>
             </w:tabs>
             <w:rPr>
-              <w:ins w:id="26" w:author="Alfred Anate Bodurin Mayaki" w:date="2026-01-12T17:17:00Z" w16du:dateUtc="2026-01-12T17:17:00Z"/>
+              <w:ins w:id="29" w:author="Alfred Anate Bodurin Mayaki" w:date="2026-01-12T17:17:00Z" w16du:dateUtc="2026-01-12T17:17:00Z"/>
               <w:rFonts w:eastAsiaTheme="minorEastAsia"/>
               <w:noProof/>
               <w:lang w:eastAsia="en-GB"/>
             </w:rPr>
           </w:pPr>
-          <w:ins w:id="27" w:author="Alfred Anate Bodurin Mayaki" w:date="2026-01-12T17:17:00Z" w16du:dateUtc="2026-01-12T17:17:00Z">
+          <w:ins w:id="30" w:author="Alfred Anate Bodurin Mayaki" w:date="2026-01-12T17:17:00Z" w16du:dateUtc="2026-01-12T17:17:00Z">
             <w:r>
               <w:rPr>
                 <w:rStyle w:val="Hyperlink"/>
@@ -1231,150 +1213,29 @@
               </w:rPr>
               <w:instrText xml:space="preserve"> PAGEREF _Toc219130662 \h </w:instrText>
             </w:r>
+          </w:ins>
+          <w:r>
+            <w:rPr>
+              <w:noProof/>
+              <w:webHidden/>
+            </w:rPr>
+          </w:r>
+          <w:ins w:id="31" w:author="Alfred Anate Bodurin Mayaki" w:date="2026-01-12T17:17:00Z" w16du:dateUtc="2026-01-12T17:17:00Z">
             <w:r>
               <w:rPr>
                 <w:noProof/>
                 <w:webHidden/>
               </w:rPr>
-            </w:r>
+              <w:fldChar w:fldCharType="separate"/>
+            </w:r>
+          </w:ins>
+          <w:ins w:id="32" w:author="Alfred Anate Bodurin Mayaki" w:date="2026-01-12T17:19:00Z" w16du:dateUtc="2026-01-12T17:19:00Z">
             <w:r>
               <w:rPr>
                 <w:noProof/>
                 <w:webHidden/>
               </w:rPr>
-              <w:fldChar w:fldCharType="separate"/>
-            </w:r>
-          </w:ins>
-          <w:ins w:id="28" w:author="Alfred Anate Bodurin Mayaki" w:date="2026-01-12T17:19:00Z" w16du:dateUtc="2026-01-12T17:19:00Z">
-            <w:r>
-              <w:rPr>
-                <w:noProof/>
-                <w:webHidden/>
-              </w:rPr>
               <w:t>5</w:t>
-            </w:r>
-          </w:ins>
-          <w:ins w:id="29" w:author="Alfred Anate Bodurin Mayaki" w:date="2026-01-12T17:17:00Z" w16du:dateUtc="2026-01-12T17:17:00Z">
-            <w:r>
-              <w:rPr>
-                <w:noProof/>
-                <w:webHidden/>
-              </w:rPr>
-              <w:fldChar w:fldCharType="end"/>
-            </w:r>
-            <w:r>
-              <w:rPr>
-                <w:rStyle w:val="Hyperlink"/>
-                <w:noProof/>
-              </w:rPr>
-              <w:fldChar w:fldCharType="end"/>
-            </w:r>
-          </w:ins>
-        </w:p>
-        <w:p>
-          <w:pPr>
-            <w:pStyle w:val="TOC2"/>
-            <w:tabs>
-              <w:tab w:val="right" w:leader="dot" w:pos="9016"/>
-            </w:tabs>
-            <w:rPr>
-              <w:ins w:id="30" w:author="Alfred Anate Bodurin Mayaki" w:date="2026-01-12T17:17:00Z" w16du:dateUtc="2026-01-12T17:17:00Z"/>
-              <w:rFonts w:eastAsiaTheme="minorEastAsia"/>
-              <w:noProof/>
-              <w:lang w:eastAsia="en-GB"/>
-            </w:rPr>
-          </w:pPr>
-          <w:ins w:id="31" w:author="Alfred Anate Bodurin Mayaki" w:date="2026-01-12T17:17:00Z" w16du:dateUtc="2026-01-12T17:17:00Z">
-            <w:r>
-              <w:rPr>
-                <w:rStyle w:val="Hyperlink"/>
-                <w:noProof/>
-              </w:rPr>
-              <w:fldChar w:fldCharType="begin"/>
-            </w:r>
-            <w:r>
-              <w:rPr>
-                <w:rStyle w:val="Hyperlink"/>
-                <w:noProof/>
-              </w:rPr>
-              <w:instrText xml:space="preserve"> </w:instrText>
-            </w:r>
-            <w:r>
-              <w:rPr>
-                <w:noProof/>
-              </w:rPr>
-              <w:instrText>HYPERLINK \l "_Toc219130663"</w:instrText>
-            </w:r>
-            <w:r>
-              <w:rPr>
-                <w:rStyle w:val="Hyperlink"/>
-                <w:noProof/>
-              </w:rPr>
-              <w:instrText xml:space="preserve"> </w:instrText>
-            </w:r>
-            <w:r>
-              <w:rPr>
-                <w:rStyle w:val="Hyperlink"/>
-                <w:noProof/>
-              </w:rPr>
-            </w:r>
-            <w:r>
-              <w:rPr>
-                <w:rStyle w:val="Hyperlink"/>
-                <w:noProof/>
-              </w:rPr>
-              <w:fldChar w:fldCharType="separate"/>
-            </w:r>
-            <w:r>
-              <w:rPr>
-                <w:rStyle w:val="Hyperlink"/>
-                <w:rFonts w:ascii="CMU Sans Serif" w:hAnsi="CMU Sans Serif" w:cs="CMU Sans Serif"/>
-                <w:noProof/>
-              </w:rPr>
-              <w:t>6 Introduction to TMA 2 – Literature Review</w:t>
-            </w:r>
-            <w:r>
-              <w:rPr>
-                <w:noProof/>
-                <w:webHidden/>
-              </w:rPr>
-              <w:tab/>
-            </w:r>
-            <w:r>
-              <w:rPr>
-                <w:noProof/>
-                <w:webHidden/>
-              </w:rPr>
-              <w:fldChar w:fldCharType="begin"/>
-            </w:r>
-            <w:r>
-              <w:rPr>
-                <w:noProof/>
-                <w:webHidden/>
-              </w:rPr>
-              <w:instrText xml:space="preserve"> PAGEREF _Toc219130663 \h </w:instrText>
-            </w:r>
-            <w:r>
-              <w:rPr>
-                <w:noProof/>
-                <w:webHidden/>
-              </w:rPr>
-            </w:r>
-            <w:r>
-              <w:rPr>
-                <w:noProof/>
-                <w:webHidden/>
-              </w:rPr>
-              <w:fldChar w:fldCharType="separate"/>
-            </w:r>
-          </w:ins>
-          <w:ins w:id="32" w:author="Alfred Anate Bodurin Mayaki" w:date="2026-01-12T17:19:00Z" w16du:dateUtc="2026-01-12T17:19:00Z">
-            <w:r>
-              <w:rPr>
-                <w:noProof/>
-                <w:webHidden/>
-              </w:rPr>
-              <w:t>6</w:t>
             </w:r>
           </w:ins>
           <w:ins w:id="33" w:author="Alfred Anate Bodurin Mayaki" w:date="2026-01-12T17:17:00Z" w16du:dateUtc="2026-01-12T17:17:00Z">
@@ -1426,7 +1287,7 @@
               <w:rPr>
                 <w:noProof/>
               </w:rPr>
-              <w:instrText>HYPERLINK \l "_Toc219130664"</w:instrText>
+              <w:instrText>HYPERLINK \l "_Toc219130663"</w:instrText>
             </w:r>
             <w:r>
               <w:rPr>
@@ -1454,7 +1315,7 @@
                 <w:rFonts w:ascii="CMU Sans Serif" w:hAnsi="CMU Sans Serif" w:cs="CMU Sans Serif"/>
                 <w:noProof/>
               </w:rPr>
-              <w:t>7 Mapping subtopics that are relevant</w:t>
+              <w:t>6 Introduction to TMA 2 – Literature Review</w:t>
             </w:r>
             <w:r>
               <w:rPr>
@@ -1475,32 +1336,34 @@
                 <w:noProof/>
                 <w:webHidden/>
               </w:rPr>
-              <w:instrText xml:space="preserve"> PAGEREF _Toc219130664 \h </w:instrText>
-            </w:r>
+              <w:instrText xml:space="preserve"> PAGEREF _Toc219130663 \h </w:instrText>
+            </w:r>
+          </w:ins>
+          <w:r>
+            <w:rPr>
+              <w:noProof/>
+              <w:webHidden/>
+            </w:rPr>
+          </w:r>
+          <w:ins w:id="36" w:author="Alfred Anate Bodurin Mayaki" w:date="2026-01-12T17:17:00Z" w16du:dateUtc="2026-01-12T17:17:00Z">
             <w:r>
               <w:rPr>
                 <w:noProof/>
                 <w:webHidden/>
               </w:rPr>
-            </w:r>
+              <w:fldChar w:fldCharType="separate"/>
+            </w:r>
+          </w:ins>
+          <w:ins w:id="37" w:author="Alfred Anate Bodurin Mayaki" w:date="2026-01-12T17:19:00Z" w16du:dateUtc="2026-01-12T17:19:00Z">
             <w:r>
               <w:rPr>
                 <w:noProof/>
                 <w:webHidden/>
               </w:rPr>
-              <w:fldChar w:fldCharType="separate"/>
+              <w:t>6</w:t>
             </w:r>
           </w:ins>
-          <w:ins w:id="36" w:author="Alfred Anate Bodurin Mayaki" w:date="2026-01-12T17:19:00Z" w16du:dateUtc="2026-01-12T17:19:00Z">
-            <w:r>
-              <w:rPr>
-                <w:noProof/>
-                <w:webHidden/>
-              </w:rPr>
-              <w:t>6</w:t>
-            </w:r>
-          </w:ins>
-          <w:ins w:id="37" w:author="Alfred Anate Bodurin Mayaki" w:date="2026-01-12T17:17:00Z" w16du:dateUtc="2026-01-12T17:17:00Z">
+          <w:ins w:id="38" w:author="Alfred Anate Bodurin Mayaki" w:date="2026-01-12T17:17:00Z" w16du:dateUtc="2026-01-12T17:17:00Z">
             <w:r>
               <w:rPr>
                 <w:noProof/>
@@ -1524,13 +1387,13 @@
               <w:tab w:val="right" w:leader="dot" w:pos="9016"/>
             </w:tabs>
             <w:rPr>
-              <w:ins w:id="38" w:author="Alfred Anate Bodurin Mayaki" w:date="2026-01-12T17:17:00Z" w16du:dateUtc="2026-01-12T17:17:00Z"/>
+              <w:ins w:id="39" w:author="Alfred Anate Bodurin Mayaki" w:date="2026-01-12T17:17:00Z" w16du:dateUtc="2026-01-12T17:17:00Z"/>
               <w:rFonts w:eastAsiaTheme="minorEastAsia"/>
               <w:noProof/>
               <w:lang w:eastAsia="en-GB"/>
             </w:rPr>
           </w:pPr>
-          <w:ins w:id="39" w:author="Alfred Anate Bodurin Mayaki" w:date="2026-01-12T17:17:00Z" w16du:dateUtc="2026-01-12T17:17:00Z">
+          <w:ins w:id="40" w:author="Alfred Anate Bodurin Mayaki" w:date="2026-01-12T17:17:00Z" w16du:dateUtc="2026-01-12T17:17:00Z">
             <w:r>
               <w:rPr>
                 <w:rStyle w:val="Hyperlink"/>
@@ -1549,7 +1412,7 @@
               <w:rPr>
                 <w:noProof/>
               </w:rPr>
-              <w:instrText>HYPERLINK \l "_Toc219130665"</w:instrText>
+              <w:instrText>HYPERLINK \l "_Toc219130664"</w:instrText>
             </w:r>
             <w:r>
               <w:rPr>
@@ -1577,7 +1440,7 @@
                 <w:rFonts w:ascii="CMU Sans Serif" w:hAnsi="CMU Sans Serif" w:cs="CMU Sans Serif"/>
                 <w:noProof/>
               </w:rPr>
-              <w:t>8 Explicating my Literature Review 1</w:t>
+              <w:t>7 Mapping subtopics that are relevant</w:t>
             </w:r>
             <w:r>
               <w:rPr>
@@ -1598,32 +1461,34 @@
                 <w:noProof/>
                 <w:webHidden/>
               </w:rPr>
-              <w:instrText xml:space="preserve"> PAGEREF _Toc219130665 \h </w:instrText>
-            </w:r>
+              <w:instrText xml:space="preserve"> PAGEREF _Toc219130664 \h </w:instrText>
+            </w:r>
+          </w:ins>
+          <w:r>
+            <w:rPr>
+              <w:noProof/>
+              <w:webHidden/>
+            </w:rPr>
+          </w:r>
+          <w:ins w:id="41" w:author="Alfred Anate Bodurin Mayaki" w:date="2026-01-12T17:17:00Z" w16du:dateUtc="2026-01-12T17:17:00Z">
             <w:r>
               <w:rPr>
                 <w:noProof/>
                 <w:webHidden/>
               </w:rPr>
-            </w:r>
+              <w:fldChar w:fldCharType="separate"/>
+            </w:r>
+          </w:ins>
+          <w:ins w:id="42" w:author="Alfred Anate Bodurin Mayaki" w:date="2026-01-12T17:19:00Z" w16du:dateUtc="2026-01-12T17:19:00Z">
             <w:r>
               <w:rPr>
                 <w:noProof/>
                 <w:webHidden/>
               </w:rPr>
-              <w:fldChar w:fldCharType="separate"/>
+              <w:t>6</w:t>
             </w:r>
           </w:ins>
-          <w:ins w:id="40" w:author="Alfred Anate Bodurin Mayaki" w:date="2026-01-12T17:19:00Z" w16du:dateUtc="2026-01-12T17:19:00Z">
-            <w:r>
-              <w:rPr>
-                <w:noProof/>
-                <w:webHidden/>
-              </w:rPr>
-              <w:t>7</w:t>
-            </w:r>
-          </w:ins>
-          <w:ins w:id="41" w:author="Alfred Anate Bodurin Mayaki" w:date="2026-01-12T17:17:00Z" w16du:dateUtc="2026-01-12T17:17:00Z">
+          <w:ins w:id="43" w:author="Alfred Anate Bodurin Mayaki" w:date="2026-01-12T17:17:00Z" w16du:dateUtc="2026-01-12T17:17:00Z">
             <w:r>
               <w:rPr>
                 <w:noProof/>
@@ -1647,13 +1512,13 @@
               <w:tab w:val="right" w:leader="dot" w:pos="9016"/>
             </w:tabs>
             <w:rPr>
-              <w:ins w:id="42" w:author="Alfred Anate Bodurin Mayaki" w:date="2026-01-12T17:17:00Z" w16du:dateUtc="2026-01-12T17:17:00Z"/>
+              <w:ins w:id="44" w:author="Alfred Anate Bodurin Mayaki" w:date="2026-01-12T17:17:00Z" w16du:dateUtc="2026-01-12T17:17:00Z"/>
               <w:rFonts w:eastAsiaTheme="minorEastAsia"/>
               <w:noProof/>
               <w:lang w:eastAsia="en-GB"/>
             </w:rPr>
           </w:pPr>
-          <w:ins w:id="43" w:author="Alfred Anate Bodurin Mayaki" w:date="2026-01-12T17:17:00Z" w16du:dateUtc="2026-01-12T17:17:00Z">
+          <w:ins w:id="45" w:author="Alfred Anate Bodurin Mayaki" w:date="2026-01-12T17:17:00Z" w16du:dateUtc="2026-01-12T17:17:00Z">
             <w:r>
               <w:rPr>
                 <w:rStyle w:val="Hyperlink"/>
@@ -1672,7 +1537,7 @@
               <w:rPr>
                 <w:noProof/>
               </w:rPr>
-              <w:instrText>HYPERLINK \l "_Toc219130666"</w:instrText>
+              <w:instrText>HYPERLINK \l "_Toc219130665"</w:instrText>
             </w:r>
             <w:r>
               <w:rPr>
@@ -1700,7 +1565,7 @@
                 <w:rFonts w:ascii="CMU Sans Serif" w:hAnsi="CMU Sans Serif" w:cs="CMU Sans Serif"/>
                 <w:noProof/>
               </w:rPr>
-              <w:t>9 Explicating my Literature Review 2 – Signalling Theory</w:t>
+              <w:t>8 Explicating my Literature Review 1</w:t>
             </w:r>
             <w:r>
               <w:rPr>
@@ -1721,32 +1586,34 @@
                 <w:noProof/>
                 <w:webHidden/>
               </w:rPr>
-              <w:instrText xml:space="preserve"> PAGEREF _Toc219130666 \h </w:instrText>
-            </w:r>
+              <w:instrText xml:space="preserve"> PAGEREF _Toc219130665 \h </w:instrText>
+            </w:r>
+          </w:ins>
+          <w:r>
+            <w:rPr>
+              <w:noProof/>
+              <w:webHidden/>
+            </w:rPr>
+          </w:r>
+          <w:ins w:id="46" w:author="Alfred Anate Bodurin Mayaki" w:date="2026-01-12T17:17:00Z" w16du:dateUtc="2026-01-12T17:17:00Z">
             <w:r>
               <w:rPr>
                 <w:noProof/>
                 <w:webHidden/>
               </w:rPr>
-            </w:r>
+              <w:fldChar w:fldCharType="separate"/>
+            </w:r>
+          </w:ins>
+          <w:ins w:id="47" w:author="Alfred Anate Bodurin Mayaki" w:date="2026-01-12T17:19:00Z" w16du:dateUtc="2026-01-12T17:19:00Z">
             <w:r>
               <w:rPr>
                 <w:noProof/>
                 <w:webHidden/>
               </w:rPr>
-              <w:fldChar w:fldCharType="separate"/>
+              <w:t>7</w:t>
             </w:r>
           </w:ins>
-          <w:ins w:id="44" w:author="Alfred Anate Bodurin Mayaki" w:date="2026-01-12T17:19:00Z" w16du:dateUtc="2026-01-12T17:19:00Z">
-            <w:r>
-              <w:rPr>
-                <w:noProof/>
-                <w:webHidden/>
-              </w:rPr>
-              <w:t>7</w:t>
-            </w:r>
-          </w:ins>
-          <w:ins w:id="45" w:author="Alfred Anate Bodurin Mayaki" w:date="2026-01-12T17:17:00Z" w16du:dateUtc="2026-01-12T17:17:00Z">
+          <w:ins w:id="48" w:author="Alfred Anate Bodurin Mayaki" w:date="2026-01-12T17:17:00Z" w16du:dateUtc="2026-01-12T17:17:00Z">
             <w:r>
               <w:rPr>
                 <w:noProof/>
@@ -1770,13 +1637,13 @@
               <w:tab w:val="right" w:leader="dot" w:pos="9016"/>
             </w:tabs>
             <w:rPr>
-              <w:ins w:id="46" w:author="Alfred Anate Bodurin Mayaki" w:date="2026-01-12T17:17:00Z" w16du:dateUtc="2026-01-12T17:17:00Z"/>
+              <w:ins w:id="49" w:author="Alfred Anate Bodurin Mayaki" w:date="2026-01-12T17:17:00Z" w16du:dateUtc="2026-01-12T17:17:00Z"/>
               <w:rFonts w:eastAsiaTheme="minorEastAsia"/>
               <w:noProof/>
               <w:lang w:eastAsia="en-GB"/>
             </w:rPr>
           </w:pPr>
-          <w:ins w:id="47" w:author="Alfred Anate Bodurin Mayaki" w:date="2026-01-12T17:17:00Z" w16du:dateUtc="2026-01-12T17:17:00Z">
+          <w:ins w:id="50" w:author="Alfred Anate Bodurin Mayaki" w:date="2026-01-12T17:17:00Z" w16du:dateUtc="2026-01-12T17:17:00Z">
             <w:r>
               <w:rPr>
                 <w:rStyle w:val="Hyperlink"/>
@@ -1795,7 +1662,7 @@
               <w:rPr>
                 <w:noProof/>
               </w:rPr>
-              <w:instrText>HYPERLINK \l "_Toc219130667"</w:instrText>
+              <w:instrText>HYPERLINK \l "_Toc219130666"</w:instrText>
             </w:r>
             <w:r>
               <w:rPr>
@@ -1823,7 +1690,7 @@
                 <w:rFonts w:ascii="CMU Sans Serif" w:hAnsi="CMU Sans Serif" w:cs="CMU Sans Serif"/>
                 <w:noProof/>
               </w:rPr>
-              <w:t>10 Explicating my Literature Review 3 – Recruitment &amp; Selection</w:t>
+              <w:t>9 Explicating my Literature Review 2 – Signalling Theory</w:t>
             </w:r>
             <w:r>
               <w:rPr>
@@ -1844,32 +1711,34 @@
                 <w:noProof/>
                 <w:webHidden/>
               </w:rPr>
-              <w:instrText xml:space="preserve"> PAGEREF _Toc219130667 \h </w:instrText>
-            </w:r>
+              <w:instrText xml:space="preserve"> PAGEREF _Toc219130666 \h </w:instrText>
+            </w:r>
+          </w:ins>
+          <w:r>
+            <w:rPr>
+              <w:noProof/>
+              <w:webHidden/>
+            </w:rPr>
+          </w:r>
+          <w:ins w:id="51" w:author="Alfred Anate Bodurin Mayaki" w:date="2026-01-12T17:17:00Z" w16du:dateUtc="2026-01-12T17:17:00Z">
             <w:r>
               <w:rPr>
                 <w:noProof/>
                 <w:webHidden/>
               </w:rPr>
-            </w:r>
+              <w:fldChar w:fldCharType="separate"/>
+            </w:r>
+          </w:ins>
+          <w:ins w:id="52" w:author="Alfred Anate Bodurin Mayaki" w:date="2026-01-12T17:19:00Z" w16du:dateUtc="2026-01-12T17:19:00Z">
             <w:r>
               <w:rPr>
                 <w:noProof/>
                 <w:webHidden/>
               </w:rPr>
-              <w:fldChar w:fldCharType="separate"/>
+              <w:t>7</w:t>
             </w:r>
           </w:ins>
-          <w:ins w:id="48" w:author="Alfred Anate Bodurin Mayaki" w:date="2026-01-12T17:19:00Z" w16du:dateUtc="2026-01-12T17:19:00Z">
-            <w:r>
-              <w:rPr>
-                <w:noProof/>
-                <w:webHidden/>
-              </w:rPr>
-              <w:t>9</w:t>
-            </w:r>
-          </w:ins>
-          <w:ins w:id="49" w:author="Alfred Anate Bodurin Mayaki" w:date="2026-01-12T17:17:00Z" w16du:dateUtc="2026-01-12T17:17:00Z">
+          <w:ins w:id="53" w:author="Alfred Anate Bodurin Mayaki" w:date="2026-01-12T17:17:00Z" w16du:dateUtc="2026-01-12T17:17:00Z">
             <w:r>
               <w:rPr>
                 <w:noProof/>
@@ -1893,13 +1762,13 @@
               <w:tab w:val="right" w:leader="dot" w:pos="9016"/>
             </w:tabs>
             <w:rPr>
-              <w:ins w:id="50" w:author="Alfred Anate Bodurin Mayaki" w:date="2026-01-12T17:17:00Z" w16du:dateUtc="2026-01-12T17:17:00Z"/>
+              <w:ins w:id="54" w:author="Alfred Anate Bodurin Mayaki" w:date="2026-01-12T17:17:00Z" w16du:dateUtc="2026-01-12T17:17:00Z"/>
               <w:rFonts w:eastAsiaTheme="minorEastAsia"/>
               <w:noProof/>
               <w:lang w:eastAsia="en-GB"/>
             </w:rPr>
           </w:pPr>
-          <w:ins w:id="51" w:author="Alfred Anate Bodurin Mayaki" w:date="2026-01-12T17:17:00Z" w16du:dateUtc="2026-01-12T17:17:00Z">
+          <w:ins w:id="55" w:author="Alfred Anate Bodurin Mayaki" w:date="2026-01-12T17:17:00Z" w16du:dateUtc="2026-01-12T17:17:00Z">
             <w:r>
               <w:rPr>
                 <w:rStyle w:val="Hyperlink"/>
@@ -1918,7 +1787,7 @@
               <w:rPr>
                 <w:noProof/>
               </w:rPr>
-              <w:instrText>HYPERLINK \l "_Toc219130668"</w:instrText>
+              <w:instrText>HYPERLINK \l "_Toc219130667"</w:instrText>
             </w:r>
             <w:r>
               <w:rPr>
@@ -1946,7 +1815,7 @@
                 <w:rFonts w:ascii="CMU Sans Serif" w:hAnsi="CMU Sans Serif" w:cs="CMU Sans Serif"/>
                 <w:noProof/>
               </w:rPr>
-              <w:t>11 Journal of Economic Literature (JEL) Classification</w:t>
+              <w:t>10 Explicating my Literature Review 3 – Recruitment &amp; Selection</w:t>
             </w:r>
             <w:r>
               <w:rPr>
@@ -1967,32 +1836,159 @@
                 <w:noProof/>
                 <w:webHidden/>
               </w:rPr>
-              <w:instrText xml:space="preserve"> PAGEREF _Toc219130668 \h </w:instrText>
-            </w:r>
+              <w:instrText xml:space="preserve"> PAGEREF _Toc219130667 \h </w:instrText>
+            </w:r>
+          </w:ins>
+          <w:r>
+            <w:rPr>
+              <w:noProof/>
+              <w:webHidden/>
+            </w:rPr>
+          </w:r>
+          <w:ins w:id="56" w:author="Alfred Anate Bodurin Mayaki" w:date="2026-01-12T17:17:00Z" w16du:dateUtc="2026-01-12T17:17:00Z">
             <w:r>
               <w:rPr>
                 <w:noProof/>
                 <w:webHidden/>
               </w:rPr>
-            </w:r>
+              <w:fldChar w:fldCharType="separate"/>
+            </w:r>
+          </w:ins>
+          <w:ins w:id="57" w:author="Alfred Anate Bodurin Mayaki" w:date="2026-01-12T17:19:00Z" w16du:dateUtc="2026-01-12T17:19:00Z">
             <w:r>
               <w:rPr>
                 <w:noProof/>
                 <w:webHidden/>
               </w:rPr>
-              <w:fldChar w:fldCharType="separate"/>
+              <w:t>9</w:t>
             </w:r>
           </w:ins>
-          <w:ins w:id="52" w:author="Alfred Anate Bodurin Mayaki" w:date="2026-01-12T17:19:00Z" w16du:dateUtc="2026-01-12T17:19:00Z">
+          <w:ins w:id="58" w:author="Alfred Anate Bodurin Mayaki" w:date="2026-01-12T17:17:00Z" w16du:dateUtc="2026-01-12T17:17:00Z">
             <w:r>
               <w:rPr>
                 <w:noProof/>
                 <w:webHidden/>
               </w:rPr>
+              <w:fldChar w:fldCharType="end"/>
+            </w:r>
+            <w:r>
+              <w:rPr>
+                <w:rStyle w:val="Hyperlink"/>
+                <w:noProof/>
+              </w:rPr>
+              <w:fldChar w:fldCharType="end"/>
+            </w:r>
+          </w:ins>
+        </w:p>
+        <w:p>
+          <w:pPr>
+            <w:pStyle w:val="TOC2"/>
+            <w:tabs>
+              <w:tab w:val="right" w:leader="dot" w:pos="9016"/>
+            </w:tabs>
+            <w:rPr>
+              <w:ins w:id="59" w:author="Alfred Anate Bodurin Mayaki" w:date="2026-01-12T17:17:00Z" w16du:dateUtc="2026-01-12T17:17:00Z"/>
+              <w:rFonts w:eastAsiaTheme="minorEastAsia"/>
+              <w:noProof/>
+              <w:lang w:eastAsia="en-GB"/>
+            </w:rPr>
+          </w:pPr>
+          <w:ins w:id="60" w:author="Alfred Anate Bodurin Mayaki" w:date="2026-01-12T17:17:00Z" w16du:dateUtc="2026-01-12T17:17:00Z">
+            <w:r>
+              <w:rPr>
+                <w:rStyle w:val="Hyperlink"/>
+                <w:noProof/>
+              </w:rPr>
+              <w:fldChar w:fldCharType="begin"/>
+            </w:r>
+            <w:r>
+              <w:rPr>
+                <w:rStyle w:val="Hyperlink"/>
+                <w:noProof/>
+              </w:rPr>
+              <w:instrText xml:space="preserve"> </w:instrText>
+            </w:r>
+            <w:r>
+              <w:rPr>
+                <w:noProof/>
+              </w:rPr>
+              <w:instrText>HYPERLINK \l "_Toc219130668"</w:instrText>
+            </w:r>
+            <w:r>
+              <w:rPr>
+                <w:rStyle w:val="Hyperlink"/>
+                <w:noProof/>
+              </w:rPr>
+              <w:instrText xml:space="preserve"> </w:instrText>
+            </w:r>
+            <w:r>
+              <w:rPr>
+                <w:rStyle w:val="Hyperlink"/>
+                <w:noProof/>
+              </w:rPr>
+            </w:r>
+            <w:r>
+              <w:rPr>
+                <w:rStyle w:val="Hyperlink"/>
+                <w:noProof/>
+              </w:rPr>
+              <w:fldChar w:fldCharType="separate"/>
+            </w:r>
+            <w:r>
+              <w:rPr>
+                <w:rStyle w:val="Hyperlink"/>
+                <w:rFonts w:ascii="CMU Sans Serif" w:hAnsi="CMU Sans Serif" w:cs="CMU Sans Serif"/>
+                <w:noProof/>
+              </w:rPr>
+              <w:t>11 Journal of Economic Literature (JEL) Classification</w:t>
+            </w:r>
+            <w:r>
+              <w:rPr>
+                <w:noProof/>
+                <w:webHidden/>
+              </w:rPr>
+              <w:tab/>
+            </w:r>
+            <w:r>
+              <w:rPr>
+                <w:noProof/>
+                <w:webHidden/>
+              </w:rPr>
+              <w:fldChar w:fldCharType="begin"/>
+            </w:r>
+            <w:r>
+              <w:rPr>
+                <w:noProof/>
+                <w:webHidden/>
+              </w:rPr>
+              <w:instrText xml:space="preserve"> PAGEREF _Toc219130668 \h </w:instrText>
+            </w:r>
+          </w:ins>
+          <w:r>
+            <w:rPr>
+              <w:noProof/>
+              <w:webHidden/>
+            </w:rPr>
+          </w:r>
+          <w:ins w:id="61" w:author="Alfred Anate Bodurin Mayaki" w:date="2026-01-12T17:17:00Z" w16du:dateUtc="2026-01-12T17:17:00Z">
+            <w:r>
+              <w:rPr>
+                <w:noProof/>
+                <w:webHidden/>
+              </w:rPr>
+              <w:fldChar w:fldCharType="separate"/>
+            </w:r>
+          </w:ins>
+          <w:ins w:id="62" w:author="Alfred Anate Bodurin Mayaki" w:date="2026-01-12T17:19:00Z" w16du:dateUtc="2026-01-12T17:19:00Z">
+            <w:r>
+              <w:rPr>
+                <w:noProof/>
+                <w:webHidden/>
+              </w:rPr>
               <w:t>9</w:t>
             </w:r>
           </w:ins>
-          <w:ins w:id="53" w:author="Alfred Anate Bodurin Mayaki" w:date="2026-01-12T17:17:00Z" w16du:dateUtc="2026-01-12T17:17:00Z">
+          <w:ins w:id="63" w:author="Alfred Anate Bodurin Mayaki" w:date="2026-01-12T17:17:00Z" w16du:dateUtc="2026-01-12T17:17:00Z">
             <w:r>
               <w:rPr>
                 <w:noProof/>
@@ -2017,18 +2013,16 @@
             </w:tabs>
             <w:jc w:val="both"/>
             <w:rPr>
-              <w:del w:id="54" w:author="Alfred Anate Bodurin Mayaki" w:date="2026-01-12T17:17:00Z" w16du:dateUtc="2026-01-12T17:17:00Z"/>
+              <w:del w:id="64" w:author="Alfred Anate Bodurin Mayaki" w:date="2026-01-12T17:17:00Z" w16du:dateUtc="2026-01-12T17:17:00Z"/>
               <w:rFonts w:eastAsiaTheme="minorEastAsia"/>
               <w:noProof/>
               <w:lang w:eastAsia="en-GB"/>
             </w:rPr>
           </w:pPr>
-          <w:del w:id="55" w:author="Alfred Anate Bodurin Mayaki" w:date="2026-01-12T17:17:00Z" w16du:dateUtc="2026-01-12T17:17:00Z">
-            <w:r>
-              <w:rPr>
-                <w:rFonts w:ascii="CMU Sans Serif" w:hAnsi="CMU Sans Serif" w:cs="CMU Sans Serif"/>
-                <w:noProof/>
-                <w:rPrChange w:id="56" w:author="Alfred Anate Bodurin Mayaki" w:date="2026-01-12T17:17:00Z" w16du:dateUtc="2026-01-12T17:17:00Z">
+          <w:del w:id="65" w:author="Alfred Anate Bodurin Mayaki" w:date="2026-01-12T17:17:00Z" w16du:dateUtc="2026-01-12T17:17:00Z">
+            <w:r>
+              <w:rPr>
+                <w:rPrChange w:id="66" w:author="Alfred Anate Bodurin Mayaki" w:date="2026-01-12T17:17:00Z" w16du:dateUtc="2026-01-12T17:17:00Z">
                   <w:rPr>
                     <w:rStyle w:val="Hyperlink"/>
                     <w:rFonts w:ascii="CMU Sans Serif" w:hAnsi="CMU Sans Serif" w:cs="CMU Sans Serif"/>
@@ -2062,18 +2056,16 @@
             </w:tabs>
             <w:jc w:val="both"/>
             <w:rPr>
-              <w:del w:id="57" w:author="Alfred Anate Bodurin Mayaki" w:date="2026-01-12T17:17:00Z" w16du:dateUtc="2026-01-12T17:17:00Z"/>
+              <w:del w:id="67" w:author="Alfred Anate Bodurin Mayaki" w:date="2026-01-12T17:17:00Z" w16du:dateUtc="2026-01-12T17:17:00Z"/>
               <w:rFonts w:eastAsiaTheme="minorEastAsia"/>
               <w:noProof/>
               <w:lang w:eastAsia="en-GB"/>
             </w:rPr>
           </w:pPr>
-          <w:del w:id="58" w:author="Alfred Anate Bodurin Mayaki" w:date="2026-01-12T17:17:00Z" w16du:dateUtc="2026-01-12T17:17:00Z">
-            <w:r>
-              <w:rPr>
-                <w:rFonts w:ascii="CMU Sans Serif" w:hAnsi="CMU Sans Serif" w:cs="CMU Sans Serif"/>
-                <w:noProof/>
-                <w:rPrChange w:id="59" w:author="Alfred Anate Bodurin Mayaki" w:date="2026-01-12T17:17:00Z" w16du:dateUtc="2026-01-12T17:17:00Z">
+          <w:del w:id="68" w:author="Alfred Anate Bodurin Mayaki" w:date="2026-01-12T17:17:00Z" w16du:dateUtc="2026-01-12T17:17:00Z">
+            <w:r>
+              <w:rPr>
+                <w:rPrChange w:id="69" w:author="Alfred Anate Bodurin Mayaki" w:date="2026-01-12T17:17:00Z" w16du:dateUtc="2026-01-12T17:17:00Z">
                   <w:rPr>
                     <w:rStyle w:val="Hyperlink"/>
                     <w:rFonts w:ascii="CMU Sans Serif" w:hAnsi="CMU Sans Serif" w:cs="CMU Sans Serif"/>
@@ -2107,18 +2099,16 @@
             </w:tabs>
             <w:jc w:val="both"/>
             <w:rPr>
-              <w:del w:id="60" w:author="Alfred Anate Bodurin Mayaki" w:date="2026-01-12T17:17:00Z" w16du:dateUtc="2026-01-12T17:17:00Z"/>
+              <w:del w:id="70" w:author="Alfred Anate Bodurin Mayaki" w:date="2026-01-12T17:17:00Z" w16du:dateUtc="2026-01-12T17:17:00Z"/>
               <w:rFonts w:eastAsiaTheme="minorEastAsia"/>
               <w:noProof/>
               <w:lang w:eastAsia="en-GB"/>
             </w:rPr>
           </w:pPr>
-          <w:del w:id="61" w:author="Alfred Anate Bodurin Mayaki" w:date="2026-01-12T17:17:00Z" w16du:dateUtc="2026-01-12T17:17:00Z">
-            <w:r>
-              <w:rPr>
-                <w:rFonts w:ascii="CMU Sans Serif" w:hAnsi="CMU Sans Serif" w:cs="CMU Sans Serif"/>
-                <w:noProof/>
-                <w:rPrChange w:id="62" w:author="Alfred Anate Bodurin Mayaki" w:date="2026-01-12T17:17:00Z" w16du:dateUtc="2026-01-12T17:17:00Z">
+          <w:del w:id="71" w:author="Alfred Anate Bodurin Mayaki" w:date="2026-01-12T17:17:00Z" w16du:dateUtc="2026-01-12T17:17:00Z">
+            <w:r>
+              <w:rPr>
+                <w:rPrChange w:id="72" w:author="Alfred Anate Bodurin Mayaki" w:date="2026-01-12T17:17:00Z" w16du:dateUtc="2026-01-12T17:17:00Z">
                   <w:rPr>
                     <w:rStyle w:val="Hyperlink"/>
                     <w:rFonts w:ascii="CMU Sans Serif" w:hAnsi="CMU Sans Serif" w:cs="CMU Sans Serif"/>
@@ -2152,18 +2142,16 @@
             </w:tabs>
             <w:jc w:val="both"/>
             <w:rPr>
-              <w:del w:id="63" w:author="Alfred Anate Bodurin Mayaki" w:date="2026-01-12T17:17:00Z" w16du:dateUtc="2026-01-12T17:17:00Z"/>
+              <w:del w:id="73" w:author="Alfred Anate Bodurin Mayaki" w:date="2026-01-12T17:17:00Z" w16du:dateUtc="2026-01-12T17:17:00Z"/>
               <w:rFonts w:eastAsiaTheme="minorEastAsia"/>
               <w:noProof/>
               <w:lang w:eastAsia="en-GB"/>
             </w:rPr>
           </w:pPr>
-          <w:del w:id="64" w:author="Alfred Anate Bodurin Mayaki" w:date="2026-01-12T17:17:00Z" w16du:dateUtc="2026-01-12T17:17:00Z">
-            <w:r>
-              <w:rPr>
-                <w:rFonts w:ascii="CMU Sans Serif" w:hAnsi="CMU Sans Serif" w:cs="CMU Sans Serif"/>
-                <w:noProof/>
-                <w:rPrChange w:id="65" w:author="Alfred Anate Bodurin Mayaki" w:date="2026-01-12T17:17:00Z" w16du:dateUtc="2026-01-12T17:17:00Z">
+          <w:del w:id="74" w:author="Alfred Anate Bodurin Mayaki" w:date="2026-01-12T17:17:00Z" w16du:dateUtc="2026-01-12T17:17:00Z">
+            <w:r>
+              <w:rPr>
+                <w:rPrChange w:id="75" w:author="Alfred Anate Bodurin Mayaki" w:date="2026-01-12T17:17:00Z" w16du:dateUtc="2026-01-12T17:17:00Z">
                   <w:rPr>
                     <w:rStyle w:val="Hyperlink"/>
                     <w:rFonts w:ascii="CMU Sans Serif" w:hAnsi="CMU Sans Serif" w:cs="CMU Sans Serif"/>
@@ -2197,18 +2185,16 @@
             </w:tabs>
             <w:jc w:val="both"/>
             <w:rPr>
-              <w:del w:id="66" w:author="Alfred Anate Bodurin Mayaki" w:date="2026-01-12T17:17:00Z" w16du:dateUtc="2026-01-12T17:17:00Z"/>
+              <w:del w:id="76" w:author="Alfred Anate Bodurin Mayaki" w:date="2026-01-12T17:17:00Z" w16du:dateUtc="2026-01-12T17:17:00Z"/>
               <w:rFonts w:eastAsiaTheme="minorEastAsia"/>
               <w:noProof/>
               <w:lang w:eastAsia="en-GB"/>
             </w:rPr>
           </w:pPr>
-          <w:del w:id="67" w:author="Alfred Anate Bodurin Mayaki" w:date="2026-01-12T17:17:00Z" w16du:dateUtc="2026-01-12T17:17:00Z">
-            <w:r>
-              <w:rPr>
-                <w:rFonts w:ascii="CMU Sans Serif" w:hAnsi="CMU Sans Serif" w:cs="CMU Sans Serif"/>
-                <w:noProof/>
-                <w:rPrChange w:id="68" w:author="Alfred Anate Bodurin Mayaki" w:date="2026-01-12T17:17:00Z" w16du:dateUtc="2026-01-12T17:17:00Z">
+          <w:del w:id="77" w:author="Alfred Anate Bodurin Mayaki" w:date="2026-01-12T17:17:00Z" w16du:dateUtc="2026-01-12T17:17:00Z">
+            <w:r>
+              <w:rPr>
+                <w:rPrChange w:id="78" w:author="Alfred Anate Bodurin Mayaki" w:date="2026-01-12T17:17:00Z" w16du:dateUtc="2026-01-12T17:17:00Z">
                   <w:rPr>
                     <w:rStyle w:val="Hyperlink"/>
                     <w:rFonts w:ascii="CMU Sans Serif" w:hAnsi="CMU Sans Serif" w:cs="CMU Sans Serif"/>
@@ -2242,18 +2228,16 @@
             </w:tabs>
             <w:jc w:val="both"/>
             <w:rPr>
-              <w:del w:id="69" w:author="Alfred Anate Bodurin Mayaki" w:date="2026-01-12T17:17:00Z" w16du:dateUtc="2026-01-12T17:17:00Z"/>
+              <w:del w:id="79" w:author="Alfred Anate Bodurin Mayaki" w:date="2026-01-12T17:17:00Z" w16du:dateUtc="2026-01-12T17:17:00Z"/>
               <w:rFonts w:eastAsiaTheme="minorEastAsia"/>
               <w:noProof/>
               <w:lang w:eastAsia="en-GB"/>
             </w:rPr>
           </w:pPr>
-          <w:del w:id="70" w:author="Alfred Anate Bodurin Mayaki" w:date="2026-01-12T17:17:00Z" w16du:dateUtc="2026-01-12T17:17:00Z">
-            <w:r>
-              <w:rPr>
-                <w:rFonts w:ascii="CMU Sans Serif" w:hAnsi="CMU Sans Serif" w:cs="CMU Sans Serif"/>
-                <w:noProof/>
-                <w:rPrChange w:id="71" w:author="Alfred Anate Bodurin Mayaki" w:date="2026-01-12T17:17:00Z" w16du:dateUtc="2026-01-12T17:17:00Z">
+          <w:del w:id="80" w:author="Alfred Anate Bodurin Mayaki" w:date="2026-01-12T17:17:00Z" w16du:dateUtc="2026-01-12T17:17:00Z">
+            <w:r>
+              <w:rPr>
+                <w:rPrChange w:id="81" w:author="Alfred Anate Bodurin Mayaki" w:date="2026-01-12T17:17:00Z" w16du:dateUtc="2026-01-12T17:17:00Z">
                   <w:rPr>
                     <w:rStyle w:val="Hyperlink"/>
                     <w:rFonts w:ascii="CMU Sans Serif" w:hAnsi="CMU Sans Serif" w:cs="CMU Sans Serif"/>
@@ -2276,143 +2260,6 @@
                 <w:webHidden/>
               </w:rPr>
               <w:delText>6</w:delText>
-            </w:r>
-          </w:del>
-        </w:p>
-        <w:p>
-          <w:pPr>
-            <w:pStyle w:val="TOC2"/>
-            <w:tabs>
-              <w:tab w:val="right" w:leader="dot" w:pos="9016"/>
-            </w:tabs>
-            <w:jc w:val="both"/>
-            <w:rPr>
-              <w:del w:id="72" w:author="Alfred Anate Bodurin Mayaki" w:date="2026-01-12T17:17:00Z" w16du:dateUtc="2026-01-12T17:17:00Z"/>
-              <w:rFonts w:eastAsiaTheme="minorEastAsia"/>
-              <w:noProof/>
-              <w:lang w:eastAsia="en-GB"/>
-            </w:rPr>
-          </w:pPr>
-          <w:del w:id="73" w:author="Alfred Anate Bodurin Mayaki" w:date="2026-01-12T17:17:00Z" w16du:dateUtc="2026-01-12T17:17:00Z">
-            <w:r>
-              <w:rPr>
-                <w:rFonts w:ascii="CMU Sans Serif" w:hAnsi="CMU Sans Serif" w:cs="CMU Sans Serif"/>
-                <w:noProof/>
-                <w:rPrChange w:id="74" w:author="Alfred Anate Bodurin Mayaki" w:date="2026-01-12T17:17:00Z" w16du:dateUtc="2026-01-12T17:17:00Z">
-                  <w:rPr>
-                    <w:rStyle w:val="Hyperlink"/>
-                    <w:rFonts w:ascii="CMU Sans Serif" w:hAnsi="CMU Sans Serif" w:cs="CMU Sans Serif"/>
-                    <w:noProof/>
-                  </w:rPr>
-                </w:rPrChange>
-              </w:rPr>
-              <w:delText>7 Mapping subtopics that are relevant</w:delText>
-            </w:r>
-            <w:r>
-              <w:rPr>
-                <w:noProof/>
-                <w:webHidden/>
-              </w:rPr>
-              <w:tab/>
-            </w:r>
-            <w:r>
-              <w:rPr>
-                <w:noProof/>
-                <w:webHidden/>
-              </w:rPr>
-              <w:delText>6</w:delText>
-            </w:r>
-          </w:del>
-        </w:p>
-        <w:p>
-          <w:pPr>
-            <w:pStyle w:val="TOC2"/>
-            <w:tabs>
-              <w:tab w:val="right" w:leader="dot" w:pos="9016"/>
-            </w:tabs>
-            <w:jc w:val="both"/>
-            <w:rPr>
-              <w:del w:id="75" w:author="Alfred Anate Bodurin Mayaki" w:date="2026-01-12T17:17:00Z" w16du:dateUtc="2026-01-12T17:17:00Z"/>
-              <w:rFonts w:eastAsiaTheme="minorEastAsia"/>
-              <w:noProof/>
-              <w:lang w:eastAsia="en-GB"/>
-            </w:rPr>
-          </w:pPr>
-          <w:del w:id="76" w:author="Alfred Anate Bodurin Mayaki" w:date="2026-01-12T17:17:00Z" w16du:dateUtc="2026-01-12T17:17:00Z">
-            <w:r>
-              <w:rPr>
-                <w:rFonts w:ascii="CMU Sans Serif" w:hAnsi="CMU Sans Serif" w:cs="CMU Sans Serif"/>
-                <w:noProof/>
-                <w:rPrChange w:id="77" w:author="Alfred Anate Bodurin Mayaki" w:date="2026-01-12T17:17:00Z" w16du:dateUtc="2026-01-12T17:17:00Z">
-                  <w:rPr>
-                    <w:rStyle w:val="Hyperlink"/>
-                    <w:rFonts w:ascii="CMU Sans Serif" w:hAnsi="CMU Sans Serif" w:cs="CMU Sans Serif"/>
-                    <w:noProof/>
-                  </w:rPr>
-                </w:rPrChange>
-              </w:rPr>
-              <w:delText>8 Explicating my Literature Review 1</w:delText>
-            </w:r>
-            <w:r>
-              <w:rPr>
-                <w:noProof/>
-                <w:webHidden/>
-              </w:rPr>
-              <w:tab/>
-            </w:r>
-            <w:r>
-              <w:rPr>
-                <w:noProof/>
-                <w:webHidden/>
-              </w:rPr>
-              <w:delText>7</w:delText>
-            </w:r>
-          </w:del>
-        </w:p>
-        <w:p>
-          <w:pPr>
-            <w:pStyle w:val="TOC2"/>
-            <w:tabs>
-              <w:tab w:val="right" w:leader="dot" w:pos="9016"/>
-            </w:tabs>
-            <w:jc w:val="both"/>
-            <w:rPr>
-              <w:del w:id="78" w:author="Alfred Anate Bodurin Mayaki" w:date="2026-01-12T17:17:00Z" w16du:dateUtc="2026-01-12T17:17:00Z"/>
-              <w:rFonts w:eastAsiaTheme="minorEastAsia"/>
-              <w:noProof/>
-              <w:lang w:eastAsia="en-GB"/>
-            </w:rPr>
-          </w:pPr>
-          <w:del w:id="79" w:author="Alfred Anate Bodurin Mayaki" w:date="2026-01-12T17:17:00Z" w16du:dateUtc="2026-01-12T17:17:00Z">
-            <w:r>
-              <w:rPr>
-                <w:rFonts w:ascii="CMU Sans Serif" w:hAnsi="CMU Sans Serif" w:cs="CMU Sans Serif"/>
-                <w:noProof/>
-                <w:rPrChange w:id="80" w:author="Alfred Anate Bodurin Mayaki" w:date="2026-01-12T17:17:00Z" w16du:dateUtc="2026-01-12T17:17:00Z">
-                  <w:rPr>
-                    <w:rStyle w:val="Hyperlink"/>
-                    <w:rFonts w:ascii="CMU Sans Serif" w:hAnsi="CMU Sans Serif" w:cs="CMU Sans Serif"/>
-                    <w:noProof/>
-                  </w:rPr>
-                </w:rPrChange>
-              </w:rPr>
-              <w:delText>9 Explicating my Literature Review 2 – Signalling Theory</w:delText>
-            </w:r>
-            <w:r>
-              <w:rPr>
-                <w:noProof/>
-                <w:webHidden/>
-              </w:rPr>
-              <w:tab/>
-            </w:r>
-          </w:del>
-          <w:del w:id="81" w:author="Alfred Anate Bodurin Mayaki" w:date="2026-01-12T17:03:00Z" w16du:dateUtc="2026-01-12T17:03:00Z">
-            <w:r>
-              <w:rPr>
-                <w:noProof/>
-                <w:webHidden/>
-              </w:rPr>
-              <w:delText>8</w:delText>
             </w:r>
           </w:del>
         </w:p>
@@ -2433,8 +2280,6 @@
           <w:del w:id="83" w:author="Alfred Anate Bodurin Mayaki" w:date="2026-01-12T17:17:00Z" w16du:dateUtc="2026-01-12T17:17:00Z">
             <w:r>
               <w:rPr>
-                <w:rFonts w:ascii="CMU Sans Serif" w:hAnsi="CMU Sans Serif" w:cs="CMU Sans Serif"/>
-                <w:noProof/>
                 <w:rPrChange w:id="84" w:author="Alfred Anate Bodurin Mayaki" w:date="2026-01-12T17:17:00Z" w16du:dateUtc="2026-01-12T17:17:00Z">
                   <w:rPr>
                     <w:rStyle w:val="Hyperlink"/>
@@ -2443,7 +2288,7 @@
                   </w:rPr>
                 </w:rPrChange>
               </w:rPr>
-              <w:delText>10 Explicating my Literature Review 3 – Recruitment &amp; Selection</w:delText>
+              <w:delText>7 Mapping subtopics that are relevant</w:delText>
             </w:r>
             <w:r>
               <w:rPr>
@@ -2457,7 +2302,7 @@
                 <w:noProof/>
                 <w:webHidden/>
               </w:rPr>
-              <w:delText>9</w:delText>
+              <w:delText>6</w:delText>
             </w:r>
           </w:del>
         </w:p>
@@ -2478,9 +2323,138 @@
           <w:del w:id="86" w:author="Alfred Anate Bodurin Mayaki" w:date="2026-01-12T17:17:00Z" w16du:dateUtc="2026-01-12T17:17:00Z">
             <w:r>
               <w:rPr>
-                <w:rFonts w:ascii="CMU Sans Serif" w:hAnsi="CMU Sans Serif" w:cs="CMU Sans Serif"/>
+                <w:rPrChange w:id="87" w:author="Alfred Anate Bodurin Mayaki" w:date="2026-01-12T17:17:00Z" w16du:dateUtc="2026-01-12T17:17:00Z">
+                  <w:rPr>
+                    <w:rStyle w:val="Hyperlink"/>
+                    <w:rFonts w:ascii="CMU Sans Serif" w:hAnsi="CMU Sans Serif" w:cs="CMU Sans Serif"/>
+                    <w:noProof/>
+                  </w:rPr>
+                </w:rPrChange>
+              </w:rPr>
+              <w:delText>8 Explicating my Literature Review 1</w:delText>
+            </w:r>
+            <w:r>
+              <w:rPr>
                 <w:noProof/>
-                <w:rPrChange w:id="87" w:author="Alfred Anate Bodurin Mayaki" w:date="2026-01-12T17:17:00Z" w16du:dateUtc="2026-01-12T17:17:00Z">
+                <w:webHidden/>
+              </w:rPr>
+              <w:tab/>
+            </w:r>
+            <w:r>
+              <w:rPr>
+                <w:noProof/>
+                <w:webHidden/>
+              </w:rPr>
+              <w:delText>7</w:delText>
+            </w:r>
+          </w:del>
+        </w:p>
+        <w:p>
+          <w:pPr>
+            <w:pStyle w:val="TOC2"/>
+            <w:tabs>
+              <w:tab w:val="right" w:leader="dot" w:pos="9016"/>
+            </w:tabs>
+            <w:jc w:val="both"/>
+            <w:rPr>
+              <w:del w:id="88" w:author="Alfred Anate Bodurin Mayaki" w:date="2026-01-12T17:17:00Z" w16du:dateUtc="2026-01-12T17:17:00Z"/>
+              <w:rFonts w:eastAsiaTheme="minorEastAsia"/>
+              <w:noProof/>
+              <w:lang w:eastAsia="en-GB"/>
+            </w:rPr>
+          </w:pPr>
+          <w:del w:id="89" w:author="Alfred Anate Bodurin Mayaki" w:date="2026-01-12T17:17:00Z" w16du:dateUtc="2026-01-12T17:17:00Z">
+            <w:r>
+              <w:rPr>
+                <w:rPrChange w:id="90" w:author="Alfred Anate Bodurin Mayaki" w:date="2026-01-12T17:17:00Z" w16du:dateUtc="2026-01-12T17:17:00Z">
+                  <w:rPr>
+                    <w:rStyle w:val="Hyperlink"/>
+                    <w:rFonts w:ascii="CMU Sans Serif" w:hAnsi="CMU Sans Serif" w:cs="CMU Sans Serif"/>
+                    <w:noProof/>
+                  </w:rPr>
+                </w:rPrChange>
+              </w:rPr>
+              <w:delText>9 Explicating my Literature Review 2 – Signalling Theory</w:delText>
+            </w:r>
+            <w:r>
+              <w:rPr>
+                <w:noProof/>
+                <w:webHidden/>
+              </w:rPr>
+              <w:tab/>
+            </w:r>
+          </w:del>
+          <w:del w:id="91" w:author="Alfred Anate Bodurin Mayaki" w:date="2026-01-12T17:03:00Z" w16du:dateUtc="2026-01-12T17:03:00Z">
+            <w:r>
+              <w:rPr>
+                <w:noProof/>
+                <w:webHidden/>
+              </w:rPr>
+              <w:delText>8</w:delText>
+            </w:r>
+          </w:del>
+        </w:p>
+        <w:p>
+          <w:pPr>
+            <w:pStyle w:val="TOC2"/>
+            <w:tabs>
+              <w:tab w:val="right" w:leader="dot" w:pos="9016"/>
+            </w:tabs>
+            <w:jc w:val="both"/>
+            <w:rPr>
+              <w:del w:id="92" w:author="Alfred Anate Bodurin Mayaki" w:date="2026-01-12T17:17:00Z" w16du:dateUtc="2026-01-12T17:17:00Z"/>
+              <w:rFonts w:eastAsiaTheme="minorEastAsia"/>
+              <w:noProof/>
+              <w:lang w:eastAsia="en-GB"/>
+            </w:rPr>
+          </w:pPr>
+          <w:del w:id="93" w:author="Alfred Anate Bodurin Mayaki" w:date="2026-01-12T17:17:00Z" w16du:dateUtc="2026-01-12T17:17:00Z">
+            <w:r>
+              <w:rPr>
+                <w:rPrChange w:id="94" w:author="Alfred Anate Bodurin Mayaki" w:date="2026-01-12T17:17:00Z" w16du:dateUtc="2026-01-12T17:17:00Z">
+                  <w:rPr>
+                    <w:rStyle w:val="Hyperlink"/>
+                    <w:rFonts w:ascii="CMU Sans Serif" w:hAnsi="CMU Sans Serif" w:cs="CMU Sans Serif"/>
+                    <w:noProof/>
+                  </w:rPr>
+                </w:rPrChange>
+              </w:rPr>
+              <w:delText>10 Explicating my Literature Review 3 – Recruitment &amp; Selection</w:delText>
+            </w:r>
+            <w:r>
+              <w:rPr>
+                <w:noProof/>
+                <w:webHidden/>
+              </w:rPr>
+              <w:tab/>
+            </w:r>
+            <w:r>
+              <w:rPr>
+                <w:noProof/>
+                <w:webHidden/>
+              </w:rPr>
+              <w:delText>9</w:delText>
+            </w:r>
+          </w:del>
+        </w:p>
+        <w:p>
+          <w:pPr>
+            <w:pStyle w:val="TOC2"/>
+            <w:tabs>
+              <w:tab w:val="right" w:leader="dot" w:pos="9016"/>
+            </w:tabs>
+            <w:jc w:val="both"/>
+            <w:rPr>
+              <w:del w:id="95" w:author="Alfred Anate Bodurin Mayaki" w:date="2026-01-12T17:17:00Z" w16du:dateUtc="2026-01-12T17:17:00Z"/>
+              <w:rFonts w:eastAsiaTheme="minorEastAsia"/>
+              <w:noProof/>
+              <w:lang w:eastAsia="en-GB"/>
+            </w:rPr>
+          </w:pPr>
+          <w:del w:id="96" w:author="Alfred Anate Bodurin Mayaki" w:date="2026-01-12T17:17:00Z" w16du:dateUtc="2026-01-12T17:17:00Z">
+            <w:r>
+              <w:rPr>
+                <w:rPrChange w:id="97" w:author="Alfred Anate Bodurin Mayaki" w:date="2026-01-12T17:17:00Z" w16du:dateUtc="2026-01-12T17:17:00Z">
                   <w:rPr>
                     <w:rStyle w:val="Hyperlink"/>
                     <w:rFonts w:ascii="CMU Sans Serif" w:hAnsi="CMU Sans Serif" w:cs="CMU Sans Serif"/>
@@ -2782,13 +2756,13 @@
         <w:contextualSpacing/>
         <w:jc w:val="both"/>
         <w:rPr>
-          <w:ins w:id="88" w:author="Alfred Anate Bodurin Mayaki" w:date="2026-01-12T17:16:00Z" w16du:dateUtc="2026-01-12T17:16:00Z"/>
+          <w:ins w:id="98" w:author="Alfred Anate Bodurin Mayaki" w:date="2026-01-12T17:16:00Z" w16du:dateUtc="2026-01-12T17:16:00Z"/>
           <w:rFonts w:ascii="CMU Sans Serif" w:hAnsi="CMU Sans Serif" w:cs="CMU Sans Serif"/>
           <w:color w:val="auto"/>
         </w:rPr>
       </w:pPr>
-      <w:bookmarkStart w:id="89" w:name="_Toc219130658"/>
-      <w:ins w:id="90" w:author="Alfred Anate Bodurin Mayaki" w:date="2026-01-12T17:17:00Z" w16du:dateUtc="2026-01-12T17:17:00Z">
+      <w:bookmarkStart w:id="99" w:name="_Toc219130658"/>
+      <w:ins w:id="100" w:author="Alfred Anate Bodurin Mayaki" w:date="2026-01-12T17:17:00Z" w16du:dateUtc="2026-01-12T17:17:00Z">
         <w:r>
           <w:rPr>
             <w:rStyle w:val="Strong"/>
@@ -2801,7 +2775,7 @@
           <w:t>1</w:t>
         </w:r>
       </w:ins>
-      <w:ins w:id="91" w:author="Alfred Anate Bodurin Mayaki" w:date="2026-01-12T17:16:00Z" w16du:dateUtc="2026-01-12T17:16:00Z">
+      <w:ins w:id="101" w:author="Alfred Anate Bodurin Mayaki" w:date="2026-01-12T17:16:00Z" w16du:dateUtc="2026-01-12T17:16:00Z">
         <w:r>
           <w:rPr>
             <w:rStyle w:val="Strong"/>
@@ -2813,7 +2787,7 @@
           <w:t xml:space="preserve"> </w:t>
         </w:r>
       </w:ins>
-      <w:ins w:id="92" w:author="Alfred Anate Bodurin Mayaki" w:date="2026-01-12T17:17:00Z" w16du:dateUtc="2026-01-12T17:17:00Z">
+      <w:ins w:id="102" w:author="Alfred Anate Bodurin Mayaki" w:date="2026-01-12T17:17:00Z" w16du:dateUtc="2026-01-12T17:17:00Z">
         <w:r>
           <w:rPr>
             <w:rStyle w:val="Strong"/>
@@ -2825,14 +2799,14 @@
           <w:t>Outline of the Topic</w:t>
         </w:r>
       </w:ins>
-      <w:bookmarkEnd w:id="89"/>
+      <w:bookmarkEnd w:id="99"/>
     </w:p>
     <w:p>
       <w:pPr>
         <w:spacing w:after="0" w:line="240" w:lineRule="auto"/>
         <w:jc w:val="both"/>
         <w:rPr>
-          <w:del w:id="93" w:author="Alfred Anate Bodurin Mayaki" w:date="2026-01-12T17:16:00Z" w16du:dateUtc="2026-01-12T17:16:00Z"/>
+          <w:del w:id="103" w:author="Alfred Anate Bodurin Mayaki" w:date="2026-01-12T17:16:00Z" w16du:dateUtc="2026-01-12T17:16:00Z"/>
           <w:rStyle w:val="Strong"/>
           <w:rFonts w:ascii="CMU Sans Serif" w:hAnsi="CMU Sans Serif" w:cs="CMU Sans Serif"/>
           <w:b w:val="0"/>
@@ -2842,7 +2816,7 @@
           <w:szCs w:val="20"/>
         </w:rPr>
       </w:pPr>
-      <w:del w:id="94" w:author="Alfred Anate Bodurin Mayaki" w:date="2026-01-12T17:16:00Z" w16du:dateUtc="2026-01-12T17:16:00Z">
+      <w:del w:id="104" w:author="Alfred Anate Bodurin Mayaki" w:date="2026-01-12T17:16:00Z" w16du:dateUtc="2026-01-12T17:16:00Z">
         <w:r>
           <w:rPr>
             <w:rStyle w:val="Strong"/>
@@ -2880,7 +2854,43 @@
           <w:sz w:val="20"/>
           <w:szCs w:val="20"/>
         </w:rPr>
-        <w:t>This opportunity to prepare a doctoral thesis all emerged because of the Buckland Review which was commissioned by </w:t>
+        <w:t xml:space="preserve">This opportunity to prepare a </w:t>
+      </w:r>
+      <w:del w:id="105" w:author="Alfred Anate Bodurin Mayaki" w:date="2026-01-13T20:58:00Z" w16du:dateUtc="2026-01-13T20:58:00Z">
+        <w:r>
+          <w:rPr>
+            <w:rFonts w:ascii="CMU Sans Serif" w:hAnsi="CMU Sans Serif" w:cs="CMU Sans Serif"/>
+            <w:sz w:val="20"/>
+            <w:szCs w:val="20"/>
+          </w:rPr>
+          <w:delText xml:space="preserve">doctoral </w:delText>
+        </w:r>
+      </w:del>
+      <w:ins w:id="106" w:author="Alfred Anate Bodurin Mayaki" w:date="2026-01-13T20:58:00Z" w16du:dateUtc="2026-01-13T20:58:00Z">
+        <w:r>
+          <w:rPr>
+            <w:rFonts w:ascii="CMU Sans Serif" w:hAnsi="CMU Sans Serif" w:cs="CMU Sans Serif"/>
+            <w:sz w:val="20"/>
+            <w:szCs w:val="20"/>
+          </w:rPr>
+          <w:t>MSc dissertation</w:t>
+        </w:r>
+        <w:r>
+          <w:rPr>
+            <w:rFonts w:ascii="CMU Sans Serif" w:hAnsi="CMU Sans Serif" w:cs="CMU Sans Serif"/>
+            <w:sz w:val="20"/>
+            <w:szCs w:val="20"/>
+          </w:rPr>
+          <w:t xml:space="preserve"> </w:t>
+        </w:r>
+      </w:ins>
+      <w:r>
+        <w:rPr>
+          <w:rFonts w:ascii="CMU Sans Serif" w:hAnsi="CMU Sans Serif" w:cs="CMU Sans Serif"/>
+          <w:sz w:val="20"/>
+          <w:szCs w:val="20"/>
+        </w:rPr>
+        <w:t>thesis all emerged because of the Buckland Review which was commissioned by </w:t>
       </w:r>
       <w:r>
         <w:rPr>
@@ -3022,17 +3032,9 @@
           <w:sz w:val="20"/>
           <w:szCs w:val="20"/>
         </w:rPr>
-        <w:t xml:space="preserve">who has previously </w:t>
-      </w:r>
-      <w:r>
-        <w:rPr>
-          <w:rFonts w:ascii="CMU Sans Serif" w:hAnsi="CMU Sans Serif" w:cs="CMU Sans Serif"/>
-          <w:sz w:val="20"/>
-          <w:szCs w:val="20"/>
-        </w:rPr>
-        <w:t xml:space="preserve">written an online opinion piece for Genius Within, a UK </w:t>
-      </w:r>
-      <w:del w:id="95" w:author="Alfred Anate Bodurin Mayaki" w:date="2026-01-12T17:23:00Z" w16du:dateUtc="2026-01-12T17:23:00Z">
+        <w:t xml:space="preserve">who has previously written an online opinion piece for Genius Within, a UK </w:t>
+      </w:r>
+      <w:del w:id="107" w:author="Alfred Anate Bodurin Mayaki" w:date="2026-01-12T17:23:00Z" w16du:dateUtc="2026-01-12T17:23:00Z">
         <w:r>
           <w:rPr>
             <w:rFonts w:ascii="CMU Sans Serif" w:hAnsi="CMU Sans Serif" w:cs="CMU Sans Serif"/>
@@ -3042,7 +3044,7 @@
           <w:delText>charity</w:delText>
         </w:r>
       </w:del>
-      <w:ins w:id="96" w:author="Alfred Anate Bodurin Mayaki" w:date="2026-01-12T17:23:00Z" w16du:dateUtc="2026-01-12T17:23:00Z">
+      <w:ins w:id="108" w:author="Alfred Anate Bodurin Mayaki" w:date="2026-01-12T17:23:00Z" w16du:dateUtc="2026-01-12T17:23:00Z">
         <w:r>
           <w:rPr>
             <w:rFonts w:ascii="CMU Sans Serif" w:hAnsi="CMU Sans Serif" w:cs="CMU Sans Serif"/>
@@ -3060,7 +3062,7 @@
         </w:rPr>
         <w:t>, on the</w:t>
       </w:r>
-      <w:ins w:id="97" w:author="Alfred Anate Bodurin Mayaki" w:date="2026-01-12T17:23:00Z" w16du:dateUtc="2026-01-12T17:23:00Z">
+      <w:ins w:id="109" w:author="Alfred Anate Bodurin Mayaki" w:date="2026-01-12T17:23:00Z" w16du:dateUtc="2026-01-12T17:23:00Z">
         <w:r>
           <w:rPr>
             <w:rFonts w:ascii="CMU Sans Serif" w:hAnsi="CMU Sans Serif" w:cs="CMU Sans Serif"/>
@@ -3126,7 +3128,7 @@
         </w:rPr>
         <w:t>Th</w:t>
       </w:r>
-      <w:ins w:id="98" w:author="Alfred Anate Bodurin Mayaki" w:date="2026-01-12T17:16:00Z" w16du:dateUtc="2026-01-12T17:16:00Z">
+      <w:ins w:id="110" w:author="Alfred Anate Bodurin Mayaki" w:date="2026-01-12T17:16:00Z" w16du:dateUtc="2026-01-12T17:16:00Z">
         <w:r>
           <w:rPr>
             <w:rFonts w:ascii="CMU Sans Serif" w:hAnsi="CMU Sans Serif" w:cs="CMU Sans Serif"/>
@@ -3136,7 +3138,7 @@
           <w:t xml:space="preserve">e aforementioned </w:t>
         </w:r>
       </w:ins>
-      <w:del w:id="99" w:author="Alfred Anate Bodurin Mayaki" w:date="2026-01-12T17:16:00Z" w16du:dateUtc="2026-01-12T17:16:00Z">
+      <w:del w:id="111" w:author="Alfred Anate Bodurin Mayaki" w:date="2026-01-12T17:16:00Z" w16du:dateUtc="2026-01-12T17:16:00Z">
         <w:r>
           <w:rPr>
             <w:rFonts w:ascii="CMU Sans Serif" w:hAnsi="CMU Sans Serif" w:cs="CMU Sans Serif"/>
@@ -3249,7 +3251,7 @@
           <w:color w:val="auto"/>
         </w:rPr>
       </w:pPr>
-      <w:bookmarkStart w:id="100" w:name="_Toc219130659"/>
+      <w:bookmarkStart w:id="112" w:name="_Toc219130659"/>
       <w:r>
         <w:rPr>
           <w:rStyle w:val="Strong"/>
@@ -3270,7 +3272,7 @@
         </w:rPr>
         <w:t>Introduction</w:t>
       </w:r>
-      <w:bookmarkEnd w:id="100"/>
+      <w:bookmarkEnd w:id="112"/>
     </w:p>
     <w:p>
       <w:pPr>
@@ -3307,8 +3309,8 @@
         </w:rPr>
         <w:t xml:space="preserve"> teams can be 30% more productive than those which do not include neurodiverse employees (NatWest Mentor, 2025), and with Gen Z entering the workforce – over 50% of whom have some sort of neurodivergent condition</w:t>
       </w:r>
-      <w:commentRangeStart w:id="101"/>
-      <w:commentRangeStart w:id="102"/>
+      <w:commentRangeStart w:id="113"/>
+      <w:commentRangeStart w:id="114"/>
       <w:r>
         <w:rPr>
           <w:rStyle w:val="FootnoteReference"/>
@@ -3318,20 +3320,20 @@
         </w:rPr>
         <w:footnoteReference w:id="2"/>
       </w:r>
-      <w:commentRangeEnd w:id="101"/>
+      <w:commentRangeEnd w:id="113"/>
       <w:r>
         <w:rPr>
           <w:rStyle w:val="CommentReference"/>
           <w:rFonts w:ascii="CMU Sans Serif" w:hAnsi="CMU Sans Serif" w:cs="CMU Sans Serif"/>
         </w:rPr>
-        <w:commentReference w:id="101"/>
-      </w:r>
-      <w:commentRangeEnd w:id="102"/>
+        <w:commentReference w:id="113"/>
+      </w:r>
+      <w:commentRangeEnd w:id="114"/>
       <w:r>
         <w:rPr>
           <w:rStyle w:val="CommentReference"/>
         </w:rPr>
-        <w:commentReference w:id="102"/>
+        <w:commentReference w:id="114"/>
       </w:r>
       <w:r>
         <w:rPr>
@@ -3407,7 +3409,7 @@
         </w:rPr>
         <w:t xml:space="preserve"> (</w:t>
       </w:r>
-      <w:commentRangeStart w:id="103"/>
+      <w:commentRangeStart w:id="115"/>
       <w:r>
         <w:rPr>
           <w:rFonts w:ascii="CMU Sans Serif" w:hAnsi="CMU Sans Serif" w:cs="CMU Sans Serif"/>
@@ -3416,13 +3418,13 @@
         </w:rPr>
         <w:t>psychology</w:t>
       </w:r>
-      <w:commentRangeEnd w:id="103"/>
+      <w:commentRangeEnd w:id="115"/>
       <w:r>
         <w:rPr>
           <w:rStyle w:val="CommentReference"/>
           <w:rFonts w:ascii="CMU Sans Serif" w:hAnsi="CMU Sans Serif" w:cs="CMU Sans Serif"/>
         </w:rPr>
-        <w:commentReference w:id="103"/>
+        <w:commentReference w:id="115"/>
       </w:r>
       <w:r>
         <w:rPr>
@@ -3604,7 +3606,7 @@
           <w:color w:val="auto"/>
         </w:rPr>
       </w:pPr>
-      <w:bookmarkStart w:id="104" w:name="_Toc219130660"/>
+      <w:bookmarkStart w:id="116" w:name="_Toc219130660"/>
       <w:r>
         <w:rPr>
           <w:rStyle w:val="Strong"/>
@@ -3625,7 +3627,7 @@
         </w:rPr>
         <w:t>Methodology</w:t>
       </w:r>
-      <w:bookmarkEnd w:id="104"/>
+      <w:bookmarkEnd w:id="116"/>
     </w:p>
     <w:p>
       <w:pPr>
@@ -3968,9 +3970,9 @@
         </w:rPr>
         <w:t xml:space="preserve"> Firms having lower net spend signal less resource-based HRM </w:t>
       </w:r>
-      <w:commentRangeStart w:id="105"/>
-      <w:commentRangeStart w:id="106"/>
-      <w:commentRangeStart w:id="107"/>
+      <w:commentRangeStart w:id="117"/>
+      <w:commentRangeStart w:id="118"/>
+      <w:commentRangeStart w:id="119"/>
       <w:r>
         <w:rPr>
           <w:rFonts w:ascii="CMU Sans Serif" w:hAnsi="CMU Sans Serif" w:cs="CMU Sans Serif"/>
@@ -3979,29 +3981,29 @@
         </w:rPr>
         <w:t>practices</w:t>
       </w:r>
-      <w:commentRangeEnd w:id="105"/>
+      <w:commentRangeEnd w:id="117"/>
       <w:r>
         <w:rPr>
           <w:rStyle w:val="CommentReference"/>
           <w:rFonts w:ascii="CMU Sans Serif" w:hAnsi="CMU Sans Serif" w:cs="CMU Sans Serif"/>
         </w:rPr>
-        <w:commentReference w:id="105"/>
-      </w:r>
-      <w:commentRangeEnd w:id="106"/>
+        <w:commentReference w:id="117"/>
+      </w:r>
+      <w:commentRangeEnd w:id="118"/>
       <w:r>
         <w:rPr>
           <w:rStyle w:val="CommentReference"/>
           <w:rFonts w:ascii="CMU Sans Serif" w:hAnsi="CMU Sans Serif" w:cs="CMU Sans Serif"/>
         </w:rPr>
-        <w:commentReference w:id="106"/>
-      </w:r>
-      <w:commentRangeEnd w:id="107"/>
+        <w:commentReference w:id="118"/>
+      </w:r>
+      <w:commentRangeEnd w:id="119"/>
       <w:r>
         <w:rPr>
           <w:rStyle w:val="CommentReference"/>
           <w:rFonts w:ascii="CMU Sans Serif" w:hAnsi="CMU Sans Serif" w:cs="CMU Sans Serif"/>
         </w:rPr>
-        <w:commentReference w:id="107"/>
+        <w:commentReference w:id="119"/>
       </w:r>
     </w:p>
     <w:p>
@@ -4177,8 +4179,8 @@
           <w:color w:val="auto"/>
         </w:rPr>
       </w:pPr>
-      <w:bookmarkStart w:id="108" w:name="_Toc215736436"/>
-      <w:bookmarkStart w:id="109" w:name="_Toc219130661"/>
+      <w:bookmarkStart w:id="120" w:name="_Toc215736436"/>
+      <w:bookmarkStart w:id="121" w:name="_Toc219130661"/>
       <w:r>
         <w:rPr>
           <w:rStyle w:val="Strong"/>
@@ -4199,8 +4201,8 @@
         </w:rPr>
         <w:t>Why this topic is important</w:t>
       </w:r>
-      <w:bookmarkEnd w:id="108"/>
-      <w:bookmarkEnd w:id="109"/>
+      <w:bookmarkEnd w:id="120"/>
+      <w:bookmarkEnd w:id="121"/>
     </w:p>
     <w:p>
       <w:pPr>
@@ -4221,7 +4223,7 @@
         </w:rPr>
         <w:t xml:space="preserve">The importance of this research topic cannot be </w:t>
       </w:r>
-      <w:commentRangeStart w:id="110"/>
+      <w:commentRangeStart w:id="122"/>
       <w:r>
         <w:rPr>
           <w:rFonts w:ascii="CMU Sans Serif" w:hAnsi="CMU Sans Serif" w:cs="CMU Sans Serif"/>
@@ -4230,13 +4232,13 @@
         </w:rPr>
         <w:t>understated</w:t>
       </w:r>
-      <w:commentRangeEnd w:id="110"/>
+      <w:commentRangeEnd w:id="122"/>
       <w:r>
         <w:rPr>
           <w:rStyle w:val="CommentReference"/>
           <w:rFonts w:ascii="CMU Sans Serif" w:hAnsi="CMU Sans Serif" w:cs="CMU Sans Serif"/>
         </w:rPr>
-        <w:commentReference w:id="110"/>
+        <w:commentReference w:id="122"/>
       </w:r>
       <w:r>
         <w:rPr>
@@ -4680,9 +4682,9 @@
         </w:rPr>
         <w:t xml:space="preserve">Data on how firms spend on recruitment </w:t>
       </w:r>
-      <w:commentRangeStart w:id="111"/>
-      <w:commentRangeStart w:id="112"/>
-      <w:commentRangeStart w:id="113"/>
+      <w:commentRangeStart w:id="123"/>
+      <w:commentRangeStart w:id="124"/>
+      <w:commentRangeStart w:id="125"/>
       <w:r>
         <w:rPr>
           <w:rStyle w:val="Strong"/>
@@ -4694,29 +4696,29 @@
         </w:rPr>
         <w:t>websites</w:t>
       </w:r>
-      <w:commentRangeEnd w:id="111"/>
+      <w:commentRangeEnd w:id="123"/>
       <w:r>
         <w:rPr>
           <w:rStyle w:val="CommentReference"/>
           <w:rFonts w:ascii="CMU Sans Serif" w:hAnsi="CMU Sans Serif" w:cs="CMU Sans Serif"/>
         </w:rPr>
-        <w:commentReference w:id="111"/>
-      </w:r>
-      <w:commentRangeEnd w:id="112"/>
+        <w:commentReference w:id="123"/>
+      </w:r>
+      <w:commentRangeEnd w:id="124"/>
       <w:r>
         <w:rPr>
           <w:rStyle w:val="CommentReference"/>
           <w:rFonts w:ascii="CMU Sans Serif" w:hAnsi="CMU Sans Serif" w:cs="CMU Sans Serif"/>
         </w:rPr>
-        <w:commentReference w:id="112"/>
-      </w:r>
-      <w:commentRangeEnd w:id="113"/>
+        <w:commentReference w:id="124"/>
+      </w:r>
+      <w:commentRangeEnd w:id="125"/>
       <w:r>
         <w:rPr>
           <w:rStyle w:val="CommentReference"/>
           <w:rFonts w:ascii="CMU Sans Serif" w:hAnsi="CMU Sans Serif" w:cs="CMU Sans Serif"/>
         </w:rPr>
-        <w:commentReference w:id="113"/>
+        <w:commentReference w:id="125"/>
       </w:r>
     </w:p>
     <w:p>
@@ -4732,8 +4734,8 @@
           <w:color w:val="auto"/>
         </w:rPr>
       </w:pPr>
-      <w:bookmarkStart w:id="114" w:name="_Toc215736437"/>
-      <w:bookmarkStart w:id="115" w:name="_Toc219130662"/>
+      <w:bookmarkStart w:id="126" w:name="_Toc215736437"/>
+      <w:bookmarkStart w:id="127" w:name="_Toc219130662"/>
       <w:r>
         <w:rPr>
           <w:rFonts w:ascii="CMU Sans Serif" w:hAnsi="CMU Sans Serif" w:cs="CMU Sans Serif"/>
@@ -4755,8 +4757,8 @@
         </w:rPr>
         <w:t>Next Steps</w:t>
       </w:r>
-      <w:bookmarkEnd w:id="114"/>
-      <w:bookmarkEnd w:id="115"/>
+      <w:bookmarkEnd w:id="126"/>
+      <w:bookmarkEnd w:id="127"/>
     </w:p>
     <w:p>
       <w:pPr>
@@ -4994,8 +4996,8 @@
         </w:rPr>
         <w:t xml:space="preserve"> and indeed qualitative analysis </w:t>
       </w:r>
-      <w:commentRangeStart w:id="116"/>
-      <w:commentRangeStart w:id="117"/>
+      <w:commentRangeStart w:id="128"/>
+      <w:commentRangeStart w:id="129"/>
       <w:r>
         <w:rPr>
           <w:rStyle w:val="Strong"/>
@@ -5007,21 +5009,21 @@
         </w:rPr>
         <w:t>such</w:t>
       </w:r>
-      <w:commentRangeEnd w:id="116"/>
+      <w:commentRangeEnd w:id="128"/>
       <w:r>
         <w:rPr>
           <w:rStyle w:val="CommentReference"/>
           <w:rFonts w:ascii="CMU Sans Serif" w:hAnsi="CMU Sans Serif" w:cs="CMU Sans Serif"/>
         </w:rPr>
-        <w:commentReference w:id="116"/>
-      </w:r>
-      <w:commentRangeEnd w:id="117"/>
+        <w:commentReference w:id="128"/>
+      </w:r>
+      <w:commentRangeEnd w:id="129"/>
       <w:r>
         <w:rPr>
           <w:rStyle w:val="CommentReference"/>
           <w:rFonts w:ascii="CMU Sans Serif" w:hAnsi="CMU Sans Serif" w:cs="CMU Sans Serif"/>
         </w:rPr>
-        <w:commentReference w:id="117"/>
+        <w:commentReference w:id="129"/>
       </w:r>
       <w:r>
         <w:rPr>
@@ -5687,9 +5689,9 @@
           <w:color w:val="000000" w:themeColor="text1"/>
         </w:rPr>
       </w:pPr>
-      <w:bookmarkStart w:id="118" w:name="_Toc216632807"/>
-      <w:bookmarkStart w:id="119" w:name="_Toc215736438"/>
-      <w:bookmarkStart w:id="120" w:name="_Toc219130663"/>
+      <w:bookmarkStart w:id="130" w:name="_Toc216632807"/>
+      <w:bookmarkStart w:id="131" w:name="_Toc219130663"/>
+      <w:bookmarkStart w:id="132" w:name="_Toc215736438"/>
       <w:r>
         <w:rPr>
           <w:rStyle w:val="Strong"/>
@@ -5710,7 +5712,7 @@
         </w:rPr>
         <w:t>Introduction to TMA 2</w:t>
       </w:r>
-      <w:bookmarkEnd w:id="118"/>
+      <w:bookmarkEnd w:id="130"/>
       <w:r>
         <w:rPr>
           <w:rStyle w:val="Strong"/>
@@ -5721,7 +5723,7 @@
         </w:rPr>
         <w:t xml:space="preserve"> – Literature Review</w:t>
       </w:r>
-      <w:bookmarkEnd w:id="120"/>
+      <w:bookmarkEnd w:id="131"/>
     </w:p>
     <w:p>
       <w:pPr>
@@ -5856,8 +5858,8 @@
           <w:color w:val="000000" w:themeColor="text1"/>
         </w:rPr>
       </w:pPr>
-      <w:bookmarkStart w:id="121" w:name="_Toc216632808"/>
-      <w:bookmarkStart w:id="122" w:name="_Toc219130664"/>
+      <w:bookmarkStart w:id="133" w:name="_Toc216632808"/>
+      <w:bookmarkStart w:id="134" w:name="_Toc219130664"/>
       <w:r>
         <w:rPr>
           <w:rStyle w:val="Strong"/>
@@ -5878,8 +5880,8 @@
         </w:rPr>
         <w:t>Mapping subtopics that are relevant</w:t>
       </w:r>
-      <w:bookmarkEnd w:id="121"/>
-      <w:bookmarkEnd w:id="122"/>
+      <w:bookmarkEnd w:id="133"/>
+      <w:bookmarkEnd w:id="134"/>
     </w:p>
     <w:p>
       <w:pPr>
@@ -6186,7 +6188,7 @@
         </w:rPr>
         <w:t>Mind Map of Relevant Literature Subtopics</w:t>
       </w:r>
-      <w:ins w:id="123" w:author="Alfred Anate Bodurin Mayaki" w:date="2026-01-12T16:58:00Z" w16du:dateUtc="2026-01-12T16:58:00Z">
+      <w:ins w:id="135" w:author="Alfred Anate Bodurin Mayaki" w:date="2026-01-12T16:58:00Z" w16du:dateUtc="2026-01-12T16:58:00Z">
         <w:r>
           <w:rPr>
             <w:rFonts w:ascii="CMU Sans Serif" w:hAnsi="CMU Sans Serif" w:cs="CMU Sans Serif"/>
@@ -6213,7 +6215,7 @@
           <w:color w:val="000000" w:themeColor="text1"/>
         </w:rPr>
         <w:drawing>
-          <wp:inline distT="0" distB="0" distL="0" distR="0" wp14:anchorId="24BB0966" wp14:editId="26CEF2EE">
+          <wp:inline distT="0" distB="0" distL="0" distR="0" wp14:anchorId="24BB0966" wp14:editId="2AFD0A0F">
             <wp:extent cx="4823276" cy="2865640"/>
             <wp:effectExtent l="0" t="0" r="0" b="0"/>
             <wp:docPr id="422260730" name="Picture 2" descr="A diagram of a business process"/>
@@ -6268,8 +6270,8 @@
           <w:color w:val="000000" w:themeColor="text1"/>
         </w:rPr>
       </w:pPr>
-      <w:bookmarkStart w:id="124" w:name="_Toc216632809"/>
-      <w:bookmarkStart w:id="125" w:name="_Toc219130665"/>
+      <w:bookmarkStart w:id="136" w:name="_Toc216632809"/>
+      <w:bookmarkStart w:id="137" w:name="_Toc219130665"/>
       <w:r>
         <w:rPr>
           <w:rStyle w:val="Strong"/>
@@ -6291,8 +6293,8 @@
         </w:rPr>
         <w:t>Explicating my Literature Review 1</w:t>
       </w:r>
-      <w:bookmarkEnd w:id="124"/>
-      <w:bookmarkEnd w:id="125"/>
+      <w:bookmarkEnd w:id="136"/>
+      <w:bookmarkEnd w:id="137"/>
     </w:p>
     <w:p>
       <w:pPr>
@@ -6763,13 +6765,13 @@
         </w:numPr>
         <w:jc w:val="both"/>
         <w:rPr>
-          <w:del w:id="126" w:author="Alfred Anate Bodurin Mayaki" w:date="2026-01-12T17:01:00Z" w16du:dateUtc="2026-01-12T17:01:00Z"/>
+          <w:del w:id="138" w:author="Alfred Anate Bodurin Mayaki" w:date="2026-01-12T17:01:00Z" w16du:dateUtc="2026-01-12T17:01:00Z"/>
           <w:rFonts w:ascii="CMU Sans Serif" w:hAnsi="CMU Sans Serif" w:cs="CMU Sans Serif"/>
           <w:color w:val="000000" w:themeColor="text1"/>
           <w:u w:val="single"/>
         </w:rPr>
       </w:pPr>
-      <w:del w:id="127" w:author="Alfred Anate Bodurin Mayaki" w:date="2026-01-12T17:01:00Z" w16du:dateUtc="2026-01-12T17:01:00Z">
+      <w:del w:id="139" w:author="Alfred Anate Bodurin Mayaki" w:date="2026-01-12T17:01:00Z" w16du:dateUtc="2026-01-12T17:01:00Z">
         <w:r>
           <w:rPr>
             <w:rFonts w:ascii="CMU Sans Serif" w:hAnsi="CMU Sans Serif" w:cs="CMU Sans Serif"/>
@@ -6794,7 +6796,7 @@
       <w:tr>
         <w:trPr>
           <w:cnfStyle w:val="100000000000" w:firstRow="1" w:lastRow="0" w:firstColumn="0" w:lastColumn="0" w:oddVBand="0" w:evenVBand="0" w:oddHBand="0" w:evenHBand="0" w:firstRowFirstColumn="0" w:firstRowLastColumn="0" w:lastRowFirstColumn="0" w:lastRowLastColumn="0"/>
-          <w:del w:id="128" w:author="Alfred Anate Bodurin Mayaki" w:date="2026-01-12T17:01:00Z" w16du:dateUtc="2026-01-12T17:01:00Z"/>
+          <w:del w:id="140" w:author="Alfred Anate Bodurin Mayaki" w:date="2026-01-12T17:01:00Z"/>
         </w:trPr>
         <w:tc>
           <w:tcPr>
@@ -6805,7 +6807,7 @@
             <w:pPr>
               <w:jc w:val="both"/>
               <w:rPr>
-                <w:del w:id="129" w:author="Alfred Anate Bodurin Mayaki" w:date="2026-01-12T17:01:00Z" w16du:dateUtc="2026-01-12T17:01:00Z"/>
+                <w:del w:id="141" w:author="Alfred Anate Bodurin Mayaki" w:date="2026-01-12T17:01:00Z" w16du:dateUtc="2026-01-12T17:01:00Z"/>
                 <w:rFonts w:ascii="CMU Sans Serif" w:hAnsi="CMU Sans Serif" w:cs="CMU Sans Serif"/>
                 <w:b w:val="0"/>
                 <w:bCs w:val="0"/>
@@ -6814,7 +6816,7 @@
                 <w:szCs w:val="20"/>
               </w:rPr>
             </w:pPr>
-            <w:del w:id="130" w:author="Alfred Anate Bodurin Mayaki" w:date="2026-01-12T17:01:00Z" w16du:dateUtc="2026-01-12T17:01:00Z">
+            <w:del w:id="142" w:author="Alfred Anate Bodurin Mayaki" w:date="2026-01-12T17:01:00Z" w16du:dateUtc="2026-01-12T17:01:00Z">
               <w:r>
                 <w:rPr>
                   <w:rFonts w:ascii="CMU Sans Serif" w:hAnsi="CMU Sans Serif" w:cs="CMU Sans Serif"/>
@@ -6836,7 +6838,7 @@
               <w:jc w:val="both"/>
               <w:cnfStyle w:val="100000000000" w:firstRow="1" w:lastRow="0" w:firstColumn="0" w:lastColumn="0" w:oddVBand="0" w:evenVBand="0" w:oddHBand="0" w:evenHBand="0" w:firstRowFirstColumn="0" w:firstRowLastColumn="0" w:lastRowFirstColumn="0" w:lastRowLastColumn="0"/>
               <w:rPr>
-                <w:del w:id="131" w:author="Alfred Anate Bodurin Mayaki" w:date="2026-01-12T17:01:00Z" w16du:dateUtc="2026-01-12T17:01:00Z"/>
+                <w:del w:id="143" w:author="Alfred Anate Bodurin Mayaki" w:date="2026-01-12T17:01:00Z" w16du:dateUtc="2026-01-12T17:01:00Z"/>
                 <w:rFonts w:ascii="CMU Sans Serif" w:hAnsi="CMU Sans Serif" w:cs="CMU Sans Serif"/>
                 <w:b w:val="0"/>
                 <w:bCs w:val="0"/>
@@ -6845,7 +6847,7 @@
                 <w:szCs w:val="20"/>
               </w:rPr>
             </w:pPr>
-            <w:del w:id="132" w:author="Alfred Anate Bodurin Mayaki" w:date="2026-01-12T17:01:00Z" w16du:dateUtc="2026-01-12T17:01:00Z">
+            <w:del w:id="144" w:author="Alfred Anate Bodurin Mayaki" w:date="2026-01-12T17:01:00Z" w16du:dateUtc="2026-01-12T17:01:00Z">
               <w:r>
                 <w:rPr>
                   <w:rFonts w:ascii="CMU Sans Serif" w:hAnsi="CMU Sans Serif" w:cs="CMU Sans Serif"/>
@@ -6867,7 +6869,7 @@
               <w:jc w:val="both"/>
               <w:cnfStyle w:val="100000000000" w:firstRow="1" w:lastRow="0" w:firstColumn="0" w:lastColumn="0" w:oddVBand="0" w:evenVBand="0" w:oddHBand="0" w:evenHBand="0" w:firstRowFirstColumn="0" w:firstRowLastColumn="0" w:lastRowFirstColumn="0" w:lastRowLastColumn="0"/>
               <w:rPr>
-                <w:del w:id="133" w:author="Alfred Anate Bodurin Mayaki" w:date="2026-01-12T17:01:00Z" w16du:dateUtc="2026-01-12T17:01:00Z"/>
+                <w:del w:id="145" w:author="Alfred Anate Bodurin Mayaki" w:date="2026-01-12T17:01:00Z" w16du:dateUtc="2026-01-12T17:01:00Z"/>
                 <w:rFonts w:ascii="CMU Sans Serif" w:hAnsi="CMU Sans Serif" w:cs="CMU Sans Serif"/>
                 <w:b w:val="0"/>
                 <w:bCs w:val="0"/>
@@ -6876,7 +6878,7 @@
                 <w:szCs w:val="20"/>
               </w:rPr>
             </w:pPr>
-            <w:del w:id="134" w:author="Alfred Anate Bodurin Mayaki" w:date="2026-01-12T17:01:00Z" w16du:dateUtc="2026-01-12T17:01:00Z">
+            <w:del w:id="146" w:author="Alfred Anate Bodurin Mayaki" w:date="2026-01-12T17:01:00Z" w16du:dateUtc="2026-01-12T17:01:00Z">
               <w:r>
                 <w:rPr>
                   <w:rFonts w:ascii="CMU Sans Serif" w:hAnsi="CMU Sans Serif" w:cs="CMU Sans Serif"/>
@@ -6893,7 +6895,7 @@
       <w:tr>
         <w:trPr>
           <w:cnfStyle w:val="000000100000" w:firstRow="0" w:lastRow="0" w:firstColumn="0" w:lastColumn="0" w:oddVBand="0" w:evenVBand="0" w:oddHBand="1" w:evenHBand="0" w:firstRowFirstColumn="0" w:firstRowLastColumn="0" w:lastRowFirstColumn="0" w:lastRowLastColumn="0"/>
-          <w:del w:id="135" w:author="Alfred Anate Bodurin Mayaki" w:date="2026-01-12T17:01:00Z" w16du:dateUtc="2026-01-12T17:01:00Z"/>
+          <w:del w:id="147" w:author="Alfred Anate Bodurin Mayaki" w:date="2026-01-12T17:01:00Z"/>
         </w:trPr>
         <w:tc>
           <w:tcPr>
@@ -6904,14 +6906,14 @@
             <w:pPr>
               <w:jc w:val="both"/>
               <w:rPr>
-                <w:del w:id="136" w:author="Alfred Anate Bodurin Mayaki" w:date="2026-01-12T17:01:00Z" w16du:dateUtc="2026-01-12T17:01:00Z"/>
+                <w:del w:id="148" w:author="Alfred Anate Bodurin Mayaki" w:date="2026-01-12T17:01:00Z" w16du:dateUtc="2026-01-12T17:01:00Z"/>
                 <w:rFonts w:ascii="CMU Sans Serif" w:hAnsi="CMU Sans Serif" w:cs="CMU Sans Serif"/>
                 <w:color w:val="000000" w:themeColor="text1"/>
                 <w:sz w:val="20"/>
                 <w:szCs w:val="20"/>
               </w:rPr>
             </w:pPr>
-            <w:del w:id="137" w:author="Alfred Anate Bodurin Mayaki" w:date="2026-01-12T17:01:00Z" w16du:dateUtc="2026-01-12T17:01:00Z">
+            <w:del w:id="149" w:author="Alfred Anate Bodurin Mayaki" w:date="2026-01-12T17:01:00Z" w16du:dateUtc="2026-01-12T17:01:00Z">
               <w:r>
                 <w:rPr>
                   <w:rFonts w:ascii="CMU Sans Serif" w:hAnsi="CMU Sans Serif" w:cs="CMU Sans Serif"/>
@@ -6933,14 +6935,14 @@
               <w:jc w:val="both"/>
               <w:cnfStyle w:val="000000100000" w:firstRow="0" w:lastRow="0" w:firstColumn="0" w:lastColumn="0" w:oddVBand="0" w:evenVBand="0" w:oddHBand="1" w:evenHBand="0" w:firstRowFirstColumn="0" w:firstRowLastColumn="0" w:lastRowFirstColumn="0" w:lastRowLastColumn="0"/>
               <w:rPr>
-                <w:del w:id="138" w:author="Alfred Anate Bodurin Mayaki" w:date="2026-01-12T17:01:00Z" w16du:dateUtc="2026-01-12T17:01:00Z"/>
+                <w:del w:id="150" w:author="Alfred Anate Bodurin Mayaki" w:date="2026-01-12T17:01:00Z" w16du:dateUtc="2026-01-12T17:01:00Z"/>
                 <w:rFonts w:ascii="CMU Sans Serif" w:hAnsi="CMU Sans Serif" w:cs="CMU Sans Serif"/>
                 <w:color w:val="000000" w:themeColor="text1"/>
                 <w:sz w:val="20"/>
                 <w:szCs w:val="20"/>
               </w:rPr>
             </w:pPr>
-            <w:del w:id="139" w:author="Alfred Anate Bodurin Mayaki" w:date="2026-01-12T17:01:00Z" w16du:dateUtc="2026-01-12T17:01:00Z">
+            <w:del w:id="151" w:author="Alfred Anate Bodurin Mayaki" w:date="2026-01-12T17:01:00Z" w16du:dateUtc="2026-01-12T17:01:00Z">
               <w:r>
                 <w:rPr>
                   <w:rFonts w:ascii="CMU Sans Serif" w:hAnsi="CMU Sans Serif" w:cs="CMU Sans Serif"/>
@@ -6962,14 +6964,14 @@
               <w:jc w:val="both"/>
               <w:cnfStyle w:val="000000100000" w:firstRow="0" w:lastRow="0" w:firstColumn="0" w:lastColumn="0" w:oddVBand="0" w:evenVBand="0" w:oddHBand="1" w:evenHBand="0" w:firstRowFirstColumn="0" w:firstRowLastColumn="0" w:lastRowFirstColumn="0" w:lastRowLastColumn="0"/>
               <w:rPr>
-                <w:del w:id="140" w:author="Alfred Anate Bodurin Mayaki" w:date="2026-01-12T17:01:00Z" w16du:dateUtc="2026-01-12T17:01:00Z"/>
+                <w:del w:id="152" w:author="Alfred Anate Bodurin Mayaki" w:date="2026-01-12T17:01:00Z" w16du:dateUtc="2026-01-12T17:01:00Z"/>
                 <w:rFonts w:ascii="CMU Sans Serif" w:hAnsi="CMU Sans Serif" w:cs="CMU Sans Serif"/>
                 <w:color w:val="000000" w:themeColor="text1"/>
                 <w:sz w:val="20"/>
                 <w:szCs w:val="20"/>
               </w:rPr>
             </w:pPr>
-            <w:del w:id="141" w:author="Alfred Anate Bodurin Mayaki" w:date="2026-01-12T17:01:00Z" w16du:dateUtc="2026-01-12T17:01:00Z">
+            <w:del w:id="153" w:author="Alfred Anate Bodurin Mayaki" w:date="2026-01-12T17:01:00Z" w16du:dateUtc="2026-01-12T17:01:00Z">
               <w:r>
                 <w:rPr>
                   <w:rFonts w:ascii="CMU Sans Serif" w:hAnsi="CMU Sans Serif" w:cs="CMU Sans Serif"/>
@@ -6985,7 +6987,7 @@
       </w:tr>
       <w:tr>
         <w:trPr>
-          <w:del w:id="142" w:author="Alfred Anate Bodurin Mayaki" w:date="2026-01-12T17:01:00Z" w16du:dateUtc="2026-01-12T17:01:00Z"/>
+          <w:del w:id="154" w:author="Alfred Anate Bodurin Mayaki" w:date="2026-01-12T17:01:00Z"/>
         </w:trPr>
         <w:tc>
           <w:tcPr>
@@ -6996,14 +6998,14 @@
             <w:pPr>
               <w:jc w:val="both"/>
               <w:rPr>
-                <w:del w:id="143" w:author="Alfred Anate Bodurin Mayaki" w:date="2026-01-12T17:01:00Z" w16du:dateUtc="2026-01-12T17:01:00Z"/>
+                <w:del w:id="155" w:author="Alfred Anate Bodurin Mayaki" w:date="2026-01-12T17:01:00Z" w16du:dateUtc="2026-01-12T17:01:00Z"/>
                 <w:rFonts w:ascii="CMU Sans Serif" w:hAnsi="CMU Sans Serif" w:cs="CMU Sans Serif"/>
                 <w:color w:val="000000" w:themeColor="text1"/>
                 <w:sz w:val="20"/>
                 <w:szCs w:val="20"/>
               </w:rPr>
             </w:pPr>
-            <w:del w:id="144" w:author="Alfred Anate Bodurin Mayaki" w:date="2026-01-12T17:01:00Z" w16du:dateUtc="2026-01-12T17:01:00Z">
+            <w:del w:id="156" w:author="Alfred Anate Bodurin Mayaki" w:date="2026-01-12T17:01:00Z" w16du:dateUtc="2026-01-12T17:01:00Z">
               <w:r>
                 <w:rPr>
                   <w:rFonts w:ascii="CMU Sans Serif" w:hAnsi="CMU Sans Serif" w:cs="CMU Sans Serif"/>
@@ -7025,14 +7027,14 @@
               <w:jc w:val="both"/>
               <w:cnfStyle w:val="000000000000" w:firstRow="0" w:lastRow="0" w:firstColumn="0" w:lastColumn="0" w:oddVBand="0" w:evenVBand="0" w:oddHBand="0" w:evenHBand="0" w:firstRowFirstColumn="0" w:firstRowLastColumn="0" w:lastRowFirstColumn="0" w:lastRowLastColumn="0"/>
               <w:rPr>
-                <w:del w:id="145" w:author="Alfred Anate Bodurin Mayaki" w:date="2026-01-12T17:01:00Z" w16du:dateUtc="2026-01-12T17:01:00Z"/>
+                <w:del w:id="157" w:author="Alfred Anate Bodurin Mayaki" w:date="2026-01-12T17:01:00Z" w16du:dateUtc="2026-01-12T17:01:00Z"/>
                 <w:rFonts w:ascii="CMU Sans Serif" w:hAnsi="CMU Sans Serif" w:cs="CMU Sans Serif"/>
                 <w:color w:val="000000" w:themeColor="text1"/>
                 <w:sz w:val="20"/>
                 <w:szCs w:val="20"/>
               </w:rPr>
             </w:pPr>
-            <w:del w:id="146" w:author="Alfred Anate Bodurin Mayaki" w:date="2026-01-12T17:01:00Z" w16du:dateUtc="2026-01-12T17:01:00Z">
+            <w:del w:id="158" w:author="Alfred Anate Bodurin Mayaki" w:date="2026-01-12T17:01:00Z" w16du:dateUtc="2026-01-12T17:01:00Z">
               <w:r>
                 <w:rPr>
                   <w:rFonts w:ascii="CMU Sans Serif" w:hAnsi="CMU Sans Serif" w:cs="CMU Sans Serif"/>
@@ -7054,14 +7056,14 @@
               <w:jc w:val="both"/>
               <w:cnfStyle w:val="000000000000" w:firstRow="0" w:lastRow="0" w:firstColumn="0" w:lastColumn="0" w:oddVBand="0" w:evenVBand="0" w:oddHBand="0" w:evenHBand="0" w:firstRowFirstColumn="0" w:firstRowLastColumn="0" w:lastRowFirstColumn="0" w:lastRowLastColumn="0"/>
               <w:rPr>
-                <w:del w:id="147" w:author="Alfred Anate Bodurin Mayaki" w:date="2026-01-12T17:01:00Z" w16du:dateUtc="2026-01-12T17:01:00Z"/>
+                <w:del w:id="159" w:author="Alfred Anate Bodurin Mayaki" w:date="2026-01-12T17:01:00Z" w16du:dateUtc="2026-01-12T17:01:00Z"/>
                 <w:rFonts w:ascii="CMU Sans Serif" w:hAnsi="CMU Sans Serif" w:cs="CMU Sans Serif"/>
                 <w:color w:val="000000" w:themeColor="text1"/>
                 <w:sz w:val="20"/>
                 <w:szCs w:val="20"/>
               </w:rPr>
             </w:pPr>
-            <w:del w:id="148" w:author="Alfred Anate Bodurin Mayaki" w:date="2026-01-12T17:01:00Z" w16du:dateUtc="2026-01-12T17:01:00Z">
+            <w:del w:id="160" w:author="Alfred Anate Bodurin Mayaki" w:date="2026-01-12T17:01:00Z" w16du:dateUtc="2026-01-12T17:01:00Z">
               <w:r>
                 <w:rPr>
                   <w:rFonts w:ascii="CMU Sans Serif" w:hAnsi="CMU Sans Serif" w:cs="CMU Sans Serif"/>
@@ -7098,7 +7100,7 @@
       <w:tr>
         <w:trPr>
           <w:cnfStyle w:val="000000100000" w:firstRow="0" w:lastRow="0" w:firstColumn="0" w:lastColumn="0" w:oddVBand="0" w:evenVBand="0" w:oddHBand="1" w:evenHBand="0" w:firstRowFirstColumn="0" w:firstRowLastColumn="0" w:lastRowFirstColumn="0" w:lastRowLastColumn="0"/>
-          <w:del w:id="149" w:author="Alfred Anate Bodurin Mayaki" w:date="2026-01-12T17:01:00Z" w16du:dateUtc="2026-01-12T17:01:00Z"/>
+          <w:del w:id="161" w:author="Alfred Anate Bodurin Mayaki" w:date="2026-01-12T17:01:00Z"/>
         </w:trPr>
         <w:tc>
           <w:tcPr>
@@ -7109,14 +7111,14 @@
             <w:pPr>
               <w:jc w:val="both"/>
               <w:rPr>
-                <w:del w:id="150" w:author="Alfred Anate Bodurin Mayaki" w:date="2026-01-12T17:01:00Z" w16du:dateUtc="2026-01-12T17:01:00Z"/>
+                <w:del w:id="162" w:author="Alfred Anate Bodurin Mayaki" w:date="2026-01-12T17:01:00Z" w16du:dateUtc="2026-01-12T17:01:00Z"/>
                 <w:rFonts w:ascii="CMU Sans Serif" w:hAnsi="CMU Sans Serif" w:cs="CMU Sans Serif"/>
                 <w:color w:val="000000" w:themeColor="text1"/>
                 <w:sz w:val="20"/>
                 <w:szCs w:val="20"/>
               </w:rPr>
             </w:pPr>
-            <w:del w:id="151" w:author="Alfred Anate Bodurin Mayaki" w:date="2026-01-12T17:01:00Z" w16du:dateUtc="2026-01-12T17:01:00Z">
+            <w:del w:id="163" w:author="Alfred Anate Bodurin Mayaki" w:date="2026-01-12T17:01:00Z" w16du:dateUtc="2026-01-12T17:01:00Z">
               <w:r>
                 <w:rPr>
                   <w:rFonts w:ascii="CMU Sans Serif" w:hAnsi="CMU Sans Serif" w:cs="CMU Sans Serif"/>
@@ -7138,14 +7140,14 @@
               <w:jc w:val="both"/>
               <w:cnfStyle w:val="000000100000" w:firstRow="0" w:lastRow="0" w:firstColumn="0" w:lastColumn="0" w:oddVBand="0" w:evenVBand="0" w:oddHBand="1" w:evenHBand="0" w:firstRowFirstColumn="0" w:firstRowLastColumn="0" w:lastRowFirstColumn="0" w:lastRowLastColumn="0"/>
               <w:rPr>
-                <w:del w:id="152" w:author="Alfred Anate Bodurin Mayaki" w:date="2026-01-12T17:01:00Z" w16du:dateUtc="2026-01-12T17:01:00Z"/>
+                <w:del w:id="164" w:author="Alfred Anate Bodurin Mayaki" w:date="2026-01-12T17:01:00Z" w16du:dateUtc="2026-01-12T17:01:00Z"/>
                 <w:rFonts w:ascii="CMU Sans Serif" w:hAnsi="CMU Sans Serif" w:cs="CMU Sans Serif"/>
                 <w:color w:val="000000" w:themeColor="text1"/>
                 <w:sz w:val="20"/>
                 <w:szCs w:val="20"/>
               </w:rPr>
             </w:pPr>
-            <w:del w:id="153" w:author="Alfred Anate Bodurin Mayaki" w:date="2026-01-12T17:01:00Z" w16du:dateUtc="2026-01-12T17:01:00Z">
+            <w:del w:id="165" w:author="Alfred Anate Bodurin Mayaki" w:date="2026-01-12T17:01:00Z" w16du:dateUtc="2026-01-12T17:01:00Z">
               <w:r>
                 <w:rPr>
                   <w:rFonts w:ascii="CMU Sans Serif" w:hAnsi="CMU Sans Serif" w:cs="CMU Sans Serif"/>
@@ -7167,14 +7169,14 @@
               <w:jc w:val="both"/>
               <w:cnfStyle w:val="000000100000" w:firstRow="0" w:lastRow="0" w:firstColumn="0" w:lastColumn="0" w:oddVBand="0" w:evenVBand="0" w:oddHBand="1" w:evenHBand="0" w:firstRowFirstColumn="0" w:firstRowLastColumn="0" w:lastRowFirstColumn="0" w:lastRowLastColumn="0"/>
               <w:rPr>
-                <w:del w:id="154" w:author="Alfred Anate Bodurin Mayaki" w:date="2026-01-12T17:01:00Z" w16du:dateUtc="2026-01-12T17:01:00Z"/>
+                <w:del w:id="166" w:author="Alfred Anate Bodurin Mayaki" w:date="2026-01-12T17:01:00Z" w16du:dateUtc="2026-01-12T17:01:00Z"/>
                 <w:rFonts w:ascii="CMU Sans Serif" w:hAnsi="CMU Sans Serif" w:cs="CMU Sans Serif"/>
                 <w:color w:val="000000" w:themeColor="text1"/>
                 <w:sz w:val="20"/>
                 <w:szCs w:val="20"/>
               </w:rPr>
             </w:pPr>
-            <w:del w:id="155" w:author="Alfred Anate Bodurin Mayaki" w:date="2026-01-12T17:01:00Z" w16du:dateUtc="2026-01-12T17:01:00Z">
+            <w:del w:id="167" w:author="Alfred Anate Bodurin Mayaki" w:date="2026-01-12T17:01:00Z" w16du:dateUtc="2026-01-12T17:01:00Z">
               <w:r>
                 <w:rPr>
                   <w:rFonts w:ascii="CMU Sans Serif" w:hAnsi="CMU Sans Serif" w:cs="CMU Sans Serif"/>
@@ -7190,7 +7192,7 @@
       </w:tr>
       <w:tr>
         <w:trPr>
-          <w:del w:id="156" w:author="Alfred Anate Bodurin Mayaki" w:date="2026-01-12T17:01:00Z" w16du:dateUtc="2026-01-12T17:01:00Z"/>
+          <w:del w:id="168" w:author="Alfred Anate Bodurin Mayaki" w:date="2026-01-12T17:01:00Z"/>
         </w:trPr>
         <w:tc>
           <w:tcPr>
@@ -7201,14 +7203,14 @@
             <w:pPr>
               <w:jc w:val="both"/>
               <w:rPr>
-                <w:del w:id="157" w:author="Alfred Anate Bodurin Mayaki" w:date="2026-01-12T17:01:00Z" w16du:dateUtc="2026-01-12T17:01:00Z"/>
+                <w:del w:id="169" w:author="Alfred Anate Bodurin Mayaki" w:date="2026-01-12T17:01:00Z" w16du:dateUtc="2026-01-12T17:01:00Z"/>
                 <w:rFonts w:ascii="CMU Sans Serif" w:hAnsi="CMU Sans Serif" w:cs="CMU Sans Serif"/>
                 <w:color w:val="000000" w:themeColor="text1"/>
                 <w:sz w:val="20"/>
                 <w:szCs w:val="20"/>
               </w:rPr>
             </w:pPr>
-            <w:del w:id="158" w:author="Alfred Anate Bodurin Mayaki" w:date="2026-01-12T17:01:00Z" w16du:dateUtc="2026-01-12T17:01:00Z">
+            <w:del w:id="170" w:author="Alfred Anate Bodurin Mayaki" w:date="2026-01-12T17:01:00Z" w16du:dateUtc="2026-01-12T17:01:00Z">
               <w:r>
                 <w:rPr>
                   <w:rFonts w:ascii="CMU Sans Serif" w:hAnsi="CMU Sans Serif" w:cs="CMU Sans Serif"/>
@@ -7230,14 +7232,14 @@
               <w:jc w:val="both"/>
               <w:cnfStyle w:val="000000000000" w:firstRow="0" w:lastRow="0" w:firstColumn="0" w:lastColumn="0" w:oddVBand="0" w:evenVBand="0" w:oddHBand="0" w:evenHBand="0" w:firstRowFirstColumn="0" w:firstRowLastColumn="0" w:lastRowFirstColumn="0" w:lastRowLastColumn="0"/>
               <w:rPr>
-                <w:del w:id="159" w:author="Alfred Anate Bodurin Mayaki" w:date="2026-01-12T17:01:00Z" w16du:dateUtc="2026-01-12T17:01:00Z"/>
+                <w:del w:id="171" w:author="Alfred Anate Bodurin Mayaki" w:date="2026-01-12T17:01:00Z" w16du:dateUtc="2026-01-12T17:01:00Z"/>
                 <w:rFonts w:ascii="CMU Sans Serif" w:hAnsi="CMU Sans Serif" w:cs="CMU Sans Serif"/>
                 <w:color w:val="000000" w:themeColor="text1"/>
                 <w:sz w:val="20"/>
                 <w:szCs w:val="20"/>
               </w:rPr>
             </w:pPr>
-            <w:del w:id="160" w:author="Alfred Anate Bodurin Mayaki" w:date="2026-01-12T17:01:00Z" w16du:dateUtc="2026-01-12T17:01:00Z">
+            <w:del w:id="172" w:author="Alfred Anate Bodurin Mayaki" w:date="2026-01-12T17:01:00Z" w16du:dateUtc="2026-01-12T17:01:00Z">
               <w:r>
                 <w:rPr>
                   <w:rFonts w:ascii="CMU Sans Serif" w:hAnsi="CMU Sans Serif" w:cs="CMU Sans Serif"/>
@@ -7259,14 +7261,14 @@
               <w:jc w:val="both"/>
               <w:cnfStyle w:val="000000000000" w:firstRow="0" w:lastRow="0" w:firstColumn="0" w:lastColumn="0" w:oddVBand="0" w:evenVBand="0" w:oddHBand="0" w:evenHBand="0" w:firstRowFirstColumn="0" w:firstRowLastColumn="0" w:lastRowFirstColumn="0" w:lastRowLastColumn="0"/>
               <w:rPr>
-                <w:del w:id="161" w:author="Alfred Anate Bodurin Mayaki" w:date="2026-01-12T17:01:00Z" w16du:dateUtc="2026-01-12T17:01:00Z"/>
+                <w:del w:id="173" w:author="Alfred Anate Bodurin Mayaki" w:date="2026-01-12T17:01:00Z" w16du:dateUtc="2026-01-12T17:01:00Z"/>
                 <w:rFonts w:ascii="CMU Sans Serif" w:hAnsi="CMU Sans Serif" w:cs="CMU Sans Serif"/>
                 <w:color w:val="000000" w:themeColor="text1"/>
                 <w:sz w:val="20"/>
                 <w:szCs w:val="20"/>
               </w:rPr>
             </w:pPr>
-            <w:del w:id="162" w:author="Alfred Anate Bodurin Mayaki" w:date="2026-01-12T17:01:00Z" w16du:dateUtc="2026-01-12T17:01:00Z">
+            <w:del w:id="174" w:author="Alfred Anate Bodurin Mayaki" w:date="2026-01-12T17:01:00Z" w16du:dateUtc="2026-01-12T17:01:00Z">
               <w:r>
                 <w:rPr>
                   <w:rFonts w:ascii="CMU Sans Serif" w:hAnsi="CMU Sans Serif" w:cs="CMU Sans Serif"/>
@@ -7305,7 +7307,7 @@
       <w:pPr>
         <w:jc w:val="both"/>
         <w:rPr>
-          <w:del w:id="163" w:author="Alfred Anate Bodurin Mayaki" w:date="2026-01-12T17:01:00Z" w16du:dateUtc="2026-01-12T17:01:00Z"/>
+          <w:del w:id="175" w:author="Alfred Anate Bodurin Mayaki" w:date="2026-01-12T17:01:00Z" w16du:dateUtc="2026-01-12T17:01:00Z"/>
           <w:rFonts w:ascii="CMU Sans Serif" w:hAnsi="CMU Sans Serif" w:cs="CMU Sans Serif"/>
           <w:color w:val="000000" w:themeColor="text1"/>
         </w:rPr>
@@ -7824,7 +7826,7 @@
         </w:rPr>
         <w:t>Theo</w:t>
       </w:r>
-      <w:ins w:id="164" w:author="Alfred Anate Bodurin Mayaki" w:date="2026-01-12T17:01:00Z" w16du:dateUtc="2026-01-12T17:01:00Z">
+      <w:ins w:id="176" w:author="Alfred Anate Bodurin Mayaki" w:date="2026-01-12T17:01:00Z" w16du:dateUtc="2026-01-12T17:01:00Z">
         <w:r>
           <w:rPr>
             <w:rFonts w:ascii="CMU Sans Serif" w:hAnsi="CMU Sans Serif" w:cs="CMU Sans Serif"/>
@@ -7834,7 +7836,7 @@
           <w:t>ry and Signalling Theory</w:t>
         </w:r>
       </w:ins>
-      <w:del w:id="165" w:author="Alfred Anate Bodurin Mayaki" w:date="2026-01-12T17:01:00Z" w16du:dateUtc="2026-01-12T17:01:00Z">
+      <w:del w:id="177" w:author="Alfred Anate Bodurin Mayaki" w:date="2026-01-12T17:01:00Z" w16du:dateUtc="2026-01-12T17:01:00Z">
         <w:r>
           <w:rPr>
             <w:rFonts w:ascii="CMU Sans Serif" w:hAnsi="CMU Sans Serif" w:cs="CMU Sans Serif"/>
@@ -7860,9 +7862,9 @@
         <w:tblLook w:val="04A0" w:firstRow="1" w:lastRow="0" w:firstColumn="1" w:lastColumn="0" w:noHBand="0" w:noVBand="1"/>
       </w:tblPr>
       <w:tblGrid>
-        <w:gridCol w:w="1838"/>
-        <w:gridCol w:w="4116"/>
-        <w:gridCol w:w="3062"/>
+        <w:gridCol w:w="1954"/>
+        <w:gridCol w:w="4057"/>
+        <w:gridCol w:w="3015"/>
       </w:tblGrid>
       <w:tr>
         <w:trPr>
@@ -8135,7 +8137,7 @@
                 <w:szCs w:val="20"/>
               </w:rPr>
             </w:pPr>
-            <w:del w:id="166" w:author="Alfred Anate Bodurin Mayaki" w:date="2026-01-12T16:57:00Z" w16du:dateUtc="2026-01-12T16:57:00Z">
+            <w:del w:id="178" w:author="Alfred Anate Bodurin Mayaki" w:date="2026-01-12T16:57:00Z" w16du:dateUtc="2026-01-12T16:57:00Z">
               <w:r>
                 <w:fldChar w:fldCharType="begin"/>
               </w:r>
@@ -8147,10 +8149,7 @@
               </w:r>
               <w:r>
                 <w:rPr>
-                  <w:rFonts w:ascii="CMU Sans Serif" w:hAnsi="CMU Sans Serif" w:cs="CMU Sans Serif"/>
-                  <w:sz w:val="20"/>
-                  <w:szCs w:val="20"/>
-                  <w:rPrChange w:id="167" w:author="Alfred Anate Bodurin Mayaki" w:date="2026-01-12T16:57:00Z" w16du:dateUtc="2026-01-12T16:57:00Z">
+                  <w:rPrChange w:id="179" w:author="Alfred Anate Bodurin Mayaki" w:date="2026-01-12T16:57:00Z" w16du:dateUtc="2026-01-12T16:57:00Z">
                     <w:rPr>
                       <w:rStyle w:val="Hyperlink"/>
                       <w:rFonts w:ascii="CMU Sans Serif" w:hAnsi="CMU Sans Serif" w:cs="CMU Sans Serif"/>
@@ -8165,13 +8164,10 @@
                 <w:fldChar w:fldCharType="end"/>
               </w:r>
             </w:del>
-            <w:ins w:id="168" w:author="Alfred Anate Bodurin Mayaki" w:date="2026-01-12T16:57:00Z" w16du:dateUtc="2026-01-12T16:57:00Z">
+            <w:ins w:id="180" w:author="Alfred Anate Bodurin Mayaki" w:date="2026-01-12T16:57:00Z" w16du:dateUtc="2026-01-12T16:57:00Z">
               <w:r>
                 <w:rPr>
-                  <w:rFonts w:ascii="CMU Sans Serif" w:hAnsi="CMU Sans Serif" w:cs="CMU Sans Serif"/>
-                  <w:sz w:val="20"/>
-                  <w:szCs w:val="20"/>
-                  <w:rPrChange w:id="169" w:author="Alfred Anate Bodurin Mayaki" w:date="2026-01-12T16:57:00Z" w16du:dateUtc="2026-01-12T16:57:00Z">
+                  <w:rPrChange w:id="181" w:author="Alfred Anate Bodurin Mayaki" w:date="2026-01-12T16:57:00Z" w16du:dateUtc="2026-01-12T16:57:00Z">
                     <w:rPr>
                       <w:rStyle w:val="Hyperlink"/>
                       <w:rFonts w:ascii="CMU Sans Serif" w:hAnsi="CMU Sans Serif" w:cs="CMU Sans Serif"/>
@@ -8200,7 +8196,7 @@
                 <w:szCs w:val="20"/>
               </w:rPr>
             </w:pPr>
-            <w:del w:id="170" w:author="Alfred Anate Bodurin Mayaki" w:date="2026-01-12T16:57:00Z" w16du:dateUtc="2026-01-12T16:57:00Z">
+            <w:del w:id="182" w:author="Alfred Anate Bodurin Mayaki" w:date="2026-01-12T16:57:00Z" w16du:dateUtc="2026-01-12T16:57:00Z">
               <w:r>
                 <w:fldChar w:fldCharType="begin"/>
               </w:r>
@@ -8212,10 +8208,7 @@
               </w:r>
               <w:r>
                 <w:rPr>
-                  <w:rFonts w:ascii="CMU Sans Serif" w:hAnsi="CMU Sans Serif" w:cs="CMU Sans Serif"/>
-                  <w:sz w:val="20"/>
-                  <w:szCs w:val="20"/>
-                  <w:rPrChange w:id="171" w:author="Alfred Anate Bodurin Mayaki" w:date="2026-01-12T16:57:00Z" w16du:dateUtc="2026-01-12T16:57:00Z">
+                  <w:rPrChange w:id="183" w:author="Alfred Anate Bodurin Mayaki" w:date="2026-01-12T16:57:00Z" w16du:dateUtc="2026-01-12T16:57:00Z">
                     <w:rPr>
                       <w:rStyle w:val="Hyperlink"/>
                       <w:rFonts w:ascii="CMU Sans Serif" w:hAnsi="CMU Sans Serif" w:cs="CMU Sans Serif"/>
@@ -8230,13 +8223,10 @@
                 <w:fldChar w:fldCharType="end"/>
               </w:r>
             </w:del>
-            <w:ins w:id="172" w:author="Alfred Anate Bodurin Mayaki" w:date="2026-01-12T16:57:00Z" w16du:dateUtc="2026-01-12T16:57:00Z">
+            <w:ins w:id="184" w:author="Alfred Anate Bodurin Mayaki" w:date="2026-01-12T16:57:00Z" w16du:dateUtc="2026-01-12T16:57:00Z">
               <w:r>
                 <w:rPr>
-                  <w:rFonts w:ascii="CMU Sans Serif" w:hAnsi="CMU Sans Serif" w:cs="CMU Sans Serif"/>
-                  <w:sz w:val="20"/>
-                  <w:szCs w:val="20"/>
-                  <w:rPrChange w:id="173" w:author="Alfred Anate Bodurin Mayaki" w:date="2026-01-12T16:57:00Z" w16du:dateUtc="2026-01-12T16:57:00Z">
+                  <w:rPrChange w:id="185" w:author="Alfred Anate Bodurin Mayaki" w:date="2026-01-12T16:57:00Z" w16du:dateUtc="2026-01-12T16:57:00Z">
                     <w:rPr>
                       <w:rStyle w:val="Hyperlink"/>
                       <w:rFonts w:ascii="CMU Sans Serif" w:hAnsi="CMU Sans Serif" w:cs="CMU Sans Serif"/>
@@ -8265,7 +8255,7 @@
                 <w:szCs w:val="20"/>
               </w:rPr>
             </w:pPr>
-            <w:del w:id="174" w:author="Alfred Anate Bodurin Mayaki" w:date="2026-01-12T16:57:00Z" w16du:dateUtc="2026-01-12T16:57:00Z">
+            <w:del w:id="186" w:author="Alfred Anate Bodurin Mayaki" w:date="2026-01-12T16:57:00Z" w16du:dateUtc="2026-01-12T16:57:00Z">
               <w:r>
                 <w:fldChar w:fldCharType="begin"/>
               </w:r>
@@ -8277,10 +8267,7 @@
               </w:r>
               <w:r>
                 <w:rPr>
-                  <w:rFonts w:ascii="CMU Sans Serif" w:hAnsi="CMU Sans Serif" w:cs="CMU Sans Serif"/>
-                  <w:sz w:val="20"/>
-                  <w:szCs w:val="20"/>
-                  <w:rPrChange w:id="175" w:author="Alfred Anate Bodurin Mayaki" w:date="2026-01-12T16:57:00Z" w16du:dateUtc="2026-01-12T16:57:00Z">
+                  <w:rPrChange w:id="187" w:author="Alfred Anate Bodurin Mayaki" w:date="2026-01-12T16:57:00Z" w16du:dateUtc="2026-01-12T16:57:00Z">
                     <w:rPr>
                       <w:rStyle w:val="Hyperlink"/>
                       <w:rFonts w:ascii="CMU Sans Serif" w:hAnsi="CMU Sans Serif" w:cs="CMU Sans Serif"/>
@@ -8295,13 +8282,10 @@
                 <w:fldChar w:fldCharType="end"/>
               </w:r>
             </w:del>
-            <w:ins w:id="176" w:author="Alfred Anate Bodurin Mayaki" w:date="2026-01-12T16:57:00Z" w16du:dateUtc="2026-01-12T16:57:00Z">
+            <w:ins w:id="188" w:author="Alfred Anate Bodurin Mayaki" w:date="2026-01-12T16:57:00Z" w16du:dateUtc="2026-01-12T16:57:00Z">
               <w:r>
                 <w:rPr>
-                  <w:rFonts w:ascii="CMU Sans Serif" w:hAnsi="CMU Sans Serif" w:cs="CMU Sans Serif"/>
-                  <w:sz w:val="20"/>
-                  <w:szCs w:val="20"/>
-                  <w:rPrChange w:id="177" w:author="Alfred Anate Bodurin Mayaki" w:date="2026-01-12T16:57:00Z" w16du:dateUtc="2026-01-12T16:57:00Z">
+                  <w:rPrChange w:id="189" w:author="Alfred Anate Bodurin Mayaki" w:date="2026-01-12T16:57:00Z" w16du:dateUtc="2026-01-12T16:57:00Z">
                     <w:rPr>
                       <w:rStyle w:val="Hyperlink"/>
                       <w:rFonts w:ascii="CMU Sans Serif" w:hAnsi="CMU Sans Serif" w:cs="CMU Sans Serif"/>
@@ -8402,7 +8386,7 @@
         <w:pStyle w:val="ListParagraph"/>
         <w:jc w:val="both"/>
         <w:rPr>
-          <w:del w:id="178" w:author="Alfred Anate Bodurin Mayaki" w:date="2026-01-12T17:00:00Z" w16du:dateUtc="2026-01-12T17:00:00Z"/>
+          <w:del w:id="190" w:author="Alfred Anate Bodurin Mayaki" w:date="2026-01-12T17:00:00Z" w16du:dateUtc="2026-01-12T17:00:00Z"/>
           <w:rFonts w:ascii="CMU Sans Serif" w:hAnsi="CMU Sans Serif" w:cs="CMU Sans Serif"/>
           <w:color w:val="000000" w:themeColor="text1"/>
           <w:u w:val="single"/>
@@ -8416,11 +8400,11 @@
           <w:rFonts w:ascii="CMU Sans Serif" w:hAnsi="CMU Sans Serif" w:cs="CMU Sans Serif"/>
           <w:color w:val="000000" w:themeColor="text1"/>
           <w:u w:val="single"/>
-          <w:rPrChange w:id="179" w:author="Alfred Anate Bodurin Mayaki" w:date="2026-01-12T17:00:00Z" w16du:dateUtc="2026-01-12T17:00:00Z">
+          <w:rPrChange w:id="191" w:author="Alfred Anate Bodurin Mayaki" w:date="2026-01-12T17:00:00Z" w16du:dateUtc="2026-01-12T17:00:00Z">
             <w:rPr/>
           </w:rPrChange>
         </w:rPr>
-        <w:pPrChange w:id="180" w:author="Alfred Anate Bodurin Mayaki" w:date="2026-01-12T17:00:00Z" w16du:dateUtc="2026-01-12T17:00:00Z">
+        <w:pPrChange w:id="192" w:author="Alfred Anate Bodurin Mayaki" w:date="2026-01-12T17:00:00Z" w16du:dateUtc="2026-01-12T17:00:00Z">
           <w:pPr>
             <w:pStyle w:val="ListParagraph"/>
             <w:numPr>
@@ -8431,13 +8415,13 @@
           </w:pPr>
         </w:pPrChange>
       </w:pPr>
-      <w:del w:id="181" w:author="Alfred Anate Bodurin Mayaki" w:date="2026-01-12T17:00:00Z" w16du:dateUtc="2026-01-12T17:00:00Z">
+      <w:del w:id="193" w:author="Alfred Anate Bodurin Mayaki" w:date="2026-01-12T17:00:00Z" w16du:dateUtc="2026-01-12T17:00:00Z">
         <w:r>
           <w:rPr>
             <w:rFonts w:ascii="CMU Sans Serif" w:hAnsi="CMU Sans Serif" w:cs="CMU Sans Serif"/>
             <w:color w:val="000000" w:themeColor="text1"/>
             <w:u w:val="single"/>
-            <w:rPrChange w:id="182" w:author="Alfred Anate Bodurin Mayaki" w:date="2026-01-12T17:00:00Z" w16du:dateUtc="2026-01-12T17:00:00Z">
+            <w:rPrChange w:id="194" w:author="Alfred Anate Bodurin Mayaki" w:date="2026-01-12T17:00:00Z" w16du:dateUtc="2026-01-12T17:00:00Z">
               <w:rPr/>
             </w:rPrChange>
           </w:rPr>
@@ -8452,21 +8436,24 @@
         <w:tblLook w:val="04A0" w:firstRow="1" w:lastRow="0" w:firstColumn="1" w:lastColumn="0" w:noHBand="0" w:noVBand="1"/>
       </w:tblPr>
       <w:tblGrid>
-        <w:gridCol w:w="1838"/>
-        <w:gridCol w:w="4172"/>
-        <w:gridCol w:w="3006"/>
-        <w:tblGridChange w:id="183">
+        <w:gridCol w:w="2036"/>
+        <w:gridCol w:w="4063"/>
+        <w:gridCol w:w="2927"/>
+        <w:tblGridChange w:id="195">
           <w:tblGrid>
             <w:gridCol w:w="1838"/>
-            <w:gridCol w:w="4172"/>
-            <w:gridCol w:w="3006"/>
+            <w:gridCol w:w="198"/>
+            <w:gridCol w:w="3974"/>
+            <w:gridCol w:w="89"/>
+            <w:gridCol w:w="2917"/>
+            <w:gridCol w:w="10"/>
           </w:tblGrid>
         </w:tblGridChange>
       </w:tblGrid>
       <w:tr>
         <w:trPr>
           <w:cnfStyle w:val="100000000000" w:firstRow="1" w:lastRow="0" w:firstColumn="0" w:lastColumn="0" w:oddVBand="0" w:evenVBand="0" w:oddHBand="0" w:evenHBand="0" w:firstRowFirstColumn="0" w:firstRowLastColumn="0" w:lastRowFirstColumn="0" w:lastRowLastColumn="0"/>
-          <w:del w:id="184" w:author="Alfred Anate Bodurin Mayaki" w:date="2026-01-12T17:01:00Z" w16du:dateUtc="2026-01-12T17:01:00Z"/>
+          <w:del w:id="196" w:author="Alfred Anate Bodurin Mayaki" w:date="2026-01-12T17:01:00Z"/>
         </w:trPr>
         <w:tc>
           <w:tcPr>
@@ -8477,7 +8464,7 @@
             <w:pPr>
               <w:jc w:val="both"/>
               <w:rPr>
-                <w:del w:id="185" w:author="Alfred Anate Bodurin Mayaki" w:date="2026-01-12T17:01:00Z" w16du:dateUtc="2026-01-12T17:01:00Z"/>
+                <w:del w:id="197" w:author="Alfred Anate Bodurin Mayaki" w:date="2026-01-12T17:01:00Z" w16du:dateUtc="2026-01-12T17:01:00Z"/>
                 <w:rFonts w:ascii="CMU Sans Serif" w:hAnsi="CMU Sans Serif" w:cs="CMU Sans Serif"/>
                 <w:b w:val="0"/>
                 <w:bCs w:val="0"/>
@@ -8486,7 +8473,7 @@
                 <w:szCs w:val="20"/>
               </w:rPr>
             </w:pPr>
-            <w:del w:id="186" w:author="Alfred Anate Bodurin Mayaki" w:date="2026-01-12T17:01:00Z" w16du:dateUtc="2026-01-12T17:01:00Z">
+            <w:del w:id="198" w:author="Alfred Anate Bodurin Mayaki" w:date="2026-01-12T17:01:00Z" w16du:dateUtc="2026-01-12T17:01:00Z">
               <w:r>
                 <w:rPr>
                   <w:rFonts w:ascii="CMU Sans Serif" w:hAnsi="CMU Sans Serif" w:cs="CMU Sans Serif"/>
@@ -8511,7 +8498,7 @@
               <w:jc w:val="both"/>
               <w:cnfStyle w:val="100000000000" w:firstRow="1" w:lastRow="0" w:firstColumn="0" w:lastColumn="0" w:oddVBand="0" w:evenVBand="0" w:oddHBand="0" w:evenHBand="0" w:firstRowFirstColumn="0" w:firstRowLastColumn="0" w:lastRowFirstColumn="0" w:lastRowLastColumn="0"/>
               <w:rPr>
-                <w:del w:id="187" w:author="Alfred Anate Bodurin Mayaki" w:date="2026-01-12T17:01:00Z" w16du:dateUtc="2026-01-12T17:01:00Z"/>
+                <w:del w:id="199" w:author="Alfred Anate Bodurin Mayaki" w:date="2026-01-12T17:01:00Z" w16du:dateUtc="2026-01-12T17:01:00Z"/>
                 <w:rFonts w:ascii="CMU Sans Serif" w:hAnsi="CMU Sans Serif" w:cs="CMU Sans Serif"/>
                 <w:b w:val="0"/>
                 <w:bCs w:val="0"/>
@@ -8520,7 +8507,7 @@
                 <w:szCs w:val="20"/>
               </w:rPr>
             </w:pPr>
-            <w:del w:id="188" w:author="Alfred Anate Bodurin Mayaki" w:date="2026-01-12T17:01:00Z" w16du:dateUtc="2026-01-12T17:01:00Z">
+            <w:del w:id="200" w:author="Alfred Anate Bodurin Mayaki" w:date="2026-01-12T17:01:00Z" w16du:dateUtc="2026-01-12T17:01:00Z">
               <w:r>
                 <w:rPr>
                   <w:rFonts w:ascii="CMU Sans Serif" w:hAnsi="CMU Sans Serif" w:cs="CMU Sans Serif"/>
@@ -8551,7 +8538,7 @@
               <w:jc w:val="both"/>
               <w:cnfStyle w:val="100000000000" w:firstRow="1" w:lastRow="0" w:firstColumn="0" w:lastColumn="0" w:oddVBand="0" w:evenVBand="0" w:oddHBand="0" w:evenHBand="0" w:firstRowFirstColumn="0" w:firstRowLastColumn="0" w:lastRowFirstColumn="0" w:lastRowLastColumn="0"/>
               <w:rPr>
-                <w:del w:id="189" w:author="Alfred Anate Bodurin Mayaki" w:date="2026-01-12T17:01:00Z" w16du:dateUtc="2026-01-12T17:01:00Z"/>
+                <w:del w:id="201" w:author="Alfred Anate Bodurin Mayaki" w:date="2026-01-12T17:01:00Z" w16du:dateUtc="2026-01-12T17:01:00Z"/>
                 <w:rFonts w:ascii="CMU Sans Serif" w:hAnsi="CMU Sans Serif" w:cs="CMU Sans Serif"/>
                 <w:b w:val="0"/>
                 <w:bCs w:val="0"/>
@@ -8560,7 +8547,7 @@
                 <w:szCs w:val="20"/>
               </w:rPr>
             </w:pPr>
-            <w:del w:id="190" w:author="Alfred Anate Bodurin Mayaki" w:date="2026-01-12T17:01:00Z" w16du:dateUtc="2026-01-12T17:01:00Z">
+            <w:del w:id="202" w:author="Alfred Anate Bodurin Mayaki" w:date="2026-01-12T17:01:00Z" w16du:dateUtc="2026-01-12T17:01:00Z">
               <w:r>
                 <w:rPr>
                   <w:rFonts w:ascii="CMU Sans Serif" w:hAnsi="CMU Sans Serif" w:cs="CMU Sans Serif"/>
@@ -8593,7 +8580,7 @@
                 <w:szCs w:val="20"/>
               </w:rPr>
             </w:pPr>
-            <w:del w:id="191" w:author="Alfred Anate Bodurin Mayaki" w:date="2026-01-12T16:57:00Z" w16du:dateUtc="2026-01-12T16:57:00Z">
+            <w:del w:id="203" w:author="Alfred Anate Bodurin Mayaki" w:date="2026-01-12T16:57:00Z" w16du:dateUtc="2026-01-12T16:57:00Z">
               <w:r>
                 <w:fldChar w:fldCharType="begin"/>
               </w:r>
@@ -8605,10 +8592,7 @@
               </w:r>
               <w:r>
                 <w:rPr>
-                  <w:rFonts w:ascii="CMU Sans Serif" w:hAnsi="CMU Sans Serif" w:cs="CMU Sans Serif"/>
-                  <w:sz w:val="20"/>
-                  <w:szCs w:val="20"/>
-                  <w:rPrChange w:id="192" w:author="Alfred Anate Bodurin Mayaki" w:date="2026-01-12T16:57:00Z" w16du:dateUtc="2026-01-12T16:57:00Z">
+                  <w:rPrChange w:id="204" w:author="Alfred Anate Bodurin Mayaki" w:date="2026-01-12T16:57:00Z" w16du:dateUtc="2026-01-12T16:57:00Z">
                     <w:rPr>
                       <w:rStyle w:val="Hyperlink"/>
                       <w:rFonts w:ascii="CMU Sans Serif" w:hAnsi="CMU Sans Serif" w:cs="CMU Sans Serif"/>
@@ -8623,13 +8607,10 @@
                 <w:fldChar w:fldCharType="end"/>
               </w:r>
             </w:del>
-            <w:ins w:id="193" w:author="Alfred Anate Bodurin Mayaki" w:date="2026-01-12T16:57:00Z" w16du:dateUtc="2026-01-12T16:57:00Z">
+            <w:ins w:id="205" w:author="Alfred Anate Bodurin Mayaki" w:date="2026-01-12T16:57:00Z" w16du:dateUtc="2026-01-12T16:57:00Z">
               <w:r>
                 <w:rPr>
-                  <w:rFonts w:ascii="CMU Sans Serif" w:hAnsi="CMU Sans Serif" w:cs="CMU Sans Serif"/>
-                  <w:sz w:val="20"/>
-                  <w:szCs w:val="20"/>
-                  <w:rPrChange w:id="194" w:author="Alfred Anate Bodurin Mayaki" w:date="2026-01-12T16:57:00Z" w16du:dateUtc="2026-01-12T16:57:00Z">
+                  <w:rPrChange w:id="206" w:author="Alfred Anate Bodurin Mayaki" w:date="2026-01-12T16:57:00Z" w16du:dateUtc="2026-01-12T16:57:00Z">
                     <w:rPr>
                       <w:rStyle w:val="Hyperlink"/>
                       <w:rFonts w:ascii="CMU Sans Serif" w:hAnsi="CMU Sans Serif" w:cs="CMU Sans Serif"/>
@@ -8658,7 +8639,7 @@
                 <w:szCs w:val="20"/>
               </w:rPr>
             </w:pPr>
-            <w:del w:id="195" w:author="Alfred Anate Bodurin Mayaki" w:date="2026-01-12T16:57:00Z" w16du:dateUtc="2026-01-12T16:57:00Z">
+            <w:del w:id="207" w:author="Alfred Anate Bodurin Mayaki" w:date="2026-01-12T16:57:00Z" w16du:dateUtc="2026-01-12T16:57:00Z">
               <w:r>
                 <w:fldChar w:fldCharType="begin"/>
               </w:r>
@@ -8670,10 +8651,7 @@
               </w:r>
               <w:r>
                 <w:rPr>
-                  <w:rFonts w:ascii="CMU Sans Serif" w:hAnsi="CMU Sans Serif" w:cs="CMU Sans Serif"/>
-                  <w:sz w:val="20"/>
-                  <w:szCs w:val="20"/>
-                  <w:rPrChange w:id="196" w:author="Alfred Anate Bodurin Mayaki" w:date="2026-01-12T16:57:00Z" w16du:dateUtc="2026-01-12T16:57:00Z">
+                  <w:rPrChange w:id="208" w:author="Alfred Anate Bodurin Mayaki" w:date="2026-01-12T16:57:00Z" w16du:dateUtc="2026-01-12T16:57:00Z">
                     <w:rPr>
                       <w:rStyle w:val="Hyperlink"/>
                       <w:rFonts w:ascii="CMU Sans Serif" w:hAnsi="CMU Sans Serif" w:cs="CMU Sans Serif"/>
@@ -8688,13 +8666,10 @@
                 <w:fldChar w:fldCharType="end"/>
               </w:r>
             </w:del>
-            <w:ins w:id="197" w:author="Alfred Anate Bodurin Mayaki" w:date="2026-01-12T16:57:00Z" w16du:dateUtc="2026-01-12T16:57:00Z">
+            <w:ins w:id="209" w:author="Alfred Anate Bodurin Mayaki" w:date="2026-01-12T16:57:00Z" w16du:dateUtc="2026-01-12T16:57:00Z">
               <w:r>
                 <w:rPr>
-                  <w:rFonts w:ascii="CMU Sans Serif" w:hAnsi="CMU Sans Serif" w:cs="CMU Sans Serif"/>
-                  <w:sz w:val="20"/>
-                  <w:szCs w:val="20"/>
-                  <w:rPrChange w:id="198" w:author="Alfred Anate Bodurin Mayaki" w:date="2026-01-12T16:57:00Z" w16du:dateUtc="2026-01-12T16:57:00Z">
+                  <w:rPrChange w:id="210" w:author="Alfred Anate Bodurin Mayaki" w:date="2026-01-12T16:57:00Z" w16du:dateUtc="2026-01-12T16:57:00Z">
                     <w:rPr>
                       <w:rStyle w:val="Hyperlink"/>
                       <w:rFonts w:ascii="CMU Sans Serif" w:hAnsi="CMU Sans Serif" w:cs="CMU Sans Serif"/>
@@ -8723,7 +8698,7 @@
                 <w:szCs w:val="20"/>
               </w:rPr>
             </w:pPr>
-            <w:del w:id="199" w:author="Alfred Anate Bodurin Mayaki" w:date="2026-01-12T16:58:00Z" w16du:dateUtc="2026-01-12T16:58:00Z">
+            <w:del w:id="211" w:author="Alfred Anate Bodurin Mayaki" w:date="2026-01-12T16:58:00Z" w16du:dateUtc="2026-01-12T16:58:00Z">
               <w:r>
                 <w:fldChar w:fldCharType="begin"/>
               </w:r>
@@ -8735,10 +8710,7 @@
               </w:r>
               <w:r>
                 <w:rPr>
-                  <w:rFonts w:ascii="CMU Sans Serif" w:hAnsi="CMU Sans Serif" w:cs="CMU Sans Serif"/>
-                  <w:sz w:val="20"/>
-                  <w:szCs w:val="20"/>
-                  <w:rPrChange w:id="200" w:author="Alfred Anate Bodurin Mayaki" w:date="2026-01-12T16:58:00Z" w16du:dateUtc="2026-01-12T16:58:00Z">
+                  <w:rPrChange w:id="212" w:author="Alfred Anate Bodurin Mayaki" w:date="2026-01-12T16:58:00Z" w16du:dateUtc="2026-01-12T16:58:00Z">
                     <w:rPr>
                       <w:rStyle w:val="Hyperlink"/>
                       <w:rFonts w:ascii="CMU Sans Serif" w:hAnsi="CMU Sans Serif" w:cs="CMU Sans Serif"/>
@@ -8753,13 +8725,10 @@
                 <w:fldChar w:fldCharType="end"/>
               </w:r>
             </w:del>
-            <w:ins w:id="201" w:author="Alfred Anate Bodurin Mayaki" w:date="2026-01-12T16:58:00Z" w16du:dateUtc="2026-01-12T16:58:00Z">
+            <w:ins w:id="213" w:author="Alfred Anate Bodurin Mayaki" w:date="2026-01-12T16:58:00Z" w16du:dateUtc="2026-01-12T16:58:00Z">
               <w:r>
                 <w:rPr>
-                  <w:rFonts w:ascii="CMU Sans Serif" w:hAnsi="CMU Sans Serif" w:cs="CMU Sans Serif"/>
-                  <w:sz w:val="20"/>
-                  <w:szCs w:val="20"/>
-                  <w:rPrChange w:id="202" w:author="Alfred Anate Bodurin Mayaki" w:date="2026-01-12T16:58:00Z" w16du:dateUtc="2026-01-12T16:58:00Z">
+                  <w:rPrChange w:id="214" w:author="Alfred Anate Bodurin Mayaki" w:date="2026-01-12T16:58:00Z" w16du:dateUtc="2026-01-12T16:58:00Z">
                     <w:rPr>
                       <w:rStyle w:val="Hyperlink"/>
                       <w:rFonts w:ascii="CMU Sans Serif" w:hAnsi="CMU Sans Serif" w:cs="CMU Sans Serif"/>
@@ -8873,7 +8842,7 @@
                 <w:szCs w:val="20"/>
               </w:rPr>
             </w:pPr>
-            <w:del w:id="203" w:author="Alfred Anate Bodurin Mayaki" w:date="2026-01-12T16:57:00Z" w16du:dateUtc="2026-01-12T16:57:00Z">
+            <w:del w:id="215" w:author="Alfred Anate Bodurin Mayaki" w:date="2026-01-12T16:57:00Z" w16du:dateUtc="2026-01-12T16:57:00Z">
               <w:r>
                 <w:fldChar w:fldCharType="begin"/>
               </w:r>
@@ -8885,10 +8854,7 @@
               </w:r>
               <w:r>
                 <w:rPr>
-                  <w:rFonts w:ascii="CMU Sans Serif" w:hAnsi="CMU Sans Serif" w:cs="CMU Sans Serif"/>
-                  <w:sz w:val="20"/>
-                  <w:szCs w:val="20"/>
-                  <w:rPrChange w:id="204" w:author="Alfred Anate Bodurin Mayaki" w:date="2026-01-12T16:57:00Z" w16du:dateUtc="2026-01-12T16:57:00Z">
+                  <w:rPrChange w:id="216" w:author="Alfred Anate Bodurin Mayaki" w:date="2026-01-12T16:57:00Z" w16du:dateUtc="2026-01-12T16:57:00Z">
                     <w:rPr>
                       <w:rStyle w:val="Hyperlink"/>
                       <w:rFonts w:ascii="CMU Sans Serif" w:hAnsi="CMU Sans Serif" w:cs="CMU Sans Serif"/>
@@ -8903,13 +8869,10 @@
                 <w:fldChar w:fldCharType="end"/>
               </w:r>
             </w:del>
-            <w:ins w:id="205" w:author="Alfred Anate Bodurin Mayaki" w:date="2026-01-12T16:57:00Z" w16du:dateUtc="2026-01-12T16:57:00Z">
+            <w:ins w:id="217" w:author="Alfred Anate Bodurin Mayaki" w:date="2026-01-12T16:57:00Z" w16du:dateUtc="2026-01-12T16:57:00Z">
               <w:r>
                 <w:rPr>
-                  <w:rFonts w:ascii="CMU Sans Serif" w:hAnsi="CMU Sans Serif" w:cs="CMU Sans Serif"/>
-                  <w:sz w:val="20"/>
-                  <w:szCs w:val="20"/>
-                  <w:rPrChange w:id="206" w:author="Alfred Anate Bodurin Mayaki" w:date="2026-01-12T16:57:00Z" w16du:dateUtc="2026-01-12T16:57:00Z">
+                  <w:rPrChange w:id="218" w:author="Alfred Anate Bodurin Mayaki" w:date="2026-01-12T16:57:00Z" w16du:dateUtc="2026-01-12T16:57:00Z">
                     <w:rPr>
                       <w:rStyle w:val="Hyperlink"/>
                       <w:rFonts w:ascii="CMU Sans Serif" w:hAnsi="CMU Sans Serif" w:cs="CMU Sans Serif"/>
@@ -8938,7 +8901,7 @@
                 <w:szCs w:val="20"/>
               </w:rPr>
             </w:pPr>
-            <w:del w:id="207" w:author="Alfred Anate Bodurin Mayaki" w:date="2026-01-12T16:57:00Z" w16du:dateUtc="2026-01-12T16:57:00Z">
+            <w:del w:id="219" w:author="Alfred Anate Bodurin Mayaki" w:date="2026-01-12T16:57:00Z" w16du:dateUtc="2026-01-12T16:57:00Z">
               <w:r>
                 <w:fldChar w:fldCharType="begin"/>
               </w:r>
@@ -8950,10 +8913,7 @@
               </w:r>
               <w:r>
                 <w:rPr>
-                  <w:rFonts w:ascii="CMU Sans Serif" w:hAnsi="CMU Sans Serif" w:cs="CMU Sans Serif"/>
-                  <w:sz w:val="20"/>
-                  <w:szCs w:val="20"/>
-                  <w:rPrChange w:id="208" w:author="Alfred Anate Bodurin Mayaki" w:date="2026-01-12T16:57:00Z" w16du:dateUtc="2026-01-12T16:57:00Z">
+                  <w:rPrChange w:id="220" w:author="Alfred Anate Bodurin Mayaki" w:date="2026-01-12T16:57:00Z" w16du:dateUtc="2026-01-12T16:57:00Z">
                     <w:rPr>
                       <w:rStyle w:val="Hyperlink"/>
                       <w:rFonts w:ascii="CMU Sans Serif" w:hAnsi="CMU Sans Serif" w:cs="CMU Sans Serif"/>
@@ -8968,13 +8928,10 @@
                 <w:fldChar w:fldCharType="end"/>
               </w:r>
             </w:del>
-            <w:ins w:id="209" w:author="Alfred Anate Bodurin Mayaki" w:date="2026-01-12T16:57:00Z" w16du:dateUtc="2026-01-12T16:57:00Z">
+            <w:ins w:id="221" w:author="Alfred Anate Bodurin Mayaki" w:date="2026-01-12T16:57:00Z" w16du:dateUtc="2026-01-12T16:57:00Z">
               <w:r>
                 <w:rPr>
-                  <w:rFonts w:ascii="CMU Sans Serif" w:hAnsi="CMU Sans Serif" w:cs="CMU Sans Serif"/>
-                  <w:sz w:val="20"/>
-                  <w:szCs w:val="20"/>
-                  <w:rPrChange w:id="210" w:author="Alfred Anate Bodurin Mayaki" w:date="2026-01-12T16:57:00Z" w16du:dateUtc="2026-01-12T16:57:00Z">
+                  <w:rPrChange w:id="222" w:author="Alfred Anate Bodurin Mayaki" w:date="2026-01-12T16:57:00Z" w16du:dateUtc="2026-01-12T16:57:00Z">
                     <w:rPr>
                       <w:rStyle w:val="Hyperlink"/>
                       <w:rFonts w:ascii="CMU Sans Serif" w:hAnsi="CMU Sans Serif" w:cs="CMU Sans Serif"/>
@@ -9003,7 +8960,7 @@
                 <w:szCs w:val="20"/>
               </w:rPr>
             </w:pPr>
-            <w:del w:id="211" w:author="Alfred Anate Bodurin Mayaki" w:date="2026-01-12T16:58:00Z" w16du:dateUtc="2026-01-12T16:58:00Z">
+            <w:del w:id="223" w:author="Alfred Anate Bodurin Mayaki" w:date="2026-01-12T16:58:00Z" w16du:dateUtc="2026-01-12T16:58:00Z">
               <w:r>
                 <w:fldChar w:fldCharType="begin"/>
               </w:r>
@@ -9015,10 +8972,7 @@
               </w:r>
               <w:r>
                 <w:rPr>
-                  <w:rFonts w:ascii="CMU Sans Serif" w:hAnsi="CMU Sans Serif" w:cs="CMU Sans Serif"/>
-                  <w:sz w:val="20"/>
-                  <w:szCs w:val="20"/>
-                  <w:rPrChange w:id="212" w:author="Alfred Anate Bodurin Mayaki" w:date="2026-01-12T16:58:00Z" w16du:dateUtc="2026-01-12T16:58:00Z">
+                  <w:rPrChange w:id="224" w:author="Alfred Anate Bodurin Mayaki" w:date="2026-01-12T16:58:00Z" w16du:dateUtc="2026-01-12T16:58:00Z">
                     <w:rPr>
                       <w:rStyle w:val="Hyperlink"/>
                       <w:rFonts w:ascii="CMU Sans Serif" w:hAnsi="CMU Sans Serif" w:cs="CMU Sans Serif"/>
@@ -9033,13 +8987,10 @@
                 <w:fldChar w:fldCharType="end"/>
               </w:r>
             </w:del>
-            <w:ins w:id="213" w:author="Alfred Anate Bodurin Mayaki" w:date="2026-01-12T16:58:00Z" w16du:dateUtc="2026-01-12T16:58:00Z">
+            <w:ins w:id="225" w:author="Alfred Anate Bodurin Mayaki" w:date="2026-01-12T16:58:00Z" w16du:dateUtc="2026-01-12T16:58:00Z">
               <w:r>
                 <w:rPr>
-                  <w:rFonts w:ascii="CMU Sans Serif" w:hAnsi="CMU Sans Serif" w:cs="CMU Sans Serif"/>
-                  <w:sz w:val="20"/>
-                  <w:szCs w:val="20"/>
-                  <w:rPrChange w:id="214" w:author="Alfred Anate Bodurin Mayaki" w:date="2026-01-12T16:58:00Z" w16du:dateUtc="2026-01-12T16:58:00Z">
+                  <w:rPrChange w:id="226" w:author="Alfred Anate Bodurin Mayaki" w:date="2026-01-12T16:58:00Z" w16du:dateUtc="2026-01-12T16:58:00Z">
                     <w:rPr>
                       <w:rStyle w:val="Hyperlink"/>
                       <w:rFonts w:ascii="CMU Sans Serif" w:hAnsi="CMU Sans Serif" w:cs="CMU Sans Serif"/>
@@ -9153,7 +9104,7 @@
                 <w:szCs w:val="20"/>
               </w:rPr>
             </w:pPr>
-            <w:del w:id="215" w:author="Alfred Anate Bodurin Mayaki" w:date="2026-01-12T16:57:00Z" w16du:dateUtc="2026-01-12T16:57:00Z">
+            <w:del w:id="227" w:author="Alfred Anate Bodurin Mayaki" w:date="2026-01-12T16:57:00Z" w16du:dateUtc="2026-01-12T16:57:00Z">
               <w:r>
                 <w:fldChar w:fldCharType="begin"/>
               </w:r>
@@ -9165,10 +9116,7 @@
               </w:r>
               <w:r>
                 <w:rPr>
-                  <w:rFonts w:ascii="CMU Sans Serif" w:hAnsi="CMU Sans Serif" w:cs="CMU Sans Serif"/>
-                  <w:sz w:val="20"/>
-                  <w:szCs w:val="20"/>
-                  <w:rPrChange w:id="216" w:author="Alfred Anate Bodurin Mayaki" w:date="2026-01-12T16:57:00Z" w16du:dateUtc="2026-01-12T16:57:00Z">
+                  <w:rPrChange w:id="228" w:author="Alfred Anate Bodurin Mayaki" w:date="2026-01-12T16:57:00Z" w16du:dateUtc="2026-01-12T16:57:00Z">
                     <w:rPr>
                       <w:rStyle w:val="Hyperlink"/>
                       <w:rFonts w:ascii="CMU Sans Serif" w:hAnsi="CMU Sans Serif" w:cs="CMU Sans Serif"/>
@@ -9183,13 +9131,10 @@
                 <w:fldChar w:fldCharType="end"/>
               </w:r>
             </w:del>
-            <w:ins w:id="217" w:author="Alfred Anate Bodurin Mayaki" w:date="2026-01-12T16:57:00Z" w16du:dateUtc="2026-01-12T16:57:00Z">
+            <w:ins w:id="229" w:author="Alfred Anate Bodurin Mayaki" w:date="2026-01-12T16:57:00Z" w16du:dateUtc="2026-01-12T16:57:00Z">
               <w:r>
                 <w:rPr>
-                  <w:rFonts w:ascii="CMU Sans Serif" w:hAnsi="CMU Sans Serif" w:cs="CMU Sans Serif"/>
-                  <w:sz w:val="20"/>
-                  <w:szCs w:val="20"/>
-                  <w:rPrChange w:id="218" w:author="Alfred Anate Bodurin Mayaki" w:date="2026-01-12T16:57:00Z" w16du:dateUtc="2026-01-12T16:57:00Z">
+                  <w:rPrChange w:id="230" w:author="Alfred Anate Bodurin Mayaki" w:date="2026-01-12T16:57:00Z" w16du:dateUtc="2026-01-12T16:57:00Z">
                     <w:rPr>
                       <w:rStyle w:val="Hyperlink"/>
                       <w:rFonts w:ascii="CMU Sans Serif" w:hAnsi="CMU Sans Serif" w:cs="CMU Sans Serif"/>
@@ -9218,7 +9163,7 @@
                 <w:szCs w:val="20"/>
               </w:rPr>
             </w:pPr>
-            <w:del w:id="219" w:author="Alfred Anate Bodurin Mayaki" w:date="2026-01-12T16:57:00Z" w16du:dateUtc="2026-01-12T16:57:00Z">
+            <w:del w:id="231" w:author="Alfred Anate Bodurin Mayaki" w:date="2026-01-12T16:57:00Z" w16du:dateUtc="2026-01-12T16:57:00Z">
               <w:r>
                 <w:fldChar w:fldCharType="begin"/>
               </w:r>
@@ -9230,10 +9175,7 @@
               </w:r>
               <w:r>
                 <w:rPr>
-                  <w:rFonts w:ascii="CMU Sans Serif" w:hAnsi="CMU Sans Serif" w:cs="CMU Sans Serif"/>
-                  <w:sz w:val="20"/>
-                  <w:szCs w:val="20"/>
-                  <w:rPrChange w:id="220" w:author="Alfred Anate Bodurin Mayaki" w:date="2026-01-12T16:57:00Z" w16du:dateUtc="2026-01-12T16:57:00Z">
+                  <w:rPrChange w:id="232" w:author="Alfred Anate Bodurin Mayaki" w:date="2026-01-12T16:57:00Z" w16du:dateUtc="2026-01-12T16:57:00Z">
                     <w:rPr>
                       <w:rStyle w:val="Hyperlink"/>
                       <w:rFonts w:ascii="CMU Sans Serif" w:hAnsi="CMU Sans Serif" w:cs="CMU Sans Serif"/>
@@ -9248,13 +9190,10 @@
                 <w:fldChar w:fldCharType="end"/>
               </w:r>
             </w:del>
-            <w:ins w:id="221" w:author="Alfred Anate Bodurin Mayaki" w:date="2026-01-12T16:57:00Z" w16du:dateUtc="2026-01-12T16:57:00Z">
+            <w:ins w:id="233" w:author="Alfred Anate Bodurin Mayaki" w:date="2026-01-12T16:57:00Z" w16du:dateUtc="2026-01-12T16:57:00Z">
               <w:r>
                 <w:rPr>
-                  <w:rFonts w:ascii="CMU Sans Serif" w:hAnsi="CMU Sans Serif" w:cs="CMU Sans Serif"/>
-                  <w:sz w:val="20"/>
-                  <w:szCs w:val="20"/>
-                  <w:rPrChange w:id="222" w:author="Alfred Anate Bodurin Mayaki" w:date="2026-01-12T16:57:00Z" w16du:dateUtc="2026-01-12T16:57:00Z">
+                  <w:rPrChange w:id="234" w:author="Alfred Anate Bodurin Mayaki" w:date="2026-01-12T16:57:00Z" w16du:dateUtc="2026-01-12T16:57:00Z">
                     <w:rPr>
                       <w:rStyle w:val="Hyperlink"/>
                       <w:rFonts w:ascii="CMU Sans Serif" w:hAnsi="CMU Sans Serif" w:cs="CMU Sans Serif"/>
@@ -9283,7 +9222,7 @@
                 <w:szCs w:val="20"/>
               </w:rPr>
             </w:pPr>
-            <w:del w:id="223" w:author="Alfred Anate Bodurin Mayaki" w:date="2026-01-12T16:58:00Z" w16du:dateUtc="2026-01-12T16:58:00Z">
+            <w:del w:id="235" w:author="Alfred Anate Bodurin Mayaki" w:date="2026-01-12T16:58:00Z" w16du:dateUtc="2026-01-12T16:58:00Z">
               <w:r>
                 <w:fldChar w:fldCharType="begin"/>
               </w:r>
@@ -9295,10 +9234,7 @@
               </w:r>
               <w:r>
                 <w:rPr>
-                  <w:rFonts w:ascii="CMU Sans Serif" w:hAnsi="CMU Sans Serif" w:cs="CMU Sans Serif"/>
-                  <w:sz w:val="20"/>
-                  <w:szCs w:val="20"/>
-                  <w:rPrChange w:id="224" w:author="Alfred Anate Bodurin Mayaki" w:date="2026-01-12T16:58:00Z" w16du:dateUtc="2026-01-12T16:58:00Z">
+                  <w:rPrChange w:id="236" w:author="Alfred Anate Bodurin Mayaki" w:date="2026-01-12T16:58:00Z" w16du:dateUtc="2026-01-12T16:58:00Z">
                     <w:rPr>
                       <w:rStyle w:val="Hyperlink"/>
                       <w:rFonts w:ascii="CMU Sans Serif" w:hAnsi="CMU Sans Serif" w:cs="CMU Sans Serif"/>
@@ -9313,13 +9249,10 @@
                 <w:fldChar w:fldCharType="end"/>
               </w:r>
             </w:del>
-            <w:ins w:id="225" w:author="Alfred Anate Bodurin Mayaki" w:date="2026-01-12T16:58:00Z" w16du:dateUtc="2026-01-12T16:58:00Z">
+            <w:ins w:id="237" w:author="Alfred Anate Bodurin Mayaki" w:date="2026-01-12T16:58:00Z" w16du:dateUtc="2026-01-12T16:58:00Z">
               <w:r>
                 <w:rPr>
-                  <w:rFonts w:ascii="CMU Sans Serif" w:hAnsi="CMU Sans Serif" w:cs="CMU Sans Serif"/>
-                  <w:sz w:val="20"/>
-                  <w:szCs w:val="20"/>
-                  <w:rPrChange w:id="226" w:author="Alfred Anate Bodurin Mayaki" w:date="2026-01-12T16:58:00Z" w16du:dateUtc="2026-01-12T16:58:00Z">
+                  <w:rPrChange w:id="238" w:author="Alfred Anate Bodurin Mayaki" w:date="2026-01-12T16:58:00Z" w16du:dateUtc="2026-01-12T16:58:00Z">
                     <w:rPr>
                       <w:rStyle w:val="Hyperlink"/>
                       <w:rFonts w:ascii="CMU Sans Serif" w:hAnsi="CMU Sans Serif" w:cs="CMU Sans Serif"/>
@@ -9337,7 +9270,7 @@
       <w:tr>
         <w:tblPrEx>
           <w:tblW w:w="0" w:type="auto"/>
-          <w:tblPrExChange w:id="227" w:author="Alfred Anate Bodurin Mayaki" w:date="2026-01-12T16:56:00Z" w16du:dateUtc="2026-01-12T16:56:00Z">
+          <w:tblPrExChange w:id="239" w:author="Alfred Anate Bodurin Mayaki" w:date="2026-01-12T16:56:00Z" w16du:dateUtc="2026-01-12T16:56:00Z">
             <w:tblPrEx>
               <w:tblW w:w="0" w:type="auto"/>
             </w:tblPrEx>
@@ -9345,12 +9278,17 @@
         </w:tblPrEx>
         <w:trPr>
           <w:trHeight w:val="80"/>
+          <w:trPrChange w:id="240" w:author="Alfred Anate Bodurin Mayaki" w:date="2026-01-12T16:56:00Z" w16du:dateUtc="2026-01-12T16:56:00Z">
+            <w:trPr>
+              <w:gridAfter w:val="0"/>
+            </w:trPr>
+          </w:trPrChange>
         </w:trPr>
         <w:tc>
           <w:tcPr>
             <w:cnfStyle w:val="001000000000" w:firstRow="0" w:lastRow="0" w:firstColumn="1" w:lastColumn="0" w:oddVBand="0" w:evenVBand="0" w:oddHBand="0" w:evenHBand="0" w:firstRowFirstColumn="0" w:firstRowLastColumn="0" w:lastRowFirstColumn="0" w:lastRowLastColumn="0"/>
             <w:tcW w:w="1838" w:type="dxa"/>
-            <w:tcPrChange w:id="228" w:author="Alfred Anate Bodurin Mayaki" w:date="2026-01-12T16:56:00Z" w16du:dateUtc="2026-01-12T16:56:00Z">
+            <w:tcPrChange w:id="241" w:author="Alfred Anate Bodurin Mayaki" w:date="2026-01-12T16:56:00Z" w16du:dateUtc="2026-01-12T16:56:00Z">
               <w:tcPr>
                 <w:tcW w:w="1838" w:type="dxa"/>
               </w:tcPr>
@@ -9380,9 +9318,10 @@
         <w:tc>
           <w:tcPr>
             <w:tcW w:w="4172" w:type="dxa"/>
-            <w:tcPrChange w:id="229" w:author="Alfred Anate Bodurin Mayaki" w:date="2026-01-12T16:56:00Z" w16du:dateUtc="2026-01-12T16:56:00Z">
+            <w:tcPrChange w:id="242" w:author="Alfred Anate Bodurin Mayaki" w:date="2026-01-12T16:56:00Z" w16du:dateUtc="2026-01-12T16:56:00Z">
               <w:tcPr>
                 <w:tcW w:w="4172" w:type="dxa"/>
+                <w:gridSpan w:val="2"/>
               </w:tcPr>
             </w:tcPrChange>
           </w:tcPr>
@@ -9411,9 +9350,10 @@
         <w:tc>
           <w:tcPr>
             <w:tcW w:w="3006" w:type="dxa"/>
-            <w:tcPrChange w:id="230" w:author="Alfred Anate Bodurin Mayaki" w:date="2026-01-12T16:56:00Z" w16du:dateUtc="2026-01-12T16:56:00Z">
+            <w:tcPrChange w:id="243" w:author="Alfred Anate Bodurin Mayaki" w:date="2026-01-12T16:56:00Z" w16du:dateUtc="2026-01-12T16:56:00Z">
               <w:tcPr>
                 <w:tcW w:w="3006" w:type="dxa"/>
+                <w:gridSpan w:val="2"/>
               </w:tcPr>
             </w:tcPrChange>
           </w:tcPr>
@@ -9487,7 +9427,7 @@
                 <w:szCs w:val="20"/>
               </w:rPr>
             </w:pPr>
-            <w:del w:id="231" w:author="Alfred Anate Bodurin Mayaki" w:date="2026-01-12T16:58:00Z" w16du:dateUtc="2026-01-12T16:58:00Z">
+            <w:del w:id="244" w:author="Alfred Anate Bodurin Mayaki" w:date="2026-01-12T16:58:00Z" w16du:dateUtc="2026-01-12T16:58:00Z">
               <w:r>
                 <w:fldChar w:fldCharType="begin"/>
               </w:r>
@@ -9499,10 +9439,7 @@
               </w:r>
               <w:r>
                 <w:rPr>
-                  <w:rFonts w:ascii="CMU Sans Serif" w:hAnsi="CMU Sans Serif" w:cs="CMU Sans Serif"/>
-                  <w:sz w:val="20"/>
-                  <w:szCs w:val="20"/>
-                  <w:rPrChange w:id="232" w:author="Alfred Anate Bodurin Mayaki" w:date="2026-01-12T16:58:00Z" w16du:dateUtc="2026-01-12T16:58:00Z">
+                  <w:rPrChange w:id="245" w:author="Alfred Anate Bodurin Mayaki" w:date="2026-01-12T16:58:00Z" w16du:dateUtc="2026-01-12T16:58:00Z">
                     <w:rPr>
                       <w:rStyle w:val="Hyperlink"/>
                       <w:rFonts w:ascii="CMU Sans Serif" w:hAnsi="CMU Sans Serif" w:cs="CMU Sans Serif"/>
@@ -9517,13 +9454,10 @@
                 <w:fldChar w:fldCharType="end"/>
               </w:r>
             </w:del>
-            <w:ins w:id="233" w:author="Alfred Anate Bodurin Mayaki" w:date="2026-01-12T16:58:00Z" w16du:dateUtc="2026-01-12T16:58:00Z">
+            <w:ins w:id="246" w:author="Alfred Anate Bodurin Mayaki" w:date="2026-01-12T16:58:00Z" w16du:dateUtc="2026-01-12T16:58:00Z">
               <w:r>
                 <w:rPr>
-                  <w:rFonts w:ascii="CMU Sans Serif" w:hAnsi="CMU Sans Serif" w:cs="CMU Sans Serif"/>
-                  <w:sz w:val="20"/>
-                  <w:szCs w:val="20"/>
-                  <w:rPrChange w:id="234" w:author="Alfred Anate Bodurin Mayaki" w:date="2026-01-12T16:58:00Z" w16du:dateUtc="2026-01-12T16:58:00Z">
+                  <w:rPrChange w:id="247" w:author="Alfred Anate Bodurin Mayaki" w:date="2026-01-12T16:58:00Z" w16du:dateUtc="2026-01-12T16:58:00Z">
                     <w:rPr>
                       <w:rStyle w:val="Hyperlink"/>
                       <w:rFonts w:ascii="CMU Sans Serif" w:hAnsi="CMU Sans Serif" w:cs="CMU Sans Serif"/>
@@ -9552,7 +9486,7 @@
                 <w:szCs w:val="20"/>
               </w:rPr>
             </w:pPr>
-            <w:del w:id="235" w:author="Alfred Anate Bodurin Mayaki" w:date="2026-01-12T16:58:00Z" w16du:dateUtc="2026-01-12T16:58:00Z">
+            <w:del w:id="248" w:author="Alfred Anate Bodurin Mayaki" w:date="2026-01-12T16:58:00Z" w16du:dateUtc="2026-01-12T16:58:00Z">
               <w:r>
                 <w:fldChar w:fldCharType="begin"/>
               </w:r>
@@ -9564,10 +9498,7 @@
               </w:r>
               <w:r>
                 <w:rPr>
-                  <w:rFonts w:ascii="CMU Sans Serif" w:hAnsi="CMU Sans Serif" w:cs="CMU Sans Serif"/>
-                  <w:sz w:val="20"/>
-                  <w:szCs w:val="20"/>
-                  <w:rPrChange w:id="236" w:author="Alfred Anate Bodurin Mayaki" w:date="2026-01-12T16:58:00Z" w16du:dateUtc="2026-01-12T16:58:00Z">
+                  <w:rPrChange w:id="249" w:author="Alfred Anate Bodurin Mayaki" w:date="2026-01-12T16:58:00Z" w16du:dateUtc="2026-01-12T16:58:00Z">
                     <w:rPr>
                       <w:rStyle w:val="Hyperlink"/>
                       <w:rFonts w:ascii="CMU Sans Serif" w:hAnsi="CMU Sans Serif" w:cs="CMU Sans Serif"/>
@@ -9582,13 +9513,10 @@
                 <w:fldChar w:fldCharType="end"/>
               </w:r>
             </w:del>
-            <w:ins w:id="237" w:author="Alfred Anate Bodurin Mayaki" w:date="2026-01-12T16:58:00Z" w16du:dateUtc="2026-01-12T16:58:00Z">
+            <w:ins w:id="250" w:author="Alfred Anate Bodurin Mayaki" w:date="2026-01-12T16:58:00Z" w16du:dateUtc="2026-01-12T16:58:00Z">
               <w:r>
                 <w:rPr>
-                  <w:rFonts w:ascii="CMU Sans Serif" w:hAnsi="CMU Sans Serif" w:cs="CMU Sans Serif"/>
-                  <w:sz w:val="20"/>
-                  <w:szCs w:val="20"/>
-                  <w:rPrChange w:id="238" w:author="Alfred Anate Bodurin Mayaki" w:date="2026-01-12T16:58:00Z" w16du:dateUtc="2026-01-12T16:58:00Z">
+                  <w:rPrChange w:id="251" w:author="Alfred Anate Bodurin Mayaki" w:date="2026-01-12T16:58:00Z" w16du:dateUtc="2026-01-12T16:58:00Z">
                     <w:rPr>
                       <w:rStyle w:val="Hyperlink"/>
                       <w:rFonts w:ascii="CMU Sans Serif" w:hAnsi="CMU Sans Serif" w:cs="CMU Sans Serif"/>
@@ -9710,7 +9638,7 @@
         <w:contextualSpacing/>
         <w:jc w:val="both"/>
         <w:rPr>
-          <w:ins w:id="239" w:author="Alfred Anate Bodurin Mayaki" w:date="2026-01-12T17:01:00Z" w16du:dateUtc="2026-01-12T17:01:00Z"/>
+          <w:ins w:id="252" w:author="Alfred Anate Bodurin Mayaki" w:date="2026-01-12T17:01:00Z" w16du:dateUtc="2026-01-12T17:01:00Z"/>
           <w:rStyle w:val="Strong"/>
           <w:rFonts w:ascii="CMU Sans Serif" w:hAnsi="CMU Sans Serif" w:cs="CMU Sans Serif"/>
           <w:b w:val="0"/>
@@ -9718,7 +9646,7 @@
           <w:color w:val="000000" w:themeColor="text1"/>
         </w:rPr>
       </w:pPr>
-      <w:bookmarkStart w:id="240" w:name="_Toc216632810"/>
+      <w:bookmarkStart w:id="253" w:name="_Toc216632810"/>
     </w:p>
     <w:p>
       <w:pPr>
@@ -9733,7 +9661,7 @@
           <w:color w:val="000000" w:themeColor="text1"/>
         </w:rPr>
       </w:pPr>
-      <w:bookmarkStart w:id="241" w:name="_Toc219130666"/>
+      <w:bookmarkStart w:id="254" w:name="_Toc219130666"/>
       <w:r>
         <w:rPr>
           <w:rStyle w:val="Strong"/>
@@ -9754,7 +9682,7 @@
         </w:rPr>
         <w:t>Explicating my Literature Review 2</w:t>
       </w:r>
-      <w:bookmarkEnd w:id="240"/>
+      <w:bookmarkEnd w:id="253"/>
       <w:r>
         <w:rPr>
           <w:rStyle w:val="Strong"/>
@@ -9765,7 +9693,7 @@
         </w:rPr>
         <w:t xml:space="preserve"> – Signalling Theory</w:t>
       </w:r>
-      <w:bookmarkEnd w:id="241"/>
+      <w:bookmarkEnd w:id="254"/>
     </w:p>
     <w:p>
       <w:pPr>
@@ -9824,6 +9752,7 @@
           <w:sz w:val="20"/>
           <w:szCs w:val="20"/>
         </w:rPr>
+        <w:lastRenderedPageBreak/>
         <w:t>Spence (1973): Theoretical</w:t>
       </w:r>
       <w:r>
@@ -9903,7 +9832,6 @@
           <w:sz w:val="20"/>
           <w:szCs w:val="20"/>
         </w:rPr>
-        <w:lastRenderedPageBreak/>
         <w:t xml:space="preserve">As per Brown and Sessions (2004), there is often an element of informational asymmetry; full knowledge of the workers capability in the job prior to lottery is rarely </w:t>
       </w:r>
       <w:r>
@@ -10906,6 +10834,7 @@
           <w:sz w:val="20"/>
           <w:szCs w:val="20"/>
         </w:rPr>
+        <w:lastRenderedPageBreak/>
         <w:t xml:space="preserve">Acknowledges limitations of cross-sectional methodology and calls for </w:t>
       </w:r>
       <w:r>
@@ -10970,7 +10899,6 @@
           <w:sz w:val="20"/>
           <w:szCs w:val="20"/>
         </w:rPr>
-        <w:lastRenderedPageBreak/>
         <w:t xml:space="preserve">Touches on </w:t>
       </w:r>
       <w:r>
@@ -11135,7 +11063,7 @@
           <w:color w:val="000000" w:themeColor="text1"/>
         </w:rPr>
       </w:pPr>
-      <w:bookmarkStart w:id="242" w:name="_Toc219130667"/>
+      <w:bookmarkStart w:id="255" w:name="_Toc219130667"/>
       <w:r>
         <w:rPr>
           <w:rStyle w:val="Strong"/>
@@ -11166,7 +11094,7 @@
         </w:rPr>
         <w:t>3 – Recruitment &amp; Selection</w:t>
       </w:r>
-      <w:bookmarkEnd w:id="242"/>
+      <w:bookmarkEnd w:id="255"/>
     </w:p>
     <w:p>
       <w:pPr>
@@ -11221,7 +11149,7 @@
         </w:numPr>
         <w:jc w:val="both"/>
         <w:rPr>
-          <w:del w:id="243" w:author="Alfred Anate Bodurin Mayaki" w:date="2026-01-12T17:02:00Z" w16du:dateUtc="2026-01-12T17:02:00Z"/>
+          <w:del w:id="256" w:author="Alfred Anate Bodurin Mayaki" w:date="2026-01-12T17:02:00Z" w16du:dateUtc="2026-01-12T17:02:00Z"/>
           <w:rFonts w:ascii="CMU Sans Serif" w:hAnsi="CMU Sans Serif" w:cs="CMU Sans Serif"/>
           <w:sz w:val="20"/>
           <w:szCs w:val="20"/>
@@ -11253,7 +11181,7 @@
         </w:numPr>
         <w:jc w:val="both"/>
         <w:rPr>
-          <w:ins w:id="244" w:author="Alfred Anate Bodurin Mayaki" w:date="2026-01-12T17:02:00Z" w16du:dateUtc="2026-01-12T17:02:00Z"/>
+          <w:ins w:id="257" w:author="Alfred Anate Bodurin Mayaki" w:date="2026-01-12T17:02:00Z" w16du:dateUtc="2026-01-12T17:02:00Z"/>
           <w:rFonts w:ascii="CMU Sans Serif" w:hAnsi="CMU Sans Serif" w:cs="CMU Sans Serif"/>
           <w:sz w:val="20"/>
           <w:szCs w:val="20"/>
@@ -11272,11 +11200,11 @@
           <w:rFonts w:ascii="CMU Sans Serif" w:hAnsi="CMU Sans Serif" w:cs="CMU Sans Serif"/>
           <w:sz w:val="20"/>
           <w:szCs w:val="20"/>
-          <w:rPrChange w:id="245" w:author="Alfred Anate Bodurin Mayaki" w:date="2026-01-12T17:02:00Z" w16du:dateUtc="2026-01-12T17:02:00Z">
+          <w:rPrChange w:id="258" w:author="Alfred Anate Bodurin Mayaki" w:date="2026-01-12T17:02:00Z" w16du:dateUtc="2026-01-12T17:02:00Z">
             <w:rPr/>
           </w:rPrChange>
         </w:rPr>
-        <w:pPrChange w:id="246" w:author="Alfred Anate Bodurin Mayaki" w:date="2026-01-12T17:02:00Z" w16du:dateUtc="2026-01-12T17:02:00Z">
+        <w:pPrChange w:id="259" w:author="Alfred Anate Bodurin Mayaki" w:date="2026-01-12T17:02:00Z" w16du:dateUtc="2026-01-12T17:02:00Z">
           <w:pPr>
             <w:pStyle w:val="ListParagraph"/>
             <w:numPr>
@@ -11287,7 +11215,7 @@
           </w:pPr>
         </w:pPrChange>
       </w:pPr>
-      <w:ins w:id="247" w:author="Alfred Anate Bodurin Mayaki" w:date="2026-01-12T17:02:00Z" w16du:dateUtc="2026-01-12T17:02:00Z">
+      <w:ins w:id="260" w:author="Alfred Anate Bodurin Mayaki" w:date="2026-01-12T17:02:00Z" w16du:dateUtc="2026-01-12T17:02:00Z">
         <w:r>
           <w:rPr>
             <w:rFonts w:ascii="CMU Sans Serif" w:hAnsi="CMU Sans Serif" w:cs="CMU Sans Serif"/>
@@ -11311,7 +11239,7 @@
           <w:color w:val="000000" w:themeColor="text1"/>
         </w:rPr>
       </w:pPr>
-      <w:bookmarkStart w:id="248" w:name="_Toc219130668"/>
+      <w:bookmarkStart w:id="261" w:name="_Toc219130668"/>
       <w:r>
         <w:rPr>
           <w:rStyle w:val="Strong"/>
@@ -11322,7 +11250,7 @@
         </w:rPr>
         <w:t>11 Journal of Economic Literature (JEL) Classification</w:t>
       </w:r>
-      <w:bookmarkEnd w:id="248"/>
+      <w:bookmarkEnd w:id="261"/>
     </w:p>
     <w:p>
       <w:pPr>
@@ -12294,7 +12222,7 @@
       <w:pPr>
         <w:jc w:val="center"/>
         <w:rPr>
-          <w:del w:id="249" w:author="Alfred Anate Bodurin Mayaki" w:date="2026-01-12T16:59:00Z" w16du:dateUtc="2026-01-12T16:59:00Z"/>
+          <w:del w:id="262" w:author="Alfred Anate Bodurin Mayaki" w:date="2026-01-12T16:59:00Z" w16du:dateUtc="2026-01-12T16:59:00Z"/>
           <w:rFonts w:ascii="CMU Sans Serif" w:hAnsi="CMU Sans Serif" w:cs="CMU Sans Serif"/>
           <w:color w:val="000000" w:themeColor="text1"/>
           <w:sz w:val="20"/>
@@ -12312,10 +12240,7 @@
       </w:r>
       <w:r>
         <w:rPr>
-          <w:rFonts w:ascii="CMU Sans Serif" w:hAnsi="CMU Sans Serif" w:cs="CMU Sans Serif"/>
-          <w:sz w:val="20"/>
-          <w:szCs w:val="20"/>
-          <w:rPrChange w:id="250" w:author="Alfred Anate Bodurin Mayaki" w:date="2026-01-12T16:59:00Z" w16du:dateUtc="2026-01-12T16:59:00Z">
+          <w:rPrChange w:id="263" w:author="Alfred Anate Bodurin Mayaki" w:date="2026-01-12T16:59:00Z" w16du:dateUtc="2026-01-12T16:59:00Z">
             <w:rPr>
               <w:rStyle w:val="Hyperlink"/>
               <w:rFonts w:ascii="CMU Sans Serif" w:hAnsi="CMU Sans Serif" w:cs="CMU Sans Serif"/>
@@ -12331,7 +12256,7 @@
       <w:pPr>
         <w:jc w:val="center"/>
         <w:rPr>
-          <w:del w:id="251" w:author="Alfred Anate Bodurin Mayaki" w:date="2026-01-12T16:59:00Z" w16du:dateUtc="2026-01-12T16:59:00Z"/>
+          <w:del w:id="264" w:author="Alfred Anate Bodurin Mayaki" w:date="2026-01-12T16:59:00Z" w16du:dateUtc="2026-01-12T16:59:00Z"/>
           <w:rFonts w:ascii="CMU Sans Serif" w:hAnsi="CMU Sans Serif" w:cs="CMU Sans Serif"/>
           <w:color w:val="000000" w:themeColor="text1"/>
           <w:sz w:val="20"/>
@@ -12343,13 +12268,13 @@
       <w:pPr>
         <w:jc w:val="center"/>
         <w:rPr>
-          <w:ins w:id="252" w:author="Alfred Anate Bodurin Mayaki" w:date="2026-01-12T16:59:00Z" w16du:dateUtc="2026-01-12T16:59:00Z"/>
-          <w:rFonts w:ascii="CMU Sans Serif" w:hAnsi="CMU Sans Serif" w:cs="CMU Sans Serif"/>
-          <w:color w:val="000000" w:themeColor="text1"/>
-          <w:sz w:val="20"/>
-          <w:szCs w:val="20"/>
-        </w:rPr>
-        <w:pPrChange w:id="253" w:author="Alfred Anate Bodurin Mayaki" w:date="2026-01-12T16:59:00Z" w16du:dateUtc="2026-01-12T16:59:00Z">
+          <w:ins w:id="265" w:author="Alfred Anate Bodurin Mayaki" w:date="2026-01-12T16:59:00Z" w16du:dateUtc="2026-01-12T16:59:00Z"/>
+          <w:rFonts w:ascii="CMU Sans Serif" w:hAnsi="CMU Sans Serif" w:cs="CMU Sans Serif"/>
+          <w:color w:val="000000" w:themeColor="text1"/>
+          <w:sz w:val="20"/>
+          <w:szCs w:val="20"/>
+        </w:rPr>
+        <w:pPrChange w:id="266" w:author="Alfred Anate Bodurin Mayaki" w:date="2026-01-12T16:59:00Z" w16du:dateUtc="2026-01-12T16:59:00Z">
           <w:pPr>
             <w:jc w:val="both"/>
           </w:pPr>
@@ -12360,162 +12285,6 @@
       <w:pPr>
         <w:jc w:val="center"/>
         <w:rPr>
-          <w:del w:id="254" w:author="Alfred Anate Bodurin Mayaki" w:date="2026-01-12T16:59:00Z" w16du:dateUtc="2026-01-12T16:59:00Z"/>
-          <w:rFonts w:ascii="CMU Sans Serif" w:hAnsi="CMU Sans Serif" w:cs="CMU Sans Serif"/>
-          <w:color w:val="000000" w:themeColor="text1"/>
-          <w:sz w:val="20"/>
-          <w:szCs w:val="20"/>
-        </w:rPr>
-      </w:pPr>
-    </w:p>
-    <w:p>
-      <w:pPr>
-        <w:jc w:val="both"/>
-        <w:rPr>
-          <w:ins w:id="255" w:author="Alfred Anate Bodurin Mayaki" w:date="2026-01-12T17:01:00Z" w16du:dateUtc="2026-01-12T17:01:00Z"/>
-          <w:rFonts w:ascii="CMU Sans Serif" w:hAnsi="CMU Sans Serif" w:cs="CMU Sans Serif"/>
-          <w:color w:val="000000" w:themeColor="text1"/>
-          <w:sz w:val="20"/>
-          <w:szCs w:val="20"/>
-        </w:rPr>
-      </w:pPr>
-    </w:p>
-    <w:p>
-      <w:pPr>
-        <w:jc w:val="both"/>
-        <w:rPr>
-          <w:ins w:id="256" w:author="Alfred Anate Bodurin Mayaki" w:date="2026-01-12T17:02:00Z" w16du:dateUtc="2026-01-12T17:02:00Z"/>
-          <w:rFonts w:ascii="CMU Sans Serif" w:hAnsi="CMU Sans Serif" w:cs="CMU Sans Serif"/>
-          <w:color w:val="000000" w:themeColor="text1"/>
-          <w:sz w:val="20"/>
-          <w:szCs w:val="20"/>
-        </w:rPr>
-      </w:pPr>
-    </w:p>
-    <w:p>
-      <w:pPr>
-        <w:jc w:val="both"/>
-        <w:rPr>
-          <w:ins w:id="257" w:author="Alfred Anate Bodurin Mayaki" w:date="2026-01-12T17:02:00Z" w16du:dateUtc="2026-01-12T17:02:00Z"/>
-          <w:rFonts w:ascii="CMU Sans Serif" w:hAnsi="CMU Sans Serif" w:cs="CMU Sans Serif"/>
-          <w:color w:val="000000" w:themeColor="text1"/>
-          <w:sz w:val="20"/>
-          <w:szCs w:val="20"/>
-        </w:rPr>
-      </w:pPr>
-    </w:p>
-    <w:p>
-      <w:pPr>
-        <w:jc w:val="both"/>
-        <w:rPr>
-          <w:ins w:id="258" w:author="Alfred Anate Bodurin Mayaki" w:date="2026-01-12T17:02:00Z" w16du:dateUtc="2026-01-12T17:02:00Z"/>
-          <w:rFonts w:ascii="CMU Sans Serif" w:hAnsi="CMU Sans Serif" w:cs="CMU Sans Serif"/>
-          <w:color w:val="000000" w:themeColor="text1"/>
-          <w:sz w:val="20"/>
-          <w:szCs w:val="20"/>
-        </w:rPr>
-      </w:pPr>
-    </w:p>
-    <w:p>
-      <w:pPr>
-        <w:jc w:val="both"/>
-        <w:rPr>
-          <w:ins w:id="259" w:author="Alfred Anate Bodurin Mayaki" w:date="2026-01-12T17:02:00Z" w16du:dateUtc="2026-01-12T17:02:00Z"/>
-          <w:rFonts w:ascii="CMU Sans Serif" w:hAnsi="CMU Sans Serif" w:cs="CMU Sans Serif"/>
-          <w:color w:val="000000" w:themeColor="text1"/>
-          <w:sz w:val="20"/>
-          <w:szCs w:val="20"/>
-        </w:rPr>
-      </w:pPr>
-    </w:p>
-    <w:p>
-      <w:pPr>
-        <w:jc w:val="both"/>
-        <w:rPr>
-          <w:ins w:id="260" w:author="Alfred Anate Bodurin Mayaki" w:date="2026-01-12T17:02:00Z" w16du:dateUtc="2026-01-12T17:02:00Z"/>
-          <w:rFonts w:ascii="CMU Sans Serif" w:hAnsi="CMU Sans Serif" w:cs="CMU Sans Serif"/>
-          <w:color w:val="000000" w:themeColor="text1"/>
-          <w:sz w:val="20"/>
-          <w:szCs w:val="20"/>
-        </w:rPr>
-      </w:pPr>
-    </w:p>
-    <w:p>
-      <w:pPr>
-        <w:jc w:val="both"/>
-        <w:rPr>
-          <w:ins w:id="261" w:author="Alfred Anate Bodurin Mayaki" w:date="2026-01-12T17:01:00Z" w16du:dateUtc="2026-01-12T17:01:00Z"/>
-          <w:rFonts w:ascii="CMU Sans Serif" w:hAnsi="CMU Sans Serif" w:cs="CMU Sans Serif"/>
-          <w:color w:val="000000" w:themeColor="text1"/>
-          <w:sz w:val="20"/>
-          <w:szCs w:val="20"/>
-        </w:rPr>
-      </w:pPr>
-    </w:p>
-    <w:p>
-      <w:pPr>
-        <w:jc w:val="both"/>
-        <w:rPr>
-          <w:del w:id="262" w:author="Alfred Anate Bodurin Mayaki" w:date="2026-01-12T16:59:00Z" w16du:dateUtc="2026-01-12T16:59:00Z"/>
-          <w:rFonts w:ascii="CMU Sans Serif" w:hAnsi="CMU Sans Serif" w:cs="CMU Sans Serif"/>
-          <w:color w:val="000000" w:themeColor="text1"/>
-          <w:sz w:val="20"/>
-          <w:szCs w:val="20"/>
-        </w:rPr>
-      </w:pPr>
-    </w:p>
-    <w:p>
-      <w:pPr>
-        <w:jc w:val="both"/>
-        <w:rPr>
-          <w:del w:id="263" w:author="Alfred Anate Bodurin Mayaki" w:date="2026-01-12T16:59:00Z" w16du:dateUtc="2026-01-12T16:59:00Z"/>
-          <w:rFonts w:ascii="CMU Sans Serif" w:hAnsi="CMU Sans Serif" w:cs="CMU Sans Serif"/>
-          <w:color w:val="000000" w:themeColor="text1"/>
-          <w:sz w:val="20"/>
-          <w:szCs w:val="20"/>
-        </w:rPr>
-      </w:pPr>
-    </w:p>
-    <w:p>
-      <w:pPr>
-        <w:jc w:val="both"/>
-        <w:rPr>
-          <w:del w:id="264" w:author="Alfred Anate Bodurin Mayaki" w:date="2026-01-12T16:59:00Z" w16du:dateUtc="2026-01-12T16:59:00Z"/>
-          <w:rFonts w:ascii="CMU Sans Serif" w:hAnsi="CMU Sans Serif" w:cs="CMU Sans Serif"/>
-          <w:color w:val="000000" w:themeColor="text1"/>
-          <w:sz w:val="20"/>
-          <w:szCs w:val="20"/>
-        </w:rPr>
-      </w:pPr>
-    </w:p>
-    <w:p>
-      <w:pPr>
-        <w:jc w:val="both"/>
-        <w:rPr>
-          <w:del w:id="265" w:author="Alfred Anate Bodurin Mayaki" w:date="2026-01-12T16:59:00Z" w16du:dateUtc="2026-01-12T16:59:00Z"/>
-          <w:rFonts w:ascii="CMU Sans Serif" w:hAnsi="CMU Sans Serif" w:cs="CMU Sans Serif"/>
-          <w:color w:val="000000" w:themeColor="text1"/>
-          <w:sz w:val="20"/>
-          <w:szCs w:val="20"/>
-        </w:rPr>
-      </w:pPr>
-    </w:p>
-    <w:p>
-      <w:pPr>
-        <w:jc w:val="both"/>
-        <w:rPr>
-          <w:del w:id="266" w:author="Alfred Anate Bodurin Mayaki" w:date="2026-01-12T16:59:00Z" w16du:dateUtc="2026-01-12T16:59:00Z"/>
-          <w:rFonts w:ascii="CMU Sans Serif" w:hAnsi="CMU Sans Serif" w:cs="CMU Sans Serif"/>
-          <w:color w:val="000000" w:themeColor="text1"/>
-          <w:sz w:val="20"/>
-          <w:szCs w:val="20"/>
-        </w:rPr>
-      </w:pPr>
-    </w:p>
-    <w:p>
-      <w:pPr>
-        <w:jc w:val="both"/>
-        <w:rPr>
           <w:del w:id="267" w:author="Alfred Anate Bodurin Mayaki" w:date="2026-01-12T16:59:00Z" w16du:dateUtc="2026-01-12T16:59:00Z"/>
           <w:rFonts w:ascii="CMU Sans Serif" w:hAnsi="CMU Sans Serif" w:cs="CMU Sans Serif"/>
           <w:color w:val="000000" w:themeColor="text1"/>
@@ -12528,79 +12297,79 @@
       <w:pPr>
         <w:jc w:val="both"/>
         <w:rPr>
-          <w:del w:id="268" w:author="Alfred Anate Bodurin Mayaki" w:date="2026-01-12T16:59:00Z" w16du:dateUtc="2026-01-12T16:59:00Z"/>
-          <w:rFonts w:ascii="CMU Sans Serif" w:hAnsi="CMU Sans Serif" w:cs="CMU Sans Serif"/>
-          <w:color w:val="000000" w:themeColor="text1"/>
-          <w:sz w:val="20"/>
-          <w:szCs w:val="20"/>
-        </w:rPr>
-      </w:pPr>
-    </w:p>
-    <w:p>
-      <w:pPr>
-        <w:jc w:val="both"/>
-        <w:rPr>
-          <w:del w:id="269" w:author="Alfred Anate Bodurin Mayaki" w:date="2026-01-12T16:59:00Z" w16du:dateUtc="2026-01-12T16:59:00Z"/>
-          <w:rFonts w:ascii="CMU Sans Serif" w:hAnsi="CMU Sans Serif" w:cs="CMU Sans Serif"/>
-          <w:color w:val="000000" w:themeColor="text1"/>
-          <w:sz w:val="20"/>
-          <w:szCs w:val="20"/>
-        </w:rPr>
-      </w:pPr>
-    </w:p>
-    <w:p>
-      <w:pPr>
-        <w:jc w:val="both"/>
-        <w:rPr>
-          <w:del w:id="270" w:author="Alfred Anate Bodurin Mayaki" w:date="2026-01-12T16:59:00Z" w16du:dateUtc="2026-01-12T16:59:00Z"/>
-          <w:rFonts w:ascii="CMU Sans Serif" w:hAnsi="CMU Sans Serif" w:cs="CMU Sans Serif"/>
-          <w:color w:val="000000" w:themeColor="text1"/>
-          <w:sz w:val="20"/>
-          <w:szCs w:val="20"/>
-        </w:rPr>
-      </w:pPr>
-    </w:p>
-    <w:p>
-      <w:pPr>
-        <w:jc w:val="both"/>
-        <w:rPr>
-          <w:del w:id="271" w:author="Alfred Anate Bodurin Mayaki" w:date="2026-01-12T16:59:00Z" w16du:dateUtc="2026-01-12T16:59:00Z"/>
-          <w:rFonts w:ascii="CMU Sans Serif" w:hAnsi="CMU Sans Serif" w:cs="CMU Sans Serif"/>
-          <w:color w:val="000000" w:themeColor="text1"/>
-          <w:sz w:val="20"/>
-          <w:szCs w:val="20"/>
-        </w:rPr>
-      </w:pPr>
-    </w:p>
-    <w:p>
-      <w:pPr>
-        <w:jc w:val="both"/>
-        <w:rPr>
-          <w:del w:id="272" w:author="Alfred Anate Bodurin Mayaki" w:date="2026-01-12T16:59:00Z" w16du:dateUtc="2026-01-12T16:59:00Z"/>
-          <w:rFonts w:ascii="CMU Sans Serif" w:hAnsi="CMU Sans Serif" w:cs="CMU Sans Serif"/>
-          <w:color w:val="000000" w:themeColor="text1"/>
-          <w:sz w:val="20"/>
-          <w:szCs w:val="20"/>
-        </w:rPr>
-      </w:pPr>
-    </w:p>
-    <w:p>
-      <w:pPr>
-        <w:jc w:val="both"/>
-        <w:rPr>
-          <w:del w:id="273" w:author="Alfred Anate Bodurin Mayaki" w:date="2026-01-12T16:59:00Z" w16du:dateUtc="2026-01-12T16:59:00Z"/>
-          <w:rFonts w:ascii="CMU Sans Serif" w:hAnsi="CMU Sans Serif" w:cs="CMU Sans Serif"/>
-          <w:color w:val="000000" w:themeColor="text1"/>
-          <w:sz w:val="20"/>
-          <w:szCs w:val="20"/>
-        </w:rPr>
-      </w:pPr>
-    </w:p>
-    <w:p>
-      <w:pPr>
-        <w:jc w:val="both"/>
-        <w:rPr>
-          <w:del w:id="274" w:author="Alfred Anate Bodurin Mayaki" w:date="2026-01-12T16:59:00Z" w16du:dateUtc="2026-01-12T16:59:00Z"/>
+          <w:ins w:id="268" w:author="Alfred Anate Bodurin Mayaki" w:date="2026-01-12T17:01:00Z" w16du:dateUtc="2026-01-12T17:01:00Z"/>
+          <w:rFonts w:ascii="CMU Sans Serif" w:hAnsi="CMU Sans Serif" w:cs="CMU Sans Serif"/>
+          <w:color w:val="000000" w:themeColor="text1"/>
+          <w:sz w:val="20"/>
+          <w:szCs w:val="20"/>
+        </w:rPr>
+      </w:pPr>
+    </w:p>
+    <w:p>
+      <w:pPr>
+        <w:jc w:val="both"/>
+        <w:rPr>
+          <w:ins w:id="269" w:author="Alfred Anate Bodurin Mayaki" w:date="2026-01-12T17:02:00Z" w16du:dateUtc="2026-01-12T17:02:00Z"/>
+          <w:rFonts w:ascii="CMU Sans Serif" w:hAnsi="CMU Sans Serif" w:cs="CMU Sans Serif"/>
+          <w:color w:val="000000" w:themeColor="text1"/>
+          <w:sz w:val="20"/>
+          <w:szCs w:val="20"/>
+        </w:rPr>
+      </w:pPr>
+    </w:p>
+    <w:p>
+      <w:pPr>
+        <w:jc w:val="both"/>
+        <w:rPr>
+          <w:ins w:id="270" w:author="Alfred Anate Bodurin Mayaki" w:date="2026-01-12T17:02:00Z" w16du:dateUtc="2026-01-12T17:02:00Z"/>
+          <w:rFonts w:ascii="CMU Sans Serif" w:hAnsi="CMU Sans Serif" w:cs="CMU Sans Serif"/>
+          <w:color w:val="000000" w:themeColor="text1"/>
+          <w:sz w:val="20"/>
+          <w:szCs w:val="20"/>
+        </w:rPr>
+      </w:pPr>
+    </w:p>
+    <w:p>
+      <w:pPr>
+        <w:jc w:val="both"/>
+        <w:rPr>
+          <w:ins w:id="271" w:author="Alfred Anate Bodurin Mayaki" w:date="2026-01-12T17:02:00Z" w16du:dateUtc="2026-01-12T17:02:00Z"/>
+          <w:rFonts w:ascii="CMU Sans Serif" w:hAnsi="CMU Sans Serif" w:cs="CMU Sans Serif"/>
+          <w:color w:val="000000" w:themeColor="text1"/>
+          <w:sz w:val="20"/>
+          <w:szCs w:val="20"/>
+        </w:rPr>
+      </w:pPr>
+    </w:p>
+    <w:p>
+      <w:pPr>
+        <w:jc w:val="both"/>
+        <w:rPr>
+          <w:ins w:id="272" w:author="Alfred Anate Bodurin Mayaki" w:date="2026-01-12T17:02:00Z" w16du:dateUtc="2026-01-12T17:02:00Z"/>
+          <w:rFonts w:ascii="CMU Sans Serif" w:hAnsi="CMU Sans Serif" w:cs="CMU Sans Serif"/>
+          <w:color w:val="000000" w:themeColor="text1"/>
+          <w:sz w:val="20"/>
+          <w:szCs w:val="20"/>
+        </w:rPr>
+      </w:pPr>
+    </w:p>
+    <w:p>
+      <w:pPr>
+        <w:jc w:val="both"/>
+        <w:rPr>
+          <w:ins w:id="273" w:author="Alfred Anate Bodurin Mayaki" w:date="2026-01-12T17:02:00Z" w16du:dateUtc="2026-01-12T17:02:00Z"/>
+          <w:rFonts w:ascii="CMU Sans Serif" w:hAnsi="CMU Sans Serif" w:cs="CMU Sans Serif"/>
+          <w:color w:val="000000" w:themeColor="text1"/>
+          <w:sz w:val="20"/>
+          <w:szCs w:val="20"/>
+        </w:rPr>
+      </w:pPr>
+    </w:p>
+    <w:p>
+      <w:pPr>
+        <w:jc w:val="both"/>
+        <w:rPr>
+          <w:ins w:id="274" w:author="Alfred Anate Bodurin Mayaki" w:date="2026-01-12T17:01:00Z" w16du:dateUtc="2026-01-12T17:01:00Z"/>
           <w:rFonts w:ascii="CMU Sans Serif" w:hAnsi="CMU Sans Serif" w:cs="CMU Sans Serif"/>
           <w:color w:val="000000" w:themeColor="text1"/>
           <w:sz w:val="20"/>
@@ -12622,8 +12391,164 @@
     </w:p>
     <w:p>
       <w:pPr>
+        <w:jc w:val="both"/>
+        <w:rPr>
+          <w:del w:id="276" w:author="Alfred Anate Bodurin Mayaki" w:date="2026-01-12T16:59:00Z" w16du:dateUtc="2026-01-12T16:59:00Z"/>
+          <w:rFonts w:ascii="CMU Sans Serif" w:hAnsi="CMU Sans Serif" w:cs="CMU Sans Serif"/>
+          <w:color w:val="000000" w:themeColor="text1"/>
+          <w:sz w:val="20"/>
+          <w:szCs w:val="20"/>
+        </w:rPr>
+      </w:pPr>
+    </w:p>
+    <w:p>
+      <w:pPr>
+        <w:jc w:val="both"/>
+        <w:rPr>
+          <w:del w:id="277" w:author="Alfred Anate Bodurin Mayaki" w:date="2026-01-12T16:59:00Z" w16du:dateUtc="2026-01-12T16:59:00Z"/>
+          <w:rFonts w:ascii="CMU Sans Serif" w:hAnsi="CMU Sans Serif" w:cs="CMU Sans Serif"/>
+          <w:color w:val="000000" w:themeColor="text1"/>
+          <w:sz w:val="20"/>
+          <w:szCs w:val="20"/>
+        </w:rPr>
+      </w:pPr>
+    </w:p>
+    <w:p>
+      <w:pPr>
+        <w:jc w:val="both"/>
+        <w:rPr>
+          <w:del w:id="278" w:author="Alfred Anate Bodurin Mayaki" w:date="2026-01-12T16:59:00Z" w16du:dateUtc="2026-01-12T16:59:00Z"/>
+          <w:rFonts w:ascii="CMU Sans Serif" w:hAnsi="CMU Sans Serif" w:cs="CMU Sans Serif"/>
+          <w:color w:val="000000" w:themeColor="text1"/>
+          <w:sz w:val="20"/>
+          <w:szCs w:val="20"/>
+        </w:rPr>
+      </w:pPr>
+    </w:p>
+    <w:p>
+      <w:pPr>
+        <w:jc w:val="both"/>
+        <w:rPr>
+          <w:del w:id="279" w:author="Alfred Anate Bodurin Mayaki" w:date="2026-01-12T16:59:00Z" w16du:dateUtc="2026-01-12T16:59:00Z"/>
+          <w:rFonts w:ascii="CMU Sans Serif" w:hAnsi="CMU Sans Serif" w:cs="CMU Sans Serif"/>
+          <w:color w:val="000000" w:themeColor="text1"/>
+          <w:sz w:val="20"/>
+          <w:szCs w:val="20"/>
+        </w:rPr>
+      </w:pPr>
+    </w:p>
+    <w:p>
+      <w:pPr>
+        <w:jc w:val="both"/>
+        <w:rPr>
+          <w:del w:id="280" w:author="Alfred Anate Bodurin Mayaki" w:date="2026-01-12T16:59:00Z" w16du:dateUtc="2026-01-12T16:59:00Z"/>
+          <w:rFonts w:ascii="CMU Sans Serif" w:hAnsi="CMU Sans Serif" w:cs="CMU Sans Serif"/>
+          <w:color w:val="000000" w:themeColor="text1"/>
+          <w:sz w:val="20"/>
+          <w:szCs w:val="20"/>
+        </w:rPr>
+      </w:pPr>
+    </w:p>
+    <w:p>
+      <w:pPr>
+        <w:jc w:val="both"/>
+        <w:rPr>
+          <w:del w:id="281" w:author="Alfred Anate Bodurin Mayaki" w:date="2026-01-12T16:59:00Z" w16du:dateUtc="2026-01-12T16:59:00Z"/>
+          <w:rFonts w:ascii="CMU Sans Serif" w:hAnsi="CMU Sans Serif" w:cs="CMU Sans Serif"/>
+          <w:color w:val="000000" w:themeColor="text1"/>
+          <w:sz w:val="20"/>
+          <w:szCs w:val="20"/>
+        </w:rPr>
+      </w:pPr>
+    </w:p>
+    <w:p>
+      <w:pPr>
+        <w:jc w:val="both"/>
+        <w:rPr>
+          <w:del w:id="282" w:author="Alfred Anate Bodurin Mayaki" w:date="2026-01-12T16:59:00Z" w16du:dateUtc="2026-01-12T16:59:00Z"/>
+          <w:rFonts w:ascii="CMU Sans Serif" w:hAnsi="CMU Sans Serif" w:cs="CMU Sans Serif"/>
+          <w:color w:val="000000" w:themeColor="text1"/>
+          <w:sz w:val="20"/>
+          <w:szCs w:val="20"/>
+        </w:rPr>
+      </w:pPr>
+    </w:p>
+    <w:p>
+      <w:pPr>
+        <w:jc w:val="both"/>
+        <w:rPr>
+          <w:del w:id="283" w:author="Alfred Anate Bodurin Mayaki" w:date="2026-01-12T16:59:00Z" w16du:dateUtc="2026-01-12T16:59:00Z"/>
+          <w:rFonts w:ascii="CMU Sans Serif" w:hAnsi="CMU Sans Serif" w:cs="CMU Sans Serif"/>
+          <w:color w:val="000000" w:themeColor="text1"/>
+          <w:sz w:val="20"/>
+          <w:szCs w:val="20"/>
+        </w:rPr>
+      </w:pPr>
+    </w:p>
+    <w:p>
+      <w:pPr>
+        <w:jc w:val="both"/>
+        <w:rPr>
+          <w:del w:id="284" w:author="Alfred Anate Bodurin Mayaki" w:date="2026-01-12T16:59:00Z" w16du:dateUtc="2026-01-12T16:59:00Z"/>
+          <w:rFonts w:ascii="CMU Sans Serif" w:hAnsi="CMU Sans Serif" w:cs="CMU Sans Serif"/>
+          <w:color w:val="000000" w:themeColor="text1"/>
+          <w:sz w:val="20"/>
+          <w:szCs w:val="20"/>
+        </w:rPr>
+      </w:pPr>
+    </w:p>
+    <w:p>
+      <w:pPr>
+        <w:jc w:val="both"/>
+        <w:rPr>
+          <w:del w:id="285" w:author="Alfred Anate Bodurin Mayaki" w:date="2026-01-12T16:59:00Z" w16du:dateUtc="2026-01-12T16:59:00Z"/>
+          <w:rFonts w:ascii="CMU Sans Serif" w:hAnsi="CMU Sans Serif" w:cs="CMU Sans Serif"/>
+          <w:color w:val="000000" w:themeColor="text1"/>
+          <w:sz w:val="20"/>
+          <w:szCs w:val="20"/>
+        </w:rPr>
+      </w:pPr>
+    </w:p>
+    <w:p>
+      <w:pPr>
+        <w:jc w:val="both"/>
+        <w:rPr>
+          <w:del w:id="286" w:author="Alfred Anate Bodurin Mayaki" w:date="2026-01-12T16:59:00Z" w16du:dateUtc="2026-01-12T16:59:00Z"/>
+          <w:rFonts w:ascii="CMU Sans Serif" w:hAnsi="CMU Sans Serif" w:cs="CMU Sans Serif"/>
+          <w:color w:val="000000" w:themeColor="text1"/>
+          <w:sz w:val="20"/>
+          <w:szCs w:val="20"/>
+        </w:rPr>
+      </w:pPr>
+    </w:p>
+    <w:p>
+      <w:pPr>
+        <w:jc w:val="both"/>
+        <w:rPr>
+          <w:del w:id="287" w:author="Alfred Anate Bodurin Mayaki" w:date="2026-01-12T16:59:00Z" w16du:dateUtc="2026-01-12T16:59:00Z"/>
+          <w:rFonts w:ascii="CMU Sans Serif" w:hAnsi="CMU Sans Serif" w:cs="CMU Sans Serif"/>
+          <w:color w:val="000000" w:themeColor="text1"/>
+          <w:sz w:val="20"/>
+          <w:szCs w:val="20"/>
+        </w:rPr>
+      </w:pPr>
+    </w:p>
+    <w:p>
+      <w:pPr>
+        <w:jc w:val="both"/>
+        <w:rPr>
+          <w:del w:id="288" w:author="Alfred Anate Bodurin Mayaki" w:date="2026-01-12T16:59:00Z" w16du:dateUtc="2026-01-12T16:59:00Z"/>
+          <w:rFonts w:ascii="CMU Sans Serif" w:hAnsi="CMU Sans Serif" w:cs="CMU Sans Serif"/>
+          <w:color w:val="000000" w:themeColor="text1"/>
+          <w:sz w:val="20"/>
+          <w:szCs w:val="20"/>
+        </w:rPr>
+      </w:pPr>
+    </w:p>
+    <w:p>
+      <w:pPr>
         <w:jc w:val="center"/>
-        <w:pPrChange w:id="276" w:author="Alfred Anate Bodurin Mayaki" w:date="2026-01-12T16:59:00Z" w16du:dateUtc="2026-01-12T16:59:00Z">
+        <w:pPrChange w:id="289" w:author="Alfred Anate Bodurin Mayaki" w:date="2026-01-12T16:59:00Z" w16du:dateUtc="2026-01-12T16:59:00Z">
           <w:pPr>
             <w:pStyle w:val="Heading2"/>
             <w:contextualSpacing/>
@@ -12634,7 +12559,7 @@
       <w:r>
         <w:t>References</w:t>
       </w:r>
-      <w:bookmarkEnd w:id="119"/>
+      <w:bookmarkEnd w:id="132"/>
     </w:p>
     <w:p>
       <w:pPr>
@@ -13340,6 +13265,7 @@
           <w:sz w:val="20"/>
           <w:szCs w:val="20"/>
         </w:rPr>
+        <w:lastRenderedPageBreak/>
         <w:t xml:space="preserve">Khan, M. H., Grabarski, M. K., Ali, M., &amp; Buckmaster, S. (2023). Insights into Creating and Managing an Inclusive Neurodiverse Workplace for Positive Outcomes: A Multistage Theoretical Framework. </w:t>
       </w:r>
       <w:r>
@@ -13410,7 +13336,6 @@
           <w:sz w:val="20"/>
           <w:szCs w:val="20"/>
         </w:rPr>
-        <w:lastRenderedPageBreak/>
         <w:t xml:space="preserve">Laker, B. </w:t>
       </w:r>
       <w:r>
@@ -14101,7 +14026,7 @@
 
 <file path=word/comments.xml><?xml version="1.0" encoding="utf-8"?>
 <w:comments xmlns:wpc="http://schemas.microsoft.com/office/word/2010/wordprocessingCanvas" xmlns:cx="http://schemas.microsoft.com/office/drawing/2014/chartex" xmlns:cx1="http://schemas.microsoft.com/office/drawing/2015/9/8/chartex" xmlns:cx2="http://schemas.microsoft.com/office/drawing/2015/10/21/chartex" xmlns:cx3="http://schemas.microsoft.com/office/drawing/2016/5/9/chartex" xmlns:cx4="http://schemas.microsoft.com/office/drawing/2016/5/10/chartex" xmlns:cx5="http://schemas.microsoft.com/office/drawing/2016/5/11/chartex" xmlns:cx6="http://schemas.microsoft.com/office/drawing/2016/5/12/chartex" xmlns:cx7="http://schemas.microsoft.com/office/drawing/2016/5/13/chartex" xmlns:cx8="http://schemas.microsoft.com/office/drawing/2016/5/14/chartex" xmlns:mc="http://schemas.openxmlformats.org/markup-compatibility/2006" xmlns:aink="http://schemas.microsoft.com/office/drawing/2016/ink" xmlns:am3d="http://schemas.microsoft.com/office/drawing/2017/model3d" xmlns:o="urn:schemas-microsoft-com:office:office" xmlns:oel="http://schemas.microsoft.com/office/2019/extlst" xmlns:r="http://schemas.openxmlformats.org/officeDocument/2006/relationships" xmlns:m="http://schemas.openxmlformats.org/officeDocument/2006/math" xmlns:v="urn:schemas-microsoft-com:vml" xmlns:wp14="http://schemas.microsoft.com/office/word/2010/wordprocessingDrawing" xmlns:wp="http://schemas.openxmlformats.org/drawingml/2006/wordprocessingDrawing" xmlns:w10="urn:schemas-microsoft-com:office:word" xmlns:w="http://schemas.openxmlformats.org/wordprocessingml/2006/main" xmlns:w14="http://schemas.microsoft.com/office/word/2010/wordml" xmlns:w15="http://schemas.microsoft.com/office/word/2012/wordml" xmlns:w16cex="http://schemas.microsoft.com/office/word/2018/wordml/cex" xmlns:w16cid="http://schemas.microsoft.com/office/word/2016/wordml/cid" xmlns:w16="http://schemas.microsoft.com/office/word/2018/wordml" xmlns:w16du="http://schemas.microsoft.com/office/word/2023/wordml/word16du" xmlns:w16sdtdh="http://schemas.microsoft.com/office/word/2020/wordml/sdtdatahash" xmlns:w16sdtfl="http://schemas.microsoft.com/office/word/2024/wordml/sdtformatlock" xmlns:w16se="http://schemas.microsoft.com/office/word/2015/wordml/symex" xmlns:wpg="http://schemas.microsoft.com/office/word/2010/wordprocessingGroup" xmlns:wpi="http://schemas.microsoft.com/office/word/2010/wordprocessingInk" xmlns:wne="http://schemas.microsoft.com/office/word/2006/wordml" xmlns:wps="http://schemas.microsoft.com/office/word/2010/wordprocessingShape" mc:Ignorable="w14 w15 w16se w16cid w16 w16cex w16sdtdh w16sdtfl w16du wp14">
-  <w:comment w:id="101" w:author="Dr Nicola J Bowman" w:date="2025-12-08T12:42:00Z" w:initials="NB">
+  <w:comment w:id="113" w:author="Dr Nicola J Bowman" w:date="2025-12-08T12:42:00Z" w:initials="NB">
     <w:p>
       <w:pPr>
         <w:pStyle w:val="CommentText"/>
@@ -14117,7 +14042,7 @@
       </w:r>
     </w:p>
   </w:comment>
-  <w:comment w:id="102" w:author="Alfred Anate Bodurin Mayaki" w:date="2025-12-23T14:14:00Z" w:initials="AABM">
+  <w:comment w:id="114" w:author="Alfred Anate Bodurin Mayaki" w:date="2025-12-23T14:14:00Z" w:initials="AABM">
     <w:p>
       <w:pPr>
         <w:pStyle w:val="CommentText"/>
@@ -14133,7 +14058,7 @@
       </w:r>
     </w:p>
   </w:comment>
-  <w:comment w:id="103" w:author="Dr Nicola J Bowman" w:date="2025-12-08T12:43:00Z" w:initials="NB">
+  <w:comment w:id="115" w:author="Dr Nicola J Bowman" w:date="2025-12-08T12:43:00Z" w:initials="NB">
     <w:p>
       <w:pPr>
         <w:pStyle w:val="CommentText"/>
@@ -14149,7 +14074,7 @@
       </w:r>
     </w:p>
   </w:comment>
-  <w:comment w:id="105" w:author="Dr Nicola J Bowman" w:date="2025-12-08T12:44:00Z" w:initials="NB">
+  <w:comment w:id="117" w:author="Dr Nicola J Bowman" w:date="2025-12-08T12:44:00Z" w:initials="NB">
     <w:p>
       <w:pPr>
         <w:pStyle w:val="CommentText"/>
@@ -14165,7 +14090,7 @@
       </w:r>
     </w:p>
   </w:comment>
-  <w:comment w:id="106" w:author="Dr Nicola J Bowman" w:date="2025-12-08T12:47:00Z" w:initials="NB">
+  <w:comment w:id="118" w:author="Dr Nicola J Bowman" w:date="2025-12-08T12:47:00Z" w:initials="NB">
     <w:p>
       <w:pPr>
         <w:pStyle w:val="CommentText"/>
@@ -14181,7 +14106,7 @@
       </w:r>
     </w:p>
   </w:comment>
-  <w:comment w:id="107" w:author="Alfred Anate Bodurin Mayaki" w:date="2025-12-10T08:21:00Z" w:initials="AABM">
+  <w:comment w:id="119" w:author="Alfred Anate Bodurin Mayaki" w:date="2025-12-10T08:21:00Z" w:initials="AABM">
     <w:p>
       <w:pPr>
         <w:pStyle w:val="CommentText"/>
@@ -14197,7 +14122,7 @@
       </w:r>
     </w:p>
   </w:comment>
-  <w:comment w:id="110" w:author="Dr Nicola J Bowman" w:date="2025-12-08T12:45:00Z" w:initials="NB">
+  <w:comment w:id="122" w:author="Dr Nicola J Bowman" w:date="2025-12-08T12:45:00Z" w:initials="NB">
     <w:p>
       <w:pPr>
         <w:pStyle w:val="CommentText"/>
@@ -14213,7 +14138,7 @@
       </w:r>
     </w:p>
   </w:comment>
-  <w:comment w:id="111" w:author="Dr Nicola J Bowman" w:date="2025-12-08T12:46:00Z" w:initials="NB">
+  <w:comment w:id="123" w:author="Dr Nicola J Bowman" w:date="2025-12-08T12:46:00Z" w:initials="NB">
     <w:p>
       <w:pPr>
         <w:pStyle w:val="CommentText"/>
@@ -14229,7 +14154,7 @@
       </w:r>
     </w:p>
   </w:comment>
-  <w:comment w:id="112" w:author="Alfred Anate Bodurin Mayaki" w:date="2025-12-10T09:06:00Z" w:initials="AABM">
+  <w:comment w:id="124" w:author="Alfred Anate Bodurin Mayaki" w:date="2025-12-10T09:06:00Z" w:initials="AABM">
     <w:p>
       <w:pPr>
         <w:pStyle w:val="CommentText"/>
@@ -14245,7 +14170,7 @@
       </w:r>
     </w:p>
   </w:comment>
-  <w:comment w:id="113" w:author="Alfred Anate Bodurin Mayaki" w:date="2025-12-10T09:09:00Z" w:initials="AABM">
+  <w:comment w:id="125" w:author="Alfred Anate Bodurin Mayaki" w:date="2025-12-10T09:09:00Z" w:initials="AABM">
     <w:p>
       <w:pPr>
         <w:pStyle w:val="CommentText"/>
@@ -14261,7 +14186,7 @@
       </w:r>
     </w:p>
   </w:comment>
-  <w:comment w:id="116" w:author="Dr Nicola J Bowman" w:date="2025-12-08T12:46:00Z" w:initials="NB">
+  <w:comment w:id="128" w:author="Dr Nicola J Bowman" w:date="2025-12-08T12:46:00Z" w:initials="NB">
     <w:p>
       <w:pPr>
         <w:pStyle w:val="CommentText"/>
@@ -14277,7 +14202,7 @@
       </w:r>
     </w:p>
   </w:comment>
-  <w:comment w:id="117" w:author="Alfred Anate Bodurin Mayaki" w:date="2025-12-10T09:10:00Z" w:initials="AABM">
+  <w:comment w:id="129" w:author="Alfred Anate Bodurin Mayaki" w:date="2025-12-10T09:10:00Z" w:initials="AABM">
     <w:p>
       <w:pPr>
         <w:pStyle w:val="CommentText"/>

--- a/B894-25K/FBL-PhD-research-proposal.docx
+++ b/B894-25K/FBL-PhD-research-proposal.docx
@@ -3078,7 +3078,40 @@
           <w:sz w:val="20"/>
           <w:szCs w:val="20"/>
         </w:rPr>
-        <w:t xml:space="preserve"> Sir Charlie Mayfield Review </w:t>
+        <w:t xml:space="preserve"> </w:t>
+      </w:r>
+      <w:r>
+        <w:rPr>
+          <w:rFonts w:ascii="CMU Sans Serif" w:hAnsi="CMU Sans Serif" w:cs="CMU Sans Serif"/>
+          <w:b/>
+          <w:bCs/>
+          <w:sz w:val="20"/>
+          <w:szCs w:val="20"/>
+          <w:rPrChange w:id="110" w:author="Alfred Anate Bodurin Mayaki" w:date="2026-01-27T10:03:00Z" w16du:dateUtc="2026-01-27T10:03:00Z">
+            <w:rPr>
+              <w:rFonts w:ascii="CMU Sans Serif" w:hAnsi="CMU Sans Serif" w:cs="CMU Sans Serif"/>
+              <w:sz w:val="20"/>
+              <w:szCs w:val="20"/>
+            </w:rPr>
+          </w:rPrChange>
+        </w:rPr>
+        <w:t xml:space="preserve">Sir Charlie Mayfield </w:t>
+      </w:r>
+      <w:r>
+        <w:rPr>
+          <w:rFonts w:ascii="CMU Sans Serif" w:hAnsi="CMU Sans Serif" w:cs="CMU Sans Serif"/>
+          <w:sz w:val="20"/>
+          <w:szCs w:val="20"/>
+        </w:rPr>
+        <w:t>Review</w:t>
+      </w:r>
+      <w:r>
+        <w:rPr>
+          <w:rFonts w:ascii="CMU Sans Serif" w:hAnsi="CMU Sans Serif" w:cs="CMU Sans Serif"/>
+          <w:sz w:val="20"/>
+          <w:szCs w:val="20"/>
+        </w:rPr>
+        <w:t xml:space="preserve"> </w:t>
       </w:r>
       <w:r>
         <w:rPr>
@@ -3128,7 +3161,7 @@
         </w:rPr>
         <w:t>Th</w:t>
       </w:r>
-      <w:ins w:id="110" w:author="Alfred Anate Bodurin Mayaki" w:date="2026-01-12T17:16:00Z" w16du:dateUtc="2026-01-12T17:16:00Z">
+      <w:ins w:id="111" w:author="Alfred Anate Bodurin Mayaki" w:date="2026-01-12T17:16:00Z" w16du:dateUtc="2026-01-12T17:16:00Z">
         <w:r>
           <w:rPr>
             <w:rFonts w:ascii="CMU Sans Serif" w:hAnsi="CMU Sans Serif" w:cs="CMU Sans Serif"/>
@@ -3138,7 +3171,7 @@
           <w:t xml:space="preserve">e aforementioned </w:t>
         </w:r>
       </w:ins>
-      <w:del w:id="111" w:author="Alfred Anate Bodurin Mayaki" w:date="2026-01-12T17:16:00Z" w16du:dateUtc="2026-01-12T17:16:00Z">
+      <w:del w:id="112" w:author="Alfred Anate Bodurin Mayaki" w:date="2026-01-12T17:16:00Z" w16du:dateUtc="2026-01-12T17:16:00Z">
         <w:r>
           <w:rPr>
             <w:rFonts w:ascii="CMU Sans Serif" w:hAnsi="CMU Sans Serif" w:cs="CMU Sans Serif"/>
@@ -3251,7 +3284,7 @@
           <w:color w:val="auto"/>
         </w:rPr>
       </w:pPr>
-      <w:bookmarkStart w:id="112" w:name="_Toc219130659"/>
+      <w:bookmarkStart w:id="113" w:name="_Toc219130659"/>
       <w:r>
         <w:rPr>
           <w:rStyle w:val="Strong"/>
@@ -3272,7 +3305,7 @@
         </w:rPr>
         <w:t>Introduction</w:t>
       </w:r>
-      <w:bookmarkEnd w:id="112"/>
+      <w:bookmarkEnd w:id="113"/>
     </w:p>
     <w:p>
       <w:pPr>
@@ -3309,8 +3342,8 @@
         </w:rPr>
         <w:t xml:space="preserve"> teams can be 30% more productive than those which do not include neurodiverse employees (NatWest Mentor, 2025), and with Gen Z entering the workforce – over 50% of whom have some sort of neurodivergent condition</w:t>
       </w:r>
-      <w:commentRangeStart w:id="113"/>
       <w:commentRangeStart w:id="114"/>
+      <w:commentRangeStart w:id="115"/>
       <w:r>
         <w:rPr>
           <w:rStyle w:val="FootnoteReference"/>
@@ -3320,20 +3353,20 @@
         </w:rPr>
         <w:footnoteReference w:id="2"/>
       </w:r>
-      <w:commentRangeEnd w:id="113"/>
+      <w:commentRangeEnd w:id="114"/>
       <w:r>
         <w:rPr>
           <w:rStyle w:val="CommentReference"/>
           <w:rFonts w:ascii="CMU Sans Serif" w:hAnsi="CMU Sans Serif" w:cs="CMU Sans Serif"/>
         </w:rPr>
-        <w:commentReference w:id="113"/>
-      </w:r>
-      <w:commentRangeEnd w:id="114"/>
+        <w:commentReference w:id="114"/>
+      </w:r>
+      <w:commentRangeEnd w:id="115"/>
       <w:r>
         <w:rPr>
           <w:rStyle w:val="CommentReference"/>
         </w:rPr>
-        <w:commentReference w:id="114"/>
+        <w:commentReference w:id="115"/>
       </w:r>
       <w:r>
         <w:rPr>
@@ -3409,7 +3442,7 @@
         </w:rPr>
         <w:t xml:space="preserve"> (</w:t>
       </w:r>
-      <w:commentRangeStart w:id="115"/>
+      <w:commentRangeStart w:id="116"/>
       <w:r>
         <w:rPr>
           <w:rFonts w:ascii="CMU Sans Serif" w:hAnsi="CMU Sans Serif" w:cs="CMU Sans Serif"/>
@@ -3418,13 +3451,13 @@
         </w:rPr>
         <w:t>psychology</w:t>
       </w:r>
-      <w:commentRangeEnd w:id="115"/>
+      <w:commentRangeEnd w:id="116"/>
       <w:r>
         <w:rPr>
           <w:rStyle w:val="CommentReference"/>
           <w:rFonts w:ascii="CMU Sans Serif" w:hAnsi="CMU Sans Serif" w:cs="CMU Sans Serif"/>
         </w:rPr>
-        <w:commentReference w:id="115"/>
+        <w:commentReference w:id="116"/>
       </w:r>
       <w:r>
         <w:rPr>
@@ -3606,7 +3639,7 @@
           <w:color w:val="auto"/>
         </w:rPr>
       </w:pPr>
-      <w:bookmarkStart w:id="116" w:name="_Toc219130660"/>
+      <w:bookmarkStart w:id="117" w:name="_Toc219130660"/>
       <w:r>
         <w:rPr>
           <w:rStyle w:val="Strong"/>
@@ -3627,7 +3660,7 @@
         </w:rPr>
         <w:t>Methodology</w:t>
       </w:r>
-      <w:bookmarkEnd w:id="116"/>
+      <w:bookmarkEnd w:id="117"/>
     </w:p>
     <w:p>
       <w:pPr>
@@ -3970,9 +4003,9 @@
         </w:rPr>
         <w:t xml:space="preserve"> Firms having lower net spend signal less resource-based HRM </w:t>
       </w:r>
-      <w:commentRangeStart w:id="117"/>
       <w:commentRangeStart w:id="118"/>
       <w:commentRangeStart w:id="119"/>
+      <w:commentRangeStart w:id="120"/>
       <w:r>
         <w:rPr>
           <w:rFonts w:ascii="CMU Sans Serif" w:hAnsi="CMU Sans Serif" w:cs="CMU Sans Serif"/>
@@ -3981,29 +4014,29 @@
         </w:rPr>
         <w:t>practices</w:t>
       </w:r>
-      <w:commentRangeEnd w:id="117"/>
+      <w:commentRangeEnd w:id="118"/>
       <w:r>
         <w:rPr>
           <w:rStyle w:val="CommentReference"/>
           <w:rFonts w:ascii="CMU Sans Serif" w:hAnsi="CMU Sans Serif" w:cs="CMU Sans Serif"/>
         </w:rPr>
-        <w:commentReference w:id="117"/>
-      </w:r>
-      <w:commentRangeEnd w:id="118"/>
+        <w:commentReference w:id="118"/>
+      </w:r>
+      <w:commentRangeEnd w:id="119"/>
       <w:r>
         <w:rPr>
           <w:rStyle w:val="CommentReference"/>
           <w:rFonts w:ascii="CMU Sans Serif" w:hAnsi="CMU Sans Serif" w:cs="CMU Sans Serif"/>
         </w:rPr>
-        <w:commentReference w:id="118"/>
-      </w:r>
-      <w:commentRangeEnd w:id="119"/>
+        <w:commentReference w:id="119"/>
+      </w:r>
+      <w:commentRangeEnd w:id="120"/>
       <w:r>
         <w:rPr>
           <w:rStyle w:val="CommentReference"/>
           <w:rFonts w:ascii="CMU Sans Serif" w:hAnsi="CMU Sans Serif" w:cs="CMU Sans Serif"/>
         </w:rPr>
-        <w:commentReference w:id="119"/>
+        <w:commentReference w:id="120"/>
       </w:r>
     </w:p>
     <w:p>
@@ -4179,8 +4212,8 @@
           <w:color w:val="auto"/>
         </w:rPr>
       </w:pPr>
-      <w:bookmarkStart w:id="120" w:name="_Toc215736436"/>
-      <w:bookmarkStart w:id="121" w:name="_Toc219130661"/>
+      <w:bookmarkStart w:id="121" w:name="_Toc215736436"/>
+      <w:bookmarkStart w:id="122" w:name="_Toc219130661"/>
       <w:r>
         <w:rPr>
           <w:rStyle w:val="Strong"/>
@@ -4201,8 +4234,8 @@
         </w:rPr>
         <w:t>Why this topic is important</w:t>
       </w:r>
-      <w:bookmarkEnd w:id="120"/>
       <w:bookmarkEnd w:id="121"/>
+      <w:bookmarkEnd w:id="122"/>
     </w:p>
     <w:p>
       <w:pPr>
@@ -4223,7 +4256,7 @@
         </w:rPr>
         <w:t xml:space="preserve">The importance of this research topic cannot be </w:t>
       </w:r>
-      <w:commentRangeStart w:id="122"/>
+      <w:commentRangeStart w:id="123"/>
       <w:r>
         <w:rPr>
           <w:rFonts w:ascii="CMU Sans Serif" w:hAnsi="CMU Sans Serif" w:cs="CMU Sans Serif"/>
@@ -4232,13 +4265,13 @@
         </w:rPr>
         <w:t>understated</w:t>
       </w:r>
-      <w:commentRangeEnd w:id="122"/>
+      <w:commentRangeEnd w:id="123"/>
       <w:r>
         <w:rPr>
           <w:rStyle w:val="CommentReference"/>
           <w:rFonts w:ascii="CMU Sans Serif" w:hAnsi="CMU Sans Serif" w:cs="CMU Sans Serif"/>
         </w:rPr>
-        <w:commentReference w:id="122"/>
+        <w:commentReference w:id="123"/>
       </w:r>
       <w:r>
         <w:rPr>
@@ -4682,9 +4715,9 @@
         </w:rPr>
         <w:t xml:space="preserve">Data on how firms spend on recruitment </w:t>
       </w:r>
-      <w:commentRangeStart w:id="123"/>
       <w:commentRangeStart w:id="124"/>
       <w:commentRangeStart w:id="125"/>
+      <w:commentRangeStart w:id="126"/>
       <w:r>
         <w:rPr>
           <w:rStyle w:val="Strong"/>
@@ -4696,29 +4729,29 @@
         </w:rPr>
         <w:t>websites</w:t>
       </w:r>
-      <w:commentRangeEnd w:id="123"/>
+      <w:commentRangeEnd w:id="124"/>
       <w:r>
         <w:rPr>
           <w:rStyle w:val="CommentReference"/>
           <w:rFonts w:ascii="CMU Sans Serif" w:hAnsi="CMU Sans Serif" w:cs="CMU Sans Serif"/>
         </w:rPr>
-        <w:commentReference w:id="123"/>
-      </w:r>
-      <w:commentRangeEnd w:id="124"/>
+        <w:commentReference w:id="124"/>
+      </w:r>
+      <w:commentRangeEnd w:id="125"/>
       <w:r>
         <w:rPr>
           <w:rStyle w:val="CommentReference"/>
           <w:rFonts w:ascii="CMU Sans Serif" w:hAnsi="CMU Sans Serif" w:cs="CMU Sans Serif"/>
         </w:rPr>
-        <w:commentReference w:id="124"/>
-      </w:r>
-      <w:commentRangeEnd w:id="125"/>
+        <w:commentReference w:id="125"/>
+      </w:r>
+      <w:commentRangeEnd w:id="126"/>
       <w:r>
         <w:rPr>
           <w:rStyle w:val="CommentReference"/>
           <w:rFonts w:ascii="CMU Sans Serif" w:hAnsi="CMU Sans Serif" w:cs="CMU Sans Serif"/>
         </w:rPr>
-        <w:commentReference w:id="125"/>
+        <w:commentReference w:id="126"/>
       </w:r>
     </w:p>
     <w:p>
@@ -4734,8 +4767,8 @@
           <w:color w:val="auto"/>
         </w:rPr>
       </w:pPr>
-      <w:bookmarkStart w:id="126" w:name="_Toc215736437"/>
-      <w:bookmarkStart w:id="127" w:name="_Toc219130662"/>
+      <w:bookmarkStart w:id="127" w:name="_Toc215736437"/>
+      <w:bookmarkStart w:id="128" w:name="_Toc219130662"/>
       <w:r>
         <w:rPr>
           <w:rFonts w:ascii="CMU Sans Serif" w:hAnsi="CMU Sans Serif" w:cs="CMU Sans Serif"/>
@@ -4757,8 +4790,8 @@
         </w:rPr>
         <w:t>Next Steps</w:t>
       </w:r>
-      <w:bookmarkEnd w:id="126"/>
       <w:bookmarkEnd w:id="127"/>
+      <w:bookmarkEnd w:id="128"/>
     </w:p>
     <w:p>
       <w:pPr>
@@ -4996,8 +5029,8 @@
         </w:rPr>
         <w:t xml:space="preserve"> and indeed qualitative analysis </w:t>
       </w:r>
-      <w:commentRangeStart w:id="128"/>
       <w:commentRangeStart w:id="129"/>
+      <w:commentRangeStart w:id="130"/>
       <w:r>
         <w:rPr>
           <w:rStyle w:val="Strong"/>
@@ -5009,21 +5042,21 @@
         </w:rPr>
         <w:t>such</w:t>
       </w:r>
-      <w:commentRangeEnd w:id="128"/>
+      <w:commentRangeEnd w:id="129"/>
       <w:r>
         <w:rPr>
           <w:rStyle w:val="CommentReference"/>
           <w:rFonts w:ascii="CMU Sans Serif" w:hAnsi="CMU Sans Serif" w:cs="CMU Sans Serif"/>
         </w:rPr>
-        <w:commentReference w:id="128"/>
-      </w:r>
-      <w:commentRangeEnd w:id="129"/>
+        <w:commentReference w:id="129"/>
+      </w:r>
+      <w:commentRangeEnd w:id="130"/>
       <w:r>
         <w:rPr>
           <w:rStyle w:val="CommentReference"/>
           <w:rFonts w:ascii="CMU Sans Serif" w:hAnsi="CMU Sans Serif" w:cs="CMU Sans Serif"/>
         </w:rPr>
-        <w:commentReference w:id="129"/>
+        <w:commentReference w:id="130"/>
       </w:r>
       <w:r>
         <w:rPr>
@@ -5689,9 +5722,9 @@
           <w:color w:val="000000" w:themeColor="text1"/>
         </w:rPr>
       </w:pPr>
-      <w:bookmarkStart w:id="130" w:name="_Toc216632807"/>
-      <w:bookmarkStart w:id="131" w:name="_Toc219130663"/>
-      <w:bookmarkStart w:id="132" w:name="_Toc215736438"/>
+      <w:bookmarkStart w:id="131" w:name="_Toc216632807"/>
+      <w:bookmarkStart w:id="132" w:name="_Toc219130663"/>
+      <w:bookmarkStart w:id="133" w:name="_Toc215736438"/>
       <w:r>
         <w:rPr>
           <w:rStyle w:val="Strong"/>
@@ -5712,7 +5745,7 @@
         </w:rPr>
         <w:t>Introduction to TMA 2</w:t>
       </w:r>
-      <w:bookmarkEnd w:id="130"/>
+      <w:bookmarkEnd w:id="131"/>
       <w:r>
         <w:rPr>
           <w:rStyle w:val="Strong"/>
@@ -5723,7 +5756,7 @@
         </w:rPr>
         <w:t xml:space="preserve"> – Literature Review</w:t>
       </w:r>
-      <w:bookmarkEnd w:id="131"/>
+      <w:bookmarkEnd w:id="132"/>
     </w:p>
     <w:p>
       <w:pPr>
@@ -5858,8 +5891,8 @@
           <w:color w:val="000000" w:themeColor="text1"/>
         </w:rPr>
       </w:pPr>
-      <w:bookmarkStart w:id="133" w:name="_Toc216632808"/>
-      <w:bookmarkStart w:id="134" w:name="_Toc219130664"/>
+      <w:bookmarkStart w:id="134" w:name="_Toc216632808"/>
+      <w:bookmarkStart w:id="135" w:name="_Toc219130664"/>
       <w:r>
         <w:rPr>
           <w:rStyle w:val="Strong"/>
@@ -5880,8 +5913,8 @@
         </w:rPr>
         <w:t>Mapping subtopics that are relevant</w:t>
       </w:r>
-      <w:bookmarkEnd w:id="133"/>
       <w:bookmarkEnd w:id="134"/>
+      <w:bookmarkEnd w:id="135"/>
     </w:p>
     <w:p>
       <w:pPr>
@@ -6188,7 +6221,7 @@
         </w:rPr>
         <w:t>Mind Map of Relevant Literature Subtopics</w:t>
       </w:r>
-      <w:ins w:id="135" w:author="Alfred Anate Bodurin Mayaki" w:date="2026-01-12T16:58:00Z" w16du:dateUtc="2026-01-12T16:58:00Z">
+      <w:ins w:id="136" w:author="Alfred Anate Bodurin Mayaki" w:date="2026-01-12T16:58:00Z" w16du:dateUtc="2026-01-12T16:58:00Z">
         <w:r>
           <w:rPr>
             <w:rFonts w:ascii="CMU Sans Serif" w:hAnsi="CMU Sans Serif" w:cs="CMU Sans Serif"/>
@@ -6215,7 +6248,7 @@
           <w:color w:val="000000" w:themeColor="text1"/>
         </w:rPr>
         <w:drawing>
-          <wp:inline distT="0" distB="0" distL="0" distR="0" wp14:anchorId="24BB0966" wp14:editId="2AFD0A0F">
+          <wp:inline distT="0" distB="0" distL="0" distR="0" wp14:anchorId="24BB0966" wp14:editId="3B124850">
             <wp:extent cx="4823276" cy="2865640"/>
             <wp:effectExtent l="0" t="0" r="0" b="0"/>
             <wp:docPr id="422260730" name="Picture 2" descr="A diagram of a business process"/>
@@ -6270,8 +6303,8 @@
           <w:color w:val="000000" w:themeColor="text1"/>
         </w:rPr>
       </w:pPr>
-      <w:bookmarkStart w:id="136" w:name="_Toc216632809"/>
-      <w:bookmarkStart w:id="137" w:name="_Toc219130665"/>
+      <w:bookmarkStart w:id="137" w:name="_Toc216632809"/>
+      <w:bookmarkStart w:id="138" w:name="_Toc219130665"/>
       <w:r>
         <w:rPr>
           <w:rStyle w:val="Strong"/>
@@ -6293,8 +6326,8 @@
         </w:rPr>
         <w:t>Explicating my Literature Review 1</w:t>
       </w:r>
-      <w:bookmarkEnd w:id="136"/>
       <w:bookmarkEnd w:id="137"/>
+      <w:bookmarkEnd w:id="138"/>
     </w:p>
     <w:p>
       <w:pPr>
@@ -6765,13 +6798,13 @@
         </w:numPr>
         <w:jc w:val="both"/>
         <w:rPr>
-          <w:del w:id="138" w:author="Alfred Anate Bodurin Mayaki" w:date="2026-01-12T17:01:00Z" w16du:dateUtc="2026-01-12T17:01:00Z"/>
+          <w:del w:id="139" w:author="Alfred Anate Bodurin Mayaki" w:date="2026-01-12T17:01:00Z" w16du:dateUtc="2026-01-12T17:01:00Z"/>
           <w:rFonts w:ascii="CMU Sans Serif" w:hAnsi="CMU Sans Serif" w:cs="CMU Sans Serif"/>
           <w:color w:val="000000" w:themeColor="text1"/>
           <w:u w:val="single"/>
         </w:rPr>
       </w:pPr>
-      <w:del w:id="139" w:author="Alfred Anate Bodurin Mayaki" w:date="2026-01-12T17:01:00Z" w16du:dateUtc="2026-01-12T17:01:00Z">
+      <w:del w:id="140" w:author="Alfred Anate Bodurin Mayaki" w:date="2026-01-12T17:01:00Z" w16du:dateUtc="2026-01-12T17:01:00Z">
         <w:r>
           <w:rPr>
             <w:rFonts w:ascii="CMU Sans Serif" w:hAnsi="CMU Sans Serif" w:cs="CMU Sans Serif"/>
@@ -6796,7 +6829,7 @@
       <w:tr>
         <w:trPr>
           <w:cnfStyle w:val="100000000000" w:firstRow="1" w:lastRow="0" w:firstColumn="0" w:lastColumn="0" w:oddVBand="0" w:evenVBand="0" w:oddHBand="0" w:evenHBand="0" w:firstRowFirstColumn="0" w:firstRowLastColumn="0" w:lastRowFirstColumn="0" w:lastRowLastColumn="0"/>
-          <w:del w:id="140" w:author="Alfred Anate Bodurin Mayaki" w:date="2026-01-12T17:01:00Z"/>
+          <w:del w:id="141" w:author="Alfred Anate Bodurin Mayaki" w:date="2026-01-12T17:01:00Z"/>
         </w:trPr>
         <w:tc>
           <w:tcPr>
@@ -6807,7 +6840,7 @@
             <w:pPr>
               <w:jc w:val="both"/>
               <w:rPr>
-                <w:del w:id="141" w:author="Alfred Anate Bodurin Mayaki" w:date="2026-01-12T17:01:00Z" w16du:dateUtc="2026-01-12T17:01:00Z"/>
+                <w:del w:id="142" w:author="Alfred Anate Bodurin Mayaki" w:date="2026-01-12T17:01:00Z" w16du:dateUtc="2026-01-12T17:01:00Z"/>
                 <w:rFonts w:ascii="CMU Sans Serif" w:hAnsi="CMU Sans Serif" w:cs="CMU Sans Serif"/>
                 <w:b w:val="0"/>
                 <w:bCs w:val="0"/>
@@ -6816,7 +6849,7 @@
                 <w:szCs w:val="20"/>
               </w:rPr>
             </w:pPr>
-            <w:del w:id="142" w:author="Alfred Anate Bodurin Mayaki" w:date="2026-01-12T17:01:00Z" w16du:dateUtc="2026-01-12T17:01:00Z">
+            <w:del w:id="143" w:author="Alfred Anate Bodurin Mayaki" w:date="2026-01-12T17:01:00Z" w16du:dateUtc="2026-01-12T17:01:00Z">
               <w:r>
                 <w:rPr>
                   <w:rFonts w:ascii="CMU Sans Serif" w:hAnsi="CMU Sans Serif" w:cs="CMU Sans Serif"/>
@@ -6838,7 +6871,7 @@
               <w:jc w:val="both"/>
               <w:cnfStyle w:val="100000000000" w:firstRow="1" w:lastRow="0" w:firstColumn="0" w:lastColumn="0" w:oddVBand="0" w:evenVBand="0" w:oddHBand="0" w:evenHBand="0" w:firstRowFirstColumn="0" w:firstRowLastColumn="0" w:lastRowFirstColumn="0" w:lastRowLastColumn="0"/>
               <w:rPr>
-                <w:del w:id="143" w:author="Alfred Anate Bodurin Mayaki" w:date="2026-01-12T17:01:00Z" w16du:dateUtc="2026-01-12T17:01:00Z"/>
+                <w:del w:id="144" w:author="Alfred Anate Bodurin Mayaki" w:date="2026-01-12T17:01:00Z" w16du:dateUtc="2026-01-12T17:01:00Z"/>
                 <w:rFonts w:ascii="CMU Sans Serif" w:hAnsi="CMU Sans Serif" w:cs="CMU Sans Serif"/>
                 <w:b w:val="0"/>
                 <w:bCs w:val="0"/>
@@ -6847,7 +6880,7 @@
                 <w:szCs w:val="20"/>
               </w:rPr>
             </w:pPr>
-            <w:del w:id="144" w:author="Alfred Anate Bodurin Mayaki" w:date="2026-01-12T17:01:00Z" w16du:dateUtc="2026-01-12T17:01:00Z">
+            <w:del w:id="145" w:author="Alfred Anate Bodurin Mayaki" w:date="2026-01-12T17:01:00Z" w16du:dateUtc="2026-01-12T17:01:00Z">
               <w:r>
                 <w:rPr>
                   <w:rFonts w:ascii="CMU Sans Serif" w:hAnsi="CMU Sans Serif" w:cs="CMU Sans Serif"/>
@@ -6869,7 +6902,7 @@
               <w:jc w:val="both"/>
               <w:cnfStyle w:val="100000000000" w:firstRow="1" w:lastRow="0" w:firstColumn="0" w:lastColumn="0" w:oddVBand="0" w:evenVBand="0" w:oddHBand="0" w:evenHBand="0" w:firstRowFirstColumn="0" w:firstRowLastColumn="0" w:lastRowFirstColumn="0" w:lastRowLastColumn="0"/>
               <w:rPr>
-                <w:del w:id="145" w:author="Alfred Anate Bodurin Mayaki" w:date="2026-01-12T17:01:00Z" w16du:dateUtc="2026-01-12T17:01:00Z"/>
+                <w:del w:id="146" w:author="Alfred Anate Bodurin Mayaki" w:date="2026-01-12T17:01:00Z" w16du:dateUtc="2026-01-12T17:01:00Z"/>
                 <w:rFonts w:ascii="CMU Sans Serif" w:hAnsi="CMU Sans Serif" w:cs="CMU Sans Serif"/>
                 <w:b w:val="0"/>
                 <w:bCs w:val="0"/>
@@ -6878,7 +6911,7 @@
                 <w:szCs w:val="20"/>
               </w:rPr>
             </w:pPr>
-            <w:del w:id="146" w:author="Alfred Anate Bodurin Mayaki" w:date="2026-01-12T17:01:00Z" w16du:dateUtc="2026-01-12T17:01:00Z">
+            <w:del w:id="147" w:author="Alfred Anate Bodurin Mayaki" w:date="2026-01-12T17:01:00Z" w16du:dateUtc="2026-01-12T17:01:00Z">
               <w:r>
                 <w:rPr>
                   <w:rFonts w:ascii="CMU Sans Serif" w:hAnsi="CMU Sans Serif" w:cs="CMU Sans Serif"/>
@@ -6895,7 +6928,7 @@
       <w:tr>
         <w:trPr>
           <w:cnfStyle w:val="000000100000" w:firstRow="0" w:lastRow="0" w:firstColumn="0" w:lastColumn="0" w:oddVBand="0" w:evenVBand="0" w:oddHBand="1" w:evenHBand="0" w:firstRowFirstColumn="0" w:firstRowLastColumn="0" w:lastRowFirstColumn="0" w:lastRowLastColumn="0"/>
-          <w:del w:id="147" w:author="Alfred Anate Bodurin Mayaki" w:date="2026-01-12T17:01:00Z"/>
+          <w:del w:id="148" w:author="Alfred Anate Bodurin Mayaki" w:date="2026-01-12T17:01:00Z"/>
         </w:trPr>
         <w:tc>
           <w:tcPr>
@@ -6906,14 +6939,14 @@
             <w:pPr>
               <w:jc w:val="both"/>
               <w:rPr>
-                <w:del w:id="148" w:author="Alfred Anate Bodurin Mayaki" w:date="2026-01-12T17:01:00Z" w16du:dateUtc="2026-01-12T17:01:00Z"/>
+                <w:del w:id="149" w:author="Alfred Anate Bodurin Mayaki" w:date="2026-01-12T17:01:00Z" w16du:dateUtc="2026-01-12T17:01:00Z"/>
                 <w:rFonts w:ascii="CMU Sans Serif" w:hAnsi="CMU Sans Serif" w:cs="CMU Sans Serif"/>
                 <w:color w:val="000000" w:themeColor="text1"/>
                 <w:sz w:val="20"/>
                 <w:szCs w:val="20"/>
               </w:rPr>
             </w:pPr>
-            <w:del w:id="149" w:author="Alfred Anate Bodurin Mayaki" w:date="2026-01-12T17:01:00Z" w16du:dateUtc="2026-01-12T17:01:00Z">
+            <w:del w:id="150" w:author="Alfred Anate Bodurin Mayaki" w:date="2026-01-12T17:01:00Z" w16du:dateUtc="2026-01-12T17:01:00Z">
               <w:r>
                 <w:rPr>
                   <w:rFonts w:ascii="CMU Sans Serif" w:hAnsi="CMU Sans Serif" w:cs="CMU Sans Serif"/>
@@ -6935,14 +6968,14 @@
               <w:jc w:val="both"/>
               <w:cnfStyle w:val="000000100000" w:firstRow="0" w:lastRow="0" w:firstColumn="0" w:lastColumn="0" w:oddVBand="0" w:evenVBand="0" w:oddHBand="1" w:evenHBand="0" w:firstRowFirstColumn="0" w:firstRowLastColumn="0" w:lastRowFirstColumn="0" w:lastRowLastColumn="0"/>
               <w:rPr>
-                <w:del w:id="150" w:author="Alfred Anate Bodurin Mayaki" w:date="2026-01-12T17:01:00Z" w16du:dateUtc="2026-01-12T17:01:00Z"/>
+                <w:del w:id="151" w:author="Alfred Anate Bodurin Mayaki" w:date="2026-01-12T17:01:00Z" w16du:dateUtc="2026-01-12T17:01:00Z"/>
                 <w:rFonts w:ascii="CMU Sans Serif" w:hAnsi="CMU Sans Serif" w:cs="CMU Sans Serif"/>
                 <w:color w:val="000000" w:themeColor="text1"/>
                 <w:sz w:val="20"/>
                 <w:szCs w:val="20"/>
               </w:rPr>
             </w:pPr>
-            <w:del w:id="151" w:author="Alfred Anate Bodurin Mayaki" w:date="2026-01-12T17:01:00Z" w16du:dateUtc="2026-01-12T17:01:00Z">
+            <w:del w:id="152" w:author="Alfred Anate Bodurin Mayaki" w:date="2026-01-12T17:01:00Z" w16du:dateUtc="2026-01-12T17:01:00Z">
               <w:r>
                 <w:rPr>
                   <w:rFonts w:ascii="CMU Sans Serif" w:hAnsi="CMU Sans Serif" w:cs="CMU Sans Serif"/>
@@ -6964,14 +6997,14 @@
               <w:jc w:val="both"/>
               <w:cnfStyle w:val="000000100000" w:firstRow="0" w:lastRow="0" w:firstColumn="0" w:lastColumn="0" w:oddVBand="0" w:evenVBand="0" w:oddHBand="1" w:evenHBand="0" w:firstRowFirstColumn="0" w:firstRowLastColumn="0" w:lastRowFirstColumn="0" w:lastRowLastColumn="0"/>
               <w:rPr>
-                <w:del w:id="152" w:author="Alfred Anate Bodurin Mayaki" w:date="2026-01-12T17:01:00Z" w16du:dateUtc="2026-01-12T17:01:00Z"/>
+                <w:del w:id="153" w:author="Alfred Anate Bodurin Mayaki" w:date="2026-01-12T17:01:00Z" w16du:dateUtc="2026-01-12T17:01:00Z"/>
                 <w:rFonts w:ascii="CMU Sans Serif" w:hAnsi="CMU Sans Serif" w:cs="CMU Sans Serif"/>
                 <w:color w:val="000000" w:themeColor="text1"/>
                 <w:sz w:val="20"/>
                 <w:szCs w:val="20"/>
               </w:rPr>
             </w:pPr>
-            <w:del w:id="153" w:author="Alfred Anate Bodurin Mayaki" w:date="2026-01-12T17:01:00Z" w16du:dateUtc="2026-01-12T17:01:00Z">
+            <w:del w:id="154" w:author="Alfred Anate Bodurin Mayaki" w:date="2026-01-12T17:01:00Z" w16du:dateUtc="2026-01-12T17:01:00Z">
               <w:r>
                 <w:rPr>
                   <w:rFonts w:ascii="CMU Sans Serif" w:hAnsi="CMU Sans Serif" w:cs="CMU Sans Serif"/>
@@ -6987,7 +7020,7 @@
       </w:tr>
       <w:tr>
         <w:trPr>
-          <w:del w:id="154" w:author="Alfred Anate Bodurin Mayaki" w:date="2026-01-12T17:01:00Z"/>
+          <w:del w:id="155" w:author="Alfred Anate Bodurin Mayaki" w:date="2026-01-12T17:01:00Z"/>
         </w:trPr>
         <w:tc>
           <w:tcPr>
@@ -6998,14 +7031,14 @@
             <w:pPr>
               <w:jc w:val="both"/>
               <w:rPr>
-                <w:del w:id="155" w:author="Alfred Anate Bodurin Mayaki" w:date="2026-01-12T17:01:00Z" w16du:dateUtc="2026-01-12T17:01:00Z"/>
+                <w:del w:id="156" w:author="Alfred Anate Bodurin Mayaki" w:date="2026-01-12T17:01:00Z" w16du:dateUtc="2026-01-12T17:01:00Z"/>
                 <w:rFonts w:ascii="CMU Sans Serif" w:hAnsi="CMU Sans Serif" w:cs="CMU Sans Serif"/>
                 <w:color w:val="000000" w:themeColor="text1"/>
                 <w:sz w:val="20"/>
                 <w:szCs w:val="20"/>
               </w:rPr>
             </w:pPr>
-            <w:del w:id="156" w:author="Alfred Anate Bodurin Mayaki" w:date="2026-01-12T17:01:00Z" w16du:dateUtc="2026-01-12T17:01:00Z">
+            <w:del w:id="157" w:author="Alfred Anate Bodurin Mayaki" w:date="2026-01-12T17:01:00Z" w16du:dateUtc="2026-01-12T17:01:00Z">
               <w:r>
                 <w:rPr>
                   <w:rFonts w:ascii="CMU Sans Serif" w:hAnsi="CMU Sans Serif" w:cs="CMU Sans Serif"/>
@@ -7027,14 +7060,14 @@
               <w:jc w:val="both"/>
               <w:cnfStyle w:val="000000000000" w:firstRow="0" w:lastRow="0" w:firstColumn="0" w:lastColumn="0" w:oddVBand="0" w:evenVBand="0" w:oddHBand="0" w:evenHBand="0" w:firstRowFirstColumn="0" w:firstRowLastColumn="0" w:lastRowFirstColumn="0" w:lastRowLastColumn="0"/>
               <w:rPr>
-                <w:del w:id="157" w:author="Alfred Anate Bodurin Mayaki" w:date="2026-01-12T17:01:00Z" w16du:dateUtc="2026-01-12T17:01:00Z"/>
+                <w:del w:id="158" w:author="Alfred Anate Bodurin Mayaki" w:date="2026-01-12T17:01:00Z" w16du:dateUtc="2026-01-12T17:01:00Z"/>
                 <w:rFonts w:ascii="CMU Sans Serif" w:hAnsi="CMU Sans Serif" w:cs="CMU Sans Serif"/>
                 <w:color w:val="000000" w:themeColor="text1"/>
                 <w:sz w:val="20"/>
                 <w:szCs w:val="20"/>
               </w:rPr>
             </w:pPr>
-            <w:del w:id="158" w:author="Alfred Anate Bodurin Mayaki" w:date="2026-01-12T17:01:00Z" w16du:dateUtc="2026-01-12T17:01:00Z">
+            <w:del w:id="159" w:author="Alfred Anate Bodurin Mayaki" w:date="2026-01-12T17:01:00Z" w16du:dateUtc="2026-01-12T17:01:00Z">
               <w:r>
                 <w:rPr>
                   <w:rFonts w:ascii="CMU Sans Serif" w:hAnsi="CMU Sans Serif" w:cs="CMU Sans Serif"/>
@@ -7056,14 +7089,14 @@
               <w:jc w:val="both"/>
               <w:cnfStyle w:val="000000000000" w:firstRow="0" w:lastRow="0" w:firstColumn="0" w:lastColumn="0" w:oddVBand="0" w:evenVBand="0" w:oddHBand="0" w:evenHBand="0" w:firstRowFirstColumn="0" w:firstRowLastColumn="0" w:lastRowFirstColumn="0" w:lastRowLastColumn="0"/>
               <w:rPr>
-                <w:del w:id="159" w:author="Alfred Anate Bodurin Mayaki" w:date="2026-01-12T17:01:00Z" w16du:dateUtc="2026-01-12T17:01:00Z"/>
+                <w:del w:id="160" w:author="Alfred Anate Bodurin Mayaki" w:date="2026-01-12T17:01:00Z" w16du:dateUtc="2026-01-12T17:01:00Z"/>
                 <w:rFonts w:ascii="CMU Sans Serif" w:hAnsi="CMU Sans Serif" w:cs="CMU Sans Serif"/>
                 <w:color w:val="000000" w:themeColor="text1"/>
                 <w:sz w:val="20"/>
                 <w:szCs w:val="20"/>
               </w:rPr>
             </w:pPr>
-            <w:del w:id="160" w:author="Alfred Anate Bodurin Mayaki" w:date="2026-01-12T17:01:00Z" w16du:dateUtc="2026-01-12T17:01:00Z">
+            <w:del w:id="161" w:author="Alfred Anate Bodurin Mayaki" w:date="2026-01-12T17:01:00Z" w16du:dateUtc="2026-01-12T17:01:00Z">
               <w:r>
                 <w:rPr>
                   <w:rFonts w:ascii="CMU Sans Serif" w:hAnsi="CMU Sans Serif" w:cs="CMU Sans Serif"/>
@@ -7100,7 +7133,7 @@
       <w:tr>
         <w:trPr>
           <w:cnfStyle w:val="000000100000" w:firstRow="0" w:lastRow="0" w:firstColumn="0" w:lastColumn="0" w:oddVBand="0" w:evenVBand="0" w:oddHBand="1" w:evenHBand="0" w:firstRowFirstColumn="0" w:firstRowLastColumn="0" w:lastRowFirstColumn="0" w:lastRowLastColumn="0"/>
-          <w:del w:id="161" w:author="Alfred Anate Bodurin Mayaki" w:date="2026-01-12T17:01:00Z"/>
+          <w:del w:id="162" w:author="Alfred Anate Bodurin Mayaki" w:date="2026-01-12T17:01:00Z"/>
         </w:trPr>
         <w:tc>
           <w:tcPr>
@@ -7111,14 +7144,14 @@
             <w:pPr>
               <w:jc w:val="both"/>
               <w:rPr>
-                <w:del w:id="162" w:author="Alfred Anate Bodurin Mayaki" w:date="2026-01-12T17:01:00Z" w16du:dateUtc="2026-01-12T17:01:00Z"/>
+                <w:del w:id="163" w:author="Alfred Anate Bodurin Mayaki" w:date="2026-01-12T17:01:00Z" w16du:dateUtc="2026-01-12T17:01:00Z"/>
                 <w:rFonts w:ascii="CMU Sans Serif" w:hAnsi="CMU Sans Serif" w:cs="CMU Sans Serif"/>
                 <w:color w:val="000000" w:themeColor="text1"/>
                 <w:sz w:val="20"/>
                 <w:szCs w:val="20"/>
               </w:rPr>
             </w:pPr>
-            <w:del w:id="163" w:author="Alfred Anate Bodurin Mayaki" w:date="2026-01-12T17:01:00Z" w16du:dateUtc="2026-01-12T17:01:00Z">
+            <w:del w:id="164" w:author="Alfred Anate Bodurin Mayaki" w:date="2026-01-12T17:01:00Z" w16du:dateUtc="2026-01-12T17:01:00Z">
               <w:r>
                 <w:rPr>
                   <w:rFonts w:ascii="CMU Sans Serif" w:hAnsi="CMU Sans Serif" w:cs="CMU Sans Serif"/>
@@ -7140,14 +7173,14 @@
               <w:jc w:val="both"/>
               <w:cnfStyle w:val="000000100000" w:firstRow="0" w:lastRow="0" w:firstColumn="0" w:lastColumn="0" w:oddVBand="0" w:evenVBand="0" w:oddHBand="1" w:evenHBand="0" w:firstRowFirstColumn="0" w:firstRowLastColumn="0" w:lastRowFirstColumn="0" w:lastRowLastColumn="0"/>
               <w:rPr>
-                <w:del w:id="164" w:author="Alfred Anate Bodurin Mayaki" w:date="2026-01-12T17:01:00Z" w16du:dateUtc="2026-01-12T17:01:00Z"/>
+                <w:del w:id="165" w:author="Alfred Anate Bodurin Mayaki" w:date="2026-01-12T17:01:00Z" w16du:dateUtc="2026-01-12T17:01:00Z"/>
                 <w:rFonts w:ascii="CMU Sans Serif" w:hAnsi="CMU Sans Serif" w:cs="CMU Sans Serif"/>
                 <w:color w:val="000000" w:themeColor="text1"/>
                 <w:sz w:val="20"/>
                 <w:szCs w:val="20"/>
               </w:rPr>
             </w:pPr>
-            <w:del w:id="165" w:author="Alfred Anate Bodurin Mayaki" w:date="2026-01-12T17:01:00Z" w16du:dateUtc="2026-01-12T17:01:00Z">
+            <w:del w:id="166" w:author="Alfred Anate Bodurin Mayaki" w:date="2026-01-12T17:01:00Z" w16du:dateUtc="2026-01-12T17:01:00Z">
               <w:r>
                 <w:rPr>
                   <w:rFonts w:ascii="CMU Sans Serif" w:hAnsi="CMU Sans Serif" w:cs="CMU Sans Serif"/>
@@ -7169,14 +7202,14 @@
               <w:jc w:val="both"/>
               <w:cnfStyle w:val="000000100000" w:firstRow="0" w:lastRow="0" w:firstColumn="0" w:lastColumn="0" w:oddVBand="0" w:evenVBand="0" w:oddHBand="1" w:evenHBand="0" w:firstRowFirstColumn="0" w:firstRowLastColumn="0" w:lastRowFirstColumn="0" w:lastRowLastColumn="0"/>
               <w:rPr>
-                <w:del w:id="166" w:author="Alfred Anate Bodurin Mayaki" w:date="2026-01-12T17:01:00Z" w16du:dateUtc="2026-01-12T17:01:00Z"/>
+                <w:del w:id="167" w:author="Alfred Anate Bodurin Mayaki" w:date="2026-01-12T17:01:00Z" w16du:dateUtc="2026-01-12T17:01:00Z"/>
                 <w:rFonts w:ascii="CMU Sans Serif" w:hAnsi="CMU Sans Serif" w:cs="CMU Sans Serif"/>
                 <w:color w:val="000000" w:themeColor="text1"/>
                 <w:sz w:val="20"/>
                 <w:szCs w:val="20"/>
               </w:rPr>
             </w:pPr>
-            <w:del w:id="167" w:author="Alfred Anate Bodurin Mayaki" w:date="2026-01-12T17:01:00Z" w16du:dateUtc="2026-01-12T17:01:00Z">
+            <w:del w:id="168" w:author="Alfred Anate Bodurin Mayaki" w:date="2026-01-12T17:01:00Z" w16du:dateUtc="2026-01-12T17:01:00Z">
               <w:r>
                 <w:rPr>
                   <w:rFonts w:ascii="CMU Sans Serif" w:hAnsi="CMU Sans Serif" w:cs="CMU Sans Serif"/>
@@ -7192,7 +7225,7 @@
       </w:tr>
       <w:tr>
         <w:trPr>
-          <w:del w:id="168" w:author="Alfred Anate Bodurin Mayaki" w:date="2026-01-12T17:01:00Z"/>
+          <w:del w:id="169" w:author="Alfred Anate Bodurin Mayaki" w:date="2026-01-12T17:01:00Z"/>
         </w:trPr>
         <w:tc>
           <w:tcPr>
@@ -7203,14 +7236,14 @@
             <w:pPr>
               <w:jc w:val="both"/>
               <w:rPr>
-                <w:del w:id="169" w:author="Alfred Anate Bodurin Mayaki" w:date="2026-01-12T17:01:00Z" w16du:dateUtc="2026-01-12T17:01:00Z"/>
+                <w:del w:id="170" w:author="Alfred Anate Bodurin Mayaki" w:date="2026-01-12T17:01:00Z" w16du:dateUtc="2026-01-12T17:01:00Z"/>
                 <w:rFonts w:ascii="CMU Sans Serif" w:hAnsi="CMU Sans Serif" w:cs="CMU Sans Serif"/>
                 <w:color w:val="000000" w:themeColor="text1"/>
                 <w:sz w:val="20"/>
                 <w:szCs w:val="20"/>
               </w:rPr>
             </w:pPr>
-            <w:del w:id="170" w:author="Alfred Anate Bodurin Mayaki" w:date="2026-01-12T17:01:00Z" w16du:dateUtc="2026-01-12T17:01:00Z">
+            <w:del w:id="171" w:author="Alfred Anate Bodurin Mayaki" w:date="2026-01-12T17:01:00Z" w16du:dateUtc="2026-01-12T17:01:00Z">
               <w:r>
                 <w:rPr>
                   <w:rFonts w:ascii="CMU Sans Serif" w:hAnsi="CMU Sans Serif" w:cs="CMU Sans Serif"/>
@@ -7232,14 +7265,14 @@
               <w:jc w:val="both"/>
               <w:cnfStyle w:val="000000000000" w:firstRow="0" w:lastRow="0" w:firstColumn="0" w:lastColumn="0" w:oddVBand="0" w:evenVBand="0" w:oddHBand="0" w:evenHBand="0" w:firstRowFirstColumn="0" w:firstRowLastColumn="0" w:lastRowFirstColumn="0" w:lastRowLastColumn="0"/>
               <w:rPr>
-                <w:del w:id="171" w:author="Alfred Anate Bodurin Mayaki" w:date="2026-01-12T17:01:00Z" w16du:dateUtc="2026-01-12T17:01:00Z"/>
+                <w:del w:id="172" w:author="Alfred Anate Bodurin Mayaki" w:date="2026-01-12T17:01:00Z" w16du:dateUtc="2026-01-12T17:01:00Z"/>
                 <w:rFonts w:ascii="CMU Sans Serif" w:hAnsi="CMU Sans Serif" w:cs="CMU Sans Serif"/>
                 <w:color w:val="000000" w:themeColor="text1"/>
                 <w:sz w:val="20"/>
                 <w:szCs w:val="20"/>
               </w:rPr>
             </w:pPr>
-            <w:del w:id="172" w:author="Alfred Anate Bodurin Mayaki" w:date="2026-01-12T17:01:00Z" w16du:dateUtc="2026-01-12T17:01:00Z">
+            <w:del w:id="173" w:author="Alfred Anate Bodurin Mayaki" w:date="2026-01-12T17:01:00Z" w16du:dateUtc="2026-01-12T17:01:00Z">
               <w:r>
                 <w:rPr>
                   <w:rFonts w:ascii="CMU Sans Serif" w:hAnsi="CMU Sans Serif" w:cs="CMU Sans Serif"/>
@@ -7261,14 +7294,14 @@
               <w:jc w:val="both"/>
               <w:cnfStyle w:val="000000000000" w:firstRow="0" w:lastRow="0" w:firstColumn="0" w:lastColumn="0" w:oddVBand="0" w:evenVBand="0" w:oddHBand="0" w:evenHBand="0" w:firstRowFirstColumn="0" w:firstRowLastColumn="0" w:lastRowFirstColumn="0" w:lastRowLastColumn="0"/>
               <w:rPr>
-                <w:del w:id="173" w:author="Alfred Anate Bodurin Mayaki" w:date="2026-01-12T17:01:00Z" w16du:dateUtc="2026-01-12T17:01:00Z"/>
+                <w:del w:id="174" w:author="Alfred Anate Bodurin Mayaki" w:date="2026-01-12T17:01:00Z" w16du:dateUtc="2026-01-12T17:01:00Z"/>
                 <w:rFonts w:ascii="CMU Sans Serif" w:hAnsi="CMU Sans Serif" w:cs="CMU Sans Serif"/>
                 <w:color w:val="000000" w:themeColor="text1"/>
                 <w:sz w:val="20"/>
                 <w:szCs w:val="20"/>
               </w:rPr>
             </w:pPr>
-            <w:del w:id="174" w:author="Alfred Anate Bodurin Mayaki" w:date="2026-01-12T17:01:00Z" w16du:dateUtc="2026-01-12T17:01:00Z">
+            <w:del w:id="175" w:author="Alfred Anate Bodurin Mayaki" w:date="2026-01-12T17:01:00Z" w16du:dateUtc="2026-01-12T17:01:00Z">
               <w:r>
                 <w:rPr>
                   <w:rFonts w:ascii="CMU Sans Serif" w:hAnsi="CMU Sans Serif" w:cs="CMU Sans Serif"/>
@@ -7307,7 +7340,7 @@
       <w:pPr>
         <w:jc w:val="both"/>
         <w:rPr>
-          <w:del w:id="175" w:author="Alfred Anate Bodurin Mayaki" w:date="2026-01-12T17:01:00Z" w16du:dateUtc="2026-01-12T17:01:00Z"/>
+          <w:del w:id="176" w:author="Alfred Anate Bodurin Mayaki" w:date="2026-01-12T17:01:00Z" w16du:dateUtc="2026-01-12T17:01:00Z"/>
           <w:rFonts w:ascii="CMU Sans Serif" w:hAnsi="CMU Sans Serif" w:cs="CMU Sans Serif"/>
           <w:color w:val="000000" w:themeColor="text1"/>
         </w:rPr>
@@ -7610,7 +7643,27 @@
                 <w:sz w:val="20"/>
                 <w:szCs w:val="20"/>
               </w:rPr>
-              <w:t>Dutta &amp; Adsule (2025)</w:t>
+              <w:t xml:space="preserve">Dutta &amp; </w:t>
+            </w:r>
+            <w:proofErr w:type="spellStart"/>
+            <w:r>
+              <w:rPr>
+                <w:rFonts w:ascii="CMU Sans Serif" w:hAnsi="CMU Sans Serif" w:cs="CMU Sans Serif"/>
+                <w:color w:val="000000" w:themeColor="text1"/>
+                <w:sz w:val="20"/>
+                <w:szCs w:val="20"/>
+              </w:rPr>
+              <w:t>Adsule</w:t>
+            </w:r>
+            <w:proofErr w:type="spellEnd"/>
+            <w:r>
+              <w:rPr>
+                <w:rFonts w:ascii="CMU Sans Serif" w:hAnsi="CMU Sans Serif" w:cs="CMU Sans Serif"/>
+                <w:color w:val="000000" w:themeColor="text1"/>
+                <w:sz w:val="20"/>
+                <w:szCs w:val="20"/>
+              </w:rPr>
+              <w:t xml:space="preserve"> (2025)</w:t>
             </w:r>
           </w:p>
         </w:tc>
@@ -7686,14 +7739,25 @@
                 <w:szCs w:val="20"/>
               </w:rPr>
             </w:pPr>
-            <w:r>
-              <w:rPr>
-                <w:rFonts w:ascii="CMU Sans Serif" w:hAnsi="CMU Sans Serif" w:cs="CMU Sans Serif"/>
-                <w:color w:val="000000" w:themeColor="text1"/>
-                <w:sz w:val="20"/>
-                <w:szCs w:val="20"/>
-              </w:rPr>
-              <w:t>Lup and Canonico (2024)</w:t>
+            <w:proofErr w:type="spellStart"/>
+            <w:r>
+              <w:rPr>
+                <w:rFonts w:ascii="CMU Sans Serif" w:hAnsi="CMU Sans Serif" w:cs="CMU Sans Serif"/>
+                <w:color w:val="000000" w:themeColor="text1"/>
+                <w:sz w:val="20"/>
+                <w:szCs w:val="20"/>
+              </w:rPr>
+              <w:t>Lup</w:t>
+            </w:r>
+            <w:proofErr w:type="spellEnd"/>
+            <w:r>
+              <w:rPr>
+                <w:rFonts w:ascii="CMU Sans Serif" w:hAnsi="CMU Sans Serif" w:cs="CMU Sans Serif"/>
+                <w:color w:val="000000" w:themeColor="text1"/>
+                <w:sz w:val="20"/>
+                <w:szCs w:val="20"/>
+              </w:rPr>
+              <w:t xml:space="preserve"> and Canonico (2024)</w:t>
             </w:r>
           </w:p>
         </w:tc>
@@ -7826,7 +7890,7 @@
         </w:rPr>
         <w:t>Theo</w:t>
       </w:r>
-      <w:ins w:id="176" w:author="Alfred Anate Bodurin Mayaki" w:date="2026-01-12T17:01:00Z" w16du:dateUtc="2026-01-12T17:01:00Z">
+      <w:ins w:id="177" w:author="Alfred Anate Bodurin Mayaki" w:date="2026-01-12T17:01:00Z" w16du:dateUtc="2026-01-12T17:01:00Z">
         <w:r>
           <w:rPr>
             <w:rFonts w:ascii="CMU Sans Serif" w:hAnsi="CMU Sans Serif" w:cs="CMU Sans Serif"/>
@@ -7836,7 +7900,7 @@
           <w:t>ry and Signalling Theory</w:t>
         </w:r>
       </w:ins>
-      <w:del w:id="177" w:author="Alfred Anate Bodurin Mayaki" w:date="2026-01-12T17:01:00Z" w16du:dateUtc="2026-01-12T17:01:00Z">
+      <w:del w:id="178" w:author="Alfred Anate Bodurin Mayaki" w:date="2026-01-12T17:01:00Z" w16du:dateUtc="2026-01-12T17:01:00Z">
         <w:r>
           <w:rPr>
             <w:rFonts w:ascii="CMU Sans Serif" w:hAnsi="CMU Sans Serif" w:cs="CMU Sans Serif"/>
@@ -8137,7 +8201,7 @@
                 <w:szCs w:val="20"/>
               </w:rPr>
             </w:pPr>
-            <w:del w:id="178" w:author="Alfred Anate Bodurin Mayaki" w:date="2026-01-12T16:57:00Z" w16du:dateUtc="2026-01-12T16:57:00Z">
+            <w:del w:id="179" w:author="Alfred Anate Bodurin Mayaki" w:date="2026-01-12T16:57:00Z" w16du:dateUtc="2026-01-12T16:57:00Z">
               <w:r>
                 <w:fldChar w:fldCharType="begin"/>
               </w:r>
@@ -8149,7 +8213,7 @@
               </w:r>
               <w:r>
                 <w:rPr>
-                  <w:rPrChange w:id="179" w:author="Alfred Anate Bodurin Mayaki" w:date="2026-01-12T16:57:00Z" w16du:dateUtc="2026-01-12T16:57:00Z">
+                  <w:rPrChange w:id="180" w:author="Alfred Anate Bodurin Mayaki" w:date="2026-01-12T16:57:00Z" w16du:dateUtc="2026-01-12T16:57:00Z">
                     <w:rPr>
                       <w:rStyle w:val="Hyperlink"/>
                       <w:rFonts w:ascii="CMU Sans Serif" w:hAnsi="CMU Sans Serif" w:cs="CMU Sans Serif"/>
@@ -8164,10 +8228,10 @@
                 <w:fldChar w:fldCharType="end"/>
               </w:r>
             </w:del>
-            <w:ins w:id="180" w:author="Alfred Anate Bodurin Mayaki" w:date="2026-01-12T16:57:00Z" w16du:dateUtc="2026-01-12T16:57:00Z">
+            <w:ins w:id="181" w:author="Alfred Anate Bodurin Mayaki" w:date="2026-01-12T16:57:00Z" w16du:dateUtc="2026-01-12T16:57:00Z">
               <w:r>
                 <w:rPr>
-                  <w:rPrChange w:id="181" w:author="Alfred Anate Bodurin Mayaki" w:date="2026-01-12T16:57:00Z" w16du:dateUtc="2026-01-12T16:57:00Z">
+                  <w:rPrChange w:id="182" w:author="Alfred Anate Bodurin Mayaki" w:date="2026-01-12T16:57:00Z" w16du:dateUtc="2026-01-12T16:57:00Z">
                     <w:rPr>
                       <w:rStyle w:val="Hyperlink"/>
                       <w:rFonts w:ascii="CMU Sans Serif" w:hAnsi="CMU Sans Serif" w:cs="CMU Sans Serif"/>
@@ -8196,7 +8260,7 @@
                 <w:szCs w:val="20"/>
               </w:rPr>
             </w:pPr>
-            <w:del w:id="182" w:author="Alfred Anate Bodurin Mayaki" w:date="2026-01-12T16:57:00Z" w16du:dateUtc="2026-01-12T16:57:00Z">
+            <w:del w:id="183" w:author="Alfred Anate Bodurin Mayaki" w:date="2026-01-12T16:57:00Z" w16du:dateUtc="2026-01-12T16:57:00Z">
               <w:r>
                 <w:fldChar w:fldCharType="begin"/>
               </w:r>
@@ -8208,7 +8272,7 @@
               </w:r>
               <w:r>
                 <w:rPr>
-                  <w:rPrChange w:id="183" w:author="Alfred Anate Bodurin Mayaki" w:date="2026-01-12T16:57:00Z" w16du:dateUtc="2026-01-12T16:57:00Z">
+                  <w:rPrChange w:id="184" w:author="Alfred Anate Bodurin Mayaki" w:date="2026-01-12T16:57:00Z" w16du:dateUtc="2026-01-12T16:57:00Z">
                     <w:rPr>
                       <w:rStyle w:val="Hyperlink"/>
                       <w:rFonts w:ascii="CMU Sans Serif" w:hAnsi="CMU Sans Serif" w:cs="CMU Sans Serif"/>
@@ -8223,10 +8287,10 @@
                 <w:fldChar w:fldCharType="end"/>
               </w:r>
             </w:del>
-            <w:ins w:id="184" w:author="Alfred Anate Bodurin Mayaki" w:date="2026-01-12T16:57:00Z" w16du:dateUtc="2026-01-12T16:57:00Z">
+            <w:ins w:id="185" w:author="Alfred Anate Bodurin Mayaki" w:date="2026-01-12T16:57:00Z" w16du:dateUtc="2026-01-12T16:57:00Z">
               <w:r>
                 <w:rPr>
-                  <w:rPrChange w:id="185" w:author="Alfred Anate Bodurin Mayaki" w:date="2026-01-12T16:57:00Z" w16du:dateUtc="2026-01-12T16:57:00Z">
+                  <w:rPrChange w:id="186" w:author="Alfred Anate Bodurin Mayaki" w:date="2026-01-12T16:57:00Z" w16du:dateUtc="2026-01-12T16:57:00Z">
                     <w:rPr>
                       <w:rStyle w:val="Hyperlink"/>
                       <w:rFonts w:ascii="CMU Sans Serif" w:hAnsi="CMU Sans Serif" w:cs="CMU Sans Serif"/>
@@ -8255,7 +8319,7 @@
                 <w:szCs w:val="20"/>
               </w:rPr>
             </w:pPr>
-            <w:del w:id="186" w:author="Alfred Anate Bodurin Mayaki" w:date="2026-01-12T16:57:00Z" w16du:dateUtc="2026-01-12T16:57:00Z">
+            <w:del w:id="187" w:author="Alfred Anate Bodurin Mayaki" w:date="2026-01-12T16:57:00Z" w16du:dateUtc="2026-01-12T16:57:00Z">
               <w:r>
                 <w:fldChar w:fldCharType="begin"/>
               </w:r>
@@ -8267,7 +8331,7 @@
               </w:r>
               <w:r>
                 <w:rPr>
-                  <w:rPrChange w:id="187" w:author="Alfred Anate Bodurin Mayaki" w:date="2026-01-12T16:57:00Z" w16du:dateUtc="2026-01-12T16:57:00Z">
+                  <w:rPrChange w:id="188" w:author="Alfred Anate Bodurin Mayaki" w:date="2026-01-12T16:57:00Z" w16du:dateUtc="2026-01-12T16:57:00Z">
                     <w:rPr>
                       <w:rStyle w:val="Hyperlink"/>
                       <w:rFonts w:ascii="CMU Sans Serif" w:hAnsi="CMU Sans Serif" w:cs="CMU Sans Serif"/>
@@ -8282,10 +8346,10 @@
                 <w:fldChar w:fldCharType="end"/>
               </w:r>
             </w:del>
-            <w:ins w:id="188" w:author="Alfred Anate Bodurin Mayaki" w:date="2026-01-12T16:57:00Z" w16du:dateUtc="2026-01-12T16:57:00Z">
+            <w:ins w:id="189" w:author="Alfred Anate Bodurin Mayaki" w:date="2026-01-12T16:57:00Z" w16du:dateUtc="2026-01-12T16:57:00Z">
               <w:r>
                 <w:rPr>
-                  <w:rPrChange w:id="189" w:author="Alfred Anate Bodurin Mayaki" w:date="2026-01-12T16:57:00Z" w16du:dateUtc="2026-01-12T16:57:00Z">
+                  <w:rPrChange w:id="190" w:author="Alfred Anate Bodurin Mayaki" w:date="2026-01-12T16:57:00Z" w16du:dateUtc="2026-01-12T16:57:00Z">
                     <w:rPr>
                       <w:rStyle w:val="Hyperlink"/>
                       <w:rFonts w:ascii="CMU Sans Serif" w:hAnsi="CMU Sans Serif" w:cs="CMU Sans Serif"/>
@@ -8386,7 +8450,7 @@
         <w:pStyle w:val="ListParagraph"/>
         <w:jc w:val="both"/>
         <w:rPr>
-          <w:del w:id="190" w:author="Alfred Anate Bodurin Mayaki" w:date="2026-01-12T17:00:00Z" w16du:dateUtc="2026-01-12T17:00:00Z"/>
+          <w:del w:id="191" w:author="Alfred Anate Bodurin Mayaki" w:date="2026-01-12T17:00:00Z" w16du:dateUtc="2026-01-12T17:00:00Z"/>
           <w:rFonts w:ascii="CMU Sans Serif" w:hAnsi="CMU Sans Serif" w:cs="CMU Sans Serif"/>
           <w:color w:val="000000" w:themeColor="text1"/>
           <w:u w:val="single"/>
@@ -8400,11 +8464,11 @@
           <w:rFonts w:ascii="CMU Sans Serif" w:hAnsi="CMU Sans Serif" w:cs="CMU Sans Serif"/>
           <w:color w:val="000000" w:themeColor="text1"/>
           <w:u w:val="single"/>
-          <w:rPrChange w:id="191" w:author="Alfred Anate Bodurin Mayaki" w:date="2026-01-12T17:00:00Z" w16du:dateUtc="2026-01-12T17:00:00Z">
+          <w:rPrChange w:id="192" w:author="Alfred Anate Bodurin Mayaki" w:date="2026-01-12T17:00:00Z" w16du:dateUtc="2026-01-12T17:00:00Z">
             <w:rPr/>
           </w:rPrChange>
         </w:rPr>
-        <w:pPrChange w:id="192" w:author="Alfred Anate Bodurin Mayaki" w:date="2026-01-12T17:00:00Z" w16du:dateUtc="2026-01-12T17:00:00Z">
+        <w:pPrChange w:id="193" w:author="Alfred Anate Bodurin Mayaki" w:date="2026-01-12T17:00:00Z" w16du:dateUtc="2026-01-12T17:00:00Z">
           <w:pPr>
             <w:pStyle w:val="ListParagraph"/>
             <w:numPr>
@@ -8415,13 +8479,13 @@
           </w:pPr>
         </w:pPrChange>
       </w:pPr>
-      <w:del w:id="193" w:author="Alfred Anate Bodurin Mayaki" w:date="2026-01-12T17:00:00Z" w16du:dateUtc="2026-01-12T17:00:00Z">
+      <w:del w:id="194" w:author="Alfred Anate Bodurin Mayaki" w:date="2026-01-12T17:00:00Z" w16du:dateUtc="2026-01-12T17:00:00Z">
         <w:r>
           <w:rPr>
             <w:rFonts w:ascii="CMU Sans Serif" w:hAnsi="CMU Sans Serif" w:cs="CMU Sans Serif"/>
             <w:color w:val="000000" w:themeColor="text1"/>
             <w:u w:val="single"/>
-            <w:rPrChange w:id="194" w:author="Alfred Anate Bodurin Mayaki" w:date="2026-01-12T17:00:00Z" w16du:dateUtc="2026-01-12T17:00:00Z">
+            <w:rPrChange w:id="195" w:author="Alfred Anate Bodurin Mayaki" w:date="2026-01-12T17:00:00Z" w16du:dateUtc="2026-01-12T17:00:00Z">
               <w:rPr/>
             </w:rPrChange>
           </w:rPr>
@@ -8439,7 +8503,7 @@
         <w:gridCol w:w="2036"/>
         <w:gridCol w:w="4063"/>
         <w:gridCol w:w="2927"/>
-        <w:tblGridChange w:id="195">
+        <w:tblGridChange w:id="196">
           <w:tblGrid>
             <w:gridCol w:w="1838"/>
             <w:gridCol w:w="198"/>
@@ -8453,7 +8517,7 @@
       <w:tr>
         <w:trPr>
           <w:cnfStyle w:val="100000000000" w:firstRow="1" w:lastRow="0" w:firstColumn="0" w:lastColumn="0" w:oddVBand="0" w:evenVBand="0" w:oddHBand="0" w:evenHBand="0" w:firstRowFirstColumn="0" w:firstRowLastColumn="0" w:lastRowFirstColumn="0" w:lastRowLastColumn="0"/>
-          <w:del w:id="196" w:author="Alfred Anate Bodurin Mayaki" w:date="2026-01-12T17:01:00Z"/>
+          <w:del w:id="197" w:author="Alfred Anate Bodurin Mayaki" w:date="2026-01-12T17:01:00Z"/>
         </w:trPr>
         <w:tc>
           <w:tcPr>
@@ -8464,7 +8528,7 @@
             <w:pPr>
               <w:jc w:val="both"/>
               <w:rPr>
-                <w:del w:id="197" w:author="Alfred Anate Bodurin Mayaki" w:date="2026-01-12T17:01:00Z" w16du:dateUtc="2026-01-12T17:01:00Z"/>
+                <w:del w:id="198" w:author="Alfred Anate Bodurin Mayaki" w:date="2026-01-12T17:01:00Z" w16du:dateUtc="2026-01-12T17:01:00Z"/>
                 <w:rFonts w:ascii="CMU Sans Serif" w:hAnsi="CMU Sans Serif" w:cs="CMU Sans Serif"/>
                 <w:b w:val="0"/>
                 <w:bCs w:val="0"/>
@@ -8473,7 +8537,7 @@
                 <w:szCs w:val="20"/>
               </w:rPr>
             </w:pPr>
-            <w:del w:id="198" w:author="Alfred Anate Bodurin Mayaki" w:date="2026-01-12T17:01:00Z" w16du:dateUtc="2026-01-12T17:01:00Z">
+            <w:del w:id="199" w:author="Alfred Anate Bodurin Mayaki" w:date="2026-01-12T17:01:00Z" w16du:dateUtc="2026-01-12T17:01:00Z">
               <w:r>
                 <w:rPr>
                   <w:rFonts w:ascii="CMU Sans Serif" w:hAnsi="CMU Sans Serif" w:cs="CMU Sans Serif"/>
@@ -8498,7 +8562,7 @@
               <w:jc w:val="both"/>
               <w:cnfStyle w:val="100000000000" w:firstRow="1" w:lastRow="0" w:firstColumn="0" w:lastColumn="0" w:oddVBand="0" w:evenVBand="0" w:oddHBand="0" w:evenHBand="0" w:firstRowFirstColumn="0" w:firstRowLastColumn="0" w:lastRowFirstColumn="0" w:lastRowLastColumn="0"/>
               <w:rPr>
-                <w:del w:id="199" w:author="Alfred Anate Bodurin Mayaki" w:date="2026-01-12T17:01:00Z" w16du:dateUtc="2026-01-12T17:01:00Z"/>
+                <w:del w:id="200" w:author="Alfred Anate Bodurin Mayaki" w:date="2026-01-12T17:01:00Z" w16du:dateUtc="2026-01-12T17:01:00Z"/>
                 <w:rFonts w:ascii="CMU Sans Serif" w:hAnsi="CMU Sans Serif" w:cs="CMU Sans Serif"/>
                 <w:b w:val="0"/>
                 <w:bCs w:val="0"/>
@@ -8507,7 +8571,7 @@
                 <w:szCs w:val="20"/>
               </w:rPr>
             </w:pPr>
-            <w:del w:id="200" w:author="Alfred Anate Bodurin Mayaki" w:date="2026-01-12T17:01:00Z" w16du:dateUtc="2026-01-12T17:01:00Z">
+            <w:del w:id="201" w:author="Alfred Anate Bodurin Mayaki" w:date="2026-01-12T17:01:00Z" w16du:dateUtc="2026-01-12T17:01:00Z">
               <w:r>
                 <w:rPr>
                   <w:rFonts w:ascii="CMU Sans Serif" w:hAnsi="CMU Sans Serif" w:cs="CMU Sans Serif"/>
@@ -8538,7 +8602,7 @@
               <w:jc w:val="both"/>
               <w:cnfStyle w:val="100000000000" w:firstRow="1" w:lastRow="0" w:firstColumn="0" w:lastColumn="0" w:oddVBand="0" w:evenVBand="0" w:oddHBand="0" w:evenHBand="0" w:firstRowFirstColumn="0" w:firstRowLastColumn="0" w:lastRowFirstColumn="0" w:lastRowLastColumn="0"/>
               <w:rPr>
-                <w:del w:id="201" w:author="Alfred Anate Bodurin Mayaki" w:date="2026-01-12T17:01:00Z" w16du:dateUtc="2026-01-12T17:01:00Z"/>
+                <w:del w:id="202" w:author="Alfred Anate Bodurin Mayaki" w:date="2026-01-12T17:01:00Z" w16du:dateUtc="2026-01-12T17:01:00Z"/>
                 <w:rFonts w:ascii="CMU Sans Serif" w:hAnsi="CMU Sans Serif" w:cs="CMU Sans Serif"/>
                 <w:b w:val="0"/>
                 <w:bCs w:val="0"/>
@@ -8547,7 +8611,7 @@
                 <w:szCs w:val="20"/>
               </w:rPr>
             </w:pPr>
-            <w:del w:id="202" w:author="Alfred Anate Bodurin Mayaki" w:date="2026-01-12T17:01:00Z" w16du:dateUtc="2026-01-12T17:01:00Z">
+            <w:del w:id="203" w:author="Alfred Anate Bodurin Mayaki" w:date="2026-01-12T17:01:00Z" w16du:dateUtc="2026-01-12T17:01:00Z">
               <w:r>
                 <w:rPr>
                   <w:rFonts w:ascii="CMU Sans Serif" w:hAnsi="CMU Sans Serif" w:cs="CMU Sans Serif"/>
@@ -8580,7 +8644,7 @@
                 <w:szCs w:val="20"/>
               </w:rPr>
             </w:pPr>
-            <w:del w:id="203" w:author="Alfred Anate Bodurin Mayaki" w:date="2026-01-12T16:57:00Z" w16du:dateUtc="2026-01-12T16:57:00Z">
+            <w:del w:id="204" w:author="Alfred Anate Bodurin Mayaki" w:date="2026-01-12T16:57:00Z" w16du:dateUtc="2026-01-12T16:57:00Z">
               <w:r>
                 <w:fldChar w:fldCharType="begin"/>
               </w:r>
@@ -8592,7 +8656,7 @@
               </w:r>
               <w:r>
                 <w:rPr>
-                  <w:rPrChange w:id="204" w:author="Alfred Anate Bodurin Mayaki" w:date="2026-01-12T16:57:00Z" w16du:dateUtc="2026-01-12T16:57:00Z">
+                  <w:rPrChange w:id="205" w:author="Alfred Anate Bodurin Mayaki" w:date="2026-01-12T16:57:00Z" w16du:dateUtc="2026-01-12T16:57:00Z">
                     <w:rPr>
                       <w:rStyle w:val="Hyperlink"/>
                       <w:rFonts w:ascii="CMU Sans Serif" w:hAnsi="CMU Sans Serif" w:cs="CMU Sans Serif"/>
@@ -8607,10 +8671,10 @@
                 <w:fldChar w:fldCharType="end"/>
               </w:r>
             </w:del>
-            <w:ins w:id="205" w:author="Alfred Anate Bodurin Mayaki" w:date="2026-01-12T16:57:00Z" w16du:dateUtc="2026-01-12T16:57:00Z">
+            <w:ins w:id="206" w:author="Alfred Anate Bodurin Mayaki" w:date="2026-01-12T16:57:00Z" w16du:dateUtc="2026-01-12T16:57:00Z">
               <w:r>
                 <w:rPr>
-                  <w:rPrChange w:id="206" w:author="Alfred Anate Bodurin Mayaki" w:date="2026-01-12T16:57:00Z" w16du:dateUtc="2026-01-12T16:57:00Z">
+                  <w:rPrChange w:id="207" w:author="Alfred Anate Bodurin Mayaki" w:date="2026-01-12T16:57:00Z" w16du:dateUtc="2026-01-12T16:57:00Z">
                     <w:rPr>
                       <w:rStyle w:val="Hyperlink"/>
                       <w:rFonts w:ascii="CMU Sans Serif" w:hAnsi="CMU Sans Serif" w:cs="CMU Sans Serif"/>
@@ -8639,7 +8703,7 @@
                 <w:szCs w:val="20"/>
               </w:rPr>
             </w:pPr>
-            <w:del w:id="207" w:author="Alfred Anate Bodurin Mayaki" w:date="2026-01-12T16:57:00Z" w16du:dateUtc="2026-01-12T16:57:00Z">
+            <w:del w:id="208" w:author="Alfred Anate Bodurin Mayaki" w:date="2026-01-12T16:57:00Z" w16du:dateUtc="2026-01-12T16:57:00Z">
               <w:r>
                 <w:fldChar w:fldCharType="begin"/>
               </w:r>
@@ -8651,7 +8715,7 @@
               </w:r>
               <w:r>
                 <w:rPr>
-                  <w:rPrChange w:id="208" w:author="Alfred Anate Bodurin Mayaki" w:date="2026-01-12T16:57:00Z" w16du:dateUtc="2026-01-12T16:57:00Z">
+                  <w:rPrChange w:id="209" w:author="Alfred Anate Bodurin Mayaki" w:date="2026-01-12T16:57:00Z" w16du:dateUtc="2026-01-12T16:57:00Z">
                     <w:rPr>
                       <w:rStyle w:val="Hyperlink"/>
                       <w:rFonts w:ascii="CMU Sans Serif" w:hAnsi="CMU Sans Serif" w:cs="CMU Sans Serif"/>
@@ -8666,10 +8730,10 @@
                 <w:fldChar w:fldCharType="end"/>
               </w:r>
             </w:del>
-            <w:ins w:id="209" w:author="Alfred Anate Bodurin Mayaki" w:date="2026-01-12T16:57:00Z" w16du:dateUtc="2026-01-12T16:57:00Z">
+            <w:ins w:id="210" w:author="Alfred Anate Bodurin Mayaki" w:date="2026-01-12T16:57:00Z" w16du:dateUtc="2026-01-12T16:57:00Z">
               <w:r>
                 <w:rPr>
-                  <w:rPrChange w:id="210" w:author="Alfred Anate Bodurin Mayaki" w:date="2026-01-12T16:57:00Z" w16du:dateUtc="2026-01-12T16:57:00Z">
+                  <w:rPrChange w:id="211" w:author="Alfred Anate Bodurin Mayaki" w:date="2026-01-12T16:57:00Z" w16du:dateUtc="2026-01-12T16:57:00Z">
                     <w:rPr>
                       <w:rStyle w:val="Hyperlink"/>
                       <w:rFonts w:ascii="CMU Sans Serif" w:hAnsi="CMU Sans Serif" w:cs="CMU Sans Serif"/>
@@ -8698,7 +8762,7 @@
                 <w:szCs w:val="20"/>
               </w:rPr>
             </w:pPr>
-            <w:del w:id="211" w:author="Alfred Anate Bodurin Mayaki" w:date="2026-01-12T16:58:00Z" w16du:dateUtc="2026-01-12T16:58:00Z">
+            <w:del w:id="212" w:author="Alfred Anate Bodurin Mayaki" w:date="2026-01-12T16:58:00Z" w16du:dateUtc="2026-01-12T16:58:00Z">
               <w:r>
                 <w:fldChar w:fldCharType="begin"/>
               </w:r>
@@ -8710,7 +8774,7 @@
               </w:r>
               <w:r>
                 <w:rPr>
-                  <w:rPrChange w:id="212" w:author="Alfred Anate Bodurin Mayaki" w:date="2026-01-12T16:58:00Z" w16du:dateUtc="2026-01-12T16:58:00Z">
+                  <w:rPrChange w:id="213" w:author="Alfred Anate Bodurin Mayaki" w:date="2026-01-12T16:58:00Z" w16du:dateUtc="2026-01-12T16:58:00Z">
                     <w:rPr>
                       <w:rStyle w:val="Hyperlink"/>
                       <w:rFonts w:ascii="CMU Sans Serif" w:hAnsi="CMU Sans Serif" w:cs="CMU Sans Serif"/>
@@ -8725,10 +8789,10 @@
                 <w:fldChar w:fldCharType="end"/>
               </w:r>
             </w:del>
-            <w:ins w:id="213" w:author="Alfred Anate Bodurin Mayaki" w:date="2026-01-12T16:58:00Z" w16du:dateUtc="2026-01-12T16:58:00Z">
+            <w:ins w:id="214" w:author="Alfred Anate Bodurin Mayaki" w:date="2026-01-12T16:58:00Z" w16du:dateUtc="2026-01-12T16:58:00Z">
               <w:r>
                 <w:rPr>
-                  <w:rPrChange w:id="214" w:author="Alfred Anate Bodurin Mayaki" w:date="2026-01-12T16:58:00Z" w16du:dateUtc="2026-01-12T16:58:00Z">
+                  <w:rPrChange w:id="215" w:author="Alfred Anate Bodurin Mayaki" w:date="2026-01-12T16:58:00Z" w16du:dateUtc="2026-01-12T16:58:00Z">
                     <w:rPr>
                       <w:rStyle w:val="Hyperlink"/>
                       <w:rFonts w:ascii="CMU Sans Serif" w:hAnsi="CMU Sans Serif" w:cs="CMU Sans Serif"/>
@@ -8842,7 +8906,7 @@
                 <w:szCs w:val="20"/>
               </w:rPr>
             </w:pPr>
-            <w:del w:id="215" w:author="Alfred Anate Bodurin Mayaki" w:date="2026-01-12T16:57:00Z" w16du:dateUtc="2026-01-12T16:57:00Z">
+            <w:del w:id="216" w:author="Alfred Anate Bodurin Mayaki" w:date="2026-01-12T16:57:00Z" w16du:dateUtc="2026-01-12T16:57:00Z">
               <w:r>
                 <w:fldChar w:fldCharType="begin"/>
               </w:r>
@@ -8854,7 +8918,7 @@
               </w:r>
               <w:r>
                 <w:rPr>
-                  <w:rPrChange w:id="216" w:author="Alfred Anate Bodurin Mayaki" w:date="2026-01-12T16:57:00Z" w16du:dateUtc="2026-01-12T16:57:00Z">
+                  <w:rPrChange w:id="217" w:author="Alfred Anate Bodurin Mayaki" w:date="2026-01-12T16:57:00Z" w16du:dateUtc="2026-01-12T16:57:00Z">
                     <w:rPr>
                       <w:rStyle w:val="Hyperlink"/>
                       <w:rFonts w:ascii="CMU Sans Serif" w:hAnsi="CMU Sans Serif" w:cs="CMU Sans Serif"/>
@@ -8869,10 +8933,10 @@
                 <w:fldChar w:fldCharType="end"/>
               </w:r>
             </w:del>
-            <w:ins w:id="217" w:author="Alfred Anate Bodurin Mayaki" w:date="2026-01-12T16:57:00Z" w16du:dateUtc="2026-01-12T16:57:00Z">
+            <w:ins w:id="218" w:author="Alfred Anate Bodurin Mayaki" w:date="2026-01-12T16:57:00Z" w16du:dateUtc="2026-01-12T16:57:00Z">
               <w:r>
                 <w:rPr>
-                  <w:rPrChange w:id="218" w:author="Alfred Anate Bodurin Mayaki" w:date="2026-01-12T16:57:00Z" w16du:dateUtc="2026-01-12T16:57:00Z">
+                  <w:rPrChange w:id="219" w:author="Alfred Anate Bodurin Mayaki" w:date="2026-01-12T16:57:00Z" w16du:dateUtc="2026-01-12T16:57:00Z">
                     <w:rPr>
                       <w:rStyle w:val="Hyperlink"/>
                       <w:rFonts w:ascii="CMU Sans Serif" w:hAnsi="CMU Sans Serif" w:cs="CMU Sans Serif"/>
@@ -8901,7 +8965,7 @@
                 <w:szCs w:val="20"/>
               </w:rPr>
             </w:pPr>
-            <w:del w:id="219" w:author="Alfred Anate Bodurin Mayaki" w:date="2026-01-12T16:57:00Z" w16du:dateUtc="2026-01-12T16:57:00Z">
+            <w:del w:id="220" w:author="Alfred Anate Bodurin Mayaki" w:date="2026-01-12T16:57:00Z" w16du:dateUtc="2026-01-12T16:57:00Z">
               <w:r>
                 <w:fldChar w:fldCharType="begin"/>
               </w:r>
@@ -8913,7 +8977,7 @@
               </w:r>
               <w:r>
                 <w:rPr>
-                  <w:rPrChange w:id="220" w:author="Alfred Anate Bodurin Mayaki" w:date="2026-01-12T16:57:00Z" w16du:dateUtc="2026-01-12T16:57:00Z">
+                  <w:rPrChange w:id="221" w:author="Alfred Anate Bodurin Mayaki" w:date="2026-01-12T16:57:00Z" w16du:dateUtc="2026-01-12T16:57:00Z">
                     <w:rPr>
                       <w:rStyle w:val="Hyperlink"/>
                       <w:rFonts w:ascii="CMU Sans Serif" w:hAnsi="CMU Sans Serif" w:cs="CMU Sans Serif"/>
@@ -8928,10 +8992,10 @@
                 <w:fldChar w:fldCharType="end"/>
               </w:r>
             </w:del>
-            <w:ins w:id="221" w:author="Alfred Anate Bodurin Mayaki" w:date="2026-01-12T16:57:00Z" w16du:dateUtc="2026-01-12T16:57:00Z">
+            <w:ins w:id="222" w:author="Alfred Anate Bodurin Mayaki" w:date="2026-01-12T16:57:00Z" w16du:dateUtc="2026-01-12T16:57:00Z">
               <w:r>
                 <w:rPr>
-                  <w:rPrChange w:id="222" w:author="Alfred Anate Bodurin Mayaki" w:date="2026-01-12T16:57:00Z" w16du:dateUtc="2026-01-12T16:57:00Z">
+                  <w:rPrChange w:id="223" w:author="Alfred Anate Bodurin Mayaki" w:date="2026-01-12T16:57:00Z" w16du:dateUtc="2026-01-12T16:57:00Z">
                     <w:rPr>
                       <w:rStyle w:val="Hyperlink"/>
                       <w:rFonts w:ascii="CMU Sans Serif" w:hAnsi="CMU Sans Serif" w:cs="CMU Sans Serif"/>
@@ -8960,7 +9024,7 @@
                 <w:szCs w:val="20"/>
               </w:rPr>
             </w:pPr>
-            <w:del w:id="223" w:author="Alfred Anate Bodurin Mayaki" w:date="2026-01-12T16:58:00Z" w16du:dateUtc="2026-01-12T16:58:00Z">
+            <w:del w:id="224" w:author="Alfred Anate Bodurin Mayaki" w:date="2026-01-12T16:58:00Z" w16du:dateUtc="2026-01-12T16:58:00Z">
               <w:r>
                 <w:fldChar w:fldCharType="begin"/>
               </w:r>
@@ -8972,7 +9036,7 @@
               </w:r>
               <w:r>
                 <w:rPr>
-                  <w:rPrChange w:id="224" w:author="Alfred Anate Bodurin Mayaki" w:date="2026-01-12T16:58:00Z" w16du:dateUtc="2026-01-12T16:58:00Z">
+                  <w:rPrChange w:id="225" w:author="Alfred Anate Bodurin Mayaki" w:date="2026-01-12T16:58:00Z" w16du:dateUtc="2026-01-12T16:58:00Z">
                     <w:rPr>
                       <w:rStyle w:val="Hyperlink"/>
                       <w:rFonts w:ascii="CMU Sans Serif" w:hAnsi="CMU Sans Serif" w:cs="CMU Sans Serif"/>
@@ -8987,10 +9051,10 @@
                 <w:fldChar w:fldCharType="end"/>
               </w:r>
             </w:del>
-            <w:ins w:id="225" w:author="Alfred Anate Bodurin Mayaki" w:date="2026-01-12T16:58:00Z" w16du:dateUtc="2026-01-12T16:58:00Z">
+            <w:ins w:id="226" w:author="Alfred Anate Bodurin Mayaki" w:date="2026-01-12T16:58:00Z" w16du:dateUtc="2026-01-12T16:58:00Z">
               <w:r>
                 <w:rPr>
-                  <w:rPrChange w:id="226" w:author="Alfred Anate Bodurin Mayaki" w:date="2026-01-12T16:58:00Z" w16du:dateUtc="2026-01-12T16:58:00Z">
+                  <w:rPrChange w:id="227" w:author="Alfred Anate Bodurin Mayaki" w:date="2026-01-12T16:58:00Z" w16du:dateUtc="2026-01-12T16:58:00Z">
                     <w:rPr>
                       <w:rStyle w:val="Hyperlink"/>
                       <w:rFonts w:ascii="CMU Sans Serif" w:hAnsi="CMU Sans Serif" w:cs="CMU Sans Serif"/>
@@ -9104,7 +9168,7 @@
                 <w:szCs w:val="20"/>
               </w:rPr>
             </w:pPr>
-            <w:del w:id="227" w:author="Alfred Anate Bodurin Mayaki" w:date="2026-01-12T16:57:00Z" w16du:dateUtc="2026-01-12T16:57:00Z">
+            <w:del w:id="228" w:author="Alfred Anate Bodurin Mayaki" w:date="2026-01-12T16:57:00Z" w16du:dateUtc="2026-01-12T16:57:00Z">
               <w:r>
                 <w:fldChar w:fldCharType="begin"/>
               </w:r>
@@ -9116,7 +9180,7 @@
               </w:r>
               <w:r>
                 <w:rPr>
-                  <w:rPrChange w:id="228" w:author="Alfred Anate Bodurin Mayaki" w:date="2026-01-12T16:57:00Z" w16du:dateUtc="2026-01-12T16:57:00Z">
+                  <w:rPrChange w:id="229" w:author="Alfred Anate Bodurin Mayaki" w:date="2026-01-12T16:57:00Z" w16du:dateUtc="2026-01-12T16:57:00Z">
                     <w:rPr>
                       <w:rStyle w:val="Hyperlink"/>
                       <w:rFonts w:ascii="CMU Sans Serif" w:hAnsi="CMU Sans Serif" w:cs="CMU Sans Serif"/>
@@ -9131,10 +9195,10 @@
                 <w:fldChar w:fldCharType="end"/>
               </w:r>
             </w:del>
-            <w:ins w:id="229" w:author="Alfred Anate Bodurin Mayaki" w:date="2026-01-12T16:57:00Z" w16du:dateUtc="2026-01-12T16:57:00Z">
+            <w:ins w:id="230" w:author="Alfred Anate Bodurin Mayaki" w:date="2026-01-12T16:57:00Z" w16du:dateUtc="2026-01-12T16:57:00Z">
               <w:r>
                 <w:rPr>
-                  <w:rPrChange w:id="230" w:author="Alfred Anate Bodurin Mayaki" w:date="2026-01-12T16:57:00Z" w16du:dateUtc="2026-01-12T16:57:00Z">
+                  <w:rPrChange w:id="231" w:author="Alfred Anate Bodurin Mayaki" w:date="2026-01-12T16:57:00Z" w16du:dateUtc="2026-01-12T16:57:00Z">
                     <w:rPr>
                       <w:rStyle w:val="Hyperlink"/>
                       <w:rFonts w:ascii="CMU Sans Serif" w:hAnsi="CMU Sans Serif" w:cs="CMU Sans Serif"/>
@@ -9163,7 +9227,7 @@
                 <w:szCs w:val="20"/>
               </w:rPr>
             </w:pPr>
-            <w:del w:id="231" w:author="Alfred Anate Bodurin Mayaki" w:date="2026-01-12T16:57:00Z" w16du:dateUtc="2026-01-12T16:57:00Z">
+            <w:del w:id="232" w:author="Alfred Anate Bodurin Mayaki" w:date="2026-01-12T16:57:00Z" w16du:dateUtc="2026-01-12T16:57:00Z">
               <w:r>
                 <w:fldChar w:fldCharType="begin"/>
               </w:r>
@@ -9175,7 +9239,7 @@
               </w:r>
               <w:r>
                 <w:rPr>
-                  <w:rPrChange w:id="232" w:author="Alfred Anate Bodurin Mayaki" w:date="2026-01-12T16:57:00Z" w16du:dateUtc="2026-01-12T16:57:00Z">
+                  <w:rPrChange w:id="233" w:author="Alfred Anate Bodurin Mayaki" w:date="2026-01-12T16:57:00Z" w16du:dateUtc="2026-01-12T16:57:00Z">
                     <w:rPr>
                       <w:rStyle w:val="Hyperlink"/>
                       <w:rFonts w:ascii="CMU Sans Serif" w:hAnsi="CMU Sans Serif" w:cs="CMU Sans Serif"/>
@@ -9190,10 +9254,10 @@
                 <w:fldChar w:fldCharType="end"/>
               </w:r>
             </w:del>
-            <w:ins w:id="233" w:author="Alfred Anate Bodurin Mayaki" w:date="2026-01-12T16:57:00Z" w16du:dateUtc="2026-01-12T16:57:00Z">
+            <w:ins w:id="234" w:author="Alfred Anate Bodurin Mayaki" w:date="2026-01-12T16:57:00Z" w16du:dateUtc="2026-01-12T16:57:00Z">
               <w:r>
                 <w:rPr>
-                  <w:rPrChange w:id="234" w:author="Alfred Anate Bodurin Mayaki" w:date="2026-01-12T16:57:00Z" w16du:dateUtc="2026-01-12T16:57:00Z">
+                  <w:rPrChange w:id="235" w:author="Alfred Anate Bodurin Mayaki" w:date="2026-01-12T16:57:00Z" w16du:dateUtc="2026-01-12T16:57:00Z">
                     <w:rPr>
                       <w:rStyle w:val="Hyperlink"/>
                       <w:rFonts w:ascii="CMU Sans Serif" w:hAnsi="CMU Sans Serif" w:cs="CMU Sans Serif"/>
@@ -9222,7 +9286,7 @@
                 <w:szCs w:val="20"/>
               </w:rPr>
             </w:pPr>
-            <w:del w:id="235" w:author="Alfred Anate Bodurin Mayaki" w:date="2026-01-12T16:58:00Z" w16du:dateUtc="2026-01-12T16:58:00Z">
+            <w:del w:id="236" w:author="Alfred Anate Bodurin Mayaki" w:date="2026-01-12T16:58:00Z" w16du:dateUtc="2026-01-12T16:58:00Z">
               <w:r>
                 <w:fldChar w:fldCharType="begin"/>
               </w:r>
@@ -9234,7 +9298,7 @@
               </w:r>
               <w:r>
                 <w:rPr>
-                  <w:rPrChange w:id="236" w:author="Alfred Anate Bodurin Mayaki" w:date="2026-01-12T16:58:00Z" w16du:dateUtc="2026-01-12T16:58:00Z">
+                  <w:rPrChange w:id="237" w:author="Alfred Anate Bodurin Mayaki" w:date="2026-01-12T16:58:00Z" w16du:dateUtc="2026-01-12T16:58:00Z">
                     <w:rPr>
                       <w:rStyle w:val="Hyperlink"/>
                       <w:rFonts w:ascii="CMU Sans Serif" w:hAnsi="CMU Sans Serif" w:cs="CMU Sans Serif"/>
@@ -9249,10 +9313,10 @@
                 <w:fldChar w:fldCharType="end"/>
               </w:r>
             </w:del>
-            <w:ins w:id="237" w:author="Alfred Anate Bodurin Mayaki" w:date="2026-01-12T16:58:00Z" w16du:dateUtc="2026-01-12T16:58:00Z">
+            <w:ins w:id="238" w:author="Alfred Anate Bodurin Mayaki" w:date="2026-01-12T16:58:00Z" w16du:dateUtc="2026-01-12T16:58:00Z">
               <w:r>
                 <w:rPr>
-                  <w:rPrChange w:id="238" w:author="Alfred Anate Bodurin Mayaki" w:date="2026-01-12T16:58:00Z" w16du:dateUtc="2026-01-12T16:58:00Z">
+                  <w:rPrChange w:id="239" w:author="Alfred Anate Bodurin Mayaki" w:date="2026-01-12T16:58:00Z" w16du:dateUtc="2026-01-12T16:58:00Z">
                     <w:rPr>
                       <w:rStyle w:val="Hyperlink"/>
                       <w:rFonts w:ascii="CMU Sans Serif" w:hAnsi="CMU Sans Serif" w:cs="CMU Sans Serif"/>
@@ -9270,7 +9334,7 @@
       <w:tr>
         <w:tblPrEx>
           <w:tblW w:w="0" w:type="auto"/>
-          <w:tblPrExChange w:id="239" w:author="Alfred Anate Bodurin Mayaki" w:date="2026-01-12T16:56:00Z" w16du:dateUtc="2026-01-12T16:56:00Z">
+          <w:tblPrExChange w:id="240" w:author="Alfred Anate Bodurin Mayaki" w:date="2026-01-12T16:56:00Z" w16du:dateUtc="2026-01-12T16:56:00Z">
             <w:tblPrEx>
               <w:tblW w:w="0" w:type="auto"/>
             </w:tblPrEx>
@@ -9278,7 +9342,7 @@
         </w:tblPrEx>
         <w:trPr>
           <w:trHeight w:val="80"/>
-          <w:trPrChange w:id="240" w:author="Alfred Anate Bodurin Mayaki" w:date="2026-01-12T16:56:00Z" w16du:dateUtc="2026-01-12T16:56:00Z">
+          <w:trPrChange w:id="241" w:author="Alfred Anate Bodurin Mayaki" w:date="2026-01-12T16:56:00Z" w16du:dateUtc="2026-01-12T16:56:00Z">
             <w:trPr>
               <w:gridAfter w:val="0"/>
             </w:trPr>
@@ -9288,7 +9352,7 @@
           <w:tcPr>
             <w:cnfStyle w:val="001000000000" w:firstRow="0" w:lastRow="0" w:firstColumn="1" w:lastColumn="0" w:oddVBand="0" w:evenVBand="0" w:oddHBand="0" w:evenHBand="0" w:firstRowFirstColumn="0" w:firstRowLastColumn="0" w:lastRowFirstColumn="0" w:lastRowLastColumn="0"/>
             <w:tcW w:w="1838" w:type="dxa"/>
-            <w:tcPrChange w:id="241" w:author="Alfred Anate Bodurin Mayaki" w:date="2026-01-12T16:56:00Z" w16du:dateUtc="2026-01-12T16:56:00Z">
+            <w:tcPrChange w:id="242" w:author="Alfred Anate Bodurin Mayaki" w:date="2026-01-12T16:56:00Z" w16du:dateUtc="2026-01-12T16:56:00Z">
               <w:tcPr>
                 <w:tcW w:w="1838" w:type="dxa"/>
               </w:tcPr>
@@ -9318,7 +9382,7 @@
         <w:tc>
           <w:tcPr>
             <w:tcW w:w="4172" w:type="dxa"/>
-            <w:tcPrChange w:id="242" w:author="Alfred Anate Bodurin Mayaki" w:date="2026-01-12T16:56:00Z" w16du:dateUtc="2026-01-12T16:56:00Z">
+            <w:tcPrChange w:id="243" w:author="Alfred Anate Bodurin Mayaki" w:date="2026-01-12T16:56:00Z" w16du:dateUtc="2026-01-12T16:56:00Z">
               <w:tcPr>
                 <w:tcW w:w="4172" w:type="dxa"/>
                 <w:gridSpan w:val="2"/>
@@ -9350,7 +9414,7 @@
         <w:tc>
           <w:tcPr>
             <w:tcW w:w="3006" w:type="dxa"/>
-            <w:tcPrChange w:id="243" w:author="Alfred Anate Bodurin Mayaki" w:date="2026-01-12T16:56:00Z" w16du:dateUtc="2026-01-12T16:56:00Z">
+            <w:tcPrChange w:id="244" w:author="Alfred Anate Bodurin Mayaki" w:date="2026-01-12T16:56:00Z" w16du:dateUtc="2026-01-12T16:56:00Z">
               <w:tcPr>
                 <w:tcW w:w="3006" w:type="dxa"/>
                 <w:gridSpan w:val="2"/>
@@ -9427,7 +9491,7 @@
                 <w:szCs w:val="20"/>
               </w:rPr>
             </w:pPr>
-            <w:del w:id="244" w:author="Alfred Anate Bodurin Mayaki" w:date="2026-01-12T16:58:00Z" w16du:dateUtc="2026-01-12T16:58:00Z">
+            <w:del w:id="245" w:author="Alfred Anate Bodurin Mayaki" w:date="2026-01-12T16:58:00Z" w16du:dateUtc="2026-01-12T16:58:00Z">
               <w:r>
                 <w:fldChar w:fldCharType="begin"/>
               </w:r>
@@ -9439,7 +9503,7 @@
               </w:r>
               <w:r>
                 <w:rPr>
-                  <w:rPrChange w:id="245" w:author="Alfred Anate Bodurin Mayaki" w:date="2026-01-12T16:58:00Z" w16du:dateUtc="2026-01-12T16:58:00Z">
+                  <w:rPrChange w:id="246" w:author="Alfred Anate Bodurin Mayaki" w:date="2026-01-12T16:58:00Z" w16du:dateUtc="2026-01-12T16:58:00Z">
                     <w:rPr>
                       <w:rStyle w:val="Hyperlink"/>
                       <w:rFonts w:ascii="CMU Sans Serif" w:hAnsi="CMU Sans Serif" w:cs="CMU Sans Serif"/>
@@ -9454,10 +9518,10 @@
                 <w:fldChar w:fldCharType="end"/>
               </w:r>
             </w:del>
-            <w:ins w:id="246" w:author="Alfred Anate Bodurin Mayaki" w:date="2026-01-12T16:58:00Z" w16du:dateUtc="2026-01-12T16:58:00Z">
+            <w:ins w:id="247" w:author="Alfred Anate Bodurin Mayaki" w:date="2026-01-12T16:58:00Z" w16du:dateUtc="2026-01-12T16:58:00Z">
               <w:r>
                 <w:rPr>
-                  <w:rPrChange w:id="247" w:author="Alfred Anate Bodurin Mayaki" w:date="2026-01-12T16:58:00Z" w16du:dateUtc="2026-01-12T16:58:00Z">
+                  <w:rPrChange w:id="248" w:author="Alfred Anate Bodurin Mayaki" w:date="2026-01-12T16:58:00Z" w16du:dateUtc="2026-01-12T16:58:00Z">
                     <w:rPr>
                       <w:rStyle w:val="Hyperlink"/>
                       <w:rFonts w:ascii="CMU Sans Serif" w:hAnsi="CMU Sans Serif" w:cs="CMU Sans Serif"/>
@@ -9486,7 +9550,7 @@
                 <w:szCs w:val="20"/>
               </w:rPr>
             </w:pPr>
-            <w:del w:id="248" w:author="Alfred Anate Bodurin Mayaki" w:date="2026-01-12T16:58:00Z" w16du:dateUtc="2026-01-12T16:58:00Z">
+            <w:del w:id="249" w:author="Alfred Anate Bodurin Mayaki" w:date="2026-01-12T16:58:00Z" w16du:dateUtc="2026-01-12T16:58:00Z">
               <w:r>
                 <w:fldChar w:fldCharType="begin"/>
               </w:r>
@@ -9498,7 +9562,7 @@
               </w:r>
               <w:r>
                 <w:rPr>
-                  <w:rPrChange w:id="249" w:author="Alfred Anate Bodurin Mayaki" w:date="2026-01-12T16:58:00Z" w16du:dateUtc="2026-01-12T16:58:00Z">
+                  <w:rPrChange w:id="250" w:author="Alfred Anate Bodurin Mayaki" w:date="2026-01-12T16:58:00Z" w16du:dateUtc="2026-01-12T16:58:00Z">
                     <w:rPr>
                       <w:rStyle w:val="Hyperlink"/>
                       <w:rFonts w:ascii="CMU Sans Serif" w:hAnsi="CMU Sans Serif" w:cs="CMU Sans Serif"/>
@@ -9513,10 +9577,10 @@
                 <w:fldChar w:fldCharType="end"/>
               </w:r>
             </w:del>
-            <w:ins w:id="250" w:author="Alfred Anate Bodurin Mayaki" w:date="2026-01-12T16:58:00Z" w16du:dateUtc="2026-01-12T16:58:00Z">
+            <w:ins w:id="251" w:author="Alfred Anate Bodurin Mayaki" w:date="2026-01-12T16:58:00Z" w16du:dateUtc="2026-01-12T16:58:00Z">
               <w:r>
                 <w:rPr>
-                  <w:rPrChange w:id="251" w:author="Alfred Anate Bodurin Mayaki" w:date="2026-01-12T16:58:00Z" w16du:dateUtc="2026-01-12T16:58:00Z">
+                  <w:rPrChange w:id="252" w:author="Alfred Anate Bodurin Mayaki" w:date="2026-01-12T16:58:00Z" w16du:dateUtc="2026-01-12T16:58:00Z">
                     <w:rPr>
                       <w:rStyle w:val="Hyperlink"/>
                       <w:rFonts w:ascii="CMU Sans Serif" w:hAnsi="CMU Sans Serif" w:cs="CMU Sans Serif"/>
@@ -9638,7 +9702,7 @@
         <w:contextualSpacing/>
         <w:jc w:val="both"/>
         <w:rPr>
-          <w:ins w:id="252" w:author="Alfred Anate Bodurin Mayaki" w:date="2026-01-12T17:01:00Z" w16du:dateUtc="2026-01-12T17:01:00Z"/>
+          <w:ins w:id="253" w:author="Alfred Anate Bodurin Mayaki" w:date="2026-01-12T17:01:00Z" w16du:dateUtc="2026-01-12T17:01:00Z"/>
           <w:rStyle w:val="Strong"/>
           <w:rFonts w:ascii="CMU Sans Serif" w:hAnsi="CMU Sans Serif" w:cs="CMU Sans Serif"/>
           <w:b w:val="0"/>
@@ -9646,7 +9710,7 @@
           <w:color w:val="000000" w:themeColor="text1"/>
         </w:rPr>
       </w:pPr>
-      <w:bookmarkStart w:id="253" w:name="_Toc216632810"/>
+      <w:bookmarkStart w:id="254" w:name="_Toc216632810"/>
     </w:p>
     <w:p>
       <w:pPr>
@@ -9661,7 +9725,7 @@
           <w:color w:val="000000" w:themeColor="text1"/>
         </w:rPr>
       </w:pPr>
-      <w:bookmarkStart w:id="254" w:name="_Toc219130666"/>
+      <w:bookmarkStart w:id="255" w:name="_Toc219130666"/>
       <w:r>
         <w:rPr>
           <w:rStyle w:val="Strong"/>
@@ -9682,7 +9746,7 @@
         </w:rPr>
         <w:t>Explicating my Literature Review 2</w:t>
       </w:r>
-      <w:bookmarkEnd w:id="253"/>
+      <w:bookmarkEnd w:id="254"/>
       <w:r>
         <w:rPr>
           <w:rStyle w:val="Strong"/>
@@ -9693,7 +9757,7 @@
         </w:rPr>
         <w:t xml:space="preserve"> – Signalling Theory</w:t>
       </w:r>
-      <w:bookmarkEnd w:id="254"/>
+      <w:bookmarkEnd w:id="255"/>
     </w:p>
     <w:p>
       <w:pPr>
@@ -11063,7 +11127,7 @@
           <w:color w:val="000000" w:themeColor="text1"/>
         </w:rPr>
       </w:pPr>
-      <w:bookmarkStart w:id="255" w:name="_Toc219130667"/>
+      <w:bookmarkStart w:id="256" w:name="_Toc219130667"/>
       <w:r>
         <w:rPr>
           <w:rStyle w:val="Strong"/>
@@ -11094,7 +11158,7 @@
         </w:rPr>
         <w:t>3 – Recruitment &amp; Selection</w:t>
       </w:r>
-      <w:bookmarkEnd w:id="255"/>
+      <w:bookmarkEnd w:id="256"/>
     </w:p>
     <w:p>
       <w:pPr>
@@ -11149,7 +11213,7 @@
         </w:numPr>
         <w:jc w:val="both"/>
         <w:rPr>
-          <w:del w:id="256" w:author="Alfred Anate Bodurin Mayaki" w:date="2026-01-12T17:02:00Z" w16du:dateUtc="2026-01-12T17:02:00Z"/>
+          <w:del w:id="257" w:author="Alfred Anate Bodurin Mayaki" w:date="2026-01-12T17:02:00Z" w16du:dateUtc="2026-01-12T17:02:00Z"/>
           <w:rFonts w:ascii="CMU Sans Serif" w:hAnsi="CMU Sans Serif" w:cs="CMU Sans Serif"/>
           <w:sz w:val="20"/>
           <w:szCs w:val="20"/>
@@ -11181,7 +11245,7 @@
         </w:numPr>
         <w:jc w:val="both"/>
         <w:rPr>
-          <w:ins w:id="257" w:author="Alfred Anate Bodurin Mayaki" w:date="2026-01-12T17:02:00Z" w16du:dateUtc="2026-01-12T17:02:00Z"/>
+          <w:ins w:id="258" w:author="Alfred Anate Bodurin Mayaki" w:date="2026-01-12T17:02:00Z" w16du:dateUtc="2026-01-12T17:02:00Z"/>
           <w:rFonts w:ascii="CMU Sans Serif" w:hAnsi="CMU Sans Serif" w:cs="CMU Sans Serif"/>
           <w:sz w:val="20"/>
           <w:szCs w:val="20"/>
@@ -11200,11 +11264,11 @@
           <w:rFonts w:ascii="CMU Sans Serif" w:hAnsi="CMU Sans Serif" w:cs="CMU Sans Serif"/>
           <w:sz w:val="20"/>
           <w:szCs w:val="20"/>
-          <w:rPrChange w:id="258" w:author="Alfred Anate Bodurin Mayaki" w:date="2026-01-12T17:02:00Z" w16du:dateUtc="2026-01-12T17:02:00Z">
+          <w:rPrChange w:id="259" w:author="Alfred Anate Bodurin Mayaki" w:date="2026-01-12T17:02:00Z" w16du:dateUtc="2026-01-12T17:02:00Z">
             <w:rPr/>
           </w:rPrChange>
         </w:rPr>
-        <w:pPrChange w:id="259" w:author="Alfred Anate Bodurin Mayaki" w:date="2026-01-12T17:02:00Z" w16du:dateUtc="2026-01-12T17:02:00Z">
+        <w:pPrChange w:id="260" w:author="Alfred Anate Bodurin Mayaki" w:date="2026-01-12T17:02:00Z" w16du:dateUtc="2026-01-12T17:02:00Z">
           <w:pPr>
             <w:pStyle w:val="ListParagraph"/>
             <w:numPr>
@@ -11215,7 +11279,7 @@
           </w:pPr>
         </w:pPrChange>
       </w:pPr>
-      <w:ins w:id="260" w:author="Alfred Anate Bodurin Mayaki" w:date="2026-01-12T17:02:00Z" w16du:dateUtc="2026-01-12T17:02:00Z">
+      <w:ins w:id="261" w:author="Alfred Anate Bodurin Mayaki" w:date="2026-01-12T17:02:00Z" w16du:dateUtc="2026-01-12T17:02:00Z">
         <w:r>
           <w:rPr>
             <w:rFonts w:ascii="CMU Sans Serif" w:hAnsi="CMU Sans Serif" w:cs="CMU Sans Serif"/>
@@ -11239,7 +11303,7 @@
           <w:color w:val="000000" w:themeColor="text1"/>
         </w:rPr>
       </w:pPr>
-      <w:bookmarkStart w:id="261" w:name="_Toc219130668"/>
+      <w:bookmarkStart w:id="262" w:name="_Toc219130668"/>
       <w:r>
         <w:rPr>
           <w:rStyle w:val="Strong"/>
@@ -11250,7 +11314,7 @@
         </w:rPr>
         <w:t>11 Journal of Economic Literature (JEL) Classification</w:t>
       </w:r>
-      <w:bookmarkEnd w:id="261"/>
+      <w:bookmarkEnd w:id="262"/>
     </w:p>
     <w:p>
       <w:pPr>
@@ -12222,7 +12286,7 @@
       <w:pPr>
         <w:jc w:val="center"/>
         <w:rPr>
-          <w:del w:id="262" w:author="Alfred Anate Bodurin Mayaki" w:date="2026-01-12T16:59:00Z" w16du:dateUtc="2026-01-12T16:59:00Z"/>
+          <w:del w:id="263" w:author="Alfred Anate Bodurin Mayaki" w:date="2026-01-12T16:59:00Z" w16du:dateUtc="2026-01-12T16:59:00Z"/>
           <w:rFonts w:ascii="CMU Sans Serif" w:hAnsi="CMU Sans Serif" w:cs="CMU Sans Serif"/>
           <w:color w:val="000000" w:themeColor="text1"/>
           <w:sz w:val="20"/>
@@ -12240,7 +12304,7 @@
       </w:r>
       <w:r>
         <w:rPr>
-          <w:rPrChange w:id="263" w:author="Alfred Anate Bodurin Mayaki" w:date="2026-01-12T16:59:00Z" w16du:dateUtc="2026-01-12T16:59:00Z">
+          <w:rPrChange w:id="264" w:author="Alfred Anate Bodurin Mayaki" w:date="2026-01-12T16:59:00Z" w16du:dateUtc="2026-01-12T16:59:00Z">
             <w:rPr>
               <w:rStyle w:val="Hyperlink"/>
               <w:rFonts w:ascii="CMU Sans Serif" w:hAnsi="CMU Sans Serif" w:cs="CMU Sans Serif"/>
@@ -12256,7 +12320,7 @@
       <w:pPr>
         <w:jc w:val="center"/>
         <w:rPr>
-          <w:del w:id="264" w:author="Alfred Anate Bodurin Mayaki" w:date="2026-01-12T16:59:00Z" w16du:dateUtc="2026-01-12T16:59:00Z"/>
+          <w:del w:id="265" w:author="Alfred Anate Bodurin Mayaki" w:date="2026-01-12T16:59:00Z" w16du:dateUtc="2026-01-12T16:59:00Z"/>
           <w:rFonts w:ascii="CMU Sans Serif" w:hAnsi="CMU Sans Serif" w:cs="CMU Sans Serif"/>
           <w:color w:val="000000" w:themeColor="text1"/>
           <w:sz w:val="20"/>
@@ -12268,13 +12332,13 @@
       <w:pPr>
         <w:jc w:val="center"/>
         <w:rPr>
-          <w:ins w:id="265" w:author="Alfred Anate Bodurin Mayaki" w:date="2026-01-12T16:59:00Z" w16du:dateUtc="2026-01-12T16:59:00Z"/>
-          <w:rFonts w:ascii="CMU Sans Serif" w:hAnsi="CMU Sans Serif" w:cs="CMU Sans Serif"/>
-          <w:color w:val="000000" w:themeColor="text1"/>
-          <w:sz w:val="20"/>
-          <w:szCs w:val="20"/>
-        </w:rPr>
-        <w:pPrChange w:id="266" w:author="Alfred Anate Bodurin Mayaki" w:date="2026-01-12T16:59:00Z" w16du:dateUtc="2026-01-12T16:59:00Z">
+          <w:ins w:id="266" w:author="Alfred Anate Bodurin Mayaki" w:date="2026-01-12T16:59:00Z" w16du:dateUtc="2026-01-12T16:59:00Z"/>
+          <w:rFonts w:ascii="CMU Sans Serif" w:hAnsi="CMU Sans Serif" w:cs="CMU Sans Serif"/>
+          <w:color w:val="000000" w:themeColor="text1"/>
+          <w:sz w:val="20"/>
+          <w:szCs w:val="20"/>
+        </w:rPr>
+        <w:pPrChange w:id="267" w:author="Alfred Anate Bodurin Mayaki" w:date="2026-01-12T16:59:00Z" w16du:dateUtc="2026-01-12T16:59:00Z">
           <w:pPr>
             <w:jc w:val="both"/>
           </w:pPr>
@@ -12285,31 +12349,19 @@
       <w:pPr>
         <w:jc w:val="center"/>
         <w:rPr>
-          <w:del w:id="267" w:author="Alfred Anate Bodurin Mayaki" w:date="2026-01-12T16:59:00Z" w16du:dateUtc="2026-01-12T16:59:00Z"/>
-          <w:rFonts w:ascii="CMU Sans Serif" w:hAnsi="CMU Sans Serif" w:cs="CMU Sans Serif"/>
-          <w:color w:val="000000" w:themeColor="text1"/>
-          <w:sz w:val="20"/>
-          <w:szCs w:val="20"/>
-        </w:rPr>
-      </w:pPr>
-    </w:p>
-    <w:p>
-      <w:pPr>
-        <w:jc w:val="both"/>
-        <w:rPr>
-          <w:ins w:id="268" w:author="Alfred Anate Bodurin Mayaki" w:date="2026-01-12T17:01:00Z" w16du:dateUtc="2026-01-12T17:01:00Z"/>
-          <w:rFonts w:ascii="CMU Sans Serif" w:hAnsi="CMU Sans Serif" w:cs="CMU Sans Serif"/>
-          <w:color w:val="000000" w:themeColor="text1"/>
-          <w:sz w:val="20"/>
-          <w:szCs w:val="20"/>
-        </w:rPr>
-      </w:pPr>
-    </w:p>
-    <w:p>
-      <w:pPr>
-        <w:jc w:val="both"/>
-        <w:rPr>
-          <w:ins w:id="269" w:author="Alfred Anate Bodurin Mayaki" w:date="2026-01-12T17:02:00Z" w16du:dateUtc="2026-01-12T17:02:00Z"/>
+          <w:del w:id="268" w:author="Alfred Anate Bodurin Mayaki" w:date="2026-01-12T16:59:00Z" w16du:dateUtc="2026-01-12T16:59:00Z"/>
+          <w:rFonts w:ascii="CMU Sans Serif" w:hAnsi="CMU Sans Serif" w:cs="CMU Sans Serif"/>
+          <w:color w:val="000000" w:themeColor="text1"/>
+          <w:sz w:val="20"/>
+          <w:szCs w:val="20"/>
+        </w:rPr>
+      </w:pPr>
+    </w:p>
+    <w:p>
+      <w:pPr>
+        <w:jc w:val="both"/>
+        <w:rPr>
+          <w:ins w:id="269" w:author="Alfred Anate Bodurin Mayaki" w:date="2026-01-12T17:01:00Z" w16du:dateUtc="2026-01-12T17:01:00Z"/>
           <w:rFonts w:ascii="CMU Sans Serif" w:hAnsi="CMU Sans Serif" w:cs="CMU Sans Serif"/>
           <w:color w:val="000000" w:themeColor="text1"/>
           <w:sz w:val="20"/>
@@ -12369,19 +12421,19 @@
       <w:pPr>
         <w:jc w:val="both"/>
         <w:rPr>
-          <w:ins w:id="274" w:author="Alfred Anate Bodurin Mayaki" w:date="2026-01-12T17:01:00Z" w16du:dateUtc="2026-01-12T17:01:00Z"/>
-          <w:rFonts w:ascii="CMU Sans Serif" w:hAnsi="CMU Sans Serif" w:cs="CMU Sans Serif"/>
-          <w:color w:val="000000" w:themeColor="text1"/>
-          <w:sz w:val="20"/>
-          <w:szCs w:val="20"/>
-        </w:rPr>
-      </w:pPr>
-    </w:p>
-    <w:p>
-      <w:pPr>
-        <w:jc w:val="both"/>
-        <w:rPr>
-          <w:del w:id="275" w:author="Alfred Anate Bodurin Mayaki" w:date="2026-01-12T16:59:00Z" w16du:dateUtc="2026-01-12T16:59:00Z"/>
+          <w:ins w:id="274" w:author="Alfred Anate Bodurin Mayaki" w:date="2026-01-12T17:02:00Z" w16du:dateUtc="2026-01-12T17:02:00Z"/>
+          <w:rFonts w:ascii="CMU Sans Serif" w:hAnsi="CMU Sans Serif" w:cs="CMU Sans Serif"/>
+          <w:color w:val="000000" w:themeColor="text1"/>
+          <w:sz w:val="20"/>
+          <w:szCs w:val="20"/>
+        </w:rPr>
+      </w:pPr>
+    </w:p>
+    <w:p>
+      <w:pPr>
+        <w:jc w:val="both"/>
+        <w:rPr>
+          <w:ins w:id="275" w:author="Alfred Anate Bodurin Mayaki" w:date="2026-01-12T17:01:00Z" w16du:dateUtc="2026-01-12T17:01:00Z"/>
           <w:rFonts w:ascii="CMU Sans Serif" w:hAnsi="CMU Sans Serif" w:cs="CMU Sans Serif"/>
           <w:color w:val="000000" w:themeColor="text1"/>
           <w:sz w:val="20"/>
@@ -12547,8 +12599,20 @@
     </w:p>
     <w:p>
       <w:pPr>
+        <w:jc w:val="both"/>
+        <w:rPr>
+          <w:del w:id="289" w:author="Alfred Anate Bodurin Mayaki" w:date="2026-01-12T16:59:00Z" w16du:dateUtc="2026-01-12T16:59:00Z"/>
+          <w:rFonts w:ascii="CMU Sans Serif" w:hAnsi="CMU Sans Serif" w:cs="CMU Sans Serif"/>
+          <w:color w:val="000000" w:themeColor="text1"/>
+          <w:sz w:val="20"/>
+          <w:szCs w:val="20"/>
+        </w:rPr>
+      </w:pPr>
+    </w:p>
+    <w:p>
+      <w:pPr>
         <w:jc w:val="center"/>
-        <w:pPrChange w:id="289" w:author="Alfred Anate Bodurin Mayaki" w:date="2026-01-12T16:59:00Z" w16du:dateUtc="2026-01-12T16:59:00Z">
+        <w:pPrChange w:id="290" w:author="Alfred Anate Bodurin Mayaki" w:date="2026-01-12T16:59:00Z" w16du:dateUtc="2026-01-12T16:59:00Z">
           <w:pPr>
             <w:pStyle w:val="Heading2"/>
             <w:contextualSpacing/>
@@ -12559,7 +12623,7 @@
       <w:r>
         <w:t>References</w:t>
       </w:r>
-      <w:bookmarkEnd w:id="132"/>
+      <w:bookmarkEnd w:id="133"/>
     </w:p>
     <w:p>
       <w:pPr>
@@ -12972,7 +13036,25 @@
           <w:sz w:val="20"/>
           <w:szCs w:val="20"/>
         </w:rPr>
-        <w:t>Dutta D, Adsule R (2025;) "Machines/humans agentic impacts on recruitment and selection practices across organizational contexts". </w:t>
+        <w:t>Dutta D, </w:t>
+      </w:r>
+      <w:proofErr w:type="spellStart"/>
+      <w:r>
+        <w:rPr>
+          <w:rFonts w:ascii="CMU Sans Serif" w:hAnsi="CMU Sans Serif" w:cs="CMU Sans Serif"/>
+          <w:sz w:val="20"/>
+          <w:szCs w:val="20"/>
+        </w:rPr>
+        <w:t>Adsule</w:t>
+      </w:r>
+      <w:proofErr w:type="spellEnd"/>
+      <w:r>
+        <w:rPr>
+          <w:rFonts w:ascii="CMU Sans Serif" w:hAnsi="CMU Sans Serif" w:cs="CMU Sans Serif"/>
+          <w:sz w:val="20"/>
+          <w:szCs w:val="20"/>
+        </w:rPr>
+        <w:t xml:space="preserve"> R (2025;) "Machines/humans agentic impacts on recruitment and selection practices across organizational contexts". </w:t>
       </w:r>
       <w:r>
         <w:rPr>
@@ -13205,7 +13287,25 @@
           <w:sz w:val="20"/>
           <w:szCs w:val="20"/>
         </w:rPr>
-        <w:t>Jones, D.A., Willness, C.R. and Madey, S. (2014) ‘Why Are Job Seekers Attracted by Corporate Social Performance? Experimental and Field Tests of Three Signal-Based Mechanisms’, </w:t>
+        <w:t xml:space="preserve">Jones, D.A., </w:t>
+      </w:r>
+      <w:proofErr w:type="spellStart"/>
+      <w:r>
+        <w:rPr>
+          <w:rFonts w:ascii="CMU Sans Serif" w:hAnsi="CMU Sans Serif" w:cs="CMU Sans Serif"/>
+          <w:sz w:val="20"/>
+          <w:szCs w:val="20"/>
+        </w:rPr>
+        <w:t>Willness</w:t>
+      </w:r>
+      <w:proofErr w:type="spellEnd"/>
+      <w:r>
+        <w:rPr>
+          <w:rFonts w:ascii="CMU Sans Serif" w:hAnsi="CMU Sans Serif" w:cs="CMU Sans Serif"/>
+          <w:sz w:val="20"/>
+          <w:szCs w:val="20"/>
+        </w:rPr>
+        <w:t>, C.R. and Madey, S. (2014) ‘Why Are Job Seekers Attracted by Corporate Social Performance? Experimental and Field Tests of Three Signal-Based Mechanisms’, </w:t>
       </w:r>
       <w:r>
         <w:rPr>
@@ -13266,7 +13366,25 @@
           <w:szCs w:val="20"/>
         </w:rPr>
         <w:lastRenderedPageBreak/>
-        <w:t xml:space="preserve">Khan, M. H., Grabarski, M. K., Ali, M., &amp; Buckmaster, S. (2023). Insights into Creating and Managing an Inclusive Neurodiverse Workplace for Positive Outcomes: A Multistage Theoretical Framework. </w:t>
+        <w:t xml:space="preserve">Khan, M. H., </w:t>
+      </w:r>
+      <w:proofErr w:type="spellStart"/>
+      <w:r>
+        <w:rPr>
+          <w:rFonts w:ascii="CMU Sans Serif" w:hAnsi="CMU Sans Serif" w:cs="CMU Sans Serif"/>
+          <w:sz w:val="20"/>
+          <w:szCs w:val="20"/>
+        </w:rPr>
+        <w:t>Grabarski</w:t>
+      </w:r>
+      <w:proofErr w:type="spellEnd"/>
+      <w:r>
+        <w:rPr>
+          <w:rFonts w:ascii="CMU Sans Serif" w:hAnsi="CMU Sans Serif" w:cs="CMU Sans Serif"/>
+          <w:sz w:val="20"/>
+          <w:szCs w:val="20"/>
+        </w:rPr>
+        <w:t xml:space="preserve">, M. K., Ali, M., &amp; Buckmaster, S. (2023). Insights into Creating and Managing an Inclusive Neurodiverse Workplace for Positive Outcomes: A Multistage Theoretical Framework. </w:t>
       </w:r>
       <w:r>
         <w:rPr>
@@ -13399,13 +13517,23 @@
           <w:szCs w:val="20"/>
         </w:rPr>
       </w:pPr>
-      <w:r>
-        <w:rPr>
-          <w:rFonts w:ascii="CMU Sans Serif" w:hAnsi="CMU Sans Serif" w:cs="CMU Sans Serif"/>
-          <w:sz w:val="20"/>
-          <w:szCs w:val="20"/>
-        </w:rPr>
-        <w:t>Lup, D. and Canonico, E. (2024) ‘Bridges and gatekeepers: Employees' willingness to refer qualified candidates on the autism spectrum’, </w:t>
+      <w:proofErr w:type="spellStart"/>
+      <w:r>
+        <w:rPr>
+          <w:rFonts w:ascii="CMU Sans Serif" w:hAnsi="CMU Sans Serif" w:cs="CMU Sans Serif"/>
+          <w:sz w:val="20"/>
+          <w:szCs w:val="20"/>
+        </w:rPr>
+        <w:t>Lup</w:t>
+      </w:r>
+      <w:proofErr w:type="spellEnd"/>
+      <w:r>
+        <w:rPr>
+          <w:rFonts w:ascii="CMU Sans Serif" w:hAnsi="CMU Sans Serif" w:cs="CMU Sans Serif"/>
+          <w:sz w:val="20"/>
+          <w:szCs w:val="20"/>
+        </w:rPr>
+        <w:t>, D. and Canonico, E. (2024) ‘Bridges and gatekeepers: Employees' willingness to refer qualified candidates on the autism spectrum’, </w:t>
       </w:r>
       <w:r>
         <w:rPr>
@@ -14026,7 +14154,7 @@
 
 <file path=word/comments.xml><?xml version="1.0" encoding="utf-8"?>
 <w:comments xmlns:wpc="http://schemas.microsoft.com/office/word/2010/wordprocessingCanvas" xmlns:cx="http://schemas.microsoft.com/office/drawing/2014/chartex" xmlns:cx1="http://schemas.microsoft.com/office/drawing/2015/9/8/chartex" xmlns:cx2="http://schemas.microsoft.com/office/drawing/2015/10/21/chartex" xmlns:cx3="http://schemas.microsoft.com/office/drawing/2016/5/9/chartex" xmlns:cx4="http://schemas.microsoft.com/office/drawing/2016/5/10/chartex" xmlns:cx5="http://schemas.microsoft.com/office/drawing/2016/5/11/chartex" xmlns:cx6="http://schemas.microsoft.com/office/drawing/2016/5/12/chartex" xmlns:cx7="http://schemas.microsoft.com/office/drawing/2016/5/13/chartex" xmlns:cx8="http://schemas.microsoft.com/office/drawing/2016/5/14/chartex" xmlns:mc="http://schemas.openxmlformats.org/markup-compatibility/2006" xmlns:aink="http://schemas.microsoft.com/office/drawing/2016/ink" xmlns:am3d="http://schemas.microsoft.com/office/drawing/2017/model3d" xmlns:o="urn:schemas-microsoft-com:office:office" xmlns:oel="http://schemas.microsoft.com/office/2019/extlst" xmlns:r="http://schemas.openxmlformats.org/officeDocument/2006/relationships" xmlns:m="http://schemas.openxmlformats.org/officeDocument/2006/math" xmlns:v="urn:schemas-microsoft-com:vml" xmlns:wp14="http://schemas.microsoft.com/office/word/2010/wordprocessingDrawing" xmlns:wp="http://schemas.openxmlformats.org/drawingml/2006/wordprocessingDrawing" xmlns:w10="urn:schemas-microsoft-com:office:word" xmlns:w="http://schemas.openxmlformats.org/wordprocessingml/2006/main" xmlns:w14="http://schemas.microsoft.com/office/word/2010/wordml" xmlns:w15="http://schemas.microsoft.com/office/word/2012/wordml" xmlns:w16cex="http://schemas.microsoft.com/office/word/2018/wordml/cex" xmlns:w16cid="http://schemas.microsoft.com/office/word/2016/wordml/cid" xmlns:w16="http://schemas.microsoft.com/office/word/2018/wordml" xmlns:w16du="http://schemas.microsoft.com/office/word/2023/wordml/word16du" xmlns:w16sdtdh="http://schemas.microsoft.com/office/word/2020/wordml/sdtdatahash" xmlns:w16sdtfl="http://schemas.microsoft.com/office/word/2024/wordml/sdtformatlock" xmlns:w16se="http://schemas.microsoft.com/office/word/2015/wordml/symex" xmlns:wpg="http://schemas.microsoft.com/office/word/2010/wordprocessingGroup" xmlns:wpi="http://schemas.microsoft.com/office/word/2010/wordprocessingInk" xmlns:wne="http://schemas.microsoft.com/office/word/2006/wordml" xmlns:wps="http://schemas.microsoft.com/office/word/2010/wordprocessingShape" mc:Ignorable="w14 w15 w16se w16cid w16 w16cex w16sdtdh w16sdtfl w16du wp14">
-  <w:comment w:id="113" w:author="Dr Nicola J Bowman" w:date="2025-12-08T12:42:00Z" w:initials="NB">
+  <w:comment w:id="114" w:author="Dr Nicola J Bowman" w:date="2025-12-08T12:42:00Z" w:initials="NB">
     <w:p>
       <w:pPr>
         <w:pStyle w:val="CommentText"/>
@@ -14042,7 +14170,7 @@
       </w:r>
     </w:p>
   </w:comment>
-  <w:comment w:id="114" w:author="Alfred Anate Bodurin Mayaki" w:date="2025-12-23T14:14:00Z" w:initials="AABM">
+  <w:comment w:id="115" w:author="Alfred Anate Bodurin Mayaki" w:date="2025-12-23T14:14:00Z" w:initials="AABM">
     <w:p>
       <w:pPr>
         <w:pStyle w:val="CommentText"/>
@@ -14058,7 +14186,7 @@
       </w:r>
     </w:p>
   </w:comment>
-  <w:comment w:id="115" w:author="Dr Nicola J Bowman" w:date="2025-12-08T12:43:00Z" w:initials="NB">
+  <w:comment w:id="116" w:author="Dr Nicola J Bowman" w:date="2025-12-08T12:43:00Z" w:initials="NB">
     <w:p>
       <w:pPr>
         <w:pStyle w:val="CommentText"/>
@@ -14074,7 +14202,7 @@
       </w:r>
     </w:p>
   </w:comment>
-  <w:comment w:id="117" w:author="Dr Nicola J Bowman" w:date="2025-12-08T12:44:00Z" w:initials="NB">
+  <w:comment w:id="118" w:author="Dr Nicola J Bowman" w:date="2025-12-08T12:44:00Z" w:initials="NB">
     <w:p>
       <w:pPr>
         <w:pStyle w:val="CommentText"/>
@@ -14090,7 +14218,7 @@
       </w:r>
     </w:p>
   </w:comment>
-  <w:comment w:id="118" w:author="Dr Nicola J Bowman" w:date="2025-12-08T12:47:00Z" w:initials="NB">
+  <w:comment w:id="119" w:author="Dr Nicola J Bowman" w:date="2025-12-08T12:47:00Z" w:initials="NB">
     <w:p>
       <w:pPr>
         <w:pStyle w:val="CommentText"/>
@@ -14106,7 +14234,7 @@
       </w:r>
     </w:p>
   </w:comment>
-  <w:comment w:id="119" w:author="Alfred Anate Bodurin Mayaki" w:date="2025-12-10T08:21:00Z" w:initials="AABM">
+  <w:comment w:id="120" w:author="Alfred Anate Bodurin Mayaki" w:date="2025-12-10T08:21:00Z" w:initials="AABM">
     <w:p>
       <w:pPr>
         <w:pStyle w:val="CommentText"/>
@@ -14122,7 +14250,7 @@
       </w:r>
     </w:p>
   </w:comment>
-  <w:comment w:id="122" w:author="Dr Nicola J Bowman" w:date="2025-12-08T12:45:00Z" w:initials="NB">
+  <w:comment w:id="123" w:author="Dr Nicola J Bowman" w:date="2025-12-08T12:45:00Z" w:initials="NB">
     <w:p>
       <w:pPr>
         <w:pStyle w:val="CommentText"/>
@@ -14138,7 +14266,7 @@
       </w:r>
     </w:p>
   </w:comment>
-  <w:comment w:id="123" w:author="Dr Nicola J Bowman" w:date="2025-12-08T12:46:00Z" w:initials="NB">
+  <w:comment w:id="124" w:author="Dr Nicola J Bowman" w:date="2025-12-08T12:46:00Z" w:initials="NB">
     <w:p>
       <w:pPr>
         <w:pStyle w:val="CommentText"/>
@@ -14154,7 +14282,7 @@
       </w:r>
     </w:p>
   </w:comment>
-  <w:comment w:id="124" w:author="Alfred Anate Bodurin Mayaki" w:date="2025-12-10T09:06:00Z" w:initials="AABM">
+  <w:comment w:id="125" w:author="Alfred Anate Bodurin Mayaki" w:date="2025-12-10T09:06:00Z" w:initials="AABM">
     <w:p>
       <w:pPr>
         <w:pStyle w:val="CommentText"/>
@@ -14170,7 +14298,7 @@
       </w:r>
     </w:p>
   </w:comment>
-  <w:comment w:id="125" w:author="Alfred Anate Bodurin Mayaki" w:date="2025-12-10T09:09:00Z" w:initials="AABM">
+  <w:comment w:id="126" w:author="Alfred Anate Bodurin Mayaki" w:date="2025-12-10T09:09:00Z" w:initials="AABM">
     <w:p>
       <w:pPr>
         <w:pStyle w:val="CommentText"/>
@@ -14186,7 +14314,7 @@
       </w:r>
     </w:p>
   </w:comment>
-  <w:comment w:id="128" w:author="Dr Nicola J Bowman" w:date="2025-12-08T12:46:00Z" w:initials="NB">
+  <w:comment w:id="129" w:author="Dr Nicola J Bowman" w:date="2025-12-08T12:46:00Z" w:initials="NB">
     <w:p>
       <w:pPr>
         <w:pStyle w:val="CommentText"/>
@@ -14202,7 +14330,7 @@
       </w:r>
     </w:p>
   </w:comment>
-  <w:comment w:id="129" w:author="Alfred Anate Bodurin Mayaki" w:date="2025-12-10T09:10:00Z" w:initials="AABM">
+  <w:comment w:id="130" w:author="Alfred Anate Bodurin Mayaki" w:date="2025-12-10T09:10:00Z" w:initials="AABM">
     <w:p>
       <w:pPr>
         <w:pStyle w:val="CommentText"/>

--- a/B894-25K/FBL-PhD-research-proposal.docx
+++ b/B894-25K/FBL-PhD-research-proposal.docx
@@ -627,12 +627,21 @@
             <w:tabs>
               <w:tab w:val="right" w:leader="dot" w:pos="9016"/>
             </w:tabs>
+            <w:jc w:val="both"/>
             <w:rPr>
               <w:ins w:id="9" w:author="Alfred Anate Bodurin Mayaki" w:date="2026-01-12T17:17:00Z" w16du:dateUtc="2026-01-12T17:17:00Z"/>
               <w:rFonts w:eastAsiaTheme="minorEastAsia"/>
               <w:noProof/>
               <w:lang w:eastAsia="en-GB"/>
             </w:rPr>
+            <w:pPrChange w:id="10" w:author="Alfred Anate Bodurin Mayaki" w:date="2026-01-27T10:58:00Z" w16du:dateUtc="2026-01-27T10:58:00Z">
+              <w:pPr>
+                <w:pStyle w:val="TOC2"/>
+                <w:tabs>
+                  <w:tab w:val="right" w:leader="dot" w:pos="9016"/>
+                </w:tabs>
+              </w:pPr>
+            </w:pPrChange>
           </w:pPr>
           <w:r>
             <w:fldChar w:fldCharType="begin"/>
@@ -643,7 +652,7 @@
           <w:r>
             <w:fldChar w:fldCharType="separate"/>
           </w:r>
-          <w:ins w:id="10" w:author="Alfred Anate Bodurin Mayaki" w:date="2026-01-12T17:17:00Z" w16du:dateUtc="2026-01-12T17:17:00Z">
+          <w:ins w:id="11" w:author="Alfred Anate Bodurin Mayaki" w:date="2026-01-12T17:17:00Z" w16du:dateUtc="2026-01-12T17:17:00Z">
             <w:r>
               <w:rPr>
                 <w:rStyle w:val="Hyperlink"/>
@@ -720,7 +729,7 @@
               <w:webHidden/>
             </w:rPr>
           </w:r>
-          <w:ins w:id="11" w:author="Alfred Anate Bodurin Mayaki" w:date="2026-01-12T17:17:00Z" w16du:dateUtc="2026-01-12T17:17:00Z">
+          <w:ins w:id="12" w:author="Alfred Anate Bodurin Mayaki" w:date="2026-01-12T17:17:00Z" w16du:dateUtc="2026-01-12T17:17:00Z">
             <w:r>
               <w:rPr>
                 <w:noProof/>
@@ -729,7 +738,7 @@
               <w:fldChar w:fldCharType="separate"/>
             </w:r>
           </w:ins>
-          <w:ins w:id="12" w:author="Alfred Anate Bodurin Mayaki" w:date="2026-01-12T17:19:00Z" w16du:dateUtc="2026-01-12T17:19:00Z">
+          <w:ins w:id="13" w:author="Alfred Anate Bodurin Mayaki" w:date="2026-01-12T17:19:00Z" w16du:dateUtc="2026-01-12T17:19:00Z">
             <w:r>
               <w:rPr>
                 <w:noProof/>
@@ -738,1257 +747,7 @@
               <w:t>3</w:t>
             </w:r>
           </w:ins>
-          <w:ins w:id="13" w:author="Alfred Anate Bodurin Mayaki" w:date="2026-01-12T17:17:00Z" w16du:dateUtc="2026-01-12T17:17:00Z">
-            <w:r>
-              <w:rPr>
-                <w:noProof/>
-                <w:webHidden/>
-              </w:rPr>
-              <w:fldChar w:fldCharType="end"/>
-            </w:r>
-            <w:r>
-              <w:rPr>
-                <w:rStyle w:val="Hyperlink"/>
-                <w:noProof/>
-              </w:rPr>
-              <w:fldChar w:fldCharType="end"/>
-            </w:r>
-          </w:ins>
-        </w:p>
-        <w:p>
-          <w:pPr>
-            <w:pStyle w:val="TOC2"/>
-            <w:tabs>
-              <w:tab w:val="right" w:leader="dot" w:pos="9016"/>
-            </w:tabs>
-            <w:rPr>
-              <w:ins w:id="14" w:author="Alfred Anate Bodurin Mayaki" w:date="2026-01-12T17:17:00Z" w16du:dateUtc="2026-01-12T17:17:00Z"/>
-              <w:rFonts w:eastAsiaTheme="minorEastAsia"/>
-              <w:noProof/>
-              <w:lang w:eastAsia="en-GB"/>
-            </w:rPr>
-          </w:pPr>
-          <w:ins w:id="15" w:author="Alfred Anate Bodurin Mayaki" w:date="2026-01-12T17:17:00Z" w16du:dateUtc="2026-01-12T17:17:00Z">
-            <w:r>
-              <w:rPr>
-                <w:rStyle w:val="Hyperlink"/>
-                <w:noProof/>
-              </w:rPr>
-              <w:fldChar w:fldCharType="begin"/>
-            </w:r>
-            <w:r>
-              <w:rPr>
-                <w:rStyle w:val="Hyperlink"/>
-                <w:noProof/>
-              </w:rPr>
-              <w:instrText xml:space="preserve"> </w:instrText>
-            </w:r>
-            <w:r>
-              <w:rPr>
-                <w:noProof/>
-              </w:rPr>
-              <w:instrText>HYPERLINK \l "_Toc219130659"</w:instrText>
-            </w:r>
-            <w:r>
-              <w:rPr>
-                <w:rStyle w:val="Hyperlink"/>
-                <w:noProof/>
-              </w:rPr>
-              <w:instrText xml:space="preserve"> </w:instrText>
-            </w:r>
-            <w:r>
-              <w:rPr>
-                <w:rStyle w:val="Hyperlink"/>
-                <w:noProof/>
-              </w:rPr>
-            </w:r>
-            <w:r>
-              <w:rPr>
-                <w:rStyle w:val="Hyperlink"/>
-                <w:noProof/>
-              </w:rPr>
-              <w:fldChar w:fldCharType="separate"/>
-            </w:r>
-            <w:r>
-              <w:rPr>
-                <w:rStyle w:val="Hyperlink"/>
-                <w:rFonts w:ascii="CMU Sans Serif" w:hAnsi="CMU Sans Serif" w:cs="CMU Sans Serif"/>
-                <w:noProof/>
-              </w:rPr>
-              <w:t>2 Introduction</w:t>
-            </w:r>
-            <w:r>
-              <w:rPr>
-                <w:noProof/>
-                <w:webHidden/>
-              </w:rPr>
-              <w:tab/>
-            </w:r>
-            <w:r>
-              <w:rPr>
-                <w:noProof/>
-                <w:webHidden/>
-              </w:rPr>
-              <w:fldChar w:fldCharType="begin"/>
-            </w:r>
-            <w:r>
-              <w:rPr>
-                <w:noProof/>
-                <w:webHidden/>
-              </w:rPr>
-              <w:instrText xml:space="preserve"> PAGEREF _Toc219130659 \h </w:instrText>
-            </w:r>
-          </w:ins>
-          <w:r>
-            <w:rPr>
-              <w:noProof/>
-              <w:webHidden/>
-            </w:rPr>
-          </w:r>
-          <w:ins w:id="16" w:author="Alfred Anate Bodurin Mayaki" w:date="2026-01-12T17:17:00Z" w16du:dateUtc="2026-01-12T17:17:00Z">
-            <w:r>
-              <w:rPr>
-                <w:noProof/>
-                <w:webHidden/>
-              </w:rPr>
-              <w:fldChar w:fldCharType="separate"/>
-            </w:r>
-          </w:ins>
-          <w:ins w:id="17" w:author="Alfred Anate Bodurin Mayaki" w:date="2026-01-12T17:19:00Z" w16du:dateUtc="2026-01-12T17:19:00Z">
-            <w:r>
-              <w:rPr>
-                <w:noProof/>
-                <w:webHidden/>
-              </w:rPr>
-              <w:t>3</w:t>
-            </w:r>
-          </w:ins>
-          <w:ins w:id="18" w:author="Alfred Anate Bodurin Mayaki" w:date="2026-01-12T17:17:00Z" w16du:dateUtc="2026-01-12T17:17:00Z">
-            <w:r>
-              <w:rPr>
-                <w:noProof/>
-                <w:webHidden/>
-              </w:rPr>
-              <w:fldChar w:fldCharType="end"/>
-            </w:r>
-            <w:r>
-              <w:rPr>
-                <w:rStyle w:val="Hyperlink"/>
-                <w:noProof/>
-              </w:rPr>
-              <w:fldChar w:fldCharType="end"/>
-            </w:r>
-          </w:ins>
-        </w:p>
-        <w:p>
-          <w:pPr>
-            <w:pStyle w:val="TOC2"/>
-            <w:tabs>
-              <w:tab w:val="right" w:leader="dot" w:pos="9016"/>
-            </w:tabs>
-            <w:rPr>
-              <w:ins w:id="19" w:author="Alfred Anate Bodurin Mayaki" w:date="2026-01-12T17:17:00Z" w16du:dateUtc="2026-01-12T17:17:00Z"/>
-              <w:rFonts w:eastAsiaTheme="minorEastAsia"/>
-              <w:noProof/>
-              <w:lang w:eastAsia="en-GB"/>
-            </w:rPr>
-          </w:pPr>
-          <w:ins w:id="20" w:author="Alfred Anate Bodurin Mayaki" w:date="2026-01-12T17:17:00Z" w16du:dateUtc="2026-01-12T17:17:00Z">
-            <w:r>
-              <w:rPr>
-                <w:rStyle w:val="Hyperlink"/>
-                <w:noProof/>
-              </w:rPr>
-              <w:fldChar w:fldCharType="begin"/>
-            </w:r>
-            <w:r>
-              <w:rPr>
-                <w:rStyle w:val="Hyperlink"/>
-                <w:noProof/>
-              </w:rPr>
-              <w:instrText xml:space="preserve"> </w:instrText>
-            </w:r>
-            <w:r>
-              <w:rPr>
-                <w:noProof/>
-              </w:rPr>
-              <w:instrText>HYPERLINK \l "_Toc219130660"</w:instrText>
-            </w:r>
-            <w:r>
-              <w:rPr>
-                <w:rStyle w:val="Hyperlink"/>
-                <w:noProof/>
-              </w:rPr>
-              <w:instrText xml:space="preserve"> </w:instrText>
-            </w:r>
-            <w:r>
-              <w:rPr>
-                <w:rStyle w:val="Hyperlink"/>
-                <w:noProof/>
-              </w:rPr>
-            </w:r>
-            <w:r>
-              <w:rPr>
-                <w:rStyle w:val="Hyperlink"/>
-                <w:noProof/>
-              </w:rPr>
-              <w:fldChar w:fldCharType="separate"/>
-            </w:r>
-            <w:r>
-              <w:rPr>
-                <w:rStyle w:val="Hyperlink"/>
-                <w:rFonts w:ascii="CMU Sans Serif" w:hAnsi="CMU Sans Serif" w:cs="CMU Sans Serif"/>
-                <w:noProof/>
-              </w:rPr>
-              <w:t>3 Methodology</w:t>
-            </w:r>
-            <w:r>
-              <w:rPr>
-                <w:noProof/>
-                <w:webHidden/>
-              </w:rPr>
-              <w:tab/>
-            </w:r>
-            <w:r>
-              <w:rPr>
-                <w:noProof/>
-                <w:webHidden/>
-              </w:rPr>
-              <w:fldChar w:fldCharType="begin"/>
-            </w:r>
-            <w:r>
-              <w:rPr>
-                <w:noProof/>
-                <w:webHidden/>
-              </w:rPr>
-              <w:instrText xml:space="preserve"> PAGEREF _Toc219130660 \h </w:instrText>
-            </w:r>
-          </w:ins>
-          <w:r>
-            <w:rPr>
-              <w:noProof/>
-              <w:webHidden/>
-            </w:rPr>
-          </w:r>
-          <w:ins w:id="21" w:author="Alfred Anate Bodurin Mayaki" w:date="2026-01-12T17:17:00Z" w16du:dateUtc="2026-01-12T17:17:00Z">
-            <w:r>
-              <w:rPr>
-                <w:noProof/>
-                <w:webHidden/>
-              </w:rPr>
-              <w:fldChar w:fldCharType="separate"/>
-            </w:r>
-          </w:ins>
-          <w:ins w:id="22" w:author="Alfred Anate Bodurin Mayaki" w:date="2026-01-12T17:19:00Z" w16du:dateUtc="2026-01-12T17:19:00Z">
-            <w:r>
-              <w:rPr>
-                <w:noProof/>
-                <w:webHidden/>
-              </w:rPr>
-              <w:t>3</w:t>
-            </w:r>
-          </w:ins>
-          <w:ins w:id="23" w:author="Alfred Anate Bodurin Mayaki" w:date="2026-01-12T17:17:00Z" w16du:dateUtc="2026-01-12T17:17:00Z">
-            <w:r>
-              <w:rPr>
-                <w:noProof/>
-                <w:webHidden/>
-              </w:rPr>
-              <w:fldChar w:fldCharType="end"/>
-            </w:r>
-            <w:r>
-              <w:rPr>
-                <w:rStyle w:val="Hyperlink"/>
-                <w:noProof/>
-              </w:rPr>
-              <w:fldChar w:fldCharType="end"/>
-            </w:r>
-          </w:ins>
-        </w:p>
-        <w:p>
-          <w:pPr>
-            <w:pStyle w:val="TOC2"/>
-            <w:tabs>
-              <w:tab w:val="right" w:leader="dot" w:pos="9016"/>
-            </w:tabs>
-            <w:rPr>
-              <w:ins w:id="24" w:author="Alfred Anate Bodurin Mayaki" w:date="2026-01-12T17:17:00Z" w16du:dateUtc="2026-01-12T17:17:00Z"/>
-              <w:rFonts w:eastAsiaTheme="minorEastAsia"/>
-              <w:noProof/>
-              <w:lang w:eastAsia="en-GB"/>
-            </w:rPr>
-          </w:pPr>
-          <w:ins w:id="25" w:author="Alfred Anate Bodurin Mayaki" w:date="2026-01-12T17:17:00Z" w16du:dateUtc="2026-01-12T17:17:00Z">
-            <w:r>
-              <w:rPr>
-                <w:rStyle w:val="Hyperlink"/>
-                <w:noProof/>
-              </w:rPr>
-              <w:fldChar w:fldCharType="begin"/>
-            </w:r>
-            <w:r>
-              <w:rPr>
-                <w:rStyle w:val="Hyperlink"/>
-                <w:noProof/>
-              </w:rPr>
-              <w:instrText xml:space="preserve"> </w:instrText>
-            </w:r>
-            <w:r>
-              <w:rPr>
-                <w:noProof/>
-              </w:rPr>
-              <w:instrText>HYPERLINK \l "_Toc219130661"</w:instrText>
-            </w:r>
-            <w:r>
-              <w:rPr>
-                <w:rStyle w:val="Hyperlink"/>
-                <w:noProof/>
-              </w:rPr>
-              <w:instrText xml:space="preserve"> </w:instrText>
-            </w:r>
-            <w:r>
-              <w:rPr>
-                <w:rStyle w:val="Hyperlink"/>
-                <w:noProof/>
-              </w:rPr>
-            </w:r>
-            <w:r>
-              <w:rPr>
-                <w:rStyle w:val="Hyperlink"/>
-                <w:noProof/>
-              </w:rPr>
-              <w:fldChar w:fldCharType="separate"/>
-            </w:r>
-            <w:r>
-              <w:rPr>
-                <w:rStyle w:val="Hyperlink"/>
-                <w:rFonts w:ascii="CMU Sans Serif" w:hAnsi="CMU Sans Serif" w:cs="CMU Sans Serif"/>
-                <w:noProof/>
-              </w:rPr>
-              <w:t>4 Why this topic is important</w:t>
-            </w:r>
-            <w:r>
-              <w:rPr>
-                <w:noProof/>
-                <w:webHidden/>
-              </w:rPr>
-              <w:tab/>
-            </w:r>
-            <w:r>
-              <w:rPr>
-                <w:noProof/>
-                <w:webHidden/>
-              </w:rPr>
-              <w:fldChar w:fldCharType="begin"/>
-            </w:r>
-            <w:r>
-              <w:rPr>
-                <w:noProof/>
-                <w:webHidden/>
-              </w:rPr>
-              <w:instrText xml:space="preserve"> PAGEREF _Toc219130661 \h </w:instrText>
-            </w:r>
-          </w:ins>
-          <w:r>
-            <w:rPr>
-              <w:noProof/>
-              <w:webHidden/>
-            </w:rPr>
-          </w:r>
-          <w:ins w:id="26" w:author="Alfred Anate Bodurin Mayaki" w:date="2026-01-12T17:17:00Z" w16du:dateUtc="2026-01-12T17:17:00Z">
-            <w:r>
-              <w:rPr>
-                <w:noProof/>
-                <w:webHidden/>
-              </w:rPr>
-              <w:fldChar w:fldCharType="separate"/>
-            </w:r>
-          </w:ins>
-          <w:ins w:id="27" w:author="Alfred Anate Bodurin Mayaki" w:date="2026-01-12T17:19:00Z" w16du:dateUtc="2026-01-12T17:19:00Z">
-            <w:r>
-              <w:rPr>
-                <w:noProof/>
-                <w:webHidden/>
-              </w:rPr>
-              <w:t>4</w:t>
-            </w:r>
-          </w:ins>
-          <w:ins w:id="28" w:author="Alfred Anate Bodurin Mayaki" w:date="2026-01-12T17:17:00Z" w16du:dateUtc="2026-01-12T17:17:00Z">
-            <w:r>
-              <w:rPr>
-                <w:noProof/>
-                <w:webHidden/>
-              </w:rPr>
-              <w:fldChar w:fldCharType="end"/>
-            </w:r>
-            <w:r>
-              <w:rPr>
-                <w:rStyle w:val="Hyperlink"/>
-                <w:noProof/>
-              </w:rPr>
-              <w:fldChar w:fldCharType="end"/>
-            </w:r>
-          </w:ins>
-        </w:p>
-        <w:p>
-          <w:pPr>
-            <w:pStyle w:val="TOC2"/>
-            <w:tabs>
-              <w:tab w:val="right" w:leader="dot" w:pos="9016"/>
-            </w:tabs>
-            <w:rPr>
-              <w:ins w:id="29" w:author="Alfred Anate Bodurin Mayaki" w:date="2026-01-12T17:17:00Z" w16du:dateUtc="2026-01-12T17:17:00Z"/>
-              <w:rFonts w:eastAsiaTheme="minorEastAsia"/>
-              <w:noProof/>
-              <w:lang w:eastAsia="en-GB"/>
-            </w:rPr>
-          </w:pPr>
-          <w:ins w:id="30" w:author="Alfred Anate Bodurin Mayaki" w:date="2026-01-12T17:17:00Z" w16du:dateUtc="2026-01-12T17:17:00Z">
-            <w:r>
-              <w:rPr>
-                <w:rStyle w:val="Hyperlink"/>
-                <w:noProof/>
-              </w:rPr>
-              <w:fldChar w:fldCharType="begin"/>
-            </w:r>
-            <w:r>
-              <w:rPr>
-                <w:rStyle w:val="Hyperlink"/>
-                <w:noProof/>
-              </w:rPr>
-              <w:instrText xml:space="preserve"> </w:instrText>
-            </w:r>
-            <w:r>
-              <w:rPr>
-                <w:noProof/>
-              </w:rPr>
-              <w:instrText>HYPERLINK \l "_Toc219130662"</w:instrText>
-            </w:r>
-            <w:r>
-              <w:rPr>
-                <w:rStyle w:val="Hyperlink"/>
-                <w:noProof/>
-              </w:rPr>
-              <w:instrText xml:space="preserve"> </w:instrText>
-            </w:r>
-            <w:r>
-              <w:rPr>
-                <w:rStyle w:val="Hyperlink"/>
-                <w:noProof/>
-              </w:rPr>
-            </w:r>
-            <w:r>
-              <w:rPr>
-                <w:rStyle w:val="Hyperlink"/>
-                <w:noProof/>
-              </w:rPr>
-              <w:fldChar w:fldCharType="separate"/>
-            </w:r>
-            <w:r>
-              <w:rPr>
-                <w:rStyle w:val="Hyperlink"/>
-                <w:rFonts w:ascii="CMU Sans Serif" w:hAnsi="CMU Sans Serif" w:cs="CMU Sans Serif"/>
-                <w:noProof/>
-              </w:rPr>
-              <w:t>5 Timeline and Next Steps</w:t>
-            </w:r>
-            <w:r>
-              <w:rPr>
-                <w:noProof/>
-                <w:webHidden/>
-              </w:rPr>
-              <w:tab/>
-            </w:r>
-            <w:r>
-              <w:rPr>
-                <w:noProof/>
-                <w:webHidden/>
-              </w:rPr>
-              <w:fldChar w:fldCharType="begin"/>
-            </w:r>
-            <w:r>
-              <w:rPr>
-                <w:noProof/>
-                <w:webHidden/>
-              </w:rPr>
-              <w:instrText xml:space="preserve"> PAGEREF _Toc219130662 \h </w:instrText>
-            </w:r>
-          </w:ins>
-          <w:r>
-            <w:rPr>
-              <w:noProof/>
-              <w:webHidden/>
-            </w:rPr>
-          </w:r>
-          <w:ins w:id="31" w:author="Alfred Anate Bodurin Mayaki" w:date="2026-01-12T17:17:00Z" w16du:dateUtc="2026-01-12T17:17:00Z">
-            <w:r>
-              <w:rPr>
-                <w:noProof/>
-                <w:webHidden/>
-              </w:rPr>
-              <w:fldChar w:fldCharType="separate"/>
-            </w:r>
-          </w:ins>
-          <w:ins w:id="32" w:author="Alfred Anate Bodurin Mayaki" w:date="2026-01-12T17:19:00Z" w16du:dateUtc="2026-01-12T17:19:00Z">
-            <w:r>
-              <w:rPr>
-                <w:noProof/>
-                <w:webHidden/>
-              </w:rPr>
-              <w:t>5</w:t>
-            </w:r>
-          </w:ins>
-          <w:ins w:id="33" w:author="Alfred Anate Bodurin Mayaki" w:date="2026-01-12T17:17:00Z" w16du:dateUtc="2026-01-12T17:17:00Z">
-            <w:r>
-              <w:rPr>
-                <w:noProof/>
-                <w:webHidden/>
-              </w:rPr>
-              <w:fldChar w:fldCharType="end"/>
-            </w:r>
-            <w:r>
-              <w:rPr>
-                <w:rStyle w:val="Hyperlink"/>
-                <w:noProof/>
-              </w:rPr>
-              <w:fldChar w:fldCharType="end"/>
-            </w:r>
-          </w:ins>
-        </w:p>
-        <w:p>
-          <w:pPr>
-            <w:pStyle w:val="TOC2"/>
-            <w:tabs>
-              <w:tab w:val="right" w:leader="dot" w:pos="9016"/>
-            </w:tabs>
-            <w:rPr>
-              <w:ins w:id="34" w:author="Alfred Anate Bodurin Mayaki" w:date="2026-01-12T17:17:00Z" w16du:dateUtc="2026-01-12T17:17:00Z"/>
-              <w:rFonts w:eastAsiaTheme="minorEastAsia"/>
-              <w:noProof/>
-              <w:lang w:eastAsia="en-GB"/>
-            </w:rPr>
-          </w:pPr>
-          <w:ins w:id="35" w:author="Alfred Anate Bodurin Mayaki" w:date="2026-01-12T17:17:00Z" w16du:dateUtc="2026-01-12T17:17:00Z">
-            <w:r>
-              <w:rPr>
-                <w:rStyle w:val="Hyperlink"/>
-                <w:noProof/>
-              </w:rPr>
-              <w:fldChar w:fldCharType="begin"/>
-            </w:r>
-            <w:r>
-              <w:rPr>
-                <w:rStyle w:val="Hyperlink"/>
-                <w:noProof/>
-              </w:rPr>
-              <w:instrText xml:space="preserve"> </w:instrText>
-            </w:r>
-            <w:r>
-              <w:rPr>
-                <w:noProof/>
-              </w:rPr>
-              <w:instrText>HYPERLINK \l "_Toc219130663"</w:instrText>
-            </w:r>
-            <w:r>
-              <w:rPr>
-                <w:rStyle w:val="Hyperlink"/>
-                <w:noProof/>
-              </w:rPr>
-              <w:instrText xml:space="preserve"> </w:instrText>
-            </w:r>
-            <w:r>
-              <w:rPr>
-                <w:rStyle w:val="Hyperlink"/>
-                <w:noProof/>
-              </w:rPr>
-            </w:r>
-            <w:r>
-              <w:rPr>
-                <w:rStyle w:val="Hyperlink"/>
-                <w:noProof/>
-              </w:rPr>
-              <w:fldChar w:fldCharType="separate"/>
-            </w:r>
-            <w:r>
-              <w:rPr>
-                <w:rStyle w:val="Hyperlink"/>
-                <w:rFonts w:ascii="CMU Sans Serif" w:hAnsi="CMU Sans Serif" w:cs="CMU Sans Serif"/>
-                <w:noProof/>
-              </w:rPr>
-              <w:t>6 Introduction to TMA 2 – Literature Review</w:t>
-            </w:r>
-            <w:r>
-              <w:rPr>
-                <w:noProof/>
-                <w:webHidden/>
-              </w:rPr>
-              <w:tab/>
-            </w:r>
-            <w:r>
-              <w:rPr>
-                <w:noProof/>
-                <w:webHidden/>
-              </w:rPr>
-              <w:fldChar w:fldCharType="begin"/>
-            </w:r>
-            <w:r>
-              <w:rPr>
-                <w:noProof/>
-                <w:webHidden/>
-              </w:rPr>
-              <w:instrText xml:space="preserve"> PAGEREF _Toc219130663 \h </w:instrText>
-            </w:r>
-          </w:ins>
-          <w:r>
-            <w:rPr>
-              <w:noProof/>
-              <w:webHidden/>
-            </w:rPr>
-          </w:r>
-          <w:ins w:id="36" w:author="Alfred Anate Bodurin Mayaki" w:date="2026-01-12T17:17:00Z" w16du:dateUtc="2026-01-12T17:17:00Z">
-            <w:r>
-              <w:rPr>
-                <w:noProof/>
-                <w:webHidden/>
-              </w:rPr>
-              <w:fldChar w:fldCharType="separate"/>
-            </w:r>
-          </w:ins>
-          <w:ins w:id="37" w:author="Alfred Anate Bodurin Mayaki" w:date="2026-01-12T17:19:00Z" w16du:dateUtc="2026-01-12T17:19:00Z">
-            <w:r>
-              <w:rPr>
-                <w:noProof/>
-                <w:webHidden/>
-              </w:rPr>
-              <w:t>6</w:t>
-            </w:r>
-          </w:ins>
-          <w:ins w:id="38" w:author="Alfred Anate Bodurin Mayaki" w:date="2026-01-12T17:17:00Z" w16du:dateUtc="2026-01-12T17:17:00Z">
-            <w:r>
-              <w:rPr>
-                <w:noProof/>
-                <w:webHidden/>
-              </w:rPr>
-              <w:fldChar w:fldCharType="end"/>
-            </w:r>
-            <w:r>
-              <w:rPr>
-                <w:rStyle w:val="Hyperlink"/>
-                <w:noProof/>
-              </w:rPr>
-              <w:fldChar w:fldCharType="end"/>
-            </w:r>
-          </w:ins>
-        </w:p>
-        <w:p>
-          <w:pPr>
-            <w:pStyle w:val="TOC2"/>
-            <w:tabs>
-              <w:tab w:val="right" w:leader="dot" w:pos="9016"/>
-            </w:tabs>
-            <w:rPr>
-              <w:ins w:id="39" w:author="Alfred Anate Bodurin Mayaki" w:date="2026-01-12T17:17:00Z" w16du:dateUtc="2026-01-12T17:17:00Z"/>
-              <w:rFonts w:eastAsiaTheme="minorEastAsia"/>
-              <w:noProof/>
-              <w:lang w:eastAsia="en-GB"/>
-            </w:rPr>
-          </w:pPr>
-          <w:ins w:id="40" w:author="Alfred Anate Bodurin Mayaki" w:date="2026-01-12T17:17:00Z" w16du:dateUtc="2026-01-12T17:17:00Z">
-            <w:r>
-              <w:rPr>
-                <w:rStyle w:val="Hyperlink"/>
-                <w:noProof/>
-              </w:rPr>
-              <w:fldChar w:fldCharType="begin"/>
-            </w:r>
-            <w:r>
-              <w:rPr>
-                <w:rStyle w:val="Hyperlink"/>
-                <w:noProof/>
-              </w:rPr>
-              <w:instrText xml:space="preserve"> </w:instrText>
-            </w:r>
-            <w:r>
-              <w:rPr>
-                <w:noProof/>
-              </w:rPr>
-              <w:instrText>HYPERLINK \l "_Toc219130664"</w:instrText>
-            </w:r>
-            <w:r>
-              <w:rPr>
-                <w:rStyle w:val="Hyperlink"/>
-                <w:noProof/>
-              </w:rPr>
-              <w:instrText xml:space="preserve"> </w:instrText>
-            </w:r>
-            <w:r>
-              <w:rPr>
-                <w:rStyle w:val="Hyperlink"/>
-                <w:noProof/>
-              </w:rPr>
-            </w:r>
-            <w:r>
-              <w:rPr>
-                <w:rStyle w:val="Hyperlink"/>
-                <w:noProof/>
-              </w:rPr>
-              <w:fldChar w:fldCharType="separate"/>
-            </w:r>
-            <w:r>
-              <w:rPr>
-                <w:rStyle w:val="Hyperlink"/>
-                <w:rFonts w:ascii="CMU Sans Serif" w:hAnsi="CMU Sans Serif" w:cs="CMU Sans Serif"/>
-                <w:noProof/>
-              </w:rPr>
-              <w:t>7 Mapping subtopics that are relevant</w:t>
-            </w:r>
-            <w:r>
-              <w:rPr>
-                <w:noProof/>
-                <w:webHidden/>
-              </w:rPr>
-              <w:tab/>
-            </w:r>
-            <w:r>
-              <w:rPr>
-                <w:noProof/>
-                <w:webHidden/>
-              </w:rPr>
-              <w:fldChar w:fldCharType="begin"/>
-            </w:r>
-            <w:r>
-              <w:rPr>
-                <w:noProof/>
-                <w:webHidden/>
-              </w:rPr>
-              <w:instrText xml:space="preserve"> PAGEREF _Toc219130664 \h </w:instrText>
-            </w:r>
-          </w:ins>
-          <w:r>
-            <w:rPr>
-              <w:noProof/>
-              <w:webHidden/>
-            </w:rPr>
-          </w:r>
-          <w:ins w:id="41" w:author="Alfred Anate Bodurin Mayaki" w:date="2026-01-12T17:17:00Z" w16du:dateUtc="2026-01-12T17:17:00Z">
-            <w:r>
-              <w:rPr>
-                <w:noProof/>
-                <w:webHidden/>
-              </w:rPr>
-              <w:fldChar w:fldCharType="separate"/>
-            </w:r>
-          </w:ins>
-          <w:ins w:id="42" w:author="Alfred Anate Bodurin Mayaki" w:date="2026-01-12T17:19:00Z" w16du:dateUtc="2026-01-12T17:19:00Z">
-            <w:r>
-              <w:rPr>
-                <w:noProof/>
-                <w:webHidden/>
-              </w:rPr>
-              <w:t>6</w:t>
-            </w:r>
-          </w:ins>
-          <w:ins w:id="43" w:author="Alfred Anate Bodurin Mayaki" w:date="2026-01-12T17:17:00Z" w16du:dateUtc="2026-01-12T17:17:00Z">
-            <w:r>
-              <w:rPr>
-                <w:noProof/>
-                <w:webHidden/>
-              </w:rPr>
-              <w:fldChar w:fldCharType="end"/>
-            </w:r>
-            <w:r>
-              <w:rPr>
-                <w:rStyle w:val="Hyperlink"/>
-                <w:noProof/>
-              </w:rPr>
-              <w:fldChar w:fldCharType="end"/>
-            </w:r>
-          </w:ins>
-        </w:p>
-        <w:p>
-          <w:pPr>
-            <w:pStyle w:val="TOC2"/>
-            <w:tabs>
-              <w:tab w:val="right" w:leader="dot" w:pos="9016"/>
-            </w:tabs>
-            <w:rPr>
-              <w:ins w:id="44" w:author="Alfred Anate Bodurin Mayaki" w:date="2026-01-12T17:17:00Z" w16du:dateUtc="2026-01-12T17:17:00Z"/>
-              <w:rFonts w:eastAsiaTheme="minorEastAsia"/>
-              <w:noProof/>
-              <w:lang w:eastAsia="en-GB"/>
-            </w:rPr>
-          </w:pPr>
-          <w:ins w:id="45" w:author="Alfred Anate Bodurin Mayaki" w:date="2026-01-12T17:17:00Z" w16du:dateUtc="2026-01-12T17:17:00Z">
-            <w:r>
-              <w:rPr>
-                <w:rStyle w:val="Hyperlink"/>
-                <w:noProof/>
-              </w:rPr>
-              <w:fldChar w:fldCharType="begin"/>
-            </w:r>
-            <w:r>
-              <w:rPr>
-                <w:rStyle w:val="Hyperlink"/>
-                <w:noProof/>
-              </w:rPr>
-              <w:instrText xml:space="preserve"> </w:instrText>
-            </w:r>
-            <w:r>
-              <w:rPr>
-                <w:noProof/>
-              </w:rPr>
-              <w:instrText>HYPERLINK \l "_Toc219130665"</w:instrText>
-            </w:r>
-            <w:r>
-              <w:rPr>
-                <w:rStyle w:val="Hyperlink"/>
-                <w:noProof/>
-              </w:rPr>
-              <w:instrText xml:space="preserve"> </w:instrText>
-            </w:r>
-            <w:r>
-              <w:rPr>
-                <w:rStyle w:val="Hyperlink"/>
-                <w:noProof/>
-              </w:rPr>
-            </w:r>
-            <w:r>
-              <w:rPr>
-                <w:rStyle w:val="Hyperlink"/>
-                <w:noProof/>
-              </w:rPr>
-              <w:fldChar w:fldCharType="separate"/>
-            </w:r>
-            <w:r>
-              <w:rPr>
-                <w:rStyle w:val="Hyperlink"/>
-                <w:rFonts w:ascii="CMU Sans Serif" w:hAnsi="CMU Sans Serif" w:cs="CMU Sans Serif"/>
-                <w:noProof/>
-              </w:rPr>
-              <w:t>8 Explicating my Literature Review 1</w:t>
-            </w:r>
-            <w:r>
-              <w:rPr>
-                <w:noProof/>
-                <w:webHidden/>
-              </w:rPr>
-              <w:tab/>
-            </w:r>
-            <w:r>
-              <w:rPr>
-                <w:noProof/>
-                <w:webHidden/>
-              </w:rPr>
-              <w:fldChar w:fldCharType="begin"/>
-            </w:r>
-            <w:r>
-              <w:rPr>
-                <w:noProof/>
-                <w:webHidden/>
-              </w:rPr>
-              <w:instrText xml:space="preserve"> PAGEREF _Toc219130665 \h </w:instrText>
-            </w:r>
-          </w:ins>
-          <w:r>
-            <w:rPr>
-              <w:noProof/>
-              <w:webHidden/>
-            </w:rPr>
-          </w:r>
-          <w:ins w:id="46" w:author="Alfred Anate Bodurin Mayaki" w:date="2026-01-12T17:17:00Z" w16du:dateUtc="2026-01-12T17:17:00Z">
-            <w:r>
-              <w:rPr>
-                <w:noProof/>
-                <w:webHidden/>
-              </w:rPr>
-              <w:fldChar w:fldCharType="separate"/>
-            </w:r>
-          </w:ins>
-          <w:ins w:id="47" w:author="Alfred Anate Bodurin Mayaki" w:date="2026-01-12T17:19:00Z" w16du:dateUtc="2026-01-12T17:19:00Z">
-            <w:r>
-              <w:rPr>
-                <w:noProof/>
-                <w:webHidden/>
-              </w:rPr>
-              <w:t>7</w:t>
-            </w:r>
-          </w:ins>
-          <w:ins w:id="48" w:author="Alfred Anate Bodurin Mayaki" w:date="2026-01-12T17:17:00Z" w16du:dateUtc="2026-01-12T17:17:00Z">
-            <w:r>
-              <w:rPr>
-                <w:noProof/>
-                <w:webHidden/>
-              </w:rPr>
-              <w:fldChar w:fldCharType="end"/>
-            </w:r>
-            <w:r>
-              <w:rPr>
-                <w:rStyle w:val="Hyperlink"/>
-                <w:noProof/>
-              </w:rPr>
-              <w:fldChar w:fldCharType="end"/>
-            </w:r>
-          </w:ins>
-        </w:p>
-        <w:p>
-          <w:pPr>
-            <w:pStyle w:val="TOC2"/>
-            <w:tabs>
-              <w:tab w:val="right" w:leader="dot" w:pos="9016"/>
-            </w:tabs>
-            <w:rPr>
-              <w:ins w:id="49" w:author="Alfred Anate Bodurin Mayaki" w:date="2026-01-12T17:17:00Z" w16du:dateUtc="2026-01-12T17:17:00Z"/>
-              <w:rFonts w:eastAsiaTheme="minorEastAsia"/>
-              <w:noProof/>
-              <w:lang w:eastAsia="en-GB"/>
-            </w:rPr>
-          </w:pPr>
-          <w:ins w:id="50" w:author="Alfred Anate Bodurin Mayaki" w:date="2026-01-12T17:17:00Z" w16du:dateUtc="2026-01-12T17:17:00Z">
-            <w:r>
-              <w:rPr>
-                <w:rStyle w:val="Hyperlink"/>
-                <w:noProof/>
-              </w:rPr>
-              <w:fldChar w:fldCharType="begin"/>
-            </w:r>
-            <w:r>
-              <w:rPr>
-                <w:rStyle w:val="Hyperlink"/>
-                <w:noProof/>
-              </w:rPr>
-              <w:instrText xml:space="preserve"> </w:instrText>
-            </w:r>
-            <w:r>
-              <w:rPr>
-                <w:noProof/>
-              </w:rPr>
-              <w:instrText>HYPERLINK \l "_Toc219130666"</w:instrText>
-            </w:r>
-            <w:r>
-              <w:rPr>
-                <w:rStyle w:val="Hyperlink"/>
-                <w:noProof/>
-              </w:rPr>
-              <w:instrText xml:space="preserve"> </w:instrText>
-            </w:r>
-            <w:r>
-              <w:rPr>
-                <w:rStyle w:val="Hyperlink"/>
-                <w:noProof/>
-              </w:rPr>
-            </w:r>
-            <w:r>
-              <w:rPr>
-                <w:rStyle w:val="Hyperlink"/>
-                <w:noProof/>
-              </w:rPr>
-              <w:fldChar w:fldCharType="separate"/>
-            </w:r>
-            <w:r>
-              <w:rPr>
-                <w:rStyle w:val="Hyperlink"/>
-                <w:rFonts w:ascii="CMU Sans Serif" w:hAnsi="CMU Sans Serif" w:cs="CMU Sans Serif"/>
-                <w:noProof/>
-              </w:rPr>
-              <w:t>9 Explicating my Literature Review 2 – Signalling Theory</w:t>
-            </w:r>
-            <w:r>
-              <w:rPr>
-                <w:noProof/>
-                <w:webHidden/>
-              </w:rPr>
-              <w:tab/>
-            </w:r>
-            <w:r>
-              <w:rPr>
-                <w:noProof/>
-                <w:webHidden/>
-              </w:rPr>
-              <w:fldChar w:fldCharType="begin"/>
-            </w:r>
-            <w:r>
-              <w:rPr>
-                <w:noProof/>
-                <w:webHidden/>
-              </w:rPr>
-              <w:instrText xml:space="preserve"> PAGEREF _Toc219130666 \h </w:instrText>
-            </w:r>
-          </w:ins>
-          <w:r>
-            <w:rPr>
-              <w:noProof/>
-              <w:webHidden/>
-            </w:rPr>
-          </w:r>
-          <w:ins w:id="51" w:author="Alfred Anate Bodurin Mayaki" w:date="2026-01-12T17:17:00Z" w16du:dateUtc="2026-01-12T17:17:00Z">
-            <w:r>
-              <w:rPr>
-                <w:noProof/>
-                <w:webHidden/>
-              </w:rPr>
-              <w:fldChar w:fldCharType="separate"/>
-            </w:r>
-          </w:ins>
-          <w:ins w:id="52" w:author="Alfred Anate Bodurin Mayaki" w:date="2026-01-12T17:19:00Z" w16du:dateUtc="2026-01-12T17:19:00Z">
-            <w:r>
-              <w:rPr>
-                <w:noProof/>
-                <w:webHidden/>
-              </w:rPr>
-              <w:t>7</w:t>
-            </w:r>
-          </w:ins>
-          <w:ins w:id="53" w:author="Alfred Anate Bodurin Mayaki" w:date="2026-01-12T17:17:00Z" w16du:dateUtc="2026-01-12T17:17:00Z">
-            <w:r>
-              <w:rPr>
-                <w:noProof/>
-                <w:webHidden/>
-              </w:rPr>
-              <w:fldChar w:fldCharType="end"/>
-            </w:r>
-            <w:r>
-              <w:rPr>
-                <w:rStyle w:val="Hyperlink"/>
-                <w:noProof/>
-              </w:rPr>
-              <w:fldChar w:fldCharType="end"/>
-            </w:r>
-          </w:ins>
-        </w:p>
-        <w:p>
-          <w:pPr>
-            <w:pStyle w:val="TOC2"/>
-            <w:tabs>
-              <w:tab w:val="right" w:leader="dot" w:pos="9016"/>
-            </w:tabs>
-            <w:rPr>
-              <w:ins w:id="54" w:author="Alfred Anate Bodurin Mayaki" w:date="2026-01-12T17:17:00Z" w16du:dateUtc="2026-01-12T17:17:00Z"/>
-              <w:rFonts w:eastAsiaTheme="minorEastAsia"/>
-              <w:noProof/>
-              <w:lang w:eastAsia="en-GB"/>
-            </w:rPr>
-          </w:pPr>
-          <w:ins w:id="55" w:author="Alfred Anate Bodurin Mayaki" w:date="2026-01-12T17:17:00Z" w16du:dateUtc="2026-01-12T17:17:00Z">
-            <w:r>
-              <w:rPr>
-                <w:rStyle w:val="Hyperlink"/>
-                <w:noProof/>
-              </w:rPr>
-              <w:fldChar w:fldCharType="begin"/>
-            </w:r>
-            <w:r>
-              <w:rPr>
-                <w:rStyle w:val="Hyperlink"/>
-                <w:noProof/>
-              </w:rPr>
-              <w:instrText xml:space="preserve"> </w:instrText>
-            </w:r>
-            <w:r>
-              <w:rPr>
-                <w:noProof/>
-              </w:rPr>
-              <w:instrText>HYPERLINK \l "_Toc219130667"</w:instrText>
-            </w:r>
-            <w:r>
-              <w:rPr>
-                <w:rStyle w:val="Hyperlink"/>
-                <w:noProof/>
-              </w:rPr>
-              <w:instrText xml:space="preserve"> </w:instrText>
-            </w:r>
-            <w:r>
-              <w:rPr>
-                <w:rStyle w:val="Hyperlink"/>
-                <w:noProof/>
-              </w:rPr>
-            </w:r>
-            <w:r>
-              <w:rPr>
-                <w:rStyle w:val="Hyperlink"/>
-                <w:noProof/>
-              </w:rPr>
-              <w:fldChar w:fldCharType="separate"/>
-            </w:r>
-            <w:r>
-              <w:rPr>
-                <w:rStyle w:val="Hyperlink"/>
-                <w:rFonts w:ascii="CMU Sans Serif" w:hAnsi="CMU Sans Serif" w:cs="CMU Sans Serif"/>
-                <w:noProof/>
-              </w:rPr>
-              <w:t>10 Explicating my Literature Review 3 – Recruitment &amp; Selection</w:t>
-            </w:r>
-            <w:r>
-              <w:rPr>
-                <w:noProof/>
-                <w:webHidden/>
-              </w:rPr>
-              <w:tab/>
-            </w:r>
-            <w:r>
-              <w:rPr>
-                <w:noProof/>
-                <w:webHidden/>
-              </w:rPr>
-              <w:fldChar w:fldCharType="begin"/>
-            </w:r>
-            <w:r>
-              <w:rPr>
-                <w:noProof/>
-                <w:webHidden/>
-              </w:rPr>
-              <w:instrText xml:space="preserve"> PAGEREF _Toc219130667 \h </w:instrText>
-            </w:r>
-          </w:ins>
-          <w:r>
-            <w:rPr>
-              <w:noProof/>
-              <w:webHidden/>
-            </w:rPr>
-          </w:r>
-          <w:ins w:id="56" w:author="Alfred Anate Bodurin Mayaki" w:date="2026-01-12T17:17:00Z" w16du:dateUtc="2026-01-12T17:17:00Z">
-            <w:r>
-              <w:rPr>
-                <w:noProof/>
-                <w:webHidden/>
-              </w:rPr>
-              <w:fldChar w:fldCharType="separate"/>
-            </w:r>
-          </w:ins>
-          <w:ins w:id="57" w:author="Alfred Anate Bodurin Mayaki" w:date="2026-01-12T17:19:00Z" w16du:dateUtc="2026-01-12T17:19:00Z">
-            <w:r>
-              <w:rPr>
-                <w:noProof/>
-                <w:webHidden/>
-              </w:rPr>
-              <w:t>9</w:t>
-            </w:r>
-          </w:ins>
-          <w:ins w:id="58" w:author="Alfred Anate Bodurin Mayaki" w:date="2026-01-12T17:17:00Z" w16du:dateUtc="2026-01-12T17:17:00Z">
-            <w:r>
-              <w:rPr>
-                <w:noProof/>
-                <w:webHidden/>
-              </w:rPr>
-              <w:fldChar w:fldCharType="end"/>
-            </w:r>
-            <w:r>
-              <w:rPr>
-                <w:rStyle w:val="Hyperlink"/>
-                <w:noProof/>
-              </w:rPr>
-              <w:fldChar w:fldCharType="end"/>
-            </w:r>
-          </w:ins>
-        </w:p>
-        <w:p>
-          <w:pPr>
-            <w:pStyle w:val="TOC2"/>
-            <w:tabs>
-              <w:tab w:val="right" w:leader="dot" w:pos="9016"/>
-            </w:tabs>
-            <w:rPr>
-              <w:ins w:id="59" w:author="Alfred Anate Bodurin Mayaki" w:date="2026-01-12T17:17:00Z" w16du:dateUtc="2026-01-12T17:17:00Z"/>
-              <w:rFonts w:eastAsiaTheme="minorEastAsia"/>
-              <w:noProof/>
-              <w:lang w:eastAsia="en-GB"/>
-            </w:rPr>
-          </w:pPr>
-          <w:ins w:id="60" w:author="Alfred Anate Bodurin Mayaki" w:date="2026-01-12T17:17:00Z" w16du:dateUtc="2026-01-12T17:17:00Z">
-            <w:r>
-              <w:rPr>
-                <w:rStyle w:val="Hyperlink"/>
-                <w:noProof/>
-              </w:rPr>
-              <w:fldChar w:fldCharType="begin"/>
-            </w:r>
-            <w:r>
-              <w:rPr>
-                <w:rStyle w:val="Hyperlink"/>
-                <w:noProof/>
-              </w:rPr>
-              <w:instrText xml:space="preserve"> </w:instrText>
-            </w:r>
-            <w:r>
-              <w:rPr>
-                <w:noProof/>
-              </w:rPr>
-              <w:instrText>HYPERLINK \l "_Toc219130668"</w:instrText>
-            </w:r>
-            <w:r>
-              <w:rPr>
-                <w:rStyle w:val="Hyperlink"/>
-                <w:noProof/>
-              </w:rPr>
-              <w:instrText xml:space="preserve"> </w:instrText>
-            </w:r>
-            <w:r>
-              <w:rPr>
-                <w:rStyle w:val="Hyperlink"/>
-                <w:noProof/>
-              </w:rPr>
-            </w:r>
-            <w:r>
-              <w:rPr>
-                <w:rStyle w:val="Hyperlink"/>
-                <w:noProof/>
-              </w:rPr>
-              <w:fldChar w:fldCharType="separate"/>
-            </w:r>
-            <w:r>
-              <w:rPr>
-                <w:rStyle w:val="Hyperlink"/>
-                <w:rFonts w:ascii="CMU Sans Serif" w:hAnsi="CMU Sans Serif" w:cs="CMU Sans Serif"/>
-                <w:noProof/>
-              </w:rPr>
-              <w:t>11 Journal of Economic Literature (JEL) Classification</w:t>
-            </w:r>
-            <w:r>
-              <w:rPr>
-                <w:noProof/>
-                <w:webHidden/>
-              </w:rPr>
-              <w:tab/>
-            </w:r>
-            <w:r>
-              <w:rPr>
-                <w:noProof/>
-                <w:webHidden/>
-              </w:rPr>
-              <w:fldChar w:fldCharType="begin"/>
-            </w:r>
-            <w:r>
-              <w:rPr>
-                <w:noProof/>
-                <w:webHidden/>
-              </w:rPr>
-              <w:instrText xml:space="preserve"> PAGEREF _Toc219130668 \h </w:instrText>
-            </w:r>
-          </w:ins>
-          <w:r>
-            <w:rPr>
-              <w:noProof/>
-              <w:webHidden/>
-            </w:rPr>
-          </w:r>
-          <w:ins w:id="61" w:author="Alfred Anate Bodurin Mayaki" w:date="2026-01-12T17:17:00Z" w16du:dateUtc="2026-01-12T17:17:00Z">
-            <w:r>
-              <w:rPr>
-                <w:noProof/>
-                <w:webHidden/>
-              </w:rPr>
-              <w:fldChar w:fldCharType="separate"/>
-            </w:r>
-          </w:ins>
-          <w:ins w:id="62" w:author="Alfred Anate Bodurin Mayaki" w:date="2026-01-12T17:19:00Z" w16du:dateUtc="2026-01-12T17:19:00Z">
-            <w:r>
-              <w:rPr>
-                <w:noProof/>
-                <w:webHidden/>
-              </w:rPr>
-              <w:t>9</w:t>
-            </w:r>
-          </w:ins>
-          <w:ins w:id="63" w:author="Alfred Anate Bodurin Mayaki" w:date="2026-01-12T17:17:00Z" w16du:dateUtc="2026-01-12T17:17:00Z">
+          <w:ins w:id="14" w:author="Alfred Anate Bodurin Mayaki" w:date="2026-01-12T17:17:00Z" w16du:dateUtc="2026-01-12T17:17:00Z">
             <w:r>
               <w:rPr>
                 <w:noProof/>
@@ -2013,24 +772,68 @@
             </w:tabs>
             <w:jc w:val="both"/>
             <w:rPr>
-              <w:del w:id="64" w:author="Alfred Anate Bodurin Mayaki" w:date="2026-01-12T17:17:00Z" w16du:dateUtc="2026-01-12T17:17:00Z"/>
+              <w:ins w:id="15" w:author="Alfred Anate Bodurin Mayaki" w:date="2026-01-12T17:17:00Z" w16du:dateUtc="2026-01-12T17:17:00Z"/>
               <w:rFonts w:eastAsiaTheme="minorEastAsia"/>
               <w:noProof/>
               <w:lang w:eastAsia="en-GB"/>
             </w:rPr>
+            <w:pPrChange w:id="16" w:author="Alfred Anate Bodurin Mayaki" w:date="2026-01-27T10:58:00Z" w16du:dateUtc="2026-01-27T10:58:00Z">
+              <w:pPr>
+                <w:pStyle w:val="TOC2"/>
+                <w:tabs>
+                  <w:tab w:val="right" w:leader="dot" w:pos="9016"/>
+                </w:tabs>
+              </w:pPr>
+            </w:pPrChange>
           </w:pPr>
-          <w:del w:id="65" w:author="Alfred Anate Bodurin Mayaki" w:date="2026-01-12T17:17:00Z" w16du:dateUtc="2026-01-12T17:17:00Z">
-            <w:r>
-              <w:rPr>
-                <w:rPrChange w:id="66" w:author="Alfred Anate Bodurin Mayaki" w:date="2026-01-12T17:17:00Z" w16du:dateUtc="2026-01-12T17:17:00Z">
-                  <w:rPr>
-                    <w:rStyle w:val="Hyperlink"/>
-                    <w:rFonts w:ascii="CMU Sans Serif" w:hAnsi="CMU Sans Serif" w:cs="CMU Sans Serif"/>
-                    <w:noProof/>
-                  </w:rPr>
-                </w:rPrChange>
-              </w:rPr>
-              <w:delText>1 Outline</w:delText>
+          <w:ins w:id="17" w:author="Alfred Anate Bodurin Mayaki" w:date="2026-01-12T17:17:00Z" w16du:dateUtc="2026-01-12T17:17:00Z">
+            <w:r>
+              <w:rPr>
+                <w:rStyle w:val="Hyperlink"/>
+                <w:noProof/>
+              </w:rPr>
+              <w:fldChar w:fldCharType="begin"/>
+            </w:r>
+            <w:r>
+              <w:rPr>
+                <w:rStyle w:val="Hyperlink"/>
+                <w:noProof/>
+              </w:rPr>
+              <w:instrText xml:space="preserve"> </w:instrText>
+            </w:r>
+            <w:r>
+              <w:rPr>
+                <w:noProof/>
+              </w:rPr>
+              <w:instrText>HYPERLINK \l "_Toc219130659"</w:instrText>
+            </w:r>
+            <w:r>
+              <w:rPr>
+                <w:rStyle w:val="Hyperlink"/>
+                <w:noProof/>
+              </w:rPr>
+              <w:instrText xml:space="preserve"> </w:instrText>
+            </w:r>
+            <w:r>
+              <w:rPr>
+                <w:rStyle w:val="Hyperlink"/>
+                <w:noProof/>
+              </w:rPr>
+            </w:r>
+            <w:r>
+              <w:rPr>
+                <w:rStyle w:val="Hyperlink"/>
+                <w:noProof/>
+              </w:rPr>
+              <w:fldChar w:fldCharType="separate"/>
+            </w:r>
+            <w:r>
+              <w:rPr>
+                <w:rStyle w:val="Hyperlink"/>
+                <w:rFonts w:ascii="CMU Sans Serif" w:hAnsi="CMU Sans Serif" w:cs="CMU Sans Serif"/>
+                <w:noProof/>
+              </w:rPr>
+              <w:t>2 Introduction</w:t>
             </w:r>
             <w:r>
               <w:rPr>
@@ -2044,9 +847,56 @@
                 <w:noProof/>
                 <w:webHidden/>
               </w:rPr>
-              <w:delText>3</w:delText>
-            </w:r>
-          </w:del>
+              <w:fldChar w:fldCharType="begin"/>
+            </w:r>
+            <w:r>
+              <w:rPr>
+                <w:noProof/>
+                <w:webHidden/>
+              </w:rPr>
+              <w:instrText xml:space="preserve"> PAGEREF _Toc219130659 \h </w:instrText>
+            </w:r>
+          </w:ins>
+          <w:r>
+            <w:rPr>
+              <w:noProof/>
+              <w:webHidden/>
+            </w:rPr>
+          </w:r>
+          <w:ins w:id="18" w:author="Alfred Anate Bodurin Mayaki" w:date="2026-01-12T17:17:00Z" w16du:dateUtc="2026-01-12T17:17:00Z">
+            <w:r>
+              <w:rPr>
+                <w:noProof/>
+                <w:webHidden/>
+              </w:rPr>
+              <w:fldChar w:fldCharType="separate"/>
+            </w:r>
+          </w:ins>
+          <w:ins w:id="19" w:author="Alfred Anate Bodurin Mayaki" w:date="2026-01-12T17:19:00Z" w16du:dateUtc="2026-01-12T17:19:00Z">
+            <w:r>
+              <w:rPr>
+                <w:noProof/>
+                <w:webHidden/>
+              </w:rPr>
+              <w:t>3</w:t>
+            </w:r>
+          </w:ins>
+          <w:ins w:id="20" w:author="Alfred Anate Bodurin Mayaki" w:date="2026-01-12T17:17:00Z" w16du:dateUtc="2026-01-12T17:17:00Z">
+            <w:r>
+              <w:rPr>
+                <w:noProof/>
+                <w:webHidden/>
+              </w:rPr>
+              <w:fldChar w:fldCharType="end"/>
+            </w:r>
+            <w:r>
+              <w:rPr>
+                <w:rStyle w:val="Hyperlink"/>
+                <w:noProof/>
+              </w:rPr>
+              <w:fldChar w:fldCharType="end"/>
+            </w:r>
+          </w:ins>
         </w:p>
         <w:p>
           <w:pPr>
@@ -2056,24 +906,68 @@
             </w:tabs>
             <w:jc w:val="both"/>
             <w:rPr>
-              <w:del w:id="67" w:author="Alfred Anate Bodurin Mayaki" w:date="2026-01-12T17:17:00Z" w16du:dateUtc="2026-01-12T17:17:00Z"/>
+              <w:ins w:id="21" w:author="Alfred Anate Bodurin Mayaki" w:date="2026-01-12T17:17:00Z" w16du:dateUtc="2026-01-12T17:17:00Z"/>
               <w:rFonts w:eastAsiaTheme="minorEastAsia"/>
               <w:noProof/>
               <w:lang w:eastAsia="en-GB"/>
             </w:rPr>
+            <w:pPrChange w:id="22" w:author="Alfred Anate Bodurin Mayaki" w:date="2026-01-27T10:58:00Z" w16du:dateUtc="2026-01-27T10:58:00Z">
+              <w:pPr>
+                <w:pStyle w:val="TOC2"/>
+                <w:tabs>
+                  <w:tab w:val="right" w:leader="dot" w:pos="9016"/>
+                </w:tabs>
+              </w:pPr>
+            </w:pPrChange>
           </w:pPr>
-          <w:del w:id="68" w:author="Alfred Anate Bodurin Mayaki" w:date="2026-01-12T17:17:00Z" w16du:dateUtc="2026-01-12T17:17:00Z">
-            <w:r>
-              <w:rPr>
-                <w:rPrChange w:id="69" w:author="Alfred Anate Bodurin Mayaki" w:date="2026-01-12T17:17:00Z" w16du:dateUtc="2026-01-12T17:17:00Z">
-                  <w:rPr>
-                    <w:rStyle w:val="Hyperlink"/>
-                    <w:rFonts w:ascii="CMU Sans Serif" w:hAnsi="CMU Sans Serif" w:cs="CMU Sans Serif"/>
-                    <w:noProof/>
-                  </w:rPr>
-                </w:rPrChange>
-              </w:rPr>
-              <w:delText>2 Introduction</w:delText>
+          <w:ins w:id="23" w:author="Alfred Anate Bodurin Mayaki" w:date="2026-01-12T17:17:00Z" w16du:dateUtc="2026-01-12T17:17:00Z">
+            <w:r>
+              <w:rPr>
+                <w:rStyle w:val="Hyperlink"/>
+                <w:noProof/>
+              </w:rPr>
+              <w:fldChar w:fldCharType="begin"/>
+            </w:r>
+            <w:r>
+              <w:rPr>
+                <w:rStyle w:val="Hyperlink"/>
+                <w:noProof/>
+              </w:rPr>
+              <w:instrText xml:space="preserve"> </w:instrText>
+            </w:r>
+            <w:r>
+              <w:rPr>
+                <w:noProof/>
+              </w:rPr>
+              <w:instrText>HYPERLINK \l "_Toc219130660"</w:instrText>
+            </w:r>
+            <w:r>
+              <w:rPr>
+                <w:rStyle w:val="Hyperlink"/>
+                <w:noProof/>
+              </w:rPr>
+              <w:instrText xml:space="preserve"> </w:instrText>
+            </w:r>
+            <w:r>
+              <w:rPr>
+                <w:rStyle w:val="Hyperlink"/>
+                <w:noProof/>
+              </w:rPr>
+            </w:r>
+            <w:r>
+              <w:rPr>
+                <w:rStyle w:val="Hyperlink"/>
+                <w:noProof/>
+              </w:rPr>
+              <w:fldChar w:fldCharType="separate"/>
+            </w:r>
+            <w:r>
+              <w:rPr>
+                <w:rStyle w:val="Hyperlink"/>
+                <w:rFonts w:ascii="CMU Sans Serif" w:hAnsi="CMU Sans Serif" w:cs="CMU Sans Serif"/>
+                <w:noProof/>
+              </w:rPr>
+              <w:t>3 Methodology</w:t>
             </w:r>
             <w:r>
               <w:rPr>
@@ -2087,9 +981,56 @@
                 <w:noProof/>
                 <w:webHidden/>
               </w:rPr>
-              <w:delText>3</w:delText>
-            </w:r>
-          </w:del>
+              <w:fldChar w:fldCharType="begin"/>
+            </w:r>
+            <w:r>
+              <w:rPr>
+                <w:noProof/>
+                <w:webHidden/>
+              </w:rPr>
+              <w:instrText xml:space="preserve"> PAGEREF _Toc219130660 \h </w:instrText>
+            </w:r>
+          </w:ins>
+          <w:r>
+            <w:rPr>
+              <w:noProof/>
+              <w:webHidden/>
+            </w:rPr>
+          </w:r>
+          <w:ins w:id="24" w:author="Alfred Anate Bodurin Mayaki" w:date="2026-01-12T17:17:00Z" w16du:dateUtc="2026-01-12T17:17:00Z">
+            <w:r>
+              <w:rPr>
+                <w:noProof/>
+                <w:webHidden/>
+              </w:rPr>
+              <w:fldChar w:fldCharType="separate"/>
+            </w:r>
+          </w:ins>
+          <w:ins w:id="25" w:author="Alfred Anate Bodurin Mayaki" w:date="2026-01-12T17:19:00Z" w16du:dateUtc="2026-01-12T17:19:00Z">
+            <w:r>
+              <w:rPr>
+                <w:noProof/>
+                <w:webHidden/>
+              </w:rPr>
+              <w:t>3</w:t>
+            </w:r>
+          </w:ins>
+          <w:ins w:id="26" w:author="Alfred Anate Bodurin Mayaki" w:date="2026-01-12T17:17:00Z" w16du:dateUtc="2026-01-12T17:17:00Z">
+            <w:r>
+              <w:rPr>
+                <w:noProof/>
+                <w:webHidden/>
+              </w:rPr>
+              <w:fldChar w:fldCharType="end"/>
+            </w:r>
+            <w:r>
+              <w:rPr>
+                <w:rStyle w:val="Hyperlink"/>
+                <w:noProof/>
+              </w:rPr>
+              <w:fldChar w:fldCharType="end"/>
+            </w:r>
+          </w:ins>
         </w:p>
         <w:p>
           <w:pPr>
@@ -2099,24 +1040,68 @@
             </w:tabs>
             <w:jc w:val="both"/>
             <w:rPr>
-              <w:del w:id="70" w:author="Alfred Anate Bodurin Mayaki" w:date="2026-01-12T17:17:00Z" w16du:dateUtc="2026-01-12T17:17:00Z"/>
+              <w:ins w:id="27" w:author="Alfred Anate Bodurin Mayaki" w:date="2026-01-12T17:17:00Z" w16du:dateUtc="2026-01-12T17:17:00Z"/>
               <w:rFonts w:eastAsiaTheme="minorEastAsia"/>
               <w:noProof/>
               <w:lang w:eastAsia="en-GB"/>
             </w:rPr>
+            <w:pPrChange w:id="28" w:author="Alfred Anate Bodurin Mayaki" w:date="2026-01-27T10:58:00Z" w16du:dateUtc="2026-01-27T10:58:00Z">
+              <w:pPr>
+                <w:pStyle w:val="TOC2"/>
+                <w:tabs>
+                  <w:tab w:val="right" w:leader="dot" w:pos="9016"/>
+                </w:tabs>
+              </w:pPr>
+            </w:pPrChange>
           </w:pPr>
-          <w:del w:id="71" w:author="Alfred Anate Bodurin Mayaki" w:date="2026-01-12T17:17:00Z" w16du:dateUtc="2026-01-12T17:17:00Z">
-            <w:r>
-              <w:rPr>
-                <w:rPrChange w:id="72" w:author="Alfred Anate Bodurin Mayaki" w:date="2026-01-12T17:17:00Z" w16du:dateUtc="2026-01-12T17:17:00Z">
-                  <w:rPr>
-                    <w:rStyle w:val="Hyperlink"/>
-                    <w:rFonts w:ascii="CMU Sans Serif" w:hAnsi="CMU Sans Serif" w:cs="CMU Sans Serif"/>
-                    <w:noProof/>
-                  </w:rPr>
-                </w:rPrChange>
-              </w:rPr>
-              <w:delText>3 Methodology</w:delText>
+          <w:ins w:id="29" w:author="Alfred Anate Bodurin Mayaki" w:date="2026-01-12T17:17:00Z" w16du:dateUtc="2026-01-12T17:17:00Z">
+            <w:r>
+              <w:rPr>
+                <w:rStyle w:val="Hyperlink"/>
+                <w:noProof/>
+              </w:rPr>
+              <w:fldChar w:fldCharType="begin"/>
+            </w:r>
+            <w:r>
+              <w:rPr>
+                <w:rStyle w:val="Hyperlink"/>
+                <w:noProof/>
+              </w:rPr>
+              <w:instrText xml:space="preserve"> </w:instrText>
+            </w:r>
+            <w:r>
+              <w:rPr>
+                <w:noProof/>
+              </w:rPr>
+              <w:instrText>HYPERLINK \l "_Toc219130661"</w:instrText>
+            </w:r>
+            <w:r>
+              <w:rPr>
+                <w:rStyle w:val="Hyperlink"/>
+                <w:noProof/>
+              </w:rPr>
+              <w:instrText xml:space="preserve"> </w:instrText>
+            </w:r>
+            <w:r>
+              <w:rPr>
+                <w:rStyle w:val="Hyperlink"/>
+                <w:noProof/>
+              </w:rPr>
+            </w:r>
+            <w:r>
+              <w:rPr>
+                <w:rStyle w:val="Hyperlink"/>
+                <w:noProof/>
+              </w:rPr>
+              <w:fldChar w:fldCharType="separate"/>
+            </w:r>
+            <w:r>
+              <w:rPr>
+                <w:rStyle w:val="Hyperlink"/>
+                <w:rFonts w:ascii="CMU Sans Serif" w:hAnsi="CMU Sans Serif" w:cs="CMU Sans Serif"/>
+                <w:noProof/>
+              </w:rPr>
+              <w:t>4 Why this topic is important</w:t>
             </w:r>
             <w:r>
               <w:rPr>
@@ -2130,9 +1115,56 @@
                 <w:noProof/>
                 <w:webHidden/>
               </w:rPr>
-              <w:delText>3</w:delText>
-            </w:r>
-          </w:del>
+              <w:fldChar w:fldCharType="begin"/>
+            </w:r>
+            <w:r>
+              <w:rPr>
+                <w:noProof/>
+                <w:webHidden/>
+              </w:rPr>
+              <w:instrText xml:space="preserve"> PAGEREF _Toc219130661 \h </w:instrText>
+            </w:r>
+          </w:ins>
+          <w:r>
+            <w:rPr>
+              <w:noProof/>
+              <w:webHidden/>
+            </w:rPr>
+          </w:r>
+          <w:ins w:id="30" w:author="Alfred Anate Bodurin Mayaki" w:date="2026-01-12T17:17:00Z" w16du:dateUtc="2026-01-12T17:17:00Z">
+            <w:r>
+              <w:rPr>
+                <w:noProof/>
+                <w:webHidden/>
+              </w:rPr>
+              <w:fldChar w:fldCharType="separate"/>
+            </w:r>
+          </w:ins>
+          <w:ins w:id="31" w:author="Alfred Anate Bodurin Mayaki" w:date="2026-01-12T17:19:00Z" w16du:dateUtc="2026-01-12T17:19:00Z">
+            <w:r>
+              <w:rPr>
+                <w:noProof/>
+                <w:webHidden/>
+              </w:rPr>
+              <w:t>4</w:t>
+            </w:r>
+          </w:ins>
+          <w:ins w:id="32" w:author="Alfred Anate Bodurin Mayaki" w:date="2026-01-12T17:17:00Z" w16du:dateUtc="2026-01-12T17:17:00Z">
+            <w:r>
+              <w:rPr>
+                <w:noProof/>
+                <w:webHidden/>
+              </w:rPr>
+              <w:fldChar w:fldCharType="end"/>
+            </w:r>
+            <w:r>
+              <w:rPr>
+                <w:rStyle w:val="Hyperlink"/>
+                <w:noProof/>
+              </w:rPr>
+              <w:fldChar w:fldCharType="end"/>
+            </w:r>
+          </w:ins>
         </w:p>
         <w:p>
           <w:pPr>
@@ -2142,24 +1174,68 @@
             </w:tabs>
             <w:jc w:val="both"/>
             <w:rPr>
-              <w:del w:id="73" w:author="Alfred Anate Bodurin Mayaki" w:date="2026-01-12T17:17:00Z" w16du:dateUtc="2026-01-12T17:17:00Z"/>
+              <w:ins w:id="33" w:author="Alfred Anate Bodurin Mayaki" w:date="2026-01-12T17:17:00Z" w16du:dateUtc="2026-01-12T17:17:00Z"/>
               <w:rFonts w:eastAsiaTheme="minorEastAsia"/>
               <w:noProof/>
               <w:lang w:eastAsia="en-GB"/>
             </w:rPr>
+            <w:pPrChange w:id="34" w:author="Alfred Anate Bodurin Mayaki" w:date="2026-01-27T10:58:00Z" w16du:dateUtc="2026-01-27T10:58:00Z">
+              <w:pPr>
+                <w:pStyle w:val="TOC2"/>
+                <w:tabs>
+                  <w:tab w:val="right" w:leader="dot" w:pos="9016"/>
+                </w:tabs>
+              </w:pPr>
+            </w:pPrChange>
           </w:pPr>
-          <w:del w:id="74" w:author="Alfred Anate Bodurin Mayaki" w:date="2026-01-12T17:17:00Z" w16du:dateUtc="2026-01-12T17:17:00Z">
-            <w:r>
-              <w:rPr>
-                <w:rPrChange w:id="75" w:author="Alfred Anate Bodurin Mayaki" w:date="2026-01-12T17:17:00Z" w16du:dateUtc="2026-01-12T17:17:00Z">
-                  <w:rPr>
-                    <w:rStyle w:val="Hyperlink"/>
-                    <w:rFonts w:ascii="CMU Sans Serif" w:hAnsi="CMU Sans Serif" w:cs="CMU Sans Serif"/>
-                    <w:noProof/>
-                  </w:rPr>
-                </w:rPrChange>
-              </w:rPr>
-              <w:delText>4 Why this topic is important</w:delText>
+          <w:ins w:id="35" w:author="Alfred Anate Bodurin Mayaki" w:date="2026-01-12T17:17:00Z" w16du:dateUtc="2026-01-12T17:17:00Z">
+            <w:r>
+              <w:rPr>
+                <w:rStyle w:val="Hyperlink"/>
+                <w:noProof/>
+              </w:rPr>
+              <w:fldChar w:fldCharType="begin"/>
+            </w:r>
+            <w:r>
+              <w:rPr>
+                <w:rStyle w:val="Hyperlink"/>
+                <w:noProof/>
+              </w:rPr>
+              <w:instrText xml:space="preserve"> </w:instrText>
+            </w:r>
+            <w:r>
+              <w:rPr>
+                <w:noProof/>
+              </w:rPr>
+              <w:instrText>HYPERLINK \l "_Toc219130662"</w:instrText>
+            </w:r>
+            <w:r>
+              <w:rPr>
+                <w:rStyle w:val="Hyperlink"/>
+                <w:noProof/>
+              </w:rPr>
+              <w:instrText xml:space="preserve"> </w:instrText>
+            </w:r>
+            <w:r>
+              <w:rPr>
+                <w:rStyle w:val="Hyperlink"/>
+                <w:noProof/>
+              </w:rPr>
+            </w:r>
+            <w:r>
+              <w:rPr>
+                <w:rStyle w:val="Hyperlink"/>
+                <w:noProof/>
+              </w:rPr>
+              <w:fldChar w:fldCharType="separate"/>
+            </w:r>
+            <w:r>
+              <w:rPr>
+                <w:rStyle w:val="Hyperlink"/>
+                <w:rFonts w:ascii="CMU Sans Serif" w:hAnsi="CMU Sans Serif" w:cs="CMU Sans Serif"/>
+                <w:noProof/>
+              </w:rPr>
+              <w:t>5 Timeline and Next Steps</w:t>
             </w:r>
             <w:r>
               <w:rPr>
@@ -2173,9 +1249,56 @@
                 <w:noProof/>
                 <w:webHidden/>
               </w:rPr>
-              <w:delText>4</w:delText>
-            </w:r>
-          </w:del>
+              <w:fldChar w:fldCharType="begin"/>
+            </w:r>
+            <w:r>
+              <w:rPr>
+                <w:noProof/>
+                <w:webHidden/>
+              </w:rPr>
+              <w:instrText xml:space="preserve"> PAGEREF _Toc219130662 \h </w:instrText>
+            </w:r>
+          </w:ins>
+          <w:r>
+            <w:rPr>
+              <w:noProof/>
+              <w:webHidden/>
+            </w:rPr>
+          </w:r>
+          <w:ins w:id="36" w:author="Alfred Anate Bodurin Mayaki" w:date="2026-01-12T17:17:00Z" w16du:dateUtc="2026-01-12T17:17:00Z">
+            <w:r>
+              <w:rPr>
+                <w:noProof/>
+                <w:webHidden/>
+              </w:rPr>
+              <w:fldChar w:fldCharType="separate"/>
+            </w:r>
+          </w:ins>
+          <w:ins w:id="37" w:author="Alfred Anate Bodurin Mayaki" w:date="2026-01-12T17:19:00Z" w16du:dateUtc="2026-01-12T17:19:00Z">
+            <w:r>
+              <w:rPr>
+                <w:noProof/>
+                <w:webHidden/>
+              </w:rPr>
+              <w:t>5</w:t>
+            </w:r>
+          </w:ins>
+          <w:ins w:id="38" w:author="Alfred Anate Bodurin Mayaki" w:date="2026-01-12T17:17:00Z" w16du:dateUtc="2026-01-12T17:17:00Z">
+            <w:r>
+              <w:rPr>
+                <w:noProof/>
+                <w:webHidden/>
+              </w:rPr>
+              <w:fldChar w:fldCharType="end"/>
+            </w:r>
+            <w:r>
+              <w:rPr>
+                <w:rStyle w:val="Hyperlink"/>
+                <w:noProof/>
+              </w:rPr>
+              <w:fldChar w:fldCharType="end"/>
+            </w:r>
+          </w:ins>
         </w:p>
         <w:p>
           <w:pPr>
@@ -2185,11 +1308,824 @@
             </w:tabs>
             <w:jc w:val="both"/>
             <w:rPr>
-              <w:del w:id="76" w:author="Alfred Anate Bodurin Mayaki" w:date="2026-01-12T17:17:00Z" w16du:dateUtc="2026-01-12T17:17:00Z"/>
+              <w:ins w:id="39" w:author="Alfred Anate Bodurin Mayaki" w:date="2026-01-12T17:17:00Z" w16du:dateUtc="2026-01-12T17:17:00Z"/>
               <w:rFonts w:eastAsiaTheme="minorEastAsia"/>
               <w:noProof/>
               <w:lang w:eastAsia="en-GB"/>
             </w:rPr>
+            <w:pPrChange w:id="40" w:author="Alfred Anate Bodurin Mayaki" w:date="2026-01-27T10:58:00Z" w16du:dateUtc="2026-01-27T10:58:00Z">
+              <w:pPr>
+                <w:pStyle w:val="TOC2"/>
+                <w:tabs>
+                  <w:tab w:val="right" w:leader="dot" w:pos="9016"/>
+                </w:tabs>
+              </w:pPr>
+            </w:pPrChange>
+          </w:pPr>
+          <w:ins w:id="41" w:author="Alfred Anate Bodurin Mayaki" w:date="2026-01-12T17:17:00Z" w16du:dateUtc="2026-01-12T17:17:00Z">
+            <w:r>
+              <w:rPr>
+                <w:rStyle w:val="Hyperlink"/>
+                <w:noProof/>
+              </w:rPr>
+              <w:fldChar w:fldCharType="begin"/>
+            </w:r>
+            <w:r>
+              <w:rPr>
+                <w:rStyle w:val="Hyperlink"/>
+                <w:noProof/>
+              </w:rPr>
+              <w:instrText xml:space="preserve"> </w:instrText>
+            </w:r>
+            <w:r>
+              <w:rPr>
+                <w:noProof/>
+              </w:rPr>
+              <w:instrText>HYPERLINK \l "_Toc219130663"</w:instrText>
+            </w:r>
+            <w:r>
+              <w:rPr>
+                <w:rStyle w:val="Hyperlink"/>
+                <w:noProof/>
+              </w:rPr>
+              <w:instrText xml:space="preserve"> </w:instrText>
+            </w:r>
+            <w:r>
+              <w:rPr>
+                <w:rStyle w:val="Hyperlink"/>
+                <w:noProof/>
+              </w:rPr>
+            </w:r>
+            <w:r>
+              <w:rPr>
+                <w:rStyle w:val="Hyperlink"/>
+                <w:noProof/>
+              </w:rPr>
+              <w:fldChar w:fldCharType="separate"/>
+            </w:r>
+            <w:r>
+              <w:rPr>
+                <w:rStyle w:val="Hyperlink"/>
+                <w:rFonts w:ascii="CMU Sans Serif" w:hAnsi="CMU Sans Serif" w:cs="CMU Sans Serif"/>
+                <w:noProof/>
+              </w:rPr>
+              <w:t>6 Introduction to TMA 2 – Literature Review</w:t>
+            </w:r>
+            <w:r>
+              <w:rPr>
+                <w:noProof/>
+                <w:webHidden/>
+              </w:rPr>
+              <w:tab/>
+            </w:r>
+            <w:r>
+              <w:rPr>
+                <w:noProof/>
+                <w:webHidden/>
+              </w:rPr>
+              <w:fldChar w:fldCharType="begin"/>
+            </w:r>
+            <w:r>
+              <w:rPr>
+                <w:noProof/>
+                <w:webHidden/>
+              </w:rPr>
+              <w:instrText xml:space="preserve"> PAGEREF _Toc219130663 \h </w:instrText>
+            </w:r>
+          </w:ins>
+          <w:r>
+            <w:rPr>
+              <w:noProof/>
+              <w:webHidden/>
+            </w:rPr>
+          </w:r>
+          <w:ins w:id="42" w:author="Alfred Anate Bodurin Mayaki" w:date="2026-01-12T17:17:00Z" w16du:dateUtc="2026-01-12T17:17:00Z">
+            <w:r>
+              <w:rPr>
+                <w:noProof/>
+                <w:webHidden/>
+              </w:rPr>
+              <w:fldChar w:fldCharType="separate"/>
+            </w:r>
+          </w:ins>
+          <w:ins w:id="43" w:author="Alfred Anate Bodurin Mayaki" w:date="2026-01-12T17:19:00Z" w16du:dateUtc="2026-01-12T17:19:00Z">
+            <w:r>
+              <w:rPr>
+                <w:noProof/>
+                <w:webHidden/>
+              </w:rPr>
+              <w:t>6</w:t>
+            </w:r>
+          </w:ins>
+          <w:ins w:id="44" w:author="Alfred Anate Bodurin Mayaki" w:date="2026-01-12T17:17:00Z" w16du:dateUtc="2026-01-12T17:17:00Z">
+            <w:r>
+              <w:rPr>
+                <w:noProof/>
+                <w:webHidden/>
+              </w:rPr>
+              <w:fldChar w:fldCharType="end"/>
+            </w:r>
+            <w:r>
+              <w:rPr>
+                <w:rStyle w:val="Hyperlink"/>
+                <w:noProof/>
+              </w:rPr>
+              <w:fldChar w:fldCharType="end"/>
+            </w:r>
+          </w:ins>
+        </w:p>
+        <w:p>
+          <w:pPr>
+            <w:pStyle w:val="TOC2"/>
+            <w:tabs>
+              <w:tab w:val="right" w:leader="dot" w:pos="9016"/>
+            </w:tabs>
+            <w:jc w:val="both"/>
+            <w:rPr>
+              <w:ins w:id="45" w:author="Alfred Anate Bodurin Mayaki" w:date="2026-01-12T17:17:00Z" w16du:dateUtc="2026-01-12T17:17:00Z"/>
+              <w:rFonts w:eastAsiaTheme="minorEastAsia"/>
+              <w:noProof/>
+              <w:lang w:eastAsia="en-GB"/>
+            </w:rPr>
+            <w:pPrChange w:id="46" w:author="Alfred Anate Bodurin Mayaki" w:date="2026-01-27T10:58:00Z" w16du:dateUtc="2026-01-27T10:58:00Z">
+              <w:pPr>
+                <w:pStyle w:val="TOC2"/>
+                <w:tabs>
+                  <w:tab w:val="right" w:leader="dot" w:pos="9016"/>
+                </w:tabs>
+              </w:pPr>
+            </w:pPrChange>
+          </w:pPr>
+          <w:ins w:id="47" w:author="Alfred Anate Bodurin Mayaki" w:date="2026-01-12T17:17:00Z" w16du:dateUtc="2026-01-12T17:17:00Z">
+            <w:r>
+              <w:rPr>
+                <w:rStyle w:val="Hyperlink"/>
+                <w:noProof/>
+              </w:rPr>
+              <w:fldChar w:fldCharType="begin"/>
+            </w:r>
+            <w:r>
+              <w:rPr>
+                <w:rStyle w:val="Hyperlink"/>
+                <w:noProof/>
+              </w:rPr>
+              <w:instrText xml:space="preserve"> </w:instrText>
+            </w:r>
+            <w:r>
+              <w:rPr>
+                <w:noProof/>
+              </w:rPr>
+              <w:instrText>HYPERLINK \l "_Toc219130664"</w:instrText>
+            </w:r>
+            <w:r>
+              <w:rPr>
+                <w:rStyle w:val="Hyperlink"/>
+                <w:noProof/>
+              </w:rPr>
+              <w:instrText xml:space="preserve"> </w:instrText>
+            </w:r>
+            <w:r>
+              <w:rPr>
+                <w:rStyle w:val="Hyperlink"/>
+                <w:noProof/>
+              </w:rPr>
+            </w:r>
+            <w:r>
+              <w:rPr>
+                <w:rStyle w:val="Hyperlink"/>
+                <w:noProof/>
+              </w:rPr>
+              <w:fldChar w:fldCharType="separate"/>
+            </w:r>
+            <w:r>
+              <w:rPr>
+                <w:rStyle w:val="Hyperlink"/>
+                <w:rFonts w:ascii="CMU Sans Serif" w:hAnsi="CMU Sans Serif" w:cs="CMU Sans Serif"/>
+                <w:noProof/>
+              </w:rPr>
+              <w:t>7 Mapping subtopics that are relevant</w:t>
+            </w:r>
+            <w:r>
+              <w:rPr>
+                <w:noProof/>
+                <w:webHidden/>
+              </w:rPr>
+              <w:tab/>
+            </w:r>
+            <w:r>
+              <w:rPr>
+                <w:noProof/>
+                <w:webHidden/>
+              </w:rPr>
+              <w:fldChar w:fldCharType="begin"/>
+            </w:r>
+            <w:r>
+              <w:rPr>
+                <w:noProof/>
+                <w:webHidden/>
+              </w:rPr>
+              <w:instrText xml:space="preserve"> PAGEREF _Toc219130664 \h </w:instrText>
+            </w:r>
+          </w:ins>
+          <w:r>
+            <w:rPr>
+              <w:noProof/>
+              <w:webHidden/>
+            </w:rPr>
+          </w:r>
+          <w:ins w:id="48" w:author="Alfred Anate Bodurin Mayaki" w:date="2026-01-12T17:17:00Z" w16du:dateUtc="2026-01-12T17:17:00Z">
+            <w:r>
+              <w:rPr>
+                <w:noProof/>
+                <w:webHidden/>
+              </w:rPr>
+              <w:fldChar w:fldCharType="separate"/>
+            </w:r>
+          </w:ins>
+          <w:ins w:id="49" w:author="Alfred Anate Bodurin Mayaki" w:date="2026-01-12T17:19:00Z" w16du:dateUtc="2026-01-12T17:19:00Z">
+            <w:r>
+              <w:rPr>
+                <w:noProof/>
+                <w:webHidden/>
+              </w:rPr>
+              <w:t>6</w:t>
+            </w:r>
+          </w:ins>
+          <w:ins w:id="50" w:author="Alfred Anate Bodurin Mayaki" w:date="2026-01-12T17:17:00Z" w16du:dateUtc="2026-01-12T17:17:00Z">
+            <w:r>
+              <w:rPr>
+                <w:noProof/>
+                <w:webHidden/>
+              </w:rPr>
+              <w:fldChar w:fldCharType="end"/>
+            </w:r>
+            <w:r>
+              <w:rPr>
+                <w:rStyle w:val="Hyperlink"/>
+                <w:noProof/>
+              </w:rPr>
+              <w:fldChar w:fldCharType="end"/>
+            </w:r>
+          </w:ins>
+        </w:p>
+        <w:p>
+          <w:pPr>
+            <w:pStyle w:val="TOC2"/>
+            <w:tabs>
+              <w:tab w:val="right" w:leader="dot" w:pos="9016"/>
+            </w:tabs>
+            <w:jc w:val="both"/>
+            <w:rPr>
+              <w:ins w:id="51" w:author="Alfred Anate Bodurin Mayaki" w:date="2026-01-12T17:17:00Z" w16du:dateUtc="2026-01-12T17:17:00Z"/>
+              <w:rFonts w:eastAsiaTheme="minorEastAsia"/>
+              <w:noProof/>
+              <w:lang w:eastAsia="en-GB"/>
+            </w:rPr>
+            <w:pPrChange w:id="52" w:author="Alfred Anate Bodurin Mayaki" w:date="2026-01-27T10:58:00Z" w16du:dateUtc="2026-01-27T10:58:00Z">
+              <w:pPr>
+                <w:pStyle w:val="TOC2"/>
+                <w:tabs>
+                  <w:tab w:val="right" w:leader="dot" w:pos="9016"/>
+                </w:tabs>
+              </w:pPr>
+            </w:pPrChange>
+          </w:pPr>
+          <w:ins w:id="53" w:author="Alfred Anate Bodurin Mayaki" w:date="2026-01-12T17:17:00Z" w16du:dateUtc="2026-01-12T17:17:00Z">
+            <w:r>
+              <w:rPr>
+                <w:rStyle w:val="Hyperlink"/>
+                <w:noProof/>
+              </w:rPr>
+              <w:fldChar w:fldCharType="begin"/>
+            </w:r>
+            <w:r>
+              <w:rPr>
+                <w:rStyle w:val="Hyperlink"/>
+                <w:noProof/>
+              </w:rPr>
+              <w:instrText xml:space="preserve"> </w:instrText>
+            </w:r>
+            <w:r>
+              <w:rPr>
+                <w:noProof/>
+              </w:rPr>
+              <w:instrText>HYPERLINK \l "_Toc219130665"</w:instrText>
+            </w:r>
+            <w:r>
+              <w:rPr>
+                <w:rStyle w:val="Hyperlink"/>
+                <w:noProof/>
+              </w:rPr>
+              <w:instrText xml:space="preserve"> </w:instrText>
+            </w:r>
+            <w:r>
+              <w:rPr>
+                <w:rStyle w:val="Hyperlink"/>
+                <w:noProof/>
+              </w:rPr>
+            </w:r>
+            <w:r>
+              <w:rPr>
+                <w:rStyle w:val="Hyperlink"/>
+                <w:noProof/>
+              </w:rPr>
+              <w:fldChar w:fldCharType="separate"/>
+            </w:r>
+            <w:r>
+              <w:rPr>
+                <w:rStyle w:val="Hyperlink"/>
+                <w:rFonts w:ascii="CMU Sans Serif" w:hAnsi="CMU Sans Serif" w:cs="CMU Sans Serif"/>
+                <w:noProof/>
+              </w:rPr>
+              <w:t>8 Explicating my Literature Review 1</w:t>
+            </w:r>
+            <w:r>
+              <w:rPr>
+                <w:noProof/>
+                <w:webHidden/>
+              </w:rPr>
+              <w:tab/>
+            </w:r>
+            <w:r>
+              <w:rPr>
+                <w:noProof/>
+                <w:webHidden/>
+              </w:rPr>
+              <w:fldChar w:fldCharType="begin"/>
+            </w:r>
+            <w:r>
+              <w:rPr>
+                <w:noProof/>
+                <w:webHidden/>
+              </w:rPr>
+              <w:instrText xml:space="preserve"> PAGEREF _Toc219130665 \h </w:instrText>
+            </w:r>
+          </w:ins>
+          <w:r>
+            <w:rPr>
+              <w:noProof/>
+              <w:webHidden/>
+            </w:rPr>
+          </w:r>
+          <w:ins w:id="54" w:author="Alfred Anate Bodurin Mayaki" w:date="2026-01-12T17:17:00Z" w16du:dateUtc="2026-01-12T17:17:00Z">
+            <w:r>
+              <w:rPr>
+                <w:noProof/>
+                <w:webHidden/>
+              </w:rPr>
+              <w:fldChar w:fldCharType="separate"/>
+            </w:r>
+          </w:ins>
+          <w:ins w:id="55" w:author="Alfred Anate Bodurin Mayaki" w:date="2026-01-12T17:19:00Z" w16du:dateUtc="2026-01-12T17:19:00Z">
+            <w:r>
+              <w:rPr>
+                <w:noProof/>
+                <w:webHidden/>
+              </w:rPr>
+              <w:t>7</w:t>
+            </w:r>
+          </w:ins>
+          <w:ins w:id="56" w:author="Alfred Anate Bodurin Mayaki" w:date="2026-01-12T17:17:00Z" w16du:dateUtc="2026-01-12T17:17:00Z">
+            <w:r>
+              <w:rPr>
+                <w:noProof/>
+                <w:webHidden/>
+              </w:rPr>
+              <w:fldChar w:fldCharType="end"/>
+            </w:r>
+            <w:r>
+              <w:rPr>
+                <w:rStyle w:val="Hyperlink"/>
+                <w:noProof/>
+              </w:rPr>
+              <w:fldChar w:fldCharType="end"/>
+            </w:r>
+          </w:ins>
+        </w:p>
+        <w:p>
+          <w:pPr>
+            <w:pStyle w:val="TOC2"/>
+            <w:tabs>
+              <w:tab w:val="right" w:leader="dot" w:pos="9016"/>
+            </w:tabs>
+            <w:jc w:val="both"/>
+            <w:rPr>
+              <w:ins w:id="57" w:author="Alfred Anate Bodurin Mayaki" w:date="2026-01-12T17:17:00Z" w16du:dateUtc="2026-01-12T17:17:00Z"/>
+              <w:rFonts w:eastAsiaTheme="minorEastAsia"/>
+              <w:noProof/>
+              <w:lang w:eastAsia="en-GB"/>
+            </w:rPr>
+            <w:pPrChange w:id="58" w:author="Alfred Anate Bodurin Mayaki" w:date="2026-01-27T10:58:00Z" w16du:dateUtc="2026-01-27T10:58:00Z">
+              <w:pPr>
+                <w:pStyle w:val="TOC2"/>
+                <w:tabs>
+                  <w:tab w:val="right" w:leader="dot" w:pos="9016"/>
+                </w:tabs>
+              </w:pPr>
+            </w:pPrChange>
+          </w:pPr>
+          <w:ins w:id="59" w:author="Alfred Anate Bodurin Mayaki" w:date="2026-01-12T17:17:00Z" w16du:dateUtc="2026-01-12T17:17:00Z">
+            <w:r>
+              <w:rPr>
+                <w:rStyle w:val="Hyperlink"/>
+                <w:noProof/>
+              </w:rPr>
+              <w:fldChar w:fldCharType="begin"/>
+            </w:r>
+            <w:r>
+              <w:rPr>
+                <w:rStyle w:val="Hyperlink"/>
+                <w:noProof/>
+              </w:rPr>
+              <w:instrText xml:space="preserve"> </w:instrText>
+            </w:r>
+            <w:r>
+              <w:rPr>
+                <w:noProof/>
+              </w:rPr>
+              <w:instrText>HYPERLINK \l "_Toc219130666"</w:instrText>
+            </w:r>
+            <w:r>
+              <w:rPr>
+                <w:rStyle w:val="Hyperlink"/>
+                <w:noProof/>
+              </w:rPr>
+              <w:instrText xml:space="preserve"> </w:instrText>
+            </w:r>
+            <w:r>
+              <w:rPr>
+                <w:rStyle w:val="Hyperlink"/>
+                <w:noProof/>
+              </w:rPr>
+            </w:r>
+            <w:r>
+              <w:rPr>
+                <w:rStyle w:val="Hyperlink"/>
+                <w:noProof/>
+              </w:rPr>
+              <w:fldChar w:fldCharType="separate"/>
+            </w:r>
+            <w:r>
+              <w:rPr>
+                <w:rStyle w:val="Hyperlink"/>
+                <w:rFonts w:ascii="CMU Sans Serif" w:hAnsi="CMU Sans Serif" w:cs="CMU Sans Serif"/>
+                <w:noProof/>
+              </w:rPr>
+              <w:t>9 Explicating my Literature Review 2 – Signalling Theory</w:t>
+            </w:r>
+            <w:r>
+              <w:rPr>
+                <w:noProof/>
+                <w:webHidden/>
+              </w:rPr>
+              <w:tab/>
+            </w:r>
+            <w:r>
+              <w:rPr>
+                <w:noProof/>
+                <w:webHidden/>
+              </w:rPr>
+              <w:fldChar w:fldCharType="begin"/>
+            </w:r>
+            <w:r>
+              <w:rPr>
+                <w:noProof/>
+                <w:webHidden/>
+              </w:rPr>
+              <w:instrText xml:space="preserve"> PAGEREF _Toc219130666 \h </w:instrText>
+            </w:r>
+          </w:ins>
+          <w:r>
+            <w:rPr>
+              <w:noProof/>
+              <w:webHidden/>
+            </w:rPr>
+          </w:r>
+          <w:ins w:id="60" w:author="Alfred Anate Bodurin Mayaki" w:date="2026-01-12T17:17:00Z" w16du:dateUtc="2026-01-12T17:17:00Z">
+            <w:r>
+              <w:rPr>
+                <w:noProof/>
+                <w:webHidden/>
+              </w:rPr>
+              <w:fldChar w:fldCharType="separate"/>
+            </w:r>
+          </w:ins>
+          <w:ins w:id="61" w:author="Alfred Anate Bodurin Mayaki" w:date="2026-01-12T17:19:00Z" w16du:dateUtc="2026-01-12T17:19:00Z">
+            <w:r>
+              <w:rPr>
+                <w:noProof/>
+                <w:webHidden/>
+              </w:rPr>
+              <w:t>7</w:t>
+            </w:r>
+          </w:ins>
+          <w:ins w:id="62" w:author="Alfred Anate Bodurin Mayaki" w:date="2026-01-12T17:17:00Z" w16du:dateUtc="2026-01-12T17:17:00Z">
+            <w:r>
+              <w:rPr>
+                <w:noProof/>
+                <w:webHidden/>
+              </w:rPr>
+              <w:fldChar w:fldCharType="end"/>
+            </w:r>
+            <w:r>
+              <w:rPr>
+                <w:rStyle w:val="Hyperlink"/>
+                <w:noProof/>
+              </w:rPr>
+              <w:fldChar w:fldCharType="end"/>
+            </w:r>
+          </w:ins>
+        </w:p>
+        <w:p>
+          <w:pPr>
+            <w:pStyle w:val="TOC2"/>
+            <w:tabs>
+              <w:tab w:val="right" w:leader="dot" w:pos="9016"/>
+            </w:tabs>
+            <w:jc w:val="both"/>
+            <w:rPr>
+              <w:ins w:id="63" w:author="Alfred Anate Bodurin Mayaki" w:date="2026-01-12T17:17:00Z" w16du:dateUtc="2026-01-12T17:17:00Z"/>
+              <w:rFonts w:eastAsiaTheme="minorEastAsia"/>
+              <w:noProof/>
+              <w:lang w:eastAsia="en-GB"/>
+            </w:rPr>
+            <w:pPrChange w:id="64" w:author="Alfred Anate Bodurin Mayaki" w:date="2026-01-27T10:58:00Z" w16du:dateUtc="2026-01-27T10:58:00Z">
+              <w:pPr>
+                <w:pStyle w:val="TOC2"/>
+                <w:tabs>
+                  <w:tab w:val="right" w:leader="dot" w:pos="9016"/>
+                </w:tabs>
+              </w:pPr>
+            </w:pPrChange>
+          </w:pPr>
+          <w:ins w:id="65" w:author="Alfred Anate Bodurin Mayaki" w:date="2026-01-12T17:17:00Z" w16du:dateUtc="2026-01-12T17:17:00Z">
+            <w:r>
+              <w:rPr>
+                <w:rStyle w:val="Hyperlink"/>
+                <w:noProof/>
+              </w:rPr>
+              <w:fldChar w:fldCharType="begin"/>
+            </w:r>
+            <w:r>
+              <w:rPr>
+                <w:rStyle w:val="Hyperlink"/>
+                <w:noProof/>
+              </w:rPr>
+              <w:instrText xml:space="preserve"> </w:instrText>
+            </w:r>
+            <w:r>
+              <w:rPr>
+                <w:noProof/>
+              </w:rPr>
+              <w:instrText>HYPERLINK \l "_Toc219130667"</w:instrText>
+            </w:r>
+            <w:r>
+              <w:rPr>
+                <w:rStyle w:val="Hyperlink"/>
+                <w:noProof/>
+              </w:rPr>
+              <w:instrText xml:space="preserve"> </w:instrText>
+            </w:r>
+            <w:r>
+              <w:rPr>
+                <w:rStyle w:val="Hyperlink"/>
+                <w:noProof/>
+              </w:rPr>
+            </w:r>
+            <w:r>
+              <w:rPr>
+                <w:rStyle w:val="Hyperlink"/>
+                <w:noProof/>
+              </w:rPr>
+              <w:fldChar w:fldCharType="separate"/>
+            </w:r>
+            <w:r>
+              <w:rPr>
+                <w:rStyle w:val="Hyperlink"/>
+                <w:rFonts w:ascii="CMU Sans Serif" w:hAnsi="CMU Sans Serif" w:cs="CMU Sans Serif"/>
+                <w:noProof/>
+              </w:rPr>
+              <w:t>10 Explicating my Literature Review 3 – Recruitment &amp; Selection</w:t>
+            </w:r>
+            <w:r>
+              <w:rPr>
+                <w:noProof/>
+                <w:webHidden/>
+              </w:rPr>
+              <w:tab/>
+            </w:r>
+            <w:r>
+              <w:rPr>
+                <w:noProof/>
+                <w:webHidden/>
+              </w:rPr>
+              <w:fldChar w:fldCharType="begin"/>
+            </w:r>
+            <w:r>
+              <w:rPr>
+                <w:noProof/>
+                <w:webHidden/>
+              </w:rPr>
+              <w:instrText xml:space="preserve"> PAGEREF _Toc219130667 \h </w:instrText>
+            </w:r>
+          </w:ins>
+          <w:r>
+            <w:rPr>
+              <w:noProof/>
+              <w:webHidden/>
+            </w:rPr>
+          </w:r>
+          <w:ins w:id="66" w:author="Alfred Anate Bodurin Mayaki" w:date="2026-01-12T17:17:00Z" w16du:dateUtc="2026-01-12T17:17:00Z">
+            <w:r>
+              <w:rPr>
+                <w:noProof/>
+                <w:webHidden/>
+              </w:rPr>
+              <w:fldChar w:fldCharType="separate"/>
+            </w:r>
+          </w:ins>
+          <w:ins w:id="67" w:author="Alfred Anate Bodurin Mayaki" w:date="2026-01-12T17:19:00Z" w16du:dateUtc="2026-01-12T17:19:00Z">
+            <w:r>
+              <w:rPr>
+                <w:noProof/>
+                <w:webHidden/>
+              </w:rPr>
+              <w:t>9</w:t>
+            </w:r>
+          </w:ins>
+          <w:ins w:id="68" w:author="Alfred Anate Bodurin Mayaki" w:date="2026-01-12T17:17:00Z" w16du:dateUtc="2026-01-12T17:17:00Z">
+            <w:r>
+              <w:rPr>
+                <w:noProof/>
+                <w:webHidden/>
+              </w:rPr>
+              <w:fldChar w:fldCharType="end"/>
+            </w:r>
+            <w:r>
+              <w:rPr>
+                <w:rStyle w:val="Hyperlink"/>
+                <w:noProof/>
+              </w:rPr>
+              <w:fldChar w:fldCharType="end"/>
+            </w:r>
+          </w:ins>
+        </w:p>
+        <w:p>
+          <w:pPr>
+            <w:pStyle w:val="TOC2"/>
+            <w:tabs>
+              <w:tab w:val="right" w:leader="dot" w:pos="9016"/>
+            </w:tabs>
+            <w:jc w:val="both"/>
+            <w:rPr>
+              <w:ins w:id="69" w:author="Alfred Anate Bodurin Mayaki" w:date="2026-01-12T17:17:00Z" w16du:dateUtc="2026-01-12T17:17:00Z"/>
+              <w:rFonts w:eastAsiaTheme="minorEastAsia"/>
+              <w:noProof/>
+              <w:lang w:eastAsia="en-GB"/>
+            </w:rPr>
+            <w:pPrChange w:id="70" w:author="Alfred Anate Bodurin Mayaki" w:date="2026-01-27T10:58:00Z" w16du:dateUtc="2026-01-27T10:58:00Z">
+              <w:pPr>
+                <w:pStyle w:val="TOC2"/>
+                <w:tabs>
+                  <w:tab w:val="right" w:leader="dot" w:pos="9016"/>
+                </w:tabs>
+              </w:pPr>
+            </w:pPrChange>
+          </w:pPr>
+          <w:ins w:id="71" w:author="Alfred Anate Bodurin Mayaki" w:date="2026-01-12T17:17:00Z" w16du:dateUtc="2026-01-12T17:17:00Z">
+            <w:r>
+              <w:rPr>
+                <w:rStyle w:val="Hyperlink"/>
+                <w:noProof/>
+              </w:rPr>
+              <w:fldChar w:fldCharType="begin"/>
+            </w:r>
+            <w:r>
+              <w:rPr>
+                <w:rStyle w:val="Hyperlink"/>
+                <w:noProof/>
+              </w:rPr>
+              <w:instrText xml:space="preserve"> </w:instrText>
+            </w:r>
+            <w:r>
+              <w:rPr>
+                <w:noProof/>
+              </w:rPr>
+              <w:instrText>HYPERLINK \l "_Toc219130668"</w:instrText>
+            </w:r>
+            <w:r>
+              <w:rPr>
+                <w:rStyle w:val="Hyperlink"/>
+                <w:noProof/>
+              </w:rPr>
+              <w:instrText xml:space="preserve"> </w:instrText>
+            </w:r>
+            <w:r>
+              <w:rPr>
+                <w:rStyle w:val="Hyperlink"/>
+                <w:noProof/>
+              </w:rPr>
+            </w:r>
+            <w:r>
+              <w:rPr>
+                <w:rStyle w:val="Hyperlink"/>
+                <w:noProof/>
+              </w:rPr>
+              <w:fldChar w:fldCharType="separate"/>
+            </w:r>
+            <w:r>
+              <w:rPr>
+                <w:rStyle w:val="Hyperlink"/>
+                <w:rFonts w:ascii="CMU Sans Serif" w:hAnsi="CMU Sans Serif" w:cs="CMU Sans Serif"/>
+                <w:noProof/>
+              </w:rPr>
+              <w:t>11 Journal of Economic Literature (JEL) Classification</w:t>
+            </w:r>
+            <w:r>
+              <w:rPr>
+                <w:noProof/>
+                <w:webHidden/>
+              </w:rPr>
+              <w:tab/>
+            </w:r>
+            <w:r>
+              <w:rPr>
+                <w:noProof/>
+                <w:webHidden/>
+              </w:rPr>
+              <w:fldChar w:fldCharType="begin"/>
+            </w:r>
+            <w:r>
+              <w:rPr>
+                <w:noProof/>
+                <w:webHidden/>
+              </w:rPr>
+              <w:instrText xml:space="preserve"> PAGEREF _Toc219130668 \h </w:instrText>
+            </w:r>
+          </w:ins>
+          <w:r>
+            <w:rPr>
+              <w:noProof/>
+              <w:webHidden/>
+            </w:rPr>
+          </w:r>
+          <w:ins w:id="72" w:author="Alfred Anate Bodurin Mayaki" w:date="2026-01-12T17:17:00Z" w16du:dateUtc="2026-01-12T17:17:00Z">
+            <w:r>
+              <w:rPr>
+                <w:noProof/>
+                <w:webHidden/>
+              </w:rPr>
+              <w:fldChar w:fldCharType="separate"/>
+            </w:r>
+          </w:ins>
+          <w:ins w:id="73" w:author="Alfred Anate Bodurin Mayaki" w:date="2026-01-12T17:19:00Z" w16du:dateUtc="2026-01-12T17:19:00Z">
+            <w:r>
+              <w:rPr>
+                <w:noProof/>
+                <w:webHidden/>
+              </w:rPr>
+              <w:t>9</w:t>
+            </w:r>
+          </w:ins>
+          <w:ins w:id="74" w:author="Alfred Anate Bodurin Mayaki" w:date="2026-01-12T17:17:00Z" w16du:dateUtc="2026-01-12T17:17:00Z">
+            <w:r>
+              <w:rPr>
+                <w:noProof/>
+                <w:webHidden/>
+              </w:rPr>
+              <w:fldChar w:fldCharType="end"/>
+            </w:r>
+            <w:r>
+              <w:rPr>
+                <w:rStyle w:val="Hyperlink"/>
+                <w:noProof/>
+              </w:rPr>
+              <w:fldChar w:fldCharType="end"/>
+            </w:r>
+          </w:ins>
+        </w:p>
+        <w:p>
+          <w:pPr>
+            <w:pStyle w:val="TOC2"/>
+            <w:tabs>
+              <w:tab w:val="right" w:leader="dot" w:pos="9016"/>
+            </w:tabs>
+            <w:jc w:val="both"/>
+            <w:rPr>
+              <w:del w:id="75" w:author="Alfred Anate Bodurin Mayaki" w:date="2026-01-12T17:17:00Z" w16du:dateUtc="2026-01-12T17:17:00Z"/>
+              <w:rFonts w:eastAsiaTheme="minorEastAsia"/>
+              <w:noProof/>
+              <w:lang w:eastAsia="en-GB"/>
+            </w:rPr>
+            <w:pPrChange w:id="76" w:author="Alfred Anate Bodurin Mayaki" w:date="2026-01-27T10:58:00Z" w16du:dateUtc="2026-01-27T10:58:00Z">
+              <w:pPr>
+                <w:pStyle w:val="TOC2"/>
+                <w:tabs>
+                  <w:tab w:val="right" w:leader="dot" w:pos="9016"/>
+                </w:tabs>
+                <w:jc w:val="both"/>
+              </w:pPr>
+            </w:pPrChange>
           </w:pPr>
           <w:del w:id="77" w:author="Alfred Anate Bodurin Mayaki" w:date="2026-01-12T17:17:00Z" w16du:dateUtc="2026-01-12T17:17:00Z">
             <w:r>
@@ -2202,7 +2138,7 @@
                   </w:rPr>
                 </w:rPrChange>
               </w:rPr>
-              <w:delText>5 Timeline and Next Steps</w:delText>
+              <w:delText>1 Outline</w:delText>
             </w:r>
             <w:r>
               <w:rPr>
@@ -2216,7 +2152,7 @@
                 <w:noProof/>
                 <w:webHidden/>
               </w:rPr>
-              <w:delText>5</w:delText>
+              <w:delText>3</w:delText>
             </w:r>
           </w:del>
         </w:p>
@@ -2233,11 +2169,20 @@
               <w:noProof/>
               <w:lang w:eastAsia="en-GB"/>
             </w:rPr>
+            <w:pPrChange w:id="80" w:author="Alfred Anate Bodurin Mayaki" w:date="2026-01-27T10:58:00Z" w16du:dateUtc="2026-01-27T10:58:00Z">
+              <w:pPr>
+                <w:pStyle w:val="TOC2"/>
+                <w:tabs>
+                  <w:tab w:val="right" w:leader="dot" w:pos="9016"/>
+                </w:tabs>
+                <w:jc w:val="both"/>
+              </w:pPr>
+            </w:pPrChange>
           </w:pPr>
-          <w:del w:id="80" w:author="Alfred Anate Bodurin Mayaki" w:date="2026-01-12T17:17:00Z" w16du:dateUtc="2026-01-12T17:17:00Z">
-            <w:r>
-              <w:rPr>
-                <w:rPrChange w:id="81" w:author="Alfred Anate Bodurin Mayaki" w:date="2026-01-12T17:17:00Z" w16du:dateUtc="2026-01-12T17:17:00Z">
+          <w:del w:id="81" w:author="Alfred Anate Bodurin Mayaki" w:date="2026-01-12T17:17:00Z" w16du:dateUtc="2026-01-12T17:17:00Z">
+            <w:r>
+              <w:rPr>
+                <w:rPrChange w:id="82" w:author="Alfred Anate Bodurin Mayaki" w:date="2026-01-12T17:17:00Z" w16du:dateUtc="2026-01-12T17:17:00Z">
                   <w:rPr>
                     <w:rStyle w:val="Hyperlink"/>
                     <w:rFonts w:ascii="CMU Sans Serif" w:hAnsi="CMU Sans Serif" w:cs="CMU Sans Serif"/>
@@ -2245,7 +2190,7 @@
                   </w:rPr>
                 </w:rPrChange>
               </w:rPr>
-              <w:delText>6 Introduction to TMA 2 – Literature Review</w:delText>
+              <w:delText>2 Introduction</w:delText>
             </w:r>
             <w:r>
               <w:rPr>
@@ -2259,7 +2204,7 @@
                 <w:noProof/>
                 <w:webHidden/>
               </w:rPr>
-              <w:delText>6</w:delText>
+              <w:delText>3</w:delText>
             </w:r>
           </w:del>
         </w:p>
@@ -2271,16 +2216,25 @@
             </w:tabs>
             <w:jc w:val="both"/>
             <w:rPr>
-              <w:del w:id="82" w:author="Alfred Anate Bodurin Mayaki" w:date="2026-01-12T17:17:00Z" w16du:dateUtc="2026-01-12T17:17:00Z"/>
+              <w:del w:id="83" w:author="Alfred Anate Bodurin Mayaki" w:date="2026-01-12T17:17:00Z" w16du:dateUtc="2026-01-12T17:17:00Z"/>
               <w:rFonts w:eastAsiaTheme="minorEastAsia"/>
               <w:noProof/>
               <w:lang w:eastAsia="en-GB"/>
             </w:rPr>
+            <w:pPrChange w:id="84" w:author="Alfred Anate Bodurin Mayaki" w:date="2026-01-27T10:58:00Z" w16du:dateUtc="2026-01-27T10:58:00Z">
+              <w:pPr>
+                <w:pStyle w:val="TOC2"/>
+                <w:tabs>
+                  <w:tab w:val="right" w:leader="dot" w:pos="9016"/>
+                </w:tabs>
+                <w:jc w:val="both"/>
+              </w:pPr>
+            </w:pPrChange>
           </w:pPr>
-          <w:del w:id="83" w:author="Alfred Anate Bodurin Mayaki" w:date="2026-01-12T17:17:00Z" w16du:dateUtc="2026-01-12T17:17:00Z">
-            <w:r>
-              <w:rPr>
-                <w:rPrChange w:id="84" w:author="Alfred Anate Bodurin Mayaki" w:date="2026-01-12T17:17:00Z" w16du:dateUtc="2026-01-12T17:17:00Z">
+          <w:del w:id="85" w:author="Alfred Anate Bodurin Mayaki" w:date="2026-01-12T17:17:00Z" w16du:dateUtc="2026-01-12T17:17:00Z">
+            <w:r>
+              <w:rPr>
+                <w:rPrChange w:id="86" w:author="Alfred Anate Bodurin Mayaki" w:date="2026-01-12T17:17:00Z" w16du:dateUtc="2026-01-12T17:17:00Z">
                   <w:rPr>
                     <w:rStyle w:val="Hyperlink"/>
                     <w:rFonts w:ascii="CMU Sans Serif" w:hAnsi="CMU Sans Serif" w:cs="CMU Sans Serif"/>
@@ -2288,7 +2242,7 @@
                   </w:rPr>
                 </w:rPrChange>
               </w:rPr>
-              <w:delText>7 Mapping subtopics that are relevant</w:delText>
+              <w:delText>3 Methodology</w:delText>
             </w:r>
             <w:r>
               <w:rPr>
@@ -2302,7 +2256,7 @@
                 <w:noProof/>
                 <w:webHidden/>
               </w:rPr>
-              <w:delText>6</w:delText>
+              <w:delText>3</w:delText>
             </w:r>
           </w:del>
         </w:p>
@@ -2314,16 +2268,25 @@
             </w:tabs>
             <w:jc w:val="both"/>
             <w:rPr>
-              <w:del w:id="85" w:author="Alfred Anate Bodurin Mayaki" w:date="2026-01-12T17:17:00Z" w16du:dateUtc="2026-01-12T17:17:00Z"/>
+              <w:del w:id="87" w:author="Alfred Anate Bodurin Mayaki" w:date="2026-01-12T17:17:00Z" w16du:dateUtc="2026-01-12T17:17:00Z"/>
               <w:rFonts w:eastAsiaTheme="minorEastAsia"/>
               <w:noProof/>
               <w:lang w:eastAsia="en-GB"/>
             </w:rPr>
+            <w:pPrChange w:id="88" w:author="Alfred Anate Bodurin Mayaki" w:date="2026-01-27T10:58:00Z" w16du:dateUtc="2026-01-27T10:58:00Z">
+              <w:pPr>
+                <w:pStyle w:val="TOC2"/>
+                <w:tabs>
+                  <w:tab w:val="right" w:leader="dot" w:pos="9016"/>
+                </w:tabs>
+                <w:jc w:val="both"/>
+              </w:pPr>
+            </w:pPrChange>
           </w:pPr>
-          <w:del w:id="86" w:author="Alfred Anate Bodurin Mayaki" w:date="2026-01-12T17:17:00Z" w16du:dateUtc="2026-01-12T17:17:00Z">
-            <w:r>
-              <w:rPr>
-                <w:rPrChange w:id="87" w:author="Alfred Anate Bodurin Mayaki" w:date="2026-01-12T17:17:00Z" w16du:dateUtc="2026-01-12T17:17:00Z">
+          <w:del w:id="89" w:author="Alfred Anate Bodurin Mayaki" w:date="2026-01-12T17:17:00Z" w16du:dateUtc="2026-01-12T17:17:00Z">
+            <w:r>
+              <w:rPr>
+                <w:rPrChange w:id="90" w:author="Alfred Anate Bodurin Mayaki" w:date="2026-01-12T17:17:00Z" w16du:dateUtc="2026-01-12T17:17:00Z">
                   <w:rPr>
                     <w:rStyle w:val="Hyperlink"/>
                     <w:rFonts w:ascii="CMU Sans Serif" w:hAnsi="CMU Sans Serif" w:cs="CMU Sans Serif"/>
@@ -2331,7 +2294,7 @@
                   </w:rPr>
                 </w:rPrChange>
               </w:rPr>
-              <w:delText>8 Explicating my Literature Review 1</w:delText>
+              <w:delText>4 Why this topic is important</w:delText>
             </w:r>
             <w:r>
               <w:rPr>
@@ -2345,7 +2308,7 @@
                 <w:noProof/>
                 <w:webHidden/>
               </w:rPr>
-              <w:delText>7</w:delText>
+              <w:delText>4</w:delText>
             </w:r>
           </w:del>
         </w:p>
@@ -2357,56 +2320,20 @@
             </w:tabs>
             <w:jc w:val="both"/>
             <w:rPr>
-              <w:del w:id="88" w:author="Alfred Anate Bodurin Mayaki" w:date="2026-01-12T17:17:00Z" w16du:dateUtc="2026-01-12T17:17:00Z"/>
+              <w:del w:id="91" w:author="Alfred Anate Bodurin Mayaki" w:date="2026-01-12T17:17:00Z" w16du:dateUtc="2026-01-12T17:17:00Z"/>
               <w:rFonts w:eastAsiaTheme="minorEastAsia"/>
               <w:noProof/>
               <w:lang w:eastAsia="en-GB"/>
             </w:rPr>
-          </w:pPr>
-          <w:del w:id="89" w:author="Alfred Anate Bodurin Mayaki" w:date="2026-01-12T17:17:00Z" w16du:dateUtc="2026-01-12T17:17:00Z">
-            <w:r>
-              <w:rPr>
-                <w:rPrChange w:id="90" w:author="Alfred Anate Bodurin Mayaki" w:date="2026-01-12T17:17:00Z" w16du:dateUtc="2026-01-12T17:17:00Z">
-                  <w:rPr>
-                    <w:rStyle w:val="Hyperlink"/>
-                    <w:rFonts w:ascii="CMU Sans Serif" w:hAnsi="CMU Sans Serif" w:cs="CMU Sans Serif"/>
-                    <w:noProof/>
-                  </w:rPr>
-                </w:rPrChange>
-              </w:rPr>
-              <w:delText>9 Explicating my Literature Review 2 – Signalling Theory</w:delText>
-            </w:r>
-            <w:r>
-              <w:rPr>
-                <w:noProof/>
-                <w:webHidden/>
-              </w:rPr>
-              <w:tab/>
-            </w:r>
-          </w:del>
-          <w:del w:id="91" w:author="Alfred Anate Bodurin Mayaki" w:date="2026-01-12T17:03:00Z" w16du:dateUtc="2026-01-12T17:03:00Z">
-            <w:r>
-              <w:rPr>
-                <w:noProof/>
-                <w:webHidden/>
-              </w:rPr>
-              <w:delText>8</w:delText>
-            </w:r>
-          </w:del>
-        </w:p>
-        <w:p>
-          <w:pPr>
-            <w:pStyle w:val="TOC2"/>
-            <w:tabs>
-              <w:tab w:val="right" w:leader="dot" w:pos="9016"/>
-            </w:tabs>
-            <w:jc w:val="both"/>
-            <w:rPr>
-              <w:del w:id="92" w:author="Alfred Anate Bodurin Mayaki" w:date="2026-01-12T17:17:00Z" w16du:dateUtc="2026-01-12T17:17:00Z"/>
-              <w:rFonts w:eastAsiaTheme="minorEastAsia"/>
-              <w:noProof/>
-              <w:lang w:eastAsia="en-GB"/>
-            </w:rPr>
+            <w:pPrChange w:id="92" w:author="Alfred Anate Bodurin Mayaki" w:date="2026-01-27T10:58:00Z" w16du:dateUtc="2026-01-27T10:58:00Z">
+              <w:pPr>
+                <w:pStyle w:val="TOC2"/>
+                <w:tabs>
+                  <w:tab w:val="right" w:leader="dot" w:pos="9016"/>
+                </w:tabs>
+                <w:jc w:val="both"/>
+              </w:pPr>
+            </w:pPrChange>
           </w:pPr>
           <w:del w:id="93" w:author="Alfred Anate Bodurin Mayaki" w:date="2026-01-12T17:17:00Z" w16du:dateUtc="2026-01-12T17:17:00Z">
             <w:r>
@@ -2419,7 +2346,7 @@
                   </w:rPr>
                 </w:rPrChange>
               </w:rPr>
-              <w:delText>10 Explicating my Literature Review 3 – Recruitment &amp; Selection</w:delText>
+              <w:delText>5 Timeline and Next Steps</w:delText>
             </w:r>
             <w:r>
               <w:rPr>
@@ -2433,7 +2360,7 @@
                 <w:noProof/>
                 <w:webHidden/>
               </w:rPr>
-              <w:delText>9</w:delText>
+              <w:delText>5</w:delText>
             </w:r>
           </w:del>
         </w:p>
@@ -2450,11 +2377,282 @@
               <w:noProof/>
               <w:lang w:eastAsia="en-GB"/>
             </w:rPr>
+            <w:pPrChange w:id="96" w:author="Alfred Anate Bodurin Mayaki" w:date="2026-01-27T10:58:00Z" w16du:dateUtc="2026-01-27T10:58:00Z">
+              <w:pPr>
+                <w:pStyle w:val="TOC2"/>
+                <w:tabs>
+                  <w:tab w:val="right" w:leader="dot" w:pos="9016"/>
+                </w:tabs>
+                <w:jc w:val="both"/>
+              </w:pPr>
+            </w:pPrChange>
           </w:pPr>
-          <w:del w:id="96" w:author="Alfred Anate Bodurin Mayaki" w:date="2026-01-12T17:17:00Z" w16du:dateUtc="2026-01-12T17:17:00Z">
-            <w:r>
-              <w:rPr>
-                <w:rPrChange w:id="97" w:author="Alfred Anate Bodurin Mayaki" w:date="2026-01-12T17:17:00Z" w16du:dateUtc="2026-01-12T17:17:00Z">
+          <w:del w:id="97" w:author="Alfred Anate Bodurin Mayaki" w:date="2026-01-12T17:17:00Z" w16du:dateUtc="2026-01-12T17:17:00Z">
+            <w:r>
+              <w:rPr>
+                <w:rPrChange w:id="98" w:author="Alfred Anate Bodurin Mayaki" w:date="2026-01-12T17:17:00Z" w16du:dateUtc="2026-01-12T17:17:00Z">
+                  <w:rPr>
+                    <w:rStyle w:val="Hyperlink"/>
+                    <w:rFonts w:ascii="CMU Sans Serif" w:hAnsi="CMU Sans Serif" w:cs="CMU Sans Serif"/>
+                    <w:noProof/>
+                  </w:rPr>
+                </w:rPrChange>
+              </w:rPr>
+              <w:delText>6 Introduction to TMA 2 – Literature Review</w:delText>
+            </w:r>
+            <w:r>
+              <w:rPr>
+                <w:noProof/>
+                <w:webHidden/>
+              </w:rPr>
+              <w:tab/>
+            </w:r>
+            <w:r>
+              <w:rPr>
+                <w:noProof/>
+                <w:webHidden/>
+              </w:rPr>
+              <w:delText>6</w:delText>
+            </w:r>
+          </w:del>
+        </w:p>
+        <w:p>
+          <w:pPr>
+            <w:pStyle w:val="TOC2"/>
+            <w:tabs>
+              <w:tab w:val="right" w:leader="dot" w:pos="9016"/>
+            </w:tabs>
+            <w:jc w:val="both"/>
+            <w:rPr>
+              <w:del w:id="99" w:author="Alfred Anate Bodurin Mayaki" w:date="2026-01-12T17:17:00Z" w16du:dateUtc="2026-01-12T17:17:00Z"/>
+              <w:rFonts w:eastAsiaTheme="minorEastAsia"/>
+              <w:noProof/>
+              <w:lang w:eastAsia="en-GB"/>
+            </w:rPr>
+            <w:pPrChange w:id="100" w:author="Alfred Anate Bodurin Mayaki" w:date="2026-01-27T10:58:00Z" w16du:dateUtc="2026-01-27T10:58:00Z">
+              <w:pPr>
+                <w:pStyle w:val="TOC2"/>
+                <w:tabs>
+                  <w:tab w:val="right" w:leader="dot" w:pos="9016"/>
+                </w:tabs>
+                <w:jc w:val="both"/>
+              </w:pPr>
+            </w:pPrChange>
+          </w:pPr>
+          <w:del w:id="101" w:author="Alfred Anate Bodurin Mayaki" w:date="2026-01-12T17:17:00Z" w16du:dateUtc="2026-01-12T17:17:00Z">
+            <w:r>
+              <w:rPr>
+                <w:rPrChange w:id="102" w:author="Alfred Anate Bodurin Mayaki" w:date="2026-01-12T17:17:00Z" w16du:dateUtc="2026-01-12T17:17:00Z">
+                  <w:rPr>
+                    <w:rStyle w:val="Hyperlink"/>
+                    <w:rFonts w:ascii="CMU Sans Serif" w:hAnsi="CMU Sans Serif" w:cs="CMU Sans Serif"/>
+                    <w:noProof/>
+                  </w:rPr>
+                </w:rPrChange>
+              </w:rPr>
+              <w:delText>7 Mapping subtopics that are relevant</w:delText>
+            </w:r>
+            <w:r>
+              <w:rPr>
+                <w:noProof/>
+                <w:webHidden/>
+              </w:rPr>
+              <w:tab/>
+            </w:r>
+            <w:r>
+              <w:rPr>
+                <w:noProof/>
+                <w:webHidden/>
+              </w:rPr>
+              <w:delText>6</w:delText>
+            </w:r>
+          </w:del>
+        </w:p>
+        <w:p>
+          <w:pPr>
+            <w:pStyle w:val="TOC2"/>
+            <w:tabs>
+              <w:tab w:val="right" w:leader="dot" w:pos="9016"/>
+            </w:tabs>
+            <w:jc w:val="both"/>
+            <w:rPr>
+              <w:del w:id="103" w:author="Alfred Anate Bodurin Mayaki" w:date="2026-01-12T17:17:00Z" w16du:dateUtc="2026-01-12T17:17:00Z"/>
+              <w:rFonts w:eastAsiaTheme="minorEastAsia"/>
+              <w:noProof/>
+              <w:lang w:eastAsia="en-GB"/>
+            </w:rPr>
+            <w:pPrChange w:id="104" w:author="Alfred Anate Bodurin Mayaki" w:date="2026-01-27T10:58:00Z" w16du:dateUtc="2026-01-27T10:58:00Z">
+              <w:pPr>
+                <w:pStyle w:val="TOC2"/>
+                <w:tabs>
+                  <w:tab w:val="right" w:leader="dot" w:pos="9016"/>
+                </w:tabs>
+                <w:jc w:val="both"/>
+              </w:pPr>
+            </w:pPrChange>
+          </w:pPr>
+          <w:del w:id="105" w:author="Alfred Anate Bodurin Mayaki" w:date="2026-01-12T17:17:00Z" w16du:dateUtc="2026-01-12T17:17:00Z">
+            <w:r>
+              <w:rPr>
+                <w:rPrChange w:id="106" w:author="Alfred Anate Bodurin Mayaki" w:date="2026-01-12T17:17:00Z" w16du:dateUtc="2026-01-12T17:17:00Z">
+                  <w:rPr>
+                    <w:rStyle w:val="Hyperlink"/>
+                    <w:rFonts w:ascii="CMU Sans Serif" w:hAnsi="CMU Sans Serif" w:cs="CMU Sans Serif"/>
+                    <w:noProof/>
+                  </w:rPr>
+                </w:rPrChange>
+              </w:rPr>
+              <w:delText>8 Explicating my Literature Review 1</w:delText>
+            </w:r>
+            <w:r>
+              <w:rPr>
+                <w:noProof/>
+                <w:webHidden/>
+              </w:rPr>
+              <w:tab/>
+            </w:r>
+            <w:r>
+              <w:rPr>
+                <w:noProof/>
+                <w:webHidden/>
+              </w:rPr>
+              <w:delText>7</w:delText>
+            </w:r>
+          </w:del>
+        </w:p>
+        <w:p>
+          <w:pPr>
+            <w:pStyle w:val="TOC2"/>
+            <w:tabs>
+              <w:tab w:val="right" w:leader="dot" w:pos="9016"/>
+            </w:tabs>
+            <w:jc w:val="both"/>
+            <w:rPr>
+              <w:del w:id="107" w:author="Alfred Anate Bodurin Mayaki" w:date="2026-01-12T17:17:00Z" w16du:dateUtc="2026-01-12T17:17:00Z"/>
+              <w:rFonts w:eastAsiaTheme="minorEastAsia"/>
+              <w:noProof/>
+              <w:lang w:eastAsia="en-GB"/>
+            </w:rPr>
+            <w:pPrChange w:id="108" w:author="Alfred Anate Bodurin Mayaki" w:date="2026-01-27T10:58:00Z" w16du:dateUtc="2026-01-27T10:58:00Z">
+              <w:pPr>
+                <w:pStyle w:val="TOC2"/>
+                <w:tabs>
+                  <w:tab w:val="right" w:leader="dot" w:pos="9016"/>
+                </w:tabs>
+                <w:jc w:val="both"/>
+              </w:pPr>
+            </w:pPrChange>
+          </w:pPr>
+          <w:del w:id="109" w:author="Alfred Anate Bodurin Mayaki" w:date="2026-01-12T17:17:00Z" w16du:dateUtc="2026-01-12T17:17:00Z">
+            <w:r>
+              <w:rPr>
+                <w:rPrChange w:id="110" w:author="Alfred Anate Bodurin Mayaki" w:date="2026-01-12T17:17:00Z" w16du:dateUtc="2026-01-12T17:17:00Z">
+                  <w:rPr>
+                    <w:rStyle w:val="Hyperlink"/>
+                    <w:rFonts w:ascii="CMU Sans Serif" w:hAnsi="CMU Sans Serif" w:cs="CMU Sans Serif"/>
+                    <w:noProof/>
+                  </w:rPr>
+                </w:rPrChange>
+              </w:rPr>
+              <w:delText>9 Explicating my Literature Review 2 – Signalling Theory</w:delText>
+            </w:r>
+            <w:r>
+              <w:rPr>
+                <w:noProof/>
+                <w:webHidden/>
+              </w:rPr>
+              <w:tab/>
+            </w:r>
+          </w:del>
+          <w:del w:id="111" w:author="Alfred Anate Bodurin Mayaki" w:date="2026-01-12T17:03:00Z" w16du:dateUtc="2026-01-12T17:03:00Z">
+            <w:r>
+              <w:rPr>
+                <w:noProof/>
+                <w:webHidden/>
+              </w:rPr>
+              <w:delText>8</w:delText>
+            </w:r>
+          </w:del>
+        </w:p>
+        <w:p>
+          <w:pPr>
+            <w:pStyle w:val="TOC2"/>
+            <w:tabs>
+              <w:tab w:val="right" w:leader="dot" w:pos="9016"/>
+            </w:tabs>
+            <w:jc w:val="both"/>
+            <w:rPr>
+              <w:del w:id="112" w:author="Alfred Anate Bodurin Mayaki" w:date="2026-01-12T17:17:00Z" w16du:dateUtc="2026-01-12T17:17:00Z"/>
+              <w:rFonts w:eastAsiaTheme="minorEastAsia"/>
+              <w:noProof/>
+              <w:lang w:eastAsia="en-GB"/>
+            </w:rPr>
+            <w:pPrChange w:id="113" w:author="Alfred Anate Bodurin Mayaki" w:date="2026-01-27T10:58:00Z" w16du:dateUtc="2026-01-27T10:58:00Z">
+              <w:pPr>
+                <w:pStyle w:val="TOC2"/>
+                <w:tabs>
+                  <w:tab w:val="right" w:leader="dot" w:pos="9016"/>
+                </w:tabs>
+                <w:jc w:val="both"/>
+              </w:pPr>
+            </w:pPrChange>
+          </w:pPr>
+          <w:del w:id="114" w:author="Alfred Anate Bodurin Mayaki" w:date="2026-01-12T17:17:00Z" w16du:dateUtc="2026-01-12T17:17:00Z">
+            <w:r>
+              <w:rPr>
+                <w:rPrChange w:id="115" w:author="Alfred Anate Bodurin Mayaki" w:date="2026-01-12T17:17:00Z" w16du:dateUtc="2026-01-12T17:17:00Z">
+                  <w:rPr>
+                    <w:rStyle w:val="Hyperlink"/>
+                    <w:rFonts w:ascii="CMU Sans Serif" w:hAnsi="CMU Sans Serif" w:cs="CMU Sans Serif"/>
+                    <w:noProof/>
+                  </w:rPr>
+                </w:rPrChange>
+              </w:rPr>
+              <w:delText>10 Explicating my Literature Review 3 – Recruitment &amp; Selection</w:delText>
+            </w:r>
+            <w:r>
+              <w:rPr>
+                <w:noProof/>
+                <w:webHidden/>
+              </w:rPr>
+              <w:tab/>
+            </w:r>
+            <w:r>
+              <w:rPr>
+                <w:noProof/>
+                <w:webHidden/>
+              </w:rPr>
+              <w:delText>9</w:delText>
+            </w:r>
+          </w:del>
+        </w:p>
+        <w:p>
+          <w:pPr>
+            <w:pStyle w:val="TOC2"/>
+            <w:tabs>
+              <w:tab w:val="right" w:leader="dot" w:pos="9016"/>
+            </w:tabs>
+            <w:jc w:val="both"/>
+            <w:rPr>
+              <w:del w:id="116" w:author="Alfred Anate Bodurin Mayaki" w:date="2026-01-12T17:17:00Z" w16du:dateUtc="2026-01-12T17:17:00Z"/>
+              <w:rFonts w:eastAsiaTheme="minorEastAsia"/>
+              <w:noProof/>
+              <w:lang w:eastAsia="en-GB"/>
+            </w:rPr>
+            <w:pPrChange w:id="117" w:author="Alfred Anate Bodurin Mayaki" w:date="2026-01-27T10:58:00Z" w16du:dateUtc="2026-01-27T10:58:00Z">
+              <w:pPr>
+                <w:pStyle w:val="TOC2"/>
+                <w:tabs>
+                  <w:tab w:val="right" w:leader="dot" w:pos="9016"/>
+                </w:tabs>
+                <w:jc w:val="both"/>
+              </w:pPr>
+            </w:pPrChange>
+          </w:pPr>
+          <w:del w:id="118" w:author="Alfred Anate Bodurin Mayaki" w:date="2026-01-12T17:17:00Z" w16du:dateUtc="2026-01-12T17:17:00Z">
+            <w:r>
+              <w:rPr>
+                <w:rPrChange w:id="119" w:author="Alfred Anate Bodurin Mayaki" w:date="2026-01-12T17:17:00Z" w16du:dateUtc="2026-01-12T17:17:00Z">
                   <w:rPr>
                     <w:rStyle w:val="Hyperlink"/>
                     <w:rFonts w:ascii="CMU Sans Serif" w:hAnsi="CMU Sans Serif" w:cs="CMU Sans Serif"/>
@@ -2756,13 +2954,13 @@
         <w:contextualSpacing/>
         <w:jc w:val="both"/>
         <w:rPr>
-          <w:ins w:id="98" w:author="Alfred Anate Bodurin Mayaki" w:date="2026-01-12T17:16:00Z" w16du:dateUtc="2026-01-12T17:16:00Z"/>
+          <w:ins w:id="120" w:author="Alfred Anate Bodurin Mayaki" w:date="2026-01-12T17:16:00Z" w16du:dateUtc="2026-01-12T17:16:00Z"/>
           <w:rFonts w:ascii="CMU Sans Serif" w:hAnsi="CMU Sans Serif" w:cs="CMU Sans Serif"/>
           <w:color w:val="auto"/>
         </w:rPr>
       </w:pPr>
-      <w:bookmarkStart w:id="99" w:name="_Toc219130658"/>
-      <w:ins w:id="100" w:author="Alfred Anate Bodurin Mayaki" w:date="2026-01-12T17:17:00Z" w16du:dateUtc="2026-01-12T17:17:00Z">
+      <w:bookmarkStart w:id="121" w:name="_Toc219130658"/>
+      <w:ins w:id="122" w:author="Alfred Anate Bodurin Mayaki" w:date="2026-01-12T17:17:00Z" w16du:dateUtc="2026-01-12T17:17:00Z">
         <w:r>
           <w:rPr>
             <w:rStyle w:val="Strong"/>
@@ -2775,7 +2973,7 @@
           <w:t>1</w:t>
         </w:r>
       </w:ins>
-      <w:ins w:id="101" w:author="Alfred Anate Bodurin Mayaki" w:date="2026-01-12T17:16:00Z" w16du:dateUtc="2026-01-12T17:16:00Z">
+      <w:ins w:id="123" w:author="Alfred Anate Bodurin Mayaki" w:date="2026-01-12T17:16:00Z" w16du:dateUtc="2026-01-12T17:16:00Z">
         <w:r>
           <w:rPr>
             <w:rStyle w:val="Strong"/>
@@ -2787,7 +2985,7 @@
           <w:t xml:space="preserve"> </w:t>
         </w:r>
       </w:ins>
-      <w:ins w:id="102" w:author="Alfred Anate Bodurin Mayaki" w:date="2026-01-12T17:17:00Z" w16du:dateUtc="2026-01-12T17:17:00Z">
+      <w:ins w:id="124" w:author="Alfred Anate Bodurin Mayaki" w:date="2026-01-12T17:17:00Z" w16du:dateUtc="2026-01-12T17:17:00Z">
         <w:r>
           <w:rPr>
             <w:rStyle w:val="Strong"/>
@@ -2799,14 +2997,14 @@
           <w:t>Outline of the Topic</w:t>
         </w:r>
       </w:ins>
-      <w:bookmarkEnd w:id="99"/>
+      <w:bookmarkEnd w:id="121"/>
     </w:p>
     <w:p>
       <w:pPr>
         <w:spacing w:after="0" w:line="240" w:lineRule="auto"/>
         <w:jc w:val="both"/>
         <w:rPr>
-          <w:del w:id="103" w:author="Alfred Anate Bodurin Mayaki" w:date="2026-01-12T17:16:00Z" w16du:dateUtc="2026-01-12T17:16:00Z"/>
+          <w:del w:id="125" w:author="Alfred Anate Bodurin Mayaki" w:date="2026-01-12T17:16:00Z" w16du:dateUtc="2026-01-12T17:16:00Z"/>
           <w:rStyle w:val="Strong"/>
           <w:rFonts w:ascii="CMU Sans Serif" w:hAnsi="CMU Sans Serif" w:cs="CMU Sans Serif"/>
           <w:b w:val="0"/>
@@ -2815,8 +3013,14 @@
           <w:sz w:val="20"/>
           <w:szCs w:val="20"/>
         </w:rPr>
-      </w:pPr>
-      <w:del w:id="104" w:author="Alfred Anate Bodurin Mayaki" w:date="2026-01-12T17:16:00Z" w16du:dateUtc="2026-01-12T17:16:00Z">
+        <w:pPrChange w:id="126" w:author="Alfred Anate Bodurin Mayaki" w:date="2026-01-27T10:58:00Z" w16du:dateUtc="2026-01-27T10:58:00Z">
+          <w:pPr>
+            <w:spacing w:after="0" w:line="240" w:lineRule="auto"/>
+            <w:jc w:val="both"/>
+          </w:pPr>
+        </w:pPrChange>
+      </w:pPr>
+      <w:del w:id="127" w:author="Alfred Anate Bodurin Mayaki" w:date="2026-01-12T17:16:00Z" w16du:dateUtc="2026-01-12T17:16:00Z">
         <w:r>
           <w:rPr>
             <w:rStyle w:val="Strong"/>
@@ -2856,7 +3060,7 @@
         </w:rPr>
         <w:t xml:space="preserve">This opportunity to prepare a </w:t>
       </w:r>
-      <w:del w:id="105" w:author="Alfred Anate Bodurin Mayaki" w:date="2026-01-13T20:58:00Z" w16du:dateUtc="2026-01-13T20:58:00Z">
+      <w:del w:id="128" w:author="Alfred Anate Bodurin Mayaki" w:date="2026-01-13T20:58:00Z" w16du:dateUtc="2026-01-13T20:58:00Z">
         <w:r>
           <w:rPr>
             <w:rFonts w:ascii="CMU Sans Serif" w:hAnsi="CMU Sans Serif" w:cs="CMU Sans Serif"/>
@@ -2866,7 +3070,7 @@
           <w:delText xml:space="preserve">doctoral </w:delText>
         </w:r>
       </w:del>
-      <w:ins w:id="106" w:author="Alfred Anate Bodurin Mayaki" w:date="2026-01-13T20:58:00Z" w16du:dateUtc="2026-01-13T20:58:00Z">
+      <w:ins w:id="129" w:author="Alfred Anate Bodurin Mayaki" w:date="2026-01-13T20:58:00Z" w16du:dateUtc="2026-01-13T20:58:00Z">
         <w:r>
           <w:rPr>
             <w:rFonts w:ascii="CMU Sans Serif" w:hAnsi="CMU Sans Serif" w:cs="CMU Sans Serif"/>
@@ -3034,7 +3238,7 @@
         </w:rPr>
         <w:t xml:space="preserve">who has previously written an online opinion piece for Genius Within, a UK </w:t>
       </w:r>
-      <w:del w:id="107" w:author="Alfred Anate Bodurin Mayaki" w:date="2026-01-12T17:23:00Z" w16du:dateUtc="2026-01-12T17:23:00Z">
+      <w:del w:id="130" w:author="Alfred Anate Bodurin Mayaki" w:date="2026-01-12T17:23:00Z" w16du:dateUtc="2026-01-12T17:23:00Z">
         <w:r>
           <w:rPr>
             <w:rFonts w:ascii="CMU Sans Serif" w:hAnsi="CMU Sans Serif" w:cs="CMU Sans Serif"/>
@@ -3044,7 +3248,7 @@
           <w:delText>charity</w:delText>
         </w:r>
       </w:del>
-      <w:ins w:id="108" w:author="Alfred Anate Bodurin Mayaki" w:date="2026-01-12T17:23:00Z" w16du:dateUtc="2026-01-12T17:23:00Z">
+      <w:ins w:id="131" w:author="Alfred Anate Bodurin Mayaki" w:date="2026-01-12T17:23:00Z" w16du:dateUtc="2026-01-12T17:23:00Z">
         <w:r>
           <w:rPr>
             <w:rFonts w:ascii="CMU Sans Serif" w:hAnsi="CMU Sans Serif" w:cs="CMU Sans Serif"/>
@@ -3062,7 +3266,7 @@
         </w:rPr>
         <w:t>, on the</w:t>
       </w:r>
-      <w:ins w:id="109" w:author="Alfred Anate Bodurin Mayaki" w:date="2026-01-12T17:23:00Z" w16du:dateUtc="2026-01-12T17:23:00Z">
+      <w:ins w:id="132" w:author="Alfred Anate Bodurin Mayaki" w:date="2026-01-12T17:23:00Z" w16du:dateUtc="2026-01-12T17:23:00Z">
         <w:r>
           <w:rPr>
             <w:rFonts w:ascii="CMU Sans Serif" w:hAnsi="CMU Sans Serif" w:cs="CMU Sans Serif"/>
@@ -3087,7 +3291,7 @@
           <w:bCs/>
           <w:sz w:val="20"/>
           <w:szCs w:val="20"/>
-          <w:rPrChange w:id="110" w:author="Alfred Anate Bodurin Mayaki" w:date="2026-01-27T10:03:00Z" w16du:dateUtc="2026-01-27T10:03:00Z">
+          <w:rPrChange w:id="133" w:author="Alfred Anate Bodurin Mayaki" w:date="2026-01-27T10:03:00Z" w16du:dateUtc="2026-01-27T10:03:00Z">
             <w:rPr>
               <w:rFonts w:ascii="CMU Sans Serif" w:hAnsi="CMU Sans Serif" w:cs="CMU Sans Serif"/>
               <w:sz w:val="20"/>
@@ -3161,7 +3365,7 @@
         </w:rPr>
         <w:t>Th</w:t>
       </w:r>
-      <w:ins w:id="111" w:author="Alfred Anate Bodurin Mayaki" w:date="2026-01-12T17:16:00Z" w16du:dateUtc="2026-01-12T17:16:00Z">
+      <w:ins w:id="134" w:author="Alfred Anate Bodurin Mayaki" w:date="2026-01-12T17:16:00Z" w16du:dateUtc="2026-01-12T17:16:00Z">
         <w:r>
           <w:rPr>
             <w:rFonts w:ascii="CMU Sans Serif" w:hAnsi="CMU Sans Serif" w:cs="CMU Sans Serif"/>
@@ -3171,7 +3375,7 @@
           <w:t xml:space="preserve">e aforementioned </w:t>
         </w:r>
       </w:ins>
-      <w:del w:id="112" w:author="Alfred Anate Bodurin Mayaki" w:date="2026-01-12T17:16:00Z" w16du:dateUtc="2026-01-12T17:16:00Z">
+      <w:del w:id="135" w:author="Alfred Anate Bodurin Mayaki" w:date="2026-01-12T17:16:00Z" w16du:dateUtc="2026-01-12T17:16:00Z">
         <w:r>
           <w:rPr>
             <w:rFonts w:ascii="CMU Sans Serif" w:hAnsi="CMU Sans Serif" w:cs="CMU Sans Serif"/>
@@ -3284,7 +3488,7 @@
           <w:color w:val="auto"/>
         </w:rPr>
       </w:pPr>
-      <w:bookmarkStart w:id="113" w:name="_Toc219130659"/>
+      <w:bookmarkStart w:id="136" w:name="_Toc219130659"/>
       <w:r>
         <w:rPr>
           <w:rStyle w:val="Strong"/>
@@ -3305,7 +3509,7 @@
         </w:rPr>
         <w:t>Introduction</w:t>
       </w:r>
-      <w:bookmarkEnd w:id="113"/>
+      <w:bookmarkEnd w:id="136"/>
     </w:p>
     <w:p>
       <w:pPr>
@@ -3342,8 +3546,8 @@
         </w:rPr>
         <w:t xml:space="preserve"> teams can be 30% more productive than those which do not include neurodiverse employees (NatWest Mentor, 2025), and with Gen Z entering the workforce – over 50% of whom have some sort of neurodivergent condition</w:t>
       </w:r>
-      <w:commentRangeStart w:id="114"/>
-      <w:commentRangeStart w:id="115"/>
+      <w:commentRangeStart w:id="137"/>
+      <w:commentRangeStart w:id="138"/>
       <w:r>
         <w:rPr>
           <w:rStyle w:val="FootnoteReference"/>
@@ -3353,20 +3557,20 @@
         </w:rPr>
         <w:footnoteReference w:id="2"/>
       </w:r>
-      <w:commentRangeEnd w:id="114"/>
+      <w:commentRangeEnd w:id="137"/>
       <w:r>
         <w:rPr>
           <w:rStyle w:val="CommentReference"/>
           <w:rFonts w:ascii="CMU Sans Serif" w:hAnsi="CMU Sans Serif" w:cs="CMU Sans Serif"/>
         </w:rPr>
-        <w:commentReference w:id="114"/>
-      </w:r>
-      <w:commentRangeEnd w:id="115"/>
+        <w:commentReference w:id="137"/>
+      </w:r>
+      <w:commentRangeEnd w:id="138"/>
       <w:r>
         <w:rPr>
           <w:rStyle w:val="CommentReference"/>
         </w:rPr>
-        <w:commentReference w:id="115"/>
+        <w:commentReference w:id="138"/>
       </w:r>
       <w:r>
         <w:rPr>
@@ -3442,7 +3646,7 @@
         </w:rPr>
         <w:t xml:space="preserve"> (</w:t>
       </w:r>
-      <w:commentRangeStart w:id="116"/>
+      <w:commentRangeStart w:id="139"/>
       <w:r>
         <w:rPr>
           <w:rFonts w:ascii="CMU Sans Serif" w:hAnsi="CMU Sans Serif" w:cs="CMU Sans Serif"/>
@@ -3451,13 +3655,13 @@
         </w:rPr>
         <w:t>psychology</w:t>
       </w:r>
-      <w:commentRangeEnd w:id="116"/>
+      <w:commentRangeEnd w:id="139"/>
       <w:r>
         <w:rPr>
           <w:rStyle w:val="CommentReference"/>
           <w:rFonts w:ascii="CMU Sans Serif" w:hAnsi="CMU Sans Serif" w:cs="CMU Sans Serif"/>
         </w:rPr>
-        <w:commentReference w:id="116"/>
+        <w:commentReference w:id="139"/>
       </w:r>
       <w:r>
         <w:rPr>
@@ -3639,7 +3843,7 @@
           <w:color w:val="auto"/>
         </w:rPr>
       </w:pPr>
-      <w:bookmarkStart w:id="117" w:name="_Toc219130660"/>
+      <w:bookmarkStart w:id="140" w:name="_Toc219130660"/>
       <w:r>
         <w:rPr>
           <w:rStyle w:val="Strong"/>
@@ -3660,7 +3864,7 @@
         </w:rPr>
         <w:t>Methodology</w:t>
       </w:r>
-      <w:bookmarkEnd w:id="117"/>
+      <w:bookmarkEnd w:id="140"/>
     </w:p>
     <w:p>
       <w:pPr>
@@ -4003,9 +4207,9 @@
         </w:rPr>
         <w:t xml:space="preserve"> Firms having lower net spend signal less resource-based HRM </w:t>
       </w:r>
-      <w:commentRangeStart w:id="118"/>
-      <w:commentRangeStart w:id="119"/>
-      <w:commentRangeStart w:id="120"/>
+      <w:commentRangeStart w:id="141"/>
+      <w:commentRangeStart w:id="142"/>
+      <w:commentRangeStart w:id="143"/>
       <w:r>
         <w:rPr>
           <w:rFonts w:ascii="CMU Sans Serif" w:hAnsi="CMU Sans Serif" w:cs="CMU Sans Serif"/>
@@ -4014,29 +4218,29 @@
         </w:rPr>
         <w:t>practices</w:t>
       </w:r>
-      <w:commentRangeEnd w:id="118"/>
+      <w:commentRangeEnd w:id="141"/>
       <w:r>
         <w:rPr>
           <w:rStyle w:val="CommentReference"/>
           <w:rFonts w:ascii="CMU Sans Serif" w:hAnsi="CMU Sans Serif" w:cs="CMU Sans Serif"/>
         </w:rPr>
-        <w:commentReference w:id="118"/>
-      </w:r>
-      <w:commentRangeEnd w:id="119"/>
+        <w:commentReference w:id="141"/>
+      </w:r>
+      <w:commentRangeEnd w:id="142"/>
       <w:r>
         <w:rPr>
           <w:rStyle w:val="CommentReference"/>
           <w:rFonts w:ascii="CMU Sans Serif" w:hAnsi="CMU Sans Serif" w:cs="CMU Sans Serif"/>
         </w:rPr>
-        <w:commentReference w:id="119"/>
-      </w:r>
-      <w:commentRangeEnd w:id="120"/>
+        <w:commentReference w:id="142"/>
+      </w:r>
+      <w:commentRangeEnd w:id="143"/>
       <w:r>
         <w:rPr>
           <w:rStyle w:val="CommentReference"/>
           <w:rFonts w:ascii="CMU Sans Serif" w:hAnsi="CMU Sans Serif" w:cs="CMU Sans Serif"/>
         </w:rPr>
-        <w:commentReference w:id="120"/>
+        <w:commentReference w:id="143"/>
       </w:r>
     </w:p>
     <w:p>
@@ -4212,8 +4416,8 @@
           <w:color w:val="auto"/>
         </w:rPr>
       </w:pPr>
-      <w:bookmarkStart w:id="121" w:name="_Toc215736436"/>
-      <w:bookmarkStart w:id="122" w:name="_Toc219130661"/>
+      <w:bookmarkStart w:id="144" w:name="_Toc215736436"/>
+      <w:bookmarkStart w:id="145" w:name="_Toc219130661"/>
       <w:r>
         <w:rPr>
           <w:rStyle w:val="Strong"/>
@@ -4234,8 +4438,8 @@
         </w:rPr>
         <w:t>Why this topic is important</w:t>
       </w:r>
-      <w:bookmarkEnd w:id="121"/>
-      <w:bookmarkEnd w:id="122"/>
+      <w:bookmarkEnd w:id="144"/>
+      <w:bookmarkEnd w:id="145"/>
     </w:p>
     <w:p>
       <w:pPr>
@@ -4256,7 +4460,7 @@
         </w:rPr>
         <w:t xml:space="preserve">The importance of this research topic cannot be </w:t>
       </w:r>
-      <w:commentRangeStart w:id="123"/>
+      <w:commentRangeStart w:id="146"/>
       <w:r>
         <w:rPr>
           <w:rFonts w:ascii="CMU Sans Serif" w:hAnsi="CMU Sans Serif" w:cs="CMU Sans Serif"/>
@@ -4265,13 +4469,13 @@
         </w:rPr>
         <w:t>understated</w:t>
       </w:r>
-      <w:commentRangeEnd w:id="123"/>
+      <w:commentRangeEnd w:id="146"/>
       <w:r>
         <w:rPr>
           <w:rStyle w:val="CommentReference"/>
           <w:rFonts w:ascii="CMU Sans Serif" w:hAnsi="CMU Sans Serif" w:cs="CMU Sans Serif"/>
         </w:rPr>
-        <w:commentReference w:id="123"/>
+        <w:commentReference w:id="146"/>
       </w:r>
       <w:r>
         <w:rPr>
@@ -4715,9 +4919,9 @@
         </w:rPr>
         <w:t xml:space="preserve">Data on how firms spend on recruitment </w:t>
       </w:r>
-      <w:commentRangeStart w:id="124"/>
-      <w:commentRangeStart w:id="125"/>
-      <w:commentRangeStart w:id="126"/>
+      <w:commentRangeStart w:id="147"/>
+      <w:commentRangeStart w:id="148"/>
+      <w:commentRangeStart w:id="149"/>
       <w:r>
         <w:rPr>
           <w:rStyle w:val="Strong"/>
@@ -4729,29 +4933,29 @@
         </w:rPr>
         <w:t>websites</w:t>
       </w:r>
-      <w:commentRangeEnd w:id="124"/>
+      <w:commentRangeEnd w:id="147"/>
       <w:r>
         <w:rPr>
           <w:rStyle w:val="CommentReference"/>
           <w:rFonts w:ascii="CMU Sans Serif" w:hAnsi="CMU Sans Serif" w:cs="CMU Sans Serif"/>
         </w:rPr>
-        <w:commentReference w:id="124"/>
-      </w:r>
-      <w:commentRangeEnd w:id="125"/>
+        <w:commentReference w:id="147"/>
+      </w:r>
+      <w:commentRangeEnd w:id="148"/>
       <w:r>
         <w:rPr>
           <w:rStyle w:val="CommentReference"/>
           <w:rFonts w:ascii="CMU Sans Serif" w:hAnsi="CMU Sans Serif" w:cs="CMU Sans Serif"/>
         </w:rPr>
-        <w:commentReference w:id="125"/>
-      </w:r>
-      <w:commentRangeEnd w:id="126"/>
+        <w:commentReference w:id="148"/>
+      </w:r>
+      <w:commentRangeEnd w:id="149"/>
       <w:r>
         <w:rPr>
           <w:rStyle w:val="CommentReference"/>
           <w:rFonts w:ascii="CMU Sans Serif" w:hAnsi="CMU Sans Serif" w:cs="CMU Sans Serif"/>
         </w:rPr>
-        <w:commentReference w:id="126"/>
+        <w:commentReference w:id="149"/>
       </w:r>
     </w:p>
     <w:p>
@@ -4767,8 +4971,8 @@
           <w:color w:val="auto"/>
         </w:rPr>
       </w:pPr>
-      <w:bookmarkStart w:id="127" w:name="_Toc215736437"/>
-      <w:bookmarkStart w:id="128" w:name="_Toc219130662"/>
+      <w:bookmarkStart w:id="150" w:name="_Toc215736437"/>
+      <w:bookmarkStart w:id="151" w:name="_Toc219130662"/>
       <w:r>
         <w:rPr>
           <w:rFonts w:ascii="CMU Sans Serif" w:hAnsi="CMU Sans Serif" w:cs="CMU Sans Serif"/>
@@ -4790,8 +4994,8 @@
         </w:rPr>
         <w:t>Next Steps</w:t>
       </w:r>
-      <w:bookmarkEnd w:id="127"/>
-      <w:bookmarkEnd w:id="128"/>
+      <w:bookmarkEnd w:id="150"/>
+      <w:bookmarkEnd w:id="151"/>
     </w:p>
     <w:p>
       <w:pPr>
@@ -5029,8 +5233,8 @@
         </w:rPr>
         <w:t xml:space="preserve"> and indeed qualitative analysis </w:t>
       </w:r>
-      <w:commentRangeStart w:id="129"/>
-      <w:commentRangeStart w:id="130"/>
+      <w:commentRangeStart w:id="152"/>
+      <w:commentRangeStart w:id="153"/>
       <w:r>
         <w:rPr>
           <w:rStyle w:val="Strong"/>
@@ -5042,21 +5246,21 @@
         </w:rPr>
         <w:t>such</w:t>
       </w:r>
-      <w:commentRangeEnd w:id="129"/>
+      <w:commentRangeEnd w:id="152"/>
       <w:r>
         <w:rPr>
           <w:rStyle w:val="CommentReference"/>
           <w:rFonts w:ascii="CMU Sans Serif" w:hAnsi="CMU Sans Serif" w:cs="CMU Sans Serif"/>
         </w:rPr>
-        <w:commentReference w:id="129"/>
-      </w:r>
-      <w:commentRangeEnd w:id="130"/>
+        <w:commentReference w:id="152"/>
+      </w:r>
+      <w:commentRangeEnd w:id="153"/>
       <w:r>
         <w:rPr>
           <w:rStyle w:val="CommentReference"/>
           <w:rFonts w:ascii="CMU Sans Serif" w:hAnsi="CMU Sans Serif" w:cs="CMU Sans Serif"/>
         </w:rPr>
-        <w:commentReference w:id="130"/>
+        <w:commentReference w:id="153"/>
       </w:r>
       <w:r>
         <w:rPr>
@@ -5722,9 +5926,9 @@
           <w:color w:val="000000" w:themeColor="text1"/>
         </w:rPr>
       </w:pPr>
-      <w:bookmarkStart w:id="131" w:name="_Toc216632807"/>
-      <w:bookmarkStart w:id="132" w:name="_Toc219130663"/>
-      <w:bookmarkStart w:id="133" w:name="_Toc215736438"/>
+      <w:bookmarkStart w:id="154" w:name="_Toc216632807"/>
+      <w:bookmarkStart w:id="155" w:name="_Toc219130663"/>
+      <w:bookmarkStart w:id="156" w:name="_Toc215736438"/>
       <w:r>
         <w:rPr>
           <w:rStyle w:val="Strong"/>
@@ -5745,7 +5949,7 @@
         </w:rPr>
         <w:t>Introduction to TMA 2</w:t>
       </w:r>
-      <w:bookmarkEnd w:id="131"/>
+      <w:bookmarkEnd w:id="154"/>
       <w:r>
         <w:rPr>
           <w:rStyle w:val="Strong"/>
@@ -5756,7 +5960,7 @@
         </w:rPr>
         <w:t xml:space="preserve"> – Literature Review</w:t>
       </w:r>
-      <w:bookmarkEnd w:id="132"/>
+      <w:bookmarkEnd w:id="155"/>
     </w:p>
     <w:p>
       <w:pPr>
@@ -5891,8 +6095,8 @@
           <w:color w:val="000000" w:themeColor="text1"/>
         </w:rPr>
       </w:pPr>
-      <w:bookmarkStart w:id="134" w:name="_Toc216632808"/>
-      <w:bookmarkStart w:id="135" w:name="_Toc219130664"/>
+      <w:bookmarkStart w:id="157" w:name="_Toc216632808"/>
+      <w:bookmarkStart w:id="158" w:name="_Toc219130664"/>
       <w:r>
         <w:rPr>
           <w:rStyle w:val="Strong"/>
@@ -5913,8 +6117,8 @@
         </w:rPr>
         <w:t>Mapping subtopics that are relevant</w:t>
       </w:r>
-      <w:bookmarkEnd w:id="134"/>
-      <w:bookmarkEnd w:id="135"/>
+      <w:bookmarkEnd w:id="157"/>
+      <w:bookmarkEnd w:id="158"/>
     </w:p>
     <w:p>
       <w:pPr>
@@ -6221,7 +6425,7 @@
         </w:rPr>
         <w:t>Mind Map of Relevant Literature Subtopics</w:t>
       </w:r>
-      <w:ins w:id="136" w:author="Alfred Anate Bodurin Mayaki" w:date="2026-01-12T16:58:00Z" w16du:dateUtc="2026-01-12T16:58:00Z">
+      <w:ins w:id="159" w:author="Alfred Anate Bodurin Mayaki" w:date="2026-01-12T16:58:00Z" w16du:dateUtc="2026-01-12T16:58:00Z">
         <w:r>
           <w:rPr>
             <w:rFonts w:ascii="CMU Sans Serif" w:hAnsi="CMU Sans Serif" w:cs="CMU Sans Serif"/>
@@ -6235,11 +6439,16 @@
     </w:p>
     <w:p>
       <w:pPr>
-        <w:jc w:val="center"/>
-        <w:rPr>
-          <w:rFonts w:ascii="CMU Sans Serif" w:hAnsi="CMU Sans Serif" w:cs="CMU Sans Serif"/>
-          <w:color w:val="000000" w:themeColor="text1"/>
-        </w:rPr>
+        <w:jc w:val="both"/>
+        <w:rPr>
+          <w:rFonts w:ascii="CMU Sans Serif" w:hAnsi="CMU Sans Serif" w:cs="CMU Sans Serif"/>
+          <w:color w:val="000000" w:themeColor="text1"/>
+        </w:rPr>
+        <w:pPrChange w:id="160" w:author="Alfred Anate Bodurin Mayaki" w:date="2026-01-27T10:58:00Z" w16du:dateUtc="2026-01-27T10:58:00Z">
+          <w:pPr>
+            <w:jc w:val="center"/>
+          </w:pPr>
+        </w:pPrChange>
       </w:pPr>
       <w:r>
         <w:rPr>
@@ -6296,6 +6505,7 @@
         <w:contextualSpacing/>
         <w:jc w:val="both"/>
         <w:rPr>
+          <w:ins w:id="161" w:author="Alfred Anate Bodurin Mayaki" w:date="2026-01-27T10:57:00Z" w16du:dateUtc="2026-01-27T10:57:00Z"/>
           <w:rStyle w:val="Strong"/>
           <w:rFonts w:ascii="CMU Sans Serif" w:hAnsi="CMU Sans Serif" w:cs="CMU Sans Serif"/>
           <w:b w:val="0"/>
@@ -6303,9 +6513,357 @@
           <w:color w:val="000000" w:themeColor="text1"/>
         </w:rPr>
       </w:pPr>
-      <w:bookmarkStart w:id="137" w:name="_Toc216632809"/>
-      <w:bookmarkStart w:id="138" w:name="_Toc219130665"/>
-      <w:r>
+      <w:bookmarkStart w:id="162" w:name="_Toc216632809"/>
+      <w:bookmarkStart w:id="163" w:name="_Toc219130665"/>
+      <w:ins w:id="164" w:author="Alfred Anate Bodurin Mayaki" w:date="2026-01-27T10:57:00Z" w16du:dateUtc="2026-01-27T10:57:00Z">
+        <w:r>
+          <w:rPr>
+            <w:rStyle w:val="Strong"/>
+            <w:rFonts w:ascii="CMU Sans Serif" w:hAnsi="CMU Sans Serif" w:cs="CMU Sans Serif"/>
+            <w:b w:val="0"/>
+            <w:bCs w:val="0"/>
+            <w:color w:val="000000" w:themeColor="text1"/>
+          </w:rPr>
+          <w:lastRenderedPageBreak/>
+          <w:t>7.1 Conducting Gap Analysis</w:t>
+        </w:r>
+      </w:ins>
+      <w:ins w:id="165" w:author="Alfred Anate Bodurin Mayaki" w:date="2026-01-27T11:07:00Z" w16du:dateUtc="2026-01-27T11:07:00Z">
+        <w:r>
+          <w:rPr>
+            <w:rStyle w:val="Strong"/>
+            <w:rFonts w:ascii="CMU Sans Serif" w:hAnsi="CMU Sans Serif" w:cs="CMU Sans Serif"/>
+            <w:b w:val="0"/>
+            <w:bCs w:val="0"/>
+            <w:color w:val="000000" w:themeColor="text1"/>
+          </w:rPr>
+          <w:t xml:space="preserve"> – AI in </w:t>
+        </w:r>
+        <w:r>
+          <w:rPr>
+            <w:rStyle w:val="Strong"/>
+            <w:rFonts w:ascii="CMU Sans Serif" w:hAnsi="CMU Sans Serif" w:cs="CMU Sans Serif"/>
+            <w:b w:val="0"/>
+            <w:bCs w:val="0"/>
+            <w:color w:val="000000" w:themeColor="text1"/>
+          </w:rPr>
+          <w:t>and Neurodivergence</w:t>
+        </w:r>
+      </w:ins>
+    </w:p>
+    <w:p>
+      <w:pPr>
+        <w:jc w:val="both"/>
+        <w:rPr>
+          <w:ins w:id="166" w:author="Alfred Anate Bodurin Mayaki" w:date="2026-01-27T10:57:00Z" w16du:dateUtc="2026-01-27T10:57:00Z"/>
+          <w:rFonts w:ascii="CMU Sans Serif" w:hAnsi="CMU Sans Serif" w:cs="CMU Sans Serif"/>
+          <w:sz w:val="20"/>
+          <w:szCs w:val="20"/>
+          <w:rPrChange w:id="167" w:author="Alfred Anate Bodurin Mayaki" w:date="2026-01-27T10:57:00Z" w16du:dateUtc="2026-01-27T10:57:00Z">
+            <w:rPr>
+              <w:ins w:id="168" w:author="Alfred Anate Bodurin Mayaki" w:date="2026-01-27T10:57:00Z" w16du:dateUtc="2026-01-27T10:57:00Z"/>
+              <w:rStyle w:val="Strong"/>
+              <w:rFonts w:ascii="CMU Sans Serif" w:hAnsi="CMU Sans Serif" w:cs="CMU Sans Serif"/>
+              <w:b w:val="0"/>
+              <w:bCs w:val="0"/>
+              <w:color w:val="000000" w:themeColor="text1"/>
+            </w:rPr>
+          </w:rPrChange>
+        </w:rPr>
+        <w:pPrChange w:id="169" w:author="Alfred Anate Bodurin Mayaki" w:date="2026-01-27T10:58:00Z" w16du:dateUtc="2026-01-27T10:58:00Z">
+          <w:pPr>
+            <w:pStyle w:val="Heading2"/>
+            <w:contextualSpacing/>
+            <w:jc w:val="both"/>
+          </w:pPr>
+        </w:pPrChange>
+      </w:pPr>
+      <w:ins w:id="170" w:author="Alfred Anate Bodurin Mayaki" w:date="2026-01-27T10:57:00Z" w16du:dateUtc="2026-01-27T10:57:00Z">
+        <w:r>
+          <w:rPr>
+            <w:rFonts w:ascii="CMU Sans Serif" w:hAnsi="CMU Sans Serif" w:cs="CMU Sans Serif"/>
+            <w:sz w:val="20"/>
+            <w:szCs w:val="20"/>
+          </w:rPr>
+          <w:t>One of the perceived gaps in the literature is the more recent foc</w:t>
+        </w:r>
+      </w:ins>
+      <w:ins w:id="171" w:author="Alfred Anate Bodurin Mayaki" w:date="2026-01-27T10:58:00Z" w16du:dateUtc="2026-01-27T10:58:00Z">
+        <w:r>
+          <w:rPr>
+            <w:rFonts w:ascii="CMU Sans Serif" w:hAnsi="CMU Sans Serif" w:cs="CMU Sans Serif"/>
+            <w:sz w:val="20"/>
+            <w:szCs w:val="20"/>
+          </w:rPr>
+          <w:t xml:space="preserve">us on artificial intelligence and employment opportunities for </w:t>
+        </w:r>
+      </w:ins>
+      <w:ins w:id="172" w:author="Alfred Anate Bodurin Mayaki" w:date="2026-01-27T10:59:00Z" w16du:dateUtc="2026-01-27T10:59:00Z">
+        <w:r>
+          <w:rPr>
+            <w:rFonts w:ascii="CMU Sans Serif" w:hAnsi="CMU Sans Serif" w:cs="CMU Sans Serif"/>
+            <w:sz w:val="20"/>
+            <w:szCs w:val="20"/>
+          </w:rPr>
+          <w:t>neurodivergent</w:t>
+        </w:r>
+      </w:ins>
+      <w:ins w:id="173" w:author="Alfred Anate Bodurin Mayaki" w:date="2026-01-27T10:58:00Z" w16du:dateUtc="2026-01-27T10:58:00Z">
+        <w:r>
+          <w:rPr>
+            <w:rFonts w:ascii="CMU Sans Serif" w:hAnsi="CMU Sans Serif" w:cs="CMU Sans Serif"/>
+            <w:sz w:val="20"/>
+            <w:szCs w:val="20"/>
+          </w:rPr>
+          <w:t xml:space="preserve"> appli</w:t>
+        </w:r>
+      </w:ins>
+      <w:ins w:id="174" w:author="Alfred Anate Bodurin Mayaki" w:date="2026-01-27T10:59:00Z" w16du:dateUtc="2026-01-27T10:59:00Z">
+        <w:r>
+          <w:rPr>
+            <w:rFonts w:ascii="CMU Sans Serif" w:hAnsi="CMU Sans Serif" w:cs="CMU Sans Serif"/>
+            <w:sz w:val="20"/>
+            <w:szCs w:val="20"/>
+          </w:rPr>
+          <w:t>cants (</w:t>
+        </w:r>
+      </w:ins>
+      <w:ins w:id="175" w:author="Alfred Anate Bodurin Mayaki" w:date="2026-01-27T11:19:00Z" w16du:dateUtc="2026-01-27T11:19:00Z">
+        <w:r>
+          <w:rPr>
+            <w:rFonts w:ascii="CMU Sans Serif" w:hAnsi="CMU Sans Serif" w:cs="CMU Sans Serif"/>
+            <w:sz w:val="20"/>
+            <w:szCs w:val="20"/>
+          </w:rPr>
+          <w:t xml:space="preserve">Mirowska and </w:t>
+        </w:r>
+        <w:proofErr w:type="spellStart"/>
+        <w:r>
+          <w:rPr>
+            <w:rFonts w:ascii="CMU Sans Serif" w:hAnsi="CMU Sans Serif" w:cs="CMU Sans Serif"/>
+            <w:sz w:val="20"/>
+            <w:szCs w:val="20"/>
+          </w:rPr>
+          <w:t>Arsenyan</w:t>
+        </w:r>
+        <w:proofErr w:type="spellEnd"/>
+        <w:r>
+          <w:rPr>
+            <w:rFonts w:ascii="CMU Sans Serif" w:hAnsi="CMU Sans Serif" w:cs="CMU Sans Serif"/>
+            <w:sz w:val="20"/>
+            <w:szCs w:val="20"/>
+          </w:rPr>
+          <w:t xml:space="preserve">, 2025; </w:t>
+        </w:r>
+      </w:ins>
+      <w:ins w:id="176" w:author="Alfred Anate Bodurin Mayaki" w:date="2026-01-27T10:59:00Z" w16du:dateUtc="2026-01-27T10:59:00Z">
+        <w:r>
+          <w:rPr>
+            <w:rFonts w:ascii="CMU Sans Serif" w:hAnsi="CMU Sans Serif" w:cs="CMU Sans Serif"/>
+            <w:sz w:val="20"/>
+            <w:szCs w:val="20"/>
+          </w:rPr>
+          <w:t xml:space="preserve">Smith </w:t>
+        </w:r>
+        <w:r>
+          <w:rPr>
+            <w:rFonts w:ascii="CMU Sans Serif" w:hAnsi="CMU Sans Serif" w:cs="CMU Sans Serif"/>
+            <w:i/>
+            <w:iCs/>
+            <w:sz w:val="20"/>
+            <w:szCs w:val="20"/>
+            <w:rPrChange w:id="177" w:author="Alfred Anate Bodurin Mayaki" w:date="2026-01-27T11:00:00Z" w16du:dateUtc="2026-01-27T11:00:00Z">
+              <w:rPr>
+                <w:rFonts w:ascii="CMU Sans Serif" w:hAnsi="CMU Sans Serif" w:cs="CMU Sans Serif"/>
+                <w:sz w:val="20"/>
+                <w:szCs w:val="20"/>
+              </w:rPr>
+            </w:rPrChange>
+          </w:rPr>
+          <w:t>et. al.</w:t>
+        </w:r>
+        <w:r>
+          <w:rPr>
+            <w:rFonts w:ascii="CMU Sans Serif" w:hAnsi="CMU Sans Serif" w:cs="CMU Sans Serif"/>
+            <w:sz w:val="20"/>
+            <w:szCs w:val="20"/>
+          </w:rPr>
+          <w:t>, 2025)</w:t>
+        </w:r>
+      </w:ins>
+      <w:ins w:id="178" w:author="Alfred Anate Bodurin Mayaki" w:date="2026-01-27T11:00:00Z" w16du:dateUtc="2026-01-27T11:00:00Z">
+        <w:r>
+          <w:rPr>
+            <w:rFonts w:ascii="CMU Sans Serif" w:hAnsi="CMU Sans Serif" w:cs="CMU Sans Serif"/>
+            <w:sz w:val="20"/>
+            <w:szCs w:val="20"/>
+          </w:rPr>
+          <w:t xml:space="preserve">. Artificial intelligence or “AI” has the potential to promote </w:t>
+        </w:r>
+      </w:ins>
+      <w:ins w:id="179" w:author="Alfred Anate Bodurin Mayaki" w:date="2026-01-27T11:04:00Z" w16du:dateUtc="2026-01-27T11:04:00Z">
+        <w:r>
+          <w:rPr>
+            <w:rFonts w:ascii="CMU Sans Serif" w:hAnsi="CMU Sans Serif" w:cs="CMU Sans Serif"/>
+            <w:sz w:val="20"/>
+            <w:szCs w:val="20"/>
+          </w:rPr>
+          <w:t xml:space="preserve">various types of diversity, avoid </w:t>
+        </w:r>
+      </w:ins>
+      <w:ins w:id="180" w:author="Alfred Anate Bodurin Mayaki" w:date="2026-01-27T11:19:00Z" w16du:dateUtc="2026-01-27T11:19:00Z">
+        <w:r>
+          <w:rPr>
+            <w:rFonts w:ascii="CMU Sans Serif" w:hAnsi="CMU Sans Serif" w:cs="CMU Sans Serif"/>
+            <w:sz w:val="20"/>
+            <w:szCs w:val="20"/>
+          </w:rPr>
+          <w:t xml:space="preserve">overexposure to </w:t>
+        </w:r>
+      </w:ins>
+      <w:ins w:id="181" w:author="Alfred Anate Bodurin Mayaki" w:date="2026-01-27T11:04:00Z" w16du:dateUtc="2026-01-27T11:04:00Z">
+        <w:r>
+          <w:rPr>
+            <w:rFonts w:ascii="CMU Sans Serif" w:hAnsi="CMU Sans Serif" w:cs="CMU Sans Serif"/>
+            <w:sz w:val="20"/>
+            <w:szCs w:val="20"/>
+          </w:rPr>
+          <w:t>unconscious biases, and</w:t>
+        </w:r>
+      </w:ins>
+      <w:ins w:id="182" w:author="Alfred Anate Bodurin Mayaki" w:date="2026-01-27T11:05:00Z" w16du:dateUtc="2026-01-27T11:05:00Z">
+        <w:r>
+          <w:rPr>
+            <w:rFonts w:ascii="CMU Sans Serif" w:hAnsi="CMU Sans Serif" w:cs="CMU Sans Serif"/>
+            <w:sz w:val="20"/>
+            <w:szCs w:val="20"/>
+          </w:rPr>
+          <w:t xml:space="preserve"> to help</w:t>
+        </w:r>
+      </w:ins>
+      <w:ins w:id="183" w:author="Alfred Anate Bodurin Mayaki" w:date="2026-01-27T11:00:00Z" w16du:dateUtc="2026-01-27T11:00:00Z">
+        <w:r>
+          <w:rPr>
+            <w:rFonts w:ascii="CMU Sans Serif" w:hAnsi="CMU Sans Serif" w:cs="CMU Sans Serif"/>
+            <w:sz w:val="20"/>
+            <w:szCs w:val="20"/>
+          </w:rPr>
+          <w:t xml:space="preserve"> design</w:t>
+        </w:r>
+      </w:ins>
+      <w:ins w:id="184" w:author="Alfred Anate Bodurin Mayaki" w:date="2026-01-27T11:05:00Z" w16du:dateUtc="2026-01-27T11:05:00Z">
+        <w:r>
+          <w:rPr>
+            <w:rFonts w:ascii="CMU Sans Serif" w:hAnsi="CMU Sans Serif" w:cs="CMU Sans Serif"/>
+            <w:sz w:val="20"/>
+            <w:szCs w:val="20"/>
+          </w:rPr>
+          <w:t xml:space="preserve"> more comprehensive</w:t>
+        </w:r>
+      </w:ins>
+      <w:ins w:id="185" w:author="Alfred Anate Bodurin Mayaki" w:date="2026-01-27T11:00:00Z" w16du:dateUtc="2026-01-27T11:00:00Z">
+        <w:r>
+          <w:rPr>
+            <w:rFonts w:ascii="CMU Sans Serif" w:hAnsi="CMU Sans Serif" w:cs="CMU Sans Serif"/>
+            <w:sz w:val="20"/>
+            <w:szCs w:val="20"/>
+          </w:rPr>
+          <w:t xml:space="preserve"> signalling</w:t>
+        </w:r>
+      </w:ins>
+      <w:ins w:id="186" w:author="Alfred Anate Bodurin Mayaki" w:date="2026-01-27T11:01:00Z" w16du:dateUtc="2026-01-27T11:01:00Z">
+        <w:r>
+          <w:rPr>
+            <w:rFonts w:ascii="CMU Sans Serif" w:hAnsi="CMU Sans Serif" w:cs="CMU Sans Serif"/>
+            <w:sz w:val="20"/>
+            <w:szCs w:val="20"/>
+          </w:rPr>
+          <w:t xml:space="preserve"> approaches to </w:t>
+        </w:r>
+      </w:ins>
+      <w:ins w:id="187" w:author="Alfred Anate Bodurin Mayaki" w:date="2026-01-27T11:05:00Z" w16du:dateUtc="2026-01-27T11:05:00Z">
+        <w:r>
+          <w:rPr>
+            <w:rFonts w:ascii="CMU Sans Serif" w:hAnsi="CMU Sans Serif" w:cs="CMU Sans Serif"/>
+            <w:sz w:val="20"/>
+            <w:szCs w:val="20"/>
+          </w:rPr>
+          <w:t xml:space="preserve">talent attraction, </w:t>
+        </w:r>
+      </w:ins>
+      <w:ins w:id="188" w:author="Alfred Anate Bodurin Mayaki" w:date="2026-01-27T11:01:00Z" w16du:dateUtc="2026-01-27T11:01:00Z">
+        <w:r>
+          <w:rPr>
+            <w:rFonts w:ascii="CMU Sans Serif" w:hAnsi="CMU Sans Serif" w:cs="CMU Sans Serif"/>
+            <w:sz w:val="20"/>
+            <w:szCs w:val="20"/>
+          </w:rPr>
+          <w:t>recruitment and</w:t>
+        </w:r>
+      </w:ins>
+      <w:ins w:id="189" w:author="Alfred Anate Bodurin Mayaki" w:date="2026-01-27T11:06:00Z" w16du:dateUtc="2026-01-27T11:06:00Z">
+        <w:r>
+          <w:rPr>
+            <w:rFonts w:ascii="CMU Sans Serif" w:hAnsi="CMU Sans Serif" w:cs="CMU Sans Serif"/>
+            <w:sz w:val="20"/>
+            <w:szCs w:val="20"/>
+          </w:rPr>
+          <w:t xml:space="preserve"> an organisational focus on </w:t>
+        </w:r>
+      </w:ins>
+      <w:ins w:id="190" w:author="Alfred Anate Bodurin Mayaki" w:date="2026-01-27T11:07:00Z" w16du:dateUtc="2026-01-27T11:07:00Z">
+        <w:r>
+          <w:rPr>
+            <w:rFonts w:ascii="CMU Sans Serif" w:hAnsi="CMU Sans Serif" w:cs="CMU Sans Serif"/>
+            <w:i/>
+            <w:iCs/>
+            <w:sz w:val="20"/>
+            <w:szCs w:val="20"/>
+            <w:rPrChange w:id="191" w:author="Alfred Anate Bodurin Mayaki" w:date="2026-01-27T11:07:00Z" w16du:dateUtc="2026-01-27T11:07:00Z">
+              <w:rPr>
+                <w:rFonts w:ascii="CMU Sans Serif" w:hAnsi="CMU Sans Serif" w:cs="CMU Sans Serif"/>
+                <w:sz w:val="20"/>
+                <w:szCs w:val="20"/>
+              </w:rPr>
+            </w:rPrChange>
+          </w:rPr>
+          <w:t>cultural</w:t>
+        </w:r>
+        <w:r>
+          <w:rPr>
+            <w:rFonts w:ascii="CMU Sans Serif" w:hAnsi="CMU Sans Serif" w:cs="CMU Sans Serif"/>
+            <w:sz w:val="20"/>
+            <w:szCs w:val="20"/>
+          </w:rPr>
+          <w:t xml:space="preserve"> </w:t>
+        </w:r>
+      </w:ins>
+      <w:ins w:id="192" w:author="Alfred Anate Bodurin Mayaki" w:date="2026-01-27T11:06:00Z" w16du:dateUtc="2026-01-27T11:06:00Z">
+        <w:r>
+          <w:rPr>
+            <w:rFonts w:ascii="CMU Sans Serif" w:hAnsi="CMU Sans Serif" w:cs="CMU Sans Serif"/>
+            <w:sz w:val="20"/>
+            <w:szCs w:val="20"/>
+          </w:rPr>
+          <w:t>diversity more generally</w:t>
+        </w:r>
+      </w:ins>
+      <w:ins w:id="193" w:author="Alfred Anate Bodurin Mayaki" w:date="2026-01-27T11:01:00Z" w16du:dateUtc="2026-01-27T11:01:00Z">
+        <w:r>
+          <w:rPr>
+            <w:rFonts w:ascii="CMU Sans Serif" w:hAnsi="CMU Sans Serif" w:cs="CMU Sans Serif"/>
+            <w:sz w:val="20"/>
+            <w:szCs w:val="20"/>
+          </w:rPr>
+          <w:t>.</w:t>
+        </w:r>
+      </w:ins>
+    </w:p>
+    <w:p>
+      <w:pPr>
+        <w:pStyle w:val="Heading2"/>
+        <w:contextualSpacing/>
+        <w:jc w:val="both"/>
         <w:rPr>
           <w:rStyle w:val="Strong"/>
           <w:rFonts w:ascii="CMU Sans Serif" w:hAnsi="CMU Sans Serif" w:cs="CMU Sans Serif"/>
@@ -6313,9 +6871,7 @@
           <w:bCs w:val="0"/>
           <w:color w:val="000000" w:themeColor="text1"/>
         </w:rPr>
-        <w:lastRenderedPageBreak/>
-        <w:t xml:space="preserve">8 </w:t>
-      </w:r>
+      </w:pPr>
       <w:r>
         <w:rPr>
           <w:rStyle w:val="Strong"/>
@@ -6324,10 +6880,20 @@
           <w:bCs w:val="0"/>
           <w:color w:val="000000" w:themeColor="text1"/>
         </w:rPr>
+        <w:t xml:space="preserve">8 </w:t>
+      </w:r>
+      <w:r>
+        <w:rPr>
+          <w:rStyle w:val="Strong"/>
+          <w:rFonts w:ascii="CMU Sans Serif" w:hAnsi="CMU Sans Serif" w:cs="CMU Sans Serif"/>
+          <w:b w:val="0"/>
+          <w:bCs w:val="0"/>
+          <w:color w:val="000000" w:themeColor="text1"/>
+        </w:rPr>
         <w:t>Explicating my Literature Review 1</w:t>
       </w:r>
-      <w:bookmarkEnd w:id="137"/>
-      <w:bookmarkEnd w:id="138"/>
+      <w:bookmarkEnd w:id="162"/>
+      <w:bookmarkEnd w:id="163"/>
     </w:p>
     <w:p>
       <w:pPr>
@@ -6798,13 +7364,23 @@
         </w:numPr>
         <w:jc w:val="both"/>
         <w:rPr>
-          <w:del w:id="139" w:author="Alfred Anate Bodurin Mayaki" w:date="2026-01-12T17:01:00Z" w16du:dateUtc="2026-01-12T17:01:00Z"/>
+          <w:del w:id="194" w:author="Alfred Anate Bodurin Mayaki" w:date="2026-01-12T17:01:00Z" w16du:dateUtc="2026-01-12T17:01:00Z"/>
           <w:rFonts w:ascii="CMU Sans Serif" w:hAnsi="CMU Sans Serif" w:cs="CMU Sans Serif"/>
           <w:color w:val="000000" w:themeColor="text1"/>
           <w:u w:val="single"/>
         </w:rPr>
-      </w:pPr>
-      <w:del w:id="140" w:author="Alfred Anate Bodurin Mayaki" w:date="2026-01-12T17:01:00Z" w16du:dateUtc="2026-01-12T17:01:00Z">
+        <w:pPrChange w:id="195" w:author="Alfred Anate Bodurin Mayaki" w:date="2026-01-27T10:58:00Z" w16du:dateUtc="2026-01-27T10:58:00Z">
+          <w:pPr>
+            <w:pStyle w:val="ListParagraph"/>
+            <w:numPr>
+              <w:numId w:val="5"/>
+            </w:numPr>
+            <w:ind w:hanging="360"/>
+            <w:jc w:val="both"/>
+          </w:pPr>
+        </w:pPrChange>
+      </w:pPr>
+      <w:del w:id="196" w:author="Alfred Anate Bodurin Mayaki" w:date="2026-01-12T17:01:00Z" w16du:dateUtc="2026-01-12T17:01:00Z">
         <w:r>
           <w:rPr>
             <w:rFonts w:ascii="CMU Sans Serif" w:hAnsi="CMU Sans Serif" w:cs="CMU Sans Serif"/>
@@ -6829,7 +7405,7 @@
       <w:tr>
         <w:trPr>
           <w:cnfStyle w:val="100000000000" w:firstRow="1" w:lastRow="0" w:firstColumn="0" w:lastColumn="0" w:oddVBand="0" w:evenVBand="0" w:oddHBand="0" w:evenHBand="0" w:firstRowFirstColumn="0" w:firstRowLastColumn="0" w:lastRowFirstColumn="0" w:lastRowLastColumn="0"/>
-          <w:del w:id="141" w:author="Alfred Anate Bodurin Mayaki" w:date="2026-01-12T17:01:00Z"/>
+          <w:del w:id="197" w:author="Alfred Anate Bodurin Mayaki" w:date="2026-01-12T17:01:00Z"/>
         </w:trPr>
         <w:tc>
           <w:tcPr>
@@ -6840,7 +7416,7 @@
             <w:pPr>
               <w:jc w:val="both"/>
               <w:rPr>
-                <w:del w:id="142" w:author="Alfred Anate Bodurin Mayaki" w:date="2026-01-12T17:01:00Z" w16du:dateUtc="2026-01-12T17:01:00Z"/>
+                <w:del w:id="198" w:author="Alfred Anate Bodurin Mayaki" w:date="2026-01-12T17:01:00Z" w16du:dateUtc="2026-01-12T17:01:00Z"/>
                 <w:rFonts w:ascii="CMU Sans Serif" w:hAnsi="CMU Sans Serif" w:cs="CMU Sans Serif"/>
                 <w:b w:val="0"/>
                 <w:bCs w:val="0"/>
@@ -6848,8 +7424,13 @@
                 <w:sz w:val="20"/>
                 <w:szCs w:val="20"/>
               </w:rPr>
+              <w:pPrChange w:id="199" w:author="Alfred Anate Bodurin Mayaki" w:date="2026-01-27T10:58:00Z" w16du:dateUtc="2026-01-27T10:58:00Z">
+                <w:pPr>
+                  <w:jc w:val="both"/>
+                </w:pPr>
+              </w:pPrChange>
             </w:pPr>
-            <w:del w:id="143" w:author="Alfred Anate Bodurin Mayaki" w:date="2026-01-12T17:01:00Z" w16du:dateUtc="2026-01-12T17:01:00Z">
+            <w:del w:id="200" w:author="Alfred Anate Bodurin Mayaki" w:date="2026-01-12T17:01:00Z" w16du:dateUtc="2026-01-12T17:01:00Z">
               <w:r>
                 <w:rPr>
                   <w:rFonts w:ascii="CMU Sans Serif" w:hAnsi="CMU Sans Serif" w:cs="CMU Sans Serif"/>
@@ -6871,7 +7452,7 @@
               <w:jc w:val="both"/>
               <w:cnfStyle w:val="100000000000" w:firstRow="1" w:lastRow="0" w:firstColumn="0" w:lastColumn="0" w:oddVBand="0" w:evenVBand="0" w:oddHBand="0" w:evenHBand="0" w:firstRowFirstColumn="0" w:firstRowLastColumn="0" w:lastRowFirstColumn="0" w:lastRowLastColumn="0"/>
               <w:rPr>
-                <w:del w:id="144" w:author="Alfred Anate Bodurin Mayaki" w:date="2026-01-12T17:01:00Z" w16du:dateUtc="2026-01-12T17:01:00Z"/>
+                <w:del w:id="201" w:author="Alfred Anate Bodurin Mayaki" w:date="2026-01-12T17:01:00Z" w16du:dateUtc="2026-01-12T17:01:00Z"/>
                 <w:rFonts w:ascii="CMU Sans Serif" w:hAnsi="CMU Sans Serif" w:cs="CMU Sans Serif"/>
                 <w:b w:val="0"/>
                 <w:bCs w:val="0"/>
@@ -6879,8 +7460,14 @@
                 <w:sz w:val="20"/>
                 <w:szCs w:val="20"/>
               </w:rPr>
+              <w:pPrChange w:id="202" w:author="Alfred Anate Bodurin Mayaki" w:date="2026-01-27T10:58:00Z" w16du:dateUtc="2026-01-27T10:58:00Z">
+                <w:pPr>
+                  <w:jc w:val="both"/>
+                  <w:cnfStyle w:val="100000000000" w:firstRow="1" w:lastRow="0" w:firstColumn="0" w:lastColumn="0" w:oddVBand="0" w:evenVBand="0" w:oddHBand="0" w:evenHBand="0" w:firstRowFirstColumn="0" w:firstRowLastColumn="0" w:lastRowFirstColumn="0" w:lastRowLastColumn="0"/>
+                </w:pPr>
+              </w:pPrChange>
             </w:pPr>
-            <w:del w:id="145" w:author="Alfred Anate Bodurin Mayaki" w:date="2026-01-12T17:01:00Z" w16du:dateUtc="2026-01-12T17:01:00Z">
+            <w:del w:id="203" w:author="Alfred Anate Bodurin Mayaki" w:date="2026-01-12T17:01:00Z" w16du:dateUtc="2026-01-12T17:01:00Z">
               <w:r>
                 <w:rPr>
                   <w:rFonts w:ascii="CMU Sans Serif" w:hAnsi="CMU Sans Serif" w:cs="CMU Sans Serif"/>
@@ -6902,7 +7489,7 @@
               <w:jc w:val="both"/>
               <w:cnfStyle w:val="100000000000" w:firstRow="1" w:lastRow="0" w:firstColumn="0" w:lastColumn="0" w:oddVBand="0" w:evenVBand="0" w:oddHBand="0" w:evenHBand="0" w:firstRowFirstColumn="0" w:firstRowLastColumn="0" w:lastRowFirstColumn="0" w:lastRowLastColumn="0"/>
               <w:rPr>
-                <w:del w:id="146" w:author="Alfred Anate Bodurin Mayaki" w:date="2026-01-12T17:01:00Z" w16du:dateUtc="2026-01-12T17:01:00Z"/>
+                <w:del w:id="204" w:author="Alfred Anate Bodurin Mayaki" w:date="2026-01-12T17:01:00Z" w16du:dateUtc="2026-01-12T17:01:00Z"/>
                 <w:rFonts w:ascii="CMU Sans Serif" w:hAnsi="CMU Sans Serif" w:cs="CMU Sans Serif"/>
                 <w:b w:val="0"/>
                 <w:bCs w:val="0"/>
@@ -6910,8 +7497,14 @@
                 <w:sz w:val="20"/>
                 <w:szCs w:val="20"/>
               </w:rPr>
+              <w:pPrChange w:id="205" w:author="Alfred Anate Bodurin Mayaki" w:date="2026-01-27T10:58:00Z" w16du:dateUtc="2026-01-27T10:58:00Z">
+                <w:pPr>
+                  <w:jc w:val="both"/>
+                  <w:cnfStyle w:val="100000000000" w:firstRow="1" w:lastRow="0" w:firstColumn="0" w:lastColumn="0" w:oddVBand="0" w:evenVBand="0" w:oddHBand="0" w:evenHBand="0" w:firstRowFirstColumn="0" w:firstRowLastColumn="0" w:lastRowFirstColumn="0" w:lastRowLastColumn="0"/>
+                </w:pPr>
+              </w:pPrChange>
             </w:pPr>
-            <w:del w:id="147" w:author="Alfred Anate Bodurin Mayaki" w:date="2026-01-12T17:01:00Z" w16du:dateUtc="2026-01-12T17:01:00Z">
+            <w:del w:id="206" w:author="Alfred Anate Bodurin Mayaki" w:date="2026-01-12T17:01:00Z" w16du:dateUtc="2026-01-12T17:01:00Z">
               <w:r>
                 <w:rPr>
                   <w:rFonts w:ascii="CMU Sans Serif" w:hAnsi="CMU Sans Serif" w:cs="CMU Sans Serif"/>
@@ -6928,7 +7521,7 @@
       <w:tr>
         <w:trPr>
           <w:cnfStyle w:val="000000100000" w:firstRow="0" w:lastRow="0" w:firstColumn="0" w:lastColumn="0" w:oddVBand="0" w:evenVBand="0" w:oddHBand="1" w:evenHBand="0" w:firstRowFirstColumn="0" w:firstRowLastColumn="0" w:lastRowFirstColumn="0" w:lastRowLastColumn="0"/>
-          <w:del w:id="148" w:author="Alfred Anate Bodurin Mayaki" w:date="2026-01-12T17:01:00Z"/>
+          <w:del w:id="207" w:author="Alfred Anate Bodurin Mayaki" w:date="2026-01-12T17:01:00Z"/>
         </w:trPr>
         <w:tc>
           <w:tcPr>
@@ -6939,14 +7532,19 @@
             <w:pPr>
               <w:jc w:val="both"/>
               <w:rPr>
-                <w:del w:id="149" w:author="Alfred Anate Bodurin Mayaki" w:date="2026-01-12T17:01:00Z" w16du:dateUtc="2026-01-12T17:01:00Z"/>
+                <w:del w:id="208" w:author="Alfred Anate Bodurin Mayaki" w:date="2026-01-12T17:01:00Z" w16du:dateUtc="2026-01-12T17:01:00Z"/>
                 <w:rFonts w:ascii="CMU Sans Serif" w:hAnsi="CMU Sans Serif" w:cs="CMU Sans Serif"/>
                 <w:color w:val="000000" w:themeColor="text1"/>
                 <w:sz w:val="20"/>
                 <w:szCs w:val="20"/>
               </w:rPr>
+              <w:pPrChange w:id="209" w:author="Alfred Anate Bodurin Mayaki" w:date="2026-01-27T10:58:00Z" w16du:dateUtc="2026-01-27T10:58:00Z">
+                <w:pPr>
+                  <w:jc w:val="both"/>
+                </w:pPr>
+              </w:pPrChange>
             </w:pPr>
-            <w:del w:id="150" w:author="Alfred Anate Bodurin Mayaki" w:date="2026-01-12T17:01:00Z" w16du:dateUtc="2026-01-12T17:01:00Z">
+            <w:del w:id="210" w:author="Alfred Anate Bodurin Mayaki" w:date="2026-01-12T17:01:00Z" w16du:dateUtc="2026-01-12T17:01:00Z">
               <w:r>
                 <w:rPr>
                   <w:rFonts w:ascii="CMU Sans Serif" w:hAnsi="CMU Sans Serif" w:cs="CMU Sans Serif"/>
@@ -6968,14 +7566,20 @@
               <w:jc w:val="both"/>
               <w:cnfStyle w:val="000000100000" w:firstRow="0" w:lastRow="0" w:firstColumn="0" w:lastColumn="0" w:oddVBand="0" w:evenVBand="0" w:oddHBand="1" w:evenHBand="0" w:firstRowFirstColumn="0" w:firstRowLastColumn="0" w:lastRowFirstColumn="0" w:lastRowLastColumn="0"/>
               <w:rPr>
-                <w:del w:id="151" w:author="Alfred Anate Bodurin Mayaki" w:date="2026-01-12T17:01:00Z" w16du:dateUtc="2026-01-12T17:01:00Z"/>
+                <w:del w:id="211" w:author="Alfred Anate Bodurin Mayaki" w:date="2026-01-12T17:01:00Z" w16du:dateUtc="2026-01-12T17:01:00Z"/>
                 <w:rFonts w:ascii="CMU Sans Serif" w:hAnsi="CMU Sans Serif" w:cs="CMU Sans Serif"/>
                 <w:color w:val="000000" w:themeColor="text1"/>
                 <w:sz w:val="20"/>
                 <w:szCs w:val="20"/>
               </w:rPr>
+              <w:pPrChange w:id="212" w:author="Alfred Anate Bodurin Mayaki" w:date="2026-01-27T10:58:00Z" w16du:dateUtc="2026-01-27T10:58:00Z">
+                <w:pPr>
+                  <w:jc w:val="both"/>
+                  <w:cnfStyle w:val="000000100000" w:firstRow="0" w:lastRow="0" w:firstColumn="0" w:lastColumn="0" w:oddVBand="0" w:evenVBand="0" w:oddHBand="1" w:evenHBand="0" w:firstRowFirstColumn="0" w:firstRowLastColumn="0" w:lastRowFirstColumn="0" w:lastRowLastColumn="0"/>
+                </w:pPr>
+              </w:pPrChange>
             </w:pPr>
-            <w:del w:id="152" w:author="Alfred Anate Bodurin Mayaki" w:date="2026-01-12T17:01:00Z" w16du:dateUtc="2026-01-12T17:01:00Z">
+            <w:del w:id="213" w:author="Alfred Anate Bodurin Mayaki" w:date="2026-01-12T17:01:00Z" w16du:dateUtc="2026-01-12T17:01:00Z">
               <w:r>
                 <w:rPr>
                   <w:rFonts w:ascii="CMU Sans Serif" w:hAnsi="CMU Sans Serif" w:cs="CMU Sans Serif"/>
@@ -6997,14 +7601,20 @@
               <w:jc w:val="both"/>
               <w:cnfStyle w:val="000000100000" w:firstRow="0" w:lastRow="0" w:firstColumn="0" w:lastColumn="0" w:oddVBand="0" w:evenVBand="0" w:oddHBand="1" w:evenHBand="0" w:firstRowFirstColumn="0" w:firstRowLastColumn="0" w:lastRowFirstColumn="0" w:lastRowLastColumn="0"/>
               <w:rPr>
-                <w:del w:id="153" w:author="Alfred Anate Bodurin Mayaki" w:date="2026-01-12T17:01:00Z" w16du:dateUtc="2026-01-12T17:01:00Z"/>
+                <w:del w:id="214" w:author="Alfred Anate Bodurin Mayaki" w:date="2026-01-12T17:01:00Z" w16du:dateUtc="2026-01-12T17:01:00Z"/>
                 <w:rFonts w:ascii="CMU Sans Serif" w:hAnsi="CMU Sans Serif" w:cs="CMU Sans Serif"/>
                 <w:color w:val="000000" w:themeColor="text1"/>
                 <w:sz w:val="20"/>
                 <w:szCs w:val="20"/>
               </w:rPr>
+              <w:pPrChange w:id="215" w:author="Alfred Anate Bodurin Mayaki" w:date="2026-01-27T10:58:00Z" w16du:dateUtc="2026-01-27T10:58:00Z">
+                <w:pPr>
+                  <w:jc w:val="both"/>
+                  <w:cnfStyle w:val="000000100000" w:firstRow="0" w:lastRow="0" w:firstColumn="0" w:lastColumn="0" w:oddVBand="0" w:evenVBand="0" w:oddHBand="1" w:evenHBand="0" w:firstRowFirstColumn="0" w:firstRowLastColumn="0" w:lastRowFirstColumn="0" w:lastRowLastColumn="0"/>
+                </w:pPr>
+              </w:pPrChange>
             </w:pPr>
-            <w:del w:id="154" w:author="Alfred Anate Bodurin Mayaki" w:date="2026-01-12T17:01:00Z" w16du:dateUtc="2026-01-12T17:01:00Z">
+            <w:del w:id="216" w:author="Alfred Anate Bodurin Mayaki" w:date="2026-01-12T17:01:00Z" w16du:dateUtc="2026-01-12T17:01:00Z">
               <w:r>
                 <w:rPr>
                   <w:rFonts w:ascii="CMU Sans Serif" w:hAnsi="CMU Sans Serif" w:cs="CMU Sans Serif"/>
@@ -7020,7 +7630,7 @@
       </w:tr>
       <w:tr>
         <w:trPr>
-          <w:del w:id="155" w:author="Alfred Anate Bodurin Mayaki" w:date="2026-01-12T17:01:00Z"/>
+          <w:del w:id="217" w:author="Alfred Anate Bodurin Mayaki" w:date="2026-01-12T17:01:00Z"/>
         </w:trPr>
         <w:tc>
           <w:tcPr>
@@ -7031,14 +7641,19 @@
             <w:pPr>
               <w:jc w:val="both"/>
               <w:rPr>
-                <w:del w:id="156" w:author="Alfred Anate Bodurin Mayaki" w:date="2026-01-12T17:01:00Z" w16du:dateUtc="2026-01-12T17:01:00Z"/>
+                <w:del w:id="218" w:author="Alfred Anate Bodurin Mayaki" w:date="2026-01-12T17:01:00Z" w16du:dateUtc="2026-01-12T17:01:00Z"/>
                 <w:rFonts w:ascii="CMU Sans Serif" w:hAnsi="CMU Sans Serif" w:cs="CMU Sans Serif"/>
                 <w:color w:val="000000" w:themeColor="text1"/>
                 <w:sz w:val="20"/>
                 <w:szCs w:val="20"/>
               </w:rPr>
+              <w:pPrChange w:id="219" w:author="Alfred Anate Bodurin Mayaki" w:date="2026-01-27T10:58:00Z" w16du:dateUtc="2026-01-27T10:58:00Z">
+                <w:pPr>
+                  <w:jc w:val="both"/>
+                </w:pPr>
+              </w:pPrChange>
             </w:pPr>
-            <w:del w:id="157" w:author="Alfred Anate Bodurin Mayaki" w:date="2026-01-12T17:01:00Z" w16du:dateUtc="2026-01-12T17:01:00Z">
+            <w:del w:id="220" w:author="Alfred Anate Bodurin Mayaki" w:date="2026-01-12T17:01:00Z" w16du:dateUtc="2026-01-12T17:01:00Z">
               <w:r>
                 <w:rPr>
                   <w:rFonts w:ascii="CMU Sans Serif" w:hAnsi="CMU Sans Serif" w:cs="CMU Sans Serif"/>
@@ -7060,14 +7675,20 @@
               <w:jc w:val="both"/>
               <w:cnfStyle w:val="000000000000" w:firstRow="0" w:lastRow="0" w:firstColumn="0" w:lastColumn="0" w:oddVBand="0" w:evenVBand="0" w:oddHBand="0" w:evenHBand="0" w:firstRowFirstColumn="0" w:firstRowLastColumn="0" w:lastRowFirstColumn="0" w:lastRowLastColumn="0"/>
               <w:rPr>
-                <w:del w:id="158" w:author="Alfred Anate Bodurin Mayaki" w:date="2026-01-12T17:01:00Z" w16du:dateUtc="2026-01-12T17:01:00Z"/>
+                <w:del w:id="221" w:author="Alfred Anate Bodurin Mayaki" w:date="2026-01-12T17:01:00Z" w16du:dateUtc="2026-01-12T17:01:00Z"/>
                 <w:rFonts w:ascii="CMU Sans Serif" w:hAnsi="CMU Sans Serif" w:cs="CMU Sans Serif"/>
                 <w:color w:val="000000" w:themeColor="text1"/>
                 <w:sz w:val="20"/>
                 <w:szCs w:val="20"/>
               </w:rPr>
+              <w:pPrChange w:id="222" w:author="Alfred Anate Bodurin Mayaki" w:date="2026-01-27T10:58:00Z" w16du:dateUtc="2026-01-27T10:58:00Z">
+                <w:pPr>
+                  <w:jc w:val="both"/>
+                  <w:cnfStyle w:val="000000000000" w:firstRow="0" w:lastRow="0" w:firstColumn="0" w:lastColumn="0" w:oddVBand="0" w:evenVBand="0" w:oddHBand="0" w:evenHBand="0" w:firstRowFirstColumn="0" w:firstRowLastColumn="0" w:lastRowFirstColumn="0" w:lastRowLastColumn="0"/>
+                </w:pPr>
+              </w:pPrChange>
             </w:pPr>
-            <w:del w:id="159" w:author="Alfred Anate Bodurin Mayaki" w:date="2026-01-12T17:01:00Z" w16du:dateUtc="2026-01-12T17:01:00Z">
+            <w:del w:id="223" w:author="Alfred Anate Bodurin Mayaki" w:date="2026-01-12T17:01:00Z" w16du:dateUtc="2026-01-12T17:01:00Z">
               <w:r>
                 <w:rPr>
                   <w:rFonts w:ascii="CMU Sans Serif" w:hAnsi="CMU Sans Serif" w:cs="CMU Sans Serif"/>
@@ -7089,14 +7710,20 @@
               <w:jc w:val="both"/>
               <w:cnfStyle w:val="000000000000" w:firstRow="0" w:lastRow="0" w:firstColumn="0" w:lastColumn="0" w:oddVBand="0" w:evenVBand="0" w:oddHBand="0" w:evenHBand="0" w:firstRowFirstColumn="0" w:firstRowLastColumn="0" w:lastRowFirstColumn="0" w:lastRowLastColumn="0"/>
               <w:rPr>
-                <w:del w:id="160" w:author="Alfred Anate Bodurin Mayaki" w:date="2026-01-12T17:01:00Z" w16du:dateUtc="2026-01-12T17:01:00Z"/>
+                <w:del w:id="224" w:author="Alfred Anate Bodurin Mayaki" w:date="2026-01-12T17:01:00Z" w16du:dateUtc="2026-01-12T17:01:00Z"/>
                 <w:rFonts w:ascii="CMU Sans Serif" w:hAnsi="CMU Sans Serif" w:cs="CMU Sans Serif"/>
                 <w:color w:val="000000" w:themeColor="text1"/>
                 <w:sz w:val="20"/>
                 <w:szCs w:val="20"/>
               </w:rPr>
+              <w:pPrChange w:id="225" w:author="Alfred Anate Bodurin Mayaki" w:date="2026-01-27T10:58:00Z" w16du:dateUtc="2026-01-27T10:58:00Z">
+                <w:pPr>
+                  <w:jc w:val="both"/>
+                  <w:cnfStyle w:val="000000000000" w:firstRow="0" w:lastRow="0" w:firstColumn="0" w:lastColumn="0" w:oddVBand="0" w:evenVBand="0" w:oddHBand="0" w:evenHBand="0" w:firstRowFirstColumn="0" w:firstRowLastColumn="0" w:lastRowFirstColumn="0" w:lastRowLastColumn="0"/>
+                </w:pPr>
+              </w:pPrChange>
             </w:pPr>
-            <w:del w:id="161" w:author="Alfred Anate Bodurin Mayaki" w:date="2026-01-12T17:01:00Z" w16du:dateUtc="2026-01-12T17:01:00Z">
+            <w:del w:id="226" w:author="Alfred Anate Bodurin Mayaki" w:date="2026-01-12T17:01:00Z" w16du:dateUtc="2026-01-12T17:01:00Z">
               <w:r>
                 <w:rPr>
                   <w:rFonts w:ascii="CMU Sans Serif" w:hAnsi="CMU Sans Serif" w:cs="CMU Sans Serif"/>
@@ -7133,7 +7760,7 @@
       <w:tr>
         <w:trPr>
           <w:cnfStyle w:val="000000100000" w:firstRow="0" w:lastRow="0" w:firstColumn="0" w:lastColumn="0" w:oddVBand="0" w:evenVBand="0" w:oddHBand="1" w:evenHBand="0" w:firstRowFirstColumn="0" w:firstRowLastColumn="0" w:lastRowFirstColumn="0" w:lastRowLastColumn="0"/>
-          <w:del w:id="162" w:author="Alfred Anate Bodurin Mayaki" w:date="2026-01-12T17:01:00Z"/>
+          <w:del w:id="227" w:author="Alfred Anate Bodurin Mayaki" w:date="2026-01-12T17:01:00Z"/>
         </w:trPr>
         <w:tc>
           <w:tcPr>
@@ -7144,14 +7771,19 @@
             <w:pPr>
               <w:jc w:val="both"/>
               <w:rPr>
-                <w:del w:id="163" w:author="Alfred Anate Bodurin Mayaki" w:date="2026-01-12T17:01:00Z" w16du:dateUtc="2026-01-12T17:01:00Z"/>
+                <w:del w:id="228" w:author="Alfred Anate Bodurin Mayaki" w:date="2026-01-12T17:01:00Z" w16du:dateUtc="2026-01-12T17:01:00Z"/>
                 <w:rFonts w:ascii="CMU Sans Serif" w:hAnsi="CMU Sans Serif" w:cs="CMU Sans Serif"/>
                 <w:color w:val="000000" w:themeColor="text1"/>
                 <w:sz w:val="20"/>
                 <w:szCs w:val="20"/>
               </w:rPr>
+              <w:pPrChange w:id="229" w:author="Alfred Anate Bodurin Mayaki" w:date="2026-01-27T10:58:00Z" w16du:dateUtc="2026-01-27T10:58:00Z">
+                <w:pPr>
+                  <w:jc w:val="both"/>
+                </w:pPr>
+              </w:pPrChange>
             </w:pPr>
-            <w:del w:id="164" w:author="Alfred Anate Bodurin Mayaki" w:date="2026-01-12T17:01:00Z" w16du:dateUtc="2026-01-12T17:01:00Z">
+            <w:del w:id="230" w:author="Alfred Anate Bodurin Mayaki" w:date="2026-01-12T17:01:00Z" w16du:dateUtc="2026-01-12T17:01:00Z">
               <w:r>
                 <w:rPr>
                   <w:rFonts w:ascii="CMU Sans Serif" w:hAnsi="CMU Sans Serif" w:cs="CMU Sans Serif"/>
@@ -7173,14 +7805,20 @@
               <w:jc w:val="both"/>
               <w:cnfStyle w:val="000000100000" w:firstRow="0" w:lastRow="0" w:firstColumn="0" w:lastColumn="0" w:oddVBand="0" w:evenVBand="0" w:oddHBand="1" w:evenHBand="0" w:firstRowFirstColumn="0" w:firstRowLastColumn="0" w:lastRowFirstColumn="0" w:lastRowLastColumn="0"/>
               <w:rPr>
-                <w:del w:id="165" w:author="Alfred Anate Bodurin Mayaki" w:date="2026-01-12T17:01:00Z" w16du:dateUtc="2026-01-12T17:01:00Z"/>
+                <w:del w:id="231" w:author="Alfred Anate Bodurin Mayaki" w:date="2026-01-12T17:01:00Z" w16du:dateUtc="2026-01-12T17:01:00Z"/>
                 <w:rFonts w:ascii="CMU Sans Serif" w:hAnsi="CMU Sans Serif" w:cs="CMU Sans Serif"/>
                 <w:color w:val="000000" w:themeColor="text1"/>
                 <w:sz w:val="20"/>
                 <w:szCs w:val="20"/>
               </w:rPr>
+              <w:pPrChange w:id="232" w:author="Alfred Anate Bodurin Mayaki" w:date="2026-01-27T10:58:00Z" w16du:dateUtc="2026-01-27T10:58:00Z">
+                <w:pPr>
+                  <w:jc w:val="both"/>
+                  <w:cnfStyle w:val="000000100000" w:firstRow="0" w:lastRow="0" w:firstColumn="0" w:lastColumn="0" w:oddVBand="0" w:evenVBand="0" w:oddHBand="1" w:evenHBand="0" w:firstRowFirstColumn="0" w:firstRowLastColumn="0" w:lastRowFirstColumn="0" w:lastRowLastColumn="0"/>
+                </w:pPr>
+              </w:pPrChange>
             </w:pPr>
-            <w:del w:id="166" w:author="Alfred Anate Bodurin Mayaki" w:date="2026-01-12T17:01:00Z" w16du:dateUtc="2026-01-12T17:01:00Z">
+            <w:del w:id="233" w:author="Alfred Anate Bodurin Mayaki" w:date="2026-01-12T17:01:00Z" w16du:dateUtc="2026-01-12T17:01:00Z">
               <w:r>
                 <w:rPr>
                   <w:rFonts w:ascii="CMU Sans Serif" w:hAnsi="CMU Sans Serif" w:cs="CMU Sans Serif"/>
@@ -7202,14 +7840,20 @@
               <w:jc w:val="both"/>
               <w:cnfStyle w:val="000000100000" w:firstRow="0" w:lastRow="0" w:firstColumn="0" w:lastColumn="0" w:oddVBand="0" w:evenVBand="0" w:oddHBand="1" w:evenHBand="0" w:firstRowFirstColumn="0" w:firstRowLastColumn="0" w:lastRowFirstColumn="0" w:lastRowLastColumn="0"/>
               <w:rPr>
-                <w:del w:id="167" w:author="Alfred Anate Bodurin Mayaki" w:date="2026-01-12T17:01:00Z" w16du:dateUtc="2026-01-12T17:01:00Z"/>
+                <w:del w:id="234" w:author="Alfred Anate Bodurin Mayaki" w:date="2026-01-12T17:01:00Z" w16du:dateUtc="2026-01-12T17:01:00Z"/>
                 <w:rFonts w:ascii="CMU Sans Serif" w:hAnsi="CMU Sans Serif" w:cs="CMU Sans Serif"/>
                 <w:color w:val="000000" w:themeColor="text1"/>
                 <w:sz w:val="20"/>
                 <w:szCs w:val="20"/>
               </w:rPr>
+              <w:pPrChange w:id="235" w:author="Alfred Anate Bodurin Mayaki" w:date="2026-01-27T10:58:00Z" w16du:dateUtc="2026-01-27T10:58:00Z">
+                <w:pPr>
+                  <w:jc w:val="both"/>
+                  <w:cnfStyle w:val="000000100000" w:firstRow="0" w:lastRow="0" w:firstColumn="0" w:lastColumn="0" w:oddVBand="0" w:evenVBand="0" w:oddHBand="1" w:evenHBand="0" w:firstRowFirstColumn="0" w:firstRowLastColumn="0" w:lastRowFirstColumn="0" w:lastRowLastColumn="0"/>
+                </w:pPr>
+              </w:pPrChange>
             </w:pPr>
-            <w:del w:id="168" w:author="Alfred Anate Bodurin Mayaki" w:date="2026-01-12T17:01:00Z" w16du:dateUtc="2026-01-12T17:01:00Z">
+            <w:del w:id="236" w:author="Alfred Anate Bodurin Mayaki" w:date="2026-01-12T17:01:00Z" w16du:dateUtc="2026-01-12T17:01:00Z">
               <w:r>
                 <w:rPr>
                   <w:rFonts w:ascii="CMU Sans Serif" w:hAnsi="CMU Sans Serif" w:cs="CMU Sans Serif"/>
@@ -7225,7 +7869,7 @@
       </w:tr>
       <w:tr>
         <w:trPr>
-          <w:del w:id="169" w:author="Alfred Anate Bodurin Mayaki" w:date="2026-01-12T17:01:00Z"/>
+          <w:del w:id="237" w:author="Alfred Anate Bodurin Mayaki" w:date="2026-01-12T17:01:00Z"/>
         </w:trPr>
         <w:tc>
           <w:tcPr>
@@ -7236,14 +7880,19 @@
             <w:pPr>
               <w:jc w:val="both"/>
               <w:rPr>
-                <w:del w:id="170" w:author="Alfred Anate Bodurin Mayaki" w:date="2026-01-12T17:01:00Z" w16du:dateUtc="2026-01-12T17:01:00Z"/>
+                <w:del w:id="238" w:author="Alfred Anate Bodurin Mayaki" w:date="2026-01-12T17:01:00Z" w16du:dateUtc="2026-01-12T17:01:00Z"/>
                 <w:rFonts w:ascii="CMU Sans Serif" w:hAnsi="CMU Sans Serif" w:cs="CMU Sans Serif"/>
                 <w:color w:val="000000" w:themeColor="text1"/>
                 <w:sz w:val="20"/>
                 <w:szCs w:val="20"/>
               </w:rPr>
+              <w:pPrChange w:id="239" w:author="Alfred Anate Bodurin Mayaki" w:date="2026-01-27T10:58:00Z" w16du:dateUtc="2026-01-27T10:58:00Z">
+                <w:pPr>
+                  <w:jc w:val="both"/>
+                </w:pPr>
+              </w:pPrChange>
             </w:pPr>
-            <w:del w:id="171" w:author="Alfred Anate Bodurin Mayaki" w:date="2026-01-12T17:01:00Z" w16du:dateUtc="2026-01-12T17:01:00Z">
+            <w:del w:id="240" w:author="Alfred Anate Bodurin Mayaki" w:date="2026-01-12T17:01:00Z" w16du:dateUtc="2026-01-12T17:01:00Z">
               <w:r>
                 <w:rPr>
                   <w:rFonts w:ascii="CMU Sans Serif" w:hAnsi="CMU Sans Serif" w:cs="CMU Sans Serif"/>
@@ -7265,14 +7914,20 @@
               <w:jc w:val="both"/>
               <w:cnfStyle w:val="000000000000" w:firstRow="0" w:lastRow="0" w:firstColumn="0" w:lastColumn="0" w:oddVBand="0" w:evenVBand="0" w:oddHBand="0" w:evenHBand="0" w:firstRowFirstColumn="0" w:firstRowLastColumn="0" w:lastRowFirstColumn="0" w:lastRowLastColumn="0"/>
               <w:rPr>
-                <w:del w:id="172" w:author="Alfred Anate Bodurin Mayaki" w:date="2026-01-12T17:01:00Z" w16du:dateUtc="2026-01-12T17:01:00Z"/>
+                <w:del w:id="241" w:author="Alfred Anate Bodurin Mayaki" w:date="2026-01-12T17:01:00Z" w16du:dateUtc="2026-01-12T17:01:00Z"/>
                 <w:rFonts w:ascii="CMU Sans Serif" w:hAnsi="CMU Sans Serif" w:cs="CMU Sans Serif"/>
                 <w:color w:val="000000" w:themeColor="text1"/>
                 <w:sz w:val="20"/>
                 <w:szCs w:val="20"/>
               </w:rPr>
+              <w:pPrChange w:id="242" w:author="Alfred Anate Bodurin Mayaki" w:date="2026-01-27T10:58:00Z" w16du:dateUtc="2026-01-27T10:58:00Z">
+                <w:pPr>
+                  <w:jc w:val="both"/>
+                  <w:cnfStyle w:val="000000000000" w:firstRow="0" w:lastRow="0" w:firstColumn="0" w:lastColumn="0" w:oddVBand="0" w:evenVBand="0" w:oddHBand="0" w:evenHBand="0" w:firstRowFirstColumn="0" w:firstRowLastColumn="0" w:lastRowFirstColumn="0" w:lastRowLastColumn="0"/>
+                </w:pPr>
+              </w:pPrChange>
             </w:pPr>
-            <w:del w:id="173" w:author="Alfred Anate Bodurin Mayaki" w:date="2026-01-12T17:01:00Z" w16du:dateUtc="2026-01-12T17:01:00Z">
+            <w:del w:id="243" w:author="Alfred Anate Bodurin Mayaki" w:date="2026-01-12T17:01:00Z" w16du:dateUtc="2026-01-12T17:01:00Z">
               <w:r>
                 <w:rPr>
                   <w:rFonts w:ascii="CMU Sans Serif" w:hAnsi="CMU Sans Serif" w:cs="CMU Sans Serif"/>
@@ -7294,14 +7949,20 @@
               <w:jc w:val="both"/>
               <w:cnfStyle w:val="000000000000" w:firstRow="0" w:lastRow="0" w:firstColumn="0" w:lastColumn="0" w:oddVBand="0" w:evenVBand="0" w:oddHBand="0" w:evenHBand="0" w:firstRowFirstColumn="0" w:firstRowLastColumn="0" w:lastRowFirstColumn="0" w:lastRowLastColumn="0"/>
               <w:rPr>
-                <w:del w:id="174" w:author="Alfred Anate Bodurin Mayaki" w:date="2026-01-12T17:01:00Z" w16du:dateUtc="2026-01-12T17:01:00Z"/>
+                <w:del w:id="244" w:author="Alfred Anate Bodurin Mayaki" w:date="2026-01-12T17:01:00Z" w16du:dateUtc="2026-01-12T17:01:00Z"/>
                 <w:rFonts w:ascii="CMU Sans Serif" w:hAnsi="CMU Sans Serif" w:cs="CMU Sans Serif"/>
                 <w:color w:val="000000" w:themeColor="text1"/>
                 <w:sz w:val="20"/>
                 <w:szCs w:val="20"/>
               </w:rPr>
+              <w:pPrChange w:id="245" w:author="Alfred Anate Bodurin Mayaki" w:date="2026-01-27T10:58:00Z" w16du:dateUtc="2026-01-27T10:58:00Z">
+                <w:pPr>
+                  <w:jc w:val="both"/>
+                  <w:cnfStyle w:val="000000000000" w:firstRow="0" w:lastRow="0" w:firstColumn="0" w:lastColumn="0" w:oddVBand="0" w:evenVBand="0" w:oddHBand="0" w:evenHBand="0" w:firstRowFirstColumn="0" w:firstRowLastColumn="0" w:lastRowFirstColumn="0" w:lastRowLastColumn="0"/>
+                </w:pPr>
+              </w:pPrChange>
             </w:pPr>
-            <w:del w:id="175" w:author="Alfred Anate Bodurin Mayaki" w:date="2026-01-12T17:01:00Z" w16du:dateUtc="2026-01-12T17:01:00Z">
+            <w:del w:id="246" w:author="Alfred Anate Bodurin Mayaki" w:date="2026-01-12T17:01:00Z" w16du:dateUtc="2026-01-12T17:01:00Z">
               <w:r>
                 <w:rPr>
                   <w:rFonts w:ascii="CMU Sans Serif" w:hAnsi="CMU Sans Serif" w:cs="CMU Sans Serif"/>
@@ -7340,10 +8001,15 @@
       <w:pPr>
         <w:jc w:val="both"/>
         <w:rPr>
-          <w:del w:id="176" w:author="Alfred Anate Bodurin Mayaki" w:date="2026-01-12T17:01:00Z" w16du:dateUtc="2026-01-12T17:01:00Z"/>
-          <w:rFonts w:ascii="CMU Sans Serif" w:hAnsi="CMU Sans Serif" w:cs="CMU Sans Serif"/>
-          <w:color w:val="000000" w:themeColor="text1"/>
-        </w:rPr>
+          <w:del w:id="247" w:author="Alfred Anate Bodurin Mayaki" w:date="2026-01-12T17:01:00Z" w16du:dateUtc="2026-01-12T17:01:00Z"/>
+          <w:rFonts w:ascii="CMU Sans Serif" w:hAnsi="CMU Sans Serif" w:cs="CMU Sans Serif"/>
+          <w:color w:val="000000" w:themeColor="text1"/>
+        </w:rPr>
+        <w:pPrChange w:id="248" w:author="Alfred Anate Bodurin Mayaki" w:date="2026-01-27T10:58:00Z" w16du:dateUtc="2026-01-27T10:58:00Z">
+          <w:pPr>
+            <w:jc w:val="both"/>
+          </w:pPr>
+        </w:pPrChange>
       </w:pPr>
     </w:p>
     <w:p>
@@ -7890,7 +8556,7 @@
         </w:rPr>
         <w:t>Theo</w:t>
       </w:r>
-      <w:ins w:id="177" w:author="Alfred Anate Bodurin Mayaki" w:date="2026-01-12T17:01:00Z" w16du:dateUtc="2026-01-12T17:01:00Z">
+      <w:ins w:id="249" w:author="Alfred Anate Bodurin Mayaki" w:date="2026-01-12T17:01:00Z" w16du:dateUtc="2026-01-12T17:01:00Z">
         <w:r>
           <w:rPr>
             <w:rFonts w:ascii="CMU Sans Serif" w:hAnsi="CMU Sans Serif" w:cs="CMU Sans Serif"/>
@@ -7900,7 +8566,7 @@
           <w:t>ry and Signalling Theory</w:t>
         </w:r>
       </w:ins>
-      <w:del w:id="178" w:author="Alfred Anate Bodurin Mayaki" w:date="2026-01-12T17:01:00Z" w16du:dateUtc="2026-01-12T17:01:00Z">
+      <w:del w:id="250" w:author="Alfred Anate Bodurin Mayaki" w:date="2026-01-12T17:01:00Z" w16du:dateUtc="2026-01-12T17:01:00Z">
         <w:r>
           <w:rPr>
             <w:rFonts w:ascii="CMU Sans Serif" w:hAnsi="CMU Sans Serif" w:cs="CMU Sans Serif"/>
@@ -8201,7 +8867,7 @@
                 <w:szCs w:val="20"/>
               </w:rPr>
             </w:pPr>
-            <w:del w:id="179" w:author="Alfred Anate Bodurin Mayaki" w:date="2026-01-12T16:57:00Z" w16du:dateUtc="2026-01-12T16:57:00Z">
+            <w:del w:id="251" w:author="Alfred Anate Bodurin Mayaki" w:date="2026-01-12T16:57:00Z" w16du:dateUtc="2026-01-12T16:57:00Z">
               <w:r>
                 <w:fldChar w:fldCharType="begin"/>
               </w:r>
@@ -8213,7 +8879,7 @@
               </w:r>
               <w:r>
                 <w:rPr>
-                  <w:rPrChange w:id="180" w:author="Alfred Anate Bodurin Mayaki" w:date="2026-01-12T16:57:00Z" w16du:dateUtc="2026-01-12T16:57:00Z">
+                  <w:rPrChange w:id="252" w:author="Alfred Anate Bodurin Mayaki" w:date="2026-01-12T16:57:00Z" w16du:dateUtc="2026-01-12T16:57:00Z">
                     <w:rPr>
                       <w:rStyle w:val="Hyperlink"/>
                       <w:rFonts w:ascii="CMU Sans Serif" w:hAnsi="CMU Sans Serif" w:cs="CMU Sans Serif"/>
@@ -8228,10 +8894,10 @@
                 <w:fldChar w:fldCharType="end"/>
               </w:r>
             </w:del>
-            <w:ins w:id="181" w:author="Alfred Anate Bodurin Mayaki" w:date="2026-01-12T16:57:00Z" w16du:dateUtc="2026-01-12T16:57:00Z">
+            <w:ins w:id="253" w:author="Alfred Anate Bodurin Mayaki" w:date="2026-01-12T16:57:00Z" w16du:dateUtc="2026-01-12T16:57:00Z">
               <w:r>
                 <w:rPr>
-                  <w:rPrChange w:id="182" w:author="Alfred Anate Bodurin Mayaki" w:date="2026-01-12T16:57:00Z" w16du:dateUtc="2026-01-12T16:57:00Z">
+                  <w:rPrChange w:id="254" w:author="Alfred Anate Bodurin Mayaki" w:date="2026-01-12T16:57:00Z" w16du:dateUtc="2026-01-12T16:57:00Z">
                     <w:rPr>
                       <w:rStyle w:val="Hyperlink"/>
                       <w:rFonts w:ascii="CMU Sans Serif" w:hAnsi="CMU Sans Serif" w:cs="CMU Sans Serif"/>
@@ -8260,7 +8926,7 @@
                 <w:szCs w:val="20"/>
               </w:rPr>
             </w:pPr>
-            <w:del w:id="183" w:author="Alfred Anate Bodurin Mayaki" w:date="2026-01-12T16:57:00Z" w16du:dateUtc="2026-01-12T16:57:00Z">
+            <w:del w:id="255" w:author="Alfred Anate Bodurin Mayaki" w:date="2026-01-12T16:57:00Z" w16du:dateUtc="2026-01-12T16:57:00Z">
               <w:r>
                 <w:fldChar w:fldCharType="begin"/>
               </w:r>
@@ -8272,7 +8938,7 @@
               </w:r>
               <w:r>
                 <w:rPr>
-                  <w:rPrChange w:id="184" w:author="Alfred Anate Bodurin Mayaki" w:date="2026-01-12T16:57:00Z" w16du:dateUtc="2026-01-12T16:57:00Z">
+                  <w:rPrChange w:id="256" w:author="Alfred Anate Bodurin Mayaki" w:date="2026-01-12T16:57:00Z" w16du:dateUtc="2026-01-12T16:57:00Z">
                     <w:rPr>
                       <w:rStyle w:val="Hyperlink"/>
                       <w:rFonts w:ascii="CMU Sans Serif" w:hAnsi="CMU Sans Serif" w:cs="CMU Sans Serif"/>
@@ -8287,10 +8953,10 @@
                 <w:fldChar w:fldCharType="end"/>
               </w:r>
             </w:del>
-            <w:ins w:id="185" w:author="Alfred Anate Bodurin Mayaki" w:date="2026-01-12T16:57:00Z" w16du:dateUtc="2026-01-12T16:57:00Z">
+            <w:ins w:id="257" w:author="Alfred Anate Bodurin Mayaki" w:date="2026-01-12T16:57:00Z" w16du:dateUtc="2026-01-12T16:57:00Z">
               <w:r>
                 <w:rPr>
-                  <w:rPrChange w:id="186" w:author="Alfred Anate Bodurin Mayaki" w:date="2026-01-12T16:57:00Z" w16du:dateUtc="2026-01-12T16:57:00Z">
+                  <w:rPrChange w:id="258" w:author="Alfred Anate Bodurin Mayaki" w:date="2026-01-12T16:57:00Z" w16du:dateUtc="2026-01-12T16:57:00Z">
                     <w:rPr>
                       <w:rStyle w:val="Hyperlink"/>
                       <w:rFonts w:ascii="CMU Sans Serif" w:hAnsi="CMU Sans Serif" w:cs="CMU Sans Serif"/>
@@ -8319,7 +8985,7 @@
                 <w:szCs w:val="20"/>
               </w:rPr>
             </w:pPr>
-            <w:del w:id="187" w:author="Alfred Anate Bodurin Mayaki" w:date="2026-01-12T16:57:00Z" w16du:dateUtc="2026-01-12T16:57:00Z">
+            <w:del w:id="259" w:author="Alfred Anate Bodurin Mayaki" w:date="2026-01-12T16:57:00Z" w16du:dateUtc="2026-01-12T16:57:00Z">
               <w:r>
                 <w:fldChar w:fldCharType="begin"/>
               </w:r>
@@ -8331,7 +8997,7 @@
               </w:r>
               <w:r>
                 <w:rPr>
-                  <w:rPrChange w:id="188" w:author="Alfred Anate Bodurin Mayaki" w:date="2026-01-12T16:57:00Z" w16du:dateUtc="2026-01-12T16:57:00Z">
+                  <w:rPrChange w:id="260" w:author="Alfred Anate Bodurin Mayaki" w:date="2026-01-12T16:57:00Z" w16du:dateUtc="2026-01-12T16:57:00Z">
                     <w:rPr>
                       <w:rStyle w:val="Hyperlink"/>
                       <w:rFonts w:ascii="CMU Sans Serif" w:hAnsi="CMU Sans Serif" w:cs="CMU Sans Serif"/>
@@ -8346,10 +9012,10 @@
                 <w:fldChar w:fldCharType="end"/>
               </w:r>
             </w:del>
-            <w:ins w:id="189" w:author="Alfred Anate Bodurin Mayaki" w:date="2026-01-12T16:57:00Z" w16du:dateUtc="2026-01-12T16:57:00Z">
+            <w:ins w:id="261" w:author="Alfred Anate Bodurin Mayaki" w:date="2026-01-12T16:57:00Z" w16du:dateUtc="2026-01-12T16:57:00Z">
               <w:r>
                 <w:rPr>
-                  <w:rPrChange w:id="190" w:author="Alfred Anate Bodurin Mayaki" w:date="2026-01-12T16:57:00Z" w16du:dateUtc="2026-01-12T16:57:00Z">
+                  <w:rPrChange w:id="262" w:author="Alfred Anate Bodurin Mayaki" w:date="2026-01-12T16:57:00Z" w16du:dateUtc="2026-01-12T16:57:00Z">
                     <w:rPr>
                       <w:rStyle w:val="Hyperlink"/>
                       <w:rFonts w:ascii="CMU Sans Serif" w:hAnsi="CMU Sans Serif" w:cs="CMU Sans Serif"/>
@@ -8450,11 +9116,17 @@
         <w:pStyle w:val="ListParagraph"/>
         <w:jc w:val="both"/>
         <w:rPr>
-          <w:del w:id="191" w:author="Alfred Anate Bodurin Mayaki" w:date="2026-01-12T17:00:00Z" w16du:dateUtc="2026-01-12T17:00:00Z"/>
+          <w:del w:id="263" w:author="Alfred Anate Bodurin Mayaki" w:date="2026-01-12T17:00:00Z" w16du:dateUtc="2026-01-12T17:00:00Z"/>
           <w:rFonts w:ascii="CMU Sans Serif" w:hAnsi="CMU Sans Serif" w:cs="CMU Sans Serif"/>
           <w:color w:val="000000" w:themeColor="text1"/>
           <w:u w:val="single"/>
         </w:rPr>
+        <w:pPrChange w:id="264" w:author="Alfred Anate Bodurin Mayaki" w:date="2026-01-27T10:58:00Z" w16du:dateUtc="2026-01-27T10:58:00Z">
+          <w:pPr>
+            <w:pStyle w:val="ListParagraph"/>
+            <w:jc w:val="both"/>
+          </w:pPr>
+        </w:pPrChange>
       </w:pPr>
     </w:p>
     <w:p>
@@ -8464,11 +9136,11 @@
           <w:rFonts w:ascii="CMU Sans Serif" w:hAnsi="CMU Sans Serif" w:cs="CMU Sans Serif"/>
           <w:color w:val="000000" w:themeColor="text1"/>
           <w:u w:val="single"/>
-          <w:rPrChange w:id="192" w:author="Alfred Anate Bodurin Mayaki" w:date="2026-01-12T17:00:00Z" w16du:dateUtc="2026-01-12T17:00:00Z">
+          <w:rPrChange w:id="265" w:author="Alfred Anate Bodurin Mayaki" w:date="2026-01-12T17:00:00Z" w16du:dateUtc="2026-01-12T17:00:00Z">
             <w:rPr/>
           </w:rPrChange>
         </w:rPr>
-        <w:pPrChange w:id="193" w:author="Alfred Anate Bodurin Mayaki" w:date="2026-01-12T17:00:00Z" w16du:dateUtc="2026-01-12T17:00:00Z">
+        <w:pPrChange w:id="266" w:author="Alfred Anate Bodurin Mayaki" w:date="2026-01-27T10:58:00Z" w16du:dateUtc="2026-01-27T10:58:00Z">
           <w:pPr>
             <w:pStyle w:val="ListParagraph"/>
             <w:numPr>
@@ -8479,13 +9151,13 @@
           </w:pPr>
         </w:pPrChange>
       </w:pPr>
-      <w:del w:id="194" w:author="Alfred Anate Bodurin Mayaki" w:date="2026-01-12T17:00:00Z" w16du:dateUtc="2026-01-12T17:00:00Z">
+      <w:del w:id="267" w:author="Alfred Anate Bodurin Mayaki" w:date="2026-01-12T17:00:00Z" w16du:dateUtc="2026-01-12T17:00:00Z">
         <w:r>
           <w:rPr>
             <w:rFonts w:ascii="CMU Sans Serif" w:hAnsi="CMU Sans Serif" w:cs="CMU Sans Serif"/>
             <w:color w:val="000000" w:themeColor="text1"/>
             <w:u w:val="single"/>
-            <w:rPrChange w:id="195" w:author="Alfred Anate Bodurin Mayaki" w:date="2026-01-12T17:00:00Z" w16du:dateUtc="2026-01-12T17:00:00Z">
+            <w:rPrChange w:id="268" w:author="Alfred Anate Bodurin Mayaki" w:date="2026-01-12T17:00:00Z" w16du:dateUtc="2026-01-12T17:00:00Z">
               <w:rPr/>
             </w:rPrChange>
           </w:rPr>
@@ -8503,7 +9175,7 @@
         <w:gridCol w:w="2036"/>
         <w:gridCol w:w="4063"/>
         <w:gridCol w:w="2927"/>
-        <w:tblGridChange w:id="196">
+        <w:tblGridChange w:id="269">
           <w:tblGrid>
             <w:gridCol w:w="1838"/>
             <w:gridCol w:w="198"/>
@@ -8517,7 +9189,7 @@
       <w:tr>
         <w:trPr>
           <w:cnfStyle w:val="100000000000" w:firstRow="1" w:lastRow="0" w:firstColumn="0" w:lastColumn="0" w:oddVBand="0" w:evenVBand="0" w:oddHBand="0" w:evenHBand="0" w:firstRowFirstColumn="0" w:firstRowLastColumn="0" w:lastRowFirstColumn="0" w:lastRowLastColumn="0"/>
-          <w:del w:id="197" w:author="Alfred Anate Bodurin Mayaki" w:date="2026-01-12T17:01:00Z"/>
+          <w:del w:id="270" w:author="Alfred Anate Bodurin Mayaki" w:date="2026-01-12T17:01:00Z"/>
         </w:trPr>
         <w:tc>
           <w:tcPr>
@@ -8528,7 +9200,7 @@
             <w:pPr>
               <w:jc w:val="both"/>
               <w:rPr>
-                <w:del w:id="198" w:author="Alfred Anate Bodurin Mayaki" w:date="2026-01-12T17:01:00Z" w16du:dateUtc="2026-01-12T17:01:00Z"/>
+                <w:del w:id="271" w:author="Alfred Anate Bodurin Mayaki" w:date="2026-01-12T17:01:00Z" w16du:dateUtc="2026-01-12T17:01:00Z"/>
                 <w:rFonts w:ascii="CMU Sans Serif" w:hAnsi="CMU Sans Serif" w:cs="CMU Sans Serif"/>
                 <w:b w:val="0"/>
                 <w:bCs w:val="0"/>
@@ -8536,8 +9208,13 @@
                 <w:sz w:val="20"/>
                 <w:szCs w:val="20"/>
               </w:rPr>
+              <w:pPrChange w:id="272" w:author="Alfred Anate Bodurin Mayaki" w:date="2026-01-27T10:58:00Z" w16du:dateUtc="2026-01-27T10:58:00Z">
+                <w:pPr>
+                  <w:jc w:val="both"/>
+                </w:pPr>
+              </w:pPrChange>
             </w:pPr>
-            <w:del w:id="199" w:author="Alfred Anate Bodurin Mayaki" w:date="2026-01-12T17:01:00Z" w16du:dateUtc="2026-01-12T17:01:00Z">
+            <w:del w:id="273" w:author="Alfred Anate Bodurin Mayaki" w:date="2026-01-12T17:01:00Z" w16du:dateUtc="2026-01-12T17:01:00Z">
               <w:r>
                 <w:rPr>
                   <w:rFonts w:ascii="CMU Sans Serif" w:hAnsi="CMU Sans Serif" w:cs="CMU Sans Serif"/>
@@ -8562,7 +9239,7 @@
               <w:jc w:val="both"/>
               <w:cnfStyle w:val="100000000000" w:firstRow="1" w:lastRow="0" w:firstColumn="0" w:lastColumn="0" w:oddVBand="0" w:evenVBand="0" w:oddHBand="0" w:evenHBand="0" w:firstRowFirstColumn="0" w:firstRowLastColumn="0" w:lastRowFirstColumn="0" w:lastRowLastColumn="0"/>
               <w:rPr>
-                <w:del w:id="200" w:author="Alfred Anate Bodurin Mayaki" w:date="2026-01-12T17:01:00Z" w16du:dateUtc="2026-01-12T17:01:00Z"/>
+                <w:del w:id="274" w:author="Alfred Anate Bodurin Mayaki" w:date="2026-01-12T17:01:00Z" w16du:dateUtc="2026-01-12T17:01:00Z"/>
                 <w:rFonts w:ascii="CMU Sans Serif" w:hAnsi="CMU Sans Serif" w:cs="CMU Sans Serif"/>
                 <w:b w:val="0"/>
                 <w:bCs w:val="0"/>
@@ -8570,8 +9247,17 @@
                 <w:sz w:val="20"/>
                 <w:szCs w:val="20"/>
               </w:rPr>
+              <w:pPrChange w:id="275" w:author="Alfred Anate Bodurin Mayaki" w:date="2026-01-27T10:58:00Z" w16du:dateUtc="2026-01-27T10:58:00Z">
+                <w:pPr>
+                  <w:tabs>
+                    <w:tab w:val="center" w:pos="1978"/>
+                  </w:tabs>
+                  <w:jc w:val="both"/>
+                  <w:cnfStyle w:val="100000000000" w:firstRow="1" w:lastRow="0" w:firstColumn="0" w:lastColumn="0" w:oddVBand="0" w:evenVBand="0" w:oddHBand="0" w:evenHBand="0" w:firstRowFirstColumn="0" w:firstRowLastColumn="0" w:lastRowFirstColumn="0" w:lastRowLastColumn="0"/>
+                </w:pPr>
+              </w:pPrChange>
             </w:pPr>
-            <w:del w:id="201" w:author="Alfred Anate Bodurin Mayaki" w:date="2026-01-12T17:01:00Z" w16du:dateUtc="2026-01-12T17:01:00Z">
+            <w:del w:id="276" w:author="Alfred Anate Bodurin Mayaki" w:date="2026-01-12T17:01:00Z" w16du:dateUtc="2026-01-12T17:01:00Z">
               <w:r>
                 <w:rPr>
                   <w:rFonts w:ascii="CMU Sans Serif" w:hAnsi="CMU Sans Serif" w:cs="CMU Sans Serif"/>
@@ -8602,7 +9288,7 @@
               <w:jc w:val="both"/>
               <w:cnfStyle w:val="100000000000" w:firstRow="1" w:lastRow="0" w:firstColumn="0" w:lastColumn="0" w:oddVBand="0" w:evenVBand="0" w:oddHBand="0" w:evenHBand="0" w:firstRowFirstColumn="0" w:firstRowLastColumn="0" w:lastRowFirstColumn="0" w:lastRowLastColumn="0"/>
               <w:rPr>
-                <w:del w:id="202" w:author="Alfred Anate Bodurin Mayaki" w:date="2026-01-12T17:01:00Z" w16du:dateUtc="2026-01-12T17:01:00Z"/>
+                <w:del w:id="277" w:author="Alfred Anate Bodurin Mayaki" w:date="2026-01-12T17:01:00Z" w16du:dateUtc="2026-01-12T17:01:00Z"/>
                 <w:rFonts w:ascii="CMU Sans Serif" w:hAnsi="CMU Sans Serif" w:cs="CMU Sans Serif"/>
                 <w:b w:val="0"/>
                 <w:bCs w:val="0"/>
@@ -8610,8 +9296,14 @@
                 <w:sz w:val="20"/>
                 <w:szCs w:val="20"/>
               </w:rPr>
+              <w:pPrChange w:id="278" w:author="Alfred Anate Bodurin Mayaki" w:date="2026-01-27T10:58:00Z" w16du:dateUtc="2026-01-27T10:58:00Z">
+                <w:pPr>
+                  <w:jc w:val="both"/>
+                  <w:cnfStyle w:val="100000000000" w:firstRow="1" w:lastRow="0" w:firstColumn="0" w:lastColumn="0" w:oddVBand="0" w:evenVBand="0" w:oddHBand="0" w:evenHBand="0" w:firstRowFirstColumn="0" w:firstRowLastColumn="0" w:lastRowFirstColumn="0" w:lastRowLastColumn="0"/>
+                </w:pPr>
+              </w:pPrChange>
             </w:pPr>
-            <w:del w:id="203" w:author="Alfred Anate Bodurin Mayaki" w:date="2026-01-12T17:01:00Z" w16du:dateUtc="2026-01-12T17:01:00Z">
+            <w:del w:id="279" w:author="Alfred Anate Bodurin Mayaki" w:date="2026-01-12T17:01:00Z" w16du:dateUtc="2026-01-12T17:01:00Z">
               <w:r>
                 <w:rPr>
                   <w:rFonts w:ascii="CMU Sans Serif" w:hAnsi="CMU Sans Serif" w:cs="CMU Sans Serif"/>
@@ -8644,7 +9336,7 @@
                 <w:szCs w:val="20"/>
               </w:rPr>
             </w:pPr>
-            <w:del w:id="204" w:author="Alfred Anate Bodurin Mayaki" w:date="2026-01-12T16:57:00Z" w16du:dateUtc="2026-01-12T16:57:00Z">
+            <w:del w:id="280" w:author="Alfred Anate Bodurin Mayaki" w:date="2026-01-12T16:57:00Z" w16du:dateUtc="2026-01-12T16:57:00Z">
               <w:r>
                 <w:fldChar w:fldCharType="begin"/>
               </w:r>
@@ -8656,7 +9348,7 @@
               </w:r>
               <w:r>
                 <w:rPr>
-                  <w:rPrChange w:id="205" w:author="Alfred Anate Bodurin Mayaki" w:date="2026-01-12T16:57:00Z" w16du:dateUtc="2026-01-12T16:57:00Z">
+                  <w:rPrChange w:id="281" w:author="Alfred Anate Bodurin Mayaki" w:date="2026-01-12T16:57:00Z" w16du:dateUtc="2026-01-12T16:57:00Z">
                     <w:rPr>
                       <w:rStyle w:val="Hyperlink"/>
                       <w:rFonts w:ascii="CMU Sans Serif" w:hAnsi="CMU Sans Serif" w:cs="CMU Sans Serif"/>
@@ -8671,10 +9363,10 @@
                 <w:fldChar w:fldCharType="end"/>
               </w:r>
             </w:del>
-            <w:ins w:id="206" w:author="Alfred Anate Bodurin Mayaki" w:date="2026-01-12T16:57:00Z" w16du:dateUtc="2026-01-12T16:57:00Z">
+            <w:ins w:id="282" w:author="Alfred Anate Bodurin Mayaki" w:date="2026-01-12T16:57:00Z" w16du:dateUtc="2026-01-12T16:57:00Z">
               <w:r>
                 <w:rPr>
-                  <w:rPrChange w:id="207" w:author="Alfred Anate Bodurin Mayaki" w:date="2026-01-12T16:57:00Z" w16du:dateUtc="2026-01-12T16:57:00Z">
+                  <w:rPrChange w:id="283" w:author="Alfred Anate Bodurin Mayaki" w:date="2026-01-12T16:57:00Z" w16du:dateUtc="2026-01-12T16:57:00Z">
                     <w:rPr>
                       <w:rStyle w:val="Hyperlink"/>
                       <w:rFonts w:ascii="CMU Sans Serif" w:hAnsi="CMU Sans Serif" w:cs="CMU Sans Serif"/>
@@ -8703,7 +9395,7 @@
                 <w:szCs w:val="20"/>
               </w:rPr>
             </w:pPr>
-            <w:del w:id="208" w:author="Alfred Anate Bodurin Mayaki" w:date="2026-01-12T16:57:00Z" w16du:dateUtc="2026-01-12T16:57:00Z">
+            <w:del w:id="284" w:author="Alfred Anate Bodurin Mayaki" w:date="2026-01-12T16:57:00Z" w16du:dateUtc="2026-01-12T16:57:00Z">
               <w:r>
                 <w:fldChar w:fldCharType="begin"/>
               </w:r>
@@ -8715,7 +9407,7 @@
               </w:r>
               <w:r>
                 <w:rPr>
-                  <w:rPrChange w:id="209" w:author="Alfred Anate Bodurin Mayaki" w:date="2026-01-12T16:57:00Z" w16du:dateUtc="2026-01-12T16:57:00Z">
+                  <w:rPrChange w:id="285" w:author="Alfred Anate Bodurin Mayaki" w:date="2026-01-12T16:57:00Z" w16du:dateUtc="2026-01-12T16:57:00Z">
                     <w:rPr>
                       <w:rStyle w:val="Hyperlink"/>
                       <w:rFonts w:ascii="CMU Sans Serif" w:hAnsi="CMU Sans Serif" w:cs="CMU Sans Serif"/>
@@ -8730,10 +9422,10 @@
                 <w:fldChar w:fldCharType="end"/>
               </w:r>
             </w:del>
-            <w:ins w:id="210" w:author="Alfred Anate Bodurin Mayaki" w:date="2026-01-12T16:57:00Z" w16du:dateUtc="2026-01-12T16:57:00Z">
+            <w:ins w:id="286" w:author="Alfred Anate Bodurin Mayaki" w:date="2026-01-12T16:57:00Z" w16du:dateUtc="2026-01-12T16:57:00Z">
               <w:r>
                 <w:rPr>
-                  <w:rPrChange w:id="211" w:author="Alfred Anate Bodurin Mayaki" w:date="2026-01-12T16:57:00Z" w16du:dateUtc="2026-01-12T16:57:00Z">
+                  <w:rPrChange w:id="287" w:author="Alfred Anate Bodurin Mayaki" w:date="2026-01-12T16:57:00Z" w16du:dateUtc="2026-01-12T16:57:00Z">
                     <w:rPr>
                       <w:rStyle w:val="Hyperlink"/>
                       <w:rFonts w:ascii="CMU Sans Serif" w:hAnsi="CMU Sans Serif" w:cs="CMU Sans Serif"/>
@@ -8762,7 +9454,7 @@
                 <w:szCs w:val="20"/>
               </w:rPr>
             </w:pPr>
-            <w:del w:id="212" w:author="Alfred Anate Bodurin Mayaki" w:date="2026-01-12T16:58:00Z" w16du:dateUtc="2026-01-12T16:58:00Z">
+            <w:del w:id="288" w:author="Alfred Anate Bodurin Mayaki" w:date="2026-01-12T16:58:00Z" w16du:dateUtc="2026-01-12T16:58:00Z">
               <w:r>
                 <w:fldChar w:fldCharType="begin"/>
               </w:r>
@@ -8774,7 +9466,7 @@
               </w:r>
               <w:r>
                 <w:rPr>
-                  <w:rPrChange w:id="213" w:author="Alfred Anate Bodurin Mayaki" w:date="2026-01-12T16:58:00Z" w16du:dateUtc="2026-01-12T16:58:00Z">
+                  <w:rPrChange w:id="289" w:author="Alfred Anate Bodurin Mayaki" w:date="2026-01-12T16:58:00Z" w16du:dateUtc="2026-01-12T16:58:00Z">
                     <w:rPr>
                       <w:rStyle w:val="Hyperlink"/>
                       <w:rFonts w:ascii="CMU Sans Serif" w:hAnsi="CMU Sans Serif" w:cs="CMU Sans Serif"/>
@@ -8789,10 +9481,10 @@
                 <w:fldChar w:fldCharType="end"/>
               </w:r>
             </w:del>
-            <w:ins w:id="214" w:author="Alfred Anate Bodurin Mayaki" w:date="2026-01-12T16:58:00Z" w16du:dateUtc="2026-01-12T16:58:00Z">
+            <w:ins w:id="290" w:author="Alfred Anate Bodurin Mayaki" w:date="2026-01-12T16:58:00Z" w16du:dateUtc="2026-01-12T16:58:00Z">
               <w:r>
                 <w:rPr>
-                  <w:rPrChange w:id="215" w:author="Alfred Anate Bodurin Mayaki" w:date="2026-01-12T16:58:00Z" w16du:dateUtc="2026-01-12T16:58:00Z">
+                  <w:rPrChange w:id="291" w:author="Alfred Anate Bodurin Mayaki" w:date="2026-01-12T16:58:00Z" w16du:dateUtc="2026-01-12T16:58:00Z">
                     <w:rPr>
                       <w:rStyle w:val="Hyperlink"/>
                       <w:rFonts w:ascii="CMU Sans Serif" w:hAnsi="CMU Sans Serif" w:cs="CMU Sans Serif"/>
@@ -8906,7 +9598,7 @@
                 <w:szCs w:val="20"/>
               </w:rPr>
             </w:pPr>
-            <w:del w:id="216" w:author="Alfred Anate Bodurin Mayaki" w:date="2026-01-12T16:57:00Z" w16du:dateUtc="2026-01-12T16:57:00Z">
+            <w:del w:id="292" w:author="Alfred Anate Bodurin Mayaki" w:date="2026-01-12T16:57:00Z" w16du:dateUtc="2026-01-12T16:57:00Z">
               <w:r>
                 <w:fldChar w:fldCharType="begin"/>
               </w:r>
@@ -8918,7 +9610,7 @@
               </w:r>
               <w:r>
                 <w:rPr>
-                  <w:rPrChange w:id="217" w:author="Alfred Anate Bodurin Mayaki" w:date="2026-01-12T16:57:00Z" w16du:dateUtc="2026-01-12T16:57:00Z">
+                  <w:rPrChange w:id="293" w:author="Alfred Anate Bodurin Mayaki" w:date="2026-01-12T16:57:00Z" w16du:dateUtc="2026-01-12T16:57:00Z">
                     <w:rPr>
                       <w:rStyle w:val="Hyperlink"/>
                       <w:rFonts w:ascii="CMU Sans Serif" w:hAnsi="CMU Sans Serif" w:cs="CMU Sans Serif"/>
@@ -8933,10 +9625,10 @@
                 <w:fldChar w:fldCharType="end"/>
               </w:r>
             </w:del>
-            <w:ins w:id="218" w:author="Alfred Anate Bodurin Mayaki" w:date="2026-01-12T16:57:00Z" w16du:dateUtc="2026-01-12T16:57:00Z">
+            <w:ins w:id="294" w:author="Alfred Anate Bodurin Mayaki" w:date="2026-01-12T16:57:00Z" w16du:dateUtc="2026-01-12T16:57:00Z">
               <w:r>
                 <w:rPr>
-                  <w:rPrChange w:id="219" w:author="Alfred Anate Bodurin Mayaki" w:date="2026-01-12T16:57:00Z" w16du:dateUtc="2026-01-12T16:57:00Z">
+                  <w:rPrChange w:id="295" w:author="Alfred Anate Bodurin Mayaki" w:date="2026-01-12T16:57:00Z" w16du:dateUtc="2026-01-12T16:57:00Z">
                     <w:rPr>
                       <w:rStyle w:val="Hyperlink"/>
                       <w:rFonts w:ascii="CMU Sans Serif" w:hAnsi="CMU Sans Serif" w:cs="CMU Sans Serif"/>
@@ -8965,7 +9657,7 @@
                 <w:szCs w:val="20"/>
               </w:rPr>
             </w:pPr>
-            <w:del w:id="220" w:author="Alfred Anate Bodurin Mayaki" w:date="2026-01-12T16:57:00Z" w16du:dateUtc="2026-01-12T16:57:00Z">
+            <w:del w:id="296" w:author="Alfred Anate Bodurin Mayaki" w:date="2026-01-12T16:57:00Z" w16du:dateUtc="2026-01-12T16:57:00Z">
               <w:r>
                 <w:fldChar w:fldCharType="begin"/>
               </w:r>
@@ -8977,7 +9669,7 @@
               </w:r>
               <w:r>
                 <w:rPr>
-                  <w:rPrChange w:id="221" w:author="Alfred Anate Bodurin Mayaki" w:date="2026-01-12T16:57:00Z" w16du:dateUtc="2026-01-12T16:57:00Z">
+                  <w:rPrChange w:id="297" w:author="Alfred Anate Bodurin Mayaki" w:date="2026-01-12T16:57:00Z" w16du:dateUtc="2026-01-12T16:57:00Z">
                     <w:rPr>
                       <w:rStyle w:val="Hyperlink"/>
                       <w:rFonts w:ascii="CMU Sans Serif" w:hAnsi="CMU Sans Serif" w:cs="CMU Sans Serif"/>
@@ -8992,10 +9684,10 @@
                 <w:fldChar w:fldCharType="end"/>
               </w:r>
             </w:del>
-            <w:ins w:id="222" w:author="Alfred Anate Bodurin Mayaki" w:date="2026-01-12T16:57:00Z" w16du:dateUtc="2026-01-12T16:57:00Z">
+            <w:ins w:id="298" w:author="Alfred Anate Bodurin Mayaki" w:date="2026-01-12T16:57:00Z" w16du:dateUtc="2026-01-12T16:57:00Z">
               <w:r>
                 <w:rPr>
-                  <w:rPrChange w:id="223" w:author="Alfred Anate Bodurin Mayaki" w:date="2026-01-12T16:57:00Z" w16du:dateUtc="2026-01-12T16:57:00Z">
+                  <w:rPrChange w:id="299" w:author="Alfred Anate Bodurin Mayaki" w:date="2026-01-12T16:57:00Z" w16du:dateUtc="2026-01-12T16:57:00Z">
                     <w:rPr>
                       <w:rStyle w:val="Hyperlink"/>
                       <w:rFonts w:ascii="CMU Sans Serif" w:hAnsi="CMU Sans Serif" w:cs="CMU Sans Serif"/>
@@ -9024,7 +9716,7 @@
                 <w:szCs w:val="20"/>
               </w:rPr>
             </w:pPr>
-            <w:del w:id="224" w:author="Alfred Anate Bodurin Mayaki" w:date="2026-01-12T16:58:00Z" w16du:dateUtc="2026-01-12T16:58:00Z">
+            <w:del w:id="300" w:author="Alfred Anate Bodurin Mayaki" w:date="2026-01-12T16:58:00Z" w16du:dateUtc="2026-01-12T16:58:00Z">
               <w:r>
                 <w:fldChar w:fldCharType="begin"/>
               </w:r>
@@ -9036,7 +9728,7 @@
               </w:r>
               <w:r>
                 <w:rPr>
-                  <w:rPrChange w:id="225" w:author="Alfred Anate Bodurin Mayaki" w:date="2026-01-12T16:58:00Z" w16du:dateUtc="2026-01-12T16:58:00Z">
+                  <w:rPrChange w:id="301" w:author="Alfred Anate Bodurin Mayaki" w:date="2026-01-12T16:58:00Z" w16du:dateUtc="2026-01-12T16:58:00Z">
                     <w:rPr>
                       <w:rStyle w:val="Hyperlink"/>
                       <w:rFonts w:ascii="CMU Sans Serif" w:hAnsi="CMU Sans Serif" w:cs="CMU Sans Serif"/>
@@ -9051,10 +9743,10 @@
                 <w:fldChar w:fldCharType="end"/>
               </w:r>
             </w:del>
-            <w:ins w:id="226" w:author="Alfred Anate Bodurin Mayaki" w:date="2026-01-12T16:58:00Z" w16du:dateUtc="2026-01-12T16:58:00Z">
+            <w:ins w:id="302" w:author="Alfred Anate Bodurin Mayaki" w:date="2026-01-12T16:58:00Z" w16du:dateUtc="2026-01-12T16:58:00Z">
               <w:r>
                 <w:rPr>
-                  <w:rPrChange w:id="227" w:author="Alfred Anate Bodurin Mayaki" w:date="2026-01-12T16:58:00Z" w16du:dateUtc="2026-01-12T16:58:00Z">
+                  <w:rPrChange w:id="303" w:author="Alfred Anate Bodurin Mayaki" w:date="2026-01-12T16:58:00Z" w16du:dateUtc="2026-01-12T16:58:00Z">
                     <w:rPr>
                       <w:rStyle w:val="Hyperlink"/>
                       <w:rFonts w:ascii="CMU Sans Serif" w:hAnsi="CMU Sans Serif" w:cs="CMU Sans Serif"/>
@@ -9168,7 +9860,7 @@
                 <w:szCs w:val="20"/>
               </w:rPr>
             </w:pPr>
-            <w:del w:id="228" w:author="Alfred Anate Bodurin Mayaki" w:date="2026-01-12T16:57:00Z" w16du:dateUtc="2026-01-12T16:57:00Z">
+            <w:del w:id="304" w:author="Alfred Anate Bodurin Mayaki" w:date="2026-01-12T16:57:00Z" w16du:dateUtc="2026-01-12T16:57:00Z">
               <w:r>
                 <w:fldChar w:fldCharType="begin"/>
               </w:r>
@@ -9180,7 +9872,7 @@
               </w:r>
               <w:r>
                 <w:rPr>
-                  <w:rPrChange w:id="229" w:author="Alfred Anate Bodurin Mayaki" w:date="2026-01-12T16:57:00Z" w16du:dateUtc="2026-01-12T16:57:00Z">
+                  <w:rPrChange w:id="305" w:author="Alfred Anate Bodurin Mayaki" w:date="2026-01-12T16:57:00Z" w16du:dateUtc="2026-01-12T16:57:00Z">
                     <w:rPr>
                       <w:rStyle w:val="Hyperlink"/>
                       <w:rFonts w:ascii="CMU Sans Serif" w:hAnsi="CMU Sans Serif" w:cs="CMU Sans Serif"/>
@@ -9195,10 +9887,10 @@
                 <w:fldChar w:fldCharType="end"/>
               </w:r>
             </w:del>
-            <w:ins w:id="230" w:author="Alfred Anate Bodurin Mayaki" w:date="2026-01-12T16:57:00Z" w16du:dateUtc="2026-01-12T16:57:00Z">
+            <w:ins w:id="306" w:author="Alfred Anate Bodurin Mayaki" w:date="2026-01-12T16:57:00Z" w16du:dateUtc="2026-01-12T16:57:00Z">
               <w:r>
                 <w:rPr>
-                  <w:rPrChange w:id="231" w:author="Alfred Anate Bodurin Mayaki" w:date="2026-01-12T16:57:00Z" w16du:dateUtc="2026-01-12T16:57:00Z">
+                  <w:rPrChange w:id="307" w:author="Alfred Anate Bodurin Mayaki" w:date="2026-01-12T16:57:00Z" w16du:dateUtc="2026-01-12T16:57:00Z">
                     <w:rPr>
                       <w:rStyle w:val="Hyperlink"/>
                       <w:rFonts w:ascii="CMU Sans Serif" w:hAnsi="CMU Sans Serif" w:cs="CMU Sans Serif"/>
@@ -9227,7 +9919,7 @@
                 <w:szCs w:val="20"/>
               </w:rPr>
             </w:pPr>
-            <w:del w:id="232" w:author="Alfred Anate Bodurin Mayaki" w:date="2026-01-12T16:57:00Z" w16du:dateUtc="2026-01-12T16:57:00Z">
+            <w:del w:id="308" w:author="Alfred Anate Bodurin Mayaki" w:date="2026-01-12T16:57:00Z" w16du:dateUtc="2026-01-12T16:57:00Z">
               <w:r>
                 <w:fldChar w:fldCharType="begin"/>
               </w:r>
@@ -9239,7 +9931,7 @@
               </w:r>
               <w:r>
                 <w:rPr>
-                  <w:rPrChange w:id="233" w:author="Alfred Anate Bodurin Mayaki" w:date="2026-01-12T16:57:00Z" w16du:dateUtc="2026-01-12T16:57:00Z">
+                  <w:rPrChange w:id="309" w:author="Alfred Anate Bodurin Mayaki" w:date="2026-01-12T16:57:00Z" w16du:dateUtc="2026-01-12T16:57:00Z">
                     <w:rPr>
                       <w:rStyle w:val="Hyperlink"/>
                       <w:rFonts w:ascii="CMU Sans Serif" w:hAnsi="CMU Sans Serif" w:cs="CMU Sans Serif"/>
@@ -9254,10 +9946,10 @@
                 <w:fldChar w:fldCharType="end"/>
               </w:r>
             </w:del>
-            <w:ins w:id="234" w:author="Alfred Anate Bodurin Mayaki" w:date="2026-01-12T16:57:00Z" w16du:dateUtc="2026-01-12T16:57:00Z">
+            <w:ins w:id="310" w:author="Alfred Anate Bodurin Mayaki" w:date="2026-01-12T16:57:00Z" w16du:dateUtc="2026-01-12T16:57:00Z">
               <w:r>
                 <w:rPr>
-                  <w:rPrChange w:id="235" w:author="Alfred Anate Bodurin Mayaki" w:date="2026-01-12T16:57:00Z" w16du:dateUtc="2026-01-12T16:57:00Z">
+                  <w:rPrChange w:id="311" w:author="Alfred Anate Bodurin Mayaki" w:date="2026-01-12T16:57:00Z" w16du:dateUtc="2026-01-12T16:57:00Z">
                     <w:rPr>
                       <w:rStyle w:val="Hyperlink"/>
                       <w:rFonts w:ascii="CMU Sans Serif" w:hAnsi="CMU Sans Serif" w:cs="CMU Sans Serif"/>
@@ -9286,7 +9978,7 @@
                 <w:szCs w:val="20"/>
               </w:rPr>
             </w:pPr>
-            <w:del w:id="236" w:author="Alfred Anate Bodurin Mayaki" w:date="2026-01-12T16:58:00Z" w16du:dateUtc="2026-01-12T16:58:00Z">
+            <w:del w:id="312" w:author="Alfred Anate Bodurin Mayaki" w:date="2026-01-12T16:58:00Z" w16du:dateUtc="2026-01-12T16:58:00Z">
               <w:r>
                 <w:fldChar w:fldCharType="begin"/>
               </w:r>
@@ -9298,7 +9990,7 @@
               </w:r>
               <w:r>
                 <w:rPr>
-                  <w:rPrChange w:id="237" w:author="Alfred Anate Bodurin Mayaki" w:date="2026-01-12T16:58:00Z" w16du:dateUtc="2026-01-12T16:58:00Z">
+                  <w:rPrChange w:id="313" w:author="Alfred Anate Bodurin Mayaki" w:date="2026-01-12T16:58:00Z" w16du:dateUtc="2026-01-12T16:58:00Z">
                     <w:rPr>
                       <w:rStyle w:val="Hyperlink"/>
                       <w:rFonts w:ascii="CMU Sans Serif" w:hAnsi="CMU Sans Serif" w:cs="CMU Sans Serif"/>
@@ -9313,10 +10005,10 @@
                 <w:fldChar w:fldCharType="end"/>
               </w:r>
             </w:del>
-            <w:ins w:id="238" w:author="Alfred Anate Bodurin Mayaki" w:date="2026-01-12T16:58:00Z" w16du:dateUtc="2026-01-12T16:58:00Z">
+            <w:ins w:id="314" w:author="Alfred Anate Bodurin Mayaki" w:date="2026-01-12T16:58:00Z" w16du:dateUtc="2026-01-12T16:58:00Z">
               <w:r>
                 <w:rPr>
-                  <w:rPrChange w:id="239" w:author="Alfred Anate Bodurin Mayaki" w:date="2026-01-12T16:58:00Z" w16du:dateUtc="2026-01-12T16:58:00Z">
+                  <w:rPrChange w:id="315" w:author="Alfred Anate Bodurin Mayaki" w:date="2026-01-12T16:58:00Z" w16du:dateUtc="2026-01-12T16:58:00Z">
                     <w:rPr>
                       <w:rStyle w:val="Hyperlink"/>
                       <w:rFonts w:ascii="CMU Sans Serif" w:hAnsi="CMU Sans Serif" w:cs="CMU Sans Serif"/>
@@ -9334,7 +10026,7 @@
       <w:tr>
         <w:tblPrEx>
           <w:tblW w:w="0" w:type="auto"/>
-          <w:tblPrExChange w:id="240" w:author="Alfred Anate Bodurin Mayaki" w:date="2026-01-12T16:56:00Z" w16du:dateUtc="2026-01-12T16:56:00Z">
+          <w:tblPrExChange w:id="316" w:author="Alfred Anate Bodurin Mayaki" w:date="2026-01-12T16:56:00Z" w16du:dateUtc="2026-01-12T16:56:00Z">
             <w:tblPrEx>
               <w:tblW w:w="0" w:type="auto"/>
             </w:tblPrEx>
@@ -9342,7 +10034,7 @@
         </w:tblPrEx>
         <w:trPr>
           <w:trHeight w:val="80"/>
-          <w:trPrChange w:id="241" w:author="Alfred Anate Bodurin Mayaki" w:date="2026-01-12T16:56:00Z" w16du:dateUtc="2026-01-12T16:56:00Z">
+          <w:trPrChange w:id="317" w:author="Alfred Anate Bodurin Mayaki" w:date="2026-01-12T16:56:00Z" w16du:dateUtc="2026-01-12T16:56:00Z">
             <w:trPr>
               <w:gridAfter w:val="0"/>
             </w:trPr>
@@ -9352,7 +10044,7 @@
           <w:tcPr>
             <w:cnfStyle w:val="001000000000" w:firstRow="0" w:lastRow="0" w:firstColumn="1" w:lastColumn="0" w:oddVBand="0" w:evenVBand="0" w:oddHBand="0" w:evenHBand="0" w:firstRowFirstColumn="0" w:firstRowLastColumn="0" w:lastRowFirstColumn="0" w:lastRowLastColumn="0"/>
             <w:tcW w:w="1838" w:type="dxa"/>
-            <w:tcPrChange w:id="242" w:author="Alfred Anate Bodurin Mayaki" w:date="2026-01-12T16:56:00Z" w16du:dateUtc="2026-01-12T16:56:00Z">
+            <w:tcPrChange w:id="318" w:author="Alfred Anate Bodurin Mayaki" w:date="2026-01-12T16:56:00Z" w16du:dateUtc="2026-01-12T16:56:00Z">
               <w:tcPr>
                 <w:tcW w:w="1838" w:type="dxa"/>
               </w:tcPr>
@@ -9382,7 +10074,7 @@
         <w:tc>
           <w:tcPr>
             <w:tcW w:w="4172" w:type="dxa"/>
-            <w:tcPrChange w:id="243" w:author="Alfred Anate Bodurin Mayaki" w:date="2026-01-12T16:56:00Z" w16du:dateUtc="2026-01-12T16:56:00Z">
+            <w:tcPrChange w:id="319" w:author="Alfred Anate Bodurin Mayaki" w:date="2026-01-12T16:56:00Z" w16du:dateUtc="2026-01-12T16:56:00Z">
               <w:tcPr>
                 <w:tcW w:w="4172" w:type="dxa"/>
                 <w:gridSpan w:val="2"/>
@@ -9414,7 +10106,7 @@
         <w:tc>
           <w:tcPr>
             <w:tcW w:w="3006" w:type="dxa"/>
-            <w:tcPrChange w:id="244" w:author="Alfred Anate Bodurin Mayaki" w:date="2026-01-12T16:56:00Z" w16du:dateUtc="2026-01-12T16:56:00Z">
+            <w:tcPrChange w:id="320" w:author="Alfred Anate Bodurin Mayaki" w:date="2026-01-12T16:56:00Z" w16du:dateUtc="2026-01-12T16:56:00Z">
               <w:tcPr>
                 <w:tcW w:w="3006" w:type="dxa"/>
                 <w:gridSpan w:val="2"/>
@@ -9491,7 +10183,7 @@
                 <w:szCs w:val="20"/>
               </w:rPr>
             </w:pPr>
-            <w:del w:id="245" w:author="Alfred Anate Bodurin Mayaki" w:date="2026-01-12T16:58:00Z" w16du:dateUtc="2026-01-12T16:58:00Z">
+            <w:del w:id="321" w:author="Alfred Anate Bodurin Mayaki" w:date="2026-01-12T16:58:00Z" w16du:dateUtc="2026-01-12T16:58:00Z">
               <w:r>
                 <w:fldChar w:fldCharType="begin"/>
               </w:r>
@@ -9503,7 +10195,7 @@
               </w:r>
               <w:r>
                 <w:rPr>
-                  <w:rPrChange w:id="246" w:author="Alfred Anate Bodurin Mayaki" w:date="2026-01-12T16:58:00Z" w16du:dateUtc="2026-01-12T16:58:00Z">
+                  <w:rPrChange w:id="322" w:author="Alfred Anate Bodurin Mayaki" w:date="2026-01-12T16:58:00Z" w16du:dateUtc="2026-01-12T16:58:00Z">
                     <w:rPr>
                       <w:rStyle w:val="Hyperlink"/>
                       <w:rFonts w:ascii="CMU Sans Serif" w:hAnsi="CMU Sans Serif" w:cs="CMU Sans Serif"/>
@@ -9518,10 +10210,10 @@
                 <w:fldChar w:fldCharType="end"/>
               </w:r>
             </w:del>
-            <w:ins w:id="247" w:author="Alfred Anate Bodurin Mayaki" w:date="2026-01-12T16:58:00Z" w16du:dateUtc="2026-01-12T16:58:00Z">
+            <w:ins w:id="323" w:author="Alfred Anate Bodurin Mayaki" w:date="2026-01-12T16:58:00Z" w16du:dateUtc="2026-01-12T16:58:00Z">
               <w:r>
                 <w:rPr>
-                  <w:rPrChange w:id="248" w:author="Alfred Anate Bodurin Mayaki" w:date="2026-01-12T16:58:00Z" w16du:dateUtc="2026-01-12T16:58:00Z">
+                  <w:rPrChange w:id="324" w:author="Alfred Anate Bodurin Mayaki" w:date="2026-01-12T16:58:00Z" w16du:dateUtc="2026-01-12T16:58:00Z">
                     <w:rPr>
                       <w:rStyle w:val="Hyperlink"/>
                       <w:rFonts w:ascii="CMU Sans Serif" w:hAnsi="CMU Sans Serif" w:cs="CMU Sans Serif"/>
@@ -9550,7 +10242,7 @@
                 <w:szCs w:val="20"/>
               </w:rPr>
             </w:pPr>
-            <w:del w:id="249" w:author="Alfred Anate Bodurin Mayaki" w:date="2026-01-12T16:58:00Z" w16du:dateUtc="2026-01-12T16:58:00Z">
+            <w:del w:id="325" w:author="Alfred Anate Bodurin Mayaki" w:date="2026-01-12T16:58:00Z" w16du:dateUtc="2026-01-12T16:58:00Z">
               <w:r>
                 <w:fldChar w:fldCharType="begin"/>
               </w:r>
@@ -9562,7 +10254,7 @@
               </w:r>
               <w:r>
                 <w:rPr>
-                  <w:rPrChange w:id="250" w:author="Alfred Anate Bodurin Mayaki" w:date="2026-01-12T16:58:00Z" w16du:dateUtc="2026-01-12T16:58:00Z">
+                  <w:rPrChange w:id="326" w:author="Alfred Anate Bodurin Mayaki" w:date="2026-01-12T16:58:00Z" w16du:dateUtc="2026-01-12T16:58:00Z">
                     <w:rPr>
                       <w:rStyle w:val="Hyperlink"/>
                       <w:rFonts w:ascii="CMU Sans Serif" w:hAnsi="CMU Sans Serif" w:cs="CMU Sans Serif"/>
@@ -9577,10 +10269,10 @@
                 <w:fldChar w:fldCharType="end"/>
               </w:r>
             </w:del>
-            <w:ins w:id="251" w:author="Alfred Anate Bodurin Mayaki" w:date="2026-01-12T16:58:00Z" w16du:dateUtc="2026-01-12T16:58:00Z">
+            <w:ins w:id="327" w:author="Alfred Anate Bodurin Mayaki" w:date="2026-01-12T16:58:00Z" w16du:dateUtc="2026-01-12T16:58:00Z">
               <w:r>
                 <w:rPr>
-                  <w:rPrChange w:id="252" w:author="Alfred Anate Bodurin Mayaki" w:date="2026-01-12T16:58:00Z" w16du:dateUtc="2026-01-12T16:58:00Z">
+                  <w:rPrChange w:id="328" w:author="Alfred Anate Bodurin Mayaki" w:date="2026-01-12T16:58:00Z" w16du:dateUtc="2026-01-12T16:58:00Z">
                     <w:rPr>
                       <w:rStyle w:val="Hyperlink"/>
                       <w:rFonts w:ascii="CMU Sans Serif" w:hAnsi="CMU Sans Serif" w:cs="CMU Sans Serif"/>
@@ -9702,7 +10394,7 @@
         <w:contextualSpacing/>
         <w:jc w:val="both"/>
         <w:rPr>
-          <w:ins w:id="253" w:author="Alfred Anate Bodurin Mayaki" w:date="2026-01-12T17:01:00Z" w16du:dateUtc="2026-01-12T17:01:00Z"/>
+          <w:ins w:id="329" w:author="Alfred Anate Bodurin Mayaki" w:date="2026-01-12T17:01:00Z" w16du:dateUtc="2026-01-12T17:01:00Z"/>
           <w:rStyle w:val="Strong"/>
           <w:rFonts w:ascii="CMU Sans Serif" w:hAnsi="CMU Sans Serif" w:cs="CMU Sans Serif"/>
           <w:b w:val="0"/>
@@ -9710,7 +10402,7 @@
           <w:color w:val="000000" w:themeColor="text1"/>
         </w:rPr>
       </w:pPr>
-      <w:bookmarkStart w:id="254" w:name="_Toc216632810"/>
+      <w:bookmarkStart w:id="330" w:name="_Toc216632810"/>
     </w:p>
     <w:p>
       <w:pPr>
@@ -9725,7 +10417,7 @@
           <w:color w:val="000000" w:themeColor="text1"/>
         </w:rPr>
       </w:pPr>
-      <w:bookmarkStart w:id="255" w:name="_Toc219130666"/>
+      <w:bookmarkStart w:id="331" w:name="_Toc219130666"/>
       <w:r>
         <w:rPr>
           <w:rStyle w:val="Strong"/>
@@ -9746,7 +10438,7 @@
         </w:rPr>
         <w:t>Explicating my Literature Review 2</w:t>
       </w:r>
-      <w:bookmarkEnd w:id="254"/>
+      <w:bookmarkEnd w:id="330"/>
       <w:r>
         <w:rPr>
           <w:rStyle w:val="Strong"/>
@@ -9757,7 +10449,7 @@
         </w:rPr>
         <w:t xml:space="preserve"> – Signalling Theory</w:t>
       </w:r>
-      <w:bookmarkEnd w:id="255"/>
+      <w:bookmarkEnd w:id="331"/>
     </w:p>
     <w:p>
       <w:pPr>
@@ -9816,7 +10508,6 @@
           <w:sz w:val="20"/>
           <w:szCs w:val="20"/>
         </w:rPr>
-        <w:lastRenderedPageBreak/>
         <w:t>Spence (1973): Theoretical</w:t>
       </w:r>
       <w:r>
@@ -10898,7 +11589,6 @@
           <w:sz w:val="20"/>
           <w:szCs w:val="20"/>
         </w:rPr>
-        <w:lastRenderedPageBreak/>
         <w:t xml:space="preserve">Acknowledges limitations of cross-sectional methodology and calls for </w:t>
       </w:r>
       <w:r>
@@ -11127,7 +11817,7 @@
           <w:color w:val="000000" w:themeColor="text1"/>
         </w:rPr>
       </w:pPr>
-      <w:bookmarkStart w:id="256" w:name="_Toc219130667"/>
+      <w:bookmarkStart w:id="332" w:name="_Toc219130667"/>
       <w:r>
         <w:rPr>
           <w:rStyle w:val="Strong"/>
@@ -11158,7 +11848,7 @@
         </w:rPr>
         <w:t>3 – Recruitment &amp; Selection</w:t>
       </w:r>
-      <w:bookmarkEnd w:id="256"/>
+      <w:bookmarkEnd w:id="332"/>
     </w:p>
     <w:p>
       <w:pPr>
@@ -11213,11 +11903,21 @@
         </w:numPr>
         <w:jc w:val="both"/>
         <w:rPr>
-          <w:del w:id="257" w:author="Alfred Anate Bodurin Mayaki" w:date="2026-01-12T17:02:00Z" w16du:dateUtc="2026-01-12T17:02:00Z"/>
-          <w:rFonts w:ascii="CMU Sans Serif" w:hAnsi="CMU Sans Serif" w:cs="CMU Sans Serif"/>
-          <w:sz w:val="20"/>
-          <w:szCs w:val="20"/>
-        </w:rPr>
+          <w:del w:id="333" w:author="Alfred Anate Bodurin Mayaki" w:date="2026-01-12T17:02:00Z" w16du:dateUtc="2026-01-12T17:02:00Z"/>
+          <w:rFonts w:ascii="CMU Sans Serif" w:hAnsi="CMU Sans Serif" w:cs="CMU Sans Serif"/>
+          <w:sz w:val="20"/>
+          <w:szCs w:val="20"/>
+        </w:rPr>
+        <w:pPrChange w:id="334" w:author="Alfred Anate Bodurin Mayaki" w:date="2026-01-27T10:58:00Z" w16du:dateUtc="2026-01-27T10:58:00Z">
+          <w:pPr>
+            <w:pStyle w:val="ListParagraph"/>
+            <w:numPr>
+              <w:numId w:val="15"/>
+            </w:numPr>
+            <w:ind w:hanging="360"/>
+            <w:jc w:val="both"/>
+          </w:pPr>
+        </w:pPrChange>
       </w:pPr>
       <w:r>
         <w:rPr>
@@ -11245,7 +11945,7 @@
         </w:numPr>
         <w:jc w:val="both"/>
         <w:rPr>
-          <w:ins w:id="258" w:author="Alfred Anate Bodurin Mayaki" w:date="2026-01-12T17:02:00Z" w16du:dateUtc="2026-01-12T17:02:00Z"/>
+          <w:ins w:id="335" w:author="Alfred Anate Bodurin Mayaki" w:date="2026-01-12T17:02:00Z" w16du:dateUtc="2026-01-12T17:02:00Z"/>
           <w:rFonts w:ascii="CMU Sans Serif" w:hAnsi="CMU Sans Serif" w:cs="CMU Sans Serif"/>
           <w:sz w:val="20"/>
           <w:szCs w:val="20"/>
@@ -11264,11 +11964,11 @@
           <w:rFonts w:ascii="CMU Sans Serif" w:hAnsi="CMU Sans Serif" w:cs="CMU Sans Serif"/>
           <w:sz w:val="20"/>
           <w:szCs w:val="20"/>
-          <w:rPrChange w:id="259" w:author="Alfred Anate Bodurin Mayaki" w:date="2026-01-12T17:02:00Z" w16du:dateUtc="2026-01-12T17:02:00Z">
+          <w:rPrChange w:id="336" w:author="Alfred Anate Bodurin Mayaki" w:date="2026-01-12T17:02:00Z" w16du:dateUtc="2026-01-12T17:02:00Z">
             <w:rPr/>
           </w:rPrChange>
         </w:rPr>
-        <w:pPrChange w:id="260" w:author="Alfred Anate Bodurin Mayaki" w:date="2026-01-12T17:02:00Z" w16du:dateUtc="2026-01-12T17:02:00Z">
+        <w:pPrChange w:id="337" w:author="Alfred Anate Bodurin Mayaki" w:date="2026-01-27T10:58:00Z" w16du:dateUtc="2026-01-27T10:58:00Z">
           <w:pPr>
             <w:pStyle w:val="ListParagraph"/>
             <w:numPr>
@@ -11279,7 +11979,7 @@
           </w:pPr>
         </w:pPrChange>
       </w:pPr>
-      <w:ins w:id="261" w:author="Alfred Anate Bodurin Mayaki" w:date="2026-01-12T17:02:00Z" w16du:dateUtc="2026-01-12T17:02:00Z">
+      <w:ins w:id="338" w:author="Alfred Anate Bodurin Mayaki" w:date="2026-01-12T17:02:00Z" w16du:dateUtc="2026-01-12T17:02:00Z">
         <w:r>
           <w:rPr>
             <w:rFonts w:ascii="CMU Sans Serif" w:hAnsi="CMU Sans Serif" w:cs="CMU Sans Serif"/>
@@ -11303,7 +12003,7 @@
           <w:color w:val="000000" w:themeColor="text1"/>
         </w:rPr>
       </w:pPr>
-      <w:bookmarkStart w:id="262" w:name="_Toc219130668"/>
+      <w:bookmarkStart w:id="339" w:name="_Toc219130668"/>
       <w:r>
         <w:rPr>
           <w:rStyle w:val="Strong"/>
@@ -11314,7 +12014,7 @@
         </w:rPr>
         <w:t>11 Journal of Economic Literature (JEL) Classification</w:t>
       </w:r>
-      <w:bookmarkEnd w:id="262"/>
+      <w:bookmarkEnd w:id="339"/>
     </w:p>
     <w:p>
       <w:pPr>
@@ -12284,14 +12984,19 @@
     </w:tbl>
     <w:p>
       <w:pPr>
-        <w:jc w:val="center"/>
-        <w:rPr>
-          <w:del w:id="263" w:author="Alfred Anate Bodurin Mayaki" w:date="2026-01-12T16:59:00Z" w16du:dateUtc="2026-01-12T16:59:00Z"/>
-          <w:rFonts w:ascii="CMU Sans Serif" w:hAnsi="CMU Sans Serif" w:cs="CMU Sans Serif"/>
-          <w:color w:val="000000" w:themeColor="text1"/>
-          <w:sz w:val="20"/>
-          <w:szCs w:val="20"/>
-        </w:rPr>
+        <w:jc w:val="both"/>
+        <w:rPr>
+          <w:del w:id="340" w:author="Alfred Anate Bodurin Mayaki" w:date="2026-01-12T16:59:00Z" w16du:dateUtc="2026-01-12T16:59:00Z"/>
+          <w:rFonts w:ascii="CMU Sans Serif" w:hAnsi="CMU Sans Serif" w:cs="CMU Sans Serif"/>
+          <w:color w:val="000000" w:themeColor="text1"/>
+          <w:sz w:val="20"/>
+          <w:szCs w:val="20"/>
+        </w:rPr>
+        <w:pPrChange w:id="341" w:author="Alfred Anate Bodurin Mayaki" w:date="2026-01-27T10:58:00Z" w16du:dateUtc="2026-01-27T10:58:00Z">
+          <w:pPr>
+            <w:jc w:val="center"/>
+          </w:pPr>
+        </w:pPrChange>
       </w:pPr>
       <w:r>
         <w:rPr>
@@ -12304,7 +13009,7 @@
       </w:r>
       <w:r>
         <w:rPr>
-          <w:rPrChange w:id="264" w:author="Alfred Anate Bodurin Mayaki" w:date="2026-01-12T16:59:00Z" w16du:dateUtc="2026-01-12T16:59:00Z">
+          <w:rPrChange w:id="342" w:author="Alfred Anate Bodurin Mayaki" w:date="2026-01-12T16:59:00Z" w16du:dateUtc="2026-01-12T16:59:00Z">
             <w:rPr>
               <w:rStyle w:val="Hyperlink"/>
               <w:rFonts w:ascii="CMU Sans Serif" w:hAnsi="CMU Sans Serif" w:cs="CMU Sans Serif"/>
@@ -12318,27 +13023,145 @@
     </w:p>
     <w:p>
       <w:pPr>
-        <w:jc w:val="center"/>
-        <w:rPr>
-          <w:del w:id="265" w:author="Alfred Anate Bodurin Mayaki" w:date="2026-01-12T16:59:00Z" w16du:dateUtc="2026-01-12T16:59:00Z"/>
-          <w:rFonts w:ascii="CMU Sans Serif" w:hAnsi="CMU Sans Serif" w:cs="CMU Sans Serif"/>
-          <w:color w:val="000000" w:themeColor="text1"/>
-          <w:sz w:val="20"/>
-          <w:szCs w:val="20"/>
-        </w:rPr>
-      </w:pPr>
-    </w:p>
-    <w:p>
-      <w:pPr>
-        <w:jc w:val="center"/>
-        <w:rPr>
-          <w:ins w:id="266" w:author="Alfred Anate Bodurin Mayaki" w:date="2026-01-12T16:59:00Z" w16du:dateUtc="2026-01-12T16:59:00Z"/>
-          <w:rFonts w:ascii="CMU Sans Serif" w:hAnsi="CMU Sans Serif" w:cs="CMU Sans Serif"/>
-          <w:color w:val="000000" w:themeColor="text1"/>
-          <w:sz w:val="20"/>
-          <w:szCs w:val="20"/>
-        </w:rPr>
-        <w:pPrChange w:id="267" w:author="Alfred Anate Bodurin Mayaki" w:date="2026-01-12T16:59:00Z" w16du:dateUtc="2026-01-12T16:59:00Z">
+        <w:jc w:val="both"/>
+        <w:rPr>
+          <w:del w:id="343" w:author="Alfred Anate Bodurin Mayaki" w:date="2026-01-12T16:59:00Z" w16du:dateUtc="2026-01-12T16:59:00Z"/>
+          <w:rFonts w:ascii="CMU Sans Serif" w:hAnsi="CMU Sans Serif" w:cs="CMU Sans Serif"/>
+          <w:color w:val="000000" w:themeColor="text1"/>
+          <w:sz w:val="20"/>
+          <w:szCs w:val="20"/>
+        </w:rPr>
+        <w:pPrChange w:id="344" w:author="Alfred Anate Bodurin Mayaki" w:date="2026-01-27T10:58:00Z" w16du:dateUtc="2026-01-27T10:58:00Z">
+          <w:pPr>
+            <w:jc w:val="center"/>
+          </w:pPr>
+        </w:pPrChange>
+      </w:pPr>
+    </w:p>
+    <w:p>
+      <w:pPr>
+        <w:jc w:val="both"/>
+        <w:rPr>
+          <w:ins w:id="345" w:author="Alfred Anate Bodurin Mayaki" w:date="2026-01-12T16:59:00Z" w16du:dateUtc="2026-01-12T16:59:00Z"/>
+          <w:rFonts w:ascii="CMU Sans Serif" w:hAnsi="CMU Sans Serif" w:cs="CMU Sans Serif"/>
+          <w:color w:val="000000" w:themeColor="text1"/>
+          <w:sz w:val="20"/>
+          <w:szCs w:val="20"/>
+        </w:rPr>
+      </w:pPr>
+    </w:p>
+    <w:p>
+      <w:pPr>
+        <w:jc w:val="both"/>
+        <w:rPr>
+          <w:del w:id="346" w:author="Alfred Anate Bodurin Mayaki" w:date="2026-01-12T16:59:00Z" w16du:dateUtc="2026-01-12T16:59:00Z"/>
+          <w:rFonts w:ascii="CMU Sans Serif" w:hAnsi="CMU Sans Serif" w:cs="CMU Sans Serif"/>
+          <w:color w:val="000000" w:themeColor="text1"/>
+          <w:sz w:val="20"/>
+          <w:szCs w:val="20"/>
+        </w:rPr>
+        <w:pPrChange w:id="347" w:author="Alfred Anate Bodurin Mayaki" w:date="2026-01-27T10:58:00Z" w16du:dateUtc="2026-01-27T10:58:00Z">
+          <w:pPr>
+            <w:jc w:val="center"/>
+          </w:pPr>
+        </w:pPrChange>
+      </w:pPr>
+    </w:p>
+    <w:p>
+      <w:pPr>
+        <w:jc w:val="both"/>
+        <w:rPr>
+          <w:ins w:id="348" w:author="Alfred Anate Bodurin Mayaki" w:date="2026-01-12T17:01:00Z" w16du:dateUtc="2026-01-12T17:01:00Z"/>
+          <w:rFonts w:ascii="CMU Sans Serif" w:hAnsi="CMU Sans Serif" w:cs="CMU Sans Serif"/>
+          <w:color w:val="000000" w:themeColor="text1"/>
+          <w:sz w:val="20"/>
+          <w:szCs w:val="20"/>
+        </w:rPr>
+      </w:pPr>
+    </w:p>
+    <w:p>
+      <w:pPr>
+        <w:jc w:val="both"/>
+        <w:rPr>
+          <w:ins w:id="349" w:author="Alfred Anate Bodurin Mayaki" w:date="2026-01-12T17:02:00Z" w16du:dateUtc="2026-01-12T17:02:00Z"/>
+          <w:rFonts w:ascii="CMU Sans Serif" w:hAnsi="CMU Sans Serif" w:cs="CMU Sans Serif"/>
+          <w:color w:val="000000" w:themeColor="text1"/>
+          <w:sz w:val="20"/>
+          <w:szCs w:val="20"/>
+        </w:rPr>
+      </w:pPr>
+    </w:p>
+    <w:p>
+      <w:pPr>
+        <w:jc w:val="both"/>
+        <w:rPr>
+          <w:ins w:id="350" w:author="Alfred Anate Bodurin Mayaki" w:date="2026-01-12T17:02:00Z" w16du:dateUtc="2026-01-12T17:02:00Z"/>
+          <w:rFonts w:ascii="CMU Sans Serif" w:hAnsi="CMU Sans Serif" w:cs="CMU Sans Serif"/>
+          <w:color w:val="000000" w:themeColor="text1"/>
+          <w:sz w:val="20"/>
+          <w:szCs w:val="20"/>
+        </w:rPr>
+      </w:pPr>
+    </w:p>
+    <w:p>
+      <w:pPr>
+        <w:jc w:val="both"/>
+        <w:rPr>
+          <w:ins w:id="351" w:author="Alfred Anate Bodurin Mayaki" w:date="2026-01-12T17:02:00Z" w16du:dateUtc="2026-01-12T17:02:00Z"/>
+          <w:rFonts w:ascii="CMU Sans Serif" w:hAnsi="CMU Sans Serif" w:cs="CMU Sans Serif"/>
+          <w:color w:val="000000" w:themeColor="text1"/>
+          <w:sz w:val="20"/>
+          <w:szCs w:val="20"/>
+        </w:rPr>
+      </w:pPr>
+    </w:p>
+    <w:p>
+      <w:pPr>
+        <w:jc w:val="both"/>
+        <w:rPr>
+          <w:ins w:id="352" w:author="Alfred Anate Bodurin Mayaki" w:date="2026-01-12T17:02:00Z" w16du:dateUtc="2026-01-12T17:02:00Z"/>
+          <w:rFonts w:ascii="CMU Sans Serif" w:hAnsi="CMU Sans Serif" w:cs="CMU Sans Serif"/>
+          <w:color w:val="000000" w:themeColor="text1"/>
+          <w:sz w:val="20"/>
+          <w:szCs w:val="20"/>
+        </w:rPr>
+      </w:pPr>
+    </w:p>
+    <w:p>
+      <w:pPr>
+        <w:jc w:val="both"/>
+        <w:rPr>
+          <w:ins w:id="353" w:author="Alfred Anate Bodurin Mayaki" w:date="2026-01-12T17:02:00Z" w16du:dateUtc="2026-01-12T17:02:00Z"/>
+          <w:rFonts w:ascii="CMU Sans Serif" w:hAnsi="CMU Sans Serif" w:cs="CMU Sans Serif"/>
+          <w:color w:val="000000" w:themeColor="text1"/>
+          <w:sz w:val="20"/>
+          <w:szCs w:val="20"/>
+        </w:rPr>
+      </w:pPr>
+    </w:p>
+    <w:p>
+      <w:pPr>
+        <w:jc w:val="both"/>
+        <w:rPr>
+          <w:ins w:id="354" w:author="Alfred Anate Bodurin Mayaki" w:date="2026-01-12T17:01:00Z" w16du:dateUtc="2026-01-12T17:01:00Z"/>
+          <w:rFonts w:ascii="CMU Sans Serif" w:hAnsi="CMU Sans Serif" w:cs="CMU Sans Serif"/>
+          <w:color w:val="000000" w:themeColor="text1"/>
+          <w:sz w:val="20"/>
+          <w:szCs w:val="20"/>
+        </w:rPr>
+      </w:pPr>
+    </w:p>
+    <w:p>
+      <w:pPr>
+        <w:jc w:val="both"/>
+        <w:rPr>
+          <w:del w:id="355" w:author="Alfred Anate Bodurin Mayaki" w:date="2026-01-12T16:59:00Z" w16du:dateUtc="2026-01-12T16:59:00Z"/>
+          <w:rFonts w:ascii="CMU Sans Serif" w:hAnsi="CMU Sans Serif" w:cs="CMU Sans Serif"/>
+          <w:color w:val="000000" w:themeColor="text1"/>
+          <w:sz w:val="20"/>
+          <w:szCs w:val="20"/>
+        </w:rPr>
+        <w:pPrChange w:id="356" w:author="Alfred Anate Bodurin Mayaki" w:date="2026-01-27T10:58:00Z" w16du:dateUtc="2026-01-27T10:58:00Z">
           <w:pPr>
             <w:jc w:val="both"/>
           </w:pPr>
@@ -12347,272 +13170,229 @@
     </w:p>
     <w:p>
       <w:pPr>
-        <w:jc w:val="center"/>
-        <w:rPr>
-          <w:del w:id="268" w:author="Alfred Anate Bodurin Mayaki" w:date="2026-01-12T16:59:00Z" w16du:dateUtc="2026-01-12T16:59:00Z"/>
-          <w:rFonts w:ascii="CMU Sans Serif" w:hAnsi="CMU Sans Serif" w:cs="CMU Sans Serif"/>
-          <w:color w:val="000000" w:themeColor="text1"/>
-          <w:sz w:val="20"/>
-          <w:szCs w:val="20"/>
-        </w:rPr>
-      </w:pPr>
-    </w:p>
-    <w:p>
-      <w:pPr>
-        <w:jc w:val="both"/>
-        <w:rPr>
-          <w:ins w:id="269" w:author="Alfred Anate Bodurin Mayaki" w:date="2026-01-12T17:01:00Z" w16du:dateUtc="2026-01-12T17:01:00Z"/>
-          <w:rFonts w:ascii="CMU Sans Serif" w:hAnsi="CMU Sans Serif" w:cs="CMU Sans Serif"/>
-          <w:color w:val="000000" w:themeColor="text1"/>
-          <w:sz w:val="20"/>
-          <w:szCs w:val="20"/>
-        </w:rPr>
-      </w:pPr>
-    </w:p>
-    <w:p>
-      <w:pPr>
-        <w:jc w:val="both"/>
-        <w:rPr>
-          <w:ins w:id="270" w:author="Alfred Anate Bodurin Mayaki" w:date="2026-01-12T17:02:00Z" w16du:dateUtc="2026-01-12T17:02:00Z"/>
-          <w:rFonts w:ascii="CMU Sans Serif" w:hAnsi="CMU Sans Serif" w:cs="CMU Sans Serif"/>
-          <w:color w:val="000000" w:themeColor="text1"/>
-          <w:sz w:val="20"/>
-          <w:szCs w:val="20"/>
-        </w:rPr>
-      </w:pPr>
-    </w:p>
-    <w:p>
-      <w:pPr>
-        <w:jc w:val="both"/>
-        <w:rPr>
-          <w:ins w:id="271" w:author="Alfred Anate Bodurin Mayaki" w:date="2026-01-12T17:02:00Z" w16du:dateUtc="2026-01-12T17:02:00Z"/>
-          <w:rFonts w:ascii="CMU Sans Serif" w:hAnsi="CMU Sans Serif" w:cs="CMU Sans Serif"/>
-          <w:color w:val="000000" w:themeColor="text1"/>
-          <w:sz w:val="20"/>
-          <w:szCs w:val="20"/>
-        </w:rPr>
-      </w:pPr>
-    </w:p>
-    <w:p>
-      <w:pPr>
-        <w:jc w:val="both"/>
-        <w:rPr>
-          <w:ins w:id="272" w:author="Alfred Anate Bodurin Mayaki" w:date="2026-01-12T17:02:00Z" w16du:dateUtc="2026-01-12T17:02:00Z"/>
-          <w:rFonts w:ascii="CMU Sans Serif" w:hAnsi="CMU Sans Serif" w:cs="CMU Sans Serif"/>
-          <w:color w:val="000000" w:themeColor="text1"/>
-          <w:sz w:val="20"/>
-          <w:szCs w:val="20"/>
-        </w:rPr>
-      </w:pPr>
-    </w:p>
-    <w:p>
-      <w:pPr>
-        <w:jc w:val="both"/>
-        <w:rPr>
-          <w:ins w:id="273" w:author="Alfred Anate Bodurin Mayaki" w:date="2026-01-12T17:02:00Z" w16du:dateUtc="2026-01-12T17:02:00Z"/>
-          <w:rFonts w:ascii="CMU Sans Serif" w:hAnsi="CMU Sans Serif" w:cs="CMU Sans Serif"/>
-          <w:color w:val="000000" w:themeColor="text1"/>
-          <w:sz w:val="20"/>
-          <w:szCs w:val="20"/>
-        </w:rPr>
-      </w:pPr>
-    </w:p>
-    <w:p>
-      <w:pPr>
-        <w:jc w:val="both"/>
-        <w:rPr>
-          <w:ins w:id="274" w:author="Alfred Anate Bodurin Mayaki" w:date="2026-01-12T17:02:00Z" w16du:dateUtc="2026-01-12T17:02:00Z"/>
-          <w:rFonts w:ascii="CMU Sans Serif" w:hAnsi="CMU Sans Serif" w:cs="CMU Sans Serif"/>
-          <w:color w:val="000000" w:themeColor="text1"/>
-          <w:sz w:val="20"/>
-          <w:szCs w:val="20"/>
-        </w:rPr>
-      </w:pPr>
-    </w:p>
-    <w:p>
-      <w:pPr>
-        <w:jc w:val="both"/>
-        <w:rPr>
-          <w:ins w:id="275" w:author="Alfred Anate Bodurin Mayaki" w:date="2026-01-12T17:01:00Z" w16du:dateUtc="2026-01-12T17:01:00Z"/>
-          <w:rFonts w:ascii="CMU Sans Serif" w:hAnsi="CMU Sans Serif" w:cs="CMU Sans Serif"/>
-          <w:color w:val="000000" w:themeColor="text1"/>
-          <w:sz w:val="20"/>
-          <w:szCs w:val="20"/>
-        </w:rPr>
-      </w:pPr>
-    </w:p>
-    <w:p>
-      <w:pPr>
-        <w:jc w:val="both"/>
-        <w:rPr>
-          <w:del w:id="276" w:author="Alfred Anate Bodurin Mayaki" w:date="2026-01-12T16:59:00Z" w16du:dateUtc="2026-01-12T16:59:00Z"/>
-          <w:rFonts w:ascii="CMU Sans Serif" w:hAnsi="CMU Sans Serif" w:cs="CMU Sans Serif"/>
-          <w:color w:val="000000" w:themeColor="text1"/>
-          <w:sz w:val="20"/>
-          <w:szCs w:val="20"/>
-        </w:rPr>
-      </w:pPr>
-    </w:p>
-    <w:p>
-      <w:pPr>
-        <w:jc w:val="both"/>
-        <w:rPr>
-          <w:del w:id="277" w:author="Alfred Anate Bodurin Mayaki" w:date="2026-01-12T16:59:00Z" w16du:dateUtc="2026-01-12T16:59:00Z"/>
-          <w:rFonts w:ascii="CMU Sans Serif" w:hAnsi="CMU Sans Serif" w:cs="CMU Sans Serif"/>
-          <w:color w:val="000000" w:themeColor="text1"/>
-          <w:sz w:val="20"/>
-          <w:szCs w:val="20"/>
-        </w:rPr>
-      </w:pPr>
-    </w:p>
-    <w:p>
-      <w:pPr>
-        <w:jc w:val="both"/>
-        <w:rPr>
-          <w:del w:id="278" w:author="Alfred Anate Bodurin Mayaki" w:date="2026-01-12T16:59:00Z" w16du:dateUtc="2026-01-12T16:59:00Z"/>
-          <w:rFonts w:ascii="CMU Sans Serif" w:hAnsi="CMU Sans Serif" w:cs="CMU Sans Serif"/>
-          <w:color w:val="000000" w:themeColor="text1"/>
-          <w:sz w:val="20"/>
-          <w:szCs w:val="20"/>
-        </w:rPr>
-      </w:pPr>
-    </w:p>
-    <w:p>
-      <w:pPr>
-        <w:jc w:val="both"/>
-        <w:rPr>
-          <w:del w:id="279" w:author="Alfred Anate Bodurin Mayaki" w:date="2026-01-12T16:59:00Z" w16du:dateUtc="2026-01-12T16:59:00Z"/>
-          <w:rFonts w:ascii="CMU Sans Serif" w:hAnsi="CMU Sans Serif" w:cs="CMU Sans Serif"/>
-          <w:color w:val="000000" w:themeColor="text1"/>
-          <w:sz w:val="20"/>
-          <w:szCs w:val="20"/>
-        </w:rPr>
-      </w:pPr>
-    </w:p>
-    <w:p>
-      <w:pPr>
-        <w:jc w:val="both"/>
-        <w:rPr>
-          <w:del w:id="280" w:author="Alfred Anate Bodurin Mayaki" w:date="2026-01-12T16:59:00Z" w16du:dateUtc="2026-01-12T16:59:00Z"/>
-          <w:rFonts w:ascii="CMU Sans Serif" w:hAnsi="CMU Sans Serif" w:cs="CMU Sans Serif"/>
-          <w:color w:val="000000" w:themeColor="text1"/>
-          <w:sz w:val="20"/>
-          <w:szCs w:val="20"/>
-        </w:rPr>
-      </w:pPr>
-    </w:p>
-    <w:p>
-      <w:pPr>
-        <w:jc w:val="both"/>
-        <w:rPr>
-          <w:del w:id="281" w:author="Alfred Anate Bodurin Mayaki" w:date="2026-01-12T16:59:00Z" w16du:dateUtc="2026-01-12T16:59:00Z"/>
-          <w:rFonts w:ascii="CMU Sans Serif" w:hAnsi="CMU Sans Serif" w:cs="CMU Sans Serif"/>
-          <w:color w:val="000000" w:themeColor="text1"/>
-          <w:sz w:val="20"/>
-          <w:szCs w:val="20"/>
-        </w:rPr>
-      </w:pPr>
-    </w:p>
-    <w:p>
-      <w:pPr>
-        <w:jc w:val="both"/>
-        <w:rPr>
-          <w:del w:id="282" w:author="Alfred Anate Bodurin Mayaki" w:date="2026-01-12T16:59:00Z" w16du:dateUtc="2026-01-12T16:59:00Z"/>
-          <w:rFonts w:ascii="CMU Sans Serif" w:hAnsi="CMU Sans Serif" w:cs="CMU Sans Serif"/>
-          <w:color w:val="000000" w:themeColor="text1"/>
-          <w:sz w:val="20"/>
-          <w:szCs w:val="20"/>
-        </w:rPr>
-      </w:pPr>
-    </w:p>
-    <w:p>
-      <w:pPr>
-        <w:jc w:val="both"/>
-        <w:rPr>
-          <w:del w:id="283" w:author="Alfred Anate Bodurin Mayaki" w:date="2026-01-12T16:59:00Z" w16du:dateUtc="2026-01-12T16:59:00Z"/>
-          <w:rFonts w:ascii="CMU Sans Serif" w:hAnsi="CMU Sans Serif" w:cs="CMU Sans Serif"/>
-          <w:color w:val="000000" w:themeColor="text1"/>
-          <w:sz w:val="20"/>
-          <w:szCs w:val="20"/>
-        </w:rPr>
-      </w:pPr>
-    </w:p>
-    <w:p>
-      <w:pPr>
-        <w:jc w:val="both"/>
-        <w:rPr>
-          <w:del w:id="284" w:author="Alfred Anate Bodurin Mayaki" w:date="2026-01-12T16:59:00Z" w16du:dateUtc="2026-01-12T16:59:00Z"/>
-          <w:rFonts w:ascii="CMU Sans Serif" w:hAnsi="CMU Sans Serif" w:cs="CMU Sans Serif"/>
-          <w:color w:val="000000" w:themeColor="text1"/>
-          <w:sz w:val="20"/>
-          <w:szCs w:val="20"/>
-        </w:rPr>
-      </w:pPr>
-    </w:p>
-    <w:p>
-      <w:pPr>
-        <w:jc w:val="both"/>
-        <w:rPr>
-          <w:del w:id="285" w:author="Alfred Anate Bodurin Mayaki" w:date="2026-01-12T16:59:00Z" w16du:dateUtc="2026-01-12T16:59:00Z"/>
-          <w:rFonts w:ascii="CMU Sans Serif" w:hAnsi="CMU Sans Serif" w:cs="CMU Sans Serif"/>
-          <w:color w:val="000000" w:themeColor="text1"/>
-          <w:sz w:val="20"/>
-          <w:szCs w:val="20"/>
-        </w:rPr>
-      </w:pPr>
-    </w:p>
-    <w:p>
-      <w:pPr>
-        <w:jc w:val="both"/>
-        <w:rPr>
-          <w:del w:id="286" w:author="Alfred Anate Bodurin Mayaki" w:date="2026-01-12T16:59:00Z" w16du:dateUtc="2026-01-12T16:59:00Z"/>
-          <w:rFonts w:ascii="CMU Sans Serif" w:hAnsi="CMU Sans Serif" w:cs="CMU Sans Serif"/>
-          <w:color w:val="000000" w:themeColor="text1"/>
-          <w:sz w:val="20"/>
-          <w:szCs w:val="20"/>
-        </w:rPr>
-      </w:pPr>
-    </w:p>
-    <w:p>
-      <w:pPr>
-        <w:jc w:val="both"/>
-        <w:rPr>
-          <w:del w:id="287" w:author="Alfred Anate Bodurin Mayaki" w:date="2026-01-12T16:59:00Z" w16du:dateUtc="2026-01-12T16:59:00Z"/>
-          <w:rFonts w:ascii="CMU Sans Serif" w:hAnsi="CMU Sans Serif" w:cs="CMU Sans Serif"/>
-          <w:color w:val="000000" w:themeColor="text1"/>
-          <w:sz w:val="20"/>
-          <w:szCs w:val="20"/>
-        </w:rPr>
-      </w:pPr>
-    </w:p>
-    <w:p>
-      <w:pPr>
-        <w:jc w:val="both"/>
-        <w:rPr>
-          <w:del w:id="288" w:author="Alfred Anate Bodurin Mayaki" w:date="2026-01-12T16:59:00Z" w16du:dateUtc="2026-01-12T16:59:00Z"/>
-          <w:rFonts w:ascii="CMU Sans Serif" w:hAnsi="CMU Sans Serif" w:cs="CMU Sans Serif"/>
-          <w:color w:val="000000" w:themeColor="text1"/>
-          <w:sz w:val="20"/>
-          <w:szCs w:val="20"/>
-        </w:rPr>
-      </w:pPr>
-    </w:p>
-    <w:p>
-      <w:pPr>
-        <w:jc w:val="both"/>
-        <w:rPr>
-          <w:del w:id="289" w:author="Alfred Anate Bodurin Mayaki" w:date="2026-01-12T16:59:00Z" w16du:dateUtc="2026-01-12T16:59:00Z"/>
-          <w:rFonts w:ascii="CMU Sans Serif" w:hAnsi="CMU Sans Serif" w:cs="CMU Sans Serif"/>
-          <w:color w:val="000000" w:themeColor="text1"/>
-          <w:sz w:val="20"/>
-          <w:szCs w:val="20"/>
-        </w:rPr>
-      </w:pPr>
-    </w:p>
-    <w:p>
-      <w:pPr>
-        <w:jc w:val="center"/>
-        <w:pPrChange w:id="290" w:author="Alfred Anate Bodurin Mayaki" w:date="2026-01-12T16:59:00Z" w16du:dateUtc="2026-01-12T16:59:00Z">
+        <w:jc w:val="both"/>
+        <w:rPr>
+          <w:del w:id="357" w:author="Alfred Anate Bodurin Mayaki" w:date="2026-01-12T16:59:00Z" w16du:dateUtc="2026-01-12T16:59:00Z"/>
+          <w:rFonts w:ascii="CMU Sans Serif" w:hAnsi="CMU Sans Serif" w:cs="CMU Sans Serif"/>
+          <w:color w:val="000000" w:themeColor="text1"/>
+          <w:sz w:val="20"/>
+          <w:szCs w:val="20"/>
+        </w:rPr>
+        <w:pPrChange w:id="358" w:author="Alfred Anate Bodurin Mayaki" w:date="2026-01-27T10:58:00Z" w16du:dateUtc="2026-01-27T10:58:00Z">
+          <w:pPr>
+            <w:jc w:val="both"/>
+          </w:pPr>
+        </w:pPrChange>
+      </w:pPr>
+    </w:p>
+    <w:p>
+      <w:pPr>
+        <w:jc w:val="both"/>
+        <w:rPr>
+          <w:del w:id="359" w:author="Alfred Anate Bodurin Mayaki" w:date="2026-01-12T16:59:00Z" w16du:dateUtc="2026-01-12T16:59:00Z"/>
+          <w:rFonts w:ascii="CMU Sans Serif" w:hAnsi="CMU Sans Serif" w:cs="CMU Sans Serif"/>
+          <w:color w:val="000000" w:themeColor="text1"/>
+          <w:sz w:val="20"/>
+          <w:szCs w:val="20"/>
+        </w:rPr>
+        <w:pPrChange w:id="360" w:author="Alfred Anate Bodurin Mayaki" w:date="2026-01-27T10:58:00Z" w16du:dateUtc="2026-01-27T10:58:00Z">
+          <w:pPr>
+            <w:jc w:val="both"/>
+          </w:pPr>
+        </w:pPrChange>
+      </w:pPr>
+    </w:p>
+    <w:p>
+      <w:pPr>
+        <w:jc w:val="both"/>
+        <w:rPr>
+          <w:del w:id="361" w:author="Alfred Anate Bodurin Mayaki" w:date="2026-01-12T16:59:00Z" w16du:dateUtc="2026-01-12T16:59:00Z"/>
+          <w:rFonts w:ascii="CMU Sans Serif" w:hAnsi="CMU Sans Serif" w:cs="CMU Sans Serif"/>
+          <w:color w:val="000000" w:themeColor="text1"/>
+          <w:sz w:val="20"/>
+          <w:szCs w:val="20"/>
+        </w:rPr>
+        <w:pPrChange w:id="362" w:author="Alfred Anate Bodurin Mayaki" w:date="2026-01-27T10:58:00Z" w16du:dateUtc="2026-01-27T10:58:00Z">
+          <w:pPr>
+            <w:jc w:val="both"/>
+          </w:pPr>
+        </w:pPrChange>
+      </w:pPr>
+    </w:p>
+    <w:p>
+      <w:pPr>
+        <w:jc w:val="both"/>
+        <w:rPr>
+          <w:del w:id="363" w:author="Alfred Anate Bodurin Mayaki" w:date="2026-01-12T16:59:00Z" w16du:dateUtc="2026-01-12T16:59:00Z"/>
+          <w:rFonts w:ascii="CMU Sans Serif" w:hAnsi="CMU Sans Serif" w:cs="CMU Sans Serif"/>
+          <w:color w:val="000000" w:themeColor="text1"/>
+          <w:sz w:val="20"/>
+          <w:szCs w:val="20"/>
+        </w:rPr>
+        <w:pPrChange w:id="364" w:author="Alfred Anate Bodurin Mayaki" w:date="2026-01-27T10:58:00Z" w16du:dateUtc="2026-01-27T10:58:00Z">
+          <w:pPr>
+            <w:jc w:val="both"/>
+          </w:pPr>
+        </w:pPrChange>
+      </w:pPr>
+    </w:p>
+    <w:p>
+      <w:pPr>
+        <w:jc w:val="both"/>
+        <w:rPr>
+          <w:del w:id="365" w:author="Alfred Anate Bodurin Mayaki" w:date="2026-01-12T16:59:00Z" w16du:dateUtc="2026-01-12T16:59:00Z"/>
+          <w:rFonts w:ascii="CMU Sans Serif" w:hAnsi="CMU Sans Serif" w:cs="CMU Sans Serif"/>
+          <w:color w:val="000000" w:themeColor="text1"/>
+          <w:sz w:val="20"/>
+          <w:szCs w:val="20"/>
+        </w:rPr>
+        <w:pPrChange w:id="366" w:author="Alfred Anate Bodurin Mayaki" w:date="2026-01-27T10:58:00Z" w16du:dateUtc="2026-01-27T10:58:00Z">
+          <w:pPr>
+            <w:jc w:val="both"/>
+          </w:pPr>
+        </w:pPrChange>
+      </w:pPr>
+    </w:p>
+    <w:p>
+      <w:pPr>
+        <w:jc w:val="both"/>
+        <w:rPr>
+          <w:del w:id="367" w:author="Alfred Anate Bodurin Mayaki" w:date="2026-01-12T16:59:00Z" w16du:dateUtc="2026-01-12T16:59:00Z"/>
+          <w:rFonts w:ascii="CMU Sans Serif" w:hAnsi="CMU Sans Serif" w:cs="CMU Sans Serif"/>
+          <w:color w:val="000000" w:themeColor="text1"/>
+          <w:sz w:val="20"/>
+          <w:szCs w:val="20"/>
+        </w:rPr>
+        <w:pPrChange w:id="368" w:author="Alfred Anate Bodurin Mayaki" w:date="2026-01-27T10:58:00Z" w16du:dateUtc="2026-01-27T10:58:00Z">
+          <w:pPr>
+            <w:jc w:val="both"/>
+          </w:pPr>
+        </w:pPrChange>
+      </w:pPr>
+    </w:p>
+    <w:p>
+      <w:pPr>
+        <w:jc w:val="both"/>
+        <w:rPr>
+          <w:del w:id="369" w:author="Alfred Anate Bodurin Mayaki" w:date="2026-01-12T16:59:00Z" w16du:dateUtc="2026-01-12T16:59:00Z"/>
+          <w:rFonts w:ascii="CMU Sans Serif" w:hAnsi="CMU Sans Serif" w:cs="CMU Sans Serif"/>
+          <w:color w:val="000000" w:themeColor="text1"/>
+          <w:sz w:val="20"/>
+          <w:szCs w:val="20"/>
+        </w:rPr>
+        <w:pPrChange w:id="370" w:author="Alfred Anate Bodurin Mayaki" w:date="2026-01-27T10:58:00Z" w16du:dateUtc="2026-01-27T10:58:00Z">
+          <w:pPr>
+            <w:jc w:val="both"/>
+          </w:pPr>
+        </w:pPrChange>
+      </w:pPr>
+    </w:p>
+    <w:p>
+      <w:pPr>
+        <w:jc w:val="both"/>
+        <w:rPr>
+          <w:del w:id="371" w:author="Alfred Anate Bodurin Mayaki" w:date="2026-01-12T16:59:00Z" w16du:dateUtc="2026-01-12T16:59:00Z"/>
+          <w:rFonts w:ascii="CMU Sans Serif" w:hAnsi="CMU Sans Serif" w:cs="CMU Sans Serif"/>
+          <w:color w:val="000000" w:themeColor="text1"/>
+          <w:sz w:val="20"/>
+          <w:szCs w:val="20"/>
+        </w:rPr>
+        <w:pPrChange w:id="372" w:author="Alfred Anate Bodurin Mayaki" w:date="2026-01-27T10:58:00Z" w16du:dateUtc="2026-01-27T10:58:00Z">
+          <w:pPr>
+            <w:jc w:val="both"/>
+          </w:pPr>
+        </w:pPrChange>
+      </w:pPr>
+    </w:p>
+    <w:p>
+      <w:pPr>
+        <w:jc w:val="both"/>
+        <w:rPr>
+          <w:del w:id="373" w:author="Alfred Anate Bodurin Mayaki" w:date="2026-01-12T16:59:00Z" w16du:dateUtc="2026-01-12T16:59:00Z"/>
+          <w:rFonts w:ascii="CMU Sans Serif" w:hAnsi="CMU Sans Serif" w:cs="CMU Sans Serif"/>
+          <w:color w:val="000000" w:themeColor="text1"/>
+          <w:sz w:val="20"/>
+          <w:szCs w:val="20"/>
+        </w:rPr>
+        <w:pPrChange w:id="374" w:author="Alfred Anate Bodurin Mayaki" w:date="2026-01-27T10:58:00Z" w16du:dateUtc="2026-01-27T10:58:00Z">
+          <w:pPr>
+            <w:jc w:val="both"/>
+          </w:pPr>
+        </w:pPrChange>
+      </w:pPr>
+    </w:p>
+    <w:p>
+      <w:pPr>
+        <w:jc w:val="both"/>
+        <w:rPr>
+          <w:del w:id="375" w:author="Alfred Anate Bodurin Mayaki" w:date="2026-01-12T16:59:00Z" w16du:dateUtc="2026-01-12T16:59:00Z"/>
+          <w:rFonts w:ascii="CMU Sans Serif" w:hAnsi="CMU Sans Serif" w:cs="CMU Sans Serif"/>
+          <w:color w:val="000000" w:themeColor="text1"/>
+          <w:sz w:val="20"/>
+          <w:szCs w:val="20"/>
+        </w:rPr>
+        <w:pPrChange w:id="376" w:author="Alfred Anate Bodurin Mayaki" w:date="2026-01-27T10:58:00Z" w16du:dateUtc="2026-01-27T10:58:00Z">
+          <w:pPr>
+            <w:jc w:val="both"/>
+          </w:pPr>
+        </w:pPrChange>
+      </w:pPr>
+    </w:p>
+    <w:p>
+      <w:pPr>
+        <w:jc w:val="both"/>
+        <w:rPr>
+          <w:del w:id="377" w:author="Alfred Anate Bodurin Mayaki" w:date="2026-01-12T16:59:00Z" w16du:dateUtc="2026-01-12T16:59:00Z"/>
+          <w:rFonts w:ascii="CMU Sans Serif" w:hAnsi="CMU Sans Serif" w:cs="CMU Sans Serif"/>
+          <w:color w:val="000000" w:themeColor="text1"/>
+          <w:sz w:val="20"/>
+          <w:szCs w:val="20"/>
+        </w:rPr>
+        <w:pPrChange w:id="378" w:author="Alfred Anate Bodurin Mayaki" w:date="2026-01-27T10:58:00Z" w16du:dateUtc="2026-01-27T10:58:00Z">
+          <w:pPr>
+            <w:jc w:val="both"/>
+          </w:pPr>
+        </w:pPrChange>
+      </w:pPr>
+    </w:p>
+    <w:p>
+      <w:pPr>
+        <w:jc w:val="both"/>
+        <w:rPr>
+          <w:del w:id="379" w:author="Alfred Anate Bodurin Mayaki" w:date="2026-01-12T16:59:00Z" w16du:dateUtc="2026-01-12T16:59:00Z"/>
+          <w:rFonts w:ascii="CMU Sans Serif" w:hAnsi="CMU Sans Serif" w:cs="CMU Sans Serif"/>
+          <w:color w:val="000000" w:themeColor="text1"/>
+          <w:sz w:val="20"/>
+          <w:szCs w:val="20"/>
+        </w:rPr>
+        <w:pPrChange w:id="380" w:author="Alfred Anate Bodurin Mayaki" w:date="2026-01-27T10:58:00Z" w16du:dateUtc="2026-01-27T10:58:00Z">
+          <w:pPr>
+            <w:jc w:val="both"/>
+          </w:pPr>
+        </w:pPrChange>
+      </w:pPr>
+    </w:p>
+    <w:p>
+      <w:pPr>
+        <w:jc w:val="both"/>
+        <w:rPr>
+          <w:del w:id="381" w:author="Alfred Anate Bodurin Mayaki" w:date="2026-01-12T16:59:00Z" w16du:dateUtc="2026-01-12T16:59:00Z"/>
+          <w:rFonts w:ascii="CMU Sans Serif" w:hAnsi="CMU Sans Serif" w:cs="CMU Sans Serif"/>
+          <w:color w:val="000000" w:themeColor="text1"/>
+          <w:sz w:val="20"/>
+          <w:szCs w:val="20"/>
+        </w:rPr>
+        <w:pPrChange w:id="382" w:author="Alfred Anate Bodurin Mayaki" w:date="2026-01-27T10:58:00Z" w16du:dateUtc="2026-01-27T10:58:00Z">
+          <w:pPr>
+            <w:jc w:val="both"/>
+          </w:pPr>
+        </w:pPrChange>
+      </w:pPr>
+    </w:p>
+    <w:p>
+      <w:pPr>
+        <w:jc w:val="both"/>
+        <w:pPrChange w:id="383" w:author="Alfred Anate Bodurin Mayaki" w:date="2026-01-27T10:58:00Z" w16du:dateUtc="2026-01-27T10:58:00Z">
           <w:pPr>
             <w:pStyle w:val="Heading2"/>
             <w:contextualSpacing/>
@@ -12623,7 +13403,7 @@
       <w:r>
         <w:t>References</w:t>
       </w:r>
-      <w:bookmarkEnd w:id="133"/>
+      <w:bookmarkEnd w:id="156"/>
     </w:p>
     <w:p>
       <w:pPr>
@@ -13219,6 +13999,7 @@
           <w:szCs w:val="20"/>
           <w:lang w:val="fr-FR"/>
         </w:rPr>
+        <w:lastRenderedPageBreak/>
         <w:t xml:space="preserve">Guest, D.E. </w:t>
       </w:r>
       <w:r>
@@ -13365,7 +14146,6 @@
           <w:sz w:val="20"/>
           <w:szCs w:val="20"/>
         </w:rPr>
-        <w:lastRenderedPageBreak/>
         <w:t xml:space="preserve">Khan, M. H., </w:t>
       </w:r>
       <w:proofErr w:type="spellStart"/>
@@ -13580,6 +14360,7 @@
         <w:ind w:left="510" w:hanging="510"/>
         <w:jc w:val="both"/>
         <w:rPr>
+          <w:ins w:id="384" w:author="Alfred Anate Bodurin Mayaki" w:date="2026-01-27T11:12:00Z" w16du:dateUtc="2026-01-27T11:12:00Z"/>
           <w:rFonts w:ascii="CMU Sans Serif" w:hAnsi="CMU Sans Serif" w:cs="CMU Sans Serif"/>
           <w:sz w:val="20"/>
           <w:szCs w:val="20"/>
@@ -13611,6 +14392,98 @@
         </w:rPr>
         <w:t>, 98(3)</w:t>
       </w:r>
+    </w:p>
+    <w:p>
+      <w:pPr>
+        <w:tabs>
+          <w:tab w:val="left" w:pos="1560"/>
+        </w:tabs>
+        <w:ind w:left="510" w:hanging="510"/>
+        <w:jc w:val="both"/>
+        <w:rPr>
+          <w:rFonts w:ascii="CMU Sans Serif" w:hAnsi="CMU Sans Serif" w:cs="CMU Sans Serif"/>
+          <w:sz w:val="20"/>
+          <w:szCs w:val="20"/>
+        </w:rPr>
+      </w:pPr>
+      <w:ins w:id="385" w:author="Alfred Anate Bodurin Mayaki" w:date="2026-01-27T11:12:00Z">
+        <w:r>
+          <w:rPr>
+            <w:rFonts w:ascii="CMU Sans Serif" w:hAnsi="CMU Sans Serif" w:cs="CMU Sans Serif"/>
+            <w:sz w:val="20"/>
+            <w:szCs w:val="20"/>
+          </w:rPr>
+          <w:t xml:space="preserve">Mirowska, A. and </w:t>
+        </w:r>
+        <w:proofErr w:type="spellStart"/>
+        <w:r>
+          <w:rPr>
+            <w:rFonts w:ascii="CMU Sans Serif" w:hAnsi="CMU Sans Serif" w:cs="CMU Sans Serif"/>
+            <w:sz w:val="20"/>
+            <w:szCs w:val="20"/>
+          </w:rPr>
+          <w:t>Arsenyan</w:t>
+        </w:r>
+        <w:proofErr w:type="spellEnd"/>
+        <w:r>
+          <w:rPr>
+            <w:rFonts w:ascii="CMU Sans Serif" w:hAnsi="CMU Sans Serif" w:cs="CMU Sans Serif"/>
+            <w:sz w:val="20"/>
+            <w:szCs w:val="20"/>
+          </w:rPr>
+          <w:t>, J. (2025), A Bridge Too Far: Signalling Effects of Artificial Intelligence Evaluation of Job Interviews. International Journal of Selection and Assessment, 33: e70008. </w:t>
+        </w:r>
+        <w:r>
+          <w:rPr>
+            <w:rFonts w:ascii="CMU Sans Serif" w:hAnsi="CMU Sans Serif" w:cs="CMU Sans Serif"/>
+            <w:sz w:val="20"/>
+            <w:szCs w:val="20"/>
+          </w:rPr>
+          <w:fldChar w:fldCharType="begin"/>
+        </w:r>
+        <w:r>
+          <w:rPr>
+            <w:rFonts w:ascii="CMU Sans Serif" w:hAnsi="CMU Sans Serif" w:cs="CMU Sans Serif"/>
+            <w:sz w:val="20"/>
+            <w:szCs w:val="20"/>
+          </w:rPr>
+          <w:instrText>HYPERLINK "https://doi.org/10.1111/ijsa.70008"</w:instrText>
+        </w:r>
+        <w:r>
+          <w:rPr>
+            <w:rFonts w:ascii="CMU Sans Serif" w:hAnsi="CMU Sans Serif" w:cs="CMU Sans Serif"/>
+            <w:sz w:val="20"/>
+            <w:szCs w:val="20"/>
+          </w:rPr>
+        </w:r>
+        <w:r>
+          <w:rPr>
+            <w:rFonts w:ascii="CMU Sans Serif" w:hAnsi="CMU Sans Serif" w:cs="CMU Sans Serif"/>
+            <w:sz w:val="20"/>
+            <w:szCs w:val="20"/>
+          </w:rPr>
+          <w:fldChar w:fldCharType="separate"/>
+        </w:r>
+        <w:r>
+          <w:rPr>
+            <w:rStyle w:val="Hyperlink"/>
+            <w:rFonts w:ascii="CMU Sans Serif" w:hAnsi="CMU Sans Serif" w:cs="CMU Sans Serif"/>
+            <w:sz w:val="20"/>
+            <w:szCs w:val="20"/>
+          </w:rPr>
+          <w:t>https://doi.org/10.1111/ijsa.70008</w:t>
+        </w:r>
+      </w:ins>
+      <w:ins w:id="386" w:author="Alfred Anate Bodurin Mayaki" w:date="2026-01-27T11:12:00Z" w16du:dateUtc="2026-01-27T11:12:00Z">
+        <w:r>
+          <w:rPr>
+            <w:rFonts w:ascii="CMU Sans Serif" w:hAnsi="CMU Sans Serif" w:cs="CMU Sans Serif"/>
+            <w:sz w:val="20"/>
+            <w:szCs w:val="20"/>
+          </w:rPr>
+          <w:fldChar w:fldCharType="end"/>
+        </w:r>
+      </w:ins>
     </w:p>
     <w:p>
       <w:pPr>
@@ -13717,9 +14590,7 @@
         <w:ind w:left="510" w:hanging="510"/>
         <w:jc w:val="both"/>
         <w:rPr>
-          <w:rFonts w:ascii="CMU Sans Serif" w:hAnsi="CMU Sans Serif" w:cs="CMU Sans Serif"/>
-          <w:sz w:val="20"/>
-          <w:szCs w:val="20"/>
+          <w:ins w:id="387" w:author="Alfred Anate Bodurin Mayaki" w:date="2026-01-27T11:15:00Z" w16du:dateUtc="2026-01-27T11:15:00Z"/>
         </w:rPr>
       </w:pPr>
       <w:r>
@@ -13774,6 +14645,185 @@
           <w:szCs w:val="20"/>
         </w:rPr>
       </w:pPr>
+      <w:ins w:id="388" w:author="Alfred Anate Bodurin Mayaki" w:date="2026-01-27T11:15:00Z" w16du:dateUtc="2026-01-27T11:15:00Z">
+        <w:r>
+          <w:rPr>
+            <w:rFonts w:ascii="CMU Sans Serif" w:hAnsi="CMU Sans Serif" w:cs="CMU Sans Serif"/>
+            <w:sz w:val="20"/>
+            <w:szCs w:val="20"/>
+          </w:rPr>
+          <w:t>Smith, A</w:t>
+        </w:r>
+        <w:r>
+          <w:rPr>
+            <w:rFonts w:ascii="CMU Sans Serif" w:hAnsi="CMU Sans Serif" w:cs="CMU Sans Serif"/>
+            <w:sz w:val="20"/>
+            <w:szCs w:val="20"/>
+          </w:rPr>
+          <w:t>.,</w:t>
+        </w:r>
+        <w:r>
+          <w:rPr>
+            <w:rFonts w:ascii="CMU Sans Serif" w:hAnsi="CMU Sans Serif" w:cs="CMU Sans Serif"/>
+            <w:sz w:val="20"/>
+            <w:szCs w:val="20"/>
+          </w:rPr>
+          <w:t xml:space="preserve"> van Wagoner, H</w:t>
+        </w:r>
+        <w:r>
+          <w:rPr>
+            <w:rFonts w:ascii="CMU Sans Serif" w:hAnsi="CMU Sans Serif" w:cs="CMU Sans Serif"/>
+            <w:sz w:val="20"/>
+            <w:szCs w:val="20"/>
+          </w:rPr>
+          <w:t>.</w:t>
+        </w:r>
+        <w:r>
+          <w:rPr>
+            <w:rFonts w:ascii="CMU Sans Serif" w:hAnsi="CMU Sans Serif" w:cs="CMU Sans Serif"/>
+            <w:sz w:val="20"/>
+            <w:szCs w:val="20"/>
+          </w:rPr>
+          <w:t xml:space="preserve"> P</w:t>
+        </w:r>
+        <w:r>
+          <w:rPr>
+            <w:rFonts w:ascii="CMU Sans Serif" w:hAnsi="CMU Sans Serif" w:cs="CMU Sans Serif"/>
+            <w:sz w:val="20"/>
+            <w:szCs w:val="20"/>
+          </w:rPr>
+          <w:t>.</w:t>
+        </w:r>
+      </w:ins>
+      <w:ins w:id="389" w:author="Alfred Anate Bodurin Mayaki" w:date="2026-01-27T11:16:00Z" w16du:dateUtc="2026-01-27T11:16:00Z">
+        <w:r>
+          <w:rPr>
+            <w:rFonts w:ascii="CMU Sans Serif" w:hAnsi="CMU Sans Serif" w:cs="CMU Sans Serif"/>
+            <w:sz w:val="20"/>
+            <w:szCs w:val="20"/>
+          </w:rPr>
+          <w:t>,</w:t>
+        </w:r>
+      </w:ins>
+      <w:ins w:id="390" w:author="Alfred Anate Bodurin Mayaki" w:date="2026-01-27T11:15:00Z" w16du:dateUtc="2026-01-27T11:15:00Z">
+        <w:r>
+          <w:rPr>
+            <w:rFonts w:ascii="CMU Sans Serif" w:hAnsi="CMU Sans Serif" w:cs="CMU Sans Serif"/>
+            <w:sz w:val="20"/>
+            <w:szCs w:val="20"/>
+          </w:rPr>
+          <w:t xml:space="preserve"> Keplinger, K</w:t>
+        </w:r>
+      </w:ins>
+      <w:ins w:id="391" w:author="Alfred Anate Bodurin Mayaki" w:date="2026-01-27T11:16:00Z" w16du:dateUtc="2026-01-27T11:16:00Z">
+        <w:r>
+          <w:rPr>
+            <w:rFonts w:ascii="CMU Sans Serif" w:hAnsi="CMU Sans Serif" w:cs="CMU Sans Serif"/>
+            <w:sz w:val="20"/>
+            <w:szCs w:val="20"/>
+          </w:rPr>
+          <w:t>.</w:t>
+        </w:r>
+      </w:ins>
+      <w:ins w:id="392" w:author="Alfred Anate Bodurin Mayaki" w:date="2026-01-27T11:15:00Z" w16du:dateUtc="2026-01-27T11:15:00Z">
+        <w:r>
+          <w:rPr>
+            <w:rFonts w:ascii="CMU Sans Serif" w:hAnsi="CMU Sans Serif" w:cs="CMU Sans Serif"/>
+            <w:sz w:val="20"/>
+            <w:szCs w:val="20"/>
+          </w:rPr>
+          <w:t>, Celebi, C</w:t>
+        </w:r>
+      </w:ins>
+      <w:ins w:id="393" w:author="Alfred Anate Bodurin Mayaki" w:date="2026-01-27T11:16:00Z" w16du:dateUtc="2026-01-27T11:16:00Z">
+        <w:r>
+          <w:rPr>
+            <w:rFonts w:ascii="CMU Sans Serif" w:hAnsi="CMU Sans Serif" w:cs="CMU Sans Serif"/>
+            <w:sz w:val="20"/>
+            <w:szCs w:val="20"/>
+          </w:rPr>
+          <w:t>. (2025) ‘</w:t>
+        </w:r>
+      </w:ins>
+      <w:ins w:id="394" w:author="Alfred Anate Bodurin Mayaki" w:date="2026-01-27T11:16:00Z">
+        <w:r>
+          <w:rPr>
+            <w:rFonts w:ascii="CMU Sans Serif" w:hAnsi="CMU Sans Serif" w:cs="CMU Sans Serif"/>
+            <w:sz w:val="20"/>
+            <w:szCs w:val="20"/>
+          </w:rPr>
+          <w:t>Navigating AI Convergence in Human–Artificial Intelligence Teams: A Signaling Theory Approach</w:t>
+        </w:r>
+      </w:ins>
+      <w:ins w:id="395" w:author="Alfred Anate Bodurin Mayaki" w:date="2026-01-27T11:16:00Z" w16du:dateUtc="2026-01-27T11:16:00Z">
+        <w:r>
+          <w:rPr>
+            <w:rFonts w:ascii="CMU Sans Serif" w:hAnsi="CMU Sans Serif" w:cs="CMU Sans Serif"/>
+            <w:sz w:val="20"/>
+            <w:szCs w:val="20"/>
+          </w:rPr>
+          <w:t xml:space="preserve">’, </w:t>
+        </w:r>
+      </w:ins>
+      <w:ins w:id="396" w:author="Alfred Anate Bodurin Mayaki" w:date="2026-01-27T11:17:00Z" w16du:dateUtc="2026-01-27T11:17:00Z">
+        <w:r>
+          <w:rPr>
+            <w:rFonts w:ascii="CMU Sans Serif" w:hAnsi="CMU Sans Serif" w:cs="CMU Sans Serif"/>
+            <w:i/>
+            <w:iCs/>
+            <w:sz w:val="20"/>
+            <w:szCs w:val="20"/>
+            <w:rPrChange w:id="397" w:author="Alfred Anate Bodurin Mayaki" w:date="2026-01-27T11:17:00Z" w16du:dateUtc="2026-01-27T11:17:00Z">
+              <w:rPr>
+                <w:rFonts w:ascii="CMU Sans Serif" w:hAnsi="CMU Sans Serif" w:cs="CMU Sans Serif"/>
+                <w:sz w:val="20"/>
+                <w:szCs w:val="20"/>
+              </w:rPr>
+            </w:rPrChange>
+          </w:rPr>
+          <w:t>Journal of Organizational Behaviour</w:t>
+        </w:r>
+        <w:r>
+          <w:rPr>
+            <w:rFonts w:ascii="CMU Sans Serif" w:hAnsi="CMU Sans Serif" w:cs="CMU Sans Serif"/>
+            <w:sz w:val="20"/>
+            <w:szCs w:val="20"/>
+          </w:rPr>
+          <w:t xml:space="preserve">, </w:t>
+        </w:r>
+      </w:ins>
+      <w:ins w:id="398" w:author="Alfred Anate Bodurin Mayaki" w:date="2026-01-27T11:18:00Z" w16du:dateUtc="2026-01-27T11:18:00Z">
+        <w:r>
+          <w:rPr>
+            <w:rFonts w:ascii="CMU Sans Serif" w:hAnsi="CMU Sans Serif" w:cs="CMU Sans Serif"/>
+            <w:sz w:val="20"/>
+            <w:szCs w:val="20"/>
+          </w:rPr>
+          <w:t xml:space="preserve">0:1-31. </w:t>
+        </w:r>
+        <w:r>
+          <w:rPr>
+            <w:rFonts w:ascii="CMU Sans Serif" w:hAnsi="CMU Sans Serif" w:cs="CMU Sans Serif"/>
+            <w:sz w:val="20"/>
+            <w:szCs w:val="20"/>
+          </w:rPr>
+          <w:t>https://onlinelibrary.wiley.com/doi/pdf/10.1002/job.2856</w:t>
+        </w:r>
+      </w:ins>
+    </w:p>
+    <w:p>
+      <w:pPr>
+        <w:tabs>
+          <w:tab w:val="left" w:pos="1560"/>
+        </w:tabs>
+        <w:ind w:left="510" w:hanging="510"/>
+        <w:jc w:val="both"/>
+        <w:rPr>
+          <w:rFonts w:ascii="CMU Sans Serif" w:hAnsi="CMU Sans Serif" w:cs="CMU Sans Serif"/>
+          <w:sz w:val="20"/>
+          <w:szCs w:val="20"/>
+        </w:rPr>
+      </w:pPr>
       <w:r>
         <w:rPr>
           <w:rFonts w:ascii="CMU Sans Serif" w:hAnsi="CMU Sans Serif" w:cs="CMU Sans Serif"/>
@@ -13997,6 +15047,7 @@
           <w:sz w:val="20"/>
           <w:szCs w:val="20"/>
         </w:rPr>
+        <w:lastRenderedPageBreak/>
         <w:t>Vogel, D., Döring, M. and Sievert, M. (2024) ‘Motivational signals in public sector job advertisements and how they relate to attracting and hiring candidates’, </w:t>
       </w:r>
       <w:r>
@@ -14154,7 +15205,7 @@
 
 <file path=word/comments.xml><?xml version="1.0" encoding="utf-8"?>
 <w:comments xmlns:wpc="http://schemas.microsoft.com/office/word/2010/wordprocessingCanvas" xmlns:cx="http://schemas.microsoft.com/office/drawing/2014/chartex" xmlns:cx1="http://schemas.microsoft.com/office/drawing/2015/9/8/chartex" xmlns:cx2="http://schemas.microsoft.com/office/drawing/2015/10/21/chartex" xmlns:cx3="http://schemas.microsoft.com/office/drawing/2016/5/9/chartex" xmlns:cx4="http://schemas.microsoft.com/office/drawing/2016/5/10/chartex" xmlns:cx5="http://schemas.microsoft.com/office/drawing/2016/5/11/chartex" xmlns:cx6="http://schemas.microsoft.com/office/drawing/2016/5/12/chartex" xmlns:cx7="http://schemas.microsoft.com/office/drawing/2016/5/13/chartex" xmlns:cx8="http://schemas.microsoft.com/office/drawing/2016/5/14/chartex" xmlns:mc="http://schemas.openxmlformats.org/markup-compatibility/2006" xmlns:aink="http://schemas.microsoft.com/office/drawing/2016/ink" xmlns:am3d="http://schemas.microsoft.com/office/drawing/2017/model3d" xmlns:o="urn:schemas-microsoft-com:office:office" xmlns:oel="http://schemas.microsoft.com/office/2019/extlst" xmlns:r="http://schemas.openxmlformats.org/officeDocument/2006/relationships" xmlns:m="http://schemas.openxmlformats.org/officeDocument/2006/math" xmlns:v="urn:schemas-microsoft-com:vml" xmlns:wp14="http://schemas.microsoft.com/office/word/2010/wordprocessingDrawing" xmlns:wp="http://schemas.openxmlformats.org/drawingml/2006/wordprocessingDrawing" xmlns:w10="urn:schemas-microsoft-com:office:word" xmlns:w="http://schemas.openxmlformats.org/wordprocessingml/2006/main" xmlns:w14="http://schemas.microsoft.com/office/word/2010/wordml" xmlns:w15="http://schemas.microsoft.com/office/word/2012/wordml" xmlns:w16cex="http://schemas.microsoft.com/office/word/2018/wordml/cex" xmlns:w16cid="http://schemas.microsoft.com/office/word/2016/wordml/cid" xmlns:w16="http://schemas.microsoft.com/office/word/2018/wordml" xmlns:w16du="http://schemas.microsoft.com/office/word/2023/wordml/word16du" xmlns:w16sdtdh="http://schemas.microsoft.com/office/word/2020/wordml/sdtdatahash" xmlns:w16sdtfl="http://schemas.microsoft.com/office/word/2024/wordml/sdtformatlock" xmlns:w16se="http://schemas.microsoft.com/office/word/2015/wordml/symex" xmlns:wpg="http://schemas.microsoft.com/office/word/2010/wordprocessingGroup" xmlns:wpi="http://schemas.microsoft.com/office/word/2010/wordprocessingInk" xmlns:wne="http://schemas.microsoft.com/office/word/2006/wordml" xmlns:wps="http://schemas.microsoft.com/office/word/2010/wordprocessingShape" mc:Ignorable="w14 w15 w16se w16cid w16 w16cex w16sdtdh w16sdtfl w16du wp14">
-  <w:comment w:id="114" w:author="Dr Nicola J Bowman" w:date="2025-12-08T12:42:00Z" w:initials="NB">
+  <w:comment w:id="137" w:author="Dr Nicola J Bowman" w:date="2025-12-08T12:42:00Z" w:initials="NB">
     <w:p>
       <w:pPr>
         <w:pStyle w:val="CommentText"/>
@@ -14170,7 +15221,7 @@
       </w:r>
     </w:p>
   </w:comment>
-  <w:comment w:id="115" w:author="Alfred Anate Bodurin Mayaki" w:date="2025-12-23T14:14:00Z" w:initials="AABM">
+  <w:comment w:id="138" w:author="Alfred Anate Bodurin Mayaki" w:date="2025-12-23T14:14:00Z" w:initials="AABM">
     <w:p>
       <w:pPr>
         <w:pStyle w:val="CommentText"/>
@@ -14186,7 +15237,7 @@
       </w:r>
     </w:p>
   </w:comment>
-  <w:comment w:id="116" w:author="Dr Nicola J Bowman" w:date="2025-12-08T12:43:00Z" w:initials="NB">
+  <w:comment w:id="139" w:author="Dr Nicola J Bowman" w:date="2025-12-08T12:43:00Z" w:initials="NB">
     <w:p>
       <w:pPr>
         <w:pStyle w:val="CommentText"/>
@@ -14202,7 +15253,7 @@
       </w:r>
     </w:p>
   </w:comment>
-  <w:comment w:id="118" w:author="Dr Nicola J Bowman" w:date="2025-12-08T12:44:00Z" w:initials="NB">
+  <w:comment w:id="141" w:author="Dr Nicola J Bowman" w:date="2025-12-08T12:44:00Z" w:initials="NB">
     <w:p>
       <w:pPr>
         <w:pStyle w:val="CommentText"/>
@@ -14218,7 +15269,7 @@
       </w:r>
     </w:p>
   </w:comment>
-  <w:comment w:id="119" w:author="Dr Nicola J Bowman" w:date="2025-12-08T12:47:00Z" w:initials="NB">
+  <w:comment w:id="142" w:author="Dr Nicola J Bowman" w:date="2025-12-08T12:47:00Z" w:initials="NB">
     <w:p>
       <w:pPr>
         <w:pStyle w:val="CommentText"/>
@@ -14234,7 +15285,7 @@
       </w:r>
     </w:p>
   </w:comment>
-  <w:comment w:id="120" w:author="Alfred Anate Bodurin Mayaki" w:date="2025-12-10T08:21:00Z" w:initials="AABM">
+  <w:comment w:id="143" w:author="Alfred Anate Bodurin Mayaki" w:date="2025-12-10T08:21:00Z" w:initials="AABM">
     <w:p>
       <w:pPr>
         <w:pStyle w:val="CommentText"/>
@@ -14250,7 +15301,7 @@
       </w:r>
     </w:p>
   </w:comment>
-  <w:comment w:id="123" w:author="Dr Nicola J Bowman" w:date="2025-12-08T12:45:00Z" w:initials="NB">
+  <w:comment w:id="146" w:author="Dr Nicola J Bowman" w:date="2025-12-08T12:45:00Z" w:initials="NB">
     <w:p>
       <w:pPr>
         <w:pStyle w:val="CommentText"/>
@@ -14266,7 +15317,7 @@
       </w:r>
     </w:p>
   </w:comment>
-  <w:comment w:id="124" w:author="Dr Nicola J Bowman" w:date="2025-12-08T12:46:00Z" w:initials="NB">
+  <w:comment w:id="147" w:author="Dr Nicola J Bowman" w:date="2025-12-08T12:46:00Z" w:initials="NB">
     <w:p>
       <w:pPr>
         <w:pStyle w:val="CommentText"/>
@@ -14282,7 +15333,7 @@
       </w:r>
     </w:p>
   </w:comment>
-  <w:comment w:id="125" w:author="Alfred Anate Bodurin Mayaki" w:date="2025-12-10T09:06:00Z" w:initials="AABM">
+  <w:comment w:id="148" w:author="Alfred Anate Bodurin Mayaki" w:date="2025-12-10T09:06:00Z" w:initials="AABM">
     <w:p>
       <w:pPr>
         <w:pStyle w:val="CommentText"/>
@@ -14298,7 +15349,7 @@
       </w:r>
     </w:p>
   </w:comment>
-  <w:comment w:id="126" w:author="Alfred Anate Bodurin Mayaki" w:date="2025-12-10T09:09:00Z" w:initials="AABM">
+  <w:comment w:id="149" w:author="Alfred Anate Bodurin Mayaki" w:date="2025-12-10T09:09:00Z" w:initials="AABM">
     <w:p>
       <w:pPr>
         <w:pStyle w:val="CommentText"/>
@@ -14314,7 +15365,7 @@
       </w:r>
     </w:p>
   </w:comment>
-  <w:comment w:id="129" w:author="Dr Nicola J Bowman" w:date="2025-12-08T12:46:00Z" w:initials="NB">
+  <w:comment w:id="152" w:author="Dr Nicola J Bowman" w:date="2025-12-08T12:46:00Z" w:initials="NB">
     <w:p>
       <w:pPr>
         <w:pStyle w:val="CommentText"/>
@@ -14330,7 +15381,7 @@
       </w:r>
     </w:p>
   </w:comment>
-  <w:comment w:id="130" w:author="Alfred Anate Bodurin Mayaki" w:date="2025-12-10T09:10:00Z" w:initials="AABM">
+  <w:comment w:id="153" w:author="Alfred Anate Bodurin Mayaki" w:date="2025-12-10T09:10:00Z" w:initials="AABM">
     <w:p>
       <w:pPr>
         <w:pStyle w:val="CommentText"/>
@@ -16995,7 +18046,6 @@
   <w:style w:type="character" w:default="1" w:styleId="DefaultParagraphFont">
     <w:name w:val="Default Paragraph Font"/>
     <w:uiPriority w:val="1"/>
-    <w:semiHidden/>
     <w:unhideWhenUsed/>
   </w:style>
   <w:style w:type="table" w:default="1" w:styleId="TableNormal">

--- a/B894-25K/FBL-PhD-research-proposal.docx
+++ b/B894-25K/FBL-PhD-research-proposal.docx
@@ -77,13 +77,49 @@
           <w:szCs w:val="28"/>
         </w:rPr>
       </w:pPr>
+      <w:del w:id="0" w:author="Alfred Anate Bodurin Mayaki" w:date="2026-02-02T10:38:00Z" w16du:dateUtc="2026-02-02T10:38:00Z">
+        <w:r>
+          <w:rPr>
+            <w:rFonts w:ascii="CMU Sans Serif" w:hAnsi="CMU Sans Serif" w:cs="CMU Sans Serif"/>
+            <w:sz w:val="28"/>
+            <w:szCs w:val="28"/>
+          </w:rPr>
+          <w:delText>Neurodiversity</w:delText>
+        </w:r>
+        <w:r>
+          <w:rPr>
+            <w:rFonts w:ascii="CMU Sans Serif" w:hAnsi="CMU Sans Serif" w:cs="CMU Sans Serif"/>
+            <w:sz w:val="28"/>
+            <w:szCs w:val="28"/>
+          </w:rPr>
+          <w:delText xml:space="preserve"> </w:delText>
+        </w:r>
+      </w:del>
+      <w:ins w:id="1" w:author="Alfred Anate Bodurin Mayaki" w:date="2026-02-02T10:38:00Z" w16du:dateUtc="2026-02-02T10:38:00Z">
+        <w:r>
+          <w:rPr>
+            <w:rFonts w:ascii="CMU Sans Serif" w:hAnsi="CMU Sans Serif" w:cs="CMU Sans Serif"/>
+            <w:sz w:val="28"/>
+            <w:szCs w:val="28"/>
+          </w:rPr>
+          <w:t>Artificial Intelligence</w:t>
+        </w:r>
+        <w:r>
+          <w:rPr>
+            <w:rFonts w:ascii="CMU Sans Serif" w:hAnsi="CMU Sans Serif" w:cs="CMU Sans Serif"/>
+            <w:sz w:val="28"/>
+            <w:szCs w:val="28"/>
+          </w:rPr>
+          <w:t xml:space="preserve"> </w:t>
+        </w:r>
+      </w:ins>
       <w:r>
         <w:rPr>
           <w:rFonts w:ascii="CMU Sans Serif" w:hAnsi="CMU Sans Serif" w:cs="CMU Sans Serif"/>
           <w:sz w:val="28"/>
           <w:szCs w:val="28"/>
         </w:rPr>
-        <w:t>Neurodiversity</w:t>
+        <w:t>&amp; Applicant Attraction</w:t>
       </w:r>
       <w:r>
         <w:rPr>
@@ -91,15 +127,51 @@
           <w:sz w:val="28"/>
           <w:szCs w:val="28"/>
         </w:rPr>
-        <w:t xml:space="preserve"> &amp; Applicant Attraction</w:t>
-      </w:r>
+        <w:t xml:space="preserve">: </w:t>
+      </w:r>
+      <w:ins w:id="2" w:author="Alfred Anate Bodurin Mayaki" w:date="2026-02-02T12:56:00Z" w16du:dateUtc="2026-02-02T12:56:00Z">
+        <w:r>
+          <w:rPr>
+            <w:rFonts w:ascii="CMU Sans Serif" w:hAnsi="CMU Sans Serif" w:cs="CMU Sans Serif"/>
+            <w:sz w:val="28"/>
+            <w:szCs w:val="28"/>
+          </w:rPr>
+          <w:t xml:space="preserve">Can AI </w:t>
+        </w:r>
+      </w:ins>
+      <w:del w:id="3" w:author="Alfred Anate Bodurin Mayaki" w:date="2026-02-02T12:56:00Z" w16du:dateUtc="2026-02-02T12:56:00Z">
+        <w:r>
+          <w:rPr>
+            <w:rFonts w:ascii="CMU Sans Serif" w:hAnsi="CMU Sans Serif" w:cs="CMU Sans Serif"/>
+            <w:sz w:val="28"/>
+            <w:szCs w:val="28"/>
+          </w:rPr>
+          <w:delText xml:space="preserve">Do SHRM </w:delText>
+        </w:r>
+        <w:r>
+          <w:rPr>
+            <w:rFonts w:ascii="CMU Sans Serif" w:hAnsi="CMU Sans Serif" w:cs="CMU Sans Serif"/>
+            <w:sz w:val="28"/>
+            <w:szCs w:val="28"/>
+          </w:rPr>
+          <w:delText>C</w:delText>
+        </w:r>
+        <w:r>
+          <w:rPr>
+            <w:rFonts w:ascii="CMU Sans Serif" w:hAnsi="CMU Sans Serif" w:cs="CMU Sans Serif"/>
+            <w:sz w:val="28"/>
+            <w:szCs w:val="28"/>
+          </w:rPr>
+          <w:delText xml:space="preserve">hoices </w:delText>
+        </w:r>
+      </w:del>
       <w:r>
         <w:rPr>
           <w:rFonts w:ascii="CMU Sans Serif" w:hAnsi="CMU Sans Serif" w:cs="CMU Sans Serif"/>
           <w:sz w:val="28"/>
           <w:szCs w:val="28"/>
         </w:rPr>
-        <w:t xml:space="preserve">: Do SHRM </w:t>
+        <w:t>S</w:t>
       </w:r>
       <w:r>
         <w:rPr>
@@ -107,7 +179,7 @@
           <w:sz w:val="28"/>
           <w:szCs w:val="28"/>
         </w:rPr>
-        <w:t>C</w:t>
+        <w:t xml:space="preserve">ubstantially </w:t>
       </w:r>
       <w:r>
         <w:rPr>
@@ -115,7 +187,7 @@
           <w:sz w:val="28"/>
           <w:szCs w:val="28"/>
         </w:rPr>
-        <w:t xml:space="preserve">hoices </w:t>
+        <w:t>I</w:t>
       </w:r>
       <w:r>
         <w:rPr>
@@ -123,15 +195,35 @@
           <w:sz w:val="28"/>
           <w:szCs w:val="28"/>
         </w:rPr>
-        <w:t>S</w:t>
-      </w:r>
+        <w:t xml:space="preserve">nfluence </w:t>
+      </w:r>
+      <w:ins w:id="4" w:author="Alfred Anate Bodurin Mayaki" w:date="2026-02-02T10:38:00Z" w16du:dateUtc="2026-02-02T10:38:00Z">
+        <w:r>
+          <w:rPr>
+            <w:rFonts w:ascii="CMU Sans Serif" w:hAnsi="CMU Sans Serif" w:cs="CMU Sans Serif"/>
+            <w:sz w:val="28"/>
+            <w:szCs w:val="28"/>
+          </w:rPr>
+          <w:t>Neurodiverge</w:t>
+        </w:r>
+      </w:ins>
+      <w:ins w:id="5" w:author="Alfred Anate Bodurin Mayaki" w:date="2026-02-02T10:39:00Z" w16du:dateUtc="2026-02-02T10:39:00Z">
+        <w:r>
+          <w:rPr>
+            <w:rFonts w:ascii="CMU Sans Serif" w:hAnsi="CMU Sans Serif" w:cs="CMU Sans Serif"/>
+            <w:sz w:val="28"/>
+            <w:szCs w:val="28"/>
+          </w:rPr>
+          <w:t xml:space="preserve">nt </w:t>
+        </w:r>
+      </w:ins>
       <w:r>
         <w:rPr>
           <w:rFonts w:ascii="CMU Sans Serif" w:hAnsi="CMU Sans Serif" w:cs="CMU Sans Serif"/>
           <w:sz w:val="28"/>
           <w:szCs w:val="28"/>
         </w:rPr>
-        <w:t xml:space="preserve">ubstantially </w:t>
+        <w:t>C</w:t>
       </w:r>
       <w:r>
         <w:rPr>
@@ -139,7 +231,7 @@
           <w:sz w:val="28"/>
           <w:szCs w:val="28"/>
         </w:rPr>
-        <w:t>I</w:t>
+        <w:t>andidate</w:t>
       </w:r>
       <w:r>
         <w:rPr>
@@ -147,7 +239,7 @@
           <w:sz w:val="28"/>
           <w:szCs w:val="28"/>
         </w:rPr>
-        <w:t xml:space="preserve">nfluence </w:t>
+        <w:t xml:space="preserve"> </w:t>
       </w:r>
       <w:r>
         <w:rPr>
@@ -155,7 +247,7 @@
           <w:sz w:val="28"/>
           <w:szCs w:val="28"/>
         </w:rPr>
-        <w:t>C</w:t>
+        <w:t>E</w:t>
       </w:r>
       <w:r>
         <w:rPr>
@@ -163,32 +255,18 @@
           <w:sz w:val="28"/>
           <w:szCs w:val="28"/>
         </w:rPr>
-        <w:t>andidate</w:t>
-      </w:r>
-      <w:r>
-        <w:rPr>
-          <w:rFonts w:ascii="CMU Sans Serif" w:hAnsi="CMU Sans Serif" w:cs="CMU Sans Serif"/>
-          <w:sz w:val="28"/>
-          <w:szCs w:val="28"/>
-        </w:rPr>
-        <w:t xml:space="preserve"> </w:t>
-      </w:r>
-      <w:r>
-        <w:rPr>
-          <w:rFonts w:ascii="CMU Sans Serif" w:hAnsi="CMU Sans Serif" w:cs="CMU Sans Serif"/>
-          <w:sz w:val="28"/>
-          <w:szCs w:val="28"/>
-        </w:rPr>
-        <w:t>E</w:t>
-      </w:r>
-      <w:r>
-        <w:rPr>
-          <w:rFonts w:ascii="CMU Sans Serif" w:hAnsi="CMU Sans Serif" w:cs="CMU Sans Serif"/>
-          <w:sz w:val="28"/>
-          <w:szCs w:val="28"/>
-        </w:rPr>
         <w:t>xperience</w:t>
       </w:r>
+      <w:ins w:id="6" w:author="Alfred Anate Bodurin Mayaki" w:date="2026-02-02T10:39:00Z" w16du:dateUtc="2026-02-02T10:39:00Z">
+        <w:r>
+          <w:rPr>
+            <w:rFonts w:ascii="CMU Sans Serif" w:hAnsi="CMU Sans Serif" w:cs="CMU Sans Serif"/>
+            <w:sz w:val="28"/>
+            <w:szCs w:val="28"/>
+          </w:rPr>
+          <w:t>s</w:t>
+        </w:r>
+      </w:ins>
       <w:r>
         <w:rPr>
           <w:rFonts w:ascii="CMU Sans Serif" w:hAnsi="CMU Sans Serif" w:cs="CMU Sans Serif"/>
@@ -229,7 +307,41 @@
           <w:sz w:val="18"/>
           <w:szCs w:val="18"/>
         </w:rPr>
-        <w:t>Submitted in partial fulfilment of the MSc in HRM at the Open University</w:t>
+        <w:t xml:space="preserve">Submitted in partial fulfilment of the MSc in HRM at </w:t>
+      </w:r>
+      <w:ins w:id="7" w:author="Alfred Anate Bodurin Mayaki" w:date="2026-02-02T13:00:00Z" w16du:dateUtc="2026-02-02T13:00:00Z">
+        <w:r>
+          <w:rPr>
+            <w:rFonts w:ascii="CMU Sans Serif" w:hAnsi="CMU Sans Serif" w:cs="CMU Sans Serif"/>
+            <w:i/>
+            <w:iCs/>
+            <w:sz w:val="18"/>
+            <w:szCs w:val="18"/>
+          </w:rPr>
+          <w:t>T</w:t>
+        </w:r>
+      </w:ins>
+      <w:del w:id="8" w:author="Alfred Anate Bodurin Mayaki" w:date="2026-02-02T13:00:00Z" w16du:dateUtc="2026-02-02T13:00:00Z">
+        <w:r>
+          <w:rPr>
+            <w:rFonts w:ascii="CMU Sans Serif" w:hAnsi="CMU Sans Serif" w:cs="CMU Sans Serif"/>
+            <w:i/>
+            <w:iCs/>
+            <w:sz w:val="18"/>
+            <w:szCs w:val="18"/>
+          </w:rPr>
+          <w:delText>t</w:delText>
+        </w:r>
+      </w:del>
+      <w:r>
+        <w:rPr>
+          <w:rFonts w:ascii="CMU Sans Serif" w:hAnsi="CMU Sans Serif" w:cs="CMU Sans Serif"/>
+          <w:i/>
+          <w:iCs/>
+          <w:sz w:val="18"/>
+          <w:szCs w:val="18"/>
+        </w:rPr>
+        <w:t>he Open University</w:t>
       </w:r>
     </w:p>
     <w:p>
@@ -512,6 +624,7 @@
         <w:contextualSpacing/>
         <w:jc w:val="both"/>
         <w:rPr>
+          <w:del w:id="9" w:author="Alfred Anate Bodurin Mayaki" w:date="2026-02-02T10:47:00Z" w16du:dateUtc="2026-02-02T10:47:00Z"/>
           <w:rFonts w:ascii="CMU Sans Serif" w:hAnsi="CMU Sans Serif" w:cs="CMU Sans Serif"/>
         </w:rPr>
       </w:pPr>
@@ -580,7 +693,7 @@
               <w:tab w:val="right" w:leader="dot" w:pos="9016"/>
             </w:tabs>
             <w:rPr>
-              <w:ins w:id="0" w:author="Alfred Anate Bodurin Mayaki" w:date="2026-02-01T18:50:00Z" w16du:dateUtc="2026-02-01T18:50:00Z"/>
+              <w:ins w:id="10" w:author="Alfred Anate Bodurin Mayaki" w:date="2026-02-02T10:48:00Z" w16du:dateUtc="2026-02-02T10:48:00Z"/>
               <w:rFonts w:eastAsiaTheme="minorEastAsia"/>
               <w:noProof/>
               <w:lang w:eastAsia="en-GB"/>
@@ -595,7 +708,7 @@
           <w:r>
             <w:fldChar w:fldCharType="separate"/>
           </w:r>
-          <w:ins w:id="1" w:author="Alfred Anate Bodurin Mayaki" w:date="2026-02-01T18:50:00Z" w16du:dateUtc="2026-02-01T18:50:00Z">
+          <w:ins w:id="11" w:author="Alfred Anate Bodurin Mayaki" w:date="2026-02-02T10:48:00Z" w16du:dateUtc="2026-02-02T10:48:00Z">
             <w:r>
               <w:rPr>
                 <w:rStyle w:val="Hyperlink"/>
@@ -614,7 +727,7 @@
               <w:rPr>
                 <w:noProof/>
               </w:rPr>
-              <w:instrText>HYPERLINK \l "_Toc220864263"</w:instrText>
+              <w:instrText>HYPERLINK \l "_Toc220921706"</w:instrText>
             </w:r>
             <w:r>
               <w:rPr>
@@ -663,7 +776,7 @@
                 <w:noProof/>
                 <w:webHidden/>
               </w:rPr>
-              <w:instrText xml:space="preserve"> PAGEREF _Toc220864263 \h </w:instrText>
+              <w:instrText xml:space="preserve"> PAGEREF _Toc220921706 \h </w:instrText>
             </w:r>
             <w:r>
               <w:rPr>
@@ -708,13 +821,13 @@
               <w:tab w:val="right" w:leader="dot" w:pos="9016"/>
             </w:tabs>
             <w:rPr>
-              <w:ins w:id="2" w:author="Alfred Anate Bodurin Mayaki" w:date="2026-02-01T18:50:00Z" w16du:dateUtc="2026-02-01T18:50:00Z"/>
+              <w:ins w:id="12" w:author="Alfred Anate Bodurin Mayaki" w:date="2026-02-02T10:48:00Z" w16du:dateUtc="2026-02-02T10:48:00Z"/>
               <w:rFonts w:eastAsiaTheme="minorEastAsia"/>
               <w:noProof/>
               <w:lang w:eastAsia="en-GB"/>
             </w:rPr>
           </w:pPr>
-          <w:ins w:id="3" w:author="Alfred Anate Bodurin Mayaki" w:date="2026-02-01T18:50:00Z" w16du:dateUtc="2026-02-01T18:50:00Z">
+          <w:ins w:id="13" w:author="Alfred Anate Bodurin Mayaki" w:date="2026-02-02T10:48:00Z" w16du:dateUtc="2026-02-02T10:48:00Z">
             <w:r>
               <w:rPr>
                 <w:rStyle w:val="Hyperlink"/>
@@ -733,7 +846,7 @@
               <w:rPr>
                 <w:noProof/>
               </w:rPr>
-              <w:instrText>HYPERLINK \l "_Toc220864264"</w:instrText>
+              <w:instrText>HYPERLINK \l "_Toc220921707"</w:instrText>
             </w:r>
             <w:r>
               <w:rPr>
@@ -782,7 +895,7 @@
                 <w:noProof/>
                 <w:webHidden/>
               </w:rPr>
-              <w:instrText xml:space="preserve"> PAGEREF _Toc220864264 \h </w:instrText>
+              <w:instrText xml:space="preserve"> PAGEREF _Toc220921707 \h </w:instrText>
             </w:r>
             <w:r>
               <w:rPr>
@@ -827,13 +940,13 @@
               <w:tab w:val="right" w:leader="dot" w:pos="9016"/>
             </w:tabs>
             <w:rPr>
-              <w:ins w:id="4" w:author="Alfred Anate Bodurin Mayaki" w:date="2026-02-01T18:50:00Z" w16du:dateUtc="2026-02-01T18:50:00Z"/>
+              <w:ins w:id="14" w:author="Alfred Anate Bodurin Mayaki" w:date="2026-02-02T10:48:00Z" w16du:dateUtc="2026-02-02T10:48:00Z"/>
               <w:rFonts w:eastAsiaTheme="minorEastAsia"/>
               <w:noProof/>
               <w:lang w:eastAsia="en-GB"/>
             </w:rPr>
           </w:pPr>
-          <w:ins w:id="5" w:author="Alfred Anate Bodurin Mayaki" w:date="2026-02-01T18:50:00Z" w16du:dateUtc="2026-02-01T18:50:00Z">
+          <w:ins w:id="15" w:author="Alfred Anate Bodurin Mayaki" w:date="2026-02-02T10:48:00Z" w16du:dateUtc="2026-02-02T10:48:00Z">
             <w:r>
               <w:rPr>
                 <w:rStyle w:val="Hyperlink"/>
@@ -852,7 +965,7 @@
               <w:rPr>
                 <w:noProof/>
               </w:rPr>
-              <w:instrText>HYPERLINK \l "_Toc220864265"</w:instrText>
+              <w:instrText>HYPERLINK \l "_Toc220921708"</w:instrText>
             </w:r>
             <w:r>
               <w:rPr>
@@ -901,7 +1014,7 @@
                 <w:noProof/>
                 <w:webHidden/>
               </w:rPr>
-              <w:instrText xml:space="preserve"> PAGEREF _Toc220864265 \h </w:instrText>
+              <w:instrText xml:space="preserve"> PAGEREF _Toc220921708 \h </w:instrText>
             </w:r>
             <w:r>
               <w:rPr>
@@ -946,13 +1059,13 @@
               <w:tab w:val="right" w:leader="dot" w:pos="9016"/>
             </w:tabs>
             <w:rPr>
-              <w:ins w:id="6" w:author="Alfred Anate Bodurin Mayaki" w:date="2026-02-01T18:50:00Z" w16du:dateUtc="2026-02-01T18:50:00Z"/>
+              <w:ins w:id="16" w:author="Alfred Anate Bodurin Mayaki" w:date="2026-02-02T10:48:00Z" w16du:dateUtc="2026-02-02T10:48:00Z"/>
               <w:rFonts w:eastAsiaTheme="minorEastAsia"/>
               <w:noProof/>
               <w:lang w:eastAsia="en-GB"/>
             </w:rPr>
           </w:pPr>
-          <w:ins w:id="7" w:author="Alfred Anate Bodurin Mayaki" w:date="2026-02-01T18:50:00Z" w16du:dateUtc="2026-02-01T18:50:00Z">
+          <w:ins w:id="17" w:author="Alfred Anate Bodurin Mayaki" w:date="2026-02-02T10:48:00Z" w16du:dateUtc="2026-02-02T10:48:00Z">
             <w:r>
               <w:rPr>
                 <w:rStyle w:val="Hyperlink"/>
@@ -971,7 +1084,7 @@
               <w:rPr>
                 <w:noProof/>
               </w:rPr>
-              <w:instrText>HYPERLINK \l "_Toc220864266"</w:instrText>
+              <w:instrText>HYPERLINK \l "_Toc220921709"</w:instrText>
             </w:r>
             <w:r>
               <w:rPr>
@@ -1020,7 +1133,7 @@
                 <w:noProof/>
                 <w:webHidden/>
               </w:rPr>
-              <w:instrText xml:space="preserve"> PAGEREF _Toc220864266 \h </w:instrText>
+              <w:instrText xml:space="preserve"> PAGEREF _Toc220921709 \h </w:instrText>
             </w:r>
             <w:r>
               <w:rPr>
@@ -1065,13 +1178,13 @@
               <w:tab w:val="right" w:leader="dot" w:pos="9016"/>
             </w:tabs>
             <w:rPr>
-              <w:ins w:id="8" w:author="Alfred Anate Bodurin Mayaki" w:date="2026-02-01T18:50:00Z" w16du:dateUtc="2026-02-01T18:50:00Z"/>
+              <w:ins w:id="18" w:author="Alfred Anate Bodurin Mayaki" w:date="2026-02-02T10:48:00Z" w16du:dateUtc="2026-02-02T10:48:00Z"/>
               <w:rFonts w:eastAsiaTheme="minorEastAsia"/>
               <w:noProof/>
               <w:lang w:eastAsia="en-GB"/>
             </w:rPr>
           </w:pPr>
-          <w:ins w:id="9" w:author="Alfred Anate Bodurin Mayaki" w:date="2026-02-01T18:50:00Z" w16du:dateUtc="2026-02-01T18:50:00Z">
+          <w:ins w:id="19" w:author="Alfred Anate Bodurin Mayaki" w:date="2026-02-02T10:48:00Z" w16du:dateUtc="2026-02-02T10:48:00Z">
             <w:r>
               <w:rPr>
                 <w:rStyle w:val="Hyperlink"/>
@@ -1090,7 +1203,7 @@
               <w:rPr>
                 <w:noProof/>
               </w:rPr>
-              <w:instrText>HYPERLINK \l "_Toc220864267"</w:instrText>
+              <w:instrText>HYPERLINK \l "_Toc220921710"</w:instrText>
             </w:r>
             <w:r>
               <w:rPr>
@@ -1139,7 +1252,7 @@
                 <w:noProof/>
                 <w:webHidden/>
               </w:rPr>
-              <w:instrText xml:space="preserve"> PAGEREF _Toc220864267 \h </w:instrText>
+              <w:instrText xml:space="preserve"> PAGEREF _Toc220921710 \h </w:instrText>
             </w:r>
             <w:r>
               <w:rPr>
@@ -1184,13 +1297,13 @@
               <w:tab w:val="right" w:leader="dot" w:pos="9016"/>
             </w:tabs>
             <w:rPr>
-              <w:ins w:id="10" w:author="Alfred Anate Bodurin Mayaki" w:date="2026-02-01T18:50:00Z" w16du:dateUtc="2026-02-01T18:50:00Z"/>
+              <w:ins w:id="20" w:author="Alfred Anate Bodurin Mayaki" w:date="2026-02-02T10:48:00Z" w16du:dateUtc="2026-02-02T10:48:00Z"/>
               <w:rFonts w:eastAsiaTheme="minorEastAsia"/>
               <w:noProof/>
               <w:lang w:eastAsia="en-GB"/>
             </w:rPr>
           </w:pPr>
-          <w:ins w:id="11" w:author="Alfred Anate Bodurin Mayaki" w:date="2026-02-01T18:50:00Z" w16du:dateUtc="2026-02-01T18:50:00Z">
+          <w:ins w:id="21" w:author="Alfred Anate Bodurin Mayaki" w:date="2026-02-02T10:48:00Z" w16du:dateUtc="2026-02-02T10:48:00Z">
             <w:r>
               <w:rPr>
                 <w:rStyle w:val="Hyperlink"/>
@@ -1209,7 +1322,7 @@
               <w:rPr>
                 <w:noProof/>
               </w:rPr>
-              <w:instrText>HYPERLINK \l "_Toc220864268"</w:instrText>
+              <w:instrText>HYPERLINK \l "_Toc220921711"</w:instrText>
             </w:r>
             <w:r>
               <w:rPr>
@@ -1258,7 +1371,7 @@
                 <w:noProof/>
                 <w:webHidden/>
               </w:rPr>
-              <w:instrText xml:space="preserve"> PAGEREF _Toc220864268 \h </w:instrText>
+              <w:instrText xml:space="preserve"> PAGEREF _Toc220921711 \h </w:instrText>
             </w:r>
             <w:r>
               <w:rPr>
@@ -1303,13 +1416,13 @@
               <w:tab w:val="right" w:leader="dot" w:pos="9016"/>
             </w:tabs>
             <w:rPr>
-              <w:ins w:id="12" w:author="Alfred Anate Bodurin Mayaki" w:date="2026-02-01T18:50:00Z" w16du:dateUtc="2026-02-01T18:50:00Z"/>
+              <w:ins w:id="22" w:author="Alfred Anate Bodurin Mayaki" w:date="2026-02-02T10:48:00Z" w16du:dateUtc="2026-02-02T10:48:00Z"/>
               <w:rFonts w:eastAsiaTheme="minorEastAsia"/>
               <w:noProof/>
               <w:lang w:eastAsia="en-GB"/>
             </w:rPr>
           </w:pPr>
-          <w:ins w:id="13" w:author="Alfred Anate Bodurin Mayaki" w:date="2026-02-01T18:50:00Z" w16du:dateUtc="2026-02-01T18:50:00Z">
+          <w:ins w:id="23" w:author="Alfred Anate Bodurin Mayaki" w:date="2026-02-02T10:48:00Z" w16du:dateUtc="2026-02-02T10:48:00Z">
             <w:r>
               <w:rPr>
                 <w:rStyle w:val="Hyperlink"/>
@@ -1328,7 +1441,7 @@
               <w:rPr>
                 <w:noProof/>
               </w:rPr>
-              <w:instrText>HYPERLINK \l "_Toc220864269"</w:instrText>
+              <w:instrText>HYPERLINK \l "_Toc220921712"</w:instrText>
             </w:r>
             <w:r>
               <w:rPr>
@@ -1377,7 +1490,7 @@
                 <w:noProof/>
                 <w:webHidden/>
               </w:rPr>
-              <w:instrText xml:space="preserve"> PAGEREF _Toc220864269 \h </w:instrText>
+              <w:instrText xml:space="preserve"> PAGEREF _Toc220921712 \h </w:instrText>
             </w:r>
             <w:r>
               <w:rPr>
@@ -1422,13 +1535,13 @@
               <w:tab w:val="right" w:leader="dot" w:pos="9016"/>
             </w:tabs>
             <w:rPr>
-              <w:ins w:id="14" w:author="Alfred Anate Bodurin Mayaki" w:date="2026-02-01T18:50:00Z" w16du:dateUtc="2026-02-01T18:50:00Z"/>
+              <w:ins w:id="24" w:author="Alfred Anate Bodurin Mayaki" w:date="2026-02-02T10:48:00Z" w16du:dateUtc="2026-02-02T10:48:00Z"/>
               <w:rFonts w:eastAsiaTheme="minorEastAsia"/>
               <w:noProof/>
               <w:lang w:eastAsia="en-GB"/>
             </w:rPr>
           </w:pPr>
-          <w:ins w:id="15" w:author="Alfred Anate Bodurin Mayaki" w:date="2026-02-01T18:50:00Z" w16du:dateUtc="2026-02-01T18:50:00Z">
+          <w:ins w:id="25" w:author="Alfred Anate Bodurin Mayaki" w:date="2026-02-02T10:48:00Z" w16du:dateUtc="2026-02-02T10:48:00Z">
             <w:r>
               <w:rPr>
                 <w:rStyle w:val="Hyperlink"/>
@@ -1447,7 +1560,7 @@
               <w:rPr>
                 <w:noProof/>
               </w:rPr>
-              <w:instrText>HYPERLINK \l "_Toc220864270"</w:instrText>
+              <w:instrText>HYPERLINK \l "_Toc220921713"</w:instrText>
             </w:r>
             <w:r>
               <w:rPr>
@@ -1496,7 +1609,7 @@
                 <w:noProof/>
                 <w:webHidden/>
               </w:rPr>
-              <w:instrText xml:space="preserve"> PAGEREF _Toc220864270 \h </w:instrText>
+              <w:instrText xml:space="preserve"> PAGEREF _Toc220921713 \h </w:instrText>
             </w:r>
             <w:r>
               <w:rPr>
@@ -1541,13 +1654,13 @@
               <w:tab w:val="right" w:leader="dot" w:pos="9016"/>
             </w:tabs>
             <w:rPr>
-              <w:ins w:id="16" w:author="Alfred Anate Bodurin Mayaki" w:date="2026-02-01T18:50:00Z" w16du:dateUtc="2026-02-01T18:50:00Z"/>
+              <w:ins w:id="26" w:author="Alfred Anate Bodurin Mayaki" w:date="2026-02-02T10:48:00Z" w16du:dateUtc="2026-02-02T10:48:00Z"/>
               <w:rFonts w:eastAsiaTheme="minorEastAsia"/>
               <w:noProof/>
               <w:lang w:eastAsia="en-GB"/>
             </w:rPr>
           </w:pPr>
-          <w:ins w:id="17" w:author="Alfred Anate Bodurin Mayaki" w:date="2026-02-01T18:50:00Z" w16du:dateUtc="2026-02-01T18:50:00Z">
+          <w:ins w:id="27" w:author="Alfred Anate Bodurin Mayaki" w:date="2026-02-02T10:48:00Z" w16du:dateUtc="2026-02-02T10:48:00Z">
             <w:r>
               <w:rPr>
                 <w:rStyle w:val="Hyperlink"/>
@@ -1566,7 +1679,7 @@
               <w:rPr>
                 <w:noProof/>
               </w:rPr>
-              <w:instrText>HYPERLINK \l "_Toc220864271"</w:instrText>
+              <w:instrText>HYPERLINK \l "_Toc220921714"</w:instrText>
             </w:r>
             <w:r>
               <w:rPr>
@@ -1615,7 +1728,7 @@
                 <w:noProof/>
                 <w:webHidden/>
               </w:rPr>
-              <w:instrText xml:space="preserve"> PAGEREF _Toc220864271 \h </w:instrText>
+              <w:instrText xml:space="preserve"> PAGEREF _Toc220921714 \h </w:instrText>
             </w:r>
             <w:r>
               <w:rPr>
@@ -1660,13 +1773,13 @@
               <w:tab w:val="right" w:leader="dot" w:pos="9016"/>
             </w:tabs>
             <w:rPr>
-              <w:ins w:id="18" w:author="Alfred Anate Bodurin Mayaki" w:date="2026-02-01T18:50:00Z" w16du:dateUtc="2026-02-01T18:50:00Z"/>
+              <w:ins w:id="28" w:author="Alfred Anate Bodurin Mayaki" w:date="2026-02-02T10:48:00Z" w16du:dateUtc="2026-02-02T10:48:00Z"/>
               <w:rFonts w:eastAsiaTheme="minorEastAsia"/>
               <w:noProof/>
               <w:lang w:eastAsia="en-GB"/>
             </w:rPr>
           </w:pPr>
-          <w:ins w:id="19" w:author="Alfred Anate Bodurin Mayaki" w:date="2026-02-01T18:50:00Z" w16du:dateUtc="2026-02-01T18:50:00Z">
+          <w:ins w:id="29" w:author="Alfred Anate Bodurin Mayaki" w:date="2026-02-02T10:48:00Z" w16du:dateUtc="2026-02-02T10:48:00Z">
             <w:r>
               <w:rPr>
                 <w:rStyle w:val="Hyperlink"/>
@@ -1685,7 +1798,7 @@
               <w:rPr>
                 <w:noProof/>
               </w:rPr>
-              <w:instrText>HYPERLINK \l "_Toc220864272"</w:instrText>
+              <w:instrText>HYPERLINK \l "_Toc220921715"</w:instrText>
             </w:r>
             <w:r>
               <w:rPr>
@@ -1734,7 +1847,7 @@
                 <w:noProof/>
                 <w:webHidden/>
               </w:rPr>
-              <w:instrText xml:space="preserve"> PAGEREF _Toc220864272 \h </w:instrText>
+              <w:instrText xml:space="preserve"> PAGEREF _Toc220921715 \h </w:instrText>
             </w:r>
             <w:r>
               <w:rPr>
@@ -1779,13 +1892,13 @@
               <w:tab w:val="right" w:leader="dot" w:pos="9016"/>
             </w:tabs>
             <w:rPr>
-              <w:ins w:id="20" w:author="Alfred Anate Bodurin Mayaki" w:date="2026-02-01T18:50:00Z" w16du:dateUtc="2026-02-01T18:50:00Z"/>
+              <w:ins w:id="30" w:author="Alfred Anate Bodurin Mayaki" w:date="2026-02-02T10:48:00Z" w16du:dateUtc="2026-02-02T10:48:00Z"/>
               <w:rFonts w:eastAsiaTheme="minorEastAsia"/>
               <w:noProof/>
               <w:lang w:eastAsia="en-GB"/>
             </w:rPr>
           </w:pPr>
-          <w:ins w:id="21" w:author="Alfred Anate Bodurin Mayaki" w:date="2026-02-01T18:50:00Z" w16du:dateUtc="2026-02-01T18:50:00Z">
+          <w:ins w:id="31" w:author="Alfred Anate Bodurin Mayaki" w:date="2026-02-02T10:48:00Z" w16du:dateUtc="2026-02-02T10:48:00Z">
             <w:r>
               <w:rPr>
                 <w:rStyle w:val="Hyperlink"/>
@@ -1804,7 +1917,7 @@
               <w:rPr>
                 <w:noProof/>
               </w:rPr>
-              <w:instrText>HYPERLINK \l "_Toc220864273"</w:instrText>
+              <w:instrText>HYPERLINK \l "_Toc220921716"</w:instrText>
             </w:r>
             <w:r>
               <w:rPr>
@@ -1853,7 +1966,7 @@
                 <w:noProof/>
                 <w:webHidden/>
               </w:rPr>
-              <w:instrText xml:space="preserve"> PAGEREF _Toc220864273 \h </w:instrText>
+              <w:instrText xml:space="preserve"> PAGEREF _Toc220921716 \h </w:instrText>
             </w:r>
             <w:r>
               <w:rPr>
@@ -1898,13 +2011,13 @@
               <w:tab w:val="right" w:leader="dot" w:pos="9016"/>
             </w:tabs>
             <w:rPr>
-              <w:ins w:id="22" w:author="Alfred Anate Bodurin Mayaki" w:date="2026-02-01T18:50:00Z" w16du:dateUtc="2026-02-01T18:50:00Z"/>
+              <w:ins w:id="32" w:author="Alfred Anate Bodurin Mayaki" w:date="2026-02-02T10:48:00Z" w16du:dateUtc="2026-02-02T10:48:00Z"/>
               <w:rFonts w:eastAsiaTheme="minorEastAsia"/>
               <w:noProof/>
               <w:lang w:eastAsia="en-GB"/>
             </w:rPr>
           </w:pPr>
-          <w:ins w:id="23" w:author="Alfred Anate Bodurin Mayaki" w:date="2026-02-01T18:50:00Z" w16du:dateUtc="2026-02-01T18:50:00Z">
+          <w:ins w:id="33" w:author="Alfred Anate Bodurin Mayaki" w:date="2026-02-02T10:48:00Z" w16du:dateUtc="2026-02-02T10:48:00Z">
             <w:r>
               <w:rPr>
                 <w:rStyle w:val="Hyperlink"/>
@@ -1923,7 +2036,7 @@
               <w:rPr>
                 <w:noProof/>
               </w:rPr>
-              <w:instrText>HYPERLINK \l "_Toc220864274"</w:instrText>
+              <w:instrText>HYPERLINK \l "_Toc220921717"</w:instrText>
             </w:r>
             <w:r>
               <w:rPr>
@@ -1972,7 +2085,7 @@
                 <w:noProof/>
                 <w:webHidden/>
               </w:rPr>
-              <w:instrText xml:space="preserve"> PAGEREF _Toc220864274 \h </w:instrText>
+              <w:instrText xml:space="preserve"> PAGEREF _Toc220921717 \h </w:instrText>
             </w:r>
             <w:r>
               <w:rPr>
@@ -2017,13 +2130,13 @@
               <w:tab w:val="right" w:leader="dot" w:pos="9016"/>
             </w:tabs>
             <w:rPr>
-              <w:ins w:id="24" w:author="Alfred Anate Bodurin Mayaki" w:date="2026-02-01T18:50:00Z" w16du:dateUtc="2026-02-01T18:50:00Z"/>
+              <w:ins w:id="34" w:author="Alfred Anate Bodurin Mayaki" w:date="2026-02-02T10:48:00Z" w16du:dateUtc="2026-02-02T10:48:00Z"/>
               <w:rFonts w:eastAsiaTheme="minorEastAsia"/>
               <w:noProof/>
               <w:lang w:eastAsia="en-GB"/>
             </w:rPr>
           </w:pPr>
-          <w:ins w:id="25" w:author="Alfred Anate Bodurin Mayaki" w:date="2026-02-01T18:50:00Z" w16du:dateUtc="2026-02-01T18:50:00Z">
+          <w:ins w:id="35" w:author="Alfred Anate Bodurin Mayaki" w:date="2026-02-02T10:48:00Z" w16du:dateUtc="2026-02-02T10:48:00Z">
             <w:r>
               <w:rPr>
                 <w:rStyle w:val="Hyperlink"/>
@@ -2042,7 +2155,7 @@
               <w:rPr>
                 <w:noProof/>
               </w:rPr>
-              <w:instrText>HYPERLINK \l "_Toc220864275"</w:instrText>
+              <w:instrText>HYPERLINK \l "_Toc220921718"</w:instrText>
             </w:r>
             <w:r>
               <w:rPr>
@@ -2091,7 +2204,7 @@
                 <w:noProof/>
                 <w:webHidden/>
               </w:rPr>
-              <w:instrText xml:space="preserve"> PAGEREF _Toc220864275 \h </w:instrText>
+              <w:instrText xml:space="preserve"> PAGEREF _Toc220921718 \h </w:instrText>
             </w:r>
             <w:r>
               <w:rPr>
@@ -2135,22 +2248,21 @@
             <w:tabs>
               <w:tab w:val="right" w:leader="dot" w:pos="9016"/>
             </w:tabs>
-            <w:jc w:val="both"/>
             <w:rPr>
-              <w:del w:id="26" w:author="Alfred Anate Bodurin Mayaki" w:date="2026-02-01T18:50:00Z" w16du:dateUtc="2026-02-01T18:50:00Z"/>
+              <w:del w:id="36" w:author="Alfred Anate Bodurin Mayaki" w:date="2026-02-02T10:48:00Z" w16du:dateUtc="2026-02-02T10:48:00Z"/>
               <w:rFonts w:eastAsiaTheme="minorEastAsia"/>
               <w:noProof/>
               <w:lang w:eastAsia="en-GB"/>
             </w:rPr>
           </w:pPr>
-          <w:del w:id="27" w:author="Alfred Anate Bodurin Mayaki" w:date="2026-02-01T18:50:00Z" w16du:dateUtc="2026-02-01T18:50:00Z">
+          <w:del w:id="37" w:author="Alfred Anate Bodurin Mayaki" w:date="2026-02-02T10:48:00Z" w16du:dateUtc="2026-02-02T10:48:00Z">
             <w:r>
               <w:rPr>
                 <w:rStyle w:val="Hyperlink"/>
                 <w:rFonts w:ascii="CMU Sans Serif" w:hAnsi="CMU Sans Serif" w:cs="CMU Sans Serif"/>
                 <w:noProof/>
               </w:rPr>
-              <w:delText>1 Outline of the Topic</w:delText>
+              <w:delText>1 Acknowledgements</w:delText>
             </w:r>
             <w:r>
               <w:rPr>
@@ -2158,12 +2270,6 @@
                 <w:webHidden/>
               </w:rPr>
               <w:tab/>
-            </w:r>
-            <w:r>
-              <w:rPr>
-                <w:noProof/>
-                <w:webHidden/>
-              </w:rPr>
               <w:delText>3</w:delText>
             </w:r>
           </w:del>
@@ -2174,22 +2280,21 @@
             <w:tabs>
               <w:tab w:val="right" w:leader="dot" w:pos="9016"/>
             </w:tabs>
-            <w:jc w:val="both"/>
             <w:rPr>
-              <w:del w:id="28" w:author="Alfred Anate Bodurin Mayaki" w:date="2026-02-01T18:50:00Z" w16du:dateUtc="2026-02-01T18:50:00Z"/>
+              <w:del w:id="38" w:author="Alfred Anate Bodurin Mayaki" w:date="2026-02-02T10:48:00Z" w16du:dateUtc="2026-02-02T10:48:00Z"/>
               <w:rFonts w:eastAsiaTheme="minorEastAsia"/>
               <w:noProof/>
               <w:lang w:eastAsia="en-GB"/>
             </w:rPr>
           </w:pPr>
-          <w:del w:id="29" w:author="Alfred Anate Bodurin Mayaki" w:date="2026-02-01T18:50:00Z" w16du:dateUtc="2026-02-01T18:50:00Z">
+          <w:del w:id="39" w:author="Alfred Anate Bodurin Mayaki" w:date="2026-02-02T10:48:00Z" w16du:dateUtc="2026-02-02T10:48:00Z">
             <w:r>
               <w:rPr>
                 <w:rStyle w:val="Hyperlink"/>
                 <w:rFonts w:ascii="CMU Sans Serif" w:hAnsi="CMU Sans Serif" w:cs="CMU Sans Serif"/>
                 <w:noProof/>
               </w:rPr>
-              <w:delText>2 Introduction</w:delText>
+              <w:delText>1.1 Outline of the Topic</w:delText>
             </w:r>
             <w:r>
               <w:rPr>
@@ -2197,12 +2302,6 @@
                 <w:webHidden/>
               </w:rPr>
               <w:tab/>
-            </w:r>
-            <w:r>
-              <w:rPr>
-                <w:noProof/>
-                <w:webHidden/>
-              </w:rPr>
               <w:delText>3</w:delText>
             </w:r>
           </w:del>
@@ -2213,22 +2312,21 @@
             <w:tabs>
               <w:tab w:val="right" w:leader="dot" w:pos="9016"/>
             </w:tabs>
-            <w:jc w:val="both"/>
             <w:rPr>
-              <w:del w:id="30" w:author="Alfred Anate Bodurin Mayaki" w:date="2026-02-01T18:50:00Z" w16du:dateUtc="2026-02-01T18:50:00Z"/>
+              <w:del w:id="40" w:author="Alfred Anate Bodurin Mayaki" w:date="2026-02-02T10:48:00Z" w16du:dateUtc="2026-02-02T10:48:00Z"/>
               <w:rFonts w:eastAsiaTheme="minorEastAsia"/>
               <w:noProof/>
               <w:lang w:eastAsia="en-GB"/>
             </w:rPr>
           </w:pPr>
-          <w:del w:id="31" w:author="Alfred Anate Bodurin Mayaki" w:date="2026-02-01T18:50:00Z" w16du:dateUtc="2026-02-01T18:50:00Z">
+          <w:del w:id="41" w:author="Alfred Anate Bodurin Mayaki" w:date="2026-02-02T10:48:00Z" w16du:dateUtc="2026-02-02T10:48:00Z">
             <w:r>
               <w:rPr>
                 <w:rStyle w:val="Hyperlink"/>
                 <w:rFonts w:ascii="CMU Sans Serif" w:hAnsi="CMU Sans Serif" w:cs="CMU Sans Serif"/>
                 <w:noProof/>
               </w:rPr>
-              <w:delText>3 Methodology</w:delText>
+              <w:delText>2 Introduction</w:delText>
             </w:r>
             <w:r>
               <w:rPr>
@@ -2236,13 +2334,7 @@
                 <w:webHidden/>
               </w:rPr>
               <w:tab/>
-            </w:r>
-            <w:r>
-              <w:rPr>
-                <w:noProof/>
-                <w:webHidden/>
-              </w:rPr>
-              <w:delText>3</w:delText>
+              <w:delText>4</w:delText>
             </w:r>
           </w:del>
         </w:p>
@@ -2252,22 +2344,21 @@
             <w:tabs>
               <w:tab w:val="right" w:leader="dot" w:pos="9016"/>
             </w:tabs>
-            <w:jc w:val="both"/>
             <w:rPr>
-              <w:del w:id="32" w:author="Alfred Anate Bodurin Mayaki" w:date="2026-02-01T18:50:00Z" w16du:dateUtc="2026-02-01T18:50:00Z"/>
+              <w:del w:id="42" w:author="Alfred Anate Bodurin Mayaki" w:date="2026-02-02T10:48:00Z" w16du:dateUtc="2026-02-02T10:48:00Z"/>
               <w:rFonts w:eastAsiaTheme="minorEastAsia"/>
               <w:noProof/>
               <w:lang w:eastAsia="en-GB"/>
             </w:rPr>
           </w:pPr>
-          <w:del w:id="33" w:author="Alfred Anate Bodurin Mayaki" w:date="2026-02-01T18:50:00Z" w16du:dateUtc="2026-02-01T18:50:00Z">
+          <w:del w:id="43" w:author="Alfred Anate Bodurin Mayaki" w:date="2026-02-02T10:48:00Z" w16du:dateUtc="2026-02-02T10:48:00Z">
             <w:r>
               <w:rPr>
                 <w:rStyle w:val="Hyperlink"/>
                 <w:rFonts w:ascii="CMU Sans Serif" w:hAnsi="CMU Sans Serif" w:cs="CMU Sans Serif"/>
                 <w:noProof/>
               </w:rPr>
-              <w:delText>4 Why this topic is important</w:delText>
+              <w:delText>3 Methodology</w:delText>
             </w:r>
             <w:r>
               <w:rPr>
@@ -2275,12 +2366,6 @@
                 <w:webHidden/>
               </w:rPr>
               <w:tab/>
-            </w:r>
-            <w:r>
-              <w:rPr>
-                <w:noProof/>
-                <w:webHidden/>
-              </w:rPr>
               <w:delText>4</w:delText>
             </w:r>
           </w:del>
@@ -2291,22 +2376,21 @@
             <w:tabs>
               <w:tab w:val="right" w:leader="dot" w:pos="9016"/>
             </w:tabs>
-            <w:jc w:val="both"/>
             <w:rPr>
-              <w:del w:id="34" w:author="Alfred Anate Bodurin Mayaki" w:date="2026-02-01T18:50:00Z" w16du:dateUtc="2026-02-01T18:50:00Z"/>
+              <w:del w:id="44" w:author="Alfred Anate Bodurin Mayaki" w:date="2026-02-02T10:48:00Z" w16du:dateUtc="2026-02-02T10:48:00Z"/>
               <w:rFonts w:eastAsiaTheme="minorEastAsia"/>
               <w:noProof/>
               <w:lang w:eastAsia="en-GB"/>
             </w:rPr>
           </w:pPr>
-          <w:del w:id="35" w:author="Alfred Anate Bodurin Mayaki" w:date="2026-02-01T18:50:00Z" w16du:dateUtc="2026-02-01T18:50:00Z">
+          <w:del w:id="45" w:author="Alfred Anate Bodurin Mayaki" w:date="2026-02-02T10:48:00Z" w16du:dateUtc="2026-02-02T10:48:00Z">
             <w:r>
               <w:rPr>
                 <w:rStyle w:val="Hyperlink"/>
                 <w:rFonts w:ascii="CMU Sans Serif" w:hAnsi="CMU Sans Serif" w:cs="CMU Sans Serif"/>
                 <w:noProof/>
               </w:rPr>
-              <w:delText>5 Timeline and Next Steps</w:delText>
+              <w:delText>4 Why this topic is important</w:delText>
             </w:r>
             <w:r>
               <w:rPr>
@@ -2314,13 +2398,7 @@
                 <w:webHidden/>
               </w:rPr>
               <w:tab/>
-            </w:r>
-            <w:r>
-              <w:rPr>
-                <w:noProof/>
-                <w:webHidden/>
-              </w:rPr>
-              <w:delText>5</w:delText>
+              <w:delText>4</w:delText>
             </w:r>
           </w:del>
         </w:p>
@@ -2330,22 +2408,21 @@
             <w:tabs>
               <w:tab w:val="right" w:leader="dot" w:pos="9016"/>
             </w:tabs>
-            <w:jc w:val="both"/>
             <w:rPr>
-              <w:del w:id="36" w:author="Alfred Anate Bodurin Mayaki" w:date="2026-02-01T18:50:00Z" w16du:dateUtc="2026-02-01T18:50:00Z"/>
+              <w:del w:id="46" w:author="Alfred Anate Bodurin Mayaki" w:date="2026-02-02T10:48:00Z" w16du:dateUtc="2026-02-02T10:48:00Z"/>
               <w:rFonts w:eastAsiaTheme="minorEastAsia"/>
               <w:noProof/>
               <w:lang w:eastAsia="en-GB"/>
             </w:rPr>
           </w:pPr>
-          <w:del w:id="37" w:author="Alfred Anate Bodurin Mayaki" w:date="2026-02-01T18:50:00Z" w16du:dateUtc="2026-02-01T18:50:00Z">
+          <w:del w:id="47" w:author="Alfred Anate Bodurin Mayaki" w:date="2026-02-02T10:48:00Z" w16du:dateUtc="2026-02-02T10:48:00Z">
             <w:r>
               <w:rPr>
                 <w:rStyle w:val="Hyperlink"/>
                 <w:rFonts w:ascii="CMU Sans Serif" w:hAnsi="CMU Sans Serif" w:cs="CMU Sans Serif"/>
                 <w:noProof/>
               </w:rPr>
-              <w:delText>6 Introduction to TMA 2 – Literature Review</w:delText>
+              <w:delText>5 Timeline and Next Steps</w:delText>
             </w:r>
             <w:r>
               <w:rPr>
@@ -2353,13 +2430,7 @@
                 <w:webHidden/>
               </w:rPr>
               <w:tab/>
-            </w:r>
-            <w:r>
-              <w:rPr>
-                <w:noProof/>
-                <w:webHidden/>
-              </w:rPr>
-              <w:delText>6</w:delText>
+              <w:delText>5</w:delText>
             </w:r>
           </w:del>
         </w:p>
@@ -2369,22 +2440,21 @@
             <w:tabs>
               <w:tab w:val="right" w:leader="dot" w:pos="9016"/>
             </w:tabs>
-            <w:jc w:val="both"/>
             <w:rPr>
-              <w:del w:id="38" w:author="Alfred Anate Bodurin Mayaki" w:date="2026-02-01T18:50:00Z" w16du:dateUtc="2026-02-01T18:50:00Z"/>
+              <w:del w:id="48" w:author="Alfred Anate Bodurin Mayaki" w:date="2026-02-02T10:48:00Z" w16du:dateUtc="2026-02-02T10:48:00Z"/>
               <w:rFonts w:eastAsiaTheme="minorEastAsia"/>
               <w:noProof/>
               <w:lang w:eastAsia="en-GB"/>
             </w:rPr>
           </w:pPr>
-          <w:del w:id="39" w:author="Alfred Anate Bodurin Mayaki" w:date="2026-02-01T18:50:00Z" w16du:dateUtc="2026-02-01T18:50:00Z">
+          <w:del w:id="49" w:author="Alfred Anate Bodurin Mayaki" w:date="2026-02-02T10:48:00Z" w16du:dateUtc="2026-02-02T10:48:00Z">
             <w:r>
               <w:rPr>
                 <w:rStyle w:val="Hyperlink"/>
                 <w:rFonts w:ascii="CMU Sans Serif" w:hAnsi="CMU Sans Serif" w:cs="CMU Sans Serif"/>
                 <w:noProof/>
               </w:rPr>
-              <w:delText>7 Mapping subtopics that are relevant</w:delText>
+              <w:delText>6 Introduction to TMA 2 – Literature Review</w:delText>
             </w:r>
             <w:r>
               <w:rPr>
@@ -2392,12 +2462,6 @@
                 <w:webHidden/>
               </w:rPr>
               <w:tab/>
-            </w:r>
-            <w:r>
-              <w:rPr>
-                <w:noProof/>
-                <w:webHidden/>
-              </w:rPr>
               <w:delText>6</w:delText>
             </w:r>
           </w:del>
@@ -2408,22 +2472,21 @@
             <w:tabs>
               <w:tab w:val="right" w:leader="dot" w:pos="9016"/>
             </w:tabs>
-            <w:jc w:val="both"/>
             <w:rPr>
-              <w:del w:id="40" w:author="Alfred Anate Bodurin Mayaki" w:date="2026-02-01T18:50:00Z" w16du:dateUtc="2026-02-01T18:50:00Z"/>
+              <w:del w:id="50" w:author="Alfred Anate Bodurin Mayaki" w:date="2026-02-02T10:48:00Z" w16du:dateUtc="2026-02-02T10:48:00Z"/>
               <w:rFonts w:eastAsiaTheme="minorEastAsia"/>
               <w:noProof/>
               <w:lang w:eastAsia="en-GB"/>
             </w:rPr>
           </w:pPr>
-          <w:del w:id="41" w:author="Alfred Anate Bodurin Mayaki" w:date="2026-02-01T18:50:00Z" w16du:dateUtc="2026-02-01T18:50:00Z">
+          <w:del w:id="51" w:author="Alfred Anate Bodurin Mayaki" w:date="2026-02-02T10:48:00Z" w16du:dateUtc="2026-02-02T10:48:00Z">
             <w:r>
               <w:rPr>
                 <w:rStyle w:val="Hyperlink"/>
                 <w:rFonts w:ascii="CMU Sans Serif" w:hAnsi="CMU Sans Serif" w:cs="CMU Sans Serif"/>
                 <w:noProof/>
               </w:rPr>
-              <w:delText>8 Explicating my Literature Review 1</w:delText>
+              <w:delText>7 Mapping subtopics that are relevant</w:delText>
             </w:r>
             <w:r>
               <w:rPr>
@@ -2431,13 +2494,7 @@
                 <w:webHidden/>
               </w:rPr>
               <w:tab/>
-            </w:r>
-            <w:r>
-              <w:rPr>
-                <w:noProof/>
-                <w:webHidden/>
-              </w:rPr>
-              <w:delText>7</w:delText>
+              <w:delText>6</w:delText>
             </w:r>
           </w:del>
         </w:p>
@@ -2447,22 +2504,21 @@
             <w:tabs>
               <w:tab w:val="right" w:leader="dot" w:pos="9016"/>
             </w:tabs>
-            <w:jc w:val="both"/>
             <w:rPr>
-              <w:del w:id="42" w:author="Alfred Anate Bodurin Mayaki" w:date="2026-02-01T18:50:00Z" w16du:dateUtc="2026-02-01T18:50:00Z"/>
+              <w:del w:id="52" w:author="Alfred Anate Bodurin Mayaki" w:date="2026-02-02T10:48:00Z" w16du:dateUtc="2026-02-02T10:48:00Z"/>
               <w:rFonts w:eastAsiaTheme="minorEastAsia"/>
               <w:noProof/>
               <w:lang w:eastAsia="en-GB"/>
             </w:rPr>
           </w:pPr>
-          <w:del w:id="43" w:author="Alfred Anate Bodurin Mayaki" w:date="2026-02-01T18:50:00Z" w16du:dateUtc="2026-02-01T18:50:00Z">
+          <w:del w:id="53" w:author="Alfred Anate Bodurin Mayaki" w:date="2026-02-02T10:48:00Z" w16du:dateUtc="2026-02-02T10:48:00Z">
             <w:r>
               <w:rPr>
                 <w:rStyle w:val="Hyperlink"/>
                 <w:rFonts w:ascii="CMU Sans Serif" w:hAnsi="CMU Sans Serif" w:cs="CMU Sans Serif"/>
                 <w:noProof/>
               </w:rPr>
-              <w:delText>9 Explicating my Literature Review 2 – Signalling Theory</w:delText>
+              <w:delText>7.1 Conducting Gap Analysis – AI in and Neurodivergence</w:delText>
             </w:r>
             <w:r>
               <w:rPr>
@@ -2470,12 +2526,6 @@
                 <w:webHidden/>
               </w:rPr>
               <w:tab/>
-            </w:r>
-            <w:r>
-              <w:rPr>
-                <w:noProof/>
-                <w:webHidden/>
-              </w:rPr>
               <w:delText>7</w:delText>
             </w:r>
           </w:del>
@@ -2486,22 +2536,21 @@
             <w:tabs>
               <w:tab w:val="right" w:leader="dot" w:pos="9016"/>
             </w:tabs>
-            <w:jc w:val="both"/>
             <w:rPr>
-              <w:del w:id="44" w:author="Alfred Anate Bodurin Mayaki" w:date="2026-02-01T18:50:00Z" w16du:dateUtc="2026-02-01T18:50:00Z"/>
+              <w:del w:id="54" w:author="Alfred Anate Bodurin Mayaki" w:date="2026-02-02T10:48:00Z" w16du:dateUtc="2026-02-02T10:48:00Z"/>
               <w:rFonts w:eastAsiaTheme="minorEastAsia"/>
               <w:noProof/>
               <w:lang w:eastAsia="en-GB"/>
             </w:rPr>
           </w:pPr>
-          <w:del w:id="45" w:author="Alfred Anate Bodurin Mayaki" w:date="2026-02-01T18:50:00Z" w16du:dateUtc="2026-02-01T18:50:00Z">
+          <w:del w:id="55" w:author="Alfred Anate Bodurin Mayaki" w:date="2026-02-02T10:48:00Z" w16du:dateUtc="2026-02-02T10:48:00Z">
             <w:r>
               <w:rPr>
                 <w:rStyle w:val="Hyperlink"/>
                 <w:rFonts w:ascii="CMU Sans Serif" w:hAnsi="CMU Sans Serif" w:cs="CMU Sans Serif"/>
                 <w:noProof/>
               </w:rPr>
-              <w:delText>10 Explicating my Literature Review 3 – Recruitment &amp; Selection</w:delText>
+              <w:delText>8 Explicating my Literature Review 1</w:delText>
             </w:r>
             <w:r>
               <w:rPr>
@@ -2509,13 +2558,7 @@
                 <w:webHidden/>
               </w:rPr>
               <w:tab/>
-            </w:r>
-            <w:r>
-              <w:rPr>
-                <w:noProof/>
-                <w:webHidden/>
-              </w:rPr>
-              <w:delText>9</w:delText>
+              <w:delText>7</w:delText>
             </w:r>
           </w:del>
         </w:p>
@@ -2525,21 +2568,84 @@
             <w:tabs>
               <w:tab w:val="right" w:leader="dot" w:pos="9016"/>
             </w:tabs>
-            <w:jc w:val="both"/>
             <w:rPr>
-              <w:del w:id="46" w:author="Alfred Anate Bodurin Mayaki" w:date="2026-02-01T18:50:00Z" w16du:dateUtc="2026-02-01T18:50:00Z"/>
+              <w:del w:id="56" w:author="Alfred Anate Bodurin Mayaki" w:date="2026-02-02T10:48:00Z" w16du:dateUtc="2026-02-02T10:48:00Z"/>
               <w:rFonts w:eastAsiaTheme="minorEastAsia"/>
               <w:noProof/>
               <w:lang w:eastAsia="en-GB"/>
             </w:rPr>
           </w:pPr>
-          <w:del w:id="47" w:author="Alfred Anate Bodurin Mayaki" w:date="2026-02-01T18:50:00Z" w16du:dateUtc="2026-02-01T18:50:00Z">
+          <w:del w:id="57" w:author="Alfred Anate Bodurin Mayaki" w:date="2026-02-02T10:48:00Z" w16du:dateUtc="2026-02-02T10:48:00Z">
             <w:r>
               <w:rPr>
                 <w:rStyle w:val="Hyperlink"/>
                 <w:rFonts w:ascii="CMU Sans Serif" w:hAnsi="CMU Sans Serif" w:cs="CMU Sans Serif"/>
                 <w:noProof/>
               </w:rPr>
+              <w:delText>9 Explicating my Literature Review 2 – Signalling Theory</w:delText>
+            </w:r>
+            <w:r>
+              <w:rPr>
+                <w:noProof/>
+                <w:webHidden/>
+              </w:rPr>
+              <w:tab/>
+              <w:delText>8</w:delText>
+            </w:r>
+          </w:del>
+        </w:p>
+        <w:p>
+          <w:pPr>
+            <w:pStyle w:val="TOC2"/>
+            <w:tabs>
+              <w:tab w:val="right" w:leader="dot" w:pos="9016"/>
+            </w:tabs>
+            <w:rPr>
+              <w:del w:id="58" w:author="Alfred Anate Bodurin Mayaki" w:date="2026-02-02T10:48:00Z" w16du:dateUtc="2026-02-02T10:48:00Z"/>
+              <w:rFonts w:eastAsiaTheme="minorEastAsia"/>
+              <w:noProof/>
+              <w:lang w:eastAsia="en-GB"/>
+            </w:rPr>
+          </w:pPr>
+          <w:del w:id="59" w:author="Alfred Anate Bodurin Mayaki" w:date="2026-02-02T10:48:00Z" w16du:dateUtc="2026-02-02T10:48:00Z">
+            <w:r>
+              <w:rPr>
+                <w:rStyle w:val="Hyperlink"/>
+                <w:rFonts w:ascii="CMU Sans Serif" w:hAnsi="CMU Sans Serif" w:cs="CMU Sans Serif"/>
+                <w:noProof/>
+              </w:rPr>
+              <w:delText>10 Explicating my Literature Review 3 – Recruitment &amp; Selection</w:delText>
+            </w:r>
+            <w:r>
+              <w:rPr>
+                <w:noProof/>
+                <w:webHidden/>
+              </w:rPr>
+              <w:tab/>
+              <w:delText>10</w:delText>
+            </w:r>
+          </w:del>
+        </w:p>
+        <w:p>
+          <w:pPr>
+            <w:pStyle w:val="TOC2"/>
+            <w:tabs>
+              <w:tab w:val="right" w:leader="dot" w:pos="9016"/>
+            </w:tabs>
+            <w:rPr>
+              <w:del w:id="60" w:author="Alfred Anate Bodurin Mayaki" w:date="2026-02-02T10:48:00Z" w16du:dateUtc="2026-02-02T10:48:00Z"/>
+              <w:rFonts w:eastAsiaTheme="minorEastAsia"/>
+              <w:noProof/>
+              <w:lang w:eastAsia="en-GB"/>
+            </w:rPr>
+          </w:pPr>
+          <w:del w:id="61" w:author="Alfred Anate Bodurin Mayaki" w:date="2026-02-02T10:48:00Z" w16du:dateUtc="2026-02-02T10:48:00Z">
+            <w:r>
+              <w:rPr>
+                <w:rStyle w:val="Hyperlink"/>
+                <w:rFonts w:ascii="CMU Sans Serif" w:hAnsi="CMU Sans Serif" w:cs="CMU Sans Serif"/>
+                <w:noProof/>
+              </w:rPr>
               <w:delText>11 Journal of Economic Literature (JEL) Classification</w:delText>
             </w:r>
             <w:r>
@@ -2548,13 +2654,7 @@
                 <w:webHidden/>
               </w:rPr>
               <w:tab/>
-            </w:r>
-            <w:r>
-              <w:rPr>
-                <w:noProof/>
-                <w:webHidden/>
-              </w:rPr>
-              <w:delText>9</w:delText>
+              <w:delText>10</w:delText>
             </w:r>
           </w:del>
         </w:p>
@@ -2731,6 +2831,7 @@
         <w:contextualSpacing/>
         <w:jc w:val="both"/>
         <w:rPr>
+          <w:del w:id="62" w:author="Alfred Anate Bodurin Mayaki" w:date="2026-02-02T10:47:00Z" w16du:dateUtc="2026-02-02T10:47:00Z"/>
           <w:rFonts w:ascii="CMU Sans Serif" w:hAnsi="CMU Sans Serif" w:cs="CMU Sans Serif"/>
         </w:rPr>
       </w:pPr>
@@ -2753,7 +2854,7 @@
           <w:rFonts w:ascii="CMU Sans Serif" w:hAnsi="CMU Sans Serif" w:cs="CMU Sans Serif"/>
         </w:rPr>
       </w:pPr>
-      <w:bookmarkStart w:id="48" w:name="_Toc220864263"/>
+      <w:bookmarkStart w:id="63" w:name="_Toc220921706"/>
       <w:r>
         <w:rPr>
           <w:rStyle w:val="Strong"/>
@@ -2762,6 +2863,7 @@
           <w:bCs w:val="0"/>
           <w:color w:val="auto"/>
         </w:rPr>
+        <w:lastRenderedPageBreak/>
         <w:t xml:space="preserve">1 </w:t>
       </w:r>
       <w:r>
@@ -2774,13 +2876,105 @@
         </w:rPr>
         <w:t>Acknowledgements</w:t>
       </w:r>
-      <w:bookmarkEnd w:id="48"/>
+      <w:bookmarkEnd w:id="63"/>
     </w:p>
     <w:p>
       <w:pPr>
         <w:contextualSpacing/>
         <w:jc w:val="both"/>
         <w:rPr>
+          <w:ins w:id="64" w:author="Alfred Anate Bodurin Mayaki" w:date="2026-02-02T10:42:00Z" w16du:dateUtc="2026-02-02T10:42:00Z"/>
+          <w:rFonts w:ascii="CMU Sans Serif" w:hAnsi="CMU Sans Serif" w:cs="CMU Sans Serif"/>
+          <w:sz w:val="20"/>
+          <w:szCs w:val="20"/>
+        </w:rPr>
+      </w:pPr>
+      <w:ins w:id="65" w:author="Alfred Anate Bodurin Mayaki" w:date="2026-02-02T10:42:00Z" w16du:dateUtc="2026-02-02T10:42:00Z">
+        <w:r>
+          <w:rPr>
+            <w:rFonts w:ascii="CMU Sans Serif" w:hAnsi="CMU Sans Serif" w:cs="CMU Sans Serif"/>
+            <w:sz w:val="20"/>
+            <w:szCs w:val="20"/>
+          </w:rPr>
+          <w:t>I am grateful to Almighty God my stre</w:t>
+        </w:r>
+      </w:ins>
+      <w:ins w:id="66" w:author="Alfred Anate Bodurin Mayaki" w:date="2026-02-02T10:43:00Z" w16du:dateUtc="2026-02-02T10:43:00Z">
+        <w:r>
+          <w:rPr>
+            <w:rFonts w:ascii="CMU Sans Serif" w:hAnsi="CMU Sans Serif" w:cs="CMU Sans Serif"/>
+            <w:sz w:val="20"/>
+            <w:szCs w:val="20"/>
+          </w:rPr>
+          <w:t xml:space="preserve">ngth, my fortress, my </w:t>
+        </w:r>
+      </w:ins>
+      <w:ins w:id="67" w:author="Alfred Anate Bodurin Mayaki" w:date="2026-02-02T10:42:00Z" w16du:dateUtc="2026-02-02T10:42:00Z">
+        <w:r>
+          <w:rPr>
+            <w:rFonts w:ascii="CMU Sans Serif" w:hAnsi="CMU Sans Serif" w:cs="CMU Sans Serif"/>
+            <w:sz w:val="20"/>
+            <w:szCs w:val="20"/>
+          </w:rPr>
+          <w:t>redeemer.</w:t>
+        </w:r>
+      </w:ins>
+      <w:ins w:id="68" w:author="Alfred Anate Bodurin Mayaki" w:date="2026-02-02T10:43:00Z" w16du:dateUtc="2026-02-02T10:43:00Z">
+        <w:r>
+          <w:rPr>
+            <w:rFonts w:ascii="CMU Sans Serif" w:hAnsi="CMU Sans Serif" w:cs="CMU Sans Serif"/>
+            <w:sz w:val="20"/>
+            <w:szCs w:val="20"/>
+          </w:rPr>
+          <w:t xml:space="preserve"> My parents for being supportive of this endeavour I have been called to p</w:t>
+        </w:r>
+      </w:ins>
+      <w:ins w:id="69" w:author="Alfred Anate Bodurin Mayaki" w:date="2026-02-02T10:44:00Z" w16du:dateUtc="2026-02-02T10:44:00Z">
+        <w:r>
+          <w:rPr>
+            <w:rFonts w:ascii="CMU Sans Serif" w:hAnsi="CMU Sans Serif" w:cs="CMU Sans Serif"/>
+            <w:sz w:val="20"/>
+            <w:szCs w:val="20"/>
+          </w:rPr>
+          <w:t>ursue and my course mates for endless support</w:t>
+        </w:r>
+      </w:ins>
+      <w:ins w:id="70" w:author="Alfred Anate Bodurin Mayaki" w:date="2026-02-02T10:47:00Z" w16du:dateUtc="2026-02-02T10:47:00Z">
+        <w:r>
+          <w:rPr>
+            <w:rFonts w:ascii="CMU Sans Serif" w:hAnsi="CMU Sans Serif" w:cs="CMU Sans Serif"/>
+            <w:sz w:val="20"/>
+            <w:szCs w:val="20"/>
+          </w:rPr>
+          <w:t xml:space="preserve"> </w:t>
+        </w:r>
+        <w:r>
+          <w:rPr>
+            <w:rFonts w:ascii="CMU Sans Serif" w:hAnsi="CMU Sans Serif" w:cs="CMU Sans Serif"/>
+            <w:sz w:val="20"/>
+            <w:szCs w:val="20"/>
+          </w:rPr>
+          <w:t>along the way.</w:t>
+        </w:r>
+      </w:ins>
+    </w:p>
+    <w:p>
+      <w:pPr>
+        <w:contextualSpacing/>
+        <w:jc w:val="both"/>
+        <w:rPr>
+          <w:ins w:id="71" w:author="Alfred Anate Bodurin Mayaki" w:date="2026-02-02T10:42:00Z" w16du:dateUtc="2026-02-02T10:42:00Z"/>
+          <w:rFonts w:ascii="CMU Sans Serif" w:hAnsi="CMU Sans Serif" w:cs="CMU Sans Serif"/>
+          <w:sz w:val="20"/>
+          <w:szCs w:val="20"/>
+        </w:rPr>
+      </w:pPr>
+    </w:p>
+    <w:p>
+      <w:pPr>
+        <w:contextualSpacing/>
+        <w:jc w:val="both"/>
+        <w:rPr>
           <w:rFonts w:ascii="CMU Sans Serif" w:hAnsi="CMU Sans Serif" w:cs="CMU Sans Serif"/>
           <w:sz w:val="20"/>
           <w:szCs w:val="20"/>
@@ -2794,24 +2988,34 @@
         </w:rPr>
         <w:t xml:space="preserve">Throughout </w:t>
       </w:r>
-      <w:proofErr w:type="gramStart"/>
-      <w:r>
-        <w:rPr>
-          <w:rFonts w:ascii="CMU Sans Serif" w:hAnsi="CMU Sans Serif" w:cs="CMU Sans Serif"/>
-          <w:sz w:val="20"/>
-          <w:szCs w:val="20"/>
-        </w:rPr>
-        <w:t xml:space="preserve">my </w:t>
-      </w:r>
-      <w:r>
-        <w:rPr>
-          <w:rFonts w:ascii="CMU Sans Serif" w:hAnsi="CMU Sans Serif" w:cs="CMU Sans Serif"/>
-          <w:sz w:val="20"/>
-          <w:szCs w:val="20"/>
-        </w:rPr>
-        <w:t>the</w:t>
-      </w:r>
-      <w:proofErr w:type="gramEnd"/>
+      <w:del w:id="72" w:author="Alfred Anate Bodurin Mayaki" w:date="2026-02-02T10:39:00Z" w16du:dateUtc="2026-02-02T10:39:00Z">
+        <w:r>
+          <w:rPr>
+            <w:rFonts w:ascii="CMU Sans Serif" w:hAnsi="CMU Sans Serif" w:cs="CMU Sans Serif"/>
+            <w:sz w:val="20"/>
+            <w:szCs w:val="20"/>
+          </w:rPr>
+          <w:delText xml:space="preserve">my </w:delText>
+        </w:r>
+        <w:r>
+          <w:rPr>
+            <w:rFonts w:ascii="CMU Sans Serif" w:hAnsi="CMU Sans Serif" w:cs="CMU Sans Serif"/>
+            <w:sz w:val="20"/>
+            <w:szCs w:val="20"/>
+          </w:rPr>
+          <w:delText>the</w:delText>
+        </w:r>
+      </w:del>
+      <w:ins w:id="73" w:author="Alfred Anate Bodurin Mayaki" w:date="2026-02-02T10:39:00Z" w16du:dateUtc="2026-02-02T10:39:00Z">
+        <w:r>
+          <w:rPr>
+            <w:rFonts w:ascii="CMU Sans Serif" w:hAnsi="CMU Sans Serif" w:cs="CMU Sans Serif"/>
+            <w:sz w:val="20"/>
+            <w:szCs w:val="20"/>
+          </w:rPr>
+          <w:t>the</w:t>
+        </w:r>
+      </w:ins>
       <w:r>
         <w:rPr>
           <w:rFonts w:ascii="CMU Sans Serif" w:hAnsi="CMU Sans Serif" w:cs="CMU Sans Serif"/>
@@ -2826,15 +3030,51 @@
           <w:sz w:val="20"/>
           <w:szCs w:val="20"/>
         </w:rPr>
-        <w:t xml:space="preserve">studies I have been supported by </w:t>
-      </w:r>
-      <w:r>
-        <w:rPr>
-          <w:rFonts w:ascii="CMU Sans Serif" w:hAnsi="CMU Sans Serif" w:cs="CMU Sans Serif"/>
-          <w:sz w:val="20"/>
-          <w:szCs w:val="20"/>
-        </w:rPr>
-        <w:t>several external organisations and numerous people in academia who have worked endlessly to craft my critical understanding of Human Resources and who have helped define my research topic</w:t>
+        <w:t>studies</w:t>
+      </w:r>
+      <w:ins w:id="74" w:author="Alfred Anate Bodurin Mayaki" w:date="2026-02-02T10:40:00Z" w16du:dateUtc="2026-02-02T10:40:00Z">
+        <w:r>
+          <w:rPr>
+            <w:rFonts w:ascii="CMU Sans Serif" w:hAnsi="CMU Sans Serif" w:cs="CMU Sans Serif"/>
+            <w:sz w:val="20"/>
+            <w:szCs w:val="20"/>
+          </w:rPr>
+          <w:t xml:space="preserve"> at The Open University,</w:t>
+        </w:r>
+      </w:ins>
+      <w:r>
+        <w:rPr>
+          <w:rFonts w:ascii="CMU Sans Serif" w:hAnsi="CMU Sans Serif" w:cs="CMU Sans Serif"/>
+          <w:sz w:val="20"/>
+          <w:szCs w:val="20"/>
+        </w:rPr>
+        <w:t xml:space="preserve"> I have been supported by </w:t>
+      </w:r>
+      <w:r>
+        <w:rPr>
+          <w:rFonts w:ascii="CMU Sans Serif" w:hAnsi="CMU Sans Serif" w:cs="CMU Sans Serif"/>
+          <w:sz w:val="20"/>
+          <w:szCs w:val="20"/>
+        </w:rPr>
+        <w:t>several</w:t>
+      </w:r>
+      <w:ins w:id="75" w:author="Alfred Anate Bodurin Mayaki" w:date="2026-02-02T10:40:00Z" w16du:dateUtc="2026-02-02T10:40:00Z">
+        <w:r>
+          <w:rPr>
+            <w:rFonts w:ascii="CMU Sans Serif" w:hAnsi="CMU Sans Serif" w:cs="CMU Sans Serif"/>
+            <w:sz w:val="20"/>
+            <w:szCs w:val="20"/>
+          </w:rPr>
+          <w:t xml:space="preserve"> internal departments,</w:t>
+        </w:r>
+      </w:ins>
+      <w:r>
+        <w:rPr>
+          <w:rFonts w:ascii="CMU Sans Serif" w:hAnsi="CMU Sans Serif" w:cs="CMU Sans Serif"/>
+          <w:sz w:val="20"/>
+          <w:szCs w:val="20"/>
+        </w:rPr>
+        <w:t xml:space="preserve"> external organisations and numerous people in academia who have worked endlessly to craft my critical understanding of Human Resources and who have helped define my research topic</w:t>
       </w:r>
       <w:r>
         <w:rPr>
@@ -2844,6 +3084,76 @@
         </w:rPr>
         <w:t xml:space="preserve"> around employee wellbeing.</w:t>
       </w:r>
+      <w:ins w:id="76" w:author="Alfred Anate Bodurin Mayaki" w:date="2026-02-02T10:40:00Z" w16du:dateUtc="2026-02-02T10:40:00Z">
+        <w:r>
+          <w:rPr>
+            <w:rFonts w:ascii="CMU Sans Serif" w:hAnsi="CMU Sans Serif" w:cs="CMU Sans Serif"/>
+            <w:sz w:val="20"/>
+            <w:szCs w:val="20"/>
+          </w:rPr>
+          <w:t xml:space="preserve"> T</w:t>
+        </w:r>
+      </w:ins>
+      <w:ins w:id="77" w:author="Alfred Anate Bodurin Mayaki" w:date="2026-02-02T10:41:00Z" w16du:dateUtc="2026-02-02T10:41:00Z">
+        <w:r>
+          <w:rPr>
+            <w:rFonts w:ascii="CMU Sans Serif" w:hAnsi="CMU Sans Serif" w:cs="CMU Sans Serif"/>
+            <w:sz w:val="20"/>
+            <w:szCs w:val="20"/>
+          </w:rPr>
+          <w:t xml:space="preserve">hese include Library Research Support, Student Support and of course my </w:t>
+        </w:r>
+      </w:ins>
+      <w:ins w:id="78" w:author="Alfred Anate Bodurin Mayaki" w:date="2026-02-02T10:44:00Z" w16du:dateUtc="2026-02-02T10:44:00Z">
+        <w:r>
+          <w:rPr>
+            <w:rFonts w:ascii="CMU Sans Serif" w:hAnsi="CMU Sans Serif" w:cs="CMU Sans Serif"/>
+            <w:sz w:val="20"/>
+            <w:szCs w:val="20"/>
+          </w:rPr>
+          <w:t>former lecturers</w:t>
+        </w:r>
+      </w:ins>
+      <w:ins w:id="79" w:author="Alfred Anate Bodurin Mayaki" w:date="2026-02-02T10:41:00Z" w16du:dateUtc="2026-02-02T10:41:00Z">
+        <w:r>
+          <w:rPr>
+            <w:rFonts w:ascii="CMU Sans Serif" w:hAnsi="CMU Sans Serif" w:cs="CMU Sans Serif"/>
+            <w:sz w:val="20"/>
+            <w:szCs w:val="20"/>
+          </w:rPr>
+          <w:t xml:space="preserve"> and </w:t>
+        </w:r>
+      </w:ins>
+      <w:ins w:id="80" w:author="Alfred Anate Bodurin Mayaki" w:date="2026-02-02T10:44:00Z" w16du:dateUtc="2026-02-02T10:44:00Z">
+        <w:r>
+          <w:rPr>
+            <w:rFonts w:ascii="CMU Sans Serif" w:hAnsi="CMU Sans Serif" w:cs="CMU Sans Serif"/>
+            <w:sz w:val="20"/>
+            <w:szCs w:val="20"/>
+          </w:rPr>
+          <w:t xml:space="preserve">current </w:t>
+        </w:r>
+      </w:ins>
+      <w:ins w:id="81" w:author="Alfred Anate Bodurin Mayaki" w:date="2026-02-02T10:42:00Z" w16du:dateUtc="2026-02-02T10:42:00Z">
+        <w:r>
+          <w:rPr>
+            <w:rFonts w:ascii="CMU Sans Serif" w:hAnsi="CMU Sans Serif" w:cs="CMU Sans Serif"/>
+            <w:sz w:val="20"/>
+            <w:szCs w:val="20"/>
+          </w:rPr>
+          <w:t>tutors.</w:t>
+        </w:r>
+      </w:ins>
+      <w:ins w:id="82" w:author="Alfred Anate Bodurin Mayaki" w:date="2026-02-02T10:41:00Z" w16du:dateUtc="2026-02-02T10:41:00Z">
+        <w:r>
+          <w:rPr>
+            <w:rFonts w:ascii="CMU Sans Serif" w:hAnsi="CMU Sans Serif" w:cs="CMU Sans Serif"/>
+            <w:sz w:val="20"/>
+            <w:szCs w:val="20"/>
+          </w:rPr>
+          <w:t xml:space="preserve"> </w:t>
+        </w:r>
+      </w:ins>
     </w:p>
     <w:p>
       <w:pPr>
@@ -3000,6 +3310,7 @@
         <w:contextualSpacing/>
         <w:jc w:val="both"/>
         <w:rPr>
+          <w:del w:id="83" w:author="Alfred Anate Bodurin Mayaki" w:date="2026-02-02T10:47:00Z" w16du:dateUtc="2026-02-02T10:47:00Z"/>
           <w:rFonts w:ascii="CMU Sans Serif" w:hAnsi="CMU Sans Serif" w:cs="CMU Sans Serif"/>
         </w:rPr>
       </w:pPr>
@@ -3098,7 +3409,7 @@
           <w:color w:val="auto"/>
         </w:rPr>
       </w:pPr>
-      <w:bookmarkStart w:id="49" w:name="_Toc220864264"/>
+      <w:bookmarkStart w:id="84" w:name="_Toc220921707"/>
       <w:r>
         <w:rPr>
           <w:rStyle w:val="Strong"/>
@@ -3129,7 +3440,7 @@
         </w:rPr>
         <w:t xml:space="preserve"> Outline of the Topic</w:t>
       </w:r>
-      <w:bookmarkEnd w:id="49"/>
+      <w:bookmarkEnd w:id="84"/>
     </w:p>
     <w:p>
       <w:pPr>
@@ -3298,16 +3609,7 @@
           <w:sz w:val="20"/>
           <w:szCs w:val="20"/>
         </w:rPr>
-        <w:t xml:space="preserve"> the various approaches taken by employers when attracting these aforementioned and completely hypothetical 7 in 10 neurodiverse applicants who are unemployed during recruitment activities, </w:t>
-      </w:r>
-      <w:r>
-        <w:rPr>
-          <w:rFonts w:ascii="CMU Sans Serif" w:hAnsi="CMU Sans Serif" w:cs="CMU Sans Serif"/>
-          <w:sz w:val="20"/>
-          <w:szCs w:val="20"/>
-        </w:rPr>
-        <w:lastRenderedPageBreak/>
-        <w:t>without employing specific and targeted recruitment campaigns which require candidates to come forward and identify their conditions at the outset of the process. </w:t>
+        <w:t> the various approaches taken by employers when attracting these aforementioned and completely hypothetical 7 in 10 neurodiverse applicants who are unemployed during recruitment activities, without employing specific and targeted recruitment campaigns which require candidates to come forward and identify their conditions at the outset of the process. </w:t>
       </w:r>
       <w:r>
         <w:rPr>
@@ -3542,7 +3844,7 @@
           <w:color w:val="auto"/>
         </w:rPr>
       </w:pPr>
-      <w:bookmarkStart w:id="50" w:name="_Toc220864265"/>
+      <w:bookmarkStart w:id="85" w:name="_Toc220921708"/>
       <w:r>
         <w:rPr>
           <w:rStyle w:val="Strong"/>
@@ -3551,6 +3853,7 @@
           <w:bCs w:val="0"/>
           <w:color w:val="auto"/>
         </w:rPr>
+        <w:lastRenderedPageBreak/>
         <w:t xml:space="preserve">2 </w:t>
       </w:r>
       <w:r>
@@ -3563,7 +3866,7 @@
         </w:rPr>
         <w:t>Introduction</w:t>
       </w:r>
-      <w:bookmarkEnd w:id="50"/>
+      <w:bookmarkEnd w:id="85"/>
     </w:p>
     <w:p>
       <w:pPr>
@@ -3600,8 +3903,8 @@
         </w:rPr>
         <w:t xml:space="preserve"> teams can be 30% more productive than those which do not include neurodiverse employees (NatWest Mentor, 2025), and with Gen Z entering the workforce – over 50% of whom have some sort of neurodivergent condition</w:t>
       </w:r>
-      <w:commentRangeStart w:id="51"/>
-      <w:commentRangeStart w:id="52"/>
+      <w:commentRangeStart w:id="86"/>
+      <w:commentRangeStart w:id="87"/>
       <w:r>
         <w:rPr>
           <w:rStyle w:val="FootnoteReference"/>
@@ -3611,20 +3914,20 @@
         </w:rPr>
         <w:footnoteReference w:id="2"/>
       </w:r>
-      <w:commentRangeEnd w:id="51"/>
+      <w:commentRangeEnd w:id="86"/>
       <w:r>
         <w:rPr>
           <w:rStyle w:val="CommentReference"/>
           <w:rFonts w:ascii="CMU Sans Serif" w:hAnsi="CMU Sans Serif" w:cs="CMU Sans Serif"/>
         </w:rPr>
-        <w:commentReference w:id="51"/>
-      </w:r>
-      <w:commentRangeEnd w:id="52"/>
+        <w:commentReference w:id="86"/>
+      </w:r>
+      <w:commentRangeEnd w:id="87"/>
       <w:r>
         <w:rPr>
           <w:rStyle w:val="CommentReference"/>
         </w:rPr>
-        <w:commentReference w:id="52"/>
+        <w:commentReference w:id="87"/>
       </w:r>
       <w:r>
         <w:rPr>
@@ -3700,7 +4003,7 @@
         </w:rPr>
         <w:t xml:space="preserve"> (</w:t>
       </w:r>
-      <w:commentRangeStart w:id="53"/>
+      <w:commentRangeStart w:id="88"/>
       <w:r>
         <w:rPr>
           <w:rFonts w:ascii="CMU Sans Serif" w:hAnsi="CMU Sans Serif" w:cs="CMU Sans Serif"/>
@@ -3709,13 +4012,13 @@
         </w:rPr>
         <w:t>psychology</w:t>
       </w:r>
-      <w:commentRangeEnd w:id="53"/>
+      <w:commentRangeEnd w:id="88"/>
       <w:r>
         <w:rPr>
           <w:rStyle w:val="CommentReference"/>
           <w:rFonts w:ascii="CMU Sans Serif" w:hAnsi="CMU Sans Serif" w:cs="CMU Sans Serif"/>
         </w:rPr>
-        <w:commentReference w:id="53"/>
+        <w:commentReference w:id="88"/>
       </w:r>
       <w:r>
         <w:rPr>
@@ -3897,7 +4200,7 @@
           <w:color w:val="auto"/>
         </w:rPr>
       </w:pPr>
-      <w:bookmarkStart w:id="54" w:name="_Toc220864266"/>
+      <w:bookmarkStart w:id="89" w:name="_Toc220921709"/>
       <w:r>
         <w:rPr>
           <w:rStyle w:val="Strong"/>
@@ -3908,6 +4211,18 @@
         </w:rPr>
         <w:t xml:space="preserve">3 </w:t>
       </w:r>
+      <w:ins w:id="90" w:author="Alfred Anate Bodurin Mayaki" w:date="2026-02-02T12:16:00Z" w16du:dateUtc="2026-02-02T12:16:00Z">
+        <w:r>
+          <w:rPr>
+            <w:rStyle w:val="Strong"/>
+            <w:rFonts w:ascii="CMU Sans Serif" w:hAnsi="CMU Sans Serif" w:cs="CMU Sans Serif"/>
+            <w:b w:val="0"/>
+            <w:bCs w:val="0"/>
+            <w:color w:val="auto"/>
+          </w:rPr>
+          <w:t xml:space="preserve">Research </w:t>
+        </w:r>
+      </w:ins>
       <w:r>
         <w:rPr>
           <w:rStyle w:val="Strong"/>
@@ -3918,7 +4233,7 @@
         </w:rPr>
         <w:t>Methodology</w:t>
       </w:r>
-      <w:bookmarkEnd w:id="54"/>
+      <w:bookmarkEnd w:id="89"/>
     </w:p>
     <w:p>
       <w:pPr>
@@ -3937,15 +4252,89 @@
           <w:sz w:val="20"/>
           <w:szCs w:val="20"/>
         </w:rPr>
-        <w:t>For the PhD thesis, I will</w:t>
-      </w:r>
-      <w:r>
-        <w:rPr>
-          <w:rFonts w:ascii="CMU Sans Serif" w:hAnsi="CMU Sans Serif" w:cs="CMU Sans Serif"/>
-          <w:sz w:val="20"/>
-          <w:szCs w:val="20"/>
-        </w:rPr>
-        <w:t xml:space="preserve"> aim to build on the MSc </w:t>
+        <w:t>For th</w:t>
+      </w:r>
+      <w:ins w:id="91" w:author="Alfred Anate Bodurin Mayaki" w:date="2026-02-02T12:05:00Z" w16du:dateUtc="2026-02-02T12:05:00Z">
+        <w:r>
+          <w:rPr>
+            <w:rFonts w:ascii="CMU Sans Serif" w:hAnsi="CMU Sans Serif" w:cs="CMU Sans Serif"/>
+            <w:sz w:val="20"/>
+            <w:szCs w:val="20"/>
+          </w:rPr>
+          <w:t xml:space="preserve">is </w:t>
+        </w:r>
+      </w:ins>
+      <w:ins w:id="92" w:author="Alfred Anate Bodurin Mayaki" w:date="2026-02-02T12:16:00Z" w16du:dateUtc="2026-02-02T12:16:00Z">
+        <w:r>
+          <w:rPr>
+            <w:rFonts w:ascii="CMU Sans Serif" w:hAnsi="CMU Sans Serif" w:cs="CMU Sans Serif"/>
+            <w:sz w:val="20"/>
+            <w:szCs w:val="20"/>
+          </w:rPr>
+          <w:t xml:space="preserve">Masters’ </w:t>
+        </w:r>
+      </w:ins>
+      <w:del w:id="93" w:author="Alfred Anate Bodurin Mayaki" w:date="2026-02-02T12:05:00Z" w16du:dateUtc="2026-02-02T12:05:00Z">
+        <w:r>
+          <w:rPr>
+            <w:rFonts w:ascii="CMU Sans Serif" w:hAnsi="CMU Sans Serif" w:cs="CMU Sans Serif"/>
+            <w:sz w:val="20"/>
+            <w:szCs w:val="20"/>
+          </w:rPr>
+          <w:delText xml:space="preserve">e </w:delText>
+        </w:r>
+        <w:r>
+          <w:rPr>
+            <w:rFonts w:ascii="CMU Sans Serif" w:hAnsi="CMU Sans Serif" w:cs="CMU Sans Serif"/>
+            <w:sz w:val="20"/>
+            <w:szCs w:val="20"/>
+          </w:rPr>
+          <w:delText xml:space="preserve">PhD </w:delText>
+        </w:r>
+      </w:del>
+      <w:r>
+        <w:rPr>
+          <w:rFonts w:ascii="CMU Sans Serif" w:hAnsi="CMU Sans Serif" w:cs="CMU Sans Serif"/>
+          <w:sz w:val="20"/>
+          <w:szCs w:val="20"/>
+        </w:rPr>
+        <w:t>thesis, I will</w:t>
+      </w:r>
+      <w:ins w:id="94" w:author="Alfred Anate Bodurin Mayaki" w:date="2026-02-02T12:17:00Z" w16du:dateUtc="2026-02-02T12:17:00Z">
+        <w:r>
+          <w:rPr>
+            <w:rFonts w:ascii="CMU Sans Serif" w:hAnsi="CMU Sans Serif" w:cs="CMU Sans Serif"/>
+            <w:sz w:val="20"/>
+            <w:szCs w:val="20"/>
+          </w:rPr>
+          <w:t xml:space="preserve"> be</w:t>
+        </w:r>
+      </w:ins>
+      <w:r>
+        <w:rPr>
+          <w:rFonts w:ascii="CMU Sans Serif" w:hAnsi="CMU Sans Serif" w:cs="CMU Sans Serif"/>
+          <w:sz w:val="20"/>
+          <w:szCs w:val="20"/>
+        </w:rPr>
+        <w:t xml:space="preserve"> aim</w:t>
+      </w:r>
+      <w:ins w:id="95" w:author="Alfred Anate Bodurin Mayaki" w:date="2026-02-02T12:17:00Z" w16du:dateUtc="2026-02-02T12:17:00Z">
+        <w:r>
+          <w:rPr>
+            <w:rFonts w:ascii="CMU Sans Serif" w:hAnsi="CMU Sans Serif" w:cs="CMU Sans Serif"/>
+            <w:sz w:val="20"/>
+            <w:szCs w:val="20"/>
+          </w:rPr>
+          <w:t>ing</w:t>
+        </w:r>
+      </w:ins>
+      <w:r>
+        <w:rPr>
+          <w:rFonts w:ascii="CMU Sans Serif" w:hAnsi="CMU Sans Serif" w:cs="CMU Sans Serif"/>
+          <w:sz w:val="20"/>
+          <w:szCs w:val="20"/>
+        </w:rPr>
+        <w:t xml:space="preserve"> to build on the MSc </w:t>
       </w:r>
       <w:r>
         <w:rPr>
@@ -4019,13 +4408,241 @@
         </w:rPr>
         <w:t xml:space="preserve">conducting empirical analysis of a diverse range of data sets including non-sensitive HR data from companies. </w:t>
       </w:r>
-      <w:r>
-        <w:rPr>
-          <w:rFonts w:ascii="CMU Sans Serif" w:hAnsi="CMU Sans Serif" w:cs="CMU Sans Serif"/>
-          <w:sz w:val="20"/>
-          <w:szCs w:val="20"/>
-        </w:rPr>
-        <w:t>These hypotheses are subject to supervisory changes and will be honed and amended as and when new information in the literature is discovered, reviewed and internalised. In order, these initial hypotheses read as follows:</w:t>
+      <w:ins w:id="96" w:author="Alfred Anate Bodurin Mayaki" w:date="2026-02-02T12:06:00Z" w16du:dateUtc="2026-02-02T12:06:00Z">
+        <w:r>
+          <w:rPr>
+            <w:rFonts w:ascii="CMU Sans Serif" w:hAnsi="CMU Sans Serif" w:cs="CMU Sans Serif"/>
+            <w:sz w:val="20"/>
+            <w:szCs w:val="20"/>
+          </w:rPr>
+          <w:t xml:space="preserve">The </w:t>
+        </w:r>
+      </w:ins>
+      <w:ins w:id="97" w:author="Alfred Anate Bodurin Mayaki" w:date="2026-02-02T12:17:00Z" w16du:dateUtc="2026-02-02T12:17:00Z">
+        <w:r>
+          <w:rPr>
+            <w:rFonts w:ascii="CMU Sans Serif" w:hAnsi="CMU Sans Serif" w:cs="CMU Sans Serif"/>
+            <w:sz w:val="20"/>
+            <w:szCs w:val="20"/>
+          </w:rPr>
+          <w:t xml:space="preserve">research </w:t>
+        </w:r>
+      </w:ins>
+      <w:ins w:id="98" w:author="Alfred Anate Bodurin Mayaki" w:date="2026-02-02T12:06:00Z" w16du:dateUtc="2026-02-02T12:06:00Z">
+        <w:r>
+          <w:rPr>
+            <w:rFonts w:ascii="CMU Sans Serif" w:hAnsi="CMU Sans Serif" w:cs="CMU Sans Serif"/>
+            <w:sz w:val="20"/>
+            <w:szCs w:val="20"/>
+          </w:rPr>
+          <w:t>questionnaire is available</w:t>
+        </w:r>
+      </w:ins>
+      <w:ins w:id="99" w:author="Alfred Anate Bodurin Mayaki" w:date="2026-02-02T12:17:00Z" w16du:dateUtc="2026-02-02T12:17:00Z">
+        <w:r>
+          <w:rPr>
+            <w:rFonts w:ascii="CMU Sans Serif" w:hAnsi="CMU Sans Serif" w:cs="CMU Sans Serif"/>
+            <w:sz w:val="20"/>
+            <w:szCs w:val="20"/>
+          </w:rPr>
+          <w:t xml:space="preserve"> (in draft)</w:t>
+        </w:r>
+      </w:ins>
+      <w:ins w:id="100" w:author="Alfred Anate Bodurin Mayaki" w:date="2026-02-02T12:06:00Z" w16du:dateUtc="2026-02-02T12:06:00Z">
+        <w:r>
+          <w:rPr>
+            <w:rFonts w:ascii="CMU Sans Serif" w:hAnsi="CMU Sans Serif" w:cs="CMU Sans Serif"/>
+            <w:sz w:val="20"/>
+            <w:szCs w:val="20"/>
+          </w:rPr>
+          <w:t xml:space="preserve"> to view </w:t>
+        </w:r>
+      </w:ins>
+      <w:ins w:id="101" w:author="Alfred Anate Bodurin Mayaki" w:date="2026-02-02T12:07:00Z" w16du:dateUtc="2026-02-02T12:07:00Z">
+        <w:r>
+          <w:rPr>
+            <w:rFonts w:ascii="CMU Sans Serif" w:hAnsi="CMU Sans Serif" w:cs="CMU Sans Serif"/>
+            <w:sz w:val="20"/>
+            <w:szCs w:val="20"/>
+          </w:rPr>
+          <w:fldChar w:fldCharType="begin"/>
+        </w:r>
+        <w:r>
+          <w:rPr>
+            <w:rFonts w:ascii="CMU Sans Serif" w:hAnsi="CMU Sans Serif" w:cs="CMU Sans Serif"/>
+            <w:sz w:val="20"/>
+            <w:szCs w:val="20"/>
+          </w:rPr>
+          <w:instrText>HYPERLINK "https://am-global.uk/msc-survey"</w:instrText>
+        </w:r>
+        <w:r>
+          <w:rPr>
+            <w:rFonts w:ascii="CMU Sans Serif" w:hAnsi="CMU Sans Serif" w:cs="CMU Sans Serif"/>
+            <w:sz w:val="20"/>
+            <w:szCs w:val="20"/>
+          </w:rPr>
+        </w:r>
+        <w:r>
+          <w:rPr>
+            <w:rFonts w:ascii="CMU Sans Serif" w:hAnsi="CMU Sans Serif" w:cs="CMU Sans Serif"/>
+            <w:sz w:val="20"/>
+            <w:szCs w:val="20"/>
+          </w:rPr>
+          <w:fldChar w:fldCharType="separate"/>
+        </w:r>
+        <w:r>
+          <w:rPr>
+            <w:rStyle w:val="Hyperlink"/>
+            <w:rFonts w:ascii="CMU Sans Serif" w:hAnsi="CMU Sans Serif" w:cs="CMU Sans Serif"/>
+            <w:sz w:val="20"/>
+            <w:szCs w:val="20"/>
+          </w:rPr>
+          <w:t>here</w:t>
+        </w:r>
+        <w:r>
+          <w:rPr>
+            <w:rFonts w:ascii="CMU Sans Serif" w:hAnsi="CMU Sans Serif" w:cs="CMU Sans Serif"/>
+            <w:sz w:val="20"/>
+            <w:szCs w:val="20"/>
+          </w:rPr>
+          <w:fldChar w:fldCharType="end"/>
+        </w:r>
+      </w:ins>
+      <w:ins w:id="102" w:author="Alfred Anate Bodurin Mayaki" w:date="2026-02-02T12:11:00Z" w16du:dateUtc="2026-02-02T12:11:00Z">
+        <w:r>
+          <w:rPr>
+            <w:rFonts w:ascii="CMU Sans Serif" w:hAnsi="CMU Sans Serif" w:cs="CMU Sans Serif"/>
+            <w:sz w:val="20"/>
+            <w:szCs w:val="20"/>
+          </w:rPr>
+          <w:t xml:space="preserve"> a</w:t>
+        </w:r>
+      </w:ins>
+      <w:ins w:id="103" w:author="Alfred Anate Bodurin Mayaki" w:date="2026-02-02T12:12:00Z" w16du:dateUtc="2026-02-02T12:12:00Z">
+        <w:r>
+          <w:rPr>
+            <w:rFonts w:ascii="CMU Sans Serif" w:hAnsi="CMU Sans Serif" w:cs="CMU Sans Serif"/>
+            <w:sz w:val="20"/>
+            <w:szCs w:val="20"/>
+          </w:rPr>
+          <w:t xml:space="preserve">nd </w:t>
+        </w:r>
+      </w:ins>
+      <w:ins w:id="104" w:author="Alfred Anate Bodurin Mayaki" w:date="2026-02-02T12:13:00Z" w16du:dateUtc="2026-02-02T12:13:00Z">
+        <w:r>
+          <w:rPr>
+            <w:rFonts w:ascii="CMU Sans Serif" w:hAnsi="CMU Sans Serif" w:cs="CMU Sans Serif"/>
+            <w:sz w:val="20"/>
+            <w:szCs w:val="20"/>
+          </w:rPr>
+          <w:t>resumes</w:t>
+        </w:r>
+      </w:ins>
+      <w:ins w:id="105" w:author="Alfred Anate Bodurin Mayaki" w:date="2026-02-02T12:12:00Z" w16du:dateUtc="2026-02-02T12:12:00Z">
+        <w:r>
+          <w:rPr>
+            <w:rFonts w:ascii="CMU Sans Serif" w:hAnsi="CMU Sans Serif" w:cs="CMU Sans Serif"/>
+            <w:sz w:val="20"/>
+            <w:szCs w:val="20"/>
+          </w:rPr>
+          <w:t xml:space="preserve"> the </w:t>
+        </w:r>
+      </w:ins>
+      <w:ins w:id="106" w:author="Alfred Anate Bodurin Mayaki" w:date="2026-02-02T12:13:00Z" w16du:dateUtc="2026-02-02T12:13:00Z">
+        <w:r>
+          <w:rPr>
+            <w:rFonts w:ascii="CMU Sans Serif" w:hAnsi="CMU Sans Serif" w:cs="CMU Sans Serif"/>
+            <w:sz w:val="20"/>
+            <w:szCs w:val="20"/>
+          </w:rPr>
+          <w:t xml:space="preserve">research </w:t>
+        </w:r>
+      </w:ins>
+      <w:ins w:id="107" w:author="Alfred Anate Bodurin Mayaki" w:date="2026-02-02T12:12:00Z" w16du:dateUtc="2026-02-02T12:12:00Z">
+        <w:r>
+          <w:rPr>
+            <w:rFonts w:ascii="CMU Sans Serif" w:hAnsi="CMU Sans Serif" w:cs="CMU Sans Serif"/>
+            <w:sz w:val="20"/>
+            <w:szCs w:val="20"/>
+          </w:rPr>
+          <w:t xml:space="preserve">topic where (Miller and Doyle, 2025) </w:t>
+        </w:r>
+      </w:ins>
+      <w:ins w:id="108" w:author="Alfred Anate Bodurin Mayaki" w:date="2026-02-02T12:55:00Z" w16du:dateUtc="2026-02-02T12:55:00Z">
+        <w:r>
+          <w:rPr>
+            <w:rFonts w:ascii="CMU Sans Serif" w:hAnsi="CMU Sans Serif" w:cs="CMU Sans Serif"/>
+            <w:sz w:val="20"/>
+            <w:szCs w:val="20"/>
+          </w:rPr>
+          <w:t>ended</w:t>
+        </w:r>
+      </w:ins>
+      <w:ins w:id="109" w:author="Alfred Anate Bodurin Mayaki" w:date="2026-02-02T12:13:00Z" w16du:dateUtc="2026-02-02T12:13:00Z">
+        <w:r>
+          <w:rPr>
+            <w:rFonts w:ascii="CMU Sans Serif" w:hAnsi="CMU Sans Serif" w:cs="CMU Sans Serif"/>
+            <w:sz w:val="20"/>
+            <w:szCs w:val="20"/>
+          </w:rPr>
+          <w:t xml:space="preserve">, although the topic of discussion has been realigned to </w:t>
+        </w:r>
+      </w:ins>
+      <w:ins w:id="110" w:author="Alfred Anate Bodurin Mayaki" w:date="2026-02-02T12:14:00Z" w16du:dateUtc="2026-02-02T12:14:00Z">
+        <w:r>
+          <w:rPr>
+            <w:rFonts w:ascii="CMU Sans Serif" w:hAnsi="CMU Sans Serif" w:cs="CMU Sans Serif"/>
+            <w:sz w:val="20"/>
+            <w:szCs w:val="20"/>
+          </w:rPr>
+          <w:t>include artificial intelligence, the fundamental assertions are the same.</w:t>
+        </w:r>
+      </w:ins>
+      <w:ins w:id="111" w:author="Alfred Anate Bodurin Mayaki" w:date="2026-02-02T12:06:00Z" w16du:dateUtc="2026-02-02T12:06:00Z">
+        <w:r>
+          <w:rPr>
+            <w:rFonts w:ascii="CMU Sans Serif" w:hAnsi="CMU Sans Serif" w:cs="CMU Sans Serif"/>
+            <w:sz w:val="20"/>
+            <w:szCs w:val="20"/>
+          </w:rPr>
+          <w:t xml:space="preserve"> </w:t>
+        </w:r>
+      </w:ins>
+      <w:r>
+        <w:rPr>
+          <w:rFonts w:ascii="CMU Sans Serif" w:hAnsi="CMU Sans Serif" w:cs="CMU Sans Serif"/>
+          <w:sz w:val="20"/>
+          <w:szCs w:val="20"/>
+        </w:rPr>
+        <w:t>Th</w:t>
+      </w:r>
+      <w:ins w:id="112" w:author="Alfred Anate Bodurin Mayaki" w:date="2026-02-02T12:16:00Z" w16du:dateUtc="2026-02-02T12:16:00Z">
+        <w:r>
+          <w:rPr>
+            <w:rFonts w:ascii="CMU Sans Serif" w:hAnsi="CMU Sans Serif" w:cs="CMU Sans Serif"/>
+            <w:sz w:val="20"/>
+            <w:szCs w:val="20"/>
+          </w:rPr>
+          <w:t>e following</w:t>
+        </w:r>
+      </w:ins>
+      <w:del w:id="113" w:author="Alfred Anate Bodurin Mayaki" w:date="2026-02-02T12:16:00Z" w16du:dateUtc="2026-02-02T12:16:00Z">
+        <w:r>
+          <w:rPr>
+            <w:rFonts w:ascii="CMU Sans Serif" w:hAnsi="CMU Sans Serif" w:cs="CMU Sans Serif"/>
+            <w:sz w:val="20"/>
+            <w:szCs w:val="20"/>
+          </w:rPr>
+          <w:delText>ese</w:delText>
+        </w:r>
+      </w:del>
+      <w:r>
+        <w:rPr>
+          <w:rFonts w:ascii="CMU Sans Serif" w:hAnsi="CMU Sans Serif" w:cs="CMU Sans Serif"/>
+          <w:sz w:val="20"/>
+          <w:szCs w:val="20"/>
+        </w:rPr>
+        <w:t xml:space="preserve"> hypotheses are subject to supervisory changes and will be honed and amended as and when new information in the literature is discovered, reviewed and internalised. In order, these initial hypotheses read as follows:</w:t>
       </w:r>
     </w:p>
     <w:p>
@@ -4252,9 +4869,10 @@
         </w:rPr>
         <w:t xml:space="preserve"> Firms having lower net spend signal less resource-based HRM </w:t>
       </w:r>
-      <w:commentRangeStart w:id="55"/>
-      <w:commentRangeStart w:id="56"/>
-      <w:commentRangeStart w:id="57"/>
+      <w:commentRangeStart w:id="114"/>
+      <w:commentRangeStart w:id="115"/>
+      <w:commentRangeStart w:id="116"/>
+      <w:commentRangeStart w:id="117"/>
       <w:r>
         <w:rPr>
           <w:rFonts w:ascii="CMU Sans Serif" w:hAnsi="CMU Sans Serif" w:cs="CMU Sans Serif"/>
@@ -4263,29 +4881,36 @@
         </w:rPr>
         <w:t>practices</w:t>
       </w:r>
-      <w:commentRangeEnd w:id="55"/>
+      <w:commentRangeEnd w:id="114"/>
       <w:r>
         <w:rPr>
           <w:rStyle w:val="CommentReference"/>
           <w:rFonts w:ascii="CMU Sans Serif" w:hAnsi="CMU Sans Serif" w:cs="CMU Sans Serif"/>
         </w:rPr>
-        <w:commentReference w:id="55"/>
-      </w:r>
-      <w:commentRangeEnd w:id="56"/>
+        <w:commentReference w:id="114"/>
+      </w:r>
+      <w:commentRangeEnd w:id="115"/>
       <w:r>
         <w:rPr>
           <w:rStyle w:val="CommentReference"/>
           <w:rFonts w:ascii="CMU Sans Serif" w:hAnsi="CMU Sans Serif" w:cs="CMU Sans Serif"/>
         </w:rPr>
-        <w:commentReference w:id="56"/>
-      </w:r>
-      <w:commentRangeEnd w:id="57"/>
+        <w:commentReference w:id="115"/>
+      </w:r>
+      <w:commentRangeEnd w:id="116"/>
       <w:r>
         <w:rPr>
           <w:rStyle w:val="CommentReference"/>
           <w:rFonts w:ascii="CMU Sans Serif" w:hAnsi="CMU Sans Serif" w:cs="CMU Sans Serif"/>
         </w:rPr>
-        <w:commentReference w:id="57"/>
+        <w:commentReference w:id="116"/>
+      </w:r>
+      <w:commentRangeEnd w:id="117"/>
+      <w:r>
+        <w:rPr>
+          <w:rStyle w:val="CommentReference"/>
+        </w:rPr>
+        <w:commentReference w:id="117"/>
       </w:r>
     </w:p>
     <w:p>
@@ -4318,16 +4943,7 @@
           <w:sz w:val="20"/>
           <w:szCs w:val="20"/>
         </w:rPr>
-        <w:t xml:space="preserve">These hypotheses refer to the research designed by Chang and Chin (2018) in their paper on online ratings and signalling and act as a starting point for further hypotheses. The theories which underpin this </w:t>
-      </w:r>
-      <w:r>
-        <w:rPr>
-          <w:rFonts w:ascii="CMU Sans Serif" w:hAnsi="CMU Sans Serif" w:cs="CMU Sans Serif"/>
-          <w:sz w:val="20"/>
-          <w:szCs w:val="20"/>
-        </w:rPr>
-        <w:lastRenderedPageBreak/>
-        <w:t xml:space="preserve">interdisciplinary topic can be traced back from its applied influences in HRM to what Guest (2021) refers to as </w:t>
+        <w:t xml:space="preserve">These hypotheses refer to the research designed by Chang and Chin (2018) in their paper on online ratings and signalling and act as a starting point for further hypotheses. The theories which underpin this interdisciplinary topic can be traced back from its applied influences in HRM to what Guest (2021) refers to as </w:t>
       </w:r>
       <w:r>
         <w:rPr>
@@ -4413,7 +5029,7 @@
           <w:sz w:val="20"/>
           <w:szCs w:val="20"/>
         </w:rPr>
-        <w:t>“Signalling and Neurodiversity: Do firm SHRM choices substantially influence candidate perceptions of the applicant journey</w:t>
+        <w:t>“</w:t>
       </w:r>
       <w:r>
         <w:rPr>
@@ -4423,8 +5039,52 @@
           <w:sz w:val="20"/>
           <w:szCs w:val="20"/>
         </w:rPr>
-        <w:t>?</w:t>
-      </w:r>
+        <w:t>Artificial Intelligence &amp; Applicant Attraction: Can AI Substantially Influence Neurodivergent Candidate Experiences?</w:t>
+      </w:r>
+      <w:r>
+        <w:rPr>
+          <w:rFonts w:ascii="CMU Sans Serif" w:hAnsi="CMU Sans Serif" w:cs="CMU Sans Serif"/>
+          <w:b/>
+          <w:bCs/>
+          <w:sz w:val="20"/>
+          <w:szCs w:val="20"/>
+        </w:rPr>
+        <w:t xml:space="preserve"> </w:t>
+      </w:r>
+      <w:del w:id="118" w:author="Alfred Anate Bodurin Mayaki" w:date="2026-02-02T12:57:00Z" w16du:dateUtc="2026-02-02T12:57:00Z">
+        <w:r>
+          <w:rPr>
+            <w:rFonts w:ascii="CMU Sans Serif" w:hAnsi="CMU Sans Serif" w:cs="CMU Sans Serif"/>
+            <w:b/>
+            <w:bCs/>
+            <w:sz w:val="20"/>
+            <w:szCs w:val="20"/>
+          </w:rPr>
+          <w:delText>Signalling and Neurodiversity: Do firm SHRM choices substantially influence candidate perceptions of the applicant journey</w:delText>
+        </w:r>
+        <w:r>
+          <w:rPr>
+            <w:rFonts w:ascii="CMU Sans Serif" w:hAnsi="CMU Sans Serif" w:cs="CMU Sans Serif"/>
+            <w:b/>
+            <w:bCs/>
+            <w:sz w:val="20"/>
+            <w:szCs w:val="20"/>
+          </w:rPr>
+          <w:delText>?</w:delText>
+        </w:r>
+        <w:r>
+          <w:rPr>
+            <w:rFonts w:ascii="CMU Sans Serif" w:hAnsi="CMU Sans Serif" w:cs="CMU Sans Serif"/>
+            <w:b/>
+            <w:bCs/>
+            <w:i/>
+            <w:iCs/>
+            <w:sz w:val="20"/>
+            <w:szCs w:val="20"/>
+          </w:rPr>
+          <w:delText xml:space="preserve"> </w:delText>
+        </w:r>
+      </w:del>
       <w:r>
         <w:rPr>
           <w:rFonts w:ascii="CMU Sans Serif" w:hAnsi="CMU Sans Serif" w:cs="CMU Sans Serif"/>
@@ -4435,25 +5095,13 @@
           <w:sz w:val="20"/>
           <w:szCs w:val="20"/>
         </w:rPr>
-        <w:t xml:space="preserve"> </w:t>
+        <w:t>An empirical analysis</w:t>
       </w:r>
       <w:r>
         <w:rPr>
           <w:rFonts w:ascii="CMU Sans Serif" w:hAnsi="CMU Sans Serif" w:cs="CMU Sans Serif"/>
           <w:b/>
           <w:bCs/>
-          <w:i/>
-          <w:iCs/>
-          <w:sz w:val="20"/>
-          <w:szCs w:val="20"/>
-        </w:rPr>
-        <w:t>An empirical analysis</w:t>
-      </w:r>
-      <w:r>
-        <w:rPr>
-          <w:rFonts w:ascii="CMU Sans Serif" w:hAnsi="CMU Sans Serif" w:cs="CMU Sans Serif"/>
-          <w:b/>
-          <w:bCs/>
           <w:sz w:val="20"/>
           <w:szCs w:val="20"/>
         </w:rPr>
@@ -4470,8 +5118,8 @@
           <w:color w:val="auto"/>
         </w:rPr>
       </w:pPr>
-      <w:bookmarkStart w:id="58" w:name="_Toc215736436"/>
-      <w:bookmarkStart w:id="59" w:name="_Toc220864267"/>
+      <w:bookmarkStart w:id="119" w:name="_Toc215736436"/>
+      <w:bookmarkStart w:id="120" w:name="_Toc220921710"/>
       <w:r>
         <w:rPr>
           <w:rStyle w:val="Strong"/>
@@ -4492,8 +5140,8 @@
         </w:rPr>
         <w:t>Why this topic is important</w:t>
       </w:r>
-      <w:bookmarkEnd w:id="58"/>
-      <w:bookmarkEnd w:id="59"/>
+      <w:bookmarkEnd w:id="119"/>
+      <w:bookmarkEnd w:id="120"/>
     </w:p>
     <w:p>
       <w:pPr>
@@ -4514,7 +5162,7 @@
         </w:rPr>
         <w:t xml:space="preserve">The importance of this research topic cannot be </w:t>
       </w:r>
-      <w:commentRangeStart w:id="60"/>
+      <w:commentRangeStart w:id="121"/>
       <w:r>
         <w:rPr>
           <w:rFonts w:ascii="CMU Sans Serif" w:hAnsi="CMU Sans Serif" w:cs="CMU Sans Serif"/>
@@ -4523,13 +5171,13 @@
         </w:rPr>
         <w:t>understated</w:t>
       </w:r>
-      <w:commentRangeEnd w:id="60"/>
+      <w:commentRangeEnd w:id="121"/>
       <w:r>
         <w:rPr>
           <w:rStyle w:val="CommentReference"/>
           <w:rFonts w:ascii="CMU Sans Serif" w:hAnsi="CMU Sans Serif" w:cs="CMU Sans Serif"/>
         </w:rPr>
-        <w:commentReference w:id="60"/>
+        <w:commentReference w:id="121"/>
       </w:r>
       <w:r>
         <w:rPr>
@@ -4574,7 +5222,16 @@
           <w:sz w:val="20"/>
           <w:szCs w:val="20"/>
         </w:rPr>
-        <w:t xml:space="preserve">diverse applicants interact as job candidates) through the proxy of website recruiting activities. The seminal applied instance of this research topic is the online ratings and HRM signalling paper pioneered by Chang and Chin (2018) who test evidence to investigate the hypothesis that three things are likely to occur prior to onboarding: </w:t>
+        <w:t xml:space="preserve">diverse applicants interact as job candidates) </w:t>
+      </w:r>
+      <w:r>
+        <w:rPr>
+          <w:rFonts w:ascii="CMU Sans Serif" w:hAnsi="CMU Sans Serif" w:cs="CMU Sans Serif"/>
+          <w:sz w:val="20"/>
+          <w:szCs w:val="20"/>
+        </w:rPr>
+        <w:lastRenderedPageBreak/>
+        <w:t xml:space="preserve">through the proxy of website recruiting activities. The seminal applied instance of this research topic is the online ratings and HRM signalling paper pioneered by Chang and Chin (2018) who test evidence to investigate the hypothesis that three things are likely to occur prior to onboarding: </w:t>
       </w:r>
     </w:p>
     <w:p>
@@ -4972,9 +5629,9 @@
         </w:rPr>
         <w:t xml:space="preserve">Data on how firms spend on recruitment </w:t>
       </w:r>
-      <w:commentRangeStart w:id="61"/>
-      <w:commentRangeStart w:id="62"/>
-      <w:commentRangeStart w:id="63"/>
+      <w:commentRangeStart w:id="122"/>
+      <w:commentRangeStart w:id="123"/>
+      <w:commentRangeStart w:id="124"/>
       <w:r>
         <w:rPr>
           <w:rStyle w:val="Strong"/>
@@ -4986,29 +5643,29 @@
         </w:rPr>
         <w:t>websites</w:t>
       </w:r>
-      <w:commentRangeEnd w:id="61"/>
+      <w:commentRangeEnd w:id="122"/>
       <w:r>
         <w:rPr>
           <w:rStyle w:val="CommentReference"/>
           <w:rFonts w:ascii="CMU Sans Serif" w:hAnsi="CMU Sans Serif" w:cs="CMU Sans Serif"/>
         </w:rPr>
-        <w:commentReference w:id="61"/>
-      </w:r>
-      <w:commentRangeEnd w:id="62"/>
+        <w:commentReference w:id="122"/>
+      </w:r>
+      <w:commentRangeEnd w:id="123"/>
       <w:r>
         <w:rPr>
           <w:rStyle w:val="CommentReference"/>
           <w:rFonts w:ascii="CMU Sans Serif" w:hAnsi="CMU Sans Serif" w:cs="CMU Sans Serif"/>
         </w:rPr>
-        <w:commentReference w:id="62"/>
-      </w:r>
-      <w:commentRangeEnd w:id="63"/>
+        <w:commentReference w:id="123"/>
+      </w:r>
+      <w:commentRangeEnd w:id="124"/>
       <w:r>
         <w:rPr>
           <w:rStyle w:val="CommentReference"/>
           <w:rFonts w:ascii="CMU Sans Serif" w:hAnsi="CMU Sans Serif" w:cs="CMU Sans Serif"/>
         </w:rPr>
-        <w:commentReference w:id="63"/>
+        <w:commentReference w:id="124"/>
       </w:r>
     </w:p>
     <w:p>
@@ -5024,8 +5681,8 @@
           <w:color w:val="auto"/>
         </w:rPr>
       </w:pPr>
-      <w:bookmarkStart w:id="64" w:name="_Toc215736437"/>
-      <w:bookmarkStart w:id="65" w:name="_Toc220864268"/>
+      <w:bookmarkStart w:id="125" w:name="_Toc215736437"/>
+      <w:bookmarkStart w:id="126" w:name="_Toc220921711"/>
       <w:r>
         <w:rPr>
           <w:rFonts w:ascii="CMU Sans Serif" w:hAnsi="CMU Sans Serif" w:cs="CMU Sans Serif"/>
@@ -5047,8 +5704,8 @@
         </w:rPr>
         <w:t>Next Steps</w:t>
       </w:r>
-      <w:bookmarkEnd w:id="64"/>
-      <w:bookmarkEnd w:id="65"/>
+      <w:bookmarkEnd w:id="125"/>
+      <w:bookmarkEnd w:id="126"/>
     </w:p>
     <w:p>
       <w:pPr>
@@ -5261,7 +5918,7 @@
           <w:sz w:val="20"/>
           <w:szCs w:val="20"/>
         </w:rPr>
-        <w:t xml:space="preserve">and arrange such information into formats which will </w:t>
+        <w:t xml:space="preserve">and arrange such information into formats which will allow me to revise the hypotheses (cited above), and hopefully make use of both quantitative methods such as </w:t>
       </w:r>
       <w:r>
         <w:rPr>
@@ -5271,9 +5928,9 @@
           <w:bCs w:val="0"/>
           <w:sz w:val="20"/>
           <w:szCs w:val="20"/>
-        </w:rPr>
-        <w:lastRenderedPageBreak/>
-        <w:t xml:space="preserve">allow me to revise the hypotheses (cited above), and hopefully make use of both quantitative methods such as </w:t>
+          <w:u w:val="single"/>
+        </w:rPr>
+        <w:t>sentiment analysis</w:t>
       </w:r>
       <w:r>
         <w:rPr>
@@ -5283,10 +5940,11 @@
           <w:bCs w:val="0"/>
           <w:sz w:val="20"/>
           <w:szCs w:val="20"/>
-          <w:u w:val="single"/>
-        </w:rPr>
-        <w:t>sentiment analysis</w:t>
-      </w:r>
+        </w:rPr>
+        <w:t xml:space="preserve"> and indeed qualitative analysis </w:t>
+      </w:r>
+      <w:commentRangeStart w:id="127"/>
+      <w:commentRangeStart w:id="128"/>
       <w:r>
         <w:rPr>
           <w:rStyle w:val="Strong"/>
@@ -5296,36 +5954,23 @@
           <w:sz w:val="20"/>
           <w:szCs w:val="20"/>
         </w:rPr>
-        <w:t xml:space="preserve"> and indeed qualitative analysis </w:t>
-      </w:r>
-      <w:commentRangeStart w:id="66"/>
-      <w:commentRangeStart w:id="67"/>
-      <w:r>
-        <w:rPr>
-          <w:rStyle w:val="Strong"/>
-          <w:rFonts w:ascii="CMU Sans Serif" w:hAnsi="CMU Sans Serif" w:cs="CMU Sans Serif"/>
-          <w:b w:val="0"/>
-          <w:bCs w:val="0"/>
-          <w:sz w:val="20"/>
-          <w:szCs w:val="20"/>
-        </w:rPr>
         <w:t>such</w:t>
       </w:r>
-      <w:commentRangeEnd w:id="66"/>
+      <w:commentRangeEnd w:id="127"/>
       <w:r>
         <w:rPr>
           <w:rStyle w:val="CommentReference"/>
           <w:rFonts w:ascii="CMU Sans Serif" w:hAnsi="CMU Sans Serif" w:cs="CMU Sans Serif"/>
         </w:rPr>
-        <w:commentReference w:id="66"/>
-      </w:r>
-      <w:commentRangeEnd w:id="67"/>
+        <w:commentReference w:id="127"/>
+      </w:r>
+      <w:commentRangeEnd w:id="128"/>
       <w:r>
         <w:rPr>
           <w:rStyle w:val="CommentReference"/>
           <w:rFonts w:ascii="CMU Sans Serif" w:hAnsi="CMU Sans Serif" w:cs="CMU Sans Serif"/>
         </w:rPr>
-        <w:commentReference w:id="67"/>
+        <w:commentReference w:id="128"/>
       </w:r>
       <w:r>
         <w:rPr>
@@ -5991,9 +6636,9 @@
           <w:color w:val="000000" w:themeColor="text1"/>
         </w:rPr>
       </w:pPr>
-      <w:bookmarkStart w:id="68" w:name="_Toc216632807"/>
-      <w:bookmarkStart w:id="69" w:name="_Toc215736438"/>
-      <w:bookmarkStart w:id="70" w:name="_Toc220864269"/>
+      <w:bookmarkStart w:id="129" w:name="_Toc216632807"/>
+      <w:bookmarkStart w:id="130" w:name="_Toc215736438"/>
+      <w:bookmarkStart w:id="131" w:name="_Toc220921712"/>
       <w:r>
         <w:rPr>
           <w:rStyle w:val="Strong"/>
@@ -6014,7 +6659,7 @@
         </w:rPr>
         <w:t>Introduction to TMA 2</w:t>
       </w:r>
-      <w:bookmarkEnd w:id="68"/>
+      <w:bookmarkEnd w:id="129"/>
       <w:r>
         <w:rPr>
           <w:rStyle w:val="Strong"/>
@@ -6025,7 +6670,7 @@
         </w:rPr>
         <w:t xml:space="preserve"> – Literature Review</w:t>
       </w:r>
-      <w:bookmarkEnd w:id="70"/>
+      <w:bookmarkEnd w:id="131"/>
     </w:p>
     <w:p>
       <w:pPr>
@@ -6135,17 +6780,7 @@
           <w:sz w:val="20"/>
           <w:szCs w:val="20"/>
         </w:rPr>
-        <w:t xml:space="preserve"> from three highly reliable contemporary literature sources (JSTOR, The Open University Library and Google Scholar). My intention is to source academic peer-reviewed literature published roughly between 2010 – 2025 in terms of timelines (the literature effectively narrates on the problem which can be traced back to about 2011 in reports so, there’s about a 8–10-year gap where the problem surfaces and the seminal papers focused on analysing the problem begin to emerge </w:t>
-      </w:r>
-      <w:r>
-        <w:rPr>
-          <w:rFonts w:ascii="CMU Sans Serif" w:hAnsi="CMU Sans Serif" w:cs="CMU Sans Serif"/>
-          <w:color w:val="000000" w:themeColor="text1"/>
-          <w:sz w:val="20"/>
-          <w:szCs w:val="20"/>
-        </w:rPr>
-        <w:lastRenderedPageBreak/>
-        <w:t>in the literature). However, there may be exceptions to this timeline as per the theoretical work of Coles and Treble (1993) or the earlier theoretical work by Rynes and Barber (1990). Though the three selected sources indeed do store great literature on each subtopic, I may require policy infographics, charts and vital published statistics which will also be important to this study’s objective. I will therefore be actively seeking NGO and government reports drawn from Overton.io, where such information may be found</w:t>
+        <w:t xml:space="preserve"> from three highly reliable contemporary literature sources (JSTOR, The Open University Library and Google Scholar). My intention is to source academic peer-reviewed literature published roughly between 2010 – 2025 in terms of timelines (the literature effectively narrates on the problem which can be traced back to about 2011 in reports so, there’s about a 8–10-year gap where the problem surfaces and the seminal papers focused on analysing the problem begin to emerge in the literature). However, there may be exceptions to this timeline as per the theoretical work of Coles and Treble (1993) or the earlier theoretical work by Rynes and Barber (1990). Though the three selected sources indeed do store great literature on each subtopic, I may require policy infographics, charts and vital published statistics which will also be important to this study’s objective. I will therefore be actively seeking NGO and government reports drawn from Overton.io, where such information may be found</w:t>
       </w:r>
       <w:r>
         <w:rPr>
@@ -6170,8 +6805,8 @@
           <w:color w:val="000000" w:themeColor="text1"/>
         </w:rPr>
       </w:pPr>
-      <w:bookmarkStart w:id="71" w:name="_Toc216632808"/>
-      <w:bookmarkStart w:id="72" w:name="_Toc220864270"/>
+      <w:bookmarkStart w:id="132" w:name="_Toc216632808"/>
+      <w:bookmarkStart w:id="133" w:name="_Toc220921713"/>
       <w:r>
         <w:rPr>
           <w:rStyle w:val="Strong"/>
@@ -6192,8 +6827,8 @@
         </w:rPr>
         <w:t>Mapping subtopics that are relevant</w:t>
       </w:r>
-      <w:bookmarkEnd w:id="71"/>
-      <w:bookmarkEnd w:id="72"/>
+      <w:bookmarkEnd w:id="132"/>
+      <w:bookmarkEnd w:id="133"/>
     </w:p>
     <w:p>
       <w:pPr>
@@ -6256,6 +6891,7 @@
           <w:sz w:val="20"/>
           <w:szCs w:val="20"/>
         </w:rPr>
+        <w:lastRenderedPageBreak/>
         <w:t>Applicant Attraction</w:t>
       </w:r>
       <w:r>
@@ -6525,7 +7161,7 @@
           <w:color w:val="000000" w:themeColor="text1"/>
         </w:rPr>
         <w:drawing>
-          <wp:inline distT="0" distB="0" distL="0" distR="0" wp14:anchorId="24BB0966" wp14:editId="3F249C33">
+          <wp:inline distT="0" distB="0" distL="0" distR="0" wp14:anchorId="24BB0966" wp14:editId="4BF1CEE4">
             <wp:extent cx="4823276" cy="2865640"/>
             <wp:effectExtent l="0" t="0" r="0" b="0"/>
             <wp:docPr id="422260730" name="Picture 2" descr="A diagram of a business process"/>
@@ -6580,8 +7216,8 @@
           <w:color w:val="000000" w:themeColor="text1"/>
         </w:rPr>
       </w:pPr>
-      <w:bookmarkStart w:id="73" w:name="_Toc216632809"/>
-      <w:bookmarkStart w:id="74" w:name="_Toc220864271"/>
+      <w:bookmarkStart w:id="134" w:name="_Toc216632809"/>
+      <w:bookmarkStart w:id="135" w:name="_Toc220921714"/>
       <w:r>
         <w:rPr>
           <w:rStyle w:val="Strong"/>
@@ -6600,8 +7236,20 @@
           <w:bCs w:val="0"/>
           <w:color w:val="000000" w:themeColor="text1"/>
         </w:rPr>
-        <w:t xml:space="preserve"> – AI in </w:t>
-      </w:r>
+        <w:t xml:space="preserve"> – AI </w:t>
+      </w:r>
+      <w:del w:id="136" w:author="Alfred Anate Bodurin Mayaki" w:date="2026-02-02T10:48:00Z" w16du:dateUtc="2026-02-02T10:48:00Z">
+        <w:r>
+          <w:rPr>
+            <w:rStyle w:val="Strong"/>
+            <w:rFonts w:ascii="CMU Sans Serif" w:hAnsi="CMU Sans Serif" w:cs="CMU Sans Serif"/>
+            <w:b w:val="0"/>
+            <w:bCs w:val="0"/>
+            <w:color w:val="000000" w:themeColor="text1"/>
+          </w:rPr>
+          <w:delText xml:space="preserve">in </w:delText>
+        </w:r>
+      </w:del>
       <w:r>
         <w:rPr>
           <w:rStyle w:val="Strong"/>
@@ -6612,7 +7260,7 @@
         </w:rPr>
         <w:t>and Neurodivergence</w:t>
       </w:r>
-      <w:bookmarkEnd w:id="74"/>
+      <w:bookmarkEnd w:id="135"/>
     </w:p>
     <w:p>
       <w:pPr>
@@ -6670,25 +7318,7 @@
           <w:sz w:val="20"/>
           <w:szCs w:val="20"/>
         </w:rPr>
-        <w:t xml:space="preserve"> (Depp and </w:t>
-      </w:r>
-      <w:proofErr w:type="spellStart"/>
-      <w:r>
-        <w:rPr>
-          <w:rFonts w:ascii="CMU Sans Serif" w:hAnsi="CMU Sans Serif" w:cs="CMU Sans Serif"/>
-          <w:sz w:val="20"/>
-          <w:szCs w:val="20"/>
-        </w:rPr>
-        <w:t>Jeste</w:t>
-      </w:r>
-      <w:proofErr w:type="spellEnd"/>
-      <w:r>
-        <w:rPr>
-          <w:rFonts w:ascii="CMU Sans Serif" w:hAnsi="CMU Sans Serif" w:cs="CMU Sans Serif"/>
-          <w:sz w:val="20"/>
-          <w:szCs w:val="20"/>
-        </w:rPr>
-        <w:t>, 2004)</w:t>
+        <w:t xml:space="preserve"> (Depp and Jeste, 2004)</w:t>
       </w:r>
       <w:r>
         <w:rPr>
@@ -6760,18 +7390,8 @@
           <w:sz w:val="20"/>
           <w:szCs w:val="20"/>
         </w:rPr>
-        <w:t xml:space="preserve">Mirowska and </w:t>
-      </w:r>
-      <w:proofErr w:type="spellStart"/>
-      <w:r>
-        <w:rPr>
-          <w:rFonts w:ascii="CMU Sans Serif" w:hAnsi="CMU Sans Serif" w:cs="CMU Sans Serif"/>
-          <w:sz w:val="20"/>
-          <w:szCs w:val="20"/>
-        </w:rPr>
-        <w:t>Arsenyan</w:t>
-      </w:r>
-      <w:proofErr w:type="spellEnd"/>
+        <w:t>Mirowska and Arsenyan</w:t>
+      </w:r>
       <w:r>
         <w:rPr>
           <w:rFonts w:ascii="CMU Sans Serif" w:hAnsi="CMU Sans Serif" w:cs="CMU Sans Serif"/>
@@ -6924,16 +7544,7 @@
           <w:sz w:val="20"/>
           <w:szCs w:val="20"/>
         </w:rPr>
-        <w:t xml:space="preserve"> </w:t>
-      </w:r>
-      <w:r>
-        <w:rPr>
-          <w:rFonts w:ascii="CMU Sans Serif" w:hAnsi="CMU Sans Serif" w:cs="CMU Sans Serif"/>
-          <w:sz w:val="20"/>
-          <w:szCs w:val="20"/>
-        </w:rPr>
-        <w:lastRenderedPageBreak/>
-        <w:t>design</w:t>
+        <w:t xml:space="preserve"> design</w:t>
       </w:r>
       <w:r>
         <w:rPr>
@@ -7023,7 +7634,7 @@
           <w:color w:val="000000" w:themeColor="text1"/>
         </w:rPr>
       </w:pPr>
-      <w:bookmarkStart w:id="75" w:name="_Toc220864272"/>
+      <w:bookmarkStart w:id="137" w:name="_Toc220921715"/>
       <w:r>
         <w:rPr>
           <w:rStyle w:val="Strong"/>
@@ -7044,8 +7655,32 @@
         </w:rPr>
         <w:t>Explicating my Literature Review 1</w:t>
       </w:r>
-      <w:bookmarkEnd w:id="73"/>
-      <w:bookmarkEnd w:id="75"/>
+      <w:bookmarkEnd w:id="134"/>
+      <w:bookmarkEnd w:id="137"/>
+      <w:ins w:id="138" w:author="Alfred Anate Bodurin Mayaki" w:date="2026-02-02T10:48:00Z" w16du:dateUtc="2026-02-02T10:48:00Z">
+        <w:r>
+          <w:rPr>
+            <w:rStyle w:val="Strong"/>
+            <w:rFonts w:ascii="CMU Sans Serif" w:hAnsi="CMU Sans Serif" w:cs="CMU Sans Serif"/>
+            <w:b w:val="0"/>
+            <w:bCs w:val="0"/>
+            <w:color w:val="000000" w:themeColor="text1"/>
+          </w:rPr>
+          <w:t xml:space="preserve"> – Applicant Attr</w:t>
+        </w:r>
+      </w:ins>
+      <w:ins w:id="139" w:author="Alfred Anate Bodurin Mayaki" w:date="2026-02-02T10:49:00Z" w16du:dateUtc="2026-02-02T10:49:00Z">
+        <w:r>
+          <w:rPr>
+            <w:rStyle w:val="Strong"/>
+            <w:rFonts w:ascii="CMU Sans Serif" w:hAnsi="CMU Sans Serif" w:cs="CMU Sans Serif"/>
+            <w:b w:val="0"/>
+            <w:bCs w:val="0"/>
+            <w:color w:val="000000" w:themeColor="text1"/>
+          </w:rPr>
+          <w:t>action</w:t>
+        </w:r>
+      </w:ins>
     </w:p>
     <w:p>
       <w:pPr>
@@ -7804,27 +8439,7 @@
                 <w:sz w:val="20"/>
                 <w:szCs w:val="20"/>
               </w:rPr>
-              <w:t xml:space="preserve">Dutta &amp; </w:t>
-            </w:r>
-            <w:proofErr w:type="spellStart"/>
-            <w:r>
-              <w:rPr>
-                <w:rFonts w:ascii="CMU Sans Serif" w:hAnsi="CMU Sans Serif" w:cs="CMU Sans Serif"/>
-                <w:color w:val="000000" w:themeColor="text1"/>
-                <w:sz w:val="20"/>
-                <w:szCs w:val="20"/>
-              </w:rPr>
-              <w:t>Adsule</w:t>
-            </w:r>
-            <w:proofErr w:type="spellEnd"/>
-            <w:r>
-              <w:rPr>
-                <w:rFonts w:ascii="CMU Sans Serif" w:hAnsi="CMU Sans Serif" w:cs="CMU Sans Serif"/>
-                <w:color w:val="000000" w:themeColor="text1"/>
-                <w:sz w:val="20"/>
-                <w:szCs w:val="20"/>
-              </w:rPr>
-              <w:t xml:space="preserve"> (2025)</w:t>
+              <w:t>Dutta &amp; Adsule (2025)</w:t>
             </w:r>
           </w:p>
         </w:tc>
@@ -7900,7 +8515,6 @@
                 <w:szCs w:val="20"/>
               </w:rPr>
             </w:pPr>
-            <w:proofErr w:type="spellStart"/>
             <w:r>
               <w:rPr>
                 <w:rFonts w:ascii="CMU Sans Serif" w:hAnsi="CMU Sans Serif" w:cs="CMU Sans Serif"/>
@@ -7908,17 +8522,7 @@
                 <w:sz w:val="20"/>
                 <w:szCs w:val="20"/>
               </w:rPr>
-              <w:t>Lup</w:t>
-            </w:r>
-            <w:proofErr w:type="spellEnd"/>
-            <w:r>
-              <w:rPr>
-                <w:rFonts w:ascii="CMU Sans Serif" w:hAnsi="CMU Sans Serif" w:cs="CMU Sans Serif"/>
-                <w:color w:val="000000" w:themeColor="text1"/>
-                <w:sz w:val="20"/>
-                <w:szCs w:val="20"/>
-              </w:rPr>
-              <w:t xml:space="preserve"> and Canonico (2024)</w:t>
+              <w:t>Lup and Canonico (2024)</w:t>
             </w:r>
           </w:p>
         </w:tc>
@@ -9124,7 +9728,7 @@
           <w:color w:val="000000" w:themeColor="text1"/>
         </w:rPr>
       </w:pPr>
-      <w:bookmarkStart w:id="76" w:name="_Toc216632810"/>
+      <w:bookmarkStart w:id="140" w:name="_Toc216632810"/>
     </w:p>
     <w:p>
       <w:pPr>
@@ -9139,7 +9743,7 @@
           <w:color w:val="000000" w:themeColor="text1"/>
         </w:rPr>
       </w:pPr>
-      <w:bookmarkStart w:id="77" w:name="_Toc220864273"/>
+      <w:bookmarkStart w:id="141" w:name="_Toc220921716"/>
       <w:r>
         <w:rPr>
           <w:rStyle w:val="Strong"/>
@@ -9160,7 +9764,7 @@
         </w:rPr>
         <w:t>Explicating my Literature Review 2</w:t>
       </w:r>
-      <w:bookmarkEnd w:id="76"/>
+      <w:bookmarkEnd w:id="140"/>
       <w:r>
         <w:rPr>
           <w:rStyle w:val="Strong"/>
@@ -9171,7 +9775,7 @@
         </w:rPr>
         <w:t xml:space="preserve"> – Signalling Theory</w:t>
       </w:r>
-      <w:bookmarkEnd w:id="77"/>
+      <w:bookmarkEnd w:id="141"/>
     </w:p>
     <w:p>
       <w:pPr>
@@ -9452,6 +10056,7 @@
           <w:sz w:val="20"/>
           <w:szCs w:val="20"/>
         </w:rPr>
+        <w:lastRenderedPageBreak/>
         <w:t>Signals and indices are seen to be “parameters” in the conditional probability distribution reflecting the “beliefs” of an employer</w:t>
       </w:r>
     </w:p>
@@ -10517,6 +11122,7 @@
           <w:sz w:val="20"/>
           <w:szCs w:val="20"/>
         </w:rPr>
+        <w:lastRenderedPageBreak/>
         <w:t>Distinctiveness</w:t>
       </w:r>
       <w:r>
@@ -10539,7 +11145,7 @@
           <w:color w:val="000000" w:themeColor="text1"/>
         </w:rPr>
       </w:pPr>
-      <w:bookmarkStart w:id="78" w:name="_Toc220864274"/>
+      <w:bookmarkStart w:id="142" w:name="_Toc220921717"/>
       <w:r>
         <w:rPr>
           <w:rStyle w:val="Strong"/>
@@ -10570,7 +11176,7 @@
         </w:rPr>
         <w:t>3 – Recruitment &amp; Selection</w:t>
       </w:r>
-      <w:bookmarkEnd w:id="78"/>
+      <w:bookmarkEnd w:id="142"/>
     </w:p>
     <w:p>
       <w:pPr>
@@ -10683,7 +11289,7 @@
           <w:color w:val="000000" w:themeColor="text1"/>
         </w:rPr>
       </w:pPr>
-      <w:bookmarkStart w:id="79" w:name="_Toc220864275"/>
+      <w:bookmarkStart w:id="143" w:name="_Toc220921718"/>
       <w:r>
         <w:rPr>
           <w:rStyle w:val="Strong"/>
@@ -10694,7 +11300,7 @@
         </w:rPr>
         <w:t>11 Journal of Economic Literature (JEL) Classification</w:t>
       </w:r>
-      <w:bookmarkEnd w:id="79"/>
+      <w:bookmarkEnd w:id="143"/>
     </w:p>
     <w:p>
       <w:pPr>
@@ -11769,7 +12375,7 @@
       <w:r>
         <w:t>References</w:t>
       </w:r>
-      <w:bookmarkEnd w:id="69"/>
+      <w:bookmarkEnd w:id="130"/>
     </w:p>
     <w:p>
       <w:pPr>
@@ -11906,6 +12512,7 @@
           <w:sz w:val="20"/>
           <w:szCs w:val="20"/>
         </w:rPr>
+        <w:lastRenderedPageBreak/>
         <w:t xml:space="preserve">Celani A, Singh P (2011), "Signaling theory and applicant attraction outcomes". </w:t>
       </w:r>
       <w:r>
@@ -12125,43 +12732,7 @@
           <w:sz w:val="20"/>
           <w:szCs w:val="20"/>
         </w:rPr>
-        <w:t xml:space="preserve">Depp, C.A. and </w:t>
-      </w:r>
-      <w:proofErr w:type="spellStart"/>
-      <w:r>
-        <w:rPr>
-          <w:rFonts w:ascii="CMU Sans Serif" w:hAnsi="CMU Sans Serif" w:cs="CMU Sans Serif"/>
-          <w:sz w:val="20"/>
-          <w:szCs w:val="20"/>
-        </w:rPr>
-        <w:t>Jeste</w:t>
-      </w:r>
-      <w:proofErr w:type="spellEnd"/>
-      <w:r>
-        <w:rPr>
-          <w:rFonts w:ascii="CMU Sans Serif" w:hAnsi="CMU Sans Serif" w:cs="CMU Sans Serif"/>
-          <w:sz w:val="20"/>
-          <w:szCs w:val="20"/>
-        </w:rPr>
-        <w:t xml:space="preserve">, D.V. (2004), </w:t>
-      </w:r>
-      <w:proofErr w:type="gramStart"/>
-      <w:r>
-        <w:rPr>
-          <w:rFonts w:ascii="CMU Sans Serif" w:hAnsi="CMU Sans Serif" w:cs="CMU Sans Serif"/>
-          <w:sz w:val="20"/>
-          <w:szCs w:val="20"/>
-        </w:rPr>
-        <w:t>Bipolar disorder</w:t>
-      </w:r>
-      <w:proofErr w:type="gramEnd"/>
-      <w:r>
-        <w:rPr>
-          <w:rFonts w:ascii="CMU Sans Serif" w:hAnsi="CMU Sans Serif" w:cs="CMU Sans Serif"/>
-          <w:sz w:val="20"/>
-          <w:szCs w:val="20"/>
-        </w:rPr>
-        <w:t xml:space="preserve"> in older adults: a critical review. Bipolar Disorders, 6: 343-367. </w:t>
+        <w:t xml:space="preserve">Depp, C.A. and Jeste, D.V. (2004), Bipolar disorder in older adults: a critical review. Bipolar Disorders, 6: 343-367. </w:t>
       </w:r>
       <w:hyperlink r:id="rId15" w:history="1">
         <w:r>
@@ -12259,25 +12830,7 @@
           <w:sz w:val="20"/>
           <w:szCs w:val="20"/>
         </w:rPr>
-        <w:t>Dutta D, </w:t>
-      </w:r>
-      <w:proofErr w:type="spellStart"/>
-      <w:r>
-        <w:rPr>
-          <w:rFonts w:ascii="CMU Sans Serif" w:hAnsi="CMU Sans Serif" w:cs="CMU Sans Serif"/>
-          <w:sz w:val="20"/>
-          <w:szCs w:val="20"/>
-        </w:rPr>
-        <w:t>Adsule</w:t>
-      </w:r>
-      <w:proofErr w:type="spellEnd"/>
-      <w:r>
-        <w:rPr>
-          <w:rFonts w:ascii="CMU Sans Serif" w:hAnsi="CMU Sans Serif" w:cs="CMU Sans Serif"/>
-          <w:sz w:val="20"/>
-          <w:szCs w:val="20"/>
-        </w:rPr>
-        <w:t xml:space="preserve"> R (2025;) "Machines/humans agentic impacts on recruitment and selection practices across organizational contexts". </w:t>
+        <w:t>Dutta D, Adsule R (2025;) "Machines/humans agentic impacts on recruitment and selection practices across organizational contexts". </w:t>
       </w:r>
       <w:r>
         <w:rPr>
@@ -12384,7 +12937,6 @@
           <w:sz w:val="20"/>
           <w:szCs w:val="20"/>
         </w:rPr>
-        <w:lastRenderedPageBreak/>
         <w:t>Forbes Magazine (2025) ‘</w:t>
       </w:r>
       <w:r>
@@ -12511,25 +13063,7 @@
           <w:sz w:val="20"/>
           <w:szCs w:val="20"/>
         </w:rPr>
-        <w:t xml:space="preserve">Jones, D.A., </w:t>
-      </w:r>
-      <w:proofErr w:type="spellStart"/>
-      <w:r>
-        <w:rPr>
-          <w:rFonts w:ascii="CMU Sans Serif" w:hAnsi="CMU Sans Serif" w:cs="CMU Sans Serif"/>
-          <w:sz w:val="20"/>
-          <w:szCs w:val="20"/>
-        </w:rPr>
-        <w:t>Willness</w:t>
-      </w:r>
-      <w:proofErr w:type="spellEnd"/>
-      <w:r>
-        <w:rPr>
-          <w:rFonts w:ascii="CMU Sans Serif" w:hAnsi="CMU Sans Serif" w:cs="CMU Sans Serif"/>
-          <w:sz w:val="20"/>
-          <w:szCs w:val="20"/>
-        </w:rPr>
-        <w:t>, C.R. and Madey, S. (2014) ‘Why Are Job Seekers Attracted by Corporate Social Performance? Experimental and Field Tests of Three Signal-Based Mechanisms’, </w:t>
+        <w:t>Jones, D.A., Willness, C.R. and Madey, S. (2014) ‘Why Are Job Seekers Attracted by Corporate Social Performance? Experimental and Field Tests of Three Signal-Based Mechanisms’, </w:t>
       </w:r>
       <w:r>
         <w:rPr>
@@ -12589,25 +13123,7 @@
           <w:sz w:val="20"/>
           <w:szCs w:val="20"/>
         </w:rPr>
-        <w:t xml:space="preserve">Khan, M. H., </w:t>
-      </w:r>
-      <w:proofErr w:type="spellStart"/>
-      <w:r>
-        <w:rPr>
-          <w:rFonts w:ascii="CMU Sans Serif" w:hAnsi="CMU Sans Serif" w:cs="CMU Sans Serif"/>
-          <w:sz w:val="20"/>
-          <w:szCs w:val="20"/>
-        </w:rPr>
-        <w:t>Grabarski</w:t>
-      </w:r>
-      <w:proofErr w:type="spellEnd"/>
-      <w:r>
-        <w:rPr>
-          <w:rFonts w:ascii="CMU Sans Serif" w:hAnsi="CMU Sans Serif" w:cs="CMU Sans Serif"/>
-          <w:sz w:val="20"/>
-          <w:szCs w:val="20"/>
-        </w:rPr>
-        <w:t xml:space="preserve">, M. K., Ali, M., &amp; Buckmaster, S. (2023). Insights into Creating and Managing an Inclusive Neurodiverse Workplace for Positive Outcomes: A Multistage Theoretical Framework. </w:t>
+        <w:t xml:space="preserve">Khan, M. H., Grabarski, M. K., Ali, M., &amp; Buckmaster, S. (2023). Insights into Creating and Managing an Inclusive Neurodiverse Workplace for Positive Outcomes: A Multistage Theoretical Framework. </w:t>
       </w:r>
       <w:r>
         <w:rPr>
@@ -12740,23 +13256,13 @@
           <w:szCs w:val="20"/>
         </w:rPr>
       </w:pPr>
-      <w:proofErr w:type="spellStart"/>
-      <w:r>
-        <w:rPr>
-          <w:rFonts w:ascii="CMU Sans Serif" w:hAnsi="CMU Sans Serif" w:cs="CMU Sans Serif"/>
-          <w:sz w:val="20"/>
-          <w:szCs w:val="20"/>
-        </w:rPr>
-        <w:t>Lup</w:t>
-      </w:r>
-      <w:proofErr w:type="spellEnd"/>
-      <w:r>
-        <w:rPr>
-          <w:rFonts w:ascii="CMU Sans Serif" w:hAnsi="CMU Sans Serif" w:cs="CMU Sans Serif"/>
-          <w:sz w:val="20"/>
-          <w:szCs w:val="20"/>
-        </w:rPr>
-        <w:t>, D. and Canonico, E. (2024) ‘Bridges and gatekeepers: Employees' willingness to refer qualified candidates on the autism spectrum’, </w:t>
+      <w:r>
+        <w:rPr>
+          <w:rFonts w:ascii="CMU Sans Serif" w:hAnsi="CMU Sans Serif" w:cs="CMU Sans Serif"/>
+          <w:sz w:val="20"/>
+          <w:szCs w:val="20"/>
+        </w:rPr>
+        <w:t>Lup, D. and Canonico, E. (2024) ‘Bridges and gatekeepers: Employees' willingness to refer qualified candidates on the autism spectrum’, </w:t>
       </w:r>
       <w:r>
         <w:rPr>
@@ -12814,6 +13320,7 @@
           <w:sz w:val="20"/>
           <w:szCs w:val="20"/>
         </w:rPr>
+        <w:lastRenderedPageBreak/>
         <w:t xml:space="preserve">Miller, H. and Doyle, N. (2025) ‘Signalling a diversity climate: Neurodivergent experiences and perceptions during selection and assessment’, </w:t>
       </w:r>
       <w:r>
@@ -12854,25 +13361,7 @@
           <w:sz w:val="20"/>
           <w:szCs w:val="20"/>
         </w:rPr>
-        <w:t xml:space="preserve">Mirowska, A. and </w:t>
-      </w:r>
-      <w:proofErr w:type="spellStart"/>
-      <w:r>
-        <w:rPr>
-          <w:rFonts w:ascii="CMU Sans Serif" w:hAnsi="CMU Sans Serif" w:cs="CMU Sans Serif"/>
-          <w:sz w:val="20"/>
-          <w:szCs w:val="20"/>
-        </w:rPr>
-        <w:t>Arsenyan</w:t>
-      </w:r>
-      <w:proofErr w:type="spellEnd"/>
-      <w:r>
-        <w:rPr>
-          <w:rFonts w:ascii="CMU Sans Serif" w:hAnsi="CMU Sans Serif" w:cs="CMU Sans Serif"/>
-          <w:sz w:val="20"/>
-          <w:szCs w:val="20"/>
-        </w:rPr>
-        <w:t>, J. (2025), A Bridge Too Far: Signalling Effects of Artificial Intelligence Evaluation of Job Interviews. International Journal of Selection and Assessment, 33: e70008. </w:t>
+        <w:t>Mirowska, A. and Arsenyan, J. (2025), A Bridge Too Far: Signalling Effects of Artificial Intelligence Evaluation of Job Interviews. International Journal of Selection and Assessment, 33: e70008. </w:t>
       </w:r>
       <w:hyperlink r:id="rId22" w:history="1">
         <w:r>
@@ -13352,7 +13841,6 @@
           <w:sz w:val="20"/>
           <w:szCs w:val="20"/>
         </w:rPr>
-        <w:lastRenderedPageBreak/>
         <w:t>Vinayak, P. C., Khan, B. M., and Jain, M. C. (2017). Role of signalling theory in potential applicant attraction: an employer branding perspective, </w:t>
       </w:r>
       <w:r>
@@ -13568,7 +14056,7 @@
 
 <file path=word/comments.xml><?xml version="1.0" encoding="utf-8"?>
 <w:comments xmlns:wpc="http://schemas.microsoft.com/office/word/2010/wordprocessingCanvas" xmlns:cx="http://schemas.microsoft.com/office/drawing/2014/chartex" xmlns:cx1="http://schemas.microsoft.com/office/drawing/2015/9/8/chartex" xmlns:cx2="http://schemas.microsoft.com/office/drawing/2015/10/21/chartex" xmlns:cx3="http://schemas.microsoft.com/office/drawing/2016/5/9/chartex" xmlns:cx4="http://schemas.microsoft.com/office/drawing/2016/5/10/chartex" xmlns:cx5="http://schemas.microsoft.com/office/drawing/2016/5/11/chartex" xmlns:cx6="http://schemas.microsoft.com/office/drawing/2016/5/12/chartex" xmlns:cx7="http://schemas.microsoft.com/office/drawing/2016/5/13/chartex" xmlns:cx8="http://schemas.microsoft.com/office/drawing/2016/5/14/chartex" xmlns:mc="http://schemas.openxmlformats.org/markup-compatibility/2006" xmlns:aink="http://schemas.microsoft.com/office/drawing/2016/ink" xmlns:am3d="http://schemas.microsoft.com/office/drawing/2017/model3d" xmlns:o="urn:schemas-microsoft-com:office:office" xmlns:oel="http://schemas.microsoft.com/office/2019/extlst" xmlns:r="http://schemas.openxmlformats.org/officeDocument/2006/relationships" xmlns:m="http://schemas.openxmlformats.org/officeDocument/2006/math" xmlns:v="urn:schemas-microsoft-com:vml" xmlns:wp14="http://schemas.microsoft.com/office/word/2010/wordprocessingDrawing" xmlns:wp="http://schemas.openxmlformats.org/drawingml/2006/wordprocessingDrawing" xmlns:w10="urn:schemas-microsoft-com:office:word" xmlns:w="http://schemas.openxmlformats.org/wordprocessingml/2006/main" xmlns:w14="http://schemas.microsoft.com/office/word/2010/wordml" xmlns:w15="http://schemas.microsoft.com/office/word/2012/wordml" xmlns:w16cex="http://schemas.microsoft.com/office/word/2018/wordml/cex" xmlns:w16cid="http://schemas.microsoft.com/office/word/2016/wordml/cid" xmlns:w16="http://schemas.microsoft.com/office/word/2018/wordml" xmlns:w16du="http://schemas.microsoft.com/office/word/2023/wordml/word16du" xmlns:w16sdtdh="http://schemas.microsoft.com/office/word/2020/wordml/sdtdatahash" xmlns:w16sdtfl="http://schemas.microsoft.com/office/word/2024/wordml/sdtformatlock" xmlns:w16se="http://schemas.microsoft.com/office/word/2015/wordml/symex" xmlns:wpg="http://schemas.microsoft.com/office/word/2010/wordprocessingGroup" xmlns:wpi="http://schemas.microsoft.com/office/word/2010/wordprocessingInk" xmlns:wne="http://schemas.microsoft.com/office/word/2006/wordml" xmlns:wps="http://schemas.microsoft.com/office/word/2010/wordprocessingShape" mc:Ignorable="w14 w15 w16se w16cid w16 w16cex w16sdtdh w16sdtfl w16du wp14">
-  <w:comment w:id="51" w:author="Dr Nicola J Bowman" w:date="2025-12-08T12:42:00Z" w:initials="NB">
+  <w:comment w:id="86" w:author="Dr Nicola J Bowman" w:date="2025-12-08T12:42:00Z" w:initials="NB">
     <w:p>
       <w:pPr>
         <w:pStyle w:val="CommentText"/>
@@ -13584,7 +14072,7 @@
       </w:r>
     </w:p>
   </w:comment>
-  <w:comment w:id="52" w:author="Alfred Anate Bodurin Mayaki" w:date="2025-12-23T14:14:00Z" w:initials="AABM">
+  <w:comment w:id="87" w:author="Alfred Anate Bodurin Mayaki" w:date="2025-12-23T14:14:00Z" w:initials="AABM">
     <w:p>
       <w:pPr>
         <w:pStyle w:val="CommentText"/>
@@ -13600,7 +14088,7 @@
       </w:r>
     </w:p>
   </w:comment>
-  <w:comment w:id="53" w:author="Dr Nicola J Bowman" w:date="2025-12-08T12:43:00Z" w:initials="NB">
+  <w:comment w:id="88" w:author="Dr Nicola J Bowman" w:date="2025-12-08T12:43:00Z" w:initials="NB">
     <w:p>
       <w:pPr>
         <w:pStyle w:val="CommentText"/>
@@ -13616,7 +14104,7 @@
       </w:r>
     </w:p>
   </w:comment>
-  <w:comment w:id="55" w:author="Dr Nicola J Bowman" w:date="2025-12-08T12:44:00Z" w:initials="NB">
+  <w:comment w:id="114" w:author="Dr Nicola J Bowman" w:date="2025-12-08T12:44:00Z" w:initials="NB">
     <w:p>
       <w:pPr>
         <w:pStyle w:val="CommentText"/>
@@ -13632,7 +14120,7 @@
       </w:r>
     </w:p>
   </w:comment>
-  <w:comment w:id="56" w:author="Dr Nicola J Bowman" w:date="2025-12-08T12:47:00Z" w:initials="NB">
+  <w:comment w:id="115" w:author="Dr Nicola J Bowman" w:date="2025-12-08T12:47:00Z" w:initials="NB">
     <w:p>
       <w:pPr>
         <w:pStyle w:val="CommentText"/>
@@ -13648,7 +14136,7 @@
       </w:r>
     </w:p>
   </w:comment>
-  <w:comment w:id="57" w:author="Alfred Anate Bodurin Mayaki" w:date="2025-12-10T08:21:00Z" w:initials="AABM">
+  <w:comment w:id="116" w:author="Alfred Anate Bodurin Mayaki" w:date="2025-12-10T08:21:00Z" w:initials="AABM">
     <w:p>
       <w:pPr>
         <w:pStyle w:val="CommentText"/>
@@ -13664,7 +14152,7 @@
       </w:r>
     </w:p>
   </w:comment>
-  <w:comment w:id="60" w:author="Dr Nicola J Bowman" w:date="2025-12-08T12:45:00Z" w:initials="NB">
+  <w:comment w:id="117" w:author="Alfred Anate Bodurin Mayaki" w:date="2026-02-02T12:59:00Z" w:initials="AABM">
     <w:p>
       <w:pPr>
         <w:pStyle w:val="CommentText"/>
@@ -13676,11 +14164,27 @@
         <w:annotationRef/>
       </w:r>
       <w:r>
+        <w:t>Artificial Intelligence &amp; Applicant Attraction: Can AI Substantially Influence Neurodivergent Candidate Experiences?</w:t>
+      </w:r>
+    </w:p>
+  </w:comment>
+  <w:comment w:id="121" w:author="Dr Nicola J Bowman" w:date="2025-12-08T12:45:00Z" w:initials="NB">
+    <w:p>
+      <w:pPr>
+        <w:pStyle w:val="CommentText"/>
+      </w:pPr>
+      <w:r>
+        <w:rPr>
+          <w:rStyle w:val="CommentReference"/>
+        </w:rPr>
+        <w:annotationRef/>
+      </w:r>
+      <w:r>
         <w:t>Ok good and try to avoid short sentence and add more why here?  Also remember to support your argument with good quality academic references.</w:t>
       </w:r>
     </w:p>
   </w:comment>
-  <w:comment w:id="61" w:author="Dr Nicola J Bowman" w:date="2025-12-08T12:46:00Z" w:initials="NB">
+  <w:comment w:id="122" w:author="Dr Nicola J Bowman" w:date="2025-12-08T12:46:00Z" w:initials="NB">
     <w:p>
       <w:pPr>
         <w:pStyle w:val="CommentText"/>
@@ -13696,7 +14200,7 @@
       </w:r>
     </w:p>
   </w:comment>
-  <w:comment w:id="62" w:author="Alfred Anate Bodurin Mayaki" w:date="2025-12-10T09:06:00Z" w:initials="AABM">
+  <w:comment w:id="123" w:author="Alfred Anate Bodurin Mayaki" w:date="2025-12-10T09:06:00Z" w:initials="AABM">
     <w:p>
       <w:pPr>
         <w:pStyle w:val="CommentText"/>
@@ -13712,7 +14216,7 @@
       </w:r>
     </w:p>
   </w:comment>
-  <w:comment w:id="63" w:author="Alfred Anate Bodurin Mayaki" w:date="2025-12-10T09:09:00Z" w:initials="AABM">
+  <w:comment w:id="124" w:author="Alfred Anate Bodurin Mayaki" w:date="2025-12-10T09:09:00Z" w:initials="AABM">
     <w:p>
       <w:pPr>
         <w:pStyle w:val="CommentText"/>
@@ -13728,7 +14232,7 @@
       </w:r>
     </w:p>
   </w:comment>
-  <w:comment w:id="66" w:author="Dr Nicola J Bowman" w:date="2025-12-08T12:46:00Z" w:initials="NB">
+  <w:comment w:id="127" w:author="Dr Nicola J Bowman" w:date="2025-12-08T12:46:00Z" w:initials="NB">
     <w:p>
       <w:pPr>
         <w:pStyle w:val="CommentText"/>
@@ -13744,7 +14248,7 @@
       </w:r>
     </w:p>
   </w:comment>
-  <w:comment w:id="67" w:author="Alfred Anate Bodurin Mayaki" w:date="2025-12-10T09:10:00Z" w:initials="AABM">
+  <w:comment w:id="128" w:author="Alfred Anate Bodurin Mayaki" w:date="2025-12-10T09:10:00Z" w:initials="AABM">
     <w:p>
       <w:pPr>
         <w:pStyle w:val="CommentText"/>
@@ -13771,6 +14275,7 @@
   <w15:commentEx w15:paraId="4AA3AB19" w15:done="0"/>
   <w15:commentEx w15:paraId="03E7AAE3" w15:paraIdParent="4AA3AB19" w15:done="0"/>
   <w15:commentEx w15:paraId="699380E8" w15:paraIdParent="4AA3AB19" w15:done="0"/>
+  <w15:commentEx w15:paraId="70D9290D" w15:paraIdParent="4AA3AB19" w15:done="0"/>
   <w15:commentEx w15:paraId="5AC53832" w15:done="0"/>
   <w15:commentEx w15:paraId="5B09AFED" w15:done="0"/>
   <w15:commentEx w15:paraId="1DAF082B" w15:paraIdParent="5B09AFED" w15:done="0"/>
@@ -13788,6 +14293,7 @@
   <w16cex:commentExtensible w16cex:durableId="11F2F077" w16cex:dateUtc="2025-12-08T12:44:00Z"/>
   <w16cex:commentExtensible w16cex:durableId="4BED8FEC" w16cex:dateUtc="2025-12-08T12:47:00Z"/>
   <w16cex:commentExtensible w16cex:durableId="05C2DC2A" w16cex:dateUtc="2025-12-10T08:21:00Z"/>
+  <w16cex:commentExtensible w16cex:durableId="6AE9B019" w16cex:dateUtc="2026-02-02T12:59:00Z"/>
   <w16cex:commentExtensible w16cex:durableId="35944C72" w16cex:dateUtc="2025-12-08T12:45:00Z"/>
   <w16cex:commentExtensible w16cex:durableId="0D4F316C" w16cex:dateUtc="2025-12-08T12:46:00Z"/>
   <w16cex:commentExtensible w16cex:durableId="75D13904" w16cex:dateUtc="2025-12-10T09:06:00Z"/>
@@ -13805,6 +14311,7 @@
   <w16cid:commentId w16cid:paraId="4AA3AB19" w16cid:durableId="11F2F077"/>
   <w16cid:commentId w16cid:paraId="03E7AAE3" w16cid:durableId="4BED8FEC"/>
   <w16cid:commentId w16cid:paraId="699380E8" w16cid:durableId="05C2DC2A"/>
+  <w16cid:commentId w16cid:paraId="70D9290D" w16cid:durableId="6AE9B019"/>
   <w16cid:commentId w16cid:paraId="5AC53832" w16cid:durableId="35944C72"/>
   <w16cid:commentId w16cid:paraId="5B09AFED" w16cid:durableId="0D4F316C"/>
   <w16cid:commentId w16cid:paraId="1DAF082B" w16cid:durableId="75D13904"/>

--- a/B894-25K/FBL-PhD-research-proposal.docx
+++ b/B894-25K/FBL-PhD-research-proposal.docx
@@ -77,49 +77,13 @@
           <w:szCs w:val="28"/>
         </w:rPr>
       </w:pPr>
-      <w:del w:id="0" w:author="Alfred Anate Bodurin Mayaki" w:date="2026-02-02T10:38:00Z" w16du:dateUtc="2026-02-02T10:38:00Z">
-        <w:r>
-          <w:rPr>
-            <w:rFonts w:ascii="CMU Sans Serif" w:hAnsi="CMU Sans Serif" w:cs="CMU Sans Serif"/>
-            <w:sz w:val="28"/>
-            <w:szCs w:val="28"/>
-          </w:rPr>
-          <w:delText>Neurodiversity</w:delText>
-        </w:r>
-        <w:r>
-          <w:rPr>
-            <w:rFonts w:ascii="CMU Sans Serif" w:hAnsi="CMU Sans Serif" w:cs="CMU Sans Serif"/>
-            <w:sz w:val="28"/>
-            <w:szCs w:val="28"/>
-          </w:rPr>
-          <w:delText xml:space="preserve"> </w:delText>
-        </w:r>
-      </w:del>
-      <w:ins w:id="1" w:author="Alfred Anate Bodurin Mayaki" w:date="2026-02-02T10:38:00Z" w16du:dateUtc="2026-02-02T10:38:00Z">
-        <w:r>
-          <w:rPr>
-            <w:rFonts w:ascii="CMU Sans Serif" w:hAnsi="CMU Sans Serif" w:cs="CMU Sans Serif"/>
-            <w:sz w:val="28"/>
-            <w:szCs w:val="28"/>
-          </w:rPr>
-          <w:t>Artificial Intelligence</w:t>
-        </w:r>
-        <w:r>
-          <w:rPr>
-            <w:rFonts w:ascii="CMU Sans Serif" w:hAnsi="CMU Sans Serif" w:cs="CMU Sans Serif"/>
-            <w:sz w:val="28"/>
-            <w:szCs w:val="28"/>
-          </w:rPr>
-          <w:t xml:space="preserve"> </w:t>
-        </w:r>
-      </w:ins>
       <w:r>
         <w:rPr>
           <w:rFonts w:ascii="CMU Sans Serif" w:hAnsi="CMU Sans Serif" w:cs="CMU Sans Serif"/>
           <w:sz w:val="28"/>
           <w:szCs w:val="28"/>
         </w:rPr>
-        <w:t>&amp; Applicant Attraction</w:t>
+        <w:t xml:space="preserve">Artificial Intelligence </w:t>
       </w:r>
       <w:r>
         <w:rPr>
@@ -127,51 +91,15 @@
           <w:sz w:val="28"/>
           <w:szCs w:val="28"/>
         </w:rPr>
-        <w:t xml:space="preserve">: </w:t>
-      </w:r>
-      <w:ins w:id="2" w:author="Alfred Anate Bodurin Mayaki" w:date="2026-02-02T12:56:00Z" w16du:dateUtc="2026-02-02T12:56:00Z">
-        <w:r>
-          <w:rPr>
-            <w:rFonts w:ascii="CMU Sans Serif" w:hAnsi="CMU Sans Serif" w:cs="CMU Sans Serif"/>
-            <w:sz w:val="28"/>
-            <w:szCs w:val="28"/>
-          </w:rPr>
-          <w:t xml:space="preserve">Can AI </w:t>
-        </w:r>
-      </w:ins>
-      <w:del w:id="3" w:author="Alfred Anate Bodurin Mayaki" w:date="2026-02-02T12:56:00Z" w16du:dateUtc="2026-02-02T12:56:00Z">
-        <w:r>
-          <w:rPr>
-            <w:rFonts w:ascii="CMU Sans Serif" w:hAnsi="CMU Sans Serif" w:cs="CMU Sans Serif"/>
-            <w:sz w:val="28"/>
-            <w:szCs w:val="28"/>
-          </w:rPr>
-          <w:delText xml:space="preserve">Do SHRM </w:delText>
-        </w:r>
-        <w:r>
-          <w:rPr>
-            <w:rFonts w:ascii="CMU Sans Serif" w:hAnsi="CMU Sans Serif" w:cs="CMU Sans Serif"/>
-            <w:sz w:val="28"/>
-            <w:szCs w:val="28"/>
-          </w:rPr>
-          <w:delText>C</w:delText>
-        </w:r>
-        <w:r>
-          <w:rPr>
-            <w:rFonts w:ascii="CMU Sans Serif" w:hAnsi="CMU Sans Serif" w:cs="CMU Sans Serif"/>
-            <w:sz w:val="28"/>
-            <w:szCs w:val="28"/>
-          </w:rPr>
-          <w:delText xml:space="preserve">hoices </w:delText>
-        </w:r>
-      </w:del>
+        <w:t>&amp; Applicant Attraction</w:t>
+      </w:r>
       <w:r>
         <w:rPr>
           <w:rFonts w:ascii="CMU Sans Serif" w:hAnsi="CMU Sans Serif" w:cs="CMU Sans Serif"/>
           <w:sz w:val="28"/>
           <w:szCs w:val="28"/>
         </w:rPr>
-        <w:t>S</w:t>
+        <w:t xml:space="preserve">: </w:t>
       </w:r>
       <w:r>
         <w:rPr>
@@ -179,7 +107,7 @@
           <w:sz w:val="28"/>
           <w:szCs w:val="28"/>
         </w:rPr>
-        <w:t xml:space="preserve">ubstantially </w:t>
+        <w:t xml:space="preserve">Can AI </w:t>
       </w:r>
       <w:r>
         <w:rPr>
@@ -187,7 +115,7 @@
           <w:sz w:val="28"/>
           <w:szCs w:val="28"/>
         </w:rPr>
-        <w:t>I</w:t>
+        <w:t>S</w:t>
       </w:r>
       <w:r>
         <w:rPr>
@@ -195,35 +123,15 @@
           <w:sz w:val="28"/>
           <w:szCs w:val="28"/>
         </w:rPr>
-        <w:t xml:space="preserve">nfluence </w:t>
-      </w:r>
-      <w:ins w:id="4" w:author="Alfred Anate Bodurin Mayaki" w:date="2026-02-02T10:38:00Z" w16du:dateUtc="2026-02-02T10:38:00Z">
-        <w:r>
-          <w:rPr>
-            <w:rFonts w:ascii="CMU Sans Serif" w:hAnsi="CMU Sans Serif" w:cs="CMU Sans Serif"/>
-            <w:sz w:val="28"/>
-            <w:szCs w:val="28"/>
-          </w:rPr>
-          <w:t>Neurodiverge</w:t>
-        </w:r>
-      </w:ins>
-      <w:ins w:id="5" w:author="Alfred Anate Bodurin Mayaki" w:date="2026-02-02T10:39:00Z" w16du:dateUtc="2026-02-02T10:39:00Z">
-        <w:r>
-          <w:rPr>
-            <w:rFonts w:ascii="CMU Sans Serif" w:hAnsi="CMU Sans Serif" w:cs="CMU Sans Serif"/>
-            <w:sz w:val="28"/>
-            <w:szCs w:val="28"/>
-          </w:rPr>
-          <w:t xml:space="preserve">nt </w:t>
-        </w:r>
-      </w:ins>
+        <w:t xml:space="preserve">ubstantially </w:t>
+      </w:r>
       <w:r>
         <w:rPr>
           <w:rFonts w:ascii="CMU Sans Serif" w:hAnsi="CMU Sans Serif" w:cs="CMU Sans Serif"/>
           <w:sz w:val="28"/>
           <w:szCs w:val="28"/>
         </w:rPr>
-        <w:t>C</w:t>
+        <w:t>I</w:t>
       </w:r>
       <w:r>
         <w:rPr>
@@ -231,7 +139,7 @@
           <w:sz w:val="28"/>
           <w:szCs w:val="28"/>
         </w:rPr>
-        <w:t>andidate</w:t>
+        <w:t xml:space="preserve">nfluence </w:t>
       </w:r>
       <w:r>
         <w:rPr>
@@ -239,7 +147,7 @@
           <w:sz w:val="28"/>
           <w:szCs w:val="28"/>
         </w:rPr>
-        <w:t xml:space="preserve"> </w:t>
+        <w:t xml:space="preserve">Neurodivergent </w:t>
       </w:r>
       <w:r>
         <w:rPr>
@@ -247,7 +155,7 @@
           <w:sz w:val="28"/>
           <w:szCs w:val="28"/>
         </w:rPr>
-        <w:t>E</w:t>
+        <w:t>C</w:t>
       </w:r>
       <w:r>
         <w:rPr>
@@ -255,18 +163,40 @@
           <w:sz w:val="28"/>
           <w:szCs w:val="28"/>
         </w:rPr>
+        <w:t>andidate</w:t>
+      </w:r>
+      <w:r>
+        <w:rPr>
+          <w:rFonts w:ascii="CMU Sans Serif" w:hAnsi="CMU Sans Serif" w:cs="CMU Sans Serif"/>
+          <w:sz w:val="28"/>
+          <w:szCs w:val="28"/>
+        </w:rPr>
+        <w:t xml:space="preserve"> </w:t>
+      </w:r>
+      <w:r>
+        <w:rPr>
+          <w:rFonts w:ascii="CMU Sans Serif" w:hAnsi="CMU Sans Serif" w:cs="CMU Sans Serif"/>
+          <w:sz w:val="28"/>
+          <w:szCs w:val="28"/>
+        </w:rPr>
+        <w:t>E</w:t>
+      </w:r>
+      <w:r>
+        <w:rPr>
+          <w:rFonts w:ascii="CMU Sans Serif" w:hAnsi="CMU Sans Serif" w:cs="CMU Sans Serif"/>
+          <w:sz w:val="28"/>
+          <w:szCs w:val="28"/>
+        </w:rPr>
         <w:t>xperience</w:t>
       </w:r>
-      <w:ins w:id="6" w:author="Alfred Anate Bodurin Mayaki" w:date="2026-02-02T10:39:00Z" w16du:dateUtc="2026-02-02T10:39:00Z">
-        <w:r>
-          <w:rPr>
-            <w:rFonts w:ascii="CMU Sans Serif" w:hAnsi="CMU Sans Serif" w:cs="CMU Sans Serif"/>
-            <w:sz w:val="28"/>
-            <w:szCs w:val="28"/>
-          </w:rPr>
-          <w:t>s</w:t>
-        </w:r>
-      </w:ins>
+      <w:r>
+        <w:rPr>
+          <w:rFonts w:ascii="CMU Sans Serif" w:hAnsi="CMU Sans Serif" w:cs="CMU Sans Serif"/>
+          <w:sz w:val="28"/>
+          <w:szCs w:val="28"/>
+        </w:rPr>
+        <w:t>s</w:t>
+      </w:r>
       <w:r>
         <w:rPr>
           <w:rFonts w:ascii="CMU Sans Serif" w:hAnsi="CMU Sans Serif" w:cs="CMU Sans Serif"/>
@@ -309,30 +239,6 @@
         </w:rPr>
         <w:t xml:space="preserve">Submitted in partial fulfilment of the MSc in HRM at </w:t>
       </w:r>
-      <w:ins w:id="7" w:author="Alfred Anate Bodurin Mayaki" w:date="2026-02-02T13:00:00Z" w16du:dateUtc="2026-02-02T13:00:00Z">
-        <w:r>
-          <w:rPr>
-            <w:rFonts w:ascii="CMU Sans Serif" w:hAnsi="CMU Sans Serif" w:cs="CMU Sans Serif"/>
-            <w:i/>
-            <w:iCs/>
-            <w:sz w:val="18"/>
-            <w:szCs w:val="18"/>
-          </w:rPr>
-          <w:t>T</w:t>
-        </w:r>
-      </w:ins>
-      <w:del w:id="8" w:author="Alfred Anate Bodurin Mayaki" w:date="2026-02-02T13:00:00Z" w16du:dateUtc="2026-02-02T13:00:00Z">
-        <w:r>
-          <w:rPr>
-            <w:rFonts w:ascii="CMU Sans Serif" w:hAnsi="CMU Sans Serif" w:cs="CMU Sans Serif"/>
-            <w:i/>
-            <w:iCs/>
-            <w:sz w:val="18"/>
-            <w:szCs w:val="18"/>
-          </w:rPr>
-          <w:delText>t</w:delText>
-        </w:r>
-      </w:del>
       <w:r>
         <w:rPr>
           <w:rFonts w:ascii="CMU Sans Serif" w:hAnsi="CMU Sans Serif" w:cs="CMU Sans Serif"/>
@@ -341,6 +247,16 @@
           <w:sz w:val="18"/>
           <w:szCs w:val="18"/>
         </w:rPr>
+        <w:t>T</w:t>
+      </w:r>
+      <w:r>
+        <w:rPr>
+          <w:rFonts w:ascii="CMU Sans Serif" w:hAnsi="CMU Sans Serif" w:cs="CMU Sans Serif"/>
+          <w:i/>
+          <w:iCs/>
+          <w:sz w:val="18"/>
+          <w:szCs w:val="18"/>
+        </w:rPr>
         <w:t>he Open University</w:t>
       </w:r>
     </w:p>
@@ -615,16 +531,6 @@
         <w:contextualSpacing/>
         <w:jc w:val="both"/>
         <w:rPr>
-          <w:rFonts w:ascii="CMU Sans Serif" w:hAnsi="CMU Sans Serif" w:cs="CMU Sans Serif"/>
-        </w:rPr>
-      </w:pPr>
-    </w:p>
-    <w:p>
-      <w:pPr>
-        <w:contextualSpacing/>
-        <w:jc w:val="both"/>
-        <w:rPr>
-          <w:del w:id="9" w:author="Alfred Anate Bodurin Mayaki" w:date="2026-02-02T10:47:00Z" w16du:dateUtc="2026-02-02T10:47:00Z"/>
           <w:rFonts w:ascii="CMU Sans Serif" w:hAnsi="CMU Sans Serif" w:cs="CMU Sans Serif"/>
         </w:rPr>
       </w:pPr>
@@ -693,7 +599,6 @@
               <w:tab w:val="right" w:leader="dot" w:pos="9016"/>
             </w:tabs>
             <w:rPr>
-              <w:ins w:id="10" w:author="Alfred Anate Bodurin Mayaki" w:date="2026-02-02T10:48:00Z" w16du:dateUtc="2026-02-02T10:48:00Z"/>
               <w:rFonts w:eastAsiaTheme="minorEastAsia"/>
               <w:noProof/>
               <w:lang w:eastAsia="en-GB"/>
@@ -708,47 +613,7 @@
           <w:r>
             <w:fldChar w:fldCharType="separate"/>
           </w:r>
-          <w:ins w:id="11" w:author="Alfred Anate Bodurin Mayaki" w:date="2026-02-02T10:48:00Z" w16du:dateUtc="2026-02-02T10:48:00Z">
-            <w:r>
-              <w:rPr>
-                <w:rStyle w:val="Hyperlink"/>
-                <w:noProof/>
-              </w:rPr>
-              <w:fldChar w:fldCharType="begin"/>
-            </w:r>
-            <w:r>
-              <w:rPr>
-                <w:rStyle w:val="Hyperlink"/>
-                <w:noProof/>
-              </w:rPr>
-              <w:instrText xml:space="preserve"> </w:instrText>
-            </w:r>
-            <w:r>
-              <w:rPr>
-                <w:noProof/>
-              </w:rPr>
-              <w:instrText>HYPERLINK \l "_Toc220921706"</w:instrText>
-            </w:r>
-            <w:r>
-              <w:rPr>
-                <w:rStyle w:val="Hyperlink"/>
-                <w:noProof/>
-              </w:rPr>
-              <w:instrText xml:space="preserve"> </w:instrText>
-            </w:r>
-            <w:r>
-              <w:rPr>
-                <w:rStyle w:val="Hyperlink"/>
-                <w:noProof/>
-              </w:rPr>
-            </w:r>
-            <w:r>
-              <w:rPr>
-                <w:rStyle w:val="Hyperlink"/>
-                <w:noProof/>
-              </w:rPr>
-              <w:fldChar w:fldCharType="separate"/>
-            </w:r>
+          <w:hyperlink w:anchor="_Toc220921706" w:history="1">
             <w:r>
               <w:rPr>
                 <w:rStyle w:val="Hyperlink"/>
@@ -805,14 +670,7 @@
               </w:rPr>
               <w:fldChar w:fldCharType="end"/>
             </w:r>
-            <w:r>
-              <w:rPr>
-                <w:rStyle w:val="Hyperlink"/>
-                <w:noProof/>
-              </w:rPr>
-              <w:fldChar w:fldCharType="end"/>
-            </w:r>
-          </w:ins>
+          </w:hyperlink>
         </w:p>
         <w:p>
           <w:pPr>
@@ -821,53 +679,12 @@
               <w:tab w:val="right" w:leader="dot" w:pos="9016"/>
             </w:tabs>
             <w:rPr>
-              <w:ins w:id="12" w:author="Alfred Anate Bodurin Mayaki" w:date="2026-02-02T10:48:00Z" w16du:dateUtc="2026-02-02T10:48:00Z"/>
               <w:rFonts w:eastAsiaTheme="minorEastAsia"/>
               <w:noProof/>
               <w:lang w:eastAsia="en-GB"/>
             </w:rPr>
           </w:pPr>
-          <w:ins w:id="13" w:author="Alfred Anate Bodurin Mayaki" w:date="2026-02-02T10:48:00Z" w16du:dateUtc="2026-02-02T10:48:00Z">
-            <w:r>
-              <w:rPr>
-                <w:rStyle w:val="Hyperlink"/>
-                <w:noProof/>
-              </w:rPr>
-              <w:fldChar w:fldCharType="begin"/>
-            </w:r>
-            <w:r>
-              <w:rPr>
-                <w:rStyle w:val="Hyperlink"/>
-                <w:noProof/>
-              </w:rPr>
-              <w:instrText xml:space="preserve"> </w:instrText>
-            </w:r>
-            <w:r>
-              <w:rPr>
-                <w:noProof/>
-              </w:rPr>
-              <w:instrText>HYPERLINK \l "_Toc220921707"</w:instrText>
-            </w:r>
-            <w:r>
-              <w:rPr>
-                <w:rStyle w:val="Hyperlink"/>
-                <w:noProof/>
-              </w:rPr>
-              <w:instrText xml:space="preserve"> </w:instrText>
-            </w:r>
-            <w:r>
-              <w:rPr>
-                <w:rStyle w:val="Hyperlink"/>
-                <w:noProof/>
-              </w:rPr>
-            </w:r>
-            <w:r>
-              <w:rPr>
-                <w:rStyle w:val="Hyperlink"/>
-                <w:noProof/>
-              </w:rPr>
-              <w:fldChar w:fldCharType="separate"/>
-            </w:r>
+          <w:hyperlink w:anchor="_Toc220921707" w:history="1">
             <w:r>
               <w:rPr>
                 <w:rStyle w:val="Hyperlink"/>
@@ -924,14 +741,7 @@
               </w:rPr>
               <w:fldChar w:fldCharType="end"/>
             </w:r>
-            <w:r>
-              <w:rPr>
-                <w:rStyle w:val="Hyperlink"/>
-                <w:noProof/>
-              </w:rPr>
-              <w:fldChar w:fldCharType="end"/>
-            </w:r>
-          </w:ins>
+          </w:hyperlink>
         </w:p>
         <w:p>
           <w:pPr>
@@ -940,53 +750,12 @@
               <w:tab w:val="right" w:leader="dot" w:pos="9016"/>
             </w:tabs>
             <w:rPr>
-              <w:ins w:id="14" w:author="Alfred Anate Bodurin Mayaki" w:date="2026-02-02T10:48:00Z" w16du:dateUtc="2026-02-02T10:48:00Z"/>
               <w:rFonts w:eastAsiaTheme="minorEastAsia"/>
               <w:noProof/>
               <w:lang w:eastAsia="en-GB"/>
             </w:rPr>
           </w:pPr>
-          <w:ins w:id="15" w:author="Alfred Anate Bodurin Mayaki" w:date="2026-02-02T10:48:00Z" w16du:dateUtc="2026-02-02T10:48:00Z">
-            <w:r>
-              <w:rPr>
-                <w:rStyle w:val="Hyperlink"/>
-                <w:noProof/>
-              </w:rPr>
-              <w:fldChar w:fldCharType="begin"/>
-            </w:r>
-            <w:r>
-              <w:rPr>
-                <w:rStyle w:val="Hyperlink"/>
-                <w:noProof/>
-              </w:rPr>
-              <w:instrText xml:space="preserve"> </w:instrText>
-            </w:r>
-            <w:r>
-              <w:rPr>
-                <w:noProof/>
-              </w:rPr>
-              <w:instrText>HYPERLINK \l "_Toc220921708"</w:instrText>
-            </w:r>
-            <w:r>
-              <w:rPr>
-                <w:rStyle w:val="Hyperlink"/>
-                <w:noProof/>
-              </w:rPr>
-              <w:instrText xml:space="preserve"> </w:instrText>
-            </w:r>
-            <w:r>
-              <w:rPr>
-                <w:rStyle w:val="Hyperlink"/>
-                <w:noProof/>
-              </w:rPr>
-            </w:r>
-            <w:r>
-              <w:rPr>
-                <w:rStyle w:val="Hyperlink"/>
-                <w:noProof/>
-              </w:rPr>
-              <w:fldChar w:fldCharType="separate"/>
-            </w:r>
+          <w:hyperlink w:anchor="_Toc220921708" w:history="1">
             <w:r>
               <w:rPr>
                 <w:rStyle w:val="Hyperlink"/>
@@ -1043,14 +812,7 @@
               </w:rPr>
               <w:fldChar w:fldCharType="end"/>
             </w:r>
-            <w:r>
-              <w:rPr>
-                <w:rStyle w:val="Hyperlink"/>
-                <w:noProof/>
-              </w:rPr>
-              <w:fldChar w:fldCharType="end"/>
-            </w:r>
-          </w:ins>
+          </w:hyperlink>
         </w:p>
         <w:p>
           <w:pPr>
@@ -1059,53 +821,12 @@
               <w:tab w:val="right" w:leader="dot" w:pos="9016"/>
             </w:tabs>
             <w:rPr>
-              <w:ins w:id="16" w:author="Alfred Anate Bodurin Mayaki" w:date="2026-02-02T10:48:00Z" w16du:dateUtc="2026-02-02T10:48:00Z"/>
               <w:rFonts w:eastAsiaTheme="minorEastAsia"/>
               <w:noProof/>
               <w:lang w:eastAsia="en-GB"/>
             </w:rPr>
           </w:pPr>
-          <w:ins w:id="17" w:author="Alfred Anate Bodurin Mayaki" w:date="2026-02-02T10:48:00Z" w16du:dateUtc="2026-02-02T10:48:00Z">
-            <w:r>
-              <w:rPr>
-                <w:rStyle w:val="Hyperlink"/>
-                <w:noProof/>
-              </w:rPr>
-              <w:fldChar w:fldCharType="begin"/>
-            </w:r>
-            <w:r>
-              <w:rPr>
-                <w:rStyle w:val="Hyperlink"/>
-                <w:noProof/>
-              </w:rPr>
-              <w:instrText xml:space="preserve"> </w:instrText>
-            </w:r>
-            <w:r>
-              <w:rPr>
-                <w:noProof/>
-              </w:rPr>
-              <w:instrText>HYPERLINK \l "_Toc220921709"</w:instrText>
-            </w:r>
-            <w:r>
-              <w:rPr>
-                <w:rStyle w:val="Hyperlink"/>
-                <w:noProof/>
-              </w:rPr>
-              <w:instrText xml:space="preserve"> </w:instrText>
-            </w:r>
-            <w:r>
-              <w:rPr>
-                <w:rStyle w:val="Hyperlink"/>
-                <w:noProof/>
-              </w:rPr>
-            </w:r>
-            <w:r>
-              <w:rPr>
-                <w:rStyle w:val="Hyperlink"/>
-                <w:noProof/>
-              </w:rPr>
-              <w:fldChar w:fldCharType="separate"/>
-            </w:r>
+          <w:hyperlink w:anchor="_Toc220921709" w:history="1">
             <w:r>
               <w:rPr>
                 <w:rStyle w:val="Hyperlink"/>
@@ -1162,14 +883,7 @@
               </w:rPr>
               <w:fldChar w:fldCharType="end"/>
             </w:r>
-            <w:r>
-              <w:rPr>
-                <w:rStyle w:val="Hyperlink"/>
-                <w:noProof/>
-              </w:rPr>
-              <w:fldChar w:fldCharType="end"/>
-            </w:r>
-          </w:ins>
+          </w:hyperlink>
         </w:p>
         <w:p>
           <w:pPr>
@@ -1178,53 +892,12 @@
               <w:tab w:val="right" w:leader="dot" w:pos="9016"/>
             </w:tabs>
             <w:rPr>
-              <w:ins w:id="18" w:author="Alfred Anate Bodurin Mayaki" w:date="2026-02-02T10:48:00Z" w16du:dateUtc="2026-02-02T10:48:00Z"/>
               <w:rFonts w:eastAsiaTheme="minorEastAsia"/>
               <w:noProof/>
               <w:lang w:eastAsia="en-GB"/>
             </w:rPr>
           </w:pPr>
-          <w:ins w:id="19" w:author="Alfred Anate Bodurin Mayaki" w:date="2026-02-02T10:48:00Z" w16du:dateUtc="2026-02-02T10:48:00Z">
-            <w:r>
-              <w:rPr>
-                <w:rStyle w:val="Hyperlink"/>
-                <w:noProof/>
-              </w:rPr>
-              <w:fldChar w:fldCharType="begin"/>
-            </w:r>
-            <w:r>
-              <w:rPr>
-                <w:rStyle w:val="Hyperlink"/>
-                <w:noProof/>
-              </w:rPr>
-              <w:instrText xml:space="preserve"> </w:instrText>
-            </w:r>
-            <w:r>
-              <w:rPr>
-                <w:noProof/>
-              </w:rPr>
-              <w:instrText>HYPERLINK \l "_Toc220921710"</w:instrText>
-            </w:r>
-            <w:r>
-              <w:rPr>
-                <w:rStyle w:val="Hyperlink"/>
-                <w:noProof/>
-              </w:rPr>
-              <w:instrText xml:space="preserve"> </w:instrText>
-            </w:r>
-            <w:r>
-              <w:rPr>
-                <w:rStyle w:val="Hyperlink"/>
-                <w:noProof/>
-              </w:rPr>
-            </w:r>
-            <w:r>
-              <w:rPr>
-                <w:rStyle w:val="Hyperlink"/>
-                <w:noProof/>
-              </w:rPr>
-              <w:fldChar w:fldCharType="separate"/>
-            </w:r>
+          <w:hyperlink w:anchor="_Toc220921710" w:history="1">
             <w:r>
               <w:rPr>
                 <w:rStyle w:val="Hyperlink"/>
@@ -1281,14 +954,7 @@
               </w:rPr>
               <w:fldChar w:fldCharType="end"/>
             </w:r>
-            <w:r>
-              <w:rPr>
-                <w:rStyle w:val="Hyperlink"/>
-                <w:noProof/>
-              </w:rPr>
-              <w:fldChar w:fldCharType="end"/>
-            </w:r>
-          </w:ins>
+          </w:hyperlink>
         </w:p>
         <w:p>
           <w:pPr>
@@ -1297,53 +963,12 @@
               <w:tab w:val="right" w:leader="dot" w:pos="9016"/>
             </w:tabs>
             <w:rPr>
-              <w:ins w:id="20" w:author="Alfred Anate Bodurin Mayaki" w:date="2026-02-02T10:48:00Z" w16du:dateUtc="2026-02-02T10:48:00Z"/>
               <w:rFonts w:eastAsiaTheme="minorEastAsia"/>
               <w:noProof/>
               <w:lang w:eastAsia="en-GB"/>
             </w:rPr>
           </w:pPr>
-          <w:ins w:id="21" w:author="Alfred Anate Bodurin Mayaki" w:date="2026-02-02T10:48:00Z" w16du:dateUtc="2026-02-02T10:48:00Z">
-            <w:r>
-              <w:rPr>
-                <w:rStyle w:val="Hyperlink"/>
-                <w:noProof/>
-              </w:rPr>
-              <w:fldChar w:fldCharType="begin"/>
-            </w:r>
-            <w:r>
-              <w:rPr>
-                <w:rStyle w:val="Hyperlink"/>
-                <w:noProof/>
-              </w:rPr>
-              <w:instrText xml:space="preserve"> </w:instrText>
-            </w:r>
-            <w:r>
-              <w:rPr>
-                <w:noProof/>
-              </w:rPr>
-              <w:instrText>HYPERLINK \l "_Toc220921711"</w:instrText>
-            </w:r>
-            <w:r>
-              <w:rPr>
-                <w:rStyle w:val="Hyperlink"/>
-                <w:noProof/>
-              </w:rPr>
-              <w:instrText xml:space="preserve"> </w:instrText>
-            </w:r>
-            <w:r>
-              <w:rPr>
-                <w:rStyle w:val="Hyperlink"/>
-                <w:noProof/>
-              </w:rPr>
-            </w:r>
-            <w:r>
-              <w:rPr>
-                <w:rStyle w:val="Hyperlink"/>
-                <w:noProof/>
-              </w:rPr>
-              <w:fldChar w:fldCharType="separate"/>
-            </w:r>
+          <w:hyperlink w:anchor="_Toc220921711" w:history="1">
             <w:r>
               <w:rPr>
                 <w:rStyle w:val="Hyperlink"/>
@@ -1400,14 +1025,7 @@
               </w:rPr>
               <w:fldChar w:fldCharType="end"/>
             </w:r>
-            <w:r>
-              <w:rPr>
-                <w:rStyle w:val="Hyperlink"/>
-                <w:noProof/>
-              </w:rPr>
-              <w:fldChar w:fldCharType="end"/>
-            </w:r>
-          </w:ins>
+          </w:hyperlink>
         </w:p>
         <w:p>
           <w:pPr>
@@ -1416,53 +1034,12 @@
               <w:tab w:val="right" w:leader="dot" w:pos="9016"/>
             </w:tabs>
             <w:rPr>
-              <w:ins w:id="22" w:author="Alfred Anate Bodurin Mayaki" w:date="2026-02-02T10:48:00Z" w16du:dateUtc="2026-02-02T10:48:00Z"/>
               <w:rFonts w:eastAsiaTheme="minorEastAsia"/>
               <w:noProof/>
               <w:lang w:eastAsia="en-GB"/>
             </w:rPr>
           </w:pPr>
-          <w:ins w:id="23" w:author="Alfred Anate Bodurin Mayaki" w:date="2026-02-02T10:48:00Z" w16du:dateUtc="2026-02-02T10:48:00Z">
-            <w:r>
-              <w:rPr>
-                <w:rStyle w:val="Hyperlink"/>
-                <w:noProof/>
-              </w:rPr>
-              <w:fldChar w:fldCharType="begin"/>
-            </w:r>
-            <w:r>
-              <w:rPr>
-                <w:rStyle w:val="Hyperlink"/>
-                <w:noProof/>
-              </w:rPr>
-              <w:instrText xml:space="preserve"> </w:instrText>
-            </w:r>
-            <w:r>
-              <w:rPr>
-                <w:noProof/>
-              </w:rPr>
-              <w:instrText>HYPERLINK \l "_Toc220921712"</w:instrText>
-            </w:r>
-            <w:r>
-              <w:rPr>
-                <w:rStyle w:val="Hyperlink"/>
-                <w:noProof/>
-              </w:rPr>
-              <w:instrText xml:space="preserve"> </w:instrText>
-            </w:r>
-            <w:r>
-              <w:rPr>
-                <w:rStyle w:val="Hyperlink"/>
-                <w:noProof/>
-              </w:rPr>
-            </w:r>
-            <w:r>
-              <w:rPr>
-                <w:rStyle w:val="Hyperlink"/>
-                <w:noProof/>
-              </w:rPr>
-              <w:fldChar w:fldCharType="separate"/>
-            </w:r>
+          <w:hyperlink w:anchor="_Toc220921712" w:history="1">
             <w:r>
               <w:rPr>
                 <w:rStyle w:val="Hyperlink"/>
@@ -1519,14 +1096,7 @@
               </w:rPr>
               <w:fldChar w:fldCharType="end"/>
             </w:r>
-            <w:r>
-              <w:rPr>
-                <w:rStyle w:val="Hyperlink"/>
-                <w:noProof/>
-              </w:rPr>
-              <w:fldChar w:fldCharType="end"/>
-            </w:r>
-          </w:ins>
+          </w:hyperlink>
         </w:p>
         <w:p>
           <w:pPr>
@@ -1535,53 +1105,12 @@
               <w:tab w:val="right" w:leader="dot" w:pos="9016"/>
             </w:tabs>
             <w:rPr>
-              <w:ins w:id="24" w:author="Alfred Anate Bodurin Mayaki" w:date="2026-02-02T10:48:00Z" w16du:dateUtc="2026-02-02T10:48:00Z"/>
               <w:rFonts w:eastAsiaTheme="minorEastAsia"/>
               <w:noProof/>
               <w:lang w:eastAsia="en-GB"/>
             </w:rPr>
           </w:pPr>
-          <w:ins w:id="25" w:author="Alfred Anate Bodurin Mayaki" w:date="2026-02-02T10:48:00Z" w16du:dateUtc="2026-02-02T10:48:00Z">
-            <w:r>
-              <w:rPr>
-                <w:rStyle w:val="Hyperlink"/>
-                <w:noProof/>
-              </w:rPr>
-              <w:fldChar w:fldCharType="begin"/>
-            </w:r>
-            <w:r>
-              <w:rPr>
-                <w:rStyle w:val="Hyperlink"/>
-                <w:noProof/>
-              </w:rPr>
-              <w:instrText xml:space="preserve"> </w:instrText>
-            </w:r>
-            <w:r>
-              <w:rPr>
-                <w:noProof/>
-              </w:rPr>
-              <w:instrText>HYPERLINK \l "_Toc220921713"</w:instrText>
-            </w:r>
-            <w:r>
-              <w:rPr>
-                <w:rStyle w:val="Hyperlink"/>
-                <w:noProof/>
-              </w:rPr>
-              <w:instrText xml:space="preserve"> </w:instrText>
-            </w:r>
-            <w:r>
-              <w:rPr>
-                <w:rStyle w:val="Hyperlink"/>
-                <w:noProof/>
-              </w:rPr>
-            </w:r>
-            <w:r>
-              <w:rPr>
-                <w:rStyle w:val="Hyperlink"/>
-                <w:noProof/>
-              </w:rPr>
-              <w:fldChar w:fldCharType="separate"/>
-            </w:r>
+          <w:hyperlink w:anchor="_Toc220921713" w:history="1">
             <w:r>
               <w:rPr>
                 <w:rStyle w:val="Hyperlink"/>
@@ -1638,14 +1167,7 @@
               </w:rPr>
               <w:fldChar w:fldCharType="end"/>
             </w:r>
-            <w:r>
-              <w:rPr>
-                <w:rStyle w:val="Hyperlink"/>
-                <w:noProof/>
-              </w:rPr>
-              <w:fldChar w:fldCharType="end"/>
-            </w:r>
-          </w:ins>
+          </w:hyperlink>
         </w:p>
         <w:p>
           <w:pPr>
@@ -1654,53 +1176,12 @@
               <w:tab w:val="right" w:leader="dot" w:pos="9016"/>
             </w:tabs>
             <w:rPr>
-              <w:ins w:id="26" w:author="Alfred Anate Bodurin Mayaki" w:date="2026-02-02T10:48:00Z" w16du:dateUtc="2026-02-02T10:48:00Z"/>
               <w:rFonts w:eastAsiaTheme="minorEastAsia"/>
               <w:noProof/>
               <w:lang w:eastAsia="en-GB"/>
             </w:rPr>
           </w:pPr>
-          <w:ins w:id="27" w:author="Alfred Anate Bodurin Mayaki" w:date="2026-02-02T10:48:00Z" w16du:dateUtc="2026-02-02T10:48:00Z">
-            <w:r>
-              <w:rPr>
-                <w:rStyle w:val="Hyperlink"/>
-                <w:noProof/>
-              </w:rPr>
-              <w:fldChar w:fldCharType="begin"/>
-            </w:r>
-            <w:r>
-              <w:rPr>
-                <w:rStyle w:val="Hyperlink"/>
-                <w:noProof/>
-              </w:rPr>
-              <w:instrText xml:space="preserve"> </w:instrText>
-            </w:r>
-            <w:r>
-              <w:rPr>
-                <w:noProof/>
-              </w:rPr>
-              <w:instrText>HYPERLINK \l "_Toc220921714"</w:instrText>
-            </w:r>
-            <w:r>
-              <w:rPr>
-                <w:rStyle w:val="Hyperlink"/>
-                <w:noProof/>
-              </w:rPr>
-              <w:instrText xml:space="preserve"> </w:instrText>
-            </w:r>
-            <w:r>
-              <w:rPr>
-                <w:rStyle w:val="Hyperlink"/>
-                <w:noProof/>
-              </w:rPr>
-            </w:r>
-            <w:r>
-              <w:rPr>
-                <w:rStyle w:val="Hyperlink"/>
-                <w:noProof/>
-              </w:rPr>
-              <w:fldChar w:fldCharType="separate"/>
-            </w:r>
+          <w:hyperlink w:anchor="_Toc220921714" w:history="1">
             <w:r>
               <w:rPr>
                 <w:rStyle w:val="Hyperlink"/>
@@ -1757,14 +1238,7 @@
               </w:rPr>
               <w:fldChar w:fldCharType="end"/>
             </w:r>
-            <w:r>
-              <w:rPr>
-                <w:rStyle w:val="Hyperlink"/>
-                <w:noProof/>
-              </w:rPr>
-              <w:fldChar w:fldCharType="end"/>
-            </w:r>
-          </w:ins>
+          </w:hyperlink>
         </w:p>
         <w:p>
           <w:pPr>
@@ -1773,53 +1247,12 @@
               <w:tab w:val="right" w:leader="dot" w:pos="9016"/>
             </w:tabs>
             <w:rPr>
-              <w:ins w:id="28" w:author="Alfred Anate Bodurin Mayaki" w:date="2026-02-02T10:48:00Z" w16du:dateUtc="2026-02-02T10:48:00Z"/>
               <w:rFonts w:eastAsiaTheme="minorEastAsia"/>
               <w:noProof/>
               <w:lang w:eastAsia="en-GB"/>
             </w:rPr>
           </w:pPr>
-          <w:ins w:id="29" w:author="Alfred Anate Bodurin Mayaki" w:date="2026-02-02T10:48:00Z" w16du:dateUtc="2026-02-02T10:48:00Z">
-            <w:r>
-              <w:rPr>
-                <w:rStyle w:val="Hyperlink"/>
-                <w:noProof/>
-              </w:rPr>
-              <w:fldChar w:fldCharType="begin"/>
-            </w:r>
-            <w:r>
-              <w:rPr>
-                <w:rStyle w:val="Hyperlink"/>
-                <w:noProof/>
-              </w:rPr>
-              <w:instrText xml:space="preserve"> </w:instrText>
-            </w:r>
-            <w:r>
-              <w:rPr>
-                <w:noProof/>
-              </w:rPr>
-              <w:instrText>HYPERLINK \l "_Toc220921715"</w:instrText>
-            </w:r>
-            <w:r>
-              <w:rPr>
-                <w:rStyle w:val="Hyperlink"/>
-                <w:noProof/>
-              </w:rPr>
-              <w:instrText xml:space="preserve"> </w:instrText>
-            </w:r>
-            <w:r>
-              <w:rPr>
-                <w:rStyle w:val="Hyperlink"/>
-                <w:noProof/>
-              </w:rPr>
-            </w:r>
-            <w:r>
-              <w:rPr>
-                <w:rStyle w:val="Hyperlink"/>
-                <w:noProof/>
-              </w:rPr>
-              <w:fldChar w:fldCharType="separate"/>
-            </w:r>
+          <w:hyperlink w:anchor="_Toc220921715" w:history="1">
             <w:r>
               <w:rPr>
                 <w:rStyle w:val="Hyperlink"/>
@@ -1876,14 +1309,7 @@
               </w:rPr>
               <w:fldChar w:fldCharType="end"/>
             </w:r>
-            <w:r>
-              <w:rPr>
-                <w:rStyle w:val="Hyperlink"/>
-                <w:noProof/>
-              </w:rPr>
-              <w:fldChar w:fldCharType="end"/>
-            </w:r>
-          </w:ins>
+          </w:hyperlink>
         </w:p>
         <w:p>
           <w:pPr>
@@ -1892,53 +1318,12 @@
               <w:tab w:val="right" w:leader="dot" w:pos="9016"/>
             </w:tabs>
             <w:rPr>
-              <w:ins w:id="30" w:author="Alfred Anate Bodurin Mayaki" w:date="2026-02-02T10:48:00Z" w16du:dateUtc="2026-02-02T10:48:00Z"/>
               <w:rFonts w:eastAsiaTheme="minorEastAsia"/>
               <w:noProof/>
               <w:lang w:eastAsia="en-GB"/>
             </w:rPr>
           </w:pPr>
-          <w:ins w:id="31" w:author="Alfred Anate Bodurin Mayaki" w:date="2026-02-02T10:48:00Z" w16du:dateUtc="2026-02-02T10:48:00Z">
-            <w:r>
-              <w:rPr>
-                <w:rStyle w:val="Hyperlink"/>
-                <w:noProof/>
-              </w:rPr>
-              <w:fldChar w:fldCharType="begin"/>
-            </w:r>
-            <w:r>
-              <w:rPr>
-                <w:rStyle w:val="Hyperlink"/>
-                <w:noProof/>
-              </w:rPr>
-              <w:instrText xml:space="preserve"> </w:instrText>
-            </w:r>
-            <w:r>
-              <w:rPr>
-                <w:noProof/>
-              </w:rPr>
-              <w:instrText>HYPERLINK \l "_Toc220921716"</w:instrText>
-            </w:r>
-            <w:r>
-              <w:rPr>
-                <w:rStyle w:val="Hyperlink"/>
-                <w:noProof/>
-              </w:rPr>
-              <w:instrText xml:space="preserve"> </w:instrText>
-            </w:r>
-            <w:r>
-              <w:rPr>
-                <w:rStyle w:val="Hyperlink"/>
-                <w:noProof/>
-              </w:rPr>
-            </w:r>
-            <w:r>
-              <w:rPr>
-                <w:rStyle w:val="Hyperlink"/>
-                <w:noProof/>
-              </w:rPr>
-              <w:fldChar w:fldCharType="separate"/>
-            </w:r>
+          <w:hyperlink w:anchor="_Toc220921716" w:history="1">
             <w:r>
               <w:rPr>
                 <w:rStyle w:val="Hyperlink"/>
@@ -1995,14 +1380,7 @@
               </w:rPr>
               <w:fldChar w:fldCharType="end"/>
             </w:r>
-            <w:r>
-              <w:rPr>
-                <w:rStyle w:val="Hyperlink"/>
-                <w:noProof/>
-              </w:rPr>
-              <w:fldChar w:fldCharType="end"/>
-            </w:r>
-          </w:ins>
+          </w:hyperlink>
         </w:p>
         <w:p>
           <w:pPr>
@@ -2011,53 +1389,12 @@
               <w:tab w:val="right" w:leader="dot" w:pos="9016"/>
             </w:tabs>
             <w:rPr>
-              <w:ins w:id="32" w:author="Alfred Anate Bodurin Mayaki" w:date="2026-02-02T10:48:00Z" w16du:dateUtc="2026-02-02T10:48:00Z"/>
               <w:rFonts w:eastAsiaTheme="minorEastAsia"/>
               <w:noProof/>
               <w:lang w:eastAsia="en-GB"/>
             </w:rPr>
           </w:pPr>
-          <w:ins w:id="33" w:author="Alfred Anate Bodurin Mayaki" w:date="2026-02-02T10:48:00Z" w16du:dateUtc="2026-02-02T10:48:00Z">
-            <w:r>
-              <w:rPr>
-                <w:rStyle w:val="Hyperlink"/>
-                <w:noProof/>
-              </w:rPr>
-              <w:fldChar w:fldCharType="begin"/>
-            </w:r>
-            <w:r>
-              <w:rPr>
-                <w:rStyle w:val="Hyperlink"/>
-                <w:noProof/>
-              </w:rPr>
-              <w:instrText xml:space="preserve"> </w:instrText>
-            </w:r>
-            <w:r>
-              <w:rPr>
-                <w:noProof/>
-              </w:rPr>
-              <w:instrText>HYPERLINK \l "_Toc220921717"</w:instrText>
-            </w:r>
-            <w:r>
-              <w:rPr>
-                <w:rStyle w:val="Hyperlink"/>
-                <w:noProof/>
-              </w:rPr>
-              <w:instrText xml:space="preserve"> </w:instrText>
-            </w:r>
-            <w:r>
-              <w:rPr>
-                <w:rStyle w:val="Hyperlink"/>
-                <w:noProof/>
-              </w:rPr>
-            </w:r>
-            <w:r>
-              <w:rPr>
-                <w:rStyle w:val="Hyperlink"/>
-                <w:noProof/>
-              </w:rPr>
-              <w:fldChar w:fldCharType="separate"/>
-            </w:r>
+          <w:hyperlink w:anchor="_Toc220921717" w:history="1">
             <w:r>
               <w:rPr>
                 <w:rStyle w:val="Hyperlink"/>
@@ -2114,14 +1451,7 @@
               </w:rPr>
               <w:fldChar w:fldCharType="end"/>
             </w:r>
-            <w:r>
-              <w:rPr>
-                <w:rStyle w:val="Hyperlink"/>
-                <w:noProof/>
-              </w:rPr>
-              <w:fldChar w:fldCharType="end"/>
-            </w:r>
-          </w:ins>
+          </w:hyperlink>
         </w:p>
         <w:p>
           <w:pPr>
@@ -2130,53 +1460,12 @@
               <w:tab w:val="right" w:leader="dot" w:pos="9016"/>
             </w:tabs>
             <w:rPr>
-              <w:ins w:id="34" w:author="Alfred Anate Bodurin Mayaki" w:date="2026-02-02T10:48:00Z" w16du:dateUtc="2026-02-02T10:48:00Z"/>
               <w:rFonts w:eastAsiaTheme="minorEastAsia"/>
               <w:noProof/>
               <w:lang w:eastAsia="en-GB"/>
             </w:rPr>
           </w:pPr>
-          <w:ins w:id="35" w:author="Alfred Anate Bodurin Mayaki" w:date="2026-02-02T10:48:00Z" w16du:dateUtc="2026-02-02T10:48:00Z">
-            <w:r>
-              <w:rPr>
-                <w:rStyle w:val="Hyperlink"/>
-                <w:noProof/>
-              </w:rPr>
-              <w:fldChar w:fldCharType="begin"/>
-            </w:r>
-            <w:r>
-              <w:rPr>
-                <w:rStyle w:val="Hyperlink"/>
-                <w:noProof/>
-              </w:rPr>
-              <w:instrText xml:space="preserve"> </w:instrText>
-            </w:r>
-            <w:r>
-              <w:rPr>
-                <w:noProof/>
-              </w:rPr>
-              <w:instrText>HYPERLINK \l "_Toc220921718"</w:instrText>
-            </w:r>
-            <w:r>
-              <w:rPr>
-                <w:rStyle w:val="Hyperlink"/>
-                <w:noProof/>
-              </w:rPr>
-              <w:instrText xml:space="preserve"> </w:instrText>
-            </w:r>
-            <w:r>
-              <w:rPr>
-                <w:rStyle w:val="Hyperlink"/>
-                <w:noProof/>
-              </w:rPr>
-            </w:r>
-            <w:r>
-              <w:rPr>
-                <w:rStyle w:val="Hyperlink"/>
-                <w:noProof/>
-              </w:rPr>
-              <w:fldChar w:fldCharType="separate"/>
-            </w:r>
+          <w:hyperlink w:anchor="_Toc220921718" w:history="1">
             <w:r>
               <w:rPr>
                 <w:rStyle w:val="Hyperlink"/>
@@ -2233,430 +1522,7 @@
               </w:rPr>
               <w:fldChar w:fldCharType="end"/>
             </w:r>
-            <w:r>
-              <w:rPr>
-                <w:rStyle w:val="Hyperlink"/>
-                <w:noProof/>
-              </w:rPr>
-              <w:fldChar w:fldCharType="end"/>
-            </w:r>
-          </w:ins>
-        </w:p>
-        <w:p>
-          <w:pPr>
-            <w:pStyle w:val="TOC2"/>
-            <w:tabs>
-              <w:tab w:val="right" w:leader="dot" w:pos="9016"/>
-            </w:tabs>
-            <w:rPr>
-              <w:del w:id="36" w:author="Alfred Anate Bodurin Mayaki" w:date="2026-02-02T10:48:00Z" w16du:dateUtc="2026-02-02T10:48:00Z"/>
-              <w:rFonts w:eastAsiaTheme="minorEastAsia"/>
-              <w:noProof/>
-              <w:lang w:eastAsia="en-GB"/>
-            </w:rPr>
-          </w:pPr>
-          <w:del w:id="37" w:author="Alfred Anate Bodurin Mayaki" w:date="2026-02-02T10:48:00Z" w16du:dateUtc="2026-02-02T10:48:00Z">
-            <w:r>
-              <w:rPr>
-                <w:rStyle w:val="Hyperlink"/>
-                <w:rFonts w:ascii="CMU Sans Serif" w:hAnsi="CMU Sans Serif" w:cs="CMU Sans Serif"/>
-                <w:noProof/>
-              </w:rPr>
-              <w:delText>1 Acknowledgements</w:delText>
-            </w:r>
-            <w:r>
-              <w:rPr>
-                <w:noProof/>
-                <w:webHidden/>
-              </w:rPr>
-              <w:tab/>
-              <w:delText>3</w:delText>
-            </w:r>
-          </w:del>
-        </w:p>
-        <w:p>
-          <w:pPr>
-            <w:pStyle w:val="TOC2"/>
-            <w:tabs>
-              <w:tab w:val="right" w:leader="dot" w:pos="9016"/>
-            </w:tabs>
-            <w:rPr>
-              <w:del w:id="38" w:author="Alfred Anate Bodurin Mayaki" w:date="2026-02-02T10:48:00Z" w16du:dateUtc="2026-02-02T10:48:00Z"/>
-              <w:rFonts w:eastAsiaTheme="minorEastAsia"/>
-              <w:noProof/>
-              <w:lang w:eastAsia="en-GB"/>
-            </w:rPr>
-          </w:pPr>
-          <w:del w:id="39" w:author="Alfred Anate Bodurin Mayaki" w:date="2026-02-02T10:48:00Z" w16du:dateUtc="2026-02-02T10:48:00Z">
-            <w:r>
-              <w:rPr>
-                <w:rStyle w:val="Hyperlink"/>
-                <w:rFonts w:ascii="CMU Sans Serif" w:hAnsi="CMU Sans Serif" w:cs="CMU Sans Serif"/>
-                <w:noProof/>
-              </w:rPr>
-              <w:delText>1.1 Outline of the Topic</w:delText>
-            </w:r>
-            <w:r>
-              <w:rPr>
-                <w:noProof/>
-                <w:webHidden/>
-              </w:rPr>
-              <w:tab/>
-              <w:delText>3</w:delText>
-            </w:r>
-          </w:del>
-        </w:p>
-        <w:p>
-          <w:pPr>
-            <w:pStyle w:val="TOC2"/>
-            <w:tabs>
-              <w:tab w:val="right" w:leader="dot" w:pos="9016"/>
-            </w:tabs>
-            <w:rPr>
-              <w:del w:id="40" w:author="Alfred Anate Bodurin Mayaki" w:date="2026-02-02T10:48:00Z" w16du:dateUtc="2026-02-02T10:48:00Z"/>
-              <w:rFonts w:eastAsiaTheme="minorEastAsia"/>
-              <w:noProof/>
-              <w:lang w:eastAsia="en-GB"/>
-            </w:rPr>
-          </w:pPr>
-          <w:del w:id="41" w:author="Alfred Anate Bodurin Mayaki" w:date="2026-02-02T10:48:00Z" w16du:dateUtc="2026-02-02T10:48:00Z">
-            <w:r>
-              <w:rPr>
-                <w:rStyle w:val="Hyperlink"/>
-                <w:rFonts w:ascii="CMU Sans Serif" w:hAnsi="CMU Sans Serif" w:cs="CMU Sans Serif"/>
-                <w:noProof/>
-              </w:rPr>
-              <w:delText>2 Introduction</w:delText>
-            </w:r>
-            <w:r>
-              <w:rPr>
-                <w:noProof/>
-                <w:webHidden/>
-              </w:rPr>
-              <w:tab/>
-              <w:delText>4</w:delText>
-            </w:r>
-          </w:del>
-        </w:p>
-        <w:p>
-          <w:pPr>
-            <w:pStyle w:val="TOC2"/>
-            <w:tabs>
-              <w:tab w:val="right" w:leader="dot" w:pos="9016"/>
-            </w:tabs>
-            <w:rPr>
-              <w:del w:id="42" w:author="Alfred Anate Bodurin Mayaki" w:date="2026-02-02T10:48:00Z" w16du:dateUtc="2026-02-02T10:48:00Z"/>
-              <w:rFonts w:eastAsiaTheme="minorEastAsia"/>
-              <w:noProof/>
-              <w:lang w:eastAsia="en-GB"/>
-            </w:rPr>
-          </w:pPr>
-          <w:del w:id="43" w:author="Alfred Anate Bodurin Mayaki" w:date="2026-02-02T10:48:00Z" w16du:dateUtc="2026-02-02T10:48:00Z">
-            <w:r>
-              <w:rPr>
-                <w:rStyle w:val="Hyperlink"/>
-                <w:rFonts w:ascii="CMU Sans Serif" w:hAnsi="CMU Sans Serif" w:cs="CMU Sans Serif"/>
-                <w:noProof/>
-              </w:rPr>
-              <w:delText>3 Methodology</w:delText>
-            </w:r>
-            <w:r>
-              <w:rPr>
-                <w:noProof/>
-                <w:webHidden/>
-              </w:rPr>
-              <w:tab/>
-              <w:delText>4</w:delText>
-            </w:r>
-          </w:del>
-        </w:p>
-        <w:p>
-          <w:pPr>
-            <w:pStyle w:val="TOC2"/>
-            <w:tabs>
-              <w:tab w:val="right" w:leader="dot" w:pos="9016"/>
-            </w:tabs>
-            <w:rPr>
-              <w:del w:id="44" w:author="Alfred Anate Bodurin Mayaki" w:date="2026-02-02T10:48:00Z" w16du:dateUtc="2026-02-02T10:48:00Z"/>
-              <w:rFonts w:eastAsiaTheme="minorEastAsia"/>
-              <w:noProof/>
-              <w:lang w:eastAsia="en-GB"/>
-            </w:rPr>
-          </w:pPr>
-          <w:del w:id="45" w:author="Alfred Anate Bodurin Mayaki" w:date="2026-02-02T10:48:00Z" w16du:dateUtc="2026-02-02T10:48:00Z">
-            <w:r>
-              <w:rPr>
-                <w:rStyle w:val="Hyperlink"/>
-                <w:rFonts w:ascii="CMU Sans Serif" w:hAnsi="CMU Sans Serif" w:cs="CMU Sans Serif"/>
-                <w:noProof/>
-              </w:rPr>
-              <w:delText>4 Why this topic is important</w:delText>
-            </w:r>
-            <w:r>
-              <w:rPr>
-                <w:noProof/>
-                <w:webHidden/>
-              </w:rPr>
-              <w:tab/>
-              <w:delText>4</w:delText>
-            </w:r>
-          </w:del>
-        </w:p>
-        <w:p>
-          <w:pPr>
-            <w:pStyle w:val="TOC2"/>
-            <w:tabs>
-              <w:tab w:val="right" w:leader="dot" w:pos="9016"/>
-            </w:tabs>
-            <w:rPr>
-              <w:del w:id="46" w:author="Alfred Anate Bodurin Mayaki" w:date="2026-02-02T10:48:00Z" w16du:dateUtc="2026-02-02T10:48:00Z"/>
-              <w:rFonts w:eastAsiaTheme="minorEastAsia"/>
-              <w:noProof/>
-              <w:lang w:eastAsia="en-GB"/>
-            </w:rPr>
-          </w:pPr>
-          <w:del w:id="47" w:author="Alfred Anate Bodurin Mayaki" w:date="2026-02-02T10:48:00Z" w16du:dateUtc="2026-02-02T10:48:00Z">
-            <w:r>
-              <w:rPr>
-                <w:rStyle w:val="Hyperlink"/>
-                <w:rFonts w:ascii="CMU Sans Serif" w:hAnsi="CMU Sans Serif" w:cs="CMU Sans Serif"/>
-                <w:noProof/>
-              </w:rPr>
-              <w:delText>5 Timeline and Next Steps</w:delText>
-            </w:r>
-            <w:r>
-              <w:rPr>
-                <w:noProof/>
-                <w:webHidden/>
-              </w:rPr>
-              <w:tab/>
-              <w:delText>5</w:delText>
-            </w:r>
-          </w:del>
-        </w:p>
-        <w:p>
-          <w:pPr>
-            <w:pStyle w:val="TOC2"/>
-            <w:tabs>
-              <w:tab w:val="right" w:leader="dot" w:pos="9016"/>
-            </w:tabs>
-            <w:rPr>
-              <w:del w:id="48" w:author="Alfred Anate Bodurin Mayaki" w:date="2026-02-02T10:48:00Z" w16du:dateUtc="2026-02-02T10:48:00Z"/>
-              <w:rFonts w:eastAsiaTheme="minorEastAsia"/>
-              <w:noProof/>
-              <w:lang w:eastAsia="en-GB"/>
-            </w:rPr>
-          </w:pPr>
-          <w:del w:id="49" w:author="Alfred Anate Bodurin Mayaki" w:date="2026-02-02T10:48:00Z" w16du:dateUtc="2026-02-02T10:48:00Z">
-            <w:r>
-              <w:rPr>
-                <w:rStyle w:val="Hyperlink"/>
-                <w:rFonts w:ascii="CMU Sans Serif" w:hAnsi="CMU Sans Serif" w:cs="CMU Sans Serif"/>
-                <w:noProof/>
-              </w:rPr>
-              <w:delText>6 Introduction to TMA 2 – Literature Review</w:delText>
-            </w:r>
-            <w:r>
-              <w:rPr>
-                <w:noProof/>
-                <w:webHidden/>
-              </w:rPr>
-              <w:tab/>
-              <w:delText>6</w:delText>
-            </w:r>
-          </w:del>
-        </w:p>
-        <w:p>
-          <w:pPr>
-            <w:pStyle w:val="TOC2"/>
-            <w:tabs>
-              <w:tab w:val="right" w:leader="dot" w:pos="9016"/>
-            </w:tabs>
-            <w:rPr>
-              <w:del w:id="50" w:author="Alfred Anate Bodurin Mayaki" w:date="2026-02-02T10:48:00Z" w16du:dateUtc="2026-02-02T10:48:00Z"/>
-              <w:rFonts w:eastAsiaTheme="minorEastAsia"/>
-              <w:noProof/>
-              <w:lang w:eastAsia="en-GB"/>
-            </w:rPr>
-          </w:pPr>
-          <w:del w:id="51" w:author="Alfred Anate Bodurin Mayaki" w:date="2026-02-02T10:48:00Z" w16du:dateUtc="2026-02-02T10:48:00Z">
-            <w:r>
-              <w:rPr>
-                <w:rStyle w:val="Hyperlink"/>
-                <w:rFonts w:ascii="CMU Sans Serif" w:hAnsi="CMU Sans Serif" w:cs="CMU Sans Serif"/>
-                <w:noProof/>
-              </w:rPr>
-              <w:delText>7 Mapping subtopics that are relevant</w:delText>
-            </w:r>
-            <w:r>
-              <w:rPr>
-                <w:noProof/>
-                <w:webHidden/>
-              </w:rPr>
-              <w:tab/>
-              <w:delText>6</w:delText>
-            </w:r>
-          </w:del>
-        </w:p>
-        <w:p>
-          <w:pPr>
-            <w:pStyle w:val="TOC2"/>
-            <w:tabs>
-              <w:tab w:val="right" w:leader="dot" w:pos="9016"/>
-            </w:tabs>
-            <w:rPr>
-              <w:del w:id="52" w:author="Alfred Anate Bodurin Mayaki" w:date="2026-02-02T10:48:00Z" w16du:dateUtc="2026-02-02T10:48:00Z"/>
-              <w:rFonts w:eastAsiaTheme="minorEastAsia"/>
-              <w:noProof/>
-              <w:lang w:eastAsia="en-GB"/>
-            </w:rPr>
-          </w:pPr>
-          <w:del w:id="53" w:author="Alfred Anate Bodurin Mayaki" w:date="2026-02-02T10:48:00Z" w16du:dateUtc="2026-02-02T10:48:00Z">
-            <w:r>
-              <w:rPr>
-                <w:rStyle w:val="Hyperlink"/>
-                <w:rFonts w:ascii="CMU Sans Serif" w:hAnsi="CMU Sans Serif" w:cs="CMU Sans Serif"/>
-                <w:noProof/>
-              </w:rPr>
-              <w:delText>7.1 Conducting Gap Analysis – AI in and Neurodivergence</w:delText>
-            </w:r>
-            <w:r>
-              <w:rPr>
-                <w:noProof/>
-                <w:webHidden/>
-              </w:rPr>
-              <w:tab/>
-              <w:delText>7</w:delText>
-            </w:r>
-          </w:del>
-        </w:p>
-        <w:p>
-          <w:pPr>
-            <w:pStyle w:val="TOC2"/>
-            <w:tabs>
-              <w:tab w:val="right" w:leader="dot" w:pos="9016"/>
-            </w:tabs>
-            <w:rPr>
-              <w:del w:id="54" w:author="Alfred Anate Bodurin Mayaki" w:date="2026-02-02T10:48:00Z" w16du:dateUtc="2026-02-02T10:48:00Z"/>
-              <w:rFonts w:eastAsiaTheme="minorEastAsia"/>
-              <w:noProof/>
-              <w:lang w:eastAsia="en-GB"/>
-            </w:rPr>
-          </w:pPr>
-          <w:del w:id="55" w:author="Alfred Anate Bodurin Mayaki" w:date="2026-02-02T10:48:00Z" w16du:dateUtc="2026-02-02T10:48:00Z">
-            <w:r>
-              <w:rPr>
-                <w:rStyle w:val="Hyperlink"/>
-                <w:rFonts w:ascii="CMU Sans Serif" w:hAnsi="CMU Sans Serif" w:cs="CMU Sans Serif"/>
-                <w:noProof/>
-              </w:rPr>
-              <w:delText>8 Explicating my Literature Review 1</w:delText>
-            </w:r>
-            <w:r>
-              <w:rPr>
-                <w:noProof/>
-                <w:webHidden/>
-              </w:rPr>
-              <w:tab/>
-              <w:delText>7</w:delText>
-            </w:r>
-          </w:del>
-        </w:p>
-        <w:p>
-          <w:pPr>
-            <w:pStyle w:val="TOC2"/>
-            <w:tabs>
-              <w:tab w:val="right" w:leader="dot" w:pos="9016"/>
-            </w:tabs>
-            <w:rPr>
-              <w:del w:id="56" w:author="Alfred Anate Bodurin Mayaki" w:date="2026-02-02T10:48:00Z" w16du:dateUtc="2026-02-02T10:48:00Z"/>
-              <w:rFonts w:eastAsiaTheme="minorEastAsia"/>
-              <w:noProof/>
-              <w:lang w:eastAsia="en-GB"/>
-            </w:rPr>
-          </w:pPr>
-          <w:del w:id="57" w:author="Alfred Anate Bodurin Mayaki" w:date="2026-02-02T10:48:00Z" w16du:dateUtc="2026-02-02T10:48:00Z">
-            <w:r>
-              <w:rPr>
-                <w:rStyle w:val="Hyperlink"/>
-                <w:rFonts w:ascii="CMU Sans Serif" w:hAnsi="CMU Sans Serif" w:cs="CMU Sans Serif"/>
-                <w:noProof/>
-              </w:rPr>
-              <w:delText>9 Explicating my Literature Review 2 – Signalling Theory</w:delText>
-            </w:r>
-            <w:r>
-              <w:rPr>
-                <w:noProof/>
-                <w:webHidden/>
-              </w:rPr>
-              <w:tab/>
-              <w:delText>8</w:delText>
-            </w:r>
-          </w:del>
-        </w:p>
-        <w:p>
-          <w:pPr>
-            <w:pStyle w:val="TOC2"/>
-            <w:tabs>
-              <w:tab w:val="right" w:leader="dot" w:pos="9016"/>
-            </w:tabs>
-            <w:rPr>
-              <w:del w:id="58" w:author="Alfred Anate Bodurin Mayaki" w:date="2026-02-02T10:48:00Z" w16du:dateUtc="2026-02-02T10:48:00Z"/>
-              <w:rFonts w:eastAsiaTheme="minorEastAsia"/>
-              <w:noProof/>
-              <w:lang w:eastAsia="en-GB"/>
-            </w:rPr>
-          </w:pPr>
-          <w:del w:id="59" w:author="Alfred Anate Bodurin Mayaki" w:date="2026-02-02T10:48:00Z" w16du:dateUtc="2026-02-02T10:48:00Z">
-            <w:r>
-              <w:rPr>
-                <w:rStyle w:val="Hyperlink"/>
-                <w:rFonts w:ascii="CMU Sans Serif" w:hAnsi="CMU Sans Serif" w:cs="CMU Sans Serif"/>
-                <w:noProof/>
-              </w:rPr>
-              <w:delText>10 Explicating my Literature Review 3 – Recruitment &amp; Selection</w:delText>
-            </w:r>
-            <w:r>
-              <w:rPr>
-                <w:noProof/>
-                <w:webHidden/>
-              </w:rPr>
-              <w:tab/>
-              <w:delText>10</w:delText>
-            </w:r>
-          </w:del>
-        </w:p>
-        <w:p>
-          <w:pPr>
-            <w:pStyle w:val="TOC2"/>
-            <w:tabs>
-              <w:tab w:val="right" w:leader="dot" w:pos="9016"/>
-            </w:tabs>
-            <w:rPr>
-              <w:del w:id="60" w:author="Alfred Anate Bodurin Mayaki" w:date="2026-02-02T10:48:00Z" w16du:dateUtc="2026-02-02T10:48:00Z"/>
-              <w:rFonts w:eastAsiaTheme="minorEastAsia"/>
-              <w:noProof/>
-              <w:lang w:eastAsia="en-GB"/>
-            </w:rPr>
-          </w:pPr>
-          <w:del w:id="61" w:author="Alfred Anate Bodurin Mayaki" w:date="2026-02-02T10:48:00Z" w16du:dateUtc="2026-02-02T10:48:00Z">
-            <w:r>
-              <w:rPr>
-                <w:rStyle w:val="Hyperlink"/>
-                <w:rFonts w:ascii="CMU Sans Serif" w:hAnsi="CMU Sans Serif" w:cs="CMU Sans Serif"/>
-                <w:noProof/>
-              </w:rPr>
-              <w:delText>11 Journal of Economic Literature (JEL) Classification</w:delText>
-            </w:r>
-            <w:r>
-              <w:rPr>
-                <w:noProof/>
-                <w:webHidden/>
-              </w:rPr>
-              <w:tab/>
-              <w:delText>10</w:delText>
-            </w:r>
-          </w:del>
+          </w:hyperlink>
         </w:p>
         <w:p>
           <w:pPr>
@@ -2831,16 +1697,6 @@
         <w:contextualSpacing/>
         <w:jc w:val="both"/>
         <w:rPr>
-          <w:del w:id="62" w:author="Alfred Anate Bodurin Mayaki" w:date="2026-02-02T10:47:00Z" w16du:dateUtc="2026-02-02T10:47:00Z"/>
-          <w:rFonts w:ascii="CMU Sans Serif" w:hAnsi="CMU Sans Serif" w:cs="CMU Sans Serif"/>
-        </w:rPr>
-      </w:pPr>
-    </w:p>
-    <w:p>
-      <w:pPr>
-        <w:contextualSpacing/>
-        <w:jc w:val="both"/>
-        <w:rPr>
           <w:rFonts w:ascii="CMU Sans Serif" w:hAnsi="CMU Sans Serif" w:cs="CMU Sans Serif"/>
         </w:rPr>
       </w:pPr>
@@ -2854,7 +1710,7 @@
           <w:rFonts w:ascii="CMU Sans Serif" w:hAnsi="CMU Sans Serif" w:cs="CMU Sans Serif"/>
         </w:rPr>
       </w:pPr>
-      <w:bookmarkStart w:id="63" w:name="_Toc220921706"/>
+      <w:bookmarkStart w:id="0" w:name="_Toc220921706"/>
       <w:r>
         <w:rPr>
           <w:rStyle w:val="Strong"/>
@@ -2876,410 +1732,322 @@
         </w:rPr>
         <w:t>Acknowledgements</w:t>
       </w:r>
-      <w:bookmarkEnd w:id="63"/>
+      <w:bookmarkEnd w:id="0"/>
     </w:p>
     <w:p>
       <w:pPr>
         <w:contextualSpacing/>
         <w:jc w:val="both"/>
         <w:rPr>
-          <w:ins w:id="64" w:author="Alfred Anate Bodurin Mayaki" w:date="2026-02-02T10:42:00Z" w16du:dateUtc="2026-02-02T10:42:00Z"/>
-          <w:rFonts w:ascii="CMU Sans Serif" w:hAnsi="CMU Sans Serif" w:cs="CMU Sans Serif"/>
-          <w:sz w:val="20"/>
-          <w:szCs w:val="20"/>
-        </w:rPr>
-      </w:pPr>
-      <w:ins w:id="65" w:author="Alfred Anate Bodurin Mayaki" w:date="2026-02-02T10:42:00Z" w16du:dateUtc="2026-02-02T10:42:00Z">
+          <w:rFonts w:ascii="CMU Sans Serif" w:hAnsi="CMU Sans Serif" w:cs="CMU Sans Serif"/>
+          <w:sz w:val="20"/>
+          <w:szCs w:val="20"/>
+        </w:rPr>
+      </w:pPr>
+      <w:r>
+        <w:rPr>
+          <w:rFonts w:ascii="CMU Sans Serif" w:hAnsi="CMU Sans Serif" w:cs="CMU Sans Serif"/>
+          <w:sz w:val="20"/>
+          <w:szCs w:val="20"/>
+        </w:rPr>
+        <w:t xml:space="preserve">I am grateful to Almighty God my strength, my fortress, my redeemer. My parents for being supportive of this endeavour I have been called to pursue and my course mates for endless support </w:t>
+      </w:r>
+      <w:r>
+        <w:rPr>
+          <w:rFonts w:ascii="CMU Sans Serif" w:hAnsi="CMU Sans Serif" w:cs="CMU Sans Serif"/>
+          <w:sz w:val="20"/>
+          <w:szCs w:val="20"/>
+        </w:rPr>
+        <w:t>along the way.</w:t>
+      </w:r>
+    </w:p>
+    <w:p>
+      <w:pPr>
+        <w:contextualSpacing/>
+        <w:jc w:val="both"/>
+        <w:rPr>
+          <w:rFonts w:ascii="CMU Sans Serif" w:hAnsi="CMU Sans Serif" w:cs="CMU Sans Serif"/>
+          <w:sz w:val="20"/>
+          <w:szCs w:val="20"/>
+        </w:rPr>
+      </w:pPr>
+    </w:p>
+    <w:p>
+      <w:pPr>
+        <w:contextualSpacing/>
+        <w:jc w:val="both"/>
+        <w:rPr>
+          <w:rFonts w:ascii="CMU Sans Serif" w:hAnsi="CMU Sans Serif" w:cs="CMU Sans Serif"/>
+          <w:sz w:val="20"/>
+          <w:szCs w:val="20"/>
+        </w:rPr>
+      </w:pPr>
+      <w:r>
+        <w:rPr>
+          <w:rFonts w:ascii="CMU Sans Serif" w:hAnsi="CMU Sans Serif" w:cs="CMU Sans Serif"/>
+          <w:sz w:val="20"/>
+          <w:szCs w:val="20"/>
+        </w:rPr>
+        <w:t xml:space="preserve">Throughout </w:t>
+      </w:r>
+      <w:r>
+        <w:rPr>
+          <w:rFonts w:ascii="CMU Sans Serif" w:hAnsi="CMU Sans Serif" w:cs="CMU Sans Serif"/>
+          <w:sz w:val="20"/>
+          <w:szCs w:val="20"/>
+        </w:rPr>
+        <w:t>the</w:t>
+      </w:r>
+      <w:r>
+        <w:rPr>
+          <w:rFonts w:ascii="CMU Sans Serif" w:hAnsi="CMU Sans Serif" w:cs="CMU Sans Serif"/>
+          <w:sz w:val="20"/>
+          <w:szCs w:val="20"/>
+        </w:rPr>
+        <w:t xml:space="preserve"> experience of postgraduate </w:t>
+      </w:r>
+      <w:r>
+        <w:rPr>
+          <w:rFonts w:ascii="CMU Sans Serif" w:hAnsi="CMU Sans Serif" w:cs="CMU Sans Serif"/>
+          <w:sz w:val="20"/>
+          <w:szCs w:val="20"/>
+        </w:rPr>
+        <w:t>studies</w:t>
+      </w:r>
+      <w:r>
+        <w:rPr>
+          <w:rFonts w:ascii="CMU Sans Serif" w:hAnsi="CMU Sans Serif" w:cs="CMU Sans Serif"/>
+          <w:sz w:val="20"/>
+          <w:szCs w:val="20"/>
+        </w:rPr>
+        <w:t xml:space="preserve"> at The Open University,</w:t>
+      </w:r>
+      <w:r>
+        <w:rPr>
+          <w:rFonts w:ascii="CMU Sans Serif" w:hAnsi="CMU Sans Serif" w:cs="CMU Sans Serif"/>
+          <w:sz w:val="20"/>
+          <w:szCs w:val="20"/>
+        </w:rPr>
+        <w:t xml:space="preserve"> I have been supported by </w:t>
+      </w:r>
+      <w:r>
+        <w:rPr>
+          <w:rFonts w:ascii="CMU Sans Serif" w:hAnsi="CMU Sans Serif" w:cs="CMU Sans Serif"/>
+          <w:sz w:val="20"/>
+          <w:szCs w:val="20"/>
+        </w:rPr>
+        <w:t>several</w:t>
+      </w:r>
+      <w:r>
+        <w:rPr>
+          <w:rFonts w:ascii="CMU Sans Serif" w:hAnsi="CMU Sans Serif" w:cs="CMU Sans Serif"/>
+          <w:sz w:val="20"/>
+          <w:szCs w:val="20"/>
+        </w:rPr>
+        <w:t xml:space="preserve"> internal departments,</w:t>
+      </w:r>
+      <w:r>
+        <w:rPr>
+          <w:rFonts w:ascii="CMU Sans Serif" w:hAnsi="CMU Sans Serif" w:cs="CMU Sans Serif"/>
+          <w:sz w:val="20"/>
+          <w:szCs w:val="20"/>
+        </w:rPr>
+        <w:t xml:space="preserve"> external organisations and numerous people in academia who have worked endlessly to craft my critical understanding of Human Resources and who have helped define my research topic</w:t>
+      </w:r>
+      <w:r>
+        <w:rPr>
+          <w:rFonts w:ascii="CMU Sans Serif" w:hAnsi="CMU Sans Serif" w:cs="CMU Sans Serif"/>
+          <w:sz w:val="20"/>
+          <w:szCs w:val="20"/>
+        </w:rPr>
+        <w:t xml:space="preserve"> around employee wellbeing.</w:t>
+      </w:r>
+      <w:r>
+        <w:rPr>
+          <w:rFonts w:ascii="CMU Sans Serif" w:hAnsi="CMU Sans Serif" w:cs="CMU Sans Serif"/>
+          <w:sz w:val="20"/>
+          <w:szCs w:val="20"/>
+        </w:rPr>
+        <w:t xml:space="preserve"> These include Library Research Support, Student Support and of course my </w:t>
+      </w:r>
+      <w:r>
+        <w:rPr>
+          <w:rFonts w:ascii="CMU Sans Serif" w:hAnsi="CMU Sans Serif" w:cs="CMU Sans Serif"/>
+          <w:sz w:val="20"/>
+          <w:szCs w:val="20"/>
+        </w:rPr>
+        <w:t>former lecturers</w:t>
+      </w:r>
+      <w:r>
+        <w:rPr>
+          <w:rFonts w:ascii="CMU Sans Serif" w:hAnsi="CMU Sans Serif" w:cs="CMU Sans Serif"/>
+          <w:sz w:val="20"/>
+          <w:szCs w:val="20"/>
+        </w:rPr>
+        <w:t xml:space="preserve"> and </w:t>
+      </w:r>
+      <w:r>
+        <w:rPr>
+          <w:rFonts w:ascii="CMU Sans Serif" w:hAnsi="CMU Sans Serif" w:cs="CMU Sans Serif"/>
+          <w:sz w:val="20"/>
+          <w:szCs w:val="20"/>
+        </w:rPr>
+        <w:t xml:space="preserve">current </w:t>
+      </w:r>
+      <w:r>
+        <w:rPr>
+          <w:rFonts w:ascii="CMU Sans Serif" w:hAnsi="CMU Sans Serif" w:cs="CMU Sans Serif"/>
+          <w:sz w:val="20"/>
+          <w:szCs w:val="20"/>
+        </w:rPr>
+        <w:t xml:space="preserve">tutors. </w:t>
+      </w:r>
+    </w:p>
+    <w:p>
+      <w:pPr>
+        <w:contextualSpacing/>
+        <w:jc w:val="both"/>
+        <w:rPr>
+          <w:rFonts w:ascii="CMU Sans Serif" w:hAnsi="CMU Sans Serif" w:cs="CMU Sans Serif"/>
+          <w:sz w:val="20"/>
+          <w:szCs w:val="20"/>
+        </w:rPr>
+      </w:pPr>
+    </w:p>
+    <w:p>
+      <w:pPr>
+        <w:contextualSpacing/>
+        <w:jc w:val="both"/>
+        <w:rPr>
+          <w:rFonts w:ascii="CMU Sans Serif" w:hAnsi="CMU Sans Serif" w:cs="CMU Sans Serif"/>
+          <w:sz w:val="20"/>
+          <w:szCs w:val="20"/>
+        </w:rPr>
+      </w:pPr>
+      <w:r>
+        <w:rPr>
+          <w:rFonts w:ascii="CMU Sans Serif" w:hAnsi="CMU Sans Serif" w:cs="CMU Sans Serif"/>
+          <w:sz w:val="20"/>
+          <w:szCs w:val="20"/>
+        </w:rPr>
+        <w:t>I would</w:t>
+      </w:r>
+      <w:r>
+        <w:rPr>
+          <w:rFonts w:ascii="CMU Sans Serif" w:hAnsi="CMU Sans Serif" w:cs="CMU Sans Serif"/>
+          <w:sz w:val="20"/>
+          <w:szCs w:val="20"/>
+        </w:rPr>
+        <w:t xml:space="preserve"> lastly</w:t>
+      </w:r>
+      <w:r>
+        <w:rPr>
+          <w:rFonts w:ascii="CMU Sans Serif" w:hAnsi="CMU Sans Serif" w:cs="CMU Sans Serif"/>
+          <w:sz w:val="20"/>
+          <w:szCs w:val="20"/>
+        </w:rPr>
+        <w:t xml:space="preserve"> like to </w:t>
+      </w:r>
+      <w:r>
+        <w:rPr>
+          <w:rFonts w:ascii="CMU Sans Serif" w:hAnsi="CMU Sans Serif" w:cs="CMU Sans Serif"/>
+          <w:sz w:val="20"/>
+          <w:szCs w:val="20"/>
+        </w:rPr>
+        <w:t xml:space="preserve">take this opportunity to </w:t>
+      </w:r>
+      <w:r>
+        <w:rPr>
+          <w:rFonts w:ascii="CMU Sans Serif" w:hAnsi="CMU Sans Serif" w:cs="CMU Sans Serif"/>
+          <w:sz w:val="20"/>
+          <w:szCs w:val="20"/>
+        </w:rPr>
+        <w:t>convey my gratitude and</w:t>
+      </w:r>
+      <w:r>
+        <w:rPr>
+          <w:rFonts w:ascii="CMU Sans Serif" w:hAnsi="CMU Sans Serif" w:cs="CMU Sans Serif"/>
+          <w:sz w:val="20"/>
+          <w:szCs w:val="20"/>
+        </w:rPr>
+        <w:t xml:space="preserve"> a </w:t>
+      </w:r>
+      <w:r>
+        <w:rPr>
+          <w:rFonts w:ascii="CMU Sans Serif" w:hAnsi="CMU Sans Serif" w:cs="CMU Sans Serif"/>
+          <w:sz w:val="20"/>
+          <w:szCs w:val="20"/>
+        </w:rPr>
+        <w:t>tremendous</w:t>
+      </w:r>
+      <w:r>
+        <w:rPr>
+          <w:rFonts w:ascii="CMU Sans Serif" w:hAnsi="CMU Sans Serif" w:cs="CMU Sans Serif"/>
+          <w:sz w:val="20"/>
+          <w:szCs w:val="20"/>
+        </w:rPr>
+        <w:t xml:space="preserve"> thank you to all </w:t>
+      </w:r>
+      <w:r>
+        <w:rPr>
+          <w:rFonts w:ascii="CMU Sans Serif" w:hAnsi="CMU Sans Serif" w:cs="CMU Sans Serif"/>
+          <w:sz w:val="20"/>
+          <w:szCs w:val="20"/>
+        </w:rPr>
+        <w:t xml:space="preserve">of </w:t>
+      </w:r>
+      <w:r>
+        <w:rPr>
+          <w:rFonts w:ascii="CMU Sans Serif" w:hAnsi="CMU Sans Serif" w:cs="CMU Sans Serif"/>
+          <w:sz w:val="20"/>
+          <w:szCs w:val="20"/>
+        </w:rPr>
+        <w:t xml:space="preserve">those who have helped finance my learning and research endeavours, </w:t>
+      </w:r>
+      <w:r>
+        <w:rPr>
+          <w:rFonts w:ascii="CMU Sans Serif" w:hAnsi="CMU Sans Serif" w:cs="CMU Sans Serif"/>
+          <w:sz w:val="20"/>
+          <w:szCs w:val="20"/>
+        </w:rPr>
+        <w:t xml:space="preserve">either through tuition loans or grants, </w:t>
+      </w:r>
+      <w:r>
+        <w:rPr>
+          <w:rFonts w:ascii="CMU Sans Serif" w:hAnsi="CMU Sans Serif" w:cs="CMU Sans Serif"/>
+          <w:sz w:val="20"/>
+          <w:szCs w:val="20"/>
+        </w:rPr>
+        <w:t xml:space="preserve">particularly I would like to draw attention to the efforts of Student Finance England (SFE) and the Open University Student Budget Account (OUSBA) </w:t>
+      </w:r>
+      <w:r>
+        <w:rPr>
+          <w:rFonts w:ascii="CMU Sans Serif" w:hAnsi="CMU Sans Serif" w:cs="CMU Sans Serif"/>
+          <w:sz w:val="20"/>
+          <w:szCs w:val="20"/>
+        </w:rPr>
+        <w:t xml:space="preserve">who have helped </w:t>
+      </w:r>
+      <w:ins w:id="1" w:author="Alfred Anate Bodurin Mayaki" w:date="2026-02-02T15:25:00Z" w16du:dateUtc="2026-02-02T15:25:00Z">
         <w:r>
           <w:rPr>
             <w:rFonts w:ascii="CMU Sans Serif" w:hAnsi="CMU Sans Serif" w:cs="CMU Sans Serif"/>
             <w:sz w:val="20"/>
             <w:szCs w:val="20"/>
           </w:rPr>
-          <w:t>I am grateful to Almighty God my stre</w:t>
+          <w:t xml:space="preserve">me </w:t>
         </w:r>
       </w:ins>
-      <w:ins w:id="66" w:author="Alfred Anate Bodurin Mayaki" w:date="2026-02-02T10:43:00Z" w16du:dateUtc="2026-02-02T10:43:00Z">
+      <w:ins w:id="2" w:author="Alfred Anate Bodurin Mayaki" w:date="2026-02-02T15:26:00Z" w16du:dateUtc="2026-02-02T15:26:00Z">
         <w:r>
           <w:rPr>
             <w:rFonts w:ascii="CMU Sans Serif" w:hAnsi="CMU Sans Serif" w:cs="CMU Sans Serif"/>
             <w:sz w:val="20"/>
             <w:szCs w:val="20"/>
           </w:rPr>
-          <w:t xml:space="preserve">ngth, my fortress, my </w:t>
+          <w:t xml:space="preserve">settle in and funded my pursuit </w:t>
         </w:r>
       </w:ins>
-      <w:ins w:id="67" w:author="Alfred Anate Bodurin Mayaki" w:date="2026-02-02T10:42:00Z" w16du:dateUtc="2026-02-02T10:42:00Z">
-        <w:r>
-          <w:rPr>
-            <w:rFonts w:ascii="CMU Sans Serif" w:hAnsi="CMU Sans Serif" w:cs="CMU Sans Serif"/>
-            <w:sz w:val="20"/>
-            <w:szCs w:val="20"/>
-          </w:rPr>
-          <w:t>redeemer.</w:t>
-        </w:r>
-      </w:ins>
-      <w:ins w:id="68" w:author="Alfred Anate Bodurin Mayaki" w:date="2026-02-02T10:43:00Z" w16du:dateUtc="2026-02-02T10:43:00Z">
-        <w:r>
-          <w:rPr>
-            <w:rFonts w:ascii="CMU Sans Serif" w:hAnsi="CMU Sans Serif" w:cs="CMU Sans Serif"/>
-            <w:sz w:val="20"/>
-            <w:szCs w:val="20"/>
-          </w:rPr>
-          <w:t xml:space="preserve"> My parents for being supportive of this endeavour I have been called to p</w:t>
-        </w:r>
-      </w:ins>
-      <w:ins w:id="69" w:author="Alfred Anate Bodurin Mayaki" w:date="2026-02-02T10:44:00Z" w16du:dateUtc="2026-02-02T10:44:00Z">
-        <w:r>
-          <w:rPr>
-            <w:rFonts w:ascii="CMU Sans Serif" w:hAnsi="CMU Sans Serif" w:cs="CMU Sans Serif"/>
-            <w:sz w:val="20"/>
-            <w:szCs w:val="20"/>
-          </w:rPr>
-          <w:t>ursue and my course mates for endless support</w:t>
-        </w:r>
-      </w:ins>
-      <w:ins w:id="70" w:author="Alfred Anate Bodurin Mayaki" w:date="2026-02-02T10:47:00Z" w16du:dateUtc="2026-02-02T10:47:00Z">
-        <w:r>
-          <w:rPr>
-            <w:rFonts w:ascii="CMU Sans Serif" w:hAnsi="CMU Sans Serif" w:cs="CMU Sans Serif"/>
-            <w:sz w:val="20"/>
-            <w:szCs w:val="20"/>
-          </w:rPr>
-          <w:t xml:space="preserve"> </w:t>
-        </w:r>
-        <w:r>
-          <w:rPr>
-            <w:rFonts w:ascii="CMU Sans Serif" w:hAnsi="CMU Sans Serif" w:cs="CMU Sans Serif"/>
-            <w:sz w:val="20"/>
-            <w:szCs w:val="20"/>
-          </w:rPr>
-          <w:t>along the way.</w:t>
-        </w:r>
-      </w:ins>
-    </w:p>
-    <w:p>
-      <w:pPr>
-        <w:contextualSpacing/>
-        <w:jc w:val="both"/>
-        <w:rPr>
-          <w:ins w:id="71" w:author="Alfred Anate Bodurin Mayaki" w:date="2026-02-02T10:42:00Z" w16du:dateUtc="2026-02-02T10:42:00Z"/>
-          <w:rFonts w:ascii="CMU Sans Serif" w:hAnsi="CMU Sans Serif" w:cs="CMU Sans Serif"/>
-          <w:sz w:val="20"/>
-          <w:szCs w:val="20"/>
-        </w:rPr>
-      </w:pPr>
-    </w:p>
-    <w:p>
-      <w:pPr>
-        <w:contextualSpacing/>
-        <w:jc w:val="both"/>
-        <w:rPr>
-          <w:rFonts w:ascii="CMU Sans Serif" w:hAnsi="CMU Sans Serif" w:cs="CMU Sans Serif"/>
-          <w:sz w:val="20"/>
-          <w:szCs w:val="20"/>
-        </w:rPr>
-      </w:pPr>
-      <w:r>
-        <w:rPr>
-          <w:rFonts w:ascii="CMU Sans Serif" w:hAnsi="CMU Sans Serif" w:cs="CMU Sans Serif"/>
-          <w:sz w:val="20"/>
-          <w:szCs w:val="20"/>
-        </w:rPr>
-        <w:t xml:space="preserve">Throughout </w:t>
-      </w:r>
-      <w:del w:id="72" w:author="Alfred Anate Bodurin Mayaki" w:date="2026-02-02T10:39:00Z" w16du:dateUtc="2026-02-02T10:39:00Z">
-        <w:r>
-          <w:rPr>
-            <w:rFonts w:ascii="CMU Sans Serif" w:hAnsi="CMU Sans Serif" w:cs="CMU Sans Serif"/>
-            <w:sz w:val="20"/>
-            <w:szCs w:val="20"/>
-          </w:rPr>
-          <w:delText xml:space="preserve">my </w:delText>
-        </w:r>
-        <w:r>
-          <w:rPr>
-            <w:rFonts w:ascii="CMU Sans Serif" w:hAnsi="CMU Sans Serif" w:cs="CMU Sans Serif"/>
-            <w:sz w:val="20"/>
-            <w:szCs w:val="20"/>
-          </w:rPr>
-          <w:delText>the</w:delText>
-        </w:r>
-      </w:del>
-      <w:ins w:id="73" w:author="Alfred Anate Bodurin Mayaki" w:date="2026-02-02T10:39:00Z" w16du:dateUtc="2026-02-02T10:39:00Z">
-        <w:r>
-          <w:rPr>
-            <w:rFonts w:ascii="CMU Sans Serif" w:hAnsi="CMU Sans Serif" w:cs="CMU Sans Serif"/>
-            <w:sz w:val="20"/>
-            <w:szCs w:val="20"/>
-          </w:rPr>
-          <w:t>the</w:t>
-        </w:r>
-      </w:ins>
-      <w:r>
-        <w:rPr>
-          <w:rFonts w:ascii="CMU Sans Serif" w:hAnsi="CMU Sans Serif" w:cs="CMU Sans Serif"/>
-          <w:sz w:val="20"/>
-          <w:szCs w:val="20"/>
-        </w:rPr>
-        <w:t xml:space="preserve"> experience of postgraduate </w:t>
-      </w:r>
-      <w:r>
-        <w:rPr>
-          <w:rFonts w:ascii="CMU Sans Serif" w:hAnsi="CMU Sans Serif" w:cs="CMU Sans Serif"/>
-          <w:sz w:val="20"/>
-          <w:szCs w:val="20"/>
-        </w:rPr>
-        <w:t>studies</w:t>
-      </w:r>
-      <w:ins w:id="74" w:author="Alfred Anate Bodurin Mayaki" w:date="2026-02-02T10:40:00Z" w16du:dateUtc="2026-02-02T10:40:00Z">
-        <w:r>
-          <w:rPr>
-            <w:rFonts w:ascii="CMU Sans Serif" w:hAnsi="CMU Sans Serif" w:cs="CMU Sans Serif"/>
-            <w:sz w:val="20"/>
-            <w:szCs w:val="20"/>
-          </w:rPr>
-          <w:t xml:space="preserve"> at The Open University,</w:t>
-        </w:r>
-      </w:ins>
-      <w:r>
-        <w:rPr>
-          <w:rFonts w:ascii="CMU Sans Serif" w:hAnsi="CMU Sans Serif" w:cs="CMU Sans Serif"/>
-          <w:sz w:val="20"/>
-          <w:szCs w:val="20"/>
-        </w:rPr>
-        <w:t xml:space="preserve"> I have been supported by </w:t>
-      </w:r>
-      <w:r>
-        <w:rPr>
-          <w:rFonts w:ascii="CMU Sans Serif" w:hAnsi="CMU Sans Serif" w:cs="CMU Sans Serif"/>
-          <w:sz w:val="20"/>
-          <w:szCs w:val="20"/>
-        </w:rPr>
-        <w:t>several</w:t>
-      </w:r>
-      <w:ins w:id="75" w:author="Alfred Anate Bodurin Mayaki" w:date="2026-02-02T10:40:00Z" w16du:dateUtc="2026-02-02T10:40:00Z">
-        <w:r>
-          <w:rPr>
-            <w:rFonts w:ascii="CMU Sans Serif" w:hAnsi="CMU Sans Serif" w:cs="CMU Sans Serif"/>
-            <w:sz w:val="20"/>
-            <w:szCs w:val="20"/>
-          </w:rPr>
-          <w:t xml:space="preserve"> internal departments,</w:t>
-        </w:r>
-      </w:ins>
-      <w:r>
-        <w:rPr>
-          <w:rFonts w:ascii="CMU Sans Serif" w:hAnsi="CMU Sans Serif" w:cs="CMU Sans Serif"/>
-          <w:sz w:val="20"/>
-          <w:szCs w:val="20"/>
-        </w:rPr>
-        <w:t xml:space="preserve"> external organisations and numerous people in academia who have worked endlessly to craft my critical understanding of Human Resources and who have helped define my research topic</w:t>
-      </w:r>
-      <w:r>
-        <w:rPr>
-          <w:rFonts w:ascii="CMU Sans Serif" w:hAnsi="CMU Sans Serif" w:cs="CMU Sans Serif"/>
-          <w:sz w:val="20"/>
-          <w:szCs w:val="20"/>
-        </w:rPr>
-        <w:t xml:space="preserve"> around employee wellbeing.</w:t>
-      </w:r>
-      <w:ins w:id="76" w:author="Alfred Anate Bodurin Mayaki" w:date="2026-02-02T10:40:00Z" w16du:dateUtc="2026-02-02T10:40:00Z">
-        <w:r>
-          <w:rPr>
-            <w:rFonts w:ascii="CMU Sans Serif" w:hAnsi="CMU Sans Serif" w:cs="CMU Sans Serif"/>
-            <w:sz w:val="20"/>
-            <w:szCs w:val="20"/>
-          </w:rPr>
-          <w:t xml:space="preserve"> T</w:t>
-        </w:r>
-      </w:ins>
-      <w:ins w:id="77" w:author="Alfred Anate Bodurin Mayaki" w:date="2026-02-02T10:41:00Z" w16du:dateUtc="2026-02-02T10:41:00Z">
-        <w:r>
-          <w:rPr>
-            <w:rFonts w:ascii="CMU Sans Serif" w:hAnsi="CMU Sans Serif" w:cs="CMU Sans Serif"/>
-            <w:sz w:val="20"/>
-            <w:szCs w:val="20"/>
-          </w:rPr>
-          <w:t xml:space="preserve">hese include Library Research Support, Student Support and of course my </w:t>
-        </w:r>
-      </w:ins>
-      <w:ins w:id="78" w:author="Alfred Anate Bodurin Mayaki" w:date="2026-02-02T10:44:00Z" w16du:dateUtc="2026-02-02T10:44:00Z">
-        <w:r>
-          <w:rPr>
-            <w:rFonts w:ascii="CMU Sans Serif" w:hAnsi="CMU Sans Serif" w:cs="CMU Sans Serif"/>
-            <w:sz w:val="20"/>
-            <w:szCs w:val="20"/>
-          </w:rPr>
-          <w:t>former lecturers</w:t>
-        </w:r>
-      </w:ins>
-      <w:ins w:id="79" w:author="Alfred Anate Bodurin Mayaki" w:date="2026-02-02T10:41:00Z" w16du:dateUtc="2026-02-02T10:41:00Z">
-        <w:r>
-          <w:rPr>
-            <w:rFonts w:ascii="CMU Sans Serif" w:hAnsi="CMU Sans Serif" w:cs="CMU Sans Serif"/>
-            <w:sz w:val="20"/>
-            <w:szCs w:val="20"/>
-          </w:rPr>
-          <w:t xml:space="preserve"> and </w:t>
-        </w:r>
-      </w:ins>
-      <w:ins w:id="80" w:author="Alfred Anate Bodurin Mayaki" w:date="2026-02-02T10:44:00Z" w16du:dateUtc="2026-02-02T10:44:00Z">
-        <w:r>
-          <w:rPr>
-            <w:rFonts w:ascii="CMU Sans Serif" w:hAnsi="CMU Sans Serif" w:cs="CMU Sans Serif"/>
-            <w:sz w:val="20"/>
-            <w:szCs w:val="20"/>
-          </w:rPr>
-          <w:t xml:space="preserve">current </w:t>
-        </w:r>
-      </w:ins>
-      <w:ins w:id="81" w:author="Alfred Anate Bodurin Mayaki" w:date="2026-02-02T10:42:00Z" w16du:dateUtc="2026-02-02T10:42:00Z">
-        <w:r>
-          <w:rPr>
-            <w:rFonts w:ascii="CMU Sans Serif" w:hAnsi="CMU Sans Serif" w:cs="CMU Sans Serif"/>
-            <w:sz w:val="20"/>
-            <w:szCs w:val="20"/>
-          </w:rPr>
-          <w:t>tutors.</w:t>
-        </w:r>
-      </w:ins>
-      <w:ins w:id="82" w:author="Alfred Anate Bodurin Mayaki" w:date="2026-02-02T10:41:00Z" w16du:dateUtc="2026-02-02T10:41:00Z">
-        <w:r>
-          <w:rPr>
-            <w:rFonts w:ascii="CMU Sans Serif" w:hAnsi="CMU Sans Serif" w:cs="CMU Sans Serif"/>
-            <w:sz w:val="20"/>
-            <w:szCs w:val="20"/>
-          </w:rPr>
-          <w:t xml:space="preserve"> </w:t>
-        </w:r>
-      </w:ins>
-    </w:p>
-    <w:p>
-      <w:pPr>
-        <w:contextualSpacing/>
-        <w:jc w:val="both"/>
-        <w:rPr>
-          <w:rFonts w:ascii="CMU Sans Serif" w:hAnsi="CMU Sans Serif" w:cs="CMU Sans Serif"/>
-          <w:sz w:val="20"/>
-          <w:szCs w:val="20"/>
-        </w:rPr>
-      </w:pPr>
-    </w:p>
-    <w:p>
-      <w:pPr>
-        <w:contextualSpacing/>
-        <w:jc w:val="both"/>
-        <w:rPr>
-          <w:rFonts w:ascii="CMU Sans Serif" w:hAnsi="CMU Sans Serif" w:cs="CMU Sans Serif"/>
-          <w:sz w:val="20"/>
-          <w:szCs w:val="20"/>
-        </w:rPr>
-      </w:pPr>
-      <w:r>
-        <w:rPr>
-          <w:rFonts w:ascii="CMU Sans Serif" w:hAnsi="CMU Sans Serif" w:cs="CMU Sans Serif"/>
-          <w:sz w:val="20"/>
-          <w:szCs w:val="20"/>
-        </w:rPr>
-        <w:t>I would</w:t>
-      </w:r>
-      <w:r>
-        <w:rPr>
-          <w:rFonts w:ascii="CMU Sans Serif" w:hAnsi="CMU Sans Serif" w:cs="CMU Sans Serif"/>
-          <w:sz w:val="20"/>
-          <w:szCs w:val="20"/>
-        </w:rPr>
-        <w:t xml:space="preserve"> lastly</w:t>
-      </w:r>
-      <w:r>
-        <w:rPr>
-          <w:rFonts w:ascii="CMU Sans Serif" w:hAnsi="CMU Sans Serif" w:cs="CMU Sans Serif"/>
-          <w:sz w:val="20"/>
-          <w:szCs w:val="20"/>
-        </w:rPr>
-        <w:t xml:space="preserve"> like to </w:t>
-      </w:r>
-      <w:r>
-        <w:rPr>
-          <w:rFonts w:ascii="CMU Sans Serif" w:hAnsi="CMU Sans Serif" w:cs="CMU Sans Serif"/>
-          <w:sz w:val="20"/>
-          <w:szCs w:val="20"/>
-        </w:rPr>
-        <w:t xml:space="preserve">take this opportunity to </w:t>
-      </w:r>
-      <w:r>
-        <w:rPr>
-          <w:rFonts w:ascii="CMU Sans Serif" w:hAnsi="CMU Sans Serif" w:cs="CMU Sans Serif"/>
-          <w:sz w:val="20"/>
-          <w:szCs w:val="20"/>
-        </w:rPr>
-        <w:t>convey my gratitude and</w:t>
-      </w:r>
-      <w:r>
-        <w:rPr>
-          <w:rFonts w:ascii="CMU Sans Serif" w:hAnsi="CMU Sans Serif" w:cs="CMU Sans Serif"/>
-          <w:sz w:val="20"/>
-          <w:szCs w:val="20"/>
-        </w:rPr>
-        <w:t xml:space="preserve"> a </w:t>
-      </w:r>
-      <w:r>
-        <w:rPr>
-          <w:rFonts w:ascii="CMU Sans Serif" w:hAnsi="CMU Sans Serif" w:cs="CMU Sans Serif"/>
-          <w:sz w:val="20"/>
-          <w:szCs w:val="20"/>
-        </w:rPr>
-        <w:t>tremendous</w:t>
-      </w:r>
-      <w:r>
-        <w:rPr>
-          <w:rFonts w:ascii="CMU Sans Serif" w:hAnsi="CMU Sans Serif" w:cs="CMU Sans Serif"/>
-          <w:sz w:val="20"/>
-          <w:szCs w:val="20"/>
-        </w:rPr>
-        <w:t xml:space="preserve"> thank you to all </w:t>
-      </w:r>
-      <w:r>
-        <w:rPr>
-          <w:rFonts w:ascii="CMU Sans Serif" w:hAnsi="CMU Sans Serif" w:cs="CMU Sans Serif"/>
-          <w:sz w:val="20"/>
-          <w:szCs w:val="20"/>
-        </w:rPr>
-        <w:t xml:space="preserve">of </w:t>
-      </w:r>
-      <w:r>
-        <w:rPr>
-          <w:rFonts w:ascii="CMU Sans Serif" w:hAnsi="CMU Sans Serif" w:cs="CMU Sans Serif"/>
-          <w:sz w:val="20"/>
-          <w:szCs w:val="20"/>
-        </w:rPr>
-        <w:t xml:space="preserve">those who have helped finance my learning and research endeavours, </w:t>
-      </w:r>
-      <w:r>
-        <w:rPr>
-          <w:rFonts w:ascii="CMU Sans Serif" w:hAnsi="CMU Sans Serif" w:cs="CMU Sans Serif"/>
-          <w:sz w:val="20"/>
-          <w:szCs w:val="20"/>
-        </w:rPr>
-        <w:t xml:space="preserve">either through tuition loans or grants, </w:t>
-      </w:r>
-      <w:r>
-        <w:rPr>
-          <w:rFonts w:ascii="CMU Sans Serif" w:hAnsi="CMU Sans Serif" w:cs="CMU Sans Serif"/>
-          <w:sz w:val="20"/>
-          <w:szCs w:val="20"/>
-        </w:rPr>
-        <w:t xml:space="preserve">particularly I would like to draw attention to the efforts of Student Finance England (SFE) and the Open University Student Budget Account (OUSBA) </w:t>
-      </w:r>
-      <w:r>
-        <w:rPr>
-          <w:rFonts w:ascii="CMU Sans Serif" w:hAnsi="CMU Sans Serif" w:cs="CMU Sans Serif"/>
-          <w:sz w:val="20"/>
-          <w:szCs w:val="20"/>
-        </w:rPr>
-        <w:t xml:space="preserve">who have helped </w:t>
-      </w:r>
       <w:r>
         <w:rPr>
           <w:rFonts w:ascii="CMU Sans Serif" w:hAnsi="CMU Sans Serif" w:cs="CMU Sans Serif"/>
@@ -3304,16 +2072,6 @@
         </w:rPr>
         <w:t>student.</w:t>
       </w:r>
-    </w:p>
-    <w:p>
-      <w:pPr>
-        <w:contextualSpacing/>
-        <w:jc w:val="both"/>
-        <w:rPr>
-          <w:del w:id="83" w:author="Alfred Anate Bodurin Mayaki" w:date="2026-02-02T10:47:00Z" w16du:dateUtc="2026-02-02T10:47:00Z"/>
-          <w:rFonts w:ascii="CMU Sans Serif" w:hAnsi="CMU Sans Serif" w:cs="CMU Sans Serif"/>
-        </w:rPr>
-      </w:pPr>
     </w:p>
     <w:p>
       <w:pPr>
@@ -3409,7 +2167,7 @@
           <w:color w:val="auto"/>
         </w:rPr>
       </w:pPr>
-      <w:bookmarkStart w:id="84" w:name="_Toc220921707"/>
+      <w:bookmarkStart w:id="3" w:name="_Toc220921707"/>
       <w:r>
         <w:rPr>
           <w:rStyle w:val="Strong"/>
@@ -3440,7 +2198,7 @@
         </w:rPr>
         <w:t xml:space="preserve"> Outline of the Topic</w:t>
       </w:r>
-      <w:bookmarkEnd w:id="84"/>
+      <w:bookmarkEnd w:id="3"/>
     </w:p>
     <w:p>
       <w:pPr>
@@ -3844,7 +2602,7 @@
           <w:color w:val="auto"/>
         </w:rPr>
       </w:pPr>
-      <w:bookmarkStart w:id="85" w:name="_Toc220921708"/>
+      <w:bookmarkStart w:id="4" w:name="_Toc220921708"/>
       <w:r>
         <w:rPr>
           <w:rStyle w:val="Strong"/>
@@ -3866,7 +2624,7 @@
         </w:rPr>
         <w:t>Introduction</w:t>
       </w:r>
-      <w:bookmarkEnd w:id="85"/>
+      <w:bookmarkEnd w:id="4"/>
     </w:p>
     <w:p>
       <w:pPr>
@@ -3903,8 +2661,8 @@
         </w:rPr>
         <w:t xml:space="preserve"> teams can be 30% more productive than those which do not include neurodiverse employees (NatWest Mentor, 2025), and with Gen Z entering the workforce – over 50% of whom have some sort of neurodivergent condition</w:t>
       </w:r>
-      <w:commentRangeStart w:id="86"/>
-      <w:commentRangeStart w:id="87"/>
+      <w:commentRangeStart w:id="5"/>
+      <w:commentRangeStart w:id="6"/>
       <w:r>
         <w:rPr>
           <w:rStyle w:val="FootnoteReference"/>
@@ -3914,20 +2672,20 @@
         </w:rPr>
         <w:footnoteReference w:id="2"/>
       </w:r>
-      <w:commentRangeEnd w:id="86"/>
+      <w:commentRangeEnd w:id="5"/>
       <w:r>
         <w:rPr>
           <w:rStyle w:val="CommentReference"/>
           <w:rFonts w:ascii="CMU Sans Serif" w:hAnsi="CMU Sans Serif" w:cs="CMU Sans Serif"/>
         </w:rPr>
-        <w:commentReference w:id="86"/>
-      </w:r>
-      <w:commentRangeEnd w:id="87"/>
+        <w:commentReference w:id="5"/>
+      </w:r>
+      <w:commentRangeEnd w:id="6"/>
       <w:r>
         <w:rPr>
           <w:rStyle w:val="CommentReference"/>
         </w:rPr>
-        <w:commentReference w:id="87"/>
+        <w:commentReference w:id="6"/>
       </w:r>
       <w:r>
         <w:rPr>
@@ -4003,7 +2761,7 @@
         </w:rPr>
         <w:t xml:space="preserve"> (</w:t>
       </w:r>
-      <w:commentRangeStart w:id="88"/>
+      <w:commentRangeStart w:id="7"/>
       <w:r>
         <w:rPr>
           <w:rFonts w:ascii="CMU Sans Serif" w:hAnsi="CMU Sans Serif" w:cs="CMU Sans Serif"/>
@@ -4012,13 +2770,13 @@
         </w:rPr>
         <w:t>psychology</w:t>
       </w:r>
-      <w:commentRangeEnd w:id="88"/>
+      <w:commentRangeEnd w:id="7"/>
       <w:r>
         <w:rPr>
           <w:rStyle w:val="CommentReference"/>
           <w:rFonts w:ascii="CMU Sans Serif" w:hAnsi="CMU Sans Serif" w:cs="CMU Sans Serif"/>
         </w:rPr>
-        <w:commentReference w:id="88"/>
+        <w:commentReference w:id="7"/>
       </w:r>
       <w:r>
         <w:rPr>
@@ -4200,7 +2958,7 @@
           <w:color w:val="auto"/>
         </w:rPr>
       </w:pPr>
-      <w:bookmarkStart w:id="89" w:name="_Toc220921709"/>
+      <w:bookmarkStart w:id="8" w:name="_Toc220921709"/>
       <w:r>
         <w:rPr>
           <w:rStyle w:val="Strong"/>
@@ -4211,18 +2969,6 @@
         </w:rPr>
         <w:t xml:space="preserve">3 </w:t>
       </w:r>
-      <w:ins w:id="90" w:author="Alfred Anate Bodurin Mayaki" w:date="2026-02-02T12:16:00Z" w16du:dateUtc="2026-02-02T12:16:00Z">
-        <w:r>
-          <w:rPr>
-            <w:rStyle w:val="Strong"/>
-            <w:rFonts w:ascii="CMU Sans Serif" w:hAnsi="CMU Sans Serif" w:cs="CMU Sans Serif"/>
-            <w:b w:val="0"/>
-            <w:bCs w:val="0"/>
-            <w:color w:val="auto"/>
-          </w:rPr>
-          <w:t xml:space="preserve">Research </w:t>
-        </w:r>
-      </w:ins>
       <w:r>
         <w:rPr>
           <w:rStyle w:val="Strong"/>
@@ -4231,9 +2977,19 @@
           <w:bCs w:val="0"/>
           <w:color w:val="auto"/>
         </w:rPr>
+        <w:t xml:space="preserve">Research </w:t>
+      </w:r>
+      <w:r>
+        <w:rPr>
+          <w:rStyle w:val="Strong"/>
+          <w:rFonts w:ascii="CMU Sans Serif" w:hAnsi="CMU Sans Serif" w:cs="CMU Sans Serif"/>
+          <w:b w:val="0"/>
+          <w:bCs w:val="0"/>
+          <w:color w:val="auto"/>
+        </w:rPr>
         <w:t>Methodology</w:t>
       </w:r>
-      <w:bookmarkEnd w:id="89"/>
+      <w:bookmarkEnd w:id="8"/>
     </w:p>
     <w:p>
       <w:pPr>
@@ -4254,44 +3010,22 @@
         </w:rPr>
         <w:t>For th</w:t>
       </w:r>
-      <w:ins w:id="91" w:author="Alfred Anate Bodurin Mayaki" w:date="2026-02-02T12:05:00Z" w16du:dateUtc="2026-02-02T12:05:00Z">
-        <w:r>
-          <w:rPr>
-            <w:rFonts w:ascii="CMU Sans Serif" w:hAnsi="CMU Sans Serif" w:cs="CMU Sans Serif"/>
-            <w:sz w:val="20"/>
-            <w:szCs w:val="20"/>
-          </w:rPr>
-          <w:t xml:space="preserve">is </w:t>
-        </w:r>
-      </w:ins>
-      <w:ins w:id="92" w:author="Alfred Anate Bodurin Mayaki" w:date="2026-02-02T12:16:00Z" w16du:dateUtc="2026-02-02T12:16:00Z">
-        <w:r>
-          <w:rPr>
-            <w:rFonts w:ascii="CMU Sans Serif" w:hAnsi="CMU Sans Serif" w:cs="CMU Sans Serif"/>
-            <w:sz w:val="20"/>
-            <w:szCs w:val="20"/>
-          </w:rPr>
-          <w:t xml:space="preserve">Masters’ </w:t>
-        </w:r>
-      </w:ins>
-      <w:del w:id="93" w:author="Alfred Anate Bodurin Mayaki" w:date="2026-02-02T12:05:00Z" w16du:dateUtc="2026-02-02T12:05:00Z">
-        <w:r>
-          <w:rPr>
-            <w:rFonts w:ascii="CMU Sans Serif" w:hAnsi="CMU Sans Serif" w:cs="CMU Sans Serif"/>
-            <w:sz w:val="20"/>
-            <w:szCs w:val="20"/>
-          </w:rPr>
-          <w:delText xml:space="preserve">e </w:delText>
-        </w:r>
-        <w:r>
-          <w:rPr>
-            <w:rFonts w:ascii="CMU Sans Serif" w:hAnsi="CMU Sans Serif" w:cs="CMU Sans Serif"/>
-            <w:sz w:val="20"/>
-            <w:szCs w:val="20"/>
-          </w:rPr>
-          <w:delText xml:space="preserve">PhD </w:delText>
-        </w:r>
-      </w:del>
+      <w:r>
+        <w:rPr>
+          <w:rFonts w:ascii="CMU Sans Serif" w:hAnsi="CMU Sans Serif" w:cs="CMU Sans Serif"/>
+          <w:sz w:val="20"/>
+          <w:szCs w:val="20"/>
+        </w:rPr>
+        <w:t xml:space="preserve">is </w:t>
+      </w:r>
+      <w:r>
+        <w:rPr>
+          <w:rFonts w:ascii="CMU Sans Serif" w:hAnsi="CMU Sans Serif" w:cs="CMU Sans Serif"/>
+          <w:sz w:val="20"/>
+          <w:szCs w:val="20"/>
+        </w:rPr>
+        <w:t xml:space="preserve">Masters’ </w:t>
+      </w:r>
       <w:r>
         <w:rPr>
           <w:rFonts w:ascii="CMU Sans Serif" w:hAnsi="CMU Sans Serif" w:cs="CMU Sans Serif"/>
@@ -4300,16 +3034,14 @@
         </w:rPr>
         <w:t>thesis, I will</w:t>
       </w:r>
-      <w:ins w:id="94" w:author="Alfred Anate Bodurin Mayaki" w:date="2026-02-02T12:17:00Z" w16du:dateUtc="2026-02-02T12:17:00Z">
-        <w:r>
-          <w:rPr>
-            <w:rFonts w:ascii="CMU Sans Serif" w:hAnsi="CMU Sans Serif" w:cs="CMU Sans Serif"/>
-            <w:sz w:val="20"/>
-            <w:szCs w:val="20"/>
-          </w:rPr>
-          <w:t xml:space="preserve"> be</w:t>
-        </w:r>
-      </w:ins>
+      <w:r>
+        <w:rPr>
+          <w:rFonts w:ascii="CMU Sans Serif" w:hAnsi="CMU Sans Serif" w:cs="CMU Sans Serif"/>
+          <w:sz w:val="20"/>
+          <w:szCs w:val="20"/>
+        </w:rPr>
+        <w:t xml:space="preserve"> be</w:t>
+      </w:r>
       <w:r>
         <w:rPr>
           <w:rFonts w:ascii="CMU Sans Serif" w:hAnsi="CMU Sans Serif" w:cs="CMU Sans Serif"/>
@@ -4318,16 +3050,14 @@
         </w:rPr>
         <w:t xml:space="preserve"> aim</w:t>
       </w:r>
-      <w:ins w:id="95" w:author="Alfred Anate Bodurin Mayaki" w:date="2026-02-02T12:17:00Z" w16du:dateUtc="2026-02-02T12:17:00Z">
-        <w:r>
-          <w:rPr>
-            <w:rFonts w:ascii="CMU Sans Serif" w:hAnsi="CMU Sans Serif" w:cs="CMU Sans Serif"/>
-            <w:sz w:val="20"/>
-            <w:szCs w:val="20"/>
-          </w:rPr>
-          <w:t>ing</w:t>
-        </w:r>
-      </w:ins>
+      <w:r>
+        <w:rPr>
+          <w:rFonts w:ascii="CMU Sans Serif" w:hAnsi="CMU Sans Serif" w:cs="CMU Sans Serif"/>
+          <w:sz w:val="20"/>
+          <w:szCs w:val="20"/>
+        </w:rPr>
+        <w:t>ing</w:t>
+      </w:r>
       <w:r>
         <w:rPr>
           <w:rFonts w:ascii="CMU Sans Serif" w:hAnsi="CMU Sans Serif" w:cs="CMU Sans Serif"/>
@@ -4408,88 +3138,47 @@
         </w:rPr>
         <w:t xml:space="preserve">conducting empirical analysis of a diverse range of data sets including non-sensitive HR data from companies. </w:t>
       </w:r>
-      <w:ins w:id="96" w:author="Alfred Anate Bodurin Mayaki" w:date="2026-02-02T12:06:00Z" w16du:dateUtc="2026-02-02T12:06:00Z">
-        <w:r>
-          <w:rPr>
-            <w:rFonts w:ascii="CMU Sans Serif" w:hAnsi="CMU Sans Serif" w:cs="CMU Sans Serif"/>
-            <w:sz w:val="20"/>
-            <w:szCs w:val="20"/>
-          </w:rPr>
-          <w:t xml:space="preserve">The </w:t>
-        </w:r>
-      </w:ins>
-      <w:ins w:id="97" w:author="Alfred Anate Bodurin Mayaki" w:date="2026-02-02T12:17:00Z" w16du:dateUtc="2026-02-02T12:17:00Z">
-        <w:r>
-          <w:rPr>
-            <w:rFonts w:ascii="CMU Sans Serif" w:hAnsi="CMU Sans Serif" w:cs="CMU Sans Serif"/>
-            <w:sz w:val="20"/>
-            <w:szCs w:val="20"/>
-          </w:rPr>
-          <w:t xml:space="preserve">research </w:t>
-        </w:r>
-      </w:ins>
-      <w:ins w:id="98" w:author="Alfred Anate Bodurin Mayaki" w:date="2026-02-02T12:06:00Z" w16du:dateUtc="2026-02-02T12:06:00Z">
-        <w:r>
-          <w:rPr>
-            <w:rFonts w:ascii="CMU Sans Serif" w:hAnsi="CMU Sans Serif" w:cs="CMU Sans Serif"/>
-            <w:sz w:val="20"/>
-            <w:szCs w:val="20"/>
-          </w:rPr>
-          <w:t>questionnaire is available</w:t>
-        </w:r>
-      </w:ins>
-      <w:ins w:id="99" w:author="Alfred Anate Bodurin Mayaki" w:date="2026-02-02T12:17:00Z" w16du:dateUtc="2026-02-02T12:17:00Z">
-        <w:r>
-          <w:rPr>
-            <w:rFonts w:ascii="CMU Sans Serif" w:hAnsi="CMU Sans Serif" w:cs="CMU Sans Serif"/>
-            <w:sz w:val="20"/>
-            <w:szCs w:val="20"/>
-          </w:rPr>
-          <w:t xml:space="preserve"> (in draft)</w:t>
-        </w:r>
-      </w:ins>
-      <w:ins w:id="100" w:author="Alfred Anate Bodurin Mayaki" w:date="2026-02-02T12:06:00Z" w16du:dateUtc="2026-02-02T12:06:00Z">
-        <w:r>
-          <w:rPr>
-            <w:rFonts w:ascii="CMU Sans Serif" w:hAnsi="CMU Sans Serif" w:cs="CMU Sans Serif"/>
-            <w:sz w:val="20"/>
-            <w:szCs w:val="20"/>
-          </w:rPr>
-          <w:t xml:space="preserve"> to view </w:t>
-        </w:r>
-      </w:ins>
-      <w:ins w:id="101" w:author="Alfred Anate Bodurin Mayaki" w:date="2026-02-02T12:07:00Z" w16du:dateUtc="2026-02-02T12:07:00Z">
-        <w:r>
-          <w:rPr>
-            <w:rFonts w:ascii="CMU Sans Serif" w:hAnsi="CMU Sans Serif" w:cs="CMU Sans Serif"/>
-            <w:sz w:val="20"/>
-            <w:szCs w:val="20"/>
-          </w:rPr>
-          <w:fldChar w:fldCharType="begin"/>
-        </w:r>
-        <w:r>
-          <w:rPr>
-            <w:rFonts w:ascii="CMU Sans Serif" w:hAnsi="CMU Sans Serif" w:cs="CMU Sans Serif"/>
-            <w:sz w:val="20"/>
-            <w:szCs w:val="20"/>
-          </w:rPr>
-          <w:instrText>HYPERLINK "https://am-global.uk/msc-survey"</w:instrText>
-        </w:r>
-        <w:r>
-          <w:rPr>
-            <w:rFonts w:ascii="CMU Sans Serif" w:hAnsi="CMU Sans Serif" w:cs="CMU Sans Serif"/>
-            <w:sz w:val="20"/>
-            <w:szCs w:val="20"/>
-          </w:rPr>
-        </w:r>
-        <w:r>
-          <w:rPr>
-            <w:rFonts w:ascii="CMU Sans Serif" w:hAnsi="CMU Sans Serif" w:cs="CMU Sans Serif"/>
-            <w:sz w:val="20"/>
-            <w:szCs w:val="20"/>
-          </w:rPr>
-          <w:fldChar w:fldCharType="separate"/>
-        </w:r>
+      <w:r>
+        <w:rPr>
+          <w:rFonts w:ascii="CMU Sans Serif" w:hAnsi="CMU Sans Serif" w:cs="CMU Sans Serif"/>
+          <w:sz w:val="20"/>
+          <w:szCs w:val="20"/>
+        </w:rPr>
+        <w:t xml:space="preserve">The </w:t>
+      </w:r>
+      <w:r>
+        <w:rPr>
+          <w:rFonts w:ascii="CMU Sans Serif" w:hAnsi="CMU Sans Serif" w:cs="CMU Sans Serif"/>
+          <w:sz w:val="20"/>
+          <w:szCs w:val="20"/>
+        </w:rPr>
+        <w:t xml:space="preserve">research </w:t>
+      </w:r>
+      <w:r>
+        <w:rPr>
+          <w:rFonts w:ascii="CMU Sans Serif" w:hAnsi="CMU Sans Serif" w:cs="CMU Sans Serif"/>
+          <w:sz w:val="20"/>
+          <w:szCs w:val="20"/>
+        </w:rPr>
+        <w:t>questionnaire is available</w:t>
+      </w:r>
+      <w:r>
+        <w:rPr>
+          <w:rFonts w:ascii="CMU Sans Serif" w:hAnsi="CMU Sans Serif" w:cs="CMU Sans Serif"/>
+          <w:sz w:val="20"/>
+          <w:szCs w:val="20"/>
+        </w:rPr>
+        <w:t xml:space="preserve"> (in draft)</w:t>
+      </w:r>
+      <w:r>
+        <w:rPr>
+          <w:rFonts w:ascii="CMU Sans Serif" w:hAnsi="CMU Sans Serif" w:cs="CMU Sans Serif"/>
+          <w:sz w:val="20"/>
+          <w:szCs w:val="20"/>
+        </w:rPr>
+        <w:t xml:space="preserve"> to view </w:t>
+      </w:r>
+      <w:hyperlink r:id="rId12" w:history="1">
         <w:r>
           <w:rPr>
             <w:rStyle w:val="Hyperlink"/>
@@ -4499,115 +3188,39 @@
           </w:rPr>
           <w:t>here</w:t>
         </w:r>
-        <w:r>
-          <w:rPr>
-            <w:rFonts w:ascii="CMU Sans Serif" w:hAnsi="CMU Sans Serif" w:cs="CMU Sans Serif"/>
-            <w:sz w:val="20"/>
-            <w:szCs w:val="20"/>
-          </w:rPr>
-          <w:fldChar w:fldCharType="end"/>
-        </w:r>
-      </w:ins>
-      <w:ins w:id="102" w:author="Alfred Anate Bodurin Mayaki" w:date="2026-02-02T12:11:00Z" w16du:dateUtc="2026-02-02T12:11:00Z">
-        <w:r>
-          <w:rPr>
-            <w:rFonts w:ascii="CMU Sans Serif" w:hAnsi="CMU Sans Serif" w:cs="CMU Sans Serif"/>
-            <w:sz w:val="20"/>
-            <w:szCs w:val="20"/>
-          </w:rPr>
-          <w:t xml:space="preserve"> a</w:t>
-        </w:r>
-      </w:ins>
-      <w:ins w:id="103" w:author="Alfred Anate Bodurin Mayaki" w:date="2026-02-02T12:12:00Z" w16du:dateUtc="2026-02-02T12:12:00Z">
-        <w:r>
-          <w:rPr>
-            <w:rFonts w:ascii="CMU Sans Serif" w:hAnsi="CMU Sans Serif" w:cs="CMU Sans Serif"/>
-            <w:sz w:val="20"/>
-            <w:szCs w:val="20"/>
-          </w:rPr>
-          <w:t xml:space="preserve">nd </w:t>
-        </w:r>
-      </w:ins>
-      <w:ins w:id="104" w:author="Alfred Anate Bodurin Mayaki" w:date="2026-02-02T12:13:00Z" w16du:dateUtc="2026-02-02T12:13:00Z">
-        <w:r>
-          <w:rPr>
-            <w:rFonts w:ascii="CMU Sans Serif" w:hAnsi="CMU Sans Serif" w:cs="CMU Sans Serif"/>
-            <w:sz w:val="20"/>
-            <w:szCs w:val="20"/>
-          </w:rPr>
-          <w:t>resumes</w:t>
-        </w:r>
-      </w:ins>
-      <w:ins w:id="105" w:author="Alfred Anate Bodurin Mayaki" w:date="2026-02-02T12:12:00Z" w16du:dateUtc="2026-02-02T12:12:00Z">
-        <w:r>
-          <w:rPr>
-            <w:rFonts w:ascii="CMU Sans Serif" w:hAnsi="CMU Sans Serif" w:cs="CMU Sans Serif"/>
-            <w:sz w:val="20"/>
-            <w:szCs w:val="20"/>
-          </w:rPr>
-          <w:t xml:space="preserve"> the </w:t>
-        </w:r>
-      </w:ins>
-      <w:ins w:id="106" w:author="Alfred Anate Bodurin Mayaki" w:date="2026-02-02T12:13:00Z" w16du:dateUtc="2026-02-02T12:13:00Z">
-        <w:r>
-          <w:rPr>
-            <w:rFonts w:ascii="CMU Sans Serif" w:hAnsi="CMU Sans Serif" w:cs="CMU Sans Serif"/>
-            <w:sz w:val="20"/>
-            <w:szCs w:val="20"/>
-          </w:rPr>
-          <w:t xml:space="preserve">research </w:t>
-        </w:r>
-      </w:ins>
-      <w:ins w:id="107" w:author="Alfred Anate Bodurin Mayaki" w:date="2026-02-02T12:12:00Z" w16du:dateUtc="2026-02-02T12:12:00Z">
-        <w:r>
-          <w:rPr>
-            <w:rFonts w:ascii="CMU Sans Serif" w:hAnsi="CMU Sans Serif" w:cs="CMU Sans Serif"/>
-            <w:sz w:val="20"/>
-            <w:szCs w:val="20"/>
-          </w:rPr>
-          <w:t xml:space="preserve">topic where (Miller and Doyle, 2025) </w:t>
-        </w:r>
-      </w:ins>
-      <w:ins w:id="108" w:author="Alfred Anate Bodurin Mayaki" w:date="2026-02-02T12:55:00Z" w16du:dateUtc="2026-02-02T12:55:00Z">
-        <w:r>
-          <w:rPr>
-            <w:rFonts w:ascii="CMU Sans Serif" w:hAnsi="CMU Sans Serif" w:cs="CMU Sans Serif"/>
-            <w:sz w:val="20"/>
-            <w:szCs w:val="20"/>
-          </w:rPr>
-          <w:t>ended</w:t>
-        </w:r>
-      </w:ins>
-      <w:ins w:id="109" w:author="Alfred Anate Bodurin Mayaki" w:date="2026-02-02T12:13:00Z" w16du:dateUtc="2026-02-02T12:13:00Z">
-        <w:r>
-          <w:rPr>
-            <w:rFonts w:ascii="CMU Sans Serif" w:hAnsi="CMU Sans Serif" w:cs="CMU Sans Serif"/>
-            <w:sz w:val="20"/>
-            <w:szCs w:val="20"/>
-          </w:rPr>
-          <w:t xml:space="preserve">, although the topic of discussion has been realigned to </w:t>
-        </w:r>
-      </w:ins>
-      <w:ins w:id="110" w:author="Alfred Anate Bodurin Mayaki" w:date="2026-02-02T12:14:00Z" w16du:dateUtc="2026-02-02T12:14:00Z">
-        <w:r>
-          <w:rPr>
-            <w:rFonts w:ascii="CMU Sans Serif" w:hAnsi="CMU Sans Serif" w:cs="CMU Sans Serif"/>
-            <w:sz w:val="20"/>
-            <w:szCs w:val="20"/>
-          </w:rPr>
-          <w:t>include artificial intelligence, the fundamental assertions are the same.</w:t>
-        </w:r>
-      </w:ins>
-      <w:ins w:id="111" w:author="Alfred Anate Bodurin Mayaki" w:date="2026-02-02T12:06:00Z" w16du:dateUtc="2026-02-02T12:06:00Z">
-        <w:r>
-          <w:rPr>
-            <w:rFonts w:ascii="CMU Sans Serif" w:hAnsi="CMU Sans Serif" w:cs="CMU Sans Serif"/>
-            <w:sz w:val="20"/>
-            <w:szCs w:val="20"/>
-          </w:rPr>
-          <w:t xml:space="preserve"> </w:t>
-        </w:r>
-      </w:ins>
+      </w:hyperlink>
+      <w:r>
+        <w:rPr>
+          <w:rFonts w:ascii="CMU Sans Serif" w:hAnsi="CMU Sans Serif" w:cs="CMU Sans Serif"/>
+          <w:sz w:val="20"/>
+          <w:szCs w:val="20"/>
+        </w:rPr>
+        <w:t xml:space="preserve"> and resumes the research topic where (Miller and Doyle, 2025) </w:t>
+      </w:r>
+      <w:r>
+        <w:rPr>
+          <w:rFonts w:ascii="CMU Sans Serif" w:hAnsi="CMU Sans Serif" w:cs="CMU Sans Serif"/>
+          <w:sz w:val="20"/>
+          <w:szCs w:val="20"/>
+        </w:rPr>
+        <w:t>ended</w:t>
+      </w:r>
+      <w:r>
+        <w:rPr>
+          <w:rFonts w:ascii="CMU Sans Serif" w:hAnsi="CMU Sans Serif" w:cs="CMU Sans Serif"/>
+          <w:sz w:val="20"/>
+          <w:szCs w:val="20"/>
+        </w:rPr>
+        <w:t>, although the topic of discussion has been realigned to include artificial intelligence, the fundamental assertions are the same.</w:t>
+      </w:r>
+      <w:r>
+        <w:rPr>
+          <w:rFonts w:ascii="CMU Sans Serif" w:hAnsi="CMU Sans Serif" w:cs="CMU Sans Serif"/>
+          <w:sz w:val="20"/>
+          <w:szCs w:val="20"/>
+        </w:rPr>
+        <w:t xml:space="preserve"> </w:t>
+      </w:r>
       <w:r>
         <w:rPr>
           <w:rFonts w:ascii="CMU Sans Serif" w:hAnsi="CMU Sans Serif" w:cs="CMU Sans Serif"/>
@@ -4616,26 +3229,14 @@
         </w:rPr>
         <w:t>Th</w:t>
       </w:r>
-      <w:ins w:id="112" w:author="Alfred Anate Bodurin Mayaki" w:date="2026-02-02T12:16:00Z" w16du:dateUtc="2026-02-02T12:16:00Z">
-        <w:r>
-          <w:rPr>
-            <w:rFonts w:ascii="CMU Sans Serif" w:hAnsi="CMU Sans Serif" w:cs="CMU Sans Serif"/>
-            <w:sz w:val="20"/>
-            <w:szCs w:val="20"/>
-          </w:rPr>
-          <w:t>e following</w:t>
-        </w:r>
-      </w:ins>
-      <w:del w:id="113" w:author="Alfred Anate Bodurin Mayaki" w:date="2026-02-02T12:16:00Z" w16du:dateUtc="2026-02-02T12:16:00Z">
-        <w:r>
-          <w:rPr>
-            <w:rFonts w:ascii="CMU Sans Serif" w:hAnsi="CMU Sans Serif" w:cs="CMU Sans Serif"/>
-            <w:sz w:val="20"/>
-            <w:szCs w:val="20"/>
-          </w:rPr>
-          <w:delText>ese</w:delText>
-        </w:r>
-      </w:del>
+      <w:r>
+        <w:rPr>
+          <w:rFonts w:ascii="CMU Sans Serif" w:hAnsi="CMU Sans Serif" w:cs="CMU Sans Serif"/>
+          <w:sz w:val="20"/>
+          <w:szCs w:val="20"/>
+        </w:rPr>
+        <w:t>e following</w:t>
+      </w:r>
       <w:r>
         <w:rPr>
           <w:rFonts w:ascii="CMU Sans Serif" w:hAnsi="CMU Sans Serif" w:cs="CMU Sans Serif"/>
@@ -4869,10 +3470,10 @@
         </w:rPr>
         <w:t xml:space="preserve"> Firms having lower net spend signal less resource-based HRM </w:t>
       </w:r>
-      <w:commentRangeStart w:id="114"/>
-      <w:commentRangeStart w:id="115"/>
-      <w:commentRangeStart w:id="116"/>
-      <w:commentRangeStart w:id="117"/>
+      <w:commentRangeStart w:id="9"/>
+      <w:commentRangeStart w:id="10"/>
+      <w:commentRangeStart w:id="11"/>
+      <w:commentRangeStart w:id="12"/>
       <w:r>
         <w:rPr>
           <w:rFonts w:ascii="CMU Sans Serif" w:hAnsi="CMU Sans Serif" w:cs="CMU Sans Serif"/>
@@ -4881,36 +3482,36 @@
         </w:rPr>
         <w:t>practices</w:t>
       </w:r>
-      <w:commentRangeEnd w:id="114"/>
+      <w:commentRangeEnd w:id="9"/>
       <w:r>
         <w:rPr>
           <w:rStyle w:val="CommentReference"/>
           <w:rFonts w:ascii="CMU Sans Serif" w:hAnsi="CMU Sans Serif" w:cs="CMU Sans Serif"/>
         </w:rPr>
-        <w:commentReference w:id="114"/>
-      </w:r>
-      <w:commentRangeEnd w:id="115"/>
+        <w:commentReference w:id="9"/>
+      </w:r>
+      <w:commentRangeEnd w:id="10"/>
       <w:r>
         <w:rPr>
           <w:rStyle w:val="CommentReference"/>
           <w:rFonts w:ascii="CMU Sans Serif" w:hAnsi="CMU Sans Serif" w:cs="CMU Sans Serif"/>
         </w:rPr>
-        <w:commentReference w:id="115"/>
-      </w:r>
-      <w:commentRangeEnd w:id="116"/>
+        <w:commentReference w:id="10"/>
+      </w:r>
+      <w:commentRangeEnd w:id="11"/>
       <w:r>
         <w:rPr>
           <w:rStyle w:val="CommentReference"/>
           <w:rFonts w:ascii="CMU Sans Serif" w:hAnsi="CMU Sans Serif" w:cs="CMU Sans Serif"/>
         </w:rPr>
-        <w:commentReference w:id="116"/>
-      </w:r>
-      <w:commentRangeEnd w:id="117"/>
+        <w:commentReference w:id="11"/>
+      </w:r>
+      <w:commentRangeEnd w:id="12"/>
       <w:r>
         <w:rPr>
           <w:rStyle w:val="CommentReference"/>
         </w:rPr>
-        <w:commentReference w:id="117"/>
+        <w:commentReference w:id="12"/>
       </w:r>
     </w:p>
     <w:p>
@@ -5051,40 +3652,6 @@
         </w:rPr>
         <w:t xml:space="preserve"> </w:t>
       </w:r>
-      <w:del w:id="118" w:author="Alfred Anate Bodurin Mayaki" w:date="2026-02-02T12:57:00Z" w16du:dateUtc="2026-02-02T12:57:00Z">
-        <w:r>
-          <w:rPr>
-            <w:rFonts w:ascii="CMU Sans Serif" w:hAnsi="CMU Sans Serif" w:cs="CMU Sans Serif"/>
-            <w:b/>
-            <w:bCs/>
-            <w:sz w:val="20"/>
-            <w:szCs w:val="20"/>
-          </w:rPr>
-          <w:delText>Signalling and Neurodiversity: Do firm SHRM choices substantially influence candidate perceptions of the applicant journey</w:delText>
-        </w:r>
-        <w:r>
-          <w:rPr>
-            <w:rFonts w:ascii="CMU Sans Serif" w:hAnsi="CMU Sans Serif" w:cs="CMU Sans Serif"/>
-            <w:b/>
-            <w:bCs/>
-            <w:sz w:val="20"/>
-            <w:szCs w:val="20"/>
-          </w:rPr>
-          <w:delText>?</w:delText>
-        </w:r>
-        <w:r>
-          <w:rPr>
-            <w:rFonts w:ascii="CMU Sans Serif" w:hAnsi="CMU Sans Serif" w:cs="CMU Sans Serif"/>
-            <w:b/>
-            <w:bCs/>
-            <w:i/>
-            <w:iCs/>
-            <w:sz w:val="20"/>
-            <w:szCs w:val="20"/>
-          </w:rPr>
-          <w:delText xml:space="preserve"> </w:delText>
-        </w:r>
-      </w:del>
       <w:r>
         <w:rPr>
           <w:rFonts w:ascii="CMU Sans Serif" w:hAnsi="CMU Sans Serif" w:cs="CMU Sans Serif"/>
@@ -5118,8 +3685,8 @@
           <w:color w:val="auto"/>
         </w:rPr>
       </w:pPr>
-      <w:bookmarkStart w:id="119" w:name="_Toc215736436"/>
-      <w:bookmarkStart w:id="120" w:name="_Toc220921710"/>
+      <w:bookmarkStart w:id="13" w:name="_Toc215736436"/>
+      <w:bookmarkStart w:id="14" w:name="_Toc220921710"/>
       <w:r>
         <w:rPr>
           <w:rStyle w:val="Strong"/>
@@ -5140,8 +3707,8 @@
         </w:rPr>
         <w:t>Why this topic is important</w:t>
       </w:r>
-      <w:bookmarkEnd w:id="119"/>
-      <w:bookmarkEnd w:id="120"/>
+      <w:bookmarkEnd w:id="13"/>
+      <w:bookmarkEnd w:id="14"/>
     </w:p>
     <w:p>
       <w:pPr>
@@ -5162,7 +3729,7 @@
         </w:rPr>
         <w:t xml:space="preserve">The importance of this research topic cannot be </w:t>
       </w:r>
-      <w:commentRangeStart w:id="121"/>
+      <w:commentRangeStart w:id="15"/>
       <w:r>
         <w:rPr>
           <w:rFonts w:ascii="CMU Sans Serif" w:hAnsi="CMU Sans Serif" w:cs="CMU Sans Serif"/>
@@ -5171,13 +3738,13 @@
         </w:rPr>
         <w:t>understated</w:t>
       </w:r>
-      <w:commentRangeEnd w:id="121"/>
+      <w:commentRangeEnd w:id="15"/>
       <w:r>
         <w:rPr>
           <w:rStyle w:val="CommentReference"/>
           <w:rFonts w:ascii="CMU Sans Serif" w:hAnsi="CMU Sans Serif" w:cs="CMU Sans Serif"/>
         </w:rPr>
-        <w:commentReference w:id="121"/>
+        <w:commentReference w:id="15"/>
       </w:r>
       <w:r>
         <w:rPr>
@@ -5629,9 +4196,9 @@
         </w:rPr>
         <w:t xml:space="preserve">Data on how firms spend on recruitment </w:t>
       </w:r>
-      <w:commentRangeStart w:id="122"/>
-      <w:commentRangeStart w:id="123"/>
-      <w:commentRangeStart w:id="124"/>
+      <w:commentRangeStart w:id="16"/>
+      <w:commentRangeStart w:id="17"/>
+      <w:commentRangeStart w:id="18"/>
       <w:r>
         <w:rPr>
           <w:rStyle w:val="Strong"/>
@@ -5643,29 +4210,29 @@
         </w:rPr>
         <w:t>websites</w:t>
       </w:r>
-      <w:commentRangeEnd w:id="122"/>
+      <w:commentRangeEnd w:id="16"/>
       <w:r>
         <w:rPr>
           <w:rStyle w:val="CommentReference"/>
           <w:rFonts w:ascii="CMU Sans Serif" w:hAnsi="CMU Sans Serif" w:cs="CMU Sans Serif"/>
         </w:rPr>
-        <w:commentReference w:id="122"/>
-      </w:r>
-      <w:commentRangeEnd w:id="123"/>
+        <w:commentReference w:id="16"/>
+      </w:r>
+      <w:commentRangeEnd w:id="17"/>
       <w:r>
         <w:rPr>
           <w:rStyle w:val="CommentReference"/>
           <w:rFonts w:ascii="CMU Sans Serif" w:hAnsi="CMU Sans Serif" w:cs="CMU Sans Serif"/>
         </w:rPr>
-        <w:commentReference w:id="123"/>
-      </w:r>
-      <w:commentRangeEnd w:id="124"/>
+        <w:commentReference w:id="17"/>
+      </w:r>
+      <w:commentRangeEnd w:id="18"/>
       <w:r>
         <w:rPr>
           <w:rStyle w:val="CommentReference"/>
           <w:rFonts w:ascii="CMU Sans Serif" w:hAnsi="CMU Sans Serif" w:cs="CMU Sans Serif"/>
         </w:rPr>
-        <w:commentReference w:id="124"/>
+        <w:commentReference w:id="18"/>
       </w:r>
     </w:p>
     <w:p>
@@ -5681,8 +4248,8 @@
           <w:color w:val="auto"/>
         </w:rPr>
       </w:pPr>
-      <w:bookmarkStart w:id="125" w:name="_Toc215736437"/>
-      <w:bookmarkStart w:id="126" w:name="_Toc220921711"/>
+      <w:bookmarkStart w:id="19" w:name="_Toc215736437"/>
+      <w:bookmarkStart w:id="20" w:name="_Toc220921711"/>
       <w:r>
         <w:rPr>
           <w:rFonts w:ascii="CMU Sans Serif" w:hAnsi="CMU Sans Serif" w:cs="CMU Sans Serif"/>
@@ -5704,8 +4271,8 @@
         </w:rPr>
         <w:t>Next Steps</w:t>
       </w:r>
-      <w:bookmarkEnd w:id="125"/>
-      <w:bookmarkEnd w:id="126"/>
+      <w:bookmarkEnd w:id="19"/>
+      <w:bookmarkEnd w:id="20"/>
     </w:p>
     <w:p>
       <w:pPr>
@@ -5837,6 +4404,7 @@
         <w:spacing w:after="0" w:line="240" w:lineRule="auto"/>
         <w:jc w:val="both"/>
         <w:rPr>
+          <w:del w:id="21" w:author="Alfred Anate Bodurin Mayaki" w:date="2026-02-02T15:25:00Z" w16du:dateUtc="2026-02-02T15:25:00Z"/>
           <w:rStyle w:val="Strong"/>
           <w:rFonts w:ascii="CMU Sans Serif" w:hAnsi="CMU Sans Serif" w:cs="CMU Sans Serif"/>
           <w:b w:val="0"/>
@@ -5943,8 +4511,8 @@
         </w:rPr>
         <w:t xml:space="preserve"> and indeed qualitative analysis </w:t>
       </w:r>
-      <w:commentRangeStart w:id="127"/>
-      <w:commentRangeStart w:id="128"/>
+      <w:commentRangeStart w:id="22"/>
+      <w:commentRangeStart w:id="23"/>
       <w:r>
         <w:rPr>
           <w:rStyle w:val="Strong"/>
@@ -5956,21 +4524,21 @@
         </w:rPr>
         <w:t>such</w:t>
       </w:r>
-      <w:commentRangeEnd w:id="127"/>
+      <w:commentRangeEnd w:id="22"/>
       <w:r>
         <w:rPr>
           <w:rStyle w:val="CommentReference"/>
           <w:rFonts w:ascii="CMU Sans Serif" w:hAnsi="CMU Sans Serif" w:cs="CMU Sans Serif"/>
         </w:rPr>
-        <w:commentReference w:id="127"/>
-      </w:r>
-      <w:commentRangeEnd w:id="128"/>
+        <w:commentReference w:id="22"/>
+      </w:r>
+      <w:commentRangeEnd w:id="23"/>
       <w:r>
         <w:rPr>
           <w:rStyle w:val="CommentReference"/>
           <w:rFonts w:ascii="CMU Sans Serif" w:hAnsi="CMU Sans Serif" w:cs="CMU Sans Serif"/>
         </w:rPr>
-        <w:commentReference w:id="128"/>
+        <w:commentReference w:id="23"/>
       </w:r>
       <w:r>
         <w:rPr>
@@ -6012,6 +4580,7 @@
         <w:spacing w:after="0" w:line="240" w:lineRule="auto"/>
         <w:jc w:val="both"/>
         <w:rPr>
+          <w:del w:id="24" w:author="Alfred Anate Bodurin Mayaki" w:date="2026-02-02T15:25:00Z" w16du:dateUtc="2026-02-02T15:25:00Z"/>
           <w:rStyle w:val="Strong"/>
           <w:rFonts w:ascii="CMU Sans Serif" w:hAnsi="CMU Sans Serif" w:cs="CMU Sans Serif"/>
           <w:b w:val="0"/>
@@ -6026,6 +4595,7 @@
         <w:spacing w:after="0" w:line="240" w:lineRule="auto"/>
         <w:jc w:val="both"/>
         <w:rPr>
+          <w:del w:id="25" w:author="Alfred Anate Bodurin Mayaki" w:date="2026-02-02T15:25:00Z" w16du:dateUtc="2026-02-02T15:25:00Z"/>
           <w:rStyle w:val="Strong"/>
           <w:rFonts w:ascii="CMU Sans Serif" w:hAnsi="CMU Sans Serif" w:cs="CMU Sans Serif"/>
           <w:b w:val="0"/>
@@ -6040,6 +4610,7 @@
         <w:spacing w:after="0" w:line="240" w:lineRule="auto"/>
         <w:jc w:val="both"/>
         <w:rPr>
+          <w:del w:id="26" w:author="Alfred Anate Bodurin Mayaki" w:date="2026-02-02T15:25:00Z" w16du:dateUtc="2026-02-02T15:25:00Z"/>
           <w:rStyle w:val="Strong"/>
           <w:rFonts w:ascii="CMU Sans Serif" w:hAnsi="CMU Sans Serif" w:cs="CMU Sans Serif"/>
           <w:b w:val="0"/>
@@ -6054,6 +4625,7 @@
         <w:spacing w:after="0" w:line="240" w:lineRule="auto"/>
         <w:jc w:val="both"/>
         <w:rPr>
+          <w:del w:id="27" w:author="Alfred Anate Bodurin Mayaki" w:date="2026-02-02T15:25:00Z" w16du:dateUtc="2026-02-02T15:25:00Z"/>
           <w:rStyle w:val="Strong"/>
           <w:rFonts w:ascii="CMU Sans Serif" w:hAnsi="CMU Sans Serif" w:cs="CMU Sans Serif"/>
           <w:b w:val="0"/>
@@ -6068,6 +4640,7 @@
         <w:spacing w:after="0" w:line="240" w:lineRule="auto"/>
         <w:jc w:val="both"/>
         <w:rPr>
+          <w:del w:id="28" w:author="Alfred Anate Bodurin Mayaki" w:date="2026-02-02T15:25:00Z" w16du:dateUtc="2026-02-02T15:25:00Z"/>
           <w:rStyle w:val="Strong"/>
           <w:rFonts w:ascii="CMU Sans Serif" w:hAnsi="CMU Sans Serif" w:cs="CMU Sans Serif"/>
           <w:b w:val="0"/>
@@ -6082,6 +4655,7 @@
         <w:spacing w:after="0" w:line="240" w:lineRule="auto"/>
         <w:jc w:val="both"/>
         <w:rPr>
+          <w:del w:id="29" w:author="Alfred Anate Bodurin Mayaki" w:date="2026-02-02T15:25:00Z" w16du:dateUtc="2026-02-02T15:25:00Z"/>
           <w:rStyle w:val="Strong"/>
           <w:rFonts w:ascii="CMU Sans Serif" w:hAnsi="CMU Sans Serif" w:cs="CMU Sans Serif"/>
           <w:b w:val="0"/>
@@ -6096,6 +4670,7 @@
         <w:spacing w:after="0" w:line="240" w:lineRule="auto"/>
         <w:jc w:val="both"/>
         <w:rPr>
+          <w:del w:id="30" w:author="Alfred Anate Bodurin Mayaki" w:date="2026-02-02T15:25:00Z" w16du:dateUtc="2026-02-02T15:25:00Z"/>
           <w:rStyle w:val="Strong"/>
           <w:rFonts w:ascii="CMU Sans Serif" w:hAnsi="CMU Sans Serif" w:cs="CMU Sans Serif"/>
           <w:b w:val="0"/>
@@ -6110,6 +4685,7 @@
         <w:spacing w:after="0" w:line="240" w:lineRule="auto"/>
         <w:jc w:val="both"/>
         <w:rPr>
+          <w:del w:id="31" w:author="Alfred Anate Bodurin Mayaki" w:date="2026-02-02T15:25:00Z" w16du:dateUtc="2026-02-02T15:25:00Z"/>
           <w:rStyle w:val="Strong"/>
           <w:rFonts w:ascii="CMU Sans Serif" w:hAnsi="CMU Sans Serif" w:cs="CMU Sans Serif"/>
           <w:b w:val="0"/>
@@ -6124,6 +4700,7 @@
         <w:spacing w:after="0" w:line="240" w:lineRule="auto"/>
         <w:jc w:val="both"/>
         <w:rPr>
+          <w:del w:id="32" w:author="Alfred Anate Bodurin Mayaki" w:date="2026-02-02T15:25:00Z" w16du:dateUtc="2026-02-02T15:25:00Z"/>
           <w:rStyle w:val="Strong"/>
           <w:rFonts w:ascii="CMU Sans Serif" w:hAnsi="CMU Sans Serif" w:cs="CMU Sans Serif"/>
           <w:b w:val="0"/>
@@ -6138,6 +4715,7 @@
         <w:spacing w:after="0" w:line="240" w:lineRule="auto"/>
         <w:jc w:val="both"/>
         <w:rPr>
+          <w:del w:id="33" w:author="Alfred Anate Bodurin Mayaki" w:date="2026-02-02T15:24:00Z" w16du:dateUtc="2026-02-02T15:24:00Z"/>
           <w:rStyle w:val="Strong"/>
           <w:rFonts w:ascii="CMU Sans Serif" w:hAnsi="CMU Sans Serif" w:cs="CMU Sans Serif"/>
           <w:b w:val="0"/>
@@ -6152,6 +4730,7 @@
         <w:spacing w:after="0" w:line="240" w:lineRule="auto"/>
         <w:jc w:val="both"/>
         <w:rPr>
+          <w:del w:id="34" w:author="Alfred Anate Bodurin Mayaki" w:date="2026-02-02T15:24:00Z" w16du:dateUtc="2026-02-02T15:24:00Z"/>
           <w:rStyle w:val="Strong"/>
           <w:rFonts w:ascii="CMU Sans Serif" w:hAnsi="CMU Sans Serif" w:cs="CMU Sans Serif"/>
           <w:b w:val="0"/>
@@ -6166,6 +4745,7 @@
         <w:spacing w:after="0" w:line="240" w:lineRule="auto"/>
         <w:jc w:val="both"/>
         <w:rPr>
+          <w:del w:id="35" w:author="Alfred Anate Bodurin Mayaki" w:date="2026-02-02T15:24:00Z" w16du:dateUtc="2026-02-02T15:24:00Z"/>
           <w:rStyle w:val="Strong"/>
           <w:rFonts w:ascii="CMU Sans Serif" w:hAnsi="CMU Sans Serif" w:cs="CMU Sans Serif"/>
           <w:b w:val="0"/>
@@ -6180,6 +4760,7 @@
         <w:spacing w:after="0" w:line="240" w:lineRule="auto"/>
         <w:jc w:val="both"/>
         <w:rPr>
+          <w:del w:id="36" w:author="Alfred Anate Bodurin Mayaki" w:date="2026-02-02T15:24:00Z" w16du:dateUtc="2026-02-02T15:24:00Z"/>
           <w:rStyle w:val="Strong"/>
           <w:rFonts w:ascii="CMU Sans Serif" w:hAnsi="CMU Sans Serif" w:cs="CMU Sans Serif"/>
           <w:b w:val="0"/>
@@ -6194,6 +4775,7 @@
         <w:spacing w:after="0" w:line="240" w:lineRule="auto"/>
         <w:jc w:val="both"/>
         <w:rPr>
+          <w:del w:id="37" w:author="Alfred Anate Bodurin Mayaki" w:date="2026-02-02T15:24:00Z" w16du:dateUtc="2026-02-02T15:24:00Z"/>
           <w:rStyle w:val="Strong"/>
           <w:rFonts w:ascii="CMU Sans Serif" w:hAnsi="CMU Sans Serif" w:cs="CMU Sans Serif"/>
           <w:b w:val="0"/>
@@ -6208,6 +4790,7 @@
         <w:spacing w:after="0" w:line="240" w:lineRule="auto"/>
         <w:jc w:val="both"/>
         <w:rPr>
+          <w:del w:id="38" w:author="Alfred Anate Bodurin Mayaki" w:date="2026-02-02T15:24:00Z" w16du:dateUtc="2026-02-02T15:24:00Z"/>
           <w:rStyle w:val="Strong"/>
           <w:rFonts w:ascii="CMU Sans Serif" w:hAnsi="CMU Sans Serif" w:cs="CMU Sans Serif"/>
           <w:b w:val="0"/>
@@ -6222,6 +4805,7 @@
         <w:spacing w:after="0" w:line="240" w:lineRule="auto"/>
         <w:jc w:val="both"/>
         <w:rPr>
+          <w:del w:id="39" w:author="Alfred Anate Bodurin Mayaki" w:date="2026-02-02T15:24:00Z" w16du:dateUtc="2026-02-02T15:24:00Z"/>
           <w:rStyle w:val="Strong"/>
           <w:rFonts w:ascii="CMU Sans Serif" w:hAnsi="CMU Sans Serif" w:cs="CMU Sans Serif"/>
           <w:b w:val="0"/>
@@ -6236,6 +4820,7 @@
         <w:spacing w:after="0" w:line="240" w:lineRule="auto"/>
         <w:jc w:val="both"/>
         <w:rPr>
+          <w:del w:id="40" w:author="Alfred Anate Bodurin Mayaki" w:date="2026-02-02T15:24:00Z" w16du:dateUtc="2026-02-02T15:24:00Z"/>
           <w:rStyle w:val="Strong"/>
           <w:rFonts w:ascii="CMU Sans Serif" w:hAnsi="CMU Sans Serif" w:cs="CMU Sans Serif"/>
           <w:b w:val="0"/>
@@ -6250,6 +4835,7 @@
         <w:spacing w:after="0" w:line="240" w:lineRule="auto"/>
         <w:jc w:val="both"/>
         <w:rPr>
+          <w:del w:id="41" w:author="Alfred Anate Bodurin Mayaki" w:date="2026-02-02T15:24:00Z" w16du:dateUtc="2026-02-02T15:24:00Z"/>
           <w:rStyle w:val="Strong"/>
           <w:rFonts w:ascii="CMU Sans Serif" w:hAnsi="CMU Sans Serif" w:cs="CMU Sans Serif"/>
           <w:b w:val="0"/>
@@ -6264,6 +4850,7 @@
         <w:spacing w:after="0" w:line="240" w:lineRule="auto"/>
         <w:jc w:val="both"/>
         <w:rPr>
+          <w:del w:id="42" w:author="Alfred Anate Bodurin Mayaki" w:date="2026-02-02T15:24:00Z" w16du:dateUtc="2026-02-02T15:24:00Z"/>
           <w:rStyle w:val="Strong"/>
           <w:rFonts w:ascii="CMU Sans Serif" w:hAnsi="CMU Sans Serif" w:cs="CMU Sans Serif"/>
           <w:b w:val="0"/>
@@ -6278,6 +4865,7 @@
         <w:spacing w:after="0" w:line="240" w:lineRule="auto"/>
         <w:jc w:val="both"/>
         <w:rPr>
+          <w:del w:id="43" w:author="Alfred Anate Bodurin Mayaki" w:date="2026-02-02T15:24:00Z" w16du:dateUtc="2026-02-02T15:24:00Z"/>
           <w:rStyle w:val="Strong"/>
           <w:rFonts w:ascii="CMU Sans Serif" w:hAnsi="CMU Sans Serif" w:cs="CMU Sans Serif"/>
           <w:b w:val="0"/>
@@ -6292,6 +4880,7 @@
         <w:spacing w:after="0" w:line="240" w:lineRule="auto"/>
         <w:jc w:val="both"/>
         <w:rPr>
+          <w:del w:id="44" w:author="Alfred Anate Bodurin Mayaki" w:date="2026-02-02T15:24:00Z" w16du:dateUtc="2026-02-02T15:24:00Z"/>
           <w:rStyle w:val="Strong"/>
           <w:rFonts w:ascii="CMU Sans Serif" w:hAnsi="CMU Sans Serif" w:cs="CMU Sans Serif"/>
           <w:b w:val="0"/>
@@ -6306,6 +4895,7 @@
         <w:spacing w:after="0" w:line="240" w:lineRule="auto"/>
         <w:jc w:val="both"/>
         <w:rPr>
+          <w:del w:id="45" w:author="Alfred Anate Bodurin Mayaki" w:date="2026-02-02T15:24:00Z" w16du:dateUtc="2026-02-02T15:24:00Z"/>
           <w:rStyle w:val="Strong"/>
           <w:rFonts w:ascii="CMU Sans Serif" w:hAnsi="CMU Sans Serif" w:cs="CMU Sans Serif"/>
           <w:b w:val="0"/>
@@ -6320,6 +4910,7 @@
         <w:spacing w:after="0" w:line="240" w:lineRule="auto"/>
         <w:jc w:val="both"/>
         <w:rPr>
+          <w:del w:id="46" w:author="Alfred Anate Bodurin Mayaki" w:date="2026-02-02T15:24:00Z" w16du:dateUtc="2026-02-02T15:24:00Z"/>
           <w:rStyle w:val="Strong"/>
           <w:rFonts w:ascii="CMU Sans Serif" w:hAnsi="CMU Sans Serif" w:cs="CMU Sans Serif"/>
           <w:b w:val="0"/>
@@ -6334,6 +4925,7 @@
         <w:spacing w:after="0" w:line="240" w:lineRule="auto"/>
         <w:jc w:val="both"/>
         <w:rPr>
+          <w:del w:id="47" w:author="Alfred Anate Bodurin Mayaki" w:date="2026-02-02T15:24:00Z" w16du:dateUtc="2026-02-02T15:24:00Z"/>
           <w:rStyle w:val="Strong"/>
           <w:rFonts w:ascii="CMU Sans Serif" w:hAnsi="CMU Sans Serif" w:cs="CMU Sans Serif"/>
           <w:b w:val="0"/>
@@ -6348,6 +4940,7 @@
         <w:spacing w:after="0" w:line="240" w:lineRule="auto"/>
         <w:jc w:val="both"/>
         <w:rPr>
+          <w:del w:id="48" w:author="Alfred Anate Bodurin Mayaki" w:date="2026-02-02T15:24:00Z" w16du:dateUtc="2026-02-02T15:24:00Z"/>
           <w:rStyle w:val="Strong"/>
           <w:rFonts w:ascii="CMU Sans Serif" w:hAnsi="CMU Sans Serif" w:cs="CMU Sans Serif"/>
           <w:b w:val="0"/>
@@ -6362,6 +4955,7 @@
         <w:spacing w:after="0" w:line="240" w:lineRule="auto"/>
         <w:jc w:val="both"/>
         <w:rPr>
+          <w:del w:id="49" w:author="Alfred Anate Bodurin Mayaki" w:date="2026-02-02T15:24:00Z" w16du:dateUtc="2026-02-02T15:24:00Z"/>
           <w:rStyle w:val="Strong"/>
           <w:rFonts w:ascii="CMU Sans Serif" w:hAnsi="CMU Sans Serif" w:cs="CMU Sans Serif"/>
           <w:b w:val="0"/>
@@ -6376,6 +4970,7 @@
         <w:spacing w:after="0" w:line="240" w:lineRule="auto"/>
         <w:jc w:val="both"/>
         <w:rPr>
+          <w:del w:id="50" w:author="Alfred Anate Bodurin Mayaki" w:date="2026-02-02T15:24:00Z" w16du:dateUtc="2026-02-02T15:24:00Z"/>
           <w:rStyle w:val="Strong"/>
           <w:rFonts w:ascii="CMU Sans Serif" w:hAnsi="CMU Sans Serif" w:cs="CMU Sans Serif"/>
           <w:b w:val="0"/>
@@ -6390,6 +4985,7 @@
         <w:spacing w:after="0" w:line="240" w:lineRule="auto"/>
         <w:jc w:val="both"/>
         <w:rPr>
+          <w:del w:id="51" w:author="Alfred Anate Bodurin Mayaki" w:date="2026-02-02T15:24:00Z" w16du:dateUtc="2026-02-02T15:24:00Z"/>
           <w:rStyle w:val="Strong"/>
           <w:rFonts w:ascii="CMU Sans Serif" w:hAnsi="CMU Sans Serif" w:cs="CMU Sans Serif"/>
           <w:b w:val="0"/>
@@ -6404,6 +5000,7 @@
         <w:spacing w:after="0" w:line="240" w:lineRule="auto"/>
         <w:jc w:val="both"/>
         <w:rPr>
+          <w:del w:id="52" w:author="Alfred Anate Bodurin Mayaki" w:date="2026-02-02T15:24:00Z" w16du:dateUtc="2026-02-02T15:24:00Z"/>
           <w:rStyle w:val="Strong"/>
           <w:rFonts w:ascii="CMU Sans Serif" w:hAnsi="CMU Sans Serif" w:cs="CMU Sans Serif"/>
           <w:b w:val="0"/>
@@ -6418,6 +5015,7 @@
         <w:spacing w:after="0" w:line="240" w:lineRule="auto"/>
         <w:jc w:val="both"/>
         <w:rPr>
+          <w:del w:id="53" w:author="Alfred Anate Bodurin Mayaki" w:date="2026-02-02T15:24:00Z" w16du:dateUtc="2026-02-02T15:24:00Z"/>
           <w:rStyle w:val="Strong"/>
           <w:rFonts w:ascii="CMU Sans Serif" w:hAnsi="CMU Sans Serif" w:cs="CMU Sans Serif"/>
           <w:b w:val="0"/>
@@ -6432,6 +5030,7 @@
         <w:spacing w:after="0" w:line="240" w:lineRule="auto"/>
         <w:jc w:val="both"/>
         <w:rPr>
+          <w:del w:id="54" w:author="Alfred Anate Bodurin Mayaki" w:date="2026-02-02T15:24:00Z" w16du:dateUtc="2026-02-02T15:24:00Z"/>
           <w:rStyle w:val="Strong"/>
           <w:rFonts w:ascii="CMU Sans Serif" w:hAnsi="CMU Sans Serif" w:cs="CMU Sans Serif"/>
           <w:b w:val="0"/>
@@ -6446,6 +5045,7 @@
         <w:spacing w:after="0" w:line="240" w:lineRule="auto"/>
         <w:jc w:val="both"/>
         <w:rPr>
+          <w:del w:id="55" w:author="Alfred Anate Bodurin Mayaki" w:date="2026-02-02T15:24:00Z" w16du:dateUtc="2026-02-02T15:24:00Z"/>
           <w:rStyle w:val="Strong"/>
           <w:rFonts w:ascii="CMU Sans Serif" w:hAnsi="CMU Sans Serif" w:cs="CMU Sans Serif"/>
           <w:b w:val="0"/>
@@ -6460,6 +5060,7 @@
         <w:spacing w:after="0" w:line="240" w:lineRule="auto"/>
         <w:jc w:val="both"/>
         <w:rPr>
+          <w:del w:id="56" w:author="Alfred Anate Bodurin Mayaki" w:date="2026-02-02T15:24:00Z" w16du:dateUtc="2026-02-02T15:24:00Z"/>
           <w:rStyle w:val="Strong"/>
           <w:rFonts w:ascii="CMU Sans Serif" w:hAnsi="CMU Sans Serif" w:cs="CMU Sans Serif"/>
           <w:b w:val="0"/>
@@ -6474,6 +5075,7 @@
         <w:spacing w:after="0" w:line="240" w:lineRule="auto"/>
         <w:jc w:val="both"/>
         <w:rPr>
+          <w:del w:id="57" w:author="Alfred Anate Bodurin Mayaki" w:date="2026-02-02T15:24:00Z" w16du:dateUtc="2026-02-02T15:24:00Z"/>
           <w:rStyle w:val="Strong"/>
           <w:rFonts w:ascii="CMU Sans Serif" w:hAnsi="CMU Sans Serif" w:cs="CMU Sans Serif"/>
           <w:b w:val="0"/>
@@ -6488,6 +5090,7 @@
         <w:spacing w:after="0" w:line="240" w:lineRule="auto"/>
         <w:jc w:val="both"/>
         <w:rPr>
+          <w:del w:id="58" w:author="Alfred Anate Bodurin Mayaki" w:date="2026-02-02T15:24:00Z" w16du:dateUtc="2026-02-02T15:24:00Z"/>
           <w:rStyle w:val="Strong"/>
           <w:rFonts w:ascii="CMU Sans Serif" w:hAnsi="CMU Sans Serif" w:cs="CMU Sans Serif"/>
           <w:b w:val="0"/>
@@ -6502,6 +5105,7 @@
         <w:spacing w:after="0" w:line="240" w:lineRule="auto"/>
         <w:jc w:val="both"/>
         <w:rPr>
+          <w:del w:id="59" w:author="Alfred Anate Bodurin Mayaki" w:date="2026-02-02T15:24:00Z" w16du:dateUtc="2026-02-02T15:24:00Z"/>
           <w:rStyle w:val="Strong"/>
           <w:rFonts w:ascii="CMU Sans Serif" w:hAnsi="CMU Sans Serif" w:cs="CMU Sans Serif"/>
           <w:b w:val="0"/>
@@ -6516,6 +5120,7 @@
         <w:spacing w:after="0" w:line="240" w:lineRule="auto"/>
         <w:jc w:val="both"/>
         <w:rPr>
+          <w:del w:id="60" w:author="Alfred Anate Bodurin Mayaki" w:date="2026-02-02T15:24:00Z" w16du:dateUtc="2026-02-02T15:24:00Z"/>
           <w:rStyle w:val="Strong"/>
           <w:rFonts w:ascii="CMU Sans Serif" w:hAnsi="CMU Sans Serif" w:cs="CMU Sans Serif"/>
           <w:b w:val="0"/>
@@ -6530,6 +5135,7 @@
         <w:spacing w:after="0" w:line="240" w:lineRule="auto"/>
         <w:jc w:val="both"/>
         <w:rPr>
+          <w:del w:id="61" w:author="Alfred Anate Bodurin Mayaki" w:date="2026-02-02T15:24:00Z" w16du:dateUtc="2026-02-02T15:24:00Z"/>
           <w:rStyle w:val="Strong"/>
           <w:rFonts w:ascii="CMU Sans Serif" w:hAnsi="CMU Sans Serif" w:cs="CMU Sans Serif"/>
           <w:b w:val="0"/>
@@ -6544,6 +5150,7 @@
         <w:spacing w:after="0" w:line="240" w:lineRule="auto"/>
         <w:jc w:val="both"/>
         <w:rPr>
+          <w:del w:id="62" w:author="Alfred Anate Bodurin Mayaki" w:date="2026-02-02T15:24:00Z" w16du:dateUtc="2026-02-02T15:24:00Z"/>
           <w:rStyle w:val="Strong"/>
           <w:rFonts w:ascii="CMU Sans Serif" w:hAnsi="CMU Sans Serif" w:cs="CMU Sans Serif"/>
           <w:b w:val="0"/>
@@ -6636,9 +5243,9 @@
           <w:color w:val="000000" w:themeColor="text1"/>
         </w:rPr>
       </w:pPr>
-      <w:bookmarkStart w:id="129" w:name="_Toc216632807"/>
-      <w:bookmarkStart w:id="130" w:name="_Toc215736438"/>
-      <w:bookmarkStart w:id="131" w:name="_Toc220921712"/>
+      <w:bookmarkStart w:id="63" w:name="_Toc216632807"/>
+      <w:bookmarkStart w:id="64" w:name="_Toc220921712"/>
+      <w:bookmarkStart w:id="65" w:name="_Toc215736438"/>
       <w:r>
         <w:rPr>
           <w:rStyle w:val="Strong"/>
@@ -6659,7 +5266,7 @@
         </w:rPr>
         <w:t>Introduction to TMA 2</w:t>
       </w:r>
-      <w:bookmarkEnd w:id="129"/>
+      <w:bookmarkEnd w:id="63"/>
       <w:r>
         <w:rPr>
           <w:rStyle w:val="Strong"/>
@@ -6670,7 +5277,7 @@
         </w:rPr>
         <w:t xml:space="preserve"> – Literature Review</w:t>
       </w:r>
-      <w:bookmarkEnd w:id="131"/>
+      <w:bookmarkEnd w:id="64"/>
     </w:p>
     <w:p>
       <w:pPr>
@@ -6780,7 +5387,17 @@
           <w:sz w:val="20"/>
           <w:szCs w:val="20"/>
         </w:rPr>
-        <w:t xml:space="preserve"> from three highly reliable contemporary literature sources (JSTOR, The Open University Library and Google Scholar). My intention is to source academic peer-reviewed literature published roughly between 2010 – 2025 in terms of timelines (the literature effectively narrates on the problem which can be traced back to about 2011 in reports so, there’s about a 8–10-year gap where the problem surfaces and the seminal papers focused on analysing the problem begin to emerge in the literature). However, there may be exceptions to this timeline as per the theoretical work of Coles and Treble (1993) or the earlier theoretical work by Rynes and Barber (1990). Though the three selected sources indeed do store great literature on each subtopic, I may require policy infographics, charts and vital published statistics which will also be important to this study’s objective. I will therefore be actively seeking NGO and government reports drawn from Overton.io, where such information may be found</w:t>
+        <w:t xml:space="preserve"> from three highly reliable contemporary literature sources (JSTOR, The Open University Library and Google Scholar). My intention is to source academic peer-reviewed literature published roughly between 2010 – 2025 in terms of timelines (the literature effectively narrates on the problem which can be traced back to about 2011 in reports so, there’s about a 8–10-year gap where the problem surfaces and the seminal papers focused on analysing the problem begin to emerge in the literature). However, there may be exceptions to this timeline as per the theoretical work of Coles and </w:t>
+      </w:r>
+      <w:r>
+        <w:rPr>
+          <w:rFonts w:ascii="CMU Sans Serif" w:hAnsi="CMU Sans Serif" w:cs="CMU Sans Serif"/>
+          <w:color w:val="000000" w:themeColor="text1"/>
+          <w:sz w:val="20"/>
+          <w:szCs w:val="20"/>
+        </w:rPr>
+        <w:lastRenderedPageBreak/>
+        <w:t>Treble (1993) or the earlier theoretical work by Rynes and Barber (1990). Though the three selected sources indeed do store great literature on each subtopic, I may require policy infographics, charts and vital published statistics which will also be important to this study’s objective. I will therefore be actively seeking NGO and government reports drawn from Overton.io, where such information may be found</w:t>
       </w:r>
       <w:r>
         <w:rPr>
@@ -6805,8 +5422,8 @@
           <w:color w:val="000000" w:themeColor="text1"/>
         </w:rPr>
       </w:pPr>
-      <w:bookmarkStart w:id="132" w:name="_Toc216632808"/>
-      <w:bookmarkStart w:id="133" w:name="_Toc220921713"/>
+      <w:bookmarkStart w:id="66" w:name="_Toc216632808"/>
+      <w:bookmarkStart w:id="67" w:name="_Toc220921713"/>
       <w:r>
         <w:rPr>
           <w:rStyle w:val="Strong"/>
@@ -6827,8 +5444,8 @@
         </w:rPr>
         <w:t>Mapping subtopics that are relevant</w:t>
       </w:r>
-      <w:bookmarkEnd w:id="132"/>
-      <w:bookmarkEnd w:id="133"/>
+      <w:bookmarkEnd w:id="66"/>
+      <w:bookmarkEnd w:id="67"/>
     </w:p>
     <w:p>
       <w:pPr>
@@ -6891,7 +5508,6 @@
           <w:sz w:val="20"/>
           <w:szCs w:val="20"/>
         </w:rPr>
-        <w:lastRenderedPageBreak/>
         <w:t>Applicant Attraction</w:t>
       </w:r>
       <w:r>
@@ -7161,7 +5777,7 @@
           <w:color w:val="000000" w:themeColor="text1"/>
         </w:rPr>
         <w:drawing>
-          <wp:inline distT="0" distB="0" distL="0" distR="0" wp14:anchorId="24BB0966" wp14:editId="4BF1CEE4">
+          <wp:inline distT="0" distB="0" distL="0" distR="0" wp14:anchorId="24BB0966" wp14:editId="77AC8676">
             <wp:extent cx="4823276" cy="2865640"/>
             <wp:effectExtent l="0" t="0" r="0" b="0"/>
             <wp:docPr id="422260730" name="Picture 2" descr="A diagram of a business process"/>
@@ -7176,7 +5792,7 @@
                     <pic:cNvPicPr/>
                   </pic:nvPicPr>
                   <pic:blipFill>
-                    <a:blip r:embed="rId12" cstate="print">
+                    <a:blip r:embed="rId13" cstate="print">
                       <a:extLst>
                         <a:ext uri="{28A0092B-C50C-407E-A947-70E740481C1C}">
                           <a14:useLocalDpi xmlns:a14="http://schemas.microsoft.com/office/drawing/2010/main" val="0"/>
@@ -7216,8 +5832,8 @@
           <w:color w:val="000000" w:themeColor="text1"/>
         </w:rPr>
       </w:pPr>
-      <w:bookmarkStart w:id="134" w:name="_Toc216632809"/>
-      <w:bookmarkStart w:id="135" w:name="_Toc220921714"/>
+      <w:bookmarkStart w:id="68" w:name="_Toc220921714"/>
+      <w:bookmarkStart w:id="69" w:name="_Toc216632809"/>
       <w:r>
         <w:rPr>
           <w:rStyle w:val="Strong"/>
@@ -7238,18 +5854,6 @@
         </w:rPr>
         <w:t xml:space="preserve"> – AI </w:t>
       </w:r>
-      <w:del w:id="136" w:author="Alfred Anate Bodurin Mayaki" w:date="2026-02-02T10:48:00Z" w16du:dateUtc="2026-02-02T10:48:00Z">
-        <w:r>
-          <w:rPr>
-            <w:rStyle w:val="Strong"/>
-            <w:rFonts w:ascii="CMU Sans Serif" w:hAnsi="CMU Sans Serif" w:cs="CMU Sans Serif"/>
-            <w:b w:val="0"/>
-            <w:bCs w:val="0"/>
-            <w:color w:val="000000" w:themeColor="text1"/>
-          </w:rPr>
-          <w:delText xml:space="preserve">in </w:delText>
-        </w:r>
-      </w:del>
       <w:r>
         <w:rPr>
           <w:rStyle w:val="Strong"/>
@@ -7260,7 +5864,7 @@
         </w:rPr>
         <w:t>and Neurodivergence</w:t>
       </w:r>
-      <w:bookmarkEnd w:id="135"/>
+      <w:bookmarkEnd w:id="68"/>
     </w:p>
     <w:p>
       <w:pPr>
@@ -7318,7 +5922,25 @@
           <w:sz w:val="20"/>
           <w:szCs w:val="20"/>
         </w:rPr>
-        <w:t xml:space="preserve"> (Depp and Jeste, 2004)</w:t>
+        <w:t xml:space="preserve"> (Depp and </w:t>
+      </w:r>
+      <w:proofErr w:type="spellStart"/>
+      <w:r>
+        <w:rPr>
+          <w:rFonts w:ascii="CMU Sans Serif" w:hAnsi="CMU Sans Serif" w:cs="CMU Sans Serif"/>
+          <w:sz w:val="20"/>
+          <w:szCs w:val="20"/>
+        </w:rPr>
+        <w:t>Jeste</w:t>
+      </w:r>
+      <w:proofErr w:type="spellEnd"/>
+      <w:r>
+        <w:rPr>
+          <w:rFonts w:ascii="CMU Sans Serif" w:hAnsi="CMU Sans Serif" w:cs="CMU Sans Serif"/>
+          <w:sz w:val="20"/>
+          <w:szCs w:val="20"/>
+        </w:rPr>
+        <w:t>, 2004)</w:t>
       </w:r>
       <w:r>
         <w:rPr>
@@ -7390,8 +6012,18 @@
           <w:sz w:val="20"/>
           <w:szCs w:val="20"/>
         </w:rPr>
-        <w:t>Mirowska and Arsenyan</w:t>
-      </w:r>
+        <w:t xml:space="preserve">Mirowska and </w:t>
+      </w:r>
+      <w:proofErr w:type="spellStart"/>
+      <w:r>
+        <w:rPr>
+          <w:rFonts w:ascii="CMU Sans Serif" w:hAnsi="CMU Sans Serif" w:cs="CMU Sans Serif"/>
+          <w:sz w:val="20"/>
+          <w:szCs w:val="20"/>
+        </w:rPr>
+        <w:t>Arsenyan</w:t>
+      </w:r>
+      <w:proofErr w:type="spellEnd"/>
       <w:r>
         <w:rPr>
           <w:rFonts w:ascii="CMU Sans Serif" w:hAnsi="CMU Sans Serif" w:cs="CMU Sans Serif"/>
@@ -7634,7 +6266,7 @@
           <w:color w:val="000000" w:themeColor="text1"/>
         </w:rPr>
       </w:pPr>
-      <w:bookmarkStart w:id="137" w:name="_Toc220921715"/>
+      <w:bookmarkStart w:id="70" w:name="_Toc220921715"/>
       <w:r>
         <w:rPr>
           <w:rStyle w:val="Strong"/>
@@ -7643,6 +6275,7 @@
           <w:bCs w:val="0"/>
           <w:color w:val="000000" w:themeColor="text1"/>
         </w:rPr>
+        <w:lastRenderedPageBreak/>
         <w:t xml:space="preserve">8 </w:t>
       </w:r>
       <w:r>
@@ -7655,32 +6288,18 @@
         </w:rPr>
         <w:t>Explicating my Literature Review 1</w:t>
       </w:r>
-      <w:bookmarkEnd w:id="134"/>
-      <w:bookmarkEnd w:id="137"/>
-      <w:ins w:id="138" w:author="Alfred Anate Bodurin Mayaki" w:date="2026-02-02T10:48:00Z" w16du:dateUtc="2026-02-02T10:48:00Z">
-        <w:r>
-          <w:rPr>
-            <w:rStyle w:val="Strong"/>
-            <w:rFonts w:ascii="CMU Sans Serif" w:hAnsi="CMU Sans Serif" w:cs="CMU Sans Serif"/>
-            <w:b w:val="0"/>
-            <w:bCs w:val="0"/>
-            <w:color w:val="000000" w:themeColor="text1"/>
-          </w:rPr>
-          <w:t xml:space="preserve"> – Applicant Attr</w:t>
-        </w:r>
-      </w:ins>
-      <w:ins w:id="139" w:author="Alfred Anate Bodurin Mayaki" w:date="2026-02-02T10:49:00Z" w16du:dateUtc="2026-02-02T10:49:00Z">
-        <w:r>
-          <w:rPr>
-            <w:rStyle w:val="Strong"/>
-            <w:rFonts w:ascii="CMU Sans Serif" w:hAnsi="CMU Sans Serif" w:cs="CMU Sans Serif"/>
-            <w:b w:val="0"/>
-            <w:bCs w:val="0"/>
-            <w:color w:val="000000" w:themeColor="text1"/>
-          </w:rPr>
-          <w:t>action</w:t>
-        </w:r>
-      </w:ins>
+      <w:bookmarkEnd w:id="69"/>
+      <w:bookmarkEnd w:id="70"/>
+      <w:r>
+        <w:rPr>
+          <w:rStyle w:val="Strong"/>
+          <w:rFonts w:ascii="CMU Sans Serif" w:hAnsi="CMU Sans Serif" w:cs="CMU Sans Serif"/>
+          <w:b w:val="0"/>
+          <w:bCs w:val="0"/>
+          <w:color w:val="000000" w:themeColor="text1"/>
+        </w:rPr>
+        <w:t xml:space="preserve"> – Applicant Attraction</w:t>
+      </w:r>
     </w:p>
     <w:p>
       <w:pPr>
@@ -8439,7 +7058,27 @@
                 <w:sz w:val="20"/>
                 <w:szCs w:val="20"/>
               </w:rPr>
-              <w:t>Dutta &amp; Adsule (2025)</w:t>
+              <w:t xml:space="preserve">Dutta &amp; </w:t>
+            </w:r>
+            <w:proofErr w:type="spellStart"/>
+            <w:r>
+              <w:rPr>
+                <w:rFonts w:ascii="CMU Sans Serif" w:hAnsi="CMU Sans Serif" w:cs="CMU Sans Serif"/>
+                <w:color w:val="000000" w:themeColor="text1"/>
+                <w:sz w:val="20"/>
+                <w:szCs w:val="20"/>
+              </w:rPr>
+              <w:t>Adsule</w:t>
+            </w:r>
+            <w:proofErr w:type="spellEnd"/>
+            <w:r>
+              <w:rPr>
+                <w:rFonts w:ascii="CMU Sans Serif" w:hAnsi="CMU Sans Serif" w:cs="CMU Sans Serif"/>
+                <w:color w:val="000000" w:themeColor="text1"/>
+                <w:sz w:val="20"/>
+                <w:szCs w:val="20"/>
+              </w:rPr>
+              <w:t xml:space="preserve"> (2025)</w:t>
             </w:r>
           </w:p>
         </w:tc>
@@ -8515,14 +7154,25 @@
                 <w:szCs w:val="20"/>
               </w:rPr>
             </w:pPr>
-            <w:r>
-              <w:rPr>
-                <w:rFonts w:ascii="CMU Sans Serif" w:hAnsi="CMU Sans Serif" w:cs="CMU Sans Serif"/>
-                <w:color w:val="000000" w:themeColor="text1"/>
-                <w:sz w:val="20"/>
-                <w:szCs w:val="20"/>
-              </w:rPr>
-              <w:t>Lup and Canonico (2024)</w:t>
+            <w:proofErr w:type="spellStart"/>
+            <w:r>
+              <w:rPr>
+                <w:rFonts w:ascii="CMU Sans Serif" w:hAnsi="CMU Sans Serif" w:cs="CMU Sans Serif"/>
+                <w:color w:val="000000" w:themeColor="text1"/>
+                <w:sz w:val="20"/>
+                <w:szCs w:val="20"/>
+              </w:rPr>
+              <w:t>Lup</w:t>
+            </w:r>
+            <w:proofErr w:type="spellEnd"/>
+            <w:r>
+              <w:rPr>
+                <w:rFonts w:ascii="CMU Sans Serif" w:hAnsi="CMU Sans Serif" w:cs="CMU Sans Serif"/>
+                <w:color w:val="000000" w:themeColor="text1"/>
+                <w:sz w:val="20"/>
+                <w:szCs w:val="20"/>
+              </w:rPr>
+              <w:t xml:space="preserve"> and Canonico (2024)</w:t>
             </w:r>
           </w:p>
         </w:tc>
@@ -9557,7 +8207,7 @@
                 <w:szCs w:val="20"/>
               </w:rPr>
             </w:pPr>
-            <w:hyperlink r:id="rId13" w:history="1">
+            <w:hyperlink r:id="rId14" w:history="1">
               <w:r>
                 <w:rPr>
                   <w:rStyle w:val="Hyperlink"/>
@@ -9728,7 +8378,7 @@
           <w:color w:val="000000" w:themeColor="text1"/>
         </w:rPr>
       </w:pPr>
-      <w:bookmarkStart w:id="140" w:name="_Toc216632810"/>
+      <w:bookmarkStart w:id="71" w:name="_Toc216632810"/>
     </w:p>
     <w:p>
       <w:pPr>
@@ -9743,7 +8393,7 @@
           <w:color w:val="000000" w:themeColor="text1"/>
         </w:rPr>
       </w:pPr>
-      <w:bookmarkStart w:id="141" w:name="_Toc220921716"/>
+      <w:bookmarkStart w:id="72" w:name="_Toc220921716"/>
       <w:r>
         <w:rPr>
           <w:rStyle w:val="Strong"/>
@@ -9764,7 +8414,7 @@
         </w:rPr>
         <w:t>Explicating my Literature Review 2</w:t>
       </w:r>
-      <w:bookmarkEnd w:id="140"/>
+      <w:bookmarkEnd w:id="71"/>
       <w:r>
         <w:rPr>
           <w:rStyle w:val="Strong"/>
@@ -9775,7 +8425,7 @@
         </w:rPr>
         <w:t xml:space="preserve"> – Signalling Theory</w:t>
       </w:r>
-      <w:bookmarkEnd w:id="141"/>
+      <w:bookmarkEnd w:id="72"/>
     </w:p>
     <w:p>
       <w:pPr>
@@ -9834,6 +8484,7 @@
           <w:sz w:val="20"/>
           <w:szCs w:val="20"/>
         </w:rPr>
+        <w:lastRenderedPageBreak/>
         <w:t>Spence (1973): Theoretical</w:t>
       </w:r>
       <w:r>
@@ -10056,7 +8707,6 @@
           <w:sz w:val="20"/>
           <w:szCs w:val="20"/>
         </w:rPr>
-        <w:lastRenderedPageBreak/>
         <w:t>Signals and indices are seen to be “parameters” in the conditional probability distribution reflecting the “beliefs” of an employer</w:t>
       </w:r>
     </w:p>
@@ -10916,6 +9566,7 @@
           <w:sz w:val="20"/>
           <w:szCs w:val="20"/>
         </w:rPr>
+        <w:lastRenderedPageBreak/>
         <w:t xml:space="preserve">Acknowledges limitations of cross-sectional methodology and calls for </w:t>
       </w:r>
       <w:r>
@@ -11122,7 +9773,6 @@
           <w:sz w:val="20"/>
           <w:szCs w:val="20"/>
         </w:rPr>
-        <w:lastRenderedPageBreak/>
         <w:t>Distinctiveness</w:t>
       </w:r>
       <w:r>
@@ -11145,7 +9795,7 @@
           <w:color w:val="000000" w:themeColor="text1"/>
         </w:rPr>
       </w:pPr>
-      <w:bookmarkStart w:id="142" w:name="_Toc220921717"/>
+      <w:bookmarkStart w:id="73" w:name="_Toc220921717"/>
       <w:r>
         <w:rPr>
           <w:rStyle w:val="Strong"/>
@@ -11176,7 +9826,7 @@
         </w:rPr>
         <w:t>3 – Recruitment &amp; Selection</w:t>
       </w:r>
-      <w:bookmarkEnd w:id="142"/>
+      <w:bookmarkEnd w:id="73"/>
     </w:p>
     <w:p>
       <w:pPr>
@@ -11289,7 +9939,7 @@
           <w:color w:val="000000" w:themeColor="text1"/>
         </w:rPr>
       </w:pPr>
-      <w:bookmarkStart w:id="143" w:name="_Toc220921718"/>
+      <w:bookmarkStart w:id="74" w:name="_Toc220921718"/>
       <w:r>
         <w:rPr>
           <w:rStyle w:val="Strong"/>
@@ -11300,7 +9950,7 @@
         </w:rPr>
         <w:t>11 Journal of Economic Literature (JEL) Classification</w:t>
       </w:r>
-      <w:bookmarkEnd w:id="143"/>
+      <w:bookmarkEnd w:id="74"/>
     </w:p>
     <w:p>
       <w:pPr>
@@ -12375,7 +11025,7 @@
       <w:r>
         <w:t>References</w:t>
       </w:r>
-      <w:bookmarkEnd w:id="130"/>
+      <w:bookmarkEnd w:id="65"/>
     </w:p>
     <w:p>
       <w:pPr>
@@ -12512,7 +11162,6 @@
           <w:sz w:val="20"/>
           <w:szCs w:val="20"/>
         </w:rPr>
-        <w:lastRenderedPageBreak/>
         <w:t xml:space="preserve">Celani A, Singh P (2011), "Signaling theory and applicant attraction outcomes". </w:t>
       </w:r>
       <w:r>
@@ -12693,7 +11342,7 @@
         </w:rPr>
         <w:t xml:space="preserve">, 27(6), pp. 1746–1763. Available at: </w:t>
       </w:r>
-      <w:hyperlink r:id="rId14" w:history="1">
+      <w:hyperlink r:id="rId15" w:history="1">
         <w:r>
           <w:rPr>
             <w:rStyle w:val="Hyperlink"/>
@@ -12732,9 +11381,27 @@
           <w:sz w:val="20"/>
           <w:szCs w:val="20"/>
         </w:rPr>
-        <w:t xml:space="preserve">Depp, C.A. and Jeste, D.V. (2004), Bipolar disorder in older adults: a critical review. Bipolar Disorders, 6: 343-367. </w:t>
-      </w:r>
-      <w:hyperlink r:id="rId15" w:history="1">
+        <w:t xml:space="preserve">Depp, C.A. and </w:t>
+      </w:r>
+      <w:proofErr w:type="spellStart"/>
+      <w:r>
+        <w:rPr>
+          <w:rFonts w:ascii="CMU Sans Serif" w:hAnsi="CMU Sans Serif" w:cs="CMU Sans Serif"/>
+          <w:sz w:val="20"/>
+          <w:szCs w:val="20"/>
+        </w:rPr>
+        <w:t>Jeste</w:t>
+      </w:r>
+      <w:proofErr w:type="spellEnd"/>
+      <w:r>
+        <w:rPr>
+          <w:rFonts w:ascii="CMU Sans Serif" w:hAnsi="CMU Sans Serif" w:cs="CMU Sans Serif"/>
+          <w:sz w:val="20"/>
+          <w:szCs w:val="20"/>
+        </w:rPr>
+        <w:t xml:space="preserve">, D.V. (2004), Bipolar disorder in older adults: a critical review. Bipolar Disorders, 6: 343-367. </w:t>
+      </w:r>
+      <w:hyperlink r:id="rId16" w:history="1">
         <w:r>
           <w:rPr>
             <w:rStyle w:val="Hyperlink"/>
@@ -12791,7 +11458,7 @@
         </w:rPr>
         <w:t xml:space="preserve">’, Available at: </w:t>
       </w:r>
-      <w:hyperlink r:id="rId16" w:history="1">
+      <w:hyperlink r:id="rId17" w:history="1">
         <w:r>
           <w:rPr>
             <w:rStyle w:val="Hyperlink"/>
@@ -12830,7 +11497,25 @@
           <w:sz w:val="20"/>
           <w:szCs w:val="20"/>
         </w:rPr>
-        <w:t>Dutta D, Adsule R (2025;) "Machines/humans agentic impacts on recruitment and selection practices across organizational contexts". </w:t>
+        <w:t>Dutta D, </w:t>
+      </w:r>
+      <w:proofErr w:type="spellStart"/>
+      <w:r>
+        <w:rPr>
+          <w:rFonts w:ascii="CMU Sans Serif" w:hAnsi="CMU Sans Serif" w:cs="CMU Sans Serif"/>
+          <w:sz w:val="20"/>
+          <w:szCs w:val="20"/>
+        </w:rPr>
+        <w:t>Adsule</w:t>
+      </w:r>
+      <w:proofErr w:type="spellEnd"/>
+      <w:r>
+        <w:rPr>
+          <w:rFonts w:ascii="CMU Sans Serif" w:hAnsi="CMU Sans Serif" w:cs="CMU Sans Serif"/>
+          <w:sz w:val="20"/>
+          <w:szCs w:val="20"/>
+        </w:rPr>
+        <w:t xml:space="preserve"> R (2025;) "Machines/humans agentic impacts on recruitment and selection practices across organizational contexts". </w:t>
       </w:r>
       <w:r>
         <w:rPr>
@@ -12850,7 +11535,7 @@
         </w:rPr>
         <w:t>, Vol. ahead-of-print No. ahead-of-print. </w:t>
       </w:r>
-      <w:hyperlink r:id="rId17" w:tgtFrame="_blank" w:history="1">
+      <w:hyperlink r:id="rId18" w:tgtFrame="_blank" w:history="1">
         <w:r>
           <w:rPr>
             <w:rStyle w:val="Hyperlink"/>
@@ -12957,7 +11642,7 @@
         </w:rPr>
         <w:t xml:space="preserve">’, Available at : </w:t>
       </w:r>
-      <w:hyperlink r:id="rId18" w:history="1">
+      <w:hyperlink r:id="rId19" w:history="1">
         <w:r>
           <w:rPr>
             <w:rStyle w:val="Hyperlink"/>
@@ -13063,7 +11748,25 @@
           <w:sz w:val="20"/>
           <w:szCs w:val="20"/>
         </w:rPr>
-        <w:t>Jones, D.A., Willness, C.R. and Madey, S. (2014) ‘Why Are Job Seekers Attracted by Corporate Social Performance? Experimental and Field Tests of Three Signal-Based Mechanisms’, </w:t>
+        <w:t xml:space="preserve">Jones, D.A., </w:t>
+      </w:r>
+      <w:proofErr w:type="spellStart"/>
+      <w:r>
+        <w:rPr>
+          <w:rFonts w:ascii="CMU Sans Serif" w:hAnsi="CMU Sans Serif" w:cs="CMU Sans Serif"/>
+          <w:sz w:val="20"/>
+          <w:szCs w:val="20"/>
+        </w:rPr>
+        <w:t>Willness</w:t>
+      </w:r>
+      <w:proofErr w:type="spellEnd"/>
+      <w:r>
+        <w:rPr>
+          <w:rFonts w:ascii="CMU Sans Serif" w:hAnsi="CMU Sans Serif" w:cs="CMU Sans Serif"/>
+          <w:sz w:val="20"/>
+          <w:szCs w:val="20"/>
+        </w:rPr>
+        <w:t>, C.R. and Madey, S. (2014) ‘Why Are Job Seekers Attracted by Corporate Social Performance? Experimental and Field Tests of Three Signal-Based Mechanisms’, </w:t>
       </w:r>
       <w:r>
         <w:rPr>
@@ -13083,7 +11786,7 @@
         </w:rPr>
         <w:t xml:space="preserve">, 57(2), pp. 383–404. </w:t>
       </w:r>
-      <w:hyperlink r:id="rId19" w:history="1">
+      <w:hyperlink r:id="rId20" w:history="1">
         <w:r>
           <w:rPr>
             <w:rStyle w:val="Hyperlink"/>
@@ -13123,7 +11826,26 @@
           <w:sz w:val="20"/>
           <w:szCs w:val="20"/>
         </w:rPr>
-        <w:t xml:space="preserve">Khan, M. H., Grabarski, M. K., Ali, M., &amp; Buckmaster, S. (2023). Insights into Creating and Managing an Inclusive Neurodiverse Workplace for Positive Outcomes: A Multistage Theoretical Framework. </w:t>
+        <w:lastRenderedPageBreak/>
+        <w:t xml:space="preserve">Khan, M. H., </w:t>
+      </w:r>
+      <w:proofErr w:type="spellStart"/>
+      <w:r>
+        <w:rPr>
+          <w:rFonts w:ascii="CMU Sans Serif" w:hAnsi="CMU Sans Serif" w:cs="CMU Sans Serif"/>
+          <w:sz w:val="20"/>
+          <w:szCs w:val="20"/>
+        </w:rPr>
+        <w:t>Grabarski</w:t>
+      </w:r>
+      <w:proofErr w:type="spellEnd"/>
+      <w:r>
+        <w:rPr>
+          <w:rFonts w:ascii="CMU Sans Serif" w:hAnsi="CMU Sans Serif" w:cs="CMU Sans Serif"/>
+          <w:sz w:val="20"/>
+          <w:szCs w:val="20"/>
+        </w:rPr>
+        <w:t xml:space="preserve">, M. K., Ali, M., &amp; Buckmaster, S. (2023). Insights into Creating and Managing an Inclusive Neurodiverse Workplace for Positive Outcomes: A Multistage Theoretical Framework. </w:t>
       </w:r>
       <w:r>
         <w:rPr>
@@ -13161,7 +11883,7 @@
         </w:rPr>
         <w:t xml:space="preserve">(5), 1339-1386. </w:t>
       </w:r>
-      <w:hyperlink r:id="rId20" w:history="1">
+      <w:hyperlink r:id="rId21" w:history="1">
         <w:r>
           <w:rPr>
             <w:rStyle w:val="Hyperlink"/>
@@ -13223,7 +11945,7 @@
         </w:rPr>
         <w:t xml:space="preserve">Harvard Business Review, </w:t>
       </w:r>
-      <w:hyperlink r:id="rId21" w:history="1">
+      <w:hyperlink r:id="rId22" w:history="1">
         <w:r>
           <w:rPr>
             <w:rStyle w:val="Hyperlink"/>
@@ -13256,13 +11978,23 @@
           <w:szCs w:val="20"/>
         </w:rPr>
       </w:pPr>
-      <w:r>
-        <w:rPr>
-          <w:rFonts w:ascii="CMU Sans Serif" w:hAnsi="CMU Sans Serif" w:cs="CMU Sans Serif"/>
-          <w:sz w:val="20"/>
-          <w:szCs w:val="20"/>
-        </w:rPr>
-        <w:t>Lup, D. and Canonico, E. (2024) ‘Bridges and gatekeepers: Employees' willingness to refer qualified candidates on the autism spectrum’, </w:t>
+      <w:proofErr w:type="spellStart"/>
+      <w:r>
+        <w:rPr>
+          <w:rFonts w:ascii="CMU Sans Serif" w:hAnsi="CMU Sans Serif" w:cs="CMU Sans Serif"/>
+          <w:sz w:val="20"/>
+          <w:szCs w:val="20"/>
+        </w:rPr>
+        <w:t>Lup</w:t>
+      </w:r>
+      <w:proofErr w:type="spellEnd"/>
+      <w:r>
+        <w:rPr>
+          <w:rFonts w:ascii="CMU Sans Serif" w:hAnsi="CMU Sans Serif" w:cs="CMU Sans Serif"/>
+          <w:sz w:val="20"/>
+          <w:szCs w:val="20"/>
+        </w:rPr>
+        <w:t>, D. and Canonico, E. (2024) ‘Bridges and gatekeepers: Employees' willingness to refer qualified candidates on the autism spectrum’, </w:t>
       </w:r>
       <w:r>
         <w:rPr>
@@ -13320,7 +12052,6 @@
           <w:sz w:val="20"/>
           <w:szCs w:val="20"/>
         </w:rPr>
-        <w:lastRenderedPageBreak/>
         <w:t xml:space="preserve">Miller, H. and Doyle, N. (2025) ‘Signalling a diversity climate: Neurodivergent experiences and perceptions during selection and assessment’, </w:t>
       </w:r>
       <w:r>
@@ -13361,9 +12092,27 @@
           <w:sz w:val="20"/>
           <w:szCs w:val="20"/>
         </w:rPr>
-        <w:t>Mirowska, A. and Arsenyan, J. (2025), A Bridge Too Far: Signalling Effects of Artificial Intelligence Evaluation of Job Interviews. International Journal of Selection and Assessment, 33: e70008. </w:t>
-      </w:r>
-      <w:hyperlink r:id="rId22" w:history="1">
+        <w:t xml:space="preserve">Mirowska, A. and </w:t>
+      </w:r>
+      <w:proofErr w:type="spellStart"/>
+      <w:r>
+        <w:rPr>
+          <w:rFonts w:ascii="CMU Sans Serif" w:hAnsi="CMU Sans Serif" w:cs="CMU Sans Serif"/>
+          <w:sz w:val="20"/>
+          <w:szCs w:val="20"/>
+        </w:rPr>
+        <w:t>Arsenyan</w:t>
+      </w:r>
+      <w:proofErr w:type="spellEnd"/>
+      <w:r>
+        <w:rPr>
+          <w:rFonts w:ascii="CMU Sans Serif" w:hAnsi="CMU Sans Serif" w:cs="CMU Sans Serif"/>
+          <w:sz w:val="20"/>
+          <w:szCs w:val="20"/>
+        </w:rPr>
+        <w:t>, J. (2025), A Bridge Too Far: Signalling Effects of Artificial Intelligence Evaluation of Job Interviews. International Journal of Selection and Assessment, 33: e70008. </w:t>
+      </w:r>
+      <w:hyperlink r:id="rId23" w:history="1">
         <w:r>
           <w:rPr>
             <w:rStyle w:val="Hyperlink"/>
@@ -13411,7 +12160,7 @@
         </w:rPr>
         <w:t xml:space="preserve">’, Available at: </w:t>
       </w:r>
-      <w:hyperlink r:id="rId23" w:history="1">
+      <w:hyperlink r:id="rId24" w:history="1">
         <w:r>
           <w:rPr>
             <w:rStyle w:val="Hyperlink"/>
@@ -13506,7 +12255,7 @@
         </w:rPr>
         <w:t>, 126: pp. 419-439. </w:t>
       </w:r>
-      <w:hyperlink r:id="rId24" w:history="1">
+      <w:hyperlink r:id="rId25" w:history="1">
         <w:r>
           <w:rPr>
             <w:rStyle w:val="Hyperlink"/>
@@ -13760,7 +12509,7 @@
         </w:rPr>
         <w:t xml:space="preserve">, 12(16), p. 6308. Available at: </w:t>
       </w:r>
-      <w:hyperlink r:id="rId25" w:history="1">
+      <w:hyperlink r:id="rId26" w:history="1">
         <w:r>
           <w:rPr>
             <w:rStyle w:val="Hyperlink"/>
@@ -13794,7 +12543,7 @@
         </w:rPr>
         <w:t xml:space="preserve">University of Hull Library (2025) ‘Literature Review: Reviewing for Research’, University of Hull Skills Team, Available at: </w:t>
       </w:r>
-      <w:hyperlink r:id="rId26" w:history="1">
+      <w:hyperlink r:id="rId27" w:history="1">
         <w:r>
           <w:rPr>
             <w:rStyle w:val="Hyperlink"/>
@@ -13996,6 +12745,7 @@
           <w:sz w:val="20"/>
           <w:szCs w:val="20"/>
         </w:rPr>
+        <w:lastRenderedPageBreak/>
         <w:t>Youth Future’s Foundation (2025) “</w:t>
       </w:r>
       <w:r>
@@ -14016,7 +12766,7 @@
         </w:rPr>
         <w:t xml:space="preserve">”, Available at: </w:t>
       </w:r>
-      <w:hyperlink r:id="rId27" w:history="1">
+      <w:hyperlink r:id="rId28" w:history="1">
         <w:r>
           <w:rPr>
             <w:rStyle w:val="Hyperlink"/>
@@ -14038,7 +12788,7 @@
       </w:r>
     </w:p>
     <w:sectPr>
-      <w:footerReference w:type="default" r:id="rId28"/>
+      <w:footerReference w:type="default" r:id="rId29"/>
       <w:pgSz w:w="11906" w:h="16838"/>
       <w:pgMar w:top="1440" w:right="1440" w:bottom="1440" w:left="1440" w:header="708" w:footer="708" w:gutter="0"/>
       <w:pgBorders w:offsetFrom="page">
@@ -14056,7 +12806,7 @@
 
 <file path=word/comments.xml><?xml version="1.0" encoding="utf-8"?>
 <w:comments xmlns:wpc="http://schemas.microsoft.com/office/word/2010/wordprocessingCanvas" xmlns:cx="http://schemas.microsoft.com/office/drawing/2014/chartex" xmlns:cx1="http://schemas.microsoft.com/office/drawing/2015/9/8/chartex" xmlns:cx2="http://schemas.microsoft.com/office/drawing/2015/10/21/chartex" xmlns:cx3="http://schemas.microsoft.com/office/drawing/2016/5/9/chartex" xmlns:cx4="http://schemas.microsoft.com/office/drawing/2016/5/10/chartex" xmlns:cx5="http://schemas.microsoft.com/office/drawing/2016/5/11/chartex" xmlns:cx6="http://schemas.microsoft.com/office/drawing/2016/5/12/chartex" xmlns:cx7="http://schemas.microsoft.com/office/drawing/2016/5/13/chartex" xmlns:cx8="http://schemas.microsoft.com/office/drawing/2016/5/14/chartex" xmlns:mc="http://schemas.openxmlformats.org/markup-compatibility/2006" xmlns:aink="http://schemas.microsoft.com/office/drawing/2016/ink" xmlns:am3d="http://schemas.microsoft.com/office/drawing/2017/model3d" xmlns:o="urn:schemas-microsoft-com:office:office" xmlns:oel="http://schemas.microsoft.com/office/2019/extlst" xmlns:r="http://schemas.openxmlformats.org/officeDocument/2006/relationships" xmlns:m="http://schemas.openxmlformats.org/officeDocument/2006/math" xmlns:v="urn:schemas-microsoft-com:vml" xmlns:wp14="http://schemas.microsoft.com/office/word/2010/wordprocessingDrawing" xmlns:wp="http://schemas.openxmlformats.org/drawingml/2006/wordprocessingDrawing" xmlns:w10="urn:schemas-microsoft-com:office:word" xmlns:w="http://schemas.openxmlformats.org/wordprocessingml/2006/main" xmlns:w14="http://schemas.microsoft.com/office/word/2010/wordml" xmlns:w15="http://schemas.microsoft.com/office/word/2012/wordml" xmlns:w16cex="http://schemas.microsoft.com/office/word/2018/wordml/cex" xmlns:w16cid="http://schemas.microsoft.com/office/word/2016/wordml/cid" xmlns:w16="http://schemas.microsoft.com/office/word/2018/wordml" xmlns:w16du="http://schemas.microsoft.com/office/word/2023/wordml/word16du" xmlns:w16sdtdh="http://schemas.microsoft.com/office/word/2020/wordml/sdtdatahash" xmlns:w16sdtfl="http://schemas.microsoft.com/office/word/2024/wordml/sdtformatlock" xmlns:w16se="http://schemas.microsoft.com/office/word/2015/wordml/symex" xmlns:wpg="http://schemas.microsoft.com/office/word/2010/wordprocessingGroup" xmlns:wpi="http://schemas.microsoft.com/office/word/2010/wordprocessingInk" xmlns:wne="http://schemas.microsoft.com/office/word/2006/wordml" xmlns:wps="http://schemas.microsoft.com/office/word/2010/wordprocessingShape" mc:Ignorable="w14 w15 w16se w16cid w16 w16cex w16sdtdh w16sdtfl w16du wp14">
-  <w:comment w:id="86" w:author="Dr Nicola J Bowman" w:date="2025-12-08T12:42:00Z" w:initials="NB">
+  <w:comment w:id="5" w:author="Dr Nicola J Bowman" w:date="2025-12-08T12:42:00Z" w:initials="NB">
     <w:p>
       <w:pPr>
         <w:pStyle w:val="CommentText"/>
@@ -14072,7 +12822,7 @@
       </w:r>
     </w:p>
   </w:comment>
-  <w:comment w:id="87" w:author="Alfred Anate Bodurin Mayaki" w:date="2025-12-23T14:14:00Z" w:initials="AABM">
+  <w:comment w:id="6" w:author="Alfred Anate Bodurin Mayaki" w:date="2025-12-23T14:14:00Z" w:initials="AABM">
     <w:p>
       <w:pPr>
         <w:pStyle w:val="CommentText"/>
@@ -14088,7 +12838,7 @@
       </w:r>
     </w:p>
   </w:comment>
-  <w:comment w:id="88" w:author="Dr Nicola J Bowman" w:date="2025-12-08T12:43:00Z" w:initials="NB">
+  <w:comment w:id="7" w:author="Dr Nicola J Bowman" w:date="2025-12-08T12:43:00Z" w:initials="NB">
     <w:p>
       <w:pPr>
         <w:pStyle w:val="CommentText"/>
@@ -14104,7 +12854,7 @@
       </w:r>
     </w:p>
   </w:comment>
-  <w:comment w:id="114" w:author="Dr Nicola J Bowman" w:date="2025-12-08T12:44:00Z" w:initials="NB">
+  <w:comment w:id="9" w:author="Dr Nicola J Bowman" w:date="2025-12-08T12:44:00Z" w:initials="NB">
     <w:p>
       <w:pPr>
         <w:pStyle w:val="CommentText"/>
@@ -14120,7 +12870,7 @@
       </w:r>
     </w:p>
   </w:comment>
-  <w:comment w:id="115" w:author="Dr Nicola J Bowman" w:date="2025-12-08T12:47:00Z" w:initials="NB">
+  <w:comment w:id="10" w:author="Dr Nicola J Bowman" w:date="2025-12-08T12:47:00Z" w:initials="NB">
     <w:p>
       <w:pPr>
         <w:pStyle w:val="CommentText"/>
@@ -14136,7 +12886,7 @@
       </w:r>
     </w:p>
   </w:comment>
-  <w:comment w:id="116" w:author="Alfred Anate Bodurin Mayaki" w:date="2025-12-10T08:21:00Z" w:initials="AABM">
+  <w:comment w:id="11" w:author="Alfred Anate Bodurin Mayaki" w:date="2025-12-10T08:21:00Z" w:initials="AABM">
     <w:p>
       <w:pPr>
         <w:pStyle w:val="CommentText"/>
@@ -14152,7 +12902,7 @@
       </w:r>
     </w:p>
   </w:comment>
-  <w:comment w:id="117" w:author="Alfred Anate Bodurin Mayaki" w:date="2026-02-02T12:59:00Z" w:initials="AABM">
+  <w:comment w:id="12" w:author="Alfred Anate Bodurin Mayaki" w:date="2026-02-02T12:59:00Z" w:initials="AABM">
     <w:p>
       <w:pPr>
         <w:pStyle w:val="CommentText"/>
@@ -14168,7 +12918,7 @@
       </w:r>
     </w:p>
   </w:comment>
-  <w:comment w:id="121" w:author="Dr Nicola J Bowman" w:date="2025-12-08T12:45:00Z" w:initials="NB">
+  <w:comment w:id="15" w:author="Dr Nicola J Bowman" w:date="2025-12-08T12:45:00Z" w:initials="NB">
     <w:p>
       <w:pPr>
         <w:pStyle w:val="CommentText"/>
@@ -14184,7 +12934,7 @@
       </w:r>
     </w:p>
   </w:comment>
-  <w:comment w:id="122" w:author="Dr Nicola J Bowman" w:date="2025-12-08T12:46:00Z" w:initials="NB">
+  <w:comment w:id="16" w:author="Dr Nicola J Bowman" w:date="2025-12-08T12:46:00Z" w:initials="NB">
     <w:p>
       <w:pPr>
         <w:pStyle w:val="CommentText"/>
@@ -14200,7 +12950,7 @@
       </w:r>
     </w:p>
   </w:comment>
-  <w:comment w:id="123" w:author="Alfred Anate Bodurin Mayaki" w:date="2025-12-10T09:06:00Z" w:initials="AABM">
+  <w:comment w:id="17" w:author="Alfred Anate Bodurin Mayaki" w:date="2025-12-10T09:06:00Z" w:initials="AABM">
     <w:p>
       <w:pPr>
         <w:pStyle w:val="CommentText"/>
@@ -14216,7 +12966,7 @@
       </w:r>
     </w:p>
   </w:comment>
-  <w:comment w:id="124" w:author="Alfred Anate Bodurin Mayaki" w:date="2025-12-10T09:09:00Z" w:initials="AABM">
+  <w:comment w:id="18" w:author="Alfred Anate Bodurin Mayaki" w:date="2025-12-10T09:09:00Z" w:initials="AABM">
     <w:p>
       <w:pPr>
         <w:pStyle w:val="CommentText"/>
@@ -14232,7 +12982,7 @@
       </w:r>
     </w:p>
   </w:comment>
-  <w:comment w:id="127" w:author="Dr Nicola J Bowman" w:date="2025-12-08T12:46:00Z" w:initials="NB">
+  <w:comment w:id="22" w:author="Dr Nicola J Bowman" w:date="2025-12-08T12:46:00Z" w:initials="NB">
     <w:p>
       <w:pPr>
         <w:pStyle w:val="CommentText"/>
@@ -14248,7 +12998,7 @@
       </w:r>
     </w:p>
   </w:comment>
-  <w:comment w:id="128" w:author="Alfred Anate Bodurin Mayaki" w:date="2025-12-10T09:10:00Z" w:initials="AABM">
+  <w:comment w:id="23" w:author="Alfred Anate Bodurin Mayaki" w:date="2025-12-10T09:10:00Z" w:initials="AABM">
     <w:p>
       <w:pPr>
         <w:pStyle w:val="CommentText"/>

--- a/B894-25K/FBL-PhD-research-proposal.docx
+++ b/B894-25K/FBL-PhD-research-proposal.docx
@@ -1039,14 +1039,141 @@
               <w:lang w:eastAsia="en-GB"/>
             </w:rPr>
           </w:pPr>
-          <w:hyperlink w:anchor="_Toc220921712" w:history="1">
+          <w:r>
+            <w:rPr>
+              <w:rStyle w:val="Hyperlink"/>
+              <w:noProof/>
+            </w:rPr>
+            <w:fldChar w:fldCharType="begin"/>
+          </w:r>
+          <w:r>
+            <w:rPr>
+              <w:rStyle w:val="Hyperlink"/>
+              <w:noProof/>
+            </w:rPr>
+            <w:instrText xml:space="preserve"> </w:instrText>
+          </w:r>
+          <w:r>
+            <w:rPr>
+              <w:noProof/>
+            </w:rPr>
+            <w:instrText>HYPERLINK \l "_Toc220921712"</w:instrText>
+          </w:r>
+          <w:r>
+            <w:rPr>
+              <w:rStyle w:val="Hyperlink"/>
+              <w:noProof/>
+            </w:rPr>
+            <w:instrText xml:space="preserve"> </w:instrText>
+          </w:r>
+          <w:r>
+            <w:rPr>
+              <w:rStyle w:val="Hyperlink"/>
+              <w:noProof/>
+            </w:rPr>
+          </w:r>
+          <w:r>
+            <w:rPr>
+              <w:rStyle w:val="Hyperlink"/>
+              <w:noProof/>
+            </w:rPr>
+            <w:fldChar w:fldCharType="separate"/>
+          </w:r>
+          <w:r>
+            <w:rPr>
+              <w:rStyle w:val="Hyperlink"/>
+              <w:rFonts w:ascii="CMU Sans Serif" w:hAnsi="CMU Sans Serif" w:cs="CMU Sans Serif"/>
+              <w:noProof/>
+            </w:rPr>
+            <w:t>6 Introduction to TMA 2 – Literature Review</w:t>
+          </w:r>
+          <w:r>
+            <w:rPr>
+              <w:noProof/>
+              <w:webHidden/>
+            </w:rPr>
+            <w:tab/>
+          </w:r>
+          <w:r>
+            <w:rPr>
+              <w:noProof/>
+              <w:webHidden/>
+            </w:rPr>
+            <w:fldChar w:fldCharType="begin"/>
+          </w:r>
+          <w:r>
+            <w:rPr>
+              <w:noProof/>
+              <w:webHidden/>
+            </w:rPr>
+            <w:instrText xml:space="preserve"> PAGEREF _Toc220921712 \h </w:instrText>
+          </w:r>
+          <w:r>
+            <w:rPr>
+              <w:noProof/>
+              <w:webHidden/>
+            </w:rPr>
+          </w:r>
+          <w:r>
+            <w:rPr>
+              <w:noProof/>
+              <w:webHidden/>
+            </w:rPr>
+            <w:fldChar w:fldCharType="separate"/>
+          </w:r>
+          <w:ins w:id="0" w:author="Alfred Anate Bodurin Mayaki" w:date="2026-02-02T15:26:00Z" w16du:dateUtc="2026-02-02T15:26:00Z">
             <w:r>
               <w:rPr>
+                <w:noProof/>
+                <w:webHidden/>
+              </w:rPr>
+              <w:t>5</w:t>
+            </w:r>
+          </w:ins>
+          <w:del w:id="1" w:author="Alfred Anate Bodurin Mayaki" w:date="2026-02-02T15:26:00Z" w16du:dateUtc="2026-02-02T15:26:00Z">
+            <w:r>
+              <w:rPr>
+                <w:noProof/>
+                <w:webHidden/>
+              </w:rPr>
+              <w:delText>6</w:delText>
+            </w:r>
+          </w:del>
+          <w:r>
+            <w:rPr>
+              <w:noProof/>
+              <w:webHidden/>
+            </w:rPr>
+            <w:fldChar w:fldCharType="end"/>
+          </w:r>
+          <w:r>
+            <w:rPr>
+              <w:rStyle w:val="Hyperlink"/>
+              <w:noProof/>
+            </w:rPr>
+            <w:fldChar w:fldCharType="end"/>
+          </w:r>
+        </w:p>
+        <w:p>
+          <w:pPr>
+            <w:pStyle w:val="TOC2"/>
+            <w:tabs>
+              <w:tab w:val="right" w:leader="dot" w:pos="9016"/>
+            </w:tabs>
+            <w:rPr>
+              <w:rFonts w:eastAsiaTheme="minorEastAsia"/>
+              <w:noProof/>
+              <w:lang w:eastAsia="en-GB"/>
+            </w:rPr>
+          </w:pPr>
+          <w:hyperlink w:anchor="_Toc220921713" w:history="1">
+            <w:r>
+              <w:rPr>
                 <w:rStyle w:val="Hyperlink"/>
                 <w:rFonts w:ascii="CMU Sans Serif" w:hAnsi="CMU Sans Serif" w:cs="CMU Sans Serif"/>
                 <w:noProof/>
               </w:rPr>
-              <w:t>6 Introduction to TMA 2 – Literature Review</w:t>
+              <w:t>7 Mapping subtopics that are relevant</w:t>
             </w:r>
             <w:r>
               <w:rPr>
@@ -1067,7 +1194,7 @@
                 <w:noProof/>
                 <w:webHidden/>
               </w:rPr>
-              <w:instrText xml:space="preserve"> PAGEREF _Toc220921712 \h </w:instrText>
+              <w:instrText xml:space="preserve"> PAGEREF _Toc220921713 \h </w:instrText>
             </w:r>
             <w:r>
               <w:rPr>
@@ -1110,14 +1237,141 @@
               <w:lang w:eastAsia="en-GB"/>
             </w:rPr>
           </w:pPr>
-          <w:hyperlink w:anchor="_Toc220921713" w:history="1">
+          <w:r>
+            <w:rPr>
+              <w:rStyle w:val="Hyperlink"/>
+              <w:noProof/>
+            </w:rPr>
+            <w:fldChar w:fldCharType="begin"/>
+          </w:r>
+          <w:r>
+            <w:rPr>
+              <w:rStyle w:val="Hyperlink"/>
+              <w:noProof/>
+            </w:rPr>
+            <w:instrText xml:space="preserve"> </w:instrText>
+          </w:r>
+          <w:r>
+            <w:rPr>
+              <w:noProof/>
+            </w:rPr>
+            <w:instrText>HYPERLINK \l "_Toc220921714"</w:instrText>
+          </w:r>
+          <w:r>
+            <w:rPr>
+              <w:rStyle w:val="Hyperlink"/>
+              <w:noProof/>
+            </w:rPr>
+            <w:instrText xml:space="preserve"> </w:instrText>
+          </w:r>
+          <w:r>
+            <w:rPr>
+              <w:rStyle w:val="Hyperlink"/>
+              <w:noProof/>
+            </w:rPr>
+          </w:r>
+          <w:r>
+            <w:rPr>
+              <w:rStyle w:val="Hyperlink"/>
+              <w:noProof/>
+            </w:rPr>
+            <w:fldChar w:fldCharType="separate"/>
+          </w:r>
+          <w:r>
+            <w:rPr>
+              <w:rStyle w:val="Hyperlink"/>
+              <w:rFonts w:ascii="CMU Sans Serif" w:hAnsi="CMU Sans Serif" w:cs="CMU Sans Serif"/>
+              <w:noProof/>
+            </w:rPr>
+            <w:t>7.1 Conducting Gap Analysis – AI in and Neurodivergence</w:t>
+          </w:r>
+          <w:r>
+            <w:rPr>
+              <w:noProof/>
+              <w:webHidden/>
+            </w:rPr>
+            <w:tab/>
+          </w:r>
+          <w:r>
+            <w:rPr>
+              <w:noProof/>
+              <w:webHidden/>
+            </w:rPr>
+            <w:fldChar w:fldCharType="begin"/>
+          </w:r>
+          <w:r>
+            <w:rPr>
+              <w:noProof/>
+              <w:webHidden/>
+            </w:rPr>
+            <w:instrText xml:space="preserve"> PAGEREF _Toc220921714 \h </w:instrText>
+          </w:r>
+          <w:r>
+            <w:rPr>
+              <w:noProof/>
+              <w:webHidden/>
+            </w:rPr>
+          </w:r>
+          <w:r>
+            <w:rPr>
+              <w:noProof/>
+              <w:webHidden/>
+            </w:rPr>
+            <w:fldChar w:fldCharType="separate"/>
+          </w:r>
+          <w:ins w:id="2" w:author="Alfred Anate Bodurin Mayaki" w:date="2026-02-02T15:26:00Z" w16du:dateUtc="2026-02-02T15:26:00Z">
             <w:r>
               <w:rPr>
+                <w:noProof/>
+                <w:webHidden/>
+              </w:rPr>
+              <w:t>6</w:t>
+            </w:r>
+          </w:ins>
+          <w:del w:id="3" w:author="Alfred Anate Bodurin Mayaki" w:date="2026-02-02T15:26:00Z" w16du:dateUtc="2026-02-02T15:26:00Z">
+            <w:r>
+              <w:rPr>
+                <w:noProof/>
+                <w:webHidden/>
+              </w:rPr>
+              <w:delText>7</w:delText>
+            </w:r>
+          </w:del>
+          <w:r>
+            <w:rPr>
+              <w:noProof/>
+              <w:webHidden/>
+            </w:rPr>
+            <w:fldChar w:fldCharType="end"/>
+          </w:r>
+          <w:r>
+            <w:rPr>
+              <w:rStyle w:val="Hyperlink"/>
+              <w:noProof/>
+            </w:rPr>
+            <w:fldChar w:fldCharType="end"/>
+          </w:r>
+        </w:p>
+        <w:p>
+          <w:pPr>
+            <w:pStyle w:val="TOC2"/>
+            <w:tabs>
+              <w:tab w:val="right" w:leader="dot" w:pos="9016"/>
+            </w:tabs>
+            <w:rPr>
+              <w:rFonts w:eastAsiaTheme="minorEastAsia"/>
+              <w:noProof/>
+              <w:lang w:eastAsia="en-GB"/>
+            </w:rPr>
+          </w:pPr>
+          <w:hyperlink w:anchor="_Toc220921715" w:history="1">
+            <w:r>
+              <w:rPr>
                 <w:rStyle w:val="Hyperlink"/>
                 <w:rFonts w:ascii="CMU Sans Serif" w:hAnsi="CMU Sans Serif" w:cs="CMU Sans Serif"/>
                 <w:noProof/>
               </w:rPr>
-              <w:t>7 Mapping subtopics that are relevant</w:t>
+              <w:t>8 Explicating my Literature Review 1</w:t>
             </w:r>
             <w:r>
               <w:rPr>
@@ -1138,7 +1392,7 @@
                 <w:noProof/>
                 <w:webHidden/>
               </w:rPr>
-              <w:instrText xml:space="preserve"> PAGEREF _Toc220921713 \h </w:instrText>
+              <w:instrText xml:space="preserve"> PAGEREF _Toc220921715 \h </w:instrText>
             </w:r>
             <w:r>
               <w:rPr>
@@ -1158,7 +1412,7 @@
                 <w:noProof/>
                 <w:webHidden/>
               </w:rPr>
-              <w:t>6</w:t>
+              <w:t>7</w:t>
             </w:r>
             <w:r>
               <w:rPr>
@@ -1181,64 +1435,120 @@
               <w:lang w:eastAsia="en-GB"/>
             </w:rPr>
           </w:pPr>
-          <w:hyperlink w:anchor="_Toc220921714" w:history="1">
-            <w:r>
-              <w:rPr>
-                <w:rStyle w:val="Hyperlink"/>
-                <w:rFonts w:ascii="CMU Sans Serif" w:hAnsi="CMU Sans Serif" w:cs="CMU Sans Serif"/>
-                <w:noProof/>
-              </w:rPr>
-              <w:t>7.1 Conducting Gap Analysis – AI in and Neurodivergence</w:t>
-            </w:r>
+          <w:r>
+            <w:rPr>
+              <w:rStyle w:val="Hyperlink"/>
+              <w:noProof/>
+            </w:rPr>
+            <w:fldChar w:fldCharType="begin"/>
+          </w:r>
+          <w:r>
+            <w:rPr>
+              <w:rStyle w:val="Hyperlink"/>
+              <w:noProof/>
+            </w:rPr>
+            <w:instrText xml:space="preserve"> </w:instrText>
+          </w:r>
+          <w:r>
+            <w:rPr>
+              <w:noProof/>
+            </w:rPr>
+            <w:instrText>HYPERLINK \l "_Toc220921716"</w:instrText>
+          </w:r>
+          <w:r>
+            <w:rPr>
+              <w:rStyle w:val="Hyperlink"/>
+              <w:noProof/>
+            </w:rPr>
+            <w:instrText xml:space="preserve"> </w:instrText>
+          </w:r>
+          <w:r>
+            <w:rPr>
+              <w:rStyle w:val="Hyperlink"/>
+              <w:noProof/>
+            </w:rPr>
+          </w:r>
+          <w:r>
+            <w:rPr>
+              <w:rStyle w:val="Hyperlink"/>
+              <w:noProof/>
+            </w:rPr>
+            <w:fldChar w:fldCharType="separate"/>
+          </w:r>
+          <w:r>
+            <w:rPr>
+              <w:rStyle w:val="Hyperlink"/>
+              <w:rFonts w:ascii="CMU Sans Serif" w:hAnsi="CMU Sans Serif" w:cs="CMU Sans Serif"/>
+              <w:noProof/>
+            </w:rPr>
+            <w:t>9 Explicating my Literature Review 2 – Signalling Theory</w:t>
+          </w:r>
+          <w:r>
+            <w:rPr>
+              <w:noProof/>
+              <w:webHidden/>
+            </w:rPr>
+            <w:tab/>
+          </w:r>
+          <w:r>
+            <w:rPr>
+              <w:noProof/>
+              <w:webHidden/>
+            </w:rPr>
+            <w:fldChar w:fldCharType="begin"/>
+          </w:r>
+          <w:r>
+            <w:rPr>
+              <w:noProof/>
+              <w:webHidden/>
+            </w:rPr>
+            <w:instrText xml:space="preserve"> PAGEREF _Toc220921716 \h </w:instrText>
+          </w:r>
+          <w:r>
+            <w:rPr>
+              <w:noProof/>
+              <w:webHidden/>
+            </w:rPr>
+          </w:r>
+          <w:r>
+            <w:rPr>
+              <w:noProof/>
+              <w:webHidden/>
+            </w:rPr>
+            <w:fldChar w:fldCharType="separate"/>
+          </w:r>
+          <w:ins w:id="4" w:author="Alfred Anate Bodurin Mayaki" w:date="2026-02-02T15:26:00Z" w16du:dateUtc="2026-02-02T15:26:00Z">
             <w:r>
               <w:rPr>
                 <w:noProof/>
                 <w:webHidden/>
               </w:rPr>
-              <w:tab/>
+              <w:t>7</w:t>
             </w:r>
+          </w:ins>
+          <w:del w:id="5" w:author="Alfred Anate Bodurin Mayaki" w:date="2026-02-02T15:26:00Z" w16du:dateUtc="2026-02-02T15:26:00Z">
             <w:r>
               <w:rPr>
                 <w:noProof/>
                 <w:webHidden/>
               </w:rPr>
-              <w:fldChar w:fldCharType="begin"/>
+              <w:delText>8</w:delText>
             </w:r>
-            <w:r>
-              <w:rPr>
-                <w:noProof/>
-                <w:webHidden/>
-              </w:rPr>
-              <w:instrText xml:space="preserve"> PAGEREF _Toc220921714 \h </w:instrText>
-            </w:r>
-            <w:r>
-              <w:rPr>
-                <w:noProof/>
-                <w:webHidden/>
-              </w:rPr>
-            </w:r>
-            <w:r>
-              <w:rPr>
-                <w:noProof/>
-                <w:webHidden/>
-              </w:rPr>
-              <w:fldChar w:fldCharType="separate"/>
-            </w:r>
-            <w:r>
-              <w:rPr>
-                <w:noProof/>
-                <w:webHidden/>
-              </w:rPr>
-              <w:t>7</w:t>
-            </w:r>
-            <w:r>
-              <w:rPr>
-                <w:noProof/>
-                <w:webHidden/>
-              </w:rPr>
-              <w:fldChar w:fldCharType="end"/>
-            </w:r>
-          </w:hyperlink>
+          </w:del>
+          <w:r>
+            <w:rPr>
+              <w:noProof/>
+              <w:webHidden/>
+            </w:rPr>
+            <w:fldChar w:fldCharType="end"/>
+          </w:r>
+          <w:r>
+            <w:rPr>
+              <w:rStyle w:val="Hyperlink"/>
+              <w:noProof/>
+            </w:rPr>
+            <w:fldChar w:fldCharType="end"/>
+          </w:r>
         </w:p>
         <w:p>
           <w:pPr>
@@ -1252,64 +1562,120 @@
               <w:lang w:eastAsia="en-GB"/>
             </w:rPr>
           </w:pPr>
-          <w:hyperlink w:anchor="_Toc220921715" w:history="1">
-            <w:r>
-              <w:rPr>
-                <w:rStyle w:val="Hyperlink"/>
-                <w:rFonts w:ascii="CMU Sans Serif" w:hAnsi="CMU Sans Serif" w:cs="CMU Sans Serif"/>
-                <w:noProof/>
-              </w:rPr>
-              <w:t>8 Explicating my Literature Review 1</w:t>
-            </w:r>
+          <w:r>
+            <w:rPr>
+              <w:rStyle w:val="Hyperlink"/>
+              <w:noProof/>
+            </w:rPr>
+            <w:fldChar w:fldCharType="begin"/>
+          </w:r>
+          <w:r>
+            <w:rPr>
+              <w:rStyle w:val="Hyperlink"/>
+              <w:noProof/>
+            </w:rPr>
+            <w:instrText xml:space="preserve"> </w:instrText>
+          </w:r>
+          <w:r>
+            <w:rPr>
+              <w:noProof/>
+            </w:rPr>
+            <w:instrText>HYPERLINK \l "_Toc220921717"</w:instrText>
+          </w:r>
+          <w:r>
+            <w:rPr>
+              <w:rStyle w:val="Hyperlink"/>
+              <w:noProof/>
+            </w:rPr>
+            <w:instrText xml:space="preserve"> </w:instrText>
+          </w:r>
+          <w:r>
+            <w:rPr>
+              <w:rStyle w:val="Hyperlink"/>
+              <w:noProof/>
+            </w:rPr>
+          </w:r>
+          <w:r>
+            <w:rPr>
+              <w:rStyle w:val="Hyperlink"/>
+              <w:noProof/>
+            </w:rPr>
+            <w:fldChar w:fldCharType="separate"/>
+          </w:r>
+          <w:r>
+            <w:rPr>
+              <w:rStyle w:val="Hyperlink"/>
+              <w:rFonts w:ascii="CMU Sans Serif" w:hAnsi="CMU Sans Serif" w:cs="CMU Sans Serif"/>
+              <w:noProof/>
+            </w:rPr>
+            <w:t>10 Explicating my Literature Review 3 – Recruitment &amp; Selection</w:t>
+          </w:r>
+          <w:r>
+            <w:rPr>
+              <w:noProof/>
+              <w:webHidden/>
+            </w:rPr>
+            <w:tab/>
+          </w:r>
+          <w:r>
+            <w:rPr>
+              <w:noProof/>
+              <w:webHidden/>
+            </w:rPr>
+            <w:fldChar w:fldCharType="begin"/>
+          </w:r>
+          <w:r>
+            <w:rPr>
+              <w:noProof/>
+              <w:webHidden/>
+            </w:rPr>
+            <w:instrText xml:space="preserve"> PAGEREF _Toc220921717 \h </w:instrText>
+          </w:r>
+          <w:r>
+            <w:rPr>
+              <w:noProof/>
+              <w:webHidden/>
+            </w:rPr>
+          </w:r>
+          <w:r>
+            <w:rPr>
+              <w:noProof/>
+              <w:webHidden/>
+            </w:rPr>
+            <w:fldChar w:fldCharType="separate"/>
+          </w:r>
+          <w:ins w:id="6" w:author="Alfred Anate Bodurin Mayaki" w:date="2026-02-02T15:26:00Z" w16du:dateUtc="2026-02-02T15:26:00Z">
             <w:r>
               <w:rPr>
                 <w:noProof/>
                 <w:webHidden/>
               </w:rPr>
-              <w:tab/>
+              <w:t>9</w:t>
             </w:r>
+          </w:ins>
+          <w:del w:id="7" w:author="Alfred Anate Bodurin Mayaki" w:date="2026-02-02T15:26:00Z" w16du:dateUtc="2026-02-02T15:26:00Z">
             <w:r>
               <w:rPr>
                 <w:noProof/>
                 <w:webHidden/>
               </w:rPr>
-              <w:fldChar w:fldCharType="begin"/>
+              <w:delText>10</w:delText>
             </w:r>
-            <w:r>
-              <w:rPr>
-                <w:noProof/>
-                <w:webHidden/>
-              </w:rPr>
-              <w:instrText xml:space="preserve"> PAGEREF _Toc220921715 \h </w:instrText>
-            </w:r>
-            <w:r>
-              <w:rPr>
-                <w:noProof/>
-                <w:webHidden/>
-              </w:rPr>
-            </w:r>
-            <w:r>
-              <w:rPr>
-                <w:noProof/>
-                <w:webHidden/>
-              </w:rPr>
-              <w:fldChar w:fldCharType="separate"/>
-            </w:r>
-            <w:r>
-              <w:rPr>
-                <w:noProof/>
-                <w:webHidden/>
-              </w:rPr>
-              <w:t>7</w:t>
-            </w:r>
-            <w:r>
-              <w:rPr>
-                <w:noProof/>
-                <w:webHidden/>
-              </w:rPr>
-              <w:fldChar w:fldCharType="end"/>
-            </w:r>
-          </w:hyperlink>
+          </w:del>
+          <w:r>
+            <w:rPr>
+              <w:noProof/>
+              <w:webHidden/>
+            </w:rPr>
+            <w:fldChar w:fldCharType="end"/>
+          </w:r>
+          <w:r>
+            <w:rPr>
+              <w:rStyle w:val="Hyperlink"/>
+              <w:noProof/>
+            </w:rPr>
+            <w:fldChar w:fldCharType="end"/>
+          </w:r>
         </w:p>
         <w:p>
           <w:pPr>
@@ -1323,206 +1689,120 @@
               <w:lang w:eastAsia="en-GB"/>
             </w:rPr>
           </w:pPr>
-          <w:hyperlink w:anchor="_Toc220921716" w:history="1">
-            <w:r>
-              <w:rPr>
-                <w:rStyle w:val="Hyperlink"/>
-                <w:rFonts w:ascii="CMU Sans Serif" w:hAnsi="CMU Sans Serif" w:cs="CMU Sans Serif"/>
-                <w:noProof/>
-              </w:rPr>
-              <w:t>9 Explicating my Literature Review 2 – Signalling Theory</w:t>
-            </w:r>
+          <w:r>
+            <w:rPr>
+              <w:rStyle w:val="Hyperlink"/>
+              <w:noProof/>
+            </w:rPr>
+            <w:fldChar w:fldCharType="begin"/>
+          </w:r>
+          <w:r>
+            <w:rPr>
+              <w:rStyle w:val="Hyperlink"/>
+              <w:noProof/>
+            </w:rPr>
+            <w:instrText xml:space="preserve"> </w:instrText>
+          </w:r>
+          <w:r>
+            <w:rPr>
+              <w:noProof/>
+            </w:rPr>
+            <w:instrText>HYPERLINK \l "_Toc220921718"</w:instrText>
+          </w:r>
+          <w:r>
+            <w:rPr>
+              <w:rStyle w:val="Hyperlink"/>
+              <w:noProof/>
+            </w:rPr>
+            <w:instrText xml:space="preserve"> </w:instrText>
+          </w:r>
+          <w:r>
+            <w:rPr>
+              <w:rStyle w:val="Hyperlink"/>
+              <w:noProof/>
+            </w:rPr>
+          </w:r>
+          <w:r>
+            <w:rPr>
+              <w:rStyle w:val="Hyperlink"/>
+              <w:noProof/>
+            </w:rPr>
+            <w:fldChar w:fldCharType="separate"/>
+          </w:r>
+          <w:r>
+            <w:rPr>
+              <w:rStyle w:val="Hyperlink"/>
+              <w:rFonts w:ascii="CMU Sans Serif" w:hAnsi="CMU Sans Serif" w:cs="CMU Sans Serif"/>
+              <w:noProof/>
+            </w:rPr>
+            <w:t>11 Journal of Economic Literature (JEL) Classification</w:t>
+          </w:r>
+          <w:r>
+            <w:rPr>
+              <w:noProof/>
+              <w:webHidden/>
+            </w:rPr>
+            <w:tab/>
+          </w:r>
+          <w:r>
+            <w:rPr>
+              <w:noProof/>
+              <w:webHidden/>
+            </w:rPr>
+            <w:fldChar w:fldCharType="begin"/>
+          </w:r>
+          <w:r>
+            <w:rPr>
+              <w:noProof/>
+              <w:webHidden/>
+            </w:rPr>
+            <w:instrText xml:space="preserve"> PAGEREF _Toc220921718 \h </w:instrText>
+          </w:r>
+          <w:r>
+            <w:rPr>
+              <w:noProof/>
+              <w:webHidden/>
+            </w:rPr>
+          </w:r>
+          <w:r>
+            <w:rPr>
+              <w:noProof/>
+              <w:webHidden/>
+            </w:rPr>
+            <w:fldChar w:fldCharType="separate"/>
+          </w:r>
+          <w:ins w:id="8" w:author="Alfred Anate Bodurin Mayaki" w:date="2026-02-02T15:26:00Z" w16du:dateUtc="2026-02-02T15:26:00Z">
             <w:r>
               <w:rPr>
                 <w:noProof/>
                 <w:webHidden/>
               </w:rPr>
-              <w:tab/>
+              <w:t>9</w:t>
             </w:r>
+          </w:ins>
+          <w:del w:id="9" w:author="Alfred Anate Bodurin Mayaki" w:date="2026-02-02T15:26:00Z" w16du:dateUtc="2026-02-02T15:26:00Z">
             <w:r>
               <w:rPr>
                 <w:noProof/>
                 <w:webHidden/>
               </w:rPr>
-              <w:fldChar w:fldCharType="begin"/>
+              <w:delText>10</w:delText>
             </w:r>
-            <w:r>
-              <w:rPr>
-                <w:noProof/>
-                <w:webHidden/>
-              </w:rPr>
-              <w:instrText xml:space="preserve"> PAGEREF _Toc220921716 \h </w:instrText>
-            </w:r>
-            <w:r>
-              <w:rPr>
-                <w:noProof/>
-                <w:webHidden/>
-              </w:rPr>
-            </w:r>
-            <w:r>
-              <w:rPr>
-                <w:noProof/>
-                <w:webHidden/>
-              </w:rPr>
-              <w:fldChar w:fldCharType="separate"/>
-            </w:r>
-            <w:r>
-              <w:rPr>
-                <w:noProof/>
-                <w:webHidden/>
-              </w:rPr>
-              <w:t>8</w:t>
-            </w:r>
-            <w:r>
-              <w:rPr>
-                <w:noProof/>
-                <w:webHidden/>
-              </w:rPr>
-              <w:fldChar w:fldCharType="end"/>
-            </w:r>
-          </w:hyperlink>
-        </w:p>
-        <w:p>
-          <w:pPr>
-            <w:pStyle w:val="TOC2"/>
-            <w:tabs>
-              <w:tab w:val="right" w:leader="dot" w:pos="9016"/>
-            </w:tabs>
+          </w:del>
+          <w:r>
             <w:rPr>
-              <w:rFonts w:eastAsiaTheme="minorEastAsia"/>
               <w:noProof/>
-              <w:lang w:eastAsia="en-GB"/>
+              <w:webHidden/>
             </w:rPr>
-          </w:pPr>
-          <w:hyperlink w:anchor="_Toc220921717" w:history="1">
-            <w:r>
-              <w:rPr>
-                <w:rStyle w:val="Hyperlink"/>
-                <w:rFonts w:ascii="CMU Sans Serif" w:hAnsi="CMU Sans Serif" w:cs="CMU Sans Serif"/>
-                <w:noProof/>
-              </w:rPr>
-              <w:t>10 Explicating my Literature Review 3 – Recruitment &amp; Selection</w:t>
-            </w:r>
-            <w:r>
-              <w:rPr>
-                <w:noProof/>
-                <w:webHidden/>
-              </w:rPr>
-              <w:tab/>
-            </w:r>
-            <w:r>
-              <w:rPr>
-                <w:noProof/>
-                <w:webHidden/>
-              </w:rPr>
-              <w:fldChar w:fldCharType="begin"/>
-            </w:r>
-            <w:r>
-              <w:rPr>
-                <w:noProof/>
-                <w:webHidden/>
-              </w:rPr>
-              <w:instrText xml:space="preserve"> PAGEREF _Toc220921717 \h </w:instrText>
-            </w:r>
-            <w:r>
-              <w:rPr>
-                <w:noProof/>
-                <w:webHidden/>
-              </w:rPr>
-            </w:r>
-            <w:r>
-              <w:rPr>
-                <w:noProof/>
-                <w:webHidden/>
-              </w:rPr>
-              <w:fldChar w:fldCharType="separate"/>
-            </w:r>
-            <w:r>
-              <w:rPr>
-                <w:noProof/>
-                <w:webHidden/>
-              </w:rPr>
-              <w:t>10</w:t>
-            </w:r>
-            <w:r>
-              <w:rPr>
-                <w:noProof/>
-                <w:webHidden/>
-              </w:rPr>
-              <w:fldChar w:fldCharType="end"/>
-            </w:r>
-          </w:hyperlink>
-        </w:p>
-        <w:p>
-          <w:pPr>
-            <w:pStyle w:val="TOC2"/>
-            <w:tabs>
-              <w:tab w:val="right" w:leader="dot" w:pos="9016"/>
-            </w:tabs>
+            <w:fldChar w:fldCharType="end"/>
+          </w:r>
+          <w:r>
             <w:rPr>
-              <w:rFonts w:eastAsiaTheme="minorEastAsia"/>
+              <w:rStyle w:val="Hyperlink"/>
               <w:noProof/>
-              <w:lang w:eastAsia="en-GB"/>
             </w:rPr>
-          </w:pPr>
-          <w:hyperlink w:anchor="_Toc220921718" w:history="1">
-            <w:r>
-              <w:rPr>
-                <w:rStyle w:val="Hyperlink"/>
-                <w:rFonts w:ascii="CMU Sans Serif" w:hAnsi="CMU Sans Serif" w:cs="CMU Sans Serif"/>
-                <w:noProof/>
-              </w:rPr>
-              <w:t>11 Journal of Economic Literature (JEL) Classification</w:t>
-            </w:r>
-            <w:r>
-              <w:rPr>
-                <w:noProof/>
-                <w:webHidden/>
-              </w:rPr>
-              <w:tab/>
-            </w:r>
-            <w:r>
-              <w:rPr>
-                <w:noProof/>
-                <w:webHidden/>
-              </w:rPr>
-              <w:fldChar w:fldCharType="begin"/>
-            </w:r>
-            <w:r>
-              <w:rPr>
-                <w:noProof/>
-                <w:webHidden/>
-              </w:rPr>
-              <w:instrText xml:space="preserve"> PAGEREF _Toc220921718 \h </w:instrText>
-            </w:r>
-            <w:r>
-              <w:rPr>
-                <w:noProof/>
-                <w:webHidden/>
-              </w:rPr>
-            </w:r>
-            <w:r>
-              <w:rPr>
-                <w:noProof/>
-                <w:webHidden/>
-              </w:rPr>
-              <w:fldChar w:fldCharType="separate"/>
-            </w:r>
-            <w:r>
-              <w:rPr>
-                <w:noProof/>
-                <w:webHidden/>
-              </w:rPr>
-              <w:t>10</w:t>
-            </w:r>
-            <w:r>
-              <w:rPr>
-                <w:noProof/>
-                <w:webHidden/>
-              </w:rPr>
-              <w:fldChar w:fldCharType="end"/>
-            </w:r>
-          </w:hyperlink>
+            <w:fldChar w:fldCharType="end"/>
+          </w:r>
         </w:p>
         <w:p>
           <w:pPr>
@@ -1710,7 +1990,7 @@
           <w:rFonts w:ascii="CMU Sans Serif" w:hAnsi="CMU Sans Serif" w:cs="CMU Sans Serif"/>
         </w:rPr>
       </w:pPr>
-      <w:bookmarkStart w:id="0" w:name="_Toc220921706"/>
+      <w:bookmarkStart w:id="10" w:name="_Toc220921706"/>
       <w:r>
         <w:rPr>
           <w:rStyle w:val="Strong"/>
@@ -1732,7 +2012,7 @@
         </w:rPr>
         <w:t>Acknowledgements</w:t>
       </w:r>
-      <w:bookmarkEnd w:id="0"/>
+      <w:bookmarkEnd w:id="10"/>
     </w:p>
     <w:p>
       <w:pPr>
@@ -2028,7 +2308,7 @@
         </w:rPr>
         <w:t xml:space="preserve">who have helped </w:t>
       </w:r>
-      <w:ins w:id="1" w:author="Alfred Anate Bodurin Mayaki" w:date="2026-02-02T15:25:00Z" w16du:dateUtc="2026-02-02T15:25:00Z">
+      <w:ins w:id="11" w:author="Alfred Anate Bodurin Mayaki" w:date="2026-02-02T15:25:00Z" w16du:dateUtc="2026-02-02T15:25:00Z">
         <w:r>
           <w:rPr>
             <w:rFonts w:ascii="CMU Sans Serif" w:hAnsi="CMU Sans Serif" w:cs="CMU Sans Serif"/>
@@ -2038,7 +2318,7 @@
           <w:t xml:space="preserve">me </w:t>
         </w:r>
       </w:ins>
-      <w:ins w:id="2" w:author="Alfred Anate Bodurin Mayaki" w:date="2026-02-02T15:26:00Z" w16du:dateUtc="2026-02-02T15:26:00Z">
+      <w:ins w:id="12" w:author="Alfred Anate Bodurin Mayaki" w:date="2026-02-02T15:26:00Z" w16du:dateUtc="2026-02-02T15:26:00Z">
         <w:r>
           <w:rPr>
             <w:rFonts w:ascii="CMU Sans Serif" w:hAnsi="CMU Sans Serif" w:cs="CMU Sans Serif"/>
@@ -2167,7 +2447,7 @@
           <w:color w:val="auto"/>
         </w:rPr>
       </w:pPr>
-      <w:bookmarkStart w:id="3" w:name="_Toc220921707"/>
+      <w:bookmarkStart w:id="13" w:name="_Toc220921707"/>
       <w:r>
         <w:rPr>
           <w:rStyle w:val="Strong"/>
@@ -2198,7 +2478,7 @@
         </w:rPr>
         <w:t xml:space="preserve"> Outline of the Topic</w:t>
       </w:r>
-      <w:bookmarkEnd w:id="3"/>
+      <w:bookmarkEnd w:id="13"/>
     </w:p>
     <w:p>
       <w:pPr>
@@ -2602,7 +2882,7 @@
           <w:color w:val="auto"/>
         </w:rPr>
       </w:pPr>
-      <w:bookmarkStart w:id="4" w:name="_Toc220921708"/>
+      <w:bookmarkStart w:id="14" w:name="_Toc220921708"/>
       <w:r>
         <w:rPr>
           <w:rStyle w:val="Strong"/>
@@ -2624,7 +2904,7 @@
         </w:rPr>
         <w:t>Introduction</w:t>
       </w:r>
-      <w:bookmarkEnd w:id="4"/>
+      <w:bookmarkEnd w:id="14"/>
     </w:p>
     <w:p>
       <w:pPr>
@@ -2661,8 +2941,8 @@
         </w:rPr>
         <w:t xml:space="preserve"> teams can be 30% more productive than those which do not include neurodiverse employees (NatWest Mentor, 2025), and with Gen Z entering the workforce – over 50% of whom have some sort of neurodivergent condition</w:t>
       </w:r>
-      <w:commentRangeStart w:id="5"/>
-      <w:commentRangeStart w:id="6"/>
+      <w:commentRangeStart w:id="15"/>
+      <w:commentRangeStart w:id="16"/>
       <w:r>
         <w:rPr>
           <w:rStyle w:val="FootnoteReference"/>
@@ -2672,20 +2952,20 @@
         </w:rPr>
         <w:footnoteReference w:id="2"/>
       </w:r>
-      <w:commentRangeEnd w:id="5"/>
+      <w:commentRangeEnd w:id="15"/>
       <w:r>
         <w:rPr>
           <w:rStyle w:val="CommentReference"/>
           <w:rFonts w:ascii="CMU Sans Serif" w:hAnsi="CMU Sans Serif" w:cs="CMU Sans Serif"/>
         </w:rPr>
-        <w:commentReference w:id="5"/>
-      </w:r>
-      <w:commentRangeEnd w:id="6"/>
+        <w:commentReference w:id="15"/>
+      </w:r>
+      <w:commentRangeEnd w:id="16"/>
       <w:r>
         <w:rPr>
           <w:rStyle w:val="CommentReference"/>
         </w:rPr>
-        <w:commentReference w:id="6"/>
+        <w:commentReference w:id="16"/>
       </w:r>
       <w:r>
         <w:rPr>
@@ -2761,7 +3041,7 @@
         </w:rPr>
         <w:t xml:space="preserve"> (</w:t>
       </w:r>
-      <w:commentRangeStart w:id="7"/>
+      <w:commentRangeStart w:id="17"/>
       <w:r>
         <w:rPr>
           <w:rFonts w:ascii="CMU Sans Serif" w:hAnsi="CMU Sans Serif" w:cs="CMU Sans Serif"/>
@@ -2770,13 +3050,13 @@
         </w:rPr>
         <w:t>psychology</w:t>
       </w:r>
-      <w:commentRangeEnd w:id="7"/>
+      <w:commentRangeEnd w:id="17"/>
       <w:r>
         <w:rPr>
           <w:rStyle w:val="CommentReference"/>
           <w:rFonts w:ascii="CMU Sans Serif" w:hAnsi="CMU Sans Serif" w:cs="CMU Sans Serif"/>
         </w:rPr>
-        <w:commentReference w:id="7"/>
+        <w:commentReference w:id="17"/>
       </w:r>
       <w:r>
         <w:rPr>
@@ -2958,7 +3238,7 @@
           <w:color w:val="auto"/>
         </w:rPr>
       </w:pPr>
-      <w:bookmarkStart w:id="8" w:name="_Toc220921709"/>
+      <w:bookmarkStart w:id="18" w:name="_Toc220921709"/>
       <w:r>
         <w:rPr>
           <w:rStyle w:val="Strong"/>
@@ -2989,7 +3269,7 @@
         </w:rPr>
         <w:t>Methodology</w:t>
       </w:r>
-      <w:bookmarkEnd w:id="8"/>
+      <w:bookmarkEnd w:id="18"/>
     </w:p>
     <w:p>
       <w:pPr>
@@ -3470,10 +3750,10 @@
         </w:rPr>
         <w:t xml:space="preserve"> Firms having lower net spend signal less resource-based HRM </w:t>
       </w:r>
-      <w:commentRangeStart w:id="9"/>
-      <w:commentRangeStart w:id="10"/>
-      <w:commentRangeStart w:id="11"/>
-      <w:commentRangeStart w:id="12"/>
+      <w:commentRangeStart w:id="19"/>
+      <w:commentRangeStart w:id="20"/>
+      <w:commentRangeStart w:id="21"/>
+      <w:commentRangeStart w:id="22"/>
       <w:r>
         <w:rPr>
           <w:rFonts w:ascii="CMU Sans Serif" w:hAnsi="CMU Sans Serif" w:cs="CMU Sans Serif"/>
@@ -3482,36 +3762,36 @@
         </w:rPr>
         <w:t>practices</w:t>
       </w:r>
-      <w:commentRangeEnd w:id="9"/>
+      <w:commentRangeEnd w:id="19"/>
       <w:r>
         <w:rPr>
           <w:rStyle w:val="CommentReference"/>
           <w:rFonts w:ascii="CMU Sans Serif" w:hAnsi="CMU Sans Serif" w:cs="CMU Sans Serif"/>
         </w:rPr>
-        <w:commentReference w:id="9"/>
-      </w:r>
-      <w:commentRangeEnd w:id="10"/>
+        <w:commentReference w:id="19"/>
+      </w:r>
+      <w:commentRangeEnd w:id="20"/>
       <w:r>
         <w:rPr>
           <w:rStyle w:val="CommentReference"/>
           <w:rFonts w:ascii="CMU Sans Serif" w:hAnsi="CMU Sans Serif" w:cs="CMU Sans Serif"/>
         </w:rPr>
-        <w:commentReference w:id="10"/>
-      </w:r>
-      <w:commentRangeEnd w:id="11"/>
+        <w:commentReference w:id="20"/>
+      </w:r>
+      <w:commentRangeEnd w:id="21"/>
       <w:r>
         <w:rPr>
           <w:rStyle w:val="CommentReference"/>
           <w:rFonts w:ascii="CMU Sans Serif" w:hAnsi="CMU Sans Serif" w:cs="CMU Sans Serif"/>
         </w:rPr>
-        <w:commentReference w:id="11"/>
-      </w:r>
-      <w:commentRangeEnd w:id="12"/>
+        <w:commentReference w:id="21"/>
+      </w:r>
+      <w:commentRangeEnd w:id="22"/>
       <w:r>
         <w:rPr>
           <w:rStyle w:val="CommentReference"/>
         </w:rPr>
-        <w:commentReference w:id="12"/>
+        <w:commentReference w:id="22"/>
       </w:r>
     </w:p>
     <w:p>
@@ -3685,8 +3965,8 @@
           <w:color w:val="auto"/>
         </w:rPr>
       </w:pPr>
-      <w:bookmarkStart w:id="13" w:name="_Toc215736436"/>
-      <w:bookmarkStart w:id="14" w:name="_Toc220921710"/>
+      <w:bookmarkStart w:id="23" w:name="_Toc215736436"/>
+      <w:bookmarkStart w:id="24" w:name="_Toc220921710"/>
       <w:r>
         <w:rPr>
           <w:rStyle w:val="Strong"/>
@@ -3707,8 +3987,8 @@
         </w:rPr>
         <w:t>Why this topic is important</w:t>
       </w:r>
-      <w:bookmarkEnd w:id="13"/>
-      <w:bookmarkEnd w:id="14"/>
+      <w:bookmarkEnd w:id="23"/>
+      <w:bookmarkEnd w:id="24"/>
     </w:p>
     <w:p>
       <w:pPr>
@@ -3729,7 +4009,7 @@
         </w:rPr>
         <w:t xml:space="preserve">The importance of this research topic cannot be </w:t>
       </w:r>
-      <w:commentRangeStart w:id="15"/>
+      <w:commentRangeStart w:id="25"/>
       <w:r>
         <w:rPr>
           <w:rFonts w:ascii="CMU Sans Serif" w:hAnsi="CMU Sans Serif" w:cs="CMU Sans Serif"/>
@@ -3738,13 +4018,13 @@
         </w:rPr>
         <w:t>understated</w:t>
       </w:r>
-      <w:commentRangeEnd w:id="15"/>
+      <w:commentRangeEnd w:id="25"/>
       <w:r>
         <w:rPr>
           <w:rStyle w:val="CommentReference"/>
           <w:rFonts w:ascii="CMU Sans Serif" w:hAnsi="CMU Sans Serif" w:cs="CMU Sans Serif"/>
         </w:rPr>
-        <w:commentReference w:id="15"/>
+        <w:commentReference w:id="25"/>
       </w:r>
       <w:r>
         <w:rPr>
@@ -4196,9 +4476,9 @@
         </w:rPr>
         <w:t xml:space="preserve">Data on how firms spend on recruitment </w:t>
       </w:r>
-      <w:commentRangeStart w:id="16"/>
-      <w:commentRangeStart w:id="17"/>
-      <w:commentRangeStart w:id="18"/>
+      <w:commentRangeStart w:id="26"/>
+      <w:commentRangeStart w:id="27"/>
+      <w:commentRangeStart w:id="28"/>
       <w:r>
         <w:rPr>
           <w:rStyle w:val="Strong"/>
@@ -4210,29 +4490,29 @@
         </w:rPr>
         <w:t>websites</w:t>
       </w:r>
-      <w:commentRangeEnd w:id="16"/>
+      <w:commentRangeEnd w:id="26"/>
       <w:r>
         <w:rPr>
           <w:rStyle w:val="CommentReference"/>
           <w:rFonts w:ascii="CMU Sans Serif" w:hAnsi="CMU Sans Serif" w:cs="CMU Sans Serif"/>
         </w:rPr>
-        <w:commentReference w:id="16"/>
-      </w:r>
-      <w:commentRangeEnd w:id="17"/>
+        <w:commentReference w:id="26"/>
+      </w:r>
+      <w:commentRangeEnd w:id="27"/>
       <w:r>
         <w:rPr>
           <w:rStyle w:val="CommentReference"/>
           <w:rFonts w:ascii="CMU Sans Serif" w:hAnsi="CMU Sans Serif" w:cs="CMU Sans Serif"/>
         </w:rPr>
-        <w:commentReference w:id="17"/>
-      </w:r>
-      <w:commentRangeEnd w:id="18"/>
+        <w:commentReference w:id="27"/>
+      </w:r>
+      <w:commentRangeEnd w:id="28"/>
       <w:r>
         <w:rPr>
           <w:rStyle w:val="CommentReference"/>
           <w:rFonts w:ascii="CMU Sans Serif" w:hAnsi="CMU Sans Serif" w:cs="CMU Sans Serif"/>
         </w:rPr>
-        <w:commentReference w:id="18"/>
+        <w:commentReference w:id="28"/>
       </w:r>
     </w:p>
     <w:p>
@@ -4248,8 +4528,8 @@
           <w:color w:val="auto"/>
         </w:rPr>
       </w:pPr>
-      <w:bookmarkStart w:id="19" w:name="_Toc215736437"/>
-      <w:bookmarkStart w:id="20" w:name="_Toc220921711"/>
+      <w:bookmarkStart w:id="29" w:name="_Toc215736437"/>
+      <w:bookmarkStart w:id="30" w:name="_Toc220921711"/>
       <w:r>
         <w:rPr>
           <w:rFonts w:ascii="CMU Sans Serif" w:hAnsi="CMU Sans Serif" w:cs="CMU Sans Serif"/>
@@ -4271,8 +4551,8 @@
         </w:rPr>
         <w:t>Next Steps</w:t>
       </w:r>
-      <w:bookmarkEnd w:id="19"/>
-      <w:bookmarkEnd w:id="20"/>
+      <w:bookmarkEnd w:id="29"/>
+      <w:bookmarkEnd w:id="30"/>
     </w:p>
     <w:p>
       <w:pPr>
@@ -4404,7 +4684,7 @@
         <w:spacing w:after="0" w:line="240" w:lineRule="auto"/>
         <w:jc w:val="both"/>
         <w:rPr>
-          <w:del w:id="21" w:author="Alfred Anate Bodurin Mayaki" w:date="2026-02-02T15:25:00Z" w16du:dateUtc="2026-02-02T15:25:00Z"/>
+          <w:del w:id="31" w:author="Alfred Anate Bodurin Mayaki" w:date="2026-02-02T15:25:00Z" w16du:dateUtc="2026-02-02T15:25:00Z"/>
           <w:rStyle w:val="Strong"/>
           <w:rFonts w:ascii="CMU Sans Serif" w:hAnsi="CMU Sans Serif" w:cs="CMU Sans Serif"/>
           <w:b w:val="0"/>
@@ -4511,8 +4791,8 @@
         </w:rPr>
         <w:t xml:space="preserve"> and indeed qualitative analysis </w:t>
       </w:r>
-      <w:commentRangeStart w:id="22"/>
-      <w:commentRangeStart w:id="23"/>
+      <w:commentRangeStart w:id="32"/>
+      <w:commentRangeStart w:id="33"/>
       <w:r>
         <w:rPr>
           <w:rStyle w:val="Strong"/>
@@ -4524,21 +4804,21 @@
         </w:rPr>
         <w:t>such</w:t>
       </w:r>
-      <w:commentRangeEnd w:id="22"/>
+      <w:commentRangeEnd w:id="32"/>
       <w:r>
         <w:rPr>
           <w:rStyle w:val="CommentReference"/>
           <w:rFonts w:ascii="CMU Sans Serif" w:hAnsi="CMU Sans Serif" w:cs="CMU Sans Serif"/>
         </w:rPr>
-        <w:commentReference w:id="22"/>
-      </w:r>
-      <w:commentRangeEnd w:id="23"/>
+        <w:commentReference w:id="32"/>
+      </w:r>
+      <w:commentRangeEnd w:id="33"/>
       <w:r>
         <w:rPr>
           <w:rStyle w:val="CommentReference"/>
           <w:rFonts w:ascii="CMU Sans Serif" w:hAnsi="CMU Sans Serif" w:cs="CMU Sans Serif"/>
         </w:rPr>
-        <w:commentReference w:id="23"/>
+        <w:commentReference w:id="33"/>
       </w:r>
       <w:r>
         <w:rPr>
@@ -4580,7 +4860,7 @@
         <w:spacing w:after="0" w:line="240" w:lineRule="auto"/>
         <w:jc w:val="both"/>
         <w:rPr>
-          <w:del w:id="24" w:author="Alfred Anate Bodurin Mayaki" w:date="2026-02-02T15:25:00Z" w16du:dateUtc="2026-02-02T15:25:00Z"/>
+          <w:del w:id="34" w:author="Alfred Anate Bodurin Mayaki" w:date="2026-02-02T15:25:00Z" w16du:dateUtc="2026-02-02T15:25:00Z"/>
           <w:rStyle w:val="Strong"/>
           <w:rFonts w:ascii="CMU Sans Serif" w:hAnsi="CMU Sans Serif" w:cs="CMU Sans Serif"/>
           <w:b w:val="0"/>
@@ -4595,7 +4875,7 @@
         <w:spacing w:after="0" w:line="240" w:lineRule="auto"/>
         <w:jc w:val="both"/>
         <w:rPr>
-          <w:del w:id="25" w:author="Alfred Anate Bodurin Mayaki" w:date="2026-02-02T15:25:00Z" w16du:dateUtc="2026-02-02T15:25:00Z"/>
+          <w:del w:id="35" w:author="Alfred Anate Bodurin Mayaki" w:date="2026-02-02T15:25:00Z" w16du:dateUtc="2026-02-02T15:25:00Z"/>
           <w:rStyle w:val="Strong"/>
           <w:rFonts w:ascii="CMU Sans Serif" w:hAnsi="CMU Sans Serif" w:cs="CMU Sans Serif"/>
           <w:b w:val="0"/>
@@ -4610,7 +4890,7 @@
         <w:spacing w:after="0" w:line="240" w:lineRule="auto"/>
         <w:jc w:val="both"/>
         <w:rPr>
-          <w:del w:id="26" w:author="Alfred Anate Bodurin Mayaki" w:date="2026-02-02T15:25:00Z" w16du:dateUtc="2026-02-02T15:25:00Z"/>
+          <w:del w:id="36" w:author="Alfred Anate Bodurin Mayaki" w:date="2026-02-02T15:25:00Z" w16du:dateUtc="2026-02-02T15:25:00Z"/>
           <w:rStyle w:val="Strong"/>
           <w:rFonts w:ascii="CMU Sans Serif" w:hAnsi="CMU Sans Serif" w:cs="CMU Sans Serif"/>
           <w:b w:val="0"/>
@@ -4625,7 +4905,7 @@
         <w:spacing w:after="0" w:line="240" w:lineRule="auto"/>
         <w:jc w:val="both"/>
         <w:rPr>
-          <w:del w:id="27" w:author="Alfred Anate Bodurin Mayaki" w:date="2026-02-02T15:25:00Z" w16du:dateUtc="2026-02-02T15:25:00Z"/>
+          <w:del w:id="37" w:author="Alfred Anate Bodurin Mayaki" w:date="2026-02-02T15:25:00Z" w16du:dateUtc="2026-02-02T15:25:00Z"/>
           <w:rStyle w:val="Strong"/>
           <w:rFonts w:ascii="CMU Sans Serif" w:hAnsi="CMU Sans Serif" w:cs="CMU Sans Serif"/>
           <w:b w:val="0"/>
@@ -4640,7 +4920,7 @@
         <w:spacing w:after="0" w:line="240" w:lineRule="auto"/>
         <w:jc w:val="both"/>
         <w:rPr>
-          <w:del w:id="28" w:author="Alfred Anate Bodurin Mayaki" w:date="2026-02-02T15:25:00Z" w16du:dateUtc="2026-02-02T15:25:00Z"/>
+          <w:del w:id="38" w:author="Alfred Anate Bodurin Mayaki" w:date="2026-02-02T15:25:00Z" w16du:dateUtc="2026-02-02T15:25:00Z"/>
           <w:rStyle w:val="Strong"/>
           <w:rFonts w:ascii="CMU Sans Serif" w:hAnsi="CMU Sans Serif" w:cs="CMU Sans Serif"/>
           <w:b w:val="0"/>
@@ -4655,7 +4935,7 @@
         <w:spacing w:after="0" w:line="240" w:lineRule="auto"/>
         <w:jc w:val="both"/>
         <w:rPr>
-          <w:del w:id="29" w:author="Alfred Anate Bodurin Mayaki" w:date="2026-02-02T15:25:00Z" w16du:dateUtc="2026-02-02T15:25:00Z"/>
+          <w:del w:id="39" w:author="Alfred Anate Bodurin Mayaki" w:date="2026-02-02T15:25:00Z" w16du:dateUtc="2026-02-02T15:25:00Z"/>
           <w:rStyle w:val="Strong"/>
           <w:rFonts w:ascii="CMU Sans Serif" w:hAnsi="CMU Sans Serif" w:cs="CMU Sans Serif"/>
           <w:b w:val="0"/>
@@ -4670,7 +4950,7 @@
         <w:spacing w:after="0" w:line="240" w:lineRule="auto"/>
         <w:jc w:val="both"/>
         <w:rPr>
-          <w:del w:id="30" w:author="Alfred Anate Bodurin Mayaki" w:date="2026-02-02T15:25:00Z" w16du:dateUtc="2026-02-02T15:25:00Z"/>
+          <w:del w:id="40" w:author="Alfred Anate Bodurin Mayaki" w:date="2026-02-02T15:25:00Z" w16du:dateUtc="2026-02-02T15:25:00Z"/>
           <w:rStyle w:val="Strong"/>
           <w:rFonts w:ascii="CMU Sans Serif" w:hAnsi="CMU Sans Serif" w:cs="CMU Sans Serif"/>
           <w:b w:val="0"/>
@@ -4685,7 +4965,7 @@
         <w:spacing w:after="0" w:line="240" w:lineRule="auto"/>
         <w:jc w:val="both"/>
         <w:rPr>
-          <w:del w:id="31" w:author="Alfred Anate Bodurin Mayaki" w:date="2026-02-02T15:25:00Z" w16du:dateUtc="2026-02-02T15:25:00Z"/>
+          <w:del w:id="41" w:author="Alfred Anate Bodurin Mayaki" w:date="2026-02-02T15:25:00Z" w16du:dateUtc="2026-02-02T15:25:00Z"/>
           <w:rStyle w:val="Strong"/>
           <w:rFonts w:ascii="CMU Sans Serif" w:hAnsi="CMU Sans Serif" w:cs="CMU Sans Serif"/>
           <w:b w:val="0"/>
@@ -4700,7 +4980,7 @@
         <w:spacing w:after="0" w:line="240" w:lineRule="auto"/>
         <w:jc w:val="both"/>
         <w:rPr>
-          <w:del w:id="32" w:author="Alfred Anate Bodurin Mayaki" w:date="2026-02-02T15:25:00Z" w16du:dateUtc="2026-02-02T15:25:00Z"/>
+          <w:del w:id="42" w:author="Alfred Anate Bodurin Mayaki" w:date="2026-02-02T15:25:00Z" w16du:dateUtc="2026-02-02T15:25:00Z"/>
           <w:rStyle w:val="Strong"/>
           <w:rFonts w:ascii="CMU Sans Serif" w:hAnsi="CMU Sans Serif" w:cs="CMU Sans Serif"/>
           <w:b w:val="0"/>
@@ -4715,7 +4995,7 @@
         <w:spacing w:after="0" w:line="240" w:lineRule="auto"/>
         <w:jc w:val="both"/>
         <w:rPr>
-          <w:del w:id="33" w:author="Alfred Anate Bodurin Mayaki" w:date="2026-02-02T15:24:00Z" w16du:dateUtc="2026-02-02T15:24:00Z"/>
+          <w:del w:id="43" w:author="Alfred Anate Bodurin Mayaki" w:date="2026-02-02T15:24:00Z" w16du:dateUtc="2026-02-02T15:24:00Z"/>
           <w:rStyle w:val="Strong"/>
           <w:rFonts w:ascii="CMU Sans Serif" w:hAnsi="CMU Sans Serif" w:cs="CMU Sans Serif"/>
           <w:b w:val="0"/>
@@ -4730,7 +5010,7 @@
         <w:spacing w:after="0" w:line="240" w:lineRule="auto"/>
         <w:jc w:val="both"/>
         <w:rPr>
-          <w:del w:id="34" w:author="Alfred Anate Bodurin Mayaki" w:date="2026-02-02T15:24:00Z" w16du:dateUtc="2026-02-02T15:24:00Z"/>
+          <w:del w:id="44" w:author="Alfred Anate Bodurin Mayaki" w:date="2026-02-02T15:24:00Z" w16du:dateUtc="2026-02-02T15:24:00Z"/>
           <w:rStyle w:val="Strong"/>
           <w:rFonts w:ascii="CMU Sans Serif" w:hAnsi="CMU Sans Serif" w:cs="CMU Sans Serif"/>
           <w:b w:val="0"/>
@@ -4745,7 +5025,7 @@
         <w:spacing w:after="0" w:line="240" w:lineRule="auto"/>
         <w:jc w:val="both"/>
         <w:rPr>
-          <w:del w:id="35" w:author="Alfred Anate Bodurin Mayaki" w:date="2026-02-02T15:24:00Z" w16du:dateUtc="2026-02-02T15:24:00Z"/>
+          <w:del w:id="45" w:author="Alfred Anate Bodurin Mayaki" w:date="2026-02-02T15:24:00Z" w16du:dateUtc="2026-02-02T15:24:00Z"/>
           <w:rStyle w:val="Strong"/>
           <w:rFonts w:ascii="CMU Sans Serif" w:hAnsi="CMU Sans Serif" w:cs="CMU Sans Serif"/>
           <w:b w:val="0"/>
@@ -4760,7 +5040,7 @@
         <w:spacing w:after="0" w:line="240" w:lineRule="auto"/>
         <w:jc w:val="both"/>
         <w:rPr>
-          <w:del w:id="36" w:author="Alfred Anate Bodurin Mayaki" w:date="2026-02-02T15:24:00Z" w16du:dateUtc="2026-02-02T15:24:00Z"/>
+          <w:del w:id="46" w:author="Alfred Anate Bodurin Mayaki" w:date="2026-02-02T15:24:00Z" w16du:dateUtc="2026-02-02T15:24:00Z"/>
           <w:rStyle w:val="Strong"/>
           <w:rFonts w:ascii="CMU Sans Serif" w:hAnsi="CMU Sans Serif" w:cs="CMU Sans Serif"/>
           <w:b w:val="0"/>
@@ -4775,7 +5055,7 @@
         <w:spacing w:after="0" w:line="240" w:lineRule="auto"/>
         <w:jc w:val="both"/>
         <w:rPr>
-          <w:del w:id="37" w:author="Alfred Anate Bodurin Mayaki" w:date="2026-02-02T15:24:00Z" w16du:dateUtc="2026-02-02T15:24:00Z"/>
+          <w:del w:id="47" w:author="Alfred Anate Bodurin Mayaki" w:date="2026-02-02T15:24:00Z" w16du:dateUtc="2026-02-02T15:24:00Z"/>
           <w:rStyle w:val="Strong"/>
           <w:rFonts w:ascii="CMU Sans Serif" w:hAnsi="CMU Sans Serif" w:cs="CMU Sans Serif"/>
           <w:b w:val="0"/>
@@ -4790,7 +5070,7 @@
         <w:spacing w:after="0" w:line="240" w:lineRule="auto"/>
         <w:jc w:val="both"/>
         <w:rPr>
-          <w:del w:id="38" w:author="Alfred Anate Bodurin Mayaki" w:date="2026-02-02T15:24:00Z" w16du:dateUtc="2026-02-02T15:24:00Z"/>
+          <w:del w:id="48" w:author="Alfred Anate Bodurin Mayaki" w:date="2026-02-02T15:24:00Z" w16du:dateUtc="2026-02-02T15:24:00Z"/>
           <w:rStyle w:val="Strong"/>
           <w:rFonts w:ascii="CMU Sans Serif" w:hAnsi="CMU Sans Serif" w:cs="CMU Sans Serif"/>
           <w:b w:val="0"/>
@@ -4805,7 +5085,7 @@
         <w:spacing w:after="0" w:line="240" w:lineRule="auto"/>
         <w:jc w:val="both"/>
         <w:rPr>
-          <w:del w:id="39" w:author="Alfred Anate Bodurin Mayaki" w:date="2026-02-02T15:24:00Z" w16du:dateUtc="2026-02-02T15:24:00Z"/>
+          <w:del w:id="49" w:author="Alfred Anate Bodurin Mayaki" w:date="2026-02-02T15:24:00Z" w16du:dateUtc="2026-02-02T15:24:00Z"/>
           <w:rStyle w:val="Strong"/>
           <w:rFonts w:ascii="CMU Sans Serif" w:hAnsi="CMU Sans Serif" w:cs="CMU Sans Serif"/>
           <w:b w:val="0"/>
@@ -4820,7 +5100,7 @@
         <w:spacing w:after="0" w:line="240" w:lineRule="auto"/>
         <w:jc w:val="both"/>
         <w:rPr>
-          <w:del w:id="40" w:author="Alfred Anate Bodurin Mayaki" w:date="2026-02-02T15:24:00Z" w16du:dateUtc="2026-02-02T15:24:00Z"/>
+          <w:del w:id="50" w:author="Alfred Anate Bodurin Mayaki" w:date="2026-02-02T15:24:00Z" w16du:dateUtc="2026-02-02T15:24:00Z"/>
           <w:rStyle w:val="Strong"/>
           <w:rFonts w:ascii="CMU Sans Serif" w:hAnsi="CMU Sans Serif" w:cs="CMU Sans Serif"/>
           <w:b w:val="0"/>
@@ -4835,7 +5115,7 @@
         <w:spacing w:after="0" w:line="240" w:lineRule="auto"/>
         <w:jc w:val="both"/>
         <w:rPr>
-          <w:del w:id="41" w:author="Alfred Anate Bodurin Mayaki" w:date="2026-02-02T15:24:00Z" w16du:dateUtc="2026-02-02T15:24:00Z"/>
+          <w:del w:id="51" w:author="Alfred Anate Bodurin Mayaki" w:date="2026-02-02T15:24:00Z" w16du:dateUtc="2026-02-02T15:24:00Z"/>
           <w:rStyle w:val="Strong"/>
           <w:rFonts w:ascii="CMU Sans Serif" w:hAnsi="CMU Sans Serif" w:cs="CMU Sans Serif"/>
           <w:b w:val="0"/>
@@ -4850,7 +5130,7 @@
         <w:spacing w:after="0" w:line="240" w:lineRule="auto"/>
         <w:jc w:val="both"/>
         <w:rPr>
-          <w:del w:id="42" w:author="Alfred Anate Bodurin Mayaki" w:date="2026-02-02T15:24:00Z" w16du:dateUtc="2026-02-02T15:24:00Z"/>
+          <w:del w:id="52" w:author="Alfred Anate Bodurin Mayaki" w:date="2026-02-02T15:24:00Z" w16du:dateUtc="2026-02-02T15:24:00Z"/>
           <w:rStyle w:val="Strong"/>
           <w:rFonts w:ascii="CMU Sans Serif" w:hAnsi="CMU Sans Serif" w:cs="CMU Sans Serif"/>
           <w:b w:val="0"/>
@@ -4865,7 +5145,7 @@
         <w:spacing w:after="0" w:line="240" w:lineRule="auto"/>
         <w:jc w:val="both"/>
         <w:rPr>
-          <w:del w:id="43" w:author="Alfred Anate Bodurin Mayaki" w:date="2026-02-02T15:24:00Z" w16du:dateUtc="2026-02-02T15:24:00Z"/>
+          <w:del w:id="53" w:author="Alfred Anate Bodurin Mayaki" w:date="2026-02-02T15:24:00Z" w16du:dateUtc="2026-02-02T15:24:00Z"/>
           <w:rStyle w:val="Strong"/>
           <w:rFonts w:ascii="CMU Sans Serif" w:hAnsi="CMU Sans Serif" w:cs="CMU Sans Serif"/>
           <w:b w:val="0"/>
@@ -4880,7 +5160,7 @@
         <w:spacing w:after="0" w:line="240" w:lineRule="auto"/>
         <w:jc w:val="both"/>
         <w:rPr>
-          <w:del w:id="44" w:author="Alfred Anate Bodurin Mayaki" w:date="2026-02-02T15:24:00Z" w16du:dateUtc="2026-02-02T15:24:00Z"/>
+          <w:del w:id="54" w:author="Alfred Anate Bodurin Mayaki" w:date="2026-02-02T15:24:00Z" w16du:dateUtc="2026-02-02T15:24:00Z"/>
           <w:rStyle w:val="Strong"/>
           <w:rFonts w:ascii="CMU Sans Serif" w:hAnsi="CMU Sans Serif" w:cs="CMU Sans Serif"/>
           <w:b w:val="0"/>
@@ -4895,7 +5175,7 @@
         <w:spacing w:after="0" w:line="240" w:lineRule="auto"/>
         <w:jc w:val="both"/>
         <w:rPr>
-          <w:del w:id="45" w:author="Alfred Anate Bodurin Mayaki" w:date="2026-02-02T15:24:00Z" w16du:dateUtc="2026-02-02T15:24:00Z"/>
+          <w:del w:id="55" w:author="Alfred Anate Bodurin Mayaki" w:date="2026-02-02T15:24:00Z" w16du:dateUtc="2026-02-02T15:24:00Z"/>
           <w:rStyle w:val="Strong"/>
           <w:rFonts w:ascii="CMU Sans Serif" w:hAnsi="CMU Sans Serif" w:cs="CMU Sans Serif"/>
           <w:b w:val="0"/>
@@ -4910,7 +5190,7 @@
         <w:spacing w:after="0" w:line="240" w:lineRule="auto"/>
         <w:jc w:val="both"/>
         <w:rPr>
-          <w:del w:id="46" w:author="Alfred Anate Bodurin Mayaki" w:date="2026-02-02T15:24:00Z" w16du:dateUtc="2026-02-02T15:24:00Z"/>
+          <w:del w:id="56" w:author="Alfred Anate Bodurin Mayaki" w:date="2026-02-02T15:24:00Z" w16du:dateUtc="2026-02-02T15:24:00Z"/>
           <w:rStyle w:val="Strong"/>
           <w:rFonts w:ascii="CMU Sans Serif" w:hAnsi="CMU Sans Serif" w:cs="CMU Sans Serif"/>
           <w:b w:val="0"/>
@@ -4925,7 +5205,7 @@
         <w:spacing w:after="0" w:line="240" w:lineRule="auto"/>
         <w:jc w:val="both"/>
         <w:rPr>
-          <w:del w:id="47" w:author="Alfred Anate Bodurin Mayaki" w:date="2026-02-02T15:24:00Z" w16du:dateUtc="2026-02-02T15:24:00Z"/>
+          <w:del w:id="57" w:author="Alfred Anate Bodurin Mayaki" w:date="2026-02-02T15:24:00Z" w16du:dateUtc="2026-02-02T15:24:00Z"/>
           <w:rStyle w:val="Strong"/>
           <w:rFonts w:ascii="CMU Sans Serif" w:hAnsi="CMU Sans Serif" w:cs="CMU Sans Serif"/>
           <w:b w:val="0"/>
@@ -4940,7 +5220,7 @@
         <w:spacing w:after="0" w:line="240" w:lineRule="auto"/>
         <w:jc w:val="both"/>
         <w:rPr>
-          <w:del w:id="48" w:author="Alfred Anate Bodurin Mayaki" w:date="2026-02-02T15:24:00Z" w16du:dateUtc="2026-02-02T15:24:00Z"/>
+          <w:del w:id="58" w:author="Alfred Anate Bodurin Mayaki" w:date="2026-02-02T15:24:00Z" w16du:dateUtc="2026-02-02T15:24:00Z"/>
           <w:rStyle w:val="Strong"/>
           <w:rFonts w:ascii="CMU Sans Serif" w:hAnsi="CMU Sans Serif" w:cs="CMU Sans Serif"/>
           <w:b w:val="0"/>
@@ -4955,7 +5235,7 @@
         <w:spacing w:after="0" w:line="240" w:lineRule="auto"/>
         <w:jc w:val="both"/>
         <w:rPr>
-          <w:del w:id="49" w:author="Alfred Anate Bodurin Mayaki" w:date="2026-02-02T15:24:00Z" w16du:dateUtc="2026-02-02T15:24:00Z"/>
+          <w:del w:id="59" w:author="Alfred Anate Bodurin Mayaki" w:date="2026-02-02T15:24:00Z" w16du:dateUtc="2026-02-02T15:24:00Z"/>
           <w:rStyle w:val="Strong"/>
           <w:rFonts w:ascii="CMU Sans Serif" w:hAnsi="CMU Sans Serif" w:cs="CMU Sans Serif"/>
           <w:b w:val="0"/>
@@ -4970,7 +5250,7 @@
         <w:spacing w:after="0" w:line="240" w:lineRule="auto"/>
         <w:jc w:val="both"/>
         <w:rPr>
-          <w:del w:id="50" w:author="Alfred Anate Bodurin Mayaki" w:date="2026-02-02T15:24:00Z" w16du:dateUtc="2026-02-02T15:24:00Z"/>
+          <w:del w:id="60" w:author="Alfred Anate Bodurin Mayaki" w:date="2026-02-02T15:24:00Z" w16du:dateUtc="2026-02-02T15:24:00Z"/>
           <w:rStyle w:val="Strong"/>
           <w:rFonts w:ascii="CMU Sans Serif" w:hAnsi="CMU Sans Serif" w:cs="CMU Sans Serif"/>
           <w:b w:val="0"/>
@@ -4985,7 +5265,7 @@
         <w:spacing w:after="0" w:line="240" w:lineRule="auto"/>
         <w:jc w:val="both"/>
         <w:rPr>
-          <w:del w:id="51" w:author="Alfred Anate Bodurin Mayaki" w:date="2026-02-02T15:24:00Z" w16du:dateUtc="2026-02-02T15:24:00Z"/>
+          <w:del w:id="61" w:author="Alfred Anate Bodurin Mayaki" w:date="2026-02-02T15:24:00Z" w16du:dateUtc="2026-02-02T15:24:00Z"/>
           <w:rStyle w:val="Strong"/>
           <w:rFonts w:ascii="CMU Sans Serif" w:hAnsi="CMU Sans Serif" w:cs="CMU Sans Serif"/>
           <w:b w:val="0"/>
@@ -5000,7 +5280,7 @@
         <w:spacing w:after="0" w:line="240" w:lineRule="auto"/>
         <w:jc w:val="both"/>
         <w:rPr>
-          <w:del w:id="52" w:author="Alfred Anate Bodurin Mayaki" w:date="2026-02-02T15:24:00Z" w16du:dateUtc="2026-02-02T15:24:00Z"/>
+          <w:del w:id="62" w:author="Alfred Anate Bodurin Mayaki" w:date="2026-02-02T15:24:00Z" w16du:dateUtc="2026-02-02T15:24:00Z"/>
           <w:rStyle w:val="Strong"/>
           <w:rFonts w:ascii="CMU Sans Serif" w:hAnsi="CMU Sans Serif" w:cs="CMU Sans Serif"/>
           <w:b w:val="0"/>
@@ -5015,7 +5295,7 @@
         <w:spacing w:after="0" w:line="240" w:lineRule="auto"/>
         <w:jc w:val="both"/>
         <w:rPr>
-          <w:del w:id="53" w:author="Alfred Anate Bodurin Mayaki" w:date="2026-02-02T15:24:00Z" w16du:dateUtc="2026-02-02T15:24:00Z"/>
+          <w:del w:id="63" w:author="Alfred Anate Bodurin Mayaki" w:date="2026-02-02T15:24:00Z" w16du:dateUtc="2026-02-02T15:24:00Z"/>
           <w:rStyle w:val="Strong"/>
           <w:rFonts w:ascii="CMU Sans Serif" w:hAnsi="CMU Sans Serif" w:cs="CMU Sans Serif"/>
           <w:b w:val="0"/>
@@ -5030,7 +5310,7 @@
         <w:spacing w:after="0" w:line="240" w:lineRule="auto"/>
         <w:jc w:val="both"/>
         <w:rPr>
-          <w:del w:id="54" w:author="Alfred Anate Bodurin Mayaki" w:date="2026-02-02T15:24:00Z" w16du:dateUtc="2026-02-02T15:24:00Z"/>
+          <w:del w:id="64" w:author="Alfred Anate Bodurin Mayaki" w:date="2026-02-02T15:24:00Z" w16du:dateUtc="2026-02-02T15:24:00Z"/>
           <w:rStyle w:val="Strong"/>
           <w:rFonts w:ascii="CMU Sans Serif" w:hAnsi="CMU Sans Serif" w:cs="CMU Sans Serif"/>
           <w:b w:val="0"/>
@@ -5045,7 +5325,7 @@
         <w:spacing w:after="0" w:line="240" w:lineRule="auto"/>
         <w:jc w:val="both"/>
         <w:rPr>
-          <w:del w:id="55" w:author="Alfred Anate Bodurin Mayaki" w:date="2026-02-02T15:24:00Z" w16du:dateUtc="2026-02-02T15:24:00Z"/>
+          <w:del w:id="65" w:author="Alfred Anate Bodurin Mayaki" w:date="2026-02-02T15:24:00Z" w16du:dateUtc="2026-02-02T15:24:00Z"/>
           <w:rStyle w:val="Strong"/>
           <w:rFonts w:ascii="CMU Sans Serif" w:hAnsi="CMU Sans Serif" w:cs="CMU Sans Serif"/>
           <w:b w:val="0"/>
@@ -5060,7 +5340,7 @@
         <w:spacing w:after="0" w:line="240" w:lineRule="auto"/>
         <w:jc w:val="both"/>
         <w:rPr>
-          <w:del w:id="56" w:author="Alfred Anate Bodurin Mayaki" w:date="2026-02-02T15:24:00Z" w16du:dateUtc="2026-02-02T15:24:00Z"/>
+          <w:del w:id="66" w:author="Alfred Anate Bodurin Mayaki" w:date="2026-02-02T15:24:00Z" w16du:dateUtc="2026-02-02T15:24:00Z"/>
           <w:rStyle w:val="Strong"/>
           <w:rFonts w:ascii="CMU Sans Serif" w:hAnsi="CMU Sans Serif" w:cs="CMU Sans Serif"/>
           <w:b w:val="0"/>
@@ -5075,7 +5355,7 @@
         <w:spacing w:after="0" w:line="240" w:lineRule="auto"/>
         <w:jc w:val="both"/>
         <w:rPr>
-          <w:del w:id="57" w:author="Alfred Anate Bodurin Mayaki" w:date="2026-02-02T15:24:00Z" w16du:dateUtc="2026-02-02T15:24:00Z"/>
+          <w:del w:id="67" w:author="Alfred Anate Bodurin Mayaki" w:date="2026-02-02T15:24:00Z" w16du:dateUtc="2026-02-02T15:24:00Z"/>
           <w:rStyle w:val="Strong"/>
           <w:rFonts w:ascii="CMU Sans Serif" w:hAnsi="CMU Sans Serif" w:cs="CMU Sans Serif"/>
           <w:b w:val="0"/>
@@ -5090,7 +5370,7 @@
         <w:spacing w:after="0" w:line="240" w:lineRule="auto"/>
         <w:jc w:val="both"/>
         <w:rPr>
-          <w:del w:id="58" w:author="Alfred Anate Bodurin Mayaki" w:date="2026-02-02T15:24:00Z" w16du:dateUtc="2026-02-02T15:24:00Z"/>
+          <w:del w:id="68" w:author="Alfred Anate Bodurin Mayaki" w:date="2026-02-02T15:24:00Z" w16du:dateUtc="2026-02-02T15:24:00Z"/>
           <w:rStyle w:val="Strong"/>
           <w:rFonts w:ascii="CMU Sans Serif" w:hAnsi="CMU Sans Serif" w:cs="CMU Sans Serif"/>
           <w:b w:val="0"/>
@@ -5105,7 +5385,7 @@
         <w:spacing w:after="0" w:line="240" w:lineRule="auto"/>
         <w:jc w:val="both"/>
         <w:rPr>
-          <w:del w:id="59" w:author="Alfred Anate Bodurin Mayaki" w:date="2026-02-02T15:24:00Z" w16du:dateUtc="2026-02-02T15:24:00Z"/>
+          <w:del w:id="69" w:author="Alfred Anate Bodurin Mayaki" w:date="2026-02-02T15:24:00Z" w16du:dateUtc="2026-02-02T15:24:00Z"/>
           <w:rStyle w:val="Strong"/>
           <w:rFonts w:ascii="CMU Sans Serif" w:hAnsi="CMU Sans Serif" w:cs="CMU Sans Serif"/>
           <w:b w:val="0"/>
@@ -5120,7 +5400,7 @@
         <w:spacing w:after="0" w:line="240" w:lineRule="auto"/>
         <w:jc w:val="both"/>
         <w:rPr>
-          <w:del w:id="60" w:author="Alfred Anate Bodurin Mayaki" w:date="2026-02-02T15:24:00Z" w16du:dateUtc="2026-02-02T15:24:00Z"/>
+          <w:del w:id="70" w:author="Alfred Anate Bodurin Mayaki" w:date="2026-02-02T15:24:00Z" w16du:dateUtc="2026-02-02T15:24:00Z"/>
           <w:rStyle w:val="Strong"/>
           <w:rFonts w:ascii="CMU Sans Serif" w:hAnsi="CMU Sans Serif" w:cs="CMU Sans Serif"/>
           <w:b w:val="0"/>
@@ -5135,7 +5415,7 @@
         <w:spacing w:after="0" w:line="240" w:lineRule="auto"/>
         <w:jc w:val="both"/>
         <w:rPr>
-          <w:del w:id="61" w:author="Alfred Anate Bodurin Mayaki" w:date="2026-02-02T15:24:00Z" w16du:dateUtc="2026-02-02T15:24:00Z"/>
+          <w:del w:id="71" w:author="Alfred Anate Bodurin Mayaki" w:date="2026-02-02T15:24:00Z" w16du:dateUtc="2026-02-02T15:24:00Z"/>
           <w:rStyle w:val="Strong"/>
           <w:rFonts w:ascii="CMU Sans Serif" w:hAnsi="CMU Sans Serif" w:cs="CMU Sans Serif"/>
           <w:b w:val="0"/>
@@ -5150,7 +5430,7 @@
         <w:spacing w:after="0" w:line="240" w:lineRule="auto"/>
         <w:jc w:val="both"/>
         <w:rPr>
-          <w:del w:id="62" w:author="Alfred Anate Bodurin Mayaki" w:date="2026-02-02T15:24:00Z" w16du:dateUtc="2026-02-02T15:24:00Z"/>
+          <w:del w:id="72" w:author="Alfred Anate Bodurin Mayaki" w:date="2026-02-02T15:24:00Z" w16du:dateUtc="2026-02-02T15:24:00Z"/>
           <w:rStyle w:val="Strong"/>
           <w:rFonts w:ascii="CMU Sans Serif" w:hAnsi="CMU Sans Serif" w:cs="CMU Sans Serif"/>
           <w:b w:val="0"/>
@@ -5243,9 +5523,9 @@
           <w:color w:val="000000" w:themeColor="text1"/>
         </w:rPr>
       </w:pPr>
-      <w:bookmarkStart w:id="63" w:name="_Toc216632807"/>
-      <w:bookmarkStart w:id="64" w:name="_Toc220921712"/>
-      <w:bookmarkStart w:id="65" w:name="_Toc215736438"/>
+      <w:bookmarkStart w:id="73" w:name="_Toc216632807"/>
+      <w:bookmarkStart w:id="74" w:name="_Toc220921712"/>
+      <w:bookmarkStart w:id="75" w:name="_Toc215736438"/>
       <w:r>
         <w:rPr>
           <w:rStyle w:val="Strong"/>
@@ -5266,7 +5546,7 @@
         </w:rPr>
         <w:t>Introduction to TMA 2</w:t>
       </w:r>
-      <w:bookmarkEnd w:id="63"/>
+      <w:bookmarkEnd w:id="73"/>
       <w:r>
         <w:rPr>
           <w:rStyle w:val="Strong"/>
@@ -5277,7 +5557,7 @@
         </w:rPr>
         <w:t xml:space="preserve"> – Literature Review</w:t>
       </w:r>
-      <w:bookmarkEnd w:id="64"/>
+      <w:bookmarkEnd w:id="74"/>
     </w:p>
     <w:p>
       <w:pPr>
@@ -5422,8 +5702,8 @@
           <w:color w:val="000000" w:themeColor="text1"/>
         </w:rPr>
       </w:pPr>
-      <w:bookmarkStart w:id="66" w:name="_Toc216632808"/>
-      <w:bookmarkStart w:id="67" w:name="_Toc220921713"/>
+      <w:bookmarkStart w:id="76" w:name="_Toc216632808"/>
+      <w:bookmarkStart w:id="77" w:name="_Toc220921713"/>
       <w:r>
         <w:rPr>
           <w:rStyle w:val="Strong"/>
@@ -5444,8 +5724,8 @@
         </w:rPr>
         <w:t>Mapping subtopics that are relevant</w:t>
       </w:r>
-      <w:bookmarkEnd w:id="66"/>
-      <w:bookmarkEnd w:id="67"/>
+      <w:bookmarkEnd w:id="76"/>
+      <w:bookmarkEnd w:id="77"/>
     </w:p>
     <w:p>
       <w:pPr>
@@ -5832,8 +6112,8 @@
           <w:color w:val="000000" w:themeColor="text1"/>
         </w:rPr>
       </w:pPr>
-      <w:bookmarkStart w:id="68" w:name="_Toc220921714"/>
-      <w:bookmarkStart w:id="69" w:name="_Toc216632809"/>
+      <w:bookmarkStart w:id="78" w:name="_Toc220921714"/>
+      <w:bookmarkStart w:id="79" w:name="_Toc216632809"/>
       <w:r>
         <w:rPr>
           <w:rStyle w:val="Strong"/>
@@ -5864,7 +6144,7 @@
         </w:rPr>
         <w:t>and Neurodivergence</w:t>
       </w:r>
-      <w:bookmarkEnd w:id="68"/>
+      <w:bookmarkEnd w:id="78"/>
     </w:p>
     <w:p>
       <w:pPr>
@@ -6252,6 +6532,227 @@
         </w:rPr>
         <w:t xml:space="preserve"> </w:t>
       </w:r>
+      <w:ins w:id="80" w:author="Alfred Anate Bodurin Mayaki" w:date="2026-02-02T16:07:00Z" w16du:dateUtc="2026-02-02T16:07:00Z">
+        <w:r>
+          <w:rPr>
+            <w:rFonts w:ascii="CMU Sans Serif" w:hAnsi="CMU Sans Serif" w:cs="CMU Sans Serif"/>
+            <w:sz w:val="20"/>
+            <w:szCs w:val="20"/>
+          </w:rPr>
+          <w:t xml:space="preserve">According to </w:t>
+        </w:r>
+      </w:ins>
+      <w:ins w:id="81" w:author="Alfred Anate Bodurin Mayaki" w:date="2026-02-02T16:07:00Z">
+        <w:r>
+          <w:rPr>
+            <w:rFonts w:ascii="CMU Sans Serif" w:hAnsi="CMU Sans Serif" w:cs="CMU Sans Serif"/>
+            <w:sz w:val="20"/>
+            <w:szCs w:val="20"/>
+          </w:rPr>
+          <w:t>Chilunjika</w:t>
+        </w:r>
+      </w:ins>
+      <w:ins w:id="82" w:author="Alfred Anate Bodurin Mayaki" w:date="2026-02-02T16:08:00Z" w16du:dateUtc="2026-02-02T16:08:00Z">
+        <w:r>
+          <w:rPr>
+            <w:rFonts w:ascii="CMU Sans Serif" w:hAnsi="CMU Sans Serif" w:cs="CMU Sans Serif"/>
+            <w:sz w:val="20"/>
+            <w:szCs w:val="20"/>
+          </w:rPr>
+          <w:t xml:space="preserve">, </w:t>
+        </w:r>
+        <w:r>
+          <w:rPr>
+            <w:rFonts w:ascii="CMU Sans Serif" w:hAnsi="CMU Sans Serif" w:cs="CMU Sans Serif"/>
+            <w:i/>
+            <w:iCs/>
+            <w:sz w:val="20"/>
+            <w:szCs w:val="20"/>
+            <w:rPrChange w:id="83" w:author="Alfred Anate Bodurin Mayaki" w:date="2026-02-02T16:08:00Z" w16du:dateUtc="2026-02-02T16:08:00Z">
+              <w:rPr>
+                <w:rFonts w:ascii="CMU Sans Serif" w:hAnsi="CMU Sans Serif" w:cs="CMU Sans Serif"/>
+                <w:sz w:val="20"/>
+                <w:szCs w:val="20"/>
+              </w:rPr>
+            </w:rPrChange>
+          </w:rPr>
+          <w:t>et. al.</w:t>
+        </w:r>
+      </w:ins>
+      <w:ins w:id="84" w:author="Alfred Anate Bodurin Mayaki" w:date="2026-02-02T16:07:00Z" w16du:dateUtc="2026-02-02T16:07:00Z">
+        <w:r>
+          <w:rPr>
+            <w:rFonts w:ascii="CMU Sans Serif" w:hAnsi="CMU Sans Serif" w:cs="CMU Sans Serif"/>
+            <w:sz w:val="20"/>
+            <w:szCs w:val="20"/>
+          </w:rPr>
+          <w:t xml:space="preserve"> (2022), gaps exist in the </w:t>
+        </w:r>
+      </w:ins>
+      <w:ins w:id="85" w:author="Alfred Anate Bodurin Mayaki" w:date="2026-02-02T16:08:00Z" w16du:dateUtc="2026-02-02T16:08:00Z">
+        <w:r>
+          <w:rPr>
+            <w:rFonts w:ascii="CMU Sans Serif" w:hAnsi="CMU Sans Serif" w:cs="CMU Sans Serif"/>
+            <w:sz w:val="20"/>
+            <w:szCs w:val="20"/>
+          </w:rPr>
+          <w:t xml:space="preserve">research on </w:t>
+        </w:r>
+      </w:ins>
+      <w:ins w:id="86" w:author="Alfred Anate Bodurin Mayaki" w:date="2026-02-02T16:07:00Z" w16du:dateUtc="2026-02-02T16:07:00Z">
+        <w:r>
+          <w:rPr>
+            <w:rFonts w:ascii="CMU Sans Serif" w:hAnsi="CMU Sans Serif" w:cs="CMU Sans Serif"/>
+            <w:sz w:val="20"/>
+            <w:szCs w:val="20"/>
+          </w:rPr>
+          <w:t>AI</w:t>
+        </w:r>
+      </w:ins>
+      <w:ins w:id="87" w:author="Alfred Anate Bodurin Mayaki" w:date="2026-02-02T16:08:00Z" w16du:dateUtc="2026-02-02T16:08:00Z">
+        <w:r>
+          <w:rPr>
+            <w:rFonts w:ascii="CMU Sans Serif" w:hAnsi="CMU Sans Serif" w:cs="CMU Sans Serif"/>
+            <w:sz w:val="20"/>
+            <w:szCs w:val="20"/>
+          </w:rPr>
+          <w:t xml:space="preserve">’s </w:t>
+        </w:r>
+        <w:r>
+          <w:rPr>
+            <w:rFonts w:ascii="CMU Sans Serif" w:hAnsi="CMU Sans Serif" w:cs="CMU Sans Serif"/>
+            <w:sz w:val="20"/>
+            <w:szCs w:val="20"/>
+          </w:rPr>
+          <w:lastRenderedPageBreak/>
+          <w:t>application</w:t>
+        </w:r>
+      </w:ins>
+      <w:ins w:id="88" w:author="Alfred Anate Bodurin Mayaki" w:date="2026-02-02T16:07:00Z" w16du:dateUtc="2026-02-02T16:07:00Z">
+        <w:r>
+          <w:rPr>
+            <w:rFonts w:ascii="CMU Sans Serif" w:hAnsi="CMU Sans Serif" w:cs="CMU Sans Serif"/>
+            <w:sz w:val="20"/>
+            <w:szCs w:val="20"/>
+          </w:rPr>
+          <w:t xml:space="preserve"> to HRM in the public realm.</w:t>
+        </w:r>
+      </w:ins>
+      <w:ins w:id="89" w:author="Alfred Anate Bodurin Mayaki" w:date="2026-02-02T16:08:00Z" w16du:dateUtc="2026-02-02T16:08:00Z">
+        <w:r>
+          <w:rPr>
+            <w:rFonts w:ascii="CMU Sans Serif" w:hAnsi="CMU Sans Serif" w:cs="CMU Sans Serif"/>
+            <w:sz w:val="20"/>
+            <w:szCs w:val="20"/>
+          </w:rPr>
+          <w:t xml:space="preserve"> </w:t>
+        </w:r>
+      </w:ins>
+      <w:proofErr w:type="spellStart"/>
+      <w:ins w:id="90" w:author="Alfred Anate Bodurin Mayaki" w:date="2026-02-02T16:08:00Z">
+        <w:r>
+          <w:rPr>
+            <w:rFonts w:ascii="CMU Sans Serif" w:hAnsi="CMU Sans Serif" w:cs="CMU Sans Serif"/>
+            <w:sz w:val="20"/>
+            <w:szCs w:val="20"/>
+          </w:rPr>
+          <w:t>Chilunjika</w:t>
+        </w:r>
+      </w:ins>
+      <w:proofErr w:type="spellEnd"/>
+      <w:ins w:id="91" w:author="Alfred Anate Bodurin Mayaki" w:date="2026-02-02T16:08:00Z" w16du:dateUtc="2026-02-02T16:08:00Z">
+        <w:r>
+          <w:rPr>
+            <w:rFonts w:ascii="CMU Sans Serif" w:hAnsi="CMU Sans Serif" w:cs="CMU Sans Serif"/>
+            <w:sz w:val="20"/>
+            <w:szCs w:val="20"/>
+          </w:rPr>
+          <w:t xml:space="preserve">, </w:t>
+        </w:r>
+        <w:r>
+          <w:rPr>
+            <w:rFonts w:ascii="CMU Sans Serif" w:hAnsi="CMU Sans Serif" w:cs="CMU Sans Serif"/>
+            <w:i/>
+            <w:iCs/>
+            <w:sz w:val="20"/>
+            <w:szCs w:val="20"/>
+            <w:rPrChange w:id="92" w:author="Alfred Anate Bodurin Mayaki" w:date="2026-02-02T16:09:00Z" w16du:dateUtc="2026-02-02T16:09:00Z">
+              <w:rPr>
+                <w:rFonts w:ascii="CMU Sans Serif" w:hAnsi="CMU Sans Serif" w:cs="CMU Sans Serif"/>
+                <w:sz w:val="20"/>
+                <w:szCs w:val="20"/>
+              </w:rPr>
+            </w:rPrChange>
+          </w:rPr>
+          <w:t>et. al.</w:t>
+        </w:r>
+        <w:r>
+          <w:rPr>
+            <w:rFonts w:ascii="CMU Sans Serif" w:hAnsi="CMU Sans Serif" w:cs="CMU Sans Serif"/>
+            <w:sz w:val="20"/>
+            <w:szCs w:val="20"/>
+          </w:rPr>
+          <w:t xml:space="preserve"> (2022)</w:t>
+        </w:r>
+      </w:ins>
+      <w:ins w:id="93" w:author="Alfred Anate Bodurin Mayaki" w:date="2026-02-02T16:09:00Z" w16du:dateUtc="2026-02-02T16:09:00Z">
+        <w:r>
+          <w:rPr>
+            <w:rFonts w:ascii="CMU Sans Serif" w:hAnsi="CMU Sans Serif" w:cs="CMU Sans Serif"/>
+            <w:sz w:val="20"/>
+            <w:szCs w:val="20"/>
+          </w:rPr>
+          <w:t xml:space="preserve"> </w:t>
+        </w:r>
+        <w:proofErr w:type="gramStart"/>
+        <w:r>
+          <w:rPr>
+            <w:rFonts w:ascii="CMU Sans Serif" w:hAnsi="CMU Sans Serif" w:cs="CMU Sans Serif"/>
+            <w:sz w:val="20"/>
+            <w:szCs w:val="20"/>
+          </w:rPr>
+          <w:t>refer</w:t>
+        </w:r>
+        <w:proofErr w:type="gramEnd"/>
+        <w:r>
+          <w:rPr>
+            <w:rFonts w:ascii="CMU Sans Serif" w:hAnsi="CMU Sans Serif" w:cs="CMU Sans Serif"/>
+            <w:sz w:val="20"/>
+            <w:szCs w:val="20"/>
+          </w:rPr>
+          <w:t xml:space="preserve"> explicitly to a paper by </w:t>
+        </w:r>
+      </w:ins>
+      <w:ins w:id="94" w:author="Alfred Anate Bodurin Mayaki" w:date="2026-02-02T16:10:00Z" w16du:dateUtc="2026-02-02T16:10:00Z">
+        <w:r>
+          <w:rPr>
+            <w:rFonts w:ascii="CMU Sans Serif" w:hAnsi="CMU Sans Serif" w:cs="CMU Sans Serif"/>
+            <w:sz w:val="20"/>
+            <w:szCs w:val="20"/>
+          </w:rPr>
+          <w:t>Jia, Gao</w:t>
+        </w:r>
+      </w:ins>
+      <w:ins w:id="95" w:author="Alfred Anate Bodurin Mayaki" w:date="2026-02-02T16:11:00Z" w16du:dateUtc="2026-02-02T16:11:00Z">
+        <w:r>
+          <w:rPr>
+            <w:rFonts w:ascii="CMU Sans Serif" w:hAnsi="CMU Sans Serif" w:cs="CMU Sans Serif"/>
+            <w:sz w:val="20"/>
+            <w:szCs w:val="20"/>
+          </w:rPr>
+          <w:t xml:space="preserve">, Li </w:t>
+        </w:r>
+      </w:ins>
+      <w:ins w:id="96" w:author="Alfred Anate Bodurin Mayaki" w:date="2026-02-02T16:10:00Z" w16du:dateUtc="2026-02-02T16:10:00Z">
+        <w:r>
+          <w:rPr>
+            <w:rFonts w:ascii="CMU Sans Serif" w:hAnsi="CMU Sans Serif" w:cs="CMU Sans Serif"/>
+            <w:sz w:val="20"/>
+            <w:szCs w:val="20"/>
+          </w:rPr>
+          <w:t>and Li (2018).</w:t>
+        </w:r>
+      </w:ins>
     </w:p>
     <w:p>
       <w:pPr>
@@ -6266,7 +6767,7 @@
           <w:color w:val="000000" w:themeColor="text1"/>
         </w:rPr>
       </w:pPr>
-      <w:bookmarkStart w:id="70" w:name="_Toc220921715"/>
+      <w:bookmarkStart w:id="97" w:name="_Toc220921715"/>
       <w:r>
         <w:rPr>
           <w:rStyle w:val="Strong"/>
@@ -6275,7 +6776,6 @@
           <w:bCs w:val="0"/>
           <w:color w:val="000000" w:themeColor="text1"/>
         </w:rPr>
-        <w:lastRenderedPageBreak/>
         <w:t xml:space="preserve">8 </w:t>
       </w:r>
       <w:r>
@@ -6288,8 +6788,8 @@
         </w:rPr>
         <w:t>Explicating my Literature Review 1</w:t>
       </w:r>
-      <w:bookmarkEnd w:id="69"/>
-      <w:bookmarkEnd w:id="70"/>
+      <w:bookmarkEnd w:id="79"/>
+      <w:bookmarkEnd w:id="97"/>
       <w:r>
         <w:rPr>
           <w:rStyle w:val="Strong"/>
@@ -8378,7 +8878,7 @@
           <w:color w:val="000000" w:themeColor="text1"/>
         </w:rPr>
       </w:pPr>
-      <w:bookmarkStart w:id="71" w:name="_Toc216632810"/>
+      <w:bookmarkStart w:id="98" w:name="_Toc216632810"/>
     </w:p>
     <w:p>
       <w:pPr>
@@ -8393,7 +8893,7 @@
           <w:color w:val="000000" w:themeColor="text1"/>
         </w:rPr>
       </w:pPr>
-      <w:bookmarkStart w:id="72" w:name="_Toc220921716"/>
+      <w:bookmarkStart w:id="99" w:name="_Toc220921716"/>
       <w:r>
         <w:rPr>
           <w:rStyle w:val="Strong"/>
@@ -8414,7 +8914,7 @@
         </w:rPr>
         <w:t>Explicating my Literature Review 2</w:t>
       </w:r>
-      <w:bookmarkEnd w:id="71"/>
+      <w:bookmarkEnd w:id="98"/>
       <w:r>
         <w:rPr>
           <w:rStyle w:val="Strong"/>
@@ -8425,7 +8925,7 @@
         </w:rPr>
         <w:t xml:space="preserve"> – Signalling Theory</w:t>
       </w:r>
-      <w:bookmarkEnd w:id="72"/>
+      <w:bookmarkEnd w:id="99"/>
     </w:p>
     <w:p>
       <w:pPr>
@@ -8484,7 +8984,6 @@
           <w:sz w:val="20"/>
           <w:szCs w:val="20"/>
         </w:rPr>
-        <w:lastRenderedPageBreak/>
         <w:t>Spence (1973): Theoretical</w:t>
       </w:r>
       <w:r>
@@ -9566,7 +10065,6 @@
           <w:sz w:val="20"/>
           <w:szCs w:val="20"/>
         </w:rPr>
-        <w:lastRenderedPageBreak/>
         <w:t xml:space="preserve">Acknowledges limitations of cross-sectional methodology and calls for </w:t>
       </w:r>
       <w:r>
@@ -9795,7 +10293,7 @@
           <w:color w:val="000000" w:themeColor="text1"/>
         </w:rPr>
       </w:pPr>
-      <w:bookmarkStart w:id="73" w:name="_Toc220921717"/>
+      <w:bookmarkStart w:id="100" w:name="_Toc220921717"/>
       <w:r>
         <w:rPr>
           <w:rStyle w:val="Strong"/>
@@ -9826,7 +10324,7 @@
         </w:rPr>
         <w:t>3 – Recruitment &amp; Selection</w:t>
       </w:r>
-      <w:bookmarkEnd w:id="73"/>
+      <w:bookmarkEnd w:id="100"/>
     </w:p>
     <w:p>
       <w:pPr>
@@ -9939,7 +10437,7 @@
           <w:color w:val="000000" w:themeColor="text1"/>
         </w:rPr>
       </w:pPr>
-      <w:bookmarkStart w:id="74" w:name="_Toc220921718"/>
+      <w:bookmarkStart w:id="101" w:name="_Toc220921718"/>
       <w:r>
         <w:rPr>
           <w:rStyle w:val="Strong"/>
@@ -9950,7 +10448,7 @@
         </w:rPr>
         <w:t>11 Journal of Economic Literature (JEL) Classification</w:t>
       </w:r>
-      <w:bookmarkEnd w:id="74"/>
+      <w:bookmarkEnd w:id="101"/>
     </w:p>
     <w:p>
       <w:pPr>
@@ -11025,7 +11523,7 @@
       <w:r>
         <w:t>References</w:t>
       </w:r>
-      <w:bookmarkEnd w:id="65"/>
+      <w:bookmarkEnd w:id="75"/>
     </w:p>
     <w:p>
       <w:pPr>
@@ -11191,6 +11689,7 @@
         <w:ind w:left="510" w:hanging="510"/>
         <w:jc w:val="both"/>
         <w:rPr>
+          <w:ins w:id="102" w:author="Alfred Anate Bodurin Mayaki" w:date="2026-02-02T16:12:00Z" w16du:dateUtc="2026-02-02T16:12:00Z"/>
           <w:rFonts w:ascii="CMU Sans Serif" w:hAnsi="CMU Sans Serif" w:cs="CMU Sans Serif"/>
           <w:sz w:val="20"/>
           <w:szCs w:val="20"/>
@@ -11204,6 +11703,201 @@
         </w:rPr>
         <w:t>Chang, E, and Chin, H (2018) ‘Signaling or experiencing: Commitment HRM effects on recruitment and employees’</w:t>
       </w:r>
+    </w:p>
+    <w:p>
+      <w:pPr>
+        <w:tabs>
+          <w:tab w:val="left" w:pos="1560"/>
+        </w:tabs>
+        <w:ind w:left="510" w:hanging="510"/>
+        <w:jc w:val="both"/>
+        <w:rPr>
+          <w:rFonts w:ascii="CMU Sans Serif" w:hAnsi="CMU Sans Serif" w:cs="CMU Sans Serif"/>
+          <w:sz w:val="20"/>
+          <w:szCs w:val="20"/>
+        </w:rPr>
+      </w:pPr>
+      <w:proofErr w:type="spellStart"/>
+      <w:ins w:id="103" w:author="Alfred Anate Bodurin Mayaki" w:date="2026-02-02T16:12:00Z">
+        <w:r>
+          <w:rPr>
+            <w:rFonts w:ascii="CMU Sans Serif" w:hAnsi="CMU Sans Serif" w:cs="CMU Sans Serif"/>
+            <w:sz w:val="20"/>
+            <w:szCs w:val="20"/>
+          </w:rPr>
+          <w:t>Chilunjika</w:t>
+        </w:r>
+        <w:proofErr w:type="spellEnd"/>
+        <w:r>
+          <w:rPr>
+            <w:rFonts w:ascii="CMU Sans Serif" w:hAnsi="CMU Sans Serif" w:cs="CMU Sans Serif"/>
+            <w:sz w:val="20"/>
+            <w:szCs w:val="20"/>
+          </w:rPr>
+          <w:t xml:space="preserve">, A., </w:t>
+        </w:r>
+        <w:proofErr w:type="spellStart"/>
+        <w:r>
+          <w:rPr>
+            <w:rFonts w:ascii="CMU Sans Serif" w:hAnsi="CMU Sans Serif" w:cs="CMU Sans Serif"/>
+            <w:sz w:val="20"/>
+            <w:szCs w:val="20"/>
+          </w:rPr>
+          <w:t>Intauno</w:t>
+        </w:r>
+        <w:proofErr w:type="spellEnd"/>
+        <w:r>
+          <w:rPr>
+            <w:rFonts w:ascii="CMU Sans Serif" w:hAnsi="CMU Sans Serif" w:cs="CMU Sans Serif"/>
+            <w:sz w:val="20"/>
+            <w:szCs w:val="20"/>
+          </w:rPr>
+          <w:t xml:space="preserve">, K. </w:t>
+        </w:r>
+      </w:ins>
+      <w:ins w:id="104" w:author="Alfred Anate Bodurin Mayaki" w:date="2026-02-02T16:12:00Z" w16du:dateUtc="2026-02-02T16:12:00Z">
+        <w:r>
+          <w:rPr>
+            <w:rFonts w:ascii="CMU Sans Serif" w:hAnsi="CMU Sans Serif" w:cs="CMU Sans Serif"/>
+            <w:sz w:val="20"/>
+            <w:szCs w:val="20"/>
+          </w:rPr>
+          <w:t>&amp;</w:t>
+        </w:r>
+      </w:ins>
+      <w:ins w:id="105" w:author="Alfred Anate Bodurin Mayaki" w:date="2026-02-02T16:12:00Z">
+        <w:r>
+          <w:rPr>
+            <w:rFonts w:ascii="CMU Sans Serif" w:hAnsi="CMU Sans Serif" w:cs="CMU Sans Serif"/>
+            <w:sz w:val="20"/>
+            <w:szCs w:val="20"/>
+          </w:rPr>
+          <w:t xml:space="preserve"> </w:t>
+        </w:r>
+        <w:proofErr w:type="spellStart"/>
+        <w:r>
+          <w:rPr>
+            <w:rFonts w:ascii="CMU Sans Serif" w:hAnsi="CMU Sans Serif" w:cs="CMU Sans Serif"/>
+            <w:sz w:val="20"/>
+            <w:szCs w:val="20"/>
+          </w:rPr>
+          <w:t>Chilunjika</w:t>
+        </w:r>
+        <w:proofErr w:type="spellEnd"/>
+        <w:r>
+          <w:rPr>
+            <w:rFonts w:ascii="CMU Sans Serif" w:hAnsi="CMU Sans Serif" w:cs="CMU Sans Serif"/>
+            <w:sz w:val="20"/>
+            <w:szCs w:val="20"/>
+          </w:rPr>
+          <w:t xml:space="preserve">, S.R. (2022) “Artificial intelligence and public sector human resource management in South Africa: Opportunities, challenges and prospects,” </w:t>
+        </w:r>
+        <w:r>
+          <w:rPr>
+            <w:rFonts w:ascii="CMU Sans Serif" w:hAnsi="CMU Sans Serif" w:cs="CMU Sans Serif"/>
+            <w:i/>
+            <w:iCs/>
+            <w:sz w:val="20"/>
+            <w:szCs w:val="20"/>
+          </w:rPr>
+          <w:t>SA Journal of Human Resource Management</w:t>
+        </w:r>
+        <w:r>
+          <w:rPr>
+            <w:rFonts w:ascii="CMU Sans Serif" w:hAnsi="CMU Sans Serif" w:cs="CMU Sans Serif"/>
+            <w:sz w:val="20"/>
+            <w:szCs w:val="20"/>
+          </w:rPr>
+          <w:t xml:space="preserve">, 20(1), pp. e1–e12. Available at: </w:t>
+        </w:r>
+      </w:ins>
+      <w:ins w:id="106" w:author="Alfred Anate Bodurin Mayaki" w:date="2026-02-02T16:12:00Z" w16du:dateUtc="2026-02-02T16:12:00Z">
+        <w:r>
+          <w:rPr>
+            <w:rFonts w:ascii="CMU Sans Serif" w:hAnsi="CMU Sans Serif" w:cs="CMU Sans Serif"/>
+            <w:sz w:val="20"/>
+            <w:szCs w:val="20"/>
+          </w:rPr>
+          <w:fldChar w:fldCharType="begin"/>
+        </w:r>
+        <w:r>
+          <w:rPr>
+            <w:rFonts w:ascii="CMU Sans Serif" w:hAnsi="CMU Sans Serif" w:cs="CMU Sans Serif"/>
+            <w:sz w:val="20"/>
+            <w:szCs w:val="20"/>
+          </w:rPr>
+          <w:instrText>HYPERLINK "</w:instrText>
+        </w:r>
+      </w:ins>
+      <w:ins w:id="107" w:author="Alfred Anate Bodurin Mayaki" w:date="2026-02-02T16:12:00Z">
+        <w:r>
+          <w:rPr>
+            <w:rFonts w:ascii="CMU Sans Serif" w:hAnsi="CMU Sans Serif" w:cs="CMU Sans Serif"/>
+            <w:sz w:val="20"/>
+            <w:szCs w:val="20"/>
+          </w:rPr>
+          <w:instrText>https://doi.org/10.4102/sajhrm.v20i0.1972</w:instrText>
+        </w:r>
+      </w:ins>
+      <w:ins w:id="108" w:author="Alfred Anate Bodurin Mayaki" w:date="2026-02-02T16:12:00Z" w16du:dateUtc="2026-02-02T16:12:00Z">
+        <w:r>
+          <w:rPr>
+            <w:rFonts w:ascii="CMU Sans Serif" w:hAnsi="CMU Sans Serif" w:cs="CMU Sans Serif"/>
+            <w:sz w:val="20"/>
+            <w:szCs w:val="20"/>
+          </w:rPr>
+          <w:instrText>"</w:instrText>
+        </w:r>
+        <w:r>
+          <w:rPr>
+            <w:rFonts w:ascii="CMU Sans Serif" w:hAnsi="CMU Sans Serif" w:cs="CMU Sans Serif"/>
+            <w:sz w:val="20"/>
+            <w:szCs w:val="20"/>
+          </w:rPr>
+          <w:fldChar w:fldCharType="separate"/>
+        </w:r>
+      </w:ins>
+      <w:ins w:id="109" w:author="Alfred Anate Bodurin Mayaki" w:date="2026-02-02T16:12:00Z">
+        <w:r>
+          <w:rPr>
+            <w:rStyle w:val="Hyperlink"/>
+            <w:rFonts w:ascii="CMU Sans Serif" w:hAnsi="CMU Sans Serif" w:cs="CMU Sans Serif"/>
+            <w:sz w:val="20"/>
+            <w:szCs w:val="20"/>
+          </w:rPr>
+          <w:t>https://doi.org/10.4102/sajhrm.v20i0.1972</w:t>
+        </w:r>
+      </w:ins>
+      <w:ins w:id="110" w:author="Alfred Anate Bodurin Mayaki" w:date="2026-02-02T16:12:00Z" w16du:dateUtc="2026-02-02T16:12:00Z">
+        <w:r>
+          <w:rPr>
+            <w:rFonts w:ascii="CMU Sans Serif" w:hAnsi="CMU Sans Serif" w:cs="CMU Sans Serif"/>
+            <w:sz w:val="20"/>
+            <w:szCs w:val="20"/>
+          </w:rPr>
+          <w:fldChar w:fldCharType="end"/>
+        </w:r>
+      </w:ins>
+      <w:ins w:id="111" w:author="Alfred Anate Bodurin Mayaki" w:date="2026-02-02T16:12:00Z">
+        <w:r>
+          <w:rPr>
+            <w:rFonts w:ascii="CMU Sans Serif" w:hAnsi="CMU Sans Serif" w:cs="CMU Sans Serif"/>
+            <w:sz w:val="20"/>
+            <w:szCs w:val="20"/>
+          </w:rPr>
+          <w:t>.</w:t>
+        </w:r>
+      </w:ins>
+      <w:ins w:id="112" w:author="Alfred Anate Bodurin Mayaki" w:date="2026-02-02T16:12:00Z" w16du:dateUtc="2026-02-02T16:12:00Z">
+        <w:r>
+          <w:rPr>
+            <w:rFonts w:ascii="CMU Sans Serif" w:hAnsi="CMU Sans Serif" w:cs="CMU Sans Serif"/>
+            <w:sz w:val="20"/>
+            <w:szCs w:val="20"/>
+          </w:rPr>
+          <w:t xml:space="preserve"> </w:t>
+        </w:r>
+      </w:ins>
     </w:p>
     <w:p>
       <w:pPr>
@@ -11399,7 +12093,25 @@
           <w:sz w:val="20"/>
           <w:szCs w:val="20"/>
         </w:rPr>
-        <w:t xml:space="preserve">, D.V. (2004), Bipolar disorder in older adults: a critical review. Bipolar Disorders, 6: 343-367. </w:t>
+        <w:t xml:space="preserve">, D.V. (2004), </w:t>
+      </w:r>
+      <w:proofErr w:type="gramStart"/>
+      <w:r>
+        <w:rPr>
+          <w:rFonts w:ascii="CMU Sans Serif" w:hAnsi="CMU Sans Serif" w:cs="CMU Sans Serif"/>
+          <w:sz w:val="20"/>
+          <w:szCs w:val="20"/>
+        </w:rPr>
+        <w:t>Bipolar disorder</w:t>
+      </w:r>
+      <w:proofErr w:type="gramEnd"/>
+      <w:r>
+        <w:rPr>
+          <w:rFonts w:ascii="CMU Sans Serif" w:hAnsi="CMU Sans Serif" w:cs="CMU Sans Serif"/>
+          <w:sz w:val="20"/>
+          <w:szCs w:val="20"/>
+        </w:rPr>
+        <w:t xml:space="preserve"> in older adults: a critical review. Bipolar Disorders, 6: 343-367. </w:t>
       </w:r>
       <w:hyperlink r:id="rId16" w:history="1">
         <w:r>
@@ -11567,6 +12279,7 @@
           <w:sz w:val="20"/>
           <w:szCs w:val="20"/>
         </w:rPr>
+        <w:lastRenderedPageBreak/>
         <w:t>Dutta, D. and Mishra, S.K. (2021) Predictors of applicant attraction among Gen-X and millennials: evidence from an emerging economy. </w:t>
       </w:r>
       <w:r>
@@ -11668,6 +12381,7 @@
         <w:ind w:left="720" w:hanging="720"/>
         <w:jc w:val="both"/>
         <w:rPr>
+          <w:ins w:id="113" w:author="Alfred Anate Bodurin Mayaki" w:date="2026-02-02T16:10:00Z" w16du:dateUtc="2026-02-02T16:10:00Z"/>
           <w:rFonts w:ascii="CMU Sans Serif" w:hAnsi="CMU Sans Serif" w:cs="CMU Sans Serif"/>
           <w:sz w:val="20"/>
           <w:szCs w:val="20"/>
@@ -11728,6 +12442,150 @@
         </w:rPr>
         <w:t>, 31(3), pp. 796–818</w:t>
       </w:r>
+    </w:p>
+    <w:p>
+      <w:pPr>
+        <w:ind w:left="720" w:hanging="720"/>
+        <w:jc w:val="both"/>
+        <w:rPr>
+          <w:rFonts w:ascii="CMU Sans Serif" w:hAnsi="CMU Sans Serif" w:cs="CMU Sans Serif"/>
+          <w:sz w:val="20"/>
+          <w:szCs w:val="20"/>
+        </w:rPr>
+      </w:pPr>
+      <w:ins w:id="114" w:author="Alfred Anate Bodurin Mayaki" w:date="2026-02-02T16:10:00Z">
+        <w:r>
+          <w:rPr>
+            <w:rFonts w:ascii="CMU Sans Serif" w:hAnsi="CMU Sans Serif" w:cs="CMU Sans Serif"/>
+            <w:sz w:val="20"/>
+            <w:szCs w:val="20"/>
+            <w:lang w:val="fr-FR"/>
+            <w:rPrChange w:id="115" w:author="Alfred Anate Bodurin Mayaki" w:date="2026-02-02T16:10:00Z" w16du:dateUtc="2026-02-02T16:10:00Z">
+              <w:rPr>
+                <w:rFonts w:ascii="CMU Sans Serif" w:hAnsi="CMU Sans Serif" w:cs="CMU Sans Serif"/>
+                <w:sz w:val="20"/>
+                <w:szCs w:val="20"/>
+              </w:rPr>
+            </w:rPrChange>
+          </w:rPr>
+          <w:t xml:space="preserve">Jia, Q., Guo, Y., Li, R., Li, Y., &amp; Chen, Y. (2018). </w:t>
+        </w:r>
+        <w:r>
+          <w:rPr>
+            <w:rFonts w:ascii="CMU Sans Serif" w:hAnsi="CMU Sans Serif" w:cs="CMU Sans Serif"/>
+            <w:sz w:val="20"/>
+            <w:szCs w:val="20"/>
+          </w:rPr>
+          <w:t>A conceptual artificial intelligence application framework in human resource management. </w:t>
+        </w:r>
+        <w:r>
+          <w:rPr>
+            <w:rFonts w:ascii="CMU Sans Serif" w:hAnsi="CMU Sans Serif" w:cs="CMU Sans Serif"/>
+            <w:i/>
+            <w:iCs/>
+            <w:sz w:val="20"/>
+            <w:szCs w:val="20"/>
+          </w:rPr>
+          <w:t>ICEB 2018 Proceedings</w:t>
+        </w:r>
+      </w:ins>
+      <w:ins w:id="116" w:author="Alfred Anate Bodurin Mayaki" w:date="2026-02-02T16:10:00Z" w16du:dateUtc="2026-02-02T16:10:00Z">
+        <w:r>
+          <w:rPr>
+            <w:rFonts w:ascii="CMU Sans Serif" w:hAnsi="CMU Sans Serif" w:cs="CMU Sans Serif"/>
+            <w:i/>
+            <w:iCs/>
+            <w:sz w:val="20"/>
+            <w:szCs w:val="20"/>
+          </w:rPr>
+          <w:t xml:space="preserve"> </w:t>
+        </w:r>
+      </w:ins>
+      <w:ins w:id="117" w:author="Alfred Anate Bodurin Mayaki" w:date="2026-02-02T16:10:00Z">
+        <w:r>
+          <w:rPr>
+            <w:rFonts w:ascii="CMU Sans Serif" w:hAnsi="CMU Sans Serif" w:cs="CMU Sans Serif"/>
+            <w:sz w:val="20"/>
+            <w:szCs w:val="20"/>
+          </w:rPr>
+          <w:t xml:space="preserve">(p. 91). Retrieved from </w:t>
+        </w:r>
+      </w:ins>
+      <w:ins w:id="118" w:author="Alfred Anate Bodurin Mayaki" w:date="2026-02-02T16:11:00Z" w16du:dateUtc="2026-02-02T16:11:00Z">
+        <w:r>
+          <w:rPr>
+            <w:rFonts w:ascii="CMU Sans Serif" w:hAnsi="CMU Sans Serif" w:cs="CMU Sans Serif"/>
+            <w:sz w:val="20"/>
+            <w:szCs w:val="20"/>
+          </w:rPr>
+          <w:fldChar w:fldCharType="begin"/>
+        </w:r>
+        <w:r>
+          <w:rPr>
+            <w:rFonts w:ascii="CMU Sans Serif" w:hAnsi="CMU Sans Serif" w:cs="CMU Sans Serif"/>
+            <w:sz w:val="20"/>
+            <w:szCs w:val="20"/>
+          </w:rPr>
+          <w:instrText>HYPERLINK "</w:instrText>
+        </w:r>
+      </w:ins>
+      <w:ins w:id="119" w:author="Alfred Anate Bodurin Mayaki" w:date="2026-02-02T16:10:00Z">
+        <w:r>
+          <w:rPr>
+            <w:rFonts w:ascii="CMU Sans Serif" w:hAnsi="CMU Sans Serif" w:cs="CMU Sans Serif"/>
+            <w:sz w:val="20"/>
+            <w:szCs w:val="20"/>
+          </w:rPr>
+          <w:instrText>https://aisel.aisnet.org/iceb2018/91</w:instrText>
+        </w:r>
+      </w:ins>
+      <w:ins w:id="120" w:author="Alfred Anate Bodurin Mayaki" w:date="2026-02-02T16:11:00Z" w16du:dateUtc="2026-02-02T16:11:00Z">
+        <w:r>
+          <w:rPr>
+            <w:rFonts w:ascii="CMU Sans Serif" w:hAnsi="CMU Sans Serif" w:cs="CMU Sans Serif"/>
+            <w:sz w:val="20"/>
+            <w:szCs w:val="20"/>
+          </w:rPr>
+          <w:instrText>"</w:instrText>
+        </w:r>
+        <w:r>
+          <w:rPr>
+            <w:rFonts w:ascii="CMU Sans Serif" w:hAnsi="CMU Sans Serif" w:cs="CMU Sans Serif"/>
+            <w:sz w:val="20"/>
+            <w:szCs w:val="20"/>
+          </w:rPr>
+          <w:fldChar w:fldCharType="separate"/>
+        </w:r>
+      </w:ins>
+      <w:ins w:id="121" w:author="Alfred Anate Bodurin Mayaki" w:date="2026-02-02T16:10:00Z">
+        <w:r>
+          <w:rPr>
+            <w:rStyle w:val="Hyperlink"/>
+            <w:rFonts w:ascii="CMU Sans Serif" w:hAnsi="CMU Sans Serif" w:cs="CMU Sans Serif"/>
+            <w:sz w:val="20"/>
+            <w:szCs w:val="20"/>
+          </w:rPr>
+          <w:t>https://aisel.aisnet.org/iceb2018/91</w:t>
+        </w:r>
+      </w:ins>
+      <w:ins w:id="122" w:author="Alfred Anate Bodurin Mayaki" w:date="2026-02-02T16:11:00Z" w16du:dateUtc="2026-02-02T16:11:00Z">
+        <w:r>
+          <w:rPr>
+            <w:rFonts w:ascii="CMU Sans Serif" w:hAnsi="CMU Sans Serif" w:cs="CMU Sans Serif"/>
+            <w:sz w:val="20"/>
+            <w:szCs w:val="20"/>
+          </w:rPr>
+          <w:fldChar w:fldCharType="end"/>
+        </w:r>
+        <w:r>
+          <w:rPr>
+            <w:rFonts w:ascii="CMU Sans Serif" w:hAnsi="CMU Sans Serif" w:cs="CMU Sans Serif"/>
+            <w:sz w:val="20"/>
+            <w:szCs w:val="20"/>
+          </w:rPr>
+          <w:t xml:space="preserve"> </w:t>
+        </w:r>
+      </w:ins>
     </w:p>
     <w:p>
       <w:pPr>
@@ -11826,7 +12684,6 @@
           <w:sz w:val="20"/>
           <w:szCs w:val="20"/>
         </w:rPr>
-        <w:lastRenderedPageBreak/>
         <w:t xml:space="preserve">Khan, M. H., </w:t>
       </w:r>
       <w:proofErr w:type="spellStart"/>
@@ -12489,6 +13346,7 @@
           <w:sz w:val="20"/>
           <w:szCs w:val="20"/>
         </w:rPr>
+        <w:lastRenderedPageBreak/>
         <w:t xml:space="preserve">Suen, H.-Y., Hung, K.-E. and Tseng, F.-H. (2020) ‘Employer Ratings through Crowdsourcing on social media: An Examination of U.S. Fortune 500 Companies’, </w:t>
       </w:r>
       <w:r>
@@ -12745,7 +13603,6 @@
           <w:sz w:val="20"/>
           <w:szCs w:val="20"/>
         </w:rPr>
-        <w:lastRenderedPageBreak/>
         <w:t>Youth Future’s Foundation (2025) “</w:t>
       </w:r>
       <w:r>
@@ -12806,7 +13663,7 @@
 
 <file path=word/comments.xml><?xml version="1.0" encoding="utf-8"?>
 <w:comments xmlns:wpc="http://schemas.microsoft.com/office/word/2010/wordprocessingCanvas" xmlns:cx="http://schemas.microsoft.com/office/drawing/2014/chartex" xmlns:cx1="http://schemas.microsoft.com/office/drawing/2015/9/8/chartex" xmlns:cx2="http://schemas.microsoft.com/office/drawing/2015/10/21/chartex" xmlns:cx3="http://schemas.microsoft.com/office/drawing/2016/5/9/chartex" xmlns:cx4="http://schemas.microsoft.com/office/drawing/2016/5/10/chartex" xmlns:cx5="http://schemas.microsoft.com/office/drawing/2016/5/11/chartex" xmlns:cx6="http://schemas.microsoft.com/office/drawing/2016/5/12/chartex" xmlns:cx7="http://schemas.microsoft.com/office/drawing/2016/5/13/chartex" xmlns:cx8="http://schemas.microsoft.com/office/drawing/2016/5/14/chartex" xmlns:mc="http://schemas.openxmlformats.org/markup-compatibility/2006" xmlns:aink="http://schemas.microsoft.com/office/drawing/2016/ink" xmlns:am3d="http://schemas.microsoft.com/office/drawing/2017/model3d" xmlns:o="urn:schemas-microsoft-com:office:office" xmlns:oel="http://schemas.microsoft.com/office/2019/extlst" xmlns:r="http://schemas.openxmlformats.org/officeDocument/2006/relationships" xmlns:m="http://schemas.openxmlformats.org/officeDocument/2006/math" xmlns:v="urn:schemas-microsoft-com:vml" xmlns:wp14="http://schemas.microsoft.com/office/word/2010/wordprocessingDrawing" xmlns:wp="http://schemas.openxmlformats.org/drawingml/2006/wordprocessingDrawing" xmlns:w10="urn:schemas-microsoft-com:office:word" xmlns:w="http://schemas.openxmlformats.org/wordprocessingml/2006/main" xmlns:w14="http://schemas.microsoft.com/office/word/2010/wordml" xmlns:w15="http://schemas.microsoft.com/office/word/2012/wordml" xmlns:w16cex="http://schemas.microsoft.com/office/word/2018/wordml/cex" xmlns:w16cid="http://schemas.microsoft.com/office/word/2016/wordml/cid" xmlns:w16="http://schemas.microsoft.com/office/word/2018/wordml" xmlns:w16du="http://schemas.microsoft.com/office/word/2023/wordml/word16du" xmlns:w16sdtdh="http://schemas.microsoft.com/office/word/2020/wordml/sdtdatahash" xmlns:w16sdtfl="http://schemas.microsoft.com/office/word/2024/wordml/sdtformatlock" xmlns:w16se="http://schemas.microsoft.com/office/word/2015/wordml/symex" xmlns:wpg="http://schemas.microsoft.com/office/word/2010/wordprocessingGroup" xmlns:wpi="http://schemas.microsoft.com/office/word/2010/wordprocessingInk" xmlns:wne="http://schemas.microsoft.com/office/word/2006/wordml" xmlns:wps="http://schemas.microsoft.com/office/word/2010/wordprocessingShape" mc:Ignorable="w14 w15 w16se w16cid w16 w16cex w16sdtdh w16sdtfl w16du wp14">
-  <w:comment w:id="5" w:author="Dr Nicola J Bowman" w:date="2025-12-08T12:42:00Z" w:initials="NB">
+  <w:comment w:id="15" w:author="Dr Nicola J Bowman" w:date="2025-12-08T12:42:00Z" w:initials="NB">
     <w:p>
       <w:pPr>
         <w:pStyle w:val="CommentText"/>
@@ -12822,7 +13679,7 @@
       </w:r>
     </w:p>
   </w:comment>
-  <w:comment w:id="6" w:author="Alfred Anate Bodurin Mayaki" w:date="2025-12-23T14:14:00Z" w:initials="AABM">
+  <w:comment w:id="16" w:author="Alfred Anate Bodurin Mayaki" w:date="2025-12-23T14:14:00Z" w:initials="AABM">
     <w:p>
       <w:pPr>
         <w:pStyle w:val="CommentText"/>
@@ -12838,7 +13695,7 @@
       </w:r>
     </w:p>
   </w:comment>
-  <w:comment w:id="7" w:author="Dr Nicola J Bowman" w:date="2025-12-08T12:43:00Z" w:initials="NB">
+  <w:comment w:id="17" w:author="Dr Nicola J Bowman" w:date="2025-12-08T12:43:00Z" w:initials="NB">
     <w:p>
       <w:pPr>
         <w:pStyle w:val="CommentText"/>
@@ -12854,7 +13711,7 @@
       </w:r>
     </w:p>
   </w:comment>
-  <w:comment w:id="9" w:author="Dr Nicola J Bowman" w:date="2025-12-08T12:44:00Z" w:initials="NB">
+  <w:comment w:id="19" w:author="Dr Nicola J Bowman" w:date="2025-12-08T12:44:00Z" w:initials="NB">
     <w:p>
       <w:pPr>
         <w:pStyle w:val="CommentText"/>
@@ -12870,7 +13727,7 @@
       </w:r>
     </w:p>
   </w:comment>
-  <w:comment w:id="10" w:author="Dr Nicola J Bowman" w:date="2025-12-08T12:47:00Z" w:initials="NB">
+  <w:comment w:id="20" w:author="Dr Nicola J Bowman" w:date="2025-12-08T12:47:00Z" w:initials="NB">
     <w:p>
       <w:pPr>
         <w:pStyle w:val="CommentText"/>
@@ -12886,7 +13743,7 @@
       </w:r>
     </w:p>
   </w:comment>
-  <w:comment w:id="11" w:author="Alfred Anate Bodurin Mayaki" w:date="2025-12-10T08:21:00Z" w:initials="AABM">
+  <w:comment w:id="21" w:author="Alfred Anate Bodurin Mayaki" w:date="2025-12-10T08:21:00Z" w:initials="AABM">
     <w:p>
       <w:pPr>
         <w:pStyle w:val="CommentText"/>
@@ -12902,7 +13759,7 @@
       </w:r>
     </w:p>
   </w:comment>
-  <w:comment w:id="12" w:author="Alfred Anate Bodurin Mayaki" w:date="2026-02-02T12:59:00Z" w:initials="AABM">
+  <w:comment w:id="22" w:author="Alfred Anate Bodurin Mayaki" w:date="2026-02-02T12:59:00Z" w:initials="AABM">
     <w:p>
       <w:pPr>
         <w:pStyle w:val="CommentText"/>
@@ -12918,7 +13775,7 @@
       </w:r>
     </w:p>
   </w:comment>
-  <w:comment w:id="15" w:author="Dr Nicola J Bowman" w:date="2025-12-08T12:45:00Z" w:initials="NB">
+  <w:comment w:id="25" w:author="Dr Nicola J Bowman" w:date="2025-12-08T12:45:00Z" w:initials="NB">
     <w:p>
       <w:pPr>
         <w:pStyle w:val="CommentText"/>
@@ -12934,7 +13791,7 @@
       </w:r>
     </w:p>
   </w:comment>
-  <w:comment w:id="16" w:author="Dr Nicola J Bowman" w:date="2025-12-08T12:46:00Z" w:initials="NB">
+  <w:comment w:id="26" w:author="Dr Nicola J Bowman" w:date="2025-12-08T12:46:00Z" w:initials="NB">
     <w:p>
       <w:pPr>
         <w:pStyle w:val="CommentText"/>
@@ -12950,7 +13807,7 @@
       </w:r>
     </w:p>
   </w:comment>
-  <w:comment w:id="17" w:author="Alfred Anate Bodurin Mayaki" w:date="2025-12-10T09:06:00Z" w:initials="AABM">
+  <w:comment w:id="27" w:author="Alfred Anate Bodurin Mayaki" w:date="2025-12-10T09:06:00Z" w:initials="AABM">
     <w:p>
       <w:pPr>
         <w:pStyle w:val="CommentText"/>
@@ -12966,7 +13823,7 @@
       </w:r>
     </w:p>
   </w:comment>
-  <w:comment w:id="18" w:author="Alfred Anate Bodurin Mayaki" w:date="2025-12-10T09:09:00Z" w:initials="AABM">
+  <w:comment w:id="28" w:author="Alfred Anate Bodurin Mayaki" w:date="2025-12-10T09:09:00Z" w:initials="AABM">
     <w:p>
       <w:pPr>
         <w:pStyle w:val="CommentText"/>
@@ -12982,7 +13839,7 @@
       </w:r>
     </w:p>
   </w:comment>
-  <w:comment w:id="22" w:author="Dr Nicola J Bowman" w:date="2025-12-08T12:46:00Z" w:initials="NB">
+  <w:comment w:id="32" w:author="Dr Nicola J Bowman" w:date="2025-12-08T12:46:00Z" w:initials="NB">
     <w:p>
       <w:pPr>
         <w:pStyle w:val="CommentText"/>
@@ -12998,7 +13855,7 @@
       </w:r>
     </w:p>
   </w:comment>
-  <w:comment w:id="23" w:author="Alfred Anate Bodurin Mayaki" w:date="2025-12-10T09:10:00Z" w:initials="AABM">
+  <w:comment w:id="33" w:author="Alfred Anate Bodurin Mayaki" w:date="2025-12-10T09:10:00Z" w:initials="AABM">
     <w:p>
       <w:pPr>
         <w:pStyle w:val="CommentText"/>
@@ -15666,7 +16523,6 @@
   <w:style w:type="character" w:default="1" w:styleId="DefaultParagraphFont">
     <w:name w:val="Default Paragraph Font"/>
     <w:uiPriority w:val="1"/>
-    <w:semiHidden/>
     <w:unhideWhenUsed/>
   </w:style>
   <w:style w:type="table" w:default="1" w:styleId="TableNormal">

--- a/B894-25K/FBL-PhD-research-proposal.docx
+++ b/B894-25K/FBL-PhD-research-proposal.docx
@@ -83,15 +83,35 @@
           <w:sz w:val="28"/>
           <w:szCs w:val="28"/>
         </w:rPr>
-        <w:t xml:space="preserve">Artificial Intelligence </w:t>
-      </w:r>
+        <w:t xml:space="preserve">Artificial </w:t>
+      </w:r>
+      <w:ins w:id="0" w:author="Alfred Anate Bodurin Mayaki" w:date="2026-02-02T17:20:00Z" w16du:dateUtc="2026-02-02T17:20:00Z">
+        <w:r>
+          <w:rPr>
+            <w:rFonts w:ascii="CMU Sans Serif" w:hAnsi="CMU Sans Serif" w:cs="CMU Sans Serif"/>
+            <w:sz w:val="28"/>
+            <w:szCs w:val="28"/>
+          </w:rPr>
+          <w:t>Superi</w:t>
+        </w:r>
+      </w:ins>
+      <w:del w:id="1" w:author="Alfred Anate Bodurin Mayaki" w:date="2026-02-02T17:20:00Z" w16du:dateUtc="2026-02-02T17:20:00Z">
+        <w:r>
+          <w:rPr>
+            <w:rFonts w:ascii="CMU Sans Serif" w:hAnsi="CMU Sans Serif" w:cs="CMU Sans Serif"/>
+            <w:sz w:val="28"/>
+            <w:szCs w:val="28"/>
+          </w:rPr>
+          <w:delText>I</w:delText>
+        </w:r>
+      </w:del>
       <w:r>
         <w:rPr>
           <w:rFonts w:ascii="CMU Sans Serif" w:hAnsi="CMU Sans Serif" w:cs="CMU Sans Serif"/>
           <w:sz w:val="28"/>
           <w:szCs w:val="28"/>
         </w:rPr>
-        <w:t>&amp; Applicant Attraction</w:t>
+        <w:t xml:space="preserve">ntelligence </w:t>
       </w:r>
       <w:r>
         <w:rPr>
@@ -99,7 +119,7 @@
           <w:sz w:val="28"/>
           <w:szCs w:val="28"/>
         </w:rPr>
-        <w:t xml:space="preserve">: </w:t>
+        <w:t>&amp; Applicant Attraction</w:t>
       </w:r>
       <w:r>
         <w:rPr>
@@ -107,7 +127,7 @@
           <w:sz w:val="28"/>
           <w:szCs w:val="28"/>
         </w:rPr>
-        <w:t xml:space="preserve">Can AI </w:t>
+        <w:t xml:space="preserve">: </w:t>
       </w:r>
       <w:r>
         <w:rPr>
@@ -115,15 +135,25 @@
           <w:sz w:val="28"/>
           <w:szCs w:val="28"/>
         </w:rPr>
-        <w:t>S</w:t>
-      </w:r>
+        <w:t>Can A</w:t>
+      </w:r>
+      <w:ins w:id="2" w:author="Alfred Anate Bodurin Mayaki" w:date="2026-02-02T17:20:00Z" w16du:dateUtc="2026-02-02T17:20:00Z">
+        <w:r>
+          <w:rPr>
+            <w:rFonts w:ascii="CMU Sans Serif" w:hAnsi="CMU Sans Serif" w:cs="CMU Sans Serif"/>
+            <w:sz w:val="28"/>
+            <w:szCs w:val="28"/>
+          </w:rPr>
+          <w:t>S</w:t>
+        </w:r>
+      </w:ins>
       <w:r>
         <w:rPr>
           <w:rFonts w:ascii="CMU Sans Serif" w:hAnsi="CMU Sans Serif" w:cs="CMU Sans Serif"/>
           <w:sz w:val="28"/>
           <w:szCs w:val="28"/>
         </w:rPr>
-        <w:t xml:space="preserve">ubstantially </w:t>
+        <w:t xml:space="preserve">I </w:t>
       </w:r>
       <w:r>
         <w:rPr>
@@ -131,7 +161,7 @@
           <w:sz w:val="28"/>
           <w:szCs w:val="28"/>
         </w:rPr>
-        <w:t>I</w:t>
+        <w:t>S</w:t>
       </w:r>
       <w:r>
         <w:rPr>
@@ -139,7 +169,7 @@
           <w:sz w:val="28"/>
           <w:szCs w:val="28"/>
         </w:rPr>
-        <w:t xml:space="preserve">nfluence </w:t>
+        <w:t xml:space="preserve">ubstantially </w:t>
       </w:r>
       <w:r>
         <w:rPr>
@@ -147,7 +177,7 @@
           <w:sz w:val="28"/>
           <w:szCs w:val="28"/>
         </w:rPr>
-        <w:t xml:space="preserve">Neurodivergent </w:t>
+        <w:t>I</w:t>
       </w:r>
       <w:r>
         <w:rPr>
@@ -155,7 +185,7 @@
           <w:sz w:val="28"/>
           <w:szCs w:val="28"/>
         </w:rPr>
-        <w:t>C</w:t>
+        <w:t xml:space="preserve">nfluence </w:t>
       </w:r>
       <w:r>
         <w:rPr>
@@ -163,16 +193,52 @@
           <w:sz w:val="28"/>
           <w:szCs w:val="28"/>
         </w:rPr>
-        <w:t>andidate</w:t>
-      </w:r>
-      <w:r>
-        <w:rPr>
-          <w:rFonts w:ascii="CMU Sans Serif" w:hAnsi="CMU Sans Serif" w:cs="CMU Sans Serif"/>
-          <w:sz w:val="28"/>
-          <w:szCs w:val="28"/>
-        </w:rPr>
-        <w:t xml:space="preserve"> </w:t>
-      </w:r>
+        <w:t xml:space="preserve">Neurodivergent </w:t>
+      </w:r>
+      <w:del w:id="3" w:author="Alfred Anate Bodurin Mayaki" w:date="2026-02-02T17:20:00Z" w16du:dateUtc="2026-02-02T17:20:00Z">
+        <w:r>
+          <w:rPr>
+            <w:rFonts w:ascii="CMU Sans Serif" w:hAnsi="CMU Sans Serif" w:cs="CMU Sans Serif"/>
+            <w:sz w:val="28"/>
+            <w:szCs w:val="28"/>
+          </w:rPr>
+          <w:delText>C</w:delText>
+        </w:r>
+        <w:r>
+          <w:rPr>
+            <w:rFonts w:ascii="CMU Sans Serif" w:hAnsi="CMU Sans Serif" w:cs="CMU Sans Serif"/>
+            <w:sz w:val="28"/>
+            <w:szCs w:val="28"/>
+          </w:rPr>
+          <w:delText>andidate</w:delText>
+        </w:r>
+        <w:r>
+          <w:rPr>
+            <w:rFonts w:ascii="CMU Sans Serif" w:hAnsi="CMU Sans Serif" w:cs="CMU Sans Serif"/>
+            <w:sz w:val="28"/>
+            <w:szCs w:val="28"/>
+          </w:rPr>
+          <w:delText xml:space="preserve"> </w:delText>
+        </w:r>
+      </w:del>
+      <w:ins w:id="4" w:author="Alfred Anate Bodurin Mayaki" w:date="2026-02-02T17:20:00Z" w16du:dateUtc="2026-02-02T17:20:00Z">
+        <w:r>
+          <w:rPr>
+            <w:rFonts w:ascii="CMU Sans Serif" w:hAnsi="CMU Sans Serif" w:cs="CMU Sans Serif"/>
+            <w:sz w:val="28"/>
+            <w:szCs w:val="28"/>
+          </w:rPr>
+          <w:t>Employee</w:t>
+        </w:r>
+        <w:r>
+          <w:rPr>
+            <w:rFonts w:ascii="CMU Sans Serif" w:hAnsi="CMU Sans Serif" w:cs="CMU Sans Serif"/>
+            <w:sz w:val="28"/>
+            <w:szCs w:val="28"/>
+          </w:rPr>
+          <w:t xml:space="preserve"> </w:t>
+        </w:r>
+      </w:ins>
       <w:r>
         <w:rPr>
           <w:rFonts w:ascii="CMU Sans Serif" w:hAnsi="CMU Sans Serif" w:cs="CMU Sans Serif"/>
@@ -599,6 +665,7 @@
               <w:tab w:val="right" w:leader="dot" w:pos="9016"/>
             </w:tabs>
             <w:rPr>
+              <w:ins w:id="5" w:author="Alfred Anate Bodurin Mayaki" w:date="2026-02-02T17:30:00Z" w16du:dateUtc="2026-02-02T17:30:00Z"/>
               <w:rFonts w:eastAsiaTheme="minorEastAsia"/>
               <w:noProof/>
               <w:lang w:eastAsia="en-GB"/>
@@ -613,10 +680,50 @@
           <w:r>
             <w:fldChar w:fldCharType="separate"/>
           </w:r>
-          <w:hyperlink w:anchor="_Toc220921706" w:history="1">
+          <w:ins w:id="6" w:author="Alfred Anate Bodurin Mayaki" w:date="2026-02-02T17:30:00Z" w16du:dateUtc="2026-02-02T17:30:00Z">
             <w:r>
               <w:rPr>
                 <w:rStyle w:val="Hyperlink"/>
+                <w:noProof/>
+              </w:rPr>
+              <w:fldChar w:fldCharType="begin"/>
+            </w:r>
+            <w:r>
+              <w:rPr>
+                <w:rStyle w:val="Hyperlink"/>
+                <w:noProof/>
+              </w:rPr>
+              <w:instrText xml:space="preserve"> </w:instrText>
+            </w:r>
+            <w:r>
+              <w:rPr>
+                <w:noProof/>
+              </w:rPr>
+              <w:instrText>HYPERLINK \l "_Toc220945823"</w:instrText>
+            </w:r>
+            <w:r>
+              <w:rPr>
+                <w:rStyle w:val="Hyperlink"/>
+                <w:noProof/>
+              </w:rPr>
+              <w:instrText xml:space="preserve"> </w:instrText>
+            </w:r>
+            <w:r>
+              <w:rPr>
+                <w:rStyle w:val="Hyperlink"/>
+                <w:noProof/>
+              </w:rPr>
+            </w:r>
+            <w:r>
+              <w:rPr>
+                <w:rStyle w:val="Hyperlink"/>
+                <w:noProof/>
+              </w:rPr>
+              <w:fldChar w:fldCharType="separate"/>
+            </w:r>
+            <w:r>
+              <w:rPr>
+                <w:rStyle w:val="Hyperlink"/>
                 <w:rFonts w:ascii="CMU Sans Serif" w:hAnsi="CMU Sans Serif" w:cs="CMU Sans Serif"/>
                 <w:noProof/>
               </w:rPr>
@@ -641,7 +748,7 @@
                 <w:noProof/>
                 <w:webHidden/>
               </w:rPr>
-              <w:instrText xml:space="preserve"> PAGEREF _Toc220921706 \h </w:instrText>
+              <w:instrText xml:space="preserve"> PAGEREF _Toc220945823 \h </w:instrText>
             </w:r>
             <w:r>
               <w:rPr>
@@ -670,7 +777,14 @@
               </w:rPr>
               <w:fldChar w:fldCharType="end"/>
             </w:r>
-          </w:hyperlink>
+            <w:r>
+              <w:rPr>
+                <w:rStyle w:val="Hyperlink"/>
+                <w:noProof/>
+              </w:rPr>
+              <w:fldChar w:fldCharType="end"/>
+            </w:r>
+          </w:ins>
         </w:p>
         <w:p>
           <w:pPr>
@@ -679,15 +793,56 @@
               <w:tab w:val="right" w:leader="dot" w:pos="9016"/>
             </w:tabs>
             <w:rPr>
+              <w:ins w:id="7" w:author="Alfred Anate Bodurin Mayaki" w:date="2026-02-02T17:30:00Z" w16du:dateUtc="2026-02-02T17:30:00Z"/>
               <w:rFonts w:eastAsiaTheme="minorEastAsia"/>
               <w:noProof/>
               <w:lang w:eastAsia="en-GB"/>
             </w:rPr>
           </w:pPr>
-          <w:hyperlink w:anchor="_Toc220921707" w:history="1">
+          <w:ins w:id="8" w:author="Alfred Anate Bodurin Mayaki" w:date="2026-02-02T17:30:00Z" w16du:dateUtc="2026-02-02T17:30:00Z">
             <w:r>
               <w:rPr>
                 <w:rStyle w:val="Hyperlink"/>
+                <w:noProof/>
+              </w:rPr>
+              <w:fldChar w:fldCharType="begin"/>
+            </w:r>
+            <w:r>
+              <w:rPr>
+                <w:rStyle w:val="Hyperlink"/>
+                <w:noProof/>
+              </w:rPr>
+              <w:instrText xml:space="preserve"> </w:instrText>
+            </w:r>
+            <w:r>
+              <w:rPr>
+                <w:noProof/>
+              </w:rPr>
+              <w:instrText>HYPERLINK \l "_Toc220945824"</w:instrText>
+            </w:r>
+            <w:r>
+              <w:rPr>
+                <w:rStyle w:val="Hyperlink"/>
+                <w:noProof/>
+              </w:rPr>
+              <w:instrText xml:space="preserve"> </w:instrText>
+            </w:r>
+            <w:r>
+              <w:rPr>
+                <w:rStyle w:val="Hyperlink"/>
+                <w:noProof/>
+              </w:rPr>
+            </w:r>
+            <w:r>
+              <w:rPr>
+                <w:rStyle w:val="Hyperlink"/>
+                <w:noProof/>
+              </w:rPr>
+              <w:fldChar w:fldCharType="separate"/>
+            </w:r>
+            <w:r>
+              <w:rPr>
+                <w:rStyle w:val="Hyperlink"/>
                 <w:rFonts w:ascii="CMU Sans Serif" w:hAnsi="CMU Sans Serif" w:cs="CMU Sans Serif"/>
                 <w:noProof/>
               </w:rPr>
@@ -712,7 +867,7 @@
                 <w:noProof/>
                 <w:webHidden/>
               </w:rPr>
-              <w:instrText xml:space="preserve"> PAGEREF _Toc220921707 \h </w:instrText>
+              <w:instrText xml:space="preserve"> PAGEREF _Toc220945824 \h </w:instrText>
             </w:r>
             <w:r>
               <w:rPr>
@@ -741,7 +896,14 @@
               </w:rPr>
               <w:fldChar w:fldCharType="end"/>
             </w:r>
-          </w:hyperlink>
+            <w:r>
+              <w:rPr>
+                <w:rStyle w:val="Hyperlink"/>
+                <w:noProof/>
+              </w:rPr>
+              <w:fldChar w:fldCharType="end"/>
+            </w:r>
+          </w:ins>
         </w:p>
         <w:p>
           <w:pPr>
@@ -750,15 +912,56 @@
               <w:tab w:val="right" w:leader="dot" w:pos="9016"/>
             </w:tabs>
             <w:rPr>
+              <w:ins w:id="9" w:author="Alfred Anate Bodurin Mayaki" w:date="2026-02-02T17:30:00Z" w16du:dateUtc="2026-02-02T17:30:00Z"/>
               <w:rFonts w:eastAsiaTheme="minorEastAsia"/>
               <w:noProof/>
               <w:lang w:eastAsia="en-GB"/>
             </w:rPr>
           </w:pPr>
-          <w:hyperlink w:anchor="_Toc220921708" w:history="1">
+          <w:ins w:id="10" w:author="Alfred Anate Bodurin Mayaki" w:date="2026-02-02T17:30:00Z" w16du:dateUtc="2026-02-02T17:30:00Z">
             <w:r>
               <w:rPr>
                 <w:rStyle w:val="Hyperlink"/>
+                <w:noProof/>
+              </w:rPr>
+              <w:fldChar w:fldCharType="begin"/>
+            </w:r>
+            <w:r>
+              <w:rPr>
+                <w:rStyle w:val="Hyperlink"/>
+                <w:noProof/>
+              </w:rPr>
+              <w:instrText xml:space="preserve"> </w:instrText>
+            </w:r>
+            <w:r>
+              <w:rPr>
+                <w:noProof/>
+              </w:rPr>
+              <w:instrText>HYPERLINK \l "_Toc220945825"</w:instrText>
+            </w:r>
+            <w:r>
+              <w:rPr>
+                <w:rStyle w:val="Hyperlink"/>
+                <w:noProof/>
+              </w:rPr>
+              <w:instrText xml:space="preserve"> </w:instrText>
+            </w:r>
+            <w:r>
+              <w:rPr>
+                <w:rStyle w:val="Hyperlink"/>
+                <w:noProof/>
+              </w:rPr>
+            </w:r>
+            <w:r>
+              <w:rPr>
+                <w:rStyle w:val="Hyperlink"/>
+                <w:noProof/>
+              </w:rPr>
+              <w:fldChar w:fldCharType="separate"/>
+            </w:r>
+            <w:r>
+              <w:rPr>
+                <w:rStyle w:val="Hyperlink"/>
                 <w:rFonts w:ascii="CMU Sans Serif" w:hAnsi="CMU Sans Serif" w:cs="CMU Sans Serif"/>
                 <w:noProof/>
               </w:rPr>
@@ -783,7 +986,7 @@
                 <w:noProof/>
                 <w:webHidden/>
               </w:rPr>
-              <w:instrText xml:space="preserve"> PAGEREF _Toc220921708 \h </w:instrText>
+              <w:instrText xml:space="preserve"> PAGEREF _Toc220945825 \h </w:instrText>
             </w:r>
             <w:r>
               <w:rPr>
@@ -812,7 +1015,14 @@
               </w:rPr>
               <w:fldChar w:fldCharType="end"/>
             </w:r>
-          </w:hyperlink>
+            <w:r>
+              <w:rPr>
+                <w:rStyle w:val="Hyperlink"/>
+                <w:noProof/>
+              </w:rPr>
+              <w:fldChar w:fldCharType="end"/>
+            </w:r>
+          </w:ins>
         </w:p>
         <w:p>
           <w:pPr>
@@ -821,19 +1031,60 @@
               <w:tab w:val="right" w:leader="dot" w:pos="9016"/>
             </w:tabs>
             <w:rPr>
+              <w:ins w:id="11" w:author="Alfred Anate Bodurin Mayaki" w:date="2026-02-02T17:30:00Z" w16du:dateUtc="2026-02-02T17:30:00Z"/>
               <w:rFonts w:eastAsiaTheme="minorEastAsia"/>
               <w:noProof/>
               <w:lang w:eastAsia="en-GB"/>
             </w:rPr>
           </w:pPr>
-          <w:hyperlink w:anchor="_Toc220921709" w:history="1">
+          <w:ins w:id="12" w:author="Alfred Anate Bodurin Mayaki" w:date="2026-02-02T17:30:00Z" w16du:dateUtc="2026-02-02T17:30:00Z">
             <w:r>
               <w:rPr>
                 <w:rStyle w:val="Hyperlink"/>
-                <w:rFonts w:ascii="CMU Sans Serif" w:hAnsi="CMU Sans Serif" w:cs="CMU Sans Serif"/>
-                <w:noProof/>
-              </w:rPr>
-              <w:t>3 Methodology</w:t>
+                <w:noProof/>
+              </w:rPr>
+              <w:fldChar w:fldCharType="begin"/>
+            </w:r>
+            <w:r>
+              <w:rPr>
+                <w:rStyle w:val="Hyperlink"/>
+                <w:noProof/>
+              </w:rPr>
+              <w:instrText xml:space="preserve"> </w:instrText>
+            </w:r>
+            <w:r>
+              <w:rPr>
+                <w:noProof/>
+              </w:rPr>
+              <w:instrText>HYPERLINK \l "_Toc220945826"</w:instrText>
+            </w:r>
+            <w:r>
+              <w:rPr>
+                <w:rStyle w:val="Hyperlink"/>
+                <w:noProof/>
+              </w:rPr>
+              <w:instrText xml:space="preserve"> </w:instrText>
+            </w:r>
+            <w:r>
+              <w:rPr>
+                <w:rStyle w:val="Hyperlink"/>
+                <w:noProof/>
+              </w:rPr>
+            </w:r>
+            <w:r>
+              <w:rPr>
+                <w:rStyle w:val="Hyperlink"/>
+                <w:noProof/>
+              </w:rPr>
+              <w:fldChar w:fldCharType="separate"/>
+            </w:r>
+            <w:r>
+              <w:rPr>
+                <w:rStyle w:val="Hyperlink"/>
+                <w:rFonts w:ascii="CMU Sans Serif" w:hAnsi="CMU Sans Serif" w:cs="CMU Sans Serif"/>
+                <w:noProof/>
+              </w:rPr>
+              <w:t>3 Research Methodology</w:t>
             </w:r>
             <w:r>
               <w:rPr>
@@ -854,7 +1105,7 @@
                 <w:noProof/>
                 <w:webHidden/>
               </w:rPr>
-              <w:instrText xml:space="preserve"> PAGEREF _Toc220921709 \h </w:instrText>
+              <w:instrText xml:space="preserve"> PAGEREF _Toc220945826 \h </w:instrText>
             </w:r>
             <w:r>
               <w:rPr>
@@ -883,7 +1134,14 @@
               </w:rPr>
               <w:fldChar w:fldCharType="end"/>
             </w:r>
-          </w:hyperlink>
+            <w:r>
+              <w:rPr>
+                <w:rStyle w:val="Hyperlink"/>
+                <w:noProof/>
+              </w:rPr>
+              <w:fldChar w:fldCharType="end"/>
+            </w:r>
+          </w:ins>
         </w:p>
         <w:p>
           <w:pPr>
@@ -892,15 +1150,56 @@
               <w:tab w:val="right" w:leader="dot" w:pos="9016"/>
             </w:tabs>
             <w:rPr>
+              <w:ins w:id="13" w:author="Alfred Anate Bodurin Mayaki" w:date="2026-02-02T17:30:00Z" w16du:dateUtc="2026-02-02T17:30:00Z"/>
               <w:rFonts w:eastAsiaTheme="minorEastAsia"/>
               <w:noProof/>
               <w:lang w:eastAsia="en-GB"/>
             </w:rPr>
           </w:pPr>
-          <w:hyperlink w:anchor="_Toc220921710" w:history="1">
+          <w:ins w:id="14" w:author="Alfred Anate Bodurin Mayaki" w:date="2026-02-02T17:30:00Z" w16du:dateUtc="2026-02-02T17:30:00Z">
             <w:r>
               <w:rPr>
                 <w:rStyle w:val="Hyperlink"/>
+                <w:noProof/>
+              </w:rPr>
+              <w:fldChar w:fldCharType="begin"/>
+            </w:r>
+            <w:r>
+              <w:rPr>
+                <w:rStyle w:val="Hyperlink"/>
+                <w:noProof/>
+              </w:rPr>
+              <w:instrText xml:space="preserve"> </w:instrText>
+            </w:r>
+            <w:r>
+              <w:rPr>
+                <w:noProof/>
+              </w:rPr>
+              <w:instrText>HYPERLINK \l "_Toc220945827"</w:instrText>
+            </w:r>
+            <w:r>
+              <w:rPr>
+                <w:rStyle w:val="Hyperlink"/>
+                <w:noProof/>
+              </w:rPr>
+              <w:instrText xml:space="preserve"> </w:instrText>
+            </w:r>
+            <w:r>
+              <w:rPr>
+                <w:rStyle w:val="Hyperlink"/>
+                <w:noProof/>
+              </w:rPr>
+            </w:r>
+            <w:r>
+              <w:rPr>
+                <w:rStyle w:val="Hyperlink"/>
+                <w:noProof/>
+              </w:rPr>
+              <w:fldChar w:fldCharType="separate"/>
+            </w:r>
+            <w:r>
+              <w:rPr>
+                <w:rStyle w:val="Hyperlink"/>
                 <w:rFonts w:ascii="CMU Sans Serif" w:hAnsi="CMU Sans Serif" w:cs="CMU Sans Serif"/>
                 <w:noProof/>
               </w:rPr>
@@ -925,7 +1224,7 @@
                 <w:noProof/>
                 <w:webHidden/>
               </w:rPr>
-              <w:instrText xml:space="preserve"> PAGEREF _Toc220921710 \h </w:instrText>
+              <w:instrText xml:space="preserve"> PAGEREF _Toc220945827 \h </w:instrText>
             </w:r>
             <w:r>
               <w:rPr>
@@ -954,7 +1253,14 @@
               </w:rPr>
               <w:fldChar w:fldCharType="end"/>
             </w:r>
-          </w:hyperlink>
+            <w:r>
+              <w:rPr>
+                <w:rStyle w:val="Hyperlink"/>
+                <w:noProof/>
+              </w:rPr>
+              <w:fldChar w:fldCharType="end"/>
+            </w:r>
+          </w:ins>
         </w:p>
         <w:p>
           <w:pPr>
@@ -963,15 +1269,56 @@
               <w:tab w:val="right" w:leader="dot" w:pos="9016"/>
             </w:tabs>
             <w:rPr>
+              <w:ins w:id="15" w:author="Alfred Anate Bodurin Mayaki" w:date="2026-02-02T17:30:00Z" w16du:dateUtc="2026-02-02T17:30:00Z"/>
               <w:rFonts w:eastAsiaTheme="minorEastAsia"/>
               <w:noProof/>
               <w:lang w:eastAsia="en-GB"/>
             </w:rPr>
           </w:pPr>
-          <w:hyperlink w:anchor="_Toc220921711" w:history="1">
+          <w:ins w:id="16" w:author="Alfred Anate Bodurin Mayaki" w:date="2026-02-02T17:30:00Z" w16du:dateUtc="2026-02-02T17:30:00Z">
             <w:r>
               <w:rPr>
                 <w:rStyle w:val="Hyperlink"/>
+                <w:noProof/>
+              </w:rPr>
+              <w:fldChar w:fldCharType="begin"/>
+            </w:r>
+            <w:r>
+              <w:rPr>
+                <w:rStyle w:val="Hyperlink"/>
+                <w:noProof/>
+              </w:rPr>
+              <w:instrText xml:space="preserve"> </w:instrText>
+            </w:r>
+            <w:r>
+              <w:rPr>
+                <w:noProof/>
+              </w:rPr>
+              <w:instrText>HYPERLINK \l "_Toc220945828"</w:instrText>
+            </w:r>
+            <w:r>
+              <w:rPr>
+                <w:rStyle w:val="Hyperlink"/>
+                <w:noProof/>
+              </w:rPr>
+              <w:instrText xml:space="preserve"> </w:instrText>
+            </w:r>
+            <w:r>
+              <w:rPr>
+                <w:rStyle w:val="Hyperlink"/>
+                <w:noProof/>
+              </w:rPr>
+            </w:r>
+            <w:r>
+              <w:rPr>
+                <w:rStyle w:val="Hyperlink"/>
+                <w:noProof/>
+              </w:rPr>
+              <w:fldChar w:fldCharType="separate"/>
+            </w:r>
+            <w:r>
+              <w:rPr>
+                <w:rStyle w:val="Hyperlink"/>
                 <w:rFonts w:ascii="CMU Sans Serif" w:hAnsi="CMU Sans Serif" w:cs="CMU Sans Serif"/>
                 <w:noProof/>
               </w:rPr>
@@ -996,7 +1343,7 @@
                 <w:noProof/>
                 <w:webHidden/>
               </w:rPr>
-              <w:instrText xml:space="preserve"> PAGEREF _Toc220921711 \h </w:instrText>
+              <w:instrText xml:space="preserve"> PAGEREF _Toc220945828 \h </w:instrText>
             </w:r>
             <w:r>
               <w:rPr>
@@ -1025,7 +1372,14 @@
               </w:rPr>
               <w:fldChar w:fldCharType="end"/>
             </w:r>
-          </w:hyperlink>
+            <w:r>
+              <w:rPr>
+                <w:rStyle w:val="Hyperlink"/>
+                <w:noProof/>
+              </w:rPr>
+              <w:fldChar w:fldCharType="end"/>
+            </w:r>
+          </w:ins>
         </w:p>
         <w:p>
           <w:pPr>
@@ -1034,125 +1388,117 @@
               <w:tab w:val="right" w:leader="dot" w:pos="9016"/>
             </w:tabs>
             <w:rPr>
+              <w:ins w:id="17" w:author="Alfred Anate Bodurin Mayaki" w:date="2026-02-02T17:30:00Z" w16du:dateUtc="2026-02-02T17:30:00Z"/>
               <w:rFonts w:eastAsiaTheme="minorEastAsia"/>
               <w:noProof/>
               <w:lang w:eastAsia="en-GB"/>
             </w:rPr>
           </w:pPr>
-          <w:r>
-            <w:rPr>
-              <w:rStyle w:val="Hyperlink"/>
-              <w:noProof/>
-            </w:rPr>
-            <w:fldChar w:fldCharType="begin"/>
-          </w:r>
-          <w:r>
-            <w:rPr>
-              <w:rStyle w:val="Hyperlink"/>
-              <w:noProof/>
-            </w:rPr>
-            <w:instrText xml:space="preserve"> </w:instrText>
-          </w:r>
-          <w:r>
-            <w:rPr>
-              <w:noProof/>
-            </w:rPr>
-            <w:instrText>HYPERLINK \l "_Toc220921712"</w:instrText>
-          </w:r>
-          <w:r>
-            <w:rPr>
-              <w:rStyle w:val="Hyperlink"/>
-              <w:noProof/>
-            </w:rPr>
-            <w:instrText xml:space="preserve"> </w:instrText>
-          </w:r>
-          <w:r>
-            <w:rPr>
-              <w:rStyle w:val="Hyperlink"/>
-              <w:noProof/>
-            </w:rPr>
-          </w:r>
-          <w:r>
-            <w:rPr>
-              <w:rStyle w:val="Hyperlink"/>
-              <w:noProof/>
-            </w:rPr>
-            <w:fldChar w:fldCharType="separate"/>
-          </w:r>
-          <w:r>
-            <w:rPr>
-              <w:rStyle w:val="Hyperlink"/>
-              <w:rFonts w:ascii="CMU Sans Serif" w:hAnsi="CMU Sans Serif" w:cs="CMU Sans Serif"/>
-              <w:noProof/>
-            </w:rPr>
-            <w:t>6 Introduction to TMA 2 – Literature Review</w:t>
-          </w:r>
-          <w:r>
-            <w:rPr>
-              <w:noProof/>
-              <w:webHidden/>
-            </w:rPr>
-            <w:tab/>
-          </w:r>
-          <w:r>
-            <w:rPr>
-              <w:noProof/>
-              <w:webHidden/>
-            </w:rPr>
-            <w:fldChar w:fldCharType="begin"/>
-          </w:r>
-          <w:r>
-            <w:rPr>
-              <w:noProof/>
-              <w:webHidden/>
-            </w:rPr>
-            <w:instrText xml:space="preserve"> PAGEREF _Toc220921712 \h </w:instrText>
-          </w:r>
-          <w:r>
-            <w:rPr>
-              <w:noProof/>
-              <w:webHidden/>
-            </w:rPr>
-          </w:r>
-          <w:r>
-            <w:rPr>
-              <w:noProof/>
-              <w:webHidden/>
-            </w:rPr>
-            <w:fldChar w:fldCharType="separate"/>
-          </w:r>
-          <w:ins w:id="0" w:author="Alfred Anate Bodurin Mayaki" w:date="2026-02-02T15:26:00Z" w16du:dateUtc="2026-02-02T15:26:00Z">
+          <w:ins w:id="18" w:author="Alfred Anate Bodurin Mayaki" w:date="2026-02-02T17:30:00Z" w16du:dateUtc="2026-02-02T17:30:00Z">
+            <w:r>
+              <w:rPr>
+                <w:rStyle w:val="Hyperlink"/>
+                <w:noProof/>
+              </w:rPr>
+              <w:fldChar w:fldCharType="begin"/>
+            </w:r>
+            <w:r>
+              <w:rPr>
+                <w:rStyle w:val="Hyperlink"/>
+                <w:noProof/>
+              </w:rPr>
+              <w:instrText xml:space="preserve"> </w:instrText>
+            </w:r>
+            <w:r>
+              <w:rPr>
+                <w:noProof/>
+              </w:rPr>
+              <w:instrText>HYPERLINK \l "_Toc220945829"</w:instrText>
+            </w:r>
+            <w:r>
+              <w:rPr>
+                <w:rStyle w:val="Hyperlink"/>
+                <w:noProof/>
+              </w:rPr>
+              <w:instrText xml:space="preserve"> </w:instrText>
+            </w:r>
+            <w:r>
+              <w:rPr>
+                <w:rStyle w:val="Hyperlink"/>
+                <w:noProof/>
+              </w:rPr>
+            </w:r>
+            <w:r>
+              <w:rPr>
+                <w:rStyle w:val="Hyperlink"/>
+                <w:noProof/>
+              </w:rPr>
+              <w:fldChar w:fldCharType="separate"/>
+            </w:r>
+            <w:r>
+              <w:rPr>
+                <w:rStyle w:val="Hyperlink"/>
+                <w:rFonts w:ascii="CMU Sans Serif" w:hAnsi="CMU Sans Serif" w:cs="CMU Sans Serif"/>
+                <w:noProof/>
+              </w:rPr>
+              <w:t>6 Introduction to TMA 2 – Literature Review</w:t>
+            </w:r>
             <w:r>
               <w:rPr>
                 <w:noProof/>
                 <w:webHidden/>
               </w:rPr>
+              <w:tab/>
+            </w:r>
+            <w:r>
+              <w:rPr>
+                <w:noProof/>
+                <w:webHidden/>
+              </w:rPr>
+              <w:fldChar w:fldCharType="begin"/>
+            </w:r>
+            <w:r>
+              <w:rPr>
+                <w:noProof/>
+                <w:webHidden/>
+              </w:rPr>
+              <w:instrText xml:space="preserve"> PAGEREF _Toc220945829 \h </w:instrText>
+            </w:r>
+            <w:r>
+              <w:rPr>
+                <w:noProof/>
+                <w:webHidden/>
+              </w:rPr>
+            </w:r>
+            <w:r>
+              <w:rPr>
+                <w:noProof/>
+                <w:webHidden/>
+              </w:rPr>
+              <w:fldChar w:fldCharType="separate"/>
+            </w:r>
+            <w:r>
+              <w:rPr>
+                <w:noProof/>
+                <w:webHidden/>
+              </w:rPr>
               <w:t>5</w:t>
             </w:r>
+            <w:r>
+              <w:rPr>
+                <w:noProof/>
+                <w:webHidden/>
+              </w:rPr>
+              <w:fldChar w:fldCharType="end"/>
+            </w:r>
+            <w:r>
+              <w:rPr>
+                <w:rStyle w:val="Hyperlink"/>
+                <w:noProof/>
+              </w:rPr>
+              <w:fldChar w:fldCharType="end"/>
+            </w:r>
           </w:ins>
-          <w:del w:id="1" w:author="Alfred Anate Bodurin Mayaki" w:date="2026-02-02T15:26:00Z" w16du:dateUtc="2026-02-02T15:26:00Z">
-            <w:r>
-              <w:rPr>
-                <w:noProof/>
-                <w:webHidden/>
-              </w:rPr>
-              <w:delText>6</w:delText>
-            </w:r>
-          </w:del>
-          <w:r>
-            <w:rPr>
-              <w:noProof/>
-              <w:webHidden/>
-            </w:rPr>
-            <w:fldChar w:fldCharType="end"/>
-          </w:r>
-          <w:r>
-            <w:rPr>
-              <w:rStyle w:val="Hyperlink"/>
-              <w:noProof/>
-            </w:rPr>
-            <w:fldChar w:fldCharType="end"/>
-          </w:r>
         </w:p>
         <w:p>
           <w:pPr>
@@ -1161,15 +1507,56 @@
               <w:tab w:val="right" w:leader="dot" w:pos="9016"/>
             </w:tabs>
             <w:rPr>
+              <w:ins w:id="19" w:author="Alfred Anate Bodurin Mayaki" w:date="2026-02-02T17:30:00Z" w16du:dateUtc="2026-02-02T17:30:00Z"/>
               <w:rFonts w:eastAsiaTheme="minorEastAsia"/>
               <w:noProof/>
               <w:lang w:eastAsia="en-GB"/>
             </w:rPr>
           </w:pPr>
-          <w:hyperlink w:anchor="_Toc220921713" w:history="1">
+          <w:ins w:id="20" w:author="Alfred Anate Bodurin Mayaki" w:date="2026-02-02T17:30:00Z" w16du:dateUtc="2026-02-02T17:30:00Z">
             <w:r>
               <w:rPr>
                 <w:rStyle w:val="Hyperlink"/>
+                <w:noProof/>
+              </w:rPr>
+              <w:fldChar w:fldCharType="begin"/>
+            </w:r>
+            <w:r>
+              <w:rPr>
+                <w:rStyle w:val="Hyperlink"/>
+                <w:noProof/>
+              </w:rPr>
+              <w:instrText xml:space="preserve"> </w:instrText>
+            </w:r>
+            <w:r>
+              <w:rPr>
+                <w:noProof/>
+              </w:rPr>
+              <w:instrText>HYPERLINK \l "_Toc220945830"</w:instrText>
+            </w:r>
+            <w:r>
+              <w:rPr>
+                <w:rStyle w:val="Hyperlink"/>
+                <w:noProof/>
+              </w:rPr>
+              <w:instrText xml:space="preserve"> </w:instrText>
+            </w:r>
+            <w:r>
+              <w:rPr>
+                <w:rStyle w:val="Hyperlink"/>
+                <w:noProof/>
+              </w:rPr>
+            </w:r>
+            <w:r>
+              <w:rPr>
+                <w:rStyle w:val="Hyperlink"/>
+                <w:noProof/>
+              </w:rPr>
+              <w:fldChar w:fldCharType="separate"/>
+            </w:r>
+            <w:r>
+              <w:rPr>
+                <w:rStyle w:val="Hyperlink"/>
                 <w:rFonts w:ascii="CMU Sans Serif" w:hAnsi="CMU Sans Serif" w:cs="CMU Sans Serif"/>
                 <w:noProof/>
               </w:rPr>
@@ -1194,7 +1581,7 @@
                 <w:noProof/>
                 <w:webHidden/>
               </w:rPr>
-              <w:instrText xml:space="preserve"> PAGEREF _Toc220921713 \h </w:instrText>
+              <w:instrText xml:space="preserve"> PAGEREF _Toc220945830 \h </w:instrText>
             </w:r>
             <w:r>
               <w:rPr>
@@ -1223,7 +1610,14 @@
               </w:rPr>
               <w:fldChar w:fldCharType="end"/>
             </w:r>
-          </w:hyperlink>
+            <w:r>
+              <w:rPr>
+                <w:rStyle w:val="Hyperlink"/>
+                <w:noProof/>
+              </w:rPr>
+              <w:fldChar w:fldCharType="end"/>
+            </w:r>
+          </w:ins>
         </w:p>
         <w:p>
           <w:pPr>
@@ -1232,125 +1626,117 @@
               <w:tab w:val="right" w:leader="dot" w:pos="9016"/>
             </w:tabs>
             <w:rPr>
+              <w:ins w:id="21" w:author="Alfred Anate Bodurin Mayaki" w:date="2026-02-02T17:30:00Z" w16du:dateUtc="2026-02-02T17:30:00Z"/>
               <w:rFonts w:eastAsiaTheme="minorEastAsia"/>
               <w:noProof/>
               <w:lang w:eastAsia="en-GB"/>
             </w:rPr>
           </w:pPr>
-          <w:r>
-            <w:rPr>
-              <w:rStyle w:val="Hyperlink"/>
-              <w:noProof/>
-            </w:rPr>
-            <w:fldChar w:fldCharType="begin"/>
-          </w:r>
-          <w:r>
-            <w:rPr>
-              <w:rStyle w:val="Hyperlink"/>
-              <w:noProof/>
-            </w:rPr>
-            <w:instrText xml:space="preserve"> </w:instrText>
-          </w:r>
-          <w:r>
-            <w:rPr>
-              <w:noProof/>
-            </w:rPr>
-            <w:instrText>HYPERLINK \l "_Toc220921714"</w:instrText>
-          </w:r>
-          <w:r>
-            <w:rPr>
-              <w:rStyle w:val="Hyperlink"/>
-              <w:noProof/>
-            </w:rPr>
-            <w:instrText xml:space="preserve"> </w:instrText>
-          </w:r>
-          <w:r>
-            <w:rPr>
-              <w:rStyle w:val="Hyperlink"/>
-              <w:noProof/>
-            </w:rPr>
-          </w:r>
-          <w:r>
-            <w:rPr>
-              <w:rStyle w:val="Hyperlink"/>
-              <w:noProof/>
-            </w:rPr>
-            <w:fldChar w:fldCharType="separate"/>
-          </w:r>
-          <w:r>
-            <w:rPr>
-              <w:rStyle w:val="Hyperlink"/>
-              <w:rFonts w:ascii="CMU Sans Serif" w:hAnsi="CMU Sans Serif" w:cs="CMU Sans Serif"/>
-              <w:noProof/>
-            </w:rPr>
-            <w:t>7.1 Conducting Gap Analysis – AI in and Neurodivergence</w:t>
-          </w:r>
-          <w:r>
-            <w:rPr>
-              <w:noProof/>
-              <w:webHidden/>
-            </w:rPr>
-            <w:tab/>
-          </w:r>
-          <w:r>
-            <w:rPr>
-              <w:noProof/>
-              <w:webHidden/>
-            </w:rPr>
-            <w:fldChar w:fldCharType="begin"/>
-          </w:r>
-          <w:r>
-            <w:rPr>
-              <w:noProof/>
-              <w:webHidden/>
-            </w:rPr>
-            <w:instrText xml:space="preserve"> PAGEREF _Toc220921714 \h </w:instrText>
-          </w:r>
-          <w:r>
-            <w:rPr>
-              <w:noProof/>
-              <w:webHidden/>
-            </w:rPr>
-          </w:r>
-          <w:r>
-            <w:rPr>
-              <w:noProof/>
-              <w:webHidden/>
-            </w:rPr>
-            <w:fldChar w:fldCharType="separate"/>
-          </w:r>
-          <w:ins w:id="2" w:author="Alfred Anate Bodurin Mayaki" w:date="2026-02-02T15:26:00Z" w16du:dateUtc="2026-02-02T15:26:00Z">
+          <w:ins w:id="22" w:author="Alfred Anate Bodurin Mayaki" w:date="2026-02-02T17:30:00Z" w16du:dateUtc="2026-02-02T17:30:00Z">
+            <w:r>
+              <w:rPr>
+                <w:rStyle w:val="Hyperlink"/>
+                <w:noProof/>
+              </w:rPr>
+              <w:fldChar w:fldCharType="begin"/>
+            </w:r>
+            <w:r>
+              <w:rPr>
+                <w:rStyle w:val="Hyperlink"/>
+                <w:noProof/>
+              </w:rPr>
+              <w:instrText xml:space="preserve"> </w:instrText>
+            </w:r>
+            <w:r>
+              <w:rPr>
+                <w:noProof/>
+              </w:rPr>
+              <w:instrText>HYPERLINK \l "_Toc220945831"</w:instrText>
+            </w:r>
+            <w:r>
+              <w:rPr>
+                <w:rStyle w:val="Hyperlink"/>
+                <w:noProof/>
+              </w:rPr>
+              <w:instrText xml:space="preserve"> </w:instrText>
+            </w:r>
+            <w:r>
+              <w:rPr>
+                <w:rStyle w:val="Hyperlink"/>
+                <w:noProof/>
+              </w:rPr>
+            </w:r>
+            <w:r>
+              <w:rPr>
+                <w:rStyle w:val="Hyperlink"/>
+                <w:noProof/>
+              </w:rPr>
+              <w:fldChar w:fldCharType="separate"/>
+            </w:r>
+            <w:r>
+              <w:rPr>
+                <w:rStyle w:val="Hyperlink"/>
+                <w:rFonts w:ascii="CMU Sans Serif" w:hAnsi="CMU Sans Serif" w:cs="CMU Sans Serif"/>
+                <w:noProof/>
+              </w:rPr>
+              <w:t>7.1 Conducting Gap Analysis – ASI and HRM</w:t>
+            </w:r>
             <w:r>
               <w:rPr>
                 <w:noProof/>
                 <w:webHidden/>
               </w:rPr>
+              <w:tab/>
+            </w:r>
+            <w:r>
+              <w:rPr>
+                <w:noProof/>
+                <w:webHidden/>
+              </w:rPr>
+              <w:fldChar w:fldCharType="begin"/>
+            </w:r>
+            <w:r>
+              <w:rPr>
+                <w:noProof/>
+                <w:webHidden/>
+              </w:rPr>
+              <w:instrText xml:space="preserve"> PAGEREF _Toc220945831 \h </w:instrText>
+            </w:r>
+            <w:r>
+              <w:rPr>
+                <w:noProof/>
+                <w:webHidden/>
+              </w:rPr>
+            </w:r>
+            <w:r>
+              <w:rPr>
+                <w:noProof/>
+                <w:webHidden/>
+              </w:rPr>
+              <w:fldChar w:fldCharType="separate"/>
+            </w:r>
+            <w:r>
+              <w:rPr>
+                <w:noProof/>
+                <w:webHidden/>
+              </w:rPr>
               <w:t>6</w:t>
             </w:r>
+            <w:r>
+              <w:rPr>
+                <w:noProof/>
+                <w:webHidden/>
+              </w:rPr>
+              <w:fldChar w:fldCharType="end"/>
+            </w:r>
+            <w:r>
+              <w:rPr>
+                <w:rStyle w:val="Hyperlink"/>
+                <w:noProof/>
+              </w:rPr>
+              <w:fldChar w:fldCharType="end"/>
+            </w:r>
           </w:ins>
-          <w:del w:id="3" w:author="Alfred Anate Bodurin Mayaki" w:date="2026-02-02T15:26:00Z" w16du:dateUtc="2026-02-02T15:26:00Z">
-            <w:r>
-              <w:rPr>
-                <w:noProof/>
-                <w:webHidden/>
-              </w:rPr>
-              <w:delText>7</w:delText>
-            </w:r>
-          </w:del>
-          <w:r>
-            <w:rPr>
-              <w:noProof/>
-              <w:webHidden/>
-            </w:rPr>
-            <w:fldChar w:fldCharType="end"/>
-          </w:r>
-          <w:r>
-            <w:rPr>
-              <w:rStyle w:val="Hyperlink"/>
-              <w:noProof/>
-            </w:rPr>
-            <w:fldChar w:fldCharType="end"/>
-          </w:r>
         </w:p>
         <w:p>
           <w:pPr>
@@ -1359,19 +1745,60 @@
               <w:tab w:val="right" w:leader="dot" w:pos="9016"/>
             </w:tabs>
             <w:rPr>
+              <w:ins w:id="23" w:author="Alfred Anate Bodurin Mayaki" w:date="2026-02-02T17:30:00Z" w16du:dateUtc="2026-02-02T17:30:00Z"/>
               <w:rFonts w:eastAsiaTheme="minorEastAsia"/>
               <w:noProof/>
               <w:lang w:eastAsia="en-GB"/>
             </w:rPr>
           </w:pPr>
-          <w:hyperlink w:anchor="_Toc220921715" w:history="1">
+          <w:ins w:id="24" w:author="Alfred Anate Bodurin Mayaki" w:date="2026-02-02T17:30:00Z" w16du:dateUtc="2026-02-02T17:30:00Z">
             <w:r>
               <w:rPr>
                 <w:rStyle w:val="Hyperlink"/>
-                <w:rFonts w:ascii="CMU Sans Serif" w:hAnsi="CMU Sans Serif" w:cs="CMU Sans Serif"/>
-                <w:noProof/>
-              </w:rPr>
-              <w:t>8 Explicating my Literature Review 1</w:t>
+                <w:noProof/>
+              </w:rPr>
+              <w:fldChar w:fldCharType="begin"/>
+            </w:r>
+            <w:r>
+              <w:rPr>
+                <w:rStyle w:val="Hyperlink"/>
+                <w:noProof/>
+              </w:rPr>
+              <w:instrText xml:space="preserve"> </w:instrText>
+            </w:r>
+            <w:r>
+              <w:rPr>
+                <w:noProof/>
+              </w:rPr>
+              <w:instrText>HYPERLINK \l "_Toc220945832"</w:instrText>
+            </w:r>
+            <w:r>
+              <w:rPr>
+                <w:rStyle w:val="Hyperlink"/>
+                <w:noProof/>
+              </w:rPr>
+              <w:instrText xml:space="preserve"> </w:instrText>
+            </w:r>
+            <w:r>
+              <w:rPr>
+                <w:rStyle w:val="Hyperlink"/>
+                <w:noProof/>
+              </w:rPr>
+            </w:r>
+            <w:r>
+              <w:rPr>
+                <w:rStyle w:val="Hyperlink"/>
+                <w:noProof/>
+              </w:rPr>
+              <w:fldChar w:fldCharType="separate"/>
+            </w:r>
+            <w:r>
+              <w:rPr>
+                <w:rStyle w:val="Hyperlink"/>
+                <w:rFonts w:ascii="CMU Sans Serif" w:hAnsi="CMU Sans Serif" w:cs="CMU Sans Serif"/>
+                <w:noProof/>
+              </w:rPr>
+              <w:t>8 Explicating my Literature Review 1 – Applicant Attraction</w:t>
             </w:r>
             <w:r>
               <w:rPr>
@@ -1392,7 +1819,7 @@
                 <w:noProof/>
                 <w:webHidden/>
               </w:rPr>
-              <w:instrText xml:space="preserve"> PAGEREF _Toc220921715 \h </w:instrText>
+              <w:instrText xml:space="preserve"> PAGEREF _Toc220945832 \h </w:instrText>
             </w:r>
             <w:r>
               <w:rPr>
@@ -1421,7 +1848,14 @@
               </w:rPr>
               <w:fldChar w:fldCharType="end"/>
             </w:r>
-          </w:hyperlink>
+            <w:r>
+              <w:rPr>
+                <w:rStyle w:val="Hyperlink"/>
+                <w:noProof/>
+              </w:rPr>
+              <w:fldChar w:fldCharType="end"/>
+            </w:r>
+          </w:ins>
         </w:p>
         <w:p>
           <w:pPr>
@@ -1430,125 +1864,117 @@
               <w:tab w:val="right" w:leader="dot" w:pos="9016"/>
             </w:tabs>
             <w:rPr>
+              <w:ins w:id="25" w:author="Alfred Anate Bodurin Mayaki" w:date="2026-02-02T17:30:00Z" w16du:dateUtc="2026-02-02T17:30:00Z"/>
               <w:rFonts w:eastAsiaTheme="minorEastAsia"/>
               <w:noProof/>
               <w:lang w:eastAsia="en-GB"/>
             </w:rPr>
           </w:pPr>
-          <w:r>
-            <w:rPr>
-              <w:rStyle w:val="Hyperlink"/>
-              <w:noProof/>
-            </w:rPr>
-            <w:fldChar w:fldCharType="begin"/>
-          </w:r>
-          <w:r>
-            <w:rPr>
-              <w:rStyle w:val="Hyperlink"/>
-              <w:noProof/>
-            </w:rPr>
-            <w:instrText xml:space="preserve"> </w:instrText>
-          </w:r>
-          <w:r>
-            <w:rPr>
-              <w:noProof/>
-            </w:rPr>
-            <w:instrText>HYPERLINK \l "_Toc220921716"</w:instrText>
-          </w:r>
-          <w:r>
-            <w:rPr>
-              <w:rStyle w:val="Hyperlink"/>
-              <w:noProof/>
-            </w:rPr>
-            <w:instrText xml:space="preserve"> </w:instrText>
-          </w:r>
-          <w:r>
-            <w:rPr>
-              <w:rStyle w:val="Hyperlink"/>
-              <w:noProof/>
-            </w:rPr>
-          </w:r>
-          <w:r>
-            <w:rPr>
-              <w:rStyle w:val="Hyperlink"/>
-              <w:noProof/>
-            </w:rPr>
-            <w:fldChar w:fldCharType="separate"/>
-          </w:r>
-          <w:r>
-            <w:rPr>
-              <w:rStyle w:val="Hyperlink"/>
-              <w:rFonts w:ascii="CMU Sans Serif" w:hAnsi="CMU Sans Serif" w:cs="CMU Sans Serif"/>
-              <w:noProof/>
-            </w:rPr>
-            <w:t>9 Explicating my Literature Review 2 – Signalling Theory</w:t>
-          </w:r>
-          <w:r>
-            <w:rPr>
-              <w:noProof/>
-              <w:webHidden/>
-            </w:rPr>
-            <w:tab/>
-          </w:r>
-          <w:r>
-            <w:rPr>
-              <w:noProof/>
-              <w:webHidden/>
-            </w:rPr>
-            <w:fldChar w:fldCharType="begin"/>
-          </w:r>
-          <w:r>
-            <w:rPr>
-              <w:noProof/>
-              <w:webHidden/>
-            </w:rPr>
-            <w:instrText xml:space="preserve"> PAGEREF _Toc220921716 \h </w:instrText>
-          </w:r>
-          <w:r>
-            <w:rPr>
-              <w:noProof/>
-              <w:webHidden/>
-            </w:rPr>
-          </w:r>
-          <w:r>
-            <w:rPr>
-              <w:noProof/>
-              <w:webHidden/>
-            </w:rPr>
-            <w:fldChar w:fldCharType="separate"/>
-          </w:r>
-          <w:ins w:id="4" w:author="Alfred Anate Bodurin Mayaki" w:date="2026-02-02T15:26:00Z" w16du:dateUtc="2026-02-02T15:26:00Z">
+          <w:ins w:id="26" w:author="Alfred Anate Bodurin Mayaki" w:date="2026-02-02T17:30:00Z" w16du:dateUtc="2026-02-02T17:30:00Z">
+            <w:r>
+              <w:rPr>
+                <w:rStyle w:val="Hyperlink"/>
+                <w:noProof/>
+              </w:rPr>
+              <w:fldChar w:fldCharType="begin"/>
+            </w:r>
+            <w:r>
+              <w:rPr>
+                <w:rStyle w:val="Hyperlink"/>
+                <w:noProof/>
+              </w:rPr>
+              <w:instrText xml:space="preserve"> </w:instrText>
+            </w:r>
+            <w:r>
+              <w:rPr>
+                <w:noProof/>
+              </w:rPr>
+              <w:instrText>HYPERLINK \l "_Toc220945833"</w:instrText>
+            </w:r>
+            <w:r>
+              <w:rPr>
+                <w:rStyle w:val="Hyperlink"/>
+                <w:noProof/>
+              </w:rPr>
+              <w:instrText xml:space="preserve"> </w:instrText>
+            </w:r>
+            <w:r>
+              <w:rPr>
+                <w:rStyle w:val="Hyperlink"/>
+                <w:noProof/>
+              </w:rPr>
+            </w:r>
+            <w:r>
+              <w:rPr>
+                <w:rStyle w:val="Hyperlink"/>
+                <w:noProof/>
+              </w:rPr>
+              <w:fldChar w:fldCharType="separate"/>
+            </w:r>
+            <w:r>
+              <w:rPr>
+                <w:rStyle w:val="Hyperlink"/>
+                <w:rFonts w:ascii="CMU Sans Serif" w:hAnsi="CMU Sans Serif" w:cs="CMU Sans Serif"/>
+                <w:noProof/>
+              </w:rPr>
+              <w:t>9 Explicating my Literature Review 2 – Signalling Theory</w:t>
+            </w:r>
             <w:r>
               <w:rPr>
                 <w:noProof/>
                 <w:webHidden/>
               </w:rPr>
-              <w:t>7</w:t>
+              <w:tab/>
+            </w:r>
+            <w:r>
+              <w:rPr>
+                <w:noProof/>
+                <w:webHidden/>
+              </w:rPr>
+              <w:fldChar w:fldCharType="begin"/>
+            </w:r>
+            <w:r>
+              <w:rPr>
+                <w:noProof/>
+                <w:webHidden/>
+              </w:rPr>
+              <w:instrText xml:space="preserve"> PAGEREF _Toc220945833 \h </w:instrText>
+            </w:r>
+            <w:r>
+              <w:rPr>
+                <w:noProof/>
+                <w:webHidden/>
+              </w:rPr>
+            </w:r>
+            <w:r>
+              <w:rPr>
+                <w:noProof/>
+                <w:webHidden/>
+              </w:rPr>
+              <w:fldChar w:fldCharType="separate"/>
+            </w:r>
+            <w:r>
+              <w:rPr>
+                <w:noProof/>
+                <w:webHidden/>
+              </w:rPr>
+              <w:t>8</w:t>
+            </w:r>
+            <w:r>
+              <w:rPr>
+                <w:noProof/>
+                <w:webHidden/>
+              </w:rPr>
+              <w:fldChar w:fldCharType="end"/>
+            </w:r>
+            <w:r>
+              <w:rPr>
+                <w:rStyle w:val="Hyperlink"/>
+                <w:noProof/>
+              </w:rPr>
+              <w:fldChar w:fldCharType="end"/>
             </w:r>
           </w:ins>
-          <w:del w:id="5" w:author="Alfred Anate Bodurin Mayaki" w:date="2026-02-02T15:26:00Z" w16du:dateUtc="2026-02-02T15:26:00Z">
-            <w:r>
-              <w:rPr>
-                <w:noProof/>
-                <w:webHidden/>
-              </w:rPr>
-              <w:delText>8</w:delText>
-            </w:r>
-          </w:del>
-          <w:r>
-            <w:rPr>
-              <w:noProof/>
-              <w:webHidden/>
-            </w:rPr>
-            <w:fldChar w:fldCharType="end"/>
-          </w:r>
-          <w:r>
-            <w:rPr>
-              <w:rStyle w:val="Hyperlink"/>
-              <w:noProof/>
-            </w:rPr>
-            <w:fldChar w:fldCharType="end"/>
-          </w:r>
         </w:p>
         <w:p>
           <w:pPr>
@@ -1557,125 +1983,117 @@
               <w:tab w:val="right" w:leader="dot" w:pos="9016"/>
             </w:tabs>
             <w:rPr>
+              <w:ins w:id="27" w:author="Alfred Anate Bodurin Mayaki" w:date="2026-02-02T17:30:00Z" w16du:dateUtc="2026-02-02T17:30:00Z"/>
               <w:rFonts w:eastAsiaTheme="minorEastAsia"/>
               <w:noProof/>
               <w:lang w:eastAsia="en-GB"/>
             </w:rPr>
           </w:pPr>
-          <w:r>
-            <w:rPr>
-              <w:rStyle w:val="Hyperlink"/>
-              <w:noProof/>
-            </w:rPr>
-            <w:fldChar w:fldCharType="begin"/>
-          </w:r>
-          <w:r>
-            <w:rPr>
-              <w:rStyle w:val="Hyperlink"/>
-              <w:noProof/>
-            </w:rPr>
-            <w:instrText xml:space="preserve"> </w:instrText>
-          </w:r>
-          <w:r>
-            <w:rPr>
-              <w:noProof/>
-            </w:rPr>
-            <w:instrText>HYPERLINK \l "_Toc220921717"</w:instrText>
-          </w:r>
-          <w:r>
-            <w:rPr>
-              <w:rStyle w:val="Hyperlink"/>
-              <w:noProof/>
-            </w:rPr>
-            <w:instrText xml:space="preserve"> </w:instrText>
-          </w:r>
-          <w:r>
-            <w:rPr>
-              <w:rStyle w:val="Hyperlink"/>
-              <w:noProof/>
-            </w:rPr>
-          </w:r>
-          <w:r>
-            <w:rPr>
-              <w:rStyle w:val="Hyperlink"/>
-              <w:noProof/>
-            </w:rPr>
-            <w:fldChar w:fldCharType="separate"/>
-          </w:r>
-          <w:r>
-            <w:rPr>
-              <w:rStyle w:val="Hyperlink"/>
-              <w:rFonts w:ascii="CMU Sans Serif" w:hAnsi="CMU Sans Serif" w:cs="CMU Sans Serif"/>
-              <w:noProof/>
-            </w:rPr>
-            <w:t>10 Explicating my Literature Review 3 – Recruitment &amp; Selection</w:t>
-          </w:r>
-          <w:r>
-            <w:rPr>
-              <w:noProof/>
-              <w:webHidden/>
-            </w:rPr>
-            <w:tab/>
-          </w:r>
-          <w:r>
-            <w:rPr>
-              <w:noProof/>
-              <w:webHidden/>
-            </w:rPr>
-            <w:fldChar w:fldCharType="begin"/>
-          </w:r>
-          <w:r>
-            <w:rPr>
-              <w:noProof/>
-              <w:webHidden/>
-            </w:rPr>
-            <w:instrText xml:space="preserve"> PAGEREF _Toc220921717 \h </w:instrText>
-          </w:r>
-          <w:r>
-            <w:rPr>
-              <w:noProof/>
-              <w:webHidden/>
-            </w:rPr>
-          </w:r>
-          <w:r>
-            <w:rPr>
-              <w:noProof/>
-              <w:webHidden/>
-            </w:rPr>
-            <w:fldChar w:fldCharType="separate"/>
-          </w:r>
-          <w:ins w:id="6" w:author="Alfred Anate Bodurin Mayaki" w:date="2026-02-02T15:26:00Z" w16du:dateUtc="2026-02-02T15:26:00Z">
+          <w:ins w:id="28" w:author="Alfred Anate Bodurin Mayaki" w:date="2026-02-02T17:30:00Z" w16du:dateUtc="2026-02-02T17:30:00Z">
+            <w:r>
+              <w:rPr>
+                <w:rStyle w:val="Hyperlink"/>
+                <w:noProof/>
+              </w:rPr>
+              <w:fldChar w:fldCharType="begin"/>
+            </w:r>
+            <w:r>
+              <w:rPr>
+                <w:rStyle w:val="Hyperlink"/>
+                <w:noProof/>
+              </w:rPr>
+              <w:instrText xml:space="preserve"> </w:instrText>
+            </w:r>
+            <w:r>
+              <w:rPr>
+                <w:noProof/>
+              </w:rPr>
+              <w:instrText>HYPERLINK \l "_Toc220945834"</w:instrText>
+            </w:r>
+            <w:r>
+              <w:rPr>
+                <w:rStyle w:val="Hyperlink"/>
+                <w:noProof/>
+              </w:rPr>
+              <w:instrText xml:space="preserve"> </w:instrText>
+            </w:r>
+            <w:r>
+              <w:rPr>
+                <w:rStyle w:val="Hyperlink"/>
+                <w:noProof/>
+              </w:rPr>
+            </w:r>
+            <w:r>
+              <w:rPr>
+                <w:rStyle w:val="Hyperlink"/>
+                <w:noProof/>
+              </w:rPr>
+              <w:fldChar w:fldCharType="separate"/>
+            </w:r>
+            <w:r>
+              <w:rPr>
+                <w:rStyle w:val="Hyperlink"/>
+                <w:rFonts w:ascii="CMU Sans Serif" w:hAnsi="CMU Sans Serif" w:cs="CMU Sans Serif"/>
+                <w:noProof/>
+              </w:rPr>
+              <w:t>10 Explicating my Literature Review 3 – Recruitment &amp; Selection</w:t>
+            </w:r>
             <w:r>
               <w:rPr>
                 <w:noProof/>
                 <w:webHidden/>
               </w:rPr>
+              <w:tab/>
+            </w:r>
+            <w:r>
+              <w:rPr>
+                <w:noProof/>
+                <w:webHidden/>
+              </w:rPr>
+              <w:fldChar w:fldCharType="begin"/>
+            </w:r>
+            <w:r>
+              <w:rPr>
+                <w:noProof/>
+                <w:webHidden/>
+              </w:rPr>
+              <w:instrText xml:space="preserve"> PAGEREF _Toc220945834 \h </w:instrText>
+            </w:r>
+            <w:r>
+              <w:rPr>
+                <w:noProof/>
+                <w:webHidden/>
+              </w:rPr>
+            </w:r>
+            <w:r>
+              <w:rPr>
+                <w:noProof/>
+                <w:webHidden/>
+              </w:rPr>
+              <w:fldChar w:fldCharType="separate"/>
+            </w:r>
+            <w:r>
+              <w:rPr>
+                <w:noProof/>
+                <w:webHidden/>
+              </w:rPr>
               <w:t>9</w:t>
             </w:r>
+            <w:r>
+              <w:rPr>
+                <w:noProof/>
+                <w:webHidden/>
+              </w:rPr>
+              <w:fldChar w:fldCharType="end"/>
+            </w:r>
+            <w:r>
+              <w:rPr>
+                <w:rStyle w:val="Hyperlink"/>
+                <w:noProof/>
+              </w:rPr>
+              <w:fldChar w:fldCharType="end"/>
+            </w:r>
           </w:ins>
-          <w:del w:id="7" w:author="Alfred Anate Bodurin Mayaki" w:date="2026-02-02T15:26:00Z" w16du:dateUtc="2026-02-02T15:26:00Z">
-            <w:r>
-              <w:rPr>
-                <w:noProof/>
-                <w:webHidden/>
-              </w:rPr>
-              <w:delText>10</w:delText>
-            </w:r>
-          </w:del>
-          <w:r>
-            <w:rPr>
-              <w:noProof/>
-              <w:webHidden/>
-            </w:rPr>
-            <w:fldChar w:fldCharType="end"/>
-          </w:r>
-          <w:r>
-            <w:rPr>
-              <w:rStyle w:val="Hyperlink"/>
-              <w:noProof/>
-            </w:rPr>
-            <w:fldChar w:fldCharType="end"/>
-          </w:r>
         </w:p>
         <w:p>
           <w:pPr>
@@ -1684,103 +2102,573 @@
               <w:tab w:val="right" w:leader="dot" w:pos="9016"/>
             </w:tabs>
             <w:rPr>
+              <w:ins w:id="29" w:author="Alfred Anate Bodurin Mayaki" w:date="2026-02-02T17:30:00Z" w16du:dateUtc="2026-02-02T17:30:00Z"/>
               <w:rFonts w:eastAsiaTheme="minorEastAsia"/>
               <w:noProof/>
               <w:lang w:eastAsia="en-GB"/>
             </w:rPr>
           </w:pPr>
-          <w:r>
+          <w:ins w:id="30" w:author="Alfred Anate Bodurin Mayaki" w:date="2026-02-02T17:30:00Z" w16du:dateUtc="2026-02-02T17:30:00Z">
+            <w:r>
+              <w:rPr>
+                <w:rStyle w:val="Hyperlink"/>
+                <w:noProof/>
+              </w:rPr>
+              <w:fldChar w:fldCharType="begin"/>
+            </w:r>
+            <w:r>
+              <w:rPr>
+                <w:rStyle w:val="Hyperlink"/>
+                <w:noProof/>
+              </w:rPr>
+              <w:instrText xml:space="preserve"> </w:instrText>
+            </w:r>
+            <w:r>
+              <w:rPr>
+                <w:noProof/>
+              </w:rPr>
+              <w:instrText>HYPERLINK \l "_Toc220945835"</w:instrText>
+            </w:r>
+            <w:r>
+              <w:rPr>
+                <w:rStyle w:val="Hyperlink"/>
+                <w:noProof/>
+              </w:rPr>
+              <w:instrText xml:space="preserve"> </w:instrText>
+            </w:r>
+            <w:r>
+              <w:rPr>
+                <w:rStyle w:val="Hyperlink"/>
+                <w:noProof/>
+              </w:rPr>
+            </w:r>
+            <w:r>
+              <w:rPr>
+                <w:rStyle w:val="Hyperlink"/>
+                <w:noProof/>
+              </w:rPr>
+              <w:fldChar w:fldCharType="separate"/>
+            </w:r>
+            <w:r>
+              <w:rPr>
+                <w:rStyle w:val="Hyperlink"/>
+                <w:rFonts w:ascii="CMU Sans Serif" w:hAnsi="CMU Sans Serif" w:cs="CMU Sans Serif"/>
+                <w:noProof/>
+              </w:rPr>
+              <w:t>11 Journal of Economic Literature (JEL) Classification</w:t>
+            </w:r>
+            <w:r>
+              <w:rPr>
+                <w:noProof/>
+                <w:webHidden/>
+              </w:rPr>
+              <w:tab/>
+            </w:r>
+            <w:r>
+              <w:rPr>
+                <w:noProof/>
+                <w:webHidden/>
+              </w:rPr>
+              <w:fldChar w:fldCharType="begin"/>
+            </w:r>
+            <w:r>
+              <w:rPr>
+                <w:noProof/>
+                <w:webHidden/>
+              </w:rPr>
+              <w:instrText xml:space="preserve"> PAGEREF _Toc220945835 \h </w:instrText>
+            </w:r>
+            <w:r>
+              <w:rPr>
+                <w:noProof/>
+                <w:webHidden/>
+              </w:rPr>
+            </w:r>
+            <w:r>
+              <w:rPr>
+                <w:noProof/>
+                <w:webHidden/>
+              </w:rPr>
+              <w:fldChar w:fldCharType="separate"/>
+            </w:r>
+            <w:r>
+              <w:rPr>
+                <w:noProof/>
+                <w:webHidden/>
+              </w:rPr>
+              <w:t>9</w:t>
+            </w:r>
+            <w:r>
+              <w:rPr>
+                <w:noProof/>
+                <w:webHidden/>
+              </w:rPr>
+              <w:fldChar w:fldCharType="end"/>
+            </w:r>
+            <w:r>
+              <w:rPr>
+                <w:rStyle w:val="Hyperlink"/>
+                <w:noProof/>
+              </w:rPr>
+              <w:fldChar w:fldCharType="end"/>
+            </w:r>
+          </w:ins>
+        </w:p>
+        <w:p>
+          <w:pPr>
+            <w:pStyle w:val="TOC2"/>
+            <w:tabs>
+              <w:tab w:val="right" w:leader="dot" w:pos="9016"/>
+            </w:tabs>
             <w:rPr>
-              <w:rStyle w:val="Hyperlink"/>
+              <w:del w:id="31" w:author="Alfred Anate Bodurin Mayaki" w:date="2026-02-02T17:30:00Z" w16du:dateUtc="2026-02-02T17:30:00Z"/>
+              <w:rFonts w:eastAsiaTheme="minorEastAsia"/>
               <w:noProof/>
+              <w:lang w:eastAsia="en-GB"/>
             </w:rPr>
-            <w:fldChar w:fldCharType="begin"/>
-          </w:r>
-          <w:r>
+          </w:pPr>
+          <w:del w:id="32" w:author="Alfred Anate Bodurin Mayaki" w:date="2026-02-02T17:30:00Z" w16du:dateUtc="2026-02-02T17:30:00Z">
+            <w:r>
+              <w:rPr>
+                <w:rStyle w:val="Hyperlink"/>
+                <w:rFonts w:ascii="CMU Sans Serif" w:hAnsi="CMU Sans Serif" w:cs="CMU Sans Serif"/>
+                <w:noProof/>
+              </w:rPr>
+              <w:delText>1 Acknowledgements</w:delText>
+            </w:r>
+            <w:r>
+              <w:rPr>
+                <w:noProof/>
+                <w:webHidden/>
+              </w:rPr>
+              <w:tab/>
+            </w:r>
+            <w:r>
+              <w:rPr>
+                <w:noProof/>
+                <w:webHidden/>
+              </w:rPr>
+              <w:delText>3</w:delText>
+            </w:r>
+          </w:del>
+        </w:p>
+        <w:p>
+          <w:pPr>
+            <w:pStyle w:val="TOC2"/>
+            <w:tabs>
+              <w:tab w:val="right" w:leader="dot" w:pos="9016"/>
+            </w:tabs>
             <w:rPr>
-              <w:rStyle w:val="Hyperlink"/>
+              <w:del w:id="33" w:author="Alfred Anate Bodurin Mayaki" w:date="2026-02-02T17:30:00Z" w16du:dateUtc="2026-02-02T17:30:00Z"/>
+              <w:rFonts w:eastAsiaTheme="minorEastAsia"/>
               <w:noProof/>
+              <w:lang w:eastAsia="en-GB"/>
             </w:rPr>
-            <w:instrText xml:space="preserve"> </w:instrText>
-          </w:r>
-          <w:r>
+          </w:pPr>
+          <w:del w:id="34" w:author="Alfred Anate Bodurin Mayaki" w:date="2026-02-02T17:30:00Z" w16du:dateUtc="2026-02-02T17:30:00Z">
+            <w:r>
+              <w:rPr>
+                <w:rStyle w:val="Hyperlink"/>
+                <w:rFonts w:ascii="CMU Sans Serif" w:hAnsi="CMU Sans Serif" w:cs="CMU Sans Serif"/>
+                <w:noProof/>
+              </w:rPr>
+              <w:delText>1.1 Outline of the Topic</w:delText>
+            </w:r>
+            <w:r>
+              <w:rPr>
+                <w:noProof/>
+                <w:webHidden/>
+              </w:rPr>
+              <w:tab/>
+            </w:r>
+            <w:r>
+              <w:rPr>
+                <w:noProof/>
+                <w:webHidden/>
+              </w:rPr>
+              <w:delText>3</w:delText>
+            </w:r>
+          </w:del>
+        </w:p>
+        <w:p>
+          <w:pPr>
+            <w:pStyle w:val="TOC2"/>
+            <w:tabs>
+              <w:tab w:val="right" w:leader="dot" w:pos="9016"/>
+            </w:tabs>
             <w:rPr>
+              <w:del w:id="35" w:author="Alfred Anate Bodurin Mayaki" w:date="2026-02-02T17:30:00Z" w16du:dateUtc="2026-02-02T17:30:00Z"/>
+              <w:rFonts w:eastAsiaTheme="minorEastAsia"/>
               <w:noProof/>
+              <w:lang w:eastAsia="en-GB"/>
             </w:rPr>
-            <w:instrText>HYPERLINK \l "_Toc220921718"</w:instrText>
-          </w:r>
-          <w:r>
+          </w:pPr>
+          <w:del w:id="36" w:author="Alfred Anate Bodurin Mayaki" w:date="2026-02-02T17:30:00Z" w16du:dateUtc="2026-02-02T17:30:00Z">
+            <w:r>
+              <w:rPr>
+                <w:rStyle w:val="Hyperlink"/>
+                <w:rFonts w:ascii="CMU Sans Serif" w:hAnsi="CMU Sans Serif" w:cs="CMU Sans Serif"/>
+                <w:noProof/>
+              </w:rPr>
+              <w:delText>2 Introduction</w:delText>
+            </w:r>
+            <w:r>
+              <w:rPr>
+                <w:noProof/>
+                <w:webHidden/>
+              </w:rPr>
+              <w:tab/>
+            </w:r>
+            <w:r>
+              <w:rPr>
+                <w:noProof/>
+                <w:webHidden/>
+              </w:rPr>
+              <w:delText>4</w:delText>
+            </w:r>
+          </w:del>
+        </w:p>
+        <w:p>
+          <w:pPr>
+            <w:pStyle w:val="TOC2"/>
+            <w:tabs>
+              <w:tab w:val="right" w:leader="dot" w:pos="9016"/>
+            </w:tabs>
             <w:rPr>
-              <w:rStyle w:val="Hyperlink"/>
+              <w:del w:id="37" w:author="Alfred Anate Bodurin Mayaki" w:date="2026-02-02T17:30:00Z" w16du:dateUtc="2026-02-02T17:30:00Z"/>
+              <w:rFonts w:eastAsiaTheme="minorEastAsia"/>
               <w:noProof/>
+              <w:lang w:eastAsia="en-GB"/>
             </w:rPr>
-            <w:instrText xml:space="preserve"> </w:instrText>
-          </w:r>
-          <w:r>
+          </w:pPr>
+          <w:del w:id="38" w:author="Alfred Anate Bodurin Mayaki" w:date="2026-02-02T17:30:00Z" w16du:dateUtc="2026-02-02T17:30:00Z">
+            <w:r>
+              <w:rPr>
+                <w:rStyle w:val="Hyperlink"/>
+                <w:rFonts w:ascii="CMU Sans Serif" w:hAnsi="CMU Sans Serif" w:cs="CMU Sans Serif"/>
+                <w:noProof/>
+              </w:rPr>
+              <w:delText>3 Methodology</w:delText>
+            </w:r>
+            <w:r>
+              <w:rPr>
+                <w:noProof/>
+                <w:webHidden/>
+              </w:rPr>
+              <w:tab/>
+            </w:r>
+            <w:r>
+              <w:rPr>
+                <w:noProof/>
+                <w:webHidden/>
+              </w:rPr>
+              <w:delText>4</w:delText>
+            </w:r>
+          </w:del>
+        </w:p>
+        <w:p>
+          <w:pPr>
+            <w:pStyle w:val="TOC2"/>
+            <w:tabs>
+              <w:tab w:val="right" w:leader="dot" w:pos="9016"/>
+            </w:tabs>
             <w:rPr>
-              <w:rStyle w:val="Hyperlink"/>
+              <w:del w:id="39" w:author="Alfred Anate Bodurin Mayaki" w:date="2026-02-02T17:30:00Z" w16du:dateUtc="2026-02-02T17:30:00Z"/>
+              <w:rFonts w:eastAsiaTheme="minorEastAsia"/>
               <w:noProof/>
+              <w:lang w:eastAsia="en-GB"/>
             </w:rPr>
-          </w:r>
-          <w:r>
+          </w:pPr>
+          <w:del w:id="40" w:author="Alfred Anate Bodurin Mayaki" w:date="2026-02-02T17:30:00Z" w16du:dateUtc="2026-02-02T17:30:00Z">
+            <w:r>
+              <w:rPr>
+                <w:rStyle w:val="Hyperlink"/>
+                <w:rFonts w:ascii="CMU Sans Serif" w:hAnsi="CMU Sans Serif" w:cs="CMU Sans Serif"/>
+                <w:noProof/>
+              </w:rPr>
+              <w:delText>4 Why this topic is important</w:delText>
+            </w:r>
+            <w:r>
+              <w:rPr>
+                <w:noProof/>
+                <w:webHidden/>
+              </w:rPr>
+              <w:tab/>
+            </w:r>
+            <w:r>
+              <w:rPr>
+                <w:noProof/>
+                <w:webHidden/>
+              </w:rPr>
+              <w:delText>4</w:delText>
+            </w:r>
+          </w:del>
+        </w:p>
+        <w:p>
+          <w:pPr>
+            <w:pStyle w:val="TOC2"/>
+            <w:tabs>
+              <w:tab w:val="right" w:leader="dot" w:pos="9016"/>
+            </w:tabs>
             <w:rPr>
-              <w:rStyle w:val="Hyperlink"/>
+              <w:del w:id="41" w:author="Alfred Anate Bodurin Mayaki" w:date="2026-02-02T17:30:00Z" w16du:dateUtc="2026-02-02T17:30:00Z"/>
+              <w:rFonts w:eastAsiaTheme="minorEastAsia"/>
               <w:noProof/>
+              <w:lang w:eastAsia="en-GB"/>
             </w:rPr>
-            <w:fldChar w:fldCharType="separate"/>
-          </w:r>
-          <w:r>
+          </w:pPr>
+          <w:del w:id="42" w:author="Alfred Anate Bodurin Mayaki" w:date="2026-02-02T17:30:00Z" w16du:dateUtc="2026-02-02T17:30:00Z">
+            <w:r>
+              <w:rPr>
+                <w:rStyle w:val="Hyperlink"/>
+                <w:rFonts w:ascii="CMU Sans Serif" w:hAnsi="CMU Sans Serif" w:cs="CMU Sans Serif"/>
+                <w:noProof/>
+              </w:rPr>
+              <w:delText>5 Timeline and Next Steps</w:delText>
+            </w:r>
+            <w:r>
+              <w:rPr>
+                <w:noProof/>
+                <w:webHidden/>
+              </w:rPr>
+              <w:tab/>
+            </w:r>
+            <w:r>
+              <w:rPr>
+                <w:noProof/>
+                <w:webHidden/>
+              </w:rPr>
+              <w:delText>5</w:delText>
+            </w:r>
+          </w:del>
+        </w:p>
+        <w:p>
+          <w:pPr>
+            <w:pStyle w:val="TOC2"/>
+            <w:tabs>
+              <w:tab w:val="right" w:leader="dot" w:pos="9016"/>
+            </w:tabs>
             <w:rPr>
-              <w:rStyle w:val="Hyperlink"/>
-              <w:rFonts w:ascii="CMU Sans Serif" w:hAnsi="CMU Sans Serif" w:cs="CMU Sans Serif"/>
+              <w:del w:id="43" w:author="Alfred Anate Bodurin Mayaki" w:date="2026-02-02T17:30:00Z" w16du:dateUtc="2026-02-02T17:30:00Z"/>
+              <w:rFonts w:eastAsiaTheme="minorEastAsia"/>
               <w:noProof/>
+              <w:lang w:eastAsia="en-GB"/>
             </w:rPr>
-            <w:t>11 Journal of Economic Literature (JEL) Classification</w:t>
-          </w:r>
-          <w:r>
+          </w:pPr>
+          <w:del w:id="44" w:author="Alfred Anate Bodurin Mayaki" w:date="2026-02-02T17:30:00Z" w16du:dateUtc="2026-02-02T17:30:00Z">
+            <w:r>
+              <w:rPr>
+                <w:rStyle w:val="Hyperlink"/>
+                <w:rFonts w:ascii="CMU Sans Serif" w:hAnsi="CMU Sans Serif" w:cs="CMU Sans Serif"/>
+                <w:noProof/>
+              </w:rPr>
+              <w:delText>6 Introduction to TMA 2 – Literature Review</w:delText>
+            </w:r>
+            <w:r>
+              <w:rPr>
+                <w:noProof/>
+                <w:webHidden/>
+              </w:rPr>
+              <w:tab/>
+            </w:r>
+          </w:del>
+          <w:del w:id="45" w:author="Alfred Anate Bodurin Mayaki" w:date="2026-02-02T15:26:00Z" w16du:dateUtc="2026-02-02T15:26:00Z">
+            <w:r>
+              <w:rPr>
+                <w:noProof/>
+                <w:webHidden/>
+              </w:rPr>
+              <w:delText>6</w:delText>
+            </w:r>
+          </w:del>
+        </w:p>
+        <w:p>
+          <w:pPr>
+            <w:pStyle w:val="TOC2"/>
+            <w:tabs>
+              <w:tab w:val="right" w:leader="dot" w:pos="9016"/>
+            </w:tabs>
             <w:rPr>
+              <w:del w:id="46" w:author="Alfred Anate Bodurin Mayaki" w:date="2026-02-02T17:30:00Z" w16du:dateUtc="2026-02-02T17:30:00Z"/>
+              <w:rFonts w:eastAsiaTheme="minorEastAsia"/>
               <w:noProof/>
-              <w:webHidden/>
+              <w:lang w:eastAsia="en-GB"/>
             </w:rPr>
-            <w:tab/>
-          </w:r>
-          <w:r>
+          </w:pPr>
+          <w:del w:id="47" w:author="Alfred Anate Bodurin Mayaki" w:date="2026-02-02T17:30:00Z" w16du:dateUtc="2026-02-02T17:30:00Z">
+            <w:r>
+              <w:rPr>
+                <w:rStyle w:val="Hyperlink"/>
+                <w:rFonts w:ascii="CMU Sans Serif" w:hAnsi="CMU Sans Serif" w:cs="CMU Sans Serif"/>
+                <w:noProof/>
+              </w:rPr>
+              <w:delText>7 Mapping subtopics that are relevant</w:delText>
+            </w:r>
+            <w:r>
+              <w:rPr>
+                <w:noProof/>
+                <w:webHidden/>
+              </w:rPr>
+              <w:tab/>
+            </w:r>
+            <w:r>
+              <w:rPr>
+                <w:noProof/>
+                <w:webHidden/>
+              </w:rPr>
+              <w:delText>6</w:delText>
+            </w:r>
+          </w:del>
+        </w:p>
+        <w:p>
+          <w:pPr>
+            <w:pStyle w:val="TOC2"/>
+            <w:tabs>
+              <w:tab w:val="right" w:leader="dot" w:pos="9016"/>
+            </w:tabs>
             <w:rPr>
+              <w:del w:id="48" w:author="Alfred Anate Bodurin Mayaki" w:date="2026-02-02T17:30:00Z" w16du:dateUtc="2026-02-02T17:30:00Z"/>
+              <w:rFonts w:eastAsiaTheme="minorEastAsia"/>
               <w:noProof/>
-              <w:webHidden/>
+              <w:lang w:eastAsia="en-GB"/>
             </w:rPr>
-            <w:fldChar w:fldCharType="begin"/>
-          </w:r>
-          <w:r>
+          </w:pPr>
+          <w:del w:id="49" w:author="Alfred Anate Bodurin Mayaki" w:date="2026-02-02T17:30:00Z" w16du:dateUtc="2026-02-02T17:30:00Z">
+            <w:r>
+              <w:rPr>
+                <w:rStyle w:val="Hyperlink"/>
+                <w:rFonts w:ascii="CMU Sans Serif" w:hAnsi="CMU Sans Serif" w:cs="CMU Sans Serif"/>
+                <w:noProof/>
+              </w:rPr>
+              <w:delText>7.1 Conducting Gap Analysis – AI in and Neurodivergence</w:delText>
+            </w:r>
+            <w:r>
+              <w:rPr>
+                <w:noProof/>
+                <w:webHidden/>
+              </w:rPr>
+              <w:tab/>
+            </w:r>
+          </w:del>
+          <w:del w:id="50" w:author="Alfred Anate Bodurin Mayaki" w:date="2026-02-02T15:26:00Z" w16du:dateUtc="2026-02-02T15:26:00Z">
+            <w:r>
+              <w:rPr>
+                <w:noProof/>
+                <w:webHidden/>
+              </w:rPr>
+              <w:delText>7</w:delText>
+            </w:r>
+          </w:del>
+        </w:p>
+        <w:p>
+          <w:pPr>
+            <w:pStyle w:val="TOC2"/>
+            <w:tabs>
+              <w:tab w:val="right" w:leader="dot" w:pos="9016"/>
+            </w:tabs>
             <w:rPr>
+              <w:del w:id="51" w:author="Alfred Anate Bodurin Mayaki" w:date="2026-02-02T17:30:00Z" w16du:dateUtc="2026-02-02T17:30:00Z"/>
+              <w:rFonts w:eastAsiaTheme="minorEastAsia"/>
               <w:noProof/>
-              <w:webHidden/>
+              <w:lang w:eastAsia="en-GB"/>
             </w:rPr>
-            <w:instrText xml:space="preserve"> PAGEREF _Toc220921718 \h </w:instrText>
-          </w:r>
-          <w:r>
+          </w:pPr>
+          <w:del w:id="52" w:author="Alfred Anate Bodurin Mayaki" w:date="2026-02-02T17:30:00Z" w16du:dateUtc="2026-02-02T17:30:00Z">
+            <w:r>
+              <w:rPr>
+                <w:rStyle w:val="Hyperlink"/>
+                <w:rFonts w:ascii="CMU Sans Serif" w:hAnsi="CMU Sans Serif" w:cs="CMU Sans Serif"/>
+                <w:noProof/>
+              </w:rPr>
+              <w:delText>8 Explicating my Literature Review 1</w:delText>
+            </w:r>
+            <w:r>
+              <w:rPr>
+                <w:noProof/>
+                <w:webHidden/>
+              </w:rPr>
+              <w:tab/>
+            </w:r>
+            <w:r>
+              <w:rPr>
+                <w:noProof/>
+                <w:webHidden/>
+              </w:rPr>
+              <w:delText>7</w:delText>
+            </w:r>
+          </w:del>
+        </w:p>
+        <w:p>
+          <w:pPr>
+            <w:pStyle w:val="TOC2"/>
+            <w:tabs>
+              <w:tab w:val="right" w:leader="dot" w:pos="9016"/>
+            </w:tabs>
             <w:rPr>
+              <w:del w:id="53" w:author="Alfred Anate Bodurin Mayaki" w:date="2026-02-02T17:30:00Z" w16du:dateUtc="2026-02-02T17:30:00Z"/>
+              <w:rFonts w:eastAsiaTheme="minorEastAsia"/>
               <w:noProof/>
-              <w:webHidden/>
+              <w:lang w:eastAsia="en-GB"/>
             </w:rPr>
-          </w:r>
-          <w:r>
+          </w:pPr>
+          <w:del w:id="54" w:author="Alfred Anate Bodurin Mayaki" w:date="2026-02-02T17:30:00Z" w16du:dateUtc="2026-02-02T17:30:00Z">
+            <w:r>
+              <w:rPr>
+                <w:rStyle w:val="Hyperlink"/>
+                <w:rFonts w:ascii="CMU Sans Serif" w:hAnsi="CMU Sans Serif" w:cs="CMU Sans Serif"/>
+                <w:noProof/>
+              </w:rPr>
+              <w:delText>9 Explicating my Literature Review 2 – Signalling Theory</w:delText>
+            </w:r>
+            <w:r>
+              <w:rPr>
+                <w:noProof/>
+                <w:webHidden/>
+              </w:rPr>
+              <w:tab/>
+            </w:r>
+          </w:del>
+          <w:del w:id="55" w:author="Alfred Anate Bodurin Mayaki" w:date="2026-02-02T15:26:00Z" w16du:dateUtc="2026-02-02T15:26:00Z">
+            <w:r>
+              <w:rPr>
+                <w:noProof/>
+                <w:webHidden/>
+              </w:rPr>
+              <w:delText>8</w:delText>
+            </w:r>
+          </w:del>
+        </w:p>
+        <w:p>
+          <w:pPr>
+            <w:pStyle w:val="TOC2"/>
+            <w:tabs>
+              <w:tab w:val="right" w:leader="dot" w:pos="9016"/>
+            </w:tabs>
             <w:rPr>
+              <w:del w:id="56" w:author="Alfred Anate Bodurin Mayaki" w:date="2026-02-02T17:30:00Z" w16du:dateUtc="2026-02-02T17:30:00Z"/>
+              <w:rFonts w:eastAsiaTheme="minorEastAsia"/>
               <w:noProof/>
-              <w:webHidden/>
+              <w:lang w:eastAsia="en-GB"/>
             </w:rPr>
-            <w:fldChar w:fldCharType="separate"/>
-          </w:r>
-          <w:ins w:id="8" w:author="Alfred Anate Bodurin Mayaki" w:date="2026-02-02T15:26:00Z" w16du:dateUtc="2026-02-02T15:26:00Z">
+          </w:pPr>
+          <w:del w:id="57" w:author="Alfred Anate Bodurin Mayaki" w:date="2026-02-02T17:30:00Z" w16du:dateUtc="2026-02-02T17:30:00Z">
+            <w:r>
+              <w:rPr>
+                <w:rStyle w:val="Hyperlink"/>
+                <w:rFonts w:ascii="CMU Sans Serif" w:hAnsi="CMU Sans Serif" w:cs="CMU Sans Serif"/>
+                <w:noProof/>
+              </w:rPr>
+              <w:delText>10 Explicating my Literature Review 3 – Recruitment &amp; Selection</w:delText>
+            </w:r>
             <w:r>
               <w:rPr>
                 <w:noProof/>
                 <w:webHidden/>
               </w:rPr>
-              <w:t>9</w:t>
-            </w:r>
-          </w:ins>
-          <w:del w:id="9" w:author="Alfred Anate Bodurin Mayaki" w:date="2026-02-02T15:26:00Z" w16du:dateUtc="2026-02-02T15:26:00Z">
+              <w:tab/>
+            </w:r>
+          </w:del>
+          <w:del w:id="58" w:author="Alfred Anate Bodurin Mayaki" w:date="2026-02-02T15:26:00Z" w16du:dateUtc="2026-02-02T15:26:00Z">
             <w:r>
               <w:rPr>
                 <w:noProof/>
@@ -1789,20 +2677,46 @@
               <w:delText>10</w:delText>
             </w:r>
           </w:del>
-          <w:r>
+        </w:p>
+        <w:p>
+          <w:pPr>
+            <w:pStyle w:val="TOC2"/>
+            <w:tabs>
+              <w:tab w:val="right" w:leader="dot" w:pos="9016"/>
+            </w:tabs>
             <w:rPr>
+              <w:del w:id="59" w:author="Alfred Anate Bodurin Mayaki" w:date="2026-02-02T17:30:00Z" w16du:dateUtc="2026-02-02T17:30:00Z"/>
+              <w:rFonts w:eastAsiaTheme="minorEastAsia"/>
               <w:noProof/>
-              <w:webHidden/>
+              <w:lang w:eastAsia="en-GB"/>
             </w:rPr>
-            <w:fldChar w:fldCharType="end"/>
-          </w:r>
-          <w:r>
-            <w:rPr>
-              <w:rStyle w:val="Hyperlink"/>
-              <w:noProof/>
-            </w:rPr>
-            <w:fldChar w:fldCharType="end"/>
-          </w:r>
+          </w:pPr>
+          <w:del w:id="60" w:author="Alfred Anate Bodurin Mayaki" w:date="2026-02-02T17:30:00Z" w16du:dateUtc="2026-02-02T17:30:00Z">
+            <w:r>
+              <w:rPr>
+                <w:rStyle w:val="Hyperlink"/>
+                <w:rFonts w:ascii="CMU Sans Serif" w:hAnsi="CMU Sans Serif" w:cs="CMU Sans Serif"/>
+                <w:noProof/>
+              </w:rPr>
+              <w:delText>11 Journal of Economic Literature (JEL) Classification</w:delText>
+            </w:r>
+            <w:r>
+              <w:rPr>
+                <w:noProof/>
+                <w:webHidden/>
+              </w:rPr>
+              <w:tab/>
+            </w:r>
+          </w:del>
+          <w:del w:id="61" w:author="Alfred Anate Bodurin Mayaki" w:date="2026-02-02T15:26:00Z" w16du:dateUtc="2026-02-02T15:26:00Z">
+            <w:r>
+              <w:rPr>
+                <w:noProof/>
+                <w:webHidden/>
+              </w:rPr>
+              <w:delText>10</w:delText>
+            </w:r>
+          </w:del>
         </w:p>
         <w:p>
           <w:pPr>
@@ -1990,7 +2904,7 @@
           <w:rFonts w:ascii="CMU Sans Serif" w:hAnsi="CMU Sans Serif" w:cs="CMU Sans Serif"/>
         </w:rPr>
       </w:pPr>
-      <w:bookmarkStart w:id="10" w:name="_Toc220921706"/>
+      <w:bookmarkStart w:id="62" w:name="_Toc220945823"/>
       <w:r>
         <w:rPr>
           <w:rStyle w:val="Strong"/>
@@ -2012,7 +2926,7 @@
         </w:rPr>
         <w:t>Acknowledgements</w:t>
       </w:r>
-      <w:bookmarkEnd w:id="10"/>
+      <w:bookmarkEnd w:id="62"/>
     </w:p>
     <w:p>
       <w:pPr>
@@ -2030,7 +2944,25 @@
           <w:sz w:val="20"/>
           <w:szCs w:val="20"/>
         </w:rPr>
-        <w:t xml:space="preserve">I am grateful to Almighty God my strength, my fortress, my redeemer. My parents for being supportive of this endeavour I have been called to pursue and my course mates for endless support </w:t>
+        <w:t xml:space="preserve">I am </w:t>
+      </w:r>
+      <w:ins w:id="63" w:author="Alfred Anate Bodurin Mayaki" w:date="2026-02-02T16:15:00Z" w16du:dateUtc="2026-02-02T16:15:00Z">
+        <w:r>
+          <w:rPr>
+            <w:rFonts w:ascii="CMU Sans Serif" w:hAnsi="CMU Sans Serif" w:cs="CMU Sans Serif"/>
+            <w:sz w:val="20"/>
+            <w:szCs w:val="20"/>
+          </w:rPr>
+          <w:t xml:space="preserve">forever </w:t>
+        </w:r>
+      </w:ins>
+      <w:r>
+        <w:rPr>
+          <w:rFonts w:ascii="CMU Sans Serif" w:hAnsi="CMU Sans Serif" w:cs="CMU Sans Serif"/>
+          <w:sz w:val="20"/>
+          <w:szCs w:val="20"/>
+        </w:rPr>
+        <w:t xml:space="preserve">grateful to Almighty God my strength, my fortress, my redeemer. My parents for being supportive of this endeavour I have been called to pursue and my course mates for endless support </w:t>
       </w:r>
       <w:r>
         <w:rPr>
@@ -2308,7 +3240,7 @@
         </w:rPr>
         <w:t xml:space="preserve">who have helped </w:t>
       </w:r>
-      <w:ins w:id="11" w:author="Alfred Anate Bodurin Mayaki" w:date="2026-02-02T15:25:00Z" w16du:dateUtc="2026-02-02T15:25:00Z">
+      <w:ins w:id="64" w:author="Alfred Anate Bodurin Mayaki" w:date="2026-02-02T15:25:00Z" w16du:dateUtc="2026-02-02T15:25:00Z">
         <w:r>
           <w:rPr>
             <w:rFonts w:ascii="CMU Sans Serif" w:hAnsi="CMU Sans Serif" w:cs="CMU Sans Serif"/>
@@ -2318,7 +3250,7 @@
           <w:t xml:space="preserve">me </w:t>
         </w:r>
       </w:ins>
-      <w:ins w:id="12" w:author="Alfred Anate Bodurin Mayaki" w:date="2026-02-02T15:26:00Z" w16du:dateUtc="2026-02-02T15:26:00Z">
+      <w:ins w:id="65" w:author="Alfred Anate Bodurin Mayaki" w:date="2026-02-02T15:26:00Z" w16du:dateUtc="2026-02-02T15:26:00Z">
         <w:r>
           <w:rPr>
             <w:rFonts w:ascii="CMU Sans Serif" w:hAnsi="CMU Sans Serif" w:cs="CMU Sans Serif"/>
@@ -2447,7 +3379,7 @@
           <w:color w:val="auto"/>
         </w:rPr>
       </w:pPr>
-      <w:bookmarkStart w:id="13" w:name="_Toc220921707"/>
+      <w:bookmarkStart w:id="66" w:name="_Toc220945824"/>
       <w:r>
         <w:rPr>
           <w:rStyle w:val="Strong"/>
@@ -2478,7 +3410,7 @@
         </w:rPr>
         <w:t xml:space="preserve"> Outline of the Topic</w:t>
       </w:r>
-      <w:bookmarkEnd w:id="13"/>
+      <w:bookmarkEnd w:id="66"/>
     </w:p>
     <w:p>
       <w:pPr>
@@ -2882,7 +3814,7 @@
           <w:color w:val="auto"/>
         </w:rPr>
       </w:pPr>
-      <w:bookmarkStart w:id="14" w:name="_Toc220921708"/>
+      <w:bookmarkStart w:id="67" w:name="_Toc220945825"/>
       <w:r>
         <w:rPr>
           <w:rStyle w:val="Strong"/>
@@ -2904,7 +3836,7 @@
         </w:rPr>
         <w:t>Introduction</w:t>
       </w:r>
-      <w:bookmarkEnd w:id="14"/>
+      <w:bookmarkEnd w:id="67"/>
     </w:p>
     <w:p>
       <w:pPr>
@@ -2941,8 +3873,8 @@
         </w:rPr>
         <w:t xml:space="preserve"> teams can be 30% more productive than those which do not include neurodiverse employees (NatWest Mentor, 2025), and with Gen Z entering the workforce – over 50% of whom have some sort of neurodivergent condition</w:t>
       </w:r>
-      <w:commentRangeStart w:id="15"/>
-      <w:commentRangeStart w:id="16"/>
+      <w:commentRangeStart w:id="68"/>
+      <w:commentRangeStart w:id="69"/>
       <w:r>
         <w:rPr>
           <w:rStyle w:val="FootnoteReference"/>
@@ -2952,20 +3884,20 @@
         </w:rPr>
         <w:footnoteReference w:id="2"/>
       </w:r>
-      <w:commentRangeEnd w:id="15"/>
+      <w:commentRangeEnd w:id="68"/>
       <w:r>
         <w:rPr>
           <w:rStyle w:val="CommentReference"/>
           <w:rFonts w:ascii="CMU Sans Serif" w:hAnsi="CMU Sans Serif" w:cs="CMU Sans Serif"/>
         </w:rPr>
-        <w:commentReference w:id="15"/>
-      </w:r>
-      <w:commentRangeEnd w:id="16"/>
+        <w:commentReference w:id="68"/>
+      </w:r>
+      <w:commentRangeEnd w:id="69"/>
       <w:r>
         <w:rPr>
           <w:rStyle w:val="CommentReference"/>
         </w:rPr>
-        <w:commentReference w:id="16"/>
+        <w:commentReference w:id="69"/>
       </w:r>
       <w:r>
         <w:rPr>
@@ -3041,7 +3973,7 @@
         </w:rPr>
         <w:t xml:space="preserve"> (</w:t>
       </w:r>
-      <w:commentRangeStart w:id="17"/>
+      <w:commentRangeStart w:id="70"/>
       <w:r>
         <w:rPr>
           <w:rFonts w:ascii="CMU Sans Serif" w:hAnsi="CMU Sans Serif" w:cs="CMU Sans Serif"/>
@@ -3050,13 +3982,13 @@
         </w:rPr>
         <w:t>psychology</w:t>
       </w:r>
-      <w:commentRangeEnd w:id="17"/>
+      <w:commentRangeEnd w:id="70"/>
       <w:r>
         <w:rPr>
           <w:rStyle w:val="CommentReference"/>
           <w:rFonts w:ascii="CMU Sans Serif" w:hAnsi="CMU Sans Serif" w:cs="CMU Sans Serif"/>
         </w:rPr>
-        <w:commentReference w:id="17"/>
+        <w:commentReference w:id="70"/>
       </w:r>
       <w:r>
         <w:rPr>
@@ -3238,7 +4170,7 @@
           <w:color w:val="auto"/>
         </w:rPr>
       </w:pPr>
-      <w:bookmarkStart w:id="18" w:name="_Toc220921709"/>
+      <w:bookmarkStart w:id="71" w:name="_Toc220945826"/>
       <w:r>
         <w:rPr>
           <w:rStyle w:val="Strong"/>
@@ -3269,7 +4201,7 @@
         </w:rPr>
         <w:t>Methodology</w:t>
       </w:r>
-      <w:bookmarkEnd w:id="18"/>
+      <w:bookmarkEnd w:id="71"/>
     </w:p>
     <w:p>
       <w:pPr>
@@ -3277,6 +4209,7 @@
         <w:contextualSpacing/>
         <w:jc w:val="both"/>
         <w:rPr>
+          <w:del w:id="72" w:author="Alfred Anate Bodurin Mayaki" w:date="2026-02-02T16:15:00Z" w16du:dateUtc="2026-02-02T16:15:00Z"/>
           <w:rFonts w:ascii="CMU Sans Serif" w:hAnsi="CMU Sans Serif" w:cs="CMU Sans Serif"/>
           <w:sz w:val="20"/>
           <w:szCs w:val="20"/>
@@ -3750,10 +4683,10 @@
         </w:rPr>
         <w:t xml:space="preserve"> Firms having lower net spend signal less resource-based HRM </w:t>
       </w:r>
-      <w:commentRangeStart w:id="19"/>
-      <w:commentRangeStart w:id="20"/>
-      <w:commentRangeStart w:id="21"/>
-      <w:commentRangeStart w:id="22"/>
+      <w:commentRangeStart w:id="73"/>
+      <w:commentRangeStart w:id="74"/>
+      <w:commentRangeStart w:id="75"/>
+      <w:commentRangeStart w:id="76"/>
       <w:r>
         <w:rPr>
           <w:rFonts w:ascii="CMU Sans Serif" w:hAnsi="CMU Sans Serif" w:cs="CMU Sans Serif"/>
@@ -3762,36 +4695,36 @@
         </w:rPr>
         <w:t>practices</w:t>
       </w:r>
-      <w:commentRangeEnd w:id="19"/>
+      <w:commentRangeEnd w:id="73"/>
       <w:r>
         <w:rPr>
           <w:rStyle w:val="CommentReference"/>
           <w:rFonts w:ascii="CMU Sans Serif" w:hAnsi="CMU Sans Serif" w:cs="CMU Sans Serif"/>
         </w:rPr>
-        <w:commentReference w:id="19"/>
-      </w:r>
-      <w:commentRangeEnd w:id="20"/>
+        <w:commentReference w:id="73"/>
+      </w:r>
+      <w:commentRangeEnd w:id="74"/>
       <w:r>
         <w:rPr>
           <w:rStyle w:val="CommentReference"/>
           <w:rFonts w:ascii="CMU Sans Serif" w:hAnsi="CMU Sans Serif" w:cs="CMU Sans Serif"/>
         </w:rPr>
-        <w:commentReference w:id="20"/>
-      </w:r>
-      <w:commentRangeEnd w:id="21"/>
+        <w:commentReference w:id="74"/>
+      </w:r>
+      <w:commentRangeEnd w:id="75"/>
       <w:r>
         <w:rPr>
           <w:rStyle w:val="CommentReference"/>
           <w:rFonts w:ascii="CMU Sans Serif" w:hAnsi="CMU Sans Serif" w:cs="CMU Sans Serif"/>
         </w:rPr>
-        <w:commentReference w:id="21"/>
-      </w:r>
-      <w:commentRangeEnd w:id="22"/>
+        <w:commentReference w:id="75"/>
+      </w:r>
+      <w:commentRangeEnd w:id="76"/>
       <w:r>
         <w:rPr>
           <w:rStyle w:val="CommentReference"/>
         </w:rPr>
-        <w:commentReference w:id="22"/>
+        <w:commentReference w:id="76"/>
       </w:r>
     </w:p>
     <w:p>
@@ -3858,7 +4791,45 @@
           <w:sz w:val="20"/>
           <w:szCs w:val="20"/>
         </w:rPr>
-        <w:t xml:space="preserve"> of neurodiverse candidates (Celani and Singh, 2011). The </w:t>
+        <w:t xml:space="preserve"> of neurodiverse candidates (Celani and Singh, 2011). </w:t>
+      </w:r>
+      <w:ins w:id="77" w:author="Alfred Anate Bodurin Mayaki" w:date="2026-02-02T16:13:00Z" w16du:dateUtc="2026-02-02T16:13:00Z">
+        <w:r>
+          <w:rPr>
+            <w:rFonts w:ascii="CMU Sans Serif" w:hAnsi="CMU Sans Serif" w:cs="CMU Sans Serif"/>
+            <w:sz w:val="20"/>
+            <w:szCs w:val="20"/>
+          </w:rPr>
+          <w:t xml:space="preserve">I have since applied for </w:t>
+        </w:r>
+      </w:ins>
+      <w:del w:id="78" w:author="Alfred Anate Bodurin Mayaki" w:date="2026-02-02T16:13:00Z" w16du:dateUtc="2026-02-02T16:13:00Z">
+        <w:r>
+          <w:rPr>
+            <w:rFonts w:ascii="CMU Sans Serif" w:hAnsi="CMU Sans Serif" w:cs="CMU Sans Serif"/>
+            <w:sz w:val="20"/>
+            <w:szCs w:val="20"/>
+          </w:rPr>
+          <w:delText>T</w:delText>
+        </w:r>
+      </w:del>
+      <w:ins w:id="79" w:author="Alfred Anate Bodurin Mayaki" w:date="2026-02-02T16:13:00Z" w16du:dateUtc="2026-02-02T16:13:00Z">
+        <w:r>
+          <w:rPr>
+            <w:rFonts w:ascii="CMU Sans Serif" w:hAnsi="CMU Sans Serif" w:cs="CMU Sans Serif"/>
+            <w:sz w:val="20"/>
+            <w:szCs w:val="20"/>
+          </w:rPr>
+          <w:t>t</w:t>
+        </w:r>
+      </w:ins>
+      <w:r>
+        <w:rPr>
+          <w:rFonts w:ascii="CMU Sans Serif" w:hAnsi="CMU Sans Serif" w:cs="CMU Sans Serif"/>
+          <w:sz w:val="20"/>
+          <w:szCs w:val="20"/>
+        </w:rPr>
+        <w:t xml:space="preserve">he </w:t>
       </w:r>
       <w:r>
         <w:rPr>
@@ -3868,13 +4839,41 @@
         </w:rPr>
         <w:t xml:space="preserve">PhD </w:t>
       </w:r>
-      <w:r>
-        <w:rPr>
-          <w:rFonts w:ascii="CMU Sans Serif" w:hAnsi="CMU Sans Serif" w:cs="CMU Sans Serif"/>
-          <w:sz w:val="20"/>
-          <w:szCs w:val="20"/>
-        </w:rPr>
-        <w:t>research question can be drafted as:</w:t>
+      <w:ins w:id="80" w:author="Alfred Anate Bodurin Mayaki" w:date="2026-02-02T16:13:00Z" w16du:dateUtc="2026-02-02T16:13:00Z">
+        <w:r>
+          <w:rPr>
+            <w:rFonts w:ascii="CMU Sans Serif" w:hAnsi="CMU Sans Serif" w:cs="CMU Sans Serif"/>
+            <w:sz w:val="20"/>
+            <w:szCs w:val="20"/>
+          </w:rPr>
+          <w:t xml:space="preserve">at the Open University and the </w:t>
+        </w:r>
+      </w:ins>
+      <w:r>
+        <w:rPr>
+          <w:rFonts w:ascii="CMU Sans Serif" w:hAnsi="CMU Sans Serif" w:cs="CMU Sans Serif"/>
+          <w:sz w:val="20"/>
+          <w:szCs w:val="20"/>
+        </w:rPr>
+        <w:t xml:space="preserve">research question </w:t>
+      </w:r>
+      <w:ins w:id="81" w:author="Alfred Anate Bodurin Mayaki" w:date="2026-02-02T16:13:00Z" w16du:dateUtc="2026-02-02T16:13:00Z">
+        <w:r>
+          <w:rPr>
+            <w:rFonts w:ascii="CMU Sans Serif" w:hAnsi="CMU Sans Serif" w:cs="CMU Sans Serif"/>
+            <w:sz w:val="20"/>
+            <w:szCs w:val="20"/>
+          </w:rPr>
+          <w:t xml:space="preserve">I have submitted </w:t>
+        </w:r>
+      </w:ins>
+      <w:r>
+        <w:rPr>
+          <w:rFonts w:ascii="CMU Sans Serif" w:hAnsi="CMU Sans Serif" w:cs="CMU Sans Serif"/>
+          <w:sz w:val="20"/>
+          <w:szCs w:val="20"/>
+        </w:rPr>
+        <w:t>can be drafted as:</w:t>
       </w:r>
     </w:p>
     <w:p>
@@ -3965,8 +4964,8 @@
           <w:color w:val="auto"/>
         </w:rPr>
       </w:pPr>
-      <w:bookmarkStart w:id="23" w:name="_Toc215736436"/>
-      <w:bookmarkStart w:id="24" w:name="_Toc220921710"/>
+      <w:bookmarkStart w:id="82" w:name="_Toc215736436"/>
+      <w:bookmarkStart w:id="83" w:name="_Toc220945827"/>
       <w:r>
         <w:rPr>
           <w:rStyle w:val="Strong"/>
@@ -3987,8 +4986,8 @@
         </w:rPr>
         <w:t>Why this topic is important</w:t>
       </w:r>
-      <w:bookmarkEnd w:id="23"/>
-      <w:bookmarkEnd w:id="24"/>
+      <w:bookmarkEnd w:id="82"/>
+      <w:bookmarkEnd w:id="83"/>
     </w:p>
     <w:p>
       <w:pPr>
@@ -4009,7 +5008,7 @@
         </w:rPr>
         <w:t xml:space="preserve">The importance of this research topic cannot be </w:t>
       </w:r>
-      <w:commentRangeStart w:id="25"/>
+      <w:commentRangeStart w:id="84"/>
       <w:r>
         <w:rPr>
           <w:rFonts w:ascii="CMU Sans Serif" w:hAnsi="CMU Sans Serif" w:cs="CMU Sans Serif"/>
@@ -4018,13 +5017,13 @@
         </w:rPr>
         <w:t>understated</w:t>
       </w:r>
-      <w:commentRangeEnd w:id="25"/>
+      <w:commentRangeEnd w:id="84"/>
       <w:r>
         <w:rPr>
           <w:rStyle w:val="CommentReference"/>
           <w:rFonts w:ascii="CMU Sans Serif" w:hAnsi="CMU Sans Serif" w:cs="CMU Sans Serif"/>
         </w:rPr>
-        <w:commentReference w:id="25"/>
+        <w:commentReference w:id="84"/>
       </w:r>
       <w:r>
         <w:rPr>
@@ -4476,9 +5475,9 @@
         </w:rPr>
         <w:t xml:space="preserve">Data on how firms spend on recruitment </w:t>
       </w:r>
-      <w:commentRangeStart w:id="26"/>
-      <w:commentRangeStart w:id="27"/>
-      <w:commentRangeStart w:id="28"/>
+      <w:commentRangeStart w:id="85"/>
+      <w:commentRangeStart w:id="86"/>
+      <w:commentRangeStart w:id="87"/>
       <w:r>
         <w:rPr>
           <w:rStyle w:val="Strong"/>
@@ -4490,29 +5489,29 @@
         </w:rPr>
         <w:t>websites</w:t>
       </w:r>
-      <w:commentRangeEnd w:id="26"/>
+      <w:commentRangeEnd w:id="85"/>
       <w:r>
         <w:rPr>
           <w:rStyle w:val="CommentReference"/>
           <w:rFonts w:ascii="CMU Sans Serif" w:hAnsi="CMU Sans Serif" w:cs="CMU Sans Serif"/>
         </w:rPr>
-        <w:commentReference w:id="26"/>
-      </w:r>
-      <w:commentRangeEnd w:id="27"/>
+        <w:commentReference w:id="85"/>
+      </w:r>
+      <w:commentRangeEnd w:id="86"/>
       <w:r>
         <w:rPr>
           <w:rStyle w:val="CommentReference"/>
           <w:rFonts w:ascii="CMU Sans Serif" w:hAnsi="CMU Sans Serif" w:cs="CMU Sans Serif"/>
         </w:rPr>
-        <w:commentReference w:id="27"/>
-      </w:r>
-      <w:commentRangeEnd w:id="28"/>
+        <w:commentReference w:id="86"/>
+      </w:r>
+      <w:commentRangeEnd w:id="87"/>
       <w:r>
         <w:rPr>
           <w:rStyle w:val="CommentReference"/>
           <w:rFonts w:ascii="CMU Sans Serif" w:hAnsi="CMU Sans Serif" w:cs="CMU Sans Serif"/>
         </w:rPr>
-        <w:commentReference w:id="28"/>
+        <w:commentReference w:id="87"/>
       </w:r>
     </w:p>
     <w:p>
@@ -4528,8 +5527,8 @@
           <w:color w:val="auto"/>
         </w:rPr>
       </w:pPr>
-      <w:bookmarkStart w:id="29" w:name="_Toc215736437"/>
-      <w:bookmarkStart w:id="30" w:name="_Toc220921711"/>
+      <w:bookmarkStart w:id="88" w:name="_Toc215736437"/>
+      <w:bookmarkStart w:id="89" w:name="_Toc220945828"/>
       <w:r>
         <w:rPr>
           <w:rFonts w:ascii="CMU Sans Serif" w:hAnsi="CMU Sans Serif" w:cs="CMU Sans Serif"/>
@@ -4551,8 +5550,8 @@
         </w:rPr>
         <w:t>Next Steps</w:t>
       </w:r>
-      <w:bookmarkEnd w:id="29"/>
-      <w:bookmarkEnd w:id="30"/>
+      <w:bookmarkEnd w:id="88"/>
+      <w:bookmarkEnd w:id="89"/>
     </w:p>
     <w:p>
       <w:pPr>
@@ -4684,7 +5683,7 @@
         <w:spacing w:after="0" w:line="240" w:lineRule="auto"/>
         <w:jc w:val="both"/>
         <w:rPr>
-          <w:del w:id="31" w:author="Alfred Anate Bodurin Mayaki" w:date="2026-02-02T15:25:00Z" w16du:dateUtc="2026-02-02T15:25:00Z"/>
+          <w:del w:id="90" w:author="Alfred Anate Bodurin Mayaki" w:date="2026-02-02T15:25:00Z" w16du:dateUtc="2026-02-02T15:25:00Z"/>
           <w:rStyle w:val="Strong"/>
           <w:rFonts w:ascii="CMU Sans Serif" w:hAnsi="CMU Sans Serif" w:cs="CMU Sans Serif"/>
           <w:b w:val="0"/>
@@ -4791,8 +5790,8 @@
         </w:rPr>
         <w:t xml:space="preserve"> and indeed qualitative analysis </w:t>
       </w:r>
-      <w:commentRangeStart w:id="32"/>
-      <w:commentRangeStart w:id="33"/>
+      <w:commentRangeStart w:id="91"/>
+      <w:commentRangeStart w:id="92"/>
       <w:r>
         <w:rPr>
           <w:rStyle w:val="Strong"/>
@@ -4804,21 +5803,21 @@
         </w:rPr>
         <w:t>such</w:t>
       </w:r>
-      <w:commentRangeEnd w:id="32"/>
+      <w:commentRangeEnd w:id="91"/>
       <w:r>
         <w:rPr>
           <w:rStyle w:val="CommentReference"/>
           <w:rFonts w:ascii="CMU Sans Serif" w:hAnsi="CMU Sans Serif" w:cs="CMU Sans Serif"/>
         </w:rPr>
-        <w:commentReference w:id="32"/>
-      </w:r>
-      <w:commentRangeEnd w:id="33"/>
+        <w:commentReference w:id="91"/>
+      </w:r>
+      <w:commentRangeEnd w:id="92"/>
       <w:r>
         <w:rPr>
           <w:rStyle w:val="CommentReference"/>
           <w:rFonts w:ascii="CMU Sans Serif" w:hAnsi="CMU Sans Serif" w:cs="CMU Sans Serif"/>
         </w:rPr>
-        <w:commentReference w:id="33"/>
+        <w:commentReference w:id="92"/>
       </w:r>
       <w:r>
         <w:rPr>
@@ -4860,7 +5859,7 @@
         <w:spacing w:after="0" w:line="240" w:lineRule="auto"/>
         <w:jc w:val="both"/>
         <w:rPr>
-          <w:del w:id="34" w:author="Alfred Anate Bodurin Mayaki" w:date="2026-02-02T15:25:00Z" w16du:dateUtc="2026-02-02T15:25:00Z"/>
+          <w:del w:id="93" w:author="Alfred Anate Bodurin Mayaki" w:date="2026-02-02T15:25:00Z" w16du:dateUtc="2026-02-02T15:25:00Z"/>
           <w:rStyle w:val="Strong"/>
           <w:rFonts w:ascii="CMU Sans Serif" w:hAnsi="CMU Sans Serif" w:cs="CMU Sans Serif"/>
           <w:b w:val="0"/>
@@ -4875,7 +5874,7 @@
         <w:spacing w:after="0" w:line="240" w:lineRule="auto"/>
         <w:jc w:val="both"/>
         <w:rPr>
-          <w:del w:id="35" w:author="Alfred Anate Bodurin Mayaki" w:date="2026-02-02T15:25:00Z" w16du:dateUtc="2026-02-02T15:25:00Z"/>
+          <w:del w:id="94" w:author="Alfred Anate Bodurin Mayaki" w:date="2026-02-02T15:25:00Z" w16du:dateUtc="2026-02-02T15:25:00Z"/>
           <w:rStyle w:val="Strong"/>
           <w:rFonts w:ascii="CMU Sans Serif" w:hAnsi="CMU Sans Serif" w:cs="CMU Sans Serif"/>
           <w:b w:val="0"/>
@@ -4890,7 +5889,7 @@
         <w:spacing w:after="0" w:line="240" w:lineRule="auto"/>
         <w:jc w:val="both"/>
         <w:rPr>
-          <w:del w:id="36" w:author="Alfred Anate Bodurin Mayaki" w:date="2026-02-02T15:25:00Z" w16du:dateUtc="2026-02-02T15:25:00Z"/>
+          <w:del w:id="95" w:author="Alfred Anate Bodurin Mayaki" w:date="2026-02-02T15:25:00Z" w16du:dateUtc="2026-02-02T15:25:00Z"/>
           <w:rStyle w:val="Strong"/>
           <w:rFonts w:ascii="CMU Sans Serif" w:hAnsi="CMU Sans Serif" w:cs="CMU Sans Serif"/>
           <w:b w:val="0"/>
@@ -4905,7 +5904,7 @@
         <w:spacing w:after="0" w:line="240" w:lineRule="auto"/>
         <w:jc w:val="both"/>
         <w:rPr>
-          <w:del w:id="37" w:author="Alfred Anate Bodurin Mayaki" w:date="2026-02-02T15:25:00Z" w16du:dateUtc="2026-02-02T15:25:00Z"/>
+          <w:del w:id="96" w:author="Alfred Anate Bodurin Mayaki" w:date="2026-02-02T15:25:00Z" w16du:dateUtc="2026-02-02T15:25:00Z"/>
           <w:rStyle w:val="Strong"/>
           <w:rFonts w:ascii="CMU Sans Serif" w:hAnsi="CMU Sans Serif" w:cs="CMU Sans Serif"/>
           <w:b w:val="0"/>
@@ -4920,7 +5919,7 @@
         <w:spacing w:after="0" w:line="240" w:lineRule="auto"/>
         <w:jc w:val="both"/>
         <w:rPr>
-          <w:del w:id="38" w:author="Alfred Anate Bodurin Mayaki" w:date="2026-02-02T15:25:00Z" w16du:dateUtc="2026-02-02T15:25:00Z"/>
+          <w:del w:id="97" w:author="Alfred Anate Bodurin Mayaki" w:date="2026-02-02T15:25:00Z" w16du:dateUtc="2026-02-02T15:25:00Z"/>
           <w:rStyle w:val="Strong"/>
           <w:rFonts w:ascii="CMU Sans Serif" w:hAnsi="CMU Sans Serif" w:cs="CMU Sans Serif"/>
           <w:b w:val="0"/>
@@ -4935,7 +5934,7 @@
         <w:spacing w:after="0" w:line="240" w:lineRule="auto"/>
         <w:jc w:val="both"/>
         <w:rPr>
-          <w:del w:id="39" w:author="Alfred Anate Bodurin Mayaki" w:date="2026-02-02T15:25:00Z" w16du:dateUtc="2026-02-02T15:25:00Z"/>
+          <w:del w:id="98" w:author="Alfred Anate Bodurin Mayaki" w:date="2026-02-02T15:25:00Z" w16du:dateUtc="2026-02-02T15:25:00Z"/>
           <w:rStyle w:val="Strong"/>
           <w:rFonts w:ascii="CMU Sans Serif" w:hAnsi="CMU Sans Serif" w:cs="CMU Sans Serif"/>
           <w:b w:val="0"/>
@@ -4950,7 +5949,7 @@
         <w:spacing w:after="0" w:line="240" w:lineRule="auto"/>
         <w:jc w:val="both"/>
         <w:rPr>
-          <w:del w:id="40" w:author="Alfred Anate Bodurin Mayaki" w:date="2026-02-02T15:25:00Z" w16du:dateUtc="2026-02-02T15:25:00Z"/>
+          <w:del w:id="99" w:author="Alfred Anate Bodurin Mayaki" w:date="2026-02-02T15:25:00Z" w16du:dateUtc="2026-02-02T15:25:00Z"/>
           <w:rStyle w:val="Strong"/>
           <w:rFonts w:ascii="CMU Sans Serif" w:hAnsi="CMU Sans Serif" w:cs="CMU Sans Serif"/>
           <w:b w:val="0"/>
@@ -4965,7 +5964,7 @@
         <w:spacing w:after="0" w:line="240" w:lineRule="auto"/>
         <w:jc w:val="both"/>
         <w:rPr>
-          <w:del w:id="41" w:author="Alfred Anate Bodurin Mayaki" w:date="2026-02-02T15:25:00Z" w16du:dateUtc="2026-02-02T15:25:00Z"/>
+          <w:del w:id="100" w:author="Alfred Anate Bodurin Mayaki" w:date="2026-02-02T15:25:00Z" w16du:dateUtc="2026-02-02T15:25:00Z"/>
           <w:rStyle w:val="Strong"/>
           <w:rFonts w:ascii="CMU Sans Serif" w:hAnsi="CMU Sans Serif" w:cs="CMU Sans Serif"/>
           <w:b w:val="0"/>
@@ -4980,7 +5979,7 @@
         <w:spacing w:after="0" w:line="240" w:lineRule="auto"/>
         <w:jc w:val="both"/>
         <w:rPr>
-          <w:del w:id="42" w:author="Alfred Anate Bodurin Mayaki" w:date="2026-02-02T15:25:00Z" w16du:dateUtc="2026-02-02T15:25:00Z"/>
+          <w:del w:id="101" w:author="Alfred Anate Bodurin Mayaki" w:date="2026-02-02T15:25:00Z" w16du:dateUtc="2026-02-02T15:25:00Z"/>
           <w:rStyle w:val="Strong"/>
           <w:rFonts w:ascii="CMU Sans Serif" w:hAnsi="CMU Sans Serif" w:cs="CMU Sans Serif"/>
           <w:b w:val="0"/>
@@ -4995,7 +5994,7 @@
         <w:spacing w:after="0" w:line="240" w:lineRule="auto"/>
         <w:jc w:val="both"/>
         <w:rPr>
-          <w:del w:id="43" w:author="Alfred Anate Bodurin Mayaki" w:date="2026-02-02T15:24:00Z" w16du:dateUtc="2026-02-02T15:24:00Z"/>
+          <w:del w:id="102" w:author="Alfred Anate Bodurin Mayaki" w:date="2026-02-02T15:24:00Z" w16du:dateUtc="2026-02-02T15:24:00Z"/>
           <w:rStyle w:val="Strong"/>
           <w:rFonts w:ascii="CMU Sans Serif" w:hAnsi="CMU Sans Serif" w:cs="CMU Sans Serif"/>
           <w:b w:val="0"/>
@@ -5010,7 +6009,7 @@
         <w:spacing w:after="0" w:line="240" w:lineRule="auto"/>
         <w:jc w:val="both"/>
         <w:rPr>
-          <w:del w:id="44" w:author="Alfred Anate Bodurin Mayaki" w:date="2026-02-02T15:24:00Z" w16du:dateUtc="2026-02-02T15:24:00Z"/>
+          <w:del w:id="103" w:author="Alfred Anate Bodurin Mayaki" w:date="2026-02-02T15:24:00Z" w16du:dateUtc="2026-02-02T15:24:00Z"/>
           <w:rStyle w:val="Strong"/>
           <w:rFonts w:ascii="CMU Sans Serif" w:hAnsi="CMU Sans Serif" w:cs="CMU Sans Serif"/>
           <w:b w:val="0"/>
@@ -5025,7 +6024,7 @@
         <w:spacing w:after="0" w:line="240" w:lineRule="auto"/>
         <w:jc w:val="both"/>
         <w:rPr>
-          <w:del w:id="45" w:author="Alfred Anate Bodurin Mayaki" w:date="2026-02-02T15:24:00Z" w16du:dateUtc="2026-02-02T15:24:00Z"/>
+          <w:del w:id="104" w:author="Alfred Anate Bodurin Mayaki" w:date="2026-02-02T15:24:00Z" w16du:dateUtc="2026-02-02T15:24:00Z"/>
           <w:rStyle w:val="Strong"/>
           <w:rFonts w:ascii="CMU Sans Serif" w:hAnsi="CMU Sans Serif" w:cs="CMU Sans Serif"/>
           <w:b w:val="0"/>
@@ -5040,7 +6039,7 @@
         <w:spacing w:after="0" w:line="240" w:lineRule="auto"/>
         <w:jc w:val="both"/>
         <w:rPr>
-          <w:del w:id="46" w:author="Alfred Anate Bodurin Mayaki" w:date="2026-02-02T15:24:00Z" w16du:dateUtc="2026-02-02T15:24:00Z"/>
+          <w:del w:id="105" w:author="Alfred Anate Bodurin Mayaki" w:date="2026-02-02T15:24:00Z" w16du:dateUtc="2026-02-02T15:24:00Z"/>
           <w:rStyle w:val="Strong"/>
           <w:rFonts w:ascii="CMU Sans Serif" w:hAnsi="CMU Sans Serif" w:cs="CMU Sans Serif"/>
           <w:b w:val="0"/>
@@ -5055,7 +6054,7 @@
         <w:spacing w:after="0" w:line="240" w:lineRule="auto"/>
         <w:jc w:val="both"/>
         <w:rPr>
-          <w:del w:id="47" w:author="Alfred Anate Bodurin Mayaki" w:date="2026-02-02T15:24:00Z" w16du:dateUtc="2026-02-02T15:24:00Z"/>
+          <w:del w:id="106" w:author="Alfred Anate Bodurin Mayaki" w:date="2026-02-02T15:24:00Z" w16du:dateUtc="2026-02-02T15:24:00Z"/>
           <w:rStyle w:val="Strong"/>
           <w:rFonts w:ascii="CMU Sans Serif" w:hAnsi="CMU Sans Serif" w:cs="CMU Sans Serif"/>
           <w:b w:val="0"/>
@@ -5070,7 +6069,7 @@
         <w:spacing w:after="0" w:line="240" w:lineRule="auto"/>
         <w:jc w:val="both"/>
         <w:rPr>
-          <w:del w:id="48" w:author="Alfred Anate Bodurin Mayaki" w:date="2026-02-02T15:24:00Z" w16du:dateUtc="2026-02-02T15:24:00Z"/>
+          <w:del w:id="107" w:author="Alfred Anate Bodurin Mayaki" w:date="2026-02-02T15:24:00Z" w16du:dateUtc="2026-02-02T15:24:00Z"/>
           <w:rStyle w:val="Strong"/>
           <w:rFonts w:ascii="CMU Sans Serif" w:hAnsi="CMU Sans Serif" w:cs="CMU Sans Serif"/>
           <w:b w:val="0"/>
@@ -5085,7 +6084,7 @@
         <w:spacing w:after="0" w:line="240" w:lineRule="auto"/>
         <w:jc w:val="both"/>
         <w:rPr>
-          <w:del w:id="49" w:author="Alfred Anate Bodurin Mayaki" w:date="2026-02-02T15:24:00Z" w16du:dateUtc="2026-02-02T15:24:00Z"/>
+          <w:del w:id="108" w:author="Alfred Anate Bodurin Mayaki" w:date="2026-02-02T15:24:00Z" w16du:dateUtc="2026-02-02T15:24:00Z"/>
           <w:rStyle w:val="Strong"/>
           <w:rFonts w:ascii="CMU Sans Serif" w:hAnsi="CMU Sans Serif" w:cs="CMU Sans Serif"/>
           <w:b w:val="0"/>
@@ -5100,7 +6099,7 @@
         <w:spacing w:after="0" w:line="240" w:lineRule="auto"/>
         <w:jc w:val="both"/>
         <w:rPr>
-          <w:del w:id="50" w:author="Alfred Anate Bodurin Mayaki" w:date="2026-02-02T15:24:00Z" w16du:dateUtc="2026-02-02T15:24:00Z"/>
+          <w:del w:id="109" w:author="Alfred Anate Bodurin Mayaki" w:date="2026-02-02T15:24:00Z" w16du:dateUtc="2026-02-02T15:24:00Z"/>
           <w:rStyle w:val="Strong"/>
           <w:rFonts w:ascii="CMU Sans Serif" w:hAnsi="CMU Sans Serif" w:cs="CMU Sans Serif"/>
           <w:b w:val="0"/>
@@ -5115,7 +6114,7 @@
         <w:spacing w:after="0" w:line="240" w:lineRule="auto"/>
         <w:jc w:val="both"/>
         <w:rPr>
-          <w:del w:id="51" w:author="Alfred Anate Bodurin Mayaki" w:date="2026-02-02T15:24:00Z" w16du:dateUtc="2026-02-02T15:24:00Z"/>
+          <w:del w:id="110" w:author="Alfred Anate Bodurin Mayaki" w:date="2026-02-02T15:24:00Z" w16du:dateUtc="2026-02-02T15:24:00Z"/>
           <w:rStyle w:val="Strong"/>
           <w:rFonts w:ascii="CMU Sans Serif" w:hAnsi="CMU Sans Serif" w:cs="CMU Sans Serif"/>
           <w:b w:val="0"/>
@@ -5130,7 +6129,7 @@
         <w:spacing w:after="0" w:line="240" w:lineRule="auto"/>
         <w:jc w:val="both"/>
         <w:rPr>
-          <w:del w:id="52" w:author="Alfred Anate Bodurin Mayaki" w:date="2026-02-02T15:24:00Z" w16du:dateUtc="2026-02-02T15:24:00Z"/>
+          <w:del w:id="111" w:author="Alfred Anate Bodurin Mayaki" w:date="2026-02-02T15:24:00Z" w16du:dateUtc="2026-02-02T15:24:00Z"/>
           <w:rStyle w:val="Strong"/>
           <w:rFonts w:ascii="CMU Sans Serif" w:hAnsi="CMU Sans Serif" w:cs="CMU Sans Serif"/>
           <w:b w:val="0"/>
@@ -5145,7 +6144,7 @@
         <w:spacing w:after="0" w:line="240" w:lineRule="auto"/>
         <w:jc w:val="both"/>
         <w:rPr>
-          <w:del w:id="53" w:author="Alfred Anate Bodurin Mayaki" w:date="2026-02-02T15:24:00Z" w16du:dateUtc="2026-02-02T15:24:00Z"/>
+          <w:del w:id="112" w:author="Alfred Anate Bodurin Mayaki" w:date="2026-02-02T15:24:00Z" w16du:dateUtc="2026-02-02T15:24:00Z"/>
           <w:rStyle w:val="Strong"/>
           <w:rFonts w:ascii="CMU Sans Serif" w:hAnsi="CMU Sans Serif" w:cs="CMU Sans Serif"/>
           <w:b w:val="0"/>
@@ -5160,7 +6159,7 @@
         <w:spacing w:after="0" w:line="240" w:lineRule="auto"/>
         <w:jc w:val="both"/>
         <w:rPr>
-          <w:del w:id="54" w:author="Alfred Anate Bodurin Mayaki" w:date="2026-02-02T15:24:00Z" w16du:dateUtc="2026-02-02T15:24:00Z"/>
+          <w:del w:id="113" w:author="Alfred Anate Bodurin Mayaki" w:date="2026-02-02T15:24:00Z" w16du:dateUtc="2026-02-02T15:24:00Z"/>
           <w:rStyle w:val="Strong"/>
           <w:rFonts w:ascii="CMU Sans Serif" w:hAnsi="CMU Sans Serif" w:cs="CMU Sans Serif"/>
           <w:b w:val="0"/>
@@ -5175,7 +6174,7 @@
         <w:spacing w:after="0" w:line="240" w:lineRule="auto"/>
         <w:jc w:val="both"/>
         <w:rPr>
-          <w:del w:id="55" w:author="Alfred Anate Bodurin Mayaki" w:date="2026-02-02T15:24:00Z" w16du:dateUtc="2026-02-02T15:24:00Z"/>
+          <w:del w:id="114" w:author="Alfred Anate Bodurin Mayaki" w:date="2026-02-02T15:24:00Z" w16du:dateUtc="2026-02-02T15:24:00Z"/>
           <w:rStyle w:val="Strong"/>
           <w:rFonts w:ascii="CMU Sans Serif" w:hAnsi="CMU Sans Serif" w:cs="CMU Sans Serif"/>
           <w:b w:val="0"/>
@@ -5190,7 +6189,7 @@
         <w:spacing w:after="0" w:line="240" w:lineRule="auto"/>
         <w:jc w:val="both"/>
         <w:rPr>
-          <w:del w:id="56" w:author="Alfred Anate Bodurin Mayaki" w:date="2026-02-02T15:24:00Z" w16du:dateUtc="2026-02-02T15:24:00Z"/>
+          <w:del w:id="115" w:author="Alfred Anate Bodurin Mayaki" w:date="2026-02-02T15:24:00Z" w16du:dateUtc="2026-02-02T15:24:00Z"/>
           <w:rStyle w:val="Strong"/>
           <w:rFonts w:ascii="CMU Sans Serif" w:hAnsi="CMU Sans Serif" w:cs="CMU Sans Serif"/>
           <w:b w:val="0"/>
@@ -5205,7 +6204,7 @@
         <w:spacing w:after="0" w:line="240" w:lineRule="auto"/>
         <w:jc w:val="both"/>
         <w:rPr>
-          <w:del w:id="57" w:author="Alfred Anate Bodurin Mayaki" w:date="2026-02-02T15:24:00Z" w16du:dateUtc="2026-02-02T15:24:00Z"/>
+          <w:del w:id="116" w:author="Alfred Anate Bodurin Mayaki" w:date="2026-02-02T15:24:00Z" w16du:dateUtc="2026-02-02T15:24:00Z"/>
           <w:rStyle w:val="Strong"/>
           <w:rFonts w:ascii="CMU Sans Serif" w:hAnsi="CMU Sans Serif" w:cs="CMU Sans Serif"/>
           <w:b w:val="0"/>
@@ -5220,7 +6219,7 @@
         <w:spacing w:after="0" w:line="240" w:lineRule="auto"/>
         <w:jc w:val="both"/>
         <w:rPr>
-          <w:del w:id="58" w:author="Alfred Anate Bodurin Mayaki" w:date="2026-02-02T15:24:00Z" w16du:dateUtc="2026-02-02T15:24:00Z"/>
+          <w:del w:id="117" w:author="Alfred Anate Bodurin Mayaki" w:date="2026-02-02T15:24:00Z" w16du:dateUtc="2026-02-02T15:24:00Z"/>
           <w:rStyle w:val="Strong"/>
           <w:rFonts w:ascii="CMU Sans Serif" w:hAnsi="CMU Sans Serif" w:cs="CMU Sans Serif"/>
           <w:b w:val="0"/>
@@ -5235,7 +6234,7 @@
         <w:spacing w:after="0" w:line="240" w:lineRule="auto"/>
         <w:jc w:val="both"/>
         <w:rPr>
-          <w:del w:id="59" w:author="Alfred Anate Bodurin Mayaki" w:date="2026-02-02T15:24:00Z" w16du:dateUtc="2026-02-02T15:24:00Z"/>
+          <w:del w:id="118" w:author="Alfred Anate Bodurin Mayaki" w:date="2026-02-02T15:24:00Z" w16du:dateUtc="2026-02-02T15:24:00Z"/>
           <w:rStyle w:val="Strong"/>
           <w:rFonts w:ascii="CMU Sans Serif" w:hAnsi="CMU Sans Serif" w:cs="CMU Sans Serif"/>
           <w:b w:val="0"/>
@@ -5250,7 +6249,7 @@
         <w:spacing w:after="0" w:line="240" w:lineRule="auto"/>
         <w:jc w:val="both"/>
         <w:rPr>
-          <w:del w:id="60" w:author="Alfred Anate Bodurin Mayaki" w:date="2026-02-02T15:24:00Z" w16du:dateUtc="2026-02-02T15:24:00Z"/>
+          <w:del w:id="119" w:author="Alfred Anate Bodurin Mayaki" w:date="2026-02-02T15:24:00Z" w16du:dateUtc="2026-02-02T15:24:00Z"/>
           <w:rStyle w:val="Strong"/>
           <w:rFonts w:ascii="CMU Sans Serif" w:hAnsi="CMU Sans Serif" w:cs="CMU Sans Serif"/>
           <w:b w:val="0"/>
@@ -5265,7 +6264,7 @@
         <w:spacing w:after="0" w:line="240" w:lineRule="auto"/>
         <w:jc w:val="both"/>
         <w:rPr>
-          <w:del w:id="61" w:author="Alfred Anate Bodurin Mayaki" w:date="2026-02-02T15:24:00Z" w16du:dateUtc="2026-02-02T15:24:00Z"/>
+          <w:del w:id="120" w:author="Alfred Anate Bodurin Mayaki" w:date="2026-02-02T15:24:00Z" w16du:dateUtc="2026-02-02T15:24:00Z"/>
           <w:rStyle w:val="Strong"/>
           <w:rFonts w:ascii="CMU Sans Serif" w:hAnsi="CMU Sans Serif" w:cs="CMU Sans Serif"/>
           <w:b w:val="0"/>
@@ -5280,7 +6279,7 @@
         <w:spacing w:after="0" w:line="240" w:lineRule="auto"/>
         <w:jc w:val="both"/>
         <w:rPr>
-          <w:del w:id="62" w:author="Alfred Anate Bodurin Mayaki" w:date="2026-02-02T15:24:00Z" w16du:dateUtc="2026-02-02T15:24:00Z"/>
+          <w:del w:id="121" w:author="Alfred Anate Bodurin Mayaki" w:date="2026-02-02T15:24:00Z" w16du:dateUtc="2026-02-02T15:24:00Z"/>
           <w:rStyle w:val="Strong"/>
           <w:rFonts w:ascii="CMU Sans Serif" w:hAnsi="CMU Sans Serif" w:cs="CMU Sans Serif"/>
           <w:b w:val="0"/>
@@ -5295,7 +6294,7 @@
         <w:spacing w:after="0" w:line="240" w:lineRule="auto"/>
         <w:jc w:val="both"/>
         <w:rPr>
-          <w:del w:id="63" w:author="Alfred Anate Bodurin Mayaki" w:date="2026-02-02T15:24:00Z" w16du:dateUtc="2026-02-02T15:24:00Z"/>
+          <w:del w:id="122" w:author="Alfred Anate Bodurin Mayaki" w:date="2026-02-02T15:24:00Z" w16du:dateUtc="2026-02-02T15:24:00Z"/>
           <w:rStyle w:val="Strong"/>
           <w:rFonts w:ascii="CMU Sans Serif" w:hAnsi="CMU Sans Serif" w:cs="CMU Sans Serif"/>
           <w:b w:val="0"/>
@@ -5310,7 +6309,7 @@
         <w:spacing w:after="0" w:line="240" w:lineRule="auto"/>
         <w:jc w:val="both"/>
         <w:rPr>
-          <w:del w:id="64" w:author="Alfred Anate Bodurin Mayaki" w:date="2026-02-02T15:24:00Z" w16du:dateUtc="2026-02-02T15:24:00Z"/>
+          <w:del w:id="123" w:author="Alfred Anate Bodurin Mayaki" w:date="2026-02-02T15:24:00Z" w16du:dateUtc="2026-02-02T15:24:00Z"/>
           <w:rStyle w:val="Strong"/>
           <w:rFonts w:ascii="CMU Sans Serif" w:hAnsi="CMU Sans Serif" w:cs="CMU Sans Serif"/>
           <w:b w:val="0"/>
@@ -5325,7 +6324,7 @@
         <w:spacing w:after="0" w:line="240" w:lineRule="auto"/>
         <w:jc w:val="both"/>
         <w:rPr>
-          <w:del w:id="65" w:author="Alfred Anate Bodurin Mayaki" w:date="2026-02-02T15:24:00Z" w16du:dateUtc="2026-02-02T15:24:00Z"/>
+          <w:del w:id="124" w:author="Alfred Anate Bodurin Mayaki" w:date="2026-02-02T15:24:00Z" w16du:dateUtc="2026-02-02T15:24:00Z"/>
           <w:rStyle w:val="Strong"/>
           <w:rFonts w:ascii="CMU Sans Serif" w:hAnsi="CMU Sans Serif" w:cs="CMU Sans Serif"/>
           <w:b w:val="0"/>
@@ -5340,7 +6339,7 @@
         <w:spacing w:after="0" w:line="240" w:lineRule="auto"/>
         <w:jc w:val="both"/>
         <w:rPr>
-          <w:del w:id="66" w:author="Alfred Anate Bodurin Mayaki" w:date="2026-02-02T15:24:00Z" w16du:dateUtc="2026-02-02T15:24:00Z"/>
+          <w:del w:id="125" w:author="Alfred Anate Bodurin Mayaki" w:date="2026-02-02T15:24:00Z" w16du:dateUtc="2026-02-02T15:24:00Z"/>
           <w:rStyle w:val="Strong"/>
           <w:rFonts w:ascii="CMU Sans Serif" w:hAnsi="CMU Sans Serif" w:cs="CMU Sans Serif"/>
           <w:b w:val="0"/>
@@ -5355,7 +6354,7 @@
         <w:spacing w:after="0" w:line="240" w:lineRule="auto"/>
         <w:jc w:val="both"/>
         <w:rPr>
-          <w:del w:id="67" w:author="Alfred Anate Bodurin Mayaki" w:date="2026-02-02T15:24:00Z" w16du:dateUtc="2026-02-02T15:24:00Z"/>
+          <w:del w:id="126" w:author="Alfred Anate Bodurin Mayaki" w:date="2026-02-02T15:24:00Z" w16du:dateUtc="2026-02-02T15:24:00Z"/>
           <w:rStyle w:val="Strong"/>
           <w:rFonts w:ascii="CMU Sans Serif" w:hAnsi="CMU Sans Serif" w:cs="CMU Sans Serif"/>
           <w:b w:val="0"/>
@@ -5370,7 +6369,7 @@
         <w:spacing w:after="0" w:line="240" w:lineRule="auto"/>
         <w:jc w:val="both"/>
         <w:rPr>
-          <w:del w:id="68" w:author="Alfred Anate Bodurin Mayaki" w:date="2026-02-02T15:24:00Z" w16du:dateUtc="2026-02-02T15:24:00Z"/>
+          <w:del w:id="127" w:author="Alfred Anate Bodurin Mayaki" w:date="2026-02-02T15:24:00Z" w16du:dateUtc="2026-02-02T15:24:00Z"/>
           <w:rStyle w:val="Strong"/>
           <w:rFonts w:ascii="CMU Sans Serif" w:hAnsi="CMU Sans Serif" w:cs="CMU Sans Serif"/>
           <w:b w:val="0"/>
@@ -5385,7 +6384,7 @@
         <w:spacing w:after="0" w:line="240" w:lineRule="auto"/>
         <w:jc w:val="both"/>
         <w:rPr>
-          <w:del w:id="69" w:author="Alfred Anate Bodurin Mayaki" w:date="2026-02-02T15:24:00Z" w16du:dateUtc="2026-02-02T15:24:00Z"/>
+          <w:del w:id="128" w:author="Alfred Anate Bodurin Mayaki" w:date="2026-02-02T15:24:00Z" w16du:dateUtc="2026-02-02T15:24:00Z"/>
           <w:rStyle w:val="Strong"/>
           <w:rFonts w:ascii="CMU Sans Serif" w:hAnsi="CMU Sans Serif" w:cs="CMU Sans Serif"/>
           <w:b w:val="0"/>
@@ -5400,7 +6399,7 @@
         <w:spacing w:after="0" w:line="240" w:lineRule="auto"/>
         <w:jc w:val="both"/>
         <w:rPr>
-          <w:del w:id="70" w:author="Alfred Anate Bodurin Mayaki" w:date="2026-02-02T15:24:00Z" w16du:dateUtc="2026-02-02T15:24:00Z"/>
+          <w:del w:id="129" w:author="Alfred Anate Bodurin Mayaki" w:date="2026-02-02T15:24:00Z" w16du:dateUtc="2026-02-02T15:24:00Z"/>
           <w:rStyle w:val="Strong"/>
           <w:rFonts w:ascii="CMU Sans Serif" w:hAnsi="CMU Sans Serif" w:cs="CMU Sans Serif"/>
           <w:b w:val="0"/>
@@ -5415,7 +6414,7 @@
         <w:spacing w:after="0" w:line="240" w:lineRule="auto"/>
         <w:jc w:val="both"/>
         <w:rPr>
-          <w:del w:id="71" w:author="Alfred Anate Bodurin Mayaki" w:date="2026-02-02T15:24:00Z" w16du:dateUtc="2026-02-02T15:24:00Z"/>
+          <w:del w:id="130" w:author="Alfred Anate Bodurin Mayaki" w:date="2026-02-02T15:24:00Z" w16du:dateUtc="2026-02-02T15:24:00Z"/>
           <w:rStyle w:val="Strong"/>
           <w:rFonts w:ascii="CMU Sans Serif" w:hAnsi="CMU Sans Serif" w:cs="CMU Sans Serif"/>
           <w:b w:val="0"/>
@@ -5430,7 +6429,7 @@
         <w:spacing w:after="0" w:line="240" w:lineRule="auto"/>
         <w:jc w:val="both"/>
         <w:rPr>
-          <w:del w:id="72" w:author="Alfred Anate Bodurin Mayaki" w:date="2026-02-02T15:24:00Z" w16du:dateUtc="2026-02-02T15:24:00Z"/>
+          <w:del w:id="131" w:author="Alfred Anate Bodurin Mayaki" w:date="2026-02-02T15:24:00Z" w16du:dateUtc="2026-02-02T15:24:00Z"/>
           <w:rStyle w:val="Strong"/>
           <w:rFonts w:ascii="CMU Sans Serif" w:hAnsi="CMU Sans Serif" w:cs="CMU Sans Serif"/>
           <w:b w:val="0"/>
@@ -5523,9 +6522,9 @@
           <w:color w:val="000000" w:themeColor="text1"/>
         </w:rPr>
       </w:pPr>
-      <w:bookmarkStart w:id="73" w:name="_Toc216632807"/>
-      <w:bookmarkStart w:id="74" w:name="_Toc220921712"/>
-      <w:bookmarkStart w:id="75" w:name="_Toc215736438"/>
+      <w:bookmarkStart w:id="132" w:name="_Toc216632807"/>
+      <w:bookmarkStart w:id="133" w:name="_Toc215736438"/>
+      <w:bookmarkStart w:id="134" w:name="_Toc220945829"/>
       <w:r>
         <w:rPr>
           <w:rStyle w:val="Strong"/>
@@ -5546,7 +6545,7 @@
         </w:rPr>
         <w:t>Introduction to TMA 2</w:t>
       </w:r>
-      <w:bookmarkEnd w:id="73"/>
+      <w:bookmarkEnd w:id="132"/>
       <w:r>
         <w:rPr>
           <w:rStyle w:val="Strong"/>
@@ -5557,7 +6556,7 @@
         </w:rPr>
         <w:t xml:space="preserve"> – Literature Review</w:t>
       </w:r>
-      <w:bookmarkEnd w:id="74"/>
+      <w:bookmarkEnd w:id="134"/>
     </w:p>
     <w:p>
       <w:pPr>
@@ -5702,8 +6701,8 @@
           <w:color w:val="000000" w:themeColor="text1"/>
         </w:rPr>
       </w:pPr>
-      <w:bookmarkStart w:id="76" w:name="_Toc216632808"/>
-      <w:bookmarkStart w:id="77" w:name="_Toc220921713"/>
+      <w:bookmarkStart w:id="135" w:name="_Toc216632808"/>
+      <w:bookmarkStart w:id="136" w:name="_Toc220945830"/>
       <w:r>
         <w:rPr>
           <w:rStyle w:val="Strong"/>
@@ -5724,8 +6723,8 @@
         </w:rPr>
         <w:t>Mapping subtopics that are relevant</w:t>
       </w:r>
-      <w:bookmarkEnd w:id="76"/>
-      <w:bookmarkEnd w:id="77"/>
+      <w:bookmarkEnd w:id="135"/>
+      <w:bookmarkEnd w:id="136"/>
     </w:p>
     <w:p>
       <w:pPr>
@@ -6112,8 +7111,8 @@
           <w:color w:val="000000" w:themeColor="text1"/>
         </w:rPr>
       </w:pPr>
-      <w:bookmarkStart w:id="78" w:name="_Toc220921714"/>
-      <w:bookmarkStart w:id="79" w:name="_Toc216632809"/>
+      <w:bookmarkStart w:id="137" w:name="_Toc216632809"/>
+      <w:bookmarkStart w:id="138" w:name="_Toc220945831"/>
       <w:r>
         <w:rPr>
           <w:rStyle w:val="Strong"/>
@@ -6132,8 +7131,20 @@
           <w:bCs w:val="0"/>
           <w:color w:val="000000" w:themeColor="text1"/>
         </w:rPr>
-        <w:t xml:space="preserve"> – AI </w:t>
-      </w:r>
+        <w:t xml:space="preserve"> – A</w:t>
+      </w:r>
+      <w:ins w:id="139" w:author="Alfred Anate Bodurin Mayaki" w:date="2026-02-02T17:08:00Z" w16du:dateUtc="2026-02-02T17:08:00Z">
+        <w:r>
+          <w:rPr>
+            <w:rStyle w:val="Strong"/>
+            <w:rFonts w:ascii="CMU Sans Serif" w:hAnsi="CMU Sans Serif" w:cs="CMU Sans Serif"/>
+            <w:b w:val="0"/>
+            <w:bCs w:val="0"/>
+            <w:color w:val="000000" w:themeColor="text1"/>
+          </w:rPr>
+          <w:t>S</w:t>
+        </w:r>
+      </w:ins>
       <w:r>
         <w:rPr>
           <w:rStyle w:val="Strong"/>
@@ -6142,14 +7153,50 @@
           <w:bCs w:val="0"/>
           <w:color w:val="000000" w:themeColor="text1"/>
         </w:rPr>
-        <w:t>and Neurodivergence</w:t>
-      </w:r>
-      <w:bookmarkEnd w:id="78"/>
-    </w:p>
-    <w:p>
-      <w:pPr>
-        <w:jc w:val="both"/>
-        <w:rPr>
+        <w:t xml:space="preserve">I </w:t>
+      </w:r>
+      <w:r>
+        <w:rPr>
+          <w:rStyle w:val="Strong"/>
+          <w:rFonts w:ascii="CMU Sans Serif" w:hAnsi="CMU Sans Serif" w:cs="CMU Sans Serif"/>
+          <w:b w:val="0"/>
+          <w:bCs w:val="0"/>
+          <w:color w:val="000000" w:themeColor="text1"/>
+        </w:rPr>
+        <w:t xml:space="preserve">and </w:t>
+      </w:r>
+      <w:del w:id="140" w:author="Alfred Anate Bodurin Mayaki" w:date="2026-02-02T17:00:00Z" w16du:dateUtc="2026-02-02T17:00:00Z">
+        <w:r>
+          <w:rPr>
+            <w:rStyle w:val="Strong"/>
+            <w:rFonts w:ascii="CMU Sans Serif" w:hAnsi="CMU Sans Serif" w:cs="CMU Sans Serif"/>
+            <w:b w:val="0"/>
+            <w:bCs w:val="0"/>
+            <w:color w:val="000000" w:themeColor="text1"/>
+          </w:rPr>
+          <w:delText>Neurodivergence</w:delText>
+        </w:r>
+      </w:del>
+      <w:ins w:id="141" w:author="Alfred Anate Bodurin Mayaki" w:date="2026-02-02T17:00:00Z" w16du:dateUtc="2026-02-02T17:00:00Z">
+        <w:r>
+          <w:rPr>
+            <w:rStyle w:val="Strong"/>
+            <w:rFonts w:ascii="CMU Sans Serif" w:hAnsi="CMU Sans Serif" w:cs="CMU Sans Serif"/>
+            <w:b w:val="0"/>
+            <w:bCs w:val="0"/>
+            <w:color w:val="000000" w:themeColor="text1"/>
+          </w:rPr>
+          <w:t>HRM</w:t>
+        </w:r>
+      </w:ins>
+      <w:bookmarkEnd w:id="138"/>
+    </w:p>
+    <w:p>
+      <w:pPr>
+        <w:jc w:val="both"/>
+        <w:rPr>
+          <w:ins w:id="142" w:author="Alfred Anate Bodurin Mayaki" w:date="2026-02-02T17:00:00Z" w16du:dateUtc="2026-02-02T17:00:00Z"/>
+          <w:rFonts w:ascii="CMU Sans Serif" w:hAnsi="CMU Sans Serif" w:cs="CMU Sans Serif"/>
           <w:sz w:val="20"/>
           <w:szCs w:val="20"/>
         </w:rPr>
@@ -6252,7 +7299,63 @@
           <w:sz w:val="20"/>
           <w:szCs w:val="20"/>
         </w:rPr>
-        <w:t xml:space="preserve"> gaps in the literature is the more recent focus on artificial intelligence and employment </w:t>
+        <w:t xml:space="preserve"> gaps in the literature is the more recent focus on </w:t>
+      </w:r>
+      <w:ins w:id="143" w:author="Alfred Anate Bodurin Mayaki" w:date="2026-02-02T17:10:00Z" w16du:dateUtc="2026-02-02T17:10:00Z">
+        <w:r>
+          <w:rPr>
+            <w:rFonts w:ascii="CMU Sans Serif" w:hAnsi="CMU Sans Serif" w:cs="CMU Sans Serif"/>
+            <w:sz w:val="20"/>
+            <w:szCs w:val="20"/>
+          </w:rPr>
+          <w:t>A</w:t>
+        </w:r>
+      </w:ins>
+      <w:del w:id="144" w:author="Alfred Anate Bodurin Mayaki" w:date="2026-02-02T17:10:00Z" w16du:dateUtc="2026-02-02T17:10:00Z">
+        <w:r>
+          <w:rPr>
+            <w:rFonts w:ascii="CMU Sans Serif" w:hAnsi="CMU Sans Serif" w:cs="CMU Sans Serif"/>
+            <w:sz w:val="20"/>
+            <w:szCs w:val="20"/>
+          </w:rPr>
+          <w:delText>a</w:delText>
+        </w:r>
+      </w:del>
+      <w:r>
+        <w:rPr>
+          <w:rFonts w:ascii="CMU Sans Serif" w:hAnsi="CMU Sans Serif" w:cs="CMU Sans Serif"/>
+          <w:sz w:val="20"/>
+          <w:szCs w:val="20"/>
+        </w:rPr>
+        <w:t xml:space="preserve">rtificial </w:t>
+      </w:r>
+      <w:ins w:id="145" w:author="Alfred Anate Bodurin Mayaki" w:date="2026-02-02T17:10:00Z" w16du:dateUtc="2026-02-02T17:10:00Z">
+        <w:r>
+          <w:rPr>
+            <w:rFonts w:ascii="CMU Sans Serif" w:hAnsi="CMU Sans Serif" w:cs="CMU Sans Serif"/>
+            <w:sz w:val="20"/>
+            <w:szCs w:val="20"/>
+          </w:rPr>
+          <w:t>I</w:t>
+        </w:r>
+      </w:ins>
+      <w:del w:id="146" w:author="Alfred Anate Bodurin Mayaki" w:date="2026-02-02T17:10:00Z" w16du:dateUtc="2026-02-02T17:10:00Z">
+        <w:r>
+          <w:rPr>
+            <w:rFonts w:ascii="CMU Sans Serif" w:hAnsi="CMU Sans Serif" w:cs="CMU Sans Serif"/>
+            <w:sz w:val="20"/>
+            <w:szCs w:val="20"/>
+          </w:rPr>
+          <w:delText>i</w:delText>
+        </w:r>
+      </w:del>
+      <w:r>
+        <w:rPr>
+          <w:rFonts w:ascii="CMU Sans Serif" w:hAnsi="CMU Sans Serif" w:cs="CMU Sans Serif"/>
+          <w:sz w:val="20"/>
+          <w:szCs w:val="20"/>
+        </w:rPr>
+        <w:t xml:space="preserve">ntelligence and employment </w:t>
       </w:r>
       <w:r>
         <w:rPr>
@@ -6368,7 +7471,53 @@
           <w:sz w:val="20"/>
           <w:szCs w:val="20"/>
         </w:rPr>
-        <w:t>. Artificial intelligence or “AI” has</w:t>
+        <w:t xml:space="preserve">. Artificial </w:t>
+      </w:r>
+      <w:ins w:id="147" w:author="Alfred Anate Bodurin Mayaki" w:date="2026-02-02T17:10:00Z" w16du:dateUtc="2026-02-02T17:10:00Z">
+        <w:r>
+          <w:rPr>
+            <w:rFonts w:ascii="CMU Sans Serif" w:hAnsi="CMU Sans Serif" w:cs="CMU Sans Serif"/>
+            <w:sz w:val="20"/>
+            <w:szCs w:val="20"/>
+          </w:rPr>
+          <w:t>S</w:t>
+        </w:r>
+      </w:ins>
+      <w:ins w:id="148" w:author="Alfred Anate Bodurin Mayaki" w:date="2026-02-02T17:08:00Z" w16du:dateUtc="2026-02-02T17:08:00Z">
+        <w:r>
+          <w:rPr>
+            <w:rFonts w:ascii="CMU Sans Serif" w:hAnsi="CMU Sans Serif" w:cs="CMU Sans Serif"/>
+            <w:sz w:val="20"/>
+            <w:szCs w:val="20"/>
+          </w:rPr>
+          <w:t>uper</w:t>
+        </w:r>
+      </w:ins>
+      <w:r>
+        <w:rPr>
+          <w:rFonts w:ascii="CMU Sans Serif" w:hAnsi="CMU Sans Serif" w:cs="CMU Sans Serif"/>
+          <w:sz w:val="20"/>
+          <w:szCs w:val="20"/>
+        </w:rPr>
+        <w:t>intelligence or “A</w:t>
+      </w:r>
+      <w:ins w:id="149" w:author="Alfred Anate Bodurin Mayaki" w:date="2026-02-02T17:09:00Z" w16du:dateUtc="2026-02-02T17:09:00Z">
+        <w:r>
+          <w:rPr>
+            <w:rFonts w:ascii="CMU Sans Serif" w:hAnsi="CMU Sans Serif" w:cs="CMU Sans Serif"/>
+            <w:sz w:val="20"/>
+            <w:szCs w:val="20"/>
+          </w:rPr>
+          <w:t>S</w:t>
+        </w:r>
+      </w:ins>
+      <w:r>
+        <w:rPr>
+          <w:rFonts w:ascii="CMU Sans Serif" w:hAnsi="CMU Sans Serif" w:cs="CMU Sans Serif"/>
+          <w:sz w:val="20"/>
+          <w:szCs w:val="20"/>
+        </w:rPr>
+        <w:t>I” has</w:t>
       </w:r>
       <w:r>
         <w:rPr>
@@ -6532,7 +7681,7 @@
         </w:rPr>
         <w:t xml:space="preserve"> </w:t>
       </w:r>
-      <w:ins w:id="80" w:author="Alfred Anate Bodurin Mayaki" w:date="2026-02-02T16:07:00Z" w16du:dateUtc="2026-02-02T16:07:00Z">
+      <w:ins w:id="150" w:author="Alfred Anate Bodurin Mayaki" w:date="2026-02-02T16:07:00Z" w16du:dateUtc="2026-02-02T16:07:00Z">
         <w:r>
           <w:rPr>
             <w:rFonts w:ascii="CMU Sans Serif" w:hAnsi="CMU Sans Serif" w:cs="CMU Sans Serif"/>
@@ -6542,7 +7691,28 @@
           <w:t xml:space="preserve">According to </w:t>
         </w:r>
       </w:ins>
-      <w:ins w:id="81" w:author="Alfred Anate Bodurin Mayaki" w:date="2026-02-02T16:07:00Z">
+      <w:ins w:id="151" w:author="Alfred Anate Bodurin Mayaki" w:date="2026-02-02T16:56:00Z" w16du:dateUtc="2026-02-02T16:56:00Z">
+        <w:r>
+          <w:rPr>
+            <w:rFonts w:ascii="CMU Sans Serif" w:hAnsi="CMU Sans Serif" w:cs="CMU Sans Serif"/>
+            <w:sz w:val="20"/>
+            <w:szCs w:val="20"/>
+          </w:rPr>
+          <w:t>an open access p</w:t>
+        </w:r>
+      </w:ins>
+      <w:ins w:id="152" w:author="Alfred Anate Bodurin Mayaki" w:date="2026-02-02T16:57:00Z" w16du:dateUtc="2026-02-02T16:57:00Z">
+        <w:r>
+          <w:rPr>
+            <w:rFonts w:ascii="CMU Sans Serif" w:hAnsi="CMU Sans Serif" w:cs="CMU Sans Serif"/>
+            <w:sz w:val="20"/>
+            <w:szCs w:val="20"/>
+          </w:rPr>
+          <w:t xml:space="preserve">aper by </w:t>
+        </w:r>
+      </w:ins>
+      <w:proofErr w:type="spellStart"/>
+      <w:ins w:id="153" w:author="Alfred Anate Bodurin Mayaki" w:date="2026-02-02T16:07:00Z">
         <w:r>
           <w:rPr>
             <w:rFonts w:ascii="CMU Sans Serif" w:hAnsi="CMU Sans Serif" w:cs="CMU Sans Serif"/>
@@ -6552,7 +7722,8 @@
           <w:t>Chilunjika</w:t>
         </w:r>
       </w:ins>
-      <w:ins w:id="82" w:author="Alfred Anate Bodurin Mayaki" w:date="2026-02-02T16:08:00Z" w16du:dateUtc="2026-02-02T16:08:00Z">
+      <w:proofErr w:type="spellEnd"/>
+      <w:ins w:id="154" w:author="Alfred Anate Bodurin Mayaki" w:date="2026-02-02T16:08:00Z" w16du:dateUtc="2026-02-02T16:08:00Z">
         <w:r>
           <w:rPr>
             <w:rFonts w:ascii="CMU Sans Serif" w:hAnsi="CMU Sans Serif" w:cs="CMU Sans Serif"/>
@@ -6568,7 +7739,7 @@
             <w:iCs/>
             <w:sz w:val="20"/>
             <w:szCs w:val="20"/>
-            <w:rPrChange w:id="83" w:author="Alfred Anate Bodurin Mayaki" w:date="2026-02-02T16:08:00Z" w16du:dateUtc="2026-02-02T16:08:00Z">
+            <w:rPrChange w:id="155" w:author="Alfred Anate Bodurin Mayaki" w:date="2026-02-02T16:08:00Z" w16du:dateUtc="2026-02-02T16:08:00Z">
               <w:rPr>
                 <w:rFonts w:ascii="CMU Sans Serif" w:hAnsi="CMU Sans Serif" w:cs="CMU Sans Serif"/>
                 <w:sz w:val="20"/>
@@ -6576,20 +7747,41 @@
               </w:rPr>
             </w:rPrChange>
           </w:rPr>
+          <w:lastRenderedPageBreak/>
           <w:t>et. al.</w:t>
         </w:r>
       </w:ins>
-      <w:ins w:id="84" w:author="Alfred Anate Bodurin Mayaki" w:date="2026-02-02T16:07:00Z" w16du:dateUtc="2026-02-02T16:07:00Z">
+      <w:ins w:id="156" w:author="Alfred Anate Bodurin Mayaki" w:date="2026-02-02T16:07:00Z" w16du:dateUtc="2026-02-02T16:07:00Z">
         <w:r>
           <w:rPr>
             <w:rFonts w:ascii="CMU Sans Serif" w:hAnsi="CMU Sans Serif" w:cs="CMU Sans Serif"/>
             <w:sz w:val="20"/>
             <w:szCs w:val="20"/>
           </w:rPr>
-          <w:t xml:space="preserve"> (2022), gaps exist in the </w:t>
+          <w:t xml:space="preserve"> (2022), gaps</w:t>
         </w:r>
       </w:ins>
-      <w:ins w:id="85" w:author="Alfred Anate Bodurin Mayaki" w:date="2026-02-02T16:08:00Z" w16du:dateUtc="2026-02-02T16:08:00Z">
+      <w:ins w:id="157" w:author="Alfred Anate Bodurin Mayaki" w:date="2026-02-02T16:57:00Z" w16du:dateUtc="2026-02-02T16:57:00Z">
+        <w:r>
+          <w:rPr>
+            <w:rFonts w:ascii="CMU Sans Serif" w:hAnsi="CMU Sans Serif" w:cs="CMU Sans Serif"/>
+            <w:sz w:val="20"/>
+            <w:szCs w:val="20"/>
+          </w:rPr>
+          <w:t xml:space="preserve"> </w:t>
+        </w:r>
+      </w:ins>
+      <w:ins w:id="158" w:author="Alfred Anate Bodurin Mayaki" w:date="2026-02-02T16:07:00Z" w16du:dateUtc="2026-02-02T16:07:00Z">
+        <w:r>
+          <w:rPr>
+            <w:rFonts w:ascii="CMU Sans Serif" w:hAnsi="CMU Sans Serif" w:cs="CMU Sans Serif"/>
+            <w:sz w:val="20"/>
+            <w:szCs w:val="20"/>
+          </w:rPr>
+          <w:t xml:space="preserve">exist in the </w:t>
+        </w:r>
+      </w:ins>
+      <w:ins w:id="159" w:author="Alfred Anate Bodurin Mayaki" w:date="2026-02-02T16:08:00Z" w16du:dateUtc="2026-02-02T16:08:00Z">
         <w:r>
           <w:rPr>
             <w:rFonts w:ascii="CMU Sans Serif" w:hAnsi="CMU Sans Serif" w:cs="CMU Sans Serif"/>
@@ -6599,7 +7791,7 @@
           <w:t xml:space="preserve">research on </w:t>
         </w:r>
       </w:ins>
-      <w:ins w:id="86" w:author="Alfred Anate Bodurin Mayaki" w:date="2026-02-02T16:07:00Z" w16du:dateUtc="2026-02-02T16:07:00Z">
+      <w:ins w:id="160" w:author="Alfred Anate Bodurin Mayaki" w:date="2026-02-02T16:07:00Z" w16du:dateUtc="2026-02-02T16:07:00Z">
         <w:r>
           <w:rPr>
             <w:rFonts w:ascii="CMU Sans Serif" w:hAnsi="CMU Sans Serif" w:cs="CMU Sans Serif"/>
@@ -6609,26 +7801,17 @@
           <w:t>AI</w:t>
         </w:r>
       </w:ins>
-      <w:ins w:id="87" w:author="Alfred Anate Bodurin Mayaki" w:date="2026-02-02T16:08:00Z" w16du:dateUtc="2026-02-02T16:08:00Z">
+      <w:ins w:id="161" w:author="Alfred Anate Bodurin Mayaki" w:date="2026-02-02T16:08:00Z" w16du:dateUtc="2026-02-02T16:08:00Z">
         <w:r>
           <w:rPr>
             <w:rFonts w:ascii="CMU Sans Serif" w:hAnsi="CMU Sans Serif" w:cs="CMU Sans Serif"/>
             <w:sz w:val="20"/>
             <w:szCs w:val="20"/>
           </w:rPr>
-          <w:t xml:space="preserve">’s </w:t>
-        </w:r>
-        <w:r>
-          <w:rPr>
-            <w:rFonts w:ascii="CMU Sans Serif" w:hAnsi="CMU Sans Serif" w:cs="CMU Sans Serif"/>
-            <w:sz w:val="20"/>
-            <w:szCs w:val="20"/>
-          </w:rPr>
-          <w:lastRenderedPageBreak/>
-          <w:t>application</w:t>
+          <w:t>’s application</w:t>
         </w:r>
       </w:ins>
-      <w:ins w:id="88" w:author="Alfred Anate Bodurin Mayaki" w:date="2026-02-02T16:07:00Z" w16du:dateUtc="2026-02-02T16:07:00Z">
+      <w:ins w:id="162" w:author="Alfred Anate Bodurin Mayaki" w:date="2026-02-02T16:07:00Z" w16du:dateUtc="2026-02-02T16:07:00Z">
         <w:r>
           <w:rPr>
             <w:rFonts w:ascii="CMU Sans Serif" w:hAnsi="CMU Sans Serif" w:cs="CMU Sans Serif"/>
@@ -6638,7 +7821,7 @@
           <w:t xml:space="preserve"> to HRM in the public realm.</w:t>
         </w:r>
       </w:ins>
-      <w:ins w:id="89" w:author="Alfred Anate Bodurin Mayaki" w:date="2026-02-02T16:08:00Z" w16du:dateUtc="2026-02-02T16:08:00Z">
+      <w:ins w:id="163" w:author="Alfred Anate Bodurin Mayaki" w:date="2026-02-02T16:08:00Z" w16du:dateUtc="2026-02-02T16:08:00Z">
         <w:r>
           <w:rPr>
             <w:rFonts w:ascii="CMU Sans Serif" w:hAnsi="CMU Sans Serif" w:cs="CMU Sans Serif"/>
@@ -6649,7 +7832,7 @@
         </w:r>
       </w:ins>
       <w:proofErr w:type="spellStart"/>
-      <w:ins w:id="90" w:author="Alfred Anate Bodurin Mayaki" w:date="2026-02-02T16:08:00Z">
+      <w:ins w:id="164" w:author="Alfred Anate Bodurin Mayaki" w:date="2026-02-02T16:08:00Z">
         <w:r>
           <w:rPr>
             <w:rFonts w:ascii="CMU Sans Serif" w:hAnsi="CMU Sans Serif" w:cs="CMU Sans Serif"/>
@@ -6660,7 +7843,7 @@
         </w:r>
       </w:ins>
       <w:proofErr w:type="spellEnd"/>
-      <w:ins w:id="91" w:author="Alfred Anate Bodurin Mayaki" w:date="2026-02-02T16:08:00Z" w16du:dateUtc="2026-02-02T16:08:00Z">
+      <w:ins w:id="165" w:author="Alfred Anate Bodurin Mayaki" w:date="2026-02-02T16:08:00Z" w16du:dateUtc="2026-02-02T16:08:00Z">
         <w:r>
           <w:rPr>
             <w:rFonts w:ascii="CMU Sans Serif" w:hAnsi="CMU Sans Serif" w:cs="CMU Sans Serif"/>
@@ -6676,7 +7859,7 @@
             <w:iCs/>
             <w:sz w:val="20"/>
             <w:szCs w:val="20"/>
-            <w:rPrChange w:id="92" w:author="Alfred Anate Bodurin Mayaki" w:date="2026-02-02T16:09:00Z" w16du:dateUtc="2026-02-02T16:09:00Z">
+            <w:rPrChange w:id="166" w:author="Alfred Anate Bodurin Mayaki" w:date="2026-02-02T16:09:00Z" w16du:dateUtc="2026-02-02T16:09:00Z">
               <w:rPr>
                 <w:rFonts w:ascii="CMU Sans Serif" w:hAnsi="CMU Sans Serif" w:cs="CMU Sans Serif"/>
                 <w:sz w:val="20"/>
@@ -6695,7 +7878,7 @@
           <w:t xml:space="preserve"> (2022)</w:t>
         </w:r>
       </w:ins>
-      <w:ins w:id="93" w:author="Alfred Anate Bodurin Mayaki" w:date="2026-02-02T16:09:00Z" w16du:dateUtc="2026-02-02T16:09:00Z">
+      <w:ins w:id="167" w:author="Alfred Anate Bodurin Mayaki" w:date="2026-02-02T16:09:00Z" w16du:dateUtc="2026-02-02T16:09:00Z">
         <w:r>
           <w:rPr>
             <w:rFonts w:ascii="CMU Sans Serif" w:hAnsi="CMU Sans Serif" w:cs="CMU Sans Serif"/>
@@ -6704,26 +7887,48 @@
           </w:rPr>
           <w:t xml:space="preserve"> </w:t>
         </w:r>
-        <w:proofErr w:type="gramStart"/>
+      </w:ins>
+      <w:ins w:id="168" w:author="Alfred Anate Bodurin Mayaki" w:date="2026-02-02T16:17:00Z" w16du:dateUtc="2026-02-02T16:17:00Z">
         <w:r>
           <w:rPr>
             <w:rFonts w:ascii="CMU Sans Serif" w:hAnsi="CMU Sans Serif" w:cs="CMU Sans Serif"/>
             <w:sz w:val="20"/>
             <w:szCs w:val="20"/>
           </w:rPr>
-          <w:t>refer</w:t>
+          <w:t>refers</w:t>
         </w:r>
-        <w:proofErr w:type="gramEnd"/>
+      </w:ins>
+      <w:ins w:id="169" w:author="Alfred Anate Bodurin Mayaki" w:date="2026-02-02T16:09:00Z" w16du:dateUtc="2026-02-02T16:09:00Z">
         <w:r>
           <w:rPr>
             <w:rFonts w:ascii="CMU Sans Serif" w:hAnsi="CMU Sans Serif" w:cs="CMU Sans Serif"/>
             <w:sz w:val="20"/>
             <w:szCs w:val="20"/>
           </w:rPr>
-          <w:t xml:space="preserve"> explicitly to a paper by </w:t>
+          <w:t xml:space="preserve"> explicitly to a </w:t>
         </w:r>
       </w:ins>
-      <w:ins w:id="94" w:author="Alfred Anate Bodurin Mayaki" w:date="2026-02-02T16:10:00Z" w16du:dateUtc="2026-02-02T16:10:00Z">
+      <w:ins w:id="170" w:author="Alfred Anate Bodurin Mayaki" w:date="2026-02-02T16:57:00Z" w16du:dateUtc="2026-02-02T16:57:00Z">
+        <w:r>
+          <w:rPr>
+            <w:rFonts w:ascii="CMU Sans Serif" w:hAnsi="CMU Sans Serif" w:cs="CMU Sans Serif"/>
+            <w:sz w:val="20"/>
+            <w:szCs w:val="20"/>
+          </w:rPr>
+          <w:t xml:space="preserve">separate </w:t>
+        </w:r>
+      </w:ins>
+      <w:ins w:id="171" w:author="Alfred Anate Bodurin Mayaki" w:date="2026-02-02T16:09:00Z" w16du:dateUtc="2026-02-02T16:09:00Z">
+        <w:r>
+          <w:rPr>
+            <w:rFonts w:ascii="CMU Sans Serif" w:hAnsi="CMU Sans Serif" w:cs="CMU Sans Serif"/>
+            <w:sz w:val="20"/>
+            <w:szCs w:val="20"/>
+          </w:rPr>
+          <w:t xml:space="preserve">paper by </w:t>
+        </w:r>
+      </w:ins>
+      <w:ins w:id="172" w:author="Alfred Anate Bodurin Mayaki" w:date="2026-02-02T16:10:00Z" w16du:dateUtc="2026-02-02T16:10:00Z">
         <w:r>
           <w:rPr>
             <w:rFonts w:ascii="CMU Sans Serif" w:hAnsi="CMU Sans Serif" w:cs="CMU Sans Serif"/>
@@ -6733,7 +7938,7 @@
           <w:t>Jia, Gao</w:t>
         </w:r>
       </w:ins>
-      <w:ins w:id="95" w:author="Alfred Anate Bodurin Mayaki" w:date="2026-02-02T16:11:00Z" w16du:dateUtc="2026-02-02T16:11:00Z">
+      <w:ins w:id="173" w:author="Alfred Anate Bodurin Mayaki" w:date="2026-02-02T16:11:00Z" w16du:dateUtc="2026-02-02T16:11:00Z">
         <w:r>
           <w:rPr>
             <w:rFonts w:ascii="CMU Sans Serif" w:hAnsi="CMU Sans Serif" w:cs="CMU Sans Serif"/>
@@ -6743,7 +7948,7 @@
           <w:t xml:space="preserve">, Li </w:t>
         </w:r>
       </w:ins>
-      <w:ins w:id="96" w:author="Alfred Anate Bodurin Mayaki" w:date="2026-02-02T16:10:00Z" w16du:dateUtc="2026-02-02T16:10:00Z">
+      <w:ins w:id="174" w:author="Alfred Anate Bodurin Mayaki" w:date="2026-02-02T16:10:00Z" w16du:dateUtc="2026-02-02T16:10:00Z">
         <w:r>
           <w:rPr>
             <w:rFonts w:ascii="CMU Sans Serif" w:hAnsi="CMU Sans Serif" w:cs="CMU Sans Serif"/>
@@ -6756,6 +7961,73 @@
     </w:p>
     <w:p>
       <w:pPr>
+        <w:pStyle w:val="ListParagraph"/>
+        <w:numPr>
+          <w:ilvl w:val="0"/>
+          <w:numId w:val="17"/>
+        </w:numPr>
+        <w:jc w:val="both"/>
+        <w:rPr>
+          <w:sz w:val="20"/>
+          <w:szCs w:val="20"/>
+          <w:rPrChange w:id="175" w:author="Alfred Anate Bodurin Mayaki" w:date="2026-02-02T17:00:00Z" w16du:dateUtc="2026-02-02T17:00:00Z">
+            <w:rPr/>
+          </w:rPrChange>
+        </w:rPr>
+        <w:pPrChange w:id="176" w:author="Alfred Anate Bodurin Mayaki" w:date="2026-02-02T17:00:00Z" w16du:dateUtc="2026-02-02T17:00:00Z">
+          <w:pPr>
+            <w:jc w:val="both"/>
+          </w:pPr>
+        </w:pPrChange>
+      </w:pPr>
+      <w:ins w:id="177" w:author="Alfred Anate Bodurin Mayaki" w:date="2026-02-02T17:07:00Z" w16du:dateUtc="2026-02-02T17:07:00Z">
+        <w:r>
+          <w:rPr>
+            <w:sz w:val="20"/>
+            <w:szCs w:val="20"/>
+          </w:rPr>
+          <w:t>AI as an umbrella term for</w:t>
+        </w:r>
+      </w:ins>
+      <w:ins w:id="178" w:author="Alfred Anate Bodurin Mayaki" w:date="2026-02-02T17:16:00Z" w16du:dateUtc="2026-02-02T17:16:00Z">
+        <w:r>
+          <w:rPr>
+            <w:sz w:val="20"/>
+            <w:szCs w:val="20"/>
+          </w:rPr>
+          <w:t xml:space="preserve"> concepts </w:t>
+        </w:r>
+      </w:ins>
+      <w:ins w:id="179" w:author="Alfred Anate Bodurin Mayaki" w:date="2026-02-02T17:07:00Z" w16du:dateUtc="2026-02-02T17:07:00Z">
+        <w:r>
+          <w:rPr>
+            <w:sz w:val="20"/>
+            <w:szCs w:val="20"/>
+          </w:rPr>
+          <w:t>machine learning</w:t>
+        </w:r>
+      </w:ins>
+      <w:ins w:id="180" w:author="Alfred Anate Bodurin Mayaki" w:date="2026-02-02T17:16:00Z" w16du:dateUtc="2026-02-02T17:16:00Z">
+        <w:r>
+          <w:rPr>
+            <w:sz w:val="20"/>
+            <w:szCs w:val="20"/>
+          </w:rPr>
+          <w:t>, NLP, computer vision and other k</w:t>
+        </w:r>
+      </w:ins>
+      <w:ins w:id="181" w:author="Alfred Anate Bodurin Mayaki" w:date="2026-02-02T17:17:00Z" w16du:dateUtc="2026-02-02T17:17:00Z">
+        <w:r>
+          <w:rPr>
+            <w:sz w:val="20"/>
+            <w:szCs w:val="20"/>
+          </w:rPr>
+          <w:t>ey algorithmic concepts</w:t>
+        </w:r>
+      </w:ins>
+    </w:p>
+    <w:p>
+      <w:pPr>
         <w:pStyle w:val="Heading2"/>
         <w:contextualSpacing/>
         <w:jc w:val="both"/>
@@ -6767,7 +8039,7 @@
           <w:color w:val="000000" w:themeColor="text1"/>
         </w:rPr>
       </w:pPr>
-      <w:bookmarkStart w:id="97" w:name="_Toc220921715"/>
+      <w:bookmarkStart w:id="182" w:name="_Toc220945832"/>
       <w:r>
         <w:rPr>
           <w:rStyle w:val="Strong"/>
@@ -6788,8 +8060,7 @@
         </w:rPr>
         <w:t>Explicating my Literature Review 1</w:t>
       </w:r>
-      <w:bookmarkEnd w:id="79"/>
-      <w:bookmarkEnd w:id="97"/>
+      <w:bookmarkEnd w:id="137"/>
       <w:r>
         <w:rPr>
           <w:rStyle w:val="Strong"/>
@@ -6800,6 +8071,7 @@
         </w:rPr>
         <w:t xml:space="preserve"> – Applicant Attraction</w:t>
       </w:r>
+      <w:bookmarkEnd w:id="182"/>
     </w:p>
     <w:p>
       <w:pPr>
@@ -8878,7 +10150,7 @@
           <w:color w:val="000000" w:themeColor="text1"/>
         </w:rPr>
       </w:pPr>
-      <w:bookmarkStart w:id="98" w:name="_Toc216632810"/>
+      <w:bookmarkStart w:id="183" w:name="_Toc216632810"/>
     </w:p>
     <w:p>
       <w:pPr>
@@ -8893,7 +10165,7 @@
           <w:color w:val="000000" w:themeColor="text1"/>
         </w:rPr>
       </w:pPr>
-      <w:bookmarkStart w:id="99" w:name="_Toc220921716"/>
+      <w:bookmarkStart w:id="184" w:name="_Toc220945833"/>
       <w:r>
         <w:rPr>
           <w:rStyle w:val="Strong"/>
@@ -8914,7 +10186,7 @@
         </w:rPr>
         <w:t>Explicating my Literature Review 2</w:t>
       </w:r>
-      <w:bookmarkEnd w:id="98"/>
+      <w:bookmarkEnd w:id="183"/>
       <w:r>
         <w:rPr>
           <w:rStyle w:val="Strong"/>
@@ -8925,7 +10197,7 @@
         </w:rPr>
         <w:t xml:space="preserve"> – Signalling Theory</w:t>
       </w:r>
-      <w:bookmarkEnd w:id="99"/>
+      <w:bookmarkEnd w:id="184"/>
     </w:p>
     <w:p>
       <w:pPr>
@@ -10293,7 +11565,7 @@
           <w:color w:val="000000" w:themeColor="text1"/>
         </w:rPr>
       </w:pPr>
-      <w:bookmarkStart w:id="100" w:name="_Toc220921717"/>
+      <w:bookmarkStart w:id="185" w:name="_Toc220945834"/>
       <w:r>
         <w:rPr>
           <w:rStyle w:val="Strong"/>
@@ -10324,7 +11596,7 @@
         </w:rPr>
         <w:t>3 – Recruitment &amp; Selection</w:t>
       </w:r>
-      <w:bookmarkEnd w:id="100"/>
+      <w:bookmarkEnd w:id="185"/>
     </w:p>
     <w:p>
       <w:pPr>
@@ -10437,7 +11709,7 @@
           <w:color w:val="000000" w:themeColor="text1"/>
         </w:rPr>
       </w:pPr>
-      <w:bookmarkStart w:id="101" w:name="_Toc220921718"/>
+      <w:bookmarkStart w:id="186" w:name="_Toc220945835"/>
       <w:r>
         <w:rPr>
           <w:rStyle w:val="Strong"/>
@@ -10448,7 +11720,7 @@
         </w:rPr>
         <w:t>11 Journal of Economic Literature (JEL) Classification</w:t>
       </w:r>
-      <w:bookmarkEnd w:id="101"/>
+      <w:bookmarkEnd w:id="186"/>
     </w:p>
     <w:p>
       <w:pPr>
@@ -11418,13 +12690,19 @@
     </w:tbl>
     <w:p>
       <w:pPr>
-        <w:jc w:val="both"/>
-        <w:rPr>
-          <w:rFonts w:ascii="CMU Sans Serif" w:hAnsi="CMU Sans Serif" w:cs="CMU Sans Serif"/>
-          <w:color w:val="000000" w:themeColor="text1"/>
-          <w:sz w:val="20"/>
-          <w:szCs w:val="20"/>
-        </w:rPr>
+        <w:jc w:val="center"/>
+        <w:rPr>
+          <w:del w:id="187" w:author="Alfred Anate Bodurin Mayaki" w:date="2026-02-02T16:53:00Z" w16du:dateUtc="2026-02-02T16:53:00Z"/>
+          <w:rFonts w:ascii="CMU Sans Serif" w:hAnsi="CMU Sans Serif" w:cs="CMU Sans Serif"/>
+          <w:color w:val="000000" w:themeColor="text1"/>
+          <w:sz w:val="20"/>
+          <w:szCs w:val="20"/>
+        </w:rPr>
+        <w:pPrChange w:id="188" w:author="Alfred Anate Bodurin Mayaki" w:date="2026-02-02T16:53:00Z" w16du:dateUtc="2026-02-02T16:53:00Z">
+          <w:pPr>
+            <w:jc w:val="both"/>
+          </w:pPr>
+        </w:pPrChange>
       </w:pPr>
       <w:r>
         <w:rPr>
@@ -11436,94 +12714,143 @@
         <w:t xml:space="preserve">Source: </w:t>
       </w:r>
       <w:r>
+        <w:rPr>
+          <w:sz w:val="20"/>
+          <w:szCs w:val="20"/>
+          <w:rPrChange w:id="189" w:author="Alfred Anate Bodurin Mayaki" w:date="2026-02-02T16:54:00Z" w16du:dateUtc="2026-02-02T16:54:00Z">
+            <w:rPr/>
+          </w:rPrChange>
+        </w:rPr>
         <w:t>OpenAI (2025)</w:t>
       </w:r>
     </w:p>
     <w:p>
       <w:pPr>
-        <w:jc w:val="both"/>
-        <w:rPr>
-          <w:rFonts w:ascii="CMU Sans Serif" w:hAnsi="CMU Sans Serif" w:cs="CMU Sans Serif"/>
-          <w:color w:val="000000" w:themeColor="text1"/>
-          <w:sz w:val="20"/>
-          <w:szCs w:val="20"/>
-        </w:rPr>
-      </w:pPr>
-    </w:p>
-    <w:p>
-      <w:pPr>
-        <w:jc w:val="both"/>
-        <w:rPr>
-          <w:rFonts w:ascii="CMU Sans Serif" w:hAnsi="CMU Sans Serif" w:cs="CMU Sans Serif"/>
-          <w:color w:val="000000" w:themeColor="text1"/>
-          <w:sz w:val="20"/>
-          <w:szCs w:val="20"/>
-        </w:rPr>
-      </w:pPr>
-    </w:p>
-    <w:p>
-      <w:pPr>
-        <w:jc w:val="both"/>
-        <w:rPr>
-          <w:rFonts w:ascii="CMU Sans Serif" w:hAnsi="CMU Sans Serif" w:cs="CMU Sans Serif"/>
-          <w:color w:val="000000" w:themeColor="text1"/>
-          <w:sz w:val="20"/>
-          <w:szCs w:val="20"/>
-        </w:rPr>
-      </w:pPr>
-    </w:p>
-    <w:p>
-      <w:pPr>
-        <w:jc w:val="both"/>
-        <w:rPr>
-          <w:rFonts w:ascii="CMU Sans Serif" w:hAnsi="CMU Sans Serif" w:cs="CMU Sans Serif"/>
-          <w:color w:val="000000" w:themeColor="text1"/>
-          <w:sz w:val="20"/>
-          <w:szCs w:val="20"/>
-        </w:rPr>
-      </w:pPr>
-    </w:p>
-    <w:p>
-      <w:pPr>
-        <w:jc w:val="both"/>
-        <w:rPr>
-          <w:rFonts w:ascii="CMU Sans Serif" w:hAnsi="CMU Sans Serif" w:cs="CMU Sans Serif"/>
-          <w:color w:val="000000" w:themeColor="text1"/>
-          <w:sz w:val="20"/>
-          <w:szCs w:val="20"/>
-        </w:rPr>
-      </w:pPr>
-    </w:p>
-    <w:p>
-      <w:pPr>
-        <w:jc w:val="both"/>
-        <w:rPr>
-          <w:rFonts w:ascii="CMU Sans Serif" w:hAnsi="CMU Sans Serif" w:cs="CMU Sans Serif"/>
-          <w:color w:val="000000" w:themeColor="text1"/>
-          <w:sz w:val="20"/>
-          <w:szCs w:val="20"/>
-        </w:rPr>
-      </w:pPr>
-    </w:p>
-    <w:p>
-      <w:pPr>
-        <w:jc w:val="both"/>
-        <w:rPr>
-          <w:rFonts w:ascii="CMU Sans Serif" w:hAnsi="CMU Sans Serif" w:cs="CMU Sans Serif"/>
-          <w:color w:val="000000" w:themeColor="text1"/>
-          <w:sz w:val="20"/>
-          <w:szCs w:val="20"/>
-        </w:rPr>
-      </w:pPr>
-    </w:p>
-    <w:p>
-      <w:pPr>
-        <w:jc w:val="both"/>
-      </w:pPr>
-      <w:r>
+        <w:jc w:val="center"/>
+        <w:rPr>
+          <w:del w:id="190" w:author="Alfred Anate Bodurin Mayaki" w:date="2026-02-02T16:53:00Z" w16du:dateUtc="2026-02-02T16:53:00Z"/>
+          <w:rFonts w:ascii="CMU Sans Serif" w:hAnsi="CMU Sans Serif" w:cs="CMU Sans Serif"/>
+          <w:color w:val="000000" w:themeColor="text1"/>
+          <w:sz w:val="20"/>
+          <w:szCs w:val="20"/>
+        </w:rPr>
+        <w:pPrChange w:id="191" w:author="Alfred Anate Bodurin Mayaki" w:date="2026-02-02T16:53:00Z" w16du:dateUtc="2026-02-02T16:53:00Z">
+          <w:pPr>
+            <w:jc w:val="both"/>
+          </w:pPr>
+        </w:pPrChange>
+      </w:pPr>
+    </w:p>
+    <w:p>
+      <w:pPr>
+        <w:jc w:val="center"/>
+        <w:rPr>
+          <w:del w:id="192" w:author="Alfred Anate Bodurin Mayaki" w:date="2026-02-02T16:53:00Z" w16du:dateUtc="2026-02-02T16:53:00Z"/>
+          <w:rFonts w:ascii="CMU Sans Serif" w:hAnsi="CMU Sans Serif" w:cs="CMU Sans Serif"/>
+          <w:color w:val="000000" w:themeColor="text1"/>
+          <w:sz w:val="20"/>
+          <w:szCs w:val="20"/>
+        </w:rPr>
+        <w:pPrChange w:id="193" w:author="Alfred Anate Bodurin Mayaki" w:date="2026-02-02T16:53:00Z" w16du:dateUtc="2026-02-02T16:53:00Z">
+          <w:pPr>
+            <w:jc w:val="both"/>
+          </w:pPr>
+        </w:pPrChange>
+      </w:pPr>
+    </w:p>
+    <w:p>
+      <w:pPr>
+        <w:jc w:val="center"/>
+        <w:rPr>
+          <w:del w:id="194" w:author="Alfred Anate Bodurin Mayaki" w:date="2026-02-02T16:53:00Z" w16du:dateUtc="2026-02-02T16:53:00Z"/>
+          <w:rFonts w:ascii="CMU Sans Serif" w:hAnsi="CMU Sans Serif" w:cs="CMU Sans Serif"/>
+          <w:color w:val="000000" w:themeColor="text1"/>
+          <w:sz w:val="20"/>
+          <w:szCs w:val="20"/>
+        </w:rPr>
+        <w:pPrChange w:id="195" w:author="Alfred Anate Bodurin Mayaki" w:date="2026-02-02T16:53:00Z" w16du:dateUtc="2026-02-02T16:53:00Z">
+          <w:pPr>
+            <w:jc w:val="both"/>
+          </w:pPr>
+        </w:pPrChange>
+      </w:pPr>
+    </w:p>
+    <w:p>
+      <w:pPr>
+        <w:jc w:val="center"/>
+        <w:rPr>
+          <w:del w:id="196" w:author="Alfred Anate Bodurin Mayaki" w:date="2026-02-02T16:53:00Z" w16du:dateUtc="2026-02-02T16:53:00Z"/>
+          <w:rFonts w:ascii="CMU Sans Serif" w:hAnsi="CMU Sans Serif" w:cs="CMU Sans Serif"/>
+          <w:color w:val="000000" w:themeColor="text1"/>
+          <w:sz w:val="20"/>
+          <w:szCs w:val="20"/>
+        </w:rPr>
+        <w:pPrChange w:id="197" w:author="Alfred Anate Bodurin Mayaki" w:date="2026-02-02T16:53:00Z" w16du:dateUtc="2026-02-02T16:53:00Z">
+          <w:pPr>
+            <w:jc w:val="both"/>
+          </w:pPr>
+        </w:pPrChange>
+      </w:pPr>
+    </w:p>
+    <w:p>
+      <w:pPr>
+        <w:jc w:val="center"/>
+        <w:rPr>
+          <w:del w:id="198" w:author="Alfred Anate Bodurin Mayaki" w:date="2026-02-02T16:53:00Z" w16du:dateUtc="2026-02-02T16:53:00Z"/>
+          <w:rFonts w:ascii="CMU Sans Serif" w:hAnsi="CMU Sans Serif" w:cs="CMU Sans Serif"/>
+          <w:color w:val="000000" w:themeColor="text1"/>
+          <w:sz w:val="20"/>
+          <w:szCs w:val="20"/>
+        </w:rPr>
+        <w:pPrChange w:id="199" w:author="Alfred Anate Bodurin Mayaki" w:date="2026-02-02T16:53:00Z" w16du:dateUtc="2026-02-02T16:53:00Z">
+          <w:pPr>
+            <w:jc w:val="both"/>
+          </w:pPr>
+        </w:pPrChange>
+      </w:pPr>
+    </w:p>
+    <w:p>
+      <w:pPr>
+        <w:jc w:val="center"/>
+        <w:rPr>
+          <w:del w:id="200" w:author="Alfred Anate Bodurin Mayaki" w:date="2026-02-02T16:53:00Z" w16du:dateUtc="2026-02-02T16:53:00Z"/>
+          <w:rFonts w:ascii="CMU Sans Serif" w:hAnsi="CMU Sans Serif" w:cs="CMU Sans Serif"/>
+          <w:color w:val="000000" w:themeColor="text1"/>
+          <w:sz w:val="20"/>
+          <w:szCs w:val="20"/>
+        </w:rPr>
+        <w:pPrChange w:id="201" w:author="Alfred Anate Bodurin Mayaki" w:date="2026-02-02T16:53:00Z" w16du:dateUtc="2026-02-02T16:53:00Z">
+          <w:pPr>
+            <w:jc w:val="both"/>
+          </w:pPr>
+        </w:pPrChange>
+      </w:pPr>
+    </w:p>
+    <w:p>
+      <w:pPr>
+        <w:jc w:val="center"/>
+        <w:rPr>
+          <w:rFonts w:ascii="CMU Sans Serif" w:hAnsi="CMU Sans Serif" w:cs="CMU Sans Serif"/>
+          <w:color w:val="000000" w:themeColor="text1"/>
+          <w:sz w:val="20"/>
+          <w:szCs w:val="20"/>
+        </w:rPr>
+        <w:pPrChange w:id="202" w:author="Alfred Anate Bodurin Mayaki" w:date="2026-02-02T16:53:00Z" w16du:dateUtc="2026-02-02T16:53:00Z">
+          <w:pPr>
+            <w:jc w:val="both"/>
+          </w:pPr>
+        </w:pPrChange>
+      </w:pPr>
+    </w:p>
+    <w:p>
+      <w:pPr>
+        <w:jc w:val="both"/>
+      </w:pPr>
+      <w:r>
+        <w:lastRenderedPageBreak/>
         <w:t>References</w:t>
       </w:r>
-      <w:bookmarkEnd w:id="75"/>
+      <w:bookmarkEnd w:id="133"/>
     </w:p>
     <w:p>
       <w:pPr>
@@ -11689,7 +13016,7 @@
         <w:ind w:left="510" w:hanging="510"/>
         <w:jc w:val="both"/>
         <w:rPr>
-          <w:ins w:id="102" w:author="Alfred Anate Bodurin Mayaki" w:date="2026-02-02T16:12:00Z" w16du:dateUtc="2026-02-02T16:12:00Z"/>
+          <w:ins w:id="203" w:author="Alfred Anate Bodurin Mayaki" w:date="2026-02-02T16:12:00Z" w16du:dateUtc="2026-02-02T16:12:00Z"/>
           <w:rFonts w:ascii="CMU Sans Serif" w:hAnsi="CMU Sans Serif" w:cs="CMU Sans Serif"/>
           <w:sz w:val="20"/>
           <w:szCs w:val="20"/>
@@ -11718,7 +13045,7 @@
         </w:rPr>
       </w:pPr>
       <w:proofErr w:type="spellStart"/>
-      <w:ins w:id="103" w:author="Alfred Anate Bodurin Mayaki" w:date="2026-02-02T16:12:00Z">
+      <w:ins w:id="204" w:author="Alfred Anate Bodurin Mayaki" w:date="2026-02-02T16:12:00Z">
         <w:r>
           <w:rPr>
             <w:rFonts w:ascii="CMU Sans Serif" w:hAnsi="CMU Sans Serif" w:cs="CMU Sans Serif"/>
@@ -11755,7 +13082,7 @@
           <w:t xml:space="preserve">, K. </w:t>
         </w:r>
       </w:ins>
-      <w:ins w:id="104" w:author="Alfred Anate Bodurin Mayaki" w:date="2026-02-02T16:12:00Z" w16du:dateUtc="2026-02-02T16:12:00Z">
+      <w:ins w:id="205" w:author="Alfred Anate Bodurin Mayaki" w:date="2026-02-02T16:12:00Z" w16du:dateUtc="2026-02-02T16:12:00Z">
         <w:r>
           <w:rPr>
             <w:rFonts w:ascii="CMU Sans Serif" w:hAnsi="CMU Sans Serif" w:cs="CMU Sans Serif"/>
@@ -11765,7 +13092,7 @@
           <w:t>&amp;</w:t>
         </w:r>
       </w:ins>
-      <w:ins w:id="105" w:author="Alfred Anate Bodurin Mayaki" w:date="2026-02-02T16:12:00Z">
+      <w:ins w:id="206" w:author="Alfred Anate Bodurin Mayaki" w:date="2026-02-02T16:12:00Z">
         <w:r>
           <w:rPr>
             <w:rFonts w:ascii="CMU Sans Serif" w:hAnsi="CMU Sans Serif" w:cs="CMU Sans Serif"/>
@@ -11811,7 +13138,7 @@
           <w:t xml:space="preserve">, 20(1), pp. e1–e12. Available at: </w:t>
         </w:r>
       </w:ins>
-      <w:ins w:id="106" w:author="Alfred Anate Bodurin Mayaki" w:date="2026-02-02T16:12:00Z" w16du:dateUtc="2026-02-02T16:12:00Z">
+      <w:ins w:id="207" w:author="Alfred Anate Bodurin Mayaki" w:date="2026-02-02T16:12:00Z" w16du:dateUtc="2026-02-02T16:12:00Z">
         <w:r>
           <w:rPr>
             <w:rFonts w:ascii="CMU Sans Serif" w:hAnsi="CMU Sans Serif" w:cs="CMU Sans Serif"/>
@@ -11829,7 +13156,7 @@
           <w:instrText>HYPERLINK "</w:instrText>
         </w:r>
       </w:ins>
-      <w:ins w:id="107" w:author="Alfred Anate Bodurin Mayaki" w:date="2026-02-02T16:12:00Z">
+      <w:ins w:id="208" w:author="Alfred Anate Bodurin Mayaki" w:date="2026-02-02T16:12:00Z">
         <w:r>
           <w:rPr>
             <w:rFonts w:ascii="CMU Sans Serif" w:hAnsi="CMU Sans Serif" w:cs="CMU Sans Serif"/>
@@ -11839,7 +13166,7 @@
           <w:instrText>https://doi.org/10.4102/sajhrm.v20i0.1972</w:instrText>
         </w:r>
       </w:ins>
-      <w:ins w:id="108" w:author="Alfred Anate Bodurin Mayaki" w:date="2026-02-02T16:12:00Z" w16du:dateUtc="2026-02-02T16:12:00Z">
+      <w:ins w:id="209" w:author="Alfred Anate Bodurin Mayaki" w:date="2026-02-02T16:12:00Z" w16du:dateUtc="2026-02-02T16:12:00Z">
         <w:r>
           <w:rPr>
             <w:rFonts w:ascii="CMU Sans Serif" w:hAnsi="CMU Sans Serif" w:cs="CMU Sans Serif"/>
@@ -11857,7 +13184,7 @@
           <w:fldChar w:fldCharType="separate"/>
         </w:r>
       </w:ins>
-      <w:ins w:id="109" w:author="Alfred Anate Bodurin Mayaki" w:date="2026-02-02T16:12:00Z">
+      <w:ins w:id="210" w:author="Alfred Anate Bodurin Mayaki" w:date="2026-02-02T16:12:00Z">
         <w:r>
           <w:rPr>
             <w:rStyle w:val="Hyperlink"/>
@@ -11868,7 +13195,7 @@
           <w:t>https://doi.org/10.4102/sajhrm.v20i0.1972</w:t>
         </w:r>
       </w:ins>
-      <w:ins w:id="110" w:author="Alfred Anate Bodurin Mayaki" w:date="2026-02-02T16:12:00Z" w16du:dateUtc="2026-02-02T16:12:00Z">
+      <w:ins w:id="211" w:author="Alfred Anate Bodurin Mayaki" w:date="2026-02-02T16:12:00Z" w16du:dateUtc="2026-02-02T16:12:00Z">
         <w:r>
           <w:rPr>
             <w:rFonts w:ascii="CMU Sans Serif" w:hAnsi="CMU Sans Serif" w:cs="CMU Sans Serif"/>
@@ -11878,7 +13205,7 @@
           <w:fldChar w:fldCharType="end"/>
         </w:r>
       </w:ins>
-      <w:ins w:id="111" w:author="Alfred Anate Bodurin Mayaki" w:date="2026-02-02T16:12:00Z">
+      <w:ins w:id="212" w:author="Alfred Anate Bodurin Mayaki" w:date="2026-02-02T16:12:00Z">
         <w:r>
           <w:rPr>
             <w:rFonts w:ascii="CMU Sans Serif" w:hAnsi="CMU Sans Serif" w:cs="CMU Sans Serif"/>
@@ -11888,7 +13215,7 @@
           <w:t>.</w:t>
         </w:r>
       </w:ins>
-      <w:ins w:id="112" w:author="Alfred Anate Bodurin Mayaki" w:date="2026-02-02T16:12:00Z" w16du:dateUtc="2026-02-02T16:12:00Z">
+      <w:ins w:id="213" w:author="Alfred Anate Bodurin Mayaki" w:date="2026-02-02T16:12:00Z" w16du:dateUtc="2026-02-02T16:12:00Z">
         <w:r>
           <w:rPr>
             <w:rFonts w:ascii="CMU Sans Serif" w:hAnsi="CMU Sans Serif" w:cs="CMU Sans Serif"/>
@@ -12279,7 +13606,6 @@
           <w:sz w:val="20"/>
           <w:szCs w:val="20"/>
         </w:rPr>
-        <w:lastRenderedPageBreak/>
         <w:t>Dutta, D. and Mishra, S.K. (2021) Predictors of applicant attraction among Gen-X and millennials: evidence from an emerging economy. </w:t>
       </w:r>
       <w:r>
@@ -12381,7 +13707,7 @@
         <w:ind w:left="720" w:hanging="720"/>
         <w:jc w:val="both"/>
         <w:rPr>
-          <w:ins w:id="113" w:author="Alfred Anate Bodurin Mayaki" w:date="2026-02-02T16:10:00Z" w16du:dateUtc="2026-02-02T16:10:00Z"/>
+          <w:ins w:id="214" w:author="Alfred Anate Bodurin Mayaki" w:date="2026-02-02T16:10:00Z" w16du:dateUtc="2026-02-02T16:10:00Z"/>
           <w:rFonts w:ascii="CMU Sans Serif" w:hAnsi="CMU Sans Serif" w:cs="CMU Sans Serif"/>
           <w:sz w:val="20"/>
           <w:szCs w:val="20"/>
@@ -12448,144 +13774,12 @@
         <w:ind w:left="720" w:hanging="720"/>
         <w:jc w:val="both"/>
         <w:rPr>
-          <w:rFonts w:ascii="CMU Sans Serif" w:hAnsi="CMU Sans Serif" w:cs="CMU Sans Serif"/>
-          <w:sz w:val="20"/>
-          <w:szCs w:val="20"/>
-        </w:rPr>
-      </w:pPr>
-      <w:ins w:id="114" w:author="Alfred Anate Bodurin Mayaki" w:date="2026-02-02T16:10:00Z">
-        <w:r>
-          <w:rPr>
-            <w:rFonts w:ascii="CMU Sans Serif" w:hAnsi="CMU Sans Serif" w:cs="CMU Sans Serif"/>
-            <w:sz w:val="20"/>
-            <w:szCs w:val="20"/>
-            <w:lang w:val="fr-FR"/>
-            <w:rPrChange w:id="115" w:author="Alfred Anate Bodurin Mayaki" w:date="2026-02-02T16:10:00Z" w16du:dateUtc="2026-02-02T16:10:00Z">
-              <w:rPr>
-                <w:rFonts w:ascii="CMU Sans Serif" w:hAnsi="CMU Sans Serif" w:cs="CMU Sans Serif"/>
-                <w:sz w:val="20"/>
-                <w:szCs w:val="20"/>
-              </w:rPr>
-            </w:rPrChange>
-          </w:rPr>
-          <w:t xml:space="preserve">Jia, Q., Guo, Y., Li, R., Li, Y., &amp; Chen, Y. (2018). </w:t>
-        </w:r>
-        <w:r>
-          <w:rPr>
-            <w:rFonts w:ascii="CMU Sans Serif" w:hAnsi="CMU Sans Serif" w:cs="CMU Sans Serif"/>
-            <w:sz w:val="20"/>
-            <w:szCs w:val="20"/>
-          </w:rPr>
-          <w:t>A conceptual artificial intelligence application framework in human resource management. </w:t>
-        </w:r>
-        <w:r>
-          <w:rPr>
-            <w:rFonts w:ascii="CMU Sans Serif" w:hAnsi="CMU Sans Serif" w:cs="CMU Sans Serif"/>
-            <w:i/>
-            <w:iCs/>
-            <w:sz w:val="20"/>
-            <w:szCs w:val="20"/>
-          </w:rPr>
-          <w:t>ICEB 2018 Proceedings</w:t>
-        </w:r>
-      </w:ins>
-      <w:ins w:id="116" w:author="Alfred Anate Bodurin Mayaki" w:date="2026-02-02T16:10:00Z" w16du:dateUtc="2026-02-02T16:10:00Z">
-        <w:r>
-          <w:rPr>
-            <w:rFonts w:ascii="CMU Sans Serif" w:hAnsi="CMU Sans Serif" w:cs="CMU Sans Serif"/>
-            <w:i/>
-            <w:iCs/>
-            <w:sz w:val="20"/>
-            <w:szCs w:val="20"/>
-          </w:rPr>
-          <w:t xml:space="preserve"> </w:t>
-        </w:r>
-      </w:ins>
-      <w:ins w:id="117" w:author="Alfred Anate Bodurin Mayaki" w:date="2026-02-02T16:10:00Z">
-        <w:r>
-          <w:rPr>
-            <w:rFonts w:ascii="CMU Sans Serif" w:hAnsi="CMU Sans Serif" w:cs="CMU Sans Serif"/>
-            <w:sz w:val="20"/>
-            <w:szCs w:val="20"/>
-          </w:rPr>
-          <w:t xml:space="preserve">(p. 91). Retrieved from </w:t>
-        </w:r>
-      </w:ins>
-      <w:ins w:id="118" w:author="Alfred Anate Bodurin Mayaki" w:date="2026-02-02T16:11:00Z" w16du:dateUtc="2026-02-02T16:11:00Z">
-        <w:r>
-          <w:rPr>
-            <w:rFonts w:ascii="CMU Sans Serif" w:hAnsi="CMU Sans Serif" w:cs="CMU Sans Serif"/>
-            <w:sz w:val="20"/>
-            <w:szCs w:val="20"/>
-          </w:rPr>
-          <w:fldChar w:fldCharType="begin"/>
-        </w:r>
-        <w:r>
-          <w:rPr>
-            <w:rFonts w:ascii="CMU Sans Serif" w:hAnsi="CMU Sans Serif" w:cs="CMU Sans Serif"/>
-            <w:sz w:val="20"/>
-            <w:szCs w:val="20"/>
-          </w:rPr>
-          <w:instrText>HYPERLINK "</w:instrText>
-        </w:r>
-      </w:ins>
-      <w:ins w:id="119" w:author="Alfred Anate Bodurin Mayaki" w:date="2026-02-02T16:10:00Z">
-        <w:r>
-          <w:rPr>
-            <w:rFonts w:ascii="CMU Sans Serif" w:hAnsi="CMU Sans Serif" w:cs="CMU Sans Serif"/>
-            <w:sz w:val="20"/>
-            <w:szCs w:val="20"/>
-          </w:rPr>
-          <w:instrText>https://aisel.aisnet.org/iceb2018/91</w:instrText>
-        </w:r>
-      </w:ins>
-      <w:ins w:id="120" w:author="Alfred Anate Bodurin Mayaki" w:date="2026-02-02T16:11:00Z" w16du:dateUtc="2026-02-02T16:11:00Z">
-        <w:r>
-          <w:rPr>
-            <w:rFonts w:ascii="CMU Sans Serif" w:hAnsi="CMU Sans Serif" w:cs="CMU Sans Serif"/>
-            <w:sz w:val="20"/>
-            <w:szCs w:val="20"/>
-          </w:rPr>
-          <w:instrText>"</w:instrText>
-        </w:r>
-        <w:r>
-          <w:rPr>
-            <w:rFonts w:ascii="CMU Sans Serif" w:hAnsi="CMU Sans Serif" w:cs="CMU Sans Serif"/>
-            <w:sz w:val="20"/>
-            <w:szCs w:val="20"/>
-          </w:rPr>
-          <w:fldChar w:fldCharType="separate"/>
-        </w:r>
-      </w:ins>
-      <w:ins w:id="121" w:author="Alfred Anate Bodurin Mayaki" w:date="2026-02-02T16:10:00Z">
-        <w:r>
-          <w:rPr>
-            <w:rStyle w:val="Hyperlink"/>
-            <w:rFonts w:ascii="CMU Sans Serif" w:hAnsi="CMU Sans Serif" w:cs="CMU Sans Serif"/>
-            <w:sz w:val="20"/>
-            <w:szCs w:val="20"/>
-          </w:rPr>
-          <w:t>https://aisel.aisnet.org/iceb2018/91</w:t>
-        </w:r>
-      </w:ins>
-      <w:ins w:id="122" w:author="Alfred Anate Bodurin Mayaki" w:date="2026-02-02T16:11:00Z" w16du:dateUtc="2026-02-02T16:11:00Z">
-        <w:r>
-          <w:rPr>
-            <w:rFonts w:ascii="CMU Sans Serif" w:hAnsi="CMU Sans Serif" w:cs="CMU Sans Serif"/>
-            <w:sz w:val="20"/>
-            <w:szCs w:val="20"/>
-          </w:rPr>
-          <w:fldChar w:fldCharType="end"/>
-        </w:r>
-        <w:r>
-          <w:rPr>
-            <w:rFonts w:ascii="CMU Sans Serif" w:hAnsi="CMU Sans Serif" w:cs="CMU Sans Serif"/>
-            <w:sz w:val="20"/>
-            <w:szCs w:val="20"/>
-          </w:rPr>
-          <w:t xml:space="preserve"> </w:t>
-        </w:r>
-      </w:ins>
+          <w:del w:id="215" w:author="Alfred Anate Bodurin Mayaki" w:date="2026-02-02T16:55:00Z" w16du:dateUtc="2026-02-02T16:55:00Z"/>
+          <w:rFonts w:ascii="CMU Sans Serif" w:hAnsi="CMU Sans Serif" w:cs="CMU Sans Serif"/>
+          <w:sz w:val="20"/>
+          <w:szCs w:val="20"/>
+        </w:rPr>
+      </w:pPr>
     </w:p>
     <w:p>
       <w:pPr>
@@ -13346,7 +14540,6 @@
           <w:sz w:val="20"/>
           <w:szCs w:val="20"/>
         </w:rPr>
-        <w:lastRenderedPageBreak/>
         <w:t xml:space="preserve">Suen, H.-Y., Hung, K.-E. and Tseng, F.-H. (2020) ‘Employer Ratings through Crowdsourcing on social media: An Examination of U.S. Fortune 500 Companies’, </w:t>
       </w:r>
       <w:r>
@@ -13564,6 +14757,7 @@
           <w:sz w:val="20"/>
           <w:szCs w:val="20"/>
         </w:rPr>
+        <w:lastRenderedPageBreak/>
         <w:t>Younis RAA, Hammad R (2021), "Employer image, corporate image and organizational attractiveness: the moderating role of social identity consciousness". </w:t>
       </w:r>
       <w:r>
@@ -13663,7 +14857,7 @@
 
 <file path=word/comments.xml><?xml version="1.0" encoding="utf-8"?>
 <w:comments xmlns:wpc="http://schemas.microsoft.com/office/word/2010/wordprocessingCanvas" xmlns:cx="http://schemas.microsoft.com/office/drawing/2014/chartex" xmlns:cx1="http://schemas.microsoft.com/office/drawing/2015/9/8/chartex" xmlns:cx2="http://schemas.microsoft.com/office/drawing/2015/10/21/chartex" xmlns:cx3="http://schemas.microsoft.com/office/drawing/2016/5/9/chartex" xmlns:cx4="http://schemas.microsoft.com/office/drawing/2016/5/10/chartex" xmlns:cx5="http://schemas.microsoft.com/office/drawing/2016/5/11/chartex" xmlns:cx6="http://schemas.microsoft.com/office/drawing/2016/5/12/chartex" xmlns:cx7="http://schemas.microsoft.com/office/drawing/2016/5/13/chartex" xmlns:cx8="http://schemas.microsoft.com/office/drawing/2016/5/14/chartex" xmlns:mc="http://schemas.openxmlformats.org/markup-compatibility/2006" xmlns:aink="http://schemas.microsoft.com/office/drawing/2016/ink" xmlns:am3d="http://schemas.microsoft.com/office/drawing/2017/model3d" xmlns:o="urn:schemas-microsoft-com:office:office" xmlns:oel="http://schemas.microsoft.com/office/2019/extlst" xmlns:r="http://schemas.openxmlformats.org/officeDocument/2006/relationships" xmlns:m="http://schemas.openxmlformats.org/officeDocument/2006/math" xmlns:v="urn:schemas-microsoft-com:vml" xmlns:wp14="http://schemas.microsoft.com/office/word/2010/wordprocessingDrawing" xmlns:wp="http://schemas.openxmlformats.org/drawingml/2006/wordprocessingDrawing" xmlns:w10="urn:schemas-microsoft-com:office:word" xmlns:w="http://schemas.openxmlformats.org/wordprocessingml/2006/main" xmlns:w14="http://schemas.microsoft.com/office/word/2010/wordml" xmlns:w15="http://schemas.microsoft.com/office/word/2012/wordml" xmlns:w16cex="http://schemas.microsoft.com/office/word/2018/wordml/cex" xmlns:w16cid="http://schemas.microsoft.com/office/word/2016/wordml/cid" xmlns:w16="http://schemas.microsoft.com/office/word/2018/wordml" xmlns:w16du="http://schemas.microsoft.com/office/word/2023/wordml/word16du" xmlns:w16sdtdh="http://schemas.microsoft.com/office/word/2020/wordml/sdtdatahash" xmlns:w16sdtfl="http://schemas.microsoft.com/office/word/2024/wordml/sdtformatlock" xmlns:w16se="http://schemas.microsoft.com/office/word/2015/wordml/symex" xmlns:wpg="http://schemas.microsoft.com/office/word/2010/wordprocessingGroup" xmlns:wpi="http://schemas.microsoft.com/office/word/2010/wordprocessingInk" xmlns:wne="http://schemas.microsoft.com/office/word/2006/wordml" xmlns:wps="http://schemas.microsoft.com/office/word/2010/wordprocessingShape" mc:Ignorable="w14 w15 w16se w16cid w16 w16cex w16sdtdh w16sdtfl w16du wp14">
-  <w:comment w:id="15" w:author="Dr Nicola J Bowman" w:date="2025-12-08T12:42:00Z" w:initials="NB">
+  <w:comment w:id="68" w:author="Dr Nicola J Bowman" w:date="2025-12-08T12:42:00Z" w:initials="NB">
     <w:p>
       <w:pPr>
         <w:pStyle w:val="CommentText"/>
@@ -13679,7 +14873,7 @@
       </w:r>
     </w:p>
   </w:comment>
-  <w:comment w:id="16" w:author="Alfred Anate Bodurin Mayaki" w:date="2025-12-23T14:14:00Z" w:initials="AABM">
+  <w:comment w:id="69" w:author="Alfred Anate Bodurin Mayaki" w:date="2025-12-23T14:14:00Z" w:initials="AABM">
     <w:p>
       <w:pPr>
         <w:pStyle w:val="CommentText"/>
@@ -13695,7 +14889,7 @@
       </w:r>
     </w:p>
   </w:comment>
-  <w:comment w:id="17" w:author="Dr Nicola J Bowman" w:date="2025-12-08T12:43:00Z" w:initials="NB">
+  <w:comment w:id="70" w:author="Dr Nicola J Bowman" w:date="2025-12-08T12:43:00Z" w:initials="NB">
     <w:p>
       <w:pPr>
         <w:pStyle w:val="CommentText"/>
@@ -13711,7 +14905,7 @@
       </w:r>
     </w:p>
   </w:comment>
-  <w:comment w:id="19" w:author="Dr Nicola J Bowman" w:date="2025-12-08T12:44:00Z" w:initials="NB">
+  <w:comment w:id="73" w:author="Dr Nicola J Bowman" w:date="2025-12-08T12:44:00Z" w:initials="NB">
     <w:p>
       <w:pPr>
         <w:pStyle w:val="CommentText"/>
@@ -13727,7 +14921,7 @@
       </w:r>
     </w:p>
   </w:comment>
-  <w:comment w:id="20" w:author="Dr Nicola J Bowman" w:date="2025-12-08T12:47:00Z" w:initials="NB">
+  <w:comment w:id="74" w:author="Dr Nicola J Bowman" w:date="2025-12-08T12:47:00Z" w:initials="NB">
     <w:p>
       <w:pPr>
         <w:pStyle w:val="CommentText"/>
@@ -13743,7 +14937,7 @@
       </w:r>
     </w:p>
   </w:comment>
-  <w:comment w:id="21" w:author="Alfred Anate Bodurin Mayaki" w:date="2025-12-10T08:21:00Z" w:initials="AABM">
+  <w:comment w:id="75" w:author="Alfred Anate Bodurin Mayaki" w:date="2025-12-10T08:21:00Z" w:initials="AABM">
     <w:p>
       <w:pPr>
         <w:pStyle w:val="CommentText"/>
@@ -13759,7 +14953,7 @@
       </w:r>
     </w:p>
   </w:comment>
-  <w:comment w:id="22" w:author="Alfred Anate Bodurin Mayaki" w:date="2026-02-02T12:59:00Z" w:initials="AABM">
+  <w:comment w:id="76" w:author="Alfred Anate Bodurin Mayaki" w:date="2026-02-02T12:59:00Z" w:initials="AABM">
     <w:p>
       <w:pPr>
         <w:pStyle w:val="CommentText"/>
@@ -13775,7 +14969,7 @@
       </w:r>
     </w:p>
   </w:comment>
-  <w:comment w:id="25" w:author="Dr Nicola J Bowman" w:date="2025-12-08T12:45:00Z" w:initials="NB">
+  <w:comment w:id="84" w:author="Dr Nicola J Bowman" w:date="2025-12-08T12:45:00Z" w:initials="NB">
     <w:p>
       <w:pPr>
         <w:pStyle w:val="CommentText"/>
@@ -13791,7 +14985,7 @@
       </w:r>
     </w:p>
   </w:comment>
-  <w:comment w:id="26" w:author="Dr Nicola J Bowman" w:date="2025-12-08T12:46:00Z" w:initials="NB">
+  <w:comment w:id="85" w:author="Dr Nicola J Bowman" w:date="2025-12-08T12:46:00Z" w:initials="NB">
     <w:p>
       <w:pPr>
         <w:pStyle w:val="CommentText"/>
@@ -13807,7 +15001,7 @@
       </w:r>
     </w:p>
   </w:comment>
-  <w:comment w:id="27" w:author="Alfred Anate Bodurin Mayaki" w:date="2025-12-10T09:06:00Z" w:initials="AABM">
+  <w:comment w:id="86" w:author="Alfred Anate Bodurin Mayaki" w:date="2025-12-10T09:06:00Z" w:initials="AABM">
     <w:p>
       <w:pPr>
         <w:pStyle w:val="CommentText"/>
@@ -13823,7 +15017,7 @@
       </w:r>
     </w:p>
   </w:comment>
-  <w:comment w:id="28" w:author="Alfred Anate Bodurin Mayaki" w:date="2025-12-10T09:09:00Z" w:initials="AABM">
+  <w:comment w:id="87" w:author="Alfred Anate Bodurin Mayaki" w:date="2025-12-10T09:09:00Z" w:initials="AABM">
     <w:p>
       <w:pPr>
         <w:pStyle w:val="CommentText"/>
@@ -13839,7 +15033,7 @@
       </w:r>
     </w:p>
   </w:comment>
-  <w:comment w:id="32" w:author="Dr Nicola J Bowman" w:date="2025-12-08T12:46:00Z" w:initials="NB">
+  <w:comment w:id="91" w:author="Dr Nicola J Bowman" w:date="2025-12-08T12:46:00Z" w:initials="NB">
     <w:p>
       <w:pPr>
         <w:pStyle w:val="CommentText"/>
@@ -13855,7 +15049,7 @@
       </w:r>
     </w:p>
   </w:comment>
-  <w:comment w:id="33" w:author="Alfred Anate Bodurin Mayaki" w:date="2025-12-10T09:10:00Z" w:initials="AABM">
+  <w:comment w:id="92" w:author="Alfred Anate Bodurin Mayaki" w:date="2025-12-10T09:10:00Z" w:initials="AABM">
     <w:p>
       <w:pPr>
         <w:pStyle w:val="CommentText"/>
@@ -15858,6 +17052,119 @@
       </w:rPr>
     </w:lvl>
   </w:abstractNum>
+  <w:abstractNum w:abstractNumId="16" w15:restartNumberingAfterBreak="0">
+    <w:nsid w:val="797C4B82"/>
+    <w:multiLevelType w:val="hybridMultilevel"/>
+    <w:tmpl w:val="07EAFC60"/>
+    <w:lvl w:ilvl="0" w:tplc="08090001">
+      <w:start w:val="1"/>
+      <w:numFmt w:val="bullet"/>
+      <w:lvlText w:val=""/>
+      <w:lvlJc w:val="left"/>
+      <w:pPr>
+        <w:ind w:left="720" w:hanging="360"/>
+      </w:pPr>
+      <w:rPr>
+        <w:rFonts w:ascii="Symbol" w:hAnsi="Symbol" w:hint="default"/>
+      </w:rPr>
+    </w:lvl>
+    <w:lvl w:ilvl="1" w:tplc="08090003" w:tentative="1">
+      <w:start w:val="1"/>
+      <w:numFmt w:val="bullet"/>
+      <w:lvlText w:val="o"/>
+      <w:lvlJc w:val="left"/>
+      <w:pPr>
+        <w:ind w:left="1440" w:hanging="360"/>
+      </w:pPr>
+      <w:rPr>
+        <w:rFonts w:ascii="Courier New" w:hAnsi="Courier New" w:cs="Courier New" w:hint="default"/>
+      </w:rPr>
+    </w:lvl>
+    <w:lvl w:ilvl="2" w:tplc="08090005" w:tentative="1">
+      <w:start w:val="1"/>
+      <w:numFmt w:val="bullet"/>
+      <w:lvlText w:val=""/>
+      <w:lvlJc w:val="left"/>
+      <w:pPr>
+        <w:ind w:left="2160" w:hanging="360"/>
+      </w:pPr>
+      <w:rPr>
+        <w:rFonts w:ascii="Wingdings" w:hAnsi="Wingdings" w:hint="default"/>
+      </w:rPr>
+    </w:lvl>
+    <w:lvl w:ilvl="3" w:tplc="08090001" w:tentative="1">
+      <w:start w:val="1"/>
+      <w:numFmt w:val="bullet"/>
+      <w:lvlText w:val=""/>
+      <w:lvlJc w:val="left"/>
+      <w:pPr>
+        <w:ind w:left="2880" w:hanging="360"/>
+      </w:pPr>
+      <w:rPr>
+        <w:rFonts w:ascii="Symbol" w:hAnsi="Symbol" w:hint="default"/>
+      </w:rPr>
+    </w:lvl>
+    <w:lvl w:ilvl="4" w:tplc="08090003" w:tentative="1">
+      <w:start w:val="1"/>
+      <w:numFmt w:val="bullet"/>
+      <w:lvlText w:val="o"/>
+      <w:lvlJc w:val="left"/>
+      <w:pPr>
+        <w:ind w:left="3600" w:hanging="360"/>
+      </w:pPr>
+      <w:rPr>
+        <w:rFonts w:ascii="Courier New" w:hAnsi="Courier New" w:cs="Courier New" w:hint="default"/>
+      </w:rPr>
+    </w:lvl>
+    <w:lvl w:ilvl="5" w:tplc="08090005" w:tentative="1">
+      <w:start w:val="1"/>
+      <w:numFmt w:val="bullet"/>
+      <w:lvlText w:val=""/>
+      <w:lvlJc w:val="left"/>
+      <w:pPr>
+        <w:ind w:left="4320" w:hanging="360"/>
+      </w:pPr>
+      <w:rPr>
+        <w:rFonts w:ascii="Wingdings" w:hAnsi="Wingdings" w:hint="default"/>
+      </w:rPr>
+    </w:lvl>
+    <w:lvl w:ilvl="6" w:tplc="08090001" w:tentative="1">
+      <w:start w:val="1"/>
+      <w:numFmt w:val="bullet"/>
+      <w:lvlText w:val=""/>
+      <w:lvlJc w:val="left"/>
+      <w:pPr>
+        <w:ind w:left="5040" w:hanging="360"/>
+      </w:pPr>
+      <w:rPr>
+        <w:rFonts w:ascii="Symbol" w:hAnsi="Symbol" w:hint="default"/>
+      </w:rPr>
+    </w:lvl>
+    <w:lvl w:ilvl="7" w:tplc="08090003" w:tentative="1">
+      <w:start w:val="1"/>
+      <w:numFmt w:val="bullet"/>
+      <w:lvlText w:val="o"/>
+      <w:lvlJc w:val="left"/>
+      <w:pPr>
+        <w:ind w:left="5760" w:hanging="360"/>
+      </w:pPr>
+      <w:rPr>
+        <w:rFonts w:ascii="Courier New" w:hAnsi="Courier New" w:cs="Courier New" w:hint="default"/>
+      </w:rPr>
+    </w:lvl>
+    <w:lvl w:ilvl="8" w:tplc="08090005" w:tentative="1">
+      <w:start w:val="1"/>
+      <w:numFmt w:val="bullet"/>
+      <w:lvlText w:val=""/>
+      <w:lvlJc w:val="left"/>
+      <w:pPr>
+        <w:ind w:left="6480" w:hanging="360"/>
+      </w:pPr>
+      <w:rPr>
+        <w:rFonts w:ascii="Wingdings" w:hAnsi="Wingdings" w:hint="default"/>
+      </w:rPr>
+    </w:lvl>
+  </w:abstractNum>
   <w:num w:numId="1" w16cid:durableId="1529559629">
     <w:abstractNumId w:val="3"/>
   </w:num>
@@ -15905,6 +17212,9 @@
   </w:num>
   <w:num w:numId="16" w16cid:durableId="1098015004">
     <w:abstractNumId w:val="9"/>
+  </w:num>
+  <w:num w:numId="17" w16cid:durableId="146677694">
+    <w:abstractNumId w:val="16"/>
   </w:num>
 </w:numbering>
 </file>
@@ -17527,6 +18837,18 @@
       <w:spacing w:after="0" w:line="240" w:lineRule="auto"/>
     </w:pPr>
   </w:style>
+  <w:style w:type="character" w:styleId="FollowedHyperlink">
+    <w:name w:val="FollowedHyperlink"/>
+    <w:basedOn w:val="DefaultParagraphFont"/>
+    <w:uiPriority w:val="99"/>
+    <w:semiHidden/>
+    <w:unhideWhenUsed/>
+    <w:rsid w:val="00432AFE"/>
+    <w:rPr>
+      <w:color w:val="96607D" w:themeColor="followedHyperlink"/>
+      <w:u w:val="single"/>
+    </w:rPr>
+  </w:style>
 </w:styles>
 </file>
 

--- a/B894-25K/FBL-PhD-research-proposal.docx
+++ b/B894-25K/FBL-PhD-research-proposal.docx
@@ -23,21 +23,33 @@
     <w:p>
       <w:pPr>
         <w:contextualSpacing/>
-        <w:jc w:val="both"/>
-        <w:rPr>
-          <w:rFonts w:ascii="CMU Sans Serif" w:hAnsi="CMU Sans Serif" w:cs="CMU Sans Serif"/>
-        </w:rPr>
+        <w:jc w:val="center"/>
+        <w:rPr>
+          <w:rFonts w:ascii="CMU Sans Serif" w:hAnsi="CMU Sans Serif" w:cs="CMU Sans Serif"/>
+        </w:rPr>
+        <w:pPrChange w:id="0" w:author="Alfred Anate Bodurin Mayaki" w:date="2026-02-02T20:47:00Z" w16du:dateUtc="2026-02-02T20:47:00Z">
+          <w:pPr>
+            <w:contextualSpacing/>
+            <w:jc w:val="both"/>
+          </w:pPr>
+        </w:pPrChange>
       </w:pPr>
     </w:p>
     <w:p>
       <w:pPr>
         <w:contextualSpacing/>
-        <w:jc w:val="both"/>
+        <w:jc w:val="center"/>
         <w:rPr>
           <w:rFonts w:ascii="CMU Sans Serif" w:hAnsi="CMU Sans Serif" w:cs="CMU Sans Serif"/>
           <w:b/>
           <w:bCs/>
         </w:rPr>
+        <w:pPrChange w:id="1" w:author="Alfred Anate Bodurin Mayaki" w:date="2026-02-02T20:47:00Z" w16du:dateUtc="2026-02-02T20:47:00Z">
+          <w:pPr>
+            <w:contextualSpacing/>
+            <w:jc w:val="both"/>
+          </w:pPr>
+        </w:pPrChange>
       </w:pPr>
       <w:r>
         <w:rPr>
@@ -59,23 +71,35 @@
     <w:p>
       <w:pPr>
         <w:contextualSpacing/>
-        <w:jc w:val="both"/>
+        <w:jc w:val="center"/>
         <w:rPr>
           <w:rFonts w:ascii="CMU Sans Serif" w:hAnsi="CMU Sans Serif" w:cs="CMU Sans Serif"/>
           <w:b/>
           <w:bCs/>
         </w:rPr>
+        <w:pPrChange w:id="2" w:author="Alfred Anate Bodurin Mayaki" w:date="2026-02-02T20:47:00Z" w16du:dateUtc="2026-02-02T20:47:00Z">
+          <w:pPr>
+            <w:contextualSpacing/>
+            <w:jc w:val="both"/>
+          </w:pPr>
+        </w:pPrChange>
       </w:pPr>
     </w:p>
     <w:p>
       <w:pPr>
         <w:contextualSpacing/>
-        <w:jc w:val="both"/>
+        <w:jc w:val="center"/>
         <w:rPr>
           <w:rFonts w:ascii="CMU Sans Serif" w:hAnsi="CMU Sans Serif" w:cs="CMU Sans Serif"/>
           <w:sz w:val="28"/>
           <w:szCs w:val="28"/>
         </w:rPr>
+        <w:pPrChange w:id="3" w:author="Alfred Anate Bodurin Mayaki" w:date="2026-02-02T20:47:00Z" w16du:dateUtc="2026-02-02T20:47:00Z">
+          <w:pPr>
+            <w:contextualSpacing/>
+            <w:jc w:val="both"/>
+          </w:pPr>
+        </w:pPrChange>
       </w:pPr>
       <w:r>
         <w:rPr>
@@ -85,7 +109,7 @@
         </w:rPr>
         <w:t xml:space="preserve">Artificial </w:t>
       </w:r>
-      <w:ins w:id="0" w:author="Alfred Anate Bodurin Mayaki" w:date="2026-02-02T17:20:00Z" w16du:dateUtc="2026-02-02T17:20:00Z">
+      <w:ins w:id="4" w:author="Alfred Anate Bodurin Mayaki" w:date="2026-02-02T17:20:00Z" w16du:dateUtc="2026-02-02T17:20:00Z">
         <w:r>
           <w:rPr>
             <w:rFonts w:ascii="CMU Sans Serif" w:hAnsi="CMU Sans Serif" w:cs="CMU Sans Serif"/>
@@ -95,7 +119,7 @@
           <w:t>Superi</w:t>
         </w:r>
       </w:ins>
-      <w:del w:id="1" w:author="Alfred Anate Bodurin Mayaki" w:date="2026-02-02T17:20:00Z" w16du:dateUtc="2026-02-02T17:20:00Z">
+      <w:del w:id="5" w:author="Alfred Anate Bodurin Mayaki" w:date="2026-02-02T17:20:00Z" w16du:dateUtc="2026-02-02T17:20:00Z">
         <w:r>
           <w:rPr>
             <w:rFonts w:ascii="CMU Sans Serif" w:hAnsi="CMU Sans Serif" w:cs="CMU Sans Serif"/>
@@ -137,7 +161,7 @@
         </w:rPr>
         <w:t>Can A</w:t>
       </w:r>
-      <w:ins w:id="2" w:author="Alfred Anate Bodurin Mayaki" w:date="2026-02-02T17:20:00Z" w16du:dateUtc="2026-02-02T17:20:00Z">
+      <w:ins w:id="6" w:author="Alfred Anate Bodurin Mayaki" w:date="2026-02-02T17:20:00Z" w16du:dateUtc="2026-02-02T17:20:00Z">
         <w:r>
           <w:rPr>
             <w:rFonts w:ascii="CMU Sans Serif" w:hAnsi="CMU Sans Serif" w:cs="CMU Sans Serif"/>
@@ -195,7 +219,7 @@
         </w:rPr>
         <w:t xml:space="preserve">Neurodivergent </w:t>
       </w:r>
-      <w:del w:id="3" w:author="Alfred Anate Bodurin Mayaki" w:date="2026-02-02T17:20:00Z" w16du:dateUtc="2026-02-02T17:20:00Z">
+      <w:del w:id="7" w:author="Alfred Anate Bodurin Mayaki" w:date="2026-02-02T17:20:00Z" w16du:dateUtc="2026-02-02T17:20:00Z">
         <w:r>
           <w:rPr>
             <w:rFonts w:ascii="CMU Sans Serif" w:hAnsi="CMU Sans Serif" w:cs="CMU Sans Serif"/>
@@ -221,7 +245,7 @@
           <w:delText xml:space="preserve"> </w:delText>
         </w:r>
       </w:del>
-      <w:ins w:id="4" w:author="Alfred Anate Bodurin Mayaki" w:date="2026-02-02T17:20:00Z" w16du:dateUtc="2026-02-02T17:20:00Z">
+      <w:ins w:id="8" w:author="Alfred Anate Bodurin Mayaki" w:date="2026-02-02T17:20:00Z" w16du:dateUtc="2026-02-02T17:20:00Z">
         <w:r>
           <w:rPr>
             <w:rFonts w:ascii="CMU Sans Serif" w:hAnsi="CMU Sans Serif" w:cs="CMU Sans Serif"/>
@@ -275,18 +299,24 @@
     <w:p>
       <w:pPr>
         <w:contextualSpacing/>
-        <w:jc w:val="both"/>
+        <w:jc w:val="center"/>
         <w:rPr>
           <w:rFonts w:ascii="CMU Sans Serif" w:hAnsi="CMU Sans Serif" w:cs="CMU Sans Serif"/>
           <w:sz w:val="18"/>
           <w:szCs w:val="18"/>
         </w:rPr>
+        <w:pPrChange w:id="9" w:author="Alfred Anate Bodurin Mayaki" w:date="2026-02-02T20:47:00Z" w16du:dateUtc="2026-02-02T20:47:00Z">
+          <w:pPr>
+            <w:contextualSpacing/>
+            <w:jc w:val="both"/>
+          </w:pPr>
+        </w:pPrChange>
       </w:pPr>
     </w:p>
     <w:p>
       <w:pPr>
         <w:contextualSpacing/>
-        <w:jc w:val="both"/>
+        <w:jc w:val="center"/>
         <w:rPr>
           <w:rFonts w:ascii="CMU Sans Serif" w:hAnsi="CMU Sans Serif" w:cs="CMU Sans Serif"/>
           <w:i/>
@@ -294,6 +324,12 @@
           <w:sz w:val="18"/>
           <w:szCs w:val="18"/>
         </w:rPr>
+        <w:pPrChange w:id="10" w:author="Alfred Anate Bodurin Mayaki" w:date="2026-02-02T20:47:00Z" w16du:dateUtc="2026-02-02T20:47:00Z">
+          <w:pPr>
+            <w:contextualSpacing/>
+            <w:jc w:val="both"/>
+          </w:pPr>
+        </w:pPrChange>
       </w:pPr>
       <w:r>
         <w:rPr>
@@ -329,21 +365,33 @@
     <w:p>
       <w:pPr>
         <w:contextualSpacing/>
-        <w:jc w:val="both"/>
-        <w:rPr>
-          <w:rFonts w:ascii="CMU Sans Serif" w:hAnsi="CMU Sans Serif" w:cs="CMU Sans Serif"/>
-        </w:rPr>
+        <w:jc w:val="center"/>
+        <w:rPr>
+          <w:rFonts w:ascii="CMU Sans Serif" w:hAnsi="CMU Sans Serif" w:cs="CMU Sans Serif"/>
+        </w:rPr>
+        <w:pPrChange w:id="11" w:author="Alfred Anate Bodurin Mayaki" w:date="2026-02-02T20:47:00Z" w16du:dateUtc="2026-02-02T20:47:00Z">
+          <w:pPr>
+            <w:contextualSpacing/>
+            <w:jc w:val="both"/>
+          </w:pPr>
+        </w:pPrChange>
       </w:pPr>
     </w:p>
     <w:p>
       <w:pPr>
         <w:contextualSpacing/>
-        <w:jc w:val="both"/>
-        <w:rPr>
-          <w:rFonts w:ascii="CMU Sans Serif" w:hAnsi="CMU Sans Serif" w:cs="CMU Sans Serif"/>
-          <w:sz w:val="20"/>
-          <w:szCs w:val="20"/>
-        </w:rPr>
+        <w:jc w:val="center"/>
+        <w:rPr>
+          <w:rFonts w:ascii="CMU Sans Serif" w:hAnsi="CMU Sans Serif" w:cs="CMU Sans Serif"/>
+          <w:sz w:val="20"/>
+          <w:szCs w:val="20"/>
+        </w:rPr>
+        <w:pPrChange w:id="12" w:author="Alfred Anate Bodurin Mayaki" w:date="2026-02-02T20:47:00Z" w16du:dateUtc="2026-02-02T20:47:00Z">
+          <w:pPr>
+            <w:contextualSpacing/>
+            <w:jc w:val="both"/>
+          </w:pPr>
+        </w:pPrChange>
       </w:pPr>
       <w:r>
         <w:rPr>
@@ -366,12 +414,18 @@
     <w:p>
       <w:pPr>
         <w:contextualSpacing/>
-        <w:jc w:val="both"/>
-        <w:rPr>
-          <w:rFonts w:ascii="CMU Sans Serif" w:hAnsi="CMU Sans Serif" w:cs="CMU Sans Serif"/>
-          <w:sz w:val="20"/>
-          <w:szCs w:val="20"/>
-        </w:rPr>
+        <w:jc w:val="center"/>
+        <w:rPr>
+          <w:rFonts w:ascii="CMU Sans Serif" w:hAnsi="CMU Sans Serif" w:cs="CMU Sans Serif"/>
+          <w:sz w:val="20"/>
+          <w:szCs w:val="20"/>
+        </w:rPr>
+        <w:pPrChange w:id="13" w:author="Alfred Anate Bodurin Mayaki" w:date="2026-02-02T20:47:00Z" w16du:dateUtc="2026-02-02T20:47:00Z">
+          <w:pPr>
+            <w:contextualSpacing/>
+            <w:jc w:val="both"/>
+          </w:pPr>
+        </w:pPrChange>
       </w:pPr>
       <w:r>
         <w:rPr>
@@ -385,12 +439,18 @@
     <w:p>
       <w:pPr>
         <w:contextualSpacing/>
-        <w:jc w:val="both"/>
-        <w:rPr>
-          <w:rFonts w:ascii="CMU Sans Serif" w:hAnsi="CMU Sans Serif" w:cs="CMU Sans Serif"/>
-          <w:sz w:val="20"/>
-          <w:szCs w:val="20"/>
-        </w:rPr>
+        <w:jc w:val="center"/>
+        <w:rPr>
+          <w:rFonts w:ascii="CMU Sans Serif" w:hAnsi="CMU Sans Serif" w:cs="CMU Sans Serif"/>
+          <w:sz w:val="20"/>
+          <w:szCs w:val="20"/>
+        </w:rPr>
+        <w:pPrChange w:id="14" w:author="Alfred Anate Bodurin Mayaki" w:date="2026-02-02T20:47:00Z" w16du:dateUtc="2026-02-02T20:47:00Z">
+          <w:pPr>
+            <w:contextualSpacing/>
+            <w:jc w:val="both"/>
+          </w:pPr>
+        </w:pPrChange>
       </w:pPr>
       <w:r>
         <w:rPr>
@@ -665,7 +725,7 @@
               <w:tab w:val="right" w:leader="dot" w:pos="9016"/>
             </w:tabs>
             <w:rPr>
-              <w:ins w:id="5" w:author="Alfred Anate Bodurin Mayaki" w:date="2026-02-02T17:30:00Z" w16du:dateUtc="2026-02-02T17:30:00Z"/>
+              <w:ins w:id="15" w:author="Alfred Anate Bodurin Mayaki" w:date="2026-02-02T21:14:00Z" w16du:dateUtc="2026-02-02T21:14:00Z"/>
               <w:rFonts w:eastAsiaTheme="minorEastAsia"/>
               <w:noProof/>
               <w:lang w:eastAsia="en-GB"/>
@@ -680,7 +740,7 @@
           <w:r>
             <w:fldChar w:fldCharType="separate"/>
           </w:r>
-          <w:ins w:id="6" w:author="Alfred Anate Bodurin Mayaki" w:date="2026-02-02T17:30:00Z" w16du:dateUtc="2026-02-02T17:30:00Z">
+          <w:ins w:id="16" w:author="Alfred Anate Bodurin Mayaki" w:date="2026-02-02T21:14:00Z" w16du:dateUtc="2026-02-02T21:14:00Z">
             <w:r>
               <w:rPr>
                 <w:rStyle w:val="Hyperlink"/>
@@ -699,7 +759,7 @@
               <w:rPr>
                 <w:noProof/>
               </w:rPr>
-              <w:instrText>HYPERLINK \l "_Toc220945823"</w:instrText>
+              <w:instrText>HYPERLINK \l "_Toc220959283"</w:instrText>
             </w:r>
             <w:r>
               <w:rPr>
@@ -748,7 +808,7 @@
                 <w:noProof/>
                 <w:webHidden/>
               </w:rPr>
-              <w:instrText xml:space="preserve"> PAGEREF _Toc220945823 \h </w:instrText>
+              <w:instrText xml:space="preserve"> PAGEREF _Toc220959283 \h </w:instrText>
             </w:r>
             <w:r>
               <w:rPr>
@@ -763,6 +823,8 @@
               </w:rPr>
               <w:fldChar w:fldCharType="separate"/>
             </w:r>
+          </w:ins>
+          <w:ins w:id="17" w:author="Alfred Anate Bodurin Mayaki" w:date="2026-02-02T21:17:00Z" w16du:dateUtc="2026-02-02T21:17:00Z">
             <w:r>
               <w:rPr>
                 <w:noProof/>
@@ -770,6 +832,8 @@
               </w:rPr>
               <w:t>3</w:t>
             </w:r>
+          </w:ins>
+          <w:ins w:id="18" w:author="Alfred Anate Bodurin Mayaki" w:date="2026-02-02T21:14:00Z" w16du:dateUtc="2026-02-02T21:14:00Z">
             <w:r>
               <w:rPr>
                 <w:noProof/>
@@ -793,13 +857,13 @@
               <w:tab w:val="right" w:leader="dot" w:pos="9016"/>
             </w:tabs>
             <w:rPr>
-              <w:ins w:id="7" w:author="Alfred Anate Bodurin Mayaki" w:date="2026-02-02T17:30:00Z" w16du:dateUtc="2026-02-02T17:30:00Z"/>
+              <w:ins w:id="19" w:author="Alfred Anate Bodurin Mayaki" w:date="2026-02-02T21:14:00Z" w16du:dateUtc="2026-02-02T21:14:00Z"/>
               <w:rFonts w:eastAsiaTheme="minorEastAsia"/>
               <w:noProof/>
               <w:lang w:eastAsia="en-GB"/>
             </w:rPr>
           </w:pPr>
-          <w:ins w:id="8" w:author="Alfred Anate Bodurin Mayaki" w:date="2026-02-02T17:30:00Z" w16du:dateUtc="2026-02-02T17:30:00Z">
+          <w:ins w:id="20" w:author="Alfred Anate Bodurin Mayaki" w:date="2026-02-02T21:14:00Z" w16du:dateUtc="2026-02-02T21:14:00Z">
             <w:r>
               <w:rPr>
                 <w:rStyle w:val="Hyperlink"/>
@@ -818,7 +882,7 @@
               <w:rPr>
                 <w:noProof/>
               </w:rPr>
-              <w:instrText>HYPERLINK \l "_Toc220945824"</w:instrText>
+              <w:instrText>HYPERLINK \l "_Toc220959284"</w:instrText>
             </w:r>
             <w:r>
               <w:rPr>
@@ -867,7 +931,7 @@
                 <w:noProof/>
                 <w:webHidden/>
               </w:rPr>
-              <w:instrText xml:space="preserve"> PAGEREF _Toc220945824 \h </w:instrText>
+              <w:instrText xml:space="preserve"> PAGEREF _Toc220959284 \h </w:instrText>
             </w:r>
             <w:r>
               <w:rPr>
@@ -882,6 +946,8 @@
               </w:rPr>
               <w:fldChar w:fldCharType="separate"/>
             </w:r>
+          </w:ins>
+          <w:ins w:id="21" w:author="Alfred Anate Bodurin Mayaki" w:date="2026-02-02T21:17:00Z" w16du:dateUtc="2026-02-02T21:17:00Z">
             <w:r>
               <w:rPr>
                 <w:noProof/>
@@ -889,6 +955,8 @@
               </w:rPr>
               <w:t>3</w:t>
             </w:r>
+          </w:ins>
+          <w:ins w:id="22" w:author="Alfred Anate Bodurin Mayaki" w:date="2026-02-02T21:14:00Z" w16du:dateUtc="2026-02-02T21:14:00Z">
             <w:r>
               <w:rPr>
                 <w:noProof/>
@@ -912,13 +980,13 @@
               <w:tab w:val="right" w:leader="dot" w:pos="9016"/>
             </w:tabs>
             <w:rPr>
-              <w:ins w:id="9" w:author="Alfred Anate Bodurin Mayaki" w:date="2026-02-02T17:30:00Z" w16du:dateUtc="2026-02-02T17:30:00Z"/>
+              <w:ins w:id="23" w:author="Alfred Anate Bodurin Mayaki" w:date="2026-02-02T21:14:00Z" w16du:dateUtc="2026-02-02T21:14:00Z"/>
               <w:rFonts w:eastAsiaTheme="minorEastAsia"/>
               <w:noProof/>
               <w:lang w:eastAsia="en-GB"/>
             </w:rPr>
           </w:pPr>
-          <w:ins w:id="10" w:author="Alfred Anate Bodurin Mayaki" w:date="2026-02-02T17:30:00Z" w16du:dateUtc="2026-02-02T17:30:00Z">
+          <w:ins w:id="24" w:author="Alfred Anate Bodurin Mayaki" w:date="2026-02-02T21:14:00Z" w16du:dateUtc="2026-02-02T21:14:00Z">
             <w:r>
               <w:rPr>
                 <w:rStyle w:val="Hyperlink"/>
@@ -937,7 +1005,7 @@
               <w:rPr>
                 <w:noProof/>
               </w:rPr>
-              <w:instrText>HYPERLINK \l "_Toc220945825"</w:instrText>
+              <w:instrText>HYPERLINK \l "_Toc220959285"</w:instrText>
             </w:r>
             <w:r>
               <w:rPr>
@@ -986,7 +1054,7 @@
                 <w:noProof/>
                 <w:webHidden/>
               </w:rPr>
-              <w:instrText xml:space="preserve"> PAGEREF _Toc220945825 \h </w:instrText>
+              <w:instrText xml:space="preserve"> PAGEREF _Toc220959285 \h </w:instrText>
             </w:r>
             <w:r>
               <w:rPr>
@@ -1001,6 +1069,8 @@
               </w:rPr>
               <w:fldChar w:fldCharType="separate"/>
             </w:r>
+          </w:ins>
+          <w:ins w:id="25" w:author="Alfred Anate Bodurin Mayaki" w:date="2026-02-02T21:17:00Z" w16du:dateUtc="2026-02-02T21:17:00Z">
             <w:r>
               <w:rPr>
                 <w:noProof/>
@@ -1008,6 +1078,8 @@
               </w:rPr>
               <w:t>4</w:t>
             </w:r>
+          </w:ins>
+          <w:ins w:id="26" w:author="Alfred Anate Bodurin Mayaki" w:date="2026-02-02T21:14:00Z" w16du:dateUtc="2026-02-02T21:14:00Z">
             <w:r>
               <w:rPr>
                 <w:noProof/>
@@ -1031,13 +1103,13 @@
               <w:tab w:val="right" w:leader="dot" w:pos="9016"/>
             </w:tabs>
             <w:rPr>
-              <w:ins w:id="11" w:author="Alfred Anate Bodurin Mayaki" w:date="2026-02-02T17:30:00Z" w16du:dateUtc="2026-02-02T17:30:00Z"/>
+              <w:ins w:id="27" w:author="Alfred Anate Bodurin Mayaki" w:date="2026-02-02T21:14:00Z" w16du:dateUtc="2026-02-02T21:14:00Z"/>
               <w:rFonts w:eastAsiaTheme="minorEastAsia"/>
               <w:noProof/>
               <w:lang w:eastAsia="en-GB"/>
             </w:rPr>
           </w:pPr>
-          <w:ins w:id="12" w:author="Alfred Anate Bodurin Mayaki" w:date="2026-02-02T17:30:00Z" w16du:dateUtc="2026-02-02T17:30:00Z">
+          <w:ins w:id="28" w:author="Alfred Anate Bodurin Mayaki" w:date="2026-02-02T21:14:00Z" w16du:dateUtc="2026-02-02T21:14:00Z">
             <w:r>
               <w:rPr>
                 <w:rStyle w:val="Hyperlink"/>
@@ -1056,7 +1128,7 @@
               <w:rPr>
                 <w:noProof/>
               </w:rPr>
-              <w:instrText>HYPERLINK \l "_Toc220945826"</w:instrText>
+              <w:instrText>HYPERLINK \l "_Toc220959286"</w:instrText>
             </w:r>
             <w:r>
               <w:rPr>
@@ -1105,7 +1177,7 @@
                 <w:noProof/>
                 <w:webHidden/>
               </w:rPr>
-              <w:instrText xml:space="preserve"> PAGEREF _Toc220945826 \h </w:instrText>
+              <w:instrText xml:space="preserve"> PAGEREF _Toc220959286 \h </w:instrText>
             </w:r>
             <w:r>
               <w:rPr>
@@ -1120,6 +1192,8 @@
               </w:rPr>
               <w:fldChar w:fldCharType="separate"/>
             </w:r>
+          </w:ins>
+          <w:ins w:id="29" w:author="Alfred Anate Bodurin Mayaki" w:date="2026-02-02T21:17:00Z" w16du:dateUtc="2026-02-02T21:17:00Z">
             <w:r>
               <w:rPr>
                 <w:noProof/>
@@ -1127,6 +1201,8 @@
               </w:rPr>
               <w:t>4</w:t>
             </w:r>
+          </w:ins>
+          <w:ins w:id="30" w:author="Alfred Anate Bodurin Mayaki" w:date="2026-02-02T21:14:00Z" w16du:dateUtc="2026-02-02T21:14:00Z">
             <w:r>
               <w:rPr>
                 <w:noProof/>
@@ -1150,13 +1226,13 @@
               <w:tab w:val="right" w:leader="dot" w:pos="9016"/>
             </w:tabs>
             <w:rPr>
-              <w:ins w:id="13" w:author="Alfred Anate Bodurin Mayaki" w:date="2026-02-02T17:30:00Z" w16du:dateUtc="2026-02-02T17:30:00Z"/>
+              <w:ins w:id="31" w:author="Alfred Anate Bodurin Mayaki" w:date="2026-02-02T21:14:00Z" w16du:dateUtc="2026-02-02T21:14:00Z"/>
               <w:rFonts w:eastAsiaTheme="minorEastAsia"/>
               <w:noProof/>
               <w:lang w:eastAsia="en-GB"/>
             </w:rPr>
           </w:pPr>
-          <w:ins w:id="14" w:author="Alfred Anate Bodurin Mayaki" w:date="2026-02-02T17:30:00Z" w16du:dateUtc="2026-02-02T17:30:00Z">
+          <w:ins w:id="32" w:author="Alfred Anate Bodurin Mayaki" w:date="2026-02-02T21:14:00Z" w16du:dateUtc="2026-02-02T21:14:00Z">
             <w:r>
               <w:rPr>
                 <w:rStyle w:val="Hyperlink"/>
@@ -1175,7 +1251,7 @@
               <w:rPr>
                 <w:noProof/>
               </w:rPr>
-              <w:instrText>HYPERLINK \l "_Toc220945827"</w:instrText>
+              <w:instrText>HYPERLINK \l "_Toc220959287"</w:instrText>
             </w:r>
             <w:r>
               <w:rPr>
@@ -1224,7 +1300,7 @@
                 <w:noProof/>
                 <w:webHidden/>
               </w:rPr>
-              <w:instrText xml:space="preserve"> PAGEREF _Toc220945827 \h </w:instrText>
+              <w:instrText xml:space="preserve"> PAGEREF _Toc220959287 \h </w:instrText>
             </w:r>
             <w:r>
               <w:rPr>
@@ -1239,6 +1315,8 @@
               </w:rPr>
               <w:fldChar w:fldCharType="separate"/>
             </w:r>
+          </w:ins>
+          <w:ins w:id="33" w:author="Alfred Anate Bodurin Mayaki" w:date="2026-02-02T21:17:00Z" w16du:dateUtc="2026-02-02T21:17:00Z">
             <w:r>
               <w:rPr>
                 <w:noProof/>
@@ -1246,6 +1324,8 @@
               </w:rPr>
               <w:t>4</w:t>
             </w:r>
+          </w:ins>
+          <w:ins w:id="34" w:author="Alfred Anate Bodurin Mayaki" w:date="2026-02-02T21:14:00Z" w16du:dateUtc="2026-02-02T21:14:00Z">
             <w:r>
               <w:rPr>
                 <w:noProof/>
@@ -1269,13 +1349,13 @@
               <w:tab w:val="right" w:leader="dot" w:pos="9016"/>
             </w:tabs>
             <w:rPr>
-              <w:ins w:id="15" w:author="Alfred Anate Bodurin Mayaki" w:date="2026-02-02T17:30:00Z" w16du:dateUtc="2026-02-02T17:30:00Z"/>
+              <w:ins w:id="35" w:author="Alfred Anate Bodurin Mayaki" w:date="2026-02-02T21:14:00Z" w16du:dateUtc="2026-02-02T21:14:00Z"/>
               <w:rFonts w:eastAsiaTheme="minorEastAsia"/>
               <w:noProof/>
               <w:lang w:eastAsia="en-GB"/>
             </w:rPr>
           </w:pPr>
-          <w:ins w:id="16" w:author="Alfred Anate Bodurin Mayaki" w:date="2026-02-02T17:30:00Z" w16du:dateUtc="2026-02-02T17:30:00Z">
+          <w:ins w:id="36" w:author="Alfred Anate Bodurin Mayaki" w:date="2026-02-02T21:14:00Z" w16du:dateUtc="2026-02-02T21:14:00Z">
             <w:r>
               <w:rPr>
                 <w:rStyle w:val="Hyperlink"/>
@@ -1294,7 +1374,7 @@
               <w:rPr>
                 <w:noProof/>
               </w:rPr>
-              <w:instrText>HYPERLINK \l "_Toc220945828"</w:instrText>
+              <w:instrText>HYPERLINK \l "_Toc220959288"</w:instrText>
             </w:r>
             <w:r>
               <w:rPr>
@@ -1343,7 +1423,7 @@
                 <w:noProof/>
                 <w:webHidden/>
               </w:rPr>
-              <w:instrText xml:space="preserve"> PAGEREF _Toc220945828 \h </w:instrText>
+              <w:instrText xml:space="preserve"> PAGEREF _Toc220959288 \h </w:instrText>
             </w:r>
             <w:r>
               <w:rPr>
@@ -1358,6 +1438,8 @@
               </w:rPr>
               <w:fldChar w:fldCharType="separate"/>
             </w:r>
+          </w:ins>
+          <w:ins w:id="37" w:author="Alfred Anate Bodurin Mayaki" w:date="2026-02-02T21:17:00Z" w16du:dateUtc="2026-02-02T21:17:00Z">
             <w:r>
               <w:rPr>
                 <w:noProof/>
@@ -1365,6 +1447,8 @@
               </w:rPr>
               <w:t>5</w:t>
             </w:r>
+          </w:ins>
+          <w:ins w:id="38" w:author="Alfred Anate Bodurin Mayaki" w:date="2026-02-02T21:14:00Z" w16du:dateUtc="2026-02-02T21:14:00Z">
             <w:r>
               <w:rPr>
                 <w:noProof/>
@@ -1388,13 +1472,13 @@
               <w:tab w:val="right" w:leader="dot" w:pos="9016"/>
             </w:tabs>
             <w:rPr>
-              <w:ins w:id="17" w:author="Alfred Anate Bodurin Mayaki" w:date="2026-02-02T17:30:00Z" w16du:dateUtc="2026-02-02T17:30:00Z"/>
+              <w:ins w:id="39" w:author="Alfred Anate Bodurin Mayaki" w:date="2026-02-02T21:14:00Z" w16du:dateUtc="2026-02-02T21:14:00Z"/>
               <w:rFonts w:eastAsiaTheme="minorEastAsia"/>
               <w:noProof/>
               <w:lang w:eastAsia="en-GB"/>
             </w:rPr>
           </w:pPr>
-          <w:ins w:id="18" w:author="Alfred Anate Bodurin Mayaki" w:date="2026-02-02T17:30:00Z" w16du:dateUtc="2026-02-02T17:30:00Z">
+          <w:ins w:id="40" w:author="Alfred Anate Bodurin Mayaki" w:date="2026-02-02T21:14:00Z" w16du:dateUtc="2026-02-02T21:14:00Z">
             <w:r>
               <w:rPr>
                 <w:rStyle w:val="Hyperlink"/>
@@ -1413,7 +1497,7 @@
               <w:rPr>
                 <w:noProof/>
               </w:rPr>
-              <w:instrText>HYPERLINK \l "_Toc220945829"</w:instrText>
+              <w:instrText>HYPERLINK \l "_Toc220959289"</w:instrText>
             </w:r>
             <w:r>
               <w:rPr>
@@ -1462,7 +1546,7 @@
                 <w:noProof/>
                 <w:webHidden/>
               </w:rPr>
-              <w:instrText xml:space="preserve"> PAGEREF _Toc220945829 \h </w:instrText>
+              <w:instrText xml:space="preserve"> PAGEREF _Toc220959289 \h </w:instrText>
             </w:r>
             <w:r>
               <w:rPr>
@@ -1477,6 +1561,8 @@
               </w:rPr>
               <w:fldChar w:fldCharType="separate"/>
             </w:r>
+          </w:ins>
+          <w:ins w:id="41" w:author="Alfred Anate Bodurin Mayaki" w:date="2026-02-02T21:17:00Z" w16du:dateUtc="2026-02-02T21:17:00Z">
             <w:r>
               <w:rPr>
                 <w:noProof/>
@@ -1484,6 +1570,8 @@
               </w:rPr>
               <w:t>5</w:t>
             </w:r>
+          </w:ins>
+          <w:ins w:id="42" w:author="Alfred Anate Bodurin Mayaki" w:date="2026-02-02T21:14:00Z" w16du:dateUtc="2026-02-02T21:14:00Z">
             <w:r>
               <w:rPr>
                 <w:noProof/>
@@ -1507,13 +1595,13 @@
               <w:tab w:val="right" w:leader="dot" w:pos="9016"/>
             </w:tabs>
             <w:rPr>
-              <w:ins w:id="19" w:author="Alfred Anate Bodurin Mayaki" w:date="2026-02-02T17:30:00Z" w16du:dateUtc="2026-02-02T17:30:00Z"/>
+              <w:ins w:id="43" w:author="Alfred Anate Bodurin Mayaki" w:date="2026-02-02T21:14:00Z" w16du:dateUtc="2026-02-02T21:14:00Z"/>
               <w:rFonts w:eastAsiaTheme="minorEastAsia"/>
               <w:noProof/>
               <w:lang w:eastAsia="en-GB"/>
             </w:rPr>
           </w:pPr>
-          <w:ins w:id="20" w:author="Alfred Anate Bodurin Mayaki" w:date="2026-02-02T17:30:00Z" w16du:dateUtc="2026-02-02T17:30:00Z">
+          <w:ins w:id="44" w:author="Alfred Anate Bodurin Mayaki" w:date="2026-02-02T21:14:00Z" w16du:dateUtc="2026-02-02T21:14:00Z">
             <w:r>
               <w:rPr>
                 <w:rStyle w:val="Hyperlink"/>
@@ -1532,7 +1620,7 @@
               <w:rPr>
                 <w:noProof/>
               </w:rPr>
-              <w:instrText>HYPERLINK \l "_Toc220945830"</w:instrText>
+              <w:instrText>HYPERLINK \l "_Toc220959290"</w:instrText>
             </w:r>
             <w:r>
               <w:rPr>
@@ -1560,7 +1648,7 @@
                 <w:rFonts w:ascii="CMU Sans Serif" w:hAnsi="CMU Sans Serif" w:cs="CMU Sans Serif"/>
                 <w:noProof/>
               </w:rPr>
-              <w:t>7 Mapping subtopics that are relevant</w:t>
+              <w:t>7 Mapping relevant subtopics</w:t>
             </w:r>
             <w:r>
               <w:rPr>
@@ -1581,7 +1669,7 @@
                 <w:noProof/>
                 <w:webHidden/>
               </w:rPr>
-              <w:instrText xml:space="preserve"> PAGEREF _Toc220945830 \h </w:instrText>
+              <w:instrText xml:space="preserve"> PAGEREF _Toc220959290 \h </w:instrText>
             </w:r>
             <w:r>
               <w:rPr>
@@ -1596,6 +1684,8 @@
               </w:rPr>
               <w:fldChar w:fldCharType="separate"/>
             </w:r>
+          </w:ins>
+          <w:ins w:id="45" w:author="Alfred Anate Bodurin Mayaki" w:date="2026-02-02T21:17:00Z" w16du:dateUtc="2026-02-02T21:17:00Z">
             <w:r>
               <w:rPr>
                 <w:noProof/>
@@ -1603,6 +1693,8 @@
               </w:rPr>
               <w:t>6</w:t>
             </w:r>
+          </w:ins>
+          <w:ins w:id="46" w:author="Alfred Anate Bodurin Mayaki" w:date="2026-02-02T21:14:00Z" w16du:dateUtc="2026-02-02T21:14:00Z">
             <w:r>
               <w:rPr>
                 <w:noProof/>
@@ -1626,13 +1718,13 @@
               <w:tab w:val="right" w:leader="dot" w:pos="9016"/>
             </w:tabs>
             <w:rPr>
-              <w:ins w:id="21" w:author="Alfred Anate Bodurin Mayaki" w:date="2026-02-02T17:30:00Z" w16du:dateUtc="2026-02-02T17:30:00Z"/>
+              <w:ins w:id="47" w:author="Alfred Anate Bodurin Mayaki" w:date="2026-02-02T21:14:00Z" w16du:dateUtc="2026-02-02T21:14:00Z"/>
               <w:rFonts w:eastAsiaTheme="minorEastAsia"/>
               <w:noProof/>
               <w:lang w:eastAsia="en-GB"/>
             </w:rPr>
           </w:pPr>
-          <w:ins w:id="22" w:author="Alfred Anate Bodurin Mayaki" w:date="2026-02-02T17:30:00Z" w16du:dateUtc="2026-02-02T17:30:00Z">
+          <w:ins w:id="48" w:author="Alfred Anate Bodurin Mayaki" w:date="2026-02-02T21:14:00Z" w16du:dateUtc="2026-02-02T21:14:00Z">
             <w:r>
               <w:rPr>
                 <w:rStyle w:val="Hyperlink"/>
@@ -1651,7 +1743,7 @@
               <w:rPr>
                 <w:noProof/>
               </w:rPr>
-              <w:instrText>HYPERLINK \l "_Toc220945831"</w:instrText>
+              <w:instrText>HYPERLINK \l "_Toc220959291"</w:instrText>
             </w:r>
             <w:r>
               <w:rPr>
@@ -1679,7 +1771,7 @@
                 <w:rFonts w:ascii="CMU Sans Serif" w:hAnsi="CMU Sans Serif" w:cs="CMU Sans Serif"/>
                 <w:noProof/>
               </w:rPr>
-              <w:t>7.1 Conducting Gap Analysis – ASI and HRM</w:t>
+              <w:t>7.1 Conducting Gap Analysis – ASI and its effect on HRM</w:t>
             </w:r>
             <w:r>
               <w:rPr>
@@ -1700,7 +1792,7 @@
                 <w:noProof/>
                 <w:webHidden/>
               </w:rPr>
-              <w:instrText xml:space="preserve"> PAGEREF _Toc220945831 \h </w:instrText>
+              <w:instrText xml:space="preserve"> PAGEREF _Toc220959291 \h </w:instrText>
             </w:r>
             <w:r>
               <w:rPr>
@@ -1715,6 +1807,8 @@
               </w:rPr>
               <w:fldChar w:fldCharType="separate"/>
             </w:r>
+          </w:ins>
+          <w:ins w:id="49" w:author="Alfred Anate Bodurin Mayaki" w:date="2026-02-02T21:17:00Z" w16du:dateUtc="2026-02-02T21:17:00Z">
             <w:r>
               <w:rPr>
                 <w:noProof/>
@@ -1722,6 +1816,8 @@
               </w:rPr>
               <w:t>6</w:t>
             </w:r>
+          </w:ins>
+          <w:ins w:id="50" w:author="Alfred Anate Bodurin Mayaki" w:date="2026-02-02T21:14:00Z" w16du:dateUtc="2026-02-02T21:14:00Z">
             <w:r>
               <w:rPr>
                 <w:noProof/>
@@ -1745,13 +1841,13 @@
               <w:tab w:val="right" w:leader="dot" w:pos="9016"/>
             </w:tabs>
             <w:rPr>
-              <w:ins w:id="23" w:author="Alfred Anate Bodurin Mayaki" w:date="2026-02-02T17:30:00Z" w16du:dateUtc="2026-02-02T17:30:00Z"/>
+              <w:ins w:id="51" w:author="Alfred Anate Bodurin Mayaki" w:date="2026-02-02T21:14:00Z" w16du:dateUtc="2026-02-02T21:14:00Z"/>
               <w:rFonts w:eastAsiaTheme="minorEastAsia"/>
               <w:noProof/>
               <w:lang w:eastAsia="en-GB"/>
             </w:rPr>
           </w:pPr>
-          <w:ins w:id="24" w:author="Alfred Anate Bodurin Mayaki" w:date="2026-02-02T17:30:00Z" w16du:dateUtc="2026-02-02T17:30:00Z">
+          <w:ins w:id="52" w:author="Alfred Anate Bodurin Mayaki" w:date="2026-02-02T21:14:00Z" w16du:dateUtc="2026-02-02T21:14:00Z">
             <w:r>
               <w:rPr>
                 <w:rStyle w:val="Hyperlink"/>
@@ -1770,7 +1866,7 @@
               <w:rPr>
                 <w:noProof/>
               </w:rPr>
-              <w:instrText>HYPERLINK \l "_Toc220945832"</w:instrText>
+              <w:instrText>HYPERLINK \l "_Toc220959292"</w:instrText>
             </w:r>
             <w:r>
               <w:rPr>
@@ -1819,7 +1915,7 @@
                 <w:noProof/>
                 <w:webHidden/>
               </w:rPr>
-              <w:instrText xml:space="preserve"> PAGEREF _Toc220945832 \h </w:instrText>
+              <w:instrText xml:space="preserve"> PAGEREF _Toc220959292 \h </w:instrText>
             </w:r>
             <w:r>
               <w:rPr>
@@ -1834,13 +1930,17 @@
               </w:rPr>
               <w:fldChar w:fldCharType="separate"/>
             </w:r>
+          </w:ins>
+          <w:ins w:id="53" w:author="Alfred Anate Bodurin Mayaki" w:date="2026-02-02T21:17:00Z" w16du:dateUtc="2026-02-02T21:17:00Z">
             <w:r>
               <w:rPr>
                 <w:noProof/>
                 <w:webHidden/>
               </w:rPr>
-              <w:t>7</w:t>
-            </w:r>
+              <w:t>6</w:t>
+            </w:r>
+          </w:ins>
+          <w:ins w:id="54" w:author="Alfred Anate Bodurin Mayaki" w:date="2026-02-02T21:14:00Z" w16du:dateUtc="2026-02-02T21:14:00Z">
             <w:r>
               <w:rPr>
                 <w:noProof/>
@@ -1864,13 +1964,13 @@
               <w:tab w:val="right" w:leader="dot" w:pos="9016"/>
             </w:tabs>
             <w:rPr>
-              <w:ins w:id="25" w:author="Alfred Anate Bodurin Mayaki" w:date="2026-02-02T17:30:00Z" w16du:dateUtc="2026-02-02T17:30:00Z"/>
+              <w:ins w:id="55" w:author="Alfred Anate Bodurin Mayaki" w:date="2026-02-02T21:14:00Z" w16du:dateUtc="2026-02-02T21:14:00Z"/>
               <w:rFonts w:eastAsiaTheme="minorEastAsia"/>
               <w:noProof/>
               <w:lang w:eastAsia="en-GB"/>
             </w:rPr>
           </w:pPr>
-          <w:ins w:id="26" w:author="Alfred Anate Bodurin Mayaki" w:date="2026-02-02T17:30:00Z" w16du:dateUtc="2026-02-02T17:30:00Z">
+          <w:ins w:id="56" w:author="Alfred Anate Bodurin Mayaki" w:date="2026-02-02T21:14:00Z" w16du:dateUtc="2026-02-02T21:14:00Z">
             <w:r>
               <w:rPr>
                 <w:rStyle w:val="Hyperlink"/>
@@ -1889,7 +1989,7 @@
               <w:rPr>
                 <w:noProof/>
               </w:rPr>
-              <w:instrText>HYPERLINK \l "_Toc220945833"</w:instrText>
+              <w:instrText>HYPERLINK \l "_Toc220959293"</w:instrText>
             </w:r>
             <w:r>
               <w:rPr>
@@ -1938,7 +2038,7 @@
                 <w:noProof/>
                 <w:webHidden/>
               </w:rPr>
-              <w:instrText xml:space="preserve"> PAGEREF _Toc220945833 \h </w:instrText>
+              <w:instrText xml:space="preserve"> PAGEREF _Toc220959293 \h </w:instrText>
             </w:r>
             <w:r>
               <w:rPr>
@@ -1953,13 +2053,17 @@
               </w:rPr>
               <w:fldChar w:fldCharType="separate"/>
             </w:r>
+          </w:ins>
+          <w:ins w:id="57" w:author="Alfred Anate Bodurin Mayaki" w:date="2026-02-02T21:17:00Z" w16du:dateUtc="2026-02-02T21:17:00Z">
             <w:r>
               <w:rPr>
                 <w:noProof/>
                 <w:webHidden/>
               </w:rPr>
-              <w:t>8</w:t>
-            </w:r>
+              <w:t>7</w:t>
+            </w:r>
+          </w:ins>
+          <w:ins w:id="58" w:author="Alfred Anate Bodurin Mayaki" w:date="2026-02-02T21:14:00Z" w16du:dateUtc="2026-02-02T21:14:00Z">
             <w:r>
               <w:rPr>
                 <w:noProof/>
@@ -1983,13 +2087,13 @@
               <w:tab w:val="right" w:leader="dot" w:pos="9016"/>
             </w:tabs>
             <w:rPr>
-              <w:ins w:id="27" w:author="Alfred Anate Bodurin Mayaki" w:date="2026-02-02T17:30:00Z" w16du:dateUtc="2026-02-02T17:30:00Z"/>
+              <w:ins w:id="59" w:author="Alfred Anate Bodurin Mayaki" w:date="2026-02-02T21:14:00Z" w16du:dateUtc="2026-02-02T21:14:00Z"/>
               <w:rFonts w:eastAsiaTheme="minorEastAsia"/>
               <w:noProof/>
               <w:lang w:eastAsia="en-GB"/>
             </w:rPr>
           </w:pPr>
-          <w:ins w:id="28" w:author="Alfred Anate Bodurin Mayaki" w:date="2026-02-02T17:30:00Z" w16du:dateUtc="2026-02-02T17:30:00Z">
+          <w:ins w:id="60" w:author="Alfred Anate Bodurin Mayaki" w:date="2026-02-02T21:14:00Z" w16du:dateUtc="2026-02-02T21:14:00Z">
             <w:r>
               <w:rPr>
                 <w:rStyle w:val="Hyperlink"/>
@@ -2008,7 +2112,7 @@
               <w:rPr>
                 <w:noProof/>
               </w:rPr>
-              <w:instrText>HYPERLINK \l "_Toc220945834"</w:instrText>
+              <w:instrText>HYPERLINK \l "_Toc220959294"</w:instrText>
             </w:r>
             <w:r>
               <w:rPr>
@@ -2057,7 +2161,7 @@
                 <w:noProof/>
                 <w:webHidden/>
               </w:rPr>
-              <w:instrText xml:space="preserve"> PAGEREF _Toc220945834 \h </w:instrText>
+              <w:instrText xml:space="preserve"> PAGEREF _Toc220959294 \h </w:instrText>
             </w:r>
             <w:r>
               <w:rPr>
@@ -2072,13 +2176,17 @@
               </w:rPr>
               <w:fldChar w:fldCharType="separate"/>
             </w:r>
+          </w:ins>
+          <w:ins w:id="61" w:author="Alfred Anate Bodurin Mayaki" w:date="2026-02-02T21:17:00Z" w16du:dateUtc="2026-02-02T21:17:00Z">
             <w:r>
               <w:rPr>
                 <w:noProof/>
                 <w:webHidden/>
               </w:rPr>
-              <w:t>9</w:t>
-            </w:r>
+              <w:t>8</w:t>
+            </w:r>
+          </w:ins>
+          <w:ins w:id="62" w:author="Alfred Anate Bodurin Mayaki" w:date="2026-02-02T21:14:00Z" w16du:dateUtc="2026-02-02T21:14:00Z">
             <w:r>
               <w:rPr>
                 <w:noProof/>
@@ -2102,13 +2210,13 @@
               <w:tab w:val="right" w:leader="dot" w:pos="9016"/>
             </w:tabs>
             <w:rPr>
-              <w:ins w:id="29" w:author="Alfred Anate Bodurin Mayaki" w:date="2026-02-02T17:30:00Z" w16du:dateUtc="2026-02-02T17:30:00Z"/>
+              <w:ins w:id="63" w:author="Alfred Anate Bodurin Mayaki" w:date="2026-02-02T21:14:00Z" w16du:dateUtc="2026-02-02T21:14:00Z"/>
               <w:rFonts w:eastAsiaTheme="minorEastAsia"/>
               <w:noProof/>
               <w:lang w:eastAsia="en-GB"/>
             </w:rPr>
           </w:pPr>
-          <w:ins w:id="30" w:author="Alfred Anate Bodurin Mayaki" w:date="2026-02-02T17:30:00Z" w16du:dateUtc="2026-02-02T17:30:00Z">
+          <w:ins w:id="64" w:author="Alfred Anate Bodurin Mayaki" w:date="2026-02-02T21:14:00Z" w16du:dateUtc="2026-02-02T21:14:00Z">
             <w:r>
               <w:rPr>
                 <w:rStyle w:val="Hyperlink"/>
@@ -2127,7 +2235,7 @@
               <w:rPr>
                 <w:noProof/>
               </w:rPr>
-              <w:instrText>HYPERLINK \l "_Toc220945835"</w:instrText>
+              <w:instrText>HYPERLINK \l "_Toc220959295"</w:instrText>
             </w:r>
             <w:r>
               <w:rPr>
@@ -2176,7 +2284,7 @@
                 <w:noProof/>
                 <w:webHidden/>
               </w:rPr>
-              <w:instrText xml:space="preserve"> PAGEREF _Toc220945835 \h </w:instrText>
+              <w:instrText xml:space="preserve"> PAGEREF _Toc220959295 \h </w:instrText>
             </w:r>
             <w:r>
               <w:rPr>
@@ -2191,6 +2299,8 @@
               </w:rPr>
               <w:fldChar w:fldCharType="separate"/>
             </w:r>
+          </w:ins>
+          <w:ins w:id="65" w:author="Alfred Anate Bodurin Mayaki" w:date="2026-02-02T21:17:00Z" w16du:dateUtc="2026-02-02T21:17:00Z">
             <w:r>
               <w:rPr>
                 <w:noProof/>
@@ -2198,6 +2308,8 @@
               </w:rPr>
               <w:t>9</w:t>
             </w:r>
+          </w:ins>
+          <w:ins w:id="66" w:author="Alfred Anate Bodurin Mayaki" w:date="2026-02-02T21:14:00Z" w16du:dateUtc="2026-02-02T21:14:00Z">
             <w:r>
               <w:rPr>
                 <w:noProof/>
@@ -2221,13 +2333,13 @@
               <w:tab w:val="right" w:leader="dot" w:pos="9016"/>
             </w:tabs>
             <w:rPr>
-              <w:del w:id="31" w:author="Alfred Anate Bodurin Mayaki" w:date="2026-02-02T17:30:00Z" w16du:dateUtc="2026-02-02T17:30:00Z"/>
+              <w:del w:id="67" w:author="Alfred Anate Bodurin Mayaki" w:date="2026-02-02T17:30:00Z" w16du:dateUtc="2026-02-02T17:30:00Z"/>
               <w:rFonts w:eastAsiaTheme="minorEastAsia"/>
               <w:noProof/>
               <w:lang w:eastAsia="en-GB"/>
             </w:rPr>
           </w:pPr>
-          <w:del w:id="32" w:author="Alfred Anate Bodurin Mayaki" w:date="2026-02-02T17:30:00Z" w16du:dateUtc="2026-02-02T17:30:00Z">
+          <w:del w:id="68" w:author="Alfred Anate Bodurin Mayaki" w:date="2026-02-02T17:30:00Z" w16du:dateUtc="2026-02-02T17:30:00Z">
             <w:r>
               <w:rPr>
                 <w:rStyle w:val="Hyperlink"/>
@@ -2259,13 +2371,13 @@
               <w:tab w:val="right" w:leader="dot" w:pos="9016"/>
             </w:tabs>
             <w:rPr>
-              <w:del w:id="33" w:author="Alfred Anate Bodurin Mayaki" w:date="2026-02-02T17:30:00Z" w16du:dateUtc="2026-02-02T17:30:00Z"/>
+              <w:del w:id="69" w:author="Alfred Anate Bodurin Mayaki" w:date="2026-02-02T17:30:00Z" w16du:dateUtc="2026-02-02T17:30:00Z"/>
               <w:rFonts w:eastAsiaTheme="minorEastAsia"/>
               <w:noProof/>
               <w:lang w:eastAsia="en-GB"/>
             </w:rPr>
           </w:pPr>
-          <w:del w:id="34" w:author="Alfred Anate Bodurin Mayaki" w:date="2026-02-02T17:30:00Z" w16du:dateUtc="2026-02-02T17:30:00Z">
+          <w:del w:id="70" w:author="Alfred Anate Bodurin Mayaki" w:date="2026-02-02T17:30:00Z" w16du:dateUtc="2026-02-02T17:30:00Z">
             <w:r>
               <w:rPr>
                 <w:rStyle w:val="Hyperlink"/>
@@ -2297,13 +2409,13 @@
               <w:tab w:val="right" w:leader="dot" w:pos="9016"/>
             </w:tabs>
             <w:rPr>
-              <w:del w:id="35" w:author="Alfred Anate Bodurin Mayaki" w:date="2026-02-02T17:30:00Z" w16du:dateUtc="2026-02-02T17:30:00Z"/>
+              <w:del w:id="71" w:author="Alfred Anate Bodurin Mayaki" w:date="2026-02-02T17:30:00Z" w16du:dateUtc="2026-02-02T17:30:00Z"/>
               <w:rFonts w:eastAsiaTheme="minorEastAsia"/>
               <w:noProof/>
               <w:lang w:eastAsia="en-GB"/>
             </w:rPr>
           </w:pPr>
-          <w:del w:id="36" w:author="Alfred Anate Bodurin Mayaki" w:date="2026-02-02T17:30:00Z" w16du:dateUtc="2026-02-02T17:30:00Z">
+          <w:del w:id="72" w:author="Alfred Anate Bodurin Mayaki" w:date="2026-02-02T17:30:00Z" w16du:dateUtc="2026-02-02T17:30:00Z">
             <w:r>
               <w:rPr>
                 <w:rStyle w:val="Hyperlink"/>
@@ -2335,13 +2447,13 @@
               <w:tab w:val="right" w:leader="dot" w:pos="9016"/>
             </w:tabs>
             <w:rPr>
-              <w:del w:id="37" w:author="Alfred Anate Bodurin Mayaki" w:date="2026-02-02T17:30:00Z" w16du:dateUtc="2026-02-02T17:30:00Z"/>
+              <w:del w:id="73" w:author="Alfred Anate Bodurin Mayaki" w:date="2026-02-02T17:30:00Z" w16du:dateUtc="2026-02-02T17:30:00Z"/>
               <w:rFonts w:eastAsiaTheme="minorEastAsia"/>
               <w:noProof/>
               <w:lang w:eastAsia="en-GB"/>
             </w:rPr>
           </w:pPr>
-          <w:del w:id="38" w:author="Alfred Anate Bodurin Mayaki" w:date="2026-02-02T17:30:00Z" w16du:dateUtc="2026-02-02T17:30:00Z">
+          <w:del w:id="74" w:author="Alfred Anate Bodurin Mayaki" w:date="2026-02-02T17:30:00Z" w16du:dateUtc="2026-02-02T17:30:00Z">
             <w:r>
               <w:rPr>
                 <w:rStyle w:val="Hyperlink"/>
@@ -2373,13 +2485,13 @@
               <w:tab w:val="right" w:leader="dot" w:pos="9016"/>
             </w:tabs>
             <w:rPr>
-              <w:del w:id="39" w:author="Alfred Anate Bodurin Mayaki" w:date="2026-02-02T17:30:00Z" w16du:dateUtc="2026-02-02T17:30:00Z"/>
+              <w:del w:id="75" w:author="Alfred Anate Bodurin Mayaki" w:date="2026-02-02T17:30:00Z" w16du:dateUtc="2026-02-02T17:30:00Z"/>
               <w:rFonts w:eastAsiaTheme="minorEastAsia"/>
               <w:noProof/>
               <w:lang w:eastAsia="en-GB"/>
             </w:rPr>
           </w:pPr>
-          <w:del w:id="40" w:author="Alfred Anate Bodurin Mayaki" w:date="2026-02-02T17:30:00Z" w16du:dateUtc="2026-02-02T17:30:00Z">
+          <w:del w:id="76" w:author="Alfred Anate Bodurin Mayaki" w:date="2026-02-02T17:30:00Z" w16du:dateUtc="2026-02-02T17:30:00Z">
             <w:r>
               <w:rPr>
                 <w:rStyle w:val="Hyperlink"/>
@@ -2411,13 +2523,13 @@
               <w:tab w:val="right" w:leader="dot" w:pos="9016"/>
             </w:tabs>
             <w:rPr>
-              <w:del w:id="41" w:author="Alfred Anate Bodurin Mayaki" w:date="2026-02-02T17:30:00Z" w16du:dateUtc="2026-02-02T17:30:00Z"/>
+              <w:del w:id="77" w:author="Alfred Anate Bodurin Mayaki" w:date="2026-02-02T17:30:00Z" w16du:dateUtc="2026-02-02T17:30:00Z"/>
               <w:rFonts w:eastAsiaTheme="minorEastAsia"/>
               <w:noProof/>
               <w:lang w:eastAsia="en-GB"/>
             </w:rPr>
           </w:pPr>
-          <w:del w:id="42" w:author="Alfred Anate Bodurin Mayaki" w:date="2026-02-02T17:30:00Z" w16du:dateUtc="2026-02-02T17:30:00Z">
+          <w:del w:id="78" w:author="Alfred Anate Bodurin Mayaki" w:date="2026-02-02T17:30:00Z" w16du:dateUtc="2026-02-02T17:30:00Z">
             <w:r>
               <w:rPr>
                 <w:rStyle w:val="Hyperlink"/>
@@ -2449,13 +2561,13 @@
               <w:tab w:val="right" w:leader="dot" w:pos="9016"/>
             </w:tabs>
             <w:rPr>
-              <w:del w:id="43" w:author="Alfred Anate Bodurin Mayaki" w:date="2026-02-02T17:30:00Z" w16du:dateUtc="2026-02-02T17:30:00Z"/>
+              <w:del w:id="79" w:author="Alfred Anate Bodurin Mayaki" w:date="2026-02-02T17:30:00Z" w16du:dateUtc="2026-02-02T17:30:00Z"/>
               <w:rFonts w:eastAsiaTheme="minorEastAsia"/>
               <w:noProof/>
               <w:lang w:eastAsia="en-GB"/>
             </w:rPr>
           </w:pPr>
-          <w:del w:id="44" w:author="Alfred Anate Bodurin Mayaki" w:date="2026-02-02T17:30:00Z" w16du:dateUtc="2026-02-02T17:30:00Z">
+          <w:del w:id="80" w:author="Alfred Anate Bodurin Mayaki" w:date="2026-02-02T17:30:00Z" w16du:dateUtc="2026-02-02T17:30:00Z">
             <w:r>
               <w:rPr>
                 <w:rStyle w:val="Hyperlink"/>
@@ -2472,7 +2584,7 @@
               <w:tab/>
             </w:r>
           </w:del>
-          <w:del w:id="45" w:author="Alfred Anate Bodurin Mayaki" w:date="2026-02-02T15:26:00Z" w16du:dateUtc="2026-02-02T15:26:00Z">
+          <w:del w:id="81" w:author="Alfred Anate Bodurin Mayaki" w:date="2026-02-02T15:26:00Z" w16du:dateUtc="2026-02-02T15:26:00Z">
             <w:r>
               <w:rPr>
                 <w:noProof/>
@@ -2489,13 +2601,13 @@
               <w:tab w:val="right" w:leader="dot" w:pos="9016"/>
             </w:tabs>
             <w:rPr>
-              <w:del w:id="46" w:author="Alfred Anate Bodurin Mayaki" w:date="2026-02-02T17:30:00Z" w16du:dateUtc="2026-02-02T17:30:00Z"/>
+              <w:del w:id="82" w:author="Alfred Anate Bodurin Mayaki" w:date="2026-02-02T17:30:00Z" w16du:dateUtc="2026-02-02T17:30:00Z"/>
               <w:rFonts w:eastAsiaTheme="minorEastAsia"/>
               <w:noProof/>
               <w:lang w:eastAsia="en-GB"/>
             </w:rPr>
           </w:pPr>
-          <w:del w:id="47" w:author="Alfred Anate Bodurin Mayaki" w:date="2026-02-02T17:30:00Z" w16du:dateUtc="2026-02-02T17:30:00Z">
+          <w:del w:id="83" w:author="Alfred Anate Bodurin Mayaki" w:date="2026-02-02T17:30:00Z" w16du:dateUtc="2026-02-02T17:30:00Z">
             <w:r>
               <w:rPr>
                 <w:rStyle w:val="Hyperlink"/>
@@ -2527,13 +2639,13 @@
               <w:tab w:val="right" w:leader="dot" w:pos="9016"/>
             </w:tabs>
             <w:rPr>
-              <w:del w:id="48" w:author="Alfred Anate Bodurin Mayaki" w:date="2026-02-02T17:30:00Z" w16du:dateUtc="2026-02-02T17:30:00Z"/>
+              <w:del w:id="84" w:author="Alfred Anate Bodurin Mayaki" w:date="2026-02-02T17:30:00Z" w16du:dateUtc="2026-02-02T17:30:00Z"/>
               <w:rFonts w:eastAsiaTheme="minorEastAsia"/>
               <w:noProof/>
               <w:lang w:eastAsia="en-GB"/>
             </w:rPr>
           </w:pPr>
-          <w:del w:id="49" w:author="Alfred Anate Bodurin Mayaki" w:date="2026-02-02T17:30:00Z" w16du:dateUtc="2026-02-02T17:30:00Z">
+          <w:del w:id="85" w:author="Alfred Anate Bodurin Mayaki" w:date="2026-02-02T17:30:00Z" w16du:dateUtc="2026-02-02T17:30:00Z">
             <w:r>
               <w:rPr>
                 <w:rStyle w:val="Hyperlink"/>
@@ -2550,7 +2662,7 @@
               <w:tab/>
             </w:r>
           </w:del>
-          <w:del w:id="50" w:author="Alfred Anate Bodurin Mayaki" w:date="2026-02-02T15:26:00Z" w16du:dateUtc="2026-02-02T15:26:00Z">
+          <w:del w:id="86" w:author="Alfred Anate Bodurin Mayaki" w:date="2026-02-02T15:26:00Z" w16du:dateUtc="2026-02-02T15:26:00Z">
             <w:r>
               <w:rPr>
                 <w:noProof/>
@@ -2567,13 +2679,13 @@
               <w:tab w:val="right" w:leader="dot" w:pos="9016"/>
             </w:tabs>
             <w:rPr>
-              <w:del w:id="51" w:author="Alfred Anate Bodurin Mayaki" w:date="2026-02-02T17:30:00Z" w16du:dateUtc="2026-02-02T17:30:00Z"/>
+              <w:del w:id="87" w:author="Alfred Anate Bodurin Mayaki" w:date="2026-02-02T17:30:00Z" w16du:dateUtc="2026-02-02T17:30:00Z"/>
               <w:rFonts w:eastAsiaTheme="minorEastAsia"/>
               <w:noProof/>
               <w:lang w:eastAsia="en-GB"/>
             </w:rPr>
           </w:pPr>
-          <w:del w:id="52" w:author="Alfred Anate Bodurin Mayaki" w:date="2026-02-02T17:30:00Z" w16du:dateUtc="2026-02-02T17:30:00Z">
+          <w:del w:id="88" w:author="Alfred Anate Bodurin Mayaki" w:date="2026-02-02T17:30:00Z" w16du:dateUtc="2026-02-02T17:30:00Z">
             <w:r>
               <w:rPr>
                 <w:rStyle w:val="Hyperlink"/>
@@ -2605,13 +2717,13 @@
               <w:tab w:val="right" w:leader="dot" w:pos="9016"/>
             </w:tabs>
             <w:rPr>
-              <w:del w:id="53" w:author="Alfred Anate Bodurin Mayaki" w:date="2026-02-02T17:30:00Z" w16du:dateUtc="2026-02-02T17:30:00Z"/>
+              <w:del w:id="89" w:author="Alfred Anate Bodurin Mayaki" w:date="2026-02-02T17:30:00Z" w16du:dateUtc="2026-02-02T17:30:00Z"/>
               <w:rFonts w:eastAsiaTheme="minorEastAsia"/>
               <w:noProof/>
               <w:lang w:eastAsia="en-GB"/>
             </w:rPr>
           </w:pPr>
-          <w:del w:id="54" w:author="Alfred Anate Bodurin Mayaki" w:date="2026-02-02T17:30:00Z" w16du:dateUtc="2026-02-02T17:30:00Z">
+          <w:del w:id="90" w:author="Alfred Anate Bodurin Mayaki" w:date="2026-02-02T17:30:00Z" w16du:dateUtc="2026-02-02T17:30:00Z">
             <w:r>
               <w:rPr>
                 <w:rStyle w:val="Hyperlink"/>
@@ -2628,7 +2740,7 @@
               <w:tab/>
             </w:r>
           </w:del>
-          <w:del w:id="55" w:author="Alfred Anate Bodurin Mayaki" w:date="2026-02-02T15:26:00Z" w16du:dateUtc="2026-02-02T15:26:00Z">
+          <w:del w:id="91" w:author="Alfred Anate Bodurin Mayaki" w:date="2026-02-02T15:26:00Z" w16du:dateUtc="2026-02-02T15:26:00Z">
             <w:r>
               <w:rPr>
                 <w:noProof/>
@@ -2645,13 +2757,13 @@
               <w:tab w:val="right" w:leader="dot" w:pos="9016"/>
             </w:tabs>
             <w:rPr>
-              <w:del w:id="56" w:author="Alfred Anate Bodurin Mayaki" w:date="2026-02-02T17:30:00Z" w16du:dateUtc="2026-02-02T17:30:00Z"/>
+              <w:del w:id="92" w:author="Alfred Anate Bodurin Mayaki" w:date="2026-02-02T17:30:00Z" w16du:dateUtc="2026-02-02T17:30:00Z"/>
               <w:rFonts w:eastAsiaTheme="minorEastAsia"/>
               <w:noProof/>
               <w:lang w:eastAsia="en-GB"/>
             </w:rPr>
           </w:pPr>
-          <w:del w:id="57" w:author="Alfred Anate Bodurin Mayaki" w:date="2026-02-02T17:30:00Z" w16du:dateUtc="2026-02-02T17:30:00Z">
+          <w:del w:id="93" w:author="Alfred Anate Bodurin Mayaki" w:date="2026-02-02T17:30:00Z" w16du:dateUtc="2026-02-02T17:30:00Z">
             <w:r>
               <w:rPr>
                 <w:rStyle w:val="Hyperlink"/>
@@ -2668,7 +2780,7 @@
               <w:tab/>
             </w:r>
           </w:del>
-          <w:del w:id="58" w:author="Alfred Anate Bodurin Mayaki" w:date="2026-02-02T15:26:00Z" w16du:dateUtc="2026-02-02T15:26:00Z">
+          <w:del w:id="94" w:author="Alfred Anate Bodurin Mayaki" w:date="2026-02-02T15:26:00Z" w16du:dateUtc="2026-02-02T15:26:00Z">
             <w:r>
               <w:rPr>
                 <w:noProof/>
@@ -2685,13 +2797,13 @@
               <w:tab w:val="right" w:leader="dot" w:pos="9016"/>
             </w:tabs>
             <w:rPr>
-              <w:del w:id="59" w:author="Alfred Anate Bodurin Mayaki" w:date="2026-02-02T17:30:00Z" w16du:dateUtc="2026-02-02T17:30:00Z"/>
+              <w:del w:id="95" w:author="Alfred Anate Bodurin Mayaki" w:date="2026-02-02T17:30:00Z" w16du:dateUtc="2026-02-02T17:30:00Z"/>
               <w:rFonts w:eastAsiaTheme="minorEastAsia"/>
               <w:noProof/>
               <w:lang w:eastAsia="en-GB"/>
             </w:rPr>
           </w:pPr>
-          <w:del w:id="60" w:author="Alfred Anate Bodurin Mayaki" w:date="2026-02-02T17:30:00Z" w16du:dateUtc="2026-02-02T17:30:00Z">
+          <w:del w:id="96" w:author="Alfred Anate Bodurin Mayaki" w:date="2026-02-02T17:30:00Z" w16du:dateUtc="2026-02-02T17:30:00Z">
             <w:r>
               <w:rPr>
                 <w:rStyle w:val="Hyperlink"/>
@@ -2708,7 +2820,7 @@
               <w:tab/>
             </w:r>
           </w:del>
-          <w:del w:id="61" w:author="Alfred Anate Bodurin Mayaki" w:date="2026-02-02T15:26:00Z" w16du:dateUtc="2026-02-02T15:26:00Z">
+          <w:del w:id="97" w:author="Alfred Anate Bodurin Mayaki" w:date="2026-02-02T15:26:00Z" w16du:dateUtc="2026-02-02T15:26:00Z">
             <w:r>
               <w:rPr>
                 <w:noProof/>
@@ -2904,7 +3016,7 @@
           <w:rFonts w:ascii="CMU Sans Serif" w:hAnsi="CMU Sans Serif" w:cs="CMU Sans Serif"/>
         </w:rPr>
       </w:pPr>
-      <w:bookmarkStart w:id="62" w:name="_Toc220945823"/>
+      <w:bookmarkStart w:id="98" w:name="_Toc220959283"/>
       <w:r>
         <w:rPr>
           <w:rStyle w:val="Strong"/>
@@ -2913,7 +3025,6 @@
           <w:bCs w:val="0"/>
           <w:color w:val="auto"/>
         </w:rPr>
-        <w:lastRenderedPageBreak/>
         <w:t xml:space="preserve">1 </w:t>
       </w:r>
       <w:r>
@@ -2926,13 +3037,14 @@
         </w:rPr>
         <w:t>Acknowledgements</w:t>
       </w:r>
-      <w:bookmarkEnd w:id="62"/>
+      <w:bookmarkEnd w:id="98"/>
     </w:p>
     <w:p>
       <w:pPr>
         <w:contextualSpacing/>
         <w:jc w:val="both"/>
         <w:rPr>
+          <w:del w:id="99" w:author="Alfred Anate Bodurin Mayaki" w:date="2026-02-02T20:59:00Z" w16du:dateUtc="2026-02-02T20:59:00Z"/>
           <w:rFonts w:ascii="CMU Sans Serif" w:hAnsi="CMU Sans Serif" w:cs="CMU Sans Serif"/>
           <w:sz w:val="20"/>
           <w:szCs w:val="20"/>
@@ -2946,7 +3058,7 @@
         </w:rPr>
         <w:t xml:space="preserve">I am </w:t>
       </w:r>
-      <w:ins w:id="63" w:author="Alfred Anate Bodurin Mayaki" w:date="2026-02-02T16:15:00Z" w16du:dateUtc="2026-02-02T16:15:00Z">
+      <w:ins w:id="100" w:author="Alfred Anate Bodurin Mayaki" w:date="2026-02-02T16:15:00Z" w16du:dateUtc="2026-02-02T16:15:00Z">
         <w:r>
           <w:rPr>
             <w:rFonts w:ascii="CMU Sans Serif" w:hAnsi="CMU Sans Serif" w:cs="CMU Sans Serif"/>
@@ -2962,7 +3074,25 @@
           <w:sz w:val="20"/>
           <w:szCs w:val="20"/>
         </w:rPr>
-        <w:t xml:space="preserve">grateful to Almighty God my strength, my fortress, my redeemer. My parents for being supportive of this endeavour I have been called to pursue and my course mates for endless support </w:t>
+        <w:t xml:space="preserve">grateful to Almighty God </w:t>
+      </w:r>
+      <w:ins w:id="101" w:author="Alfred Anate Bodurin Mayaki" w:date="2026-02-02T20:09:00Z" w16du:dateUtc="2026-02-02T20:09:00Z">
+        <w:r>
+          <w:rPr>
+            <w:rFonts w:ascii="CMU Sans Serif" w:hAnsi="CMU Sans Serif" w:cs="CMU Sans Serif"/>
+            <w:sz w:val="20"/>
+            <w:szCs w:val="20"/>
+          </w:rPr>
+          <w:t xml:space="preserve">for being </w:t>
+        </w:r>
+      </w:ins>
+      <w:r>
+        <w:rPr>
+          <w:rFonts w:ascii="CMU Sans Serif" w:hAnsi="CMU Sans Serif" w:cs="CMU Sans Serif"/>
+          <w:sz w:val="20"/>
+          <w:szCs w:val="20"/>
+        </w:rPr>
+        <w:t xml:space="preserve">my strength, my fortress, my redeemer. My parents for being supportive of this endeavour I have been called to pursue and my course mates for endless support </w:t>
       </w:r>
       <w:r>
         <w:rPr>
@@ -2972,12 +3102,23 @@
         </w:rPr>
         <w:t>along the way.</w:t>
       </w:r>
+      <w:ins w:id="102" w:author="Alfred Anate Bodurin Mayaki" w:date="2026-02-02T20:59:00Z" w16du:dateUtc="2026-02-02T20:59:00Z">
+        <w:r>
+          <w:rPr>
+            <w:rFonts w:ascii="CMU Sans Serif" w:hAnsi="CMU Sans Serif" w:cs="CMU Sans Serif"/>
+            <w:sz w:val="20"/>
+            <w:szCs w:val="20"/>
+          </w:rPr>
+          <w:t xml:space="preserve"> </w:t>
+        </w:r>
+      </w:ins>
     </w:p>
     <w:p>
       <w:pPr>
         <w:contextualSpacing/>
         <w:jc w:val="both"/>
         <w:rPr>
+          <w:del w:id="103" w:author="Alfred Anate Bodurin Mayaki" w:date="2026-02-02T20:59:00Z" w16du:dateUtc="2026-02-02T20:59:00Z"/>
           <w:rFonts w:ascii="CMU Sans Serif" w:hAnsi="CMU Sans Serif" w:cs="CMU Sans Serif"/>
           <w:sz w:val="20"/>
           <w:szCs w:val="20"/>
@@ -2989,6 +3130,7 @@
         <w:contextualSpacing/>
         <w:jc w:val="both"/>
         <w:rPr>
+          <w:del w:id="104" w:author="Alfred Anate Bodurin Mayaki" w:date="2026-02-02T21:00:00Z" w16du:dateUtc="2026-02-02T21:00:00Z"/>
           <w:rFonts w:ascii="CMU Sans Serif" w:hAnsi="CMU Sans Serif" w:cs="CMU Sans Serif"/>
           <w:sz w:val="20"/>
           <w:szCs w:val="20"/>
@@ -3120,6 +3262,7 @@
         <w:contextualSpacing/>
         <w:jc w:val="both"/>
         <w:rPr>
+          <w:del w:id="105" w:author="Alfred Anate Bodurin Mayaki" w:date="2026-02-02T21:00:00Z" w16du:dateUtc="2026-02-02T21:00:00Z"/>
           <w:rFonts w:ascii="CMU Sans Serif" w:hAnsi="CMU Sans Serif" w:cs="CMU Sans Serif"/>
           <w:sz w:val="20"/>
           <w:szCs w:val="20"/>
@@ -3150,15 +3293,43 @@
           <w:sz w:val="20"/>
           <w:szCs w:val="20"/>
         </w:rPr>
-        <w:t xml:space="preserve"> lastly</w:t>
-      </w:r>
-      <w:r>
-        <w:rPr>
-          <w:rFonts w:ascii="CMU Sans Serif" w:hAnsi="CMU Sans Serif" w:cs="CMU Sans Serif"/>
-          <w:sz w:val="20"/>
-          <w:szCs w:val="20"/>
-        </w:rPr>
-        <w:t xml:space="preserve"> like to </w:t>
+        <w:t xml:space="preserve"> </w:t>
+      </w:r>
+      <w:ins w:id="106" w:author="Alfred Anate Bodurin Mayaki" w:date="2026-02-02T21:00:00Z" w16du:dateUtc="2026-02-02T21:00:00Z">
+        <w:r>
+          <w:rPr>
+            <w:rFonts w:ascii="CMU Sans Serif" w:hAnsi="CMU Sans Serif" w:cs="CMU Sans Serif"/>
+            <w:sz w:val="20"/>
+            <w:szCs w:val="20"/>
+          </w:rPr>
+          <w:t xml:space="preserve">also </w:t>
+        </w:r>
+      </w:ins>
+      <w:del w:id="107" w:author="Alfred Anate Bodurin Mayaki" w:date="2026-02-02T21:00:00Z" w16du:dateUtc="2026-02-02T21:00:00Z">
+        <w:r>
+          <w:rPr>
+            <w:rFonts w:ascii="CMU Sans Serif" w:hAnsi="CMU Sans Serif" w:cs="CMU Sans Serif"/>
+            <w:sz w:val="20"/>
+            <w:szCs w:val="20"/>
+          </w:rPr>
+          <w:delText>lastly</w:delText>
+        </w:r>
+        <w:r>
+          <w:rPr>
+            <w:rFonts w:ascii="CMU Sans Serif" w:hAnsi="CMU Sans Serif" w:cs="CMU Sans Serif"/>
+            <w:sz w:val="20"/>
+            <w:szCs w:val="20"/>
+          </w:rPr>
+          <w:delText xml:space="preserve"> </w:delText>
+        </w:r>
+      </w:del>
+      <w:r>
+        <w:rPr>
+          <w:rFonts w:ascii="CMU Sans Serif" w:hAnsi="CMU Sans Serif" w:cs="CMU Sans Serif"/>
+          <w:sz w:val="20"/>
+          <w:szCs w:val="20"/>
+        </w:rPr>
+        <w:t xml:space="preserve">like to </w:t>
       </w:r>
       <w:r>
         <w:rPr>
@@ -3240,7 +3411,7 @@
         </w:rPr>
         <w:t xml:space="preserve">who have helped </w:t>
       </w:r>
-      <w:ins w:id="64" w:author="Alfred Anate Bodurin Mayaki" w:date="2026-02-02T15:25:00Z" w16du:dateUtc="2026-02-02T15:25:00Z">
+      <w:ins w:id="108" w:author="Alfred Anate Bodurin Mayaki" w:date="2026-02-02T15:25:00Z" w16du:dateUtc="2026-02-02T15:25:00Z">
         <w:r>
           <w:rPr>
             <w:rFonts w:ascii="CMU Sans Serif" w:hAnsi="CMU Sans Serif" w:cs="CMU Sans Serif"/>
@@ -3250,7 +3421,7 @@
           <w:t xml:space="preserve">me </w:t>
         </w:r>
       </w:ins>
-      <w:ins w:id="65" w:author="Alfred Anate Bodurin Mayaki" w:date="2026-02-02T15:26:00Z" w16du:dateUtc="2026-02-02T15:26:00Z">
+      <w:ins w:id="109" w:author="Alfred Anate Bodurin Mayaki" w:date="2026-02-02T15:26:00Z" w16du:dateUtc="2026-02-02T15:26:00Z">
         <w:r>
           <w:rPr>
             <w:rFonts w:ascii="CMU Sans Serif" w:hAnsi="CMU Sans Serif" w:cs="CMU Sans Serif"/>
@@ -3366,7 +3537,33 @@
           <w:sz w:val="20"/>
           <w:szCs w:val="20"/>
         </w:rPr>
-        <w:t xml:space="preserve"> here*</w:t>
+        <w:t xml:space="preserve"> here</w:t>
+      </w:r>
+      <w:ins w:id="110" w:author="Alfred Anate Bodurin Mayaki" w:date="2026-02-02T20:08:00Z" w16du:dateUtc="2026-02-02T20:08:00Z">
+        <w:r>
+          <w:rPr>
+            <w:rStyle w:val="Strong"/>
+            <w:rFonts w:ascii="CMU Sans Serif" w:hAnsi="CMU Sans Serif" w:cs="CMU Sans Serif"/>
+            <w:b w:val="0"/>
+            <w:bCs w:val="0"/>
+            <w:color w:val="EE0000"/>
+            <w:sz w:val="20"/>
+            <w:szCs w:val="20"/>
+          </w:rPr>
+          <w:t xml:space="preserve"> – Revisions are included</w:t>
+        </w:r>
+      </w:ins>
+      <w:r>
+        <w:rPr>
+          <w:rStyle w:val="Strong"/>
+          <w:rFonts w:ascii="CMU Sans Serif" w:hAnsi="CMU Sans Serif" w:cs="CMU Sans Serif"/>
+          <w:b w:val="0"/>
+          <w:bCs w:val="0"/>
+          <w:color w:val="EE0000"/>
+          <w:sz w:val="20"/>
+          <w:szCs w:val="20"/>
+        </w:rPr>
+        <w:t>*</w:t>
       </w:r>
     </w:p>
     <w:p>
@@ -3379,7 +3576,7 @@
           <w:color w:val="auto"/>
         </w:rPr>
       </w:pPr>
-      <w:bookmarkStart w:id="66" w:name="_Toc220945824"/>
+      <w:bookmarkStart w:id="111" w:name="_Toc220959284"/>
       <w:r>
         <w:rPr>
           <w:rStyle w:val="Strong"/>
@@ -3410,7 +3607,7 @@
         </w:rPr>
         <w:t xml:space="preserve"> Outline of the Topic</w:t>
       </w:r>
-      <w:bookmarkEnd w:id="66"/>
+      <w:bookmarkEnd w:id="111"/>
     </w:p>
     <w:p>
       <w:pPr>
@@ -3418,6 +3615,160 @@
         <w:contextualSpacing/>
         <w:jc w:val="both"/>
         <w:rPr>
+          <w:ins w:id="112" w:author="Alfred Anate Bodurin Mayaki" w:date="2026-02-02T20:01:00Z" w16du:dateUtc="2026-02-02T20:01:00Z"/>
+          <w:rFonts w:ascii="CMU Sans Serif" w:hAnsi="CMU Sans Serif" w:cs="CMU Sans Serif"/>
+          <w:sz w:val="20"/>
+          <w:szCs w:val="20"/>
+        </w:rPr>
+      </w:pPr>
+      <w:ins w:id="113" w:author="Alfred Anate Bodurin Mayaki" w:date="2026-02-02T20:02:00Z" w16du:dateUtc="2026-02-02T20:02:00Z">
+        <w:r>
+          <w:rPr>
+            <w:rFonts w:ascii="CMU Sans Serif" w:hAnsi="CMU Sans Serif" w:cs="CMU Sans Serif"/>
+            <w:sz w:val="20"/>
+            <w:szCs w:val="20"/>
+          </w:rPr>
+          <w:t>Thoug</w:t>
+        </w:r>
+      </w:ins>
+      <w:ins w:id="114" w:author="Alfred Anate Bodurin Mayaki" w:date="2026-02-02T20:03:00Z" w16du:dateUtc="2026-02-02T20:03:00Z">
+        <w:r>
+          <w:rPr>
+            <w:rFonts w:ascii="CMU Sans Serif" w:hAnsi="CMU Sans Serif" w:cs="CMU Sans Serif"/>
+            <w:sz w:val="20"/>
+            <w:szCs w:val="20"/>
+          </w:rPr>
+          <w:t xml:space="preserve">h there are no doubt an immense amount of synergy and efficiency gains from the adoption of </w:t>
+        </w:r>
+      </w:ins>
+      <w:ins w:id="115" w:author="Alfred Anate Bodurin Mayaki" w:date="2026-02-02T20:01:00Z" w16du:dateUtc="2026-02-02T20:01:00Z">
+        <w:r>
+          <w:rPr>
+            <w:rFonts w:ascii="CMU Sans Serif" w:hAnsi="CMU Sans Serif" w:cs="CMU Sans Serif"/>
+            <w:sz w:val="20"/>
+            <w:szCs w:val="20"/>
+          </w:rPr>
+          <w:t>Artifi</w:t>
+        </w:r>
+        <w:r>
+          <w:rPr>
+            <w:rFonts w:ascii="CMU Sans Serif" w:hAnsi="CMU Sans Serif" w:cs="CMU Sans Serif"/>
+            <w:sz w:val="20"/>
+            <w:szCs w:val="20"/>
+          </w:rPr>
+          <w:t>cial Intelligence</w:t>
+        </w:r>
+      </w:ins>
+      <w:ins w:id="116" w:author="Alfred Anate Bodurin Mayaki" w:date="2026-02-02T20:03:00Z" w16du:dateUtc="2026-02-02T20:03:00Z">
+        <w:r>
+          <w:rPr>
+            <w:rFonts w:ascii="CMU Sans Serif" w:hAnsi="CMU Sans Serif" w:cs="CMU Sans Serif"/>
+            <w:sz w:val="20"/>
+            <w:szCs w:val="20"/>
+          </w:rPr>
+          <w:t xml:space="preserve"> (‘AI’)</w:t>
+        </w:r>
+      </w:ins>
+      <w:ins w:id="117" w:author="Alfred Anate Bodurin Mayaki" w:date="2026-02-02T20:01:00Z" w16du:dateUtc="2026-02-02T20:01:00Z">
+        <w:r>
+          <w:rPr>
+            <w:rFonts w:ascii="CMU Sans Serif" w:hAnsi="CMU Sans Serif" w:cs="CMU Sans Serif"/>
+            <w:sz w:val="20"/>
+            <w:szCs w:val="20"/>
+          </w:rPr>
+          <w:t xml:space="preserve"> </w:t>
+        </w:r>
+      </w:ins>
+      <w:ins w:id="118" w:author="Alfred Anate Bodurin Mayaki" w:date="2026-02-02T20:02:00Z" w16du:dateUtc="2026-02-02T20:02:00Z">
+        <w:r>
+          <w:rPr>
+            <w:rFonts w:ascii="CMU Sans Serif" w:hAnsi="CMU Sans Serif" w:cs="CMU Sans Serif"/>
+            <w:sz w:val="20"/>
+            <w:szCs w:val="20"/>
+          </w:rPr>
+          <w:t>and its proponents</w:t>
+        </w:r>
+      </w:ins>
+      <w:ins w:id="119" w:author="Alfred Anate Bodurin Mayaki" w:date="2026-02-02T20:03:00Z" w16du:dateUtc="2026-02-02T20:03:00Z">
+        <w:r>
+          <w:rPr>
+            <w:rFonts w:ascii="CMU Sans Serif" w:hAnsi="CMU Sans Serif" w:cs="CMU Sans Serif"/>
+            <w:sz w:val="20"/>
+            <w:szCs w:val="20"/>
+          </w:rPr>
+          <w:t>, the proces</w:t>
+        </w:r>
+      </w:ins>
+      <w:ins w:id="120" w:author="Alfred Anate Bodurin Mayaki" w:date="2026-02-02T20:04:00Z" w16du:dateUtc="2026-02-02T20:04:00Z">
+        <w:r>
+          <w:rPr>
+            <w:rFonts w:ascii="CMU Sans Serif" w:hAnsi="CMU Sans Serif" w:cs="CMU Sans Serif"/>
+            <w:sz w:val="20"/>
+            <w:szCs w:val="20"/>
+          </w:rPr>
+          <w:t>s of achieving result and the result itself (i.e. ‘ASI’) has b</w:t>
+        </w:r>
+      </w:ins>
+      <w:ins w:id="121" w:author="Alfred Anate Bodurin Mayaki" w:date="2026-02-02T20:02:00Z" w16du:dateUtc="2026-02-02T20:02:00Z">
+        <w:r>
+          <w:rPr>
+            <w:rFonts w:ascii="CMU Sans Serif" w:hAnsi="CMU Sans Serif" w:cs="CMU Sans Serif"/>
+            <w:sz w:val="20"/>
+            <w:szCs w:val="20"/>
+          </w:rPr>
+          <w:t xml:space="preserve">een deemed a threat to society </w:t>
+        </w:r>
+      </w:ins>
+      <w:ins w:id="122" w:author="Alfred Anate Bodurin Mayaki" w:date="2026-02-02T20:04:00Z" w16du:dateUtc="2026-02-02T20:04:00Z">
+        <w:r>
+          <w:rPr>
+            <w:rFonts w:ascii="CMU Sans Serif" w:hAnsi="CMU Sans Serif" w:cs="CMU Sans Serif"/>
+            <w:sz w:val="20"/>
+            <w:szCs w:val="20"/>
+          </w:rPr>
+          <w:t>by the author of</w:t>
+        </w:r>
+      </w:ins>
+      <w:ins w:id="123" w:author="Alfred Anate Bodurin Mayaki" w:date="2026-02-02T20:02:00Z" w16du:dateUtc="2026-02-02T20:02:00Z">
+        <w:r>
+          <w:rPr>
+            <w:rFonts w:ascii="CMU Sans Serif" w:hAnsi="CMU Sans Serif" w:cs="CMU Sans Serif"/>
+            <w:sz w:val="20"/>
+            <w:szCs w:val="20"/>
+          </w:rPr>
+          <w:t xml:space="preserve"> a recent House of Lords Library report</w:t>
+        </w:r>
+      </w:ins>
+      <w:ins w:id="124" w:author="Alfred Anate Bodurin Mayaki" w:date="2026-02-02T20:05:00Z" w16du:dateUtc="2026-02-02T20:05:00Z">
+        <w:r>
+          <w:rPr>
+            <w:rFonts w:ascii="CMU Sans Serif" w:hAnsi="CMU Sans Serif" w:cs="CMU Sans Serif"/>
+            <w:sz w:val="20"/>
+            <w:szCs w:val="20"/>
+          </w:rPr>
+          <w:t>.</w:t>
+        </w:r>
+      </w:ins>
+    </w:p>
+    <w:p>
+      <w:pPr>
+        <w:spacing w:after="0" w:line="240" w:lineRule="auto"/>
+        <w:contextualSpacing/>
+        <w:jc w:val="both"/>
+        <w:rPr>
+          <w:ins w:id="125" w:author="Alfred Anate Bodurin Mayaki" w:date="2026-02-02T20:01:00Z" w16du:dateUtc="2026-02-02T20:01:00Z"/>
+          <w:rFonts w:ascii="CMU Sans Serif" w:hAnsi="CMU Sans Serif" w:cs="CMU Sans Serif"/>
+          <w:sz w:val="20"/>
+          <w:szCs w:val="20"/>
+        </w:rPr>
+      </w:pPr>
+    </w:p>
+    <w:p>
+      <w:pPr>
+        <w:spacing w:after="0" w:line="240" w:lineRule="auto"/>
+        <w:contextualSpacing/>
+        <w:jc w:val="both"/>
+        <w:rPr>
           <w:rFonts w:ascii="CMU Sans Serif" w:hAnsi="CMU Sans Serif" w:cs="CMU Sans Serif"/>
           <w:sz w:val="20"/>
           <w:szCs w:val="20"/>
@@ -3505,6 +3856,232 @@
         </w:rPr>
         <w:t>MP for South Swindon) and Autistica in early 2024 under the leadership of the then Conservative Prime Minister, the Rt. Hon Rishi Sunak. </w:t>
       </w:r>
+      <w:ins w:id="126" w:author="Alfred Anate Bodurin Mayaki" w:date="2026-02-02T19:47:00Z" w16du:dateUtc="2026-02-02T19:47:00Z">
+        <w:r>
+          <w:rPr>
+            <w:rFonts w:ascii="CMU Sans Serif" w:hAnsi="CMU Sans Serif" w:cs="CMU Sans Serif"/>
+            <w:sz w:val="20"/>
+            <w:szCs w:val="20"/>
+          </w:rPr>
+          <w:t xml:space="preserve">Since </w:t>
+        </w:r>
+      </w:ins>
+      <w:ins w:id="127" w:author="Alfred Anate Bodurin Mayaki" w:date="2026-02-02T19:54:00Z" w16du:dateUtc="2026-02-02T19:54:00Z">
+        <w:r>
+          <w:rPr>
+            <w:rFonts w:ascii="CMU Sans Serif" w:hAnsi="CMU Sans Serif" w:cs="CMU Sans Serif"/>
+            <w:sz w:val="20"/>
+            <w:szCs w:val="20"/>
+          </w:rPr>
+          <w:t>the end of the Conservative Party’s 14-year tenure in office</w:t>
+        </w:r>
+      </w:ins>
+      <w:ins w:id="128" w:author="Alfred Anate Bodurin Mayaki" w:date="2026-02-02T19:47:00Z" w16du:dateUtc="2026-02-02T19:47:00Z">
+        <w:r>
+          <w:rPr>
+            <w:rFonts w:ascii="CMU Sans Serif" w:hAnsi="CMU Sans Serif" w:cs="CMU Sans Serif"/>
+            <w:sz w:val="20"/>
+            <w:szCs w:val="20"/>
+          </w:rPr>
+          <w:t>, the rise in what has come to be known as Artificial General Intelligence</w:t>
+        </w:r>
+      </w:ins>
+      <w:ins w:id="129" w:author="Alfred Anate Bodurin Mayaki" w:date="2026-02-02T19:55:00Z" w16du:dateUtc="2026-02-02T19:55:00Z">
+        <w:r>
+          <w:rPr>
+            <w:rFonts w:ascii="CMU Sans Serif" w:hAnsi="CMU Sans Serif" w:cs="CMU Sans Serif"/>
+            <w:sz w:val="20"/>
+            <w:szCs w:val="20"/>
+          </w:rPr>
+          <w:t xml:space="preserve"> or</w:t>
+        </w:r>
+        <w:r>
+          <w:rPr>
+            <w:rFonts w:ascii="CMU Sans Serif" w:hAnsi="CMU Sans Serif" w:cs="CMU Sans Serif"/>
+            <w:sz w:val="20"/>
+            <w:szCs w:val="20"/>
+          </w:rPr>
+          <w:t xml:space="preserve"> </w:t>
+        </w:r>
+        <w:r>
+          <w:rPr>
+            <w:rFonts w:ascii="CMU Sans Serif" w:hAnsi="CMU Sans Serif" w:cs="CMU Sans Serif"/>
+            <w:sz w:val="20"/>
+            <w:szCs w:val="20"/>
+          </w:rPr>
+          <w:t>AGI</w:t>
+        </w:r>
+      </w:ins>
+      <w:ins w:id="130" w:author="Alfred Anate Bodurin Mayaki" w:date="2026-02-02T19:49:00Z" w16du:dateUtc="2026-02-02T19:49:00Z">
+        <w:r>
+          <w:rPr>
+            <w:rFonts w:ascii="CMU Sans Serif" w:hAnsi="CMU Sans Serif" w:cs="CMU Sans Serif"/>
+            <w:sz w:val="20"/>
+            <w:szCs w:val="20"/>
+          </w:rPr>
+          <w:t xml:space="preserve">, </w:t>
+        </w:r>
+      </w:ins>
+      <w:ins w:id="131" w:author="Alfred Anate Bodurin Mayaki" w:date="2026-02-02T19:48:00Z" w16du:dateUtc="2026-02-02T19:48:00Z">
+        <w:r>
+          <w:rPr>
+            <w:rFonts w:ascii="CMU Sans Serif" w:hAnsi="CMU Sans Serif" w:cs="CMU Sans Serif"/>
+            <w:sz w:val="20"/>
+            <w:szCs w:val="20"/>
+          </w:rPr>
+          <w:t xml:space="preserve">which forms part of the </w:t>
+        </w:r>
+      </w:ins>
+      <w:ins w:id="132" w:author="Alfred Anate Bodurin Mayaki" w:date="2026-02-02T19:57:00Z" w16du:dateUtc="2026-02-02T19:57:00Z">
+        <w:r>
+          <w:rPr>
+            <w:rFonts w:ascii="CMU Sans Serif" w:hAnsi="CMU Sans Serif" w:cs="CMU Sans Serif"/>
+            <w:sz w:val="20"/>
+            <w:szCs w:val="20"/>
+          </w:rPr>
+          <w:t>idea</w:t>
+        </w:r>
+      </w:ins>
+      <w:ins w:id="133" w:author="Alfred Anate Bodurin Mayaki" w:date="2026-02-02T19:48:00Z" w16du:dateUtc="2026-02-02T19:48:00Z">
+        <w:r>
+          <w:rPr>
+            <w:rFonts w:ascii="CMU Sans Serif" w:hAnsi="CMU Sans Serif" w:cs="CMU Sans Serif"/>
+            <w:sz w:val="20"/>
+            <w:szCs w:val="20"/>
+          </w:rPr>
+          <w:t xml:space="preserve"> </w:t>
+        </w:r>
+      </w:ins>
+      <w:ins w:id="134" w:author="Alfred Anate Bodurin Mayaki" w:date="2026-02-02T19:50:00Z" w16du:dateUtc="2026-02-02T19:50:00Z">
+        <w:r>
+          <w:rPr>
+            <w:rFonts w:ascii="CMU Sans Serif" w:hAnsi="CMU Sans Serif" w:cs="CMU Sans Serif"/>
+            <w:sz w:val="20"/>
+            <w:szCs w:val="20"/>
+          </w:rPr>
+          <w:t xml:space="preserve">that there may in fact </w:t>
+        </w:r>
+      </w:ins>
+      <w:ins w:id="135" w:author="Alfred Anate Bodurin Mayaki" w:date="2026-02-02T19:57:00Z" w16du:dateUtc="2026-02-02T19:57:00Z">
+        <w:r>
+          <w:rPr>
+            <w:rFonts w:ascii="CMU Sans Serif" w:hAnsi="CMU Sans Serif" w:cs="CMU Sans Serif"/>
+            <w:sz w:val="20"/>
+            <w:szCs w:val="20"/>
+          </w:rPr>
+          <w:t xml:space="preserve">may </w:t>
+        </w:r>
+      </w:ins>
+      <w:ins w:id="136" w:author="Alfred Anate Bodurin Mayaki" w:date="2026-02-02T19:50:00Z" w16du:dateUtc="2026-02-02T19:50:00Z">
+        <w:r>
+          <w:rPr>
+            <w:rFonts w:ascii="CMU Sans Serif" w:hAnsi="CMU Sans Serif" w:cs="CMU Sans Serif"/>
+            <w:sz w:val="20"/>
+            <w:szCs w:val="20"/>
+          </w:rPr>
+          <w:t>be</w:t>
+        </w:r>
+      </w:ins>
+      <w:ins w:id="137" w:author="Alfred Anate Bodurin Mayaki" w:date="2026-02-02T19:48:00Z" w16du:dateUtc="2026-02-02T19:48:00Z">
+        <w:r>
+          <w:rPr>
+            <w:rFonts w:ascii="CMU Sans Serif" w:hAnsi="CMU Sans Serif" w:cs="CMU Sans Serif"/>
+            <w:sz w:val="20"/>
+            <w:szCs w:val="20"/>
+          </w:rPr>
+          <w:t xml:space="preserve"> a </w:t>
+        </w:r>
+      </w:ins>
+      <w:ins w:id="138" w:author="Alfred Anate Bodurin Mayaki" w:date="2026-02-02T19:49:00Z" w16du:dateUtc="2026-02-02T19:49:00Z">
+        <w:r>
+          <w:rPr>
+            <w:rFonts w:ascii="CMU Sans Serif" w:hAnsi="CMU Sans Serif" w:cs="CMU Sans Serif"/>
+            <w:sz w:val="20"/>
+            <w:szCs w:val="20"/>
+          </w:rPr>
+          <w:t>Singularity</w:t>
+        </w:r>
+      </w:ins>
+      <w:ins w:id="139" w:author="Alfred Anate Bodurin Mayaki" w:date="2026-02-02T19:50:00Z" w16du:dateUtc="2026-02-02T19:50:00Z">
+        <w:r>
+          <w:rPr>
+            <w:rFonts w:ascii="CMU Sans Serif" w:hAnsi="CMU Sans Serif" w:cs="CMU Sans Serif"/>
+            <w:sz w:val="20"/>
+            <w:szCs w:val="20"/>
+          </w:rPr>
+          <w:t xml:space="preserve"> in the near future</w:t>
+        </w:r>
+      </w:ins>
+      <w:ins w:id="140" w:author="Alfred Anate Bodurin Mayaki" w:date="2026-02-02T19:49:00Z" w16du:dateUtc="2026-02-02T19:49:00Z">
+        <w:r>
+          <w:rPr>
+            <w:rFonts w:ascii="CMU Sans Serif" w:hAnsi="CMU Sans Serif" w:cs="CMU Sans Serif"/>
+            <w:sz w:val="20"/>
+            <w:szCs w:val="20"/>
+          </w:rPr>
+          <w:t xml:space="preserve">, </w:t>
+        </w:r>
+      </w:ins>
+      <w:ins w:id="141" w:author="Alfred Anate Bodurin Mayaki" w:date="2026-02-02T19:47:00Z" w16du:dateUtc="2026-02-02T19:47:00Z">
+        <w:r>
+          <w:rPr>
+            <w:rFonts w:ascii="CMU Sans Serif" w:hAnsi="CMU Sans Serif" w:cs="CMU Sans Serif"/>
+            <w:sz w:val="20"/>
+            <w:szCs w:val="20"/>
+          </w:rPr>
+          <w:t xml:space="preserve">has </w:t>
+        </w:r>
+      </w:ins>
+      <w:ins w:id="142" w:author="Alfred Anate Bodurin Mayaki" w:date="2026-02-02T19:48:00Z" w16du:dateUtc="2026-02-02T19:48:00Z">
+        <w:r>
+          <w:rPr>
+            <w:rFonts w:ascii="CMU Sans Serif" w:hAnsi="CMU Sans Serif" w:cs="CMU Sans Serif"/>
+            <w:sz w:val="20"/>
+            <w:szCs w:val="20"/>
+          </w:rPr>
+          <w:t>produced various “sides”</w:t>
+        </w:r>
+      </w:ins>
+      <w:ins w:id="143" w:author="Alfred Anate Bodurin Mayaki" w:date="2026-02-02T19:51:00Z" w16du:dateUtc="2026-02-02T19:51:00Z">
+        <w:r>
+          <w:rPr>
+            <w:rFonts w:ascii="CMU Sans Serif" w:hAnsi="CMU Sans Serif" w:cs="CMU Sans Serif"/>
+            <w:sz w:val="20"/>
+            <w:szCs w:val="20"/>
+          </w:rPr>
+          <w:t xml:space="preserve"> of this perceived eventuality. On the one hand there are </w:t>
+        </w:r>
+      </w:ins>
+      <w:ins w:id="144" w:author="Alfred Anate Bodurin Mayaki" w:date="2026-02-02T19:53:00Z" w16du:dateUtc="2026-02-02T19:53:00Z">
+        <w:r>
+          <w:rPr>
+            <w:rFonts w:ascii="CMU Sans Serif" w:hAnsi="CMU Sans Serif" w:cs="CMU Sans Serif"/>
+            <w:sz w:val="20"/>
+            <w:szCs w:val="20"/>
+          </w:rPr>
+          <w:t>proponents who advocate for AGI or its variant ASI (Artificial Superintellig</w:t>
+        </w:r>
+      </w:ins>
+      <w:ins w:id="145" w:author="Alfred Anate Bodurin Mayaki" w:date="2026-02-02T19:54:00Z" w16du:dateUtc="2026-02-02T19:54:00Z">
+        <w:r>
+          <w:rPr>
+            <w:rFonts w:ascii="CMU Sans Serif" w:hAnsi="CMU Sans Serif" w:cs="CMU Sans Serif"/>
+            <w:sz w:val="20"/>
+            <w:szCs w:val="20"/>
+          </w:rPr>
+          <w:t>ence)</w:t>
+        </w:r>
+      </w:ins>
+      <w:ins w:id="146" w:author="Alfred Anate Bodurin Mayaki" w:date="2026-02-02T20:05:00Z" w16du:dateUtc="2026-02-02T20:05:00Z">
+        <w:r>
+          <w:rPr>
+            <w:rFonts w:ascii="CMU Sans Serif" w:hAnsi="CMU Sans Serif" w:cs="CMU Sans Serif"/>
+            <w:sz w:val="20"/>
+            <w:szCs w:val="20"/>
+          </w:rPr>
+          <w:t>, and on the other there are naysayers.</w:t>
+        </w:r>
+      </w:ins>
     </w:p>
     <w:p>
       <w:pPr>
@@ -3690,6 +4267,7 @@
         <w:contextualSpacing/>
         <w:jc w:val="both"/>
         <w:rPr>
+          <w:del w:id="147" w:author="Alfred Anate Bodurin Mayaki" w:date="2026-02-02T21:00:00Z" w16du:dateUtc="2026-02-02T21:00:00Z"/>
           <w:rFonts w:ascii="CMU Sans Serif" w:hAnsi="CMU Sans Serif" w:cs="CMU Sans Serif"/>
           <w:sz w:val="20"/>
           <w:szCs w:val="20"/>
@@ -3726,6 +4304,7 @@
         <w:contextualSpacing/>
         <w:jc w:val="both"/>
         <w:rPr>
+          <w:del w:id="148" w:author="Alfred Anate Bodurin Mayaki" w:date="2026-02-02T21:00:00Z" w16du:dateUtc="2026-02-02T21:00:00Z"/>
           <w:rFonts w:ascii="CMU Sans Serif" w:hAnsi="CMU Sans Serif" w:cs="CMU Sans Serif"/>
           <w:sz w:val="20"/>
           <w:szCs w:val="20"/>
@@ -3814,7 +4393,7 @@
           <w:color w:val="auto"/>
         </w:rPr>
       </w:pPr>
-      <w:bookmarkStart w:id="67" w:name="_Toc220945825"/>
+      <w:bookmarkStart w:id="149" w:name="_Toc220959285"/>
       <w:r>
         <w:rPr>
           <w:rStyle w:val="Strong"/>
@@ -3823,7 +4402,6 @@
           <w:bCs w:val="0"/>
           <w:color w:val="auto"/>
         </w:rPr>
-        <w:lastRenderedPageBreak/>
         <w:t xml:space="preserve">2 </w:t>
       </w:r>
       <w:r>
@@ -3836,7 +4414,7 @@
         </w:rPr>
         <w:t>Introduction</w:t>
       </w:r>
-      <w:bookmarkEnd w:id="67"/>
+      <w:bookmarkEnd w:id="149"/>
     </w:p>
     <w:p>
       <w:pPr>
@@ -3873,8 +4451,8 @@
         </w:rPr>
         <w:t xml:space="preserve"> teams can be 30% more productive than those which do not include neurodiverse employees (NatWest Mentor, 2025), and with Gen Z entering the workforce – over 50% of whom have some sort of neurodivergent condition</w:t>
       </w:r>
-      <w:commentRangeStart w:id="68"/>
-      <w:commentRangeStart w:id="69"/>
+      <w:commentRangeStart w:id="150"/>
+      <w:commentRangeStart w:id="151"/>
       <w:r>
         <w:rPr>
           <w:rStyle w:val="FootnoteReference"/>
@@ -3884,20 +4462,20 @@
         </w:rPr>
         <w:footnoteReference w:id="2"/>
       </w:r>
-      <w:commentRangeEnd w:id="68"/>
+      <w:commentRangeEnd w:id="150"/>
       <w:r>
         <w:rPr>
           <w:rStyle w:val="CommentReference"/>
           <w:rFonts w:ascii="CMU Sans Serif" w:hAnsi="CMU Sans Serif" w:cs="CMU Sans Serif"/>
         </w:rPr>
-        <w:commentReference w:id="68"/>
-      </w:r>
-      <w:commentRangeEnd w:id="69"/>
+        <w:commentReference w:id="150"/>
+      </w:r>
+      <w:commentRangeEnd w:id="151"/>
       <w:r>
         <w:rPr>
           <w:rStyle w:val="CommentReference"/>
         </w:rPr>
-        <w:commentReference w:id="69"/>
+        <w:commentReference w:id="151"/>
       </w:r>
       <w:r>
         <w:rPr>
@@ -3973,7 +4551,7 @@
         </w:rPr>
         <w:t xml:space="preserve"> (</w:t>
       </w:r>
-      <w:commentRangeStart w:id="70"/>
+      <w:commentRangeStart w:id="152"/>
       <w:r>
         <w:rPr>
           <w:rFonts w:ascii="CMU Sans Serif" w:hAnsi="CMU Sans Serif" w:cs="CMU Sans Serif"/>
@@ -3982,13 +4560,13 @@
         </w:rPr>
         <w:t>psychology</w:t>
       </w:r>
-      <w:commentRangeEnd w:id="70"/>
+      <w:commentRangeEnd w:id="152"/>
       <w:r>
         <w:rPr>
           <w:rStyle w:val="CommentReference"/>
           <w:rFonts w:ascii="CMU Sans Serif" w:hAnsi="CMU Sans Serif" w:cs="CMU Sans Serif"/>
         </w:rPr>
-        <w:commentReference w:id="70"/>
+        <w:commentReference w:id="152"/>
       </w:r>
       <w:r>
         <w:rPr>
@@ -4170,7 +4748,7 @@
           <w:color w:val="auto"/>
         </w:rPr>
       </w:pPr>
-      <w:bookmarkStart w:id="71" w:name="_Toc220945826"/>
+      <w:bookmarkStart w:id="153" w:name="_Toc220959286"/>
       <w:r>
         <w:rPr>
           <w:rStyle w:val="Strong"/>
@@ -4201,7 +4779,7 @@
         </w:rPr>
         <w:t>Methodology</w:t>
       </w:r>
-      <w:bookmarkEnd w:id="71"/>
+      <w:bookmarkEnd w:id="153"/>
     </w:p>
     <w:p>
       <w:pPr>
@@ -4209,7 +4787,7 @@
         <w:contextualSpacing/>
         <w:jc w:val="both"/>
         <w:rPr>
-          <w:del w:id="72" w:author="Alfred Anate Bodurin Mayaki" w:date="2026-02-02T16:15:00Z" w16du:dateUtc="2026-02-02T16:15:00Z"/>
+          <w:del w:id="154" w:author="Alfred Anate Bodurin Mayaki" w:date="2026-02-02T16:15:00Z" w16du:dateUtc="2026-02-02T16:15:00Z"/>
           <w:rFonts w:ascii="CMU Sans Serif" w:hAnsi="CMU Sans Serif" w:cs="CMU Sans Serif"/>
           <w:sz w:val="20"/>
           <w:szCs w:val="20"/>
@@ -4683,10 +5261,10 @@
         </w:rPr>
         <w:t xml:space="preserve"> Firms having lower net spend signal less resource-based HRM </w:t>
       </w:r>
-      <w:commentRangeStart w:id="73"/>
-      <w:commentRangeStart w:id="74"/>
-      <w:commentRangeStart w:id="75"/>
-      <w:commentRangeStart w:id="76"/>
+      <w:commentRangeStart w:id="155"/>
+      <w:commentRangeStart w:id="156"/>
+      <w:commentRangeStart w:id="157"/>
+      <w:commentRangeStart w:id="158"/>
       <w:r>
         <w:rPr>
           <w:rFonts w:ascii="CMU Sans Serif" w:hAnsi="CMU Sans Serif" w:cs="CMU Sans Serif"/>
@@ -4695,36 +5273,36 @@
         </w:rPr>
         <w:t>practices</w:t>
       </w:r>
-      <w:commentRangeEnd w:id="73"/>
+      <w:commentRangeEnd w:id="155"/>
       <w:r>
         <w:rPr>
           <w:rStyle w:val="CommentReference"/>
           <w:rFonts w:ascii="CMU Sans Serif" w:hAnsi="CMU Sans Serif" w:cs="CMU Sans Serif"/>
         </w:rPr>
-        <w:commentReference w:id="73"/>
-      </w:r>
-      <w:commentRangeEnd w:id="74"/>
+        <w:commentReference w:id="155"/>
+      </w:r>
+      <w:commentRangeEnd w:id="156"/>
       <w:r>
         <w:rPr>
           <w:rStyle w:val="CommentReference"/>
           <w:rFonts w:ascii="CMU Sans Serif" w:hAnsi="CMU Sans Serif" w:cs="CMU Sans Serif"/>
         </w:rPr>
-        <w:commentReference w:id="74"/>
-      </w:r>
-      <w:commentRangeEnd w:id="75"/>
+        <w:commentReference w:id="156"/>
+      </w:r>
+      <w:commentRangeEnd w:id="157"/>
       <w:r>
         <w:rPr>
           <w:rStyle w:val="CommentReference"/>
           <w:rFonts w:ascii="CMU Sans Serif" w:hAnsi="CMU Sans Serif" w:cs="CMU Sans Serif"/>
         </w:rPr>
-        <w:commentReference w:id="75"/>
-      </w:r>
-      <w:commentRangeEnd w:id="76"/>
+        <w:commentReference w:id="157"/>
+      </w:r>
+      <w:commentRangeEnd w:id="158"/>
       <w:r>
         <w:rPr>
           <w:rStyle w:val="CommentReference"/>
         </w:rPr>
-        <w:commentReference w:id="76"/>
+        <w:commentReference w:id="158"/>
       </w:r>
     </w:p>
     <w:p>
@@ -4793,7 +5371,7 @@
         </w:rPr>
         <w:t xml:space="preserve"> of neurodiverse candidates (Celani and Singh, 2011). </w:t>
       </w:r>
-      <w:ins w:id="77" w:author="Alfred Anate Bodurin Mayaki" w:date="2026-02-02T16:13:00Z" w16du:dateUtc="2026-02-02T16:13:00Z">
+      <w:ins w:id="159" w:author="Alfred Anate Bodurin Mayaki" w:date="2026-02-02T16:13:00Z" w16du:dateUtc="2026-02-02T16:13:00Z">
         <w:r>
           <w:rPr>
             <w:rFonts w:ascii="CMU Sans Serif" w:hAnsi="CMU Sans Serif" w:cs="CMU Sans Serif"/>
@@ -4803,7 +5381,7 @@
           <w:t xml:space="preserve">I have since applied for </w:t>
         </w:r>
       </w:ins>
-      <w:del w:id="78" w:author="Alfred Anate Bodurin Mayaki" w:date="2026-02-02T16:13:00Z" w16du:dateUtc="2026-02-02T16:13:00Z">
+      <w:del w:id="160" w:author="Alfred Anate Bodurin Mayaki" w:date="2026-02-02T16:13:00Z" w16du:dateUtc="2026-02-02T16:13:00Z">
         <w:r>
           <w:rPr>
             <w:rFonts w:ascii="CMU Sans Serif" w:hAnsi="CMU Sans Serif" w:cs="CMU Sans Serif"/>
@@ -4813,7 +5391,7 @@
           <w:delText>T</w:delText>
         </w:r>
       </w:del>
-      <w:ins w:id="79" w:author="Alfred Anate Bodurin Mayaki" w:date="2026-02-02T16:13:00Z" w16du:dateUtc="2026-02-02T16:13:00Z">
+      <w:ins w:id="161" w:author="Alfred Anate Bodurin Mayaki" w:date="2026-02-02T16:13:00Z" w16du:dateUtc="2026-02-02T16:13:00Z">
         <w:r>
           <w:rPr>
             <w:rFonts w:ascii="CMU Sans Serif" w:hAnsi="CMU Sans Serif" w:cs="CMU Sans Serif"/>
@@ -4839,7 +5417,7 @@
         </w:rPr>
         <w:t xml:space="preserve">PhD </w:t>
       </w:r>
-      <w:ins w:id="80" w:author="Alfred Anate Bodurin Mayaki" w:date="2026-02-02T16:13:00Z" w16du:dateUtc="2026-02-02T16:13:00Z">
+      <w:ins w:id="162" w:author="Alfred Anate Bodurin Mayaki" w:date="2026-02-02T16:13:00Z" w16du:dateUtc="2026-02-02T16:13:00Z">
         <w:r>
           <w:rPr>
             <w:rFonts w:ascii="CMU Sans Serif" w:hAnsi="CMU Sans Serif" w:cs="CMU Sans Serif"/>
@@ -4857,7 +5435,7 @@
         </w:rPr>
         <w:t xml:space="preserve">research question </w:t>
       </w:r>
-      <w:ins w:id="81" w:author="Alfred Anate Bodurin Mayaki" w:date="2026-02-02T16:13:00Z" w16du:dateUtc="2026-02-02T16:13:00Z">
+      <w:ins w:id="163" w:author="Alfred Anate Bodurin Mayaki" w:date="2026-02-02T16:13:00Z" w16du:dateUtc="2026-02-02T16:13:00Z">
         <w:r>
           <w:rPr>
             <w:rFonts w:ascii="CMU Sans Serif" w:hAnsi="CMU Sans Serif" w:cs="CMU Sans Serif"/>
@@ -4919,7 +5497,63 @@
           <w:sz w:val="20"/>
           <w:szCs w:val="20"/>
         </w:rPr>
-        <w:t>Artificial Intelligence &amp; Applicant Attraction: Can AI Substantially Influence Neurodivergent Candidate Experiences?</w:t>
+        <w:t xml:space="preserve">Artificial </w:t>
+      </w:r>
+      <w:ins w:id="164" w:author="Alfred Anate Bodurin Mayaki" w:date="2026-02-02T19:46:00Z" w16du:dateUtc="2026-02-02T19:46:00Z">
+        <w:r>
+          <w:rPr>
+            <w:rFonts w:ascii="CMU Sans Serif" w:hAnsi="CMU Sans Serif" w:cs="CMU Sans Serif"/>
+            <w:b/>
+            <w:bCs/>
+            <w:sz w:val="20"/>
+            <w:szCs w:val="20"/>
+          </w:rPr>
+          <w:t>Superi</w:t>
+        </w:r>
+      </w:ins>
+      <w:del w:id="165" w:author="Alfred Anate Bodurin Mayaki" w:date="2026-02-02T19:46:00Z" w16du:dateUtc="2026-02-02T19:46:00Z">
+        <w:r>
+          <w:rPr>
+            <w:rFonts w:ascii="CMU Sans Serif" w:hAnsi="CMU Sans Serif" w:cs="CMU Sans Serif"/>
+            <w:b/>
+            <w:bCs/>
+            <w:sz w:val="20"/>
+            <w:szCs w:val="20"/>
+          </w:rPr>
+          <w:delText>I</w:delText>
+        </w:r>
+      </w:del>
+      <w:r>
+        <w:rPr>
+          <w:rFonts w:ascii="CMU Sans Serif" w:hAnsi="CMU Sans Serif" w:cs="CMU Sans Serif"/>
+          <w:b/>
+          <w:bCs/>
+          <w:sz w:val="20"/>
+          <w:szCs w:val="20"/>
+        </w:rPr>
+        <w:t>ntelligence &amp; Applicant Attraction: Can A</w:t>
+      </w:r>
+      <w:ins w:id="166" w:author="Alfred Anate Bodurin Mayaki" w:date="2026-02-02T19:46:00Z" w16du:dateUtc="2026-02-02T19:46:00Z">
+        <w:r>
+          <w:rPr>
+            <w:rFonts w:ascii="CMU Sans Serif" w:hAnsi="CMU Sans Serif" w:cs="CMU Sans Serif"/>
+            <w:b/>
+            <w:bCs/>
+            <w:sz w:val="20"/>
+            <w:szCs w:val="20"/>
+          </w:rPr>
+          <w:t>S</w:t>
+        </w:r>
+      </w:ins>
+      <w:r>
+        <w:rPr>
+          <w:rFonts w:ascii="CMU Sans Serif" w:hAnsi="CMU Sans Serif" w:cs="CMU Sans Serif"/>
+          <w:b/>
+          <w:bCs/>
+          <w:sz w:val="20"/>
+          <w:szCs w:val="20"/>
+        </w:rPr>
+        <w:t>I Substantially Influence Neurodivergent Candidate Experiences?</w:t>
       </w:r>
       <w:r>
         <w:rPr>
@@ -4964,8 +5598,8 @@
           <w:color w:val="auto"/>
         </w:rPr>
       </w:pPr>
-      <w:bookmarkStart w:id="82" w:name="_Toc215736436"/>
-      <w:bookmarkStart w:id="83" w:name="_Toc220945827"/>
+      <w:bookmarkStart w:id="167" w:name="_Toc215736436"/>
+      <w:bookmarkStart w:id="168" w:name="_Toc220959287"/>
       <w:r>
         <w:rPr>
           <w:rStyle w:val="Strong"/>
@@ -4976,18 +5610,56 @@
         </w:rPr>
         <w:t xml:space="preserve">4 </w:t>
       </w:r>
-      <w:r>
-        <w:rPr>
-          <w:rStyle w:val="Strong"/>
-          <w:rFonts w:ascii="CMU Sans Serif" w:hAnsi="CMU Sans Serif" w:cs="CMU Sans Serif"/>
-          <w:b w:val="0"/>
-          <w:bCs w:val="0"/>
-          <w:color w:val="auto"/>
-        </w:rPr>
-        <w:t>Why this topic is important</w:t>
-      </w:r>
-      <w:bookmarkEnd w:id="82"/>
-      <w:bookmarkEnd w:id="83"/>
+      <w:del w:id="169" w:author="Alfred Anate Bodurin Mayaki" w:date="2026-02-02T21:15:00Z" w16du:dateUtc="2026-02-02T21:15:00Z">
+        <w:r>
+          <w:rPr>
+            <w:rStyle w:val="Strong"/>
+            <w:rFonts w:ascii="CMU Sans Serif" w:hAnsi="CMU Sans Serif" w:cs="CMU Sans Serif"/>
+            <w:b w:val="0"/>
+            <w:bCs w:val="0"/>
+            <w:color w:val="auto"/>
+          </w:rPr>
+          <w:delText xml:space="preserve">Why this </w:delText>
+        </w:r>
+      </w:del>
+      <w:del w:id="170" w:author="Alfred Anate Bodurin Mayaki" w:date="2026-02-02T21:14:00Z" w16du:dateUtc="2026-02-02T21:14:00Z">
+        <w:r>
+          <w:rPr>
+            <w:rStyle w:val="Strong"/>
+            <w:rFonts w:ascii="CMU Sans Serif" w:hAnsi="CMU Sans Serif" w:cs="CMU Sans Serif"/>
+            <w:b w:val="0"/>
+            <w:bCs w:val="0"/>
+            <w:color w:val="auto"/>
+          </w:rPr>
+          <w:delText>t</w:delText>
+        </w:r>
+      </w:del>
+      <w:del w:id="171" w:author="Alfred Anate Bodurin Mayaki" w:date="2026-02-02T21:15:00Z" w16du:dateUtc="2026-02-02T21:15:00Z">
+        <w:r>
+          <w:rPr>
+            <w:rStyle w:val="Strong"/>
+            <w:rFonts w:ascii="CMU Sans Serif" w:hAnsi="CMU Sans Serif" w:cs="CMU Sans Serif"/>
+            <w:b w:val="0"/>
+            <w:bCs w:val="0"/>
+            <w:color w:val="auto"/>
+          </w:rPr>
+          <w:delText>opic is important</w:delText>
+        </w:r>
+      </w:del>
+      <w:bookmarkEnd w:id="167"/>
+      <w:bookmarkEnd w:id="168"/>
+      <w:ins w:id="172" w:author="Alfred Anate Bodurin Mayaki" w:date="2026-02-02T21:15:00Z" w16du:dateUtc="2026-02-02T21:15:00Z">
+        <w:r>
+          <w:rPr>
+            <w:rStyle w:val="Strong"/>
+            <w:rFonts w:ascii="CMU Sans Serif" w:hAnsi="CMU Sans Serif" w:cs="CMU Sans Serif"/>
+            <w:b w:val="0"/>
+            <w:bCs w:val="0"/>
+            <w:color w:val="auto"/>
+          </w:rPr>
+          <w:t>The Topic’s Importance to the Literature</w:t>
+        </w:r>
+      </w:ins>
     </w:p>
     <w:p>
       <w:pPr>
@@ -5008,7 +5680,7 @@
         </w:rPr>
         <w:t xml:space="preserve">The importance of this research topic cannot be </w:t>
       </w:r>
-      <w:commentRangeStart w:id="84"/>
+      <w:commentRangeStart w:id="173"/>
       <w:r>
         <w:rPr>
           <w:rFonts w:ascii="CMU Sans Serif" w:hAnsi="CMU Sans Serif" w:cs="CMU Sans Serif"/>
@@ -5017,13 +5689,13 @@
         </w:rPr>
         <w:t>understated</w:t>
       </w:r>
-      <w:commentRangeEnd w:id="84"/>
+      <w:commentRangeEnd w:id="173"/>
       <w:r>
         <w:rPr>
           <w:rStyle w:val="CommentReference"/>
           <w:rFonts w:ascii="CMU Sans Serif" w:hAnsi="CMU Sans Serif" w:cs="CMU Sans Serif"/>
         </w:rPr>
-        <w:commentReference w:id="84"/>
+        <w:commentReference w:id="173"/>
       </w:r>
       <w:r>
         <w:rPr>
@@ -5068,16 +5740,7 @@
           <w:sz w:val="20"/>
           <w:szCs w:val="20"/>
         </w:rPr>
-        <w:t xml:space="preserve">diverse applicants interact as job candidates) </w:t>
-      </w:r>
-      <w:r>
-        <w:rPr>
-          <w:rFonts w:ascii="CMU Sans Serif" w:hAnsi="CMU Sans Serif" w:cs="CMU Sans Serif"/>
-          <w:sz w:val="20"/>
-          <w:szCs w:val="20"/>
-        </w:rPr>
-        <w:lastRenderedPageBreak/>
-        <w:t xml:space="preserve">through the proxy of website recruiting activities. The seminal applied instance of this research topic is the online ratings and HRM signalling paper pioneered by Chang and Chin (2018) who test evidence to investigate the hypothesis that three things are likely to occur prior to onboarding: </w:t>
+        <w:t xml:space="preserve">diverse applicants interact as job candidates) through the proxy of website recruiting activities. The seminal applied instance of this research topic is the online ratings and HRM signalling paper pioneered by Chang and Chin (2018) who test evidence to investigate the hypothesis that three things are likely to occur prior to onboarding: </w:t>
       </w:r>
     </w:p>
     <w:p>
@@ -5475,9 +6138,9 @@
         </w:rPr>
         <w:t xml:space="preserve">Data on how firms spend on recruitment </w:t>
       </w:r>
-      <w:commentRangeStart w:id="85"/>
-      <w:commentRangeStart w:id="86"/>
-      <w:commentRangeStart w:id="87"/>
+      <w:commentRangeStart w:id="174"/>
+      <w:commentRangeStart w:id="175"/>
+      <w:commentRangeStart w:id="176"/>
       <w:r>
         <w:rPr>
           <w:rStyle w:val="Strong"/>
@@ -5489,29 +6152,29 @@
         </w:rPr>
         <w:t>websites</w:t>
       </w:r>
-      <w:commentRangeEnd w:id="85"/>
+      <w:commentRangeEnd w:id="174"/>
       <w:r>
         <w:rPr>
           <w:rStyle w:val="CommentReference"/>
           <w:rFonts w:ascii="CMU Sans Serif" w:hAnsi="CMU Sans Serif" w:cs="CMU Sans Serif"/>
         </w:rPr>
-        <w:commentReference w:id="85"/>
-      </w:r>
-      <w:commentRangeEnd w:id="86"/>
+        <w:commentReference w:id="174"/>
+      </w:r>
+      <w:commentRangeEnd w:id="175"/>
       <w:r>
         <w:rPr>
           <w:rStyle w:val="CommentReference"/>
           <w:rFonts w:ascii="CMU Sans Serif" w:hAnsi="CMU Sans Serif" w:cs="CMU Sans Serif"/>
         </w:rPr>
-        <w:commentReference w:id="86"/>
-      </w:r>
-      <w:commentRangeEnd w:id="87"/>
+        <w:commentReference w:id="175"/>
+      </w:r>
+      <w:commentRangeEnd w:id="176"/>
       <w:r>
         <w:rPr>
           <w:rStyle w:val="CommentReference"/>
           <w:rFonts w:ascii="CMU Sans Serif" w:hAnsi="CMU Sans Serif" w:cs="CMU Sans Serif"/>
         </w:rPr>
-        <w:commentReference w:id="87"/>
+        <w:commentReference w:id="176"/>
       </w:r>
     </w:p>
     <w:p>
@@ -5527,8 +6190,8 @@
           <w:color w:val="auto"/>
         </w:rPr>
       </w:pPr>
-      <w:bookmarkStart w:id="88" w:name="_Toc215736437"/>
-      <w:bookmarkStart w:id="89" w:name="_Toc220945828"/>
+      <w:bookmarkStart w:id="177" w:name="_Toc215736437"/>
+      <w:bookmarkStart w:id="178" w:name="_Toc220959288"/>
       <w:r>
         <w:rPr>
           <w:rFonts w:ascii="CMU Sans Serif" w:hAnsi="CMU Sans Serif" w:cs="CMU Sans Serif"/>
@@ -5541,17 +6204,33 @@
           <w:rFonts w:ascii="CMU Sans Serif" w:hAnsi="CMU Sans Serif" w:cs="CMU Sans Serif"/>
           <w:color w:val="auto"/>
         </w:rPr>
-        <w:t xml:space="preserve">Timeline and </w:t>
-      </w:r>
+        <w:t xml:space="preserve">Timeline </w:t>
+      </w:r>
+      <w:ins w:id="179" w:author="Alfred Anate Bodurin Mayaki" w:date="2026-02-02T21:15:00Z" w16du:dateUtc="2026-02-02T21:15:00Z">
+        <w:r>
+          <w:rPr>
+            <w:rFonts w:ascii="CMU Sans Serif" w:hAnsi="CMU Sans Serif" w:cs="CMU Sans Serif"/>
+            <w:color w:val="auto"/>
+          </w:rPr>
+          <w:t xml:space="preserve">for Completion </w:t>
+        </w:r>
+      </w:ins>
       <w:r>
         <w:rPr>
           <w:rFonts w:ascii="CMU Sans Serif" w:hAnsi="CMU Sans Serif" w:cs="CMU Sans Serif"/>
           <w:color w:val="auto"/>
         </w:rPr>
+        <w:t xml:space="preserve">and </w:t>
+      </w:r>
+      <w:r>
+        <w:rPr>
+          <w:rFonts w:ascii="CMU Sans Serif" w:hAnsi="CMU Sans Serif" w:cs="CMU Sans Serif"/>
+          <w:color w:val="auto"/>
+        </w:rPr>
         <w:t>Next Steps</w:t>
       </w:r>
-      <w:bookmarkEnd w:id="88"/>
-      <w:bookmarkEnd w:id="89"/>
+      <w:bookmarkEnd w:id="177"/>
+      <w:bookmarkEnd w:id="178"/>
     </w:p>
     <w:p>
       <w:pPr>
@@ -5683,7 +6362,7 @@
         <w:spacing w:after="0" w:line="240" w:lineRule="auto"/>
         <w:jc w:val="both"/>
         <w:rPr>
-          <w:del w:id="90" w:author="Alfred Anate Bodurin Mayaki" w:date="2026-02-02T15:25:00Z" w16du:dateUtc="2026-02-02T15:25:00Z"/>
+          <w:del w:id="180" w:author="Alfred Anate Bodurin Mayaki" w:date="2026-02-02T15:25:00Z" w16du:dateUtc="2026-02-02T15:25:00Z"/>
           <w:rStyle w:val="Strong"/>
           <w:rFonts w:ascii="CMU Sans Serif" w:hAnsi="CMU Sans Serif" w:cs="CMU Sans Serif"/>
           <w:b w:val="0"/>
@@ -5790,8 +6469,8 @@
         </w:rPr>
         <w:t xml:space="preserve"> and indeed qualitative analysis </w:t>
       </w:r>
-      <w:commentRangeStart w:id="91"/>
-      <w:commentRangeStart w:id="92"/>
+      <w:commentRangeStart w:id="181"/>
+      <w:commentRangeStart w:id="182"/>
       <w:r>
         <w:rPr>
           <w:rStyle w:val="Strong"/>
@@ -5803,21 +6482,21 @@
         </w:rPr>
         <w:t>such</w:t>
       </w:r>
-      <w:commentRangeEnd w:id="91"/>
+      <w:commentRangeEnd w:id="181"/>
       <w:r>
         <w:rPr>
           <w:rStyle w:val="CommentReference"/>
           <w:rFonts w:ascii="CMU Sans Serif" w:hAnsi="CMU Sans Serif" w:cs="CMU Sans Serif"/>
         </w:rPr>
-        <w:commentReference w:id="91"/>
-      </w:r>
-      <w:commentRangeEnd w:id="92"/>
+        <w:commentReference w:id="181"/>
+      </w:r>
+      <w:commentRangeEnd w:id="182"/>
       <w:r>
         <w:rPr>
           <w:rStyle w:val="CommentReference"/>
           <w:rFonts w:ascii="CMU Sans Serif" w:hAnsi="CMU Sans Serif" w:cs="CMU Sans Serif"/>
         </w:rPr>
-        <w:commentReference w:id="92"/>
+        <w:commentReference w:id="182"/>
       </w:r>
       <w:r>
         <w:rPr>
@@ -5859,7 +6538,7 @@
         <w:spacing w:after="0" w:line="240" w:lineRule="auto"/>
         <w:jc w:val="both"/>
         <w:rPr>
-          <w:del w:id="93" w:author="Alfred Anate Bodurin Mayaki" w:date="2026-02-02T15:25:00Z" w16du:dateUtc="2026-02-02T15:25:00Z"/>
+          <w:del w:id="183" w:author="Alfred Anate Bodurin Mayaki" w:date="2026-02-02T15:25:00Z" w16du:dateUtc="2026-02-02T15:25:00Z"/>
           <w:rStyle w:val="Strong"/>
           <w:rFonts w:ascii="CMU Sans Serif" w:hAnsi="CMU Sans Serif" w:cs="CMU Sans Serif"/>
           <w:b w:val="0"/>
@@ -5874,7 +6553,7 @@
         <w:spacing w:after="0" w:line="240" w:lineRule="auto"/>
         <w:jc w:val="both"/>
         <w:rPr>
-          <w:del w:id="94" w:author="Alfred Anate Bodurin Mayaki" w:date="2026-02-02T15:25:00Z" w16du:dateUtc="2026-02-02T15:25:00Z"/>
+          <w:del w:id="184" w:author="Alfred Anate Bodurin Mayaki" w:date="2026-02-02T15:25:00Z" w16du:dateUtc="2026-02-02T15:25:00Z"/>
           <w:rStyle w:val="Strong"/>
           <w:rFonts w:ascii="CMU Sans Serif" w:hAnsi="CMU Sans Serif" w:cs="CMU Sans Serif"/>
           <w:b w:val="0"/>
@@ -5889,7 +6568,7 @@
         <w:spacing w:after="0" w:line="240" w:lineRule="auto"/>
         <w:jc w:val="both"/>
         <w:rPr>
-          <w:del w:id="95" w:author="Alfred Anate Bodurin Mayaki" w:date="2026-02-02T15:25:00Z" w16du:dateUtc="2026-02-02T15:25:00Z"/>
+          <w:del w:id="185" w:author="Alfred Anate Bodurin Mayaki" w:date="2026-02-02T15:25:00Z" w16du:dateUtc="2026-02-02T15:25:00Z"/>
           <w:rStyle w:val="Strong"/>
           <w:rFonts w:ascii="CMU Sans Serif" w:hAnsi="CMU Sans Serif" w:cs="CMU Sans Serif"/>
           <w:b w:val="0"/>
@@ -5904,7 +6583,7 @@
         <w:spacing w:after="0" w:line="240" w:lineRule="auto"/>
         <w:jc w:val="both"/>
         <w:rPr>
-          <w:del w:id="96" w:author="Alfred Anate Bodurin Mayaki" w:date="2026-02-02T15:25:00Z" w16du:dateUtc="2026-02-02T15:25:00Z"/>
+          <w:del w:id="186" w:author="Alfred Anate Bodurin Mayaki" w:date="2026-02-02T15:25:00Z" w16du:dateUtc="2026-02-02T15:25:00Z"/>
           <w:rStyle w:val="Strong"/>
           <w:rFonts w:ascii="CMU Sans Serif" w:hAnsi="CMU Sans Serif" w:cs="CMU Sans Serif"/>
           <w:b w:val="0"/>
@@ -5919,7 +6598,7 @@
         <w:spacing w:after="0" w:line="240" w:lineRule="auto"/>
         <w:jc w:val="both"/>
         <w:rPr>
-          <w:del w:id="97" w:author="Alfred Anate Bodurin Mayaki" w:date="2026-02-02T15:25:00Z" w16du:dateUtc="2026-02-02T15:25:00Z"/>
+          <w:del w:id="187" w:author="Alfred Anate Bodurin Mayaki" w:date="2026-02-02T15:25:00Z" w16du:dateUtc="2026-02-02T15:25:00Z"/>
           <w:rStyle w:val="Strong"/>
           <w:rFonts w:ascii="CMU Sans Serif" w:hAnsi="CMU Sans Serif" w:cs="CMU Sans Serif"/>
           <w:b w:val="0"/>
@@ -5934,7 +6613,7 @@
         <w:spacing w:after="0" w:line="240" w:lineRule="auto"/>
         <w:jc w:val="both"/>
         <w:rPr>
-          <w:del w:id="98" w:author="Alfred Anate Bodurin Mayaki" w:date="2026-02-02T15:25:00Z" w16du:dateUtc="2026-02-02T15:25:00Z"/>
+          <w:del w:id="188" w:author="Alfred Anate Bodurin Mayaki" w:date="2026-02-02T15:25:00Z" w16du:dateUtc="2026-02-02T15:25:00Z"/>
           <w:rStyle w:val="Strong"/>
           <w:rFonts w:ascii="CMU Sans Serif" w:hAnsi="CMU Sans Serif" w:cs="CMU Sans Serif"/>
           <w:b w:val="0"/>
@@ -5949,7 +6628,7 @@
         <w:spacing w:after="0" w:line="240" w:lineRule="auto"/>
         <w:jc w:val="both"/>
         <w:rPr>
-          <w:del w:id="99" w:author="Alfred Anate Bodurin Mayaki" w:date="2026-02-02T15:25:00Z" w16du:dateUtc="2026-02-02T15:25:00Z"/>
+          <w:del w:id="189" w:author="Alfred Anate Bodurin Mayaki" w:date="2026-02-02T15:25:00Z" w16du:dateUtc="2026-02-02T15:25:00Z"/>
           <w:rStyle w:val="Strong"/>
           <w:rFonts w:ascii="CMU Sans Serif" w:hAnsi="CMU Sans Serif" w:cs="CMU Sans Serif"/>
           <w:b w:val="0"/>
@@ -5964,7 +6643,7 @@
         <w:spacing w:after="0" w:line="240" w:lineRule="auto"/>
         <w:jc w:val="both"/>
         <w:rPr>
-          <w:del w:id="100" w:author="Alfred Anate Bodurin Mayaki" w:date="2026-02-02T15:25:00Z" w16du:dateUtc="2026-02-02T15:25:00Z"/>
+          <w:del w:id="190" w:author="Alfred Anate Bodurin Mayaki" w:date="2026-02-02T15:25:00Z" w16du:dateUtc="2026-02-02T15:25:00Z"/>
           <w:rStyle w:val="Strong"/>
           <w:rFonts w:ascii="CMU Sans Serif" w:hAnsi="CMU Sans Serif" w:cs="CMU Sans Serif"/>
           <w:b w:val="0"/>
@@ -5979,7 +6658,7 @@
         <w:spacing w:after="0" w:line="240" w:lineRule="auto"/>
         <w:jc w:val="both"/>
         <w:rPr>
-          <w:del w:id="101" w:author="Alfred Anate Bodurin Mayaki" w:date="2026-02-02T15:25:00Z" w16du:dateUtc="2026-02-02T15:25:00Z"/>
+          <w:del w:id="191" w:author="Alfred Anate Bodurin Mayaki" w:date="2026-02-02T15:25:00Z" w16du:dateUtc="2026-02-02T15:25:00Z"/>
           <w:rStyle w:val="Strong"/>
           <w:rFonts w:ascii="CMU Sans Serif" w:hAnsi="CMU Sans Serif" w:cs="CMU Sans Serif"/>
           <w:b w:val="0"/>
@@ -5994,7 +6673,7 @@
         <w:spacing w:after="0" w:line="240" w:lineRule="auto"/>
         <w:jc w:val="both"/>
         <w:rPr>
-          <w:del w:id="102" w:author="Alfred Anate Bodurin Mayaki" w:date="2026-02-02T15:24:00Z" w16du:dateUtc="2026-02-02T15:24:00Z"/>
+          <w:del w:id="192" w:author="Alfred Anate Bodurin Mayaki" w:date="2026-02-02T15:24:00Z" w16du:dateUtc="2026-02-02T15:24:00Z"/>
           <w:rStyle w:val="Strong"/>
           <w:rFonts w:ascii="CMU Sans Serif" w:hAnsi="CMU Sans Serif" w:cs="CMU Sans Serif"/>
           <w:b w:val="0"/>
@@ -6009,7 +6688,7 @@
         <w:spacing w:after="0" w:line="240" w:lineRule="auto"/>
         <w:jc w:val="both"/>
         <w:rPr>
-          <w:del w:id="103" w:author="Alfred Anate Bodurin Mayaki" w:date="2026-02-02T15:24:00Z" w16du:dateUtc="2026-02-02T15:24:00Z"/>
+          <w:del w:id="193" w:author="Alfred Anate Bodurin Mayaki" w:date="2026-02-02T15:24:00Z" w16du:dateUtc="2026-02-02T15:24:00Z"/>
           <w:rStyle w:val="Strong"/>
           <w:rFonts w:ascii="CMU Sans Serif" w:hAnsi="CMU Sans Serif" w:cs="CMU Sans Serif"/>
           <w:b w:val="0"/>
@@ -6024,7 +6703,7 @@
         <w:spacing w:after="0" w:line="240" w:lineRule="auto"/>
         <w:jc w:val="both"/>
         <w:rPr>
-          <w:del w:id="104" w:author="Alfred Anate Bodurin Mayaki" w:date="2026-02-02T15:24:00Z" w16du:dateUtc="2026-02-02T15:24:00Z"/>
+          <w:del w:id="194" w:author="Alfred Anate Bodurin Mayaki" w:date="2026-02-02T15:24:00Z" w16du:dateUtc="2026-02-02T15:24:00Z"/>
           <w:rStyle w:val="Strong"/>
           <w:rFonts w:ascii="CMU Sans Serif" w:hAnsi="CMU Sans Serif" w:cs="CMU Sans Serif"/>
           <w:b w:val="0"/>
@@ -6039,7 +6718,7 @@
         <w:spacing w:after="0" w:line="240" w:lineRule="auto"/>
         <w:jc w:val="both"/>
         <w:rPr>
-          <w:del w:id="105" w:author="Alfred Anate Bodurin Mayaki" w:date="2026-02-02T15:24:00Z" w16du:dateUtc="2026-02-02T15:24:00Z"/>
+          <w:del w:id="195" w:author="Alfred Anate Bodurin Mayaki" w:date="2026-02-02T15:24:00Z" w16du:dateUtc="2026-02-02T15:24:00Z"/>
           <w:rStyle w:val="Strong"/>
           <w:rFonts w:ascii="CMU Sans Serif" w:hAnsi="CMU Sans Serif" w:cs="CMU Sans Serif"/>
           <w:b w:val="0"/>
@@ -6054,7 +6733,7 @@
         <w:spacing w:after="0" w:line="240" w:lineRule="auto"/>
         <w:jc w:val="both"/>
         <w:rPr>
-          <w:del w:id="106" w:author="Alfred Anate Bodurin Mayaki" w:date="2026-02-02T15:24:00Z" w16du:dateUtc="2026-02-02T15:24:00Z"/>
+          <w:del w:id="196" w:author="Alfred Anate Bodurin Mayaki" w:date="2026-02-02T15:24:00Z" w16du:dateUtc="2026-02-02T15:24:00Z"/>
           <w:rStyle w:val="Strong"/>
           <w:rFonts w:ascii="CMU Sans Serif" w:hAnsi="CMU Sans Serif" w:cs="CMU Sans Serif"/>
           <w:b w:val="0"/>
@@ -6069,7 +6748,7 @@
         <w:spacing w:after="0" w:line="240" w:lineRule="auto"/>
         <w:jc w:val="both"/>
         <w:rPr>
-          <w:del w:id="107" w:author="Alfred Anate Bodurin Mayaki" w:date="2026-02-02T15:24:00Z" w16du:dateUtc="2026-02-02T15:24:00Z"/>
+          <w:del w:id="197" w:author="Alfred Anate Bodurin Mayaki" w:date="2026-02-02T15:24:00Z" w16du:dateUtc="2026-02-02T15:24:00Z"/>
           <w:rStyle w:val="Strong"/>
           <w:rFonts w:ascii="CMU Sans Serif" w:hAnsi="CMU Sans Serif" w:cs="CMU Sans Serif"/>
           <w:b w:val="0"/>
@@ -6084,7 +6763,7 @@
         <w:spacing w:after="0" w:line="240" w:lineRule="auto"/>
         <w:jc w:val="both"/>
         <w:rPr>
-          <w:del w:id="108" w:author="Alfred Anate Bodurin Mayaki" w:date="2026-02-02T15:24:00Z" w16du:dateUtc="2026-02-02T15:24:00Z"/>
+          <w:del w:id="198" w:author="Alfred Anate Bodurin Mayaki" w:date="2026-02-02T15:24:00Z" w16du:dateUtc="2026-02-02T15:24:00Z"/>
           <w:rStyle w:val="Strong"/>
           <w:rFonts w:ascii="CMU Sans Serif" w:hAnsi="CMU Sans Serif" w:cs="CMU Sans Serif"/>
           <w:b w:val="0"/>
@@ -6099,7 +6778,7 @@
         <w:spacing w:after="0" w:line="240" w:lineRule="auto"/>
         <w:jc w:val="both"/>
         <w:rPr>
-          <w:del w:id="109" w:author="Alfred Anate Bodurin Mayaki" w:date="2026-02-02T15:24:00Z" w16du:dateUtc="2026-02-02T15:24:00Z"/>
+          <w:del w:id="199" w:author="Alfred Anate Bodurin Mayaki" w:date="2026-02-02T15:24:00Z" w16du:dateUtc="2026-02-02T15:24:00Z"/>
           <w:rStyle w:val="Strong"/>
           <w:rFonts w:ascii="CMU Sans Serif" w:hAnsi="CMU Sans Serif" w:cs="CMU Sans Serif"/>
           <w:b w:val="0"/>
@@ -6114,7 +6793,7 @@
         <w:spacing w:after="0" w:line="240" w:lineRule="auto"/>
         <w:jc w:val="both"/>
         <w:rPr>
-          <w:del w:id="110" w:author="Alfred Anate Bodurin Mayaki" w:date="2026-02-02T15:24:00Z" w16du:dateUtc="2026-02-02T15:24:00Z"/>
+          <w:del w:id="200" w:author="Alfred Anate Bodurin Mayaki" w:date="2026-02-02T15:24:00Z" w16du:dateUtc="2026-02-02T15:24:00Z"/>
           <w:rStyle w:val="Strong"/>
           <w:rFonts w:ascii="CMU Sans Serif" w:hAnsi="CMU Sans Serif" w:cs="CMU Sans Serif"/>
           <w:b w:val="0"/>
@@ -6129,7 +6808,7 @@
         <w:spacing w:after="0" w:line="240" w:lineRule="auto"/>
         <w:jc w:val="both"/>
         <w:rPr>
-          <w:del w:id="111" w:author="Alfred Anate Bodurin Mayaki" w:date="2026-02-02T15:24:00Z" w16du:dateUtc="2026-02-02T15:24:00Z"/>
+          <w:del w:id="201" w:author="Alfred Anate Bodurin Mayaki" w:date="2026-02-02T15:24:00Z" w16du:dateUtc="2026-02-02T15:24:00Z"/>
           <w:rStyle w:val="Strong"/>
           <w:rFonts w:ascii="CMU Sans Serif" w:hAnsi="CMU Sans Serif" w:cs="CMU Sans Serif"/>
           <w:b w:val="0"/>
@@ -6144,7 +6823,7 @@
         <w:spacing w:after="0" w:line="240" w:lineRule="auto"/>
         <w:jc w:val="both"/>
         <w:rPr>
-          <w:del w:id="112" w:author="Alfred Anate Bodurin Mayaki" w:date="2026-02-02T15:24:00Z" w16du:dateUtc="2026-02-02T15:24:00Z"/>
+          <w:del w:id="202" w:author="Alfred Anate Bodurin Mayaki" w:date="2026-02-02T15:24:00Z" w16du:dateUtc="2026-02-02T15:24:00Z"/>
           <w:rStyle w:val="Strong"/>
           <w:rFonts w:ascii="CMU Sans Serif" w:hAnsi="CMU Sans Serif" w:cs="CMU Sans Serif"/>
           <w:b w:val="0"/>
@@ -6159,7 +6838,7 @@
         <w:spacing w:after="0" w:line="240" w:lineRule="auto"/>
         <w:jc w:val="both"/>
         <w:rPr>
-          <w:del w:id="113" w:author="Alfred Anate Bodurin Mayaki" w:date="2026-02-02T15:24:00Z" w16du:dateUtc="2026-02-02T15:24:00Z"/>
+          <w:del w:id="203" w:author="Alfred Anate Bodurin Mayaki" w:date="2026-02-02T15:24:00Z" w16du:dateUtc="2026-02-02T15:24:00Z"/>
           <w:rStyle w:val="Strong"/>
           <w:rFonts w:ascii="CMU Sans Serif" w:hAnsi="CMU Sans Serif" w:cs="CMU Sans Serif"/>
           <w:b w:val="0"/>
@@ -6174,7 +6853,7 @@
         <w:spacing w:after="0" w:line="240" w:lineRule="auto"/>
         <w:jc w:val="both"/>
         <w:rPr>
-          <w:del w:id="114" w:author="Alfred Anate Bodurin Mayaki" w:date="2026-02-02T15:24:00Z" w16du:dateUtc="2026-02-02T15:24:00Z"/>
+          <w:del w:id="204" w:author="Alfred Anate Bodurin Mayaki" w:date="2026-02-02T15:24:00Z" w16du:dateUtc="2026-02-02T15:24:00Z"/>
           <w:rStyle w:val="Strong"/>
           <w:rFonts w:ascii="CMU Sans Serif" w:hAnsi="CMU Sans Serif" w:cs="CMU Sans Serif"/>
           <w:b w:val="0"/>
@@ -6189,7 +6868,7 @@
         <w:spacing w:after="0" w:line="240" w:lineRule="auto"/>
         <w:jc w:val="both"/>
         <w:rPr>
-          <w:del w:id="115" w:author="Alfred Anate Bodurin Mayaki" w:date="2026-02-02T15:24:00Z" w16du:dateUtc="2026-02-02T15:24:00Z"/>
+          <w:del w:id="205" w:author="Alfred Anate Bodurin Mayaki" w:date="2026-02-02T15:24:00Z" w16du:dateUtc="2026-02-02T15:24:00Z"/>
           <w:rStyle w:val="Strong"/>
           <w:rFonts w:ascii="CMU Sans Serif" w:hAnsi="CMU Sans Serif" w:cs="CMU Sans Serif"/>
           <w:b w:val="0"/>
@@ -6204,7 +6883,7 @@
         <w:spacing w:after="0" w:line="240" w:lineRule="auto"/>
         <w:jc w:val="both"/>
         <w:rPr>
-          <w:del w:id="116" w:author="Alfred Anate Bodurin Mayaki" w:date="2026-02-02T15:24:00Z" w16du:dateUtc="2026-02-02T15:24:00Z"/>
+          <w:del w:id="206" w:author="Alfred Anate Bodurin Mayaki" w:date="2026-02-02T15:24:00Z" w16du:dateUtc="2026-02-02T15:24:00Z"/>
           <w:rStyle w:val="Strong"/>
           <w:rFonts w:ascii="CMU Sans Serif" w:hAnsi="CMU Sans Serif" w:cs="CMU Sans Serif"/>
           <w:b w:val="0"/>
@@ -6219,7 +6898,7 @@
         <w:spacing w:after="0" w:line="240" w:lineRule="auto"/>
         <w:jc w:val="both"/>
         <w:rPr>
-          <w:del w:id="117" w:author="Alfred Anate Bodurin Mayaki" w:date="2026-02-02T15:24:00Z" w16du:dateUtc="2026-02-02T15:24:00Z"/>
+          <w:del w:id="207" w:author="Alfred Anate Bodurin Mayaki" w:date="2026-02-02T15:24:00Z" w16du:dateUtc="2026-02-02T15:24:00Z"/>
           <w:rStyle w:val="Strong"/>
           <w:rFonts w:ascii="CMU Sans Serif" w:hAnsi="CMU Sans Serif" w:cs="CMU Sans Serif"/>
           <w:b w:val="0"/>
@@ -6234,7 +6913,7 @@
         <w:spacing w:after="0" w:line="240" w:lineRule="auto"/>
         <w:jc w:val="both"/>
         <w:rPr>
-          <w:del w:id="118" w:author="Alfred Anate Bodurin Mayaki" w:date="2026-02-02T15:24:00Z" w16du:dateUtc="2026-02-02T15:24:00Z"/>
+          <w:del w:id="208" w:author="Alfred Anate Bodurin Mayaki" w:date="2026-02-02T15:24:00Z" w16du:dateUtc="2026-02-02T15:24:00Z"/>
           <w:rStyle w:val="Strong"/>
           <w:rFonts w:ascii="CMU Sans Serif" w:hAnsi="CMU Sans Serif" w:cs="CMU Sans Serif"/>
           <w:b w:val="0"/>
@@ -6249,7 +6928,7 @@
         <w:spacing w:after="0" w:line="240" w:lineRule="auto"/>
         <w:jc w:val="both"/>
         <w:rPr>
-          <w:del w:id="119" w:author="Alfred Anate Bodurin Mayaki" w:date="2026-02-02T15:24:00Z" w16du:dateUtc="2026-02-02T15:24:00Z"/>
+          <w:del w:id="209" w:author="Alfred Anate Bodurin Mayaki" w:date="2026-02-02T15:24:00Z" w16du:dateUtc="2026-02-02T15:24:00Z"/>
           <w:rStyle w:val="Strong"/>
           <w:rFonts w:ascii="CMU Sans Serif" w:hAnsi="CMU Sans Serif" w:cs="CMU Sans Serif"/>
           <w:b w:val="0"/>
@@ -6264,7 +6943,7 @@
         <w:spacing w:after="0" w:line="240" w:lineRule="auto"/>
         <w:jc w:val="both"/>
         <w:rPr>
-          <w:del w:id="120" w:author="Alfred Anate Bodurin Mayaki" w:date="2026-02-02T15:24:00Z" w16du:dateUtc="2026-02-02T15:24:00Z"/>
+          <w:del w:id="210" w:author="Alfred Anate Bodurin Mayaki" w:date="2026-02-02T15:24:00Z" w16du:dateUtc="2026-02-02T15:24:00Z"/>
           <w:rStyle w:val="Strong"/>
           <w:rFonts w:ascii="CMU Sans Serif" w:hAnsi="CMU Sans Serif" w:cs="CMU Sans Serif"/>
           <w:b w:val="0"/>
@@ -6279,7 +6958,7 @@
         <w:spacing w:after="0" w:line="240" w:lineRule="auto"/>
         <w:jc w:val="both"/>
         <w:rPr>
-          <w:del w:id="121" w:author="Alfred Anate Bodurin Mayaki" w:date="2026-02-02T15:24:00Z" w16du:dateUtc="2026-02-02T15:24:00Z"/>
+          <w:del w:id="211" w:author="Alfred Anate Bodurin Mayaki" w:date="2026-02-02T15:24:00Z" w16du:dateUtc="2026-02-02T15:24:00Z"/>
           <w:rStyle w:val="Strong"/>
           <w:rFonts w:ascii="CMU Sans Serif" w:hAnsi="CMU Sans Serif" w:cs="CMU Sans Serif"/>
           <w:b w:val="0"/>
@@ -6294,7 +6973,7 @@
         <w:spacing w:after="0" w:line="240" w:lineRule="auto"/>
         <w:jc w:val="both"/>
         <w:rPr>
-          <w:del w:id="122" w:author="Alfred Anate Bodurin Mayaki" w:date="2026-02-02T15:24:00Z" w16du:dateUtc="2026-02-02T15:24:00Z"/>
+          <w:del w:id="212" w:author="Alfred Anate Bodurin Mayaki" w:date="2026-02-02T15:24:00Z" w16du:dateUtc="2026-02-02T15:24:00Z"/>
           <w:rStyle w:val="Strong"/>
           <w:rFonts w:ascii="CMU Sans Serif" w:hAnsi="CMU Sans Serif" w:cs="CMU Sans Serif"/>
           <w:b w:val="0"/>
@@ -6309,7 +6988,7 @@
         <w:spacing w:after="0" w:line="240" w:lineRule="auto"/>
         <w:jc w:val="both"/>
         <w:rPr>
-          <w:del w:id="123" w:author="Alfred Anate Bodurin Mayaki" w:date="2026-02-02T15:24:00Z" w16du:dateUtc="2026-02-02T15:24:00Z"/>
+          <w:del w:id="213" w:author="Alfred Anate Bodurin Mayaki" w:date="2026-02-02T15:24:00Z" w16du:dateUtc="2026-02-02T15:24:00Z"/>
           <w:rStyle w:val="Strong"/>
           <w:rFonts w:ascii="CMU Sans Serif" w:hAnsi="CMU Sans Serif" w:cs="CMU Sans Serif"/>
           <w:b w:val="0"/>
@@ -6324,7 +7003,7 @@
         <w:spacing w:after="0" w:line="240" w:lineRule="auto"/>
         <w:jc w:val="both"/>
         <w:rPr>
-          <w:del w:id="124" w:author="Alfred Anate Bodurin Mayaki" w:date="2026-02-02T15:24:00Z" w16du:dateUtc="2026-02-02T15:24:00Z"/>
+          <w:del w:id="214" w:author="Alfred Anate Bodurin Mayaki" w:date="2026-02-02T15:24:00Z" w16du:dateUtc="2026-02-02T15:24:00Z"/>
           <w:rStyle w:val="Strong"/>
           <w:rFonts w:ascii="CMU Sans Serif" w:hAnsi="CMU Sans Serif" w:cs="CMU Sans Serif"/>
           <w:b w:val="0"/>
@@ -6339,7 +7018,7 @@
         <w:spacing w:after="0" w:line="240" w:lineRule="auto"/>
         <w:jc w:val="both"/>
         <w:rPr>
-          <w:del w:id="125" w:author="Alfred Anate Bodurin Mayaki" w:date="2026-02-02T15:24:00Z" w16du:dateUtc="2026-02-02T15:24:00Z"/>
+          <w:del w:id="215" w:author="Alfred Anate Bodurin Mayaki" w:date="2026-02-02T15:24:00Z" w16du:dateUtc="2026-02-02T15:24:00Z"/>
           <w:rStyle w:val="Strong"/>
           <w:rFonts w:ascii="CMU Sans Serif" w:hAnsi="CMU Sans Serif" w:cs="CMU Sans Serif"/>
           <w:b w:val="0"/>
@@ -6354,7 +7033,7 @@
         <w:spacing w:after="0" w:line="240" w:lineRule="auto"/>
         <w:jc w:val="both"/>
         <w:rPr>
-          <w:del w:id="126" w:author="Alfred Anate Bodurin Mayaki" w:date="2026-02-02T15:24:00Z" w16du:dateUtc="2026-02-02T15:24:00Z"/>
+          <w:del w:id="216" w:author="Alfred Anate Bodurin Mayaki" w:date="2026-02-02T15:24:00Z" w16du:dateUtc="2026-02-02T15:24:00Z"/>
           <w:rStyle w:val="Strong"/>
           <w:rFonts w:ascii="CMU Sans Serif" w:hAnsi="CMU Sans Serif" w:cs="CMU Sans Serif"/>
           <w:b w:val="0"/>
@@ -6369,7 +7048,7 @@
         <w:spacing w:after="0" w:line="240" w:lineRule="auto"/>
         <w:jc w:val="both"/>
         <w:rPr>
-          <w:del w:id="127" w:author="Alfred Anate Bodurin Mayaki" w:date="2026-02-02T15:24:00Z" w16du:dateUtc="2026-02-02T15:24:00Z"/>
+          <w:del w:id="217" w:author="Alfred Anate Bodurin Mayaki" w:date="2026-02-02T15:24:00Z" w16du:dateUtc="2026-02-02T15:24:00Z"/>
           <w:rStyle w:val="Strong"/>
           <w:rFonts w:ascii="CMU Sans Serif" w:hAnsi="CMU Sans Serif" w:cs="CMU Sans Serif"/>
           <w:b w:val="0"/>
@@ -6384,7 +7063,7 @@
         <w:spacing w:after="0" w:line="240" w:lineRule="auto"/>
         <w:jc w:val="both"/>
         <w:rPr>
-          <w:del w:id="128" w:author="Alfred Anate Bodurin Mayaki" w:date="2026-02-02T15:24:00Z" w16du:dateUtc="2026-02-02T15:24:00Z"/>
+          <w:del w:id="218" w:author="Alfred Anate Bodurin Mayaki" w:date="2026-02-02T15:24:00Z" w16du:dateUtc="2026-02-02T15:24:00Z"/>
           <w:rStyle w:val="Strong"/>
           <w:rFonts w:ascii="CMU Sans Serif" w:hAnsi="CMU Sans Serif" w:cs="CMU Sans Serif"/>
           <w:b w:val="0"/>
@@ -6399,7 +7078,7 @@
         <w:spacing w:after="0" w:line="240" w:lineRule="auto"/>
         <w:jc w:val="both"/>
         <w:rPr>
-          <w:del w:id="129" w:author="Alfred Anate Bodurin Mayaki" w:date="2026-02-02T15:24:00Z" w16du:dateUtc="2026-02-02T15:24:00Z"/>
+          <w:del w:id="219" w:author="Alfred Anate Bodurin Mayaki" w:date="2026-02-02T15:24:00Z" w16du:dateUtc="2026-02-02T15:24:00Z"/>
           <w:rStyle w:val="Strong"/>
           <w:rFonts w:ascii="CMU Sans Serif" w:hAnsi="CMU Sans Serif" w:cs="CMU Sans Serif"/>
           <w:b w:val="0"/>
@@ -6414,7 +7093,7 @@
         <w:spacing w:after="0" w:line="240" w:lineRule="auto"/>
         <w:jc w:val="both"/>
         <w:rPr>
-          <w:del w:id="130" w:author="Alfred Anate Bodurin Mayaki" w:date="2026-02-02T15:24:00Z" w16du:dateUtc="2026-02-02T15:24:00Z"/>
+          <w:del w:id="220" w:author="Alfred Anate Bodurin Mayaki" w:date="2026-02-02T15:24:00Z" w16du:dateUtc="2026-02-02T15:24:00Z"/>
           <w:rStyle w:val="Strong"/>
           <w:rFonts w:ascii="CMU Sans Serif" w:hAnsi="CMU Sans Serif" w:cs="CMU Sans Serif"/>
           <w:b w:val="0"/>
@@ -6429,7 +7108,7 @@
         <w:spacing w:after="0" w:line="240" w:lineRule="auto"/>
         <w:jc w:val="both"/>
         <w:rPr>
-          <w:del w:id="131" w:author="Alfred Anate Bodurin Mayaki" w:date="2026-02-02T15:24:00Z" w16du:dateUtc="2026-02-02T15:24:00Z"/>
+          <w:del w:id="221" w:author="Alfred Anate Bodurin Mayaki" w:date="2026-02-02T15:24:00Z" w16du:dateUtc="2026-02-02T15:24:00Z"/>
           <w:rStyle w:val="Strong"/>
           <w:rFonts w:ascii="CMU Sans Serif" w:hAnsi="CMU Sans Serif" w:cs="CMU Sans Serif"/>
           <w:b w:val="0"/>
@@ -6522,9 +7201,9 @@
           <w:color w:val="000000" w:themeColor="text1"/>
         </w:rPr>
       </w:pPr>
-      <w:bookmarkStart w:id="132" w:name="_Toc216632807"/>
-      <w:bookmarkStart w:id="133" w:name="_Toc215736438"/>
-      <w:bookmarkStart w:id="134" w:name="_Toc220945829"/>
+      <w:bookmarkStart w:id="222" w:name="_Toc216632807"/>
+      <w:bookmarkStart w:id="223" w:name="_Toc215736438"/>
+      <w:bookmarkStart w:id="224" w:name="_Toc220959289"/>
       <w:r>
         <w:rPr>
           <w:rStyle w:val="Strong"/>
@@ -6545,7 +7224,7 @@
         </w:rPr>
         <w:t>Introduction to TMA 2</w:t>
       </w:r>
-      <w:bookmarkEnd w:id="132"/>
+      <w:bookmarkEnd w:id="222"/>
       <w:r>
         <w:rPr>
           <w:rStyle w:val="Strong"/>
@@ -6556,7 +7235,7 @@
         </w:rPr>
         <w:t xml:space="preserve"> – Literature Review</w:t>
       </w:r>
-      <w:bookmarkEnd w:id="134"/>
+      <w:bookmarkEnd w:id="224"/>
     </w:p>
     <w:p>
       <w:pPr>
@@ -6666,17 +7345,7 @@
           <w:sz w:val="20"/>
           <w:szCs w:val="20"/>
         </w:rPr>
-        <w:t xml:space="preserve"> from three highly reliable contemporary literature sources (JSTOR, The Open University Library and Google Scholar). My intention is to source academic peer-reviewed literature published roughly between 2010 – 2025 in terms of timelines (the literature effectively narrates on the problem which can be traced back to about 2011 in reports so, there’s about a 8–10-year gap where the problem surfaces and the seminal papers focused on analysing the problem begin to emerge in the literature). However, there may be exceptions to this timeline as per the theoretical work of Coles and </w:t>
-      </w:r>
-      <w:r>
-        <w:rPr>
-          <w:rFonts w:ascii="CMU Sans Serif" w:hAnsi="CMU Sans Serif" w:cs="CMU Sans Serif"/>
-          <w:color w:val="000000" w:themeColor="text1"/>
-          <w:sz w:val="20"/>
-          <w:szCs w:val="20"/>
-        </w:rPr>
-        <w:lastRenderedPageBreak/>
-        <w:t>Treble (1993) or the earlier theoretical work by Rynes and Barber (1990). Though the three selected sources indeed do store great literature on each subtopic, I may require policy infographics, charts and vital published statistics which will also be important to this study’s objective. I will therefore be actively seeking NGO and government reports drawn from Overton.io, where such information may be found</w:t>
+        <w:t xml:space="preserve"> from three highly reliable contemporary literature sources (JSTOR, The Open University Library and Google Scholar). My intention is to source academic peer-reviewed literature published roughly between 2010 – 2025 in terms of timelines (the literature effectively narrates on the problem which can be traced back to about 2011 in reports so, there’s about a 8–10-year gap where the problem surfaces and the seminal papers focused on analysing the problem begin to emerge in the literature). However, there may be exceptions to this timeline as per the theoretical work of Coles and Treble (1993) or the earlier theoretical work by Rynes and Barber (1990). Though the three selected sources indeed do store great literature on each subtopic, I may require policy infographics, charts and vital published statistics which will also be important to this study’s objective. I will therefore be actively seeking NGO and government reports drawn from Overton.io, where such information may be found</w:t>
       </w:r>
       <w:r>
         <w:rPr>
@@ -6701,8 +7370,8 @@
           <w:color w:val="000000" w:themeColor="text1"/>
         </w:rPr>
       </w:pPr>
-      <w:bookmarkStart w:id="135" w:name="_Toc216632808"/>
-      <w:bookmarkStart w:id="136" w:name="_Toc220945830"/>
+      <w:bookmarkStart w:id="225" w:name="_Toc216632808"/>
+      <w:bookmarkStart w:id="226" w:name="_Toc220959290"/>
       <w:r>
         <w:rPr>
           <w:rStyle w:val="Strong"/>
@@ -6721,419 +7390,9 @@
           <w:bCs w:val="0"/>
           <w:color w:val="000000" w:themeColor="text1"/>
         </w:rPr>
-        <w:t>Mapping subtopics that are relevant</w:t>
-      </w:r>
-      <w:bookmarkEnd w:id="135"/>
-      <w:bookmarkEnd w:id="136"/>
-    </w:p>
-    <w:p>
-      <w:pPr>
-        <w:jc w:val="both"/>
-        <w:rPr>
-          <w:rFonts w:ascii="CMU Sans Serif" w:hAnsi="CMU Sans Serif" w:cs="CMU Sans Serif"/>
-          <w:b/>
-          <w:bCs/>
-          <w:color w:val="000000" w:themeColor="text1"/>
-          <w:sz w:val="20"/>
-          <w:szCs w:val="20"/>
-        </w:rPr>
-      </w:pPr>
-      <w:r>
-        <w:rPr>
-          <w:rFonts w:ascii="CMU Sans Serif" w:hAnsi="CMU Sans Serif" w:cs="CMU Sans Serif"/>
-          <w:b/>
-          <w:bCs/>
-          <w:color w:val="000000" w:themeColor="text1"/>
-          <w:sz w:val="20"/>
-          <w:szCs w:val="20"/>
-        </w:rPr>
-        <w:t>Recruitment and Selection</w:t>
-      </w:r>
-      <w:r>
-        <w:rPr>
-          <w:rFonts w:ascii="CMU Sans Serif" w:hAnsi="CMU Sans Serif" w:cs="CMU Sans Serif"/>
-          <w:color w:val="000000" w:themeColor="text1"/>
-          <w:sz w:val="20"/>
-          <w:szCs w:val="20"/>
-        </w:rPr>
-        <w:t xml:space="preserve">: </w:t>
-      </w:r>
-      <w:r>
-        <w:rPr>
-          <w:rFonts w:ascii="CMU Sans Serif" w:hAnsi="CMU Sans Serif" w:cs="CMU Sans Serif"/>
-          <w:color w:val="000000" w:themeColor="text1"/>
-          <w:sz w:val="20"/>
-          <w:szCs w:val="20"/>
-        </w:rPr>
-        <w:t>According to Sir Robert Buckland’s Autism and Employment Review published alongside Autistica on the employment of sufferers on the ASD spectrum, only 3 in 10 people with ASD are gainfully employed, the remaining 7 in 10 of the UK’s population are unemployed or underemployed. This figure rises to 8 in 10 on a worldwide basis (Davies et. al. 2023).</w:t>
-      </w:r>
-    </w:p>
-    <w:p>
-      <w:pPr>
-        <w:jc w:val="both"/>
-        <w:rPr>
-          <w:rFonts w:ascii="CMU Sans Serif" w:hAnsi="CMU Sans Serif" w:cs="CMU Sans Serif"/>
-          <w:color w:val="000000" w:themeColor="text1"/>
-          <w:sz w:val="20"/>
-          <w:szCs w:val="20"/>
-        </w:rPr>
-      </w:pPr>
-      <w:r>
-        <w:rPr>
-          <w:rFonts w:ascii="CMU Sans Serif" w:hAnsi="CMU Sans Serif" w:cs="CMU Sans Serif"/>
-          <w:b/>
-          <w:bCs/>
-          <w:color w:val="000000" w:themeColor="text1"/>
-          <w:sz w:val="20"/>
-          <w:szCs w:val="20"/>
-        </w:rPr>
-        <w:t>Applicant Attraction</w:t>
-      </w:r>
-      <w:r>
-        <w:rPr>
-          <w:rFonts w:ascii="CMU Sans Serif" w:hAnsi="CMU Sans Serif" w:cs="CMU Sans Serif"/>
-          <w:b/>
-          <w:bCs/>
-          <w:color w:val="000000" w:themeColor="text1"/>
-          <w:sz w:val="20"/>
-          <w:szCs w:val="20"/>
-        </w:rPr>
-        <w:t>:</w:t>
-      </w:r>
-      <w:r>
-        <w:rPr>
-          <w:rFonts w:ascii="CMU Sans Serif" w:hAnsi="CMU Sans Serif" w:cs="CMU Sans Serif"/>
-          <w:color w:val="000000" w:themeColor="text1"/>
-          <w:sz w:val="20"/>
-          <w:szCs w:val="20"/>
-        </w:rPr>
-        <w:t xml:space="preserve"> </w:t>
-      </w:r>
-      <w:r>
-        <w:rPr>
-          <w:rFonts w:ascii="CMU Sans Serif" w:hAnsi="CMU Sans Serif" w:cs="CMU Sans Serif"/>
-          <w:color w:val="000000" w:themeColor="text1"/>
-          <w:sz w:val="20"/>
-          <w:szCs w:val="20"/>
-        </w:rPr>
-        <w:t>A r</w:t>
-      </w:r>
-      <w:r>
-        <w:rPr>
-          <w:rFonts w:ascii="CMU Sans Serif" w:hAnsi="CMU Sans Serif" w:cs="CMU Sans Serif"/>
-          <w:color w:val="000000" w:themeColor="text1"/>
-          <w:sz w:val="20"/>
-          <w:szCs w:val="20"/>
-        </w:rPr>
-        <w:t xml:space="preserve">ecent </w:t>
-      </w:r>
-      <w:r>
-        <w:rPr>
-          <w:rFonts w:ascii="CMU Sans Serif" w:hAnsi="CMU Sans Serif" w:cs="CMU Sans Serif"/>
-          <w:color w:val="000000" w:themeColor="text1"/>
-          <w:sz w:val="20"/>
-          <w:szCs w:val="20"/>
-        </w:rPr>
-        <w:t>study</w:t>
-      </w:r>
-      <w:r>
-        <w:rPr>
-          <w:rFonts w:ascii="CMU Sans Serif" w:hAnsi="CMU Sans Serif" w:cs="CMU Sans Serif"/>
-          <w:color w:val="000000" w:themeColor="text1"/>
-          <w:sz w:val="20"/>
-          <w:szCs w:val="20"/>
-        </w:rPr>
-        <w:t xml:space="preserve"> on applicant attraction by Dutta and Mishra</w:t>
-      </w:r>
-      <w:r>
-        <w:rPr>
-          <w:rFonts w:ascii="CMU Sans Serif" w:hAnsi="CMU Sans Serif" w:cs="CMU Sans Serif"/>
-          <w:color w:val="000000" w:themeColor="text1"/>
-          <w:sz w:val="20"/>
-          <w:szCs w:val="20"/>
-        </w:rPr>
-        <w:t xml:space="preserve"> (2021)</w:t>
-      </w:r>
-      <w:r>
-        <w:rPr>
-          <w:rFonts w:ascii="CMU Sans Serif" w:hAnsi="CMU Sans Serif" w:cs="CMU Sans Serif"/>
-          <w:color w:val="000000" w:themeColor="text1"/>
-          <w:sz w:val="20"/>
-          <w:szCs w:val="20"/>
-        </w:rPr>
-        <w:t xml:space="preserve"> have focused on Gen-Z and millennial generation cohorts in the context of the Indian sub-continent.</w:t>
-      </w:r>
-    </w:p>
-    <w:p>
-      <w:pPr>
-        <w:jc w:val="both"/>
-        <w:rPr>
-          <w:rFonts w:ascii="CMU Sans Serif" w:hAnsi="CMU Sans Serif" w:cs="CMU Sans Serif"/>
-          <w:color w:val="000000" w:themeColor="text1"/>
-          <w:sz w:val="20"/>
-          <w:szCs w:val="20"/>
-        </w:rPr>
-      </w:pPr>
-      <w:r>
-        <w:rPr>
-          <w:rFonts w:ascii="CMU Sans Serif" w:hAnsi="CMU Sans Serif" w:cs="CMU Sans Serif"/>
-          <w:b/>
-          <w:bCs/>
-          <w:color w:val="000000" w:themeColor="text1"/>
-          <w:sz w:val="20"/>
-          <w:szCs w:val="20"/>
-        </w:rPr>
-        <w:t>Signalling Theory</w:t>
-      </w:r>
-      <w:r>
-        <w:rPr>
-          <w:rFonts w:ascii="CMU Sans Serif" w:hAnsi="CMU Sans Serif" w:cs="CMU Sans Serif"/>
-          <w:b/>
-          <w:bCs/>
-          <w:color w:val="000000" w:themeColor="text1"/>
-          <w:sz w:val="20"/>
-          <w:szCs w:val="20"/>
-        </w:rPr>
-        <w:t>:</w:t>
-      </w:r>
-      <w:r>
-        <w:rPr>
-          <w:rFonts w:ascii="CMU Sans Serif" w:hAnsi="CMU Sans Serif" w:cs="CMU Sans Serif"/>
-          <w:b/>
-          <w:bCs/>
-          <w:color w:val="000000" w:themeColor="text1"/>
-          <w:sz w:val="20"/>
-          <w:szCs w:val="20"/>
-        </w:rPr>
-        <w:t xml:space="preserve"> </w:t>
-      </w:r>
-      <w:r>
-        <w:rPr>
-          <w:rFonts w:ascii="CMU Sans Serif" w:hAnsi="CMU Sans Serif" w:cs="CMU Sans Serif"/>
-          <w:color w:val="000000" w:themeColor="text1"/>
-          <w:sz w:val="20"/>
-          <w:szCs w:val="20"/>
-        </w:rPr>
-        <w:t xml:space="preserve">The seminal work on signalling is found in Spence (1973) </w:t>
-      </w:r>
-      <w:r>
-        <w:rPr>
-          <w:rFonts w:ascii="CMU Sans Serif" w:hAnsi="CMU Sans Serif" w:cs="CMU Sans Serif"/>
-          <w:color w:val="000000" w:themeColor="text1"/>
-          <w:sz w:val="20"/>
-          <w:szCs w:val="20"/>
-        </w:rPr>
-        <w:t>however,</w:t>
-      </w:r>
-      <w:r>
-        <w:rPr>
-          <w:rFonts w:ascii="CMU Sans Serif" w:hAnsi="CMU Sans Serif" w:cs="CMU Sans Serif"/>
-          <w:color w:val="000000" w:themeColor="text1"/>
-          <w:sz w:val="20"/>
-          <w:szCs w:val="20"/>
-        </w:rPr>
-        <w:t xml:space="preserve"> since this paper was published there have been numerous attempts to </w:t>
-      </w:r>
-      <w:r>
-        <w:rPr>
-          <w:rFonts w:ascii="CMU Sans Serif" w:hAnsi="CMU Sans Serif" w:cs="CMU Sans Serif"/>
-          <w:color w:val="000000" w:themeColor="text1"/>
-          <w:sz w:val="20"/>
-          <w:szCs w:val="20"/>
-        </w:rPr>
-        <w:t>assign and apply signalling theory to the context of the hiring process.</w:t>
-      </w:r>
-    </w:p>
-    <w:p>
-      <w:pPr>
-        <w:jc w:val="both"/>
-        <w:rPr>
-          <w:rFonts w:ascii="CMU Sans Serif" w:hAnsi="CMU Sans Serif" w:cs="CMU Sans Serif"/>
-          <w:b/>
-          <w:bCs/>
-          <w:color w:val="000000" w:themeColor="text1"/>
-          <w:sz w:val="20"/>
-          <w:szCs w:val="20"/>
-        </w:rPr>
-      </w:pPr>
-      <w:r>
-        <w:rPr>
-          <w:rFonts w:ascii="CMU Sans Serif" w:hAnsi="CMU Sans Serif" w:cs="CMU Sans Serif"/>
-          <w:b/>
-          <w:bCs/>
-          <w:color w:val="000000" w:themeColor="text1"/>
-          <w:sz w:val="20"/>
-          <w:szCs w:val="20"/>
-        </w:rPr>
-        <w:t xml:space="preserve">Attribution </w:t>
-      </w:r>
-      <w:r>
-        <w:rPr>
-          <w:rFonts w:ascii="CMU Sans Serif" w:hAnsi="CMU Sans Serif" w:cs="CMU Sans Serif"/>
-          <w:b/>
-          <w:bCs/>
-          <w:color w:val="000000" w:themeColor="text1"/>
-          <w:sz w:val="20"/>
-          <w:szCs w:val="20"/>
-        </w:rPr>
-        <w:t>Theory</w:t>
-      </w:r>
-      <w:r>
-        <w:rPr>
-          <w:rFonts w:ascii="CMU Sans Serif" w:hAnsi="CMU Sans Serif" w:cs="CMU Sans Serif"/>
-          <w:b/>
-          <w:bCs/>
-          <w:color w:val="000000" w:themeColor="text1"/>
-          <w:sz w:val="20"/>
-          <w:szCs w:val="20"/>
-        </w:rPr>
-        <w:t>:</w:t>
-      </w:r>
-      <w:r>
-        <w:rPr>
-          <w:rFonts w:ascii="CMU Sans Serif" w:hAnsi="CMU Sans Serif" w:cs="CMU Sans Serif"/>
-          <w:b/>
-          <w:bCs/>
-          <w:color w:val="000000" w:themeColor="text1"/>
-          <w:sz w:val="20"/>
-          <w:szCs w:val="20"/>
-        </w:rPr>
-        <w:t xml:space="preserve"> </w:t>
-      </w:r>
-    </w:p>
-    <w:p>
-      <w:pPr>
-        <w:jc w:val="both"/>
-        <w:rPr>
-          <w:rFonts w:ascii="CMU Sans Serif" w:hAnsi="CMU Sans Serif" w:cs="CMU Sans Serif"/>
-          <w:color w:val="000000" w:themeColor="text1"/>
-          <w:sz w:val="20"/>
-          <w:szCs w:val="20"/>
-        </w:rPr>
-      </w:pPr>
-      <w:r>
-        <w:rPr>
-          <w:rFonts w:ascii="CMU Sans Serif" w:hAnsi="CMU Sans Serif" w:cs="CMU Sans Serif"/>
-          <w:b/>
-          <w:bCs/>
-          <w:color w:val="000000" w:themeColor="text1"/>
-          <w:sz w:val="20"/>
-          <w:szCs w:val="20"/>
-        </w:rPr>
-        <w:t xml:space="preserve">Figure 1: </w:t>
-      </w:r>
-      <w:r>
-        <w:rPr>
-          <w:rFonts w:ascii="CMU Sans Serif" w:hAnsi="CMU Sans Serif" w:cs="CMU Sans Serif"/>
-          <w:color w:val="000000" w:themeColor="text1"/>
-          <w:sz w:val="20"/>
-          <w:szCs w:val="20"/>
-        </w:rPr>
-        <w:t>Mind Map of Relevant Literature Subtopics</w:t>
-      </w:r>
-      <w:r>
-        <w:rPr>
-          <w:rFonts w:ascii="CMU Sans Serif" w:hAnsi="CMU Sans Serif" w:cs="CMU Sans Serif"/>
-          <w:color w:val="000000" w:themeColor="text1"/>
-          <w:sz w:val="20"/>
-          <w:szCs w:val="20"/>
-        </w:rPr>
-        <w:t xml:space="preserve"> (Stage 2 Project Status)</w:t>
-      </w:r>
-    </w:p>
-    <w:p>
-      <w:pPr>
-        <w:jc w:val="both"/>
-        <w:rPr>
-          <w:rFonts w:ascii="CMU Sans Serif" w:hAnsi="CMU Sans Serif" w:cs="CMU Sans Serif"/>
-          <w:color w:val="000000" w:themeColor="text1"/>
-        </w:rPr>
-      </w:pPr>
-      <w:r>
-        <w:rPr>
-          <w:rFonts w:ascii="CMU Sans Serif" w:hAnsi="CMU Sans Serif" w:cs="CMU Sans Serif"/>
-          <w:noProof/>
-          <w:color w:val="000000" w:themeColor="text1"/>
-        </w:rPr>
-        <w:drawing>
-          <wp:inline distT="0" distB="0" distL="0" distR="0" wp14:anchorId="24BB0966" wp14:editId="77AC8676">
-            <wp:extent cx="4823276" cy="2865640"/>
-            <wp:effectExtent l="0" t="0" r="0" b="0"/>
-            <wp:docPr id="422260730" name="Picture 2" descr="A diagram of a business process"/>
-            <wp:cNvGraphicFramePr>
-              <a:graphicFrameLocks xmlns:a="http://schemas.openxmlformats.org/drawingml/2006/main" noChangeAspect="1"/>
-            </wp:cNvGraphicFramePr>
-            <a:graphic xmlns:a="http://schemas.openxmlformats.org/drawingml/2006/main">
-              <a:graphicData uri="http://schemas.openxmlformats.org/drawingml/2006/picture">
-                <pic:pic xmlns:pic="http://schemas.openxmlformats.org/drawingml/2006/picture">
-                  <pic:nvPicPr>
-                    <pic:cNvPr id="422260730" name="Picture 2" descr="A diagram of a business process"/>
-                    <pic:cNvPicPr/>
-                  </pic:nvPicPr>
-                  <pic:blipFill>
-                    <a:blip r:embed="rId13" cstate="print">
-                      <a:extLst>
-                        <a:ext uri="{28A0092B-C50C-407E-A947-70E740481C1C}">
-                          <a14:useLocalDpi xmlns:a14="http://schemas.microsoft.com/office/drawing/2010/main" val="0"/>
-                        </a:ext>
-                      </a:extLst>
-                    </a:blip>
-                    <a:stretch>
-                      <a:fillRect/>
-                    </a:stretch>
-                  </pic:blipFill>
-                  <pic:spPr>
-                    <a:xfrm>
-                      <a:off x="0" y="0"/>
-                      <a:ext cx="4839639" cy="2875362"/>
-                    </a:xfrm>
-                    <a:prstGeom prst="rect">
-                      <a:avLst/>
-                    </a:prstGeom>
-                  </pic:spPr>
-                </pic:pic>
-              </a:graphicData>
-            </a:graphic>
-          </wp:inline>
-        </w:drawing>
-      </w:r>
-    </w:p>
-    <w:p>
-      <w:pPr>
-        <w:pStyle w:val="Heading2"/>
-        <w:contextualSpacing/>
-        <w:jc w:val="both"/>
-        <w:rPr>
-          <w:rStyle w:val="Strong"/>
-          <w:rFonts w:ascii="CMU Sans Serif" w:hAnsi="CMU Sans Serif" w:cs="CMU Sans Serif"/>
-          <w:b w:val="0"/>
-          <w:bCs w:val="0"/>
-          <w:color w:val="000000" w:themeColor="text1"/>
-        </w:rPr>
-      </w:pPr>
-      <w:bookmarkStart w:id="137" w:name="_Toc216632809"/>
-      <w:bookmarkStart w:id="138" w:name="_Toc220945831"/>
-      <w:r>
-        <w:rPr>
-          <w:rStyle w:val="Strong"/>
-          <w:rFonts w:ascii="CMU Sans Serif" w:hAnsi="CMU Sans Serif" w:cs="CMU Sans Serif"/>
-          <w:b w:val="0"/>
-          <w:bCs w:val="0"/>
-          <w:color w:val="000000" w:themeColor="text1"/>
-        </w:rPr>
-        <w:t>7.1 Conducting Gap Analysis</w:t>
-      </w:r>
-      <w:r>
-        <w:rPr>
-          <w:rStyle w:val="Strong"/>
-          <w:rFonts w:ascii="CMU Sans Serif" w:hAnsi="CMU Sans Serif" w:cs="CMU Sans Serif"/>
-          <w:b w:val="0"/>
-          <w:bCs w:val="0"/>
-          <w:color w:val="000000" w:themeColor="text1"/>
-        </w:rPr>
-        <w:t xml:space="preserve"> – A</w:t>
-      </w:r>
-      <w:ins w:id="139" w:author="Alfred Anate Bodurin Mayaki" w:date="2026-02-02T17:08:00Z" w16du:dateUtc="2026-02-02T17:08:00Z">
+        <w:t xml:space="preserve">Mapping </w:t>
+      </w:r>
+      <w:ins w:id="227" w:author="Alfred Anate Bodurin Mayaki" w:date="2026-02-02T20:14:00Z" w16du:dateUtc="2026-02-02T20:14:00Z">
         <w:r>
           <w:rPr>
             <w:rStyle w:val="Strong"/>
@@ -7142,7 +7401,7 @@
             <w:bCs w:val="0"/>
             <w:color w:val="000000" w:themeColor="text1"/>
           </w:rPr>
-          <w:t>S</w:t>
+          <w:t xml:space="preserve">relevant </w:t>
         </w:r>
       </w:ins>
       <w:r>
@@ -7153,19 +7412,10 @@
           <w:bCs w:val="0"/>
           <w:color w:val="000000" w:themeColor="text1"/>
         </w:rPr>
-        <w:t xml:space="preserve">I </w:t>
-      </w:r>
-      <w:r>
-        <w:rPr>
-          <w:rStyle w:val="Strong"/>
-          <w:rFonts w:ascii="CMU Sans Serif" w:hAnsi="CMU Sans Serif" w:cs="CMU Sans Serif"/>
-          <w:b w:val="0"/>
-          <w:bCs w:val="0"/>
-          <w:color w:val="000000" w:themeColor="text1"/>
-        </w:rPr>
-        <w:t xml:space="preserve">and </w:t>
-      </w:r>
-      <w:del w:id="140" w:author="Alfred Anate Bodurin Mayaki" w:date="2026-02-02T17:00:00Z" w16du:dateUtc="2026-02-02T17:00:00Z">
+        <w:t>subtopics</w:t>
+      </w:r>
+      <w:bookmarkEnd w:id="226"/>
+      <w:del w:id="228" w:author="Alfred Anate Bodurin Mayaki" w:date="2026-02-02T20:14:00Z" w16du:dateUtc="2026-02-02T20:14:00Z">
         <w:r>
           <w:rPr>
             <w:rStyle w:val="Strong"/>
@@ -7174,10 +7424,561 @@
             <w:bCs w:val="0"/>
             <w:color w:val="000000" w:themeColor="text1"/>
           </w:rPr>
-          <w:delText>Neurodivergence</w:delText>
+          <w:delText xml:space="preserve"> that are relevant</w:delText>
         </w:r>
       </w:del>
-      <w:ins w:id="141" w:author="Alfred Anate Bodurin Mayaki" w:date="2026-02-02T17:00:00Z" w16du:dateUtc="2026-02-02T17:00:00Z">
+      <w:bookmarkEnd w:id="225"/>
+    </w:p>
+    <w:p>
+      <w:pPr>
+        <w:jc w:val="both"/>
+        <w:rPr>
+          <w:rFonts w:ascii="CMU Sans Serif" w:hAnsi="CMU Sans Serif" w:cs="CMU Sans Serif"/>
+          <w:b/>
+          <w:bCs/>
+          <w:color w:val="000000" w:themeColor="text1"/>
+          <w:sz w:val="20"/>
+          <w:szCs w:val="20"/>
+        </w:rPr>
+      </w:pPr>
+      <w:r>
+        <w:rPr>
+          <w:rFonts w:ascii="CMU Sans Serif" w:hAnsi="CMU Sans Serif" w:cs="CMU Sans Serif"/>
+          <w:b/>
+          <w:bCs/>
+          <w:color w:val="000000" w:themeColor="text1"/>
+          <w:sz w:val="20"/>
+          <w:szCs w:val="20"/>
+        </w:rPr>
+        <w:t>Recruitment and Selection</w:t>
+      </w:r>
+      <w:r>
+        <w:rPr>
+          <w:rFonts w:ascii="CMU Sans Serif" w:hAnsi="CMU Sans Serif" w:cs="CMU Sans Serif"/>
+          <w:color w:val="000000" w:themeColor="text1"/>
+          <w:sz w:val="20"/>
+          <w:szCs w:val="20"/>
+        </w:rPr>
+        <w:t xml:space="preserve">: </w:t>
+      </w:r>
+      <w:r>
+        <w:rPr>
+          <w:rFonts w:ascii="CMU Sans Serif" w:hAnsi="CMU Sans Serif" w:cs="CMU Sans Serif"/>
+          <w:color w:val="000000" w:themeColor="text1"/>
+          <w:sz w:val="20"/>
+          <w:szCs w:val="20"/>
+        </w:rPr>
+        <w:t>According to Sir Robert Buckland’s Autism and Employment Review published alongside Autistica on the employment of sufferers on the ASD spectrum, only 3 in 10 people with ASD are gainfully employed, the remaining 7 in 10 of the UK’s population are unemployed or underemployed. This figure rises to 8 in 10 on a worldwide basis (Davies et. al. 2023).</w:t>
+      </w:r>
+    </w:p>
+    <w:p>
+      <w:pPr>
+        <w:jc w:val="both"/>
+        <w:rPr>
+          <w:rFonts w:ascii="CMU Sans Serif" w:hAnsi="CMU Sans Serif" w:cs="CMU Sans Serif"/>
+          <w:color w:val="000000" w:themeColor="text1"/>
+          <w:sz w:val="20"/>
+          <w:szCs w:val="20"/>
+        </w:rPr>
+      </w:pPr>
+      <w:r>
+        <w:rPr>
+          <w:rFonts w:ascii="CMU Sans Serif" w:hAnsi="CMU Sans Serif" w:cs="CMU Sans Serif"/>
+          <w:b/>
+          <w:bCs/>
+          <w:color w:val="000000" w:themeColor="text1"/>
+          <w:sz w:val="20"/>
+          <w:szCs w:val="20"/>
+        </w:rPr>
+        <w:t>Applicant Attraction</w:t>
+      </w:r>
+      <w:r>
+        <w:rPr>
+          <w:rFonts w:ascii="CMU Sans Serif" w:hAnsi="CMU Sans Serif" w:cs="CMU Sans Serif"/>
+          <w:b/>
+          <w:bCs/>
+          <w:color w:val="000000" w:themeColor="text1"/>
+          <w:sz w:val="20"/>
+          <w:szCs w:val="20"/>
+        </w:rPr>
+        <w:t>:</w:t>
+      </w:r>
+      <w:r>
+        <w:rPr>
+          <w:rFonts w:ascii="CMU Sans Serif" w:hAnsi="CMU Sans Serif" w:cs="CMU Sans Serif"/>
+          <w:color w:val="000000" w:themeColor="text1"/>
+          <w:sz w:val="20"/>
+          <w:szCs w:val="20"/>
+        </w:rPr>
+        <w:t xml:space="preserve"> </w:t>
+      </w:r>
+      <w:r>
+        <w:rPr>
+          <w:rFonts w:ascii="CMU Sans Serif" w:hAnsi="CMU Sans Serif" w:cs="CMU Sans Serif"/>
+          <w:color w:val="000000" w:themeColor="text1"/>
+          <w:sz w:val="20"/>
+          <w:szCs w:val="20"/>
+        </w:rPr>
+        <w:t>A r</w:t>
+      </w:r>
+      <w:r>
+        <w:rPr>
+          <w:rFonts w:ascii="CMU Sans Serif" w:hAnsi="CMU Sans Serif" w:cs="CMU Sans Serif"/>
+          <w:color w:val="000000" w:themeColor="text1"/>
+          <w:sz w:val="20"/>
+          <w:szCs w:val="20"/>
+        </w:rPr>
+        <w:t xml:space="preserve">ecent </w:t>
+      </w:r>
+      <w:r>
+        <w:rPr>
+          <w:rFonts w:ascii="CMU Sans Serif" w:hAnsi="CMU Sans Serif" w:cs="CMU Sans Serif"/>
+          <w:color w:val="000000" w:themeColor="text1"/>
+          <w:sz w:val="20"/>
+          <w:szCs w:val="20"/>
+        </w:rPr>
+        <w:t>study</w:t>
+      </w:r>
+      <w:r>
+        <w:rPr>
+          <w:rFonts w:ascii="CMU Sans Serif" w:hAnsi="CMU Sans Serif" w:cs="CMU Sans Serif"/>
+          <w:color w:val="000000" w:themeColor="text1"/>
+          <w:sz w:val="20"/>
+          <w:szCs w:val="20"/>
+        </w:rPr>
+        <w:t xml:space="preserve"> on applicant attraction by Dutta and Mishra</w:t>
+      </w:r>
+      <w:r>
+        <w:rPr>
+          <w:rFonts w:ascii="CMU Sans Serif" w:hAnsi="CMU Sans Serif" w:cs="CMU Sans Serif"/>
+          <w:color w:val="000000" w:themeColor="text1"/>
+          <w:sz w:val="20"/>
+          <w:szCs w:val="20"/>
+        </w:rPr>
+        <w:t xml:space="preserve"> (2021)</w:t>
+      </w:r>
+      <w:r>
+        <w:rPr>
+          <w:rFonts w:ascii="CMU Sans Serif" w:hAnsi="CMU Sans Serif" w:cs="CMU Sans Serif"/>
+          <w:color w:val="000000" w:themeColor="text1"/>
+          <w:sz w:val="20"/>
+          <w:szCs w:val="20"/>
+        </w:rPr>
+        <w:t xml:space="preserve"> have focused on Gen-Z and millennial generation cohorts in the context of the Indian sub-continent.</w:t>
+      </w:r>
+    </w:p>
+    <w:p>
+      <w:pPr>
+        <w:jc w:val="both"/>
+        <w:rPr>
+          <w:ins w:id="229" w:author="Alfred Anate Bodurin Mayaki" w:date="2026-02-02T21:16:00Z" w16du:dateUtc="2026-02-02T21:16:00Z"/>
+          <w:rFonts w:ascii="CMU Sans Serif" w:hAnsi="CMU Sans Serif" w:cs="CMU Sans Serif"/>
+          <w:color w:val="000000" w:themeColor="text1"/>
+          <w:sz w:val="20"/>
+          <w:szCs w:val="20"/>
+        </w:rPr>
+      </w:pPr>
+      <w:r>
+        <w:rPr>
+          <w:rFonts w:ascii="CMU Sans Serif" w:hAnsi="CMU Sans Serif" w:cs="CMU Sans Serif"/>
+          <w:b/>
+          <w:bCs/>
+          <w:color w:val="000000" w:themeColor="text1"/>
+          <w:sz w:val="20"/>
+          <w:szCs w:val="20"/>
+        </w:rPr>
+        <w:t>Signalling Theory</w:t>
+      </w:r>
+      <w:r>
+        <w:rPr>
+          <w:rFonts w:ascii="CMU Sans Serif" w:hAnsi="CMU Sans Serif" w:cs="CMU Sans Serif"/>
+          <w:b/>
+          <w:bCs/>
+          <w:color w:val="000000" w:themeColor="text1"/>
+          <w:sz w:val="20"/>
+          <w:szCs w:val="20"/>
+        </w:rPr>
+        <w:t>:</w:t>
+      </w:r>
+      <w:r>
+        <w:rPr>
+          <w:rFonts w:ascii="CMU Sans Serif" w:hAnsi="CMU Sans Serif" w:cs="CMU Sans Serif"/>
+          <w:b/>
+          <w:bCs/>
+          <w:color w:val="000000" w:themeColor="text1"/>
+          <w:sz w:val="20"/>
+          <w:szCs w:val="20"/>
+        </w:rPr>
+        <w:t xml:space="preserve"> </w:t>
+      </w:r>
+      <w:r>
+        <w:rPr>
+          <w:rFonts w:ascii="CMU Sans Serif" w:hAnsi="CMU Sans Serif" w:cs="CMU Sans Serif"/>
+          <w:color w:val="000000" w:themeColor="text1"/>
+          <w:sz w:val="20"/>
+          <w:szCs w:val="20"/>
+        </w:rPr>
+        <w:t xml:space="preserve">The seminal work on signalling is found in Spence (1973) </w:t>
+      </w:r>
+      <w:r>
+        <w:rPr>
+          <w:rFonts w:ascii="CMU Sans Serif" w:hAnsi="CMU Sans Serif" w:cs="CMU Sans Serif"/>
+          <w:color w:val="000000" w:themeColor="text1"/>
+          <w:sz w:val="20"/>
+          <w:szCs w:val="20"/>
+        </w:rPr>
+        <w:t>however,</w:t>
+      </w:r>
+      <w:r>
+        <w:rPr>
+          <w:rFonts w:ascii="CMU Sans Serif" w:hAnsi="CMU Sans Serif" w:cs="CMU Sans Serif"/>
+          <w:color w:val="000000" w:themeColor="text1"/>
+          <w:sz w:val="20"/>
+          <w:szCs w:val="20"/>
+        </w:rPr>
+        <w:t xml:space="preserve"> since this paper was published there have been numerous attempts to </w:t>
+      </w:r>
+      <w:r>
+        <w:rPr>
+          <w:rFonts w:ascii="CMU Sans Serif" w:hAnsi="CMU Sans Serif" w:cs="CMU Sans Serif"/>
+          <w:color w:val="000000" w:themeColor="text1"/>
+          <w:sz w:val="20"/>
+          <w:szCs w:val="20"/>
+        </w:rPr>
+        <w:t>assign and apply signalling theory to the context of the hiring process.</w:t>
+      </w:r>
+    </w:p>
+    <w:p>
+      <w:pPr>
+        <w:jc w:val="both"/>
+        <w:rPr>
+          <w:rFonts w:ascii="CMU Sans Serif" w:hAnsi="CMU Sans Serif" w:cs="CMU Sans Serif"/>
+          <w:color w:val="000000" w:themeColor="text1"/>
+          <w:sz w:val="20"/>
+          <w:szCs w:val="20"/>
+        </w:rPr>
+      </w:pPr>
+    </w:p>
+    <w:p>
+      <w:pPr>
+        <w:jc w:val="both"/>
+        <w:rPr>
+          <w:del w:id="230" w:author="Alfred Anate Bodurin Mayaki" w:date="2026-02-02T19:45:00Z" w16du:dateUtc="2026-02-02T19:45:00Z"/>
+          <w:rFonts w:ascii="CMU Sans Serif" w:hAnsi="CMU Sans Serif" w:cs="CMU Sans Serif"/>
+          <w:b/>
+          <w:bCs/>
+          <w:color w:val="000000" w:themeColor="text1"/>
+          <w:sz w:val="32"/>
+          <w:szCs w:val="32"/>
+          <w:rPrChange w:id="231" w:author="Alfred Anate Bodurin Mayaki" w:date="2026-02-02T21:16:00Z" w16du:dateUtc="2026-02-02T21:16:00Z">
+            <w:rPr>
+              <w:del w:id="232" w:author="Alfred Anate Bodurin Mayaki" w:date="2026-02-02T19:45:00Z" w16du:dateUtc="2026-02-02T19:45:00Z"/>
+              <w:rFonts w:ascii="CMU Sans Serif" w:hAnsi="CMU Sans Serif" w:cs="CMU Sans Serif"/>
+              <w:b/>
+              <w:bCs/>
+              <w:color w:val="000000" w:themeColor="text1"/>
+              <w:sz w:val="20"/>
+              <w:szCs w:val="20"/>
+            </w:rPr>
+          </w:rPrChange>
+        </w:rPr>
+      </w:pPr>
+      <w:del w:id="233" w:author="Alfred Anate Bodurin Mayaki" w:date="2026-02-02T19:45:00Z" w16du:dateUtc="2026-02-02T19:45:00Z">
+        <w:r>
+          <w:rPr>
+            <w:rFonts w:ascii="CMU Sans Serif" w:hAnsi="CMU Sans Serif" w:cs="CMU Sans Serif"/>
+            <w:b/>
+            <w:bCs/>
+            <w:color w:val="000000" w:themeColor="text1"/>
+            <w:sz w:val="32"/>
+            <w:szCs w:val="32"/>
+            <w:rPrChange w:id="234" w:author="Alfred Anate Bodurin Mayaki" w:date="2026-02-02T21:16:00Z" w16du:dateUtc="2026-02-02T21:16:00Z">
+              <w:rPr>
+                <w:rFonts w:ascii="CMU Sans Serif" w:hAnsi="CMU Sans Serif" w:cs="CMU Sans Serif"/>
+                <w:b/>
+                <w:bCs/>
+                <w:color w:val="000000" w:themeColor="text1"/>
+                <w:sz w:val="20"/>
+                <w:szCs w:val="20"/>
+              </w:rPr>
+            </w:rPrChange>
+          </w:rPr>
+          <w:delText>Attribution Theory</w:delText>
+        </w:r>
+        <w:r>
+          <w:rPr>
+            <w:rFonts w:ascii="CMU Sans Serif" w:hAnsi="CMU Sans Serif" w:cs="CMU Sans Serif"/>
+            <w:b/>
+            <w:bCs/>
+            <w:color w:val="000000" w:themeColor="text1"/>
+            <w:sz w:val="32"/>
+            <w:szCs w:val="32"/>
+            <w:rPrChange w:id="235" w:author="Alfred Anate Bodurin Mayaki" w:date="2026-02-02T21:16:00Z" w16du:dateUtc="2026-02-02T21:16:00Z">
+              <w:rPr>
+                <w:rFonts w:ascii="CMU Sans Serif" w:hAnsi="CMU Sans Serif" w:cs="CMU Sans Serif"/>
+                <w:b/>
+                <w:bCs/>
+                <w:color w:val="000000" w:themeColor="text1"/>
+                <w:sz w:val="20"/>
+                <w:szCs w:val="20"/>
+              </w:rPr>
+            </w:rPrChange>
+          </w:rPr>
+          <w:delText>:</w:delText>
+        </w:r>
+        <w:r>
+          <w:rPr>
+            <w:rFonts w:ascii="CMU Sans Serif" w:hAnsi="CMU Sans Serif" w:cs="CMU Sans Serif"/>
+            <w:b/>
+            <w:bCs/>
+            <w:color w:val="000000" w:themeColor="text1"/>
+            <w:sz w:val="32"/>
+            <w:szCs w:val="32"/>
+            <w:rPrChange w:id="236" w:author="Alfred Anate Bodurin Mayaki" w:date="2026-02-02T21:16:00Z" w16du:dateUtc="2026-02-02T21:16:00Z">
+              <w:rPr>
+                <w:rFonts w:ascii="CMU Sans Serif" w:hAnsi="CMU Sans Serif" w:cs="CMU Sans Serif"/>
+                <w:b/>
+                <w:bCs/>
+                <w:color w:val="000000" w:themeColor="text1"/>
+                <w:sz w:val="20"/>
+                <w:szCs w:val="20"/>
+              </w:rPr>
+            </w:rPrChange>
+          </w:rPr>
+          <w:delText xml:space="preserve"> </w:delText>
+        </w:r>
+      </w:del>
+    </w:p>
+    <w:p>
+      <w:pPr>
+        <w:jc w:val="both"/>
+        <w:rPr>
+          <w:del w:id="237" w:author="Alfred Anate Bodurin Mayaki" w:date="2026-02-02T20:15:00Z" w16du:dateUtc="2026-02-02T20:15:00Z"/>
+          <w:rFonts w:ascii="CMU Sans Serif" w:hAnsi="CMU Sans Serif" w:cs="CMU Sans Serif"/>
+          <w:color w:val="000000" w:themeColor="text1"/>
+          <w:sz w:val="32"/>
+          <w:szCs w:val="32"/>
+          <w:rPrChange w:id="238" w:author="Alfred Anate Bodurin Mayaki" w:date="2026-02-02T21:16:00Z" w16du:dateUtc="2026-02-02T21:16:00Z">
+            <w:rPr>
+              <w:del w:id="239" w:author="Alfred Anate Bodurin Mayaki" w:date="2026-02-02T20:15:00Z" w16du:dateUtc="2026-02-02T20:15:00Z"/>
+              <w:rFonts w:ascii="CMU Sans Serif" w:hAnsi="CMU Sans Serif" w:cs="CMU Sans Serif"/>
+              <w:color w:val="000000" w:themeColor="text1"/>
+              <w:sz w:val="20"/>
+              <w:szCs w:val="20"/>
+            </w:rPr>
+          </w:rPrChange>
+        </w:rPr>
+      </w:pPr>
+      <w:del w:id="240" w:author="Alfred Anate Bodurin Mayaki" w:date="2026-02-02T20:14:00Z" w16du:dateUtc="2026-02-02T20:14:00Z">
+        <w:r>
+          <w:rPr>
+            <w:rFonts w:ascii="CMU Sans Serif" w:hAnsi="CMU Sans Serif" w:cs="CMU Sans Serif"/>
+            <w:b/>
+            <w:bCs/>
+            <w:color w:val="000000" w:themeColor="text1"/>
+            <w:sz w:val="32"/>
+            <w:szCs w:val="32"/>
+            <w:rPrChange w:id="241" w:author="Alfred Anate Bodurin Mayaki" w:date="2026-02-02T21:16:00Z" w16du:dateUtc="2026-02-02T21:16:00Z">
+              <w:rPr>
+                <w:rFonts w:ascii="CMU Sans Serif" w:hAnsi="CMU Sans Serif" w:cs="CMU Sans Serif"/>
+                <w:b/>
+                <w:bCs/>
+                <w:color w:val="000000" w:themeColor="text1"/>
+                <w:sz w:val="20"/>
+                <w:szCs w:val="20"/>
+              </w:rPr>
+            </w:rPrChange>
+          </w:rPr>
+          <w:delText xml:space="preserve">Figure 1: </w:delText>
+        </w:r>
+        <w:r>
+          <w:rPr>
+            <w:rFonts w:ascii="CMU Sans Serif" w:hAnsi="CMU Sans Serif" w:cs="CMU Sans Serif"/>
+            <w:color w:val="000000" w:themeColor="text1"/>
+            <w:sz w:val="32"/>
+            <w:szCs w:val="32"/>
+            <w:rPrChange w:id="242" w:author="Alfred Anate Bodurin Mayaki" w:date="2026-02-02T21:16:00Z" w16du:dateUtc="2026-02-02T21:16:00Z">
+              <w:rPr>
+                <w:rFonts w:ascii="CMU Sans Serif" w:hAnsi="CMU Sans Serif" w:cs="CMU Sans Serif"/>
+                <w:color w:val="000000" w:themeColor="text1"/>
+                <w:sz w:val="20"/>
+                <w:szCs w:val="20"/>
+              </w:rPr>
+            </w:rPrChange>
+          </w:rPr>
+          <w:delText>Mind Map of Relevant Literature Subtopics</w:delText>
+        </w:r>
+        <w:r>
+          <w:rPr>
+            <w:rFonts w:ascii="CMU Sans Serif" w:hAnsi="CMU Sans Serif" w:cs="CMU Sans Serif"/>
+            <w:color w:val="000000" w:themeColor="text1"/>
+            <w:sz w:val="32"/>
+            <w:szCs w:val="32"/>
+            <w:rPrChange w:id="243" w:author="Alfred Anate Bodurin Mayaki" w:date="2026-02-02T21:16:00Z" w16du:dateUtc="2026-02-02T21:16:00Z">
+              <w:rPr>
+                <w:rFonts w:ascii="CMU Sans Serif" w:hAnsi="CMU Sans Serif" w:cs="CMU Sans Serif"/>
+                <w:color w:val="000000" w:themeColor="text1"/>
+                <w:sz w:val="20"/>
+                <w:szCs w:val="20"/>
+              </w:rPr>
+            </w:rPrChange>
+          </w:rPr>
+          <w:delText xml:space="preserve"> (Stage 2 Project Status)</w:delText>
+        </w:r>
+      </w:del>
+    </w:p>
+    <w:p>
+      <w:pPr>
+        <w:jc w:val="both"/>
+        <w:rPr>
+          <w:del w:id="244" w:author="Alfred Anate Bodurin Mayaki" w:date="2026-02-02T21:16:00Z" w16du:dateUtc="2026-02-02T21:16:00Z"/>
+          <w:rFonts w:ascii="CMU Sans Serif" w:hAnsi="CMU Sans Serif" w:cs="CMU Sans Serif"/>
+          <w:color w:val="000000" w:themeColor="text1"/>
+          <w:sz w:val="32"/>
+          <w:szCs w:val="32"/>
+          <w:rPrChange w:id="245" w:author="Alfred Anate Bodurin Mayaki" w:date="2026-02-02T21:16:00Z" w16du:dateUtc="2026-02-02T21:16:00Z">
+            <w:rPr>
+              <w:del w:id="246" w:author="Alfred Anate Bodurin Mayaki" w:date="2026-02-02T21:16:00Z" w16du:dateUtc="2026-02-02T21:16:00Z"/>
+              <w:rFonts w:ascii="CMU Sans Serif" w:hAnsi="CMU Sans Serif" w:cs="CMU Sans Serif"/>
+              <w:color w:val="000000" w:themeColor="text1"/>
+            </w:rPr>
+          </w:rPrChange>
+        </w:rPr>
+      </w:pPr>
+      <w:del w:id="247" w:author="Alfred Anate Bodurin Mayaki" w:date="2026-02-02T20:14:00Z" w16du:dateUtc="2026-02-02T20:14:00Z">
+        <w:r>
+          <w:rPr>
+            <w:rFonts w:ascii="CMU Sans Serif" w:hAnsi="CMU Sans Serif" w:cs="CMU Sans Serif"/>
+            <w:noProof/>
+            <w:color w:val="000000" w:themeColor="text1"/>
+            <w:sz w:val="32"/>
+            <w:szCs w:val="32"/>
+            <w:rPrChange w:id="248" w:author="Alfred Anate Bodurin Mayaki" w:date="2026-02-02T21:16:00Z" w16du:dateUtc="2026-02-02T21:16:00Z">
+              <w:rPr>
+                <w:rFonts w:ascii="CMU Sans Serif" w:hAnsi="CMU Sans Serif" w:cs="CMU Sans Serif"/>
+                <w:noProof/>
+                <w:color w:val="000000" w:themeColor="text1"/>
+              </w:rPr>
+            </w:rPrChange>
+          </w:rPr>
+          <w:drawing>
+            <wp:inline distT="0" distB="0" distL="0" distR="0" wp14:anchorId="24BB0966" wp14:editId="27DB5DE4">
+              <wp:extent cx="4823276" cy="2865640"/>
+              <wp:effectExtent l="0" t="0" r="0" b="0"/>
+              <wp:docPr id="422260730" name="Picture 2" descr="A diagram of a business process"/>
+              <wp:cNvGraphicFramePr>
+                <a:graphicFrameLocks xmlns:a="http://schemas.openxmlformats.org/drawingml/2006/main" noChangeAspect="1"/>
+              </wp:cNvGraphicFramePr>
+              <a:graphic xmlns:a="http://schemas.openxmlformats.org/drawingml/2006/main">
+                <a:graphicData uri="http://schemas.openxmlformats.org/drawingml/2006/picture">
+                  <pic:pic xmlns:pic="http://schemas.openxmlformats.org/drawingml/2006/picture">
+                    <pic:nvPicPr>
+                      <pic:cNvPr id="422260730" name="Picture 2" descr="A diagram of a business process"/>
+                      <pic:cNvPicPr/>
+                    </pic:nvPicPr>
+                    <pic:blipFill>
+                      <a:blip r:embed="rId13" cstate="print">
+                        <a:extLst>
+                          <a:ext uri="{28A0092B-C50C-407E-A947-70E740481C1C}">
+                            <a14:useLocalDpi xmlns:a14="http://schemas.microsoft.com/office/drawing/2010/main" val="0"/>
+                          </a:ext>
+                        </a:extLst>
+                      </a:blip>
+                      <a:stretch>
+                        <a:fillRect/>
+                      </a:stretch>
+                    </pic:blipFill>
+                    <pic:spPr>
+                      <a:xfrm>
+                        <a:off x="0" y="0"/>
+                        <a:ext cx="4839639" cy="2875362"/>
+                      </a:xfrm>
+                      <a:prstGeom prst="rect">
+                        <a:avLst/>
+                      </a:prstGeom>
+                    </pic:spPr>
+                  </pic:pic>
+                </a:graphicData>
+              </a:graphic>
+            </wp:inline>
+          </w:drawing>
+        </w:r>
+      </w:del>
+    </w:p>
+    <w:p>
+      <w:pPr>
+        <w:jc w:val="both"/>
+        <w:rPr>
+          <w:rStyle w:val="Strong"/>
+          <w:rFonts w:ascii="CMU Sans Serif" w:hAnsi="CMU Sans Serif" w:cs="CMU Sans Serif"/>
+          <w:b w:val="0"/>
+          <w:bCs w:val="0"/>
+          <w:color w:val="000000" w:themeColor="text1"/>
+          <w:sz w:val="32"/>
+          <w:szCs w:val="32"/>
+          <w:rPrChange w:id="249" w:author="Alfred Anate Bodurin Mayaki" w:date="2026-02-02T21:16:00Z" w16du:dateUtc="2026-02-02T21:16:00Z">
+            <w:rPr>
+              <w:rStyle w:val="Strong"/>
+              <w:rFonts w:ascii="CMU Sans Serif" w:hAnsi="CMU Sans Serif" w:cs="CMU Sans Serif"/>
+              <w:b w:val="0"/>
+              <w:bCs w:val="0"/>
+              <w:color w:val="000000" w:themeColor="text1"/>
+            </w:rPr>
+          </w:rPrChange>
+        </w:rPr>
+        <w:pPrChange w:id="250" w:author="Alfred Anate Bodurin Mayaki" w:date="2026-02-02T21:16:00Z" w16du:dateUtc="2026-02-02T21:16:00Z">
+          <w:pPr>
+            <w:pStyle w:val="Heading2"/>
+            <w:contextualSpacing/>
+            <w:jc w:val="both"/>
+          </w:pPr>
+        </w:pPrChange>
+      </w:pPr>
+      <w:bookmarkStart w:id="251" w:name="_Toc216632809"/>
+      <w:bookmarkStart w:id="252" w:name="_Toc220959291"/>
+      <w:r>
+        <w:rPr>
+          <w:rStyle w:val="Strong"/>
+          <w:rFonts w:ascii="CMU Sans Serif" w:hAnsi="CMU Sans Serif" w:cs="CMU Sans Serif"/>
+          <w:b w:val="0"/>
+          <w:bCs w:val="0"/>
+          <w:color w:val="000000" w:themeColor="text1"/>
+          <w:sz w:val="32"/>
+          <w:szCs w:val="32"/>
+          <w:rPrChange w:id="253" w:author="Alfred Anate Bodurin Mayaki" w:date="2026-02-02T21:16:00Z" w16du:dateUtc="2026-02-02T21:16:00Z">
+            <w:rPr>
+              <w:rStyle w:val="Strong"/>
+              <w:rFonts w:ascii="CMU Sans Serif" w:hAnsi="CMU Sans Serif" w:cs="CMU Sans Serif"/>
+              <w:b w:val="0"/>
+              <w:bCs w:val="0"/>
+              <w:color w:val="000000" w:themeColor="text1"/>
+            </w:rPr>
+          </w:rPrChange>
+        </w:rPr>
+        <w:t>7.1 Conducting Gap Analysis</w:t>
+      </w:r>
+      <w:r>
+        <w:rPr>
+          <w:rStyle w:val="Strong"/>
+          <w:rFonts w:ascii="CMU Sans Serif" w:hAnsi="CMU Sans Serif" w:cs="CMU Sans Serif"/>
+          <w:b w:val="0"/>
+          <w:bCs w:val="0"/>
+          <w:color w:val="000000" w:themeColor="text1"/>
+          <w:sz w:val="32"/>
+          <w:szCs w:val="32"/>
+          <w:rPrChange w:id="254" w:author="Alfred Anate Bodurin Mayaki" w:date="2026-02-02T21:16:00Z" w16du:dateUtc="2026-02-02T21:16:00Z">
+            <w:rPr>
+              <w:rStyle w:val="Strong"/>
+              <w:rFonts w:ascii="CMU Sans Serif" w:hAnsi="CMU Sans Serif" w:cs="CMU Sans Serif"/>
+              <w:b w:val="0"/>
+              <w:bCs w:val="0"/>
+              <w:color w:val="000000" w:themeColor="text1"/>
+            </w:rPr>
+          </w:rPrChange>
+        </w:rPr>
+        <w:t xml:space="preserve"> – A</w:t>
+      </w:r>
+      <w:ins w:id="255" w:author="Alfred Anate Bodurin Mayaki" w:date="2026-02-02T17:08:00Z" w16du:dateUtc="2026-02-02T17:08:00Z">
         <w:r>
           <w:rPr>
             <w:rStyle w:val="Strong"/>
@@ -7185,17 +7986,139 @@
             <w:b w:val="0"/>
             <w:bCs w:val="0"/>
             <w:color w:val="000000" w:themeColor="text1"/>
+            <w:sz w:val="32"/>
+            <w:szCs w:val="32"/>
+            <w:rPrChange w:id="256" w:author="Alfred Anate Bodurin Mayaki" w:date="2026-02-02T21:16:00Z" w16du:dateUtc="2026-02-02T21:16:00Z">
+              <w:rPr>
+                <w:rStyle w:val="Strong"/>
+                <w:rFonts w:ascii="CMU Sans Serif" w:hAnsi="CMU Sans Serif" w:cs="CMU Sans Serif"/>
+                <w:b w:val="0"/>
+                <w:bCs w:val="0"/>
+                <w:color w:val="000000" w:themeColor="text1"/>
+              </w:rPr>
+            </w:rPrChange>
+          </w:rPr>
+          <w:t>S</w:t>
+        </w:r>
+      </w:ins>
+      <w:r>
+        <w:rPr>
+          <w:rStyle w:val="Strong"/>
+          <w:rFonts w:ascii="CMU Sans Serif" w:hAnsi="CMU Sans Serif" w:cs="CMU Sans Serif"/>
+          <w:b w:val="0"/>
+          <w:bCs w:val="0"/>
+          <w:color w:val="000000" w:themeColor="text1"/>
+          <w:sz w:val="32"/>
+          <w:szCs w:val="32"/>
+          <w:rPrChange w:id="257" w:author="Alfred Anate Bodurin Mayaki" w:date="2026-02-02T21:16:00Z" w16du:dateUtc="2026-02-02T21:16:00Z">
+            <w:rPr>
+              <w:rStyle w:val="Strong"/>
+              <w:rFonts w:ascii="CMU Sans Serif" w:hAnsi="CMU Sans Serif" w:cs="CMU Sans Serif"/>
+              <w:b w:val="0"/>
+              <w:bCs w:val="0"/>
+              <w:color w:val="000000" w:themeColor="text1"/>
+            </w:rPr>
+          </w:rPrChange>
+        </w:rPr>
+        <w:t xml:space="preserve">I </w:t>
+      </w:r>
+      <w:r>
+        <w:rPr>
+          <w:rStyle w:val="Strong"/>
+          <w:rFonts w:ascii="CMU Sans Serif" w:hAnsi="CMU Sans Serif" w:cs="CMU Sans Serif"/>
+          <w:b w:val="0"/>
+          <w:bCs w:val="0"/>
+          <w:color w:val="000000" w:themeColor="text1"/>
+          <w:sz w:val="32"/>
+          <w:szCs w:val="32"/>
+          <w:rPrChange w:id="258" w:author="Alfred Anate Bodurin Mayaki" w:date="2026-02-02T21:16:00Z" w16du:dateUtc="2026-02-02T21:16:00Z">
+            <w:rPr>
+              <w:rStyle w:val="Strong"/>
+              <w:rFonts w:ascii="CMU Sans Serif" w:hAnsi="CMU Sans Serif" w:cs="CMU Sans Serif"/>
+              <w:b w:val="0"/>
+              <w:bCs w:val="0"/>
+              <w:color w:val="000000" w:themeColor="text1"/>
+            </w:rPr>
+          </w:rPrChange>
+        </w:rPr>
+        <w:t xml:space="preserve">and </w:t>
+      </w:r>
+      <w:ins w:id="259" w:author="Alfred Anate Bodurin Mayaki" w:date="2026-02-02T20:15:00Z" w16du:dateUtc="2026-02-02T20:15:00Z">
+        <w:r>
+          <w:rPr>
+            <w:rStyle w:val="Strong"/>
+            <w:rFonts w:ascii="CMU Sans Serif" w:hAnsi="CMU Sans Serif" w:cs="CMU Sans Serif"/>
+            <w:b w:val="0"/>
+            <w:bCs w:val="0"/>
+            <w:color w:val="000000" w:themeColor="text1"/>
+            <w:sz w:val="32"/>
+            <w:szCs w:val="32"/>
+            <w:rPrChange w:id="260" w:author="Alfred Anate Bodurin Mayaki" w:date="2026-02-02T21:16:00Z" w16du:dateUtc="2026-02-02T21:16:00Z">
+              <w:rPr>
+                <w:rStyle w:val="Strong"/>
+                <w:rFonts w:ascii="CMU Sans Serif" w:hAnsi="CMU Sans Serif" w:cs="CMU Sans Serif"/>
+                <w:b w:val="0"/>
+                <w:bCs w:val="0"/>
+                <w:color w:val="000000" w:themeColor="text1"/>
+              </w:rPr>
+            </w:rPrChange>
+          </w:rPr>
+          <w:t xml:space="preserve">its effect on </w:t>
+        </w:r>
+      </w:ins>
+      <w:del w:id="261" w:author="Alfred Anate Bodurin Mayaki" w:date="2026-02-02T17:00:00Z" w16du:dateUtc="2026-02-02T17:00:00Z">
+        <w:r>
+          <w:rPr>
+            <w:rStyle w:val="Strong"/>
+            <w:rFonts w:ascii="CMU Sans Serif" w:hAnsi="CMU Sans Serif" w:cs="CMU Sans Serif"/>
+            <w:b w:val="0"/>
+            <w:bCs w:val="0"/>
+            <w:color w:val="000000" w:themeColor="text1"/>
+            <w:sz w:val="32"/>
+            <w:szCs w:val="32"/>
+            <w:rPrChange w:id="262" w:author="Alfred Anate Bodurin Mayaki" w:date="2026-02-02T21:16:00Z" w16du:dateUtc="2026-02-02T21:16:00Z">
+              <w:rPr>
+                <w:rStyle w:val="Strong"/>
+                <w:rFonts w:ascii="CMU Sans Serif" w:hAnsi="CMU Sans Serif" w:cs="CMU Sans Serif"/>
+                <w:b w:val="0"/>
+                <w:bCs w:val="0"/>
+                <w:color w:val="000000" w:themeColor="text1"/>
+              </w:rPr>
+            </w:rPrChange>
+          </w:rPr>
+          <w:delText>Neurodivergence</w:delText>
+        </w:r>
+      </w:del>
+      <w:ins w:id="263" w:author="Alfred Anate Bodurin Mayaki" w:date="2026-02-02T17:00:00Z" w16du:dateUtc="2026-02-02T17:00:00Z">
+        <w:r>
+          <w:rPr>
+            <w:rStyle w:val="Strong"/>
+            <w:rFonts w:ascii="CMU Sans Serif" w:hAnsi="CMU Sans Serif" w:cs="CMU Sans Serif"/>
+            <w:b w:val="0"/>
+            <w:bCs w:val="0"/>
+            <w:color w:val="000000" w:themeColor="text1"/>
+            <w:sz w:val="32"/>
+            <w:szCs w:val="32"/>
+            <w:rPrChange w:id="264" w:author="Alfred Anate Bodurin Mayaki" w:date="2026-02-02T21:16:00Z" w16du:dateUtc="2026-02-02T21:16:00Z">
+              <w:rPr>
+                <w:rStyle w:val="Strong"/>
+                <w:rFonts w:ascii="CMU Sans Serif" w:hAnsi="CMU Sans Serif" w:cs="CMU Sans Serif"/>
+                <w:b w:val="0"/>
+                <w:bCs w:val="0"/>
+                <w:color w:val="000000" w:themeColor="text1"/>
+              </w:rPr>
+            </w:rPrChange>
           </w:rPr>
           <w:t>HRM</w:t>
         </w:r>
       </w:ins>
-      <w:bookmarkEnd w:id="138"/>
-    </w:p>
-    <w:p>
-      <w:pPr>
-        <w:jc w:val="both"/>
-        <w:rPr>
-          <w:ins w:id="142" w:author="Alfred Anate Bodurin Mayaki" w:date="2026-02-02T17:00:00Z" w16du:dateUtc="2026-02-02T17:00:00Z"/>
+      <w:bookmarkEnd w:id="252"/>
+    </w:p>
+    <w:p>
+      <w:pPr>
+        <w:jc w:val="both"/>
+        <w:rPr>
+          <w:ins w:id="265" w:author="Alfred Anate Bodurin Mayaki" w:date="2026-02-02T17:00:00Z" w16du:dateUtc="2026-02-02T17:00:00Z"/>
           <w:rFonts w:ascii="CMU Sans Serif" w:hAnsi="CMU Sans Serif" w:cs="CMU Sans Serif"/>
           <w:sz w:val="20"/>
           <w:szCs w:val="20"/>
@@ -7301,7 +8224,7 @@
         </w:rPr>
         <w:t xml:space="preserve"> gaps in the literature is the more recent focus on </w:t>
       </w:r>
-      <w:ins w:id="143" w:author="Alfred Anate Bodurin Mayaki" w:date="2026-02-02T17:10:00Z" w16du:dateUtc="2026-02-02T17:10:00Z">
+      <w:ins w:id="266" w:author="Alfred Anate Bodurin Mayaki" w:date="2026-02-02T17:10:00Z" w16du:dateUtc="2026-02-02T17:10:00Z">
         <w:r>
           <w:rPr>
             <w:rFonts w:ascii="CMU Sans Serif" w:hAnsi="CMU Sans Serif" w:cs="CMU Sans Serif"/>
@@ -7311,7 +8234,7 @@
           <w:t>A</w:t>
         </w:r>
       </w:ins>
-      <w:del w:id="144" w:author="Alfred Anate Bodurin Mayaki" w:date="2026-02-02T17:10:00Z" w16du:dateUtc="2026-02-02T17:10:00Z">
+      <w:del w:id="267" w:author="Alfred Anate Bodurin Mayaki" w:date="2026-02-02T17:10:00Z" w16du:dateUtc="2026-02-02T17:10:00Z">
         <w:r>
           <w:rPr>
             <w:rFonts w:ascii="CMU Sans Serif" w:hAnsi="CMU Sans Serif" w:cs="CMU Sans Serif"/>
@@ -7329,7 +8252,7 @@
         </w:rPr>
         <w:t xml:space="preserve">rtificial </w:t>
       </w:r>
-      <w:ins w:id="145" w:author="Alfred Anate Bodurin Mayaki" w:date="2026-02-02T17:10:00Z" w16du:dateUtc="2026-02-02T17:10:00Z">
+      <w:ins w:id="268" w:author="Alfred Anate Bodurin Mayaki" w:date="2026-02-02T17:10:00Z" w16du:dateUtc="2026-02-02T17:10:00Z">
         <w:r>
           <w:rPr>
             <w:rFonts w:ascii="CMU Sans Serif" w:hAnsi="CMU Sans Serif" w:cs="CMU Sans Serif"/>
@@ -7339,7 +8262,7 @@
           <w:t>I</w:t>
         </w:r>
       </w:ins>
-      <w:del w:id="146" w:author="Alfred Anate Bodurin Mayaki" w:date="2026-02-02T17:10:00Z" w16du:dateUtc="2026-02-02T17:10:00Z">
+      <w:del w:id="269" w:author="Alfred Anate Bodurin Mayaki" w:date="2026-02-02T17:10:00Z" w16du:dateUtc="2026-02-02T17:10:00Z">
         <w:r>
           <w:rPr>
             <w:rFonts w:ascii="CMU Sans Serif" w:hAnsi="CMU Sans Serif" w:cs="CMU Sans Serif"/>
@@ -7473,7 +8396,7 @@
         </w:rPr>
         <w:t xml:space="preserve">. Artificial </w:t>
       </w:r>
-      <w:ins w:id="147" w:author="Alfred Anate Bodurin Mayaki" w:date="2026-02-02T17:10:00Z" w16du:dateUtc="2026-02-02T17:10:00Z">
+      <w:ins w:id="270" w:author="Alfred Anate Bodurin Mayaki" w:date="2026-02-02T17:10:00Z" w16du:dateUtc="2026-02-02T17:10:00Z">
         <w:r>
           <w:rPr>
             <w:rFonts w:ascii="CMU Sans Serif" w:hAnsi="CMU Sans Serif" w:cs="CMU Sans Serif"/>
@@ -7483,7 +8406,7 @@
           <w:t>S</w:t>
         </w:r>
       </w:ins>
-      <w:ins w:id="148" w:author="Alfred Anate Bodurin Mayaki" w:date="2026-02-02T17:08:00Z" w16du:dateUtc="2026-02-02T17:08:00Z">
+      <w:ins w:id="271" w:author="Alfred Anate Bodurin Mayaki" w:date="2026-02-02T17:08:00Z" w16du:dateUtc="2026-02-02T17:08:00Z">
         <w:r>
           <w:rPr>
             <w:rFonts w:ascii="CMU Sans Serif" w:hAnsi="CMU Sans Serif" w:cs="CMU Sans Serif"/>
@@ -7501,7 +8424,7 @@
         </w:rPr>
         <w:t>intelligence or “A</w:t>
       </w:r>
-      <w:ins w:id="149" w:author="Alfred Anate Bodurin Mayaki" w:date="2026-02-02T17:09:00Z" w16du:dateUtc="2026-02-02T17:09:00Z">
+      <w:ins w:id="272" w:author="Alfred Anate Bodurin Mayaki" w:date="2026-02-02T17:09:00Z" w16du:dateUtc="2026-02-02T17:09:00Z">
         <w:r>
           <w:rPr>
             <w:rFonts w:ascii="CMU Sans Serif" w:hAnsi="CMU Sans Serif" w:cs="CMU Sans Serif"/>
@@ -7681,7 +8604,7 @@
         </w:rPr>
         <w:t xml:space="preserve"> </w:t>
       </w:r>
-      <w:ins w:id="150" w:author="Alfred Anate Bodurin Mayaki" w:date="2026-02-02T16:07:00Z" w16du:dateUtc="2026-02-02T16:07:00Z">
+      <w:ins w:id="273" w:author="Alfred Anate Bodurin Mayaki" w:date="2026-02-02T16:07:00Z" w16du:dateUtc="2026-02-02T16:07:00Z">
         <w:r>
           <w:rPr>
             <w:rFonts w:ascii="CMU Sans Serif" w:hAnsi="CMU Sans Serif" w:cs="CMU Sans Serif"/>
@@ -7691,7 +8614,7 @@
           <w:t xml:space="preserve">According to </w:t>
         </w:r>
       </w:ins>
-      <w:ins w:id="151" w:author="Alfred Anate Bodurin Mayaki" w:date="2026-02-02T16:56:00Z" w16du:dateUtc="2026-02-02T16:56:00Z">
+      <w:ins w:id="274" w:author="Alfred Anate Bodurin Mayaki" w:date="2026-02-02T16:56:00Z" w16du:dateUtc="2026-02-02T16:56:00Z">
         <w:r>
           <w:rPr>
             <w:rFonts w:ascii="CMU Sans Serif" w:hAnsi="CMU Sans Serif" w:cs="CMU Sans Serif"/>
@@ -7701,7 +8624,7 @@
           <w:t>an open access p</w:t>
         </w:r>
       </w:ins>
-      <w:ins w:id="152" w:author="Alfred Anate Bodurin Mayaki" w:date="2026-02-02T16:57:00Z" w16du:dateUtc="2026-02-02T16:57:00Z">
+      <w:ins w:id="275" w:author="Alfred Anate Bodurin Mayaki" w:date="2026-02-02T16:57:00Z" w16du:dateUtc="2026-02-02T16:57:00Z">
         <w:r>
           <w:rPr>
             <w:rFonts w:ascii="CMU Sans Serif" w:hAnsi="CMU Sans Serif" w:cs="CMU Sans Serif"/>
@@ -7712,7 +8635,7 @@
         </w:r>
       </w:ins>
       <w:proofErr w:type="spellStart"/>
-      <w:ins w:id="153" w:author="Alfred Anate Bodurin Mayaki" w:date="2026-02-02T16:07:00Z">
+      <w:ins w:id="276" w:author="Alfred Anate Bodurin Mayaki" w:date="2026-02-02T16:07:00Z">
         <w:r>
           <w:rPr>
             <w:rFonts w:ascii="CMU Sans Serif" w:hAnsi="CMU Sans Serif" w:cs="CMU Sans Serif"/>
@@ -7723,7 +8646,7 @@
         </w:r>
       </w:ins>
       <w:proofErr w:type="spellEnd"/>
-      <w:ins w:id="154" w:author="Alfred Anate Bodurin Mayaki" w:date="2026-02-02T16:08:00Z" w16du:dateUtc="2026-02-02T16:08:00Z">
+      <w:ins w:id="277" w:author="Alfred Anate Bodurin Mayaki" w:date="2026-02-02T16:08:00Z" w16du:dateUtc="2026-02-02T16:08:00Z">
         <w:r>
           <w:rPr>
             <w:rFonts w:ascii="CMU Sans Serif" w:hAnsi="CMU Sans Serif" w:cs="CMU Sans Serif"/>
@@ -7739,7 +8662,7 @@
             <w:iCs/>
             <w:sz w:val="20"/>
             <w:szCs w:val="20"/>
-            <w:rPrChange w:id="155" w:author="Alfred Anate Bodurin Mayaki" w:date="2026-02-02T16:08:00Z" w16du:dateUtc="2026-02-02T16:08:00Z">
+            <w:rPrChange w:id="278" w:author="Alfred Anate Bodurin Mayaki" w:date="2026-02-02T16:08:00Z" w16du:dateUtc="2026-02-02T16:08:00Z">
               <w:rPr>
                 <w:rFonts w:ascii="CMU Sans Serif" w:hAnsi="CMU Sans Serif" w:cs="CMU Sans Serif"/>
                 <w:sz w:val="20"/>
@@ -7747,11 +8670,10 @@
               </w:rPr>
             </w:rPrChange>
           </w:rPr>
-          <w:lastRenderedPageBreak/>
           <w:t>et. al.</w:t>
         </w:r>
       </w:ins>
-      <w:ins w:id="156" w:author="Alfred Anate Bodurin Mayaki" w:date="2026-02-02T16:07:00Z" w16du:dateUtc="2026-02-02T16:07:00Z">
+      <w:ins w:id="279" w:author="Alfred Anate Bodurin Mayaki" w:date="2026-02-02T16:07:00Z" w16du:dateUtc="2026-02-02T16:07:00Z">
         <w:r>
           <w:rPr>
             <w:rFonts w:ascii="CMU Sans Serif" w:hAnsi="CMU Sans Serif" w:cs="CMU Sans Serif"/>
@@ -7761,7 +8683,7 @@
           <w:t xml:space="preserve"> (2022), gaps</w:t>
         </w:r>
       </w:ins>
-      <w:ins w:id="157" w:author="Alfred Anate Bodurin Mayaki" w:date="2026-02-02T16:57:00Z" w16du:dateUtc="2026-02-02T16:57:00Z">
+      <w:ins w:id="280" w:author="Alfred Anate Bodurin Mayaki" w:date="2026-02-02T16:57:00Z" w16du:dateUtc="2026-02-02T16:57:00Z">
         <w:r>
           <w:rPr>
             <w:rFonts w:ascii="CMU Sans Serif" w:hAnsi="CMU Sans Serif" w:cs="CMU Sans Serif"/>
@@ -7771,7 +8693,7 @@
           <w:t xml:space="preserve"> </w:t>
         </w:r>
       </w:ins>
-      <w:ins w:id="158" w:author="Alfred Anate Bodurin Mayaki" w:date="2026-02-02T16:07:00Z" w16du:dateUtc="2026-02-02T16:07:00Z">
+      <w:ins w:id="281" w:author="Alfred Anate Bodurin Mayaki" w:date="2026-02-02T16:07:00Z" w16du:dateUtc="2026-02-02T16:07:00Z">
         <w:r>
           <w:rPr>
             <w:rFonts w:ascii="CMU Sans Serif" w:hAnsi="CMU Sans Serif" w:cs="CMU Sans Serif"/>
@@ -7781,7 +8703,7 @@
           <w:t xml:space="preserve">exist in the </w:t>
         </w:r>
       </w:ins>
-      <w:ins w:id="159" w:author="Alfred Anate Bodurin Mayaki" w:date="2026-02-02T16:08:00Z" w16du:dateUtc="2026-02-02T16:08:00Z">
+      <w:ins w:id="282" w:author="Alfred Anate Bodurin Mayaki" w:date="2026-02-02T16:08:00Z" w16du:dateUtc="2026-02-02T16:08:00Z">
         <w:r>
           <w:rPr>
             <w:rFonts w:ascii="CMU Sans Serif" w:hAnsi="CMU Sans Serif" w:cs="CMU Sans Serif"/>
@@ -7791,7 +8713,7 @@
           <w:t xml:space="preserve">research on </w:t>
         </w:r>
       </w:ins>
-      <w:ins w:id="160" w:author="Alfred Anate Bodurin Mayaki" w:date="2026-02-02T16:07:00Z" w16du:dateUtc="2026-02-02T16:07:00Z">
+      <w:ins w:id="283" w:author="Alfred Anate Bodurin Mayaki" w:date="2026-02-02T16:07:00Z" w16du:dateUtc="2026-02-02T16:07:00Z">
         <w:r>
           <w:rPr>
             <w:rFonts w:ascii="CMU Sans Serif" w:hAnsi="CMU Sans Serif" w:cs="CMU Sans Serif"/>
@@ -7801,7 +8723,7 @@
           <w:t>AI</w:t>
         </w:r>
       </w:ins>
-      <w:ins w:id="161" w:author="Alfred Anate Bodurin Mayaki" w:date="2026-02-02T16:08:00Z" w16du:dateUtc="2026-02-02T16:08:00Z">
+      <w:ins w:id="284" w:author="Alfred Anate Bodurin Mayaki" w:date="2026-02-02T16:08:00Z" w16du:dateUtc="2026-02-02T16:08:00Z">
         <w:r>
           <w:rPr>
             <w:rFonts w:ascii="CMU Sans Serif" w:hAnsi="CMU Sans Serif" w:cs="CMU Sans Serif"/>
@@ -7811,7 +8733,7 @@
           <w:t>’s application</w:t>
         </w:r>
       </w:ins>
-      <w:ins w:id="162" w:author="Alfred Anate Bodurin Mayaki" w:date="2026-02-02T16:07:00Z" w16du:dateUtc="2026-02-02T16:07:00Z">
+      <w:ins w:id="285" w:author="Alfred Anate Bodurin Mayaki" w:date="2026-02-02T16:07:00Z" w16du:dateUtc="2026-02-02T16:07:00Z">
         <w:r>
           <w:rPr>
             <w:rFonts w:ascii="CMU Sans Serif" w:hAnsi="CMU Sans Serif" w:cs="CMU Sans Serif"/>
@@ -7821,7 +8743,7 @@
           <w:t xml:space="preserve"> to HRM in the public realm.</w:t>
         </w:r>
       </w:ins>
-      <w:ins w:id="163" w:author="Alfred Anate Bodurin Mayaki" w:date="2026-02-02T16:08:00Z" w16du:dateUtc="2026-02-02T16:08:00Z">
+      <w:ins w:id="286" w:author="Alfred Anate Bodurin Mayaki" w:date="2026-02-02T16:08:00Z" w16du:dateUtc="2026-02-02T16:08:00Z">
         <w:r>
           <w:rPr>
             <w:rFonts w:ascii="CMU Sans Serif" w:hAnsi="CMU Sans Serif" w:cs="CMU Sans Serif"/>
@@ -7832,7 +8754,7 @@
         </w:r>
       </w:ins>
       <w:proofErr w:type="spellStart"/>
-      <w:ins w:id="164" w:author="Alfred Anate Bodurin Mayaki" w:date="2026-02-02T16:08:00Z">
+      <w:ins w:id="287" w:author="Alfred Anate Bodurin Mayaki" w:date="2026-02-02T16:08:00Z">
         <w:r>
           <w:rPr>
             <w:rFonts w:ascii="CMU Sans Serif" w:hAnsi="CMU Sans Serif" w:cs="CMU Sans Serif"/>
@@ -7843,7 +8765,7 @@
         </w:r>
       </w:ins>
       <w:proofErr w:type="spellEnd"/>
-      <w:ins w:id="165" w:author="Alfred Anate Bodurin Mayaki" w:date="2026-02-02T16:08:00Z" w16du:dateUtc="2026-02-02T16:08:00Z">
+      <w:ins w:id="288" w:author="Alfred Anate Bodurin Mayaki" w:date="2026-02-02T16:08:00Z" w16du:dateUtc="2026-02-02T16:08:00Z">
         <w:r>
           <w:rPr>
             <w:rFonts w:ascii="CMU Sans Serif" w:hAnsi="CMU Sans Serif" w:cs="CMU Sans Serif"/>
@@ -7859,7 +8781,7 @@
             <w:iCs/>
             <w:sz w:val="20"/>
             <w:szCs w:val="20"/>
-            <w:rPrChange w:id="166" w:author="Alfred Anate Bodurin Mayaki" w:date="2026-02-02T16:09:00Z" w16du:dateUtc="2026-02-02T16:09:00Z">
+            <w:rPrChange w:id="289" w:author="Alfred Anate Bodurin Mayaki" w:date="2026-02-02T16:09:00Z" w16du:dateUtc="2026-02-02T16:09:00Z">
               <w:rPr>
                 <w:rFonts w:ascii="CMU Sans Serif" w:hAnsi="CMU Sans Serif" w:cs="CMU Sans Serif"/>
                 <w:sz w:val="20"/>
@@ -7878,7 +8800,7 @@
           <w:t xml:space="preserve"> (2022)</w:t>
         </w:r>
       </w:ins>
-      <w:ins w:id="167" w:author="Alfred Anate Bodurin Mayaki" w:date="2026-02-02T16:09:00Z" w16du:dateUtc="2026-02-02T16:09:00Z">
+      <w:ins w:id="290" w:author="Alfred Anate Bodurin Mayaki" w:date="2026-02-02T16:09:00Z" w16du:dateUtc="2026-02-02T16:09:00Z">
         <w:r>
           <w:rPr>
             <w:rFonts w:ascii="CMU Sans Serif" w:hAnsi="CMU Sans Serif" w:cs="CMU Sans Serif"/>
@@ -7888,7 +8810,7 @@
           <w:t xml:space="preserve"> </w:t>
         </w:r>
       </w:ins>
-      <w:ins w:id="168" w:author="Alfred Anate Bodurin Mayaki" w:date="2026-02-02T16:17:00Z" w16du:dateUtc="2026-02-02T16:17:00Z">
+      <w:ins w:id="291" w:author="Alfred Anate Bodurin Mayaki" w:date="2026-02-02T16:17:00Z" w16du:dateUtc="2026-02-02T16:17:00Z">
         <w:r>
           <w:rPr>
             <w:rFonts w:ascii="CMU Sans Serif" w:hAnsi="CMU Sans Serif" w:cs="CMU Sans Serif"/>
@@ -7898,7 +8820,7 @@
           <w:t>refers</w:t>
         </w:r>
       </w:ins>
-      <w:ins w:id="169" w:author="Alfred Anate Bodurin Mayaki" w:date="2026-02-02T16:09:00Z" w16du:dateUtc="2026-02-02T16:09:00Z">
+      <w:ins w:id="292" w:author="Alfred Anate Bodurin Mayaki" w:date="2026-02-02T16:09:00Z" w16du:dateUtc="2026-02-02T16:09:00Z">
         <w:r>
           <w:rPr>
             <w:rFonts w:ascii="CMU Sans Serif" w:hAnsi="CMU Sans Serif" w:cs="CMU Sans Serif"/>
@@ -7908,7 +8830,7 @@
           <w:t xml:space="preserve"> explicitly to a </w:t>
         </w:r>
       </w:ins>
-      <w:ins w:id="170" w:author="Alfred Anate Bodurin Mayaki" w:date="2026-02-02T16:57:00Z" w16du:dateUtc="2026-02-02T16:57:00Z">
+      <w:ins w:id="293" w:author="Alfred Anate Bodurin Mayaki" w:date="2026-02-02T16:57:00Z" w16du:dateUtc="2026-02-02T16:57:00Z">
         <w:r>
           <w:rPr>
             <w:rFonts w:ascii="CMU Sans Serif" w:hAnsi="CMU Sans Serif" w:cs="CMU Sans Serif"/>
@@ -7918,7 +8840,7 @@
           <w:t xml:space="preserve">separate </w:t>
         </w:r>
       </w:ins>
-      <w:ins w:id="171" w:author="Alfred Anate Bodurin Mayaki" w:date="2026-02-02T16:09:00Z" w16du:dateUtc="2026-02-02T16:09:00Z">
+      <w:ins w:id="294" w:author="Alfred Anate Bodurin Mayaki" w:date="2026-02-02T16:09:00Z" w16du:dateUtc="2026-02-02T16:09:00Z">
         <w:r>
           <w:rPr>
             <w:rFonts w:ascii="CMU Sans Serif" w:hAnsi="CMU Sans Serif" w:cs="CMU Sans Serif"/>
@@ -7928,7 +8850,7 @@
           <w:t xml:space="preserve">paper by </w:t>
         </w:r>
       </w:ins>
-      <w:ins w:id="172" w:author="Alfred Anate Bodurin Mayaki" w:date="2026-02-02T16:10:00Z" w16du:dateUtc="2026-02-02T16:10:00Z">
+      <w:ins w:id="295" w:author="Alfred Anate Bodurin Mayaki" w:date="2026-02-02T16:10:00Z" w16du:dateUtc="2026-02-02T16:10:00Z">
         <w:r>
           <w:rPr>
             <w:rFonts w:ascii="CMU Sans Serif" w:hAnsi="CMU Sans Serif" w:cs="CMU Sans Serif"/>
@@ -7938,7 +8860,7 @@
           <w:t>Jia, Gao</w:t>
         </w:r>
       </w:ins>
-      <w:ins w:id="173" w:author="Alfred Anate Bodurin Mayaki" w:date="2026-02-02T16:11:00Z" w16du:dateUtc="2026-02-02T16:11:00Z">
+      <w:ins w:id="296" w:author="Alfred Anate Bodurin Mayaki" w:date="2026-02-02T16:11:00Z" w16du:dateUtc="2026-02-02T16:11:00Z">
         <w:r>
           <w:rPr>
             <w:rFonts w:ascii="CMU Sans Serif" w:hAnsi="CMU Sans Serif" w:cs="CMU Sans Serif"/>
@@ -7948,7 +8870,7 @@
           <w:t xml:space="preserve">, Li </w:t>
         </w:r>
       </w:ins>
-      <w:ins w:id="174" w:author="Alfred Anate Bodurin Mayaki" w:date="2026-02-02T16:10:00Z" w16du:dateUtc="2026-02-02T16:10:00Z">
+      <w:ins w:id="297" w:author="Alfred Anate Bodurin Mayaki" w:date="2026-02-02T16:10:00Z" w16du:dateUtc="2026-02-02T16:10:00Z">
         <w:r>
           <w:rPr>
             <w:rFonts w:ascii="CMU Sans Serif" w:hAnsi="CMU Sans Serif" w:cs="CMU Sans Serif"/>
@@ -7968,19 +8890,12 @@
         </w:numPr>
         <w:jc w:val="both"/>
         <w:rPr>
-          <w:sz w:val="20"/>
-          <w:szCs w:val="20"/>
-          <w:rPrChange w:id="175" w:author="Alfred Anate Bodurin Mayaki" w:date="2026-02-02T17:00:00Z" w16du:dateUtc="2026-02-02T17:00:00Z">
-            <w:rPr/>
-          </w:rPrChange>
-        </w:rPr>
-        <w:pPrChange w:id="176" w:author="Alfred Anate Bodurin Mayaki" w:date="2026-02-02T17:00:00Z" w16du:dateUtc="2026-02-02T17:00:00Z">
-          <w:pPr>
-            <w:jc w:val="both"/>
-          </w:pPr>
-        </w:pPrChange>
-      </w:pPr>
-      <w:ins w:id="177" w:author="Alfred Anate Bodurin Mayaki" w:date="2026-02-02T17:07:00Z" w16du:dateUtc="2026-02-02T17:07:00Z">
+          <w:ins w:id="298" w:author="Alfred Anate Bodurin Mayaki" w:date="2026-02-02T20:15:00Z" w16du:dateUtc="2026-02-02T20:15:00Z"/>
+          <w:sz w:val="20"/>
+          <w:szCs w:val="20"/>
+        </w:rPr>
+      </w:pPr>
+      <w:ins w:id="299" w:author="Alfred Anate Bodurin Mayaki" w:date="2026-02-02T17:07:00Z" w16du:dateUtc="2026-02-02T17:07:00Z">
         <w:r>
           <w:rPr>
             <w:sz w:val="20"/>
@@ -7989,7 +8904,7 @@
           <w:t>AI as an umbrella term for</w:t>
         </w:r>
       </w:ins>
-      <w:ins w:id="178" w:author="Alfred Anate Bodurin Mayaki" w:date="2026-02-02T17:16:00Z" w16du:dateUtc="2026-02-02T17:16:00Z">
+      <w:ins w:id="300" w:author="Alfred Anate Bodurin Mayaki" w:date="2026-02-02T17:16:00Z" w16du:dateUtc="2026-02-02T17:16:00Z">
         <w:r>
           <w:rPr>
             <w:sz w:val="20"/>
@@ -7998,7 +8913,7 @@
           <w:t xml:space="preserve"> concepts </w:t>
         </w:r>
       </w:ins>
-      <w:ins w:id="179" w:author="Alfred Anate Bodurin Mayaki" w:date="2026-02-02T17:07:00Z" w16du:dateUtc="2026-02-02T17:07:00Z">
+      <w:ins w:id="301" w:author="Alfred Anate Bodurin Mayaki" w:date="2026-02-02T17:07:00Z" w16du:dateUtc="2026-02-02T17:07:00Z">
         <w:r>
           <w:rPr>
             <w:sz w:val="20"/>
@@ -8007,7 +8922,7 @@
           <w:t>machine learning</w:t>
         </w:r>
       </w:ins>
-      <w:ins w:id="180" w:author="Alfred Anate Bodurin Mayaki" w:date="2026-02-02T17:16:00Z" w16du:dateUtc="2026-02-02T17:16:00Z">
+      <w:ins w:id="302" w:author="Alfred Anate Bodurin Mayaki" w:date="2026-02-02T17:16:00Z" w16du:dateUtc="2026-02-02T17:16:00Z">
         <w:r>
           <w:rPr>
             <w:sz w:val="20"/>
@@ -8016,7 +8931,7 @@
           <w:t>, NLP, computer vision and other k</w:t>
         </w:r>
       </w:ins>
-      <w:ins w:id="181" w:author="Alfred Anate Bodurin Mayaki" w:date="2026-02-02T17:17:00Z" w16du:dateUtc="2026-02-02T17:17:00Z">
+      <w:ins w:id="303" w:author="Alfred Anate Bodurin Mayaki" w:date="2026-02-02T17:17:00Z" w16du:dateUtc="2026-02-02T17:17:00Z">
         <w:r>
           <w:rPr>
             <w:sz w:val="20"/>
@@ -8028,6 +8943,18 @@
     </w:p>
     <w:p>
       <w:pPr>
+        <w:jc w:val="both"/>
+        <w:rPr>
+          <w:sz w:val="20"/>
+          <w:szCs w:val="20"/>
+          <w:rPrChange w:id="304" w:author="Alfred Anate Bodurin Mayaki" w:date="2026-02-02T20:15:00Z" w16du:dateUtc="2026-02-02T20:15:00Z">
+            <w:rPr/>
+          </w:rPrChange>
+        </w:rPr>
+      </w:pPr>
+    </w:p>
+    <w:p>
+      <w:pPr>
         <w:pStyle w:val="Heading2"/>
         <w:contextualSpacing/>
         <w:jc w:val="both"/>
@@ -8039,7 +8966,7 @@
           <w:color w:val="000000" w:themeColor="text1"/>
         </w:rPr>
       </w:pPr>
-      <w:bookmarkStart w:id="182" w:name="_Toc220945832"/>
+      <w:bookmarkStart w:id="305" w:name="_Toc220959292"/>
       <w:r>
         <w:rPr>
           <w:rStyle w:val="Strong"/>
@@ -8060,7 +8987,7 @@
         </w:rPr>
         <w:t>Explicating my Literature Review 1</w:t>
       </w:r>
-      <w:bookmarkEnd w:id="137"/>
+      <w:bookmarkEnd w:id="251"/>
       <w:r>
         <w:rPr>
           <w:rStyle w:val="Strong"/>
@@ -8071,7 +8998,7 @@
         </w:rPr>
         <w:t xml:space="preserve"> – Applicant Attraction</w:t>
       </w:r>
-      <w:bookmarkEnd w:id="182"/>
+      <w:bookmarkEnd w:id="305"/>
     </w:p>
     <w:p>
       <w:pPr>
@@ -8527,6 +9454,7 @@
       <w:pPr>
         <w:jc w:val="both"/>
         <w:rPr>
+          <w:del w:id="306" w:author="Alfred Anate Bodurin Mayaki" w:date="2026-02-02T21:16:00Z" w16du:dateUtc="2026-02-02T21:16:00Z"/>
           <w:rFonts w:ascii="CMU Sans Serif" w:hAnsi="CMU Sans Serif" w:cs="CMU Sans Serif"/>
           <w:color w:val="000000" w:themeColor="text1"/>
           <w:u w:val="single"/>
@@ -9377,6 +10305,13 @@
               </w:rPr>
             </w:pPr>
             <w:r>
+              <w:rPr>
+                <w:sz w:val="20"/>
+                <w:szCs w:val="20"/>
+                <w:rPrChange w:id="307" w:author="Alfred Anate Bodurin Mayaki" w:date="2026-02-02T20:10:00Z" w16du:dateUtc="2026-02-02T20:10:00Z">
+                  <w:rPr/>
+                </w:rPrChange>
+              </w:rPr>
               <w:t>Elsevier</w:t>
             </w:r>
           </w:p>
@@ -9397,6 +10332,13 @@
               </w:rPr>
             </w:pPr>
             <w:r>
+              <w:rPr>
+                <w:sz w:val="20"/>
+                <w:szCs w:val="20"/>
+                <w:rPrChange w:id="308" w:author="Alfred Anate Bodurin Mayaki" w:date="2026-02-02T20:10:00Z" w16du:dateUtc="2026-02-02T20:10:00Z">
+                  <w:rPr/>
+                </w:rPrChange>
+              </w:rPr>
               <w:t>Labour Economics</w:t>
             </w:r>
           </w:p>
@@ -9417,6 +10359,13 @@
               </w:rPr>
             </w:pPr>
             <w:r>
+              <w:rPr>
+                <w:sz w:val="20"/>
+                <w:szCs w:val="20"/>
+                <w:rPrChange w:id="309" w:author="Alfred Anate Bodurin Mayaki" w:date="2026-02-02T20:10:00Z" w16du:dateUtc="2026-02-02T20:10:00Z">
+                  <w:rPr/>
+                </w:rPrChange>
+              </w:rPr>
               <w:t>Coles &amp; Treble (1993)</w:t>
             </w:r>
           </w:p>
@@ -9544,6 +10493,13 @@
               </w:rPr>
             </w:pPr>
             <w:r>
+              <w:rPr>
+                <w:sz w:val="20"/>
+                <w:szCs w:val="20"/>
+                <w:rPrChange w:id="310" w:author="Alfred Anate Bodurin Mayaki" w:date="2026-02-02T20:11:00Z" w16du:dateUtc="2026-02-02T20:11:00Z">
+                  <w:rPr/>
+                </w:rPrChange>
+              </w:rPr>
               <w:t>Emerald</w:t>
             </w:r>
           </w:p>
@@ -9558,12 +10514,31 @@
               <w:cnfStyle w:val="100000000000" w:firstRow="1" w:lastRow="0" w:firstColumn="0" w:lastColumn="0" w:oddVBand="0" w:evenVBand="0" w:oddHBand="0" w:evenHBand="0" w:firstRowFirstColumn="0" w:firstRowLastColumn="0" w:lastRowFirstColumn="0" w:lastRowLastColumn="0"/>
               <w:rPr>
                 <w:rFonts w:ascii="CMU Sans Serif" w:hAnsi="CMU Sans Serif" w:cs="CMU Sans Serif"/>
+                <w:b w:val="0"/>
+                <w:bCs w:val="0"/>
                 <w:color w:val="000000" w:themeColor="text1"/>
                 <w:sz w:val="20"/>
                 <w:szCs w:val="20"/>
+                <w:rPrChange w:id="311" w:author="Alfred Anate Bodurin Mayaki" w:date="2026-02-02T20:11:00Z" w16du:dateUtc="2026-02-02T20:11:00Z">
+                  <w:rPr>
+                    <w:rFonts w:ascii="CMU Sans Serif" w:hAnsi="CMU Sans Serif" w:cs="CMU Sans Serif"/>
+                    <w:color w:val="000000" w:themeColor="text1"/>
+                    <w:sz w:val="20"/>
+                    <w:szCs w:val="20"/>
+                  </w:rPr>
+                </w:rPrChange>
               </w:rPr>
             </w:pPr>
             <w:r>
+              <w:rPr>
+                <w:b w:val="0"/>
+                <w:bCs w:val="0"/>
+                <w:sz w:val="20"/>
+                <w:szCs w:val="20"/>
+                <w:rPrChange w:id="312" w:author="Alfred Anate Bodurin Mayaki" w:date="2026-02-02T20:11:00Z" w16du:dateUtc="2026-02-02T20:11:00Z">
+                  <w:rPr/>
+                </w:rPrChange>
+              </w:rPr>
               <w:t>Personnel Review</w:t>
             </w:r>
           </w:p>
@@ -9578,12 +10553,31 @@
               <w:cnfStyle w:val="100000000000" w:firstRow="1" w:lastRow="0" w:firstColumn="0" w:lastColumn="0" w:oddVBand="0" w:evenVBand="0" w:oddHBand="0" w:evenHBand="0" w:firstRowFirstColumn="0" w:firstRowLastColumn="0" w:lastRowFirstColumn="0" w:lastRowLastColumn="0"/>
               <w:rPr>
                 <w:rFonts w:ascii="CMU Sans Serif" w:hAnsi="CMU Sans Serif" w:cs="CMU Sans Serif"/>
+                <w:b w:val="0"/>
+                <w:bCs w:val="0"/>
                 <w:color w:val="000000" w:themeColor="text1"/>
                 <w:sz w:val="20"/>
                 <w:szCs w:val="20"/>
+                <w:rPrChange w:id="313" w:author="Alfred Anate Bodurin Mayaki" w:date="2026-02-02T20:11:00Z" w16du:dateUtc="2026-02-02T20:11:00Z">
+                  <w:rPr>
+                    <w:rFonts w:ascii="CMU Sans Serif" w:hAnsi="CMU Sans Serif" w:cs="CMU Sans Serif"/>
+                    <w:color w:val="000000" w:themeColor="text1"/>
+                    <w:sz w:val="20"/>
+                    <w:szCs w:val="20"/>
+                  </w:rPr>
+                </w:rPrChange>
               </w:rPr>
             </w:pPr>
             <w:r>
+              <w:rPr>
+                <w:b w:val="0"/>
+                <w:bCs w:val="0"/>
+                <w:sz w:val="20"/>
+                <w:szCs w:val="20"/>
+                <w:rPrChange w:id="314" w:author="Alfred Anate Bodurin Mayaki" w:date="2026-02-02T20:11:00Z" w16du:dateUtc="2026-02-02T20:11:00Z">
+                  <w:rPr/>
+                </w:rPrChange>
+              </w:rPr>
               <w:t>Celani &amp; Singh (2011)</w:t>
             </w:r>
           </w:p>
@@ -9689,6 +10683,13 @@
               </w:rPr>
             </w:pPr>
             <w:r>
+              <w:rPr>
+                <w:sz w:val="20"/>
+                <w:szCs w:val="20"/>
+                <w:rPrChange w:id="315" w:author="Alfred Anate Bodurin Mayaki" w:date="2026-02-02T20:10:00Z" w16du:dateUtc="2026-02-02T20:10:00Z">
+                  <w:rPr/>
+                </w:rPrChange>
+              </w:rPr>
               <w:t>Wiley Online</w:t>
             </w:r>
           </w:p>
@@ -9709,6 +10710,13 @@
               </w:rPr>
             </w:pPr>
             <w:r>
+              <w:rPr>
+                <w:sz w:val="20"/>
+                <w:szCs w:val="20"/>
+                <w:rPrChange w:id="316" w:author="Alfred Anate Bodurin Mayaki" w:date="2026-02-02T20:10:00Z" w16du:dateUtc="2026-02-02T20:10:00Z">
+                  <w:rPr/>
+                </w:rPrChange>
+              </w:rPr>
               <w:t>Human Resource Management Journal</w:t>
             </w:r>
           </w:p>
@@ -9729,6 +10737,13 @@
               </w:rPr>
             </w:pPr>
             <w:r>
+              <w:rPr>
+                <w:sz w:val="20"/>
+                <w:szCs w:val="20"/>
+                <w:rPrChange w:id="317" w:author="Alfred Anate Bodurin Mayaki" w:date="2026-02-02T20:10:00Z" w16du:dateUtc="2026-02-02T20:10:00Z">
+                  <w:rPr/>
+                </w:rPrChange>
+              </w:rPr>
               <w:t>Guest et. al. (2021)</w:t>
             </w:r>
           </w:p>
@@ -9834,6 +10849,13 @@
               </w:rPr>
             </w:pPr>
             <w:r>
+              <w:rPr>
+                <w:sz w:val="20"/>
+                <w:szCs w:val="20"/>
+                <w:rPrChange w:id="318" w:author="Alfred Anate Bodurin Mayaki" w:date="2026-02-02T20:10:00Z" w16du:dateUtc="2026-02-02T20:10:00Z">
+                  <w:rPr/>
+                </w:rPrChange>
+              </w:rPr>
               <w:t>JSTOR</w:t>
             </w:r>
           </w:p>
@@ -9854,6 +10876,13 @@
               </w:rPr>
             </w:pPr>
             <w:r>
+              <w:rPr>
+                <w:sz w:val="20"/>
+                <w:szCs w:val="20"/>
+                <w:rPrChange w:id="319" w:author="Alfred Anate Bodurin Mayaki" w:date="2026-02-02T20:10:00Z" w16du:dateUtc="2026-02-02T20:10:00Z">
+                  <w:rPr/>
+                </w:rPrChange>
+              </w:rPr>
               <w:t>The Academy of Management Review</w:t>
             </w:r>
           </w:p>
@@ -9874,6 +10903,13 @@
               </w:rPr>
             </w:pPr>
             <w:r>
+              <w:rPr>
+                <w:sz w:val="20"/>
+                <w:szCs w:val="20"/>
+                <w:rPrChange w:id="320" w:author="Alfred Anate Bodurin Mayaki" w:date="2026-02-02T20:10:00Z" w16du:dateUtc="2026-02-02T20:10:00Z">
+                  <w:rPr/>
+                </w:rPrChange>
+              </w:rPr>
               <w:t>Bowen &amp; Ostroff (2004)</w:t>
             </w:r>
           </w:p>
@@ -9979,17 +11015,64 @@
                 <w:szCs w:val="20"/>
               </w:rPr>
             </w:pPr>
-            <w:hyperlink r:id="rId14" w:history="1">
-              <w:r>
-                <w:rPr>
-                  <w:rStyle w:val="Hyperlink"/>
-                  <w:rFonts w:ascii="CMU Sans Serif" w:hAnsi="CMU Sans Serif" w:cs="CMU Sans Serif"/>
-                  <w:sz w:val="20"/>
-                  <w:szCs w:val="20"/>
-                </w:rPr>
-                <w:t>Wisconsin.edu</w:t>
-              </w:r>
-            </w:hyperlink>
+            <w:r>
+              <w:rPr>
+                <w:sz w:val="20"/>
+                <w:szCs w:val="20"/>
+                <w:rPrChange w:id="321" w:author="Alfred Anate Bodurin Mayaki" w:date="2026-02-02T20:10:00Z" w16du:dateUtc="2026-02-02T20:10:00Z">
+                  <w:rPr/>
+                </w:rPrChange>
+              </w:rPr>
+              <w:fldChar w:fldCharType="begin"/>
+            </w:r>
+            <w:r>
+              <w:rPr>
+                <w:sz w:val="20"/>
+                <w:szCs w:val="20"/>
+                <w:rPrChange w:id="322" w:author="Alfred Anate Bodurin Mayaki" w:date="2026-02-02T20:10:00Z" w16du:dateUtc="2026-02-02T20:10:00Z">
+                  <w:rPr/>
+                </w:rPrChange>
+              </w:rPr>
+              <w:instrText>HYPERLINK "https://www.wisconsin.edu/"</w:instrText>
+            </w:r>
+            <w:r>
+              <w:rPr>
+                <w:sz w:val="20"/>
+                <w:szCs w:val="20"/>
+                <w:rPrChange w:id="323" w:author="Alfred Anate Bodurin Mayaki" w:date="2026-02-02T20:10:00Z" w16du:dateUtc="2026-02-02T20:10:00Z">
+                  <w:rPr/>
+                </w:rPrChange>
+              </w:rPr>
+            </w:r>
+            <w:r>
+              <w:rPr>
+                <w:sz w:val="20"/>
+                <w:szCs w:val="20"/>
+                <w:rPrChange w:id="324" w:author="Alfred Anate Bodurin Mayaki" w:date="2026-02-02T20:10:00Z" w16du:dateUtc="2026-02-02T20:10:00Z">
+                  <w:rPr/>
+                </w:rPrChange>
+              </w:rPr>
+              <w:fldChar w:fldCharType="separate"/>
+            </w:r>
+            <w:r>
+              <w:rPr>
+                <w:rStyle w:val="Hyperlink"/>
+                <w:rFonts w:ascii="CMU Sans Serif" w:hAnsi="CMU Sans Serif" w:cs="CMU Sans Serif"/>
+                <w:sz w:val="20"/>
+                <w:szCs w:val="20"/>
+              </w:rPr>
+              <w:t>Wisconsin.edu</w:t>
+            </w:r>
+            <w:r>
+              <w:rPr>
+                <w:sz w:val="20"/>
+                <w:szCs w:val="20"/>
+                <w:rPrChange w:id="325" w:author="Alfred Anate Bodurin Mayaki" w:date="2026-02-02T20:10:00Z" w16du:dateUtc="2026-02-02T20:10:00Z">
+                  <w:rPr/>
+                </w:rPrChange>
+              </w:rPr>
+              <w:fldChar w:fldCharType="end"/>
+            </w:r>
           </w:p>
         </w:tc>
         <w:tc>
@@ -10008,6 +11091,13 @@
               </w:rPr>
             </w:pPr>
             <w:r>
+              <w:rPr>
+                <w:sz w:val="20"/>
+                <w:szCs w:val="20"/>
+                <w:rPrChange w:id="326" w:author="Alfred Anate Bodurin Mayaki" w:date="2026-02-02T20:10:00Z" w16du:dateUtc="2026-02-02T20:10:00Z">
+                  <w:rPr/>
+                </w:rPrChange>
+              </w:rPr>
               <w:t>Master of Science (Psychology) Dissertation</w:t>
             </w:r>
           </w:p>
@@ -10028,6 +11118,13 @@
               </w:rPr>
             </w:pPr>
             <w:r>
+              <w:rPr>
+                <w:sz w:val="20"/>
+                <w:szCs w:val="20"/>
+                <w:rPrChange w:id="327" w:author="Alfred Anate Bodurin Mayaki" w:date="2026-02-02T20:10:00Z" w16du:dateUtc="2026-02-02T20:10:00Z">
+                  <w:rPr/>
+                </w:rPrChange>
+              </w:rPr>
               <w:t>Wright (2010)</w:t>
             </w:r>
           </w:p>
@@ -10150,7 +11247,7 @@
           <w:color w:val="000000" w:themeColor="text1"/>
         </w:rPr>
       </w:pPr>
-      <w:bookmarkStart w:id="183" w:name="_Toc216632810"/>
+      <w:bookmarkStart w:id="328" w:name="_Toc216632810"/>
     </w:p>
     <w:p>
       <w:pPr>
@@ -10165,7 +11262,7 @@
           <w:color w:val="000000" w:themeColor="text1"/>
         </w:rPr>
       </w:pPr>
-      <w:bookmarkStart w:id="184" w:name="_Toc220945833"/>
+      <w:bookmarkStart w:id="329" w:name="_Toc220959293"/>
       <w:r>
         <w:rPr>
           <w:rStyle w:val="Strong"/>
@@ -10186,7 +11283,7 @@
         </w:rPr>
         <w:t>Explicating my Literature Review 2</w:t>
       </w:r>
-      <w:bookmarkEnd w:id="183"/>
+      <w:bookmarkEnd w:id="328"/>
       <w:r>
         <w:rPr>
           <w:rStyle w:val="Strong"/>
@@ -10197,7 +11294,7 @@
         </w:rPr>
         <w:t xml:space="preserve"> – Signalling Theory</w:t>
       </w:r>
-      <w:bookmarkEnd w:id="184"/>
+      <w:bookmarkEnd w:id="329"/>
     </w:p>
     <w:p>
       <w:pPr>
@@ -10269,28 +11366,55 @@
         </w:rPr>
         <w:t xml:space="preserve"> Article</w:t>
       </w:r>
-    </w:p>
-    <w:p>
-      <w:pPr>
-        <w:pStyle w:val="ListParagraph"/>
-        <w:numPr>
-          <w:ilvl w:val="0"/>
-          <w:numId w:val="6"/>
-        </w:numPr>
-        <w:jc w:val="both"/>
-        <w:rPr>
-          <w:rFonts w:ascii="CMU Sans Serif" w:hAnsi="CMU Sans Serif" w:cs="CMU Sans Serif"/>
-          <w:color w:val="000000" w:themeColor="text1"/>
-          <w:sz w:val="20"/>
-          <w:szCs w:val="20"/>
-        </w:rPr>
-      </w:pPr>
-      <w:r>
-        <w:rPr>
-          <w:rFonts w:ascii="CMU Sans Serif" w:hAnsi="CMU Sans Serif" w:cs="CMU Sans Serif"/>
-          <w:color w:val="000000" w:themeColor="text1"/>
-          <w:sz w:val="20"/>
-          <w:szCs w:val="20"/>
+      <w:ins w:id="330" w:author="Alfred Anate Bodurin Mayaki" w:date="2026-02-02T21:03:00Z" w16du:dateUtc="2026-02-02T21:03:00Z">
+        <w:r>
+          <w:rPr>
+            <w:rFonts w:ascii="CMU Sans Serif" w:hAnsi="CMU Sans Serif" w:cs="CMU Sans Serif"/>
+            <w:b/>
+            <w:bCs/>
+            <w:color w:val="000000" w:themeColor="text1"/>
+            <w:sz w:val="20"/>
+            <w:szCs w:val="20"/>
+          </w:rPr>
+          <w:t xml:space="preserve"> on Signalling Theory</w:t>
+        </w:r>
+      </w:ins>
+    </w:p>
+    <w:p>
+      <w:pPr>
+        <w:jc w:val="both"/>
+        <w:rPr>
+          <w:del w:id="331" w:author="Alfred Anate Bodurin Mayaki" w:date="2026-02-02T21:01:00Z" w16du:dateUtc="2026-02-02T21:01:00Z"/>
+          <w:rFonts w:ascii="CMU Sans Serif" w:hAnsi="CMU Sans Serif" w:cs="CMU Sans Serif"/>
+          <w:color w:val="000000" w:themeColor="text1"/>
+          <w:sz w:val="20"/>
+          <w:szCs w:val="20"/>
+          <w:rPrChange w:id="332" w:author="Alfred Anate Bodurin Mayaki" w:date="2026-02-02T21:01:00Z" w16du:dateUtc="2026-02-02T21:01:00Z">
+            <w:rPr>
+              <w:del w:id="333" w:author="Alfred Anate Bodurin Mayaki" w:date="2026-02-02T21:01:00Z" w16du:dateUtc="2026-02-02T21:01:00Z"/>
+            </w:rPr>
+          </w:rPrChange>
+        </w:rPr>
+        <w:pPrChange w:id="334" w:author="Alfred Anate Bodurin Mayaki" w:date="2026-02-02T21:01:00Z" w16du:dateUtc="2026-02-02T21:01:00Z">
+          <w:pPr>
+            <w:pStyle w:val="ListParagraph"/>
+            <w:numPr>
+              <w:numId w:val="6"/>
+            </w:numPr>
+            <w:ind w:left="1080" w:hanging="360"/>
+            <w:jc w:val="both"/>
+          </w:pPr>
+        </w:pPrChange>
+      </w:pPr>
+      <w:r>
+        <w:rPr>
+          <w:rFonts w:ascii="CMU Sans Serif" w:hAnsi="CMU Sans Serif" w:cs="CMU Sans Serif"/>
+          <w:color w:val="000000" w:themeColor="text1"/>
+          <w:sz w:val="20"/>
+          <w:szCs w:val="20"/>
+          <w:rPrChange w:id="335" w:author="Alfred Anate Bodurin Mayaki" w:date="2026-02-02T21:01:00Z" w16du:dateUtc="2026-02-02T21:01:00Z">
+            <w:rPr/>
+          </w:rPrChange>
         </w:rPr>
         <w:t>H</w:t>
       </w:r>
@@ -10300,42 +11424,377 @@
           <w:color w:val="000000" w:themeColor="text1"/>
           <w:sz w:val="20"/>
           <w:szCs w:val="20"/>
-        </w:rPr>
-        <w:t>ere, h</w:t>
-      </w:r>
-      <w:r>
-        <w:rPr>
-          <w:rFonts w:ascii="CMU Sans Serif" w:hAnsi="CMU Sans Serif" w:cs="CMU Sans Serif"/>
-          <w:color w:val="000000" w:themeColor="text1"/>
-          <w:sz w:val="20"/>
-          <w:szCs w:val="20"/>
+          <w:rPrChange w:id="336" w:author="Alfred Anate Bodurin Mayaki" w:date="2026-02-02T21:01:00Z" w16du:dateUtc="2026-02-02T21:01:00Z">
+            <w:rPr/>
+          </w:rPrChange>
+        </w:rPr>
+        <w:t xml:space="preserve">ere, </w:t>
+      </w:r>
+      <w:ins w:id="337" w:author="Alfred Anate Bodurin Mayaki" w:date="2026-02-02T21:04:00Z" w16du:dateUtc="2026-02-02T21:04:00Z">
+        <w:r>
+          <w:rPr>
+            <w:rFonts w:ascii="CMU Sans Serif" w:hAnsi="CMU Sans Serif" w:cs="CMU Sans Serif"/>
+            <w:color w:val="000000" w:themeColor="text1"/>
+            <w:sz w:val="20"/>
+            <w:szCs w:val="20"/>
+          </w:rPr>
+          <w:t xml:space="preserve">in the view of Spence (1973) </w:t>
+        </w:r>
+      </w:ins>
+      <w:ins w:id="338" w:author="Alfred Anate Bodurin Mayaki" w:date="2026-02-02T21:01:00Z" w16du:dateUtc="2026-02-02T21:01:00Z">
+        <w:r>
+          <w:rPr>
+            <w:rFonts w:ascii="CMU Sans Serif" w:hAnsi="CMU Sans Serif" w:cs="CMU Sans Serif"/>
+            <w:color w:val="000000" w:themeColor="text1"/>
+            <w:sz w:val="20"/>
+            <w:szCs w:val="20"/>
+          </w:rPr>
+          <w:t xml:space="preserve">the notion of </w:t>
+        </w:r>
+      </w:ins>
+      <w:r>
+        <w:rPr>
+          <w:rFonts w:ascii="CMU Sans Serif" w:hAnsi="CMU Sans Serif" w:cs="CMU Sans Serif"/>
+          <w:color w:val="000000" w:themeColor="text1"/>
+          <w:sz w:val="20"/>
+          <w:szCs w:val="20"/>
+          <w:rPrChange w:id="339" w:author="Alfred Anate Bodurin Mayaki" w:date="2026-02-02T21:01:00Z" w16du:dateUtc="2026-02-02T21:01:00Z">
+            <w:rPr/>
+          </w:rPrChange>
+        </w:rPr>
+        <w:t>h</w:t>
+      </w:r>
+      <w:r>
+        <w:rPr>
+          <w:rFonts w:ascii="CMU Sans Serif" w:hAnsi="CMU Sans Serif" w:cs="CMU Sans Serif"/>
+          <w:color w:val="000000" w:themeColor="text1"/>
+          <w:sz w:val="20"/>
+          <w:szCs w:val="20"/>
+          <w:rPrChange w:id="340" w:author="Alfred Anate Bodurin Mayaki" w:date="2026-02-02T21:01:00Z" w16du:dateUtc="2026-02-02T21:01:00Z">
+            <w:rPr/>
+          </w:rPrChange>
         </w:rPr>
         <w:t>iring is compared to the act of buying a lottery ticket</w:t>
       </w:r>
-    </w:p>
-    <w:p>
-      <w:pPr>
-        <w:pStyle w:val="ListParagraph"/>
-        <w:numPr>
-          <w:ilvl w:val="0"/>
-          <w:numId w:val="6"/>
-        </w:numPr>
-        <w:jc w:val="both"/>
-        <w:rPr>
-          <w:rFonts w:ascii="CMU Sans Serif" w:hAnsi="CMU Sans Serif" w:cs="CMU Sans Serif"/>
-          <w:color w:val="000000" w:themeColor="text1"/>
-          <w:sz w:val="20"/>
-          <w:szCs w:val="20"/>
-        </w:rPr>
-      </w:pPr>
-      <w:r>
-        <w:rPr>
-          <w:rFonts w:ascii="CMU Sans Serif" w:hAnsi="CMU Sans Serif" w:cs="CMU Sans Serif"/>
-          <w:color w:val="000000" w:themeColor="text1"/>
-          <w:sz w:val="20"/>
-          <w:szCs w:val="20"/>
-        </w:rPr>
-        <w:t xml:space="preserve">As per Brown and Sessions (2004), there is often an element of informational asymmetry; full knowledge of the workers capability in the job prior to lottery is rarely </w:t>
+      <w:ins w:id="341" w:author="Alfred Anate Bodurin Mayaki" w:date="2026-02-02T21:01:00Z" w16du:dateUtc="2026-02-02T21:01:00Z">
+        <w:r>
+          <w:rPr>
+            <w:rFonts w:ascii="CMU Sans Serif" w:hAnsi="CMU Sans Serif" w:cs="CMU Sans Serif"/>
+            <w:color w:val="000000" w:themeColor="text1"/>
+            <w:sz w:val="20"/>
+            <w:szCs w:val="20"/>
+          </w:rPr>
+          <w:t>.</w:t>
+        </w:r>
+      </w:ins>
+      <w:ins w:id="342" w:author="Alfred Anate Bodurin Mayaki" w:date="2026-02-02T21:04:00Z" w16du:dateUtc="2026-02-02T21:04:00Z">
+        <w:r>
+          <w:rPr>
+            <w:rFonts w:ascii="CMU Sans Serif" w:hAnsi="CMU Sans Serif" w:cs="CMU Sans Serif"/>
+            <w:color w:val="000000" w:themeColor="text1"/>
+            <w:sz w:val="20"/>
+            <w:szCs w:val="20"/>
+          </w:rPr>
+          <w:t xml:space="preserve"> Think Eu</w:t>
+        </w:r>
+      </w:ins>
+      <w:ins w:id="343" w:author="Alfred Anate Bodurin Mayaki" w:date="2026-02-02T21:05:00Z" w16du:dateUtc="2026-02-02T21:05:00Z">
+        <w:r>
+          <w:rPr>
+            <w:rFonts w:ascii="CMU Sans Serif" w:hAnsi="CMU Sans Serif" w:cs="CMU Sans Serif"/>
+            <w:color w:val="000000" w:themeColor="text1"/>
+            <w:sz w:val="20"/>
+            <w:szCs w:val="20"/>
+          </w:rPr>
+          <w:t>r</w:t>
+        </w:r>
+      </w:ins>
+      <w:ins w:id="344" w:author="Alfred Anate Bodurin Mayaki" w:date="2026-02-02T21:04:00Z" w16du:dateUtc="2026-02-02T21:04:00Z">
+        <w:r>
+          <w:rPr>
+            <w:rFonts w:ascii="CMU Sans Serif" w:hAnsi="CMU Sans Serif" w:cs="CMU Sans Serif"/>
+            <w:color w:val="000000" w:themeColor="text1"/>
+            <w:sz w:val="20"/>
+            <w:szCs w:val="20"/>
+          </w:rPr>
+          <w:t xml:space="preserve">omillions but a much </w:t>
+        </w:r>
+      </w:ins>
+      <w:ins w:id="345" w:author="Alfred Anate Bodurin Mayaki" w:date="2026-02-02T21:05:00Z" w16du:dateUtc="2026-02-02T21:05:00Z">
+        <w:r>
+          <w:rPr>
+            <w:rFonts w:ascii="CMU Sans Serif" w:hAnsi="CMU Sans Serif" w:cs="CMU Sans Serif"/>
+            <w:color w:val="000000" w:themeColor="text1"/>
+            <w:sz w:val="20"/>
+            <w:szCs w:val="20"/>
+          </w:rPr>
+          <w:t>less grand rendition</w:t>
+        </w:r>
+      </w:ins>
+      <w:ins w:id="346" w:author="Alfred Anate Bodurin Mayaki" w:date="2026-02-02T21:04:00Z" w16du:dateUtc="2026-02-02T21:04:00Z">
+        <w:r>
+          <w:rPr>
+            <w:rFonts w:ascii="CMU Sans Serif" w:hAnsi="CMU Sans Serif" w:cs="CMU Sans Serif"/>
+            <w:color w:val="000000" w:themeColor="text1"/>
+            <w:sz w:val="20"/>
+            <w:szCs w:val="20"/>
+          </w:rPr>
+          <w:t>.</w:t>
+        </w:r>
+      </w:ins>
+    </w:p>
+    <w:p>
+      <w:pPr>
+        <w:jc w:val="both"/>
+        <w:rPr>
+          <w:del w:id="347" w:author="Alfred Anate Bodurin Mayaki" w:date="2026-02-02T21:08:00Z" w16du:dateUtc="2026-02-02T21:08:00Z"/>
+          <w:rFonts w:ascii="CMU Sans Serif" w:hAnsi="CMU Sans Serif" w:cs="CMU Sans Serif"/>
+          <w:color w:val="000000" w:themeColor="text1"/>
+          <w:sz w:val="20"/>
+          <w:szCs w:val="20"/>
+        </w:rPr>
+        <w:pPrChange w:id="348" w:author="Alfred Anate Bodurin Mayaki" w:date="2026-02-02T21:01:00Z" w16du:dateUtc="2026-02-02T21:01:00Z">
+          <w:pPr>
+            <w:pStyle w:val="ListParagraph"/>
+            <w:numPr>
+              <w:numId w:val="6"/>
+            </w:numPr>
+            <w:ind w:left="1080" w:hanging="360"/>
+            <w:jc w:val="both"/>
+          </w:pPr>
+        </w:pPrChange>
+      </w:pPr>
+      <w:ins w:id="349" w:author="Alfred Anate Bodurin Mayaki" w:date="2026-02-02T21:01:00Z" w16du:dateUtc="2026-02-02T21:01:00Z">
+        <w:r>
+          <w:rPr>
+            <w:rFonts w:ascii="CMU Sans Serif" w:hAnsi="CMU Sans Serif" w:cs="CMU Sans Serif"/>
+            <w:color w:val="000000" w:themeColor="text1"/>
+            <w:sz w:val="20"/>
+            <w:szCs w:val="20"/>
+          </w:rPr>
+          <w:t xml:space="preserve"> </w:t>
+        </w:r>
+      </w:ins>
+      <w:ins w:id="350" w:author="Alfred Anate Bodurin Mayaki" w:date="2026-02-02T21:02:00Z" w16du:dateUtc="2026-02-02T21:02:00Z">
+        <w:r>
+          <w:rPr>
+            <w:rFonts w:ascii="CMU Sans Serif" w:hAnsi="CMU Sans Serif" w:cs="CMU Sans Serif"/>
+            <w:color w:val="000000" w:themeColor="text1"/>
+            <w:sz w:val="20"/>
+            <w:szCs w:val="20"/>
+          </w:rPr>
+          <w:t>This act</w:t>
+        </w:r>
+      </w:ins>
+      <w:ins w:id="351" w:author="Alfred Anate Bodurin Mayaki" w:date="2026-02-02T21:05:00Z" w16du:dateUtc="2026-02-02T21:05:00Z">
+        <w:r>
+          <w:rPr>
+            <w:rFonts w:ascii="CMU Sans Serif" w:hAnsi="CMU Sans Serif" w:cs="CMU Sans Serif"/>
+            <w:color w:val="000000" w:themeColor="text1"/>
+            <w:sz w:val="20"/>
+            <w:szCs w:val="20"/>
+          </w:rPr>
+          <w:t xml:space="preserve"> of adopting such a gamble</w:t>
+        </w:r>
+      </w:ins>
+      <w:ins w:id="352" w:author="Alfred Anate Bodurin Mayaki" w:date="2026-02-02T21:02:00Z" w16du:dateUtc="2026-02-02T21:02:00Z">
+        <w:r>
+          <w:rPr>
+            <w:rFonts w:ascii="CMU Sans Serif" w:hAnsi="CMU Sans Serif" w:cs="CMU Sans Serif"/>
+            <w:color w:val="000000" w:themeColor="text1"/>
+            <w:sz w:val="20"/>
+            <w:szCs w:val="20"/>
+          </w:rPr>
+          <w:t xml:space="preserve"> is best described </w:t>
+        </w:r>
+      </w:ins>
+      <w:del w:id="353" w:author="Alfred Anate Bodurin Mayaki" w:date="2026-02-02T21:02:00Z" w16du:dateUtc="2026-02-02T21:02:00Z">
+        <w:r>
+          <w:rPr>
+            <w:rFonts w:ascii="CMU Sans Serif" w:hAnsi="CMU Sans Serif" w:cs="CMU Sans Serif"/>
+            <w:color w:val="000000" w:themeColor="text1"/>
+            <w:sz w:val="20"/>
+            <w:szCs w:val="20"/>
+          </w:rPr>
+          <w:delText xml:space="preserve">As </w:delText>
+        </w:r>
+      </w:del>
+      <w:r>
+        <w:rPr>
+          <w:rFonts w:ascii="CMU Sans Serif" w:hAnsi="CMU Sans Serif" w:cs="CMU Sans Serif"/>
+          <w:color w:val="000000" w:themeColor="text1"/>
+          <w:sz w:val="20"/>
+          <w:szCs w:val="20"/>
+        </w:rPr>
+        <w:t xml:space="preserve">per </w:t>
+      </w:r>
+      <w:ins w:id="354" w:author="Alfred Anate Bodurin Mayaki" w:date="2026-02-02T21:01:00Z" w16du:dateUtc="2026-02-02T21:01:00Z">
+        <w:r>
+          <w:rPr>
+            <w:rFonts w:ascii="CMU Sans Serif" w:hAnsi="CMU Sans Serif" w:cs="CMU Sans Serif"/>
+            <w:color w:val="000000" w:themeColor="text1"/>
+            <w:sz w:val="20"/>
+            <w:szCs w:val="20"/>
+          </w:rPr>
+          <w:t xml:space="preserve">a </w:t>
+        </w:r>
+      </w:ins>
+      <w:ins w:id="355" w:author="Alfred Anate Bodurin Mayaki" w:date="2026-02-02T21:03:00Z" w16du:dateUtc="2026-02-02T21:03:00Z">
+        <w:r>
+          <w:rPr>
+            <w:rFonts w:ascii="CMU Sans Serif" w:hAnsi="CMU Sans Serif" w:cs="CMU Sans Serif"/>
+            <w:color w:val="000000" w:themeColor="text1"/>
+            <w:sz w:val="20"/>
+            <w:szCs w:val="20"/>
+          </w:rPr>
+          <w:t>model</w:t>
+        </w:r>
+      </w:ins>
+      <w:ins w:id="356" w:author="Alfred Anate Bodurin Mayaki" w:date="2026-02-02T21:01:00Z" w16du:dateUtc="2026-02-02T21:01:00Z">
+        <w:r>
+          <w:rPr>
+            <w:rFonts w:ascii="CMU Sans Serif" w:hAnsi="CMU Sans Serif" w:cs="CMU Sans Serif"/>
+            <w:color w:val="000000" w:themeColor="text1"/>
+            <w:sz w:val="20"/>
+            <w:szCs w:val="20"/>
+          </w:rPr>
+          <w:t xml:space="preserve"> </w:t>
+        </w:r>
+      </w:ins>
+      <w:ins w:id="357" w:author="Alfred Anate Bodurin Mayaki" w:date="2026-02-02T21:06:00Z" w16du:dateUtc="2026-02-02T21:06:00Z">
+        <w:r>
+          <w:rPr>
+            <w:rFonts w:ascii="CMU Sans Serif" w:hAnsi="CMU Sans Serif" w:cs="CMU Sans Serif"/>
+            <w:color w:val="000000" w:themeColor="text1"/>
+            <w:sz w:val="20"/>
+            <w:szCs w:val="20"/>
+          </w:rPr>
+          <w:t>composed</w:t>
+        </w:r>
+      </w:ins>
+      <w:ins w:id="358" w:author="Alfred Anate Bodurin Mayaki" w:date="2026-02-02T21:01:00Z" w16du:dateUtc="2026-02-02T21:01:00Z">
+        <w:r>
+          <w:rPr>
+            <w:rFonts w:ascii="CMU Sans Serif" w:hAnsi="CMU Sans Serif" w:cs="CMU Sans Serif"/>
+            <w:color w:val="000000" w:themeColor="text1"/>
+            <w:sz w:val="20"/>
+            <w:szCs w:val="20"/>
+          </w:rPr>
+          <w:t xml:space="preserve"> by </w:t>
+        </w:r>
+      </w:ins>
+      <w:r>
+        <w:rPr>
+          <w:rFonts w:ascii="CMU Sans Serif" w:hAnsi="CMU Sans Serif" w:cs="CMU Sans Serif"/>
+          <w:color w:val="000000" w:themeColor="text1"/>
+          <w:sz w:val="20"/>
+          <w:szCs w:val="20"/>
+        </w:rPr>
+        <w:t>Brown and Sessions (2004)</w:t>
+      </w:r>
+      <w:ins w:id="359" w:author="Alfred Anate Bodurin Mayaki" w:date="2026-02-02T21:06:00Z" w16du:dateUtc="2026-02-02T21:06:00Z">
+        <w:r>
+          <w:rPr>
+            <w:rFonts w:ascii="CMU Sans Serif" w:hAnsi="CMU Sans Serif" w:cs="CMU Sans Serif"/>
+            <w:color w:val="000000" w:themeColor="text1"/>
+            <w:sz w:val="20"/>
+            <w:szCs w:val="20"/>
+          </w:rPr>
+          <w:t>.</w:t>
+        </w:r>
+      </w:ins>
+      <w:del w:id="360" w:author="Alfred Anate Bodurin Mayaki" w:date="2026-02-02T21:06:00Z" w16du:dateUtc="2026-02-02T21:06:00Z">
+        <w:r>
+          <w:rPr>
+            <w:rFonts w:ascii="CMU Sans Serif" w:hAnsi="CMU Sans Serif" w:cs="CMU Sans Serif"/>
+            <w:color w:val="000000" w:themeColor="text1"/>
+            <w:sz w:val="20"/>
+            <w:szCs w:val="20"/>
+          </w:rPr>
+          <w:delText>,</w:delText>
+        </w:r>
+      </w:del>
+      <w:r>
+        <w:rPr>
+          <w:rFonts w:ascii="CMU Sans Serif" w:hAnsi="CMU Sans Serif" w:cs="CMU Sans Serif"/>
+          <w:color w:val="000000" w:themeColor="text1"/>
+          <w:sz w:val="20"/>
+          <w:szCs w:val="20"/>
+        </w:rPr>
+        <w:t xml:space="preserve"> </w:t>
+      </w:r>
+      <w:ins w:id="361" w:author="Alfred Anate Bodurin Mayaki" w:date="2026-02-02T21:06:00Z" w16du:dateUtc="2026-02-02T21:06:00Z">
+        <w:r>
+          <w:rPr>
+            <w:rFonts w:ascii="CMU Sans Serif" w:hAnsi="CMU Sans Serif" w:cs="CMU Sans Serif"/>
+            <w:color w:val="000000" w:themeColor="text1"/>
+            <w:sz w:val="20"/>
+            <w:szCs w:val="20"/>
+          </w:rPr>
+          <w:t>T</w:t>
+        </w:r>
+      </w:ins>
+      <w:del w:id="362" w:author="Alfred Anate Bodurin Mayaki" w:date="2026-02-02T21:06:00Z" w16du:dateUtc="2026-02-02T21:06:00Z">
+        <w:r>
+          <w:rPr>
+            <w:rFonts w:ascii="CMU Sans Serif" w:hAnsi="CMU Sans Serif" w:cs="CMU Sans Serif"/>
+            <w:color w:val="000000" w:themeColor="text1"/>
+            <w:sz w:val="20"/>
+            <w:szCs w:val="20"/>
+          </w:rPr>
+          <w:delText>t</w:delText>
+        </w:r>
+      </w:del>
+      <w:r>
+        <w:rPr>
+          <w:rFonts w:ascii="CMU Sans Serif" w:hAnsi="CMU Sans Serif" w:cs="CMU Sans Serif"/>
+          <w:color w:val="000000" w:themeColor="text1"/>
+          <w:sz w:val="20"/>
+          <w:szCs w:val="20"/>
+        </w:rPr>
+        <w:t>here is often an element of informational asymmetry</w:t>
+      </w:r>
+      <w:ins w:id="363" w:author="Alfred Anate Bodurin Mayaki" w:date="2026-02-02T21:07:00Z" w16du:dateUtc="2026-02-02T21:07:00Z">
+        <w:r>
+          <w:rPr>
+            <w:rFonts w:ascii="CMU Sans Serif" w:hAnsi="CMU Sans Serif" w:cs="CMU Sans Serif"/>
+            <w:color w:val="000000" w:themeColor="text1"/>
+            <w:sz w:val="20"/>
+            <w:szCs w:val="20"/>
+          </w:rPr>
+          <w:t xml:space="preserve"> </w:t>
+        </w:r>
+      </w:ins>
+      <w:del w:id="364" w:author="Alfred Anate Bodurin Mayaki" w:date="2026-02-02T21:07:00Z" w16du:dateUtc="2026-02-02T21:07:00Z">
+        <w:r>
+          <w:rPr>
+            <w:rFonts w:ascii="CMU Sans Serif" w:hAnsi="CMU Sans Serif" w:cs="CMU Sans Serif"/>
+            <w:color w:val="000000" w:themeColor="text1"/>
+            <w:sz w:val="20"/>
+            <w:szCs w:val="20"/>
+          </w:rPr>
+          <w:delText xml:space="preserve">; </w:delText>
+        </w:r>
+      </w:del>
+      <w:ins w:id="365" w:author="Alfred Anate Bodurin Mayaki" w:date="2026-02-02T21:06:00Z" w16du:dateUtc="2026-02-02T21:06:00Z">
+        <w:r>
+          <w:rPr>
+            <w:rFonts w:ascii="CMU Sans Serif" w:hAnsi="CMU Sans Serif" w:cs="CMU Sans Serif"/>
+            <w:color w:val="000000" w:themeColor="text1"/>
+            <w:sz w:val="20"/>
+            <w:szCs w:val="20"/>
+          </w:rPr>
+          <w:t xml:space="preserve">pertaining to </w:t>
+        </w:r>
+      </w:ins>
+      <w:r>
+        <w:rPr>
+          <w:rFonts w:ascii="CMU Sans Serif" w:hAnsi="CMU Sans Serif" w:cs="CMU Sans Serif"/>
+          <w:color w:val="000000" w:themeColor="text1"/>
+          <w:sz w:val="20"/>
+          <w:szCs w:val="20"/>
+        </w:rPr>
+        <w:t xml:space="preserve">full knowledge of the workers capability in the job prior to lottery is rarely </w:t>
       </w:r>
       <w:r>
         <w:rPr>
@@ -10355,131 +11814,415 @@
         </w:rPr>
         <w:t>disseminated</w:t>
       </w:r>
-    </w:p>
-    <w:p>
-      <w:pPr>
-        <w:pStyle w:val="ListParagraph"/>
-        <w:numPr>
-          <w:ilvl w:val="0"/>
-          <w:numId w:val="6"/>
-        </w:numPr>
-        <w:jc w:val="both"/>
-        <w:rPr>
-          <w:rFonts w:ascii="CMU Sans Serif" w:hAnsi="CMU Sans Serif" w:cs="CMU Sans Serif"/>
-          <w:color w:val="000000" w:themeColor="text1"/>
-          <w:sz w:val="20"/>
-          <w:szCs w:val="20"/>
-        </w:rPr>
-      </w:pPr>
-      <w:r>
-        <w:rPr>
-          <w:rFonts w:ascii="CMU Sans Serif" w:hAnsi="CMU Sans Serif" w:cs="CMU Sans Serif"/>
-          <w:color w:val="000000" w:themeColor="text1"/>
-          <w:sz w:val="20"/>
-          <w:szCs w:val="20"/>
-        </w:rPr>
-        <w:t>An employer’s perception of this lottery gamble is what Spence defines as his “primary interest” due to the uncertainty involved and the wages offered by the employer</w:t>
-      </w:r>
-    </w:p>
-    <w:p>
-      <w:pPr>
-        <w:pStyle w:val="ListParagraph"/>
-        <w:numPr>
-          <w:ilvl w:val="0"/>
-          <w:numId w:val="6"/>
-        </w:numPr>
-        <w:jc w:val="both"/>
-        <w:rPr>
-          <w:rFonts w:ascii="CMU Sans Serif" w:hAnsi="CMU Sans Serif" w:cs="CMU Sans Serif"/>
-          <w:color w:val="000000" w:themeColor="text1"/>
-          <w:sz w:val="20"/>
-          <w:szCs w:val="20"/>
-        </w:rPr>
-      </w:pPr>
-      <w:r>
-        <w:rPr>
-          <w:rFonts w:ascii="CMU Sans Serif" w:hAnsi="CMU Sans Serif" w:cs="CMU Sans Serif"/>
-          <w:color w:val="000000" w:themeColor="text1"/>
-          <w:sz w:val="20"/>
-          <w:szCs w:val="20"/>
+      <w:ins w:id="366" w:author="Alfred Anate Bodurin Mayaki" w:date="2026-02-02T21:07:00Z" w16du:dateUtc="2026-02-02T21:07:00Z">
+        <w:r>
+          <w:rPr>
+            <w:rFonts w:ascii="CMU Sans Serif" w:hAnsi="CMU Sans Serif" w:cs="CMU Sans Serif"/>
+            <w:color w:val="000000" w:themeColor="text1"/>
+            <w:sz w:val="20"/>
+            <w:szCs w:val="20"/>
+          </w:rPr>
+          <w:t>.</w:t>
+        </w:r>
+      </w:ins>
+      <w:ins w:id="367" w:author="Alfred Anate Bodurin Mayaki" w:date="2026-02-02T21:08:00Z" w16du:dateUtc="2026-02-02T21:08:00Z">
+        <w:r>
+          <w:rPr>
+            <w:rFonts w:ascii="CMU Sans Serif" w:hAnsi="CMU Sans Serif" w:cs="CMU Sans Serif"/>
+            <w:color w:val="000000" w:themeColor="text1"/>
+            <w:sz w:val="20"/>
+            <w:szCs w:val="20"/>
+          </w:rPr>
+          <w:t xml:space="preserve"> </w:t>
+        </w:r>
+      </w:ins>
+    </w:p>
+    <w:p>
+      <w:pPr>
+        <w:jc w:val="both"/>
+        <w:rPr>
+          <w:del w:id="368" w:author="Alfred Anate Bodurin Mayaki" w:date="2026-02-02T21:11:00Z" w16du:dateUtc="2026-02-02T21:11:00Z"/>
+          <w:rFonts w:ascii="CMU Sans Serif" w:hAnsi="CMU Sans Serif" w:cs="CMU Sans Serif"/>
+          <w:color w:val="000000" w:themeColor="text1"/>
+          <w:sz w:val="20"/>
+          <w:szCs w:val="20"/>
+          <w:rPrChange w:id="369" w:author="Alfred Anate Bodurin Mayaki" w:date="2026-02-02T21:07:00Z" w16du:dateUtc="2026-02-02T21:07:00Z">
+            <w:rPr>
+              <w:del w:id="370" w:author="Alfred Anate Bodurin Mayaki" w:date="2026-02-02T21:11:00Z" w16du:dateUtc="2026-02-02T21:11:00Z"/>
+            </w:rPr>
+          </w:rPrChange>
+        </w:rPr>
+        <w:pPrChange w:id="371" w:author="Alfred Anate Bodurin Mayaki" w:date="2026-02-02T21:07:00Z" w16du:dateUtc="2026-02-02T21:07:00Z">
+          <w:pPr>
+            <w:pStyle w:val="ListParagraph"/>
+            <w:numPr>
+              <w:numId w:val="6"/>
+            </w:numPr>
+            <w:ind w:left="1080" w:hanging="360"/>
+            <w:jc w:val="both"/>
+          </w:pPr>
+        </w:pPrChange>
+      </w:pPr>
+      <w:r>
+        <w:rPr>
+          <w:rFonts w:ascii="CMU Sans Serif" w:hAnsi="CMU Sans Serif" w:cs="CMU Sans Serif"/>
+          <w:color w:val="000000" w:themeColor="text1"/>
+          <w:sz w:val="20"/>
+          <w:szCs w:val="20"/>
+          <w:rPrChange w:id="372" w:author="Alfred Anate Bodurin Mayaki" w:date="2026-02-02T21:07:00Z" w16du:dateUtc="2026-02-02T21:07:00Z">
+            <w:rPr/>
+          </w:rPrChange>
+        </w:rPr>
+        <w:t xml:space="preserve">An employer’s perception of this lottery gamble is what Spence </w:t>
+      </w:r>
+      <w:ins w:id="373" w:author="Alfred Anate Bodurin Mayaki" w:date="2026-02-02T21:07:00Z" w16du:dateUtc="2026-02-02T21:07:00Z">
+        <w:r>
+          <w:rPr>
+            <w:rFonts w:ascii="CMU Sans Serif" w:hAnsi="CMU Sans Serif" w:cs="CMU Sans Serif"/>
+            <w:color w:val="000000" w:themeColor="text1"/>
+            <w:sz w:val="20"/>
+            <w:szCs w:val="20"/>
+          </w:rPr>
+          <w:t xml:space="preserve">(1973) </w:t>
+        </w:r>
+      </w:ins>
+      <w:r>
+        <w:rPr>
+          <w:rFonts w:ascii="CMU Sans Serif" w:hAnsi="CMU Sans Serif" w:cs="CMU Sans Serif"/>
+          <w:color w:val="000000" w:themeColor="text1"/>
+          <w:sz w:val="20"/>
+          <w:szCs w:val="20"/>
+          <w:rPrChange w:id="374" w:author="Alfred Anate Bodurin Mayaki" w:date="2026-02-02T21:07:00Z" w16du:dateUtc="2026-02-02T21:07:00Z">
+            <w:rPr/>
+          </w:rPrChange>
+        </w:rPr>
+        <w:t xml:space="preserve">defines as his “primary interest” due to the uncertainty involved </w:t>
+      </w:r>
+      <w:ins w:id="375" w:author="Alfred Anate Bodurin Mayaki" w:date="2026-02-02T21:07:00Z" w16du:dateUtc="2026-02-02T21:07:00Z">
+        <w:r>
+          <w:rPr>
+            <w:rFonts w:ascii="CMU Sans Serif" w:hAnsi="CMU Sans Serif" w:cs="CMU Sans Serif"/>
+            <w:color w:val="000000" w:themeColor="text1"/>
+            <w:sz w:val="20"/>
+            <w:szCs w:val="20"/>
+          </w:rPr>
+          <w:t xml:space="preserve">in making the </w:t>
+        </w:r>
+      </w:ins>
+      <w:ins w:id="376" w:author="Alfred Anate Bodurin Mayaki" w:date="2026-02-02T21:08:00Z" w16du:dateUtc="2026-02-02T21:08:00Z">
+        <w:r>
+          <w:rPr>
+            <w:rFonts w:ascii="CMU Sans Serif" w:hAnsi="CMU Sans Serif" w:cs="CMU Sans Serif"/>
+            <w:color w:val="000000" w:themeColor="text1"/>
+            <w:sz w:val="20"/>
+            <w:szCs w:val="20"/>
+          </w:rPr>
+          <w:t xml:space="preserve">hire </w:t>
+        </w:r>
+      </w:ins>
+      <w:del w:id="377" w:author="Alfred Anate Bodurin Mayaki" w:date="2026-02-02T21:08:00Z" w16du:dateUtc="2026-02-02T21:08:00Z">
+        <w:r>
+          <w:rPr>
+            <w:rFonts w:ascii="CMU Sans Serif" w:hAnsi="CMU Sans Serif" w:cs="CMU Sans Serif"/>
+            <w:color w:val="000000" w:themeColor="text1"/>
+            <w:sz w:val="20"/>
+            <w:szCs w:val="20"/>
+            <w:rPrChange w:id="378" w:author="Alfred Anate Bodurin Mayaki" w:date="2026-02-02T21:07:00Z" w16du:dateUtc="2026-02-02T21:07:00Z">
+              <w:rPr/>
+            </w:rPrChange>
+          </w:rPr>
+          <w:delText>and</w:delText>
+        </w:r>
+      </w:del>
+      <w:ins w:id="379" w:author="Alfred Anate Bodurin Mayaki" w:date="2026-02-02T21:08:00Z" w16du:dateUtc="2026-02-02T21:08:00Z">
+        <w:r>
+          <w:rPr>
+            <w:rFonts w:ascii="CMU Sans Serif" w:hAnsi="CMU Sans Serif" w:cs="CMU Sans Serif"/>
+            <w:color w:val="000000" w:themeColor="text1"/>
+            <w:sz w:val="20"/>
+            <w:szCs w:val="20"/>
+          </w:rPr>
+          <w:t>when weighed against</w:t>
+        </w:r>
+      </w:ins>
+      <w:r>
+        <w:rPr>
+          <w:rFonts w:ascii="CMU Sans Serif" w:hAnsi="CMU Sans Serif" w:cs="CMU Sans Serif"/>
+          <w:color w:val="000000" w:themeColor="text1"/>
+          <w:sz w:val="20"/>
+          <w:szCs w:val="20"/>
+          <w:rPrChange w:id="380" w:author="Alfred Anate Bodurin Mayaki" w:date="2026-02-02T21:07:00Z" w16du:dateUtc="2026-02-02T21:07:00Z">
+            <w:rPr/>
+          </w:rPrChange>
+        </w:rPr>
+        <w:t xml:space="preserve"> the wages offered by the employer</w:t>
+      </w:r>
+      <w:ins w:id="381" w:author="Alfred Anate Bodurin Mayaki" w:date="2026-02-02T21:08:00Z" w16du:dateUtc="2026-02-02T21:08:00Z">
+        <w:r>
+          <w:rPr>
+            <w:rFonts w:ascii="CMU Sans Serif" w:hAnsi="CMU Sans Serif" w:cs="CMU Sans Serif"/>
+            <w:color w:val="000000" w:themeColor="text1"/>
+            <w:sz w:val="20"/>
+            <w:szCs w:val="20"/>
+          </w:rPr>
+          <w:t xml:space="preserve"> to the worker as compensation for services rendered.</w:t>
+        </w:r>
+      </w:ins>
+      <w:ins w:id="382" w:author="Alfred Anate Bodurin Mayaki" w:date="2026-02-02T21:09:00Z" w16du:dateUtc="2026-02-02T21:09:00Z">
+        <w:r>
+          <w:rPr>
+            <w:rFonts w:ascii="CMU Sans Serif" w:hAnsi="CMU Sans Serif" w:cs="CMU Sans Serif"/>
+            <w:color w:val="000000" w:themeColor="text1"/>
+            <w:sz w:val="20"/>
+            <w:szCs w:val="20"/>
+          </w:rPr>
+          <w:t xml:space="preserve"> We speak here of a singular instance of a repeated game.</w:t>
+        </w:r>
+      </w:ins>
+      <w:ins w:id="383" w:author="Alfred Anate Bodurin Mayaki" w:date="2026-02-02T21:11:00Z" w16du:dateUtc="2026-02-02T21:11:00Z">
+        <w:r>
+          <w:rPr>
+            <w:rFonts w:ascii="CMU Sans Serif" w:hAnsi="CMU Sans Serif" w:cs="CMU Sans Serif"/>
+            <w:color w:val="000000" w:themeColor="text1"/>
+            <w:sz w:val="20"/>
+            <w:szCs w:val="20"/>
+          </w:rPr>
+          <w:t xml:space="preserve"> </w:t>
+        </w:r>
+      </w:ins>
+    </w:p>
+    <w:p>
+      <w:pPr>
+        <w:jc w:val="both"/>
+        <w:rPr>
+          <w:del w:id="384" w:author="Alfred Anate Bodurin Mayaki" w:date="2026-02-02T21:10:00Z" w16du:dateUtc="2026-02-02T21:10:00Z"/>
+          <w:rFonts w:ascii="CMU Sans Serif" w:hAnsi="CMU Sans Serif" w:cs="CMU Sans Serif"/>
+          <w:color w:val="000000" w:themeColor="text1"/>
+          <w:sz w:val="20"/>
+          <w:szCs w:val="20"/>
+          <w:rPrChange w:id="385" w:author="Alfred Anate Bodurin Mayaki" w:date="2026-02-02T21:10:00Z" w16du:dateUtc="2026-02-02T21:10:00Z">
+            <w:rPr>
+              <w:del w:id="386" w:author="Alfred Anate Bodurin Mayaki" w:date="2026-02-02T21:10:00Z" w16du:dateUtc="2026-02-02T21:10:00Z"/>
+            </w:rPr>
+          </w:rPrChange>
+        </w:rPr>
+        <w:pPrChange w:id="387" w:author="Alfred Anate Bodurin Mayaki" w:date="2026-02-02T21:10:00Z" w16du:dateUtc="2026-02-02T21:10:00Z">
+          <w:pPr>
+            <w:pStyle w:val="ListParagraph"/>
+            <w:numPr>
+              <w:numId w:val="6"/>
+            </w:numPr>
+            <w:ind w:left="1080" w:hanging="360"/>
+            <w:jc w:val="both"/>
+          </w:pPr>
+        </w:pPrChange>
+      </w:pPr>
+      <w:r>
+        <w:rPr>
+          <w:rFonts w:ascii="CMU Sans Serif" w:hAnsi="CMU Sans Serif" w:cs="CMU Sans Serif"/>
+          <w:color w:val="000000" w:themeColor="text1"/>
+          <w:sz w:val="20"/>
+          <w:szCs w:val="20"/>
+          <w:rPrChange w:id="388" w:author="Alfred Anate Bodurin Mayaki" w:date="2026-02-02T21:10:00Z" w16du:dateUtc="2026-02-02T21:10:00Z">
+            <w:rPr/>
+          </w:rPrChange>
         </w:rPr>
         <w:t>There are two kinds of observable attributes mentioned in the article:</w:t>
       </w:r>
-    </w:p>
-    <w:p>
-      <w:pPr>
-        <w:pStyle w:val="ListParagraph"/>
-        <w:numPr>
-          <w:ilvl w:val="0"/>
-          <w:numId w:val="6"/>
-        </w:numPr>
-        <w:jc w:val="both"/>
-        <w:rPr>
-          <w:rFonts w:ascii="CMU Sans Serif" w:hAnsi="CMU Sans Serif" w:cs="CMU Sans Serif"/>
-          <w:color w:val="000000" w:themeColor="text1"/>
-          <w:sz w:val="20"/>
-          <w:szCs w:val="20"/>
-        </w:rPr>
-      </w:pPr>
-      <w:r>
-        <w:rPr>
-          <w:rFonts w:ascii="CMU Sans Serif" w:hAnsi="CMU Sans Serif" w:cs="CMU Sans Serif"/>
-          <w:color w:val="000000" w:themeColor="text1"/>
-          <w:sz w:val="20"/>
-          <w:szCs w:val="20"/>
-        </w:rPr>
-        <w:t>Indices and signals (p. 357)</w:t>
-      </w:r>
-    </w:p>
-    <w:p>
-      <w:pPr>
-        <w:pStyle w:val="ListParagraph"/>
-        <w:numPr>
-          <w:ilvl w:val="0"/>
-          <w:numId w:val="6"/>
-        </w:numPr>
-        <w:jc w:val="both"/>
-        <w:rPr>
-          <w:rFonts w:ascii="CMU Sans Serif" w:hAnsi="CMU Sans Serif" w:cs="CMU Sans Serif"/>
-          <w:color w:val="000000" w:themeColor="text1"/>
-          <w:sz w:val="20"/>
-          <w:szCs w:val="20"/>
-        </w:rPr>
-      </w:pPr>
-      <w:r>
-        <w:rPr>
-          <w:rFonts w:ascii="CMU Sans Serif" w:hAnsi="CMU Sans Serif" w:cs="CMU Sans Serif"/>
-          <w:color w:val="000000" w:themeColor="text1"/>
-          <w:sz w:val="20"/>
-          <w:szCs w:val="20"/>
+      <w:ins w:id="389" w:author="Alfred Anate Bodurin Mayaki" w:date="2026-02-02T21:10:00Z" w16du:dateUtc="2026-02-02T21:10:00Z">
+        <w:r>
+          <w:rPr>
+            <w:rFonts w:ascii="CMU Sans Serif" w:hAnsi="CMU Sans Serif" w:cs="CMU Sans Serif"/>
+            <w:color w:val="000000" w:themeColor="text1"/>
+            <w:sz w:val="20"/>
+            <w:szCs w:val="20"/>
+          </w:rPr>
+          <w:t xml:space="preserve"> </w:t>
+        </w:r>
+      </w:ins>
+    </w:p>
+    <w:p>
+      <w:pPr>
+        <w:jc w:val="both"/>
+        <w:rPr>
+          <w:del w:id="390" w:author="Alfred Anate Bodurin Mayaki" w:date="2026-02-02T21:10:00Z" w16du:dateUtc="2026-02-02T21:10:00Z"/>
+          <w:rFonts w:ascii="CMU Sans Serif" w:hAnsi="CMU Sans Serif" w:cs="CMU Sans Serif"/>
+          <w:color w:val="000000" w:themeColor="text1"/>
+          <w:sz w:val="20"/>
+          <w:szCs w:val="20"/>
+          <w:rPrChange w:id="391" w:author="Alfred Anate Bodurin Mayaki" w:date="2026-02-02T21:10:00Z" w16du:dateUtc="2026-02-02T21:10:00Z">
+            <w:rPr>
+              <w:del w:id="392" w:author="Alfred Anate Bodurin Mayaki" w:date="2026-02-02T21:10:00Z" w16du:dateUtc="2026-02-02T21:10:00Z"/>
+            </w:rPr>
+          </w:rPrChange>
+        </w:rPr>
+        <w:pPrChange w:id="393" w:author="Alfred Anate Bodurin Mayaki" w:date="2026-02-02T21:10:00Z" w16du:dateUtc="2026-02-02T21:10:00Z">
+          <w:pPr>
+            <w:pStyle w:val="ListParagraph"/>
+            <w:numPr>
+              <w:numId w:val="6"/>
+            </w:numPr>
+            <w:ind w:left="1080" w:hanging="360"/>
+            <w:jc w:val="both"/>
+          </w:pPr>
+        </w:pPrChange>
+      </w:pPr>
+      <w:r>
+        <w:rPr>
+          <w:rFonts w:ascii="CMU Sans Serif" w:hAnsi="CMU Sans Serif" w:cs="CMU Sans Serif"/>
+          <w:color w:val="000000" w:themeColor="text1"/>
+          <w:sz w:val="20"/>
+          <w:szCs w:val="20"/>
+          <w:rPrChange w:id="394" w:author="Alfred Anate Bodurin Mayaki" w:date="2026-02-02T21:10:00Z" w16du:dateUtc="2026-02-02T21:10:00Z">
+            <w:rPr/>
+          </w:rPrChange>
+        </w:rPr>
+        <w:t>Indices and signals (</w:t>
+      </w:r>
+      <w:ins w:id="395" w:author="Alfred Anate Bodurin Mayaki" w:date="2026-02-02T21:10:00Z" w16du:dateUtc="2026-02-02T21:10:00Z">
+        <w:r>
+          <w:rPr>
+            <w:rFonts w:ascii="CMU Sans Serif" w:hAnsi="CMU Sans Serif" w:cs="CMU Sans Serif"/>
+            <w:color w:val="000000" w:themeColor="text1"/>
+            <w:sz w:val="20"/>
+            <w:szCs w:val="20"/>
+          </w:rPr>
+          <w:t xml:space="preserve">Spence, 1973; </w:t>
+        </w:r>
+      </w:ins>
+      <w:r>
+        <w:rPr>
+          <w:rFonts w:ascii="CMU Sans Serif" w:hAnsi="CMU Sans Serif" w:cs="CMU Sans Serif"/>
+          <w:color w:val="000000" w:themeColor="text1"/>
+          <w:sz w:val="20"/>
+          <w:szCs w:val="20"/>
+          <w:rPrChange w:id="396" w:author="Alfred Anate Bodurin Mayaki" w:date="2026-02-02T21:10:00Z" w16du:dateUtc="2026-02-02T21:10:00Z">
+            <w:rPr/>
+          </w:rPrChange>
+        </w:rPr>
+        <w:t>p. 357)</w:t>
+      </w:r>
+      <w:ins w:id="397" w:author="Alfred Anate Bodurin Mayaki" w:date="2026-02-02T21:11:00Z" w16du:dateUtc="2026-02-02T21:11:00Z">
+        <w:r>
+          <w:rPr>
+            <w:rFonts w:ascii="CMU Sans Serif" w:hAnsi="CMU Sans Serif" w:cs="CMU Sans Serif"/>
+            <w:color w:val="000000" w:themeColor="text1"/>
+            <w:sz w:val="20"/>
+            <w:szCs w:val="20"/>
+          </w:rPr>
+          <w:t xml:space="preserve">. </w:t>
+        </w:r>
+      </w:ins>
+    </w:p>
+    <w:p>
+      <w:pPr>
+        <w:jc w:val="both"/>
+        <w:rPr>
+          <w:del w:id="398" w:author="Alfred Anate Bodurin Mayaki" w:date="2026-02-02T21:10:00Z" w16du:dateUtc="2026-02-02T21:10:00Z"/>
+          <w:rFonts w:ascii="CMU Sans Serif" w:hAnsi="CMU Sans Serif" w:cs="CMU Sans Serif"/>
+          <w:color w:val="000000" w:themeColor="text1"/>
+          <w:sz w:val="20"/>
+          <w:szCs w:val="20"/>
+        </w:rPr>
+      </w:pPr>
+      <w:r>
+        <w:rPr>
+          <w:rFonts w:ascii="CMU Sans Serif" w:hAnsi="CMU Sans Serif" w:cs="CMU Sans Serif"/>
+          <w:color w:val="000000" w:themeColor="text1"/>
+          <w:sz w:val="20"/>
+          <w:szCs w:val="20"/>
+          <w:rPrChange w:id="399" w:author="Alfred Anate Bodurin Mayaki" w:date="2026-02-02T21:10:00Z" w16du:dateUtc="2026-02-02T21:10:00Z">
+            <w:rPr/>
+          </w:rPrChange>
         </w:rPr>
         <w:t>The term “indices” refers to “immutable” attributes, such as race or sex, and “signals” references alterable attributes such as education and experience. Age as an alterable attribute is considered to be an index</w:t>
       </w:r>
-    </w:p>
-    <w:p>
-      <w:pPr>
-        <w:pStyle w:val="ListParagraph"/>
-        <w:numPr>
-          <w:ilvl w:val="0"/>
-          <w:numId w:val="6"/>
-        </w:numPr>
-        <w:jc w:val="both"/>
-        <w:rPr>
-          <w:rFonts w:ascii="CMU Sans Serif" w:hAnsi="CMU Sans Serif" w:cs="CMU Sans Serif"/>
-          <w:color w:val="000000" w:themeColor="text1"/>
-          <w:sz w:val="20"/>
-          <w:szCs w:val="20"/>
-        </w:rPr>
-      </w:pPr>
-      <w:r>
-        <w:rPr>
-          <w:rFonts w:ascii="CMU Sans Serif" w:hAnsi="CMU Sans Serif" w:cs="CMU Sans Serif"/>
-          <w:color w:val="000000" w:themeColor="text1"/>
-          <w:sz w:val="20"/>
-          <w:szCs w:val="20"/>
+      <w:ins w:id="400" w:author="Alfred Anate Bodurin Mayaki" w:date="2026-02-02T21:10:00Z" w16du:dateUtc="2026-02-02T21:10:00Z">
+        <w:r>
+          <w:rPr>
+            <w:rFonts w:ascii="CMU Sans Serif" w:hAnsi="CMU Sans Serif" w:cs="CMU Sans Serif"/>
+            <w:color w:val="000000" w:themeColor="text1"/>
+            <w:sz w:val="20"/>
+            <w:szCs w:val="20"/>
+            <w:rPrChange w:id="401" w:author="Alfred Anate Bodurin Mayaki" w:date="2026-02-02T21:10:00Z" w16du:dateUtc="2026-02-02T21:10:00Z">
+              <w:rPr/>
+            </w:rPrChange>
+          </w:rPr>
+          <w:t>.</w:t>
+        </w:r>
+      </w:ins>
+    </w:p>
+    <w:p>
+      <w:pPr>
+        <w:jc w:val="both"/>
+        <w:rPr>
+          <w:del w:id="402" w:author="Alfred Anate Bodurin Mayaki" w:date="2026-02-02T21:12:00Z" w16du:dateUtc="2026-02-02T21:12:00Z"/>
+          <w:rFonts w:ascii="CMU Sans Serif" w:hAnsi="CMU Sans Serif" w:cs="CMU Sans Serif"/>
+          <w:b/>
+          <w:bCs/>
+          <w:color w:val="000000" w:themeColor="text1"/>
+          <w:sz w:val="20"/>
+          <w:szCs w:val="20"/>
+        </w:rPr>
+      </w:pPr>
+      <w:ins w:id="403" w:author="Alfred Anate Bodurin Mayaki" w:date="2026-02-02T21:12:00Z" w16du:dateUtc="2026-02-02T21:12:00Z">
+        <w:r>
+          <w:rPr>
+            <w:rFonts w:ascii="CMU Sans Serif" w:hAnsi="CMU Sans Serif" w:cs="CMU Sans Serif"/>
+            <w:color w:val="000000" w:themeColor="text1"/>
+            <w:sz w:val="20"/>
+            <w:szCs w:val="20"/>
+          </w:rPr>
+          <w:t xml:space="preserve"> </w:t>
+        </w:r>
+      </w:ins>
+      <w:r>
+        <w:rPr>
+          <w:rFonts w:ascii="CMU Sans Serif" w:hAnsi="CMU Sans Serif" w:cs="CMU Sans Serif"/>
+          <w:sz w:val="20"/>
+          <w:szCs w:val="20"/>
+          <w:rPrChange w:id="404" w:author="Alfred Anate Bodurin Mayaki" w:date="2026-02-02T21:12:00Z" w16du:dateUtc="2026-02-02T21:12:00Z">
+            <w:rPr/>
+          </w:rPrChange>
         </w:rPr>
         <w:t>Signals and indices are seen to be “parameters” in the conditional probability distribution reflecting the “beliefs” of an employer</w:t>
       </w:r>
+      <w:ins w:id="405" w:author="Alfred Anate Bodurin Mayaki" w:date="2026-02-02T21:12:00Z" w16du:dateUtc="2026-02-02T21:12:00Z">
+        <w:r>
+          <w:rPr>
+            <w:rFonts w:ascii="CMU Sans Serif" w:hAnsi="CMU Sans Serif" w:cs="CMU Sans Serif"/>
+            <w:sz w:val="20"/>
+            <w:szCs w:val="20"/>
+          </w:rPr>
+          <w:t>.</w:t>
+        </w:r>
+      </w:ins>
+    </w:p>
+    <w:p>
+      <w:pPr>
+        <w:jc w:val="both"/>
+        <w:rPr>
+          <w:ins w:id="406" w:author="Alfred Anate Bodurin Mayaki" w:date="2026-02-02T21:12:00Z" w16du:dateUtc="2026-02-02T21:12:00Z"/>
+          <w:rFonts w:ascii="CMU Sans Serif" w:hAnsi="CMU Sans Serif" w:cs="CMU Sans Serif"/>
+          <w:sz w:val="20"/>
+          <w:szCs w:val="20"/>
+          <w:rPrChange w:id="407" w:author="Alfred Anate Bodurin Mayaki" w:date="2026-02-02T21:12:00Z" w16du:dateUtc="2026-02-02T21:12:00Z">
+            <w:rPr>
+              <w:ins w:id="408" w:author="Alfred Anate Bodurin Mayaki" w:date="2026-02-02T21:12:00Z" w16du:dateUtc="2026-02-02T21:12:00Z"/>
+            </w:rPr>
+          </w:rPrChange>
+        </w:rPr>
+        <w:pPrChange w:id="409" w:author="Alfred Anate Bodurin Mayaki" w:date="2026-02-02T21:10:00Z" w16du:dateUtc="2026-02-02T21:10:00Z">
+          <w:pPr>
+            <w:pStyle w:val="ListParagraph"/>
+            <w:numPr>
+              <w:numId w:val="6"/>
+            </w:numPr>
+            <w:ind w:left="1080" w:hanging="360"/>
+            <w:jc w:val="both"/>
+          </w:pPr>
+        </w:pPrChange>
+      </w:pPr>
     </w:p>
     <w:p>
       <w:pPr>
@@ -10487,11 +12230,278 @@
         <w:ind w:left="1080"/>
         <w:jc w:val="both"/>
         <w:rPr>
-          <w:rFonts w:ascii="CMU Sans Serif" w:hAnsi="CMU Sans Serif" w:cs="CMU Sans Serif"/>
-          <w:color w:val="000000" w:themeColor="text1"/>
-          <w:sz w:val="20"/>
-          <w:szCs w:val="20"/>
-        </w:rPr>
+          <w:del w:id="410" w:author="Alfred Anate Bodurin Mayaki" w:date="2026-02-02T21:12:00Z" w16du:dateUtc="2026-02-02T21:12:00Z"/>
+          <w:rFonts w:ascii="CMU Sans Serif" w:hAnsi="CMU Sans Serif" w:cs="CMU Sans Serif"/>
+          <w:color w:val="000000" w:themeColor="text1"/>
+          <w:sz w:val="20"/>
+          <w:szCs w:val="20"/>
+        </w:rPr>
+      </w:pPr>
+    </w:p>
+    <w:p>
+      <w:pPr>
+        <w:jc w:val="both"/>
+        <w:rPr>
+          <w:rFonts w:ascii="CMU Sans Serif" w:hAnsi="CMU Sans Serif" w:cs="CMU Sans Serif"/>
+          <w:b/>
+          <w:bCs/>
+          <w:color w:val="000000" w:themeColor="text1"/>
+          <w:sz w:val="20"/>
+          <w:szCs w:val="20"/>
+          <w:rPrChange w:id="411" w:author="Alfred Anate Bodurin Mayaki" w:date="2026-02-02T21:12:00Z" w16du:dateUtc="2026-02-02T21:12:00Z">
+            <w:rPr/>
+          </w:rPrChange>
+        </w:rPr>
+        <w:pPrChange w:id="412" w:author="Alfred Anate Bodurin Mayaki" w:date="2026-02-02T21:12:00Z" w16du:dateUtc="2026-02-02T21:12:00Z">
+          <w:pPr>
+            <w:pStyle w:val="ListParagraph"/>
+            <w:numPr>
+              <w:numId w:val="7"/>
+            </w:numPr>
+            <w:ind w:hanging="360"/>
+            <w:jc w:val="both"/>
+          </w:pPr>
+        </w:pPrChange>
+      </w:pPr>
+      <w:r>
+        <w:rPr>
+          <w:rFonts w:ascii="CMU Sans Serif" w:hAnsi="CMU Sans Serif" w:cs="CMU Sans Serif"/>
+          <w:b/>
+          <w:bCs/>
+          <w:color w:val="000000" w:themeColor="text1"/>
+          <w:sz w:val="20"/>
+          <w:szCs w:val="20"/>
+          <w:rPrChange w:id="413" w:author="Alfred Anate Bodurin Mayaki" w:date="2026-02-02T21:12:00Z" w16du:dateUtc="2026-02-02T21:12:00Z">
+            <w:rPr/>
+          </w:rPrChange>
+        </w:rPr>
+        <w:t>Miller and Doyle (2025): Empirical Article</w:t>
+      </w:r>
+    </w:p>
+    <w:p>
+      <w:pPr>
+        <w:jc w:val="both"/>
+        <w:rPr>
+          <w:del w:id="414" w:author="Alfred Anate Bodurin Mayaki" w:date="2026-02-02T21:12:00Z" w16du:dateUtc="2026-02-02T21:12:00Z"/>
+          <w:rFonts w:ascii="CMU Sans Serif" w:hAnsi="CMU Sans Serif" w:cs="CMU Sans Serif"/>
+          <w:color w:val="000000" w:themeColor="text1"/>
+          <w:sz w:val="20"/>
+          <w:szCs w:val="20"/>
+          <w:rPrChange w:id="415" w:author="Alfred Anate Bodurin Mayaki" w:date="2026-02-02T21:12:00Z" w16du:dateUtc="2026-02-02T21:12:00Z">
+            <w:rPr>
+              <w:del w:id="416" w:author="Alfred Anate Bodurin Mayaki" w:date="2026-02-02T21:12:00Z" w16du:dateUtc="2026-02-02T21:12:00Z"/>
+            </w:rPr>
+          </w:rPrChange>
+        </w:rPr>
+        <w:pPrChange w:id="417" w:author="Alfred Anate Bodurin Mayaki" w:date="2026-02-02T21:12:00Z" w16du:dateUtc="2026-02-02T21:12:00Z">
+          <w:pPr>
+            <w:pStyle w:val="ListParagraph"/>
+            <w:numPr>
+              <w:numId w:val="6"/>
+            </w:numPr>
+            <w:ind w:left="1080" w:hanging="360"/>
+            <w:jc w:val="both"/>
+          </w:pPr>
+        </w:pPrChange>
+      </w:pPr>
+      <w:r>
+        <w:rPr>
+          <w:rFonts w:ascii="CMU Sans Serif" w:hAnsi="CMU Sans Serif" w:cs="CMU Sans Serif"/>
+          <w:color w:val="000000" w:themeColor="text1"/>
+          <w:sz w:val="20"/>
+          <w:szCs w:val="20"/>
+          <w:rPrChange w:id="418" w:author="Alfred Anate Bodurin Mayaki" w:date="2026-02-02T21:12:00Z" w16du:dateUtc="2026-02-02T21:12:00Z">
+            <w:rPr/>
+          </w:rPrChange>
+        </w:rPr>
+        <w:t xml:space="preserve">Mentions the theoretical framework of Khan et. al. (2023) whose literature review and empirical study on the topic is the only recent work used as </w:t>
+      </w:r>
+      <w:del w:id="419" w:author="Alfred Anate Bodurin Mayaki" w:date="2026-02-02T21:13:00Z" w16du:dateUtc="2026-02-02T21:13:00Z">
+        <w:r>
+          <w:rPr>
+            <w:rFonts w:ascii="CMU Sans Serif" w:hAnsi="CMU Sans Serif" w:cs="CMU Sans Serif"/>
+            <w:color w:val="000000" w:themeColor="text1"/>
+            <w:sz w:val="20"/>
+            <w:szCs w:val="20"/>
+            <w:rPrChange w:id="420" w:author="Alfred Anate Bodurin Mayaki" w:date="2026-02-02T21:12:00Z" w16du:dateUtc="2026-02-02T21:12:00Z">
+              <w:rPr/>
+            </w:rPrChange>
+          </w:rPr>
+          <w:delText>authority, but</w:delText>
+        </w:r>
+      </w:del>
+      <w:ins w:id="421" w:author="Alfred Anate Bodurin Mayaki" w:date="2026-02-02T21:13:00Z" w16du:dateUtc="2026-02-02T21:13:00Z">
+        <w:r>
+          <w:rPr>
+            <w:rFonts w:ascii="CMU Sans Serif" w:hAnsi="CMU Sans Serif" w:cs="CMU Sans Serif"/>
+            <w:color w:val="000000" w:themeColor="text1"/>
+            <w:sz w:val="20"/>
+            <w:szCs w:val="20"/>
+          </w:rPr>
+          <w:t>authority but</w:t>
+        </w:r>
+      </w:ins>
+      <w:r>
+        <w:rPr>
+          <w:rFonts w:ascii="CMU Sans Serif" w:hAnsi="CMU Sans Serif" w:cs="CMU Sans Serif"/>
+          <w:color w:val="000000" w:themeColor="text1"/>
+          <w:sz w:val="20"/>
+          <w:szCs w:val="20"/>
+          <w:rPrChange w:id="422" w:author="Alfred Anate Bodurin Mayaki" w:date="2026-02-02T21:12:00Z" w16du:dateUtc="2026-02-02T21:12:00Z">
+            <w:rPr/>
+          </w:rPrChange>
+        </w:rPr>
+        <w:t xml:space="preserve"> acknowledges research in the area of inclusive signalling to neurodiverse applicants is relatively limited</w:t>
+      </w:r>
+      <w:ins w:id="423" w:author="Alfred Anate Bodurin Mayaki" w:date="2026-02-02T21:12:00Z" w16du:dateUtc="2026-02-02T21:12:00Z">
+        <w:r>
+          <w:rPr>
+            <w:rFonts w:ascii="CMU Sans Serif" w:hAnsi="CMU Sans Serif" w:cs="CMU Sans Serif"/>
+            <w:color w:val="000000" w:themeColor="text1"/>
+            <w:sz w:val="20"/>
+            <w:szCs w:val="20"/>
+          </w:rPr>
+          <w:t xml:space="preserve">. </w:t>
+        </w:r>
+      </w:ins>
+    </w:p>
+    <w:p>
+      <w:pPr>
+        <w:jc w:val="both"/>
+        <w:rPr>
+          <w:del w:id="424" w:author="Alfred Anate Bodurin Mayaki" w:date="2026-02-02T21:12:00Z" w16du:dateUtc="2026-02-02T21:12:00Z"/>
+          <w:rFonts w:ascii="CMU Sans Serif" w:hAnsi="CMU Sans Serif" w:cs="CMU Sans Serif"/>
+          <w:color w:val="000000" w:themeColor="text1"/>
+          <w:sz w:val="20"/>
+          <w:szCs w:val="20"/>
+          <w:rPrChange w:id="425" w:author="Alfred Anate Bodurin Mayaki" w:date="2026-02-02T21:12:00Z" w16du:dateUtc="2026-02-02T21:12:00Z">
+            <w:rPr>
+              <w:del w:id="426" w:author="Alfred Anate Bodurin Mayaki" w:date="2026-02-02T21:12:00Z" w16du:dateUtc="2026-02-02T21:12:00Z"/>
+            </w:rPr>
+          </w:rPrChange>
+        </w:rPr>
+        <w:pPrChange w:id="427" w:author="Alfred Anate Bodurin Mayaki" w:date="2026-02-02T21:12:00Z" w16du:dateUtc="2026-02-02T21:12:00Z">
+          <w:pPr>
+            <w:pStyle w:val="ListParagraph"/>
+            <w:numPr>
+              <w:numId w:val="6"/>
+            </w:numPr>
+            <w:ind w:left="1080" w:hanging="360"/>
+            <w:jc w:val="both"/>
+          </w:pPr>
+        </w:pPrChange>
+      </w:pPr>
+      <w:r>
+        <w:rPr>
+          <w:rFonts w:ascii="CMU Sans Serif" w:hAnsi="CMU Sans Serif" w:cs="CMU Sans Serif"/>
+          <w:color w:val="000000" w:themeColor="text1"/>
+          <w:sz w:val="20"/>
+          <w:szCs w:val="20"/>
+          <w:rPrChange w:id="428" w:author="Alfred Anate Bodurin Mayaki" w:date="2026-02-02T21:12:00Z" w16du:dateUtc="2026-02-02T21:12:00Z">
+            <w:rPr/>
+          </w:rPrChange>
+        </w:rPr>
+        <w:t>Extends Khan et. al. (2023)’s ideas for further research in a HR context and applies a systems-based analysis of “signalling” theory (or rather a systematic approach based on academic literature) in the hiring and selection process to cover the inclusion of the neurodiverse job applicant in the workplace</w:t>
+      </w:r>
+      <w:ins w:id="429" w:author="Alfred Anate Bodurin Mayaki" w:date="2026-02-02T21:12:00Z" w16du:dateUtc="2026-02-02T21:12:00Z">
+        <w:r>
+          <w:rPr>
+            <w:rFonts w:ascii="CMU Sans Serif" w:hAnsi="CMU Sans Serif" w:cs="CMU Sans Serif"/>
+            <w:color w:val="000000" w:themeColor="text1"/>
+            <w:sz w:val="20"/>
+            <w:szCs w:val="20"/>
+          </w:rPr>
+          <w:t xml:space="preserve">. </w:t>
+        </w:r>
+      </w:ins>
+    </w:p>
+    <w:p>
+      <w:pPr>
+        <w:jc w:val="both"/>
+        <w:rPr>
+          <w:del w:id="430" w:author="Alfred Anate Bodurin Mayaki" w:date="2026-02-02T21:13:00Z" w16du:dateUtc="2026-02-02T21:13:00Z"/>
+          <w:rFonts w:ascii="CMU Sans Serif" w:hAnsi="CMU Sans Serif" w:cs="CMU Sans Serif"/>
+          <w:color w:val="000000" w:themeColor="text1"/>
+          <w:sz w:val="20"/>
+          <w:szCs w:val="20"/>
+          <w:rPrChange w:id="431" w:author="Alfred Anate Bodurin Mayaki" w:date="2026-02-02T21:12:00Z" w16du:dateUtc="2026-02-02T21:12:00Z">
+            <w:rPr>
+              <w:del w:id="432" w:author="Alfred Anate Bodurin Mayaki" w:date="2026-02-02T21:13:00Z" w16du:dateUtc="2026-02-02T21:13:00Z"/>
+            </w:rPr>
+          </w:rPrChange>
+        </w:rPr>
+        <w:pPrChange w:id="433" w:author="Alfred Anate Bodurin Mayaki" w:date="2026-02-02T21:12:00Z" w16du:dateUtc="2026-02-02T21:12:00Z">
+          <w:pPr>
+            <w:pStyle w:val="ListParagraph"/>
+            <w:numPr>
+              <w:numId w:val="6"/>
+            </w:numPr>
+            <w:ind w:left="1080" w:hanging="360"/>
+            <w:jc w:val="both"/>
+          </w:pPr>
+        </w:pPrChange>
+      </w:pPr>
+      <w:r>
+        <w:rPr>
+          <w:rFonts w:ascii="CMU Sans Serif" w:hAnsi="CMU Sans Serif" w:cs="CMU Sans Serif"/>
+          <w:color w:val="000000" w:themeColor="text1"/>
+          <w:sz w:val="20"/>
+          <w:szCs w:val="20"/>
+          <w:rPrChange w:id="434" w:author="Alfred Anate Bodurin Mayaki" w:date="2026-02-02T21:12:00Z" w16du:dateUtc="2026-02-02T21:12:00Z">
+            <w:rPr/>
+          </w:rPrChange>
+        </w:rPr>
+        <w:t xml:space="preserve">Argues organisations should go </w:t>
+      </w:r>
+      <w:r>
+        <w:rPr>
+          <w:rFonts w:ascii="CMU Sans Serif" w:hAnsi="CMU Sans Serif" w:cs="CMU Sans Serif"/>
+          <w:i/>
+          <w:iCs/>
+          <w:color w:val="000000" w:themeColor="text1"/>
+          <w:sz w:val="20"/>
+          <w:szCs w:val="20"/>
+          <w:rPrChange w:id="435" w:author="Alfred Anate Bodurin Mayaki" w:date="2026-02-02T21:12:00Z" w16du:dateUtc="2026-02-02T21:12:00Z">
+            <w:rPr>
+              <w:i/>
+              <w:iCs/>
+            </w:rPr>
+          </w:rPrChange>
+        </w:rPr>
+        <w:t>beyond</w:t>
+      </w:r>
+      <w:r>
+        <w:rPr>
+          <w:rFonts w:ascii="CMU Sans Serif" w:hAnsi="CMU Sans Serif" w:cs="CMU Sans Serif"/>
+          <w:color w:val="000000" w:themeColor="text1"/>
+          <w:sz w:val="20"/>
+          <w:szCs w:val="20"/>
+          <w:rPrChange w:id="436" w:author="Alfred Anate Bodurin Mayaki" w:date="2026-02-02T21:12:00Z" w16du:dateUtc="2026-02-02T21:12:00Z">
+            <w:rPr/>
+          </w:rPrChange>
+        </w:rPr>
+        <w:t xml:space="preserve"> the business case for diversity in recruitment. But how do Miller and Doyle (2025) suppose this should be achieved?</w:t>
+      </w:r>
+    </w:p>
+    <w:p>
+      <w:pPr>
+        <w:jc w:val="both"/>
+        <w:rPr>
+          <w:rFonts w:ascii="CMU Sans Serif" w:hAnsi="CMU Sans Serif" w:cs="CMU Sans Serif"/>
+          <w:color w:val="000000" w:themeColor="text1"/>
+          <w:sz w:val="20"/>
+          <w:szCs w:val="20"/>
+          <w:rPrChange w:id="437" w:author="Alfred Anate Bodurin Mayaki" w:date="2026-02-02T21:13:00Z" w16du:dateUtc="2026-02-02T21:13:00Z">
+            <w:rPr/>
+          </w:rPrChange>
+        </w:rPr>
+        <w:pPrChange w:id="438" w:author="Alfred Anate Bodurin Mayaki" w:date="2026-02-02T21:13:00Z" w16du:dateUtc="2026-02-02T21:13:00Z">
+          <w:pPr>
+            <w:pStyle w:val="ListParagraph"/>
+            <w:ind w:left="1080"/>
+            <w:jc w:val="both"/>
+          </w:pPr>
+        </w:pPrChange>
       </w:pPr>
     </w:p>
     <w:p>
@@ -10520,7 +12530,29 @@
           <w:sz w:val="20"/>
           <w:szCs w:val="20"/>
         </w:rPr>
-        <w:t>Miller and Doyle (2025): Empirical</w:t>
+        <w:t>Celani and Singh (20</w:t>
+      </w:r>
+      <w:r>
+        <w:rPr>
+          <w:rFonts w:ascii="CMU Sans Serif" w:hAnsi="CMU Sans Serif" w:cs="CMU Sans Serif"/>
+          <w:b/>
+          <w:bCs/>
+          <w:color w:val="000000" w:themeColor="text1"/>
+          <w:sz w:val="20"/>
+          <w:szCs w:val="20"/>
+        </w:rPr>
+        <w:t>11</w:t>
+      </w:r>
+      <w:r>
+        <w:rPr>
+          <w:rFonts w:ascii="CMU Sans Serif" w:hAnsi="CMU Sans Serif" w:cs="CMU Sans Serif"/>
+          <w:b/>
+          <w:bCs/>
+          <w:color w:val="000000" w:themeColor="text1"/>
+          <w:sz w:val="20"/>
+          <w:szCs w:val="20"/>
+        </w:rPr>
+        <w:t>): Theoretical</w:t>
       </w:r>
       <w:r>
         <w:rPr>
@@ -10539,7 +12571,7 @@
         <w:pStyle w:val="ListParagraph"/>
         <w:numPr>
           <w:ilvl w:val="0"/>
-          <w:numId w:val="6"/>
+          <w:numId w:val="8"/>
         </w:numPr>
         <w:jc w:val="both"/>
         <w:rPr>
@@ -10556,7 +12588,26 @@
           <w:sz w:val="20"/>
           <w:szCs w:val="20"/>
         </w:rPr>
-        <w:t>Mentions the theoretical framework of Khan et. al. (2023) whose literature review and empirical study on the topic is the only recent work used as authority, but acknowledges research in the area of inclusive signalling to neurodiverse applicants is relatively limited</w:t>
+        <w:t xml:space="preserve">An analysis of signalling theory from a </w:t>
+      </w:r>
+      <w:r>
+        <w:rPr>
+          <w:rFonts w:ascii="CMU Sans Serif" w:hAnsi="CMU Sans Serif" w:cs="CMU Sans Serif"/>
+          <w:color w:val="000000" w:themeColor="text1"/>
+          <w:sz w:val="20"/>
+          <w:szCs w:val="20"/>
+          <w:u w:val="single"/>
+        </w:rPr>
+        <w:t xml:space="preserve">multi-level perspective </w:t>
+      </w:r>
+      <w:r>
+        <w:rPr>
+          <w:rFonts w:ascii="CMU Sans Serif" w:hAnsi="CMU Sans Serif" w:cs="CMU Sans Serif"/>
+          <w:color w:val="000000" w:themeColor="text1"/>
+          <w:sz w:val="20"/>
+          <w:szCs w:val="20"/>
+        </w:rPr>
+        <w:t>(contextual effects)</w:t>
       </w:r>
     </w:p>
     <w:p>
@@ -10564,7 +12615,7 @@
         <w:pStyle w:val="ListParagraph"/>
         <w:numPr>
           <w:ilvl w:val="0"/>
-          <w:numId w:val="6"/>
+          <w:numId w:val="8"/>
         </w:numPr>
         <w:jc w:val="both"/>
         <w:rPr>
@@ -10581,7 +12632,16 @@
           <w:sz w:val="20"/>
           <w:szCs w:val="20"/>
         </w:rPr>
-        <w:t>Extends Khan et. al. (2023)’s ideas for further research in a HR context and applies a systems-based analysis of “signalling” theory (or rather a systematic approach based on academic literature) in the hiring and selection process to cover the inclusion of the neurodiverse job applicant in the workplace</w:t>
+        <w:t>Recruitment-related s</w:t>
+      </w:r>
+      <w:r>
+        <w:rPr>
+          <w:rFonts w:ascii="CMU Sans Serif" w:hAnsi="CMU Sans Serif" w:cs="CMU Sans Serif"/>
+          <w:color w:val="000000" w:themeColor="text1"/>
+          <w:sz w:val="20"/>
+          <w:szCs w:val="20"/>
+        </w:rPr>
+        <w:t>ignals are seen to reveal unknown characteristics of organizations</w:t>
       </w:r>
     </w:p>
     <w:p>
@@ -10589,7 +12649,7 @@
         <w:pStyle w:val="ListParagraph"/>
         <w:numPr>
           <w:ilvl w:val="0"/>
-          <w:numId w:val="6"/>
+          <w:numId w:val="8"/>
         </w:numPr>
         <w:jc w:val="both"/>
         <w:rPr>
@@ -10606,36 +12666,42 @@
           <w:sz w:val="20"/>
           <w:szCs w:val="20"/>
         </w:rPr>
-        <w:t xml:space="preserve">Argues organisations should go </w:t>
-      </w:r>
-      <w:r>
-        <w:rPr>
-          <w:rFonts w:ascii="CMU Sans Serif" w:hAnsi="CMU Sans Serif" w:cs="CMU Sans Serif"/>
-          <w:i/>
-          <w:iCs/>
-          <w:color w:val="000000" w:themeColor="text1"/>
-          <w:sz w:val="20"/>
-          <w:szCs w:val="20"/>
-        </w:rPr>
-        <w:t>beyond</w:t>
-      </w:r>
-      <w:r>
-        <w:rPr>
-          <w:rFonts w:ascii="CMU Sans Serif" w:hAnsi="CMU Sans Serif" w:cs="CMU Sans Serif"/>
-          <w:color w:val="000000" w:themeColor="text1"/>
-          <w:sz w:val="20"/>
-          <w:szCs w:val="20"/>
-        </w:rPr>
-        <w:t xml:space="preserve"> the business case for diversity in recruitment. But how do Miller and Doyle (2025) suppose this should be achieved?</w:t>
+        <w:t>Theory links between individual and organisation-level signals from recruitment activities</w:t>
       </w:r>
     </w:p>
     <w:p>
       <w:pPr>
         <w:pStyle w:val="ListParagraph"/>
-        <w:ind w:left="1080"/>
-        <w:jc w:val="both"/>
-        <w:rPr>
-          <w:rFonts w:ascii="CMU Sans Serif" w:hAnsi="CMU Sans Serif" w:cs="CMU Sans Serif"/>
+        <w:numPr>
+          <w:ilvl w:val="0"/>
+          <w:numId w:val="8"/>
+        </w:numPr>
+        <w:jc w:val="both"/>
+        <w:rPr>
+          <w:rFonts w:ascii="CMU Sans Serif" w:hAnsi="CMU Sans Serif" w:cs="CMU Sans Serif"/>
+          <w:color w:val="000000" w:themeColor="text1"/>
+          <w:sz w:val="20"/>
+          <w:szCs w:val="20"/>
+        </w:rPr>
+      </w:pPr>
+      <w:r>
+        <w:rPr>
+          <w:rFonts w:ascii="CMU Sans Serif" w:hAnsi="CMU Sans Serif" w:cs="CMU Sans Serif"/>
+          <w:color w:val="000000" w:themeColor="text1"/>
+          <w:sz w:val="20"/>
+          <w:szCs w:val="20"/>
+        </w:rPr>
+        <w:t>Links are made between market signals and instrumental or symbolic applicant inferences</w:t>
+      </w:r>
+    </w:p>
+    <w:p>
+      <w:pPr>
+        <w:pStyle w:val="ListParagraph"/>
+        <w:jc w:val="both"/>
+        <w:rPr>
+          <w:rFonts w:ascii="CMU Sans Serif" w:hAnsi="CMU Sans Serif" w:cs="CMU Sans Serif"/>
+          <w:b/>
+          <w:bCs/>
           <w:color w:val="000000" w:themeColor="text1"/>
           <w:sz w:val="20"/>
           <w:szCs w:val="20"/>
@@ -10668,7 +12734,7 @@
           <w:sz w:val="20"/>
           <w:szCs w:val="20"/>
         </w:rPr>
-        <w:t>Celani and Singh (20</w:t>
+        <w:t>Chang and Chin</w:t>
       </w:r>
       <w:r>
         <w:rPr>
@@ -10679,7 +12745,7 @@
           <w:sz w:val="20"/>
           <w:szCs w:val="20"/>
         </w:rPr>
-        <w:t>11</w:t>
+        <w:t xml:space="preserve"> (201</w:t>
       </w:r>
       <w:r>
         <w:rPr>
@@ -10690,7 +12756,7 @@
           <w:sz w:val="20"/>
           <w:szCs w:val="20"/>
         </w:rPr>
-        <w:t>): Theoretical</w:t>
+        <w:t>8) Empirical</w:t>
       </w:r>
       <w:r>
         <w:rPr>
@@ -10709,7 +12775,7 @@
         <w:pStyle w:val="ListParagraph"/>
         <w:numPr>
           <w:ilvl w:val="0"/>
-          <w:numId w:val="8"/>
+          <w:numId w:val="9"/>
         </w:numPr>
         <w:jc w:val="both"/>
         <w:rPr>
@@ -10726,26 +12792,7 @@
           <w:sz w:val="20"/>
           <w:szCs w:val="20"/>
         </w:rPr>
-        <w:t xml:space="preserve">An analysis of signalling theory from a </w:t>
-      </w:r>
-      <w:r>
-        <w:rPr>
-          <w:rFonts w:ascii="CMU Sans Serif" w:hAnsi="CMU Sans Serif" w:cs="CMU Sans Serif"/>
-          <w:color w:val="000000" w:themeColor="text1"/>
-          <w:sz w:val="20"/>
-          <w:szCs w:val="20"/>
-          <w:u w:val="single"/>
-        </w:rPr>
-        <w:t xml:space="preserve">multi-level perspective </w:t>
-      </w:r>
-      <w:r>
-        <w:rPr>
-          <w:rFonts w:ascii="CMU Sans Serif" w:hAnsi="CMU Sans Serif" w:cs="CMU Sans Serif"/>
-          <w:color w:val="000000" w:themeColor="text1"/>
-          <w:sz w:val="20"/>
-          <w:szCs w:val="20"/>
-        </w:rPr>
-        <w:t>(contextual effects)</w:t>
+        <w:t>The authors define signalling as the communication of unique information or rather “the sending out of information that competitors cannot easily imitate”</w:t>
       </w:r>
     </w:p>
     <w:p>
@@ -10753,7 +12800,7 @@
         <w:pStyle w:val="ListParagraph"/>
         <w:numPr>
           <w:ilvl w:val="0"/>
-          <w:numId w:val="8"/>
+          <w:numId w:val="9"/>
         </w:numPr>
         <w:jc w:val="both"/>
         <w:rPr>
@@ -10770,16 +12817,36 @@
           <w:sz w:val="20"/>
           <w:szCs w:val="20"/>
         </w:rPr>
-        <w:t>Recruitment-related s</w:t>
-      </w:r>
-      <w:r>
-        <w:rPr>
-          <w:rFonts w:ascii="CMU Sans Serif" w:hAnsi="CMU Sans Serif" w:cs="CMU Sans Serif"/>
-          <w:color w:val="000000" w:themeColor="text1"/>
-          <w:sz w:val="20"/>
-          <w:szCs w:val="20"/>
-        </w:rPr>
-        <w:t>ignals are seen to reveal unknown characte